--- a/MASTER_M1_M2_DELIVERY_CHECKLIST.docx
+++ b/MASTER_M1_M2_DELIVERY_CHECKLIST.docx
@@ -81,10 +81,10 @@
         <w:tblLook w:firstRow="1" w:lastRow="0" w:firstColumn="0" w:lastColumn="0" w:noHBand="0" w:noVBand="0" w:val="0020"/>
       </w:tblPr>
       <w:tblGrid>
-        <w:gridCol w:w="1697"/>
-        <w:gridCol w:w="2262"/>
-        <w:gridCol w:w="2262"/>
-        <w:gridCol w:w="1697"/>
+        <w:gridCol w:w="3051"/>
+        <w:gridCol w:w="519"/>
+        <w:gridCol w:w="649"/>
+        <w:gridCol w:w="3700"/>
       </w:tblGrid>
       <w:tr>
         <w:trPr>
@@ -217,7 +217,7 @@
               <w:jc w:val="right"/>
             </w:pPr>
             <w:r>
-              <w:t xml:space="preserve">7%</w:t>
+              <w:t xml:space="preserve">8%</w:t>
             </w:r>
           </w:p>
         </w:tc>
@@ -228,7 +228,7 @@
               <w:pStyle w:val="Compact"/>
             </w:pPr>
             <w:r>
-              <w:t xml:space="preserve">OTP foundation implemented; live infra validation pending</w:t>
+              <w:t xml:space="preserve">OTP foundation + SCL auth visual parity implemented; live infra validation pending</w:t>
             </w:r>
           </w:p>
         </w:tc>
@@ -709,7 +709,7 @@
                 <w:b/>
                 <w:bCs/>
               </w:rPr>
-              <w:t xml:space="preserve">13%</w:t>
+              <w:t xml:space="preserve">14%</w:t>
             </w:r>
           </w:p>
         </w:tc>
@@ -724,7 +724,7 @@
                 <w:b/>
                 <w:bCs/>
               </w:rPr>
-              <w:t xml:space="preserve">M1.1 OTP foundation implemented</w:t>
+              <w:t xml:space="preserve">M1.1 auth UI parity added; live OTP validation pending</w:t>
             </w:r>
           </w:p>
         </w:tc>
@@ -2045,6 +2045,120 @@
         </w:numPr>
       </w:pPr>
       <w:r>
+        <w:t xml:space="preserve">Login UI redesigned to match the SCL Auth target: SCL wordmark,</w:t>
+      </w:r>
+      <w:r>
+        <w:t xml:space="preserve"> </w:t>
+      </w:r>
+      <w:r>
+        <w:rPr>
+          <w:rStyle w:val="VerbatimChar"/>
+        </w:rPr>
+        <w:t xml:space="preserve">SALES COMMAND LAYER</w:t>
+      </w:r>
+      <w:r>
+        <w:t xml:space="preserve">,</w:t>
+      </w:r>
+      <w:r>
+        <w:t xml:space="preserve"> </w:t>
+      </w:r>
+      <w:r>
+        <w:rPr>
+          <w:rStyle w:val="VerbatimChar"/>
+        </w:rPr>
+        <w:t xml:space="preserve">COMMAND YOUR PIPELINE</w:t>
+      </w:r>
+      <w:r>
+        <w:t xml:space="preserve">,</w:t>
+      </w:r>
+      <w:r>
+        <w:t xml:space="preserve"> </w:t>
+      </w:r>
+      <w:r>
+        <w:rPr>
+          <w:rStyle w:val="VerbatimChar"/>
+        </w:rPr>
+        <w:t xml:space="preserve">EXECUTION. FOCUS. RESULTS.</w:t>
+      </w:r>
+      <w:r>
+        <w:t xml:space="preserve">,</w:t>
+      </w:r>
+      <w:r>
+        <w:t xml:space="preserve"> </w:t>
+      </w:r>
+      <w:r>
+        <w:rPr>
+          <w:rStyle w:val="VerbatimChar"/>
+        </w:rPr>
+        <w:t xml:space="preserve">SIGN IN TO SCL</w:t>
+      </w:r>
+      <w:r>
+        <w:t xml:space="preserve">, email field, blue</w:t>
+      </w:r>
+      <w:r>
+        <w:t xml:space="preserve"> </w:t>
+      </w:r>
+      <w:r>
+        <w:rPr>
+          <w:rStyle w:val="VerbatimChar"/>
+        </w:rPr>
+        <w:t xml:space="preserve">SEND CODE</w:t>
+      </w:r>
+      <w:r>
+        <w:t xml:space="preserve">, phone verification note, and SCL Systems footer.</w:t>
+      </w:r>
+    </w:p>
+    <w:p>
+      <w:pPr>
+        <w:pStyle w:val="Compact"/>
+        <w:numPr>
+          <w:ilvl w:val="0"/>
+          <w:numId w:val="1051"/>
+        </w:numPr>
+      </w:pPr>
+      <w:r>
+        <w:t xml:space="preserve">Login visual styling is scoped under</w:t>
+      </w:r>
+      <w:r>
+        <w:t xml:space="preserve"> </w:t>
+      </w:r>
+      <w:r>
+        <w:rPr>
+          <w:rStyle w:val="VerbatimChar"/>
+        </w:rPr>
+        <w:t xml:space="preserve">.scl-auth</w:t>
+      </w:r>
+      <w:r>
+        <w:t xml:space="preserve"> </w:t>
+      </w:r>
+      <w:r>
+        <w:t xml:space="preserve">in</w:t>
+      </w:r>
+      <w:r>
+        <w:t xml:space="preserve"> </w:t>
+      </w:r>
+      <w:r>
+        <w:rPr>
+          <w:rStyle w:val="VerbatimChar"/>
+        </w:rPr>
+        <w:t xml:space="preserve">client/src/styles/globals.css</w:t>
+      </w:r>
+      <w:r>
+        <w:t xml:space="preserve"> </w:t>
+      </w:r>
+      <w:r>
+        <w:t xml:space="preserve">to avoid sidebar/dashboard regressions.</w:t>
+      </w:r>
+    </w:p>
+    <w:p>
+      <w:pPr>
+        <w:pStyle w:val="Compact"/>
+        <w:numPr>
+          <w:ilvl w:val="0"/>
+          <w:numId w:val="1052"/>
+        </w:numPr>
+      </w:pPr>
+      <w:r>
         <w:t xml:space="preserve">Admin Users UI now shows OTP locked status and clear-lock action.</w:t>
       </w:r>
     </w:p>
@@ -2053,7 +2167,7 @@
         <w:pStyle w:val="Compact"/>
         <w:numPr>
           <w:ilvl w:val="0"/>
-          <w:numId w:val="1051"/>
+          <w:numId w:val="1053"/>
         </w:numPr>
       </w:pPr>
       <w:r>
@@ -2080,7 +2194,7 @@
         <w:pStyle w:val="Compact"/>
         <w:numPr>
           <w:ilvl w:val="0"/>
-          <w:numId w:val="1052"/>
+          <w:numId w:val="1054"/>
         </w:numPr>
       </w:pPr>
       <w:r>
@@ -2092,7 +2206,7 @@
         <w:pStyle w:val="Compact"/>
         <w:numPr>
           <w:ilvl w:val="0"/>
-          <w:numId w:val="1053"/>
+          <w:numId w:val="1055"/>
         </w:numPr>
       </w:pPr>
       <w:r>
@@ -2104,7 +2218,7 @@
         <w:pStyle w:val="Compact"/>
         <w:numPr>
           <w:ilvl w:val="0"/>
-          <w:numId w:val="1054"/>
+          <w:numId w:val="1056"/>
         </w:numPr>
       </w:pPr>
       <w:r>
@@ -2116,7 +2230,61 @@
         <w:pStyle w:val="Compact"/>
         <w:numPr>
           <w:ilvl w:val="0"/>
-          <w:numId w:val="1055"/>
+          <w:numId w:val="1057"/>
+        </w:numPr>
+      </w:pPr>
+      <w:r>
+        <w:t xml:space="preserve">Browser validation passed for auth UI: desktop preview, mobile-width preview, server-unavailable state, and mocked email -&gt; OTP -&gt; verify -&gt; REP</w:t>
+      </w:r>
+      <w:r>
+        <w:t xml:space="preserve"> </w:t>
+      </w:r>
+      <w:r>
+        <w:rPr>
+          <w:rStyle w:val="VerbatimChar"/>
+        </w:rPr>
+        <w:t xml:space="preserve">/pipeline</w:t>
+      </w:r>
+      <w:r>
+        <w:t xml:space="preserve"> </w:t>
+      </w:r>
+      <w:r>
+        <w:t xml:space="preserve">redirect.</w:t>
+      </w:r>
+    </w:p>
+    <w:p>
+      <w:pPr>
+        <w:pStyle w:val="Compact"/>
+        <w:numPr>
+          <w:ilvl w:val="0"/>
+          <w:numId w:val="1058"/>
+        </w:numPr>
+      </w:pPr>
+      <w:r>
+        <w:t xml:space="preserve">Frontend CSS minify warning fixed by replacing the problematic light-mode combo selector with</w:t>
+      </w:r>
+      <w:r>
+        <w:t xml:space="preserve"> </w:t>
+      </w:r>
+      <w:r>
+        <w:rPr>
+          <w:rStyle w:val="VerbatimChar"/>
+        </w:rPr>
+        <w:t xml:space="preserve">:is()</w:t>
+      </w:r>
+      <w:r>
+        <w:t xml:space="preserve"> </w:t>
+      </w:r>
+      <w:r>
+        <w:t xml:space="preserve">selectors.</w:t>
+      </w:r>
+    </w:p>
+    <w:p>
+      <w:pPr>
+        <w:pStyle w:val="Compact"/>
+        <w:numPr>
+          <w:ilvl w:val="0"/>
+          <w:numId w:val="1059"/>
         </w:numPr>
       </w:pPr>
       <w:r>
@@ -2128,7 +2296,7 @@
         <w:pStyle w:val="Compact"/>
         <w:numPr>
           <w:ilvl w:val="0"/>
-          <w:numId w:val="1056"/>
+          <w:numId w:val="1060"/>
         </w:numPr>
       </w:pPr>
       <w:r>
@@ -2165,7 +2333,7 @@
         <w:pStyle w:val="Compact"/>
         <w:numPr>
           <w:ilvl w:val="0"/>
-          <w:numId w:val="1057"/>
+          <w:numId w:val="1061"/>
         </w:numPr>
       </w:pPr>
       <w:r>
@@ -2177,7 +2345,7 @@
         <w:pStyle w:val="Compact"/>
         <w:numPr>
           <w:ilvl w:val="0"/>
-          <w:numId w:val="1058"/>
+          <w:numId w:val="1062"/>
         </w:numPr>
       </w:pPr>
       <w:r>
@@ -2204,7 +2372,7 @@
         <w:pStyle w:val="Compact"/>
         <w:numPr>
           <w:ilvl w:val="0"/>
-          <w:numId w:val="1059"/>
+          <w:numId w:val="1063"/>
         </w:numPr>
       </w:pPr>
       <w:r>
@@ -2246,7 +2414,7 @@
         <w:pStyle w:val="Compact"/>
         <w:numPr>
           <w:ilvl w:val="0"/>
-          <w:numId w:val="1060"/>
+          <w:numId w:val="1064"/>
         </w:numPr>
       </w:pPr>
       <w:r>
@@ -2258,7 +2426,7 @@
         <w:pStyle w:val="Compact"/>
         <w:numPr>
           <w:ilvl w:val="0"/>
-          <w:numId w:val="1061"/>
+          <w:numId w:val="1065"/>
         </w:numPr>
       </w:pPr>
       <w:r>
@@ -2270,7 +2438,7 @@
         <w:pStyle w:val="Compact"/>
         <w:numPr>
           <w:ilvl w:val="0"/>
-          <w:numId w:val="1062"/>
+          <w:numId w:val="1066"/>
         </w:numPr>
       </w:pPr>
       <w:r>
@@ -2282,7 +2450,7 @@
         <w:pStyle w:val="Compact"/>
         <w:numPr>
           <w:ilvl w:val="0"/>
-          <w:numId w:val="1063"/>
+          <w:numId w:val="1067"/>
         </w:numPr>
       </w:pPr>
       <w:r>
@@ -2294,7 +2462,7 @@
         <w:pStyle w:val="Compact"/>
         <w:numPr>
           <w:ilvl w:val="1"/>
-          <w:numId w:val="1064"/>
+          <w:numId w:val="1068"/>
         </w:numPr>
       </w:pPr>
       <w:r>
@@ -2318,7 +2486,7 @@
         <w:pStyle w:val="Compact"/>
         <w:numPr>
           <w:ilvl w:val="1"/>
-          <w:numId w:val="1064"/>
+          <w:numId w:val="1068"/>
         </w:numPr>
       </w:pPr>
       <w:r>
@@ -2352,19 +2520,19 @@
         <w:pStyle w:val="Compact"/>
         <w:numPr>
           <w:ilvl w:val="0"/>
-          <w:numId w:val="1065"/>
-        </w:numPr>
-      </w:pPr>
-      <w:r>
-        <w:t xml:space="preserve">Keep existing SCL login screen design language; no broad redesign.</w:t>
-      </w:r>
-    </w:p>
-    <w:p>
-      <w:pPr>
-        <w:pStyle w:val="Compact"/>
-        <w:numPr>
-          <w:ilvl w:val="0"/>
-          <w:numId w:val="1066"/>
+          <w:numId w:val="1069"/>
+        </w:numPr>
+      </w:pPr>
+      <w:r>
+        <w:t xml:space="preserve">Match the M1 SCL auth visual target while preserving passwordless OTP behavior.</w:t>
+      </w:r>
+    </w:p>
+    <w:p>
+      <w:pPr>
+        <w:pStyle w:val="Compact"/>
+        <w:numPr>
+          <w:ilvl w:val="0"/>
+          <w:numId w:val="1070"/>
         </w:numPr>
       </w:pPr>
       <w:r>
@@ -2376,7 +2544,7 @@
         <w:pStyle w:val="Compact"/>
         <w:numPr>
           <w:ilvl w:val="0"/>
-          <w:numId w:val="1067"/>
+          <w:numId w:val="1071"/>
         </w:numPr>
       </w:pPr>
       <w:r>
@@ -2403,7 +2571,7 @@
         <w:pStyle w:val="Compact"/>
         <w:numPr>
           <w:ilvl w:val="0"/>
-          <w:numId w:val="1068"/>
+          <w:numId w:val="1072"/>
         </w:numPr>
       </w:pPr>
       <w:r>
@@ -2430,7 +2598,7 @@
         <w:pStyle w:val="Compact"/>
         <w:numPr>
           <w:ilvl w:val="0"/>
-          <w:numId w:val="1069"/>
+          <w:numId w:val="1073"/>
         </w:numPr>
       </w:pPr>
       <w:r>
@@ -2442,7 +2610,7 @@
         <w:pStyle w:val="Compact"/>
         <w:numPr>
           <w:ilvl w:val="0"/>
-          <w:numId w:val="1070"/>
+          <w:numId w:val="1074"/>
         </w:numPr>
       </w:pPr>
       <w:r>
@@ -2454,7 +2622,7 @@
         <w:pStyle w:val="Compact"/>
         <w:numPr>
           <w:ilvl w:val="0"/>
-          <w:numId w:val="1071"/>
+          <w:numId w:val="1075"/>
         </w:numPr>
       </w:pPr>
       <w:r>
@@ -2466,7 +2634,7 @@
         <w:pStyle w:val="Compact"/>
         <w:numPr>
           <w:ilvl w:val="0"/>
-          <w:numId w:val="1072"/>
+          <w:numId w:val="1076"/>
         </w:numPr>
       </w:pPr>
       <w:r>
@@ -2478,7 +2646,7 @@
         <w:pStyle w:val="Compact"/>
         <w:numPr>
           <w:ilvl w:val="0"/>
-          <w:numId w:val="1073"/>
+          <w:numId w:val="1077"/>
         </w:numPr>
       </w:pPr>
       <w:r>
@@ -2490,7 +2658,7 @@
         <w:pStyle w:val="Compact"/>
         <w:numPr>
           <w:ilvl w:val="0"/>
-          <w:numId w:val="1074"/>
+          <w:numId w:val="1078"/>
         </w:numPr>
       </w:pPr>
       <w:r>
@@ -2502,7 +2670,7 @@
         <w:pStyle w:val="Compact"/>
         <w:numPr>
           <w:ilvl w:val="0"/>
-          <w:numId w:val="1075"/>
+          <w:numId w:val="1079"/>
         </w:numPr>
       </w:pPr>
       <w:r>
@@ -2514,7 +2682,7 @@
         <w:pStyle w:val="Compact"/>
         <w:numPr>
           <w:ilvl w:val="0"/>
-          <w:numId w:val="1076"/>
+          <w:numId w:val="1080"/>
         </w:numPr>
       </w:pPr>
       <w:r>
@@ -2526,7 +2694,7 @@
         <w:pStyle w:val="Compact"/>
         <w:numPr>
           <w:ilvl w:val="0"/>
-          <w:numId w:val="1077"/>
+          <w:numId w:val="1081"/>
         </w:numPr>
       </w:pPr>
       <w:r>
@@ -2548,7 +2716,7 @@
         <w:pStyle w:val="Compact"/>
         <w:numPr>
           <w:ilvl w:val="0"/>
-          <w:numId w:val="1078"/>
+          <w:numId w:val="1082"/>
         </w:numPr>
       </w:pPr>
       <w:r>
@@ -2575,7 +2743,7 @@
         <w:pStyle w:val="Compact"/>
         <w:numPr>
           <w:ilvl w:val="0"/>
-          <w:numId w:val="1079"/>
+          <w:numId w:val="1083"/>
         </w:numPr>
       </w:pPr>
       <w:r>
@@ -2587,7 +2755,7 @@
         <w:pStyle w:val="Compact"/>
         <w:numPr>
           <w:ilvl w:val="0"/>
-          <w:numId w:val="1080"/>
+          <w:numId w:val="1084"/>
         </w:numPr>
       </w:pPr>
       <w:r>
@@ -2599,7 +2767,7 @@
         <w:pStyle w:val="Compact"/>
         <w:numPr>
           <w:ilvl w:val="0"/>
-          <w:numId w:val="1081"/>
+          <w:numId w:val="1085"/>
         </w:numPr>
       </w:pPr>
       <w:r>
@@ -2611,7 +2779,7 @@
         <w:pStyle w:val="Compact"/>
         <w:numPr>
           <w:ilvl w:val="0"/>
-          <w:numId w:val="1082"/>
+          <w:numId w:val="1086"/>
         </w:numPr>
       </w:pPr>
       <w:r>
@@ -2623,7 +2791,7 @@
         <w:pStyle w:val="Compact"/>
         <w:numPr>
           <w:ilvl w:val="0"/>
-          <w:numId w:val="1083"/>
+          <w:numId w:val="1087"/>
         </w:numPr>
       </w:pPr>
       <w:r>
@@ -2635,7 +2803,7 @@
         <w:pStyle w:val="Compact"/>
         <w:numPr>
           <w:ilvl w:val="0"/>
-          <w:numId w:val="1084"/>
+          <w:numId w:val="1088"/>
         </w:numPr>
       </w:pPr>
       <w:r>
@@ -2647,7 +2815,7 @@
         <w:pStyle w:val="Compact"/>
         <w:numPr>
           <w:ilvl w:val="0"/>
-          <w:numId w:val="1085"/>
+          <w:numId w:val="1089"/>
         </w:numPr>
       </w:pPr>
       <w:r>
@@ -2659,7 +2827,7 @@
         <w:pStyle w:val="Compact"/>
         <w:numPr>
           <w:ilvl w:val="0"/>
-          <w:numId w:val="1086"/>
+          <w:numId w:val="1090"/>
         </w:numPr>
       </w:pPr>
       <w:r>
@@ -2671,7 +2839,7 @@
         <w:pStyle w:val="Compact"/>
         <w:numPr>
           <w:ilvl w:val="0"/>
-          <w:numId w:val="1087"/>
+          <w:numId w:val="1091"/>
         </w:numPr>
       </w:pPr>
       <w:r>
@@ -2693,7 +2861,7 @@
         <w:pStyle w:val="Compact"/>
         <w:numPr>
           <w:ilvl w:val="0"/>
-          <w:numId w:val="1088"/>
+          <w:numId w:val="1092"/>
         </w:numPr>
       </w:pPr>
       <w:r>
@@ -2705,7 +2873,7 @@
         <w:pStyle w:val="Compact"/>
         <w:numPr>
           <w:ilvl w:val="0"/>
-          <w:numId w:val="1089"/>
+          <w:numId w:val="1093"/>
         </w:numPr>
       </w:pPr>
       <w:r>
@@ -2732,7 +2900,7 @@
         <w:pStyle w:val="Compact"/>
         <w:numPr>
           <w:ilvl w:val="0"/>
-          <w:numId w:val="1090"/>
+          <w:numId w:val="1094"/>
         </w:numPr>
       </w:pPr>
       <w:r>
@@ -2744,7 +2912,7 @@
         <w:pStyle w:val="Compact"/>
         <w:numPr>
           <w:ilvl w:val="0"/>
-          <w:numId w:val="1091"/>
+          <w:numId w:val="1095"/>
         </w:numPr>
       </w:pPr>
       <w:r>
@@ -2756,7 +2924,7 @@
         <w:pStyle w:val="Compact"/>
         <w:numPr>
           <w:ilvl w:val="0"/>
-          <w:numId w:val="1092"/>
+          <w:numId w:val="1096"/>
         </w:numPr>
       </w:pPr>
       <w:r>
@@ -2768,7 +2936,7 @@
         <w:pStyle w:val="Compact"/>
         <w:numPr>
           <w:ilvl w:val="0"/>
-          <w:numId w:val="1093"/>
+          <w:numId w:val="1097"/>
         </w:numPr>
       </w:pPr>
       <w:r>
@@ -2780,7 +2948,7 @@
         <w:pStyle w:val="Compact"/>
         <w:numPr>
           <w:ilvl w:val="0"/>
-          <w:numId w:val="1094"/>
+          <w:numId w:val="1098"/>
         </w:numPr>
       </w:pPr>
       <w:r>
@@ -2792,7 +2960,7 @@
         <w:pStyle w:val="Compact"/>
         <w:numPr>
           <w:ilvl w:val="0"/>
-          <w:numId w:val="1095"/>
+          <w:numId w:val="1099"/>
         </w:numPr>
       </w:pPr>
       <w:r>
@@ -2804,7 +2972,7 @@
         <w:pStyle w:val="Compact"/>
         <w:numPr>
           <w:ilvl w:val="0"/>
-          <w:numId w:val="1096"/>
+          <w:numId w:val="1100"/>
         </w:numPr>
       </w:pPr>
       <w:r>
@@ -2816,7 +2984,7 @@
         <w:pStyle w:val="Compact"/>
         <w:numPr>
           <w:ilvl w:val="0"/>
-          <w:numId w:val="1097"/>
+          <w:numId w:val="1101"/>
         </w:numPr>
       </w:pPr>
       <w:r>
@@ -2838,7 +3006,7 @@
         <w:pStyle w:val="Compact"/>
         <w:numPr>
           <w:ilvl w:val="0"/>
-          <w:numId w:val="1098"/>
+          <w:numId w:val="1102"/>
         </w:numPr>
       </w:pPr>
       <w:r>
@@ -2850,7 +3018,7 @@
         <w:pStyle w:val="Compact"/>
         <w:numPr>
           <w:ilvl w:val="0"/>
-          <w:numId w:val="1099"/>
+          <w:numId w:val="1103"/>
         </w:numPr>
       </w:pPr>
       <w:r>
@@ -2862,7 +3030,7 @@
         <w:pStyle w:val="Compact"/>
         <w:numPr>
           <w:ilvl w:val="0"/>
-          <w:numId w:val="1100"/>
+          <w:numId w:val="1104"/>
         </w:numPr>
       </w:pPr>
       <w:r>
@@ -2874,7 +3042,7 @@
         <w:pStyle w:val="Compact"/>
         <w:numPr>
           <w:ilvl w:val="0"/>
-          <w:numId w:val="1101"/>
+          <w:numId w:val="1105"/>
         </w:numPr>
       </w:pPr>
       <w:r>
@@ -2886,7 +3054,7 @@
         <w:pStyle w:val="Compact"/>
         <w:numPr>
           <w:ilvl w:val="0"/>
-          <w:numId w:val="1102"/>
+          <w:numId w:val="1106"/>
         </w:numPr>
       </w:pPr>
       <w:r>
@@ -2898,7 +3066,7 @@
         <w:pStyle w:val="Compact"/>
         <w:numPr>
           <w:ilvl w:val="0"/>
-          <w:numId w:val="1103"/>
+          <w:numId w:val="1107"/>
         </w:numPr>
       </w:pPr>
       <w:r>
@@ -2920,7 +3088,7 @@
         <w:pStyle w:val="Compact"/>
         <w:numPr>
           <w:ilvl w:val="0"/>
-          <w:numId w:val="1104"/>
+          <w:numId w:val="1108"/>
         </w:numPr>
       </w:pPr>
       <w:r>
@@ -2932,7 +3100,7 @@
         <w:pStyle w:val="Compact"/>
         <w:numPr>
           <w:ilvl w:val="0"/>
-          <w:numId w:val="1105"/>
+          <w:numId w:val="1109"/>
         </w:numPr>
       </w:pPr>
       <w:r>
@@ -2944,7 +3112,7 @@
         <w:pStyle w:val="Compact"/>
         <w:numPr>
           <w:ilvl w:val="0"/>
-          <w:numId w:val="1106"/>
+          <w:numId w:val="1110"/>
         </w:numPr>
       </w:pPr>
       <w:r>
@@ -2971,7 +3139,7 @@
         <w:pStyle w:val="Compact"/>
         <w:numPr>
           <w:ilvl w:val="0"/>
-          <w:numId w:val="1107"/>
+          <w:numId w:val="1111"/>
         </w:numPr>
       </w:pPr>
       <w:r>
@@ -2983,7 +3151,7 @@
         <w:pStyle w:val="Compact"/>
         <w:numPr>
           <w:ilvl w:val="0"/>
-          <w:numId w:val="1108"/>
+          <w:numId w:val="1112"/>
         </w:numPr>
       </w:pPr>
       <w:r>
@@ -2995,7 +3163,7 @@
         <w:pStyle w:val="Compact"/>
         <w:numPr>
           <w:ilvl w:val="0"/>
-          <w:numId w:val="1109"/>
+          <w:numId w:val="1113"/>
         </w:numPr>
       </w:pPr>
       <w:r>
@@ -3007,7 +3175,7 @@
         <w:pStyle w:val="Compact"/>
         <w:numPr>
           <w:ilvl w:val="0"/>
-          <w:numId w:val="1110"/>
+          <w:numId w:val="1114"/>
         </w:numPr>
       </w:pPr>
       <w:r>
@@ -3019,7 +3187,7 @@
         <w:pStyle w:val="Compact"/>
         <w:numPr>
           <w:ilvl w:val="0"/>
-          <w:numId w:val="1111"/>
+          <w:numId w:val="1115"/>
         </w:numPr>
       </w:pPr>
       <w:r>
@@ -3031,7 +3199,7 @@
         <w:pStyle w:val="Compact"/>
         <w:numPr>
           <w:ilvl w:val="0"/>
-          <w:numId w:val="1112"/>
+          <w:numId w:val="1116"/>
         </w:numPr>
       </w:pPr>
       <w:r>
@@ -3053,7 +3221,7 @@
         <w:pStyle w:val="Compact"/>
         <w:numPr>
           <w:ilvl w:val="0"/>
-          <w:numId w:val="1113"/>
+          <w:numId w:val="1117"/>
         </w:numPr>
       </w:pPr>
       <w:r>
@@ -3077,7 +3245,7 @@
         <w:pStyle w:val="Compact"/>
         <w:numPr>
           <w:ilvl w:val="0"/>
-          <w:numId w:val="1114"/>
+          <w:numId w:val="1118"/>
         </w:numPr>
       </w:pPr>
       <w:r>
@@ -3089,7 +3257,7 @@
         <w:pStyle w:val="Compact"/>
         <w:numPr>
           <w:ilvl w:val="0"/>
-          <w:numId w:val="1115"/>
+          <w:numId w:val="1119"/>
         </w:numPr>
       </w:pPr>
       <w:r>
@@ -3101,7 +3269,7 @@
         <w:pStyle w:val="Compact"/>
         <w:numPr>
           <w:ilvl w:val="0"/>
-          <w:numId w:val="1116"/>
+          <w:numId w:val="1120"/>
         </w:numPr>
       </w:pPr>
       <w:r>
@@ -3113,7 +3281,7 @@
         <w:pStyle w:val="Compact"/>
         <w:numPr>
           <w:ilvl w:val="0"/>
-          <w:numId w:val="1117"/>
+          <w:numId w:val="1121"/>
         </w:numPr>
       </w:pPr>
       <w:r>
@@ -3125,7 +3293,7 @@
         <w:pStyle w:val="Compact"/>
         <w:numPr>
           <w:ilvl w:val="0"/>
-          <w:numId w:val="1118"/>
+          <w:numId w:val="1122"/>
         </w:numPr>
       </w:pPr>
       <w:r>
@@ -3137,7 +3305,7 @@
         <w:pStyle w:val="Compact"/>
         <w:numPr>
           <w:ilvl w:val="0"/>
-          <w:numId w:val="1119"/>
+          <w:numId w:val="1123"/>
         </w:numPr>
       </w:pPr>
       <w:r>
@@ -3149,7 +3317,7 @@
         <w:pStyle w:val="Compact"/>
         <w:numPr>
           <w:ilvl w:val="0"/>
-          <w:numId w:val="1120"/>
+          <w:numId w:val="1124"/>
         </w:numPr>
       </w:pPr>
       <w:r>
@@ -3173,7 +3341,7 @@
         <w:pStyle w:val="Compact"/>
         <w:numPr>
           <w:ilvl w:val="0"/>
-          <w:numId w:val="1121"/>
+          <w:numId w:val="1125"/>
         </w:numPr>
       </w:pPr>
       <w:r>
@@ -3195,7 +3363,7 @@
         <w:pStyle w:val="Compact"/>
         <w:numPr>
           <w:ilvl w:val="0"/>
-          <w:numId w:val="1122"/>
+          <w:numId w:val="1126"/>
         </w:numPr>
       </w:pPr>
       <w:r>
@@ -3222,7 +3390,7 @@
         <w:pStyle w:val="Compact"/>
         <w:numPr>
           <w:ilvl w:val="0"/>
-          <w:numId w:val="1123"/>
+          <w:numId w:val="1127"/>
         </w:numPr>
       </w:pPr>
       <w:r>
@@ -3249,7 +3417,7 @@
         <w:pStyle w:val="Compact"/>
         <w:numPr>
           <w:ilvl w:val="0"/>
-          <w:numId w:val="1124"/>
+          <w:numId w:val="1128"/>
         </w:numPr>
       </w:pPr>
       <w:r>
@@ -3276,7 +3444,7 @@
         <w:pStyle w:val="Compact"/>
         <w:numPr>
           <w:ilvl w:val="0"/>
-          <w:numId w:val="1125"/>
+          <w:numId w:val="1129"/>
         </w:numPr>
       </w:pPr>
       <w:r>
@@ -3288,7 +3456,7 @@
         <w:pStyle w:val="Compact"/>
         <w:numPr>
           <w:ilvl w:val="0"/>
-          <w:numId w:val="1126"/>
+          <w:numId w:val="1130"/>
         </w:numPr>
       </w:pPr>
       <w:r>
@@ -3300,7 +3468,7 @@
         <w:pStyle w:val="Compact"/>
         <w:numPr>
           <w:ilvl w:val="0"/>
-          <w:numId w:val="1127"/>
+          <w:numId w:val="1131"/>
         </w:numPr>
       </w:pPr>
       <w:r>
@@ -3354,7 +3522,7 @@
         <w:pStyle w:val="Compact"/>
         <w:numPr>
           <w:ilvl w:val="0"/>
-          <w:numId w:val="1128"/>
+          <w:numId w:val="1132"/>
         </w:numPr>
       </w:pPr>
       <w:r>
@@ -3366,7 +3534,7 @@
         <w:pStyle w:val="Compact"/>
         <w:numPr>
           <w:ilvl w:val="0"/>
-          <w:numId w:val="1129"/>
+          <w:numId w:val="1133"/>
         </w:numPr>
       </w:pPr>
       <w:r>
@@ -3378,7 +3546,7 @@
         <w:pStyle w:val="Compact"/>
         <w:numPr>
           <w:ilvl w:val="1"/>
-          <w:numId w:val="1130"/>
+          <w:numId w:val="1134"/>
         </w:numPr>
       </w:pPr>
       <w:r>
@@ -3390,7 +3558,7 @@
         <w:pStyle w:val="Compact"/>
         <w:numPr>
           <w:ilvl w:val="1"/>
-          <w:numId w:val="1130"/>
+          <w:numId w:val="1134"/>
         </w:numPr>
       </w:pPr>
       <w:r>
@@ -3412,7 +3580,7 @@
         <w:pStyle w:val="Compact"/>
         <w:numPr>
           <w:ilvl w:val="0"/>
-          <w:numId w:val="1131"/>
+          <w:numId w:val="1135"/>
         </w:numPr>
       </w:pPr>
       <w:r>
@@ -3436,7 +3604,7 @@
         <w:pStyle w:val="Compact"/>
         <w:numPr>
           <w:ilvl w:val="0"/>
-          <w:numId w:val="1132"/>
+          <w:numId w:val="1136"/>
         </w:numPr>
       </w:pPr>
       <w:r>
@@ -3460,7 +3628,7 @@
         <w:pStyle w:val="Compact"/>
         <w:numPr>
           <w:ilvl w:val="0"/>
-          <w:numId w:val="1133"/>
+          <w:numId w:val="1137"/>
         </w:numPr>
       </w:pPr>
       <w:r>
@@ -3472,7 +3640,7 @@
         <w:pStyle w:val="Compact"/>
         <w:numPr>
           <w:ilvl w:val="0"/>
-          <w:numId w:val="1134"/>
+          <w:numId w:val="1138"/>
         </w:numPr>
       </w:pPr>
       <w:r>
@@ -3484,7 +3652,7 @@
         <w:pStyle w:val="Compact"/>
         <w:numPr>
           <w:ilvl w:val="0"/>
-          <w:numId w:val="1135"/>
+          <w:numId w:val="1139"/>
         </w:numPr>
       </w:pPr>
       <w:r>
@@ -3496,7 +3664,7 @@
         <w:pStyle w:val="Compact"/>
         <w:numPr>
           <w:ilvl w:val="0"/>
-          <w:numId w:val="1136"/>
+          <w:numId w:val="1140"/>
         </w:numPr>
       </w:pPr>
       <w:r>
@@ -3508,7 +3676,7 @@
         <w:pStyle w:val="Compact"/>
         <w:numPr>
           <w:ilvl w:val="0"/>
-          <w:numId w:val="1137"/>
+          <w:numId w:val="1141"/>
         </w:numPr>
       </w:pPr>
       <w:r>
@@ -3520,7 +3688,7 @@
         <w:pStyle w:val="Compact"/>
         <w:numPr>
           <w:ilvl w:val="0"/>
-          <w:numId w:val="1138"/>
+          <w:numId w:val="1142"/>
         </w:numPr>
       </w:pPr>
       <w:r>
@@ -3532,7 +3700,7 @@
         <w:pStyle w:val="Compact"/>
         <w:numPr>
           <w:ilvl w:val="0"/>
-          <w:numId w:val="1139"/>
+          <w:numId w:val="1143"/>
         </w:numPr>
       </w:pPr>
       <w:r>
@@ -3544,7 +3712,7 @@
         <w:pStyle w:val="Compact"/>
         <w:numPr>
           <w:ilvl w:val="0"/>
-          <w:numId w:val="1140"/>
+          <w:numId w:val="1144"/>
         </w:numPr>
       </w:pPr>
       <w:r>
@@ -3556,7 +3724,7 @@
         <w:pStyle w:val="Compact"/>
         <w:numPr>
           <w:ilvl w:val="1"/>
-          <w:numId w:val="1141"/>
+          <w:numId w:val="1145"/>
         </w:numPr>
       </w:pPr>
       <w:r>
@@ -3568,7 +3736,7 @@
         <w:pStyle w:val="Compact"/>
         <w:numPr>
           <w:ilvl w:val="1"/>
-          <w:numId w:val="1141"/>
+          <w:numId w:val="1145"/>
         </w:numPr>
       </w:pPr>
       <w:r>
@@ -3590,7 +3758,7 @@
         <w:pStyle w:val="Compact"/>
         <w:numPr>
           <w:ilvl w:val="0"/>
-          <w:numId w:val="1142"/>
+          <w:numId w:val="1146"/>
         </w:numPr>
       </w:pPr>
       <w:r>
@@ -3602,7 +3770,7 @@
         <w:pStyle w:val="Compact"/>
         <w:numPr>
           <w:ilvl w:val="0"/>
-          <w:numId w:val="1143"/>
+          <w:numId w:val="1147"/>
         </w:numPr>
       </w:pPr>
       <w:r>
@@ -3614,7 +3782,7 @@
         <w:pStyle w:val="Compact"/>
         <w:numPr>
           <w:ilvl w:val="0"/>
-          <w:numId w:val="1144"/>
+          <w:numId w:val="1148"/>
         </w:numPr>
       </w:pPr>
       <w:r>
@@ -3626,7 +3794,7 @@
         <w:pStyle w:val="Compact"/>
         <w:numPr>
           <w:ilvl w:val="0"/>
-          <w:numId w:val="1145"/>
+          <w:numId w:val="1149"/>
         </w:numPr>
       </w:pPr>
       <w:r>
@@ -3638,7 +3806,7 @@
         <w:pStyle w:val="Compact"/>
         <w:numPr>
           <w:ilvl w:val="0"/>
-          <w:numId w:val="1146"/>
+          <w:numId w:val="1150"/>
         </w:numPr>
       </w:pPr>
       <w:r>
@@ -3650,7 +3818,7 @@
         <w:pStyle w:val="Compact"/>
         <w:numPr>
           <w:ilvl w:val="0"/>
-          <w:numId w:val="1147"/>
+          <w:numId w:val="1151"/>
         </w:numPr>
       </w:pPr>
       <w:r>
@@ -3662,7 +3830,7 @@
         <w:pStyle w:val="Compact"/>
         <w:numPr>
           <w:ilvl w:val="0"/>
-          <w:numId w:val="1148"/>
+          <w:numId w:val="1152"/>
         </w:numPr>
       </w:pPr>
       <w:r>
@@ -3674,7 +3842,7 @@
         <w:pStyle w:val="Compact"/>
         <w:numPr>
           <w:ilvl w:val="1"/>
-          <w:numId w:val="1149"/>
+          <w:numId w:val="1153"/>
         </w:numPr>
       </w:pPr>
       <w:r>
@@ -3686,7 +3854,7 @@
         <w:pStyle w:val="Compact"/>
         <w:numPr>
           <w:ilvl w:val="1"/>
-          <w:numId w:val="1149"/>
+          <w:numId w:val="1153"/>
         </w:numPr>
       </w:pPr>
       <w:r>
@@ -3698,7 +3866,7 @@
         <w:pStyle w:val="Compact"/>
         <w:numPr>
           <w:ilvl w:val="1"/>
-          <w:numId w:val="1149"/>
+          <w:numId w:val="1153"/>
         </w:numPr>
       </w:pPr>
       <w:r>
@@ -3710,7 +3878,7 @@
         <w:pStyle w:val="Compact"/>
         <w:numPr>
           <w:ilvl w:val="1"/>
-          <w:numId w:val="1149"/>
+          <w:numId w:val="1153"/>
         </w:numPr>
       </w:pPr>
       <w:r>
@@ -3722,7 +3890,7 @@
         <w:pStyle w:val="Compact"/>
         <w:numPr>
           <w:ilvl w:val="1"/>
-          <w:numId w:val="1149"/>
+          <w:numId w:val="1153"/>
         </w:numPr>
       </w:pPr>
       <w:r>
@@ -3734,7 +3902,7 @@
         <w:pStyle w:val="Compact"/>
         <w:numPr>
           <w:ilvl w:val="1"/>
-          <w:numId w:val="1149"/>
+          <w:numId w:val="1153"/>
         </w:numPr>
       </w:pPr>
       <w:r>
@@ -3746,7 +3914,7 @@
         <w:pStyle w:val="Compact"/>
         <w:numPr>
           <w:ilvl w:val="1"/>
-          <w:numId w:val="1149"/>
+          <w:numId w:val="1153"/>
         </w:numPr>
       </w:pPr>
       <w:r>
@@ -3758,7 +3926,7 @@
         <w:pStyle w:val="Compact"/>
         <w:numPr>
           <w:ilvl w:val="1"/>
-          <w:numId w:val="1149"/>
+          <w:numId w:val="1153"/>
         </w:numPr>
       </w:pPr>
       <w:r>
@@ -3770,7 +3938,7 @@
         <w:pStyle w:val="Compact"/>
         <w:numPr>
           <w:ilvl w:val="1"/>
-          <w:numId w:val="1149"/>
+          <w:numId w:val="1153"/>
         </w:numPr>
       </w:pPr>
       <w:r>
@@ -3782,7 +3950,7 @@
         <w:pStyle w:val="Compact"/>
         <w:numPr>
           <w:ilvl w:val="1"/>
-          <w:numId w:val="1149"/>
+          <w:numId w:val="1153"/>
         </w:numPr>
       </w:pPr>
       <w:r>
@@ -3794,7 +3962,7 @@
         <w:pStyle w:val="Compact"/>
         <w:numPr>
           <w:ilvl w:val="1"/>
-          <w:numId w:val="1149"/>
+          <w:numId w:val="1153"/>
         </w:numPr>
       </w:pPr>
       <w:r>
@@ -3806,7 +3974,7 @@
         <w:pStyle w:val="Compact"/>
         <w:numPr>
           <w:ilvl w:val="1"/>
-          <w:numId w:val="1149"/>
+          <w:numId w:val="1153"/>
         </w:numPr>
       </w:pPr>
       <w:r>
@@ -3827,7 +3995,7 @@
         <w:pStyle w:val="Compact"/>
         <w:numPr>
           <w:ilvl w:val="1"/>
-          <w:numId w:val="1149"/>
+          <w:numId w:val="1153"/>
         </w:numPr>
       </w:pPr>
       <w:r>
@@ -3839,7 +4007,7 @@
         <w:pStyle w:val="Compact"/>
         <w:numPr>
           <w:ilvl w:val="1"/>
-          <w:numId w:val="1149"/>
+          <w:numId w:val="1153"/>
         </w:numPr>
       </w:pPr>
       <w:r>
@@ -3851,7 +4019,7 @@
         <w:pStyle w:val="Compact"/>
         <w:numPr>
           <w:ilvl w:val="0"/>
-          <w:numId w:val="1150"/>
+          <w:numId w:val="1154"/>
         </w:numPr>
       </w:pPr>
       <w:r>
@@ -3863,11 +4031,11 @@
         <w:pStyle w:val="Compact"/>
         <w:numPr>
           <w:ilvl w:val="1"/>
-          <w:numId w:val="1151"/>
-        </w:numPr>
-      </w:pPr>
-      <w:r>
-        <w:t xml:space="preserve">login page desktop;</w:t>
+          <w:numId w:val="1155"/>
+        </w:numPr>
+      </w:pPr>
+      <w:r>
+        <w:t xml:space="preserve">☒ login page desktop;</w:t>
       </w:r>
     </w:p>
     <w:p>
@@ -3875,11 +4043,11 @@
         <w:pStyle w:val="Compact"/>
         <w:numPr>
           <w:ilvl w:val="1"/>
-          <w:numId w:val="1151"/>
-        </w:numPr>
-      </w:pPr>
-      <w:r>
-        <w:t xml:space="preserve">login page half-screen width;</w:t>
+          <w:numId w:val="1155"/>
+        </w:numPr>
+      </w:pPr>
+      <w:r>
+        <w:t xml:space="preserve">☒ login page half-screen width;</w:t>
       </w:r>
     </w:p>
     <w:p>
@@ -3887,11 +4055,11 @@
         <w:pStyle w:val="Compact"/>
         <w:numPr>
           <w:ilvl w:val="1"/>
-          <w:numId w:val="1151"/>
-        </w:numPr>
-      </w:pPr>
-      <w:r>
-        <w:t xml:space="preserve">email -&gt; send code -&gt; OTP state;</w:t>
+          <w:numId w:val="1155"/>
+        </w:numPr>
+      </w:pPr>
+      <w:r>
+        <w:t xml:space="preserve">☒ email -&gt; send code -&gt; OTP state;</w:t>
       </w:r>
     </w:p>
     <w:p>
@@ -3899,7 +4067,7 @@
         <w:pStyle w:val="Compact"/>
         <w:numPr>
           <w:ilvl w:val="1"/>
-          <w:numId w:val="1151"/>
+          <w:numId w:val="1155"/>
         </w:numPr>
       </w:pPr>
       <w:r>
@@ -3911,7 +4079,7 @@
         <w:pStyle w:val="Compact"/>
         <w:numPr>
           <w:ilvl w:val="1"/>
-          <w:numId w:val="1151"/>
+          <w:numId w:val="1155"/>
         </w:numPr>
       </w:pPr>
       <w:r>
@@ -3923,7 +4091,7 @@
         <w:pStyle w:val="Compact"/>
         <w:numPr>
           <w:ilvl w:val="1"/>
-          <w:numId w:val="1151"/>
+          <w:numId w:val="1155"/>
         </w:numPr>
       </w:pPr>
       <w:r>
@@ -3935,7 +4103,7 @@
         <w:pStyle w:val="Compact"/>
         <w:numPr>
           <w:ilvl w:val="1"/>
-          <w:numId w:val="1151"/>
+          <w:numId w:val="1155"/>
         </w:numPr>
       </w:pPr>
       <w:r>
@@ -3947,7 +4115,19 @@
         <w:pStyle w:val="Compact"/>
         <w:numPr>
           <w:ilvl w:val="1"/>
-          <w:numId w:val="1151"/>
+          <w:numId w:val="1155"/>
+        </w:numPr>
+      </w:pPr>
+      <w:r>
+        <w:t xml:space="preserve">☒ role redirect after mocked OTP login;</w:t>
+      </w:r>
+    </w:p>
+    <w:p>
+      <w:pPr>
+        <w:pStyle w:val="Compact"/>
+        <w:numPr>
+          <w:ilvl w:val="1"/>
+          <w:numId w:val="1155"/>
         </w:numPr>
       </w:pPr>
       <w:r>
@@ -3959,7 +4139,7 @@
         <w:pStyle w:val="Compact"/>
         <w:numPr>
           <w:ilvl w:val="1"/>
-          <w:numId w:val="1151"/>
+          <w:numId w:val="1155"/>
         </w:numPr>
       </w:pPr>
       <w:r>
@@ -3971,7 +4151,7 @@
         <w:pStyle w:val="Compact"/>
         <w:numPr>
           <w:ilvl w:val="0"/>
-          <w:numId w:val="1152"/>
+          <w:numId w:val="1156"/>
         </w:numPr>
       </w:pPr>
       <w:r>
@@ -3983,7 +4163,7 @@
         <w:pStyle w:val="Compact"/>
         <w:numPr>
           <w:ilvl w:val="0"/>
-          <w:numId w:val="1153"/>
+          <w:numId w:val="1157"/>
         </w:numPr>
       </w:pPr>
       <w:r>
@@ -3995,7 +4175,7 @@
         <w:pStyle w:val="Compact"/>
         <w:numPr>
           <w:ilvl w:val="0"/>
-          <w:numId w:val="1154"/>
+          <w:numId w:val="1158"/>
         </w:numPr>
       </w:pPr>
       <w:r>
@@ -4007,7 +4187,7 @@
         <w:pStyle w:val="Compact"/>
         <w:numPr>
           <w:ilvl w:val="0"/>
-          <w:numId w:val="1155"/>
+          <w:numId w:val="1159"/>
         </w:numPr>
       </w:pPr>
       <w:r>
@@ -4019,7 +4199,7 @@
         <w:pStyle w:val="Compact"/>
         <w:numPr>
           <w:ilvl w:val="0"/>
-          <w:numId w:val="1156"/>
+          <w:numId w:val="1160"/>
         </w:numPr>
       </w:pPr>
       <w:r>
@@ -4031,7 +4211,7 @@
         <w:pStyle w:val="Compact"/>
         <w:numPr>
           <w:ilvl w:val="0"/>
-          <w:numId w:val="1157"/>
+          <w:numId w:val="1161"/>
         </w:numPr>
       </w:pPr>
       <w:r>
@@ -4043,7 +4223,7 @@
         <w:pStyle w:val="Compact"/>
         <w:numPr>
           <w:ilvl w:val="0"/>
-          <w:numId w:val="1158"/>
+          <w:numId w:val="1162"/>
         </w:numPr>
       </w:pPr>
       <w:r>
@@ -4055,7 +4235,7 @@
         <w:pStyle w:val="Compact"/>
         <w:numPr>
           <w:ilvl w:val="0"/>
-          <w:numId w:val="1159"/>
+          <w:numId w:val="1163"/>
         </w:numPr>
       </w:pPr>
       <w:r>
@@ -4087,7 +4267,7 @@
         <w:pStyle w:val="Compact"/>
         <w:numPr>
           <w:ilvl w:val="0"/>
-          <w:numId w:val="1160"/>
+          <w:numId w:val="1164"/>
         </w:numPr>
       </w:pPr>
       <w:r>
@@ -4099,7 +4279,7 @@
         <w:pStyle w:val="Compact"/>
         <w:numPr>
           <w:ilvl w:val="1"/>
-          <w:numId w:val="1161"/>
+          <w:numId w:val="1165"/>
         </w:numPr>
       </w:pPr>
       <w:r>
@@ -4111,7 +4291,7 @@
         <w:pStyle w:val="Compact"/>
         <w:numPr>
           <w:ilvl w:val="1"/>
-          <w:numId w:val="1161"/>
+          <w:numId w:val="1165"/>
         </w:numPr>
       </w:pPr>
       <w:r>
@@ -4123,7 +4303,7 @@
         <w:pStyle w:val="Compact"/>
         <w:numPr>
           <w:ilvl w:val="1"/>
-          <w:numId w:val="1161"/>
+          <w:numId w:val="1165"/>
         </w:numPr>
       </w:pPr>
       <w:r>
@@ -4135,7 +4315,7 @@
         <w:pStyle w:val="Compact"/>
         <w:numPr>
           <w:ilvl w:val="1"/>
-          <w:numId w:val="1161"/>
+          <w:numId w:val="1165"/>
         </w:numPr>
       </w:pPr>
       <w:r>
@@ -4147,7 +4327,7 @@
         <w:pStyle w:val="Compact"/>
         <w:numPr>
           <w:ilvl w:val="1"/>
-          <w:numId w:val="1161"/>
+          <w:numId w:val="1165"/>
         </w:numPr>
       </w:pPr>
       <w:r>
@@ -4159,7 +4339,7 @@
         <w:pStyle w:val="Compact"/>
         <w:numPr>
           <w:ilvl w:val="1"/>
-          <w:numId w:val="1161"/>
+          <w:numId w:val="1165"/>
         </w:numPr>
       </w:pPr>
       <w:r>
@@ -4171,7 +4351,7 @@
         <w:pStyle w:val="Compact"/>
         <w:numPr>
           <w:ilvl w:val="1"/>
-          <w:numId w:val="1161"/>
+          <w:numId w:val="1165"/>
         </w:numPr>
       </w:pPr>
       <w:r>
@@ -4183,7 +4363,7 @@
         <w:pStyle w:val="Compact"/>
         <w:numPr>
           <w:ilvl w:val="1"/>
-          <w:numId w:val="1161"/>
+          <w:numId w:val="1165"/>
         </w:numPr>
       </w:pPr>
       <w:r>
@@ -4195,7 +4375,7 @@
         <w:pStyle w:val="Compact"/>
         <w:numPr>
           <w:ilvl w:val="1"/>
-          <w:numId w:val="1161"/>
+          <w:numId w:val="1165"/>
         </w:numPr>
       </w:pPr>
       <w:r>
@@ -4207,7 +4387,7 @@
         <w:pStyle w:val="Compact"/>
         <w:numPr>
           <w:ilvl w:val="0"/>
-          <w:numId w:val="1162"/>
+          <w:numId w:val="1166"/>
         </w:numPr>
       </w:pPr>
       <w:r>
@@ -4219,7 +4399,7 @@
         <w:pStyle w:val="Compact"/>
         <w:numPr>
           <w:ilvl w:val="1"/>
-          <w:numId w:val="1163"/>
+          <w:numId w:val="1167"/>
         </w:numPr>
       </w:pPr>
       <w:r>
@@ -4264,7 +4444,7 @@
         <w:pStyle w:val="Compact"/>
         <w:numPr>
           <w:ilvl w:val="1"/>
-          <w:numId w:val="1163"/>
+          <w:numId w:val="1167"/>
         </w:numPr>
       </w:pPr>
       <w:r>
@@ -4309,7 +4489,7 @@
         <w:pStyle w:val="Compact"/>
         <w:numPr>
           <w:ilvl w:val="1"/>
-          <w:numId w:val="1163"/>
+          <w:numId w:val="1167"/>
         </w:numPr>
       </w:pPr>
       <w:r>
@@ -4354,7 +4534,7 @@
         <w:pStyle w:val="Compact"/>
         <w:numPr>
           <w:ilvl w:val="0"/>
-          <w:numId w:val="1164"/>
+          <w:numId w:val="1168"/>
         </w:numPr>
       </w:pPr>
       <w:r>
@@ -4378,7 +4558,7 @@
         <w:pStyle w:val="Compact"/>
         <w:numPr>
           <w:ilvl w:val="0"/>
-          <w:numId w:val="1165"/>
+          <w:numId w:val="1169"/>
         </w:numPr>
       </w:pPr>
       <w:r>
@@ -4390,7 +4570,7 @@
         <w:pStyle w:val="Compact"/>
         <w:numPr>
           <w:ilvl w:val="0"/>
-          <w:numId w:val="1166"/>
+          <w:numId w:val="1170"/>
         </w:numPr>
       </w:pPr>
       <w:r>
@@ -4432,7 +4612,7 @@
         <w:pStyle w:val="Compact"/>
         <w:numPr>
           <w:ilvl w:val="0"/>
-          <w:numId w:val="1167"/>
+          <w:numId w:val="1171"/>
         </w:numPr>
       </w:pPr>
       <w:r>
@@ -4459,7 +4639,7 @@
         <w:pStyle w:val="Compact"/>
         <w:numPr>
           <w:ilvl w:val="0"/>
-          <w:numId w:val="1168"/>
+          <w:numId w:val="1172"/>
         </w:numPr>
       </w:pPr>
       <w:r>
@@ -4471,7 +4651,7 @@
         <w:pStyle w:val="Compact"/>
         <w:numPr>
           <w:ilvl w:val="0"/>
-          <w:numId w:val="1169"/>
+          <w:numId w:val="1173"/>
         </w:numPr>
       </w:pPr>
       <w:r>
@@ -4483,7 +4663,7 @@
         <w:pStyle w:val="Compact"/>
         <w:numPr>
           <w:ilvl w:val="0"/>
-          <w:numId w:val="1170"/>
+          <w:numId w:val="1174"/>
         </w:numPr>
       </w:pPr>
       <w:r>
@@ -4495,7 +4675,7 @@
         <w:pStyle w:val="Compact"/>
         <w:numPr>
           <w:ilvl w:val="0"/>
-          <w:numId w:val="1171"/>
+          <w:numId w:val="1175"/>
         </w:numPr>
       </w:pPr>
       <w:r>
@@ -4507,7 +4687,7 @@
         <w:pStyle w:val="Compact"/>
         <w:numPr>
           <w:ilvl w:val="0"/>
-          <w:numId w:val="1172"/>
+          <w:numId w:val="1176"/>
         </w:numPr>
       </w:pPr>
       <w:r>
@@ -4519,7 +4699,7 @@
         <w:pStyle w:val="Compact"/>
         <w:numPr>
           <w:ilvl w:val="0"/>
-          <w:numId w:val="1173"/>
+          <w:numId w:val="1177"/>
         </w:numPr>
       </w:pPr>
       <w:r>
@@ -4541,7 +4721,7 @@
         <w:pStyle w:val="Compact"/>
         <w:numPr>
           <w:ilvl w:val="0"/>
-          <w:numId w:val="1174"/>
+          <w:numId w:val="1178"/>
         </w:numPr>
       </w:pPr>
       <w:r>
@@ -4553,7 +4733,7 @@
         <w:pStyle w:val="Compact"/>
         <w:numPr>
           <w:ilvl w:val="0"/>
-          <w:numId w:val="1175"/>
+          <w:numId w:val="1179"/>
         </w:numPr>
       </w:pPr>
       <w:r>
@@ -4565,7 +4745,7 @@
         <w:pStyle w:val="Compact"/>
         <w:numPr>
           <w:ilvl w:val="0"/>
-          <w:numId w:val="1176"/>
+          <w:numId w:val="1180"/>
         </w:numPr>
       </w:pPr>
       <w:r>
@@ -4577,7 +4757,7 @@
         <w:pStyle w:val="Compact"/>
         <w:numPr>
           <w:ilvl w:val="0"/>
-          <w:numId w:val="1177"/>
+          <w:numId w:val="1181"/>
         </w:numPr>
       </w:pPr>
       <w:r>
@@ -4589,7 +4769,7 @@
         <w:pStyle w:val="Compact"/>
         <w:numPr>
           <w:ilvl w:val="0"/>
-          <w:numId w:val="1178"/>
+          <w:numId w:val="1182"/>
         </w:numPr>
       </w:pPr>
       <w:r>
@@ -4601,7 +4781,7 @@
         <w:pStyle w:val="Compact"/>
         <w:numPr>
           <w:ilvl w:val="0"/>
-          <w:numId w:val="1179"/>
+          <w:numId w:val="1183"/>
         </w:numPr>
       </w:pPr>
       <w:r>
@@ -4638,7 +4818,7 @@
         <w:pStyle w:val="Compact"/>
         <w:numPr>
           <w:ilvl w:val="0"/>
-          <w:numId w:val="1180"/>
+          <w:numId w:val="1184"/>
         </w:numPr>
       </w:pPr>
       <w:r>
@@ -4650,7 +4830,7 @@
         <w:pStyle w:val="Compact"/>
         <w:numPr>
           <w:ilvl w:val="0"/>
-          <w:numId w:val="1181"/>
+          <w:numId w:val="1185"/>
         </w:numPr>
       </w:pPr>
       <w:r>
@@ -4662,7 +4842,7 @@
         <w:pStyle w:val="Compact"/>
         <w:numPr>
           <w:ilvl w:val="0"/>
-          <w:numId w:val="1182"/>
+          <w:numId w:val="1186"/>
         </w:numPr>
       </w:pPr>
       <w:r>
@@ -4689,7 +4869,7 @@
         <w:pStyle w:val="Compact"/>
         <w:numPr>
           <w:ilvl w:val="0"/>
-          <w:numId w:val="1183"/>
+          <w:numId w:val="1187"/>
         </w:numPr>
       </w:pPr>
       <w:r>
@@ -4701,7 +4881,7 @@
         <w:pStyle w:val="Compact"/>
         <w:numPr>
           <w:ilvl w:val="0"/>
-          <w:numId w:val="1184"/>
+          <w:numId w:val="1188"/>
         </w:numPr>
       </w:pPr>
       <w:r>
@@ -4713,7 +4893,7 @@
         <w:pStyle w:val="Compact"/>
         <w:numPr>
           <w:ilvl w:val="0"/>
-          <w:numId w:val="1185"/>
+          <w:numId w:val="1189"/>
         </w:numPr>
       </w:pPr>
       <w:r>
@@ -4735,7 +4915,7 @@
         <w:pStyle w:val="Compact"/>
         <w:numPr>
           <w:ilvl w:val="0"/>
-          <w:numId w:val="1186"/>
+          <w:numId w:val="1190"/>
         </w:numPr>
       </w:pPr>
       <w:r>
@@ -4747,7 +4927,7 @@
         <w:pStyle w:val="Compact"/>
         <w:numPr>
           <w:ilvl w:val="0"/>
-          <w:numId w:val="1187"/>
+          <w:numId w:val="1191"/>
         </w:numPr>
       </w:pPr>
       <w:r>
@@ -4759,7 +4939,7 @@
         <w:pStyle w:val="Compact"/>
         <w:numPr>
           <w:ilvl w:val="0"/>
-          <w:numId w:val="1188"/>
+          <w:numId w:val="1192"/>
         </w:numPr>
       </w:pPr>
       <w:r>
@@ -4771,7 +4951,7 @@
         <w:pStyle w:val="Compact"/>
         <w:numPr>
           <w:ilvl w:val="0"/>
-          <w:numId w:val="1189"/>
+          <w:numId w:val="1193"/>
         </w:numPr>
       </w:pPr>
       <w:r>
@@ -4783,7 +4963,7 @@
         <w:pStyle w:val="Compact"/>
         <w:numPr>
           <w:ilvl w:val="0"/>
-          <w:numId w:val="1190"/>
+          <w:numId w:val="1194"/>
         </w:numPr>
       </w:pPr>
       <w:r>
@@ -4795,7 +4975,7 @@
         <w:pStyle w:val="Compact"/>
         <w:numPr>
           <w:ilvl w:val="0"/>
-          <w:numId w:val="1191"/>
+          <w:numId w:val="1195"/>
         </w:numPr>
       </w:pPr>
       <w:r>
@@ -4807,7 +4987,7 @@
         <w:pStyle w:val="Compact"/>
         <w:numPr>
           <w:ilvl w:val="0"/>
-          <w:numId w:val="1192"/>
+          <w:numId w:val="1196"/>
         </w:numPr>
       </w:pPr>
       <w:r>
@@ -4819,7 +4999,7 @@
         <w:pStyle w:val="Compact"/>
         <w:numPr>
           <w:ilvl w:val="0"/>
-          <w:numId w:val="1193"/>
+          <w:numId w:val="1197"/>
         </w:numPr>
       </w:pPr>
       <w:r>
@@ -4831,7 +5011,7 @@
         <w:pStyle w:val="Compact"/>
         <w:numPr>
           <w:ilvl w:val="0"/>
-          <w:numId w:val="1194"/>
+          <w:numId w:val="1198"/>
         </w:numPr>
       </w:pPr>
       <w:r>
@@ -4843,7 +5023,7 @@
         <w:pStyle w:val="Compact"/>
         <w:numPr>
           <w:ilvl w:val="0"/>
-          <w:numId w:val="1195"/>
+          <w:numId w:val="1199"/>
         </w:numPr>
       </w:pPr>
       <w:r>
@@ -4855,7 +5035,7 @@
         <w:pStyle w:val="Compact"/>
         <w:numPr>
           <w:ilvl w:val="0"/>
-          <w:numId w:val="1196"/>
+          <w:numId w:val="1200"/>
         </w:numPr>
       </w:pPr>
       <w:r>
@@ -4887,7 +5067,7 @@
         <w:pStyle w:val="Compact"/>
         <w:numPr>
           <w:ilvl w:val="0"/>
-          <w:numId w:val="1197"/>
+          <w:numId w:val="1201"/>
         </w:numPr>
       </w:pPr>
       <w:r>
@@ -4899,7 +5079,7 @@
         <w:pStyle w:val="Compact"/>
         <w:numPr>
           <w:ilvl w:val="0"/>
-          <w:numId w:val="1198"/>
+          <w:numId w:val="1202"/>
         </w:numPr>
       </w:pPr>
       <w:r>
@@ -4911,7 +5091,7 @@
         <w:pStyle w:val="Compact"/>
         <w:numPr>
           <w:ilvl w:val="0"/>
-          <w:numId w:val="1199"/>
+          <w:numId w:val="1203"/>
         </w:numPr>
       </w:pPr>
       <w:r>
@@ -4923,7 +5103,7 @@
         <w:pStyle w:val="Compact"/>
         <w:numPr>
           <w:ilvl w:val="0"/>
-          <w:numId w:val="1200"/>
+          <w:numId w:val="1204"/>
         </w:numPr>
       </w:pPr>
       <w:r>
@@ -4950,7 +5130,7 @@
         <w:pStyle w:val="Compact"/>
         <w:numPr>
           <w:ilvl w:val="0"/>
-          <w:numId w:val="1201"/>
+          <w:numId w:val="1205"/>
         </w:numPr>
       </w:pPr>
       <w:r>
@@ -4962,7 +5142,7 @@
         <w:pStyle w:val="Compact"/>
         <w:numPr>
           <w:ilvl w:val="0"/>
-          <w:numId w:val="1202"/>
+          <w:numId w:val="1206"/>
         </w:numPr>
       </w:pPr>
       <w:r>
@@ -4974,7 +5154,7 @@
         <w:pStyle w:val="Compact"/>
         <w:numPr>
           <w:ilvl w:val="1"/>
-          <w:numId w:val="1203"/>
+          <w:numId w:val="1207"/>
         </w:numPr>
       </w:pPr>
       <w:r>
@@ -4986,7 +5166,7 @@
         <w:pStyle w:val="Compact"/>
         <w:numPr>
           <w:ilvl w:val="1"/>
-          <w:numId w:val="1203"/>
+          <w:numId w:val="1207"/>
         </w:numPr>
       </w:pPr>
       <w:r>
@@ -5010,7 +5190,7 @@
         <w:pStyle w:val="Compact"/>
         <w:numPr>
           <w:ilvl w:val="0"/>
-          <w:numId w:val="1204"/>
+          <w:numId w:val="1208"/>
         </w:numPr>
       </w:pPr>
       <w:r>
@@ -5022,7 +5202,7 @@
         <w:pStyle w:val="Compact"/>
         <w:numPr>
           <w:ilvl w:val="0"/>
-          <w:numId w:val="1205"/>
+          <w:numId w:val="1209"/>
         </w:numPr>
       </w:pPr>
       <w:r>
@@ -5034,7 +5214,7 @@
         <w:pStyle w:val="Compact"/>
         <w:numPr>
           <w:ilvl w:val="0"/>
-          <w:numId w:val="1206"/>
+          <w:numId w:val="1210"/>
         </w:numPr>
       </w:pPr>
       <w:r>
@@ -5046,7 +5226,7 @@
         <w:pStyle w:val="Compact"/>
         <w:numPr>
           <w:ilvl w:val="0"/>
-          <w:numId w:val="1207"/>
+          <w:numId w:val="1211"/>
         </w:numPr>
       </w:pPr>
       <w:r>
@@ -5058,7 +5238,7 @@
         <w:pStyle w:val="Compact"/>
         <w:numPr>
           <w:ilvl w:val="0"/>
-          <w:numId w:val="1208"/>
+          <w:numId w:val="1212"/>
         </w:numPr>
       </w:pPr>
       <w:r>
@@ -5070,7 +5250,7 @@
         <w:pStyle w:val="Compact"/>
         <w:numPr>
           <w:ilvl w:val="0"/>
-          <w:numId w:val="1209"/>
+          <w:numId w:val="1213"/>
         </w:numPr>
       </w:pPr>
       <w:r>
@@ -5092,7 +5272,7 @@
         <w:pStyle w:val="Compact"/>
         <w:numPr>
           <w:ilvl w:val="0"/>
-          <w:numId w:val="1210"/>
+          <w:numId w:val="1214"/>
         </w:numPr>
       </w:pPr>
       <w:r>
@@ -5104,7 +5284,7 @@
         <w:pStyle w:val="Compact"/>
         <w:numPr>
           <w:ilvl w:val="0"/>
-          <w:numId w:val="1211"/>
+          <w:numId w:val="1215"/>
         </w:numPr>
       </w:pPr>
       <w:r>
@@ -5116,7 +5296,7 @@
         <w:pStyle w:val="Compact"/>
         <w:numPr>
           <w:ilvl w:val="0"/>
-          <w:numId w:val="1212"/>
+          <w:numId w:val="1216"/>
         </w:numPr>
       </w:pPr>
       <w:r>
@@ -5128,7 +5308,7 @@
         <w:pStyle w:val="Compact"/>
         <w:numPr>
           <w:ilvl w:val="0"/>
-          <w:numId w:val="1213"/>
+          <w:numId w:val="1217"/>
         </w:numPr>
       </w:pPr>
       <w:r>
@@ -5140,7 +5320,7 @@
         <w:pStyle w:val="Compact"/>
         <w:numPr>
           <w:ilvl w:val="0"/>
-          <w:numId w:val="1214"/>
+          <w:numId w:val="1218"/>
         </w:numPr>
       </w:pPr>
       <w:r>
@@ -5152,7 +5332,7 @@
         <w:pStyle w:val="Compact"/>
         <w:numPr>
           <w:ilvl w:val="0"/>
-          <w:numId w:val="1215"/>
+          <w:numId w:val="1219"/>
         </w:numPr>
       </w:pPr>
       <w:r>
@@ -5164,7 +5344,7 @@
         <w:pStyle w:val="Compact"/>
         <w:numPr>
           <w:ilvl w:val="0"/>
-          <w:numId w:val="1216"/>
+          <w:numId w:val="1220"/>
         </w:numPr>
       </w:pPr>
       <w:r>
@@ -5176,7 +5356,7 @@
         <w:pStyle w:val="Compact"/>
         <w:numPr>
           <w:ilvl w:val="0"/>
-          <w:numId w:val="1217"/>
+          <w:numId w:val="1221"/>
         </w:numPr>
       </w:pPr>
       <w:r>
@@ -5188,7 +5368,7 @@
         <w:pStyle w:val="Compact"/>
         <w:numPr>
           <w:ilvl w:val="0"/>
-          <w:numId w:val="1218"/>
+          <w:numId w:val="1222"/>
         </w:numPr>
       </w:pPr>
       <w:r>
@@ -5200,7 +5380,7 @@
         <w:pStyle w:val="Compact"/>
         <w:numPr>
           <w:ilvl w:val="0"/>
-          <w:numId w:val="1219"/>
+          <w:numId w:val="1223"/>
         </w:numPr>
       </w:pPr>
       <w:r>
@@ -5212,7 +5392,7 @@
         <w:pStyle w:val="Compact"/>
         <w:numPr>
           <w:ilvl w:val="0"/>
-          <w:numId w:val="1220"/>
+          <w:numId w:val="1224"/>
         </w:numPr>
       </w:pPr>
       <w:r>
@@ -5234,7 +5414,7 @@
         <w:pStyle w:val="Compact"/>
         <w:numPr>
           <w:ilvl w:val="0"/>
-          <w:numId w:val="1221"/>
+          <w:numId w:val="1225"/>
         </w:numPr>
       </w:pPr>
       <w:r>
@@ -5246,7 +5426,7 @@
         <w:pStyle w:val="Compact"/>
         <w:numPr>
           <w:ilvl w:val="0"/>
-          <w:numId w:val="1222"/>
+          <w:numId w:val="1226"/>
         </w:numPr>
       </w:pPr>
       <w:r>
@@ -5258,7 +5438,7 @@
         <w:pStyle w:val="Compact"/>
         <w:numPr>
           <w:ilvl w:val="0"/>
-          <w:numId w:val="1223"/>
+          <w:numId w:val="1227"/>
         </w:numPr>
       </w:pPr>
       <w:r>
@@ -5270,7 +5450,7 @@
         <w:pStyle w:val="Compact"/>
         <w:numPr>
           <w:ilvl w:val="0"/>
-          <w:numId w:val="1224"/>
+          <w:numId w:val="1228"/>
         </w:numPr>
       </w:pPr>
       <w:r>
@@ -5282,7 +5462,7 @@
         <w:pStyle w:val="Compact"/>
         <w:numPr>
           <w:ilvl w:val="0"/>
-          <w:numId w:val="1225"/>
+          <w:numId w:val="1229"/>
         </w:numPr>
       </w:pPr>
       <w:r>
@@ -5294,7 +5474,7 @@
         <w:pStyle w:val="Compact"/>
         <w:numPr>
           <w:ilvl w:val="0"/>
-          <w:numId w:val="1226"/>
+          <w:numId w:val="1230"/>
         </w:numPr>
       </w:pPr>
       <w:r>
@@ -5306,7 +5486,7 @@
         <w:pStyle w:val="Compact"/>
         <w:numPr>
           <w:ilvl w:val="0"/>
-          <w:numId w:val="1227"/>
+          <w:numId w:val="1231"/>
         </w:numPr>
       </w:pPr>
       <w:r>
@@ -5318,7 +5498,7 @@
         <w:pStyle w:val="Compact"/>
         <w:numPr>
           <w:ilvl w:val="0"/>
-          <w:numId w:val="1228"/>
+          <w:numId w:val="1232"/>
         </w:numPr>
       </w:pPr>
       <w:r>
@@ -5330,7 +5510,7 @@
         <w:pStyle w:val="Compact"/>
         <w:numPr>
           <w:ilvl w:val="0"/>
-          <w:numId w:val="1229"/>
+          <w:numId w:val="1233"/>
         </w:numPr>
       </w:pPr>
       <w:r>
@@ -5364,7 +5544,7 @@
         <w:pStyle w:val="Compact"/>
         <w:numPr>
           <w:ilvl w:val="0"/>
-          <w:numId w:val="1230"/>
+          <w:numId w:val="1234"/>
         </w:numPr>
       </w:pPr>
       <w:r>
@@ -5376,7 +5556,7 @@
         <w:pStyle w:val="Compact"/>
         <w:numPr>
           <w:ilvl w:val="0"/>
-          <w:numId w:val="1231"/>
+          <w:numId w:val="1235"/>
         </w:numPr>
       </w:pPr>
       <w:r>
@@ -5388,7 +5568,7 @@
         <w:pStyle w:val="Compact"/>
         <w:numPr>
           <w:ilvl w:val="0"/>
-          <w:numId w:val="1232"/>
+          <w:numId w:val="1236"/>
         </w:numPr>
       </w:pPr>
       <w:r>
@@ -5400,7 +5580,7 @@
         <w:pStyle w:val="Compact"/>
         <w:numPr>
           <w:ilvl w:val="0"/>
-          <w:numId w:val="1233"/>
+          <w:numId w:val="1237"/>
         </w:numPr>
       </w:pPr>
       <w:r>
@@ -5412,7 +5592,7 @@
         <w:pStyle w:val="Compact"/>
         <w:numPr>
           <w:ilvl w:val="0"/>
-          <w:numId w:val="1234"/>
+          <w:numId w:val="1238"/>
         </w:numPr>
       </w:pPr>
       <w:r>
@@ -5424,7 +5604,7 @@
         <w:pStyle w:val="Compact"/>
         <w:numPr>
           <w:ilvl w:val="0"/>
-          <w:numId w:val="1235"/>
+          <w:numId w:val="1239"/>
         </w:numPr>
       </w:pPr>
       <w:r>
@@ -5436,7 +5616,7 @@
         <w:pStyle w:val="Compact"/>
         <w:numPr>
           <w:ilvl w:val="0"/>
-          <w:numId w:val="1236"/>
+          <w:numId w:val="1240"/>
         </w:numPr>
       </w:pPr>
       <w:r>
@@ -5448,7 +5628,7 @@
         <w:pStyle w:val="Compact"/>
         <w:numPr>
           <w:ilvl w:val="0"/>
-          <w:numId w:val="1237"/>
+          <w:numId w:val="1241"/>
         </w:numPr>
       </w:pPr>
       <w:r>
@@ -5460,7 +5640,7 @@
         <w:pStyle w:val="Compact"/>
         <w:numPr>
           <w:ilvl w:val="0"/>
-          <w:numId w:val="1238"/>
+          <w:numId w:val="1242"/>
         </w:numPr>
       </w:pPr>
       <w:r>
@@ -5492,7 +5672,7 @@
         <w:pStyle w:val="Compact"/>
         <w:numPr>
           <w:ilvl w:val="0"/>
-          <w:numId w:val="1239"/>
+          <w:numId w:val="1243"/>
         </w:numPr>
       </w:pPr>
       <w:r>
@@ -5516,7 +5696,7 @@
         <w:pStyle w:val="Compact"/>
         <w:numPr>
           <w:ilvl w:val="0"/>
-          <w:numId w:val="1240"/>
+          <w:numId w:val="1244"/>
         </w:numPr>
       </w:pPr>
       <w:r>
@@ -5540,7 +5720,7 @@
         <w:pStyle w:val="Compact"/>
         <w:numPr>
           <w:ilvl w:val="0"/>
-          <w:numId w:val="1241"/>
+          <w:numId w:val="1245"/>
         </w:numPr>
       </w:pPr>
       <w:r>
@@ -5567,7 +5747,7 @@
         <w:pStyle w:val="Compact"/>
         <w:numPr>
           <w:ilvl w:val="0"/>
-          <w:numId w:val="1242"/>
+          <w:numId w:val="1246"/>
         </w:numPr>
       </w:pPr>
       <w:r>
@@ -5591,7 +5771,7 @@
         <w:pStyle w:val="Compact"/>
         <w:numPr>
           <w:ilvl w:val="0"/>
-          <w:numId w:val="1243"/>
+          <w:numId w:val="1247"/>
         </w:numPr>
       </w:pPr>
       <w:r>
@@ -5603,7 +5783,7 @@
         <w:pStyle w:val="Compact"/>
         <w:numPr>
           <w:ilvl w:val="0"/>
-          <w:numId w:val="1244"/>
+          <w:numId w:val="1248"/>
         </w:numPr>
       </w:pPr>
       <w:r>
@@ -5630,7 +5810,7 @@
         <w:pStyle w:val="Compact"/>
         <w:numPr>
           <w:ilvl w:val="0"/>
-          <w:numId w:val="1245"/>
+          <w:numId w:val="1249"/>
         </w:numPr>
       </w:pPr>
       <w:r>
@@ -5642,7 +5822,7 @@
         <w:pStyle w:val="Compact"/>
         <w:numPr>
           <w:ilvl w:val="1"/>
-          <w:numId w:val="1246"/>
+          <w:numId w:val="1250"/>
         </w:numPr>
       </w:pPr>
       <w:r>
@@ -5660,7 +5840,7 @@
         <w:pStyle w:val="Compact"/>
         <w:numPr>
           <w:ilvl w:val="1"/>
-          <w:numId w:val="1246"/>
+          <w:numId w:val="1250"/>
         </w:numPr>
       </w:pPr>
       <w:r>
@@ -5678,7 +5858,7 @@
         <w:pStyle w:val="Compact"/>
         <w:numPr>
           <w:ilvl w:val="0"/>
-          <w:numId w:val="1247"/>
+          <w:numId w:val="1251"/>
         </w:numPr>
       </w:pPr>
       <w:r>
@@ -5705,7 +5885,7 @@
         <w:pStyle w:val="Compact"/>
         <w:numPr>
           <w:ilvl w:val="0"/>
-          <w:numId w:val="1248"/>
+          <w:numId w:val="1252"/>
         </w:numPr>
       </w:pPr>
       <w:r>
@@ -5732,7 +5912,7 @@
         <w:pStyle w:val="Compact"/>
         <w:numPr>
           <w:ilvl w:val="0"/>
-          <w:numId w:val="1249"/>
+          <w:numId w:val="1253"/>
         </w:numPr>
       </w:pPr>
       <w:r>
@@ -5759,7 +5939,7 @@
         <w:pStyle w:val="Compact"/>
         <w:numPr>
           <w:ilvl w:val="0"/>
-          <w:numId w:val="1250"/>
+          <w:numId w:val="1254"/>
         </w:numPr>
       </w:pPr>
       <w:r>
@@ -5771,7 +5951,7 @@
         <w:pStyle w:val="Compact"/>
         <w:numPr>
           <w:ilvl w:val="0"/>
-          <w:numId w:val="1251"/>
+          <w:numId w:val="1255"/>
         </w:numPr>
       </w:pPr>
       <w:r>
@@ -5783,7 +5963,7 @@
         <w:pStyle w:val="Compact"/>
         <w:numPr>
           <w:ilvl w:val="0"/>
-          <w:numId w:val="1252"/>
+          <w:numId w:val="1256"/>
         </w:numPr>
       </w:pPr>
       <w:r>
@@ -5805,7 +5985,7 @@
         <w:pStyle w:val="Compact"/>
         <w:numPr>
           <w:ilvl w:val="0"/>
-          <w:numId w:val="1253"/>
+          <w:numId w:val="1257"/>
         </w:numPr>
       </w:pPr>
       <w:r>
@@ -5829,7 +6009,7 @@
         <w:pStyle w:val="Compact"/>
         <w:numPr>
           <w:ilvl w:val="0"/>
-          <w:numId w:val="1254"/>
+          <w:numId w:val="1258"/>
         </w:numPr>
       </w:pPr>
       <w:r>
@@ -5853,7 +6033,7 @@
         <w:pStyle w:val="Compact"/>
         <w:numPr>
           <w:ilvl w:val="0"/>
-          <w:numId w:val="1255"/>
+          <w:numId w:val="1259"/>
         </w:numPr>
       </w:pPr>
       <w:r>
@@ -5865,7 +6045,7 @@
         <w:pStyle w:val="Compact"/>
         <w:numPr>
           <w:ilvl w:val="0"/>
-          <w:numId w:val="1256"/>
+          <w:numId w:val="1260"/>
         </w:numPr>
       </w:pPr>
       <w:r>
@@ -5901,7 +6081,7 @@
         <w:pStyle w:val="Compact"/>
         <w:numPr>
           <w:ilvl w:val="0"/>
-          <w:numId w:val="1257"/>
+          <w:numId w:val="1261"/>
         </w:numPr>
       </w:pPr>
       <w:r>
@@ -5928,7 +6108,7 @@
         <w:pStyle w:val="Compact"/>
         <w:numPr>
           <w:ilvl w:val="0"/>
-          <w:numId w:val="1258"/>
+          <w:numId w:val="1262"/>
         </w:numPr>
       </w:pPr>
       <w:r>
@@ -5950,7 +6130,7 @@
         <w:pStyle w:val="Compact"/>
         <w:numPr>
           <w:ilvl w:val="0"/>
-          <w:numId w:val="1259"/>
+          <w:numId w:val="1263"/>
         </w:numPr>
       </w:pPr>
       <w:r>
@@ -5977,7 +6157,7 @@
         <w:pStyle w:val="Compact"/>
         <w:numPr>
           <w:ilvl w:val="0"/>
-          <w:numId w:val="1260"/>
+          <w:numId w:val="1264"/>
         </w:numPr>
       </w:pPr>
       <w:r>
@@ -6004,7 +6184,7 @@
         <w:pStyle w:val="Compact"/>
         <w:numPr>
           <w:ilvl w:val="0"/>
-          <w:numId w:val="1261"/>
+          <w:numId w:val="1265"/>
         </w:numPr>
       </w:pPr>
       <w:r>
@@ -6031,7 +6211,7 @@
         <w:pStyle w:val="Compact"/>
         <w:numPr>
           <w:ilvl w:val="0"/>
-          <w:numId w:val="1262"/>
+          <w:numId w:val="1266"/>
         </w:numPr>
       </w:pPr>
       <w:r>
@@ -6043,7 +6223,7 @@
         <w:pStyle w:val="Compact"/>
         <w:numPr>
           <w:ilvl w:val="0"/>
-          <w:numId w:val="1263"/>
+          <w:numId w:val="1267"/>
         </w:numPr>
       </w:pPr>
       <w:r>
@@ -6055,7 +6235,7 @@
         <w:pStyle w:val="Compact"/>
         <w:numPr>
           <w:ilvl w:val="0"/>
-          <w:numId w:val="1264"/>
+          <w:numId w:val="1268"/>
         </w:numPr>
       </w:pPr>
       <w:r>
@@ -6067,7 +6247,7 @@
         <w:pStyle w:val="Compact"/>
         <w:numPr>
           <w:ilvl w:val="0"/>
-          <w:numId w:val="1265"/>
+          <w:numId w:val="1269"/>
         </w:numPr>
       </w:pPr>
       <w:r>
@@ -6079,7 +6259,7 @@
         <w:pStyle w:val="Compact"/>
         <w:numPr>
           <w:ilvl w:val="0"/>
-          <w:numId w:val="1266"/>
+          <w:numId w:val="1270"/>
         </w:numPr>
       </w:pPr>
       <w:r>
@@ -6091,7 +6271,7 @@
         <w:pStyle w:val="Compact"/>
         <w:numPr>
           <w:ilvl w:val="0"/>
-          <w:numId w:val="1267"/>
+          <w:numId w:val="1271"/>
         </w:numPr>
       </w:pPr>
       <w:r>
@@ -6143,7 +6323,7 @@
         <w:pStyle w:val="Compact"/>
         <w:numPr>
           <w:ilvl w:val="0"/>
-          <w:numId w:val="1268"/>
+          <w:numId w:val="1272"/>
         </w:numPr>
       </w:pPr>
       <w:r>
@@ -6182,7 +6362,7 @@
         <w:pStyle w:val="Compact"/>
         <w:numPr>
           <w:ilvl w:val="0"/>
-          <w:numId w:val="1269"/>
+          <w:numId w:val="1273"/>
         </w:numPr>
       </w:pPr>
       <w:r>
@@ -6194,7 +6374,7 @@
         <w:pStyle w:val="Compact"/>
         <w:numPr>
           <w:ilvl w:val="0"/>
-          <w:numId w:val="1270"/>
+          <w:numId w:val="1274"/>
         </w:numPr>
       </w:pPr>
       <w:r>
@@ -6206,7 +6386,7 @@
         <w:pStyle w:val="Compact"/>
         <w:numPr>
           <w:ilvl w:val="0"/>
-          <w:numId w:val="1271"/>
+          <w:numId w:val="1275"/>
         </w:numPr>
       </w:pPr>
       <w:r>
@@ -6218,7 +6398,7 @@
         <w:pStyle w:val="Compact"/>
         <w:numPr>
           <w:ilvl w:val="0"/>
-          <w:numId w:val="1272"/>
+          <w:numId w:val="1276"/>
         </w:numPr>
       </w:pPr>
       <w:r>
@@ -6230,7 +6410,7 @@
         <w:pStyle w:val="Compact"/>
         <w:numPr>
           <w:ilvl w:val="0"/>
-          <w:numId w:val="1273"/>
+          <w:numId w:val="1277"/>
         </w:numPr>
       </w:pPr>
       <w:r>
@@ -6242,7 +6422,7 @@
         <w:pStyle w:val="Compact"/>
         <w:numPr>
           <w:ilvl w:val="1"/>
-          <w:numId w:val="1274"/>
+          <w:numId w:val="1278"/>
         </w:numPr>
       </w:pPr>
       <w:r>
@@ -6254,7 +6434,7 @@
         <w:pStyle w:val="Compact"/>
         <w:numPr>
           <w:ilvl w:val="1"/>
-          <w:numId w:val="1274"/>
+          <w:numId w:val="1278"/>
         </w:numPr>
       </w:pPr>
       <w:r>
@@ -6266,7 +6446,7 @@
         <w:pStyle w:val="Compact"/>
         <w:numPr>
           <w:ilvl w:val="1"/>
-          <w:numId w:val="1274"/>
+          <w:numId w:val="1278"/>
         </w:numPr>
       </w:pPr>
       <w:r>
@@ -6278,7 +6458,7 @@
         <w:pStyle w:val="Compact"/>
         <w:numPr>
           <w:ilvl w:val="0"/>
-          <w:numId w:val="1275"/>
+          <w:numId w:val="1279"/>
         </w:numPr>
       </w:pPr>
       <w:r>
@@ -6290,7 +6470,7 @@
         <w:pStyle w:val="Compact"/>
         <w:numPr>
           <w:ilvl w:val="0"/>
-          <w:numId w:val="1276"/>
+          <w:numId w:val="1280"/>
         </w:numPr>
       </w:pPr>
       <w:r>
@@ -6302,7 +6482,7 @@
         <w:pStyle w:val="Compact"/>
         <w:numPr>
           <w:ilvl w:val="0"/>
-          <w:numId w:val="1277"/>
+          <w:numId w:val="1281"/>
         </w:numPr>
       </w:pPr>
       <w:r>
@@ -6314,7 +6494,7 @@
         <w:pStyle w:val="Compact"/>
         <w:numPr>
           <w:ilvl w:val="0"/>
-          <w:numId w:val="1278"/>
+          <w:numId w:val="1282"/>
         </w:numPr>
       </w:pPr>
       <w:r>
@@ -6326,7 +6506,7 @@
         <w:pStyle w:val="Compact"/>
         <w:numPr>
           <w:ilvl w:val="0"/>
-          <w:numId w:val="1279"/>
+          <w:numId w:val="1283"/>
         </w:numPr>
       </w:pPr>
       <w:r>
@@ -6348,7 +6528,7 @@
         <w:pStyle w:val="Compact"/>
         <w:numPr>
           <w:ilvl w:val="0"/>
-          <w:numId w:val="1280"/>
+          <w:numId w:val="1284"/>
         </w:numPr>
       </w:pPr>
       <w:r>
@@ -6360,7 +6540,7 @@
         <w:pStyle w:val="Compact"/>
         <w:numPr>
           <w:ilvl w:val="0"/>
-          <w:numId w:val="1281"/>
+          <w:numId w:val="1285"/>
         </w:numPr>
       </w:pPr>
       <w:r>
@@ -6372,7 +6552,7 @@
         <w:pStyle w:val="Compact"/>
         <w:numPr>
           <w:ilvl w:val="0"/>
-          <w:numId w:val="1282"/>
+          <w:numId w:val="1286"/>
         </w:numPr>
       </w:pPr>
       <w:r>
@@ -6384,7 +6564,7 @@
         <w:pStyle w:val="Compact"/>
         <w:numPr>
           <w:ilvl w:val="0"/>
-          <w:numId w:val="1283"/>
+          <w:numId w:val="1287"/>
         </w:numPr>
       </w:pPr>
       <w:r>
@@ -6396,7 +6576,7 @@
         <w:pStyle w:val="Compact"/>
         <w:numPr>
           <w:ilvl w:val="0"/>
-          <w:numId w:val="1284"/>
+          <w:numId w:val="1288"/>
         </w:numPr>
       </w:pPr>
       <w:r>
@@ -6408,7 +6588,7 @@
         <w:pStyle w:val="Compact"/>
         <w:numPr>
           <w:ilvl w:val="0"/>
-          <w:numId w:val="1285"/>
+          <w:numId w:val="1289"/>
         </w:numPr>
       </w:pPr>
       <w:r>
@@ -6420,7 +6600,7 @@
         <w:pStyle w:val="Compact"/>
         <w:numPr>
           <w:ilvl w:val="0"/>
-          <w:numId w:val="1286"/>
+          <w:numId w:val="1290"/>
         </w:numPr>
       </w:pPr>
       <w:r>
@@ -6432,7 +6612,7 @@
         <w:pStyle w:val="Compact"/>
         <w:numPr>
           <w:ilvl w:val="0"/>
-          <w:numId w:val="1287"/>
+          <w:numId w:val="1291"/>
         </w:numPr>
       </w:pPr>
       <w:r>
@@ -6444,7 +6624,7 @@
         <w:pStyle w:val="Compact"/>
         <w:numPr>
           <w:ilvl w:val="0"/>
-          <w:numId w:val="1288"/>
+          <w:numId w:val="1292"/>
         </w:numPr>
       </w:pPr>
       <w:r>
@@ -6471,7 +6651,7 @@
         <w:pStyle w:val="Compact"/>
         <w:numPr>
           <w:ilvl w:val="0"/>
-          <w:numId w:val="1289"/>
+          <w:numId w:val="1293"/>
         </w:numPr>
       </w:pPr>
       <w:r>
@@ -6503,7 +6683,7 @@
         <w:pStyle w:val="Compact"/>
         <w:numPr>
           <w:ilvl w:val="0"/>
-          <w:numId w:val="1290"/>
+          <w:numId w:val="1294"/>
         </w:numPr>
       </w:pPr>
       <w:r>
@@ -6542,7 +6722,7 @@
         <w:pStyle w:val="Compact"/>
         <w:numPr>
           <w:ilvl w:val="0"/>
-          <w:numId w:val="1291"/>
+          <w:numId w:val="1295"/>
         </w:numPr>
       </w:pPr>
       <w:r>
@@ -6581,7 +6761,7 @@
         <w:pStyle w:val="Compact"/>
         <w:numPr>
           <w:ilvl w:val="0"/>
-          <w:numId w:val="1292"/>
+          <w:numId w:val="1296"/>
         </w:numPr>
       </w:pPr>
       <w:r>
@@ -6605,7 +6785,7 @@
         <w:pStyle w:val="Compact"/>
         <w:numPr>
           <w:ilvl w:val="0"/>
-          <w:numId w:val="1293"/>
+          <w:numId w:val="1297"/>
         </w:numPr>
       </w:pPr>
       <w:r>
@@ -6662,7 +6842,7 @@
         <w:pStyle w:val="Compact"/>
         <w:numPr>
           <w:ilvl w:val="0"/>
-          <w:numId w:val="1294"/>
+          <w:numId w:val="1298"/>
         </w:numPr>
       </w:pPr>
       <w:r>
@@ -6686,7 +6866,7 @@
         <w:pStyle w:val="Compact"/>
         <w:numPr>
           <w:ilvl w:val="0"/>
-          <w:numId w:val="1295"/>
+          <w:numId w:val="1299"/>
         </w:numPr>
       </w:pPr>
       <w:r>
@@ -6698,7 +6878,7 @@
         <w:pStyle w:val="Compact"/>
         <w:numPr>
           <w:ilvl w:val="1"/>
-          <w:numId w:val="1296"/>
+          <w:numId w:val="1300"/>
         </w:numPr>
       </w:pPr>
       <w:r>
@@ -6710,7 +6890,7 @@
         <w:pStyle w:val="Compact"/>
         <w:numPr>
           <w:ilvl w:val="1"/>
-          <w:numId w:val="1296"/>
+          <w:numId w:val="1300"/>
         </w:numPr>
       </w:pPr>
       <w:r>
@@ -6722,7 +6902,7 @@
         <w:pStyle w:val="Compact"/>
         <w:numPr>
           <w:ilvl w:val="1"/>
-          <w:numId w:val="1296"/>
+          <w:numId w:val="1300"/>
         </w:numPr>
       </w:pPr>
       <w:r>
@@ -6734,7 +6914,7 @@
         <w:pStyle w:val="Compact"/>
         <w:numPr>
           <w:ilvl w:val="1"/>
-          <w:numId w:val="1296"/>
+          <w:numId w:val="1300"/>
         </w:numPr>
       </w:pPr>
       <w:r>
@@ -6746,7 +6926,7 @@
         <w:pStyle w:val="Compact"/>
         <w:numPr>
           <w:ilvl w:val="1"/>
-          <w:numId w:val="1296"/>
+          <w:numId w:val="1300"/>
         </w:numPr>
       </w:pPr>
       <w:r>
@@ -6758,7 +6938,7 @@
         <w:pStyle w:val="Compact"/>
         <w:numPr>
           <w:ilvl w:val="0"/>
-          <w:numId w:val="1297"/>
+          <w:numId w:val="1301"/>
         </w:numPr>
       </w:pPr>
       <w:r>
@@ -6803,7 +6983,7 @@
         <w:pStyle w:val="Compact"/>
         <w:numPr>
           <w:ilvl w:val="0"/>
-          <w:numId w:val="1298"/>
+          <w:numId w:val="1302"/>
         </w:numPr>
       </w:pPr>
       <w:r>
@@ -6836,7 +7016,7 @@
         <w:pStyle w:val="Compact"/>
         <w:numPr>
           <w:ilvl w:val="0"/>
-          <w:numId w:val="1299"/>
+          <w:numId w:val="1303"/>
         </w:numPr>
       </w:pPr>
       <w:r>
@@ -6869,7 +7049,7 @@
         <w:pStyle w:val="Compact"/>
         <w:numPr>
           <w:ilvl w:val="0"/>
-          <w:numId w:val="1300"/>
+          <w:numId w:val="1304"/>
         </w:numPr>
       </w:pPr>
       <w:r>
@@ -6896,7 +7076,7 @@
         <w:pStyle w:val="Compact"/>
         <w:numPr>
           <w:ilvl w:val="0"/>
-          <w:numId w:val="1301"/>
+          <w:numId w:val="1305"/>
         </w:numPr>
       </w:pPr>
       <w:r>
@@ -6908,7 +7088,7 @@
         <w:pStyle w:val="Compact"/>
         <w:numPr>
           <w:ilvl w:val="0"/>
-          <w:numId w:val="1302"/>
+          <w:numId w:val="1306"/>
         </w:numPr>
       </w:pPr>
       <w:r>
@@ -6920,7 +7100,7 @@
         <w:pStyle w:val="Compact"/>
         <w:numPr>
           <w:ilvl w:val="0"/>
-          <w:numId w:val="1303"/>
+          <w:numId w:val="1307"/>
         </w:numPr>
       </w:pPr>
       <w:r>
@@ -6932,7 +7112,7 @@
         <w:pStyle w:val="Compact"/>
         <w:numPr>
           <w:ilvl w:val="0"/>
-          <w:numId w:val="1304"/>
+          <w:numId w:val="1308"/>
         </w:numPr>
       </w:pPr>
       <w:r>
@@ -6944,7 +7124,7 @@
         <w:pStyle w:val="Compact"/>
         <w:numPr>
           <w:ilvl w:val="0"/>
-          <w:numId w:val="1305"/>
+          <w:numId w:val="1309"/>
         </w:numPr>
       </w:pPr>
       <w:r>
@@ -6971,7 +7151,7 @@
         <w:pStyle w:val="Compact"/>
         <w:numPr>
           <w:ilvl w:val="0"/>
-          <w:numId w:val="1306"/>
+          <w:numId w:val="1310"/>
         </w:numPr>
       </w:pPr>
       <w:r>
@@ -6993,7 +7173,7 @@
         <w:pStyle w:val="Compact"/>
         <w:numPr>
           <w:ilvl w:val="0"/>
-          <w:numId w:val="1307"/>
+          <w:numId w:val="1311"/>
         </w:numPr>
       </w:pPr>
       <w:r>
@@ -7005,7 +7185,7 @@
         <w:pStyle w:val="Compact"/>
         <w:numPr>
           <w:ilvl w:val="0"/>
-          <w:numId w:val="1308"/>
+          <w:numId w:val="1312"/>
         </w:numPr>
       </w:pPr>
       <w:r>
@@ -7017,7 +7197,7 @@
         <w:pStyle w:val="Compact"/>
         <w:numPr>
           <w:ilvl w:val="0"/>
-          <w:numId w:val="1309"/>
+          <w:numId w:val="1313"/>
         </w:numPr>
       </w:pPr>
       <w:r>
@@ -7029,7 +7209,7 @@
         <w:pStyle w:val="Compact"/>
         <w:numPr>
           <w:ilvl w:val="0"/>
-          <w:numId w:val="1310"/>
+          <w:numId w:val="1314"/>
         </w:numPr>
       </w:pPr>
       <w:r>
@@ -7053,7 +7233,7 @@
         <w:pStyle w:val="Compact"/>
         <w:numPr>
           <w:ilvl w:val="0"/>
-          <w:numId w:val="1311"/>
+          <w:numId w:val="1315"/>
         </w:numPr>
       </w:pPr>
       <w:r>
@@ -7065,7 +7245,7 @@
         <w:pStyle w:val="Compact"/>
         <w:numPr>
           <w:ilvl w:val="1"/>
-          <w:numId w:val="1312"/>
+          <w:numId w:val="1316"/>
         </w:numPr>
       </w:pPr>
       <w:r>
@@ -7077,7 +7257,7 @@
         <w:pStyle w:val="Compact"/>
         <w:numPr>
           <w:ilvl w:val="1"/>
-          <w:numId w:val="1312"/>
+          <w:numId w:val="1316"/>
         </w:numPr>
       </w:pPr>
       <w:r>
@@ -7089,7 +7269,7 @@
         <w:pStyle w:val="Compact"/>
         <w:numPr>
           <w:ilvl w:val="1"/>
-          <w:numId w:val="1312"/>
+          <w:numId w:val="1316"/>
         </w:numPr>
       </w:pPr>
       <w:r>
@@ -7101,7 +7281,7 @@
         <w:pStyle w:val="Compact"/>
         <w:numPr>
           <w:ilvl w:val="0"/>
-          <w:numId w:val="1313"/>
+          <w:numId w:val="1317"/>
         </w:numPr>
       </w:pPr>
       <w:r>
@@ -7143,7 +7323,7 @@
         <w:pStyle w:val="Compact"/>
         <w:numPr>
           <w:ilvl w:val="0"/>
-          <w:numId w:val="1314"/>
+          <w:numId w:val="1318"/>
         </w:numPr>
       </w:pPr>
       <w:r>
@@ -7195,7 +7375,7 @@
         <w:pStyle w:val="Compact"/>
         <w:numPr>
           <w:ilvl w:val="0"/>
-          <w:numId w:val="1315"/>
+          <w:numId w:val="1319"/>
         </w:numPr>
       </w:pPr>
       <w:r>
@@ -7207,7 +7387,7 @@
         <w:pStyle w:val="Compact"/>
         <w:numPr>
           <w:ilvl w:val="0"/>
-          <w:numId w:val="1316"/>
+          <w:numId w:val="1320"/>
         </w:numPr>
       </w:pPr>
       <w:r>
@@ -7219,7 +7399,7 @@
         <w:pStyle w:val="Compact"/>
         <w:numPr>
           <w:ilvl w:val="0"/>
-          <w:numId w:val="1317"/>
+          <w:numId w:val="1321"/>
         </w:numPr>
       </w:pPr>
       <w:r>
@@ -7231,7 +7411,7 @@
         <w:pStyle w:val="Compact"/>
         <w:numPr>
           <w:ilvl w:val="0"/>
-          <w:numId w:val="1318"/>
+          <w:numId w:val="1322"/>
         </w:numPr>
       </w:pPr>
       <w:r>
@@ -7243,7 +7423,7 @@
         <w:pStyle w:val="Compact"/>
         <w:numPr>
           <w:ilvl w:val="0"/>
-          <w:numId w:val="1319"/>
+          <w:numId w:val="1323"/>
         </w:numPr>
       </w:pPr>
       <w:r>
@@ -7255,7 +7435,7 @@
         <w:pStyle w:val="Compact"/>
         <w:numPr>
           <w:ilvl w:val="0"/>
-          <w:numId w:val="1320"/>
+          <w:numId w:val="1324"/>
         </w:numPr>
       </w:pPr>
       <w:r>
@@ -7267,7 +7447,7 @@
         <w:pStyle w:val="Compact"/>
         <w:numPr>
           <w:ilvl w:val="0"/>
-          <w:numId w:val="1321"/>
+          <w:numId w:val="1325"/>
         </w:numPr>
       </w:pPr>
       <w:r>
@@ -7279,7 +7459,7 @@
         <w:pStyle w:val="Compact"/>
         <w:numPr>
           <w:ilvl w:val="0"/>
-          <w:numId w:val="1322"/>
+          <w:numId w:val="1326"/>
         </w:numPr>
       </w:pPr>
       <w:r>
@@ -7291,7 +7471,7 @@
         <w:pStyle w:val="Compact"/>
         <w:numPr>
           <w:ilvl w:val="0"/>
-          <w:numId w:val="1323"/>
+          <w:numId w:val="1327"/>
         </w:numPr>
       </w:pPr>
       <w:r>
@@ -7323,7 +7503,7 @@
         <w:pStyle w:val="Compact"/>
         <w:numPr>
           <w:ilvl w:val="0"/>
-          <w:numId w:val="1324"/>
+          <w:numId w:val="1328"/>
         </w:numPr>
       </w:pPr>
       <w:r>
@@ -7335,7 +7515,7 @@
         <w:pStyle w:val="Compact"/>
         <w:numPr>
           <w:ilvl w:val="0"/>
-          <w:numId w:val="1325"/>
+          <w:numId w:val="1329"/>
         </w:numPr>
       </w:pPr>
       <w:r>
@@ -7347,7 +7527,7 @@
         <w:pStyle w:val="Compact"/>
         <w:numPr>
           <w:ilvl w:val="0"/>
-          <w:numId w:val="1326"/>
+          <w:numId w:val="1330"/>
         </w:numPr>
       </w:pPr>
       <w:r>
@@ -7359,7 +7539,7 @@
         <w:pStyle w:val="Compact"/>
         <w:numPr>
           <w:ilvl w:val="0"/>
-          <w:numId w:val="1327"/>
+          <w:numId w:val="1331"/>
         </w:numPr>
       </w:pPr>
       <w:r>
@@ -7371,7 +7551,7 @@
         <w:pStyle w:val="Compact"/>
         <w:numPr>
           <w:ilvl w:val="0"/>
-          <w:numId w:val="1328"/>
+          <w:numId w:val="1332"/>
         </w:numPr>
       </w:pPr>
       <w:r>
@@ -7383,7 +7563,7 @@
         <w:pStyle w:val="Compact"/>
         <w:numPr>
           <w:ilvl w:val="0"/>
-          <w:numId w:val="1329"/>
+          <w:numId w:val="1333"/>
         </w:numPr>
       </w:pPr>
       <w:r>
@@ -7395,7 +7575,7 @@
         <w:pStyle w:val="Compact"/>
         <w:numPr>
           <w:ilvl w:val="0"/>
-          <w:numId w:val="1330"/>
+          <w:numId w:val="1334"/>
         </w:numPr>
       </w:pPr>
       <w:r>
@@ -7407,7 +7587,7 @@
         <w:pStyle w:val="Compact"/>
         <w:numPr>
           <w:ilvl w:val="0"/>
-          <w:numId w:val="1331"/>
+          <w:numId w:val="1335"/>
         </w:numPr>
       </w:pPr>
       <w:r>
@@ -7419,7 +7599,7 @@
         <w:pStyle w:val="Compact"/>
         <w:numPr>
           <w:ilvl w:val="0"/>
-          <w:numId w:val="1332"/>
+          <w:numId w:val="1336"/>
         </w:numPr>
       </w:pPr>
       <w:r>
@@ -7431,7 +7611,7 @@
         <w:pStyle w:val="Compact"/>
         <w:numPr>
           <w:ilvl w:val="0"/>
-          <w:numId w:val="1333"/>
+          <w:numId w:val="1337"/>
         </w:numPr>
       </w:pPr>
       <w:r>
@@ -7443,7 +7623,7 @@
         <w:pStyle w:val="Compact"/>
         <w:numPr>
           <w:ilvl w:val="0"/>
-          <w:numId w:val="1334"/>
+          <w:numId w:val="1338"/>
         </w:numPr>
       </w:pPr>
       <w:r>
@@ -7455,7 +7635,7 @@
         <w:pStyle w:val="Compact"/>
         <w:numPr>
           <w:ilvl w:val="0"/>
-          <w:numId w:val="1335"/>
+          <w:numId w:val="1339"/>
         </w:numPr>
       </w:pPr>
       <w:r>
@@ -7467,7 +7647,7 @@
         <w:pStyle w:val="Compact"/>
         <w:numPr>
           <w:ilvl w:val="0"/>
-          <w:numId w:val="1336"/>
+          <w:numId w:val="1340"/>
         </w:numPr>
       </w:pPr>
       <w:r>
@@ -7479,7 +7659,7 @@
         <w:pStyle w:val="Compact"/>
         <w:numPr>
           <w:ilvl w:val="0"/>
-          <w:numId w:val="1337"/>
+          <w:numId w:val="1341"/>
         </w:numPr>
       </w:pPr>
       <w:r>
@@ -7491,7 +7671,7 @@
         <w:pStyle w:val="Compact"/>
         <w:numPr>
           <w:ilvl w:val="0"/>
-          <w:numId w:val="1338"/>
+          <w:numId w:val="1342"/>
         </w:numPr>
       </w:pPr>
       <w:r>
@@ -7513,7 +7693,7 @@
         <w:pStyle w:val="Compact"/>
         <w:numPr>
           <w:ilvl w:val="0"/>
-          <w:numId w:val="1339"/>
+          <w:numId w:val="1343"/>
         </w:numPr>
       </w:pPr>
       <w:r>
@@ -7525,7 +7705,7 @@
         <w:pStyle w:val="Compact"/>
         <w:numPr>
           <w:ilvl w:val="0"/>
-          <w:numId w:val="1340"/>
+          <w:numId w:val="1344"/>
         </w:numPr>
       </w:pPr>
       <w:r>
@@ -7537,7 +7717,7 @@
         <w:pStyle w:val="Compact"/>
         <w:numPr>
           <w:ilvl w:val="0"/>
-          <w:numId w:val="1341"/>
+          <w:numId w:val="1345"/>
         </w:numPr>
       </w:pPr>
       <w:r>
@@ -7549,7 +7729,7 @@
         <w:pStyle w:val="Compact"/>
         <w:numPr>
           <w:ilvl w:val="0"/>
-          <w:numId w:val="1342"/>
+          <w:numId w:val="1346"/>
         </w:numPr>
       </w:pPr>
       <w:r>
@@ -7561,7 +7741,7 @@
         <w:pStyle w:val="Compact"/>
         <w:numPr>
           <w:ilvl w:val="0"/>
-          <w:numId w:val="1343"/>
+          <w:numId w:val="1347"/>
         </w:numPr>
       </w:pPr>
       <w:r>
@@ -7573,7 +7753,7 @@
         <w:pStyle w:val="Compact"/>
         <w:numPr>
           <w:ilvl w:val="0"/>
-          <w:numId w:val="1344"/>
+          <w:numId w:val="1348"/>
         </w:numPr>
       </w:pPr>
       <w:r>
@@ -7585,7 +7765,7 @@
         <w:pStyle w:val="Compact"/>
         <w:numPr>
           <w:ilvl w:val="0"/>
-          <w:numId w:val="1345"/>
+          <w:numId w:val="1349"/>
         </w:numPr>
       </w:pPr>
       <w:r>
@@ -7607,7 +7787,7 @@
         <w:pStyle w:val="Compact"/>
         <w:numPr>
           <w:ilvl w:val="0"/>
-          <w:numId w:val="1346"/>
+          <w:numId w:val="1350"/>
         </w:numPr>
       </w:pPr>
       <w:r>
@@ -7619,7 +7799,7 @@
         <w:pStyle w:val="Compact"/>
         <w:numPr>
           <w:ilvl w:val="0"/>
-          <w:numId w:val="1347"/>
+          <w:numId w:val="1351"/>
         </w:numPr>
       </w:pPr>
       <w:r>
@@ -7631,7 +7811,7 @@
         <w:pStyle w:val="Compact"/>
         <w:numPr>
           <w:ilvl w:val="0"/>
-          <w:numId w:val="1348"/>
+          <w:numId w:val="1352"/>
         </w:numPr>
       </w:pPr>
       <w:r>
@@ -7643,7 +7823,7 @@
         <w:pStyle w:val="Compact"/>
         <w:numPr>
           <w:ilvl w:val="0"/>
-          <w:numId w:val="1349"/>
+          <w:numId w:val="1353"/>
         </w:numPr>
       </w:pPr>
       <w:r>
@@ -7655,7 +7835,7 @@
         <w:pStyle w:val="Compact"/>
         <w:numPr>
           <w:ilvl w:val="0"/>
-          <w:numId w:val="1350"/>
+          <w:numId w:val="1354"/>
         </w:numPr>
       </w:pPr>
       <w:r>
@@ -7667,7 +7847,7 @@
         <w:pStyle w:val="Compact"/>
         <w:numPr>
           <w:ilvl w:val="0"/>
-          <w:numId w:val="1351"/>
+          <w:numId w:val="1355"/>
         </w:numPr>
       </w:pPr>
       <w:r>
@@ -7679,7 +7859,7 @@
         <w:pStyle w:val="Compact"/>
         <w:numPr>
           <w:ilvl w:val="0"/>
-          <w:numId w:val="1352"/>
+          <w:numId w:val="1356"/>
         </w:numPr>
       </w:pPr>
       <w:r>
@@ -7711,7 +7891,7 @@
         <w:pStyle w:val="Compact"/>
         <w:numPr>
           <w:ilvl w:val="0"/>
-          <w:numId w:val="1353"/>
+          <w:numId w:val="1357"/>
         </w:numPr>
       </w:pPr>
       <w:r>
@@ -7762,7 +7942,7 @@
         <w:pStyle w:val="Compact"/>
         <w:numPr>
           <w:ilvl w:val="0"/>
-          <w:numId w:val="1354"/>
+          <w:numId w:val="1358"/>
         </w:numPr>
       </w:pPr>
       <w:r>
@@ -7789,7 +7969,7 @@
         <w:pStyle w:val="Compact"/>
         <w:numPr>
           <w:ilvl w:val="0"/>
-          <w:numId w:val="1355"/>
+          <w:numId w:val="1359"/>
         </w:numPr>
       </w:pPr>
       <w:r>
@@ -7801,7 +7981,7 @@
         <w:pStyle w:val="Compact"/>
         <w:numPr>
           <w:ilvl w:val="0"/>
-          <w:numId w:val="1356"/>
+          <w:numId w:val="1360"/>
         </w:numPr>
       </w:pPr>
       <w:r>
@@ -7828,7 +8008,7 @@
         <w:pStyle w:val="Compact"/>
         <w:numPr>
           <w:ilvl w:val="0"/>
-          <w:numId w:val="1357"/>
+          <w:numId w:val="1361"/>
         </w:numPr>
       </w:pPr>
       <w:r>
@@ -7840,7 +8020,7 @@
         <w:pStyle w:val="Compact"/>
         <w:numPr>
           <w:ilvl w:val="0"/>
-          <w:numId w:val="1358"/>
+          <w:numId w:val="1362"/>
         </w:numPr>
       </w:pPr>
       <w:r>
@@ -7852,7 +8032,7 @@
         <w:pStyle w:val="Compact"/>
         <w:numPr>
           <w:ilvl w:val="0"/>
-          <w:numId w:val="1359"/>
+          <w:numId w:val="1363"/>
         </w:numPr>
       </w:pPr>
       <w:r>
@@ -7874,7 +8054,7 @@
         <w:pStyle w:val="Compact"/>
         <w:numPr>
           <w:ilvl w:val="0"/>
-          <w:numId w:val="1360"/>
+          <w:numId w:val="1364"/>
         </w:numPr>
       </w:pPr>
       <w:r>
@@ -7898,7 +8078,7 @@
         <w:pStyle w:val="Compact"/>
         <w:numPr>
           <w:ilvl w:val="0"/>
-          <w:numId w:val="1361"/>
+          <w:numId w:val="1365"/>
         </w:numPr>
       </w:pPr>
       <w:r>
@@ -7922,7 +8102,7 @@
         <w:pStyle w:val="Compact"/>
         <w:numPr>
           <w:ilvl w:val="0"/>
-          <w:numId w:val="1362"/>
+          <w:numId w:val="1366"/>
         </w:numPr>
       </w:pPr>
       <w:r>
@@ -7934,7 +8114,7 @@
         <w:pStyle w:val="Compact"/>
         <w:numPr>
           <w:ilvl w:val="0"/>
-          <w:numId w:val="1363"/>
+          <w:numId w:val="1367"/>
         </w:numPr>
       </w:pPr>
       <w:r>
@@ -7946,7 +8126,7 @@
         <w:pStyle w:val="Compact"/>
         <w:numPr>
           <w:ilvl w:val="0"/>
-          <w:numId w:val="1364"/>
+          <w:numId w:val="1368"/>
         </w:numPr>
       </w:pPr>
       <w:r>
@@ -7958,7 +8138,7 @@
         <w:pStyle w:val="Compact"/>
         <w:numPr>
           <w:ilvl w:val="0"/>
-          <w:numId w:val="1365"/>
+          <w:numId w:val="1369"/>
         </w:numPr>
       </w:pPr>
       <w:r>
@@ -7989,7 +8169,7 @@
         <w:pStyle w:val="Compact"/>
         <w:numPr>
           <w:ilvl w:val="0"/>
-          <w:numId w:val="1366"/>
+          <w:numId w:val="1370"/>
         </w:numPr>
       </w:pPr>
       <w:r>
@@ -8001,7 +8181,7 @@
         <w:pStyle w:val="Compact"/>
         <w:numPr>
           <w:ilvl w:val="0"/>
-          <w:numId w:val="1367"/>
+          <w:numId w:val="1371"/>
         </w:numPr>
       </w:pPr>
       <w:r>
@@ -8013,7 +8193,7 @@
         <w:pStyle w:val="Compact"/>
         <w:numPr>
           <w:ilvl w:val="1"/>
-          <w:numId w:val="1368"/>
+          <w:numId w:val="1372"/>
         </w:numPr>
       </w:pPr>
       <w:r>
@@ -8031,7 +8211,7 @@
         <w:pStyle w:val="Compact"/>
         <w:numPr>
           <w:ilvl w:val="1"/>
-          <w:numId w:val="1368"/>
+          <w:numId w:val="1372"/>
         </w:numPr>
       </w:pPr>
       <w:r>
@@ -8049,7 +8229,7 @@
         <w:pStyle w:val="Compact"/>
         <w:numPr>
           <w:ilvl w:val="1"/>
-          <w:numId w:val="1368"/>
+          <w:numId w:val="1372"/>
         </w:numPr>
       </w:pPr>
       <w:r>
@@ -8067,7 +8247,7 @@
         <w:pStyle w:val="Compact"/>
         <w:numPr>
           <w:ilvl w:val="1"/>
-          <w:numId w:val="1368"/>
+          <w:numId w:val="1372"/>
         </w:numPr>
       </w:pPr>
       <w:r>
@@ -8085,7 +8265,7 @@
         <w:pStyle w:val="Compact"/>
         <w:numPr>
           <w:ilvl w:val="0"/>
-          <w:numId w:val="1369"/>
+          <w:numId w:val="1373"/>
         </w:numPr>
       </w:pPr>
       <w:r>
@@ -8097,7 +8277,7 @@
         <w:pStyle w:val="Compact"/>
         <w:numPr>
           <w:ilvl w:val="0"/>
-          <w:numId w:val="1370"/>
+          <w:numId w:val="1374"/>
         </w:numPr>
       </w:pPr>
       <w:r>
@@ -8109,7 +8289,7 @@
         <w:pStyle w:val="Compact"/>
         <w:numPr>
           <w:ilvl w:val="0"/>
-          <w:numId w:val="1371"/>
+          <w:numId w:val="1375"/>
         </w:numPr>
       </w:pPr>
       <w:r>
@@ -8131,7 +8311,7 @@
         <w:pStyle w:val="Compact"/>
         <w:numPr>
           <w:ilvl w:val="0"/>
-          <w:numId w:val="1372"/>
+          <w:numId w:val="1376"/>
         </w:numPr>
       </w:pPr>
       <w:r>
@@ -8143,7 +8323,7 @@
         <w:pStyle w:val="Compact"/>
         <w:numPr>
           <w:ilvl w:val="0"/>
-          <w:numId w:val="1373"/>
+          <w:numId w:val="1377"/>
         </w:numPr>
       </w:pPr>
       <w:r>
@@ -8155,7 +8335,7 @@
         <w:pStyle w:val="Compact"/>
         <w:numPr>
           <w:ilvl w:val="0"/>
-          <w:numId w:val="1374"/>
+          <w:numId w:val="1378"/>
         </w:numPr>
       </w:pPr>
       <w:r>
@@ -8167,7 +8347,7 @@
         <w:pStyle w:val="Compact"/>
         <w:numPr>
           <w:ilvl w:val="0"/>
-          <w:numId w:val="1375"/>
+          <w:numId w:val="1379"/>
         </w:numPr>
       </w:pPr>
       <w:r>
@@ -8179,7 +8359,7 @@
         <w:pStyle w:val="Compact"/>
         <w:numPr>
           <w:ilvl w:val="0"/>
-          <w:numId w:val="1376"/>
+          <w:numId w:val="1380"/>
         </w:numPr>
       </w:pPr>
       <w:r>
@@ -8191,7 +8371,7 @@
         <w:pStyle w:val="Compact"/>
         <w:numPr>
           <w:ilvl w:val="0"/>
-          <w:numId w:val="1377"/>
+          <w:numId w:val="1381"/>
         </w:numPr>
       </w:pPr>
       <w:r>
@@ -8203,7 +8383,7 @@
         <w:pStyle w:val="Compact"/>
         <w:numPr>
           <w:ilvl w:val="0"/>
-          <w:numId w:val="1378"/>
+          <w:numId w:val="1382"/>
         </w:numPr>
       </w:pPr>
       <w:r>
@@ -8215,7 +8395,7 @@
         <w:pStyle w:val="Compact"/>
         <w:numPr>
           <w:ilvl w:val="0"/>
-          <w:numId w:val="1379"/>
+          <w:numId w:val="1383"/>
         </w:numPr>
       </w:pPr>
       <w:r>
@@ -8227,7 +8407,7 @@
         <w:pStyle w:val="Compact"/>
         <w:numPr>
           <w:ilvl w:val="0"/>
-          <w:numId w:val="1380"/>
+          <w:numId w:val="1384"/>
         </w:numPr>
       </w:pPr>
       <w:r>
@@ -8259,7 +8439,7 @@
         <w:pStyle w:val="Compact"/>
         <w:numPr>
           <w:ilvl w:val="0"/>
-          <w:numId w:val="1381"/>
+          <w:numId w:val="1385"/>
         </w:numPr>
       </w:pPr>
       <w:r>
@@ -8271,164 +8451,11 @@
         <w:pStyle w:val="Compact"/>
         <w:numPr>
           <w:ilvl w:val="0"/>
-          <w:numId w:val="1382"/>
+          <w:numId w:val="1386"/>
         </w:numPr>
       </w:pPr>
       <w:r>
         <w:t xml:space="preserve">Columns match prototype order:</w:t>
-      </w:r>
-    </w:p>
-    <w:p>
-      <w:pPr>
-        <w:pStyle w:val="Compact"/>
-        <w:numPr>
-          <w:ilvl w:val="1"/>
-          <w:numId w:val="1383"/>
-        </w:numPr>
-      </w:pPr>
-      <w:r>
-        <w:t xml:space="preserve">Name;</w:t>
-      </w:r>
-    </w:p>
-    <w:p>
-      <w:pPr>
-        <w:pStyle w:val="Compact"/>
-        <w:numPr>
-          <w:ilvl w:val="1"/>
-          <w:numId w:val="1383"/>
-        </w:numPr>
-      </w:pPr>
-      <w:r>
-        <w:t xml:space="preserve">Phone;</w:t>
-      </w:r>
-    </w:p>
-    <w:p>
-      <w:pPr>
-        <w:pStyle w:val="Compact"/>
-        <w:numPr>
-          <w:ilvl w:val="1"/>
-          <w:numId w:val="1383"/>
-        </w:numPr>
-      </w:pPr>
-      <w:r>
-        <w:t xml:space="preserve">Status;</w:t>
-      </w:r>
-    </w:p>
-    <w:p>
-      <w:pPr>
-        <w:pStyle w:val="Compact"/>
-        <w:numPr>
-          <w:ilvl w:val="1"/>
-          <w:numId w:val="1383"/>
-        </w:numPr>
-      </w:pPr>
-      <w:r>
-        <w:t xml:space="preserve">Last Contact;</w:t>
-      </w:r>
-    </w:p>
-    <w:p>
-      <w:pPr>
-        <w:pStyle w:val="Compact"/>
-        <w:numPr>
-          <w:ilvl w:val="1"/>
-          <w:numId w:val="1383"/>
-        </w:numPr>
-      </w:pPr>
-      <w:r>
-        <w:t xml:space="preserve">Industry;</w:t>
-      </w:r>
-    </w:p>
-    <w:p>
-      <w:pPr>
-        <w:pStyle w:val="Compact"/>
-        <w:numPr>
-          <w:ilvl w:val="1"/>
-          <w:numId w:val="1383"/>
-        </w:numPr>
-      </w:pPr>
-      <w:r>
-        <w:t xml:space="preserve">Monthly Revenue;</w:t>
-      </w:r>
-    </w:p>
-    <w:p>
-      <w:pPr>
-        <w:pStyle w:val="Compact"/>
-        <w:numPr>
-          <w:ilvl w:val="1"/>
-          <w:numId w:val="1383"/>
-        </w:numPr>
-      </w:pPr>
-      <w:r>
-        <w:t xml:space="preserve">Source;</w:t>
-      </w:r>
-    </w:p>
-    <w:p>
-      <w:pPr>
-        <w:pStyle w:val="Compact"/>
-        <w:numPr>
-          <w:ilvl w:val="1"/>
-          <w:numId w:val="1383"/>
-        </w:numPr>
-      </w:pPr>
-      <w:r>
-        <w:t xml:space="preserve">Added.</w:t>
-      </w:r>
-    </w:p>
-    <w:p>
-      <w:pPr>
-        <w:pStyle w:val="Compact"/>
-        <w:numPr>
-          <w:ilvl w:val="0"/>
-          <w:numId w:val="1384"/>
-        </w:numPr>
-      </w:pPr>
-      <w:r>
-        <w:t xml:space="preserve">Last Contact shows rep attribution initials and relative time, e.g. </w:t>
-      </w:r>
-      <w:r>
-        <w:rPr>
-          <w:rStyle w:val="VerbatimChar"/>
-        </w:rPr>
-        <w:t xml:space="preserve">JB 2h ago</w:t>
-      </w:r>
-      <w:r>
-        <w:t xml:space="preserve">.</w:t>
-      </w:r>
-    </w:p>
-    <w:p>
-      <w:pPr>
-        <w:pStyle w:val="Compact"/>
-        <w:numPr>
-          <w:ilvl w:val="0"/>
-          <w:numId w:val="1385"/>
-        </w:numPr>
-      </w:pPr>
-      <w:r>
-        <w:t xml:space="preserve">Industry renders extracted/classified value or</w:t>
-      </w:r>
-      <w:r>
-        <w:t xml:space="preserve"> </w:t>
-      </w:r>
-      <w:r>
-        <w:rPr>
-          <w:rStyle w:val="VerbatimChar"/>
-        </w:rPr>
-        <w:t xml:space="preserve">— unknown</w:t>
-      </w:r>
-      <w:r>
-        <w:t xml:space="preserve">.</w:t>
-      </w:r>
-    </w:p>
-    <w:p>
-      <w:pPr>
-        <w:pStyle w:val="Compact"/>
-        <w:numPr>
-          <w:ilvl w:val="0"/>
-          <w:numId w:val="1386"/>
-        </w:numPr>
-      </w:pPr>
-      <w:r>
-        <w:t xml:space="preserve">Monthly Revenue renders raw/formatted revenue plus provenance chip:</w:t>
       </w:r>
     </w:p>
     <w:p>
@@ -8440,7 +8467,7 @@
         </w:numPr>
       </w:pPr>
       <w:r>
-        <w:t xml:space="preserve">AI;</w:t>
+        <w:t xml:space="preserve">Name;</w:t>
       </w:r>
     </w:p>
     <w:p>
@@ -8452,7 +8479,7 @@
         </w:numPr>
       </w:pPr>
       <w:r>
-        <w:t xml:space="preserve">CSV;</w:t>
+        <w:t xml:space="preserve">Phone;</w:t>
       </w:r>
     </w:p>
     <w:p>
@@ -8464,6 +8491,159 @@
         </w:numPr>
       </w:pPr>
       <w:r>
+        <w:t xml:space="preserve">Status;</w:t>
+      </w:r>
+    </w:p>
+    <w:p>
+      <w:pPr>
+        <w:pStyle w:val="Compact"/>
+        <w:numPr>
+          <w:ilvl w:val="1"/>
+          <w:numId w:val="1387"/>
+        </w:numPr>
+      </w:pPr>
+      <w:r>
+        <w:t xml:space="preserve">Last Contact;</w:t>
+      </w:r>
+    </w:p>
+    <w:p>
+      <w:pPr>
+        <w:pStyle w:val="Compact"/>
+        <w:numPr>
+          <w:ilvl w:val="1"/>
+          <w:numId w:val="1387"/>
+        </w:numPr>
+      </w:pPr>
+      <w:r>
+        <w:t xml:space="preserve">Industry;</w:t>
+      </w:r>
+    </w:p>
+    <w:p>
+      <w:pPr>
+        <w:pStyle w:val="Compact"/>
+        <w:numPr>
+          <w:ilvl w:val="1"/>
+          <w:numId w:val="1387"/>
+        </w:numPr>
+      </w:pPr>
+      <w:r>
+        <w:t xml:space="preserve">Monthly Revenue;</w:t>
+      </w:r>
+    </w:p>
+    <w:p>
+      <w:pPr>
+        <w:pStyle w:val="Compact"/>
+        <w:numPr>
+          <w:ilvl w:val="1"/>
+          <w:numId w:val="1387"/>
+        </w:numPr>
+      </w:pPr>
+      <w:r>
+        <w:t xml:space="preserve">Source;</w:t>
+      </w:r>
+    </w:p>
+    <w:p>
+      <w:pPr>
+        <w:pStyle w:val="Compact"/>
+        <w:numPr>
+          <w:ilvl w:val="1"/>
+          <w:numId w:val="1387"/>
+        </w:numPr>
+      </w:pPr>
+      <w:r>
+        <w:t xml:space="preserve">Added.</w:t>
+      </w:r>
+    </w:p>
+    <w:p>
+      <w:pPr>
+        <w:pStyle w:val="Compact"/>
+        <w:numPr>
+          <w:ilvl w:val="0"/>
+          <w:numId w:val="1388"/>
+        </w:numPr>
+      </w:pPr>
+      <w:r>
+        <w:t xml:space="preserve">Last Contact shows rep attribution initials and relative time, e.g. </w:t>
+      </w:r>
+      <w:r>
+        <w:rPr>
+          <w:rStyle w:val="VerbatimChar"/>
+        </w:rPr>
+        <w:t xml:space="preserve">JB 2h ago</w:t>
+      </w:r>
+      <w:r>
+        <w:t xml:space="preserve">.</w:t>
+      </w:r>
+    </w:p>
+    <w:p>
+      <w:pPr>
+        <w:pStyle w:val="Compact"/>
+        <w:numPr>
+          <w:ilvl w:val="0"/>
+          <w:numId w:val="1389"/>
+        </w:numPr>
+      </w:pPr>
+      <w:r>
+        <w:t xml:space="preserve">Industry renders extracted/classified value or</w:t>
+      </w:r>
+      <w:r>
+        <w:t xml:space="preserve"> </w:t>
+      </w:r>
+      <w:r>
+        <w:rPr>
+          <w:rStyle w:val="VerbatimChar"/>
+        </w:rPr>
+        <w:t xml:space="preserve">— unknown</w:t>
+      </w:r>
+      <w:r>
+        <w:t xml:space="preserve">.</w:t>
+      </w:r>
+    </w:p>
+    <w:p>
+      <w:pPr>
+        <w:pStyle w:val="Compact"/>
+        <w:numPr>
+          <w:ilvl w:val="0"/>
+          <w:numId w:val="1390"/>
+        </w:numPr>
+      </w:pPr>
+      <w:r>
+        <w:t xml:space="preserve">Monthly Revenue renders raw/formatted revenue plus provenance chip:</w:t>
+      </w:r>
+    </w:p>
+    <w:p>
+      <w:pPr>
+        <w:pStyle w:val="Compact"/>
+        <w:numPr>
+          <w:ilvl w:val="1"/>
+          <w:numId w:val="1391"/>
+        </w:numPr>
+      </w:pPr>
+      <w:r>
+        <w:t xml:space="preserve">AI;</w:t>
+      </w:r>
+    </w:p>
+    <w:p>
+      <w:pPr>
+        <w:pStyle w:val="Compact"/>
+        <w:numPr>
+          <w:ilvl w:val="1"/>
+          <w:numId w:val="1391"/>
+        </w:numPr>
+      </w:pPr>
+      <w:r>
+        <w:t xml:space="preserve">CSV;</w:t>
+      </w:r>
+    </w:p>
+    <w:p>
+      <w:pPr>
+        <w:pStyle w:val="Compact"/>
+        <w:numPr>
+          <w:ilvl w:val="1"/>
+          <w:numId w:val="1391"/>
+        </w:numPr>
+      </w:pPr>
+      <w:r>
         <w:t xml:space="preserve">MANUAL.</w:t>
       </w:r>
     </w:p>
@@ -8472,7 +8652,7 @@
         <w:pStyle w:val="Compact"/>
         <w:numPr>
           <w:ilvl w:val="0"/>
-          <w:numId w:val="1388"/>
+          <w:numId w:val="1392"/>
         </w:numPr>
       </w:pPr>
       <w:r>
@@ -8496,7 +8676,7 @@
         <w:pStyle w:val="Compact"/>
         <w:numPr>
           <w:ilvl w:val="0"/>
-          <w:numId w:val="1389"/>
+          <w:numId w:val="1393"/>
         </w:numPr>
       </w:pPr>
       <w:r>
@@ -8508,7 +8688,7 @@
         <w:pStyle w:val="Compact"/>
         <w:numPr>
           <w:ilvl w:val="0"/>
-          <w:numId w:val="1390"/>
+          <w:numId w:val="1394"/>
         </w:numPr>
       </w:pPr>
       <w:r>
@@ -8520,7 +8700,7 @@
         <w:pStyle w:val="Compact"/>
         <w:numPr>
           <w:ilvl w:val="0"/>
-          <w:numId w:val="1391"/>
+          <w:numId w:val="1395"/>
         </w:numPr>
       </w:pPr>
       <w:r>
@@ -8542,7 +8722,7 @@
         <w:pStyle w:val="Compact"/>
         <w:numPr>
           <w:ilvl w:val="0"/>
-          <w:numId w:val="1392"/>
+          <w:numId w:val="1396"/>
         </w:numPr>
       </w:pPr>
       <w:r>
@@ -8554,7 +8734,7 @@
         <w:pStyle w:val="Compact"/>
         <w:numPr>
           <w:ilvl w:val="1"/>
-          <w:numId w:val="1393"/>
+          <w:numId w:val="1397"/>
         </w:numPr>
       </w:pPr>
       <w:r>
@@ -8566,7 +8746,7 @@
         <w:pStyle w:val="Compact"/>
         <w:numPr>
           <w:ilvl w:val="1"/>
-          <w:numId w:val="1393"/>
+          <w:numId w:val="1397"/>
         </w:numPr>
       </w:pPr>
       <w:r>
@@ -8578,7 +8758,7 @@
         <w:pStyle w:val="Compact"/>
         <w:numPr>
           <w:ilvl w:val="1"/>
-          <w:numId w:val="1393"/>
+          <w:numId w:val="1397"/>
         </w:numPr>
       </w:pPr>
       <w:r>
@@ -8590,7 +8770,7 @@
         <w:pStyle w:val="Compact"/>
         <w:numPr>
           <w:ilvl w:val="0"/>
-          <w:numId w:val="1394"/>
+          <w:numId w:val="1398"/>
         </w:numPr>
       </w:pPr>
       <w:r>
@@ -8602,7 +8782,7 @@
         <w:pStyle w:val="Compact"/>
         <w:numPr>
           <w:ilvl w:val="1"/>
-          <w:numId w:val="1395"/>
+          <w:numId w:val="1399"/>
         </w:numPr>
       </w:pPr>
       <w:r>
@@ -8614,7 +8794,7 @@
         <w:pStyle w:val="Compact"/>
         <w:numPr>
           <w:ilvl w:val="1"/>
-          <w:numId w:val="1395"/>
+          <w:numId w:val="1399"/>
         </w:numPr>
       </w:pPr>
       <w:r>
@@ -8626,7 +8806,7 @@
         <w:pStyle w:val="Compact"/>
         <w:numPr>
           <w:ilvl w:val="1"/>
-          <w:numId w:val="1395"/>
+          <w:numId w:val="1399"/>
         </w:numPr>
       </w:pPr>
       <w:r>
@@ -8638,7 +8818,7 @@
         <w:pStyle w:val="Compact"/>
         <w:numPr>
           <w:ilvl w:val="0"/>
-          <w:numId w:val="1396"/>
+          <w:numId w:val="1400"/>
         </w:numPr>
       </w:pPr>
       <w:r>
@@ -8650,7 +8830,7 @@
         <w:pStyle w:val="Compact"/>
         <w:numPr>
           <w:ilvl w:val="0"/>
-          <w:numId w:val="1397"/>
+          <w:numId w:val="1401"/>
         </w:numPr>
       </w:pPr>
       <w:r>
@@ -8662,7 +8842,7 @@
         <w:pStyle w:val="Compact"/>
         <w:numPr>
           <w:ilvl w:val="0"/>
-          <w:numId w:val="1398"/>
+          <w:numId w:val="1402"/>
         </w:numPr>
       </w:pPr>
       <w:r>
@@ -8684,7 +8864,7 @@
         <w:pStyle w:val="Compact"/>
         <w:numPr>
           <w:ilvl w:val="0"/>
-          <w:numId w:val="1399"/>
+          <w:numId w:val="1403"/>
         </w:numPr>
       </w:pPr>
       <w:r>
@@ -8705,7 +8885,7 @@
         <w:pStyle w:val="Compact"/>
         <w:numPr>
           <w:ilvl w:val="0"/>
-          <w:numId w:val="1400"/>
+          <w:numId w:val="1404"/>
         </w:numPr>
       </w:pPr>
       <w:r>
@@ -8717,7 +8897,7 @@
         <w:pStyle w:val="Compact"/>
         <w:numPr>
           <w:ilvl w:val="0"/>
-          <w:numId w:val="1401"/>
+          <w:numId w:val="1405"/>
         </w:numPr>
       </w:pPr>
       <w:r>
@@ -8729,7 +8909,7 @@
         <w:pStyle w:val="Compact"/>
         <w:numPr>
           <w:ilvl w:val="0"/>
-          <w:numId w:val="1402"/>
+          <w:numId w:val="1406"/>
         </w:numPr>
       </w:pPr>
       <w:r>
@@ -8741,7 +8921,7 @@
         <w:pStyle w:val="Compact"/>
         <w:numPr>
           <w:ilvl w:val="0"/>
-          <w:numId w:val="1403"/>
+          <w:numId w:val="1407"/>
         </w:numPr>
       </w:pPr>
       <w:r>
@@ -8753,7 +8933,7 @@
         <w:pStyle w:val="Compact"/>
         <w:numPr>
           <w:ilvl w:val="0"/>
-          <w:numId w:val="1404"/>
+          <w:numId w:val="1408"/>
         </w:numPr>
       </w:pPr>
       <w:r>
@@ -8765,7 +8945,7 @@
         <w:pStyle w:val="Compact"/>
         <w:numPr>
           <w:ilvl w:val="1"/>
-          <w:numId w:val="1405"/>
+          <w:numId w:val="1409"/>
         </w:numPr>
       </w:pPr>
       <w:r>
@@ -8777,7 +8957,7 @@
         <w:pStyle w:val="Compact"/>
         <w:numPr>
           <w:ilvl w:val="1"/>
-          <w:numId w:val="1405"/>
+          <w:numId w:val="1409"/>
         </w:numPr>
       </w:pPr>
       <w:r>
@@ -8789,7 +8969,7 @@
         <w:pStyle w:val="Compact"/>
         <w:numPr>
           <w:ilvl w:val="1"/>
-          <w:numId w:val="1405"/>
+          <w:numId w:val="1409"/>
         </w:numPr>
       </w:pPr>
       <w:r>
@@ -8801,7 +8981,7 @@
         <w:pStyle w:val="Compact"/>
         <w:numPr>
           <w:ilvl w:val="1"/>
-          <w:numId w:val="1405"/>
+          <w:numId w:val="1409"/>
         </w:numPr>
       </w:pPr>
       <w:r>
@@ -8813,7 +8993,7 @@
         <w:pStyle w:val="Compact"/>
         <w:numPr>
           <w:ilvl w:val="1"/>
-          <w:numId w:val="1405"/>
+          <w:numId w:val="1409"/>
         </w:numPr>
       </w:pPr>
       <w:r>
@@ -8825,7 +9005,7 @@
         <w:pStyle w:val="Compact"/>
         <w:numPr>
           <w:ilvl w:val="1"/>
-          <w:numId w:val="1405"/>
+          <w:numId w:val="1409"/>
         </w:numPr>
       </w:pPr>
       <w:r>
@@ -8837,7 +9017,7 @@
         <w:pStyle w:val="Compact"/>
         <w:numPr>
           <w:ilvl w:val="0"/>
-          <w:numId w:val="1406"/>
+          <w:numId w:val="1410"/>
         </w:numPr>
       </w:pPr>
       <w:r>
@@ -8849,7 +9029,7 @@
         <w:pStyle w:val="Compact"/>
         <w:numPr>
           <w:ilvl w:val="0"/>
-          <w:numId w:val="1407"/>
+          <w:numId w:val="1411"/>
         </w:numPr>
       </w:pPr>
       <w:r>
@@ -8871,7 +9051,7 @@
         <w:pStyle w:val="Compact"/>
         <w:numPr>
           <w:ilvl w:val="0"/>
-          <w:numId w:val="1408"/>
+          <w:numId w:val="1412"/>
         </w:numPr>
       </w:pPr>
       <w:r>
@@ -8883,7 +9063,7 @@
         <w:pStyle w:val="Compact"/>
         <w:numPr>
           <w:ilvl w:val="0"/>
-          <w:numId w:val="1409"/>
+          <w:numId w:val="1413"/>
         </w:numPr>
       </w:pPr>
       <w:r>
@@ -8895,7 +9075,7 @@
         <w:pStyle w:val="Compact"/>
         <w:numPr>
           <w:ilvl w:val="0"/>
-          <w:numId w:val="1410"/>
+          <w:numId w:val="1414"/>
         </w:numPr>
       </w:pPr>
       <w:r>
@@ -8907,7 +9087,7 @@
         <w:pStyle w:val="Compact"/>
         <w:numPr>
           <w:ilvl w:val="0"/>
-          <w:numId w:val="1411"/>
+          <w:numId w:val="1415"/>
         </w:numPr>
       </w:pPr>
       <w:r>
@@ -8919,7 +9099,7 @@
         <w:pStyle w:val="Compact"/>
         <w:numPr>
           <w:ilvl w:val="0"/>
-          <w:numId w:val="1412"/>
+          <w:numId w:val="1416"/>
         </w:numPr>
       </w:pPr>
       <w:r>
@@ -8941,7 +9121,7 @@
         <w:pStyle w:val="Compact"/>
         <w:numPr>
           <w:ilvl w:val="0"/>
-          <w:numId w:val="1413"/>
+          <w:numId w:val="1417"/>
         </w:numPr>
       </w:pPr>
       <w:r>
@@ -8953,7 +9133,7 @@
         <w:pStyle w:val="Compact"/>
         <w:numPr>
           <w:ilvl w:val="0"/>
-          <w:numId w:val="1414"/>
+          <w:numId w:val="1418"/>
         </w:numPr>
       </w:pPr>
       <w:r>
@@ -8965,7 +9145,7 @@
         <w:pStyle w:val="Compact"/>
         <w:numPr>
           <w:ilvl w:val="0"/>
-          <w:numId w:val="1415"/>
+          <w:numId w:val="1419"/>
         </w:numPr>
       </w:pPr>
       <w:r>
@@ -8977,7 +9157,7 @@
         <w:pStyle w:val="Compact"/>
         <w:numPr>
           <w:ilvl w:val="0"/>
-          <w:numId w:val="1416"/>
+          <w:numId w:val="1420"/>
         </w:numPr>
       </w:pPr>
       <w:r>
@@ -8989,7 +9169,7 @@
         <w:pStyle w:val="Compact"/>
         <w:numPr>
           <w:ilvl w:val="0"/>
-          <w:numId w:val="1417"/>
+          <w:numId w:val="1421"/>
         </w:numPr>
       </w:pPr>
       <w:r>
@@ -9001,7 +9181,7 @@
         <w:pStyle w:val="Compact"/>
         <w:numPr>
           <w:ilvl w:val="0"/>
-          <w:numId w:val="1418"/>
+          <w:numId w:val="1422"/>
         </w:numPr>
       </w:pPr>
       <w:r>
@@ -9013,7 +9193,7 @@
         <w:pStyle w:val="Compact"/>
         <w:numPr>
           <w:ilvl w:val="0"/>
-          <w:numId w:val="1419"/>
+          <w:numId w:val="1423"/>
         </w:numPr>
       </w:pPr>
       <w:r>
@@ -9025,7 +9205,7 @@
         <w:pStyle w:val="Compact"/>
         <w:numPr>
           <w:ilvl w:val="0"/>
-          <w:numId w:val="1420"/>
+          <w:numId w:val="1424"/>
         </w:numPr>
       </w:pPr>
       <w:r>
@@ -9057,7 +9237,7 @@
         <w:pStyle w:val="Compact"/>
         <w:numPr>
           <w:ilvl w:val="0"/>
-          <w:numId w:val="1421"/>
+          <w:numId w:val="1425"/>
         </w:numPr>
       </w:pPr>
       <w:r>
@@ -9069,7 +9249,7 @@
         <w:pStyle w:val="Compact"/>
         <w:numPr>
           <w:ilvl w:val="0"/>
-          <w:numId w:val="1422"/>
+          <w:numId w:val="1426"/>
         </w:numPr>
       </w:pPr>
       <w:r>
@@ -9081,7 +9261,7 @@
         <w:pStyle w:val="Compact"/>
         <w:numPr>
           <w:ilvl w:val="0"/>
-          <w:numId w:val="1423"/>
+          <w:numId w:val="1427"/>
         </w:numPr>
       </w:pPr>
       <w:r>
@@ -9093,7 +9273,7 @@
         <w:pStyle w:val="Compact"/>
         <w:numPr>
           <w:ilvl w:val="0"/>
-          <w:numId w:val="1424"/>
+          <w:numId w:val="1428"/>
         </w:numPr>
       </w:pPr>
       <w:r>
@@ -9105,7 +9285,7 @@
         <w:pStyle w:val="Compact"/>
         <w:numPr>
           <w:ilvl w:val="0"/>
-          <w:numId w:val="1425"/>
+          <w:numId w:val="1429"/>
         </w:numPr>
       </w:pPr>
       <w:r>
@@ -9117,7 +9297,7 @@
         <w:pStyle w:val="Compact"/>
         <w:numPr>
           <w:ilvl w:val="0"/>
-          <w:numId w:val="1426"/>
+          <w:numId w:val="1430"/>
         </w:numPr>
       </w:pPr>
       <w:r>
@@ -9129,7 +9309,7 @@
         <w:pStyle w:val="Compact"/>
         <w:numPr>
           <w:ilvl w:val="1"/>
-          <w:numId w:val="1427"/>
+          <w:numId w:val="1431"/>
         </w:numPr>
       </w:pPr>
       <w:r>
@@ -9156,7 +9336,7 @@
         <w:pStyle w:val="Compact"/>
         <w:numPr>
           <w:ilvl w:val="1"/>
-          <w:numId w:val="1427"/>
+          <w:numId w:val="1431"/>
         </w:numPr>
       </w:pPr>
       <w:r>
@@ -9193,7 +9373,7 @@
         <w:pStyle w:val="Compact"/>
         <w:numPr>
           <w:ilvl w:val="0"/>
-          <w:numId w:val="1428"/>
+          <w:numId w:val="1432"/>
         </w:numPr>
       </w:pPr>
       <w:r>
@@ -9235,7 +9415,7 @@
         <w:pStyle w:val="Compact"/>
         <w:numPr>
           <w:ilvl w:val="0"/>
-          <w:numId w:val="1429"/>
+          <w:numId w:val="1433"/>
         </w:numPr>
       </w:pPr>
       <w:r>
@@ -9259,7 +9439,7 @@
         <w:pStyle w:val="Compact"/>
         <w:numPr>
           <w:ilvl w:val="0"/>
-          <w:numId w:val="1430"/>
+          <w:numId w:val="1434"/>
         </w:numPr>
       </w:pPr>
       <w:r>
@@ -9283,7 +9463,7 @@
         <w:pStyle w:val="Compact"/>
         <w:numPr>
           <w:ilvl w:val="0"/>
-          <w:numId w:val="1431"/>
+          <w:numId w:val="1435"/>
         </w:numPr>
       </w:pPr>
       <w:r>
@@ -9295,7 +9475,7 @@
         <w:pStyle w:val="Compact"/>
         <w:numPr>
           <w:ilvl w:val="0"/>
-          <w:numId w:val="1432"/>
+          <w:numId w:val="1436"/>
         </w:numPr>
       </w:pPr>
       <w:r>
@@ -9307,7 +9487,7 @@
         <w:pStyle w:val="Compact"/>
         <w:numPr>
           <w:ilvl w:val="0"/>
-          <w:numId w:val="1433"/>
+          <w:numId w:val="1437"/>
         </w:numPr>
       </w:pPr>
       <w:r>
@@ -9319,7 +9499,7 @@
         <w:pStyle w:val="Compact"/>
         <w:numPr>
           <w:ilvl w:val="0"/>
-          <w:numId w:val="1434"/>
+          <w:numId w:val="1438"/>
         </w:numPr>
       </w:pPr>
       <w:r>
@@ -9331,7 +9511,7 @@
         <w:pStyle w:val="Compact"/>
         <w:numPr>
           <w:ilvl w:val="0"/>
-          <w:numId w:val="1435"/>
+          <w:numId w:val="1439"/>
         </w:numPr>
       </w:pPr>
       <w:r>
@@ -9343,7 +9523,7 @@
         <w:pStyle w:val="Compact"/>
         <w:numPr>
           <w:ilvl w:val="0"/>
-          <w:numId w:val="1436"/>
+          <w:numId w:val="1440"/>
         </w:numPr>
       </w:pPr>
       <w:r>
@@ -9355,7 +9535,7 @@
         <w:pStyle w:val="Compact"/>
         <w:numPr>
           <w:ilvl w:val="0"/>
-          <w:numId w:val="1437"/>
+          <w:numId w:val="1441"/>
         </w:numPr>
       </w:pPr>
       <w:r>
@@ -9367,7 +9547,7 @@
         <w:pStyle w:val="Compact"/>
         <w:numPr>
           <w:ilvl w:val="0"/>
-          <w:numId w:val="1438"/>
+          <w:numId w:val="1442"/>
         </w:numPr>
       </w:pPr>
       <w:r>
@@ -9379,7 +9559,7 @@
         <w:pStyle w:val="Compact"/>
         <w:numPr>
           <w:ilvl w:val="0"/>
-          <w:numId w:val="1439"/>
+          <w:numId w:val="1443"/>
         </w:numPr>
       </w:pPr>
       <w:r>
@@ -9391,7 +9571,7 @@
         <w:pStyle w:val="Compact"/>
         <w:numPr>
           <w:ilvl w:val="0"/>
-          <w:numId w:val="1440"/>
+          <w:numId w:val="1444"/>
         </w:numPr>
       </w:pPr>
       <w:r>
@@ -9403,7 +9583,7 @@
         <w:pStyle w:val="Compact"/>
         <w:numPr>
           <w:ilvl w:val="0"/>
-          <w:numId w:val="1441"/>
+          <w:numId w:val="1445"/>
         </w:numPr>
       </w:pPr>
       <w:r>
@@ -9430,7 +9610,7 @@
         <w:pStyle w:val="Compact"/>
         <w:numPr>
           <w:ilvl w:val="0"/>
-          <w:numId w:val="1442"/>
+          <w:numId w:val="1446"/>
         </w:numPr>
       </w:pPr>
       <w:r>
@@ -9442,7 +9622,7 @@
         <w:pStyle w:val="Compact"/>
         <w:numPr>
           <w:ilvl w:val="0"/>
-          <w:numId w:val="1443"/>
+          <w:numId w:val="1447"/>
         </w:numPr>
       </w:pPr>
       <w:r>
@@ -9464,7 +9644,7 @@
         <w:pStyle w:val="Compact"/>
         <w:numPr>
           <w:ilvl w:val="0"/>
-          <w:numId w:val="1444"/>
+          <w:numId w:val="1448"/>
         </w:numPr>
       </w:pPr>
       <w:r>
@@ -9476,7 +9656,7 @@
         <w:pStyle w:val="Compact"/>
         <w:numPr>
           <w:ilvl w:val="0"/>
-          <w:numId w:val="1445"/>
+          <w:numId w:val="1449"/>
         </w:numPr>
       </w:pPr>
       <w:r>
@@ -9503,7 +9683,7 @@
         <w:pStyle w:val="Compact"/>
         <w:numPr>
           <w:ilvl w:val="0"/>
-          <w:numId w:val="1446"/>
+          <w:numId w:val="1450"/>
         </w:numPr>
       </w:pPr>
       <w:r>
@@ -9530,7 +9710,7 @@
         <w:pStyle w:val="Compact"/>
         <w:numPr>
           <w:ilvl w:val="0"/>
-          <w:numId w:val="1447"/>
+          <w:numId w:val="1451"/>
         </w:numPr>
       </w:pPr>
       <w:r>
@@ -9557,7 +9737,7 @@
         <w:pStyle w:val="Compact"/>
         <w:numPr>
           <w:ilvl w:val="0"/>
-          <w:numId w:val="1448"/>
+          <w:numId w:val="1452"/>
         </w:numPr>
       </w:pPr>
       <w:r>
@@ -9569,7 +9749,7 @@
         <w:pStyle w:val="Compact"/>
         <w:numPr>
           <w:ilvl w:val="1"/>
-          <w:numId w:val="1449"/>
+          <w:numId w:val="1453"/>
         </w:numPr>
       </w:pPr>
       <w:r>
@@ -9581,7 +9761,7 @@
         <w:pStyle w:val="Compact"/>
         <w:numPr>
           <w:ilvl w:val="1"/>
-          <w:numId w:val="1449"/>
+          <w:numId w:val="1453"/>
         </w:numPr>
       </w:pPr>
       <w:r>
@@ -9593,7 +9773,7 @@
         <w:pStyle w:val="Compact"/>
         <w:numPr>
           <w:ilvl w:val="1"/>
-          <w:numId w:val="1449"/>
+          <w:numId w:val="1453"/>
         </w:numPr>
       </w:pPr>
       <w:r>
@@ -9605,7 +9785,7 @@
         <w:pStyle w:val="Compact"/>
         <w:numPr>
           <w:ilvl w:val="0"/>
-          <w:numId w:val="1450"/>
+          <w:numId w:val="1454"/>
         </w:numPr>
       </w:pPr>
       <w:r>
@@ -9617,7 +9797,7 @@
         <w:pStyle w:val="Compact"/>
         <w:numPr>
           <w:ilvl w:val="0"/>
-          <w:numId w:val="1451"/>
+          <w:numId w:val="1455"/>
         </w:numPr>
       </w:pPr>
       <w:r>
@@ -9629,7 +9809,7 @@
         <w:pStyle w:val="Compact"/>
         <w:numPr>
           <w:ilvl w:val="1"/>
-          <w:numId w:val="1452"/>
+          <w:numId w:val="1456"/>
         </w:numPr>
       </w:pPr>
       <w:r>
@@ -9641,7 +9821,7 @@
         <w:pStyle w:val="Compact"/>
         <w:numPr>
           <w:ilvl w:val="1"/>
-          <w:numId w:val="1452"/>
+          <w:numId w:val="1456"/>
         </w:numPr>
       </w:pPr>
       <w:r>
@@ -9653,7 +9833,7 @@
         <w:pStyle w:val="Compact"/>
         <w:numPr>
           <w:ilvl w:val="1"/>
-          <w:numId w:val="1452"/>
+          <w:numId w:val="1456"/>
         </w:numPr>
       </w:pPr>
       <w:r>
@@ -9665,7 +9845,7 @@
         <w:pStyle w:val="Compact"/>
         <w:numPr>
           <w:ilvl w:val="1"/>
-          <w:numId w:val="1452"/>
+          <w:numId w:val="1456"/>
         </w:numPr>
       </w:pPr>
       <w:r>
@@ -9677,7 +9857,7 @@
         <w:pStyle w:val="Compact"/>
         <w:numPr>
           <w:ilvl w:val="1"/>
-          <w:numId w:val="1452"/>
+          <w:numId w:val="1456"/>
         </w:numPr>
       </w:pPr>
       <w:r>
@@ -9689,7 +9869,7 @@
         <w:pStyle w:val="Compact"/>
         <w:numPr>
           <w:ilvl w:val="1"/>
-          <w:numId w:val="1452"/>
+          <w:numId w:val="1456"/>
         </w:numPr>
       </w:pPr>
       <w:r>
@@ -9701,7 +9881,7 @@
         <w:pStyle w:val="Compact"/>
         <w:numPr>
           <w:ilvl w:val="0"/>
-          <w:numId w:val="1453"/>
+          <w:numId w:val="1457"/>
         </w:numPr>
       </w:pPr>
       <w:r>
@@ -9713,7 +9893,7 @@
         <w:pStyle w:val="Compact"/>
         <w:numPr>
           <w:ilvl w:val="0"/>
-          <w:numId w:val="1454"/>
+          <w:numId w:val="1458"/>
         </w:numPr>
       </w:pPr>
       <w:r>
@@ -9725,7 +9905,7 @@
         <w:pStyle w:val="Compact"/>
         <w:numPr>
           <w:ilvl w:val="0"/>
-          <w:numId w:val="1455"/>
+          <w:numId w:val="1459"/>
         </w:numPr>
       </w:pPr>
       <w:r>
@@ -9747,7 +9927,7 @@
         <w:pStyle w:val="Compact"/>
         <w:numPr>
           <w:ilvl w:val="0"/>
-          <w:numId w:val="1456"/>
+          <w:numId w:val="1460"/>
         </w:numPr>
       </w:pPr>
       <w:r>
@@ -9759,7 +9939,7 @@
         <w:pStyle w:val="Compact"/>
         <w:numPr>
           <w:ilvl w:val="0"/>
-          <w:numId w:val="1457"/>
+          <w:numId w:val="1461"/>
         </w:numPr>
       </w:pPr>
       <w:r>
@@ -9771,7 +9951,7 @@
         <w:pStyle w:val="Compact"/>
         <w:numPr>
           <w:ilvl w:val="0"/>
-          <w:numId w:val="1458"/>
+          <w:numId w:val="1462"/>
         </w:numPr>
       </w:pPr>
       <w:r>
@@ -9783,7 +9963,7 @@
         <w:pStyle w:val="Compact"/>
         <w:numPr>
           <w:ilvl w:val="0"/>
-          <w:numId w:val="1459"/>
+          <w:numId w:val="1463"/>
         </w:numPr>
       </w:pPr>
       <w:r>
@@ -9795,7 +9975,7 @@
         <w:pStyle w:val="Compact"/>
         <w:numPr>
           <w:ilvl w:val="0"/>
-          <w:numId w:val="1460"/>
+          <w:numId w:val="1464"/>
         </w:numPr>
       </w:pPr>
       <w:r>
@@ -9807,7 +9987,7 @@
         <w:pStyle w:val="Compact"/>
         <w:numPr>
           <w:ilvl w:val="0"/>
-          <w:numId w:val="1461"/>
+          <w:numId w:val="1465"/>
         </w:numPr>
       </w:pPr>
       <w:r>
@@ -9829,7 +10009,7 @@
         <w:pStyle w:val="Compact"/>
         <w:numPr>
           <w:ilvl w:val="0"/>
-          <w:numId w:val="1462"/>
+          <w:numId w:val="1466"/>
         </w:numPr>
       </w:pPr>
       <w:r>
@@ -9841,7 +10021,7 @@
         <w:pStyle w:val="Compact"/>
         <w:numPr>
           <w:ilvl w:val="1"/>
-          <w:numId w:val="1463"/>
+          <w:numId w:val="1467"/>
         </w:numPr>
       </w:pPr>
       <w:r>
@@ -9853,7 +10033,7 @@
         <w:pStyle w:val="Compact"/>
         <w:numPr>
           <w:ilvl w:val="1"/>
-          <w:numId w:val="1463"/>
+          <w:numId w:val="1467"/>
         </w:numPr>
       </w:pPr>
       <w:r>
@@ -9865,7 +10045,7 @@
         <w:pStyle w:val="Compact"/>
         <w:numPr>
           <w:ilvl w:val="0"/>
-          <w:numId w:val="1464"/>
+          <w:numId w:val="1468"/>
         </w:numPr>
       </w:pPr>
       <w:r>
@@ -9877,7 +10057,7 @@
         <w:pStyle w:val="Compact"/>
         <w:numPr>
           <w:ilvl w:val="1"/>
-          <w:numId w:val="1465"/>
+          <w:numId w:val="1469"/>
         </w:numPr>
       </w:pPr>
       <w:r>
@@ -9889,7 +10069,7 @@
         <w:pStyle w:val="Compact"/>
         <w:numPr>
           <w:ilvl w:val="1"/>
-          <w:numId w:val="1465"/>
+          <w:numId w:val="1469"/>
         </w:numPr>
       </w:pPr>
       <w:r>
@@ -9901,7 +10081,7 @@
         <w:pStyle w:val="Compact"/>
         <w:numPr>
           <w:ilvl w:val="0"/>
-          <w:numId w:val="1466"/>
+          <w:numId w:val="1470"/>
         </w:numPr>
       </w:pPr>
       <w:r>
@@ -9913,7 +10093,7 @@
         <w:pStyle w:val="Compact"/>
         <w:numPr>
           <w:ilvl w:val="0"/>
-          <w:numId w:val="1467"/>
+          <w:numId w:val="1471"/>
         </w:numPr>
       </w:pPr>
       <w:r>
@@ -9925,7 +10105,7 @@
         <w:pStyle w:val="Compact"/>
         <w:numPr>
           <w:ilvl w:val="0"/>
-          <w:numId w:val="1468"/>
+          <w:numId w:val="1472"/>
         </w:numPr>
       </w:pPr>
       <w:r>
@@ -9937,7 +10117,7 @@
         <w:pStyle w:val="Compact"/>
         <w:numPr>
           <w:ilvl w:val="0"/>
-          <w:numId w:val="1469"/>
+          <w:numId w:val="1473"/>
         </w:numPr>
       </w:pPr>
       <w:r>
@@ -9959,7 +10139,7 @@
         <w:pStyle w:val="Compact"/>
         <w:numPr>
           <w:ilvl w:val="0"/>
-          <w:numId w:val="1470"/>
+          <w:numId w:val="1474"/>
         </w:numPr>
       </w:pPr>
       <w:r>
@@ -9971,7 +10151,7 @@
         <w:pStyle w:val="Compact"/>
         <w:numPr>
           <w:ilvl w:val="0"/>
-          <w:numId w:val="1471"/>
+          <w:numId w:val="1475"/>
         </w:numPr>
       </w:pPr>
       <w:r>
@@ -9983,7 +10163,7 @@
         <w:pStyle w:val="Compact"/>
         <w:numPr>
           <w:ilvl w:val="0"/>
-          <w:numId w:val="1472"/>
+          <w:numId w:val="1476"/>
         </w:numPr>
       </w:pPr>
       <w:r>
@@ -9995,7 +10175,7 @@
         <w:pStyle w:val="Compact"/>
         <w:numPr>
           <w:ilvl w:val="0"/>
-          <w:numId w:val="1473"/>
+          <w:numId w:val="1477"/>
         </w:numPr>
       </w:pPr>
       <w:r>
@@ -10007,7 +10187,7 @@
         <w:pStyle w:val="Compact"/>
         <w:numPr>
           <w:ilvl w:val="0"/>
-          <w:numId w:val="1474"/>
+          <w:numId w:val="1478"/>
         </w:numPr>
       </w:pPr>
       <w:r>
@@ -10019,7 +10199,7 @@
         <w:pStyle w:val="Compact"/>
         <w:numPr>
           <w:ilvl w:val="0"/>
-          <w:numId w:val="1475"/>
+          <w:numId w:val="1479"/>
         </w:numPr>
       </w:pPr>
       <w:r>
@@ -10031,7 +10211,7 @@
         <w:pStyle w:val="Compact"/>
         <w:numPr>
           <w:ilvl w:val="0"/>
-          <w:numId w:val="1476"/>
+          <w:numId w:val="1480"/>
         </w:numPr>
       </w:pPr>
       <w:r>
@@ -10043,7 +10223,7 @@
         <w:pStyle w:val="Compact"/>
         <w:numPr>
           <w:ilvl w:val="0"/>
-          <w:numId w:val="1477"/>
+          <w:numId w:val="1481"/>
         </w:numPr>
       </w:pPr>
       <w:r>
@@ -10055,7 +10235,7 @@
         <w:pStyle w:val="Compact"/>
         <w:numPr>
           <w:ilvl w:val="0"/>
-          <w:numId w:val="1478"/>
+          <w:numId w:val="1482"/>
         </w:numPr>
       </w:pPr>
       <w:r>
@@ -10077,7 +10257,7 @@
         <w:pStyle w:val="Compact"/>
         <w:numPr>
           <w:ilvl w:val="0"/>
-          <w:numId w:val="1479"/>
+          <w:numId w:val="1483"/>
         </w:numPr>
       </w:pPr>
       <w:r>
@@ -10089,7 +10269,7 @@
         <w:pStyle w:val="Compact"/>
         <w:numPr>
           <w:ilvl w:val="0"/>
-          <w:numId w:val="1480"/>
+          <w:numId w:val="1484"/>
         </w:numPr>
       </w:pPr>
       <w:r>
@@ -10101,7 +10281,7 @@
         <w:pStyle w:val="Compact"/>
         <w:numPr>
           <w:ilvl w:val="0"/>
-          <w:numId w:val="1481"/>
+          <w:numId w:val="1485"/>
         </w:numPr>
       </w:pPr>
       <w:r>
@@ -10113,7 +10293,7 @@
         <w:pStyle w:val="Compact"/>
         <w:numPr>
           <w:ilvl w:val="0"/>
-          <w:numId w:val="1482"/>
+          <w:numId w:val="1486"/>
         </w:numPr>
       </w:pPr>
       <w:r>
@@ -10125,7 +10305,7 @@
         <w:pStyle w:val="Compact"/>
         <w:numPr>
           <w:ilvl w:val="0"/>
-          <w:numId w:val="1483"/>
+          <w:numId w:val="1487"/>
         </w:numPr>
       </w:pPr>
       <w:r>
@@ -10137,7 +10317,7 @@
         <w:pStyle w:val="Compact"/>
         <w:numPr>
           <w:ilvl w:val="0"/>
-          <w:numId w:val="1484"/>
+          <w:numId w:val="1488"/>
         </w:numPr>
       </w:pPr>
       <w:r>
@@ -10149,7 +10329,7 @@
         <w:pStyle w:val="Compact"/>
         <w:numPr>
           <w:ilvl w:val="0"/>
-          <w:numId w:val="1485"/>
+          <w:numId w:val="1489"/>
         </w:numPr>
       </w:pPr>
       <w:r>
@@ -10161,7 +10341,7 @@
         <w:pStyle w:val="Compact"/>
         <w:numPr>
           <w:ilvl w:val="0"/>
-          <w:numId w:val="1486"/>
+          <w:numId w:val="1490"/>
         </w:numPr>
       </w:pPr>
       <w:r>
@@ -10173,7 +10353,7 @@
         <w:pStyle w:val="Compact"/>
         <w:numPr>
           <w:ilvl w:val="0"/>
-          <w:numId w:val="1487"/>
+          <w:numId w:val="1491"/>
         </w:numPr>
       </w:pPr>
       <w:r>
@@ -10185,7 +10365,7 @@
         <w:pStyle w:val="Compact"/>
         <w:numPr>
           <w:ilvl w:val="0"/>
-          <w:numId w:val="1488"/>
+          <w:numId w:val="1492"/>
         </w:numPr>
       </w:pPr>
       <w:r>
@@ -10212,7 +10392,7 @@
         <w:pStyle w:val="Compact"/>
         <w:numPr>
           <w:ilvl w:val="0"/>
-          <w:numId w:val="1489"/>
+          <w:numId w:val="1493"/>
         </w:numPr>
       </w:pPr>
       <w:r>
@@ -10233,7 +10413,7 @@
         <w:pStyle w:val="Compact"/>
         <w:numPr>
           <w:ilvl w:val="0"/>
-          <w:numId w:val="1490"/>
+          <w:numId w:val="1494"/>
         </w:numPr>
       </w:pPr>
       <w:r>
@@ -10255,7 +10435,7 @@
         <w:pStyle w:val="Compact"/>
         <w:numPr>
           <w:ilvl w:val="0"/>
-          <w:numId w:val="1491"/>
+          <w:numId w:val="1495"/>
         </w:numPr>
       </w:pPr>
       <w:r>
@@ -10267,7 +10447,7 @@
         <w:pStyle w:val="Compact"/>
         <w:numPr>
           <w:ilvl w:val="0"/>
-          <w:numId w:val="1492"/>
+          <w:numId w:val="1496"/>
         </w:numPr>
       </w:pPr>
       <w:r>
@@ -10279,7 +10459,7 @@
         <w:pStyle w:val="Compact"/>
         <w:numPr>
           <w:ilvl w:val="0"/>
-          <w:numId w:val="1493"/>
+          <w:numId w:val="1497"/>
         </w:numPr>
       </w:pPr>
       <w:r>
@@ -10291,7 +10471,7 @@
         <w:pStyle w:val="Compact"/>
         <w:numPr>
           <w:ilvl w:val="0"/>
-          <w:numId w:val="1494"/>
+          <w:numId w:val="1498"/>
         </w:numPr>
       </w:pPr>
       <w:r>
@@ -10303,7 +10483,7 @@
         <w:pStyle w:val="Compact"/>
         <w:numPr>
           <w:ilvl w:val="0"/>
-          <w:numId w:val="1495"/>
+          <w:numId w:val="1499"/>
         </w:numPr>
       </w:pPr>
       <w:r>
@@ -10315,7 +10495,7 @@
         <w:pStyle w:val="Compact"/>
         <w:numPr>
           <w:ilvl w:val="0"/>
-          <w:numId w:val="1496"/>
+          <w:numId w:val="1500"/>
         </w:numPr>
       </w:pPr>
       <w:r>
@@ -10327,7 +10507,7 @@
         <w:pStyle w:val="Compact"/>
         <w:numPr>
           <w:ilvl w:val="0"/>
-          <w:numId w:val="1497"/>
+          <w:numId w:val="1501"/>
         </w:numPr>
       </w:pPr>
       <w:r>
@@ -10339,7 +10519,7 @@
         <w:pStyle w:val="Compact"/>
         <w:numPr>
           <w:ilvl w:val="0"/>
-          <w:numId w:val="1498"/>
+          <w:numId w:val="1502"/>
         </w:numPr>
       </w:pPr>
       <w:r>
@@ -10361,7 +10541,7 @@
         <w:pStyle w:val="Compact"/>
         <w:numPr>
           <w:ilvl w:val="0"/>
-          <w:numId w:val="1499"/>
+          <w:numId w:val="1503"/>
         </w:numPr>
       </w:pPr>
       <w:r>
@@ -10373,7 +10553,7 @@
         <w:pStyle w:val="Compact"/>
         <w:numPr>
           <w:ilvl w:val="0"/>
-          <w:numId w:val="1500"/>
+          <w:numId w:val="1504"/>
         </w:numPr>
       </w:pPr>
       <w:r>
@@ -10385,7 +10565,7 @@
         <w:pStyle w:val="Compact"/>
         <w:numPr>
           <w:ilvl w:val="0"/>
-          <w:numId w:val="1501"/>
+          <w:numId w:val="1505"/>
         </w:numPr>
       </w:pPr>
       <w:r>
@@ -10397,7 +10577,7 @@
         <w:pStyle w:val="Compact"/>
         <w:numPr>
           <w:ilvl w:val="0"/>
-          <w:numId w:val="1502"/>
+          <w:numId w:val="1506"/>
         </w:numPr>
       </w:pPr>
       <w:r>
@@ -10409,7 +10589,7 @@
         <w:pStyle w:val="Compact"/>
         <w:numPr>
           <w:ilvl w:val="0"/>
-          <w:numId w:val="1503"/>
+          <w:numId w:val="1507"/>
         </w:numPr>
       </w:pPr>
       <w:r>
@@ -10421,7 +10601,7 @@
         <w:pStyle w:val="Compact"/>
         <w:numPr>
           <w:ilvl w:val="0"/>
-          <w:numId w:val="1504"/>
+          <w:numId w:val="1508"/>
         </w:numPr>
       </w:pPr>
       <w:r>
@@ -10433,7 +10613,7 @@
         <w:pStyle w:val="Compact"/>
         <w:numPr>
           <w:ilvl w:val="0"/>
-          <w:numId w:val="1505"/>
+          <w:numId w:val="1509"/>
         </w:numPr>
       </w:pPr>
       <w:r>
@@ -10445,7 +10625,7 @@
         <w:pStyle w:val="Compact"/>
         <w:numPr>
           <w:ilvl w:val="0"/>
-          <w:numId w:val="1506"/>
+          <w:numId w:val="1510"/>
         </w:numPr>
       </w:pPr>
       <w:r>
@@ -10457,7 +10637,7 @@
         <w:pStyle w:val="Compact"/>
         <w:numPr>
           <w:ilvl w:val="0"/>
-          <w:numId w:val="1507"/>
+          <w:numId w:val="1511"/>
         </w:numPr>
       </w:pPr>
       <w:r>
@@ -10469,7 +10649,7 @@
         <w:pStyle w:val="Compact"/>
         <w:numPr>
           <w:ilvl w:val="0"/>
-          <w:numId w:val="1508"/>
+          <w:numId w:val="1512"/>
         </w:numPr>
       </w:pPr>
       <w:r>
@@ -10481,7 +10661,7 @@
         <w:pStyle w:val="Compact"/>
         <w:numPr>
           <w:ilvl w:val="0"/>
-          <w:numId w:val="1509"/>
+          <w:numId w:val="1513"/>
         </w:numPr>
       </w:pPr>
       <w:r>
@@ -10493,7 +10673,7 @@
         <w:pStyle w:val="Compact"/>
         <w:numPr>
           <w:ilvl w:val="0"/>
-          <w:numId w:val="1510"/>
+          <w:numId w:val="1514"/>
         </w:numPr>
       </w:pPr>
       <w:r>
@@ -10505,7 +10685,7 @@
         <w:pStyle w:val="Compact"/>
         <w:numPr>
           <w:ilvl w:val="0"/>
-          <w:numId w:val="1511"/>
+          <w:numId w:val="1515"/>
         </w:numPr>
       </w:pPr>
       <w:r>
@@ -10517,7 +10697,7 @@
         <w:pStyle w:val="Compact"/>
         <w:numPr>
           <w:ilvl w:val="0"/>
-          <w:numId w:val="1512"/>
+          <w:numId w:val="1516"/>
         </w:numPr>
       </w:pPr>
       <w:r>
@@ -10529,7 +10709,7 @@
         <w:pStyle w:val="Compact"/>
         <w:numPr>
           <w:ilvl w:val="0"/>
-          <w:numId w:val="1513"/>
+          <w:numId w:val="1517"/>
         </w:numPr>
       </w:pPr>
       <w:r>
@@ -10561,7 +10741,7 @@
         <w:pStyle w:val="Compact"/>
         <w:numPr>
           <w:ilvl w:val="0"/>
-          <w:numId w:val="1514"/>
+          <w:numId w:val="1518"/>
         </w:numPr>
       </w:pPr>
       <w:r>
@@ -10573,7 +10753,7 @@
         <w:pStyle w:val="Compact"/>
         <w:numPr>
           <w:ilvl w:val="0"/>
-          <w:numId w:val="1515"/>
+          <w:numId w:val="1519"/>
         </w:numPr>
       </w:pPr>
       <w:r>
@@ -10585,7 +10765,7 @@
         <w:pStyle w:val="Compact"/>
         <w:numPr>
           <w:ilvl w:val="0"/>
-          <w:numId w:val="1516"/>
+          <w:numId w:val="1520"/>
         </w:numPr>
       </w:pPr>
       <w:r>
@@ -10597,7 +10777,7 @@
         <w:pStyle w:val="Compact"/>
         <w:numPr>
           <w:ilvl w:val="0"/>
-          <w:numId w:val="1517"/>
+          <w:numId w:val="1521"/>
         </w:numPr>
       </w:pPr>
       <w:r>
@@ -10609,7 +10789,7 @@
         <w:pStyle w:val="Compact"/>
         <w:numPr>
           <w:ilvl w:val="0"/>
-          <w:numId w:val="1518"/>
+          <w:numId w:val="1522"/>
         </w:numPr>
       </w:pPr>
       <w:r>
@@ -10621,7 +10801,7 @@
         <w:pStyle w:val="Compact"/>
         <w:numPr>
           <w:ilvl w:val="0"/>
-          <w:numId w:val="1519"/>
+          <w:numId w:val="1523"/>
         </w:numPr>
       </w:pPr>
       <w:r>
@@ -10633,7 +10813,7 @@
         <w:pStyle w:val="Compact"/>
         <w:numPr>
           <w:ilvl w:val="0"/>
-          <w:numId w:val="1520"/>
+          <w:numId w:val="1524"/>
         </w:numPr>
       </w:pPr>
       <w:r>
@@ -10645,7 +10825,7 @@
         <w:pStyle w:val="Compact"/>
         <w:numPr>
           <w:ilvl w:val="0"/>
-          <w:numId w:val="1521"/>
+          <w:numId w:val="1525"/>
         </w:numPr>
       </w:pPr>
       <w:r>
@@ -10657,7 +10837,7 @@
         <w:pStyle w:val="Compact"/>
         <w:numPr>
           <w:ilvl w:val="0"/>
-          <w:numId w:val="1522"/>
+          <w:numId w:val="1526"/>
         </w:numPr>
       </w:pPr>
       <w:r>
@@ -10669,7 +10849,7 @@
         <w:pStyle w:val="Compact"/>
         <w:numPr>
           <w:ilvl w:val="0"/>
-          <w:numId w:val="1523"/>
+          <w:numId w:val="1527"/>
         </w:numPr>
       </w:pPr>
       <w:r>
@@ -10681,7 +10861,7 @@
         <w:pStyle w:val="Compact"/>
         <w:numPr>
           <w:ilvl w:val="0"/>
-          <w:numId w:val="1524"/>
+          <w:numId w:val="1528"/>
         </w:numPr>
       </w:pPr>
       <w:r>
@@ -10693,7 +10873,7 @@
         <w:pStyle w:val="Compact"/>
         <w:numPr>
           <w:ilvl w:val="0"/>
-          <w:numId w:val="1525"/>
+          <w:numId w:val="1529"/>
         </w:numPr>
       </w:pPr>
       <w:r>
@@ -10705,7 +10885,7 @@
         <w:pStyle w:val="Compact"/>
         <w:numPr>
           <w:ilvl w:val="0"/>
-          <w:numId w:val="1526"/>
+          <w:numId w:val="1530"/>
         </w:numPr>
       </w:pPr>
       <w:r>
@@ -10742,7 +10922,7 @@
         <w:pStyle w:val="Compact"/>
         <w:numPr>
           <w:ilvl w:val="0"/>
-          <w:numId w:val="1527"/>
+          <w:numId w:val="1531"/>
         </w:numPr>
       </w:pPr>
       <w:r>
@@ -10754,7 +10934,7 @@
         <w:pStyle w:val="Compact"/>
         <w:numPr>
           <w:ilvl w:val="0"/>
-          <w:numId w:val="1528"/>
+          <w:numId w:val="1532"/>
         </w:numPr>
       </w:pPr>
       <w:r>
@@ -10781,7 +10961,7 @@
         <w:pStyle w:val="Compact"/>
         <w:numPr>
           <w:ilvl w:val="0"/>
-          <w:numId w:val="1529"/>
+          <w:numId w:val="1533"/>
         </w:numPr>
       </w:pPr>
       <w:r>
@@ -10793,7 +10973,7 @@
         <w:pStyle w:val="Compact"/>
         <w:numPr>
           <w:ilvl w:val="0"/>
-          <w:numId w:val="1530"/>
+          <w:numId w:val="1534"/>
         </w:numPr>
       </w:pPr>
       <w:r>
@@ -10805,7 +10985,7 @@
         <w:pStyle w:val="Compact"/>
         <w:numPr>
           <w:ilvl w:val="0"/>
-          <w:numId w:val="1531"/>
+          <w:numId w:val="1535"/>
         </w:numPr>
       </w:pPr>
       <w:r>
@@ -10817,7 +10997,7 @@
         <w:pStyle w:val="Compact"/>
         <w:numPr>
           <w:ilvl w:val="0"/>
-          <w:numId w:val="1532"/>
+          <w:numId w:val="1536"/>
         </w:numPr>
       </w:pPr>
       <w:r>
@@ -10829,7 +11009,7 @@
         <w:pStyle w:val="Compact"/>
         <w:numPr>
           <w:ilvl w:val="0"/>
-          <w:numId w:val="1533"/>
+          <w:numId w:val="1537"/>
         </w:numPr>
       </w:pPr>
       <w:r>
@@ -10841,7 +11021,7 @@
         <w:pStyle w:val="Compact"/>
         <w:numPr>
           <w:ilvl w:val="0"/>
-          <w:numId w:val="1534"/>
+          <w:numId w:val="1538"/>
         </w:numPr>
       </w:pPr>
       <w:r>
@@ -10863,7 +11043,7 @@
         <w:pStyle w:val="Compact"/>
         <w:numPr>
           <w:ilvl w:val="0"/>
-          <w:numId w:val="1535"/>
+          <w:numId w:val="1539"/>
         </w:numPr>
       </w:pPr>
       <w:r>
@@ -10875,7 +11055,7 @@
         <w:pStyle w:val="Compact"/>
         <w:numPr>
           <w:ilvl w:val="0"/>
-          <w:numId w:val="1536"/>
+          <w:numId w:val="1540"/>
         </w:numPr>
       </w:pPr>
       <w:r>
@@ -10887,7 +11067,7 @@
         <w:pStyle w:val="Compact"/>
         <w:numPr>
           <w:ilvl w:val="0"/>
-          <w:numId w:val="1537"/>
+          <w:numId w:val="1541"/>
         </w:numPr>
       </w:pPr>
       <w:r>
@@ -10899,7 +11079,7 @@
         <w:pStyle w:val="Compact"/>
         <w:numPr>
           <w:ilvl w:val="0"/>
-          <w:numId w:val="1538"/>
+          <w:numId w:val="1542"/>
         </w:numPr>
       </w:pPr>
       <w:r>
@@ -10911,7 +11091,7 @@
         <w:pStyle w:val="Compact"/>
         <w:numPr>
           <w:ilvl w:val="0"/>
-          <w:numId w:val="1539"/>
+          <w:numId w:val="1543"/>
         </w:numPr>
       </w:pPr>
       <w:r>
@@ -10923,7 +11103,7 @@
         <w:pStyle w:val="Compact"/>
         <w:numPr>
           <w:ilvl w:val="0"/>
-          <w:numId w:val="1540"/>
+          <w:numId w:val="1544"/>
         </w:numPr>
       </w:pPr>
       <w:r>
@@ -10935,7 +11115,7 @@
         <w:pStyle w:val="Compact"/>
         <w:numPr>
           <w:ilvl w:val="0"/>
-          <w:numId w:val="1541"/>
+          <w:numId w:val="1545"/>
         </w:numPr>
       </w:pPr>
       <w:r>
@@ -10947,7 +11127,7 @@
         <w:pStyle w:val="Compact"/>
         <w:numPr>
           <w:ilvl w:val="0"/>
-          <w:numId w:val="1542"/>
+          <w:numId w:val="1546"/>
         </w:numPr>
       </w:pPr>
       <w:r>
@@ -10959,7 +11139,7 @@
         <w:pStyle w:val="Compact"/>
         <w:numPr>
           <w:ilvl w:val="0"/>
-          <w:numId w:val="1543"/>
+          <w:numId w:val="1547"/>
         </w:numPr>
       </w:pPr>
       <w:r>
@@ -10982,7 +11162,7 @@
         <w:pStyle w:val="Compact"/>
         <w:numPr>
           <w:ilvl w:val="0"/>
-          <w:numId w:val="1544"/>
+          <w:numId w:val="1548"/>
         </w:numPr>
       </w:pPr>
       <w:r>
@@ -10994,7 +11174,7 @@
         <w:pStyle w:val="Compact"/>
         <w:numPr>
           <w:ilvl w:val="0"/>
-          <w:numId w:val="1545"/>
+          <w:numId w:val="1549"/>
         </w:numPr>
       </w:pPr>
       <w:r>
@@ -11006,7 +11186,7 @@
         <w:pStyle w:val="Compact"/>
         <w:numPr>
           <w:ilvl w:val="0"/>
-          <w:numId w:val="1546"/>
+          <w:numId w:val="1550"/>
         </w:numPr>
       </w:pPr>
       <w:r>
@@ -11018,7 +11198,7 @@
         <w:pStyle w:val="Compact"/>
         <w:numPr>
           <w:ilvl w:val="0"/>
-          <w:numId w:val="1547"/>
+          <w:numId w:val="1551"/>
         </w:numPr>
       </w:pPr>
       <w:r>
@@ -11030,7 +11210,7 @@
         <w:pStyle w:val="Compact"/>
         <w:numPr>
           <w:ilvl w:val="0"/>
-          <w:numId w:val="1548"/>
+          <w:numId w:val="1552"/>
         </w:numPr>
       </w:pPr>
       <w:r>
@@ -11042,7 +11222,7 @@
         <w:pStyle w:val="Compact"/>
         <w:numPr>
           <w:ilvl w:val="0"/>
-          <w:numId w:val="1549"/>
+          <w:numId w:val="1553"/>
         </w:numPr>
       </w:pPr>
       <w:r>
@@ -11054,7 +11234,7 @@
         <w:pStyle w:val="Compact"/>
         <w:numPr>
           <w:ilvl w:val="0"/>
-          <w:numId w:val="1550"/>
+          <w:numId w:val="1554"/>
         </w:numPr>
       </w:pPr>
       <w:r>
@@ -11066,7 +11246,7 @@
         <w:pStyle w:val="Compact"/>
         <w:numPr>
           <w:ilvl w:val="0"/>
-          <w:numId w:val="1551"/>
+          <w:numId w:val="1555"/>
         </w:numPr>
       </w:pPr>
       <w:r>
@@ -11078,7 +11258,7 @@
         <w:pStyle w:val="Compact"/>
         <w:numPr>
           <w:ilvl w:val="0"/>
-          <w:numId w:val="1552"/>
+          <w:numId w:val="1556"/>
         </w:numPr>
       </w:pPr>
       <w:r>
@@ -11090,7 +11270,7 @@
         <w:pStyle w:val="Compact"/>
         <w:numPr>
           <w:ilvl w:val="0"/>
-          <w:numId w:val="1553"/>
+          <w:numId w:val="1557"/>
         </w:numPr>
       </w:pPr>
       <w:r>
@@ -11102,7 +11282,7 @@
         <w:pStyle w:val="Compact"/>
         <w:numPr>
           <w:ilvl w:val="0"/>
-          <w:numId w:val="1554"/>
+          <w:numId w:val="1558"/>
         </w:numPr>
       </w:pPr>
       <w:r>
@@ -11127,11 +11307,11 @@
         <w:tblLook w:firstRow="1" w:lastRow="0" w:firstColumn="0" w:lastColumn="0" w:noHBand="0" w:noVBand="0" w:val="0020"/>
       </w:tblPr>
       <w:tblGrid>
-        <w:gridCol w:w="1485"/>
-        <w:gridCol w:w="1980"/>
-        <w:gridCol w:w="1485"/>
-        <w:gridCol w:w="1485"/>
-        <w:gridCol w:w="1485"/>
+        <w:gridCol w:w="480"/>
+        <w:gridCol w:w="384"/>
+        <w:gridCol w:w="384"/>
+        <w:gridCol w:w="6240"/>
+        <w:gridCol w:w="432"/>
       </w:tblGrid>
       <w:tr>
         <w:trPr>
@@ -11786,10 +11966,10 @@
     <w:abstractNumId w:val="993"/>
   </w:num>
   <w:num w:numId="1055">
-    <w:abstractNumId w:val="992"/>
+    <w:abstractNumId w:val="993"/>
   </w:num>
   <w:num w:numId="1056">
-    <w:abstractNumId w:val="992"/>
+    <w:abstractNumId w:val="993"/>
   </w:num>
   <w:num w:numId="1057">
     <w:abstractNumId w:val="993"/>
@@ -11804,19 +11984,19 @@
     <w:abstractNumId w:val="992"/>
   </w:num>
   <w:num w:numId="1061">
-    <w:abstractNumId w:val="992"/>
+    <w:abstractNumId w:val="993"/>
   </w:num>
   <w:num w:numId="1062">
     <w:abstractNumId w:val="993"/>
   </w:num>
   <w:num w:numId="1063">
-    <w:abstractNumId w:val="993"/>
+    <w:abstractNumId w:val="992"/>
   </w:num>
   <w:num w:numId="1064">
-    <w:abstractNumId w:val="991"/>
+    <w:abstractNumId w:val="992"/>
   </w:num>
   <w:num w:numId="1065">
-    <w:abstractNumId w:val="993"/>
+    <w:abstractNumId w:val="992"/>
   </w:num>
   <w:num w:numId="1066">
     <w:abstractNumId w:val="993"/>
@@ -11825,7 +12005,7 @@
     <w:abstractNumId w:val="993"/>
   </w:num>
   <w:num w:numId="1068">
-    <w:abstractNumId w:val="993"/>
+    <w:abstractNumId w:val="991"/>
   </w:num>
   <w:num w:numId="1069">
     <w:abstractNumId w:val="993"/>
@@ -11882,7 +12062,7 @@
     <w:abstractNumId w:val="993"/>
   </w:num>
   <w:num w:numId="1087">
-    <w:abstractNumId w:val="992"/>
+    <w:abstractNumId w:val="993"/>
   </w:num>
   <w:num w:numId="1088">
     <w:abstractNumId w:val="993"/>
@@ -11894,7 +12074,7 @@
     <w:abstractNumId w:val="993"/>
   </w:num>
   <w:num w:numId="1091">
-    <w:abstractNumId w:val="993"/>
+    <w:abstractNumId w:val="992"/>
   </w:num>
   <w:num w:numId="1092">
     <w:abstractNumId w:val="993"/>
@@ -11969,7 +12149,7 @@
     <w:abstractNumId w:val="993"/>
   </w:num>
   <w:num w:numId="1116">
-    <w:abstractNumId w:val="992"/>
+    <w:abstractNumId w:val="993"/>
   </w:num>
   <w:num w:numId="1117">
     <w:abstractNumId w:val="993"/>
@@ -11981,7 +12161,7 @@
     <w:abstractNumId w:val="993"/>
   </w:num>
   <w:num w:numId="1120">
-    <w:abstractNumId w:val="993"/>
+    <w:abstractNumId w:val="992"/>
   </w:num>
   <w:num w:numId="1121">
     <w:abstractNumId w:val="993"/>
@@ -11993,13 +12173,13 @@
     <w:abstractNumId w:val="993"/>
   </w:num>
   <w:num w:numId="1124">
-    <w:abstractNumId w:val="992"/>
+    <w:abstractNumId w:val="993"/>
   </w:num>
   <w:num w:numId="1125">
     <w:abstractNumId w:val="993"/>
   </w:num>
   <w:num w:numId="1126">
-    <w:abstractNumId w:val="992"/>
+    <w:abstractNumId w:val="993"/>
   </w:num>
   <w:num w:numId="1127">
     <w:abstractNumId w:val="993"/>
@@ -12008,31 +12188,31 @@
     <w:abstractNumId w:val="992"/>
   </w:num>
   <w:num w:numId="1129">
-    <w:abstractNumId w:val="992"/>
+    <w:abstractNumId w:val="993"/>
   </w:num>
   <w:num w:numId="1130">
-    <w:abstractNumId w:val="991"/>
+    <w:abstractNumId w:val="992"/>
   </w:num>
   <w:num w:numId="1131">
     <w:abstractNumId w:val="993"/>
   </w:num>
   <w:num w:numId="1132">
+    <w:abstractNumId w:val="992"/>
+  </w:num>
+  <w:num w:numId="1133">
+    <w:abstractNumId w:val="992"/>
+  </w:num>
+  <w:num w:numId="1134">
+    <w:abstractNumId w:val="991"/>
+  </w:num>
+  <w:num w:numId="1135">
     <w:abstractNumId w:val="993"/>
-  </w:num>
-  <w:num w:numId="1133">
-    <w:abstractNumId w:val="993"/>
-  </w:num>
-  <w:num w:numId="1134">
-    <w:abstractNumId w:val="993"/>
-  </w:num>
-  <w:num w:numId="1135">
-    <w:abstractNumId w:val="992"/>
   </w:num>
   <w:num w:numId="1136">
     <w:abstractNumId w:val="993"/>
   </w:num>
   <w:num w:numId="1137">
-    <w:abstractNumId w:val="992"/>
+    <w:abstractNumId w:val="993"/>
   </w:num>
   <w:num w:numId="1138">
     <w:abstractNumId w:val="993"/>
@@ -12044,86 +12224,86 @@
     <w:abstractNumId w:val="993"/>
   </w:num>
   <w:num w:numId="1141">
+    <w:abstractNumId w:val="992"/>
+  </w:num>
+  <w:num w:numId="1142">
+    <w:abstractNumId w:val="993"/>
+  </w:num>
+  <w:num w:numId="1143">
+    <w:abstractNumId w:val="992"/>
+  </w:num>
+  <w:num w:numId="1144">
+    <w:abstractNumId w:val="993"/>
+  </w:num>
+  <w:num w:numId="1145">
     <w:abstractNumId w:val="991"/>
   </w:num>
-  <w:num w:numId="1142">
-    <w:abstractNumId w:val="992"/>
-  </w:num>
-  <w:num w:numId="1143">
-    <w:abstractNumId w:val="992"/>
-  </w:num>
-  <w:num w:numId="1144">
-    <w:abstractNumId w:val="992"/>
-  </w:num>
-  <w:num w:numId="1145">
+  <w:num w:numId="1146">
+    <w:abstractNumId w:val="992"/>
+  </w:num>
+  <w:num w:numId="1147">
+    <w:abstractNumId w:val="992"/>
+  </w:num>
+  <w:num w:numId="1148">
+    <w:abstractNumId w:val="992"/>
+  </w:num>
+  <w:num w:numId="1149">
     <w:abstractNumId w:val="993"/>
   </w:num>
-  <w:num w:numId="1146">
+  <w:num w:numId="1150">
     <w:abstractNumId w:val="993"/>
   </w:num>
-  <w:num w:numId="1147">
-    <w:abstractNumId w:val="992"/>
-  </w:num>
-  <w:num w:numId="1148">
-    <w:abstractNumId w:val="992"/>
-  </w:num>
-  <w:num w:numId="1149">
+  <w:num w:numId="1151">
+    <w:abstractNumId w:val="992"/>
+  </w:num>
+  <w:num w:numId="1152">
+    <w:abstractNumId w:val="992"/>
+  </w:num>
+  <w:num w:numId="1153">
     <w:abstractNumId w:val="991"/>
   </w:num>
-  <w:num w:numId="1150">
-    <w:abstractNumId w:val="992"/>
-  </w:num>
-  <w:num w:numId="1151">
+  <w:num w:numId="1154">
+    <w:abstractNumId w:val="992"/>
+  </w:num>
+  <w:num w:numId="1155">
     <w:abstractNumId w:val="991"/>
   </w:num>
-  <w:num w:numId="1152">
-    <w:abstractNumId w:val="992"/>
-  </w:num>
-  <w:num w:numId="1153">
-    <w:abstractNumId w:val="992"/>
-  </w:num>
-  <w:num w:numId="1154">
-    <w:abstractNumId w:val="992"/>
-  </w:num>
-  <w:num w:numId="1155">
-    <w:abstractNumId w:val="993"/>
-  </w:num>
   <w:num w:numId="1156">
-    <w:abstractNumId w:val="993"/>
+    <w:abstractNumId w:val="992"/>
   </w:num>
   <w:num w:numId="1157">
-    <w:abstractNumId w:val="993"/>
+    <w:abstractNumId w:val="992"/>
   </w:num>
   <w:num w:numId="1158">
-    <w:abstractNumId w:val="993"/>
+    <w:abstractNumId w:val="992"/>
   </w:num>
   <w:num w:numId="1159">
     <w:abstractNumId w:val="993"/>
   </w:num>
   <w:num w:numId="1160">
-    <w:abstractNumId w:val="992"/>
+    <w:abstractNumId w:val="993"/>
   </w:num>
   <w:num w:numId="1161">
+    <w:abstractNumId w:val="993"/>
+  </w:num>
+  <w:num w:numId="1162">
+    <w:abstractNumId w:val="993"/>
+  </w:num>
+  <w:num w:numId="1163">
+    <w:abstractNumId w:val="993"/>
+  </w:num>
+  <w:num w:numId="1164">
+    <w:abstractNumId w:val="992"/>
+  </w:num>
+  <w:num w:numId="1165">
     <w:abstractNumId w:val="991"/>
   </w:num>
-  <w:num w:numId="1162">
-    <w:abstractNumId w:val="992"/>
-  </w:num>
-  <w:num w:numId="1163">
+  <w:num w:numId="1166">
+    <w:abstractNumId w:val="992"/>
+  </w:num>
+  <w:num w:numId="1167">
     <w:abstractNumId w:val="991"/>
   </w:num>
-  <w:num w:numId="1164">
-    <w:abstractNumId w:val="992"/>
-  </w:num>
-  <w:num w:numId="1165">
-    <w:abstractNumId w:val="992"/>
-  </w:num>
-  <w:num w:numId="1166">
-    <w:abstractNumId w:val="992"/>
-  </w:num>
-  <w:num w:numId="1167">
-    <w:abstractNumId w:val="992"/>
-  </w:num>
   <w:num w:numId="1168">
     <w:abstractNumId w:val="992"/>
   </w:num>
@@ -12230,20 +12410,20 @@
     <w:abstractNumId w:val="992"/>
   </w:num>
   <w:num w:numId="1203">
+    <w:abstractNumId w:val="992"/>
+  </w:num>
+  <w:num w:numId="1204">
+    <w:abstractNumId w:val="992"/>
+  </w:num>
+  <w:num w:numId="1205">
+    <w:abstractNumId w:val="992"/>
+  </w:num>
+  <w:num w:numId="1206">
+    <w:abstractNumId w:val="992"/>
+  </w:num>
+  <w:num w:numId="1207">
     <w:abstractNumId w:val="991"/>
   </w:num>
-  <w:num w:numId="1204">
-    <w:abstractNumId w:val="992"/>
-  </w:num>
-  <w:num w:numId="1205">
-    <w:abstractNumId w:val="992"/>
-  </w:num>
-  <w:num w:numId="1206">
-    <w:abstractNumId w:val="992"/>
-  </w:num>
-  <w:num w:numId="1207">
-    <w:abstractNumId w:val="992"/>
-  </w:num>
   <w:num w:numId="1208">
     <w:abstractNumId w:val="992"/>
   </w:num>
@@ -12359,20 +12539,20 @@
     <w:abstractNumId w:val="992"/>
   </w:num>
   <w:num w:numId="1246">
+    <w:abstractNumId w:val="992"/>
+  </w:num>
+  <w:num w:numId="1247">
+    <w:abstractNumId w:val="992"/>
+  </w:num>
+  <w:num w:numId="1248">
+    <w:abstractNumId w:val="992"/>
+  </w:num>
+  <w:num w:numId="1249">
+    <w:abstractNumId w:val="992"/>
+  </w:num>
+  <w:num w:numId="1250">
     <w:abstractNumId w:val="991"/>
   </w:num>
-  <w:num w:numId="1247">
-    <w:abstractNumId w:val="992"/>
-  </w:num>
-  <w:num w:numId="1248">
-    <w:abstractNumId w:val="992"/>
-  </w:num>
-  <w:num w:numId="1249">
-    <w:abstractNumId w:val="992"/>
-  </w:num>
-  <w:num w:numId="1250">
-    <w:abstractNumId w:val="992"/>
-  </w:num>
   <w:num w:numId="1251">
     <w:abstractNumId w:val="992"/>
   </w:num>
@@ -12443,20 +12623,20 @@
     <w:abstractNumId w:val="992"/>
   </w:num>
   <w:num w:numId="1274">
+    <w:abstractNumId w:val="992"/>
+  </w:num>
+  <w:num w:numId="1275">
+    <w:abstractNumId w:val="992"/>
+  </w:num>
+  <w:num w:numId="1276">
+    <w:abstractNumId w:val="992"/>
+  </w:num>
+  <w:num w:numId="1277">
+    <w:abstractNumId w:val="992"/>
+  </w:num>
+  <w:num w:numId="1278">
     <w:abstractNumId w:val="991"/>
   </w:num>
-  <w:num w:numId="1275">
-    <w:abstractNumId w:val="992"/>
-  </w:num>
-  <w:num w:numId="1276">
-    <w:abstractNumId w:val="992"/>
-  </w:num>
-  <w:num w:numId="1277">
-    <w:abstractNumId w:val="992"/>
-  </w:num>
-  <w:num w:numId="1278">
-    <w:abstractNumId w:val="992"/>
-  </w:num>
   <w:num w:numId="1279">
     <w:abstractNumId w:val="992"/>
   </w:num>
@@ -12509,20 +12689,20 @@
     <w:abstractNumId w:val="992"/>
   </w:num>
   <w:num w:numId="1296">
+    <w:abstractNumId w:val="992"/>
+  </w:num>
+  <w:num w:numId="1297">
+    <w:abstractNumId w:val="992"/>
+  </w:num>
+  <w:num w:numId="1298">
+    <w:abstractNumId w:val="992"/>
+  </w:num>
+  <w:num w:numId="1299">
+    <w:abstractNumId w:val="992"/>
+  </w:num>
+  <w:num w:numId="1300">
     <w:abstractNumId w:val="991"/>
   </w:num>
-  <w:num w:numId="1297">
-    <w:abstractNumId w:val="992"/>
-  </w:num>
-  <w:num w:numId="1298">
-    <w:abstractNumId w:val="992"/>
-  </w:num>
-  <w:num w:numId="1299">
-    <w:abstractNumId w:val="992"/>
-  </w:num>
-  <w:num w:numId="1300">
-    <w:abstractNumId w:val="992"/>
-  </w:num>
   <w:num w:numId="1301">
     <w:abstractNumId w:val="992"/>
   </w:num>
@@ -12557,20 +12737,20 @@
     <w:abstractNumId w:val="992"/>
   </w:num>
   <w:num w:numId="1312">
+    <w:abstractNumId w:val="992"/>
+  </w:num>
+  <w:num w:numId="1313">
+    <w:abstractNumId w:val="992"/>
+  </w:num>
+  <w:num w:numId="1314">
+    <w:abstractNumId w:val="992"/>
+  </w:num>
+  <w:num w:numId="1315">
+    <w:abstractNumId w:val="992"/>
+  </w:num>
+  <w:num w:numId="1316">
     <w:abstractNumId w:val="991"/>
   </w:num>
-  <w:num w:numId="1313">
-    <w:abstractNumId w:val="992"/>
-  </w:num>
-  <w:num w:numId="1314">
-    <w:abstractNumId w:val="992"/>
-  </w:num>
-  <w:num w:numId="1315">
-    <w:abstractNumId w:val="992"/>
-  </w:num>
-  <w:num w:numId="1316">
-    <w:abstractNumId w:val="992"/>
-  </w:num>
   <w:num w:numId="1317">
     <w:abstractNumId w:val="992"/>
   </w:num>
@@ -12725,20 +12905,20 @@
     <w:abstractNumId w:val="992"/>
   </w:num>
   <w:num w:numId="1368">
+    <w:abstractNumId w:val="992"/>
+  </w:num>
+  <w:num w:numId="1369">
+    <w:abstractNumId w:val="992"/>
+  </w:num>
+  <w:num w:numId="1370">
+    <w:abstractNumId w:val="992"/>
+  </w:num>
+  <w:num w:numId="1371">
+    <w:abstractNumId w:val="992"/>
+  </w:num>
+  <w:num w:numId="1372">
     <w:abstractNumId w:val="991"/>
   </w:num>
-  <w:num w:numId="1369">
-    <w:abstractNumId w:val="992"/>
-  </w:num>
-  <w:num w:numId="1370">
-    <w:abstractNumId w:val="992"/>
-  </w:num>
-  <w:num w:numId="1371">
-    <w:abstractNumId w:val="992"/>
-  </w:num>
-  <w:num w:numId="1372">
-    <w:abstractNumId w:val="992"/>
-  </w:num>
   <w:num w:numId="1373">
     <w:abstractNumId w:val="992"/>
   </w:num>
@@ -12770,7 +12950,7 @@
     <w:abstractNumId w:val="992"/>
   </w:num>
   <w:num w:numId="1383">
-    <w:abstractNumId w:val="991"/>
+    <w:abstractNumId w:val="992"/>
   </w:num>
   <w:num w:numId="1384">
     <w:abstractNumId w:val="992"/>
@@ -12794,32 +12974,32 @@
     <w:abstractNumId w:val="992"/>
   </w:num>
   <w:num w:numId="1391">
-    <w:abstractNumId w:val="992"/>
+    <w:abstractNumId w:val="991"/>
   </w:num>
   <w:num w:numId="1392">
     <w:abstractNumId w:val="992"/>
   </w:num>
   <w:num w:numId="1393">
+    <w:abstractNumId w:val="992"/>
+  </w:num>
+  <w:num w:numId="1394">
+    <w:abstractNumId w:val="992"/>
+  </w:num>
+  <w:num w:numId="1395">
+    <w:abstractNumId w:val="992"/>
+  </w:num>
+  <w:num w:numId="1396">
+    <w:abstractNumId w:val="992"/>
+  </w:num>
+  <w:num w:numId="1397">
     <w:abstractNumId w:val="991"/>
   </w:num>
-  <w:num w:numId="1394">
-    <w:abstractNumId w:val="992"/>
-  </w:num>
-  <w:num w:numId="1395">
+  <w:num w:numId="1398">
+    <w:abstractNumId w:val="992"/>
+  </w:num>
+  <w:num w:numId="1399">
     <w:abstractNumId w:val="991"/>
   </w:num>
-  <w:num w:numId="1396">
-    <w:abstractNumId w:val="992"/>
-  </w:num>
-  <w:num w:numId="1397">
-    <w:abstractNumId w:val="992"/>
-  </w:num>
-  <w:num w:numId="1398">
-    <w:abstractNumId w:val="992"/>
-  </w:num>
-  <w:num w:numId="1399">
-    <w:abstractNumId w:val="992"/>
-  </w:num>
   <w:num w:numId="1400">
     <w:abstractNumId w:val="992"/>
   </w:num>
@@ -12836,20 +13016,20 @@
     <w:abstractNumId w:val="992"/>
   </w:num>
   <w:num w:numId="1405">
+    <w:abstractNumId w:val="992"/>
+  </w:num>
+  <w:num w:numId="1406">
+    <w:abstractNumId w:val="992"/>
+  </w:num>
+  <w:num w:numId="1407">
+    <w:abstractNumId w:val="992"/>
+  </w:num>
+  <w:num w:numId="1408">
+    <w:abstractNumId w:val="992"/>
+  </w:num>
+  <w:num w:numId="1409">
     <w:abstractNumId w:val="991"/>
   </w:num>
-  <w:num w:numId="1406">
-    <w:abstractNumId w:val="992"/>
-  </w:num>
-  <w:num w:numId="1407">
-    <w:abstractNumId w:val="992"/>
-  </w:num>
-  <w:num w:numId="1408">
-    <w:abstractNumId w:val="992"/>
-  </w:num>
-  <w:num w:numId="1409">
-    <w:abstractNumId w:val="992"/>
-  </w:num>
   <w:num w:numId="1410">
     <w:abstractNumId w:val="992"/>
   </w:num>
@@ -12902,20 +13082,20 @@
     <w:abstractNumId w:val="992"/>
   </w:num>
   <w:num w:numId="1427">
+    <w:abstractNumId w:val="992"/>
+  </w:num>
+  <w:num w:numId="1428">
+    <w:abstractNumId w:val="992"/>
+  </w:num>
+  <w:num w:numId="1429">
+    <w:abstractNumId w:val="992"/>
+  </w:num>
+  <w:num w:numId="1430">
+    <w:abstractNumId w:val="992"/>
+  </w:num>
+  <w:num w:numId="1431">
     <w:abstractNumId w:val="991"/>
   </w:num>
-  <w:num w:numId="1428">
-    <w:abstractNumId w:val="992"/>
-  </w:num>
-  <w:num w:numId="1429">
-    <w:abstractNumId w:val="992"/>
-  </w:num>
-  <w:num w:numId="1430">
-    <w:abstractNumId w:val="992"/>
-  </w:num>
-  <w:num w:numId="1431">
-    <w:abstractNumId w:val="992"/>
-  </w:num>
   <w:num w:numId="1432">
     <w:abstractNumId w:val="992"/>
   </w:num>
@@ -12968,29 +13148,29 @@
     <w:abstractNumId w:val="992"/>
   </w:num>
   <w:num w:numId="1449">
+    <w:abstractNumId w:val="992"/>
+  </w:num>
+  <w:num w:numId="1450">
+    <w:abstractNumId w:val="992"/>
+  </w:num>
+  <w:num w:numId="1451">
+    <w:abstractNumId w:val="992"/>
+  </w:num>
+  <w:num w:numId="1452">
+    <w:abstractNumId w:val="992"/>
+  </w:num>
+  <w:num w:numId="1453">
     <w:abstractNumId w:val="991"/>
   </w:num>
-  <w:num w:numId="1450">
-    <w:abstractNumId w:val="992"/>
-  </w:num>
-  <w:num w:numId="1451">
-    <w:abstractNumId w:val="992"/>
-  </w:num>
-  <w:num w:numId="1452">
+  <w:num w:numId="1454">
+    <w:abstractNumId w:val="992"/>
+  </w:num>
+  <w:num w:numId="1455">
+    <w:abstractNumId w:val="992"/>
+  </w:num>
+  <w:num w:numId="1456">
     <w:abstractNumId w:val="991"/>
   </w:num>
-  <w:num w:numId="1453">
-    <w:abstractNumId w:val="992"/>
-  </w:num>
-  <w:num w:numId="1454">
-    <w:abstractNumId w:val="992"/>
-  </w:num>
-  <w:num w:numId="1455">
-    <w:abstractNumId w:val="992"/>
-  </w:num>
-  <w:num w:numId="1456">
-    <w:abstractNumId w:val="992"/>
-  </w:num>
   <w:num w:numId="1457">
     <w:abstractNumId w:val="992"/>
   </w:num>
@@ -13010,26 +13190,26 @@
     <w:abstractNumId w:val="992"/>
   </w:num>
   <w:num w:numId="1463">
+    <w:abstractNumId w:val="992"/>
+  </w:num>
+  <w:num w:numId="1464">
+    <w:abstractNumId w:val="992"/>
+  </w:num>
+  <w:num w:numId="1465">
+    <w:abstractNumId w:val="992"/>
+  </w:num>
+  <w:num w:numId="1466">
+    <w:abstractNumId w:val="992"/>
+  </w:num>
+  <w:num w:numId="1467">
     <w:abstractNumId w:val="991"/>
   </w:num>
-  <w:num w:numId="1464">
-    <w:abstractNumId w:val="992"/>
-  </w:num>
-  <w:num w:numId="1465">
+  <w:num w:numId="1468">
+    <w:abstractNumId w:val="992"/>
+  </w:num>
+  <w:num w:numId="1469">
     <w:abstractNumId w:val="991"/>
   </w:num>
-  <w:num w:numId="1466">
-    <w:abstractNumId w:val="992"/>
-  </w:num>
-  <w:num w:numId="1467">
-    <w:abstractNumId w:val="992"/>
-  </w:num>
-  <w:num w:numId="1468">
-    <w:abstractNumId w:val="992"/>
-  </w:num>
-  <w:num w:numId="1469">
-    <w:abstractNumId w:val="992"/>
-  </w:num>
   <w:num w:numId="1470">
     <w:abstractNumId w:val="992"/>
   </w:num>
@@ -13283,6 +13463,18 @@
     <w:abstractNumId w:val="992"/>
   </w:num>
   <w:num w:numId="1554">
+    <w:abstractNumId w:val="992"/>
+  </w:num>
+  <w:num w:numId="1555">
+    <w:abstractNumId w:val="992"/>
+  </w:num>
+  <w:num w:numId="1556">
+    <w:abstractNumId w:val="992"/>
+  </w:num>
+  <w:num w:numId="1557">
+    <w:abstractNumId w:val="992"/>
+  </w:num>
+  <w:num w:numId="1558">
     <w:abstractNumId w:val="992"/>
   </w:num>
 </w:numbering>

--- a/MASTER_M1_M2_DELIVERY_CHECKLIST.docx
+++ b/MASTER_M1_M2_DELIVERY_CHECKLIST.docx
@@ -10,7 +10,7 @@
         <w:t xml:space="preserve">© BuyReadySite.com</w:t>
       </w:r>
     </w:p>
-    <w:bookmarkStart w:id="81" w:name="X3d74ce0b4fd94f465ac7edf34b08aa6d5ff209b"/>
+    <w:bookmarkStart w:id="82" w:name="X3d74ce0b4fd94f465ac7edf34b08aa6d5ff209b"/>
     <w:p>
       <w:pPr>
         <w:pStyle w:val="Heading1"/>
@@ -81,10 +81,10 @@
         <w:tblLook w:firstRow="1" w:lastRow="0" w:firstColumn="0" w:lastColumn="0" w:noHBand="0" w:noVBand="0" w:val="0020"/>
       </w:tblPr>
       <w:tblGrid>
-        <w:gridCol w:w="3051"/>
-        <w:gridCol w:w="519"/>
-        <w:gridCol w:w="649"/>
-        <w:gridCol w:w="3700"/>
+        <w:gridCol w:w="2532"/>
+        <w:gridCol w:w="431"/>
+        <w:gridCol w:w="538"/>
+        <w:gridCol w:w="4417"/>
       </w:tblGrid>
       <w:tr>
         <w:trPr>
@@ -361,7 +361,7 @@
               <w:jc w:val="right"/>
             </w:pPr>
             <w:r>
-              <w:t xml:space="preserve">0%</w:t>
+              <w:t xml:space="preserve">2%</w:t>
             </w:r>
           </w:p>
         </w:tc>
@@ -372,7 +372,7 @@
               <w:pStyle w:val="Compact"/>
             </w:pPr>
             <w:r>
-              <w:t xml:space="preserve">Not started</w:t>
+              <w:t xml:space="preserve">B.6 stacking chip rendering rules implemented; backend extractor/data plumbing pending</w:t>
             </w:r>
           </w:p>
         </w:tc>
@@ -709,7 +709,7 @@
                 <w:b/>
                 <w:bCs/>
               </w:rPr>
-              <w:t xml:space="preserve">14%</w:t>
+              <w:t xml:space="preserve">16%</w:t>
             </w:r>
           </w:p>
         </w:tc>
@@ -724,7 +724,7 @@
                 <w:b/>
                 <w:bCs/>
               </w:rPr>
-              <w:t xml:space="preserve">M1.1 auth UI parity added; live OTP validation pending</w:t>
+              <w:t xml:space="preserve">M1.1 auth UI parity + M1.4 B.6 stacking chip update added</w:t>
             </w:r>
           </w:p>
         </w:tc>
@@ -5649,7 +5649,7 @@
     </w:p>
     <w:bookmarkEnd w:id="38"/>
     <w:bookmarkEnd w:id="39"/>
-    <w:bookmarkStart w:id="45" w:name="m1.4-pipeline-ai-extractor-and-badges"/>
+    <w:bookmarkStart w:id="46" w:name="m1.4-pipeline-ai-extractor-and-badges"/>
     <w:p>
       <w:pPr>
         <w:pStyle w:val="Heading2"/>
@@ -5658,12 +5658,403 @@
         <w:t xml:space="preserve">M1.4 — Pipeline AI Extractor And Badges</w:t>
       </w:r>
     </w:p>
-    <w:bookmarkStart w:id="40" w:name="backend-foundation"/>
+    <w:bookmarkStart w:id="40" w:name="X5e2d9b139835a18ffabad295a1b35dd0b7be496"/>
     <w:p>
       <w:pPr>
         <w:pStyle w:val="Heading3"/>
       </w:pPr>
       <w:r>
+        <w:t xml:space="preserve">Implementation evidence — 2026-05-02 B.6 client correction</w:t>
+      </w:r>
+    </w:p>
+    <w:p>
+      <w:pPr>
+        <w:pStyle w:val="Compact"/>
+        <w:numPr>
+          <w:ilvl w:val="0"/>
+          <w:numId w:val="1243"/>
+        </w:numPr>
+      </w:pPr>
+      <w:r>
+        <w:t xml:space="preserve">Client B.6 correction folded into M1 without schema change: MCA</w:t>
+      </w:r>
+      <w:r>
+        <w:t xml:space="preserve"> </w:t>
+      </w:r>
+      <w:r>
+        <w:rPr>
+          <w:rStyle w:val="VerbatimChar"/>
+        </w:rPr>
+        <w:t xml:space="preserve">stacked</w:t>
+      </w:r>
+      <w:r>
+        <w:t xml:space="preserve"> </w:t>
+      </w:r>
+      <w:r>
+        <w:t xml:space="preserve">now means</w:t>
+      </w:r>
+      <w:r>
+        <w:t xml:space="preserve"> </w:t>
+      </w:r>
+      <w:r>
+        <w:rPr>
+          <w:rStyle w:val="VerbatimChar"/>
+        </w:rPr>
+        <w:t xml:space="preserve">3+</w:t>
+      </w:r>
+      <w:r>
+        <w:t xml:space="preserve"> </w:t>
+      </w:r>
+      <w:r>
+        <w:t xml:space="preserve">active positions.</w:t>
+      </w:r>
+    </w:p>
+    <w:p>
+      <w:pPr>
+        <w:pStyle w:val="Compact"/>
+        <w:numPr>
+          <w:ilvl w:val="0"/>
+          <w:numId w:val="1244"/>
+        </w:numPr>
+      </w:pPr>
+      <w:r>
+        <w:t xml:space="preserve">Added typed</w:t>
+      </w:r>
+      <w:r>
+        <w:t xml:space="preserve"> </w:t>
+      </w:r>
+      <w:r>
+        <w:rPr>
+          <w:rStyle w:val="VerbatimChar"/>
+        </w:rPr>
+        <w:t xml:space="preserve">PipelineAiSignals</w:t>
+      </w:r>
+      <w:r>
+        <w:t xml:space="preserve"> </w:t>
+      </w:r>
+      <w:r>
+        <w:t xml:space="preserve">frontend shape with</w:t>
+      </w:r>
+      <w:r>
+        <w:t xml:space="preserve"> </w:t>
+      </w:r>
+      <w:r>
+        <w:rPr>
+          <w:rStyle w:val="VerbatimChar"/>
+        </w:rPr>
+        <w:t xml:space="preserve">current_active_positions</w:t>
+      </w:r>
+      <w:r>
+        <w:t xml:space="preserve">,</w:t>
+      </w:r>
+      <w:r>
+        <w:t xml:space="preserve"> </w:t>
+      </w:r>
+      <w:r>
+        <w:rPr>
+          <w:rStyle w:val="VerbatimChar"/>
+        </w:rPr>
+        <w:t xml:space="preserve">has_stacked_history</w:t>
+      </w:r>
+      <w:r>
+        <w:t xml:space="preserve">, and</w:t>
+      </w:r>
+      <w:r>
+        <w:t xml:space="preserve"> </w:t>
+      </w:r>
+      <w:r>
+        <w:rPr>
+          <w:rStyle w:val="VerbatimChar"/>
+        </w:rPr>
+        <w:t xml:space="preserve">recent_stacking_activity</w:t>
+      </w:r>
+      <w:r>
+        <w:t xml:space="preserve">.</w:t>
+      </w:r>
+    </w:p>
+    <w:p>
+      <w:pPr>
+        <w:pStyle w:val="Compact"/>
+        <w:numPr>
+          <w:ilvl w:val="0"/>
+          <w:numId w:val="1245"/>
+        </w:numPr>
+      </w:pPr>
+      <w:r>
+        <w:t xml:space="preserve">Added reusable stacking chip resolver/component for DealCard and DealPanel.</w:t>
+      </w:r>
+    </w:p>
+    <w:p>
+      <w:pPr>
+        <w:pStyle w:val="Compact"/>
+        <w:numPr>
+          <w:ilvl w:val="0"/>
+          <w:numId w:val="1246"/>
+        </w:numPr>
+      </w:pPr>
+      <w:r>
+        <w:t xml:space="preserve">Implemented chip labels/colors: green</w:t>
+      </w:r>
+      <w:r>
+        <w:t xml:space="preserve"> </w:t>
+      </w:r>
+      <w:r>
+        <w:rPr>
+          <w:rStyle w:val="VerbatimChar"/>
+        </w:rPr>
+        <w:t xml:space="preserve">1ST POSITION</w:t>
+      </w:r>
+      <w:r>
+        <w:t xml:space="preserve">, yellow</w:t>
+      </w:r>
+      <w:r>
+        <w:t xml:space="preserve"> </w:t>
+      </w:r>
+      <w:r>
+        <w:rPr>
+          <w:rStyle w:val="VerbatimChar"/>
+        </w:rPr>
+        <w:t xml:space="preserve">1-POSITION</w:t>
+      </w:r>
+      <w:r>
+        <w:t xml:space="preserve">, orange</w:t>
+      </w:r>
+      <w:r>
+        <w:t xml:space="preserve"> </w:t>
+      </w:r>
+      <w:r>
+        <w:rPr>
+          <w:rStyle w:val="VerbatimChar"/>
+        </w:rPr>
+        <w:t xml:space="preserve">2-POSITIONS</w:t>
+      </w:r>
+      <w:r>
+        <w:t xml:space="preserve">, red</w:t>
+      </w:r>
+      <w:r>
+        <w:t xml:space="preserve"> </w:t>
+      </w:r>
+      <w:r>
+        <w:rPr>
+          <w:rStyle w:val="VerbatimChar"/>
+        </w:rPr>
+        <w:t xml:space="preserve">{N}-STACKED</w:t>
+      </w:r>
+      <w:r>
+        <w:t xml:space="preserve"> </w:t>
+      </w:r>
+      <w:r>
+        <w:t xml:space="preserve">for</w:t>
+      </w:r>
+      <w:r>
+        <w:t xml:space="preserve"> </w:t>
+      </w:r>
+      <w:r>
+        <w:rPr>
+          <w:rStyle w:val="VerbatimChar"/>
+        </w:rPr>
+        <w:t xml:space="preserve">count &gt;= 3</w:t>
+      </w:r>
+      <w:r>
+        <w:t xml:space="preserve">.</w:t>
+      </w:r>
+    </w:p>
+    <w:p>
+      <w:pPr>
+        <w:pStyle w:val="Compact"/>
+        <w:numPr>
+          <w:ilvl w:val="0"/>
+          <w:numId w:val="1247"/>
+        </w:numPr>
+      </w:pPr>
+      <w:r>
+        <w:t xml:space="preserve">Implemented active stacking modifier: red pulse and</w:t>
+      </w:r>
+      <w:r>
+        <w:t xml:space="preserve"> </w:t>
+      </w:r>
+      <w:r>
+        <w:rPr>
+          <w:rStyle w:val="VerbatimChar"/>
+        </w:rPr>
+        <w:t xml:space="preserve">· ACTIVE</w:t>
+      </w:r>
+      <w:r>
+        <w:t xml:space="preserve"> </w:t>
+      </w:r>
+      <w:r>
+        <w:t xml:space="preserve">appended to the rendered base chip.</w:t>
+      </w:r>
+    </w:p>
+    <w:p>
+      <w:pPr>
+        <w:pStyle w:val="Compact"/>
+        <w:numPr>
+          <w:ilvl w:val="0"/>
+          <w:numId w:val="1248"/>
+        </w:numPr>
+      </w:pPr>
+      <w:r>
+        <w:t xml:space="preserve">Implemented optional debt suffix</w:t>
+      </w:r>
+      <w:r>
+        <w:t xml:space="preserve"> </w:t>
+      </w:r>
+      <w:r>
+        <w:rPr>
+          <w:rStyle w:val="VerbatimChar"/>
+        </w:rPr>
+        <w:t xml:space="preserve">· $XXXk</w:t>
+      </w:r>
+      <w:r>
+        <w:t xml:space="preserve"> </w:t>
+      </w:r>
+      <w:r>
+        <w:t xml:space="preserve">when</w:t>
+      </w:r>
+      <w:r>
+        <w:t xml:space="preserve"> </w:t>
+      </w:r>
+      <w:r>
+        <w:rPr>
+          <w:rStyle w:val="VerbatimChar"/>
+        </w:rPr>
+        <w:t xml:space="preserve">total_debt_usd</w:t>
+      </w:r>
+      <w:r>
+        <w:t xml:space="preserve"> </w:t>
+      </w:r>
+      <w:r>
+        <w:t xml:space="preserve">is set and</w:t>
+      </w:r>
+      <w:r>
+        <w:t xml:space="preserve"> </w:t>
+      </w:r>
+      <w:r>
+        <w:rPr>
+          <w:rStyle w:val="VerbatimChar"/>
+        </w:rPr>
+        <w:t xml:space="preserve">count &gt;= 2</w:t>
+      </w:r>
+      <w:r>
+        <w:t xml:space="preserve">.</w:t>
+      </w:r>
+    </w:p>
+    <w:p>
+      <w:pPr>
+        <w:pStyle w:val="Compact"/>
+        <w:numPr>
+          <w:ilvl w:val="0"/>
+          <w:numId w:val="1249"/>
+        </w:numPr>
+      </w:pPr>
+      <w:r>
+        <w:t xml:space="preserve">Frontend build passed after B.6 chip update.</w:t>
+      </w:r>
+    </w:p>
+    <w:p>
+      <w:pPr>
+        <w:pStyle w:val="Compact"/>
+        <w:numPr>
+          <w:ilvl w:val="0"/>
+          <w:numId w:val="1250"/>
+        </w:numPr>
+      </w:pPr>
+      <w:r>
+        <w:t xml:space="preserve">Browser mock validation passed: DealCard rendered</w:t>
+      </w:r>
+      <w:r>
+        <w:t xml:space="preserve"> </w:t>
+      </w:r>
+      <w:r>
+        <w:rPr>
+          <w:rStyle w:val="VerbatimChar"/>
+        </w:rPr>
+        <w:t xml:space="preserve">1ST POSITION</w:t>
+      </w:r>
+      <w:r>
+        <w:t xml:space="preserve">,</w:t>
+      </w:r>
+      <w:r>
+        <w:t xml:space="preserve"> </w:t>
+      </w:r>
+      <w:r>
+        <w:rPr>
+          <w:rStyle w:val="VerbatimChar"/>
+        </w:rPr>
+        <w:t xml:space="preserve">1-POSITION</w:t>
+      </w:r>
+      <w:r>
+        <w:t xml:space="preserve">,</w:t>
+      </w:r>
+      <w:r>
+        <w:t xml:space="preserve"> </w:t>
+      </w:r>
+      <w:r>
+        <w:rPr>
+          <w:rStyle w:val="VerbatimChar"/>
+        </w:rPr>
+        <w:t xml:space="preserve">2-POSITIONS · $180k</w:t>
+      </w:r>
+      <w:r>
+        <w:t xml:space="preserve">,</w:t>
+      </w:r>
+      <w:r>
+        <w:t xml:space="preserve"> </w:t>
+      </w:r>
+      <w:r>
+        <w:rPr>
+          <w:rStyle w:val="VerbatimChar"/>
+        </w:rPr>
+        <w:t xml:space="preserve">3-STACKED · $240k · ACTIVE</w:t>
+      </w:r>
+      <w:r>
+        <w:t xml:space="preserve">; DealPanel rendered active stacked chip.</w:t>
+      </w:r>
+    </w:p>
+    <w:p>
+      <w:pPr>
+        <w:pStyle w:val="Compact"/>
+        <w:numPr>
+          <w:ilvl w:val="0"/>
+          <w:numId w:val="1251"/>
+        </w:numPr>
+      </w:pPr>
+      <w:r>
+        <w:t xml:space="preserve">Backend extractor/data plumbing still pending:</w:t>
+      </w:r>
+      <w:r>
+        <w:t xml:space="preserve"> </w:t>
+      </w:r>
+      <w:r>
+        <w:rPr>
+          <w:rStyle w:val="VerbatimChar"/>
+        </w:rPr>
+        <w:t xml:space="preserve">Deal.pipelineAiSignals</w:t>
+      </w:r>
+      <w:r>
+        <w:t xml:space="preserve">,</w:t>
+      </w:r>
+      <w:r>
+        <w:t xml:space="preserve"> </w:t>
+      </w:r>
+      <w:r>
+        <w:rPr>
+          <w:rStyle w:val="VerbatimChar"/>
+        </w:rPr>
+        <w:t xml:space="preserve">Deal.pipelineAiUpdatedAt</w:t>
+      </w:r>
+      <w:r>
+        <w:t xml:space="preserve">, and live AI extraction endpoint.</w:t>
+      </w:r>
+    </w:p>
+    <w:bookmarkEnd w:id="40"/>
+    <w:bookmarkStart w:id="41" w:name="backend-foundation"/>
+    <w:p>
+      <w:pPr>
+        <w:pStyle w:val="Heading3"/>
+      </w:pPr>
+      <w:r>
         <w:t xml:space="preserve">Backend foundation</w:t>
       </w:r>
     </w:p>
@@ -5672,7 +6063,7 @@
         <w:pStyle w:val="Compact"/>
         <w:numPr>
           <w:ilvl w:val="0"/>
-          <w:numId w:val="1243"/>
+          <w:numId w:val="1252"/>
         </w:numPr>
       </w:pPr>
       <w:r>
@@ -5696,7 +6087,7 @@
         <w:pStyle w:val="Compact"/>
         <w:numPr>
           <w:ilvl w:val="0"/>
-          <w:numId w:val="1244"/>
+          <w:numId w:val="1253"/>
         </w:numPr>
       </w:pPr>
       <w:r>
@@ -5720,7 +6111,7 @@
         <w:pStyle w:val="Compact"/>
         <w:numPr>
           <w:ilvl w:val="0"/>
-          <w:numId w:val="1245"/>
+          <w:numId w:val="1254"/>
         </w:numPr>
       </w:pPr>
       <w:r>
@@ -5747,7 +6138,7 @@
         <w:pStyle w:val="Compact"/>
         <w:numPr>
           <w:ilvl w:val="0"/>
-          <w:numId w:val="1246"/>
+          <w:numId w:val="1255"/>
         </w:numPr>
       </w:pPr>
       <w:r>
@@ -5771,7 +6162,7 @@
         <w:pStyle w:val="Compact"/>
         <w:numPr>
           <w:ilvl w:val="0"/>
-          <w:numId w:val="1247"/>
+          <w:numId w:val="1256"/>
         </w:numPr>
       </w:pPr>
       <w:r>
@@ -5783,7 +6174,7 @@
         <w:pStyle w:val="Compact"/>
         <w:numPr>
           <w:ilvl w:val="0"/>
-          <w:numId w:val="1248"/>
+          <w:numId w:val="1257"/>
         </w:numPr>
       </w:pPr>
       <w:r>
@@ -5810,7 +6201,7 @@
         <w:pStyle w:val="Compact"/>
         <w:numPr>
           <w:ilvl w:val="0"/>
-          <w:numId w:val="1249"/>
+          <w:numId w:val="1258"/>
         </w:numPr>
       </w:pPr>
       <w:r>
@@ -5822,7 +6213,7 @@
         <w:pStyle w:val="Compact"/>
         <w:numPr>
           <w:ilvl w:val="1"/>
-          <w:numId w:val="1250"/>
+          <w:numId w:val="1259"/>
         </w:numPr>
       </w:pPr>
       <w:r>
@@ -5840,7 +6231,7 @@
         <w:pStyle w:val="Compact"/>
         <w:numPr>
           <w:ilvl w:val="1"/>
-          <w:numId w:val="1250"/>
+          <w:numId w:val="1259"/>
         </w:numPr>
       </w:pPr>
       <w:r>
@@ -5858,7 +6249,7 @@
         <w:pStyle w:val="Compact"/>
         <w:numPr>
           <w:ilvl w:val="0"/>
-          <w:numId w:val="1251"/>
+          <w:numId w:val="1260"/>
         </w:numPr>
       </w:pPr>
       <w:r>
@@ -5885,7 +6276,7 @@
         <w:pStyle w:val="Compact"/>
         <w:numPr>
           <w:ilvl w:val="0"/>
-          <w:numId w:val="1252"/>
+          <w:numId w:val="1261"/>
         </w:numPr>
       </w:pPr>
       <w:r>
@@ -5912,7 +6303,7 @@
         <w:pStyle w:val="Compact"/>
         <w:numPr>
           <w:ilvl w:val="0"/>
-          <w:numId w:val="1253"/>
+          <w:numId w:val="1262"/>
         </w:numPr>
       </w:pPr>
       <w:r>
@@ -5939,7 +6330,7 @@
         <w:pStyle w:val="Compact"/>
         <w:numPr>
           <w:ilvl w:val="0"/>
-          <w:numId w:val="1254"/>
+          <w:numId w:val="1263"/>
         </w:numPr>
       </w:pPr>
       <w:r>
@@ -5951,7 +6342,7 @@
         <w:pStyle w:val="Compact"/>
         <w:numPr>
           <w:ilvl w:val="0"/>
-          <w:numId w:val="1255"/>
+          <w:numId w:val="1264"/>
         </w:numPr>
       </w:pPr>
       <w:r>
@@ -5963,15 +6354,15 @@
         <w:pStyle w:val="Compact"/>
         <w:numPr>
           <w:ilvl w:val="0"/>
-          <w:numId w:val="1256"/>
+          <w:numId w:val="1265"/>
         </w:numPr>
       </w:pPr>
       <w:r>
         <w:t xml:space="preserve">AI failures never break note save/update.</w:t>
       </w:r>
     </w:p>
-    <w:bookmarkEnd w:id="40"/>
-    <w:bookmarkStart w:id="41" w:name="trigger-wiring"/>
+    <w:bookmarkEnd w:id="41"/>
+    <w:bookmarkStart w:id="42" w:name="trigger-wiring"/>
     <w:p>
       <w:pPr>
         <w:pStyle w:val="Heading3"/>
@@ -5985,7 +6376,7 @@
         <w:pStyle w:val="Compact"/>
         <w:numPr>
           <w:ilvl w:val="0"/>
-          <w:numId w:val="1257"/>
+          <w:numId w:val="1266"/>
         </w:numPr>
       </w:pPr>
       <w:r>
@@ -6009,7 +6400,7 @@
         <w:pStyle w:val="Compact"/>
         <w:numPr>
           <w:ilvl w:val="0"/>
-          <w:numId w:val="1258"/>
+          <w:numId w:val="1267"/>
         </w:numPr>
       </w:pPr>
       <w:r>
@@ -6033,7 +6424,7 @@
         <w:pStyle w:val="Compact"/>
         <w:numPr>
           <w:ilvl w:val="0"/>
-          <w:numId w:val="1259"/>
+          <w:numId w:val="1268"/>
         </w:numPr>
       </w:pPr>
       <w:r>
@@ -6045,7 +6436,7 @@
         <w:pStyle w:val="Compact"/>
         <w:numPr>
           <w:ilvl w:val="0"/>
-          <w:numId w:val="1260"/>
+          <w:numId w:val="1269"/>
         </w:numPr>
       </w:pPr>
       <w:r>
@@ -6081,7 +6472,7 @@
         <w:pStyle w:val="Compact"/>
         <w:numPr>
           <w:ilvl w:val="0"/>
-          <w:numId w:val="1261"/>
+          <w:numId w:val="1270"/>
         </w:numPr>
       </w:pPr>
       <w:r>
@@ -6108,15 +6499,15 @@
         <w:pStyle w:val="Compact"/>
         <w:numPr>
           <w:ilvl w:val="0"/>
-          <w:numId w:val="1262"/>
+          <w:numId w:val="1271"/>
         </w:numPr>
       </w:pPr>
       <w:r>
         <w:t xml:space="preserve">Resolve remaining behavior: if no saved note exists, re-run uses latest client SMS or disables action.</w:t>
       </w:r>
     </w:p>
-    <w:bookmarkEnd w:id="41"/>
-    <w:bookmarkStart w:id="42" w:name="validation"/>
+    <w:bookmarkEnd w:id="42"/>
+    <w:bookmarkStart w:id="43" w:name="validation"/>
     <w:p>
       <w:pPr>
         <w:pStyle w:val="Heading3"/>
@@ -6130,7 +6521,7 @@
         <w:pStyle w:val="Compact"/>
         <w:numPr>
           <w:ilvl w:val="0"/>
-          <w:numId w:val="1263"/>
+          <w:numId w:val="1272"/>
         </w:numPr>
       </w:pPr>
       <w:r>
@@ -6157,7 +6548,7 @@
         <w:pStyle w:val="Compact"/>
         <w:numPr>
           <w:ilvl w:val="0"/>
-          <w:numId w:val="1264"/>
+          <w:numId w:val="1273"/>
         </w:numPr>
       </w:pPr>
       <w:r>
@@ -6184,7 +6575,7 @@
         <w:pStyle w:val="Compact"/>
         <w:numPr>
           <w:ilvl w:val="0"/>
-          <w:numId w:val="1265"/>
+          <w:numId w:val="1274"/>
         </w:numPr>
       </w:pPr>
       <w:r>
@@ -6211,7 +6602,7 @@
         <w:pStyle w:val="Compact"/>
         <w:numPr>
           <w:ilvl w:val="0"/>
-          <w:numId w:val="1266"/>
+          <w:numId w:val="1275"/>
         </w:numPr>
       </w:pPr>
       <w:r>
@@ -6223,7 +6614,7 @@
         <w:pStyle w:val="Compact"/>
         <w:numPr>
           <w:ilvl w:val="0"/>
-          <w:numId w:val="1267"/>
+          <w:numId w:val="1276"/>
         </w:numPr>
       </w:pPr>
       <w:r>
@@ -6235,7 +6626,7 @@
         <w:pStyle w:val="Compact"/>
         <w:numPr>
           <w:ilvl w:val="0"/>
-          <w:numId w:val="1268"/>
+          <w:numId w:val="1277"/>
         </w:numPr>
       </w:pPr>
       <w:r>
@@ -6247,7 +6638,7 @@
         <w:pStyle w:val="Compact"/>
         <w:numPr>
           <w:ilvl w:val="0"/>
-          <w:numId w:val="1269"/>
+          <w:numId w:val="1278"/>
         </w:numPr>
       </w:pPr>
       <w:r>
@@ -6259,7 +6650,7 @@
         <w:pStyle w:val="Compact"/>
         <w:numPr>
           <w:ilvl w:val="0"/>
-          <w:numId w:val="1270"/>
+          <w:numId w:val="1279"/>
         </w:numPr>
       </w:pPr>
       <w:r>
@@ -6271,7 +6662,7 @@
         <w:pStyle w:val="Compact"/>
         <w:numPr>
           <w:ilvl w:val="0"/>
-          <w:numId w:val="1271"/>
+          <w:numId w:val="1280"/>
         </w:numPr>
       </w:pPr>
       <w:r>
@@ -6308,8 +6699,8 @@
         <w:t xml:space="preserve">existing signals.</w:t>
       </w:r>
     </w:p>
-    <w:bookmarkEnd w:id="42"/>
-    <w:bookmarkStart w:id="43" w:name="frontend-badges-and-inline-bar"/>
+    <w:bookmarkEnd w:id="43"/>
+    <w:bookmarkStart w:id="44" w:name="frontend-badges-and-inline-bar"/>
     <w:p>
       <w:pPr>
         <w:pStyle w:val="Heading3"/>
@@ -6323,7 +6714,7 @@
         <w:pStyle w:val="Compact"/>
         <w:numPr>
           <w:ilvl w:val="0"/>
-          <w:numId w:val="1272"/>
+          <w:numId w:val="1281"/>
         </w:numPr>
       </w:pPr>
       <w:r>
@@ -6362,7 +6753,7 @@
         <w:pStyle w:val="Compact"/>
         <w:numPr>
           <w:ilvl w:val="0"/>
-          <w:numId w:val="1273"/>
+          <w:numId w:val="1282"/>
         </w:numPr>
       </w:pPr>
       <w:r>
@@ -6374,7 +6765,7 @@
         <w:pStyle w:val="Compact"/>
         <w:numPr>
           <w:ilvl w:val="0"/>
-          <w:numId w:val="1274"/>
+          <w:numId w:val="1283"/>
         </w:numPr>
       </w:pPr>
       <w:r>
@@ -6386,7 +6777,7 @@
         <w:pStyle w:val="Compact"/>
         <w:numPr>
           <w:ilvl w:val="0"/>
-          <w:numId w:val="1275"/>
+          <w:numId w:val="1284"/>
         </w:numPr>
       </w:pPr>
       <w:r>
@@ -6398,7 +6789,7 @@
         <w:pStyle w:val="Compact"/>
         <w:numPr>
           <w:ilvl w:val="0"/>
-          <w:numId w:val="1276"/>
+          <w:numId w:val="1285"/>
         </w:numPr>
       </w:pPr>
       <w:r>
@@ -6410,11 +6801,11 @@
         <w:pStyle w:val="Compact"/>
         <w:numPr>
           <w:ilvl w:val="0"/>
-          <w:numId w:val="1277"/>
-        </w:numPr>
-      </w:pPr>
-      <w:r>
-        <w:t xml:space="preserve">Render stacking chip priority:</w:t>
+          <w:numId w:val="1286"/>
+        </w:numPr>
+      </w:pPr>
+      <w:r>
+        <w:t xml:space="preserve">Render corrected B.6 stacking chip priority from client update:</w:t>
       </w:r>
     </w:p>
     <w:p>
@@ -6422,11 +6813,32 @@
         <w:pStyle w:val="Compact"/>
         <w:numPr>
           <w:ilvl w:val="1"/>
-          <w:numId w:val="1278"/>
-        </w:numPr>
-      </w:pPr>
-      <w:r>
-        <w:t xml:space="preserve">Active stacking;</w:t>
+          <w:numId w:val="1287"/>
+        </w:numPr>
+      </w:pPr>
+      <w:r>
+        <w:rPr>
+          <w:rStyle w:val="VerbatimChar"/>
+        </w:rPr>
+        <w:t xml:space="preserve">count &gt;= 3</w:t>
+      </w:r>
+      <w:r>
+        <w:t xml:space="preserve"> </w:t>
+      </w:r>
+      <w:r>
+        <w:t xml:space="preserve">-&gt; red</w:t>
+      </w:r>
+      <w:r>
+        <w:t xml:space="preserve"> </w:t>
+      </w:r>
+      <w:r>
+        <w:rPr>
+          <w:rStyle w:val="VerbatimChar"/>
+        </w:rPr>
+        <w:t xml:space="preserve">{N}-STACKED</w:t>
+      </w:r>
+      <w:r>
+        <w:t xml:space="preserve">;</w:t>
       </w:r>
     </w:p>
     <w:p>
@@ -6434,11 +6846,32 @@
         <w:pStyle w:val="Compact"/>
         <w:numPr>
           <w:ilvl w:val="1"/>
-          <w:numId w:val="1278"/>
-        </w:numPr>
-      </w:pPr>
-      <w:r>
-        <w:t xml:space="preserve">X-stacked;</w:t>
+          <w:numId w:val="1287"/>
+        </w:numPr>
+      </w:pPr>
+      <w:r>
+        <w:rPr>
+          <w:rStyle w:val="VerbatimChar"/>
+        </w:rPr>
+        <w:t xml:space="preserve">count === 2</w:t>
+      </w:r>
+      <w:r>
+        <w:t xml:space="preserve"> </w:t>
+      </w:r>
+      <w:r>
+        <w:t xml:space="preserve">-&gt; orange</w:t>
+      </w:r>
+      <w:r>
+        <w:t xml:space="preserve"> </w:t>
+      </w:r>
+      <w:r>
+        <w:rPr>
+          <w:rStyle w:val="VerbatimChar"/>
+        </w:rPr>
+        <w:t xml:space="preserve">2-POSITIONS</w:t>
+      </w:r>
+      <w:r>
+        <w:t xml:space="preserve">;</w:t>
       </w:r>
     </w:p>
     <w:p>
@@ -6446,19 +6879,160 @@
         <w:pStyle w:val="Compact"/>
         <w:numPr>
           <w:ilvl w:val="1"/>
-          <w:numId w:val="1278"/>
-        </w:numPr>
-      </w:pPr>
-      <w:r>
-        <w:t xml:space="preserve">Stacked before.</w:t>
-      </w:r>
-    </w:p>
-    <w:p>
-      <w:pPr>
-        <w:pStyle w:val="Compact"/>
-        <w:numPr>
-          <w:ilvl w:val="0"/>
-          <w:numId w:val="1279"/>
+          <w:numId w:val="1287"/>
+        </w:numPr>
+      </w:pPr>
+      <w:r>
+        <w:rPr>
+          <w:rStyle w:val="VerbatimChar"/>
+        </w:rPr>
+        <w:t xml:space="preserve">count === 1</w:t>
+      </w:r>
+      <w:r>
+        <w:t xml:space="preserve"> </w:t>
+      </w:r>
+      <w:r>
+        <w:t xml:space="preserve">-&gt; yellow</w:t>
+      </w:r>
+      <w:r>
+        <w:t xml:space="preserve"> </w:t>
+      </w:r>
+      <w:r>
+        <w:rPr>
+          <w:rStyle w:val="VerbatimChar"/>
+        </w:rPr>
+        <w:t xml:space="preserve">1-POSITION</w:t>
+      </w:r>
+      <w:r>
+        <w:t xml:space="preserve">;</w:t>
+      </w:r>
+    </w:p>
+    <w:p>
+      <w:pPr>
+        <w:pStyle w:val="Compact"/>
+        <w:numPr>
+          <w:ilvl w:val="1"/>
+          <w:numId w:val="1287"/>
+        </w:numPr>
+      </w:pPr>
+      <w:r>
+        <w:rPr>
+          <w:rStyle w:val="VerbatimChar"/>
+        </w:rPr>
+        <w:t xml:space="preserve">has_stacked_history === false &amp;&amp; current_active_positions === null</w:t>
+      </w:r>
+      <w:r>
+        <w:t xml:space="preserve"> </w:t>
+      </w:r>
+      <w:r>
+        <w:t xml:space="preserve">-&gt; green</w:t>
+      </w:r>
+      <w:r>
+        <w:t xml:space="preserve"> </w:t>
+      </w:r>
+      <w:r>
+        <w:rPr>
+          <w:rStyle w:val="VerbatimChar"/>
+        </w:rPr>
+        <w:t xml:space="preserve">1ST POSITION</w:t>
+      </w:r>
+      <w:r>
+        <w:t xml:space="preserve">;</w:t>
+      </w:r>
+    </w:p>
+    <w:p>
+      <w:pPr>
+        <w:pStyle w:val="Compact"/>
+        <w:numPr>
+          <w:ilvl w:val="1"/>
+          <w:numId w:val="1287"/>
+        </w:numPr>
+      </w:pPr>
+      <w:r>
+        <w:rPr>
+          <w:rStyle w:val="VerbatimChar"/>
+        </w:rPr>
+        <w:t xml:space="preserve">recent_stacking_activity.active === true</w:t>
+      </w:r>
+      <w:r>
+        <w:t xml:space="preserve"> </w:t>
+      </w:r>
+      <w:r>
+        <w:t xml:space="preserve">-&gt; red pulse and append</w:t>
+      </w:r>
+      <w:r>
+        <w:t xml:space="preserve"> </w:t>
+      </w:r>
+      <w:r>
+        <w:rPr>
+          <w:rStyle w:val="VerbatimChar"/>
+        </w:rPr>
+        <w:t xml:space="preserve">· ACTIVE</w:t>
+      </w:r>
+      <w:r>
+        <w:t xml:space="preserve">.</w:t>
+      </w:r>
+    </w:p>
+    <w:p>
+      <w:pPr>
+        <w:pStyle w:val="Compact"/>
+        <w:numPr>
+          <w:ilvl w:val="0"/>
+          <w:numId w:val="1288"/>
+        </w:numPr>
+      </w:pPr>
+      <w:r>
+        <w:t xml:space="preserve">Append</w:t>
+      </w:r>
+      <w:r>
+        <w:t xml:space="preserve"> </w:t>
+      </w:r>
+      <w:r>
+        <w:rPr>
+          <w:rStyle w:val="VerbatimChar"/>
+        </w:rPr>
+        <w:t xml:space="preserve">· $XXXk</w:t>
+      </w:r>
+      <w:r>
+        <w:t xml:space="preserve"> </w:t>
+      </w:r>
+      <w:r>
+        <w:t xml:space="preserve">to stacking chip when</w:t>
+      </w:r>
+      <w:r>
+        <w:t xml:space="preserve"> </w:t>
+      </w:r>
+      <w:r>
+        <w:rPr>
+          <w:rStyle w:val="VerbatimChar"/>
+        </w:rPr>
+        <w:t xml:space="preserve">total_debt_usd</w:t>
+      </w:r>
+      <w:r>
+        <w:t xml:space="preserve"> </w:t>
+      </w:r>
+      <w:r>
+        <w:t xml:space="preserve">is set and</w:t>
+      </w:r>
+      <w:r>
+        <w:t xml:space="preserve"> </w:t>
+      </w:r>
+      <w:r>
+        <w:rPr>
+          <w:rStyle w:val="VerbatimChar"/>
+        </w:rPr>
+        <w:t xml:space="preserve">count &gt;= 2</w:t>
+      </w:r>
+      <w:r>
+        <w:t xml:space="preserve">.</w:t>
+      </w:r>
+    </w:p>
+    <w:p>
+      <w:pPr>
+        <w:pStyle w:val="Compact"/>
+        <w:numPr>
+          <w:ilvl w:val="0"/>
+          <w:numId w:val="1289"/>
         </w:numPr>
       </w:pPr>
       <w:r>
@@ -6470,7 +7044,7 @@
         <w:pStyle w:val="Compact"/>
         <w:numPr>
           <w:ilvl w:val="0"/>
-          <w:numId w:val="1280"/>
+          <w:numId w:val="1290"/>
         </w:numPr>
       </w:pPr>
       <w:r>
@@ -6482,7 +7056,7 @@
         <w:pStyle w:val="Compact"/>
         <w:numPr>
           <w:ilvl w:val="0"/>
-          <w:numId w:val="1281"/>
+          <w:numId w:val="1291"/>
         </w:numPr>
       </w:pPr>
       <w:r>
@@ -6494,7 +7068,7 @@
         <w:pStyle w:val="Compact"/>
         <w:numPr>
           <w:ilvl w:val="0"/>
-          <w:numId w:val="1282"/>
+          <w:numId w:val="1292"/>
         </w:numPr>
       </w:pPr>
       <w:r>
@@ -6506,15 +7080,15 @@
         <w:pStyle w:val="Compact"/>
         <w:numPr>
           <w:ilvl w:val="0"/>
-          <w:numId w:val="1283"/>
+          <w:numId w:val="1293"/>
         </w:numPr>
       </w:pPr>
       <w:r>
         <w:t xml:space="preserve">AI suggestions may prefill empty fields visually but must not silently overwrite manual fields.</w:t>
       </w:r>
     </w:p>
-    <w:bookmarkEnd w:id="43"/>
-    <w:bookmarkStart w:id="44" w:name="m1.4-testing-gate"/>
+    <w:bookmarkEnd w:id="44"/>
+    <w:bookmarkStart w:id="45" w:name="m1.4-testing-gate"/>
     <w:p>
       <w:pPr>
         <w:pStyle w:val="Heading3"/>
@@ -6528,7 +7102,7 @@
         <w:pStyle w:val="Compact"/>
         <w:numPr>
           <w:ilvl w:val="0"/>
-          <w:numId w:val="1284"/>
+          <w:numId w:val="1294"/>
         </w:numPr>
       </w:pPr>
       <w:r>
@@ -6540,7 +7114,7 @@
         <w:pStyle w:val="Compact"/>
         <w:numPr>
           <w:ilvl w:val="0"/>
-          <w:numId w:val="1285"/>
+          <w:numId w:val="1295"/>
         </w:numPr>
       </w:pPr>
       <w:r>
@@ -6552,7 +7126,7 @@
         <w:pStyle w:val="Compact"/>
         <w:numPr>
           <w:ilvl w:val="0"/>
-          <w:numId w:val="1286"/>
+          <w:numId w:val="1296"/>
         </w:numPr>
       </w:pPr>
       <w:r>
@@ -6564,7 +7138,7 @@
         <w:pStyle w:val="Compact"/>
         <w:numPr>
           <w:ilvl w:val="0"/>
-          <w:numId w:val="1287"/>
+          <w:numId w:val="1297"/>
         </w:numPr>
       </w:pPr>
       <w:r>
@@ -6576,7 +7150,7 @@
         <w:pStyle w:val="Compact"/>
         <w:numPr>
           <w:ilvl w:val="0"/>
-          <w:numId w:val="1288"/>
+          <w:numId w:val="1298"/>
         </w:numPr>
       </w:pPr>
       <w:r>
@@ -6588,7 +7162,7 @@
         <w:pStyle w:val="Compact"/>
         <w:numPr>
           <w:ilvl w:val="0"/>
-          <w:numId w:val="1289"/>
+          <w:numId w:val="1299"/>
         </w:numPr>
       </w:pPr>
       <w:r>
@@ -6600,7 +7174,31 @@
         <w:pStyle w:val="Compact"/>
         <w:numPr>
           <w:ilvl w:val="0"/>
-          <w:numId w:val="1290"/>
+          <w:numId w:val="1300"/>
+        </w:numPr>
+      </w:pPr>
+      <w:r>
+        <w:t xml:space="preserve">DealCard/DealPanel B.6 stacking chip helper compiles for all corrected count states.</w:t>
+      </w:r>
+    </w:p>
+    <w:p>
+      <w:pPr>
+        <w:pStyle w:val="Compact"/>
+        <w:numPr>
+          <w:ilvl w:val="0"/>
+          <w:numId w:val="1301"/>
+        </w:numPr>
+      </w:pPr>
+      <w:r>
+        <w:t xml:space="preserve">DealCard/DealPanel B.6 stacking chip browser mock renders corrected count states and active pulse modifier.</w:t>
+      </w:r>
+    </w:p>
+    <w:p>
+      <w:pPr>
+        <w:pStyle w:val="Compact"/>
+        <w:numPr>
+          <w:ilvl w:val="0"/>
+          <w:numId w:val="1302"/>
         </w:numPr>
       </w:pPr>
       <w:r>
@@ -6612,7 +7210,7 @@
         <w:pStyle w:val="Compact"/>
         <w:numPr>
           <w:ilvl w:val="0"/>
-          <w:numId w:val="1291"/>
+          <w:numId w:val="1303"/>
         </w:numPr>
       </w:pPr>
       <w:r>
@@ -6624,7 +7222,7 @@
         <w:pStyle w:val="Compact"/>
         <w:numPr>
           <w:ilvl w:val="0"/>
-          <w:numId w:val="1292"/>
+          <w:numId w:val="1304"/>
         </w:numPr>
       </w:pPr>
       <w:r>
@@ -6651,16 +7249,16 @@
         <w:pStyle w:val="Compact"/>
         <w:numPr>
           <w:ilvl w:val="0"/>
-          <w:numId w:val="1293"/>
+          <w:numId w:val="1305"/>
         </w:numPr>
       </w:pPr>
       <w:r>
         <w:t xml:space="preserve">Progress dashboard updated.</w:t>
       </w:r>
     </w:p>
-    <w:bookmarkEnd w:id="44"/>
     <w:bookmarkEnd w:id="45"/>
-    <w:bookmarkStart w:id="49" w:name="m1.5-auto-nurture-attempt-mechanic"/>
+    <w:bookmarkEnd w:id="46"/>
+    <w:bookmarkStart w:id="50" w:name="m1.5-auto-nurture-attempt-mechanic"/>
     <w:p>
       <w:pPr>
         <w:pStyle w:val="Heading2"/>
@@ -6669,7 +7267,7 @@
         <w:t xml:space="preserve">M1.5 — Auto-Nurture Attempt Mechanic</w:t>
       </w:r>
     </w:p>
-    <w:bookmarkStart w:id="46" w:name="data-and-backend"/>
+    <w:bookmarkStart w:id="47" w:name="data-and-backend"/>
     <w:p>
       <w:pPr>
         <w:pStyle w:val="Heading3"/>
@@ -6683,7 +7281,7 @@
         <w:pStyle w:val="Compact"/>
         <w:numPr>
           <w:ilvl w:val="0"/>
-          <w:numId w:val="1294"/>
+          <w:numId w:val="1306"/>
         </w:numPr>
       </w:pPr>
       <w:r>
@@ -6722,7 +7320,7 @@
         <w:pStyle w:val="Compact"/>
         <w:numPr>
           <w:ilvl w:val="0"/>
-          <w:numId w:val="1295"/>
+          <w:numId w:val="1307"/>
         </w:numPr>
       </w:pPr>
       <w:r>
@@ -6761,7 +7359,7 @@
         <w:pStyle w:val="Compact"/>
         <w:numPr>
           <w:ilvl w:val="0"/>
-          <w:numId w:val="1296"/>
+          <w:numId w:val="1308"/>
         </w:numPr>
       </w:pPr>
       <w:r>
@@ -6785,7 +7383,7 @@
         <w:pStyle w:val="Compact"/>
         <w:numPr>
           <w:ilvl w:val="0"/>
-          <w:numId w:val="1297"/>
+          <w:numId w:val="1309"/>
         </w:numPr>
       </w:pPr>
       <w:r>
@@ -6842,7 +7440,7 @@
         <w:pStyle w:val="Compact"/>
         <w:numPr>
           <w:ilvl w:val="0"/>
-          <w:numId w:val="1298"/>
+          <w:numId w:val="1310"/>
         </w:numPr>
       </w:pPr>
       <w:r>
@@ -6866,7 +7464,7 @@
         <w:pStyle w:val="Compact"/>
         <w:numPr>
           <w:ilvl w:val="0"/>
-          <w:numId w:val="1299"/>
+          <w:numId w:val="1311"/>
         </w:numPr>
       </w:pPr>
       <w:r>
@@ -6878,7 +7476,7 @@
         <w:pStyle w:val="Compact"/>
         <w:numPr>
           <w:ilvl w:val="1"/>
-          <w:numId w:val="1300"/>
+          <w:numId w:val="1312"/>
         </w:numPr>
       </w:pPr>
       <w:r>
@@ -6890,7 +7488,7 @@
         <w:pStyle w:val="Compact"/>
         <w:numPr>
           <w:ilvl w:val="1"/>
-          <w:numId w:val="1300"/>
+          <w:numId w:val="1312"/>
         </w:numPr>
       </w:pPr>
       <w:r>
@@ -6902,7 +7500,7 @@
         <w:pStyle w:val="Compact"/>
         <w:numPr>
           <w:ilvl w:val="1"/>
-          <w:numId w:val="1300"/>
+          <w:numId w:val="1312"/>
         </w:numPr>
       </w:pPr>
       <w:r>
@@ -6914,7 +7512,7 @@
         <w:pStyle w:val="Compact"/>
         <w:numPr>
           <w:ilvl w:val="1"/>
-          <w:numId w:val="1300"/>
+          <w:numId w:val="1312"/>
         </w:numPr>
       </w:pPr>
       <w:r>
@@ -6926,7 +7524,7 @@
         <w:pStyle w:val="Compact"/>
         <w:numPr>
           <w:ilvl w:val="1"/>
-          <w:numId w:val="1300"/>
+          <w:numId w:val="1312"/>
         </w:numPr>
       </w:pPr>
       <w:r>
@@ -6938,7 +7536,7 @@
         <w:pStyle w:val="Compact"/>
         <w:numPr>
           <w:ilvl w:val="0"/>
-          <w:numId w:val="1301"/>
+          <w:numId w:val="1313"/>
         </w:numPr>
       </w:pPr>
       <w:r>
@@ -6983,7 +7581,7 @@
         <w:pStyle w:val="Compact"/>
         <w:numPr>
           <w:ilvl w:val="0"/>
-          <w:numId w:val="1302"/>
+          <w:numId w:val="1314"/>
         </w:numPr>
       </w:pPr>
       <w:r>
@@ -7016,7 +7614,7 @@
         <w:pStyle w:val="Compact"/>
         <w:numPr>
           <w:ilvl w:val="0"/>
-          <w:numId w:val="1303"/>
+          <w:numId w:val="1315"/>
         </w:numPr>
       </w:pPr>
       <w:r>
@@ -7049,7 +7647,7 @@
         <w:pStyle w:val="Compact"/>
         <w:numPr>
           <w:ilvl w:val="0"/>
-          <w:numId w:val="1304"/>
+          <w:numId w:val="1316"/>
         </w:numPr>
       </w:pPr>
       <w:r>
@@ -7076,7 +7674,7 @@
         <w:pStyle w:val="Compact"/>
         <w:numPr>
           <w:ilvl w:val="0"/>
-          <w:numId w:val="1305"/>
+          <w:numId w:val="1317"/>
         </w:numPr>
       </w:pPr>
       <w:r>
@@ -7088,7 +7686,7 @@
         <w:pStyle w:val="Compact"/>
         <w:numPr>
           <w:ilvl w:val="0"/>
-          <w:numId w:val="1306"/>
+          <w:numId w:val="1318"/>
         </w:numPr>
       </w:pPr>
       <w:r>
@@ -7100,7 +7698,7 @@
         <w:pStyle w:val="Compact"/>
         <w:numPr>
           <w:ilvl w:val="0"/>
-          <w:numId w:val="1307"/>
+          <w:numId w:val="1319"/>
         </w:numPr>
       </w:pPr>
       <w:r>
@@ -7112,7 +7710,7 @@
         <w:pStyle w:val="Compact"/>
         <w:numPr>
           <w:ilvl w:val="0"/>
-          <w:numId w:val="1308"/>
+          <w:numId w:val="1320"/>
         </w:numPr>
       </w:pPr>
       <w:r>
@@ -7124,7 +7722,7 @@
         <w:pStyle w:val="Compact"/>
         <w:numPr>
           <w:ilvl w:val="0"/>
-          <w:numId w:val="1309"/>
+          <w:numId w:val="1321"/>
         </w:numPr>
       </w:pPr>
       <w:r>
@@ -7151,15 +7749,15 @@
         <w:pStyle w:val="Compact"/>
         <w:numPr>
           <w:ilvl w:val="0"/>
-          <w:numId w:val="1310"/>
+          <w:numId w:val="1322"/>
         </w:numPr>
       </w:pPr>
       <w:r>
         <w:t xml:space="preserve">Revive Queue compatibility preserved.</w:t>
       </w:r>
     </w:p>
-    <w:bookmarkEnd w:id="46"/>
-    <w:bookmarkStart w:id="47" w:name="ui"/>
+    <w:bookmarkEnd w:id="47"/>
+    <w:bookmarkStart w:id="48" w:name="ui"/>
     <w:p>
       <w:pPr>
         <w:pStyle w:val="Heading3"/>
@@ -7173,7 +7771,7 @@
         <w:pStyle w:val="Compact"/>
         <w:numPr>
           <w:ilvl w:val="0"/>
-          <w:numId w:val="1311"/>
+          <w:numId w:val="1323"/>
         </w:numPr>
       </w:pPr>
       <w:r>
@@ -7185,7 +7783,7 @@
         <w:pStyle w:val="Compact"/>
         <w:numPr>
           <w:ilvl w:val="0"/>
-          <w:numId w:val="1312"/>
+          <w:numId w:val="1324"/>
         </w:numPr>
       </w:pPr>
       <w:r>
@@ -7197,7 +7795,7 @@
         <w:pStyle w:val="Compact"/>
         <w:numPr>
           <w:ilvl w:val="0"/>
-          <w:numId w:val="1313"/>
+          <w:numId w:val="1325"/>
         </w:numPr>
       </w:pPr>
       <w:r>
@@ -7209,7 +7807,7 @@
         <w:pStyle w:val="Compact"/>
         <w:numPr>
           <w:ilvl w:val="0"/>
-          <w:numId w:val="1314"/>
+          <w:numId w:val="1326"/>
         </w:numPr>
       </w:pPr>
       <w:r>
@@ -7233,7 +7831,7 @@
         <w:pStyle w:val="Compact"/>
         <w:numPr>
           <w:ilvl w:val="0"/>
-          <w:numId w:val="1315"/>
+          <w:numId w:val="1327"/>
         </w:numPr>
       </w:pPr>
       <w:r>
@@ -7245,7 +7843,7 @@
         <w:pStyle w:val="Compact"/>
         <w:numPr>
           <w:ilvl w:val="1"/>
-          <w:numId w:val="1316"/>
+          <w:numId w:val="1328"/>
         </w:numPr>
       </w:pPr>
       <w:r>
@@ -7257,7 +7855,7 @@
         <w:pStyle w:val="Compact"/>
         <w:numPr>
           <w:ilvl w:val="1"/>
-          <w:numId w:val="1316"/>
+          <w:numId w:val="1328"/>
         </w:numPr>
       </w:pPr>
       <w:r>
@@ -7269,7 +7867,7 @@
         <w:pStyle w:val="Compact"/>
         <w:numPr>
           <w:ilvl w:val="1"/>
-          <w:numId w:val="1316"/>
+          <w:numId w:val="1328"/>
         </w:numPr>
       </w:pPr>
       <w:r>
@@ -7281,7 +7879,7 @@
         <w:pStyle w:val="Compact"/>
         <w:numPr>
           <w:ilvl w:val="0"/>
-          <w:numId w:val="1317"/>
+          <w:numId w:val="1329"/>
         </w:numPr>
       </w:pPr>
       <w:r>
@@ -7323,7 +7921,7 @@
         <w:pStyle w:val="Compact"/>
         <w:numPr>
           <w:ilvl w:val="0"/>
-          <w:numId w:val="1318"/>
+          <w:numId w:val="1330"/>
         </w:numPr>
       </w:pPr>
       <w:r>
@@ -7360,8 +7958,8 @@
         <w:t xml:space="preserve">visual target.</w:t>
       </w:r>
     </w:p>
-    <w:bookmarkEnd w:id="47"/>
-    <w:bookmarkStart w:id="48" w:name="m1.5-testing-gate"/>
+    <w:bookmarkEnd w:id="48"/>
+    <w:bookmarkStart w:id="49" w:name="m1.5-testing-gate"/>
     <w:p>
       <w:pPr>
         <w:pStyle w:val="Heading3"/>
@@ -7375,7 +7973,7 @@
         <w:pStyle w:val="Compact"/>
         <w:numPr>
           <w:ilvl w:val="0"/>
-          <w:numId w:val="1319"/>
+          <w:numId w:val="1331"/>
         </w:numPr>
       </w:pPr>
       <w:r>
@@ -7387,7 +7985,7 @@
         <w:pStyle w:val="Compact"/>
         <w:numPr>
           <w:ilvl w:val="0"/>
-          <w:numId w:val="1320"/>
+          <w:numId w:val="1332"/>
         </w:numPr>
       </w:pPr>
       <w:r>
@@ -7399,7 +7997,7 @@
         <w:pStyle w:val="Compact"/>
         <w:numPr>
           <w:ilvl w:val="0"/>
-          <w:numId w:val="1321"/>
+          <w:numId w:val="1333"/>
         </w:numPr>
       </w:pPr>
       <w:r>
@@ -7411,7 +8009,7 @@
         <w:pStyle w:val="Compact"/>
         <w:numPr>
           <w:ilvl w:val="0"/>
-          <w:numId w:val="1322"/>
+          <w:numId w:val="1334"/>
         </w:numPr>
       </w:pPr>
       <w:r>
@@ -7423,7 +8021,7 @@
         <w:pStyle w:val="Compact"/>
         <w:numPr>
           <w:ilvl w:val="0"/>
-          <w:numId w:val="1323"/>
+          <w:numId w:val="1335"/>
         </w:numPr>
       </w:pPr>
       <w:r>
@@ -7435,7 +8033,7 @@
         <w:pStyle w:val="Compact"/>
         <w:numPr>
           <w:ilvl w:val="0"/>
-          <w:numId w:val="1324"/>
+          <w:numId w:val="1336"/>
         </w:numPr>
       </w:pPr>
       <w:r>
@@ -7447,7 +8045,7 @@
         <w:pStyle w:val="Compact"/>
         <w:numPr>
           <w:ilvl w:val="0"/>
-          <w:numId w:val="1325"/>
+          <w:numId w:val="1337"/>
         </w:numPr>
       </w:pPr>
       <w:r>
@@ -7459,7 +8057,7 @@
         <w:pStyle w:val="Compact"/>
         <w:numPr>
           <w:ilvl w:val="0"/>
-          <w:numId w:val="1326"/>
+          <w:numId w:val="1338"/>
         </w:numPr>
       </w:pPr>
       <w:r>
@@ -7471,16 +8069,16 @@
         <w:pStyle w:val="Compact"/>
         <w:numPr>
           <w:ilvl w:val="0"/>
-          <w:numId w:val="1327"/>
+          <w:numId w:val="1339"/>
         </w:numPr>
       </w:pPr>
       <w:r>
         <w:t xml:space="preserve">Progress dashboard updated.</w:t>
       </w:r>
     </w:p>
-    <w:bookmarkEnd w:id="48"/>
     <w:bookmarkEnd w:id="49"/>
-    <w:bookmarkStart w:id="53" w:name="m1.6-m1-full-regression-and-release-gate"/>
+    <w:bookmarkEnd w:id="50"/>
+    <w:bookmarkStart w:id="54" w:name="m1.6-m1-full-regression-and-release-gate"/>
     <w:p>
       <w:pPr>
         <w:pStyle w:val="Heading2"/>
@@ -7489,7 +8087,7 @@
         <w:t xml:space="preserve">M1.6 — M1 Full Regression And Release Gate</w:t>
       </w:r>
     </w:p>
-    <w:bookmarkStart w:id="50" w:name="functional-regression"/>
+    <w:bookmarkStart w:id="51" w:name="functional-regression"/>
     <w:p>
       <w:pPr>
         <w:pStyle w:val="Heading3"/>
@@ -7503,7 +8101,7 @@
         <w:pStyle w:val="Compact"/>
         <w:numPr>
           <w:ilvl w:val="0"/>
-          <w:numId w:val="1328"/>
+          <w:numId w:val="1340"/>
         </w:numPr>
       </w:pPr>
       <w:r>
@@ -7515,7 +8113,7 @@
         <w:pStyle w:val="Compact"/>
         <w:numPr>
           <w:ilvl w:val="0"/>
-          <w:numId w:val="1329"/>
+          <w:numId w:val="1341"/>
         </w:numPr>
       </w:pPr>
       <w:r>
@@ -7527,7 +8125,7 @@
         <w:pStyle w:val="Compact"/>
         <w:numPr>
           <w:ilvl w:val="0"/>
-          <w:numId w:val="1330"/>
+          <w:numId w:val="1342"/>
         </w:numPr>
       </w:pPr>
       <w:r>
@@ -7539,7 +8137,7 @@
         <w:pStyle w:val="Compact"/>
         <w:numPr>
           <w:ilvl w:val="0"/>
-          <w:numId w:val="1331"/>
+          <w:numId w:val="1343"/>
         </w:numPr>
       </w:pPr>
       <w:r>
@@ -7551,7 +8149,7 @@
         <w:pStyle w:val="Compact"/>
         <w:numPr>
           <w:ilvl w:val="0"/>
-          <w:numId w:val="1332"/>
+          <w:numId w:val="1344"/>
         </w:numPr>
       </w:pPr>
       <w:r>
@@ -7563,7 +8161,7 @@
         <w:pStyle w:val="Compact"/>
         <w:numPr>
           <w:ilvl w:val="0"/>
-          <w:numId w:val="1333"/>
+          <w:numId w:val="1345"/>
         </w:numPr>
       </w:pPr>
       <w:r>
@@ -7575,7 +8173,7 @@
         <w:pStyle w:val="Compact"/>
         <w:numPr>
           <w:ilvl w:val="0"/>
-          <w:numId w:val="1334"/>
+          <w:numId w:val="1346"/>
         </w:numPr>
       </w:pPr>
       <w:r>
@@ -7587,7 +8185,7 @@
         <w:pStyle w:val="Compact"/>
         <w:numPr>
           <w:ilvl w:val="0"/>
-          <w:numId w:val="1335"/>
+          <w:numId w:val="1347"/>
         </w:numPr>
       </w:pPr>
       <w:r>
@@ -7599,7 +8197,7 @@
         <w:pStyle w:val="Compact"/>
         <w:numPr>
           <w:ilvl w:val="0"/>
-          <w:numId w:val="1336"/>
+          <w:numId w:val="1348"/>
         </w:numPr>
       </w:pPr>
       <w:r>
@@ -7611,7 +8209,7 @@
         <w:pStyle w:val="Compact"/>
         <w:numPr>
           <w:ilvl w:val="0"/>
-          <w:numId w:val="1337"/>
+          <w:numId w:val="1349"/>
         </w:numPr>
       </w:pPr>
       <w:r>
@@ -7623,7 +8221,7 @@
         <w:pStyle w:val="Compact"/>
         <w:numPr>
           <w:ilvl w:val="0"/>
-          <w:numId w:val="1338"/>
+          <w:numId w:val="1350"/>
         </w:numPr>
       </w:pPr>
       <w:r>
@@ -7635,7 +8233,7 @@
         <w:pStyle w:val="Compact"/>
         <w:numPr>
           <w:ilvl w:val="0"/>
-          <w:numId w:val="1339"/>
+          <w:numId w:val="1351"/>
         </w:numPr>
       </w:pPr>
       <w:r>
@@ -7647,7 +8245,7 @@
         <w:pStyle w:val="Compact"/>
         <w:numPr>
           <w:ilvl w:val="0"/>
-          <w:numId w:val="1340"/>
+          <w:numId w:val="1352"/>
         </w:numPr>
       </w:pPr>
       <w:r>
@@ -7659,7 +8257,7 @@
         <w:pStyle w:val="Compact"/>
         <w:numPr>
           <w:ilvl w:val="0"/>
-          <w:numId w:val="1341"/>
+          <w:numId w:val="1353"/>
         </w:numPr>
       </w:pPr>
       <w:r>
@@ -7671,15 +8269,15 @@
         <w:pStyle w:val="Compact"/>
         <w:numPr>
           <w:ilvl w:val="0"/>
-          <w:numId w:val="1342"/>
+          <w:numId w:val="1354"/>
         </w:numPr>
       </w:pPr>
       <w:r>
         <w:t xml:space="preserve">Socket scoping unaffected.</w:t>
       </w:r>
     </w:p>
-    <w:bookmarkEnd w:id="50"/>
-    <w:bookmarkStart w:id="51" w:name="visual-regression"/>
+    <w:bookmarkEnd w:id="51"/>
+    <w:bookmarkStart w:id="52" w:name="visual-regression"/>
     <w:p>
       <w:pPr>
         <w:pStyle w:val="Heading3"/>
@@ -7693,7 +8291,7 @@
         <w:pStyle w:val="Compact"/>
         <w:numPr>
           <w:ilvl w:val="0"/>
-          <w:numId w:val="1343"/>
+          <w:numId w:val="1355"/>
         </w:numPr>
       </w:pPr>
       <w:r>
@@ -7705,7 +8303,7 @@
         <w:pStyle w:val="Compact"/>
         <w:numPr>
           <w:ilvl w:val="0"/>
-          <w:numId w:val="1344"/>
+          <w:numId w:val="1356"/>
         </w:numPr>
       </w:pPr>
       <w:r>
@@ -7717,7 +8315,7 @@
         <w:pStyle w:val="Compact"/>
         <w:numPr>
           <w:ilvl w:val="0"/>
-          <w:numId w:val="1345"/>
+          <w:numId w:val="1357"/>
         </w:numPr>
       </w:pPr>
       <w:r>
@@ -7729,7 +8327,7 @@
         <w:pStyle w:val="Compact"/>
         <w:numPr>
           <w:ilvl w:val="0"/>
-          <w:numId w:val="1346"/>
+          <w:numId w:val="1358"/>
         </w:numPr>
       </w:pPr>
       <w:r>
@@ -7741,7 +8339,7 @@
         <w:pStyle w:val="Compact"/>
         <w:numPr>
           <w:ilvl w:val="0"/>
-          <w:numId w:val="1347"/>
+          <w:numId w:val="1359"/>
         </w:numPr>
       </w:pPr>
       <w:r>
@@ -7753,7 +8351,7 @@
         <w:pStyle w:val="Compact"/>
         <w:numPr>
           <w:ilvl w:val="0"/>
-          <w:numId w:val="1348"/>
+          <w:numId w:val="1360"/>
         </w:numPr>
       </w:pPr>
       <w:r>
@@ -7765,15 +8363,15 @@
         <w:pStyle w:val="Compact"/>
         <w:numPr>
           <w:ilvl w:val="0"/>
-          <w:numId w:val="1349"/>
+          <w:numId w:val="1361"/>
         </w:numPr>
       </w:pPr>
       <w:r>
         <w:t xml:space="preserve">Sidebar remains unchanged unless intentionally touched.</w:t>
       </w:r>
     </w:p>
-    <w:bookmarkEnd w:id="51"/>
-    <w:bookmarkStart w:id="52" w:name="release-readiness"/>
+    <w:bookmarkEnd w:id="52"/>
+    <w:bookmarkStart w:id="53" w:name="release-readiness"/>
     <w:p>
       <w:pPr>
         <w:pStyle w:val="Heading3"/>
@@ -7787,7 +8385,7 @@
         <w:pStyle w:val="Compact"/>
         <w:numPr>
           <w:ilvl w:val="0"/>
-          <w:numId w:val="1350"/>
+          <w:numId w:val="1362"/>
         </w:numPr>
       </w:pPr>
       <w:r>
@@ -7799,7 +8397,7 @@
         <w:pStyle w:val="Compact"/>
         <w:numPr>
           <w:ilvl w:val="0"/>
-          <w:numId w:val="1351"/>
+          <w:numId w:val="1363"/>
         </w:numPr>
       </w:pPr>
       <w:r>
@@ -7811,7 +8409,7 @@
         <w:pStyle w:val="Compact"/>
         <w:numPr>
           <w:ilvl w:val="0"/>
-          <w:numId w:val="1352"/>
+          <w:numId w:val="1364"/>
         </w:numPr>
       </w:pPr>
       <w:r>
@@ -7823,7 +8421,7 @@
         <w:pStyle w:val="Compact"/>
         <w:numPr>
           <w:ilvl w:val="0"/>
-          <w:numId w:val="1353"/>
+          <w:numId w:val="1365"/>
         </w:numPr>
       </w:pPr>
       <w:r>
@@ -7835,7 +8433,7 @@
         <w:pStyle w:val="Compact"/>
         <w:numPr>
           <w:ilvl w:val="0"/>
-          <w:numId w:val="1354"/>
+          <w:numId w:val="1366"/>
         </w:numPr>
       </w:pPr>
       <w:r>
@@ -7847,7 +8445,7 @@
         <w:pStyle w:val="Compact"/>
         <w:numPr>
           <w:ilvl w:val="0"/>
-          <w:numId w:val="1355"/>
+          <w:numId w:val="1367"/>
         </w:numPr>
       </w:pPr>
       <w:r>
@@ -7859,16 +8457,16 @@
         <w:pStyle w:val="Compact"/>
         <w:numPr>
           <w:ilvl w:val="0"/>
-          <w:numId w:val="1356"/>
+          <w:numId w:val="1368"/>
         </w:numPr>
       </w:pPr>
       <w:r>
         <w:t xml:space="preserve">Progress dashboard updated to M1 complete only after all gates pass.</w:t>
       </w:r>
     </w:p>
-    <w:bookmarkEnd w:id="52"/>
     <w:bookmarkEnd w:id="53"/>
-    <w:bookmarkStart w:id="58" w:name="Xa989490dca5dab2d86ca3d9b72c2ded4f0c555a"/>
+    <w:bookmarkEnd w:id="54"/>
+    <w:bookmarkStart w:id="59" w:name="Xa989490dca5dab2d86ca3d9b72c2ded4f0c555a"/>
     <w:p>
       <w:pPr>
         <w:pStyle w:val="Heading2"/>
@@ -7877,7 +8475,7 @@
         <w:t xml:space="preserve">M2.1 — Leads/Campaign Access And Source Fixes</w:t>
       </w:r>
     </w:p>
-    <w:bookmarkStart w:id="54" w:name="leads-ownership-bug"/>
+    <w:bookmarkStart w:id="55" w:name="leads-ownership-bug"/>
     <w:p>
       <w:pPr>
         <w:pStyle w:val="Heading3"/>
@@ -7891,7 +8489,7 @@
         <w:pStyle w:val="Compact"/>
         <w:numPr>
           <w:ilvl w:val="0"/>
-          <w:numId w:val="1357"/>
+          <w:numId w:val="1369"/>
         </w:numPr>
       </w:pPr>
       <w:r>
@@ -7942,7 +8540,7 @@
         <w:pStyle w:val="Compact"/>
         <w:numPr>
           <w:ilvl w:val="0"/>
-          <w:numId w:val="1358"/>
+          <w:numId w:val="1370"/>
         </w:numPr>
       </w:pPr>
       <w:r>
@@ -7969,7 +8567,7 @@
         <w:pStyle w:val="Compact"/>
         <w:numPr>
           <w:ilvl w:val="0"/>
-          <w:numId w:val="1359"/>
+          <w:numId w:val="1371"/>
         </w:numPr>
       </w:pPr>
       <w:r>
@@ -7981,7 +8579,7 @@
         <w:pStyle w:val="Compact"/>
         <w:numPr>
           <w:ilvl w:val="0"/>
-          <w:numId w:val="1360"/>
+          <w:numId w:val="1372"/>
         </w:numPr>
       </w:pPr>
       <w:r>
@@ -8008,7 +8606,7 @@
         <w:pStyle w:val="Compact"/>
         <w:numPr>
           <w:ilvl w:val="0"/>
-          <w:numId w:val="1361"/>
+          <w:numId w:val="1373"/>
         </w:numPr>
       </w:pPr>
       <w:r>
@@ -8020,7 +8618,7 @@
         <w:pStyle w:val="Compact"/>
         <w:numPr>
           <w:ilvl w:val="0"/>
-          <w:numId w:val="1362"/>
+          <w:numId w:val="1374"/>
         </w:numPr>
       </w:pPr>
       <w:r>
@@ -8032,15 +8630,15 @@
         <w:pStyle w:val="Compact"/>
         <w:numPr>
           <w:ilvl w:val="0"/>
-          <w:numId w:val="1363"/>
+          <w:numId w:val="1375"/>
         </w:numPr>
       </w:pPr>
       <w:r>
         <w:t xml:space="preserve">Manager behavior documented and tested.</w:t>
       </w:r>
     </w:p>
-    <w:bookmarkEnd w:id="54"/>
-    <w:bookmarkStart w:id="55" w:name="campaign-ownership-bug"/>
+    <w:bookmarkEnd w:id="55"/>
+    <w:bookmarkStart w:id="56" w:name="campaign-ownership-bug"/>
     <w:p>
       <w:pPr>
         <w:pStyle w:val="Heading3"/>
@@ -8054,7 +8652,7 @@
         <w:pStyle w:val="Compact"/>
         <w:numPr>
           <w:ilvl w:val="0"/>
-          <w:numId w:val="1364"/>
+          <w:numId w:val="1376"/>
         </w:numPr>
       </w:pPr>
       <w:r>
@@ -8078,7 +8676,7 @@
         <w:pStyle w:val="Compact"/>
         <w:numPr>
           <w:ilvl w:val="0"/>
-          <w:numId w:val="1365"/>
+          <w:numId w:val="1377"/>
         </w:numPr>
       </w:pPr>
       <w:r>
@@ -8102,7 +8700,7 @@
         <w:pStyle w:val="Compact"/>
         <w:numPr>
           <w:ilvl w:val="0"/>
-          <w:numId w:val="1366"/>
+          <w:numId w:val="1378"/>
         </w:numPr>
       </w:pPr>
       <w:r>
@@ -8114,7 +8712,7 @@
         <w:pStyle w:val="Compact"/>
         <w:numPr>
           <w:ilvl w:val="0"/>
-          <w:numId w:val="1367"/>
+          <w:numId w:val="1379"/>
         </w:numPr>
       </w:pPr>
       <w:r>
@@ -8126,7 +8724,7 @@
         <w:pStyle w:val="Compact"/>
         <w:numPr>
           <w:ilvl w:val="0"/>
-          <w:numId w:val="1368"/>
+          <w:numId w:val="1380"/>
         </w:numPr>
       </w:pPr>
       <w:r>
@@ -8138,7 +8736,7 @@
         <w:pStyle w:val="Compact"/>
         <w:numPr>
           <w:ilvl w:val="0"/>
-          <w:numId w:val="1369"/>
+          <w:numId w:val="1381"/>
         </w:numPr>
       </w:pPr>
       <w:r>
@@ -8154,8 +8752,8 @@
         <w:t xml:space="preserve">remains compatible.</w:t>
       </w:r>
     </w:p>
-    <w:bookmarkEnd w:id="55"/>
-    <w:bookmarkStart w:id="56" w:name="source-readable-fix"/>
+    <w:bookmarkEnd w:id="56"/>
+    <w:bookmarkStart w:id="57" w:name="source-readable-fix"/>
     <w:p>
       <w:pPr>
         <w:pStyle w:val="Heading3"/>
@@ -8169,7 +8767,7 @@
         <w:pStyle w:val="Compact"/>
         <w:numPr>
           <w:ilvl w:val="0"/>
-          <w:numId w:val="1370"/>
+          <w:numId w:val="1382"/>
         </w:numPr>
       </w:pPr>
       <w:r>
@@ -8181,7 +8779,7 @@
         <w:pStyle w:val="Compact"/>
         <w:numPr>
           <w:ilvl w:val="0"/>
-          <w:numId w:val="1371"/>
+          <w:numId w:val="1383"/>
         </w:numPr>
       </w:pPr>
       <w:r>
@@ -8193,7 +8791,7 @@
         <w:pStyle w:val="Compact"/>
         <w:numPr>
           <w:ilvl w:val="1"/>
-          <w:numId w:val="1372"/>
+          <w:numId w:val="1384"/>
         </w:numPr>
       </w:pPr>
       <w:r>
@@ -8211,7 +8809,7 @@
         <w:pStyle w:val="Compact"/>
         <w:numPr>
           <w:ilvl w:val="1"/>
-          <w:numId w:val="1372"/>
+          <w:numId w:val="1384"/>
         </w:numPr>
       </w:pPr>
       <w:r>
@@ -8229,7 +8827,7 @@
         <w:pStyle w:val="Compact"/>
         <w:numPr>
           <w:ilvl w:val="1"/>
-          <w:numId w:val="1372"/>
+          <w:numId w:val="1384"/>
         </w:numPr>
       </w:pPr>
       <w:r>
@@ -8247,7 +8845,7 @@
         <w:pStyle w:val="Compact"/>
         <w:numPr>
           <w:ilvl w:val="1"/>
-          <w:numId w:val="1372"/>
+          <w:numId w:val="1384"/>
         </w:numPr>
       </w:pPr>
       <w:r>
@@ -8265,7 +8863,7 @@
         <w:pStyle w:val="Compact"/>
         <w:numPr>
           <w:ilvl w:val="0"/>
-          <w:numId w:val="1373"/>
+          <w:numId w:val="1385"/>
         </w:numPr>
       </w:pPr>
       <w:r>
@@ -8277,7 +8875,7 @@
         <w:pStyle w:val="Compact"/>
         <w:numPr>
           <w:ilvl w:val="0"/>
-          <w:numId w:val="1374"/>
+          <w:numId w:val="1386"/>
         </w:numPr>
       </w:pPr>
       <w:r>
@@ -8289,15 +8887,15 @@
         <w:pStyle w:val="Compact"/>
         <w:numPr>
           <w:ilvl w:val="0"/>
-          <w:numId w:val="1375"/>
+          <w:numId w:val="1387"/>
         </w:numPr>
       </w:pPr>
       <w:r>
         <w:t xml:space="preserve">Campaign-created leads preserve campaign/list lineage.</w:t>
       </w:r>
     </w:p>
-    <w:bookmarkEnd w:id="56"/>
-    <w:bookmarkStart w:id="57" w:name="m2.1-testing-gate"/>
+    <w:bookmarkEnd w:id="57"/>
+    <w:bookmarkStart w:id="58" w:name="m2.1-testing-gate"/>
     <w:p>
       <w:pPr>
         <w:pStyle w:val="Heading3"/>
@@ -8311,7 +8909,7 @@
         <w:pStyle w:val="Compact"/>
         <w:numPr>
           <w:ilvl w:val="0"/>
-          <w:numId w:val="1376"/>
+          <w:numId w:val="1388"/>
         </w:numPr>
       </w:pPr>
       <w:r>
@@ -8323,7 +8921,7 @@
         <w:pStyle w:val="Compact"/>
         <w:numPr>
           <w:ilvl w:val="0"/>
-          <w:numId w:val="1377"/>
+          <w:numId w:val="1389"/>
         </w:numPr>
       </w:pPr>
       <w:r>
@@ -8335,7 +8933,7 @@
         <w:pStyle w:val="Compact"/>
         <w:numPr>
           <w:ilvl w:val="0"/>
-          <w:numId w:val="1378"/>
+          <w:numId w:val="1390"/>
         </w:numPr>
       </w:pPr>
       <w:r>
@@ -8347,7 +8945,7 @@
         <w:pStyle w:val="Compact"/>
         <w:numPr>
           <w:ilvl w:val="0"/>
-          <w:numId w:val="1379"/>
+          <w:numId w:val="1391"/>
         </w:numPr>
       </w:pPr>
       <w:r>
@@ -8359,7 +8957,7 @@
         <w:pStyle w:val="Compact"/>
         <w:numPr>
           <w:ilvl w:val="0"/>
-          <w:numId w:val="1380"/>
+          <w:numId w:val="1392"/>
         </w:numPr>
       </w:pPr>
       <w:r>
@@ -8371,7 +8969,7 @@
         <w:pStyle w:val="Compact"/>
         <w:numPr>
           <w:ilvl w:val="0"/>
-          <w:numId w:val="1381"/>
+          <w:numId w:val="1393"/>
         </w:numPr>
       </w:pPr>
       <w:r>
@@ -8383,7 +8981,7 @@
         <w:pStyle w:val="Compact"/>
         <w:numPr>
           <w:ilvl w:val="0"/>
-          <w:numId w:val="1382"/>
+          <w:numId w:val="1394"/>
         </w:numPr>
       </w:pPr>
       <w:r>
@@ -8395,7 +8993,7 @@
         <w:pStyle w:val="Compact"/>
         <w:numPr>
           <w:ilvl w:val="0"/>
-          <w:numId w:val="1383"/>
+          <w:numId w:val="1395"/>
         </w:numPr>
       </w:pPr>
       <w:r>
@@ -8407,16 +9005,16 @@
         <w:pStyle w:val="Compact"/>
         <w:numPr>
           <w:ilvl w:val="0"/>
-          <w:numId w:val="1384"/>
+          <w:numId w:val="1396"/>
         </w:numPr>
       </w:pPr>
       <w:r>
         <w:t xml:space="preserve">Progress dashboard updated.</w:t>
       </w:r>
     </w:p>
-    <w:bookmarkEnd w:id="57"/>
     <w:bookmarkEnd w:id="58"/>
-    <w:bookmarkStart w:id="64" w:name="X80216ddf01e64983419846741e514a0cb2a2ddb"/>
+    <w:bookmarkEnd w:id="59"/>
+    <w:bookmarkStart w:id="65" w:name="X80216ddf01e64983419846741e514a0cb2a2ddb"/>
     <w:p>
       <w:pPr>
         <w:pStyle w:val="Heading2"/>
@@ -8425,7 +9023,7 @@
         <w:t xml:space="preserve">M2.2 — Leads Enrichment Columns And Export CSV</w:t>
       </w:r>
     </w:p>
-    <w:bookmarkStart w:id="59" w:name="leads-table-columns"/>
+    <w:bookmarkStart w:id="60" w:name="leads-table-columns"/>
     <w:p>
       <w:pPr>
         <w:pStyle w:val="Heading3"/>
@@ -8439,7 +9037,7 @@
         <w:pStyle w:val="Compact"/>
         <w:numPr>
           <w:ilvl w:val="0"/>
-          <w:numId w:val="1385"/>
+          <w:numId w:val="1397"/>
         </w:numPr>
       </w:pPr>
       <w:r>
@@ -8451,330 +9049,11 @@
         <w:pStyle w:val="Compact"/>
         <w:numPr>
           <w:ilvl w:val="0"/>
-          <w:numId w:val="1386"/>
+          <w:numId w:val="1398"/>
         </w:numPr>
       </w:pPr>
       <w:r>
         <w:t xml:space="preserve">Columns match prototype order:</w:t>
-      </w:r>
-    </w:p>
-    <w:p>
-      <w:pPr>
-        <w:pStyle w:val="Compact"/>
-        <w:numPr>
-          <w:ilvl w:val="1"/>
-          <w:numId w:val="1387"/>
-        </w:numPr>
-      </w:pPr>
-      <w:r>
-        <w:t xml:space="preserve">Name;</w:t>
-      </w:r>
-    </w:p>
-    <w:p>
-      <w:pPr>
-        <w:pStyle w:val="Compact"/>
-        <w:numPr>
-          <w:ilvl w:val="1"/>
-          <w:numId w:val="1387"/>
-        </w:numPr>
-      </w:pPr>
-      <w:r>
-        <w:t xml:space="preserve">Phone;</w:t>
-      </w:r>
-    </w:p>
-    <w:p>
-      <w:pPr>
-        <w:pStyle w:val="Compact"/>
-        <w:numPr>
-          <w:ilvl w:val="1"/>
-          <w:numId w:val="1387"/>
-        </w:numPr>
-      </w:pPr>
-      <w:r>
-        <w:t xml:space="preserve">Status;</w:t>
-      </w:r>
-    </w:p>
-    <w:p>
-      <w:pPr>
-        <w:pStyle w:val="Compact"/>
-        <w:numPr>
-          <w:ilvl w:val="1"/>
-          <w:numId w:val="1387"/>
-        </w:numPr>
-      </w:pPr>
-      <w:r>
-        <w:t xml:space="preserve">Last Contact;</w:t>
-      </w:r>
-    </w:p>
-    <w:p>
-      <w:pPr>
-        <w:pStyle w:val="Compact"/>
-        <w:numPr>
-          <w:ilvl w:val="1"/>
-          <w:numId w:val="1387"/>
-        </w:numPr>
-      </w:pPr>
-      <w:r>
-        <w:t xml:space="preserve">Industry;</w:t>
-      </w:r>
-    </w:p>
-    <w:p>
-      <w:pPr>
-        <w:pStyle w:val="Compact"/>
-        <w:numPr>
-          <w:ilvl w:val="1"/>
-          <w:numId w:val="1387"/>
-        </w:numPr>
-      </w:pPr>
-      <w:r>
-        <w:t xml:space="preserve">Monthly Revenue;</w:t>
-      </w:r>
-    </w:p>
-    <w:p>
-      <w:pPr>
-        <w:pStyle w:val="Compact"/>
-        <w:numPr>
-          <w:ilvl w:val="1"/>
-          <w:numId w:val="1387"/>
-        </w:numPr>
-      </w:pPr>
-      <w:r>
-        <w:t xml:space="preserve">Source;</w:t>
-      </w:r>
-    </w:p>
-    <w:p>
-      <w:pPr>
-        <w:pStyle w:val="Compact"/>
-        <w:numPr>
-          <w:ilvl w:val="1"/>
-          <w:numId w:val="1387"/>
-        </w:numPr>
-      </w:pPr>
-      <w:r>
-        <w:t xml:space="preserve">Added.</w:t>
-      </w:r>
-    </w:p>
-    <w:p>
-      <w:pPr>
-        <w:pStyle w:val="Compact"/>
-        <w:numPr>
-          <w:ilvl w:val="0"/>
-          <w:numId w:val="1388"/>
-        </w:numPr>
-      </w:pPr>
-      <w:r>
-        <w:t xml:space="preserve">Last Contact shows rep attribution initials and relative time, e.g. </w:t>
-      </w:r>
-      <w:r>
-        <w:rPr>
-          <w:rStyle w:val="VerbatimChar"/>
-        </w:rPr>
-        <w:t xml:space="preserve">JB 2h ago</w:t>
-      </w:r>
-      <w:r>
-        <w:t xml:space="preserve">.</w:t>
-      </w:r>
-    </w:p>
-    <w:p>
-      <w:pPr>
-        <w:pStyle w:val="Compact"/>
-        <w:numPr>
-          <w:ilvl w:val="0"/>
-          <w:numId w:val="1389"/>
-        </w:numPr>
-      </w:pPr>
-      <w:r>
-        <w:t xml:space="preserve">Industry renders extracted/classified value or</w:t>
-      </w:r>
-      <w:r>
-        <w:t xml:space="preserve"> </w:t>
-      </w:r>
-      <w:r>
-        <w:rPr>
-          <w:rStyle w:val="VerbatimChar"/>
-        </w:rPr>
-        <w:t xml:space="preserve">— unknown</w:t>
-      </w:r>
-      <w:r>
-        <w:t xml:space="preserve">.</w:t>
-      </w:r>
-    </w:p>
-    <w:p>
-      <w:pPr>
-        <w:pStyle w:val="Compact"/>
-        <w:numPr>
-          <w:ilvl w:val="0"/>
-          <w:numId w:val="1390"/>
-        </w:numPr>
-      </w:pPr>
-      <w:r>
-        <w:t xml:space="preserve">Monthly Revenue renders raw/formatted revenue plus provenance chip:</w:t>
-      </w:r>
-    </w:p>
-    <w:p>
-      <w:pPr>
-        <w:pStyle w:val="Compact"/>
-        <w:numPr>
-          <w:ilvl w:val="1"/>
-          <w:numId w:val="1391"/>
-        </w:numPr>
-      </w:pPr>
-      <w:r>
-        <w:t xml:space="preserve">AI;</w:t>
-      </w:r>
-    </w:p>
-    <w:p>
-      <w:pPr>
-        <w:pStyle w:val="Compact"/>
-        <w:numPr>
-          <w:ilvl w:val="1"/>
-          <w:numId w:val="1391"/>
-        </w:numPr>
-      </w:pPr>
-      <w:r>
-        <w:t xml:space="preserve">CSV;</w:t>
-      </w:r>
-    </w:p>
-    <w:p>
-      <w:pPr>
-        <w:pStyle w:val="Compact"/>
-        <w:numPr>
-          <w:ilvl w:val="1"/>
-          <w:numId w:val="1391"/>
-        </w:numPr>
-      </w:pPr>
-      <w:r>
-        <w:t xml:space="preserve">MANUAL.</w:t>
-      </w:r>
-    </w:p>
-    <w:p>
-      <w:pPr>
-        <w:pStyle w:val="Compact"/>
-        <w:numPr>
-          <w:ilvl w:val="0"/>
-          <w:numId w:val="1392"/>
-        </w:numPr>
-      </w:pPr>
-      <w:r>
-        <w:t xml:space="preserve">Empty revenue renders</w:t>
-      </w:r>
-      <w:r>
-        <w:t xml:space="preserve"> </w:t>
-      </w:r>
-      <w:r>
-        <w:rPr>
-          <w:rStyle w:val="VerbatimChar"/>
-        </w:rPr>
-        <w:t xml:space="preserve">—</w:t>
-      </w:r>
-      <w:r>
-        <w:t xml:space="preserve">.</w:t>
-      </w:r>
-    </w:p>
-    <w:p>
-      <w:pPr>
-        <w:pStyle w:val="Compact"/>
-        <w:numPr>
-          <w:ilvl w:val="0"/>
-          <w:numId w:val="1393"/>
-        </w:numPr>
-      </w:pPr>
-      <w:r>
-        <w:t xml:space="preserve">Source cell uses two-line readable source/list pattern.</w:t>
-      </w:r>
-    </w:p>
-    <w:p>
-      <w:pPr>
-        <w:pStyle w:val="Compact"/>
-        <w:numPr>
-          <w:ilvl w:val="0"/>
-          <w:numId w:val="1394"/>
-        </w:numPr>
-      </w:pPr>
-      <w:r>
-        <w:t xml:space="preserve">Status pill styles match prototype.</w:t>
-      </w:r>
-    </w:p>
-    <w:p>
-      <w:pPr>
-        <w:pStyle w:val="Compact"/>
-        <w:numPr>
-          <w:ilvl w:val="0"/>
-          <w:numId w:val="1395"/>
-        </w:numPr>
-      </w:pPr>
-      <w:r>
-        <w:t xml:space="preserve">Avatar initials match prototype density.</w:t>
-      </w:r>
-    </w:p>
-    <w:bookmarkEnd w:id="59"/>
-    <w:bookmarkStart w:id="60" w:name="data-plumbing"/>
-    <w:p>
-      <w:pPr>
-        <w:pStyle w:val="Heading3"/>
-      </w:pPr>
-      <w:r>
-        <w:t xml:space="preserve">Data plumbing</w:t>
-      </w:r>
-    </w:p>
-    <w:p>
-      <w:pPr>
-        <w:pStyle w:val="Compact"/>
-        <w:numPr>
-          <w:ilvl w:val="0"/>
-          <w:numId w:val="1396"/>
-        </w:numPr>
-      </w:pPr>
-      <w:r>
-        <w:t xml:space="preserve">Confirm data source for industry:</w:t>
-      </w:r>
-    </w:p>
-    <w:p>
-      <w:pPr>
-        <w:pStyle w:val="Compact"/>
-        <w:numPr>
-          <w:ilvl w:val="1"/>
-          <w:numId w:val="1397"/>
-        </w:numPr>
-      </w:pPr>
-      <w:r>
-        <w:t xml:space="preserve">existing AI classifier field;</w:t>
-      </w:r>
-    </w:p>
-    <w:p>
-      <w:pPr>
-        <w:pStyle w:val="Compact"/>
-        <w:numPr>
-          <w:ilvl w:val="1"/>
-          <w:numId w:val="1397"/>
-        </w:numPr>
-      </w:pPr>
-      <w:r>
-        <w:t xml:space="preserve">CSV value;</w:t>
-      </w:r>
-    </w:p>
-    <w:p>
-      <w:pPr>
-        <w:pStyle w:val="Compact"/>
-        <w:numPr>
-          <w:ilvl w:val="1"/>
-          <w:numId w:val="1397"/>
-        </w:numPr>
-      </w:pPr>
-      <w:r>
-        <w:t xml:space="preserve">manual override.</w:t>
-      </w:r>
-    </w:p>
-    <w:p>
-      <w:pPr>
-        <w:pStyle w:val="Compact"/>
-        <w:numPr>
-          <w:ilvl w:val="0"/>
-          <w:numId w:val="1398"/>
-        </w:numPr>
-      </w:pPr>
-      <w:r>
-        <w:t xml:space="preserve">Confirm data source for monthly revenue:</w:t>
       </w:r>
     </w:p>
     <w:p>
@@ -8786,7 +9065,7 @@
         </w:numPr>
       </w:pPr>
       <w:r>
-        <w:t xml:space="preserve">existing AI extraction;</w:t>
+        <w:t xml:space="preserve">Name;</w:t>
       </w:r>
     </w:p>
     <w:p>
@@ -8798,7 +9077,7 @@
         </w:numPr>
       </w:pPr>
       <w:r>
-        <w:t xml:space="preserve">CSV import;</w:t>
+        <w:t xml:space="preserve">Phone;</w:t>
       </w:r>
     </w:p>
     <w:p>
@@ -8810,7 +9089,67 @@
         </w:numPr>
       </w:pPr>
       <w:r>
-        <w:t xml:space="preserve">manual field.</w:t>
+        <w:t xml:space="preserve">Status;</w:t>
+      </w:r>
+    </w:p>
+    <w:p>
+      <w:pPr>
+        <w:pStyle w:val="Compact"/>
+        <w:numPr>
+          <w:ilvl w:val="1"/>
+          <w:numId w:val="1399"/>
+        </w:numPr>
+      </w:pPr>
+      <w:r>
+        <w:t xml:space="preserve">Last Contact;</w:t>
+      </w:r>
+    </w:p>
+    <w:p>
+      <w:pPr>
+        <w:pStyle w:val="Compact"/>
+        <w:numPr>
+          <w:ilvl w:val="1"/>
+          <w:numId w:val="1399"/>
+        </w:numPr>
+      </w:pPr>
+      <w:r>
+        <w:t xml:space="preserve">Industry;</w:t>
+      </w:r>
+    </w:p>
+    <w:p>
+      <w:pPr>
+        <w:pStyle w:val="Compact"/>
+        <w:numPr>
+          <w:ilvl w:val="1"/>
+          <w:numId w:val="1399"/>
+        </w:numPr>
+      </w:pPr>
+      <w:r>
+        <w:t xml:space="preserve">Monthly Revenue;</w:t>
+      </w:r>
+    </w:p>
+    <w:p>
+      <w:pPr>
+        <w:pStyle w:val="Compact"/>
+        <w:numPr>
+          <w:ilvl w:val="1"/>
+          <w:numId w:val="1399"/>
+        </w:numPr>
+      </w:pPr>
+      <w:r>
+        <w:t xml:space="preserve">Source;</w:t>
+      </w:r>
+    </w:p>
+    <w:p>
+      <w:pPr>
+        <w:pStyle w:val="Compact"/>
+        <w:numPr>
+          <w:ilvl w:val="1"/>
+          <w:numId w:val="1399"/>
+        </w:numPr>
+      </w:pPr>
+      <w:r>
+        <w:t xml:space="preserve">Added.</w:t>
       </w:r>
     </w:p>
     <w:p>
@@ -8822,7 +9161,16 @@
         </w:numPr>
       </w:pPr>
       <w:r>
-        <w:t xml:space="preserve">Define priority when values conflict: manual &gt; CSV &gt; AI unless spec says otherwise.</w:t>
+        <w:t xml:space="preserve">Last Contact shows rep attribution initials and relative time, e.g. </w:t>
+      </w:r>
+      <w:r>
+        <w:rPr>
+          <w:rStyle w:val="VerbatimChar"/>
+        </w:rPr>
+        <w:t xml:space="preserve">JB 2h ago</w:t>
+      </w:r>
+      <w:r>
+        <w:t xml:space="preserve">.</w:t>
       </w:r>
     </w:p>
     <w:p>
@@ -8834,7 +9182,19 @@
         </w:numPr>
       </w:pPr>
       <w:r>
-        <w:t xml:space="preserve">Last Contact uses latest meaningful contact and preserves admin attribution.</w:t>
+        <w:t xml:space="preserve">Industry renders extracted/classified value or</w:t>
+      </w:r>
+      <w:r>
+        <w:t xml:space="preserve"> </w:t>
+      </w:r>
+      <w:r>
+        <w:rPr>
+          <w:rStyle w:val="VerbatimChar"/>
+        </w:rPr>
+        <w:t xml:space="preserve">— unknown</w:t>
+      </w:r>
+      <w:r>
+        <w:t xml:space="preserve">.</w:t>
       </w:r>
     </w:p>
     <w:p>
@@ -8846,86 +9206,113 @@
         </w:numPr>
       </w:pPr>
       <w:r>
-        <w:t xml:space="preserve">Rep scope applies to all enrichment queries.</w:t>
+        <w:t xml:space="preserve">Monthly Revenue renders raw/formatted revenue plus provenance chip:</w:t>
+      </w:r>
+    </w:p>
+    <w:p>
+      <w:pPr>
+        <w:pStyle w:val="Compact"/>
+        <w:numPr>
+          <w:ilvl w:val="1"/>
+          <w:numId w:val="1403"/>
+        </w:numPr>
+      </w:pPr>
+      <w:r>
+        <w:t xml:space="preserve">AI;</w:t>
+      </w:r>
+    </w:p>
+    <w:p>
+      <w:pPr>
+        <w:pStyle w:val="Compact"/>
+        <w:numPr>
+          <w:ilvl w:val="1"/>
+          <w:numId w:val="1403"/>
+        </w:numPr>
+      </w:pPr>
+      <w:r>
+        <w:t xml:space="preserve">CSV;</w:t>
+      </w:r>
+    </w:p>
+    <w:p>
+      <w:pPr>
+        <w:pStyle w:val="Compact"/>
+        <w:numPr>
+          <w:ilvl w:val="1"/>
+          <w:numId w:val="1403"/>
+        </w:numPr>
+      </w:pPr>
+      <w:r>
+        <w:t xml:space="preserve">MANUAL.</w:t>
+      </w:r>
+    </w:p>
+    <w:p>
+      <w:pPr>
+        <w:pStyle w:val="Compact"/>
+        <w:numPr>
+          <w:ilvl w:val="0"/>
+          <w:numId w:val="1404"/>
+        </w:numPr>
+      </w:pPr>
+      <w:r>
+        <w:t xml:space="preserve">Empty revenue renders</w:t>
+      </w:r>
+      <w:r>
+        <w:t xml:space="preserve"> </w:t>
+      </w:r>
+      <w:r>
+        <w:rPr>
+          <w:rStyle w:val="VerbatimChar"/>
+        </w:rPr>
+        <w:t xml:space="preserve">—</w:t>
+      </w:r>
+      <w:r>
+        <w:t xml:space="preserve">.</w:t>
+      </w:r>
+    </w:p>
+    <w:p>
+      <w:pPr>
+        <w:pStyle w:val="Compact"/>
+        <w:numPr>
+          <w:ilvl w:val="0"/>
+          <w:numId w:val="1405"/>
+        </w:numPr>
+      </w:pPr>
+      <w:r>
+        <w:t xml:space="preserve">Source cell uses two-line readable source/list pattern.</w:t>
+      </w:r>
+    </w:p>
+    <w:p>
+      <w:pPr>
+        <w:pStyle w:val="Compact"/>
+        <w:numPr>
+          <w:ilvl w:val="0"/>
+          <w:numId w:val="1406"/>
+        </w:numPr>
+      </w:pPr>
+      <w:r>
+        <w:t xml:space="preserve">Status pill styles match prototype.</w:t>
+      </w:r>
+    </w:p>
+    <w:p>
+      <w:pPr>
+        <w:pStyle w:val="Compact"/>
+        <w:numPr>
+          <w:ilvl w:val="0"/>
+          <w:numId w:val="1407"/>
+        </w:numPr>
+      </w:pPr>
+      <w:r>
+        <w:t xml:space="preserve">Avatar initials match prototype density.</w:t>
       </w:r>
     </w:p>
     <w:bookmarkEnd w:id="60"/>
-    <w:bookmarkStart w:id="61" w:name="export-csv"/>
+    <w:bookmarkStart w:id="61" w:name="data-plumbing"/>
     <w:p>
       <w:pPr>
         <w:pStyle w:val="Heading3"/>
       </w:pPr>
       <w:r>
-        <w:t xml:space="preserve">Export CSV</w:t>
-      </w:r>
-    </w:p>
-    <w:p>
-      <w:pPr>
-        <w:pStyle w:val="Compact"/>
-        <w:numPr>
-          <w:ilvl w:val="0"/>
-          <w:numId w:val="1403"/>
-        </w:numPr>
-      </w:pPr>
-      <w:r>
-        <w:t xml:space="preserve">Export button label includes filtered count, e.g. </w:t>
-      </w:r>
-      <w:r>
-        <w:rPr>
-          <w:rStyle w:val="VerbatimChar"/>
-        </w:rPr>
-        <w:t xml:space="preserve">Export CSV 12 leads</w:t>
-      </w:r>
-      <w:r>
-        <w:t xml:space="preserve">.</w:t>
-      </w:r>
-    </w:p>
-    <w:p>
-      <w:pPr>
-        <w:pStyle w:val="Compact"/>
-        <w:numPr>
-          <w:ilvl w:val="0"/>
-          <w:numId w:val="1404"/>
-        </w:numPr>
-      </w:pPr>
-      <w:r>
-        <w:t xml:space="preserve">Export respects current search.</w:t>
-      </w:r>
-    </w:p>
-    <w:p>
-      <w:pPr>
-        <w:pStyle w:val="Compact"/>
-        <w:numPr>
-          <w:ilvl w:val="0"/>
-          <w:numId w:val="1405"/>
-        </w:numPr>
-      </w:pPr>
-      <w:r>
-        <w:t xml:space="preserve">Export respects status filter.</w:t>
-      </w:r>
-    </w:p>
-    <w:p>
-      <w:pPr>
-        <w:pStyle w:val="Compact"/>
-        <w:numPr>
-          <w:ilvl w:val="0"/>
-          <w:numId w:val="1406"/>
-        </w:numPr>
-      </w:pPr>
-      <w:r>
-        <w:t xml:space="preserve">Export respects list/source filter.</w:t>
-      </w:r>
-    </w:p>
-    <w:p>
-      <w:pPr>
-        <w:pStyle w:val="Compact"/>
-        <w:numPr>
-          <w:ilvl w:val="0"/>
-          <w:numId w:val="1407"/>
-        </w:numPr>
-      </w:pPr>
-      <w:r>
-        <w:t xml:space="preserve">Export respects rep scope.</w:t>
+        <w:t xml:space="preserve">Data plumbing</w:t>
       </w:r>
     </w:p>
     <w:p>
@@ -8937,7 +9324,7 @@
         </w:numPr>
       </w:pPr>
       <w:r>
-        <w:t xml:space="preserve">Export includes new columns:</w:t>
+        <w:t xml:space="preserve">Confirm data source for industry:</w:t>
       </w:r>
     </w:p>
     <w:p>
@@ -8949,7 +9336,7 @@
         </w:numPr>
       </w:pPr>
       <w:r>
-        <w:t xml:space="preserve">last contact;</w:t>
+        <w:t xml:space="preserve">existing AI classifier field;</w:t>
       </w:r>
     </w:p>
     <w:p>
@@ -8961,7 +9348,7 @@
         </w:numPr>
       </w:pPr>
       <w:r>
-        <w:t xml:space="preserve">last contact rep;</w:t>
+        <w:t xml:space="preserve">CSV value;</w:t>
       </w:r>
     </w:p>
     <w:p>
@@ -8973,6 +9360,217 @@
         </w:numPr>
       </w:pPr>
       <w:r>
+        <w:t xml:space="preserve">manual override.</w:t>
+      </w:r>
+    </w:p>
+    <w:p>
+      <w:pPr>
+        <w:pStyle w:val="Compact"/>
+        <w:numPr>
+          <w:ilvl w:val="0"/>
+          <w:numId w:val="1410"/>
+        </w:numPr>
+      </w:pPr>
+      <w:r>
+        <w:t xml:space="preserve">Confirm data source for monthly revenue:</w:t>
+      </w:r>
+    </w:p>
+    <w:p>
+      <w:pPr>
+        <w:pStyle w:val="Compact"/>
+        <w:numPr>
+          <w:ilvl w:val="1"/>
+          <w:numId w:val="1411"/>
+        </w:numPr>
+      </w:pPr>
+      <w:r>
+        <w:t xml:space="preserve">existing AI extraction;</w:t>
+      </w:r>
+    </w:p>
+    <w:p>
+      <w:pPr>
+        <w:pStyle w:val="Compact"/>
+        <w:numPr>
+          <w:ilvl w:val="1"/>
+          <w:numId w:val="1411"/>
+        </w:numPr>
+      </w:pPr>
+      <w:r>
+        <w:t xml:space="preserve">CSV import;</w:t>
+      </w:r>
+    </w:p>
+    <w:p>
+      <w:pPr>
+        <w:pStyle w:val="Compact"/>
+        <w:numPr>
+          <w:ilvl w:val="1"/>
+          <w:numId w:val="1411"/>
+        </w:numPr>
+      </w:pPr>
+      <w:r>
+        <w:t xml:space="preserve">manual field.</w:t>
+      </w:r>
+    </w:p>
+    <w:p>
+      <w:pPr>
+        <w:pStyle w:val="Compact"/>
+        <w:numPr>
+          <w:ilvl w:val="0"/>
+          <w:numId w:val="1412"/>
+        </w:numPr>
+      </w:pPr>
+      <w:r>
+        <w:t xml:space="preserve">Define priority when values conflict: manual &gt; CSV &gt; AI unless spec says otherwise.</w:t>
+      </w:r>
+    </w:p>
+    <w:p>
+      <w:pPr>
+        <w:pStyle w:val="Compact"/>
+        <w:numPr>
+          <w:ilvl w:val="0"/>
+          <w:numId w:val="1413"/>
+        </w:numPr>
+      </w:pPr>
+      <w:r>
+        <w:t xml:space="preserve">Last Contact uses latest meaningful contact and preserves admin attribution.</w:t>
+      </w:r>
+    </w:p>
+    <w:p>
+      <w:pPr>
+        <w:pStyle w:val="Compact"/>
+        <w:numPr>
+          <w:ilvl w:val="0"/>
+          <w:numId w:val="1414"/>
+        </w:numPr>
+      </w:pPr>
+      <w:r>
+        <w:t xml:space="preserve">Rep scope applies to all enrichment queries.</w:t>
+      </w:r>
+    </w:p>
+    <w:bookmarkEnd w:id="61"/>
+    <w:bookmarkStart w:id="62" w:name="export-csv"/>
+    <w:p>
+      <w:pPr>
+        <w:pStyle w:val="Heading3"/>
+      </w:pPr>
+      <w:r>
+        <w:t xml:space="preserve">Export CSV</w:t>
+      </w:r>
+    </w:p>
+    <w:p>
+      <w:pPr>
+        <w:pStyle w:val="Compact"/>
+        <w:numPr>
+          <w:ilvl w:val="0"/>
+          <w:numId w:val="1415"/>
+        </w:numPr>
+      </w:pPr>
+      <w:r>
+        <w:t xml:space="preserve">Export button label includes filtered count, e.g. </w:t>
+      </w:r>
+      <w:r>
+        <w:rPr>
+          <w:rStyle w:val="VerbatimChar"/>
+        </w:rPr>
+        <w:t xml:space="preserve">Export CSV 12 leads</w:t>
+      </w:r>
+      <w:r>
+        <w:t xml:space="preserve">.</w:t>
+      </w:r>
+    </w:p>
+    <w:p>
+      <w:pPr>
+        <w:pStyle w:val="Compact"/>
+        <w:numPr>
+          <w:ilvl w:val="0"/>
+          <w:numId w:val="1416"/>
+        </w:numPr>
+      </w:pPr>
+      <w:r>
+        <w:t xml:space="preserve">Export respects current search.</w:t>
+      </w:r>
+    </w:p>
+    <w:p>
+      <w:pPr>
+        <w:pStyle w:val="Compact"/>
+        <w:numPr>
+          <w:ilvl w:val="0"/>
+          <w:numId w:val="1417"/>
+        </w:numPr>
+      </w:pPr>
+      <w:r>
+        <w:t xml:space="preserve">Export respects status filter.</w:t>
+      </w:r>
+    </w:p>
+    <w:p>
+      <w:pPr>
+        <w:pStyle w:val="Compact"/>
+        <w:numPr>
+          <w:ilvl w:val="0"/>
+          <w:numId w:val="1418"/>
+        </w:numPr>
+      </w:pPr>
+      <w:r>
+        <w:t xml:space="preserve">Export respects list/source filter.</w:t>
+      </w:r>
+    </w:p>
+    <w:p>
+      <w:pPr>
+        <w:pStyle w:val="Compact"/>
+        <w:numPr>
+          <w:ilvl w:val="0"/>
+          <w:numId w:val="1419"/>
+        </w:numPr>
+      </w:pPr>
+      <w:r>
+        <w:t xml:space="preserve">Export respects rep scope.</w:t>
+      </w:r>
+    </w:p>
+    <w:p>
+      <w:pPr>
+        <w:pStyle w:val="Compact"/>
+        <w:numPr>
+          <w:ilvl w:val="0"/>
+          <w:numId w:val="1420"/>
+        </w:numPr>
+      </w:pPr>
+      <w:r>
+        <w:t xml:space="preserve">Export includes new columns:</w:t>
+      </w:r>
+    </w:p>
+    <w:p>
+      <w:pPr>
+        <w:pStyle w:val="Compact"/>
+        <w:numPr>
+          <w:ilvl w:val="1"/>
+          <w:numId w:val="1421"/>
+        </w:numPr>
+      </w:pPr>
+      <w:r>
+        <w:t xml:space="preserve">last contact;</w:t>
+      </w:r>
+    </w:p>
+    <w:p>
+      <w:pPr>
+        <w:pStyle w:val="Compact"/>
+        <w:numPr>
+          <w:ilvl w:val="1"/>
+          <w:numId w:val="1421"/>
+        </w:numPr>
+      </w:pPr>
+      <w:r>
+        <w:t xml:space="preserve">last contact rep;</w:t>
+      </w:r>
+    </w:p>
+    <w:p>
+      <w:pPr>
+        <w:pStyle w:val="Compact"/>
+        <w:numPr>
+          <w:ilvl w:val="1"/>
+          <w:numId w:val="1421"/>
+        </w:numPr>
+      </w:pPr>
+      <w:r>
         <w:t xml:space="preserve">industry;</w:t>
       </w:r>
     </w:p>
@@ -8981,7 +9579,7 @@
         <w:pStyle w:val="Compact"/>
         <w:numPr>
           <w:ilvl w:val="1"/>
-          <w:numId w:val="1409"/>
+          <w:numId w:val="1421"/>
         </w:numPr>
       </w:pPr>
       <w:r>
@@ -8993,7 +9591,7 @@
         <w:pStyle w:val="Compact"/>
         <w:numPr>
           <w:ilvl w:val="1"/>
-          <w:numId w:val="1409"/>
+          <w:numId w:val="1421"/>
         </w:numPr>
       </w:pPr>
       <w:r>
@@ -9005,7 +9603,7 @@
         <w:pStyle w:val="Compact"/>
         <w:numPr>
           <w:ilvl w:val="1"/>
-          <w:numId w:val="1409"/>
+          <w:numId w:val="1421"/>
         </w:numPr>
       </w:pPr>
       <w:r>
@@ -9017,7 +9615,7 @@
         <w:pStyle w:val="Compact"/>
         <w:numPr>
           <w:ilvl w:val="0"/>
-          <w:numId w:val="1410"/>
+          <w:numId w:val="1422"/>
         </w:numPr>
       </w:pPr>
       <w:r>
@@ -9029,15 +9627,15 @@
         <w:pStyle w:val="Compact"/>
         <w:numPr>
           <w:ilvl w:val="0"/>
-          <w:numId w:val="1411"/>
+          <w:numId w:val="1423"/>
         </w:numPr>
       </w:pPr>
       <w:r>
         <w:t xml:space="preserve">CSV escaping handles commas, quotes, line breaks.</w:t>
       </w:r>
     </w:p>
-    <w:bookmarkEnd w:id="61"/>
-    <w:bookmarkStart w:id="62" w:name="m2.2-style-isolation"/>
+    <w:bookmarkEnd w:id="62"/>
+    <w:bookmarkStart w:id="63" w:name="m2.2-style-isolation"/>
     <w:p>
       <w:pPr>
         <w:pStyle w:val="Heading3"/>
@@ -9051,7 +9649,7 @@
         <w:pStyle w:val="Compact"/>
         <w:numPr>
           <w:ilvl w:val="0"/>
-          <w:numId w:val="1412"/>
+          <w:numId w:val="1424"/>
         </w:numPr>
       </w:pPr>
       <w:r>
@@ -9063,7 +9661,7 @@
         <w:pStyle w:val="Compact"/>
         <w:numPr>
           <w:ilvl w:val="0"/>
-          <w:numId w:val="1413"/>
+          <w:numId w:val="1425"/>
         </w:numPr>
       </w:pPr>
       <w:r>
@@ -9075,7 +9673,7 @@
         <w:pStyle w:val="Compact"/>
         <w:numPr>
           <w:ilvl w:val="0"/>
-          <w:numId w:val="1414"/>
+          <w:numId w:val="1426"/>
         </w:numPr>
       </w:pPr>
       <w:r>
@@ -9087,7 +9685,7 @@
         <w:pStyle w:val="Compact"/>
         <w:numPr>
           <w:ilvl w:val="0"/>
-          <w:numId w:val="1415"/>
+          <w:numId w:val="1427"/>
         </w:numPr>
       </w:pPr>
       <w:r>
@@ -9099,15 +9697,15 @@
         <w:pStyle w:val="Compact"/>
         <w:numPr>
           <w:ilvl w:val="0"/>
-          <w:numId w:val="1416"/>
+          <w:numId w:val="1428"/>
         </w:numPr>
       </w:pPr>
       <w:r>
         <w:t xml:space="preserve">Ensure text truncation/line wrapping is deliberate and not overlapping.</w:t>
       </w:r>
     </w:p>
-    <w:bookmarkEnd w:id="62"/>
-    <w:bookmarkStart w:id="63" w:name="m2.2-testing-gate"/>
+    <w:bookmarkEnd w:id="63"/>
+    <w:bookmarkStart w:id="64" w:name="m2.2-testing-gate"/>
     <w:p>
       <w:pPr>
         <w:pStyle w:val="Heading3"/>
@@ -9121,7 +9719,7 @@
         <w:pStyle w:val="Compact"/>
         <w:numPr>
           <w:ilvl w:val="0"/>
-          <w:numId w:val="1417"/>
+          <w:numId w:val="1429"/>
         </w:numPr>
       </w:pPr>
       <w:r>
@@ -9133,7 +9731,7 @@
         <w:pStyle w:val="Compact"/>
         <w:numPr>
           <w:ilvl w:val="0"/>
-          <w:numId w:val="1418"/>
+          <w:numId w:val="1430"/>
         </w:numPr>
       </w:pPr>
       <w:r>
@@ -9145,7 +9743,7 @@
         <w:pStyle w:val="Compact"/>
         <w:numPr>
           <w:ilvl w:val="0"/>
-          <w:numId w:val="1419"/>
+          <w:numId w:val="1431"/>
         </w:numPr>
       </w:pPr>
       <w:r>
@@ -9157,7 +9755,7 @@
         <w:pStyle w:val="Compact"/>
         <w:numPr>
           <w:ilvl w:val="0"/>
-          <w:numId w:val="1420"/>
+          <w:numId w:val="1432"/>
         </w:numPr>
       </w:pPr>
       <w:r>
@@ -9169,7 +9767,7 @@
         <w:pStyle w:val="Compact"/>
         <w:numPr>
           <w:ilvl w:val="0"/>
-          <w:numId w:val="1421"/>
+          <w:numId w:val="1433"/>
         </w:numPr>
       </w:pPr>
       <w:r>
@@ -9181,7 +9779,7 @@
         <w:pStyle w:val="Compact"/>
         <w:numPr>
           <w:ilvl w:val="0"/>
-          <w:numId w:val="1422"/>
+          <w:numId w:val="1434"/>
         </w:numPr>
       </w:pPr>
       <w:r>
@@ -9193,7 +9791,7 @@
         <w:pStyle w:val="Compact"/>
         <w:numPr>
           <w:ilvl w:val="0"/>
-          <w:numId w:val="1423"/>
+          <w:numId w:val="1435"/>
         </w:numPr>
       </w:pPr>
       <w:r>
@@ -9205,16 +9803,16 @@
         <w:pStyle w:val="Compact"/>
         <w:numPr>
           <w:ilvl w:val="0"/>
-          <w:numId w:val="1424"/>
+          <w:numId w:val="1436"/>
         </w:numPr>
       </w:pPr>
       <w:r>
         <w:t xml:space="preserve">Progress dashboard updated.</w:t>
       </w:r>
     </w:p>
-    <w:bookmarkEnd w:id="63"/>
     <w:bookmarkEnd w:id="64"/>
-    <w:bookmarkStart w:id="74" w:name="m2.3-ai-retarget-campaigns"/>
+    <w:bookmarkEnd w:id="65"/>
+    <w:bookmarkStart w:id="75" w:name="m2.3-ai-retarget-campaigns"/>
     <w:p>
       <w:pPr>
         <w:pStyle w:val="Heading2"/>
@@ -9223,7 +9821,7 @@
         <w:t xml:space="preserve">M2.3 — AI Retarget Campaigns</w:t>
       </w:r>
     </w:p>
-    <w:bookmarkStart w:id="65" w:name="scope-lock-for-ai-retarget"/>
+    <w:bookmarkStart w:id="66" w:name="scope-lock-for-ai-retarget"/>
     <w:p>
       <w:pPr>
         <w:pStyle w:val="Heading3"/>
@@ -9237,7 +9835,7 @@
         <w:pStyle w:val="Compact"/>
         <w:numPr>
           <w:ilvl w:val="0"/>
-          <w:numId w:val="1425"/>
+          <w:numId w:val="1437"/>
         </w:numPr>
       </w:pPr>
       <w:r>
@@ -9249,7 +9847,7 @@
         <w:pStyle w:val="Compact"/>
         <w:numPr>
           <w:ilvl w:val="0"/>
-          <w:numId w:val="1426"/>
+          <w:numId w:val="1438"/>
         </w:numPr>
       </w:pPr>
       <w:r>
@@ -9261,7 +9859,7 @@
         <w:pStyle w:val="Compact"/>
         <w:numPr>
           <w:ilvl w:val="0"/>
-          <w:numId w:val="1427"/>
+          <w:numId w:val="1439"/>
         </w:numPr>
       </w:pPr>
       <w:r>
@@ -9273,7 +9871,7 @@
         <w:pStyle w:val="Compact"/>
         <w:numPr>
           <w:ilvl w:val="0"/>
-          <w:numId w:val="1428"/>
+          <w:numId w:val="1440"/>
         </w:numPr>
       </w:pPr>
       <w:r>
@@ -9285,7 +9883,7 @@
         <w:pStyle w:val="Compact"/>
         <w:numPr>
           <w:ilvl w:val="0"/>
-          <w:numId w:val="1429"/>
+          <w:numId w:val="1441"/>
         </w:numPr>
       </w:pPr>
       <w:r>
@@ -9297,7 +9895,7 @@
         <w:pStyle w:val="Compact"/>
         <w:numPr>
           <w:ilvl w:val="0"/>
-          <w:numId w:val="1430"/>
+          <w:numId w:val="1442"/>
         </w:numPr>
       </w:pPr>
       <w:r>
@@ -9309,7 +9907,7 @@
         <w:pStyle w:val="Compact"/>
         <w:numPr>
           <w:ilvl w:val="1"/>
-          <w:numId w:val="1431"/>
+          <w:numId w:val="1443"/>
         </w:numPr>
       </w:pPr>
       <w:r>
@@ -9336,7 +9934,7 @@
         <w:pStyle w:val="Compact"/>
         <w:numPr>
           <w:ilvl w:val="1"/>
-          <w:numId w:val="1431"/>
+          <w:numId w:val="1443"/>
         </w:numPr>
       </w:pPr>
       <w:r>
@@ -9358,8 +9956,8 @@
         <w:t xml:space="preserve">scoping correctness.</w:t>
       </w:r>
     </w:p>
-    <w:bookmarkEnd w:id="65"/>
-    <w:bookmarkStart w:id="66" w:name="database-model"/>
+    <w:bookmarkEnd w:id="66"/>
+    <w:bookmarkStart w:id="67" w:name="database-model"/>
     <w:p>
       <w:pPr>
         <w:pStyle w:val="Heading3"/>
@@ -9373,7 +9971,7 @@
         <w:pStyle w:val="Compact"/>
         <w:numPr>
           <w:ilvl w:val="0"/>
-          <w:numId w:val="1432"/>
+          <w:numId w:val="1444"/>
         </w:numPr>
       </w:pPr>
       <w:r>
@@ -9415,7 +10013,7 @@
         <w:pStyle w:val="Compact"/>
         <w:numPr>
           <w:ilvl w:val="0"/>
-          <w:numId w:val="1433"/>
+          <w:numId w:val="1445"/>
         </w:numPr>
       </w:pPr>
       <w:r>
@@ -9439,7 +10037,7 @@
         <w:pStyle w:val="Compact"/>
         <w:numPr>
           <w:ilvl w:val="0"/>
-          <w:numId w:val="1434"/>
+          <w:numId w:val="1446"/>
         </w:numPr>
       </w:pPr>
       <w:r>
@@ -9463,7 +10061,7 @@
         <w:pStyle w:val="Compact"/>
         <w:numPr>
           <w:ilvl w:val="0"/>
-          <w:numId w:val="1435"/>
+          <w:numId w:val="1447"/>
         </w:numPr>
       </w:pPr>
       <w:r>
@@ -9475,7 +10073,7 @@
         <w:pStyle w:val="Compact"/>
         <w:numPr>
           <w:ilvl w:val="0"/>
-          <w:numId w:val="1436"/>
+          <w:numId w:val="1448"/>
         </w:numPr>
       </w:pPr>
       <w:r>
@@ -9487,7 +10085,7 @@
         <w:pStyle w:val="Compact"/>
         <w:numPr>
           <w:ilvl w:val="0"/>
-          <w:numId w:val="1437"/>
+          <w:numId w:val="1449"/>
         </w:numPr>
       </w:pPr>
       <w:r>
@@ -9499,7 +10097,7 @@
         <w:pStyle w:val="Compact"/>
         <w:numPr>
           <w:ilvl w:val="0"/>
-          <w:numId w:val="1438"/>
+          <w:numId w:val="1450"/>
         </w:numPr>
       </w:pPr>
       <w:r>
@@ -9511,7 +10109,7 @@
         <w:pStyle w:val="Compact"/>
         <w:numPr>
           <w:ilvl w:val="0"/>
-          <w:numId w:val="1439"/>
+          <w:numId w:val="1451"/>
         </w:numPr>
       </w:pPr>
       <w:r>
@@ -9523,7 +10121,7 @@
         <w:pStyle w:val="Compact"/>
         <w:numPr>
           <w:ilvl w:val="0"/>
-          <w:numId w:val="1440"/>
+          <w:numId w:val="1452"/>
         </w:numPr>
       </w:pPr>
       <w:r>
@@ -9535,7 +10133,7 @@
         <w:pStyle w:val="Compact"/>
         <w:numPr>
           <w:ilvl w:val="0"/>
-          <w:numId w:val="1441"/>
+          <w:numId w:val="1453"/>
         </w:numPr>
       </w:pPr>
       <w:r>
@@ -9547,7 +10145,7 @@
         <w:pStyle w:val="Compact"/>
         <w:numPr>
           <w:ilvl w:val="0"/>
-          <w:numId w:val="1442"/>
+          <w:numId w:val="1454"/>
         </w:numPr>
       </w:pPr>
       <w:r>
@@ -9559,7 +10157,7 @@
         <w:pStyle w:val="Compact"/>
         <w:numPr>
           <w:ilvl w:val="0"/>
-          <w:numId w:val="1443"/>
+          <w:numId w:val="1455"/>
         </w:numPr>
       </w:pPr>
       <w:r>
@@ -9571,7 +10169,7 @@
         <w:pStyle w:val="Compact"/>
         <w:numPr>
           <w:ilvl w:val="0"/>
-          <w:numId w:val="1444"/>
+          <w:numId w:val="1456"/>
         </w:numPr>
       </w:pPr>
       <w:r>
@@ -9583,7 +10181,7 @@
         <w:pStyle w:val="Compact"/>
         <w:numPr>
           <w:ilvl w:val="0"/>
-          <w:numId w:val="1445"/>
+          <w:numId w:val="1457"/>
         </w:numPr>
       </w:pPr>
       <w:r>
@@ -9610,7 +10208,7 @@
         <w:pStyle w:val="Compact"/>
         <w:numPr>
           <w:ilvl w:val="0"/>
-          <w:numId w:val="1446"/>
+          <w:numId w:val="1458"/>
         </w:numPr>
       </w:pPr>
       <w:r>
@@ -9622,15 +10220,15 @@
         <w:pStyle w:val="Compact"/>
         <w:numPr>
           <w:ilvl w:val="0"/>
-          <w:numId w:val="1447"/>
+          <w:numId w:val="1459"/>
         </w:numPr>
       </w:pPr>
       <w:r>
         <w:t xml:space="preserve">Ensure expired cohorts are ignored safely.</w:t>
       </w:r>
     </w:p>
-    <w:bookmarkEnd w:id="66"/>
-    <w:bookmarkStart w:id="67" w:name="cohort-generation"/>
+    <w:bookmarkEnd w:id="67"/>
+    <w:bookmarkStart w:id="68" w:name="cohort-generation"/>
     <w:p>
       <w:pPr>
         <w:pStyle w:val="Heading3"/>
@@ -9644,7 +10242,7 @@
         <w:pStyle w:val="Compact"/>
         <w:numPr>
           <w:ilvl w:val="0"/>
-          <w:numId w:val="1448"/>
+          <w:numId w:val="1460"/>
         </w:numPr>
       </w:pPr>
       <w:r>
@@ -9656,7 +10254,7 @@
         <w:pStyle w:val="Compact"/>
         <w:numPr>
           <w:ilvl w:val="0"/>
-          <w:numId w:val="1449"/>
+          <w:numId w:val="1461"/>
         </w:numPr>
       </w:pPr>
       <w:r>
@@ -9683,7 +10281,7 @@
         <w:pStyle w:val="Compact"/>
         <w:numPr>
           <w:ilvl w:val="0"/>
-          <w:numId w:val="1450"/>
+          <w:numId w:val="1462"/>
         </w:numPr>
       </w:pPr>
       <w:r>
@@ -9710,7 +10308,7 @@
         <w:pStyle w:val="Compact"/>
         <w:numPr>
           <w:ilvl w:val="0"/>
-          <w:numId w:val="1451"/>
+          <w:numId w:val="1463"/>
         </w:numPr>
       </w:pPr>
       <w:r>
@@ -9737,7 +10335,7 @@
         <w:pStyle w:val="Compact"/>
         <w:numPr>
           <w:ilvl w:val="0"/>
-          <w:numId w:val="1452"/>
+          <w:numId w:val="1464"/>
         </w:numPr>
       </w:pPr>
       <w:r>
@@ -9749,7 +10347,7 @@
         <w:pStyle w:val="Compact"/>
         <w:numPr>
           <w:ilvl w:val="1"/>
-          <w:numId w:val="1453"/>
+          <w:numId w:val="1465"/>
         </w:numPr>
       </w:pPr>
       <w:r>
@@ -9761,7 +10359,7 @@
         <w:pStyle w:val="Compact"/>
         <w:numPr>
           <w:ilvl w:val="1"/>
-          <w:numId w:val="1453"/>
+          <w:numId w:val="1465"/>
         </w:numPr>
       </w:pPr>
       <w:r>
@@ -9773,7 +10371,7 @@
         <w:pStyle w:val="Compact"/>
         <w:numPr>
           <w:ilvl w:val="1"/>
-          <w:numId w:val="1453"/>
+          <w:numId w:val="1465"/>
         </w:numPr>
       </w:pPr>
       <w:r>
@@ -9785,7 +10383,7 @@
         <w:pStyle w:val="Compact"/>
         <w:numPr>
           <w:ilvl w:val="0"/>
-          <w:numId w:val="1454"/>
+          <w:numId w:val="1466"/>
         </w:numPr>
       </w:pPr>
       <w:r>
@@ -9797,7 +10395,7 @@
         <w:pStyle w:val="Compact"/>
         <w:numPr>
           <w:ilvl w:val="0"/>
-          <w:numId w:val="1455"/>
+          <w:numId w:val="1467"/>
         </w:numPr>
       </w:pPr>
       <w:r>
@@ -9809,7 +10407,7 @@
         <w:pStyle w:val="Compact"/>
         <w:numPr>
           <w:ilvl w:val="1"/>
-          <w:numId w:val="1456"/>
+          <w:numId w:val="1468"/>
         </w:numPr>
       </w:pPr>
       <w:r>
@@ -9821,7 +10419,7 @@
         <w:pStyle w:val="Compact"/>
         <w:numPr>
           <w:ilvl w:val="1"/>
-          <w:numId w:val="1456"/>
+          <w:numId w:val="1468"/>
         </w:numPr>
       </w:pPr>
       <w:r>
@@ -9833,7 +10431,7 @@
         <w:pStyle w:val="Compact"/>
         <w:numPr>
           <w:ilvl w:val="1"/>
-          <w:numId w:val="1456"/>
+          <w:numId w:val="1468"/>
         </w:numPr>
       </w:pPr>
       <w:r>
@@ -9845,7 +10443,7 @@
         <w:pStyle w:val="Compact"/>
         <w:numPr>
           <w:ilvl w:val="1"/>
-          <w:numId w:val="1456"/>
+          <w:numId w:val="1468"/>
         </w:numPr>
       </w:pPr>
       <w:r>
@@ -9857,7 +10455,7 @@
         <w:pStyle w:val="Compact"/>
         <w:numPr>
           <w:ilvl w:val="1"/>
-          <w:numId w:val="1456"/>
+          <w:numId w:val="1468"/>
         </w:numPr>
       </w:pPr>
       <w:r>
@@ -9869,7 +10467,7 @@
         <w:pStyle w:val="Compact"/>
         <w:numPr>
           <w:ilvl w:val="1"/>
-          <w:numId w:val="1456"/>
+          <w:numId w:val="1468"/>
         </w:numPr>
       </w:pPr>
       <w:r>
@@ -9881,7 +10479,7 @@
         <w:pStyle w:val="Compact"/>
         <w:numPr>
           <w:ilvl w:val="0"/>
-          <w:numId w:val="1457"/>
+          <w:numId w:val="1469"/>
         </w:numPr>
       </w:pPr>
       <w:r>
@@ -9893,7 +10491,7 @@
         <w:pStyle w:val="Compact"/>
         <w:numPr>
           <w:ilvl w:val="0"/>
-          <w:numId w:val="1458"/>
+          <w:numId w:val="1470"/>
         </w:numPr>
       </w:pPr>
       <w:r>
@@ -9905,15 +10503,15 @@
         <w:pStyle w:val="Compact"/>
         <w:numPr>
           <w:ilvl w:val="0"/>
-          <w:numId w:val="1459"/>
+          <w:numId w:val="1471"/>
         </w:numPr>
       </w:pPr>
       <w:r>
         <w:t xml:space="preserve">Ensure predicted funded deals are traceable to historical anchor, not arbitrary text.</w:t>
       </w:r>
     </w:p>
-    <w:bookmarkEnd w:id="67"/>
-    <w:bookmarkStart w:id="68" w:name="cooldowns-and-compliance"/>
+    <w:bookmarkEnd w:id="68"/>
+    <w:bookmarkStart w:id="69" w:name="cooldowns-and-compliance"/>
     <w:p>
       <w:pPr>
         <w:pStyle w:val="Heading3"/>
@@ -9927,7 +10525,7 @@
         <w:pStyle w:val="Compact"/>
         <w:numPr>
           <w:ilvl w:val="0"/>
-          <w:numId w:val="1460"/>
+          <w:numId w:val="1472"/>
         </w:numPr>
       </w:pPr>
       <w:r>
@@ -9939,7 +10537,7 @@
         <w:pStyle w:val="Compact"/>
         <w:numPr>
           <w:ilvl w:val="0"/>
-          <w:numId w:val="1461"/>
+          <w:numId w:val="1473"/>
         </w:numPr>
       </w:pPr>
       <w:r>
@@ -9951,7 +10549,7 @@
         <w:pStyle w:val="Compact"/>
         <w:numPr>
           <w:ilvl w:val="0"/>
-          <w:numId w:val="1462"/>
+          <w:numId w:val="1474"/>
         </w:numPr>
       </w:pPr>
       <w:r>
@@ -9963,7 +10561,7 @@
         <w:pStyle w:val="Compact"/>
         <w:numPr>
           <w:ilvl w:val="0"/>
-          <w:numId w:val="1463"/>
+          <w:numId w:val="1475"/>
         </w:numPr>
       </w:pPr>
       <w:r>
@@ -9975,7 +10573,7 @@
         <w:pStyle w:val="Compact"/>
         <w:numPr>
           <w:ilvl w:val="0"/>
-          <w:numId w:val="1464"/>
+          <w:numId w:val="1476"/>
         </w:numPr>
       </w:pPr>
       <w:r>
@@ -9987,15 +10585,15 @@
         <w:pStyle w:val="Compact"/>
         <w:numPr>
           <w:ilvl w:val="0"/>
-          <w:numId w:val="1465"/>
+          <w:numId w:val="1477"/>
         </w:numPr>
       </w:pPr>
       <w:r>
         <w:t xml:space="preserve">Verify no cohort can re-contact opted-out, DNC, suppressed, or too-recent leads.</w:t>
       </w:r>
     </w:p>
-    <w:bookmarkEnd w:id="68"/>
-    <w:bookmarkStart w:id="69" w:name="two-layer-send-caps"/>
+    <w:bookmarkEnd w:id="69"/>
+    <w:bookmarkStart w:id="70" w:name="two-layer-send-caps"/>
     <w:p>
       <w:pPr>
         <w:pStyle w:val="Heading3"/>
@@ -10009,7 +10607,7 @@
         <w:pStyle w:val="Compact"/>
         <w:numPr>
           <w:ilvl w:val="0"/>
-          <w:numId w:val="1466"/>
+          <w:numId w:val="1478"/>
         </w:numPr>
       </w:pPr>
       <w:r>
@@ -10021,7 +10619,7 @@
         <w:pStyle w:val="Compact"/>
         <w:numPr>
           <w:ilvl w:val="1"/>
-          <w:numId w:val="1467"/>
+          <w:numId w:val="1479"/>
         </w:numPr>
       </w:pPr>
       <w:r>
@@ -10033,7 +10631,7 @@
         <w:pStyle w:val="Compact"/>
         <w:numPr>
           <w:ilvl w:val="1"/>
-          <w:numId w:val="1467"/>
+          <w:numId w:val="1479"/>
         </w:numPr>
       </w:pPr>
       <w:r>
@@ -10045,7 +10643,7 @@
         <w:pStyle w:val="Compact"/>
         <w:numPr>
           <w:ilvl w:val="0"/>
-          <w:numId w:val="1468"/>
+          <w:numId w:val="1480"/>
         </w:numPr>
       </w:pPr>
       <w:r>
@@ -10057,7 +10655,7 @@
         <w:pStyle w:val="Compact"/>
         <w:numPr>
           <w:ilvl w:val="1"/>
-          <w:numId w:val="1469"/>
+          <w:numId w:val="1481"/>
         </w:numPr>
       </w:pPr>
       <w:r>
@@ -10069,7 +10667,7 @@
         <w:pStyle w:val="Compact"/>
         <w:numPr>
           <w:ilvl w:val="1"/>
-          <w:numId w:val="1469"/>
+          <w:numId w:val="1481"/>
         </w:numPr>
       </w:pPr>
       <w:r>
@@ -10081,7 +10679,7 @@
         <w:pStyle w:val="Compact"/>
         <w:numPr>
           <w:ilvl w:val="0"/>
-          <w:numId w:val="1470"/>
+          <w:numId w:val="1482"/>
         </w:numPr>
       </w:pPr>
       <w:r>
@@ -10093,7 +10691,7 @@
         <w:pStyle w:val="Compact"/>
         <w:numPr>
           <w:ilvl w:val="0"/>
-          <w:numId w:val="1471"/>
+          <w:numId w:val="1483"/>
         </w:numPr>
       </w:pPr>
       <w:r>
@@ -10105,7 +10703,7 @@
         <w:pStyle w:val="Compact"/>
         <w:numPr>
           <w:ilvl w:val="0"/>
-          <w:numId w:val="1472"/>
+          <w:numId w:val="1484"/>
         </w:numPr>
       </w:pPr>
       <w:r>
@@ -10117,15 +10715,15 @@
         <w:pStyle w:val="Compact"/>
         <w:numPr>
           <w:ilvl w:val="0"/>
-          <w:numId w:val="1473"/>
+          <w:numId w:val="1485"/>
         </w:numPr>
       </w:pPr>
       <w:r>
         <w:t xml:space="preserve">Cohort card lead count reflects current remaining capacity at render/build time.</w:t>
       </w:r>
     </w:p>
-    <w:bookmarkEnd w:id="69"/>
-    <w:bookmarkStart w:id="70" w:name="ai-reasoning-and-cron"/>
+    <w:bookmarkEnd w:id="70"/>
+    <w:bookmarkStart w:id="71" w:name="ai-reasoning-and-cron"/>
     <w:p>
       <w:pPr>
         <w:pStyle w:val="Heading3"/>
@@ -10139,7 +10737,7 @@
         <w:pStyle w:val="Compact"/>
         <w:numPr>
           <w:ilvl w:val="0"/>
-          <w:numId w:val="1474"/>
+          <w:numId w:val="1486"/>
         </w:numPr>
       </w:pPr>
       <w:r>
@@ -10151,7 +10749,7 @@
         <w:pStyle w:val="Compact"/>
         <w:numPr>
           <w:ilvl w:val="0"/>
-          <w:numId w:val="1475"/>
+          <w:numId w:val="1487"/>
         </w:numPr>
       </w:pPr>
       <w:r>
@@ -10163,7 +10761,7 @@
         <w:pStyle w:val="Compact"/>
         <w:numPr>
           <w:ilvl w:val="0"/>
-          <w:numId w:val="1476"/>
+          <w:numId w:val="1488"/>
         </w:numPr>
       </w:pPr>
       <w:r>
@@ -10175,7 +10773,7 @@
         <w:pStyle w:val="Compact"/>
         <w:numPr>
           <w:ilvl w:val="0"/>
-          <w:numId w:val="1477"/>
+          <w:numId w:val="1489"/>
         </w:numPr>
       </w:pPr>
       <w:r>
@@ -10187,7 +10785,7 @@
         <w:pStyle w:val="Compact"/>
         <w:numPr>
           <w:ilvl w:val="0"/>
-          <w:numId w:val="1478"/>
+          <w:numId w:val="1490"/>
         </w:numPr>
       </w:pPr>
       <w:r>
@@ -10199,7 +10797,7 @@
         <w:pStyle w:val="Compact"/>
         <w:numPr>
           <w:ilvl w:val="0"/>
-          <w:numId w:val="1479"/>
+          <w:numId w:val="1491"/>
         </w:numPr>
       </w:pPr>
       <w:r>
@@ -10211,7 +10809,7 @@
         <w:pStyle w:val="Compact"/>
         <w:numPr>
           <w:ilvl w:val="0"/>
-          <w:numId w:val="1480"/>
+          <w:numId w:val="1492"/>
         </w:numPr>
       </w:pPr>
       <w:r>
@@ -10223,7 +10821,7 @@
         <w:pStyle w:val="Compact"/>
         <w:numPr>
           <w:ilvl w:val="0"/>
-          <w:numId w:val="1481"/>
+          <w:numId w:val="1493"/>
         </w:numPr>
       </w:pPr>
       <w:r>
@@ -10235,15 +10833,15 @@
         <w:pStyle w:val="Compact"/>
         <w:numPr>
           <w:ilvl w:val="0"/>
-          <w:numId w:val="1482"/>
+          <w:numId w:val="1494"/>
         </w:numPr>
       </w:pPr>
       <w:r>
         <w:t xml:space="preserve">Log failures per user/cohort without breaking other cohorts.</w:t>
       </w:r>
     </w:p>
-    <w:bookmarkEnd w:id="70"/>
-    <w:bookmarkStart w:id="71" w:name="ui-1"/>
+    <w:bookmarkEnd w:id="71"/>
+    <w:bookmarkStart w:id="72" w:name="ui-1"/>
     <w:p>
       <w:pPr>
         <w:pStyle w:val="Heading3"/>
@@ -10257,7 +10855,7 @@
         <w:pStyle w:val="Compact"/>
         <w:numPr>
           <w:ilvl w:val="0"/>
-          <w:numId w:val="1483"/>
+          <w:numId w:val="1495"/>
         </w:numPr>
       </w:pPr>
       <w:r>
@@ -10269,7 +10867,7 @@
         <w:pStyle w:val="Compact"/>
         <w:numPr>
           <w:ilvl w:val="0"/>
-          <w:numId w:val="1484"/>
+          <w:numId w:val="1496"/>
         </w:numPr>
       </w:pPr>
       <w:r>
@@ -10281,7 +10879,7 @@
         <w:pStyle w:val="Compact"/>
         <w:numPr>
           <w:ilvl w:val="0"/>
-          <w:numId w:val="1485"/>
+          <w:numId w:val="1497"/>
         </w:numPr>
       </w:pPr>
       <w:r>
@@ -10293,7 +10891,7 @@
         <w:pStyle w:val="Compact"/>
         <w:numPr>
           <w:ilvl w:val="0"/>
-          <w:numId w:val="1486"/>
+          <w:numId w:val="1498"/>
         </w:numPr>
       </w:pPr>
       <w:r>
@@ -10305,7 +10903,7 @@
         <w:pStyle w:val="Compact"/>
         <w:numPr>
           <w:ilvl w:val="0"/>
-          <w:numId w:val="1487"/>
+          <w:numId w:val="1499"/>
         </w:numPr>
       </w:pPr>
       <w:r>
@@ -10317,7 +10915,7 @@
         <w:pStyle w:val="Compact"/>
         <w:numPr>
           <w:ilvl w:val="0"/>
-          <w:numId w:val="1488"/>
+          <w:numId w:val="1500"/>
         </w:numPr>
       </w:pPr>
       <w:r>
@@ -10329,7 +10927,7 @@
         <w:pStyle w:val="Compact"/>
         <w:numPr>
           <w:ilvl w:val="0"/>
-          <w:numId w:val="1489"/>
+          <w:numId w:val="1501"/>
         </w:numPr>
       </w:pPr>
       <w:r>
@@ -10341,7 +10939,7 @@
         <w:pStyle w:val="Compact"/>
         <w:numPr>
           <w:ilvl w:val="0"/>
-          <w:numId w:val="1490"/>
+          <w:numId w:val="1502"/>
         </w:numPr>
       </w:pPr>
       <w:r>
@@ -10353,7 +10951,7 @@
         <w:pStyle w:val="Compact"/>
         <w:numPr>
           <w:ilvl w:val="0"/>
-          <w:numId w:val="1491"/>
+          <w:numId w:val="1503"/>
         </w:numPr>
       </w:pPr>
       <w:r>
@@ -10365,7 +10963,7 @@
         <w:pStyle w:val="Compact"/>
         <w:numPr>
           <w:ilvl w:val="0"/>
-          <w:numId w:val="1492"/>
+          <w:numId w:val="1504"/>
         </w:numPr>
       </w:pPr>
       <w:r>
@@ -10392,7 +10990,7 @@
         <w:pStyle w:val="Compact"/>
         <w:numPr>
           <w:ilvl w:val="0"/>
-          <w:numId w:val="1493"/>
+          <w:numId w:val="1505"/>
         </w:numPr>
       </w:pPr>
       <w:r>
@@ -10413,15 +11011,15 @@
         <w:pStyle w:val="Compact"/>
         <w:numPr>
           <w:ilvl w:val="0"/>
-          <w:numId w:val="1494"/>
+          <w:numId w:val="1506"/>
         </w:numPr>
       </w:pPr>
       <w:r>
         <w:t xml:space="preserve">Existing campaign actions still work: rerun/refresh, start, pause, delete where allowed.</w:t>
       </w:r>
     </w:p>
-    <w:bookmarkEnd w:id="71"/>
-    <w:bookmarkStart w:id="72" w:name="backendapi"/>
+    <w:bookmarkEnd w:id="72"/>
+    <w:bookmarkStart w:id="73" w:name="backendapi"/>
     <w:p>
       <w:pPr>
         <w:pStyle w:val="Heading3"/>
@@ -10435,7 +11033,7 @@
         <w:pStyle w:val="Compact"/>
         <w:numPr>
           <w:ilvl w:val="0"/>
-          <w:numId w:val="1495"/>
+          <w:numId w:val="1507"/>
         </w:numPr>
       </w:pPr>
       <w:r>
@@ -10447,7 +11045,7 @@
         <w:pStyle w:val="Compact"/>
         <w:numPr>
           <w:ilvl w:val="0"/>
-          <w:numId w:val="1496"/>
+          <w:numId w:val="1508"/>
         </w:numPr>
       </w:pPr>
       <w:r>
@@ -10459,7 +11057,7 @@
         <w:pStyle w:val="Compact"/>
         <w:numPr>
           <w:ilvl w:val="0"/>
-          <w:numId w:val="1497"/>
+          <w:numId w:val="1509"/>
         </w:numPr>
       </w:pPr>
       <w:r>
@@ -10471,7 +11069,7 @@
         <w:pStyle w:val="Compact"/>
         <w:numPr>
           <w:ilvl w:val="0"/>
-          <w:numId w:val="1498"/>
+          <w:numId w:val="1510"/>
         </w:numPr>
       </w:pPr>
       <w:r>
@@ -10483,7 +11081,7 @@
         <w:pStyle w:val="Compact"/>
         <w:numPr>
           <w:ilvl w:val="0"/>
-          <w:numId w:val="1499"/>
+          <w:numId w:val="1511"/>
         </w:numPr>
       </w:pPr>
       <w:r>
@@ -10495,7 +11093,7 @@
         <w:pStyle w:val="Compact"/>
         <w:numPr>
           <w:ilvl w:val="0"/>
-          <w:numId w:val="1500"/>
+          <w:numId w:val="1512"/>
         </w:numPr>
       </w:pPr>
       <w:r>
@@ -10507,7 +11105,7 @@
         <w:pStyle w:val="Compact"/>
         <w:numPr>
           <w:ilvl w:val="0"/>
-          <w:numId w:val="1501"/>
+          <w:numId w:val="1513"/>
         </w:numPr>
       </w:pPr>
       <w:r>
@@ -10519,15 +11117,15 @@
         <w:pStyle w:val="Compact"/>
         <w:numPr>
           <w:ilvl w:val="0"/>
-          <w:numId w:val="1502"/>
+          <w:numId w:val="1514"/>
         </w:numPr>
       </w:pPr>
       <w:r>
         <w:t xml:space="preserve">AI Retarget is upstream recommendation only; no auto-send.</w:t>
       </w:r>
     </w:p>
-    <w:bookmarkEnd w:id="72"/>
-    <w:bookmarkStart w:id="73" w:name="m2.3-testing-gate"/>
+    <w:bookmarkEnd w:id="73"/>
+    <w:bookmarkStart w:id="74" w:name="m2.3-testing-gate"/>
     <w:p>
       <w:pPr>
         <w:pStyle w:val="Heading3"/>
@@ -10541,7 +11139,7 @@
         <w:pStyle w:val="Compact"/>
         <w:numPr>
           <w:ilvl w:val="0"/>
-          <w:numId w:val="1503"/>
+          <w:numId w:val="1515"/>
         </w:numPr>
       </w:pPr>
       <w:r>
@@ -10553,7 +11151,7 @@
         <w:pStyle w:val="Compact"/>
         <w:numPr>
           <w:ilvl w:val="0"/>
-          <w:numId w:val="1504"/>
+          <w:numId w:val="1516"/>
         </w:numPr>
       </w:pPr>
       <w:r>
@@ -10565,7 +11163,7 @@
         <w:pStyle w:val="Compact"/>
         <w:numPr>
           <w:ilvl w:val="0"/>
-          <w:numId w:val="1505"/>
+          <w:numId w:val="1517"/>
         </w:numPr>
       </w:pPr>
       <w:r>
@@ -10577,7 +11175,7 @@
         <w:pStyle w:val="Compact"/>
         <w:numPr>
           <w:ilvl w:val="0"/>
-          <w:numId w:val="1506"/>
+          <w:numId w:val="1518"/>
         </w:numPr>
       </w:pPr>
       <w:r>
@@ -10589,7 +11187,7 @@
         <w:pStyle w:val="Compact"/>
         <w:numPr>
           <w:ilvl w:val="0"/>
-          <w:numId w:val="1507"/>
+          <w:numId w:val="1519"/>
         </w:numPr>
       </w:pPr>
       <w:r>
@@ -10601,7 +11199,7 @@
         <w:pStyle w:val="Compact"/>
         <w:numPr>
           <w:ilvl w:val="0"/>
-          <w:numId w:val="1508"/>
+          <w:numId w:val="1520"/>
         </w:numPr>
       </w:pPr>
       <w:r>
@@ -10613,7 +11211,7 @@
         <w:pStyle w:val="Compact"/>
         <w:numPr>
           <w:ilvl w:val="0"/>
-          <w:numId w:val="1509"/>
+          <w:numId w:val="1521"/>
         </w:numPr>
       </w:pPr>
       <w:r>
@@ -10625,7 +11223,7 @@
         <w:pStyle w:val="Compact"/>
         <w:numPr>
           <w:ilvl w:val="0"/>
-          <w:numId w:val="1510"/>
+          <w:numId w:val="1522"/>
         </w:numPr>
       </w:pPr>
       <w:r>
@@ -10637,7 +11235,7 @@
         <w:pStyle w:val="Compact"/>
         <w:numPr>
           <w:ilvl w:val="0"/>
-          <w:numId w:val="1511"/>
+          <w:numId w:val="1523"/>
         </w:numPr>
       </w:pPr>
       <w:r>
@@ -10649,7 +11247,7 @@
         <w:pStyle w:val="Compact"/>
         <w:numPr>
           <w:ilvl w:val="0"/>
-          <w:numId w:val="1512"/>
+          <w:numId w:val="1524"/>
         </w:numPr>
       </w:pPr>
       <w:r>
@@ -10661,7 +11259,7 @@
         <w:pStyle w:val="Compact"/>
         <w:numPr>
           <w:ilvl w:val="0"/>
-          <w:numId w:val="1513"/>
+          <w:numId w:val="1525"/>
         </w:numPr>
       </w:pPr>
       <w:r>
@@ -10673,7 +11271,7 @@
         <w:pStyle w:val="Compact"/>
         <w:numPr>
           <w:ilvl w:val="0"/>
-          <w:numId w:val="1514"/>
+          <w:numId w:val="1526"/>
         </w:numPr>
       </w:pPr>
       <w:r>
@@ -10685,7 +11283,7 @@
         <w:pStyle w:val="Compact"/>
         <w:numPr>
           <w:ilvl w:val="0"/>
-          <w:numId w:val="1515"/>
+          <w:numId w:val="1527"/>
         </w:numPr>
       </w:pPr>
       <w:r>
@@ -10697,7 +11295,7 @@
         <w:pStyle w:val="Compact"/>
         <w:numPr>
           <w:ilvl w:val="0"/>
-          <w:numId w:val="1516"/>
+          <w:numId w:val="1528"/>
         </w:numPr>
       </w:pPr>
       <w:r>
@@ -10709,16 +11307,16 @@
         <w:pStyle w:val="Compact"/>
         <w:numPr>
           <w:ilvl w:val="0"/>
-          <w:numId w:val="1517"/>
+          <w:numId w:val="1529"/>
         </w:numPr>
       </w:pPr>
       <w:r>
         <w:t xml:space="preserve">Progress dashboard updated.</w:t>
       </w:r>
     </w:p>
-    <w:bookmarkEnd w:id="73"/>
     <w:bookmarkEnd w:id="74"/>
-    <w:bookmarkStart w:id="78" w:name="m2.4-m2-full-regression-and-release-gate"/>
+    <w:bookmarkEnd w:id="75"/>
+    <w:bookmarkStart w:id="79" w:name="m2.4-m2-full-regression-and-release-gate"/>
     <w:p>
       <w:pPr>
         <w:pStyle w:val="Heading2"/>
@@ -10727,7 +11325,7 @@
         <w:t xml:space="preserve">M2.4 — M2 Full Regression And Release Gate</w:t>
       </w:r>
     </w:p>
-    <w:bookmarkStart w:id="75" w:name="functional-regression-1"/>
+    <w:bookmarkStart w:id="76" w:name="functional-regression-1"/>
     <w:p>
       <w:pPr>
         <w:pStyle w:val="Heading3"/>
@@ -10741,7 +11339,7 @@
         <w:pStyle w:val="Compact"/>
         <w:numPr>
           <w:ilvl w:val="0"/>
-          <w:numId w:val="1518"/>
+          <w:numId w:val="1530"/>
         </w:numPr>
       </w:pPr>
       <w:r>
@@ -10753,7 +11351,7 @@
         <w:pStyle w:val="Compact"/>
         <w:numPr>
           <w:ilvl w:val="0"/>
-          <w:numId w:val="1519"/>
+          <w:numId w:val="1531"/>
         </w:numPr>
       </w:pPr>
       <w:r>
@@ -10765,7 +11363,7 @@
         <w:pStyle w:val="Compact"/>
         <w:numPr>
           <w:ilvl w:val="0"/>
-          <w:numId w:val="1520"/>
+          <w:numId w:val="1532"/>
         </w:numPr>
       </w:pPr>
       <w:r>
@@ -10777,7 +11375,7 @@
         <w:pStyle w:val="Compact"/>
         <w:numPr>
           <w:ilvl w:val="0"/>
-          <w:numId w:val="1521"/>
+          <w:numId w:val="1533"/>
         </w:numPr>
       </w:pPr>
       <w:r>
@@ -10789,7 +11387,7 @@
         <w:pStyle w:val="Compact"/>
         <w:numPr>
           <w:ilvl w:val="0"/>
-          <w:numId w:val="1522"/>
+          <w:numId w:val="1534"/>
         </w:numPr>
       </w:pPr>
       <w:r>
@@ -10801,7 +11399,7 @@
         <w:pStyle w:val="Compact"/>
         <w:numPr>
           <w:ilvl w:val="0"/>
-          <w:numId w:val="1523"/>
+          <w:numId w:val="1535"/>
         </w:numPr>
       </w:pPr>
       <w:r>
@@ -10813,7 +11411,7 @@
         <w:pStyle w:val="Compact"/>
         <w:numPr>
           <w:ilvl w:val="0"/>
-          <w:numId w:val="1524"/>
+          <w:numId w:val="1536"/>
         </w:numPr>
       </w:pPr>
       <w:r>
@@ -10825,7 +11423,7 @@
         <w:pStyle w:val="Compact"/>
         <w:numPr>
           <w:ilvl w:val="0"/>
-          <w:numId w:val="1525"/>
+          <w:numId w:val="1537"/>
         </w:numPr>
       </w:pPr>
       <w:r>
@@ -10837,7 +11435,7 @@
         <w:pStyle w:val="Compact"/>
         <w:numPr>
           <w:ilvl w:val="0"/>
-          <w:numId w:val="1526"/>
+          <w:numId w:val="1538"/>
         </w:numPr>
       </w:pPr>
       <w:r>
@@ -10849,7 +11447,7 @@
         <w:pStyle w:val="Compact"/>
         <w:numPr>
           <w:ilvl w:val="0"/>
-          <w:numId w:val="1527"/>
+          <w:numId w:val="1539"/>
         </w:numPr>
       </w:pPr>
       <w:r>
@@ -10861,7 +11459,7 @@
         <w:pStyle w:val="Compact"/>
         <w:numPr>
           <w:ilvl w:val="0"/>
-          <w:numId w:val="1528"/>
+          <w:numId w:val="1540"/>
         </w:numPr>
       </w:pPr>
       <w:r>
@@ -10873,7 +11471,7 @@
         <w:pStyle w:val="Compact"/>
         <w:numPr>
           <w:ilvl w:val="0"/>
-          <w:numId w:val="1529"/>
+          <w:numId w:val="1541"/>
         </w:numPr>
       </w:pPr>
       <w:r>
@@ -10885,7 +11483,7 @@
         <w:pStyle w:val="Compact"/>
         <w:numPr>
           <w:ilvl w:val="0"/>
-          <w:numId w:val="1530"/>
+          <w:numId w:val="1542"/>
         </w:numPr>
       </w:pPr>
       <w:r>
@@ -10907,8 +11505,8 @@
         <w:t xml:space="preserve">and test messages.</w:t>
       </w:r>
     </w:p>
-    <w:bookmarkEnd w:id="75"/>
-    <w:bookmarkStart w:id="76" w:name="visual-regression-1"/>
+    <w:bookmarkEnd w:id="76"/>
+    <w:bookmarkStart w:id="77" w:name="visual-regression-1"/>
     <w:p>
       <w:pPr>
         <w:pStyle w:val="Heading3"/>
@@ -10922,7 +11520,7 @@
         <w:pStyle w:val="Compact"/>
         <w:numPr>
           <w:ilvl w:val="0"/>
-          <w:numId w:val="1531"/>
+          <w:numId w:val="1543"/>
         </w:numPr>
       </w:pPr>
       <w:r>
@@ -10934,7 +11532,7 @@
         <w:pStyle w:val="Compact"/>
         <w:numPr>
           <w:ilvl w:val="0"/>
-          <w:numId w:val="1532"/>
+          <w:numId w:val="1544"/>
         </w:numPr>
       </w:pPr>
       <w:r>
@@ -10961,7 +11559,7 @@
         <w:pStyle w:val="Compact"/>
         <w:numPr>
           <w:ilvl w:val="0"/>
-          <w:numId w:val="1533"/>
+          <w:numId w:val="1545"/>
         </w:numPr>
       </w:pPr>
       <w:r>
@@ -10973,7 +11571,7 @@
         <w:pStyle w:val="Compact"/>
         <w:numPr>
           <w:ilvl w:val="0"/>
-          <w:numId w:val="1534"/>
+          <w:numId w:val="1546"/>
         </w:numPr>
       </w:pPr>
       <w:r>
@@ -10985,7 +11583,7 @@
         <w:pStyle w:val="Compact"/>
         <w:numPr>
           <w:ilvl w:val="0"/>
-          <w:numId w:val="1535"/>
+          <w:numId w:val="1547"/>
         </w:numPr>
       </w:pPr>
       <w:r>
@@ -10997,7 +11595,7 @@
         <w:pStyle w:val="Compact"/>
         <w:numPr>
           <w:ilvl w:val="0"/>
-          <w:numId w:val="1536"/>
+          <w:numId w:val="1548"/>
         </w:numPr>
       </w:pPr>
       <w:r>
@@ -11009,7 +11607,7 @@
         <w:pStyle w:val="Compact"/>
         <w:numPr>
           <w:ilvl w:val="0"/>
-          <w:numId w:val="1537"/>
+          <w:numId w:val="1549"/>
         </w:numPr>
       </w:pPr>
       <w:r>
@@ -11021,15 +11619,15 @@
         <w:pStyle w:val="Compact"/>
         <w:numPr>
           <w:ilvl w:val="0"/>
-          <w:numId w:val="1538"/>
+          <w:numId w:val="1550"/>
         </w:numPr>
       </w:pPr>
       <w:r>
         <w:t xml:space="preserve">No unreadable text if current styles fail; scoped style set added if needed.</w:t>
       </w:r>
     </w:p>
-    <w:bookmarkEnd w:id="76"/>
-    <w:bookmarkStart w:id="77" w:name="release-readiness-1"/>
+    <w:bookmarkEnd w:id="77"/>
+    <w:bookmarkStart w:id="78" w:name="release-readiness-1"/>
     <w:p>
       <w:pPr>
         <w:pStyle w:val="Heading3"/>
@@ -11043,7 +11641,7 @@
         <w:pStyle w:val="Compact"/>
         <w:numPr>
           <w:ilvl w:val="0"/>
-          <w:numId w:val="1539"/>
+          <w:numId w:val="1551"/>
         </w:numPr>
       </w:pPr>
       <w:r>
@@ -11055,7 +11653,7 @@
         <w:pStyle w:val="Compact"/>
         <w:numPr>
           <w:ilvl w:val="0"/>
-          <w:numId w:val="1540"/>
+          <w:numId w:val="1552"/>
         </w:numPr>
       </w:pPr>
       <w:r>
@@ -11067,7 +11665,7 @@
         <w:pStyle w:val="Compact"/>
         <w:numPr>
           <w:ilvl w:val="0"/>
-          <w:numId w:val="1541"/>
+          <w:numId w:val="1553"/>
         </w:numPr>
       </w:pPr>
       <w:r>
@@ -11079,7 +11677,7 @@
         <w:pStyle w:val="Compact"/>
         <w:numPr>
           <w:ilvl w:val="0"/>
-          <w:numId w:val="1542"/>
+          <w:numId w:val="1554"/>
         </w:numPr>
       </w:pPr>
       <w:r>
@@ -11091,7 +11689,7 @@
         <w:pStyle w:val="Compact"/>
         <w:numPr>
           <w:ilvl w:val="0"/>
-          <w:numId w:val="1543"/>
+          <w:numId w:val="1555"/>
         </w:numPr>
       </w:pPr>
       <w:r>
@@ -11103,7 +11701,7 @@
         <w:pStyle w:val="Compact"/>
         <w:numPr>
           <w:ilvl w:val="0"/>
-          <w:numId w:val="1544"/>
+          <w:numId w:val="1556"/>
         </w:numPr>
       </w:pPr>
       <w:r>
@@ -11115,7 +11713,7 @@
         <w:pStyle w:val="Compact"/>
         <w:numPr>
           <w:ilvl w:val="0"/>
-          <w:numId w:val="1545"/>
+          <w:numId w:val="1557"/>
         </w:numPr>
       </w:pPr>
       <w:r>
@@ -11127,7 +11725,7 @@
         <w:pStyle w:val="Compact"/>
         <w:numPr>
           <w:ilvl w:val="0"/>
-          <w:numId w:val="1546"/>
+          <w:numId w:val="1558"/>
         </w:numPr>
       </w:pPr>
       <w:r>
@@ -11139,16 +11737,16 @@
         <w:pStyle w:val="Compact"/>
         <w:numPr>
           <w:ilvl w:val="0"/>
-          <w:numId w:val="1547"/>
+          <w:numId w:val="1559"/>
         </w:numPr>
       </w:pPr>
       <w:r>
         <w:t xml:space="preserve">Progress dashboard updated to M2 complete only after all gates pass.</w:t>
       </w:r>
     </w:p>
-    <w:bookmarkEnd w:id="77"/>
     <w:bookmarkEnd w:id="78"/>
-    <w:bookmarkStart w:id="79" w:name="full-final-acceptance"/>
+    <w:bookmarkEnd w:id="79"/>
+    <w:bookmarkStart w:id="80" w:name="full-final-acceptance"/>
     <w:p>
       <w:pPr>
         <w:pStyle w:val="Heading2"/>
@@ -11162,7 +11760,7 @@
         <w:pStyle w:val="Compact"/>
         <w:numPr>
           <w:ilvl w:val="0"/>
-          <w:numId w:val="1548"/>
+          <w:numId w:val="1560"/>
         </w:numPr>
       </w:pPr>
       <w:r>
@@ -11174,7 +11772,7 @@
         <w:pStyle w:val="Compact"/>
         <w:numPr>
           <w:ilvl w:val="0"/>
-          <w:numId w:val="1549"/>
+          <w:numId w:val="1561"/>
         </w:numPr>
       </w:pPr>
       <w:r>
@@ -11186,7 +11784,7 @@
         <w:pStyle w:val="Compact"/>
         <w:numPr>
           <w:ilvl w:val="0"/>
-          <w:numId w:val="1550"/>
+          <w:numId w:val="1562"/>
         </w:numPr>
       </w:pPr>
       <w:r>
@@ -11198,7 +11796,7 @@
         <w:pStyle w:val="Compact"/>
         <w:numPr>
           <w:ilvl w:val="0"/>
-          <w:numId w:val="1551"/>
+          <w:numId w:val="1563"/>
         </w:numPr>
       </w:pPr>
       <w:r>
@@ -11210,7 +11808,7 @@
         <w:pStyle w:val="Compact"/>
         <w:numPr>
           <w:ilvl w:val="0"/>
-          <w:numId w:val="1552"/>
+          <w:numId w:val="1564"/>
         </w:numPr>
       </w:pPr>
       <w:r>
@@ -11222,7 +11820,7 @@
         <w:pStyle w:val="Compact"/>
         <w:numPr>
           <w:ilvl w:val="0"/>
-          <w:numId w:val="1553"/>
+          <w:numId w:val="1565"/>
         </w:numPr>
       </w:pPr>
       <w:r>
@@ -11234,7 +11832,7 @@
         <w:pStyle w:val="Compact"/>
         <w:numPr>
           <w:ilvl w:val="0"/>
-          <w:numId w:val="1554"/>
+          <w:numId w:val="1566"/>
         </w:numPr>
       </w:pPr>
       <w:r>
@@ -11246,7 +11844,7 @@
         <w:pStyle w:val="Compact"/>
         <w:numPr>
           <w:ilvl w:val="0"/>
-          <w:numId w:val="1555"/>
+          <w:numId w:val="1567"/>
         </w:numPr>
       </w:pPr>
       <w:r>
@@ -11258,7 +11856,7 @@
         <w:pStyle w:val="Compact"/>
         <w:numPr>
           <w:ilvl w:val="0"/>
-          <w:numId w:val="1556"/>
+          <w:numId w:val="1568"/>
         </w:numPr>
       </w:pPr>
       <w:r>
@@ -11270,7 +11868,7 @@
         <w:pStyle w:val="Compact"/>
         <w:numPr>
           <w:ilvl w:val="0"/>
-          <w:numId w:val="1557"/>
+          <w:numId w:val="1569"/>
         </w:numPr>
       </w:pPr>
       <w:r>
@@ -11282,15 +11880,15 @@
         <w:pStyle w:val="Compact"/>
         <w:numPr>
           <w:ilvl w:val="0"/>
-          <w:numId w:val="1558"/>
+          <w:numId w:val="1570"/>
         </w:numPr>
       </w:pPr>
       <w:r>
         <w:t xml:space="preserve">Final client-facing summary prepared with what changed, how it was tested, and what is intentionally out of scope.</w:t>
       </w:r>
     </w:p>
-    <w:bookmarkEnd w:id="79"/>
-    <w:bookmarkStart w:id="80" w:name="progress-update-log"/>
+    <w:bookmarkEnd w:id="80"/>
+    <w:bookmarkStart w:id="81" w:name="progress-update-log"/>
     <w:p>
       <w:pPr>
         <w:pStyle w:val="Heading2"/>
@@ -11433,8 +12031,8 @@
         </w:tc>
       </w:tr>
     </w:tbl>
-    <w:bookmarkEnd w:id="80"/>
     <w:bookmarkEnd w:id="81"/>
+    <w:bookmarkEnd w:id="82"/>
     <w:sectPr>
       <w:footnotePr>
         <w:numRestart w:val="eachSect"/>
@@ -12530,56 +13128,56 @@
     <w:abstractNumId w:val="992"/>
   </w:num>
   <w:num w:numId="1243">
-    <w:abstractNumId w:val="992"/>
+    <w:abstractNumId w:val="993"/>
   </w:num>
   <w:num w:numId="1244">
-    <w:abstractNumId w:val="992"/>
+    <w:abstractNumId w:val="993"/>
   </w:num>
   <w:num w:numId="1245">
-    <w:abstractNumId w:val="992"/>
+    <w:abstractNumId w:val="993"/>
   </w:num>
   <w:num w:numId="1246">
-    <w:abstractNumId w:val="992"/>
+    <w:abstractNumId w:val="993"/>
   </w:num>
   <w:num w:numId="1247">
-    <w:abstractNumId w:val="992"/>
+    <w:abstractNumId w:val="993"/>
   </w:num>
   <w:num w:numId="1248">
-    <w:abstractNumId w:val="992"/>
+    <w:abstractNumId w:val="993"/>
   </w:num>
   <w:num w:numId="1249">
-    <w:abstractNumId w:val="992"/>
+    <w:abstractNumId w:val="993"/>
   </w:num>
   <w:num w:numId="1250">
+    <w:abstractNumId w:val="993"/>
+  </w:num>
+  <w:num w:numId="1251">
+    <w:abstractNumId w:val="992"/>
+  </w:num>
+  <w:num w:numId="1252">
+    <w:abstractNumId w:val="992"/>
+  </w:num>
+  <w:num w:numId="1253">
+    <w:abstractNumId w:val="992"/>
+  </w:num>
+  <w:num w:numId="1254">
+    <w:abstractNumId w:val="992"/>
+  </w:num>
+  <w:num w:numId="1255">
+    <w:abstractNumId w:val="992"/>
+  </w:num>
+  <w:num w:numId="1256">
+    <w:abstractNumId w:val="992"/>
+  </w:num>
+  <w:num w:numId="1257">
+    <w:abstractNumId w:val="992"/>
+  </w:num>
+  <w:num w:numId="1258">
+    <w:abstractNumId w:val="992"/>
+  </w:num>
+  <w:num w:numId="1259">
     <w:abstractNumId w:val="991"/>
   </w:num>
-  <w:num w:numId="1251">
-    <w:abstractNumId w:val="992"/>
-  </w:num>
-  <w:num w:numId="1252">
-    <w:abstractNumId w:val="992"/>
-  </w:num>
-  <w:num w:numId="1253">
-    <w:abstractNumId w:val="992"/>
-  </w:num>
-  <w:num w:numId="1254">
-    <w:abstractNumId w:val="992"/>
-  </w:num>
-  <w:num w:numId="1255">
-    <w:abstractNumId w:val="992"/>
-  </w:num>
-  <w:num w:numId="1256">
-    <w:abstractNumId w:val="992"/>
-  </w:num>
-  <w:num w:numId="1257">
-    <w:abstractNumId w:val="992"/>
-  </w:num>
-  <w:num w:numId="1258">
-    <w:abstractNumId w:val="992"/>
-  </w:num>
-  <w:num w:numId="1259">
-    <w:abstractNumId w:val="992"/>
-  </w:num>
   <w:num w:numId="1260">
     <w:abstractNumId w:val="992"/>
   </w:num>
@@ -12635,37 +13233,37 @@
     <w:abstractNumId w:val="992"/>
   </w:num>
   <w:num w:numId="1278">
+    <w:abstractNumId w:val="992"/>
+  </w:num>
+  <w:num w:numId="1279">
+    <w:abstractNumId w:val="992"/>
+  </w:num>
+  <w:num w:numId="1280">
+    <w:abstractNumId w:val="992"/>
+  </w:num>
+  <w:num w:numId="1281">
+    <w:abstractNumId w:val="993"/>
+  </w:num>
+  <w:num w:numId="1282">
+    <w:abstractNumId w:val="992"/>
+  </w:num>
+  <w:num w:numId="1283">
+    <w:abstractNumId w:val="992"/>
+  </w:num>
+  <w:num w:numId="1284">
+    <w:abstractNumId w:val="992"/>
+  </w:num>
+  <w:num w:numId="1285">
+    <w:abstractNumId w:val="992"/>
+  </w:num>
+  <w:num w:numId="1286">
+    <w:abstractNumId w:val="993"/>
+  </w:num>
+  <w:num w:numId="1287">
     <w:abstractNumId w:val="991"/>
   </w:num>
-  <w:num w:numId="1279">
-    <w:abstractNumId w:val="992"/>
-  </w:num>
-  <w:num w:numId="1280">
-    <w:abstractNumId w:val="992"/>
-  </w:num>
-  <w:num w:numId="1281">
-    <w:abstractNumId w:val="992"/>
-  </w:num>
-  <w:num w:numId="1282">
-    <w:abstractNumId w:val="992"/>
-  </w:num>
-  <w:num w:numId="1283">
-    <w:abstractNumId w:val="992"/>
-  </w:num>
-  <w:num w:numId="1284">
-    <w:abstractNumId w:val="992"/>
-  </w:num>
-  <w:num w:numId="1285">
-    <w:abstractNumId w:val="992"/>
-  </w:num>
-  <w:num w:numId="1286">
-    <w:abstractNumId w:val="992"/>
-  </w:num>
-  <w:num w:numId="1287">
-    <w:abstractNumId w:val="992"/>
-  </w:num>
   <w:num w:numId="1288">
-    <w:abstractNumId w:val="992"/>
+    <w:abstractNumId w:val="993"/>
   </w:num>
   <w:num w:numId="1289">
     <w:abstractNumId w:val="992"/>
@@ -12701,44 +13299,44 @@
     <w:abstractNumId w:val="992"/>
   </w:num>
   <w:num w:numId="1300">
+    <w:abstractNumId w:val="993"/>
+  </w:num>
+  <w:num w:numId="1301">
+    <w:abstractNumId w:val="993"/>
+  </w:num>
+  <w:num w:numId="1302">
+    <w:abstractNumId w:val="992"/>
+  </w:num>
+  <w:num w:numId="1303">
+    <w:abstractNumId w:val="992"/>
+  </w:num>
+  <w:num w:numId="1304">
+    <w:abstractNumId w:val="992"/>
+  </w:num>
+  <w:num w:numId="1305">
+    <w:abstractNumId w:val="992"/>
+  </w:num>
+  <w:num w:numId="1306">
+    <w:abstractNumId w:val="992"/>
+  </w:num>
+  <w:num w:numId="1307">
+    <w:abstractNumId w:val="992"/>
+  </w:num>
+  <w:num w:numId="1308">
+    <w:abstractNumId w:val="992"/>
+  </w:num>
+  <w:num w:numId="1309">
+    <w:abstractNumId w:val="992"/>
+  </w:num>
+  <w:num w:numId="1310">
+    <w:abstractNumId w:val="992"/>
+  </w:num>
+  <w:num w:numId="1311">
+    <w:abstractNumId w:val="992"/>
+  </w:num>
+  <w:num w:numId="1312">
     <w:abstractNumId w:val="991"/>
   </w:num>
-  <w:num w:numId="1301">
-    <w:abstractNumId w:val="992"/>
-  </w:num>
-  <w:num w:numId="1302">
-    <w:abstractNumId w:val="992"/>
-  </w:num>
-  <w:num w:numId="1303">
-    <w:abstractNumId w:val="992"/>
-  </w:num>
-  <w:num w:numId="1304">
-    <w:abstractNumId w:val="992"/>
-  </w:num>
-  <w:num w:numId="1305">
-    <w:abstractNumId w:val="992"/>
-  </w:num>
-  <w:num w:numId="1306">
-    <w:abstractNumId w:val="992"/>
-  </w:num>
-  <w:num w:numId="1307">
-    <w:abstractNumId w:val="992"/>
-  </w:num>
-  <w:num w:numId="1308">
-    <w:abstractNumId w:val="992"/>
-  </w:num>
-  <w:num w:numId="1309">
-    <w:abstractNumId w:val="992"/>
-  </w:num>
-  <w:num w:numId="1310">
-    <w:abstractNumId w:val="992"/>
-  </w:num>
-  <w:num w:numId="1311">
-    <w:abstractNumId w:val="992"/>
-  </w:num>
-  <w:num w:numId="1312">
-    <w:abstractNumId w:val="992"/>
-  </w:num>
   <w:num w:numId="1313">
     <w:abstractNumId w:val="992"/>
   </w:num>
@@ -12749,44 +13347,44 @@
     <w:abstractNumId w:val="992"/>
   </w:num>
   <w:num w:numId="1316">
+    <w:abstractNumId w:val="992"/>
+  </w:num>
+  <w:num w:numId="1317">
+    <w:abstractNumId w:val="992"/>
+  </w:num>
+  <w:num w:numId="1318">
+    <w:abstractNumId w:val="992"/>
+  </w:num>
+  <w:num w:numId="1319">
+    <w:abstractNumId w:val="992"/>
+  </w:num>
+  <w:num w:numId="1320">
+    <w:abstractNumId w:val="992"/>
+  </w:num>
+  <w:num w:numId="1321">
+    <w:abstractNumId w:val="992"/>
+  </w:num>
+  <w:num w:numId="1322">
+    <w:abstractNumId w:val="992"/>
+  </w:num>
+  <w:num w:numId="1323">
+    <w:abstractNumId w:val="992"/>
+  </w:num>
+  <w:num w:numId="1324">
+    <w:abstractNumId w:val="992"/>
+  </w:num>
+  <w:num w:numId="1325">
+    <w:abstractNumId w:val="992"/>
+  </w:num>
+  <w:num w:numId="1326">
+    <w:abstractNumId w:val="992"/>
+  </w:num>
+  <w:num w:numId="1327">
+    <w:abstractNumId w:val="992"/>
+  </w:num>
+  <w:num w:numId="1328">
     <w:abstractNumId w:val="991"/>
   </w:num>
-  <w:num w:numId="1317">
-    <w:abstractNumId w:val="992"/>
-  </w:num>
-  <w:num w:numId="1318">
-    <w:abstractNumId w:val="992"/>
-  </w:num>
-  <w:num w:numId="1319">
-    <w:abstractNumId w:val="992"/>
-  </w:num>
-  <w:num w:numId="1320">
-    <w:abstractNumId w:val="992"/>
-  </w:num>
-  <w:num w:numId="1321">
-    <w:abstractNumId w:val="992"/>
-  </w:num>
-  <w:num w:numId="1322">
-    <w:abstractNumId w:val="992"/>
-  </w:num>
-  <w:num w:numId="1323">
-    <w:abstractNumId w:val="992"/>
-  </w:num>
-  <w:num w:numId="1324">
-    <w:abstractNumId w:val="992"/>
-  </w:num>
-  <w:num w:numId="1325">
-    <w:abstractNumId w:val="992"/>
-  </w:num>
-  <w:num w:numId="1326">
-    <w:abstractNumId w:val="992"/>
-  </w:num>
-  <w:num w:numId="1327">
-    <w:abstractNumId w:val="992"/>
-  </w:num>
-  <w:num w:numId="1328">
-    <w:abstractNumId w:val="992"/>
-  </w:num>
   <w:num w:numId="1329">
     <w:abstractNumId w:val="992"/>
   </w:num>
@@ -12917,44 +13515,44 @@
     <w:abstractNumId w:val="992"/>
   </w:num>
   <w:num w:numId="1372">
+    <w:abstractNumId w:val="992"/>
+  </w:num>
+  <w:num w:numId="1373">
+    <w:abstractNumId w:val="992"/>
+  </w:num>
+  <w:num w:numId="1374">
+    <w:abstractNumId w:val="992"/>
+  </w:num>
+  <w:num w:numId="1375">
+    <w:abstractNumId w:val="992"/>
+  </w:num>
+  <w:num w:numId="1376">
+    <w:abstractNumId w:val="992"/>
+  </w:num>
+  <w:num w:numId="1377">
+    <w:abstractNumId w:val="992"/>
+  </w:num>
+  <w:num w:numId="1378">
+    <w:abstractNumId w:val="992"/>
+  </w:num>
+  <w:num w:numId="1379">
+    <w:abstractNumId w:val="992"/>
+  </w:num>
+  <w:num w:numId="1380">
+    <w:abstractNumId w:val="992"/>
+  </w:num>
+  <w:num w:numId="1381">
+    <w:abstractNumId w:val="992"/>
+  </w:num>
+  <w:num w:numId="1382">
+    <w:abstractNumId w:val="992"/>
+  </w:num>
+  <w:num w:numId="1383">
+    <w:abstractNumId w:val="992"/>
+  </w:num>
+  <w:num w:numId="1384">
     <w:abstractNumId w:val="991"/>
   </w:num>
-  <w:num w:numId="1373">
-    <w:abstractNumId w:val="992"/>
-  </w:num>
-  <w:num w:numId="1374">
-    <w:abstractNumId w:val="992"/>
-  </w:num>
-  <w:num w:numId="1375">
-    <w:abstractNumId w:val="992"/>
-  </w:num>
-  <w:num w:numId="1376">
-    <w:abstractNumId w:val="992"/>
-  </w:num>
-  <w:num w:numId="1377">
-    <w:abstractNumId w:val="992"/>
-  </w:num>
-  <w:num w:numId="1378">
-    <w:abstractNumId w:val="992"/>
-  </w:num>
-  <w:num w:numId="1379">
-    <w:abstractNumId w:val="992"/>
-  </w:num>
-  <w:num w:numId="1380">
-    <w:abstractNumId w:val="992"/>
-  </w:num>
-  <w:num w:numId="1381">
-    <w:abstractNumId w:val="992"/>
-  </w:num>
-  <w:num w:numId="1382">
-    <w:abstractNumId w:val="992"/>
-  </w:num>
-  <w:num w:numId="1383">
-    <w:abstractNumId w:val="992"/>
-  </w:num>
-  <w:num w:numId="1384">
-    <w:abstractNumId w:val="992"/>
-  </w:num>
   <w:num w:numId="1385">
     <w:abstractNumId w:val="992"/>
   </w:num>
@@ -12962,7 +13560,7 @@
     <w:abstractNumId w:val="992"/>
   </w:num>
   <w:num w:numId="1387">
-    <w:abstractNumId w:val="991"/>
+    <w:abstractNumId w:val="992"/>
   </w:num>
   <w:num w:numId="1388">
     <w:abstractNumId w:val="992"/>
@@ -12974,7 +13572,7 @@
     <w:abstractNumId w:val="992"/>
   </w:num>
   <w:num w:numId="1391">
-    <w:abstractNumId w:val="991"/>
+    <w:abstractNumId w:val="992"/>
   </w:num>
   <w:num w:numId="1392">
     <w:abstractNumId w:val="992"/>
@@ -12992,7 +13590,7 @@
     <w:abstractNumId w:val="992"/>
   </w:num>
   <w:num w:numId="1397">
-    <w:abstractNumId w:val="991"/>
+    <w:abstractNumId w:val="992"/>
   </w:num>
   <w:num w:numId="1398">
     <w:abstractNumId w:val="992"/>
@@ -13010,7 +13608,7 @@
     <w:abstractNumId w:val="992"/>
   </w:num>
   <w:num w:numId="1403">
-    <w:abstractNumId w:val="992"/>
+    <w:abstractNumId w:val="991"/>
   </w:num>
   <w:num w:numId="1404">
     <w:abstractNumId w:val="992"/>
@@ -13034,7 +13632,7 @@
     <w:abstractNumId w:val="992"/>
   </w:num>
   <w:num w:numId="1411">
-    <w:abstractNumId w:val="992"/>
+    <w:abstractNumId w:val="991"/>
   </w:num>
   <w:num w:numId="1412">
     <w:abstractNumId w:val="992"/>
@@ -13064,7 +13662,7 @@
     <w:abstractNumId w:val="992"/>
   </w:num>
   <w:num w:numId="1421">
-    <w:abstractNumId w:val="992"/>
+    <w:abstractNumId w:val="991"/>
   </w:num>
   <w:num w:numId="1422">
     <w:abstractNumId w:val="992"/>
@@ -13094,44 +13692,44 @@
     <w:abstractNumId w:val="992"/>
   </w:num>
   <w:num w:numId="1431">
+    <w:abstractNumId w:val="992"/>
+  </w:num>
+  <w:num w:numId="1432">
+    <w:abstractNumId w:val="992"/>
+  </w:num>
+  <w:num w:numId="1433">
+    <w:abstractNumId w:val="992"/>
+  </w:num>
+  <w:num w:numId="1434">
+    <w:abstractNumId w:val="992"/>
+  </w:num>
+  <w:num w:numId="1435">
+    <w:abstractNumId w:val="992"/>
+  </w:num>
+  <w:num w:numId="1436">
+    <w:abstractNumId w:val="992"/>
+  </w:num>
+  <w:num w:numId="1437">
+    <w:abstractNumId w:val="992"/>
+  </w:num>
+  <w:num w:numId="1438">
+    <w:abstractNumId w:val="992"/>
+  </w:num>
+  <w:num w:numId="1439">
+    <w:abstractNumId w:val="992"/>
+  </w:num>
+  <w:num w:numId="1440">
+    <w:abstractNumId w:val="992"/>
+  </w:num>
+  <w:num w:numId="1441">
+    <w:abstractNumId w:val="992"/>
+  </w:num>
+  <w:num w:numId="1442">
+    <w:abstractNumId w:val="992"/>
+  </w:num>
+  <w:num w:numId="1443">
     <w:abstractNumId w:val="991"/>
   </w:num>
-  <w:num w:numId="1432">
-    <w:abstractNumId w:val="992"/>
-  </w:num>
-  <w:num w:numId="1433">
-    <w:abstractNumId w:val="992"/>
-  </w:num>
-  <w:num w:numId="1434">
-    <w:abstractNumId w:val="992"/>
-  </w:num>
-  <w:num w:numId="1435">
-    <w:abstractNumId w:val="992"/>
-  </w:num>
-  <w:num w:numId="1436">
-    <w:abstractNumId w:val="992"/>
-  </w:num>
-  <w:num w:numId="1437">
-    <w:abstractNumId w:val="992"/>
-  </w:num>
-  <w:num w:numId="1438">
-    <w:abstractNumId w:val="992"/>
-  </w:num>
-  <w:num w:numId="1439">
-    <w:abstractNumId w:val="992"/>
-  </w:num>
-  <w:num w:numId="1440">
-    <w:abstractNumId w:val="992"/>
-  </w:num>
-  <w:num w:numId="1441">
-    <w:abstractNumId w:val="992"/>
-  </w:num>
-  <w:num w:numId="1442">
-    <w:abstractNumId w:val="992"/>
-  </w:num>
-  <w:num w:numId="1443">
-    <w:abstractNumId w:val="992"/>
-  </w:num>
   <w:num w:numId="1444">
     <w:abstractNumId w:val="992"/>
   </w:num>
@@ -13160,92 +13758,92 @@
     <w:abstractNumId w:val="992"/>
   </w:num>
   <w:num w:numId="1453">
+    <w:abstractNumId w:val="992"/>
+  </w:num>
+  <w:num w:numId="1454">
+    <w:abstractNumId w:val="992"/>
+  </w:num>
+  <w:num w:numId="1455">
+    <w:abstractNumId w:val="992"/>
+  </w:num>
+  <w:num w:numId="1456">
+    <w:abstractNumId w:val="992"/>
+  </w:num>
+  <w:num w:numId="1457">
+    <w:abstractNumId w:val="992"/>
+  </w:num>
+  <w:num w:numId="1458">
+    <w:abstractNumId w:val="992"/>
+  </w:num>
+  <w:num w:numId="1459">
+    <w:abstractNumId w:val="992"/>
+  </w:num>
+  <w:num w:numId="1460">
+    <w:abstractNumId w:val="992"/>
+  </w:num>
+  <w:num w:numId="1461">
+    <w:abstractNumId w:val="992"/>
+  </w:num>
+  <w:num w:numId="1462">
+    <w:abstractNumId w:val="992"/>
+  </w:num>
+  <w:num w:numId="1463">
+    <w:abstractNumId w:val="992"/>
+  </w:num>
+  <w:num w:numId="1464">
+    <w:abstractNumId w:val="992"/>
+  </w:num>
+  <w:num w:numId="1465">
     <w:abstractNumId w:val="991"/>
   </w:num>
-  <w:num w:numId="1454">
-    <w:abstractNumId w:val="992"/>
-  </w:num>
-  <w:num w:numId="1455">
-    <w:abstractNumId w:val="992"/>
-  </w:num>
-  <w:num w:numId="1456">
+  <w:num w:numId="1466">
+    <w:abstractNumId w:val="992"/>
+  </w:num>
+  <w:num w:numId="1467">
+    <w:abstractNumId w:val="992"/>
+  </w:num>
+  <w:num w:numId="1468">
     <w:abstractNumId w:val="991"/>
   </w:num>
-  <w:num w:numId="1457">
-    <w:abstractNumId w:val="992"/>
-  </w:num>
-  <w:num w:numId="1458">
-    <w:abstractNumId w:val="992"/>
-  </w:num>
-  <w:num w:numId="1459">
-    <w:abstractNumId w:val="992"/>
-  </w:num>
-  <w:num w:numId="1460">
-    <w:abstractNumId w:val="992"/>
-  </w:num>
-  <w:num w:numId="1461">
-    <w:abstractNumId w:val="992"/>
-  </w:num>
-  <w:num w:numId="1462">
-    <w:abstractNumId w:val="992"/>
-  </w:num>
-  <w:num w:numId="1463">
-    <w:abstractNumId w:val="992"/>
-  </w:num>
-  <w:num w:numId="1464">
-    <w:abstractNumId w:val="992"/>
-  </w:num>
-  <w:num w:numId="1465">
-    <w:abstractNumId w:val="992"/>
-  </w:num>
-  <w:num w:numId="1466">
-    <w:abstractNumId w:val="992"/>
-  </w:num>
-  <w:num w:numId="1467">
+  <w:num w:numId="1469">
+    <w:abstractNumId w:val="992"/>
+  </w:num>
+  <w:num w:numId="1470">
+    <w:abstractNumId w:val="992"/>
+  </w:num>
+  <w:num w:numId="1471">
+    <w:abstractNumId w:val="992"/>
+  </w:num>
+  <w:num w:numId="1472">
+    <w:abstractNumId w:val="992"/>
+  </w:num>
+  <w:num w:numId="1473">
+    <w:abstractNumId w:val="992"/>
+  </w:num>
+  <w:num w:numId="1474">
+    <w:abstractNumId w:val="992"/>
+  </w:num>
+  <w:num w:numId="1475">
+    <w:abstractNumId w:val="992"/>
+  </w:num>
+  <w:num w:numId="1476">
+    <w:abstractNumId w:val="992"/>
+  </w:num>
+  <w:num w:numId="1477">
+    <w:abstractNumId w:val="992"/>
+  </w:num>
+  <w:num w:numId="1478">
+    <w:abstractNumId w:val="992"/>
+  </w:num>
+  <w:num w:numId="1479">
     <w:abstractNumId w:val="991"/>
   </w:num>
-  <w:num w:numId="1468">
-    <w:abstractNumId w:val="992"/>
-  </w:num>
-  <w:num w:numId="1469">
+  <w:num w:numId="1480">
+    <w:abstractNumId w:val="992"/>
+  </w:num>
+  <w:num w:numId="1481">
     <w:abstractNumId w:val="991"/>
   </w:num>
-  <w:num w:numId="1470">
-    <w:abstractNumId w:val="992"/>
-  </w:num>
-  <w:num w:numId="1471">
-    <w:abstractNumId w:val="992"/>
-  </w:num>
-  <w:num w:numId="1472">
-    <w:abstractNumId w:val="992"/>
-  </w:num>
-  <w:num w:numId="1473">
-    <w:abstractNumId w:val="992"/>
-  </w:num>
-  <w:num w:numId="1474">
-    <w:abstractNumId w:val="992"/>
-  </w:num>
-  <w:num w:numId="1475">
-    <w:abstractNumId w:val="992"/>
-  </w:num>
-  <w:num w:numId="1476">
-    <w:abstractNumId w:val="992"/>
-  </w:num>
-  <w:num w:numId="1477">
-    <w:abstractNumId w:val="992"/>
-  </w:num>
-  <w:num w:numId="1478">
-    <w:abstractNumId w:val="992"/>
-  </w:num>
-  <w:num w:numId="1479">
-    <w:abstractNumId w:val="992"/>
-  </w:num>
-  <w:num w:numId="1480">
-    <w:abstractNumId w:val="992"/>
-  </w:num>
-  <w:num w:numId="1481">
-    <w:abstractNumId w:val="992"/>
-  </w:num>
   <w:num w:numId="1482">
     <w:abstractNumId w:val="992"/>
   </w:num>
@@ -13475,6 +14073,42 @@
     <w:abstractNumId w:val="992"/>
   </w:num>
   <w:num w:numId="1558">
+    <w:abstractNumId w:val="992"/>
+  </w:num>
+  <w:num w:numId="1559">
+    <w:abstractNumId w:val="992"/>
+  </w:num>
+  <w:num w:numId="1560">
+    <w:abstractNumId w:val="992"/>
+  </w:num>
+  <w:num w:numId="1561">
+    <w:abstractNumId w:val="992"/>
+  </w:num>
+  <w:num w:numId="1562">
+    <w:abstractNumId w:val="992"/>
+  </w:num>
+  <w:num w:numId="1563">
+    <w:abstractNumId w:val="992"/>
+  </w:num>
+  <w:num w:numId="1564">
+    <w:abstractNumId w:val="992"/>
+  </w:num>
+  <w:num w:numId="1565">
+    <w:abstractNumId w:val="992"/>
+  </w:num>
+  <w:num w:numId="1566">
+    <w:abstractNumId w:val="992"/>
+  </w:num>
+  <w:num w:numId="1567">
+    <w:abstractNumId w:val="992"/>
+  </w:num>
+  <w:num w:numId="1568">
+    <w:abstractNumId w:val="992"/>
+  </w:num>
+  <w:num w:numId="1569">
+    <w:abstractNumId w:val="992"/>
+  </w:num>
+  <w:num w:numId="1570">
     <w:abstractNumId w:val="992"/>
   </w:num>
 </w:numbering>

--- a/MASTER_M1_M2_DELIVERY_CHECKLIST.docx
+++ b/MASTER_M1_M2_DELIVERY_CHECKLIST.docx
@@ -10,7 +10,7 @@
         <w:t xml:space="preserve">© BuyReadySite.com</w:t>
       </w:r>
     </w:p>
-    <w:bookmarkStart w:id="82" w:name="X3d74ce0b4fd94f465ac7edf34b08aa6d5ff209b"/>
+    <w:bookmarkStart w:id="83" w:name="X3d74ce0b4fd94f465ac7edf34b08aa6d5ff209b"/>
     <w:p>
       <w:pPr>
         <w:pStyle w:val="Heading1"/>
@@ -265,7 +265,7 @@
               <w:jc w:val="right"/>
             </w:pPr>
             <w:r>
-              <w:t xml:space="preserve">0%</w:t>
+              <w:t xml:space="preserve">2%</w:t>
             </w:r>
           </w:p>
         </w:tc>
@@ -276,7 +276,7 @@
               <w:pStyle w:val="Compact"/>
             </w:pPr>
             <w:r>
-              <w:t xml:space="preserve">Not started</w:t>
+              <w:t xml:space="preserve">Stage label parity verified; Simple mode CLOSED column hidden</w:t>
             </w:r>
           </w:p>
         </w:tc>
@@ -709,7 +709,7 @@
                 <w:b/>
                 <w:bCs/>
               </w:rPr>
-              <w:t xml:space="preserve">16%</w:t>
+              <w:t xml:space="preserve">18%</w:t>
             </w:r>
           </w:p>
         </w:tc>
@@ -724,7 +724,7 @@
                 <w:b/>
                 <w:bCs/>
               </w:rPr>
-              <w:t xml:space="preserve">M1.1 auth UI parity + M1.4 B.6 stacking chip update added</w:t>
+              <w:t xml:space="preserve">M1.1 auth, M1.2 stage parity, and M1.4 B.6 stacking chip update added</w:t>
             </w:r>
           </w:p>
         </w:tc>
@@ -4244,7 +4244,7 @@
     </w:p>
     <w:bookmarkEnd w:id="28"/>
     <w:bookmarkEnd w:id="29"/>
-    <w:bookmarkStart w:id="34" w:name="m1.2-pipeline-v2-base-parity"/>
+    <w:bookmarkStart w:id="35" w:name="m1.2-pipeline-v2-base-parity"/>
     <w:p>
       <w:pPr>
         <w:pStyle w:val="Heading2"/>
@@ -4253,12 +4253,355 @@
         <w:t xml:space="preserve">M1.2 — Pipeline v2 Base Parity</w:t>
       </w:r>
     </w:p>
-    <w:bookmarkStart w:id="30" w:name="stage-system-and-board-structure"/>
+    <w:bookmarkStart w:id="30" w:name="implementation-evidence-2026-05-02-1"/>
     <w:p>
       <w:pPr>
         <w:pStyle w:val="Heading3"/>
       </w:pPr>
       <w:r>
+        <w:t xml:space="preserve">Implementation evidence — 2026-05-02</w:t>
+      </w:r>
+    </w:p>
+    <w:p>
+      <w:pPr>
+        <w:pStyle w:val="Compact"/>
+        <w:numPr>
+          <w:ilvl w:val="0"/>
+          <w:numId w:val="1164"/>
+        </w:numPr>
+      </w:pPr>
+      <w:r>
+        <w:t xml:space="preserve">Verified v2 stage labels in</w:t>
+      </w:r>
+      <w:r>
+        <w:t xml:space="preserve"> </w:t>
+      </w:r>
+      <w:r>
+        <w:rPr>
+          <w:rStyle w:val="VerbatimChar"/>
+        </w:rPr>
+        <w:t xml:space="preserve">PipelinePageV2</w:t>
+      </w:r>
+      <w:r>
+        <w:t xml:space="preserve">,</w:t>
+      </w:r>
+      <w:r>
+        <w:t xml:space="preserve"> </w:t>
+      </w:r>
+      <w:r>
+        <w:rPr>
+          <w:rStyle w:val="VerbatimChar"/>
+        </w:rPr>
+        <w:t xml:space="preserve">DealPanel</w:t>
+      </w:r>
+      <w:r>
+        <w:t xml:space="preserve">,</w:t>
+      </w:r>
+      <w:r>
+        <w:t xml:space="preserve"> </w:t>
+      </w:r>
+      <w:r>
+        <w:rPr>
+          <w:rStyle w:val="VerbatimChar"/>
+        </w:rPr>
+        <w:t xml:space="preserve">dealController</w:t>
+      </w:r>
+      <w:r>
+        <w:t xml:space="preserve">,</w:t>
+      </w:r>
+      <w:r>
+        <w:t xml:space="preserve"> </w:t>
+      </w:r>
+      <w:r>
+        <w:rPr>
+          <w:rStyle w:val="VerbatimChar"/>
+        </w:rPr>
+        <w:t xml:space="preserve">leadController</w:t>
+      </w:r>
+      <w:r>
+        <w:t xml:space="preserve">,</w:t>
+      </w:r>
+      <w:r>
+        <w:t xml:space="preserve"> </w:t>
+      </w:r>
+      <w:r>
+        <w:rPr>
+          <w:rStyle w:val="VerbatimChar"/>
+        </w:rPr>
+        <w:t xml:space="preserve">inboxController</w:t>
+      </w:r>
+      <w:r>
+        <w:t xml:space="preserve">,</w:t>
+      </w:r>
+      <w:r>
+        <w:t xml:space="preserve"> </w:t>
+      </w:r>
+      <w:r>
+        <w:rPr>
+          <w:rStyle w:val="VerbatimChar"/>
+        </w:rPr>
+        <w:t xml:space="preserve">dashboardController</w:t>
+      </w:r>
+      <w:r>
+        <w:t xml:space="preserve">,</w:t>
+      </w:r>
+      <w:r>
+        <w:t xml:space="preserve"> </w:t>
+      </w:r>
+      <w:r>
+        <w:rPr>
+          <w:rStyle w:val="VerbatimChar"/>
+        </w:rPr>
+        <w:t xml:space="preserve">commandCenterController</w:t>
+      </w:r>
+      <w:r>
+        <w:t xml:space="preserve">.</w:t>
+      </w:r>
+    </w:p>
+    <w:p>
+      <w:pPr>
+        <w:pStyle w:val="Compact"/>
+        <w:numPr>
+          <w:ilvl w:val="0"/>
+          <w:numId w:val="1165"/>
+        </w:numPr>
+      </w:pPr>
+      <w:r>
+        <w:t xml:space="preserve">Confirmed old audit mismatches are fixed in v2 runtime:</w:t>
+      </w:r>
+      <w:r>
+        <w:t xml:space="preserve"> </w:t>
+      </w:r>
+      <w:r>
+        <w:rPr>
+          <w:rStyle w:val="VerbatimChar"/>
+        </w:rPr>
+        <w:t xml:space="preserve">ENGAGED_INTERESTED</w:t>
+      </w:r>
+      <w:r>
+        <w:t xml:space="preserve"> </w:t>
+      </w:r>
+      <w:r>
+        <w:t xml:space="preserve">-&gt;</w:t>
+      </w:r>
+      <w:r>
+        <w:t xml:space="preserve"> </w:t>
+      </w:r>
+      <w:r>
+        <w:rPr>
+          <w:rStyle w:val="VerbatimChar"/>
+        </w:rPr>
+        <w:t xml:space="preserve">Engaged / Interested</w:t>
+      </w:r>
+      <w:r>
+        <w:t xml:space="preserve">,</w:t>
+      </w:r>
+      <w:r>
+        <w:t xml:space="preserve"> </w:t>
+      </w:r>
+      <w:r>
+        <w:rPr>
+          <w:rStyle w:val="VerbatimChar"/>
+        </w:rPr>
+        <w:t xml:space="preserve">QUALIFIED</w:t>
+      </w:r>
+      <w:r>
+        <w:t xml:space="preserve"> </w:t>
+      </w:r>
+      <w:r>
+        <w:t xml:space="preserve">-&gt;</w:t>
+      </w:r>
+      <w:r>
+        <w:t xml:space="preserve"> </w:t>
+      </w:r>
+      <w:r>
+        <w:rPr>
+          <w:rStyle w:val="VerbatimChar"/>
+        </w:rPr>
+        <w:t xml:space="preserve">Qualified</w:t>
+      </w:r>
+      <w:r>
+        <w:t xml:space="preserve">,</w:t>
+      </w:r>
+      <w:r>
+        <w:t xml:space="preserve"> </w:t>
+      </w:r>
+      <w:r>
+        <w:rPr>
+          <w:rStyle w:val="VerbatimChar"/>
+        </w:rPr>
+        <w:t xml:space="preserve">APPROVED_OFFERS</w:t>
+      </w:r>
+      <w:r>
+        <w:t xml:space="preserve"> </w:t>
+      </w:r>
+      <w:r>
+        <w:t xml:space="preserve">-&gt;</w:t>
+      </w:r>
+      <w:r>
+        <w:t xml:space="preserve"> </w:t>
+      </w:r>
+      <w:r>
+        <w:rPr>
+          <w:rStyle w:val="VerbatimChar"/>
+        </w:rPr>
+        <w:t xml:space="preserve">Approved / Offers</w:t>
+      </w:r>
+      <w:r>
+        <w:t xml:space="preserve">.</w:t>
+      </w:r>
+    </w:p>
+    <w:p>
+      <w:pPr>
+        <w:pStyle w:val="Compact"/>
+        <w:numPr>
+          <w:ilvl w:val="0"/>
+          <w:numId w:val="1166"/>
+        </w:numPr>
+      </w:pPr>
+      <w:r>
+        <w:t xml:space="preserve">Updated stale Pipeline CSS stage comment from legacy</w:t>
+      </w:r>
+      <w:r>
+        <w:t xml:space="preserve"> </w:t>
+      </w:r>
+      <w:r>
+        <w:rPr>
+          <w:rStyle w:val="VerbatimChar"/>
+        </w:rPr>
+        <w:t xml:space="preserve">Contacted/New Business</w:t>
+      </w:r>
+      <w:r>
+        <w:t xml:space="preserve"> </w:t>
+      </w:r>
+      <w:r>
+        <w:t xml:space="preserve">vocabulary to current M1.2 stage language.</w:t>
+      </w:r>
+    </w:p>
+    <w:p>
+      <w:pPr>
+        <w:pStyle w:val="Compact"/>
+        <w:numPr>
+          <w:ilvl w:val="0"/>
+          <w:numId w:val="1167"/>
+        </w:numPr>
+      </w:pPr>
+      <w:r>
+        <w:t xml:space="preserve">Simple mode now hides</w:t>
+      </w:r>
+      <w:r>
+        <w:t xml:space="preserve"> </w:t>
+      </w:r>
+      <w:r>
+        <w:rPr>
+          <w:rStyle w:val="VerbatimChar"/>
+        </w:rPr>
+        <w:t xml:space="preserve">CLOSED</w:t>
+      </w:r>
+      <w:r>
+        <w:t xml:space="preserve"> </w:t>
+      </w:r>
+      <w:r>
+        <w:t xml:space="preserve">column while execution mode keeps it available.</w:t>
+      </w:r>
+    </w:p>
+    <w:p>
+      <w:pPr>
+        <w:pStyle w:val="Compact"/>
+        <w:numPr>
+          <w:ilvl w:val="0"/>
+          <w:numId w:val="1168"/>
+        </w:numPr>
+      </w:pPr>
+      <w:r>
+        <w:t xml:space="preserve">Browser mock validation passed: Simple mode columns = 8 without</w:t>
+      </w:r>
+      <w:r>
+        <w:t xml:space="preserve"> </w:t>
+      </w:r>
+      <w:r>
+        <w:rPr>
+          <w:rStyle w:val="VerbatimChar"/>
+        </w:rPr>
+        <w:t xml:space="preserve">Closed</w:t>
+      </w:r>
+      <w:r>
+        <w:t xml:space="preserve">; Execution mode columns = 9 with</w:t>
+      </w:r>
+      <w:r>
+        <w:t xml:space="preserve"> </w:t>
+      </w:r>
+      <w:r>
+        <w:rPr>
+          <w:rStyle w:val="VerbatimChar"/>
+        </w:rPr>
+        <w:t xml:space="preserve">Closed</w:t>
+      </w:r>
+      <w:r>
+        <w:t xml:space="preserve">.</w:t>
+      </w:r>
+    </w:p>
+    <w:p>
+      <w:pPr>
+        <w:pStyle w:val="Compact"/>
+        <w:numPr>
+          <w:ilvl w:val="0"/>
+          <w:numId w:val="1169"/>
+        </w:numPr>
+      </w:pPr>
+      <w:r>
+        <w:t xml:space="preserve">Legacy</w:t>
+      </w:r>
+      <w:r>
+        <w:t xml:space="preserve"> </w:t>
+      </w:r>
+      <w:r>
+        <w:rPr>
+          <w:rStyle w:val="VerbatimChar"/>
+        </w:rPr>
+        <w:t xml:space="preserve">pipelineStage</w:t>
+      </w:r>
+      <w:r>
+        <w:t xml:space="preserve"> </w:t>
+      </w:r>
+      <w:r>
+        <w:t xml:space="preserve">seed/old</w:t>
+      </w:r>
+      <w:r>
+        <w:t xml:space="preserve"> </w:t>
+      </w:r>
+      <w:r>
+        <w:rPr>
+          <w:rStyle w:val="VerbatimChar"/>
+        </w:rPr>
+        <w:t xml:space="preserve">/pipeline/stages</w:t>
+      </w:r>
+      <w:r>
+        <w:t xml:space="preserve"> </w:t>
+      </w:r>
+      <w:r>
+        <w:t xml:space="preserve">lead-board path still needs separate decision because current v2 route uses</w:t>
+      </w:r>
+      <w:r>
+        <w:t xml:space="preserve"> </w:t>
+      </w:r>
+      <w:r>
+        <w:rPr>
+          <w:rStyle w:val="VerbatimChar"/>
+        </w:rPr>
+        <w:t xml:space="preserve">/api/deals/board</w:t>
+      </w:r>
+      <w:r>
+        <w:t xml:space="preserve">.</w:t>
+      </w:r>
+    </w:p>
+    <w:bookmarkEnd w:id="30"/>
+    <w:bookmarkStart w:id="31" w:name="stage-system-and-board-structure"/>
+    <w:p>
+      <w:pPr>
+        <w:pStyle w:val="Heading3"/>
+      </w:pPr>
+      <w:r>
         <w:t xml:space="preserve">Stage system and board structure</w:t>
       </w:r>
     </w:p>
@@ -4267,7 +4610,7 @@
         <w:pStyle w:val="Compact"/>
         <w:numPr>
           <w:ilvl w:val="0"/>
-          <w:numId w:val="1164"/>
+          <w:numId w:val="1170"/>
         </w:numPr>
       </w:pPr>
       <w:r>
@@ -4279,7 +4622,7 @@
         <w:pStyle w:val="Compact"/>
         <w:numPr>
           <w:ilvl w:val="1"/>
-          <w:numId w:val="1165"/>
+          <w:numId w:val="1171"/>
         </w:numPr>
       </w:pPr>
       <w:r>
@@ -4291,7 +4634,7 @@
         <w:pStyle w:val="Compact"/>
         <w:numPr>
           <w:ilvl w:val="1"/>
-          <w:numId w:val="1165"/>
+          <w:numId w:val="1171"/>
         </w:numPr>
       </w:pPr>
       <w:r>
@@ -4303,7 +4646,7 @@
         <w:pStyle w:val="Compact"/>
         <w:numPr>
           <w:ilvl w:val="1"/>
-          <w:numId w:val="1165"/>
+          <w:numId w:val="1171"/>
         </w:numPr>
       </w:pPr>
       <w:r>
@@ -4315,7 +4658,7 @@
         <w:pStyle w:val="Compact"/>
         <w:numPr>
           <w:ilvl w:val="1"/>
-          <w:numId w:val="1165"/>
+          <w:numId w:val="1171"/>
         </w:numPr>
       </w:pPr>
       <w:r>
@@ -4327,7 +4670,7 @@
         <w:pStyle w:val="Compact"/>
         <w:numPr>
           <w:ilvl w:val="1"/>
-          <w:numId w:val="1165"/>
+          <w:numId w:val="1171"/>
         </w:numPr>
       </w:pPr>
       <w:r>
@@ -4339,7 +4682,7 @@
         <w:pStyle w:val="Compact"/>
         <w:numPr>
           <w:ilvl w:val="1"/>
-          <w:numId w:val="1165"/>
+          <w:numId w:val="1171"/>
         </w:numPr>
       </w:pPr>
       <w:r>
@@ -4351,7 +4694,7 @@
         <w:pStyle w:val="Compact"/>
         <w:numPr>
           <w:ilvl w:val="1"/>
-          <w:numId w:val="1165"/>
+          <w:numId w:val="1171"/>
         </w:numPr>
       </w:pPr>
       <w:r>
@@ -4363,7 +4706,7 @@
         <w:pStyle w:val="Compact"/>
         <w:numPr>
           <w:ilvl w:val="1"/>
-          <w:numId w:val="1165"/>
+          <w:numId w:val="1171"/>
         </w:numPr>
       </w:pPr>
       <w:r>
@@ -4375,7 +4718,7 @@
         <w:pStyle w:val="Compact"/>
         <w:numPr>
           <w:ilvl w:val="1"/>
-          <w:numId w:val="1165"/>
+          <w:numId w:val="1171"/>
         </w:numPr>
       </w:pPr>
       <w:r>
@@ -4387,7 +4730,7 @@
         <w:pStyle w:val="Compact"/>
         <w:numPr>
           <w:ilvl w:val="0"/>
-          <w:numId w:val="1166"/>
+          <w:numId w:val="1172"/>
         </w:numPr>
       </w:pPr>
       <w:r>
@@ -4399,7 +4742,7 @@
         <w:pStyle w:val="Compact"/>
         <w:numPr>
           <w:ilvl w:val="1"/>
-          <w:numId w:val="1167"/>
+          <w:numId w:val="1173"/>
         </w:numPr>
       </w:pPr>
       <w:r>
@@ -4444,7 +4787,7 @@
         <w:pStyle w:val="Compact"/>
         <w:numPr>
           <w:ilvl w:val="1"/>
-          <w:numId w:val="1167"/>
+          <w:numId w:val="1173"/>
         </w:numPr>
       </w:pPr>
       <w:r>
@@ -4489,7 +4832,7 @@
         <w:pStyle w:val="Compact"/>
         <w:numPr>
           <w:ilvl w:val="1"/>
-          <w:numId w:val="1167"/>
+          <w:numId w:val="1173"/>
         </w:numPr>
       </w:pPr>
       <w:r>
@@ -4534,7 +4877,7 @@
         <w:pStyle w:val="Compact"/>
         <w:numPr>
           <w:ilvl w:val="0"/>
-          <w:numId w:val="1168"/>
+          <w:numId w:val="1174"/>
         </w:numPr>
       </w:pPr>
       <w:r>
@@ -4558,7 +4901,7 @@
         <w:pStyle w:val="Compact"/>
         <w:numPr>
           <w:ilvl w:val="0"/>
-          <w:numId w:val="1169"/>
+          <w:numId w:val="1175"/>
         </w:numPr>
       </w:pPr>
       <w:r>
@@ -4570,7 +4913,7 @@
         <w:pStyle w:val="Compact"/>
         <w:numPr>
           <w:ilvl w:val="0"/>
-          <w:numId w:val="1170"/>
+          <w:numId w:val="1176"/>
         </w:numPr>
       </w:pPr>
       <w:r>
@@ -4612,7 +4955,7 @@
         <w:pStyle w:val="Compact"/>
         <w:numPr>
           <w:ilvl w:val="0"/>
-          <w:numId w:val="1171"/>
+          <w:numId w:val="1177"/>
         </w:numPr>
       </w:pPr>
       <w:r>
@@ -4639,7 +4982,7 @@
         <w:pStyle w:val="Compact"/>
         <w:numPr>
           <w:ilvl w:val="0"/>
-          <w:numId w:val="1172"/>
+          <w:numId w:val="1178"/>
         </w:numPr>
       </w:pPr>
       <w:r>
@@ -4651,7 +4994,7 @@
         <w:pStyle w:val="Compact"/>
         <w:numPr>
           <w:ilvl w:val="0"/>
-          <w:numId w:val="1173"/>
+          <w:numId w:val="1179"/>
         </w:numPr>
       </w:pPr>
       <w:r>
@@ -4663,7 +5006,7 @@
         <w:pStyle w:val="Compact"/>
         <w:numPr>
           <w:ilvl w:val="0"/>
-          <w:numId w:val="1174"/>
+          <w:numId w:val="1180"/>
         </w:numPr>
       </w:pPr>
       <w:r>
@@ -4675,7 +5018,7 @@
         <w:pStyle w:val="Compact"/>
         <w:numPr>
           <w:ilvl w:val="0"/>
-          <w:numId w:val="1175"/>
+          <w:numId w:val="1181"/>
         </w:numPr>
       </w:pPr>
       <w:r>
@@ -4687,7 +5030,7 @@
         <w:pStyle w:val="Compact"/>
         <w:numPr>
           <w:ilvl w:val="0"/>
-          <w:numId w:val="1176"/>
+          <w:numId w:val="1182"/>
         </w:numPr>
       </w:pPr>
       <w:r>
@@ -4699,15 +5042,15 @@
         <w:pStyle w:val="Compact"/>
         <w:numPr>
           <w:ilvl w:val="0"/>
-          <w:numId w:val="1177"/>
+          <w:numId w:val="1183"/>
         </w:numPr>
       </w:pPr>
       <w:r>
         <w:t xml:space="preserve">Drag/drop works only when current filters/search state cannot cause wrong-stage moves.</w:t>
       </w:r>
     </w:p>
-    <w:bookmarkEnd w:id="30"/>
-    <w:bookmarkStart w:id="31" w:name="pipeline-metrics-and-totals"/>
+    <w:bookmarkEnd w:id="31"/>
+    <w:bookmarkStart w:id="32" w:name="pipeline-metrics-and-totals"/>
     <w:p>
       <w:pPr>
         <w:pStyle w:val="Heading3"/>
@@ -4721,7 +5064,7 @@
         <w:pStyle w:val="Compact"/>
         <w:numPr>
           <w:ilvl w:val="0"/>
-          <w:numId w:val="1178"/>
+          <w:numId w:val="1184"/>
         </w:numPr>
       </w:pPr>
       <w:r>
@@ -4733,7 +5076,7 @@
         <w:pStyle w:val="Compact"/>
         <w:numPr>
           <w:ilvl w:val="0"/>
-          <w:numId w:val="1179"/>
+          <w:numId w:val="1185"/>
         </w:numPr>
       </w:pPr>
       <w:r>
@@ -4745,7 +5088,7 @@
         <w:pStyle w:val="Compact"/>
         <w:numPr>
           <w:ilvl w:val="0"/>
-          <w:numId w:val="1180"/>
+          <w:numId w:val="1186"/>
         </w:numPr>
       </w:pPr>
       <w:r>
@@ -4757,7 +5100,7 @@
         <w:pStyle w:val="Compact"/>
         <w:numPr>
           <w:ilvl w:val="0"/>
-          <w:numId w:val="1181"/>
+          <w:numId w:val="1187"/>
         </w:numPr>
       </w:pPr>
       <w:r>
@@ -4769,7 +5112,7 @@
         <w:pStyle w:val="Compact"/>
         <w:numPr>
           <w:ilvl w:val="0"/>
-          <w:numId w:val="1182"/>
+          <w:numId w:val="1188"/>
         </w:numPr>
       </w:pPr>
       <w:r>
@@ -4781,7 +5124,7 @@
         <w:pStyle w:val="Compact"/>
         <w:numPr>
           <w:ilvl w:val="0"/>
-          <w:numId w:val="1183"/>
+          <w:numId w:val="1189"/>
         </w:numPr>
       </w:pPr>
       <w:r>
@@ -4803,8 +5146,8 @@
         <w:t xml:space="preserve">and sum Approved deals only.</w:t>
       </w:r>
     </w:p>
-    <w:bookmarkEnd w:id="31"/>
-    <w:bookmarkStart w:id="32" w:name="pipeline-ownership-and-sharing"/>
+    <w:bookmarkEnd w:id="32"/>
+    <w:bookmarkStart w:id="33" w:name="pipeline-ownership-and-sharing"/>
     <w:p>
       <w:pPr>
         <w:pStyle w:val="Heading3"/>
@@ -4818,7 +5161,7 @@
         <w:pStyle w:val="Compact"/>
         <w:numPr>
           <w:ilvl w:val="0"/>
-          <w:numId w:val="1184"/>
+          <w:numId w:val="1190"/>
         </w:numPr>
       </w:pPr>
       <w:r>
@@ -4830,7 +5173,7 @@
         <w:pStyle w:val="Compact"/>
         <w:numPr>
           <w:ilvl w:val="0"/>
-          <w:numId w:val="1185"/>
+          <w:numId w:val="1191"/>
         </w:numPr>
       </w:pPr>
       <w:r>
@@ -4842,7 +5185,7 @@
         <w:pStyle w:val="Compact"/>
         <w:numPr>
           <w:ilvl w:val="0"/>
-          <w:numId w:val="1186"/>
+          <w:numId w:val="1192"/>
         </w:numPr>
       </w:pPr>
       <w:r>
@@ -4869,7 +5212,7 @@
         <w:pStyle w:val="Compact"/>
         <w:numPr>
           <w:ilvl w:val="0"/>
-          <w:numId w:val="1187"/>
+          <w:numId w:val="1193"/>
         </w:numPr>
       </w:pPr>
       <w:r>
@@ -4881,7 +5224,7 @@
         <w:pStyle w:val="Compact"/>
         <w:numPr>
           <w:ilvl w:val="0"/>
-          <w:numId w:val="1188"/>
+          <w:numId w:val="1194"/>
         </w:numPr>
       </w:pPr>
       <w:r>
@@ -4893,15 +5236,15 @@
         <w:pStyle w:val="Compact"/>
         <w:numPr>
           <w:ilvl w:val="0"/>
-          <w:numId w:val="1189"/>
+          <w:numId w:val="1195"/>
         </w:numPr>
       </w:pPr>
       <w:r>
         <w:t xml:space="preserve">Verify scoped Socket.IO events do not leak deal updates to all users.</w:t>
       </w:r>
     </w:p>
-    <w:bookmarkEnd w:id="32"/>
-    <w:bookmarkStart w:id="33" w:name="m1.2-testing-gate"/>
+    <w:bookmarkEnd w:id="33"/>
+    <w:bookmarkStart w:id="34" w:name="m1.2-testing-gate"/>
     <w:p>
       <w:pPr>
         <w:pStyle w:val="Heading3"/>
@@ -4915,7 +5258,7 @@
         <w:pStyle w:val="Compact"/>
         <w:numPr>
           <w:ilvl w:val="0"/>
-          <w:numId w:val="1190"/>
+          <w:numId w:val="1196"/>
         </w:numPr>
       </w:pPr>
       <w:r>
@@ -4927,7 +5270,7 @@
         <w:pStyle w:val="Compact"/>
         <w:numPr>
           <w:ilvl w:val="0"/>
-          <w:numId w:val="1191"/>
+          <w:numId w:val="1197"/>
         </w:numPr>
       </w:pPr>
       <w:r>
@@ -4939,7 +5282,7 @@
         <w:pStyle w:val="Compact"/>
         <w:numPr>
           <w:ilvl w:val="0"/>
-          <w:numId w:val="1192"/>
+          <w:numId w:val="1198"/>
         </w:numPr>
       </w:pPr>
       <w:r>
@@ -4951,7 +5294,7 @@
         <w:pStyle w:val="Compact"/>
         <w:numPr>
           <w:ilvl w:val="0"/>
-          <w:numId w:val="1193"/>
+          <w:numId w:val="1199"/>
         </w:numPr>
       </w:pPr>
       <w:r>
@@ -4963,7 +5306,7 @@
         <w:pStyle w:val="Compact"/>
         <w:numPr>
           <w:ilvl w:val="0"/>
-          <w:numId w:val="1194"/>
+          <w:numId w:val="1200"/>
         </w:numPr>
       </w:pPr>
       <w:r>
@@ -4975,7 +5318,7 @@
         <w:pStyle w:val="Compact"/>
         <w:numPr>
           <w:ilvl w:val="0"/>
-          <w:numId w:val="1195"/>
+          <w:numId w:val="1201"/>
         </w:numPr>
       </w:pPr>
       <w:r>
@@ -4987,7 +5330,7 @@
         <w:pStyle w:val="Compact"/>
         <w:numPr>
           <w:ilvl w:val="0"/>
-          <w:numId w:val="1196"/>
+          <w:numId w:val="1202"/>
         </w:numPr>
       </w:pPr>
       <w:r>
@@ -4999,7 +5342,7 @@
         <w:pStyle w:val="Compact"/>
         <w:numPr>
           <w:ilvl w:val="0"/>
-          <w:numId w:val="1197"/>
+          <w:numId w:val="1203"/>
         </w:numPr>
       </w:pPr>
       <w:r>
@@ -5011,7 +5354,7 @@
         <w:pStyle w:val="Compact"/>
         <w:numPr>
           <w:ilvl w:val="0"/>
-          <w:numId w:val="1198"/>
+          <w:numId w:val="1204"/>
         </w:numPr>
       </w:pPr>
       <w:r>
@@ -5023,7 +5366,7 @@
         <w:pStyle w:val="Compact"/>
         <w:numPr>
           <w:ilvl w:val="0"/>
-          <w:numId w:val="1199"/>
+          <w:numId w:val="1205"/>
         </w:numPr>
       </w:pPr>
       <w:r>
@@ -5035,16 +5378,16 @@
         <w:pStyle w:val="Compact"/>
         <w:numPr>
           <w:ilvl w:val="0"/>
-          <w:numId w:val="1200"/>
+          <w:numId w:val="1206"/>
         </w:numPr>
       </w:pPr>
       <w:r>
         <w:t xml:space="preserve">Progress dashboard updated.</w:t>
       </w:r>
     </w:p>
-    <w:bookmarkEnd w:id="33"/>
     <w:bookmarkEnd w:id="34"/>
-    <w:bookmarkStart w:id="39" w:name="Xe79e1c0e1cf4535ba2f786a0ad8c5d303009f67"/>
+    <w:bookmarkEnd w:id="35"/>
+    <w:bookmarkStart w:id="40" w:name="Xe79e1c0e1cf4535ba2f786a0ad8c5d303009f67"/>
     <w:p>
       <w:pPr>
         <w:pStyle w:val="Heading2"/>
@@ -5053,7 +5396,7 @@
         <w:t xml:space="preserve">M1.3 — Pipeline Card, Panel, And Modals Parity</w:t>
       </w:r>
     </w:p>
-    <w:bookmarkStart w:id="35" w:name="deal-card-parity"/>
+    <w:bookmarkStart w:id="36" w:name="deal-card-parity"/>
     <w:p>
       <w:pPr>
         <w:pStyle w:val="Heading3"/>
@@ -5067,7 +5410,7 @@
         <w:pStyle w:val="Compact"/>
         <w:numPr>
           <w:ilvl w:val="0"/>
-          <w:numId w:val="1201"/>
+          <w:numId w:val="1207"/>
         </w:numPr>
       </w:pPr>
       <w:r>
@@ -5079,7 +5422,7 @@
         <w:pStyle w:val="Compact"/>
         <w:numPr>
           <w:ilvl w:val="0"/>
-          <w:numId w:val="1202"/>
+          <w:numId w:val="1208"/>
         </w:numPr>
       </w:pPr>
       <w:r>
@@ -5091,7 +5434,7 @@
         <w:pStyle w:val="Compact"/>
         <w:numPr>
           <w:ilvl w:val="0"/>
-          <w:numId w:val="1203"/>
+          <w:numId w:val="1209"/>
         </w:numPr>
       </w:pPr>
       <w:r>
@@ -5103,7 +5446,7 @@
         <w:pStyle w:val="Compact"/>
         <w:numPr>
           <w:ilvl w:val="0"/>
-          <w:numId w:val="1204"/>
+          <w:numId w:val="1210"/>
         </w:numPr>
       </w:pPr>
       <w:r>
@@ -5130,7 +5473,7 @@
         <w:pStyle w:val="Compact"/>
         <w:numPr>
           <w:ilvl w:val="0"/>
-          <w:numId w:val="1205"/>
+          <w:numId w:val="1211"/>
         </w:numPr>
       </w:pPr>
       <w:r>
@@ -5142,7 +5485,7 @@
         <w:pStyle w:val="Compact"/>
         <w:numPr>
           <w:ilvl w:val="0"/>
-          <w:numId w:val="1206"/>
+          <w:numId w:val="1212"/>
         </w:numPr>
       </w:pPr>
       <w:r>
@@ -5154,7 +5497,7 @@
         <w:pStyle w:val="Compact"/>
         <w:numPr>
           <w:ilvl w:val="1"/>
-          <w:numId w:val="1207"/>
+          <w:numId w:val="1213"/>
         </w:numPr>
       </w:pPr>
       <w:r>
@@ -5166,7 +5509,7 @@
         <w:pStyle w:val="Compact"/>
         <w:numPr>
           <w:ilvl w:val="1"/>
-          <w:numId w:val="1207"/>
+          <w:numId w:val="1213"/>
         </w:numPr>
       </w:pPr>
       <w:r>
@@ -5190,7 +5533,7 @@
         <w:pStyle w:val="Compact"/>
         <w:numPr>
           <w:ilvl w:val="0"/>
-          <w:numId w:val="1208"/>
+          <w:numId w:val="1214"/>
         </w:numPr>
       </w:pPr>
       <w:r>
@@ -5202,7 +5545,7 @@
         <w:pStyle w:val="Compact"/>
         <w:numPr>
           <w:ilvl w:val="0"/>
-          <w:numId w:val="1209"/>
+          <w:numId w:val="1215"/>
         </w:numPr>
       </w:pPr>
       <w:r>
@@ -5214,7 +5557,7 @@
         <w:pStyle w:val="Compact"/>
         <w:numPr>
           <w:ilvl w:val="0"/>
-          <w:numId w:val="1210"/>
+          <w:numId w:val="1216"/>
         </w:numPr>
       </w:pPr>
       <w:r>
@@ -5226,7 +5569,7 @@
         <w:pStyle w:val="Compact"/>
         <w:numPr>
           <w:ilvl w:val="0"/>
-          <w:numId w:val="1211"/>
+          <w:numId w:val="1217"/>
         </w:numPr>
       </w:pPr>
       <w:r>
@@ -5238,7 +5581,7 @@
         <w:pStyle w:val="Compact"/>
         <w:numPr>
           <w:ilvl w:val="0"/>
-          <w:numId w:val="1212"/>
+          <w:numId w:val="1218"/>
         </w:numPr>
       </w:pPr>
       <w:r>
@@ -5250,15 +5593,15 @@
         <w:pStyle w:val="Compact"/>
         <w:numPr>
           <w:ilvl w:val="0"/>
-          <w:numId w:val="1213"/>
+          <w:numId w:val="1219"/>
         </w:numPr>
       </w:pPr>
       <w:r>
         <w:t xml:space="preserve">Tooltip hides sensitive contact details from unauthorized users.</w:t>
       </w:r>
     </w:p>
-    <w:bookmarkEnd w:id="35"/>
-    <w:bookmarkStart w:id="36" w:name="deal-panel-parity"/>
+    <w:bookmarkEnd w:id="36"/>
+    <w:bookmarkStart w:id="37" w:name="deal-panel-parity"/>
     <w:p>
       <w:pPr>
         <w:pStyle w:val="Heading3"/>
@@ -5272,7 +5615,7 @@
         <w:pStyle w:val="Compact"/>
         <w:numPr>
           <w:ilvl w:val="0"/>
-          <w:numId w:val="1214"/>
+          <w:numId w:val="1220"/>
         </w:numPr>
       </w:pPr>
       <w:r>
@@ -5284,7 +5627,7 @@
         <w:pStyle w:val="Compact"/>
         <w:numPr>
           <w:ilvl w:val="0"/>
-          <w:numId w:val="1215"/>
+          <w:numId w:val="1221"/>
         </w:numPr>
       </w:pPr>
       <w:r>
@@ -5296,7 +5639,7 @@
         <w:pStyle w:val="Compact"/>
         <w:numPr>
           <w:ilvl w:val="0"/>
-          <w:numId w:val="1216"/>
+          <w:numId w:val="1222"/>
         </w:numPr>
       </w:pPr>
       <w:r>
@@ -5308,7 +5651,7 @@
         <w:pStyle w:val="Compact"/>
         <w:numPr>
           <w:ilvl w:val="0"/>
-          <w:numId w:val="1217"/>
+          <w:numId w:val="1223"/>
         </w:numPr>
       </w:pPr>
       <w:r>
@@ -5320,7 +5663,7 @@
         <w:pStyle w:val="Compact"/>
         <w:numPr>
           <w:ilvl w:val="0"/>
-          <w:numId w:val="1218"/>
+          <w:numId w:val="1224"/>
         </w:numPr>
       </w:pPr>
       <w:r>
@@ -5332,7 +5675,7 @@
         <w:pStyle w:val="Compact"/>
         <w:numPr>
           <w:ilvl w:val="0"/>
-          <w:numId w:val="1219"/>
+          <w:numId w:val="1225"/>
         </w:numPr>
       </w:pPr>
       <w:r>
@@ -5344,7 +5687,7 @@
         <w:pStyle w:val="Compact"/>
         <w:numPr>
           <w:ilvl w:val="0"/>
-          <w:numId w:val="1220"/>
+          <w:numId w:val="1226"/>
         </w:numPr>
       </w:pPr>
       <w:r>
@@ -5356,7 +5699,7 @@
         <w:pStyle w:val="Compact"/>
         <w:numPr>
           <w:ilvl w:val="0"/>
-          <w:numId w:val="1221"/>
+          <w:numId w:val="1227"/>
         </w:numPr>
       </w:pPr>
       <w:r>
@@ -5368,7 +5711,7 @@
         <w:pStyle w:val="Compact"/>
         <w:numPr>
           <w:ilvl w:val="0"/>
-          <w:numId w:val="1222"/>
+          <w:numId w:val="1228"/>
         </w:numPr>
       </w:pPr>
       <w:r>
@@ -5380,7 +5723,7 @@
         <w:pStyle w:val="Compact"/>
         <w:numPr>
           <w:ilvl w:val="0"/>
-          <w:numId w:val="1223"/>
+          <w:numId w:val="1229"/>
         </w:numPr>
       </w:pPr>
       <w:r>
@@ -5392,15 +5735,15 @@
         <w:pStyle w:val="Compact"/>
         <w:numPr>
           <w:ilvl w:val="0"/>
-          <w:numId w:val="1224"/>
+          <w:numId w:val="1230"/>
         </w:numPr>
       </w:pPr>
       <w:r>
         <w:t xml:space="preserve">Quick note on create carries into deal note and activity log if included in scope.</w:t>
       </w:r>
     </w:p>
-    <w:bookmarkEnd w:id="36"/>
-    <w:bookmarkStart w:id="37" w:name="context-menu"/>
+    <w:bookmarkEnd w:id="37"/>
+    <w:bookmarkStart w:id="38" w:name="context-menu"/>
     <w:p>
       <w:pPr>
         <w:pStyle w:val="Heading3"/>
@@ -5414,7 +5757,7 @@
         <w:pStyle w:val="Compact"/>
         <w:numPr>
           <w:ilvl w:val="0"/>
-          <w:numId w:val="1225"/>
+          <w:numId w:val="1231"/>
         </w:numPr>
       </w:pPr>
       <w:r>
@@ -5426,7 +5769,7 @@
         <w:pStyle w:val="Compact"/>
         <w:numPr>
           <w:ilvl w:val="0"/>
-          <w:numId w:val="1226"/>
+          <w:numId w:val="1232"/>
         </w:numPr>
       </w:pPr>
       <w:r>
@@ -5438,7 +5781,7 @@
         <w:pStyle w:val="Compact"/>
         <w:numPr>
           <w:ilvl w:val="0"/>
-          <w:numId w:val="1227"/>
+          <w:numId w:val="1233"/>
         </w:numPr>
       </w:pPr>
       <w:r>
@@ -5450,7 +5793,7 @@
         <w:pStyle w:val="Compact"/>
         <w:numPr>
           <w:ilvl w:val="0"/>
-          <w:numId w:val="1228"/>
+          <w:numId w:val="1234"/>
         </w:numPr>
       </w:pPr>
       <w:r>
@@ -5462,7 +5805,7 @@
         <w:pStyle w:val="Compact"/>
         <w:numPr>
           <w:ilvl w:val="0"/>
-          <w:numId w:val="1229"/>
+          <w:numId w:val="1235"/>
         </w:numPr>
       </w:pPr>
       <w:r>
@@ -5474,7 +5817,7 @@
         <w:pStyle w:val="Compact"/>
         <w:numPr>
           <w:ilvl w:val="0"/>
-          <w:numId w:val="1230"/>
+          <w:numId w:val="1236"/>
         </w:numPr>
       </w:pPr>
       <w:r>
@@ -5486,7 +5829,7 @@
         <w:pStyle w:val="Compact"/>
         <w:numPr>
           <w:ilvl w:val="0"/>
-          <w:numId w:val="1231"/>
+          <w:numId w:val="1237"/>
         </w:numPr>
       </w:pPr>
       <w:r>
@@ -5498,7 +5841,7 @@
         <w:pStyle w:val="Compact"/>
         <w:numPr>
           <w:ilvl w:val="0"/>
-          <w:numId w:val="1232"/>
+          <w:numId w:val="1238"/>
         </w:numPr>
       </w:pPr>
       <w:r>
@@ -5510,7 +5853,7 @@
         <w:pStyle w:val="Compact"/>
         <w:numPr>
           <w:ilvl w:val="0"/>
-          <w:numId w:val="1233"/>
+          <w:numId w:val="1239"/>
         </w:numPr>
       </w:pPr>
       <w:r>
@@ -5529,8 +5872,8 @@
         <w:t xml:space="preserve">.</w:t>
       </w:r>
     </w:p>
-    <w:bookmarkEnd w:id="37"/>
-    <w:bookmarkStart w:id="38" w:name="m1.3-testing-gate"/>
+    <w:bookmarkEnd w:id="38"/>
+    <w:bookmarkStart w:id="39" w:name="m1.3-testing-gate"/>
     <w:p>
       <w:pPr>
         <w:pStyle w:val="Heading3"/>
@@ -5544,7 +5887,7 @@
         <w:pStyle w:val="Compact"/>
         <w:numPr>
           <w:ilvl w:val="0"/>
-          <w:numId w:val="1234"/>
+          <w:numId w:val="1240"/>
         </w:numPr>
       </w:pPr>
       <w:r>
@@ -5556,7 +5899,7 @@
         <w:pStyle w:val="Compact"/>
         <w:numPr>
           <w:ilvl w:val="0"/>
-          <w:numId w:val="1235"/>
+          <w:numId w:val="1241"/>
         </w:numPr>
       </w:pPr>
       <w:r>
@@ -5568,7 +5911,7 @@
         <w:pStyle w:val="Compact"/>
         <w:numPr>
           <w:ilvl w:val="0"/>
-          <w:numId w:val="1236"/>
+          <w:numId w:val="1242"/>
         </w:numPr>
       </w:pPr>
       <w:r>
@@ -5580,7 +5923,7 @@
         <w:pStyle w:val="Compact"/>
         <w:numPr>
           <w:ilvl w:val="0"/>
-          <w:numId w:val="1237"/>
+          <w:numId w:val="1243"/>
         </w:numPr>
       </w:pPr>
       <w:r>
@@ -5592,7 +5935,7 @@
         <w:pStyle w:val="Compact"/>
         <w:numPr>
           <w:ilvl w:val="0"/>
-          <w:numId w:val="1238"/>
+          <w:numId w:val="1244"/>
         </w:numPr>
       </w:pPr>
       <w:r>
@@ -5604,7 +5947,7 @@
         <w:pStyle w:val="Compact"/>
         <w:numPr>
           <w:ilvl w:val="0"/>
-          <w:numId w:val="1239"/>
+          <w:numId w:val="1245"/>
         </w:numPr>
       </w:pPr>
       <w:r>
@@ -5616,7 +5959,7 @@
         <w:pStyle w:val="Compact"/>
         <w:numPr>
           <w:ilvl w:val="0"/>
-          <w:numId w:val="1240"/>
+          <w:numId w:val="1246"/>
         </w:numPr>
       </w:pPr>
       <w:r>
@@ -5628,7 +5971,7 @@
         <w:pStyle w:val="Compact"/>
         <w:numPr>
           <w:ilvl w:val="0"/>
-          <w:numId w:val="1241"/>
+          <w:numId w:val="1247"/>
         </w:numPr>
       </w:pPr>
       <w:r>
@@ -5640,16 +5983,16 @@
         <w:pStyle w:val="Compact"/>
         <w:numPr>
           <w:ilvl w:val="0"/>
-          <w:numId w:val="1242"/>
+          <w:numId w:val="1248"/>
         </w:numPr>
       </w:pPr>
       <w:r>
         <w:t xml:space="preserve">Progress dashboard updated.</w:t>
       </w:r>
     </w:p>
-    <w:bookmarkEnd w:id="38"/>
     <w:bookmarkEnd w:id="39"/>
-    <w:bookmarkStart w:id="46" w:name="m1.4-pipeline-ai-extractor-and-badges"/>
+    <w:bookmarkEnd w:id="40"/>
+    <w:bookmarkStart w:id="47" w:name="m1.4-pipeline-ai-extractor-and-badges"/>
     <w:p>
       <w:pPr>
         <w:pStyle w:val="Heading2"/>
@@ -5658,7 +6001,7 @@
         <w:t xml:space="preserve">M1.4 — Pipeline AI Extractor And Badges</w:t>
       </w:r>
     </w:p>
-    <w:bookmarkStart w:id="40" w:name="X5e2d9b139835a18ffabad295a1b35dd0b7be496"/>
+    <w:bookmarkStart w:id="41" w:name="X5e2d9b139835a18ffabad295a1b35dd0b7be496"/>
     <w:p>
       <w:pPr>
         <w:pStyle w:val="Heading3"/>
@@ -5672,7 +6015,7 @@
         <w:pStyle w:val="Compact"/>
         <w:numPr>
           <w:ilvl w:val="0"/>
-          <w:numId w:val="1243"/>
+          <w:numId w:val="1249"/>
         </w:numPr>
       </w:pPr>
       <w:r>
@@ -5714,7 +6057,7 @@
         <w:pStyle w:val="Compact"/>
         <w:numPr>
           <w:ilvl w:val="0"/>
-          <w:numId w:val="1244"/>
+          <w:numId w:val="1250"/>
         </w:numPr>
       </w:pPr>
       <w:r>
@@ -5777,7 +6120,7 @@
         <w:pStyle w:val="Compact"/>
         <w:numPr>
           <w:ilvl w:val="0"/>
-          <w:numId w:val="1245"/>
+          <w:numId w:val="1251"/>
         </w:numPr>
       </w:pPr>
       <w:r>
@@ -5789,7 +6132,7 @@
         <w:pStyle w:val="Compact"/>
         <w:numPr>
           <w:ilvl w:val="0"/>
-          <w:numId w:val="1246"/>
+          <w:numId w:val="1252"/>
         </w:numPr>
       </w:pPr>
       <w:r>
@@ -5864,7 +6207,7 @@
         <w:pStyle w:val="Compact"/>
         <w:numPr>
           <w:ilvl w:val="0"/>
-          <w:numId w:val="1247"/>
+          <w:numId w:val="1253"/>
         </w:numPr>
       </w:pPr>
       <w:r>
@@ -5891,7 +6234,7 @@
         <w:pStyle w:val="Compact"/>
         <w:numPr>
           <w:ilvl w:val="0"/>
-          <w:numId w:val="1248"/>
+          <w:numId w:val="1254"/>
         </w:numPr>
       </w:pPr>
       <w:r>
@@ -5945,7 +6288,7 @@
         <w:pStyle w:val="Compact"/>
         <w:numPr>
           <w:ilvl w:val="0"/>
-          <w:numId w:val="1249"/>
+          <w:numId w:val="1255"/>
         </w:numPr>
       </w:pPr>
       <w:r>
@@ -5957,7 +6300,7 @@
         <w:pStyle w:val="Compact"/>
         <w:numPr>
           <w:ilvl w:val="0"/>
-          <w:numId w:val="1250"/>
+          <w:numId w:val="1256"/>
         </w:numPr>
       </w:pPr>
       <w:r>
@@ -6017,7 +6360,7 @@
         <w:pStyle w:val="Compact"/>
         <w:numPr>
           <w:ilvl w:val="0"/>
-          <w:numId w:val="1251"/>
+          <w:numId w:val="1257"/>
         </w:numPr>
       </w:pPr>
       <w:r>
@@ -6048,8 +6391,8 @@
         <w:t xml:space="preserve">, and live AI extraction endpoint.</w:t>
       </w:r>
     </w:p>
-    <w:bookmarkEnd w:id="40"/>
-    <w:bookmarkStart w:id="41" w:name="backend-foundation"/>
+    <w:bookmarkEnd w:id="41"/>
+    <w:bookmarkStart w:id="42" w:name="backend-foundation"/>
     <w:p>
       <w:pPr>
         <w:pStyle w:val="Heading3"/>
@@ -6063,7 +6406,7 @@
         <w:pStyle w:val="Compact"/>
         <w:numPr>
           <w:ilvl w:val="0"/>
-          <w:numId w:val="1252"/>
+          <w:numId w:val="1258"/>
         </w:numPr>
       </w:pPr>
       <w:r>
@@ -6087,7 +6430,7 @@
         <w:pStyle w:val="Compact"/>
         <w:numPr>
           <w:ilvl w:val="0"/>
-          <w:numId w:val="1253"/>
+          <w:numId w:val="1259"/>
         </w:numPr>
       </w:pPr>
       <w:r>
@@ -6111,7 +6454,7 @@
         <w:pStyle w:val="Compact"/>
         <w:numPr>
           <w:ilvl w:val="0"/>
-          <w:numId w:val="1254"/>
+          <w:numId w:val="1260"/>
         </w:numPr>
       </w:pPr>
       <w:r>
@@ -6138,7 +6481,7 @@
         <w:pStyle w:val="Compact"/>
         <w:numPr>
           <w:ilvl w:val="0"/>
-          <w:numId w:val="1255"/>
+          <w:numId w:val="1261"/>
         </w:numPr>
       </w:pPr>
       <w:r>
@@ -6162,7 +6505,7 @@
         <w:pStyle w:val="Compact"/>
         <w:numPr>
           <w:ilvl w:val="0"/>
-          <w:numId w:val="1256"/>
+          <w:numId w:val="1262"/>
         </w:numPr>
       </w:pPr>
       <w:r>
@@ -6174,7 +6517,7 @@
         <w:pStyle w:val="Compact"/>
         <w:numPr>
           <w:ilvl w:val="0"/>
-          <w:numId w:val="1257"/>
+          <w:numId w:val="1263"/>
         </w:numPr>
       </w:pPr>
       <w:r>
@@ -6201,7 +6544,7 @@
         <w:pStyle w:val="Compact"/>
         <w:numPr>
           <w:ilvl w:val="0"/>
-          <w:numId w:val="1258"/>
+          <w:numId w:val="1264"/>
         </w:numPr>
       </w:pPr>
       <w:r>
@@ -6213,7 +6556,7 @@
         <w:pStyle w:val="Compact"/>
         <w:numPr>
           <w:ilvl w:val="1"/>
-          <w:numId w:val="1259"/>
+          <w:numId w:val="1265"/>
         </w:numPr>
       </w:pPr>
       <w:r>
@@ -6231,7 +6574,7 @@
         <w:pStyle w:val="Compact"/>
         <w:numPr>
           <w:ilvl w:val="1"/>
-          <w:numId w:val="1259"/>
+          <w:numId w:val="1265"/>
         </w:numPr>
       </w:pPr>
       <w:r>
@@ -6249,7 +6592,7 @@
         <w:pStyle w:val="Compact"/>
         <w:numPr>
           <w:ilvl w:val="0"/>
-          <w:numId w:val="1260"/>
+          <w:numId w:val="1266"/>
         </w:numPr>
       </w:pPr>
       <w:r>
@@ -6276,7 +6619,7 @@
         <w:pStyle w:val="Compact"/>
         <w:numPr>
           <w:ilvl w:val="0"/>
-          <w:numId w:val="1261"/>
+          <w:numId w:val="1267"/>
         </w:numPr>
       </w:pPr>
       <w:r>
@@ -6303,7 +6646,7 @@
         <w:pStyle w:val="Compact"/>
         <w:numPr>
           <w:ilvl w:val="0"/>
-          <w:numId w:val="1262"/>
+          <w:numId w:val="1268"/>
         </w:numPr>
       </w:pPr>
       <w:r>
@@ -6330,7 +6673,7 @@
         <w:pStyle w:val="Compact"/>
         <w:numPr>
           <w:ilvl w:val="0"/>
-          <w:numId w:val="1263"/>
+          <w:numId w:val="1269"/>
         </w:numPr>
       </w:pPr>
       <w:r>
@@ -6342,7 +6685,7 @@
         <w:pStyle w:val="Compact"/>
         <w:numPr>
           <w:ilvl w:val="0"/>
-          <w:numId w:val="1264"/>
+          <w:numId w:val="1270"/>
         </w:numPr>
       </w:pPr>
       <w:r>
@@ -6354,15 +6697,15 @@
         <w:pStyle w:val="Compact"/>
         <w:numPr>
           <w:ilvl w:val="0"/>
-          <w:numId w:val="1265"/>
+          <w:numId w:val="1271"/>
         </w:numPr>
       </w:pPr>
       <w:r>
         <w:t xml:space="preserve">AI failures never break note save/update.</w:t>
       </w:r>
     </w:p>
-    <w:bookmarkEnd w:id="41"/>
-    <w:bookmarkStart w:id="42" w:name="trigger-wiring"/>
+    <w:bookmarkEnd w:id="42"/>
+    <w:bookmarkStart w:id="43" w:name="trigger-wiring"/>
     <w:p>
       <w:pPr>
         <w:pStyle w:val="Heading3"/>
@@ -6376,7 +6719,7 @@
         <w:pStyle w:val="Compact"/>
         <w:numPr>
           <w:ilvl w:val="0"/>
-          <w:numId w:val="1266"/>
+          <w:numId w:val="1272"/>
         </w:numPr>
       </w:pPr>
       <w:r>
@@ -6400,7 +6743,7 @@
         <w:pStyle w:val="Compact"/>
         <w:numPr>
           <w:ilvl w:val="0"/>
-          <w:numId w:val="1267"/>
+          <w:numId w:val="1273"/>
         </w:numPr>
       </w:pPr>
       <w:r>
@@ -6424,7 +6767,7 @@
         <w:pStyle w:val="Compact"/>
         <w:numPr>
           <w:ilvl w:val="0"/>
-          <w:numId w:val="1268"/>
+          <w:numId w:val="1274"/>
         </w:numPr>
       </w:pPr>
       <w:r>
@@ -6436,7 +6779,7 @@
         <w:pStyle w:val="Compact"/>
         <w:numPr>
           <w:ilvl w:val="0"/>
-          <w:numId w:val="1269"/>
+          <w:numId w:val="1275"/>
         </w:numPr>
       </w:pPr>
       <w:r>
@@ -6472,7 +6815,7 @@
         <w:pStyle w:val="Compact"/>
         <w:numPr>
           <w:ilvl w:val="0"/>
-          <w:numId w:val="1270"/>
+          <w:numId w:val="1276"/>
         </w:numPr>
       </w:pPr>
       <w:r>
@@ -6499,15 +6842,15 @@
         <w:pStyle w:val="Compact"/>
         <w:numPr>
           <w:ilvl w:val="0"/>
-          <w:numId w:val="1271"/>
+          <w:numId w:val="1277"/>
         </w:numPr>
       </w:pPr>
       <w:r>
         <w:t xml:space="preserve">Resolve remaining behavior: if no saved note exists, re-run uses latest client SMS or disables action.</w:t>
       </w:r>
     </w:p>
-    <w:bookmarkEnd w:id="42"/>
-    <w:bookmarkStart w:id="43" w:name="validation"/>
+    <w:bookmarkEnd w:id="43"/>
+    <w:bookmarkStart w:id="44" w:name="validation"/>
     <w:p>
       <w:pPr>
         <w:pStyle w:val="Heading3"/>
@@ -6521,7 +6864,7 @@
         <w:pStyle w:val="Compact"/>
         <w:numPr>
           <w:ilvl w:val="0"/>
-          <w:numId w:val="1272"/>
+          <w:numId w:val="1278"/>
         </w:numPr>
       </w:pPr>
       <w:r>
@@ -6548,7 +6891,7 @@
         <w:pStyle w:val="Compact"/>
         <w:numPr>
           <w:ilvl w:val="0"/>
-          <w:numId w:val="1273"/>
+          <w:numId w:val="1279"/>
         </w:numPr>
       </w:pPr>
       <w:r>
@@ -6575,7 +6918,7 @@
         <w:pStyle w:val="Compact"/>
         <w:numPr>
           <w:ilvl w:val="0"/>
-          <w:numId w:val="1274"/>
+          <w:numId w:val="1280"/>
         </w:numPr>
       </w:pPr>
       <w:r>
@@ -6602,7 +6945,7 @@
         <w:pStyle w:val="Compact"/>
         <w:numPr>
           <w:ilvl w:val="0"/>
-          <w:numId w:val="1275"/>
+          <w:numId w:val="1281"/>
         </w:numPr>
       </w:pPr>
       <w:r>
@@ -6614,7 +6957,7 @@
         <w:pStyle w:val="Compact"/>
         <w:numPr>
           <w:ilvl w:val="0"/>
-          <w:numId w:val="1276"/>
+          <w:numId w:val="1282"/>
         </w:numPr>
       </w:pPr>
       <w:r>
@@ -6626,7 +6969,7 @@
         <w:pStyle w:val="Compact"/>
         <w:numPr>
           <w:ilvl w:val="0"/>
-          <w:numId w:val="1277"/>
+          <w:numId w:val="1283"/>
         </w:numPr>
       </w:pPr>
       <w:r>
@@ -6638,7 +6981,7 @@
         <w:pStyle w:val="Compact"/>
         <w:numPr>
           <w:ilvl w:val="0"/>
-          <w:numId w:val="1278"/>
+          <w:numId w:val="1284"/>
         </w:numPr>
       </w:pPr>
       <w:r>
@@ -6650,7 +6993,7 @@
         <w:pStyle w:val="Compact"/>
         <w:numPr>
           <w:ilvl w:val="0"/>
-          <w:numId w:val="1279"/>
+          <w:numId w:val="1285"/>
         </w:numPr>
       </w:pPr>
       <w:r>
@@ -6662,7 +7005,7 @@
         <w:pStyle w:val="Compact"/>
         <w:numPr>
           <w:ilvl w:val="0"/>
-          <w:numId w:val="1280"/>
+          <w:numId w:val="1286"/>
         </w:numPr>
       </w:pPr>
       <w:r>
@@ -6699,8 +7042,8 @@
         <w:t xml:space="preserve">existing signals.</w:t>
       </w:r>
     </w:p>
-    <w:bookmarkEnd w:id="43"/>
-    <w:bookmarkStart w:id="44" w:name="frontend-badges-and-inline-bar"/>
+    <w:bookmarkEnd w:id="44"/>
+    <w:bookmarkStart w:id="45" w:name="frontend-badges-and-inline-bar"/>
     <w:p>
       <w:pPr>
         <w:pStyle w:val="Heading3"/>
@@ -6714,7 +7057,7 @@
         <w:pStyle w:val="Compact"/>
         <w:numPr>
           <w:ilvl w:val="0"/>
-          <w:numId w:val="1281"/>
+          <w:numId w:val="1287"/>
         </w:numPr>
       </w:pPr>
       <w:r>
@@ -6753,7 +7096,7 @@
         <w:pStyle w:val="Compact"/>
         <w:numPr>
           <w:ilvl w:val="0"/>
-          <w:numId w:val="1282"/>
+          <w:numId w:val="1288"/>
         </w:numPr>
       </w:pPr>
       <w:r>
@@ -6765,7 +7108,7 @@
         <w:pStyle w:val="Compact"/>
         <w:numPr>
           <w:ilvl w:val="0"/>
-          <w:numId w:val="1283"/>
+          <w:numId w:val="1289"/>
         </w:numPr>
       </w:pPr>
       <w:r>
@@ -6777,7 +7120,7 @@
         <w:pStyle w:val="Compact"/>
         <w:numPr>
           <w:ilvl w:val="0"/>
-          <w:numId w:val="1284"/>
+          <w:numId w:val="1290"/>
         </w:numPr>
       </w:pPr>
       <w:r>
@@ -6789,7 +7132,7 @@
         <w:pStyle w:val="Compact"/>
         <w:numPr>
           <w:ilvl w:val="0"/>
-          <w:numId w:val="1285"/>
+          <w:numId w:val="1291"/>
         </w:numPr>
       </w:pPr>
       <w:r>
@@ -6801,7 +7144,7 @@
         <w:pStyle w:val="Compact"/>
         <w:numPr>
           <w:ilvl w:val="0"/>
-          <w:numId w:val="1286"/>
+          <w:numId w:val="1292"/>
         </w:numPr>
       </w:pPr>
       <w:r>
@@ -6813,7 +7156,7 @@
         <w:pStyle w:val="Compact"/>
         <w:numPr>
           <w:ilvl w:val="1"/>
-          <w:numId w:val="1287"/>
+          <w:numId w:val="1293"/>
         </w:numPr>
       </w:pPr>
       <w:r>
@@ -6846,7 +7189,7 @@
         <w:pStyle w:val="Compact"/>
         <w:numPr>
           <w:ilvl w:val="1"/>
-          <w:numId w:val="1287"/>
+          <w:numId w:val="1293"/>
         </w:numPr>
       </w:pPr>
       <w:r>
@@ -6879,7 +7222,7 @@
         <w:pStyle w:val="Compact"/>
         <w:numPr>
           <w:ilvl w:val="1"/>
-          <w:numId w:val="1287"/>
+          <w:numId w:val="1293"/>
         </w:numPr>
       </w:pPr>
       <w:r>
@@ -6912,7 +7255,7 @@
         <w:pStyle w:val="Compact"/>
         <w:numPr>
           <w:ilvl w:val="1"/>
-          <w:numId w:val="1287"/>
+          <w:numId w:val="1293"/>
         </w:numPr>
       </w:pPr>
       <w:r>
@@ -6945,7 +7288,7 @@
         <w:pStyle w:val="Compact"/>
         <w:numPr>
           <w:ilvl w:val="1"/>
-          <w:numId w:val="1287"/>
+          <w:numId w:val="1293"/>
         </w:numPr>
       </w:pPr>
       <w:r>
@@ -6978,7 +7321,7 @@
         <w:pStyle w:val="Compact"/>
         <w:numPr>
           <w:ilvl w:val="0"/>
-          <w:numId w:val="1288"/>
+          <w:numId w:val="1294"/>
         </w:numPr>
       </w:pPr>
       <w:r>
@@ -7032,7 +7375,7 @@
         <w:pStyle w:val="Compact"/>
         <w:numPr>
           <w:ilvl w:val="0"/>
-          <w:numId w:val="1289"/>
+          <w:numId w:val="1295"/>
         </w:numPr>
       </w:pPr>
       <w:r>
@@ -7044,7 +7387,7 @@
         <w:pStyle w:val="Compact"/>
         <w:numPr>
           <w:ilvl w:val="0"/>
-          <w:numId w:val="1290"/>
+          <w:numId w:val="1296"/>
         </w:numPr>
       </w:pPr>
       <w:r>
@@ -7056,7 +7399,7 @@
         <w:pStyle w:val="Compact"/>
         <w:numPr>
           <w:ilvl w:val="0"/>
-          <w:numId w:val="1291"/>
+          <w:numId w:val="1297"/>
         </w:numPr>
       </w:pPr>
       <w:r>
@@ -7068,7 +7411,7 @@
         <w:pStyle w:val="Compact"/>
         <w:numPr>
           <w:ilvl w:val="0"/>
-          <w:numId w:val="1292"/>
+          <w:numId w:val="1298"/>
         </w:numPr>
       </w:pPr>
       <w:r>
@@ -7080,15 +7423,15 @@
         <w:pStyle w:val="Compact"/>
         <w:numPr>
           <w:ilvl w:val="0"/>
-          <w:numId w:val="1293"/>
+          <w:numId w:val="1299"/>
         </w:numPr>
       </w:pPr>
       <w:r>
         <w:t xml:space="preserve">AI suggestions may prefill empty fields visually but must not silently overwrite manual fields.</w:t>
       </w:r>
     </w:p>
-    <w:bookmarkEnd w:id="44"/>
-    <w:bookmarkStart w:id="45" w:name="m1.4-testing-gate"/>
+    <w:bookmarkEnd w:id="45"/>
+    <w:bookmarkStart w:id="46" w:name="m1.4-testing-gate"/>
     <w:p>
       <w:pPr>
         <w:pStyle w:val="Heading3"/>
@@ -7102,7 +7445,7 @@
         <w:pStyle w:val="Compact"/>
         <w:numPr>
           <w:ilvl w:val="0"/>
-          <w:numId w:val="1294"/>
+          <w:numId w:val="1300"/>
         </w:numPr>
       </w:pPr>
       <w:r>
@@ -7114,7 +7457,7 @@
         <w:pStyle w:val="Compact"/>
         <w:numPr>
           <w:ilvl w:val="0"/>
-          <w:numId w:val="1295"/>
+          <w:numId w:val="1301"/>
         </w:numPr>
       </w:pPr>
       <w:r>
@@ -7126,7 +7469,7 @@
         <w:pStyle w:val="Compact"/>
         <w:numPr>
           <w:ilvl w:val="0"/>
-          <w:numId w:val="1296"/>
+          <w:numId w:val="1302"/>
         </w:numPr>
       </w:pPr>
       <w:r>
@@ -7138,7 +7481,7 @@
         <w:pStyle w:val="Compact"/>
         <w:numPr>
           <w:ilvl w:val="0"/>
-          <w:numId w:val="1297"/>
+          <w:numId w:val="1303"/>
         </w:numPr>
       </w:pPr>
       <w:r>
@@ -7150,7 +7493,7 @@
         <w:pStyle w:val="Compact"/>
         <w:numPr>
           <w:ilvl w:val="0"/>
-          <w:numId w:val="1298"/>
+          <w:numId w:val="1304"/>
         </w:numPr>
       </w:pPr>
       <w:r>
@@ -7162,7 +7505,7 @@
         <w:pStyle w:val="Compact"/>
         <w:numPr>
           <w:ilvl w:val="0"/>
-          <w:numId w:val="1299"/>
+          <w:numId w:val="1305"/>
         </w:numPr>
       </w:pPr>
       <w:r>
@@ -7174,7 +7517,7 @@
         <w:pStyle w:val="Compact"/>
         <w:numPr>
           <w:ilvl w:val="0"/>
-          <w:numId w:val="1300"/>
+          <w:numId w:val="1306"/>
         </w:numPr>
       </w:pPr>
       <w:r>
@@ -7186,7 +7529,7 @@
         <w:pStyle w:val="Compact"/>
         <w:numPr>
           <w:ilvl w:val="0"/>
-          <w:numId w:val="1301"/>
+          <w:numId w:val="1307"/>
         </w:numPr>
       </w:pPr>
       <w:r>
@@ -7198,7 +7541,7 @@
         <w:pStyle w:val="Compact"/>
         <w:numPr>
           <w:ilvl w:val="0"/>
-          <w:numId w:val="1302"/>
+          <w:numId w:val="1308"/>
         </w:numPr>
       </w:pPr>
       <w:r>
@@ -7210,7 +7553,7 @@
         <w:pStyle w:val="Compact"/>
         <w:numPr>
           <w:ilvl w:val="0"/>
-          <w:numId w:val="1303"/>
+          <w:numId w:val="1309"/>
         </w:numPr>
       </w:pPr>
       <w:r>
@@ -7222,7 +7565,7 @@
         <w:pStyle w:val="Compact"/>
         <w:numPr>
           <w:ilvl w:val="0"/>
-          <w:numId w:val="1304"/>
+          <w:numId w:val="1310"/>
         </w:numPr>
       </w:pPr>
       <w:r>
@@ -7249,16 +7592,16 @@
         <w:pStyle w:val="Compact"/>
         <w:numPr>
           <w:ilvl w:val="0"/>
-          <w:numId w:val="1305"/>
+          <w:numId w:val="1311"/>
         </w:numPr>
       </w:pPr>
       <w:r>
         <w:t xml:space="preserve">Progress dashboard updated.</w:t>
       </w:r>
     </w:p>
-    <w:bookmarkEnd w:id="45"/>
     <w:bookmarkEnd w:id="46"/>
-    <w:bookmarkStart w:id="50" w:name="m1.5-auto-nurture-attempt-mechanic"/>
+    <w:bookmarkEnd w:id="47"/>
+    <w:bookmarkStart w:id="51" w:name="m1.5-auto-nurture-attempt-mechanic"/>
     <w:p>
       <w:pPr>
         <w:pStyle w:val="Heading2"/>
@@ -7267,7 +7610,7 @@
         <w:t xml:space="preserve">M1.5 — Auto-Nurture Attempt Mechanic</w:t>
       </w:r>
     </w:p>
-    <w:bookmarkStart w:id="47" w:name="data-and-backend"/>
+    <w:bookmarkStart w:id="48" w:name="data-and-backend"/>
     <w:p>
       <w:pPr>
         <w:pStyle w:val="Heading3"/>
@@ -7281,7 +7624,7 @@
         <w:pStyle w:val="Compact"/>
         <w:numPr>
           <w:ilvl w:val="0"/>
-          <w:numId w:val="1306"/>
+          <w:numId w:val="1312"/>
         </w:numPr>
       </w:pPr>
       <w:r>
@@ -7320,7 +7663,7 @@
         <w:pStyle w:val="Compact"/>
         <w:numPr>
           <w:ilvl w:val="0"/>
-          <w:numId w:val="1307"/>
+          <w:numId w:val="1313"/>
         </w:numPr>
       </w:pPr>
       <w:r>
@@ -7359,7 +7702,7 @@
         <w:pStyle w:val="Compact"/>
         <w:numPr>
           <w:ilvl w:val="0"/>
-          <w:numId w:val="1308"/>
+          <w:numId w:val="1314"/>
         </w:numPr>
       </w:pPr>
       <w:r>
@@ -7383,7 +7726,7 @@
         <w:pStyle w:val="Compact"/>
         <w:numPr>
           <w:ilvl w:val="0"/>
-          <w:numId w:val="1309"/>
+          <w:numId w:val="1315"/>
         </w:numPr>
       </w:pPr>
       <w:r>
@@ -7440,7 +7783,7 @@
         <w:pStyle w:val="Compact"/>
         <w:numPr>
           <w:ilvl w:val="0"/>
-          <w:numId w:val="1310"/>
+          <w:numId w:val="1316"/>
         </w:numPr>
       </w:pPr>
       <w:r>
@@ -7464,7 +7807,7 @@
         <w:pStyle w:val="Compact"/>
         <w:numPr>
           <w:ilvl w:val="0"/>
-          <w:numId w:val="1311"/>
+          <w:numId w:val="1317"/>
         </w:numPr>
       </w:pPr>
       <w:r>
@@ -7476,7 +7819,7 @@
         <w:pStyle w:val="Compact"/>
         <w:numPr>
           <w:ilvl w:val="1"/>
-          <w:numId w:val="1312"/>
+          <w:numId w:val="1318"/>
         </w:numPr>
       </w:pPr>
       <w:r>
@@ -7488,7 +7831,7 @@
         <w:pStyle w:val="Compact"/>
         <w:numPr>
           <w:ilvl w:val="1"/>
-          <w:numId w:val="1312"/>
+          <w:numId w:val="1318"/>
         </w:numPr>
       </w:pPr>
       <w:r>
@@ -7500,7 +7843,7 @@
         <w:pStyle w:val="Compact"/>
         <w:numPr>
           <w:ilvl w:val="1"/>
-          <w:numId w:val="1312"/>
+          <w:numId w:val="1318"/>
         </w:numPr>
       </w:pPr>
       <w:r>
@@ -7512,7 +7855,7 @@
         <w:pStyle w:val="Compact"/>
         <w:numPr>
           <w:ilvl w:val="1"/>
-          <w:numId w:val="1312"/>
+          <w:numId w:val="1318"/>
         </w:numPr>
       </w:pPr>
       <w:r>
@@ -7524,7 +7867,7 @@
         <w:pStyle w:val="Compact"/>
         <w:numPr>
           <w:ilvl w:val="1"/>
-          <w:numId w:val="1312"/>
+          <w:numId w:val="1318"/>
         </w:numPr>
       </w:pPr>
       <w:r>
@@ -7536,7 +7879,7 @@
         <w:pStyle w:val="Compact"/>
         <w:numPr>
           <w:ilvl w:val="0"/>
-          <w:numId w:val="1313"/>
+          <w:numId w:val="1319"/>
         </w:numPr>
       </w:pPr>
       <w:r>
@@ -7581,7 +7924,7 @@
         <w:pStyle w:val="Compact"/>
         <w:numPr>
           <w:ilvl w:val="0"/>
-          <w:numId w:val="1314"/>
+          <w:numId w:val="1320"/>
         </w:numPr>
       </w:pPr>
       <w:r>
@@ -7614,7 +7957,7 @@
         <w:pStyle w:val="Compact"/>
         <w:numPr>
           <w:ilvl w:val="0"/>
-          <w:numId w:val="1315"/>
+          <w:numId w:val="1321"/>
         </w:numPr>
       </w:pPr>
       <w:r>
@@ -7647,7 +7990,7 @@
         <w:pStyle w:val="Compact"/>
         <w:numPr>
           <w:ilvl w:val="0"/>
-          <w:numId w:val="1316"/>
+          <w:numId w:val="1322"/>
         </w:numPr>
       </w:pPr>
       <w:r>
@@ -7674,7 +8017,7 @@
         <w:pStyle w:val="Compact"/>
         <w:numPr>
           <w:ilvl w:val="0"/>
-          <w:numId w:val="1317"/>
+          <w:numId w:val="1323"/>
         </w:numPr>
       </w:pPr>
       <w:r>
@@ -7686,7 +8029,7 @@
         <w:pStyle w:val="Compact"/>
         <w:numPr>
           <w:ilvl w:val="0"/>
-          <w:numId w:val="1318"/>
+          <w:numId w:val="1324"/>
         </w:numPr>
       </w:pPr>
       <w:r>
@@ -7698,7 +8041,7 @@
         <w:pStyle w:val="Compact"/>
         <w:numPr>
           <w:ilvl w:val="0"/>
-          <w:numId w:val="1319"/>
+          <w:numId w:val="1325"/>
         </w:numPr>
       </w:pPr>
       <w:r>
@@ -7710,7 +8053,7 @@
         <w:pStyle w:val="Compact"/>
         <w:numPr>
           <w:ilvl w:val="0"/>
-          <w:numId w:val="1320"/>
+          <w:numId w:val="1326"/>
         </w:numPr>
       </w:pPr>
       <w:r>
@@ -7722,7 +8065,7 @@
         <w:pStyle w:val="Compact"/>
         <w:numPr>
           <w:ilvl w:val="0"/>
-          <w:numId w:val="1321"/>
+          <w:numId w:val="1327"/>
         </w:numPr>
       </w:pPr>
       <w:r>
@@ -7749,15 +8092,15 @@
         <w:pStyle w:val="Compact"/>
         <w:numPr>
           <w:ilvl w:val="0"/>
-          <w:numId w:val="1322"/>
+          <w:numId w:val="1328"/>
         </w:numPr>
       </w:pPr>
       <w:r>
         <w:t xml:space="preserve">Revive Queue compatibility preserved.</w:t>
       </w:r>
     </w:p>
-    <w:bookmarkEnd w:id="47"/>
-    <w:bookmarkStart w:id="48" w:name="ui"/>
+    <w:bookmarkEnd w:id="48"/>
+    <w:bookmarkStart w:id="49" w:name="ui"/>
     <w:p>
       <w:pPr>
         <w:pStyle w:val="Heading3"/>
@@ -7771,7 +8114,7 @@
         <w:pStyle w:val="Compact"/>
         <w:numPr>
           <w:ilvl w:val="0"/>
-          <w:numId w:val="1323"/>
+          <w:numId w:val="1329"/>
         </w:numPr>
       </w:pPr>
       <w:r>
@@ -7783,7 +8126,7 @@
         <w:pStyle w:val="Compact"/>
         <w:numPr>
           <w:ilvl w:val="0"/>
-          <w:numId w:val="1324"/>
+          <w:numId w:val="1330"/>
         </w:numPr>
       </w:pPr>
       <w:r>
@@ -7795,7 +8138,7 @@
         <w:pStyle w:val="Compact"/>
         <w:numPr>
           <w:ilvl w:val="0"/>
-          <w:numId w:val="1325"/>
+          <w:numId w:val="1331"/>
         </w:numPr>
       </w:pPr>
       <w:r>
@@ -7807,7 +8150,7 @@
         <w:pStyle w:val="Compact"/>
         <w:numPr>
           <w:ilvl w:val="0"/>
-          <w:numId w:val="1326"/>
+          <w:numId w:val="1332"/>
         </w:numPr>
       </w:pPr>
       <w:r>
@@ -7831,7 +8174,7 @@
         <w:pStyle w:val="Compact"/>
         <w:numPr>
           <w:ilvl w:val="0"/>
-          <w:numId w:val="1327"/>
+          <w:numId w:val="1333"/>
         </w:numPr>
       </w:pPr>
       <w:r>
@@ -7843,7 +8186,7 @@
         <w:pStyle w:val="Compact"/>
         <w:numPr>
           <w:ilvl w:val="1"/>
-          <w:numId w:val="1328"/>
+          <w:numId w:val="1334"/>
         </w:numPr>
       </w:pPr>
       <w:r>
@@ -7855,7 +8198,7 @@
         <w:pStyle w:val="Compact"/>
         <w:numPr>
           <w:ilvl w:val="1"/>
-          <w:numId w:val="1328"/>
+          <w:numId w:val="1334"/>
         </w:numPr>
       </w:pPr>
       <w:r>
@@ -7867,7 +8210,7 @@
         <w:pStyle w:val="Compact"/>
         <w:numPr>
           <w:ilvl w:val="1"/>
-          <w:numId w:val="1328"/>
+          <w:numId w:val="1334"/>
         </w:numPr>
       </w:pPr>
       <w:r>
@@ -7879,7 +8222,7 @@
         <w:pStyle w:val="Compact"/>
         <w:numPr>
           <w:ilvl w:val="0"/>
-          <w:numId w:val="1329"/>
+          <w:numId w:val="1335"/>
         </w:numPr>
       </w:pPr>
       <w:r>
@@ -7921,7 +8264,7 @@
         <w:pStyle w:val="Compact"/>
         <w:numPr>
           <w:ilvl w:val="0"/>
-          <w:numId w:val="1330"/>
+          <w:numId w:val="1336"/>
         </w:numPr>
       </w:pPr>
       <w:r>
@@ -7958,8 +8301,8 @@
         <w:t xml:space="preserve">visual target.</w:t>
       </w:r>
     </w:p>
-    <w:bookmarkEnd w:id="48"/>
-    <w:bookmarkStart w:id="49" w:name="m1.5-testing-gate"/>
+    <w:bookmarkEnd w:id="49"/>
+    <w:bookmarkStart w:id="50" w:name="m1.5-testing-gate"/>
     <w:p>
       <w:pPr>
         <w:pStyle w:val="Heading3"/>
@@ -7973,7 +8316,7 @@
         <w:pStyle w:val="Compact"/>
         <w:numPr>
           <w:ilvl w:val="0"/>
-          <w:numId w:val="1331"/>
+          <w:numId w:val="1337"/>
         </w:numPr>
       </w:pPr>
       <w:r>
@@ -7985,7 +8328,7 @@
         <w:pStyle w:val="Compact"/>
         <w:numPr>
           <w:ilvl w:val="0"/>
-          <w:numId w:val="1332"/>
+          <w:numId w:val="1338"/>
         </w:numPr>
       </w:pPr>
       <w:r>
@@ -7997,7 +8340,7 @@
         <w:pStyle w:val="Compact"/>
         <w:numPr>
           <w:ilvl w:val="0"/>
-          <w:numId w:val="1333"/>
+          <w:numId w:val="1339"/>
         </w:numPr>
       </w:pPr>
       <w:r>
@@ -8009,7 +8352,7 @@
         <w:pStyle w:val="Compact"/>
         <w:numPr>
           <w:ilvl w:val="0"/>
-          <w:numId w:val="1334"/>
+          <w:numId w:val="1340"/>
         </w:numPr>
       </w:pPr>
       <w:r>
@@ -8021,7 +8364,7 @@
         <w:pStyle w:val="Compact"/>
         <w:numPr>
           <w:ilvl w:val="0"/>
-          <w:numId w:val="1335"/>
+          <w:numId w:val="1341"/>
         </w:numPr>
       </w:pPr>
       <w:r>
@@ -8033,7 +8376,7 @@
         <w:pStyle w:val="Compact"/>
         <w:numPr>
           <w:ilvl w:val="0"/>
-          <w:numId w:val="1336"/>
+          <w:numId w:val="1342"/>
         </w:numPr>
       </w:pPr>
       <w:r>
@@ -8045,7 +8388,7 @@
         <w:pStyle w:val="Compact"/>
         <w:numPr>
           <w:ilvl w:val="0"/>
-          <w:numId w:val="1337"/>
+          <w:numId w:val="1343"/>
         </w:numPr>
       </w:pPr>
       <w:r>
@@ -8057,7 +8400,7 @@
         <w:pStyle w:val="Compact"/>
         <w:numPr>
           <w:ilvl w:val="0"/>
-          <w:numId w:val="1338"/>
+          <w:numId w:val="1344"/>
         </w:numPr>
       </w:pPr>
       <w:r>
@@ -8069,16 +8412,16 @@
         <w:pStyle w:val="Compact"/>
         <w:numPr>
           <w:ilvl w:val="0"/>
-          <w:numId w:val="1339"/>
+          <w:numId w:val="1345"/>
         </w:numPr>
       </w:pPr>
       <w:r>
         <w:t xml:space="preserve">Progress dashboard updated.</w:t>
       </w:r>
     </w:p>
-    <w:bookmarkEnd w:id="49"/>
     <w:bookmarkEnd w:id="50"/>
-    <w:bookmarkStart w:id="54" w:name="m1.6-m1-full-regression-and-release-gate"/>
+    <w:bookmarkEnd w:id="51"/>
+    <w:bookmarkStart w:id="55" w:name="m1.6-m1-full-regression-and-release-gate"/>
     <w:p>
       <w:pPr>
         <w:pStyle w:val="Heading2"/>
@@ -8087,7 +8430,7 @@
         <w:t xml:space="preserve">M1.6 — M1 Full Regression And Release Gate</w:t>
       </w:r>
     </w:p>
-    <w:bookmarkStart w:id="51" w:name="functional-regression"/>
+    <w:bookmarkStart w:id="52" w:name="functional-regression"/>
     <w:p>
       <w:pPr>
         <w:pStyle w:val="Heading3"/>
@@ -8101,7 +8444,7 @@
         <w:pStyle w:val="Compact"/>
         <w:numPr>
           <w:ilvl w:val="0"/>
-          <w:numId w:val="1340"/>
+          <w:numId w:val="1346"/>
         </w:numPr>
       </w:pPr>
       <w:r>
@@ -8113,7 +8456,7 @@
         <w:pStyle w:val="Compact"/>
         <w:numPr>
           <w:ilvl w:val="0"/>
-          <w:numId w:val="1341"/>
+          <w:numId w:val="1347"/>
         </w:numPr>
       </w:pPr>
       <w:r>
@@ -8125,7 +8468,7 @@
         <w:pStyle w:val="Compact"/>
         <w:numPr>
           <w:ilvl w:val="0"/>
-          <w:numId w:val="1342"/>
+          <w:numId w:val="1348"/>
         </w:numPr>
       </w:pPr>
       <w:r>
@@ -8137,7 +8480,7 @@
         <w:pStyle w:val="Compact"/>
         <w:numPr>
           <w:ilvl w:val="0"/>
-          <w:numId w:val="1343"/>
+          <w:numId w:val="1349"/>
         </w:numPr>
       </w:pPr>
       <w:r>
@@ -8149,7 +8492,7 @@
         <w:pStyle w:val="Compact"/>
         <w:numPr>
           <w:ilvl w:val="0"/>
-          <w:numId w:val="1344"/>
+          <w:numId w:val="1350"/>
         </w:numPr>
       </w:pPr>
       <w:r>
@@ -8161,7 +8504,7 @@
         <w:pStyle w:val="Compact"/>
         <w:numPr>
           <w:ilvl w:val="0"/>
-          <w:numId w:val="1345"/>
+          <w:numId w:val="1351"/>
         </w:numPr>
       </w:pPr>
       <w:r>
@@ -8173,7 +8516,7 @@
         <w:pStyle w:val="Compact"/>
         <w:numPr>
           <w:ilvl w:val="0"/>
-          <w:numId w:val="1346"/>
+          <w:numId w:val="1352"/>
         </w:numPr>
       </w:pPr>
       <w:r>
@@ -8185,7 +8528,7 @@
         <w:pStyle w:val="Compact"/>
         <w:numPr>
           <w:ilvl w:val="0"/>
-          <w:numId w:val="1347"/>
+          <w:numId w:val="1353"/>
         </w:numPr>
       </w:pPr>
       <w:r>
@@ -8197,7 +8540,7 @@
         <w:pStyle w:val="Compact"/>
         <w:numPr>
           <w:ilvl w:val="0"/>
-          <w:numId w:val="1348"/>
+          <w:numId w:val="1354"/>
         </w:numPr>
       </w:pPr>
       <w:r>
@@ -8209,7 +8552,7 @@
         <w:pStyle w:val="Compact"/>
         <w:numPr>
           <w:ilvl w:val="0"/>
-          <w:numId w:val="1349"/>
+          <w:numId w:val="1355"/>
         </w:numPr>
       </w:pPr>
       <w:r>
@@ -8221,7 +8564,7 @@
         <w:pStyle w:val="Compact"/>
         <w:numPr>
           <w:ilvl w:val="0"/>
-          <w:numId w:val="1350"/>
+          <w:numId w:val="1356"/>
         </w:numPr>
       </w:pPr>
       <w:r>
@@ -8233,7 +8576,7 @@
         <w:pStyle w:val="Compact"/>
         <w:numPr>
           <w:ilvl w:val="0"/>
-          <w:numId w:val="1351"/>
+          <w:numId w:val="1357"/>
         </w:numPr>
       </w:pPr>
       <w:r>
@@ -8245,7 +8588,7 @@
         <w:pStyle w:val="Compact"/>
         <w:numPr>
           <w:ilvl w:val="0"/>
-          <w:numId w:val="1352"/>
+          <w:numId w:val="1358"/>
         </w:numPr>
       </w:pPr>
       <w:r>
@@ -8257,7 +8600,7 @@
         <w:pStyle w:val="Compact"/>
         <w:numPr>
           <w:ilvl w:val="0"/>
-          <w:numId w:val="1353"/>
+          <w:numId w:val="1359"/>
         </w:numPr>
       </w:pPr>
       <w:r>
@@ -8269,15 +8612,15 @@
         <w:pStyle w:val="Compact"/>
         <w:numPr>
           <w:ilvl w:val="0"/>
-          <w:numId w:val="1354"/>
+          <w:numId w:val="1360"/>
         </w:numPr>
       </w:pPr>
       <w:r>
         <w:t xml:space="preserve">Socket scoping unaffected.</w:t>
       </w:r>
     </w:p>
-    <w:bookmarkEnd w:id="51"/>
-    <w:bookmarkStart w:id="52" w:name="visual-regression"/>
+    <w:bookmarkEnd w:id="52"/>
+    <w:bookmarkStart w:id="53" w:name="visual-regression"/>
     <w:p>
       <w:pPr>
         <w:pStyle w:val="Heading3"/>
@@ -8291,7 +8634,7 @@
         <w:pStyle w:val="Compact"/>
         <w:numPr>
           <w:ilvl w:val="0"/>
-          <w:numId w:val="1355"/>
+          <w:numId w:val="1361"/>
         </w:numPr>
       </w:pPr>
       <w:r>
@@ -8303,7 +8646,7 @@
         <w:pStyle w:val="Compact"/>
         <w:numPr>
           <w:ilvl w:val="0"/>
-          <w:numId w:val="1356"/>
+          <w:numId w:val="1362"/>
         </w:numPr>
       </w:pPr>
       <w:r>
@@ -8315,7 +8658,7 @@
         <w:pStyle w:val="Compact"/>
         <w:numPr>
           <w:ilvl w:val="0"/>
-          <w:numId w:val="1357"/>
+          <w:numId w:val="1363"/>
         </w:numPr>
       </w:pPr>
       <w:r>
@@ -8327,7 +8670,7 @@
         <w:pStyle w:val="Compact"/>
         <w:numPr>
           <w:ilvl w:val="0"/>
-          <w:numId w:val="1358"/>
+          <w:numId w:val="1364"/>
         </w:numPr>
       </w:pPr>
       <w:r>
@@ -8339,7 +8682,7 @@
         <w:pStyle w:val="Compact"/>
         <w:numPr>
           <w:ilvl w:val="0"/>
-          <w:numId w:val="1359"/>
+          <w:numId w:val="1365"/>
         </w:numPr>
       </w:pPr>
       <w:r>
@@ -8351,7 +8694,7 @@
         <w:pStyle w:val="Compact"/>
         <w:numPr>
           <w:ilvl w:val="0"/>
-          <w:numId w:val="1360"/>
+          <w:numId w:val="1366"/>
         </w:numPr>
       </w:pPr>
       <w:r>
@@ -8363,15 +8706,15 @@
         <w:pStyle w:val="Compact"/>
         <w:numPr>
           <w:ilvl w:val="0"/>
-          <w:numId w:val="1361"/>
+          <w:numId w:val="1367"/>
         </w:numPr>
       </w:pPr>
       <w:r>
         <w:t xml:space="preserve">Sidebar remains unchanged unless intentionally touched.</w:t>
       </w:r>
     </w:p>
-    <w:bookmarkEnd w:id="52"/>
-    <w:bookmarkStart w:id="53" w:name="release-readiness"/>
+    <w:bookmarkEnd w:id="53"/>
+    <w:bookmarkStart w:id="54" w:name="release-readiness"/>
     <w:p>
       <w:pPr>
         <w:pStyle w:val="Heading3"/>
@@ -8385,7 +8728,7 @@
         <w:pStyle w:val="Compact"/>
         <w:numPr>
           <w:ilvl w:val="0"/>
-          <w:numId w:val="1362"/>
+          <w:numId w:val="1368"/>
         </w:numPr>
       </w:pPr>
       <w:r>
@@ -8397,7 +8740,7 @@
         <w:pStyle w:val="Compact"/>
         <w:numPr>
           <w:ilvl w:val="0"/>
-          <w:numId w:val="1363"/>
+          <w:numId w:val="1369"/>
         </w:numPr>
       </w:pPr>
       <w:r>
@@ -8409,7 +8752,7 @@
         <w:pStyle w:val="Compact"/>
         <w:numPr>
           <w:ilvl w:val="0"/>
-          <w:numId w:val="1364"/>
+          <w:numId w:val="1370"/>
         </w:numPr>
       </w:pPr>
       <w:r>
@@ -8421,7 +8764,7 @@
         <w:pStyle w:val="Compact"/>
         <w:numPr>
           <w:ilvl w:val="0"/>
-          <w:numId w:val="1365"/>
+          <w:numId w:val="1371"/>
         </w:numPr>
       </w:pPr>
       <w:r>
@@ -8433,7 +8776,7 @@
         <w:pStyle w:val="Compact"/>
         <w:numPr>
           <w:ilvl w:val="0"/>
-          <w:numId w:val="1366"/>
+          <w:numId w:val="1372"/>
         </w:numPr>
       </w:pPr>
       <w:r>
@@ -8445,7 +8788,7 @@
         <w:pStyle w:val="Compact"/>
         <w:numPr>
           <w:ilvl w:val="0"/>
-          <w:numId w:val="1367"/>
+          <w:numId w:val="1373"/>
         </w:numPr>
       </w:pPr>
       <w:r>
@@ -8457,16 +8800,16 @@
         <w:pStyle w:val="Compact"/>
         <w:numPr>
           <w:ilvl w:val="0"/>
-          <w:numId w:val="1368"/>
+          <w:numId w:val="1374"/>
         </w:numPr>
       </w:pPr>
       <w:r>
         <w:t xml:space="preserve">Progress dashboard updated to M1 complete only after all gates pass.</w:t>
       </w:r>
     </w:p>
-    <w:bookmarkEnd w:id="53"/>
     <w:bookmarkEnd w:id="54"/>
-    <w:bookmarkStart w:id="59" w:name="Xa989490dca5dab2d86ca3d9b72c2ded4f0c555a"/>
+    <w:bookmarkEnd w:id="55"/>
+    <w:bookmarkStart w:id="60" w:name="Xa989490dca5dab2d86ca3d9b72c2ded4f0c555a"/>
     <w:p>
       <w:pPr>
         <w:pStyle w:val="Heading2"/>
@@ -8475,7 +8818,7 @@
         <w:t xml:space="preserve">M2.1 — Leads/Campaign Access And Source Fixes</w:t>
       </w:r>
     </w:p>
-    <w:bookmarkStart w:id="55" w:name="leads-ownership-bug"/>
+    <w:bookmarkStart w:id="56" w:name="leads-ownership-bug"/>
     <w:p>
       <w:pPr>
         <w:pStyle w:val="Heading3"/>
@@ -8489,7 +8832,7 @@
         <w:pStyle w:val="Compact"/>
         <w:numPr>
           <w:ilvl w:val="0"/>
-          <w:numId w:val="1369"/>
+          <w:numId w:val="1375"/>
         </w:numPr>
       </w:pPr>
       <w:r>
@@ -8540,7 +8883,7 @@
         <w:pStyle w:val="Compact"/>
         <w:numPr>
           <w:ilvl w:val="0"/>
-          <w:numId w:val="1370"/>
+          <w:numId w:val="1376"/>
         </w:numPr>
       </w:pPr>
       <w:r>
@@ -8567,7 +8910,7 @@
         <w:pStyle w:val="Compact"/>
         <w:numPr>
           <w:ilvl w:val="0"/>
-          <w:numId w:val="1371"/>
+          <w:numId w:val="1377"/>
         </w:numPr>
       </w:pPr>
       <w:r>
@@ -8579,7 +8922,7 @@
         <w:pStyle w:val="Compact"/>
         <w:numPr>
           <w:ilvl w:val="0"/>
-          <w:numId w:val="1372"/>
+          <w:numId w:val="1378"/>
         </w:numPr>
       </w:pPr>
       <w:r>
@@ -8606,7 +8949,7 @@
         <w:pStyle w:val="Compact"/>
         <w:numPr>
           <w:ilvl w:val="0"/>
-          <w:numId w:val="1373"/>
+          <w:numId w:val="1379"/>
         </w:numPr>
       </w:pPr>
       <w:r>
@@ -8618,7 +8961,7 @@
         <w:pStyle w:val="Compact"/>
         <w:numPr>
           <w:ilvl w:val="0"/>
-          <w:numId w:val="1374"/>
+          <w:numId w:val="1380"/>
         </w:numPr>
       </w:pPr>
       <w:r>
@@ -8630,15 +8973,15 @@
         <w:pStyle w:val="Compact"/>
         <w:numPr>
           <w:ilvl w:val="0"/>
-          <w:numId w:val="1375"/>
+          <w:numId w:val="1381"/>
         </w:numPr>
       </w:pPr>
       <w:r>
         <w:t xml:space="preserve">Manager behavior documented and tested.</w:t>
       </w:r>
     </w:p>
-    <w:bookmarkEnd w:id="55"/>
-    <w:bookmarkStart w:id="56" w:name="campaign-ownership-bug"/>
+    <w:bookmarkEnd w:id="56"/>
+    <w:bookmarkStart w:id="57" w:name="campaign-ownership-bug"/>
     <w:p>
       <w:pPr>
         <w:pStyle w:val="Heading3"/>
@@ -8652,7 +8995,7 @@
         <w:pStyle w:val="Compact"/>
         <w:numPr>
           <w:ilvl w:val="0"/>
-          <w:numId w:val="1376"/>
+          <w:numId w:val="1382"/>
         </w:numPr>
       </w:pPr>
       <w:r>
@@ -8676,7 +9019,7 @@
         <w:pStyle w:val="Compact"/>
         <w:numPr>
           <w:ilvl w:val="0"/>
-          <w:numId w:val="1377"/>
+          <w:numId w:val="1383"/>
         </w:numPr>
       </w:pPr>
       <w:r>
@@ -8700,7 +9043,7 @@
         <w:pStyle w:val="Compact"/>
         <w:numPr>
           <w:ilvl w:val="0"/>
-          <w:numId w:val="1378"/>
+          <w:numId w:val="1384"/>
         </w:numPr>
       </w:pPr>
       <w:r>
@@ -8712,7 +9055,7 @@
         <w:pStyle w:val="Compact"/>
         <w:numPr>
           <w:ilvl w:val="0"/>
-          <w:numId w:val="1379"/>
+          <w:numId w:val="1385"/>
         </w:numPr>
       </w:pPr>
       <w:r>
@@ -8724,7 +9067,7 @@
         <w:pStyle w:val="Compact"/>
         <w:numPr>
           <w:ilvl w:val="0"/>
-          <w:numId w:val="1380"/>
+          <w:numId w:val="1386"/>
         </w:numPr>
       </w:pPr>
       <w:r>
@@ -8736,7 +9079,7 @@
         <w:pStyle w:val="Compact"/>
         <w:numPr>
           <w:ilvl w:val="0"/>
-          <w:numId w:val="1381"/>
+          <w:numId w:val="1387"/>
         </w:numPr>
       </w:pPr>
       <w:r>
@@ -8752,8 +9095,8 @@
         <w:t xml:space="preserve">remains compatible.</w:t>
       </w:r>
     </w:p>
-    <w:bookmarkEnd w:id="56"/>
-    <w:bookmarkStart w:id="57" w:name="source-readable-fix"/>
+    <w:bookmarkEnd w:id="57"/>
+    <w:bookmarkStart w:id="58" w:name="source-readable-fix"/>
     <w:p>
       <w:pPr>
         <w:pStyle w:val="Heading3"/>
@@ -8767,7 +9110,7 @@
         <w:pStyle w:val="Compact"/>
         <w:numPr>
           <w:ilvl w:val="0"/>
-          <w:numId w:val="1382"/>
+          <w:numId w:val="1388"/>
         </w:numPr>
       </w:pPr>
       <w:r>
@@ -8779,7 +9122,7 @@
         <w:pStyle w:val="Compact"/>
         <w:numPr>
           <w:ilvl w:val="0"/>
-          <w:numId w:val="1383"/>
+          <w:numId w:val="1389"/>
         </w:numPr>
       </w:pPr>
       <w:r>
@@ -8791,7 +9134,7 @@
         <w:pStyle w:val="Compact"/>
         <w:numPr>
           <w:ilvl w:val="1"/>
-          <w:numId w:val="1384"/>
+          <w:numId w:val="1390"/>
         </w:numPr>
       </w:pPr>
       <w:r>
@@ -8809,7 +9152,7 @@
         <w:pStyle w:val="Compact"/>
         <w:numPr>
           <w:ilvl w:val="1"/>
-          <w:numId w:val="1384"/>
+          <w:numId w:val="1390"/>
         </w:numPr>
       </w:pPr>
       <w:r>
@@ -8827,7 +9170,7 @@
         <w:pStyle w:val="Compact"/>
         <w:numPr>
           <w:ilvl w:val="1"/>
-          <w:numId w:val="1384"/>
+          <w:numId w:val="1390"/>
         </w:numPr>
       </w:pPr>
       <w:r>
@@ -8845,7 +9188,7 @@
         <w:pStyle w:val="Compact"/>
         <w:numPr>
           <w:ilvl w:val="1"/>
-          <w:numId w:val="1384"/>
+          <w:numId w:val="1390"/>
         </w:numPr>
       </w:pPr>
       <w:r>
@@ -8863,7 +9206,7 @@
         <w:pStyle w:val="Compact"/>
         <w:numPr>
           <w:ilvl w:val="0"/>
-          <w:numId w:val="1385"/>
+          <w:numId w:val="1391"/>
         </w:numPr>
       </w:pPr>
       <w:r>
@@ -8875,7 +9218,7 @@
         <w:pStyle w:val="Compact"/>
         <w:numPr>
           <w:ilvl w:val="0"/>
-          <w:numId w:val="1386"/>
+          <w:numId w:val="1392"/>
         </w:numPr>
       </w:pPr>
       <w:r>
@@ -8887,15 +9230,15 @@
         <w:pStyle w:val="Compact"/>
         <w:numPr>
           <w:ilvl w:val="0"/>
-          <w:numId w:val="1387"/>
+          <w:numId w:val="1393"/>
         </w:numPr>
       </w:pPr>
       <w:r>
         <w:t xml:space="preserve">Campaign-created leads preserve campaign/list lineage.</w:t>
       </w:r>
     </w:p>
-    <w:bookmarkEnd w:id="57"/>
-    <w:bookmarkStart w:id="58" w:name="m2.1-testing-gate"/>
+    <w:bookmarkEnd w:id="58"/>
+    <w:bookmarkStart w:id="59" w:name="m2.1-testing-gate"/>
     <w:p>
       <w:pPr>
         <w:pStyle w:val="Heading3"/>
@@ -8909,7 +9252,7 @@
         <w:pStyle w:val="Compact"/>
         <w:numPr>
           <w:ilvl w:val="0"/>
-          <w:numId w:val="1388"/>
+          <w:numId w:val="1394"/>
         </w:numPr>
       </w:pPr>
       <w:r>
@@ -8921,7 +9264,7 @@
         <w:pStyle w:val="Compact"/>
         <w:numPr>
           <w:ilvl w:val="0"/>
-          <w:numId w:val="1389"/>
+          <w:numId w:val="1395"/>
         </w:numPr>
       </w:pPr>
       <w:r>
@@ -8933,7 +9276,7 @@
         <w:pStyle w:val="Compact"/>
         <w:numPr>
           <w:ilvl w:val="0"/>
-          <w:numId w:val="1390"/>
+          <w:numId w:val="1396"/>
         </w:numPr>
       </w:pPr>
       <w:r>
@@ -8945,7 +9288,7 @@
         <w:pStyle w:val="Compact"/>
         <w:numPr>
           <w:ilvl w:val="0"/>
-          <w:numId w:val="1391"/>
+          <w:numId w:val="1397"/>
         </w:numPr>
       </w:pPr>
       <w:r>
@@ -8957,7 +9300,7 @@
         <w:pStyle w:val="Compact"/>
         <w:numPr>
           <w:ilvl w:val="0"/>
-          <w:numId w:val="1392"/>
+          <w:numId w:val="1398"/>
         </w:numPr>
       </w:pPr>
       <w:r>
@@ -8969,7 +9312,7 @@
         <w:pStyle w:val="Compact"/>
         <w:numPr>
           <w:ilvl w:val="0"/>
-          <w:numId w:val="1393"/>
+          <w:numId w:val="1399"/>
         </w:numPr>
       </w:pPr>
       <w:r>
@@ -8981,7 +9324,7 @@
         <w:pStyle w:val="Compact"/>
         <w:numPr>
           <w:ilvl w:val="0"/>
-          <w:numId w:val="1394"/>
+          <w:numId w:val="1400"/>
         </w:numPr>
       </w:pPr>
       <w:r>
@@ -8993,7 +9336,7 @@
         <w:pStyle w:val="Compact"/>
         <w:numPr>
           <w:ilvl w:val="0"/>
-          <w:numId w:val="1395"/>
+          <w:numId w:val="1401"/>
         </w:numPr>
       </w:pPr>
       <w:r>
@@ -9005,16 +9348,16 @@
         <w:pStyle w:val="Compact"/>
         <w:numPr>
           <w:ilvl w:val="0"/>
-          <w:numId w:val="1396"/>
+          <w:numId w:val="1402"/>
         </w:numPr>
       </w:pPr>
       <w:r>
         <w:t xml:space="preserve">Progress dashboard updated.</w:t>
       </w:r>
     </w:p>
-    <w:bookmarkEnd w:id="58"/>
     <w:bookmarkEnd w:id="59"/>
-    <w:bookmarkStart w:id="65" w:name="X80216ddf01e64983419846741e514a0cb2a2ddb"/>
+    <w:bookmarkEnd w:id="60"/>
+    <w:bookmarkStart w:id="66" w:name="X80216ddf01e64983419846741e514a0cb2a2ddb"/>
     <w:p>
       <w:pPr>
         <w:pStyle w:val="Heading2"/>
@@ -9023,7 +9366,7 @@
         <w:t xml:space="preserve">M2.2 — Leads Enrichment Columns And Export CSV</w:t>
       </w:r>
     </w:p>
-    <w:bookmarkStart w:id="60" w:name="leads-table-columns"/>
+    <w:bookmarkStart w:id="61" w:name="leads-table-columns"/>
     <w:p>
       <w:pPr>
         <w:pStyle w:val="Heading3"/>
@@ -9037,7 +9380,7 @@
         <w:pStyle w:val="Compact"/>
         <w:numPr>
           <w:ilvl w:val="0"/>
-          <w:numId w:val="1397"/>
+          <w:numId w:val="1403"/>
         </w:numPr>
       </w:pPr>
       <w:r>
@@ -9049,7 +9392,7 @@
         <w:pStyle w:val="Compact"/>
         <w:numPr>
           <w:ilvl w:val="0"/>
-          <w:numId w:val="1398"/>
+          <w:numId w:val="1404"/>
         </w:numPr>
       </w:pPr>
       <w:r>
@@ -9061,7 +9404,7 @@
         <w:pStyle w:val="Compact"/>
         <w:numPr>
           <w:ilvl w:val="1"/>
-          <w:numId w:val="1399"/>
+          <w:numId w:val="1405"/>
         </w:numPr>
       </w:pPr>
       <w:r>
@@ -9073,7 +9416,7 @@
         <w:pStyle w:val="Compact"/>
         <w:numPr>
           <w:ilvl w:val="1"/>
-          <w:numId w:val="1399"/>
+          <w:numId w:val="1405"/>
         </w:numPr>
       </w:pPr>
       <w:r>
@@ -9085,7 +9428,7 @@
         <w:pStyle w:val="Compact"/>
         <w:numPr>
           <w:ilvl w:val="1"/>
-          <w:numId w:val="1399"/>
+          <w:numId w:val="1405"/>
         </w:numPr>
       </w:pPr>
       <w:r>
@@ -9097,7 +9440,7 @@
         <w:pStyle w:val="Compact"/>
         <w:numPr>
           <w:ilvl w:val="1"/>
-          <w:numId w:val="1399"/>
+          <w:numId w:val="1405"/>
         </w:numPr>
       </w:pPr>
       <w:r>
@@ -9109,7 +9452,7 @@
         <w:pStyle w:val="Compact"/>
         <w:numPr>
           <w:ilvl w:val="1"/>
-          <w:numId w:val="1399"/>
+          <w:numId w:val="1405"/>
         </w:numPr>
       </w:pPr>
       <w:r>
@@ -9121,7 +9464,7 @@
         <w:pStyle w:val="Compact"/>
         <w:numPr>
           <w:ilvl w:val="1"/>
-          <w:numId w:val="1399"/>
+          <w:numId w:val="1405"/>
         </w:numPr>
       </w:pPr>
       <w:r>
@@ -9133,7 +9476,7 @@
         <w:pStyle w:val="Compact"/>
         <w:numPr>
           <w:ilvl w:val="1"/>
-          <w:numId w:val="1399"/>
+          <w:numId w:val="1405"/>
         </w:numPr>
       </w:pPr>
       <w:r>
@@ -9145,7 +9488,7 @@
         <w:pStyle w:val="Compact"/>
         <w:numPr>
           <w:ilvl w:val="1"/>
-          <w:numId w:val="1399"/>
+          <w:numId w:val="1405"/>
         </w:numPr>
       </w:pPr>
       <w:r>
@@ -9157,7 +9500,7 @@
         <w:pStyle w:val="Compact"/>
         <w:numPr>
           <w:ilvl w:val="0"/>
-          <w:numId w:val="1400"/>
+          <w:numId w:val="1406"/>
         </w:numPr>
       </w:pPr>
       <w:r>
@@ -9178,7 +9521,7 @@
         <w:pStyle w:val="Compact"/>
         <w:numPr>
           <w:ilvl w:val="0"/>
-          <w:numId w:val="1401"/>
+          <w:numId w:val="1407"/>
         </w:numPr>
       </w:pPr>
       <w:r>
@@ -9202,129 +9545,11 @@
         <w:pStyle w:val="Compact"/>
         <w:numPr>
           <w:ilvl w:val="0"/>
-          <w:numId w:val="1402"/>
+          <w:numId w:val="1408"/>
         </w:numPr>
       </w:pPr>
       <w:r>
         <w:t xml:space="preserve">Monthly Revenue renders raw/formatted revenue plus provenance chip:</w:t>
-      </w:r>
-    </w:p>
-    <w:p>
-      <w:pPr>
-        <w:pStyle w:val="Compact"/>
-        <w:numPr>
-          <w:ilvl w:val="1"/>
-          <w:numId w:val="1403"/>
-        </w:numPr>
-      </w:pPr>
-      <w:r>
-        <w:t xml:space="preserve">AI;</w:t>
-      </w:r>
-    </w:p>
-    <w:p>
-      <w:pPr>
-        <w:pStyle w:val="Compact"/>
-        <w:numPr>
-          <w:ilvl w:val="1"/>
-          <w:numId w:val="1403"/>
-        </w:numPr>
-      </w:pPr>
-      <w:r>
-        <w:t xml:space="preserve">CSV;</w:t>
-      </w:r>
-    </w:p>
-    <w:p>
-      <w:pPr>
-        <w:pStyle w:val="Compact"/>
-        <w:numPr>
-          <w:ilvl w:val="1"/>
-          <w:numId w:val="1403"/>
-        </w:numPr>
-      </w:pPr>
-      <w:r>
-        <w:t xml:space="preserve">MANUAL.</w:t>
-      </w:r>
-    </w:p>
-    <w:p>
-      <w:pPr>
-        <w:pStyle w:val="Compact"/>
-        <w:numPr>
-          <w:ilvl w:val="0"/>
-          <w:numId w:val="1404"/>
-        </w:numPr>
-      </w:pPr>
-      <w:r>
-        <w:t xml:space="preserve">Empty revenue renders</w:t>
-      </w:r>
-      <w:r>
-        <w:t xml:space="preserve"> </w:t>
-      </w:r>
-      <w:r>
-        <w:rPr>
-          <w:rStyle w:val="VerbatimChar"/>
-        </w:rPr>
-        <w:t xml:space="preserve">—</w:t>
-      </w:r>
-      <w:r>
-        <w:t xml:space="preserve">.</w:t>
-      </w:r>
-    </w:p>
-    <w:p>
-      <w:pPr>
-        <w:pStyle w:val="Compact"/>
-        <w:numPr>
-          <w:ilvl w:val="0"/>
-          <w:numId w:val="1405"/>
-        </w:numPr>
-      </w:pPr>
-      <w:r>
-        <w:t xml:space="preserve">Source cell uses two-line readable source/list pattern.</w:t>
-      </w:r>
-    </w:p>
-    <w:p>
-      <w:pPr>
-        <w:pStyle w:val="Compact"/>
-        <w:numPr>
-          <w:ilvl w:val="0"/>
-          <w:numId w:val="1406"/>
-        </w:numPr>
-      </w:pPr>
-      <w:r>
-        <w:t xml:space="preserve">Status pill styles match prototype.</w:t>
-      </w:r>
-    </w:p>
-    <w:p>
-      <w:pPr>
-        <w:pStyle w:val="Compact"/>
-        <w:numPr>
-          <w:ilvl w:val="0"/>
-          <w:numId w:val="1407"/>
-        </w:numPr>
-      </w:pPr>
-      <w:r>
-        <w:t xml:space="preserve">Avatar initials match prototype density.</w:t>
-      </w:r>
-    </w:p>
-    <w:bookmarkEnd w:id="60"/>
-    <w:bookmarkStart w:id="61" w:name="data-plumbing"/>
-    <w:p>
-      <w:pPr>
-        <w:pStyle w:val="Heading3"/>
-      </w:pPr>
-      <w:r>
-        <w:t xml:space="preserve">Data plumbing</w:t>
-      </w:r>
-    </w:p>
-    <w:p>
-      <w:pPr>
-        <w:pStyle w:val="Compact"/>
-        <w:numPr>
-          <w:ilvl w:val="0"/>
-          <w:numId w:val="1408"/>
-        </w:numPr>
-      </w:pPr>
-      <w:r>
-        <w:t xml:space="preserve">Confirm data source for industry:</w:t>
       </w:r>
     </w:p>
     <w:p>
@@ -9336,7 +9561,7 @@
         </w:numPr>
       </w:pPr>
       <w:r>
-        <w:t xml:space="preserve">existing AI classifier field;</w:t>
+        <w:t xml:space="preserve">AI;</w:t>
       </w:r>
     </w:p>
     <w:p>
@@ -9348,7 +9573,7 @@
         </w:numPr>
       </w:pPr>
       <w:r>
-        <w:t xml:space="preserve">CSV value;</w:t>
+        <w:t xml:space="preserve">CSV;</w:t>
       </w:r>
     </w:p>
     <w:p>
@@ -9360,6 +9585,124 @@
         </w:numPr>
       </w:pPr>
       <w:r>
+        <w:t xml:space="preserve">MANUAL.</w:t>
+      </w:r>
+    </w:p>
+    <w:p>
+      <w:pPr>
+        <w:pStyle w:val="Compact"/>
+        <w:numPr>
+          <w:ilvl w:val="0"/>
+          <w:numId w:val="1410"/>
+        </w:numPr>
+      </w:pPr>
+      <w:r>
+        <w:t xml:space="preserve">Empty revenue renders</w:t>
+      </w:r>
+      <w:r>
+        <w:t xml:space="preserve"> </w:t>
+      </w:r>
+      <w:r>
+        <w:rPr>
+          <w:rStyle w:val="VerbatimChar"/>
+        </w:rPr>
+        <w:t xml:space="preserve">—</w:t>
+      </w:r>
+      <w:r>
+        <w:t xml:space="preserve">.</w:t>
+      </w:r>
+    </w:p>
+    <w:p>
+      <w:pPr>
+        <w:pStyle w:val="Compact"/>
+        <w:numPr>
+          <w:ilvl w:val="0"/>
+          <w:numId w:val="1411"/>
+        </w:numPr>
+      </w:pPr>
+      <w:r>
+        <w:t xml:space="preserve">Source cell uses two-line readable source/list pattern.</w:t>
+      </w:r>
+    </w:p>
+    <w:p>
+      <w:pPr>
+        <w:pStyle w:val="Compact"/>
+        <w:numPr>
+          <w:ilvl w:val="0"/>
+          <w:numId w:val="1412"/>
+        </w:numPr>
+      </w:pPr>
+      <w:r>
+        <w:t xml:space="preserve">Status pill styles match prototype.</w:t>
+      </w:r>
+    </w:p>
+    <w:p>
+      <w:pPr>
+        <w:pStyle w:val="Compact"/>
+        <w:numPr>
+          <w:ilvl w:val="0"/>
+          <w:numId w:val="1413"/>
+        </w:numPr>
+      </w:pPr>
+      <w:r>
+        <w:t xml:space="preserve">Avatar initials match prototype density.</w:t>
+      </w:r>
+    </w:p>
+    <w:bookmarkEnd w:id="61"/>
+    <w:bookmarkStart w:id="62" w:name="data-plumbing"/>
+    <w:p>
+      <w:pPr>
+        <w:pStyle w:val="Heading3"/>
+      </w:pPr>
+      <w:r>
+        <w:t xml:space="preserve">Data plumbing</w:t>
+      </w:r>
+    </w:p>
+    <w:p>
+      <w:pPr>
+        <w:pStyle w:val="Compact"/>
+        <w:numPr>
+          <w:ilvl w:val="0"/>
+          <w:numId w:val="1414"/>
+        </w:numPr>
+      </w:pPr>
+      <w:r>
+        <w:t xml:space="preserve">Confirm data source for industry:</w:t>
+      </w:r>
+    </w:p>
+    <w:p>
+      <w:pPr>
+        <w:pStyle w:val="Compact"/>
+        <w:numPr>
+          <w:ilvl w:val="1"/>
+          <w:numId w:val="1415"/>
+        </w:numPr>
+      </w:pPr>
+      <w:r>
+        <w:t xml:space="preserve">existing AI classifier field;</w:t>
+      </w:r>
+    </w:p>
+    <w:p>
+      <w:pPr>
+        <w:pStyle w:val="Compact"/>
+        <w:numPr>
+          <w:ilvl w:val="1"/>
+          <w:numId w:val="1415"/>
+        </w:numPr>
+      </w:pPr>
+      <w:r>
+        <w:t xml:space="preserve">CSV value;</w:t>
+      </w:r>
+    </w:p>
+    <w:p>
+      <w:pPr>
+        <w:pStyle w:val="Compact"/>
+        <w:numPr>
+          <w:ilvl w:val="1"/>
+          <w:numId w:val="1415"/>
+        </w:numPr>
+      </w:pPr>
+      <w:r>
         <w:t xml:space="preserve">manual override.</w:t>
       </w:r>
     </w:p>
@@ -9368,7 +9711,7 @@
         <w:pStyle w:val="Compact"/>
         <w:numPr>
           <w:ilvl w:val="0"/>
-          <w:numId w:val="1410"/>
+          <w:numId w:val="1416"/>
         </w:numPr>
       </w:pPr>
       <w:r>
@@ -9380,7 +9723,7 @@
         <w:pStyle w:val="Compact"/>
         <w:numPr>
           <w:ilvl w:val="1"/>
-          <w:numId w:val="1411"/>
+          <w:numId w:val="1417"/>
         </w:numPr>
       </w:pPr>
       <w:r>
@@ -9392,7 +9735,7 @@
         <w:pStyle w:val="Compact"/>
         <w:numPr>
           <w:ilvl w:val="1"/>
-          <w:numId w:val="1411"/>
+          <w:numId w:val="1417"/>
         </w:numPr>
       </w:pPr>
       <w:r>
@@ -9404,7 +9747,7 @@
         <w:pStyle w:val="Compact"/>
         <w:numPr>
           <w:ilvl w:val="1"/>
-          <w:numId w:val="1411"/>
+          <w:numId w:val="1417"/>
         </w:numPr>
       </w:pPr>
       <w:r>
@@ -9416,7 +9759,7 @@
         <w:pStyle w:val="Compact"/>
         <w:numPr>
           <w:ilvl w:val="0"/>
-          <w:numId w:val="1412"/>
+          <w:numId w:val="1418"/>
         </w:numPr>
       </w:pPr>
       <w:r>
@@ -9428,7 +9771,7 @@
         <w:pStyle w:val="Compact"/>
         <w:numPr>
           <w:ilvl w:val="0"/>
-          <w:numId w:val="1413"/>
+          <w:numId w:val="1419"/>
         </w:numPr>
       </w:pPr>
       <w:r>
@@ -9440,15 +9783,15 @@
         <w:pStyle w:val="Compact"/>
         <w:numPr>
           <w:ilvl w:val="0"/>
-          <w:numId w:val="1414"/>
+          <w:numId w:val="1420"/>
         </w:numPr>
       </w:pPr>
       <w:r>
         <w:t xml:space="preserve">Rep scope applies to all enrichment queries.</w:t>
       </w:r>
     </w:p>
-    <w:bookmarkEnd w:id="61"/>
-    <w:bookmarkStart w:id="62" w:name="export-csv"/>
+    <w:bookmarkEnd w:id="62"/>
+    <w:bookmarkStart w:id="63" w:name="export-csv"/>
     <w:p>
       <w:pPr>
         <w:pStyle w:val="Heading3"/>
@@ -9462,7 +9805,7 @@
         <w:pStyle w:val="Compact"/>
         <w:numPr>
           <w:ilvl w:val="0"/>
-          <w:numId w:val="1415"/>
+          <w:numId w:val="1421"/>
         </w:numPr>
       </w:pPr>
       <w:r>
@@ -9483,7 +9826,7 @@
         <w:pStyle w:val="Compact"/>
         <w:numPr>
           <w:ilvl w:val="0"/>
-          <w:numId w:val="1416"/>
+          <w:numId w:val="1422"/>
         </w:numPr>
       </w:pPr>
       <w:r>
@@ -9495,7 +9838,7 @@
         <w:pStyle w:val="Compact"/>
         <w:numPr>
           <w:ilvl w:val="0"/>
-          <w:numId w:val="1417"/>
+          <w:numId w:val="1423"/>
         </w:numPr>
       </w:pPr>
       <w:r>
@@ -9507,7 +9850,7 @@
         <w:pStyle w:val="Compact"/>
         <w:numPr>
           <w:ilvl w:val="0"/>
-          <w:numId w:val="1418"/>
+          <w:numId w:val="1424"/>
         </w:numPr>
       </w:pPr>
       <w:r>
@@ -9519,7 +9862,7 @@
         <w:pStyle w:val="Compact"/>
         <w:numPr>
           <w:ilvl w:val="0"/>
-          <w:numId w:val="1419"/>
+          <w:numId w:val="1425"/>
         </w:numPr>
       </w:pPr>
       <w:r>
@@ -9531,7 +9874,7 @@
         <w:pStyle w:val="Compact"/>
         <w:numPr>
           <w:ilvl w:val="0"/>
-          <w:numId w:val="1420"/>
+          <w:numId w:val="1426"/>
         </w:numPr>
       </w:pPr>
       <w:r>
@@ -9543,7 +9886,7 @@
         <w:pStyle w:val="Compact"/>
         <w:numPr>
           <w:ilvl w:val="1"/>
-          <w:numId w:val="1421"/>
+          <w:numId w:val="1427"/>
         </w:numPr>
       </w:pPr>
       <w:r>
@@ -9555,7 +9898,7 @@
         <w:pStyle w:val="Compact"/>
         <w:numPr>
           <w:ilvl w:val="1"/>
-          <w:numId w:val="1421"/>
+          <w:numId w:val="1427"/>
         </w:numPr>
       </w:pPr>
       <w:r>
@@ -9567,7 +9910,7 @@
         <w:pStyle w:val="Compact"/>
         <w:numPr>
           <w:ilvl w:val="1"/>
-          <w:numId w:val="1421"/>
+          <w:numId w:val="1427"/>
         </w:numPr>
       </w:pPr>
       <w:r>
@@ -9579,7 +9922,7 @@
         <w:pStyle w:val="Compact"/>
         <w:numPr>
           <w:ilvl w:val="1"/>
-          <w:numId w:val="1421"/>
+          <w:numId w:val="1427"/>
         </w:numPr>
       </w:pPr>
       <w:r>
@@ -9591,7 +9934,7 @@
         <w:pStyle w:val="Compact"/>
         <w:numPr>
           <w:ilvl w:val="1"/>
-          <w:numId w:val="1421"/>
+          <w:numId w:val="1427"/>
         </w:numPr>
       </w:pPr>
       <w:r>
@@ -9603,7 +9946,7 @@
         <w:pStyle w:val="Compact"/>
         <w:numPr>
           <w:ilvl w:val="1"/>
-          <w:numId w:val="1421"/>
+          <w:numId w:val="1427"/>
         </w:numPr>
       </w:pPr>
       <w:r>
@@ -9615,7 +9958,7 @@
         <w:pStyle w:val="Compact"/>
         <w:numPr>
           <w:ilvl w:val="0"/>
-          <w:numId w:val="1422"/>
+          <w:numId w:val="1428"/>
         </w:numPr>
       </w:pPr>
       <w:r>
@@ -9627,15 +9970,15 @@
         <w:pStyle w:val="Compact"/>
         <w:numPr>
           <w:ilvl w:val="0"/>
-          <w:numId w:val="1423"/>
+          <w:numId w:val="1429"/>
         </w:numPr>
       </w:pPr>
       <w:r>
         <w:t xml:space="preserve">CSV escaping handles commas, quotes, line breaks.</w:t>
       </w:r>
     </w:p>
-    <w:bookmarkEnd w:id="62"/>
-    <w:bookmarkStart w:id="63" w:name="m2.2-style-isolation"/>
+    <w:bookmarkEnd w:id="63"/>
+    <w:bookmarkStart w:id="64" w:name="m2.2-style-isolation"/>
     <w:p>
       <w:pPr>
         <w:pStyle w:val="Heading3"/>
@@ -9649,7 +9992,7 @@
         <w:pStyle w:val="Compact"/>
         <w:numPr>
           <w:ilvl w:val="0"/>
-          <w:numId w:val="1424"/>
+          <w:numId w:val="1430"/>
         </w:numPr>
       </w:pPr>
       <w:r>
@@ -9661,7 +10004,7 @@
         <w:pStyle w:val="Compact"/>
         <w:numPr>
           <w:ilvl w:val="0"/>
-          <w:numId w:val="1425"/>
+          <w:numId w:val="1431"/>
         </w:numPr>
       </w:pPr>
       <w:r>
@@ -9673,7 +10016,7 @@
         <w:pStyle w:val="Compact"/>
         <w:numPr>
           <w:ilvl w:val="0"/>
-          <w:numId w:val="1426"/>
+          <w:numId w:val="1432"/>
         </w:numPr>
       </w:pPr>
       <w:r>
@@ -9685,7 +10028,7 @@
         <w:pStyle w:val="Compact"/>
         <w:numPr>
           <w:ilvl w:val="0"/>
-          <w:numId w:val="1427"/>
+          <w:numId w:val="1433"/>
         </w:numPr>
       </w:pPr>
       <w:r>
@@ -9697,15 +10040,15 @@
         <w:pStyle w:val="Compact"/>
         <w:numPr>
           <w:ilvl w:val="0"/>
-          <w:numId w:val="1428"/>
+          <w:numId w:val="1434"/>
         </w:numPr>
       </w:pPr>
       <w:r>
         <w:t xml:space="preserve">Ensure text truncation/line wrapping is deliberate and not overlapping.</w:t>
       </w:r>
     </w:p>
-    <w:bookmarkEnd w:id="63"/>
-    <w:bookmarkStart w:id="64" w:name="m2.2-testing-gate"/>
+    <w:bookmarkEnd w:id="64"/>
+    <w:bookmarkStart w:id="65" w:name="m2.2-testing-gate"/>
     <w:p>
       <w:pPr>
         <w:pStyle w:val="Heading3"/>
@@ -9719,7 +10062,7 @@
         <w:pStyle w:val="Compact"/>
         <w:numPr>
           <w:ilvl w:val="0"/>
-          <w:numId w:val="1429"/>
+          <w:numId w:val="1435"/>
         </w:numPr>
       </w:pPr>
       <w:r>
@@ -9731,7 +10074,7 @@
         <w:pStyle w:val="Compact"/>
         <w:numPr>
           <w:ilvl w:val="0"/>
-          <w:numId w:val="1430"/>
+          <w:numId w:val="1436"/>
         </w:numPr>
       </w:pPr>
       <w:r>
@@ -9743,7 +10086,7 @@
         <w:pStyle w:val="Compact"/>
         <w:numPr>
           <w:ilvl w:val="0"/>
-          <w:numId w:val="1431"/>
+          <w:numId w:val="1437"/>
         </w:numPr>
       </w:pPr>
       <w:r>
@@ -9755,7 +10098,7 @@
         <w:pStyle w:val="Compact"/>
         <w:numPr>
           <w:ilvl w:val="0"/>
-          <w:numId w:val="1432"/>
+          <w:numId w:val="1438"/>
         </w:numPr>
       </w:pPr>
       <w:r>
@@ -9767,7 +10110,7 @@
         <w:pStyle w:val="Compact"/>
         <w:numPr>
           <w:ilvl w:val="0"/>
-          <w:numId w:val="1433"/>
+          <w:numId w:val="1439"/>
         </w:numPr>
       </w:pPr>
       <w:r>
@@ -9779,7 +10122,7 @@
         <w:pStyle w:val="Compact"/>
         <w:numPr>
           <w:ilvl w:val="0"/>
-          <w:numId w:val="1434"/>
+          <w:numId w:val="1440"/>
         </w:numPr>
       </w:pPr>
       <w:r>
@@ -9791,7 +10134,7 @@
         <w:pStyle w:val="Compact"/>
         <w:numPr>
           <w:ilvl w:val="0"/>
-          <w:numId w:val="1435"/>
+          <w:numId w:val="1441"/>
         </w:numPr>
       </w:pPr>
       <w:r>
@@ -9803,16 +10146,16 @@
         <w:pStyle w:val="Compact"/>
         <w:numPr>
           <w:ilvl w:val="0"/>
-          <w:numId w:val="1436"/>
+          <w:numId w:val="1442"/>
         </w:numPr>
       </w:pPr>
       <w:r>
         <w:t xml:space="preserve">Progress dashboard updated.</w:t>
       </w:r>
     </w:p>
-    <w:bookmarkEnd w:id="64"/>
     <w:bookmarkEnd w:id="65"/>
-    <w:bookmarkStart w:id="75" w:name="m2.3-ai-retarget-campaigns"/>
+    <w:bookmarkEnd w:id="66"/>
+    <w:bookmarkStart w:id="76" w:name="m2.3-ai-retarget-campaigns"/>
     <w:p>
       <w:pPr>
         <w:pStyle w:val="Heading2"/>
@@ -9821,7 +10164,7 @@
         <w:t xml:space="preserve">M2.3 — AI Retarget Campaigns</w:t>
       </w:r>
     </w:p>
-    <w:bookmarkStart w:id="66" w:name="scope-lock-for-ai-retarget"/>
+    <w:bookmarkStart w:id="67" w:name="scope-lock-for-ai-retarget"/>
     <w:p>
       <w:pPr>
         <w:pStyle w:val="Heading3"/>
@@ -9835,7 +10178,7 @@
         <w:pStyle w:val="Compact"/>
         <w:numPr>
           <w:ilvl w:val="0"/>
-          <w:numId w:val="1437"/>
+          <w:numId w:val="1443"/>
         </w:numPr>
       </w:pPr>
       <w:r>
@@ -9847,7 +10190,7 @@
         <w:pStyle w:val="Compact"/>
         <w:numPr>
           <w:ilvl w:val="0"/>
-          <w:numId w:val="1438"/>
+          <w:numId w:val="1444"/>
         </w:numPr>
       </w:pPr>
       <w:r>
@@ -9859,7 +10202,7 @@
         <w:pStyle w:val="Compact"/>
         <w:numPr>
           <w:ilvl w:val="0"/>
-          <w:numId w:val="1439"/>
+          <w:numId w:val="1445"/>
         </w:numPr>
       </w:pPr>
       <w:r>
@@ -9871,7 +10214,7 @@
         <w:pStyle w:val="Compact"/>
         <w:numPr>
           <w:ilvl w:val="0"/>
-          <w:numId w:val="1440"/>
+          <w:numId w:val="1446"/>
         </w:numPr>
       </w:pPr>
       <w:r>
@@ -9883,7 +10226,7 @@
         <w:pStyle w:val="Compact"/>
         <w:numPr>
           <w:ilvl w:val="0"/>
-          <w:numId w:val="1441"/>
+          <w:numId w:val="1447"/>
         </w:numPr>
       </w:pPr>
       <w:r>
@@ -9895,7 +10238,7 @@
         <w:pStyle w:val="Compact"/>
         <w:numPr>
           <w:ilvl w:val="0"/>
-          <w:numId w:val="1442"/>
+          <w:numId w:val="1448"/>
         </w:numPr>
       </w:pPr>
       <w:r>
@@ -9907,7 +10250,7 @@
         <w:pStyle w:val="Compact"/>
         <w:numPr>
           <w:ilvl w:val="1"/>
-          <w:numId w:val="1443"/>
+          <w:numId w:val="1449"/>
         </w:numPr>
       </w:pPr>
       <w:r>
@@ -9934,7 +10277,7 @@
         <w:pStyle w:val="Compact"/>
         <w:numPr>
           <w:ilvl w:val="1"/>
-          <w:numId w:val="1443"/>
+          <w:numId w:val="1449"/>
         </w:numPr>
       </w:pPr>
       <w:r>
@@ -9956,8 +10299,8 @@
         <w:t xml:space="preserve">scoping correctness.</w:t>
       </w:r>
     </w:p>
-    <w:bookmarkEnd w:id="66"/>
-    <w:bookmarkStart w:id="67" w:name="database-model"/>
+    <w:bookmarkEnd w:id="67"/>
+    <w:bookmarkStart w:id="68" w:name="database-model"/>
     <w:p>
       <w:pPr>
         <w:pStyle w:val="Heading3"/>
@@ -9971,7 +10314,7 @@
         <w:pStyle w:val="Compact"/>
         <w:numPr>
           <w:ilvl w:val="0"/>
-          <w:numId w:val="1444"/>
+          <w:numId w:val="1450"/>
         </w:numPr>
       </w:pPr>
       <w:r>
@@ -10013,7 +10356,7 @@
         <w:pStyle w:val="Compact"/>
         <w:numPr>
           <w:ilvl w:val="0"/>
-          <w:numId w:val="1445"/>
+          <w:numId w:val="1451"/>
         </w:numPr>
       </w:pPr>
       <w:r>
@@ -10037,7 +10380,7 @@
         <w:pStyle w:val="Compact"/>
         <w:numPr>
           <w:ilvl w:val="0"/>
-          <w:numId w:val="1446"/>
+          <w:numId w:val="1452"/>
         </w:numPr>
       </w:pPr>
       <w:r>
@@ -10061,7 +10404,7 @@
         <w:pStyle w:val="Compact"/>
         <w:numPr>
           <w:ilvl w:val="0"/>
-          <w:numId w:val="1447"/>
+          <w:numId w:val="1453"/>
         </w:numPr>
       </w:pPr>
       <w:r>
@@ -10073,7 +10416,7 @@
         <w:pStyle w:val="Compact"/>
         <w:numPr>
           <w:ilvl w:val="0"/>
-          <w:numId w:val="1448"/>
+          <w:numId w:val="1454"/>
         </w:numPr>
       </w:pPr>
       <w:r>
@@ -10085,7 +10428,7 @@
         <w:pStyle w:val="Compact"/>
         <w:numPr>
           <w:ilvl w:val="0"/>
-          <w:numId w:val="1449"/>
+          <w:numId w:val="1455"/>
         </w:numPr>
       </w:pPr>
       <w:r>
@@ -10097,7 +10440,7 @@
         <w:pStyle w:val="Compact"/>
         <w:numPr>
           <w:ilvl w:val="0"/>
-          <w:numId w:val="1450"/>
+          <w:numId w:val="1456"/>
         </w:numPr>
       </w:pPr>
       <w:r>
@@ -10109,7 +10452,7 @@
         <w:pStyle w:val="Compact"/>
         <w:numPr>
           <w:ilvl w:val="0"/>
-          <w:numId w:val="1451"/>
+          <w:numId w:val="1457"/>
         </w:numPr>
       </w:pPr>
       <w:r>
@@ -10121,7 +10464,7 @@
         <w:pStyle w:val="Compact"/>
         <w:numPr>
           <w:ilvl w:val="0"/>
-          <w:numId w:val="1452"/>
+          <w:numId w:val="1458"/>
         </w:numPr>
       </w:pPr>
       <w:r>
@@ -10133,7 +10476,7 @@
         <w:pStyle w:val="Compact"/>
         <w:numPr>
           <w:ilvl w:val="0"/>
-          <w:numId w:val="1453"/>
+          <w:numId w:val="1459"/>
         </w:numPr>
       </w:pPr>
       <w:r>
@@ -10145,7 +10488,7 @@
         <w:pStyle w:val="Compact"/>
         <w:numPr>
           <w:ilvl w:val="0"/>
-          <w:numId w:val="1454"/>
+          <w:numId w:val="1460"/>
         </w:numPr>
       </w:pPr>
       <w:r>
@@ -10157,7 +10500,7 @@
         <w:pStyle w:val="Compact"/>
         <w:numPr>
           <w:ilvl w:val="0"/>
-          <w:numId w:val="1455"/>
+          <w:numId w:val="1461"/>
         </w:numPr>
       </w:pPr>
       <w:r>
@@ -10169,7 +10512,7 @@
         <w:pStyle w:val="Compact"/>
         <w:numPr>
           <w:ilvl w:val="0"/>
-          <w:numId w:val="1456"/>
+          <w:numId w:val="1462"/>
         </w:numPr>
       </w:pPr>
       <w:r>
@@ -10181,7 +10524,7 @@
         <w:pStyle w:val="Compact"/>
         <w:numPr>
           <w:ilvl w:val="0"/>
-          <w:numId w:val="1457"/>
+          <w:numId w:val="1463"/>
         </w:numPr>
       </w:pPr>
       <w:r>
@@ -10208,7 +10551,7 @@
         <w:pStyle w:val="Compact"/>
         <w:numPr>
           <w:ilvl w:val="0"/>
-          <w:numId w:val="1458"/>
+          <w:numId w:val="1464"/>
         </w:numPr>
       </w:pPr>
       <w:r>
@@ -10220,15 +10563,15 @@
         <w:pStyle w:val="Compact"/>
         <w:numPr>
           <w:ilvl w:val="0"/>
-          <w:numId w:val="1459"/>
+          <w:numId w:val="1465"/>
         </w:numPr>
       </w:pPr>
       <w:r>
         <w:t xml:space="preserve">Ensure expired cohorts are ignored safely.</w:t>
       </w:r>
     </w:p>
-    <w:bookmarkEnd w:id="67"/>
-    <w:bookmarkStart w:id="68" w:name="cohort-generation"/>
+    <w:bookmarkEnd w:id="68"/>
+    <w:bookmarkStart w:id="69" w:name="cohort-generation"/>
     <w:p>
       <w:pPr>
         <w:pStyle w:val="Heading3"/>
@@ -10242,7 +10585,7 @@
         <w:pStyle w:val="Compact"/>
         <w:numPr>
           <w:ilvl w:val="0"/>
-          <w:numId w:val="1460"/>
+          <w:numId w:val="1466"/>
         </w:numPr>
       </w:pPr>
       <w:r>
@@ -10254,7 +10597,7 @@
         <w:pStyle w:val="Compact"/>
         <w:numPr>
           <w:ilvl w:val="0"/>
-          <w:numId w:val="1461"/>
+          <w:numId w:val="1467"/>
         </w:numPr>
       </w:pPr>
       <w:r>
@@ -10281,7 +10624,7 @@
         <w:pStyle w:val="Compact"/>
         <w:numPr>
           <w:ilvl w:val="0"/>
-          <w:numId w:val="1462"/>
+          <w:numId w:val="1468"/>
         </w:numPr>
       </w:pPr>
       <w:r>
@@ -10308,7 +10651,7 @@
         <w:pStyle w:val="Compact"/>
         <w:numPr>
           <w:ilvl w:val="0"/>
-          <w:numId w:val="1463"/>
+          <w:numId w:val="1469"/>
         </w:numPr>
       </w:pPr>
       <w:r>
@@ -10335,7 +10678,7 @@
         <w:pStyle w:val="Compact"/>
         <w:numPr>
           <w:ilvl w:val="0"/>
-          <w:numId w:val="1464"/>
+          <w:numId w:val="1470"/>
         </w:numPr>
       </w:pPr>
       <w:r>
@@ -10347,7 +10690,7 @@
         <w:pStyle w:val="Compact"/>
         <w:numPr>
           <w:ilvl w:val="1"/>
-          <w:numId w:val="1465"/>
+          <w:numId w:val="1471"/>
         </w:numPr>
       </w:pPr>
       <w:r>
@@ -10359,7 +10702,7 @@
         <w:pStyle w:val="Compact"/>
         <w:numPr>
           <w:ilvl w:val="1"/>
-          <w:numId w:val="1465"/>
+          <w:numId w:val="1471"/>
         </w:numPr>
       </w:pPr>
       <w:r>
@@ -10371,7 +10714,7 @@
         <w:pStyle w:val="Compact"/>
         <w:numPr>
           <w:ilvl w:val="1"/>
-          <w:numId w:val="1465"/>
+          <w:numId w:val="1471"/>
         </w:numPr>
       </w:pPr>
       <w:r>
@@ -10383,7 +10726,7 @@
         <w:pStyle w:val="Compact"/>
         <w:numPr>
           <w:ilvl w:val="0"/>
-          <w:numId w:val="1466"/>
+          <w:numId w:val="1472"/>
         </w:numPr>
       </w:pPr>
       <w:r>
@@ -10395,7 +10738,7 @@
         <w:pStyle w:val="Compact"/>
         <w:numPr>
           <w:ilvl w:val="0"/>
-          <w:numId w:val="1467"/>
+          <w:numId w:val="1473"/>
         </w:numPr>
       </w:pPr>
       <w:r>
@@ -10407,7 +10750,7 @@
         <w:pStyle w:val="Compact"/>
         <w:numPr>
           <w:ilvl w:val="1"/>
-          <w:numId w:val="1468"/>
+          <w:numId w:val="1474"/>
         </w:numPr>
       </w:pPr>
       <w:r>
@@ -10419,7 +10762,7 @@
         <w:pStyle w:val="Compact"/>
         <w:numPr>
           <w:ilvl w:val="1"/>
-          <w:numId w:val="1468"/>
+          <w:numId w:val="1474"/>
         </w:numPr>
       </w:pPr>
       <w:r>
@@ -10431,7 +10774,7 @@
         <w:pStyle w:val="Compact"/>
         <w:numPr>
           <w:ilvl w:val="1"/>
-          <w:numId w:val="1468"/>
+          <w:numId w:val="1474"/>
         </w:numPr>
       </w:pPr>
       <w:r>
@@ -10443,7 +10786,7 @@
         <w:pStyle w:val="Compact"/>
         <w:numPr>
           <w:ilvl w:val="1"/>
-          <w:numId w:val="1468"/>
+          <w:numId w:val="1474"/>
         </w:numPr>
       </w:pPr>
       <w:r>
@@ -10455,7 +10798,7 @@
         <w:pStyle w:val="Compact"/>
         <w:numPr>
           <w:ilvl w:val="1"/>
-          <w:numId w:val="1468"/>
+          <w:numId w:val="1474"/>
         </w:numPr>
       </w:pPr>
       <w:r>
@@ -10467,7 +10810,7 @@
         <w:pStyle w:val="Compact"/>
         <w:numPr>
           <w:ilvl w:val="1"/>
-          <w:numId w:val="1468"/>
+          <w:numId w:val="1474"/>
         </w:numPr>
       </w:pPr>
       <w:r>
@@ -10479,7 +10822,7 @@
         <w:pStyle w:val="Compact"/>
         <w:numPr>
           <w:ilvl w:val="0"/>
-          <w:numId w:val="1469"/>
+          <w:numId w:val="1475"/>
         </w:numPr>
       </w:pPr>
       <w:r>
@@ -10491,7 +10834,7 @@
         <w:pStyle w:val="Compact"/>
         <w:numPr>
           <w:ilvl w:val="0"/>
-          <w:numId w:val="1470"/>
+          <w:numId w:val="1476"/>
         </w:numPr>
       </w:pPr>
       <w:r>
@@ -10503,15 +10846,15 @@
         <w:pStyle w:val="Compact"/>
         <w:numPr>
           <w:ilvl w:val="0"/>
-          <w:numId w:val="1471"/>
+          <w:numId w:val="1477"/>
         </w:numPr>
       </w:pPr>
       <w:r>
         <w:t xml:space="preserve">Ensure predicted funded deals are traceable to historical anchor, not arbitrary text.</w:t>
       </w:r>
     </w:p>
-    <w:bookmarkEnd w:id="68"/>
-    <w:bookmarkStart w:id="69" w:name="cooldowns-and-compliance"/>
+    <w:bookmarkEnd w:id="69"/>
+    <w:bookmarkStart w:id="70" w:name="cooldowns-and-compliance"/>
     <w:p>
       <w:pPr>
         <w:pStyle w:val="Heading3"/>
@@ -10525,7 +10868,7 @@
         <w:pStyle w:val="Compact"/>
         <w:numPr>
           <w:ilvl w:val="0"/>
-          <w:numId w:val="1472"/>
+          <w:numId w:val="1478"/>
         </w:numPr>
       </w:pPr>
       <w:r>
@@ -10537,7 +10880,7 @@
         <w:pStyle w:val="Compact"/>
         <w:numPr>
           <w:ilvl w:val="0"/>
-          <w:numId w:val="1473"/>
+          <w:numId w:val="1479"/>
         </w:numPr>
       </w:pPr>
       <w:r>
@@ -10549,7 +10892,7 @@
         <w:pStyle w:val="Compact"/>
         <w:numPr>
           <w:ilvl w:val="0"/>
-          <w:numId w:val="1474"/>
+          <w:numId w:val="1480"/>
         </w:numPr>
       </w:pPr>
       <w:r>
@@ -10561,7 +10904,7 @@
         <w:pStyle w:val="Compact"/>
         <w:numPr>
           <w:ilvl w:val="0"/>
-          <w:numId w:val="1475"/>
+          <w:numId w:val="1481"/>
         </w:numPr>
       </w:pPr>
       <w:r>
@@ -10573,7 +10916,7 @@
         <w:pStyle w:val="Compact"/>
         <w:numPr>
           <w:ilvl w:val="0"/>
-          <w:numId w:val="1476"/>
+          <w:numId w:val="1482"/>
         </w:numPr>
       </w:pPr>
       <w:r>
@@ -10585,15 +10928,15 @@
         <w:pStyle w:val="Compact"/>
         <w:numPr>
           <w:ilvl w:val="0"/>
-          <w:numId w:val="1477"/>
+          <w:numId w:val="1483"/>
         </w:numPr>
       </w:pPr>
       <w:r>
         <w:t xml:space="preserve">Verify no cohort can re-contact opted-out, DNC, suppressed, or too-recent leads.</w:t>
       </w:r>
     </w:p>
-    <w:bookmarkEnd w:id="69"/>
-    <w:bookmarkStart w:id="70" w:name="two-layer-send-caps"/>
+    <w:bookmarkEnd w:id="70"/>
+    <w:bookmarkStart w:id="71" w:name="two-layer-send-caps"/>
     <w:p>
       <w:pPr>
         <w:pStyle w:val="Heading3"/>
@@ -10607,7 +10950,7 @@
         <w:pStyle w:val="Compact"/>
         <w:numPr>
           <w:ilvl w:val="0"/>
-          <w:numId w:val="1478"/>
+          <w:numId w:val="1484"/>
         </w:numPr>
       </w:pPr>
       <w:r>
@@ -10619,7 +10962,7 @@
         <w:pStyle w:val="Compact"/>
         <w:numPr>
           <w:ilvl w:val="1"/>
-          <w:numId w:val="1479"/>
+          <w:numId w:val="1485"/>
         </w:numPr>
       </w:pPr>
       <w:r>
@@ -10631,7 +10974,7 @@
         <w:pStyle w:val="Compact"/>
         <w:numPr>
           <w:ilvl w:val="1"/>
-          <w:numId w:val="1479"/>
+          <w:numId w:val="1485"/>
         </w:numPr>
       </w:pPr>
       <w:r>
@@ -10643,7 +10986,7 @@
         <w:pStyle w:val="Compact"/>
         <w:numPr>
           <w:ilvl w:val="0"/>
-          <w:numId w:val="1480"/>
+          <w:numId w:val="1486"/>
         </w:numPr>
       </w:pPr>
       <w:r>
@@ -10655,7 +10998,7 @@
         <w:pStyle w:val="Compact"/>
         <w:numPr>
           <w:ilvl w:val="1"/>
-          <w:numId w:val="1481"/>
+          <w:numId w:val="1487"/>
         </w:numPr>
       </w:pPr>
       <w:r>
@@ -10667,7 +11010,7 @@
         <w:pStyle w:val="Compact"/>
         <w:numPr>
           <w:ilvl w:val="1"/>
-          <w:numId w:val="1481"/>
+          <w:numId w:val="1487"/>
         </w:numPr>
       </w:pPr>
       <w:r>
@@ -10679,7 +11022,7 @@
         <w:pStyle w:val="Compact"/>
         <w:numPr>
           <w:ilvl w:val="0"/>
-          <w:numId w:val="1482"/>
+          <w:numId w:val="1488"/>
         </w:numPr>
       </w:pPr>
       <w:r>
@@ -10691,7 +11034,7 @@
         <w:pStyle w:val="Compact"/>
         <w:numPr>
           <w:ilvl w:val="0"/>
-          <w:numId w:val="1483"/>
+          <w:numId w:val="1489"/>
         </w:numPr>
       </w:pPr>
       <w:r>
@@ -10703,7 +11046,7 @@
         <w:pStyle w:val="Compact"/>
         <w:numPr>
           <w:ilvl w:val="0"/>
-          <w:numId w:val="1484"/>
+          <w:numId w:val="1490"/>
         </w:numPr>
       </w:pPr>
       <w:r>
@@ -10715,15 +11058,15 @@
         <w:pStyle w:val="Compact"/>
         <w:numPr>
           <w:ilvl w:val="0"/>
-          <w:numId w:val="1485"/>
+          <w:numId w:val="1491"/>
         </w:numPr>
       </w:pPr>
       <w:r>
         <w:t xml:space="preserve">Cohort card lead count reflects current remaining capacity at render/build time.</w:t>
       </w:r>
     </w:p>
-    <w:bookmarkEnd w:id="70"/>
-    <w:bookmarkStart w:id="71" w:name="ai-reasoning-and-cron"/>
+    <w:bookmarkEnd w:id="71"/>
+    <w:bookmarkStart w:id="72" w:name="ai-reasoning-and-cron"/>
     <w:p>
       <w:pPr>
         <w:pStyle w:val="Heading3"/>
@@ -10737,7 +11080,7 @@
         <w:pStyle w:val="Compact"/>
         <w:numPr>
           <w:ilvl w:val="0"/>
-          <w:numId w:val="1486"/>
+          <w:numId w:val="1492"/>
         </w:numPr>
       </w:pPr>
       <w:r>
@@ -10749,7 +11092,7 @@
         <w:pStyle w:val="Compact"/>
         <w:numPr>
           <w:ilvl w:val="0"/>
-          <w:numId w:val="1487"/>
+          <w:numId w:val="1493"/>
         </w:numPr>
       </w:pPr>
       <w:r>
@@ -10761,7 +11104,7 @@
         <w:pStyle w:val="Compact"/>
         <w:numPr>
           <w:ilvl w:val="0"/>
-          <w:numId w:val="1488"/>
+          <w:numId w:val="1494"/>
         </w:numPr>
       </w:pPr>
       <w:r>
@@ -10773,7 +11116,7 @@
         <w:pStyle w:val="Compact"/>
         <w:numPr>
           <w:ilvl w:val="0"/>
-          <w:numId w:val="1489"/>
+          <w:numId w:val="1495"/>
         </w:numPr>
       </w:pPr>
       <w:r>
@@ -10785,7 +11128,7 @@
         <w:pStyle w:val="Compact"/>
         <w:numPr>
           <w:ilvl w:val="0"/>
-          <w:numId w:val="1490"/>
+          <w:numId w:val="1496"/>
         </w:numPr>
       </w:pPr>
       <w:r>
@@ -10797,7 +11140,7 @@
         <w:pStyle w:val="Compact"/>
         <w:numPr>
           <w:ilvl w:val="0"/>
-          <w:numId w:val="1491"/>
+          <w:numId w:val="1497"/>
         </w:numPr>
       </w:pPr>
       <w:r>
@@ -10809,7 +11152,7 @@
         <w:pStyle w:val="Compact"/>
         <w:numPr>
           <w:ilvl w:val="0"/>
-          <w:numId w:val="1492"/>
+          <w:numId w:val="1498"/>
         </w:numPr>
       </w:pPr>
       <w:r>
@@ -10821,7 +11164,7 @@
         <w:pStyle w:val="Compact"/>
         <w:numPr>
           <w:ilvl w:val="0"/>
-          <w:numId w:val="1493"/>
+          <w:numId w:val="1499"/>
         </w:numPr>
       </w:pPr>
       <w:r>
@@ -10833,15 +11176,15 @@
         <w:pStyle w:val="Compact"/>
         <w:numPr>
           <w:ilvl w:val="0"/>
-          <w:numId w:val="1494"/>
+          <w:numId w:val="1500"/>
         </w:numPr>
       </w:pPr>
       <w:r>
         <w:t xml:space="preserve">Log failures per user/cohort without breaking other cohorts.</w:t>
       </w:r>
     </w:p>
-    <w:bookmarkEnd w:id="71"/>
-    <w:bookmarkStart w:id="72" w:name="ui-1"/>
+    <w:bookmarkEnd w:id="72"/>
+    <w:bookmarkStart w:id="73" w:name="ui-1"/>
     <w:p>
       <w:pPr>
         <w:pStyle w:val="Heading3"/>
@@ -10855,7 +11198,7 @@
         <w:pStyle w:val="Compact"/>
         <w:numPr>
           <w:ilvl w:val="0"/>
-          <w:numId w:val="1495"/>
+          <w:numId w:val="1501"/>
         </w:numPr>
       </w:pPr>
       <w:r>
@@ -10867,7 +11210,7 @@
         <w:pStyle w:val="Compact"/>
         <w:numPr>
           <w:ilvl w:val="0"/>
-          <w:numId w:val="1496"/>
+          <w:numId w:val="1502"/>
         </w:numPr>
       </w:pPr>
       <w:r>
@@ -10879,7 +11222,7 @@
         <w:pStyle w:val="Compact"/>
         <w:numPr>
           <w:ilvl w:val="0"/>
-          <w:numId w:val="1497"/>
+          <w:numId w:val="1503"/>
         </w:numPr>
       </w:pPr>
       <w:r>
@@ -10891,7 +11234,7 @@
         <w:pStyle w:val="Compact"/>
         <w:numPr>
           <w:ilvl w:val="0"/>
-          <w:numId w:val="1498"/>
+          <w:numId w:val="1504"/>
         </w:numPr>
       </w:pPr>
       <w:r>
@@ -10903,7 +11246,7 @@
         <w:pStyle w:val="Compact"/>
         <w:numPr>
           <w:ilvl w:val="0"/>
-          <w:numId w:val="1499"/>
+          <w:numId w:val="1505"/>
         </w:numPr>
       </w:pPr>
       <w:r>
@@ -10915,7 +11258,7 @@
         <w:pStyle w:val="Compact"/>
         <w:numPr>
           <w:ilvl w:val="0"/>
-          <w:numId w:val="1500"/>
+          <w:numId w:val="1506"/>
         </w:numPr>
       </w:pPr>
       <w:r>
@@ -10927,7 +11270,7 @@
         <w:pStyle w:val="Compact"/>
         <w:numPr>
           <w:ilvl w:val="0"/>
-          <w:numId w:val="1501"/>
+          <w:numId w:val="1507"/>
         </w:numPr>
       </w:pPr>
       <w:r>
@@ -10939,7 +11282,7 @@
         <w:pStyle w:val="Compact"/>
         <w:numPr>
           <w:ilvl w:val="0"/>
-          <w:numId w:val="1502"/>
+          <w:numId w:val="1508"/>
         </w:numPr>
       </w:pPr>
       <w:r>
@@ -10951,7 +11294,7 @@
         <w:pStyle w:val="Compact"/>
         <w:numPr>
           <w:ilvl w:val="0"/>
-          <w:numId w:val="1503"/>
+          <w:numId w:val="1509"/>
         </w:numPr>
       </w:pPr>
       <w:r>
@@ -10963,7 +11306,7 @@
         <w:pStyle w:val="Compact"/>
         <w:numPr>
           <w:ilvl w:val="0"/>
-          <w:numId w:val="1504"/>
+          <w:numId w:val="1510"/>
         </w:numPr>
       </w:pPr>
       <w:r>
@@ -10990,7 +11333,7 @@
         <w:pStyle w:val="Compact"/>
         <w:numPr>
           <w:ilvl w:val="0"/>
-          <w:numId w:val="1505"/>
+          <w:numId w:val="1511"/>
         </w:numPr>
       </w:pPr>
       <w:r>
@@ -11011,15 +11354,15 @@
         <w:pStyle w:val="Compact"/>
         <w:numPr>
           <w:ilvl w:val="0"/>
-          <w:numId w:val="1506"/>
+          <w:numId w:val="1512"/>
         </w:numPr>
       </w:pPr>
       <w:r>
         <w:t xml:space="preserve">Existing campaign actions still work: rerun/refresh, start, pause, delete where allowed.</w:t>
       </w:r>
     </w:p>
-    <w:bookmarkEnd w:id="72"/>
-    <w:bookmarkStart w:id="73" w:name="backendapi"/>
+    <w:bookmarkEnd w:id="73"/>
+    <w:bookmarkStart w:id="74" w:name="backendapi"/>
     <w:p>
       <w:pPr>
         <w:pStyle w:val="Heading3"/>
@@ -11033,7 +11376,7 @@
         <w:pStyle w:val="Compact"/>
         <w:numPr>
           <w:ilvl w:val="0"/>
-          <w:numId w:val="1507"/>
+          <w:numId w:val="1513"/>
         </w:numPr>
       </w:pPr>
       <w:r>
@@ -11045,7 +11388,7 @@
         <w:pStyle w:val="Compact"/>
         <w:numPr>
           <w:ilvl w:val="0"/>
-          <w:numId w:val="1508"/>
+          <w:numId w:val="1514"/>
         </w:numPr>
       </w:pPr>
       <w:r>
@@ -11057,7 +11400,7 @@
         <w:pStyle w:val="Compact"/>
         <w:numPr>
           <w:ilvl w:val="0"/>
-          <w:numId w:val="1509"/>
+          <w:numId w:val="1515"/>
         </w:numPr>
       </w:pPr>
       <w:r>
@@ -11069,7 +11412,7 @@
         <w:pStyle w:val="Compact"/>
         <w:numPr>
           <w:ilvl w:val="0"/>
-          <w:numId w:val="1510"/>
+          <w:numId w:val="1516"/>
         </w:numPr>
       </w:pPr>
       <w:r>
@@ -11081,7 +11424,7 @@
         <w:pStyle w:val="Compact"/>
         <w:numPr>
           <w:ilvl w:val="0"/>
-          <w:numId w:val="1511"/>
+          <w:numId w:val="1517"/>
         </w:numPr>
       </w:pPr>
       <w:r>
@@ -11093,7 +11436,7 @@
         <w:pStyle w:val="Compact"/>
         <w:numPr>
           <w:ilvl w:val="0"/>
-          <w:numId w:val="1512"/>
+          <w:numId w:val="1518"/>
         </w:numPr>
       </w:pPr>
       <w:r>
@@ -11105,7 +11448,7 @@
         <w:pStyle w:val="Compact"/>
         <w:numPr>
           <w:ilvl w:val="0"/>
-          <w:numId w:val="1513"/>
+          <w:numId w:val="1519"/>
         </w:numPr>
       </w:pPr>
       <w:r>
@@ -11117,15 +11460,15 @@
         <w:pStyle w:val="Compact"/>
         <w:numPr>
           <w:ilvl w:val="0"/>
-          <w:numId w:val="1514"/>
+          <w:numId w:val="1520"/>
         </w:numPr>
       </w:pPr>
       <w:r>
         <w:t xml:space="preserve">AI Retarget is upstream recommendation only; no auto-send.</w:t>
       </w:r>
     </w:p>
-    <w:bookmarkEnd w:id="73"/>
-    <w:bookmarkStart w:id="74" w:name="m2.3-testing-gate"/>
+    <w:bookmarkEnd w:id="74"/>
+    <w:bookmarkStart w:id="75" w:name="m2.3-testing-gate"/>
     <w:p>
       <w:pPr>
         <w:pStyle w:val="Heading3"/>
@@ -11139,7 +11482,7 @@
         <w:pStyle w:val="Compact"/>
         <w:numPr>
           <w:ilvl w:val="0"/>
-          <w:numId w:val="1515"/>
+          <w:numId w:val="1521"/>
         </w:numPr>
       </w:pPr>
       <w:r>
@@ -11151,7 +11494,7 @@
         <w:pStyle w:val="Compact"/>
         <w:numPr>
           <w:ilvl w:val="0"/>
-          <w:numId w:val="1516"/>
+          <w:numId w:val="1522"/>
         </w:numPr>
       </w:pPr>
       <w:r>
@@ -11163,7 +11506,7 @@
         <w:pStyle w:val="Compact"/>
         <w:numPr>
           <w:ilvl w:val="0"/>
-          <w:numId w:val="1517"/>
+          <w:numId w:val="1523"/>
         </w:numPr>
       </w:pPr>
       <w:r>
@@ -11175,7 +11518,7 @@
         <w:pStyle w:val="Compact"/>
         <w:numPr>
           <w:ilvl w:val="0"/>
-          <w:numId w:val="1518"/>
+          <w:numId w:val="1524"/>
         </w:numPr>
       </w:pPr>
       <w:r>
@@ -11187,7 +11530,7 @@
         <w:pStyle w:val="Compact"/>
         <w:numPr>
           <w:ilvl w:val="0"/>
-          <w:numId w:val="1519"/>
+          <w:numId w:val="1525"/>
         </w:numPr>
       </w:pPr>
       <w:r>
@@ -11199,7 +11542,7 @@
         <w:pStyle w:val="Compact"/>
         <w:numPr>
           <w:ilvl w:val="0"/>
-          <w:numId w:val="1520"/>
+          <w:numId w:val="1526"/>
         </w:numPr>
       </w:pPr>
       <w:r>
@@ -11211,7 +11554,7 @@
         <w:pStyle w:val="Compact"/>
         <w:numPr>
           <w:ilvl w:val="0"/>
-          <w:numId w:val="1521"/>
+          <w:numId w:val="1527"/>
         </w:numPr>
       </w:pPr>
       <w:r>
@@ -11223,7 +11566,7 @@
         <w:pStyle w:val="Compact"/>
         <w:numPr>
           <w:ilvl w:val="0"/>
-          <w:numId w:val="1522"/>
+          <w:numId w:val="1528"/>
         </w:numPr>
       </w:pPr>
       <w:r>
@@ -11235,7 +11578,7 @@
         <w:pStyle w:val="Compact"/>
         <w:numPr>
           <w:ilvl w:val="0"/>
-          <w:numId w:val="1523"/>
+          <w:numId w:val="1529"/>
         </w:numPr>
       </w:pPr>
       <w:r>
@@ -11247,7 +11590,7 @@
         <w:pStyle w:val="Compact"/>
         <w:numPr>
           <w:ilvl w:val="0"/>
-          <w:numId w:val="1524"/>
+          <w:numId w:val="1530"/>
         </w:numPr>
       </w:pPr>
       <w:r>
@@ -11259,7 +11602,7 @@
         <w:pStyle w:val="Compact"/>
         <w:numPr>
           <w:ilvl w:val="0"/>
-          <w:numId w:val="1525"/>
+          <w:numId w:val="1531"/>
         </w:numPr>
       </w:pPr>
       <w:r>
@@ -11271,7 +11614,7 @@
         <w:pStyle w:val="Compact"/>
         <w:numPr>
           <w:ilvl w:val="0"/>
-          <w:numId w:val="1526"/>
+          <w:numId w:val="1532"/>
         </w:numPr>
       </w:pPr>
       <w:r>
@@ -11283,7 +11626,7 @@
         <w:pStyle w:val="Compact"/>
         <w:numPr>
           <w:ilvl w:val="0"/>
-          <w:numId w:val="1527"/>
+          <w:numId w:val="1533"/>
         </w:numPr>
       </w:pPr>
       <w:r>
@@ -11295,7 +11638,7 @@
         <w:pStyle w:val="Compact"/>
         <w:numPr>
           <w:ilvl w:val="0"/>
-          <w:numId w:val="1528"/>
+          <w:numId w:val="1534"/>
         </w:numPr>
       </w:pPr>
       <w:r>
@@ -11307,16 +11650,16 @@
         <w:pStyle w:val="Compact"/>
         <w:numPr>
           <w:ilvl w:val="0"/>
-          <w:numId w:val="1529"/>
+          <w:numId w:val="1535"/>
         </w:numPr>
       </w:pPr>
       <w:r>
         <w:t xml:space="preserve">Progress dashboard updated.</w:t>
       </w:r>
     </w:p>
-    <w:bookmarkEnd w:id="74"/>
     <w:bookmarkEnd w:id="75"/>
-    <w:bookmarkStart w:id="79" w:name="m2.4-m2-full-regression-and-release-gate"/>
+    <w:bookmarkEnd w:id="76"/>
+    <w:bookmarkStart w:id="80" w:name="m2.4-m2-full-regression-and-release-gate"/>
     <w:p>
       <w:pPr>
         <w:pStyle w:val="Heading2"/>
@@ -11325,7 +11668,7 @@
         <w:t xml:space="preserve">M2.4 — M2 Full Regression And Release Gate</w:t>
       </w:r>
     </w:p>
-    <w:bookmarkStart w:id="76" w:name="functional-regression-1"/>
+    <w:bookmarkStart w:id="77" w:name="functional-regression-1"/>
     <w:p>
       <w:pPr>
         <w:pStyle w:val="Heading3"/>
@@ -11339,7 +11682,7 @@
         <w:pStyle w:val="Compact"/>
         <w:numPr>
           <w:ilvl w:val="0"/>
-          <w:numId w:val="1530"/>
+          <w:numId w:val="1536"/>
         </w:numPr>
       </w:pPr>
       <w:r>
@@ -11351,7 +11694,7 @@
         <w:pStyle w:val="Compact"/>
         <w:numPr>
           <w:ilvl w:val="0"/>
-          <w:numId w:val="1531"/>
+          <w:numId w:val="1537"/>
         </w:numPr>
       </w:pPr>
       <w:r>
@@ -11363,7 +11706,7 @@
         <w:pStyle w:val="Compact"/>
         <w:numPr>
           <w:ilvl w:val="0"/>
-          <w:numId w:val="1532"/>
+          <w:numId w:val="1538"/>
         </w:numPr>
       </w:pPr>
       <w:r>
@@ -11375,7 +11718,7 @@
         <w:pStyle w:val="Compact"/>
         <w:numPr>
           <w:ilvl w:val="0"/>
-          <w:numId w:val="1533"/>
+          <w:numId w:val="1539"/>
         </w:numPr>
       </w:pPr>
       <w:r>
@@ -11387,7 +11730,7 @@
         <w:pStyle w:val="Compact"/>
         <w:numPr>
           <w:ilvl w:val="0"/>
-          <w:numId w:val="1534"/>
+          <w:numId w:val="1540"/>
         </w:numPr>
       </w:pPr>
       <w:r>
@@ -11399,7 +11742,7 @@
         <w:pStyle w:val="Compact"/>
         <w:numPr>
           <w:ilvl w:val="0"/>
-          <w:numId w:val="1535"/>
+          <w:numId w:val="1541"/>
         </w:numPr>
       </w:pPr>
       <w:r>
@@ -11411,7 +11754,7 @@
         <w:pStyle w:val="Compact"/>
         <w:numPr>
           <w:ilvl w:val="0"/>
-          <w:numId w:val="1536"/>
+          <w:numId w:val="1542"/>
         </w:numPr>
       </w:pPr>
       <w:r>
@@ -11423,7 +11766,7 @@
         <w:pStyle w:val="Compact"/>
         <w:numPr>
           <w:ilvl w:val="0"/>
-          <w:numId w:val="1537"/>
+          <w:numId w:val="1543"/>
         </w:numPr>
       </w:pPr>
       <w:r>
@@ -11435,7 +11778,7 @@
         <w:pStyle w:val="Compact"/>
         <w:numPr>
           <w:ilvl w:val="0"/>
-          <w:numId w:val="1538"/>
+          <w:numId w:val="1544"/>
         </w:numPr>
       </w:pPr>
       <w:r>
@@ -11447,7 +11790,7 @@
         <w:pStyle w:val="Compact"/>
         <w:numPr>
           <w:ilvl w:val="0"/>
-          <w:numId w:val="1539"/>
+          <w:numId w:val="1545"/>
         </w:numPr>
       </w:pPr>
       <w:r>
@@ -11459,7 +11802,7 @@
         <w:pStyle w:val="Compact"/>
         <w:numPr>
           <w:ilvl w:val="0"/>
-          <w:numId w:val="1540"/>
+          <w:numId w:val="1546"/>
         </w:numPr>
       </w:pPr>
       <w:r>
@@ -11471,7 +11814,7 @@
         <w:pStyle w:val="Compact"/>
         <w:numPr>
           <w:ilvl w:val="0"/>
-          <w:numId w:val="1541"/>
+          <w:numId w:val="1547"/>
         </w:numPr>
       </w:pPr>
       <w:r>
@@ -11483,7 +11826,7 @@
         <w:pStyle w:val="Compact"/>
         <w:numPr>
           <w:ilvl w:val="0"/>
-          <w:numId w:val="1542"/>
+          <w:numId w:val="1548"/>
         </w:numPr>
       </w:pPr>
       <w:r>
@@ -11505,8 +11848,8 @@
         <w:t xml:space="preserve">and test messages.</w:t>
       </w:r>
     </w:p>
-    <w:bookmarkEnd w:id="76"/>
-    <w:bookmarkStart w:id="77" w:name="visual-regression-1"/>
+    <w:bookmarkEnd w:id="77"/>
+    <w:bookmarkStart w:id="78" w:name="visual-regression-1"/>
     <w:p>
       <w:pPr>
         <w:pStyle w:val="Heading3"/>
@@ -11520,7 +11863,7 @@
         <w:pStyle w:val="Compact"/>
         <w:numPr>
           <w:ilvl w:val="0"/>
-          <w:numId w:val="1543"/>
+          <w:numId w:val="1549"/>
         </w:numPr>
       </w:pPr>
       <w:r>
@@ -11532,7 +11875,7 @@
         <w:pStyle w:val="Compact"/>
         <w:numPr>
           <w:ilvl w:val="0"/>
-          <w:numId w:val="1544"/>
+          <w:numId w:val="1550"/>
         </w:numPr>
       </w:pPr>
       <w:r>
@@ -11559,7 +11902,7 @@
         <w:pStyle w:val="Compact"/>
         <w:numPr>
           <w:ilvl w:val="0"/>
-          <w:numId w:val="1545"/>
+          <w:numId w:val="1551"/>
         </w:numPr>
       </w:pPr>
       <w:r>
@@ -11571,7 +11914,7 @@
         <w:pStyle w:val="Compact"/>
         <w:numPr>
           <w:ilvl w:val="0"/>
-          <w:numId w:val="1546"/>
+          <w:numId w:val="1552"/>
         </w:numPr>
       </w:pPr>
       <w:r>
@@ -11583,7 +11926,7 @@
         <w:pStyle w:val="Compact"/>
         <w:numPr>
           <w:ilvl w:val="0"/>
-          <w:numId w:val="1547"/>
+          <w:numId w:val="1553"/>
         </w:numPr>
       </w:pPr>
       <w:r>
@@ -11595,7 +11938,7 @@
         <w:pStyle w:val="Compact"/>
         <w:numPr>
           <w:ilvl w:val="0"/>
-          <w:numId w:val="1548"/>
+          <w:numId w:val="1554"/>
         </w:numPr>
       </w:pPr>
       <w:r>
@@ -11607,7 +11950,7 @@
         <w:pStyle w:val="Compact"/>
         <w:numPr>
           <w:ilvl w:val="0"/>
-          <w:numId w:val="1549"/>
+          <w:numId w:val="1555"/>
         </w:numPr>
       </w:pPr>
       <w:r>
@@ -11619,15 +11962,15 @@
         <w:pStyle w:val="Compact"/>
         <w:numPr>
           <w:ilvl w:val="0"/>
-          <w:numId w:val="1550"/>
+          <w:numId w:val="1556"/>
         </w:numPr>
       </w:pPr>
       <w:r>
         <w:t xml:space="preserve">No unreadable text if current styles fail; scoped style set added if needed.</w:t>
       </w:r>
     </w:p>
-    <w:bookmarkEnd w:id="77"/>
-    <w:bookmarkStart w:id="78" w:name="release-readiness-1"/>
+    <w:bookmarkEnd w:id="78"/>
+    <w:bookmarkStart w:id="79" w:name="release-readiness-1"/>
     <w:p>
       <w:pPr>
         <w:pStyle w:val="Heading3"/>
@@ -11641,7 +11984,7 @@
         <w:pStyle w:val="Compact"/>
         <w:numPr>
           <w:ilvl w:val="0"/>
-          <w:numId w:val="1551"/>
+          <w:numId w:val="1557"/>
         </w:numPr>
       </w:pPr>
       <w:r>
@@ -11653,7 +11996,7 @@
         <w:pStyle w:val="Compact"/>
         <w:numPr>
           <w:ilvl w:val="0"/>
-          <w:numId w:val="1552"/>
+          <w:numId w:val="1558"/>
         </w:numPr>
       </w:pPr>
       <w:r>
@@ -11665,7 +12008,7 @@
         <w:pStyle w:val="Compact"/>
         <w:numPr>
           <w:ilvl w:val="0"/>
-          <w:numId w:val="1553"/>
+          <w:numId w:val="1559"/>
         </w:numPr>
       </w:pPr>
       <w:r>
@@ -11677,7 +12020,7 @@
         <w:pStyle w:val="Compact"/>
         <w:numPr>
           <w:ilvl w:val="0"/>
-          <w:numId w:val="1554"/>
+          <w:numId w:val="1560"/>
         </w:numPr>
       </w:pPr>
       <w:r>
@@ -11689,7 +12032,7 @@
         <w:pStyle w:val="Compact"/>
         <w:numPr>
           <w:ilvl w:val="0"/>
-          <w:numId w:val="1555"/>
+          <w:numId w:val="1561"/>
         </w:numPr>
       </w:pPr>
       <w:r>
@@ -11701,7 +12044,7 @@
         <w:pStyle w:val="Compact"/>
         <w:numPr>
           <w:ilvl w:val="0"/>
-          <w:numId w:val="1556"/>
+          <w:numId w:val="1562"/>
         </w:numPr>
       </w:pPr>
       <w:r>
@@ -11713,7 +12056,7 @@
         <w:pStyle w:val="Compact"/>
         <w:numPr>
           <w:ilvl w:val="0"/>
-          <w:numId w:val="1557"/>
+          <w:numId w:val="1563"/>
         </w:numPr>
       </w:pPr>
       <w:r>
@@ -11725,7 +12068,7 @@
         <w:pStyle w:val="Compact"/>
         <w:numPr>
           <w:ilvl w:val="0"/>
-          <w:numId w:val="1558"/>
+          <w:numId w:val="1564"/>
         </w:numPr>
       </w:pPr>
       <w:r>
@@ -11737,16 +12080,16 @@
         <w:pStyle w:val="Compact"/>
         <w:numPr>
           <w:ilvl w:val="0"/>
-          <w:numId w:val="1559"/>
+          <w:numId w:val="1565"/>
         </w:numPr>
       </w:pPr>
       <w:r>
         <w:t xml:space="preserve">Progress dashboard updated to M2 complete only after all gates pass.</w:t>
       </w:r>
     </w:p>
-    <w:bookmarkEnd w:id="78"/>
     <w:bookmarkEnd w:id="79"/>
-    <w:bookmarkStart w:id="80" w:name="full-final-acceptance"/>
+    <w:bookmarkEnd w:id="80"/>
+    <w:bookmarkStart w:id="81" w:name="full-final-acceptance"/>
     <w:p>
       <w:pPr>
         <w:pStyle w:val="Heading2"/>
@@ -11760,7 +12103,7 @@
         <w:pStyle w:val="Compact"/>
         <w:numPr>
           <w:ilvl w:val="0"/>
-          <w:numId w:val="1560"/>
+          <w:numId w:val="1566"/>
         </w:numPr>
       </w:pPr>
       <w:r>
@@ -11772,7 +12115,7 @@
         <w:pStyle w:val="Compact"/>
         <w:numPr>
           <w:ilvl w:val="0"/>
-          <w:numId w:val="1561"/>
+          <w:numId w:val="1567"/>
         </w:numPr>
       </w:pPr>
       <w:r>
@@ -11784,7 +12127,7 @@
         <w:pStyle w:val="Compact"/>
         <w:numPr>
           <w:ilvl w:val="0"/>
-          <w:numId w:val="1562"/>
+          <w:numId w:val="1568"/>
         </w:numPr>
       </w:pPr>
       <w:r>
@@ -11796,7 +12139,7 @@
         <w:pStyle w:val="Compact"/>
         <w:numPr>
           <w:ilvl w:val="0"/>
-          <w:numId w:val="1563"/>
+          <w:numId w:val="1569"/>
         </w:numPr>
       </w:pPr>
       <w:r>
@@ -11808,7 +12151,7 @@
         <w:pStyle w:val="Compact"/>
         <w:numPr>
           <w:ilvl w:val="0"/>
-          <w:numId w:val="1564"/>
+          <w:numId w:val="1570"/>
         </w:numPr>
       </w:pPr>
       <w:r>
@@ -11820,7 +12163,7 @@
         <w:pStyle w:val="Compact"/>
         <w:numPr>
           <w:ilvl w:val="0"/>
-          <w:numId w:val="1565"/>
+          <w:numId w:val="1571"/>
         </w:numPr>
       </w:pPr>
       <w:r>
@@ -11832,7 +12175,7 @@
         <w:pStyle w:val="Compact"/>
         <w:numPr>
           <w:ilvl w:val="0"/>
-          <w:numId w:val="1566"/>
+          <w:numId w:val="1572"/>
         </w:numPr>
       </w:pPr>
       <w:r>
@@ -11844,7 +12187,7 @@
         <w:pStyle w:val="Compact"/>
         <w:numPr>
           <w:ilvl w:val="0"/>
-          <w:numId w:val="1567"/>
+          <w:numId w:val="1573"/>
         </w:numPr>
       </w:pPr>
       <w:r>
@@ -11856,7 +12199,7 @@
         <w:pStyle w:val="Compact"/>
         <w:numPr>
           <w:ilvl w:val="0"/>
-          <w:numId w:val="1568"/>
+          <w:numId w:val="1574"/>
         </w:numPr>
       </w:pPr>
       <w:r>
@@ -11868,7 +12211,7 @@
         <w:pStyle w:val="Compact"/>
         <w:numPr>
           <w:ilvl w:val="0"/>
-          <w:numId w:val="1569"/>
+          <w:numId w:val="1575"/>
         </w:numPr>
       </w:pPr>
       <w:r>
@@ -11880,15 +12223,15 @@
         <w:pStyle w:val="Compact"/>
         <w:numPr>
           <w:ilvl w:val="0"/>
-          <w:numId w:val="1570"/>
+          <w:numId w:val="1576"/>
         </w:numPr>
       </w:pPr>
       <w:r>
         <w:t xml:space="preserve">Final client-facing summary prepared with what changed, how it was tested, and what is intentionally out of scope.</w:t>
       </w:r>
     </w:p>
-    <w:bookmarkEnd w:id="80"/>
-    <w:bookmarkStart w:id="81" w:name="progress-update-log"/>
+    <w:bookmarkEnd w:id="81"/>
+    <w:bookmarkStart w:id="82" w:name="progress-update-log"/>
     <w:p>
       <w:pPr>
         <w:pStyle w:val="Heading2"/>
@@ -12031,8 +12374,8 @@
         </w:tc>
       </w:tr>
     </w:tbl>
-    <w:bookmarkEnd w:id="81"/>
     <w:bookmarkEnd w:id="82"/>
+    <w:bookmarkEnd w:id="83"/>
     <w:sectPr>
       <w:footnotePr>
         <w:numRestart w:val="eachSect"/>
@@ -12891,35 +13234,35 @@
     <w:abstractNumId w:val="993"/>
   </w:num>
   <w:num w:numId="1164">
-    <w:abstractNumId w:val="992"/>
+    <w:abstractNumId w:val="993"/>
   </w:num>
   <w:num w:numId="1165">
+    <w:abstractNumId w:val="993"/>
+  </w:num>
+  <w:num w:numId="1166">
+    <w:abstractNumId w:val="993"/>
+  </w:num>
+  <w:num w:numId="1167">
+    <w:abstractNumId w:val="993"/>
+  </w:num>
+  <w:num w:numId="1168">
+    <w:abstractNumId w:val="993"/>
+  </w:num>
+  <w:num w:numId="1169">
+    <w:abstractNumId w:val="992"/>
+  </w:num>
+  <w:num w:numId="1170">
+    <w:abstractNumId w:val="993"/>
+  </w:num>
+  <w:num w:numId="1171">
     <w:abstractNumId w:val="991"/>
   </w:num>
-  <w:num w:numId="1166">
-    <w:abstractNumId w:val="992"/>
-  </w:num>
-  <w:num w:numId="1167">
+  <w:num w:numId="1172">
+    <w:abstractNumId w:val="993"/>
+  </w:num>
+  <w:num w:numId="1173">
     <w:abstractNumId w:val="991"/>
   </w:num>
-  <w:num w:numId="1168">
-    <w:abstractNumId w:val="992"/>
-  </w:num>
-  <w:num w:numId="1169">
-    <w:abstractNumId w:val="992"/>
-  </w:num>
-  <w:num w:numId="1170">
-    <w:abstractNumId w:val="992"/>
-  </w:num>
-  <w:num w:numId="1171">
-    <w:abstractNumId w:val="992"/>
-  </w:num>
-  <w:num w:numId="1172">
-    <w:abstractNumId w:val="992"/>
-  </w:num>
-  <w:num w:numId="1173">
-    <w:abstractNumId w:val="992"/>
-  </w:num>
   <w:num w:numId="1174">
     <w:abstractNumId w:val="992"/>
   </w:num>
@@ -12930,7 +13273,7 @@
     <w:abstractNumId w:val="992"/>
   </w:num>
   <w:num w:numId="1177">
-    <w:abstractNumId w:val="992"/>
+    <w:abstractNumId w:val="993"/>
   </w:num>
   <w:num w:numId="1178">
     <w:abstractNumId w:val="992"/>
@@ -13020,26 +13363,26 @@
     <w:abstractNumId w:val="992"/>
   </w:num>
   <w:num w:numId="1207">
+    <w:abstractNumId w:val="992"/>
+  </w:num>
+  <w:num w:numId="1208">
+    <w:abstractNumId w:val="992"/>
+  </w:num>
+  <w:num w:numId="1209">
+    <w:abstractNumId w:val="992"/>
+  </w:num>
+  <w:num w:numId="1210">
+    <w:abstractNumId w:val="992"/>
+  </w:num>
+  <w:num w:numId="1211">
+    <w:abstractNumId w:val="992"/>
+  </w:num>
+  <w:num w:numId="1212">
+    <w:abstractNumId w:val="992"/>
+  </w:num>
+  <w:num w:numId="1213">
     <w:abstractNumId w:val="991"/>
   </w:num>
-  <w:num w:numId="1208">
-    <w:abstractNumId w:val="992"/>
-  </w:num>
-  <w:num w:numId="1209">
-    <w:abstractNumId w:val="992"/>
-  </w:num>
-  <w:num w:numId="1210">
-    <w:abstractNumId w:val="992"/>
-  </w:num>
-  <w:num w:numId="1211">
-    <w:abstractNumId w:val="992"/>
-  </w:num>
-  <w:num w:numId="1212">
-    <w:abstractNumId w:val="992"/>
-  </w:num>
-  <w:num w:numId="1213">
-    <w:abstractNumId w:val="992"/>
-  </w:num>
   <w:num w:numId="1214">
     <w:abstractNumId w:val="992"/>
   </w:num>
@@ -13128,22 +13471,22 @@
     <w:abstractNumId w:val="992"/>
   </w:num>
   <w:num w:numId="1243">
-    <w:abstractNumId w:val="993"/>
+    <w:abstractNumId w:val="992"/>
   </w:num>
   <w:num w:numId="1244">
-    <w:abstractNumId w:val="993"/>
+    <w:abstractNumId w:val="992"/>
   </w:num>
   <w:num w:numId="1245">
-    <w:abstractNumId w:val="993"/>
+    <w:abstractNumId w:val="992"/>
   </w:num>
   <w:num w:numId="1246">
-    <w:abstractNumId w:val="993"/>
+    <w:abstractNumId w:val="992"/>
   </w:num>
   <w:num w:numId="1247">
-    <w:abstractNumId w:val="993"/>
+    <w:abstractNumId w:val="992"/>
   </w:num>
   <w:num w:numId="1248">
-    <w:abstractNumId w:val="993"/>
+    <w:abstractNumId w:val="992"/>
   </w:num>
   <w:num w:numId="1249">
     <w:abstractNumId w:val="993"/>
@@ -13152,22 +13495,22 @@
     <w:abstractNumId w:val="993"/>
   </w:num>
   <w:num w:numId="1251">
-    <w:abstractNumId w:val="992"/>
+    <w:abstractNumId w:val="993"/>
   </w:num>
   <w:num w:numId="1252">
-    <w:abstractNumId w:val="992"/>
+    <w:abstractNumId w:val="993"/>
   </w:num>
   <w:num w:numId="1253">
-    <w:abstractNumId w:val="992"/>
+    <w:abstractNumId w:val="993"/>
   </w:num>
   <w:num w:numId="1254">
-    <w:abstractNumId w:val="992"/>
+    <w:abstractNumId w:val="993"/>
   </w:num>
   <w:num w:numId="1255">
-    <w:abstractNumId w:val="992"/>
+    <w:abstractNumId w:val="993"/>
   </w:num>
   <w:num w:numId="1256">
-    <w:abstractNumId w:val="992"/>
+    <w:abstractNumId w:val="993"/>
   </w:num>
   <w:num w:numId="1257">
     <w:abstractNumId w:val="992"/>
@@ -13176,26 +13519,26 @@
     <w:abstractNumId w:val="992"/>
   </w:num>
   <w:num w:numId="1259">
+    <w:abstractNumId w:val="992"/>
+  </w:num>
+  <w:num w:numId="1260">
+    <w:abstractNumId w:val="992"/>
+  </w:num>
+  <w:num w:numId="1261">
+    <w:abstractNumId w:val="992"/>
+  </w:num>
+  <w:num w:numId="1262">
+    <w:abstractNumId w:val="992"/>
+  </w:num>
+  <w:num w:numId="1263">
+    <w:abstractNumId w:val="992"/>
+  </w:num>
+  <w:num w:numId="1264">
+    <w:abstractNumId w:val="992"/>
+  </w:num>
+  <w:num w:numId="1265">
     <w:abstractNumId w:val="991"/>
   </w:num>
-  <w:num w:numId="1260">
-    <w:abstractNumId w:val="992"/>
-  </w:num>
-  <w:num w:numId="1261">
-    <w:abstractNumId w:val="992"/>
-  </w:num>
-  <w:num w:numId="1262">
-    <w:abstractNumId w:val="992"/>
-  </w:num>
-  <w:num w:numId="1263">
-    <w:abstractNumId w:val="992"/>
-  </w:num>
-  <w:num w:numId="1264">
-    <w:abstractNumId w:val="992"/>
-  </w:num>
-  <w:num w:numId="1265">
-    <w:abstractNumId w:val="992"/>
-  </w:num>
   <w:num w:numId="1266">
     <w:abstractNumId w:val="992"/>
   </w:num>
@@ -13242,47 +13585,47 @@
     <w:abstractNumId w:val="992"/>
   </w:num>
   <w:num w:numId="1281">
+    <w:abstractNumId w:val="992"/>
+  </w:num>
+  <w:num w:numId="1282">
+    <w:abstractNumId w:val="992"/>
+  </w:num>
+  <w:num w:numId="1283">
+    <w:abstractNumId w:val="992"/>
+  </w:num>
+  <w:num w:numId="1284">
+    <w:abstractNumId w:val="992"/>
+  </w:num>
+  <w:num w:numId="1285">
+    <w:abstractNumId w:val="992"/>
+  </w:num>
+  <w:num w:numId="1286">
+    <w:abstractNumId w:val="992"/>
+  </w:num>
+  <w:num w:numId="1287">
     <w:abstractNumId w:val="993"/>
   </w:num>
-  <w:num w:numId="1282">
-    <w:abstractNumId w:val="992"/>
-  </w:num>
-  <w:num w:numId="1283">
-    <w:abstractNumId w:val="992"/>
-  </w:num>
-  <w:num w:numId="1284">
-    <w:abstractNumId w:val="992"/>
-  </w:num>
-  <w:num w:numId="1285">
-    <w:abstractNumId w:val="992"/>
-  </w:num>
-  <w:num w:numId="1286">
+  <w:num w:numId="1288">
+    <w:abstractNumId w:val="992"/>
+  </w:num>
+  <w:num w:numId="1289">
+    <w:abstractNumId w:val="992"/>
+  </w:num>
+  <w:num w:numId="1290">
+    <w:abstractNumId w:val="992"/>
+  </w:num>
+  <w:num w:numId="1291">
+    <w:abstractNumId w:val="992"/>
+  </w:num>
+  <w:num w:numId="1292">
     <w:abstractNumId w:val="993"/>
   </w:num>
-  <w:num w:numId="1287">
+  <w:num w:numId="1293">
     <w:abstractNumId w:val="991"/>
   </w:num>
-  <w:num w:numId="1288">
+  <w:num w:numId="1294">
     <w:abstractNumId w:val="993"/>
   </w:num>
-  <w:num w:numId="1289">
-    <w:abstractNumId w:val="992"/>
-  </w:num>
-  <w:num w:numId="1290">
-    <w:abstractNumId w:val="992"/>
-  </w:num>
-  <w:num w:numId="1291">
-    <w:abstractNumId w:val="992"/>
-  </w:num>
-  <w:num w:numId="1292">
-    <w:abstractNumId w:val="992"/>
-  </w:num>
-  <w:num w:numId="1293">
-    <w:abstractNumId w:val="992"/>
-  </w:num>
-  <w:num w:numId="1294">
-    <w:abstractNumId w:val="992"/>
-  </w:num>
   <w:num w:numId="1295">
     <w:abstractNumId w:val="992"/>
   </w:num>
@@ -13299,29 +13642,29 @@
     <w:abstractNumId w:val="992"/>
   </w:num>
   <w:num w:numId="1300">
+    <w:abstractNumId w:val="992"/>
+  </w:num>
+  <w:num w:numId="1301">
+    <w:abstractNumId w:val="992"/>
+  </w:num>
+  <w:num w:numId="1302">
+    <w:abstractNumId w:val="992"/>
+  </w:num>
+  <w:num w:numId="1303">
+    <w:abstractNumId w:val="992"/>
+  </w:num>
+  <w:num w:numId="1304">
+    <w:abstractNumId w:val="992"/>
+  </w:num>
+  <w:num w:numId="1305">
+    <w:abstractNumId w:val="992"/>
+  </w:num>
+  <w:num w:numId="1306">
     <w:abstractNumId w:val="993"/>
   </w:num>
-  <w:num w:numId="1301">
+  <w:num w:numId="1307">
     <w:abstractNumId w:val="993"/>
   </w:num>
-  <w:num w:numId="1302">
-    <w:abstractNumId w:val="992"/>
-  </w:num>
-  <w:num w:numId="1303">
-    <w:abstractNumId w:val="992"/>
-  </w:num>
-  <w:num w:numId="1304">
-    <w:abstractNumId w:val="992"/>
-  </w:num>
-  <w:num w:numId="1305">
-    <w:abstractNumId w:val="992"/>
-  </w:num>
-  <w:num w:numId="1306">
-    <w:abstractNumId w:val="992"/>
-  </w:num>
-  <w:num w:numId="1307">
-    <w:abstractNumId w:val="992"/>
-  </w:num>
   <w:num w:numId="1308">
     <w:abstractNumId w:val="992"/>
   </w:num>
@@ -13335,26 +13678,26 @@
     <w:abstractNumId w:val="992"/>
   </w:num>
   <w:num w:numId="1312">
+    <w:abstractNumId w:val="992"/>
+  </w:num>
+  <w:num w:numId="1313">
+    <w:abstractNumId w:val="992"/>
+  </w:num>
+  <w:num w:numId="1314">
+    <w:abstractNumId w:val="992"/>
+  </w:num>
+  <w:num w:numId="1315">
+    <w:abstractNumId w:val="992"/>
+  </w:num>
+  <w:num w:numId="1316">
+    <w:abstractNumId w:val="992"/>
+  </w:num>
+  <w:num w:numId="1317">
+    <w:abstractNumId w:val="992"/>
+  </w:num>
+  <w:num w:numId="1318">
     <w:abstractNumId w:val="991"/>
   </w:num>
-  <w:num w:numId="1313">
-    <w:abstractNumId w:val="992"/>
-  </w:num>
-  <w:num w:numId="1314">
-    <w:abstractNumId w:val="992"/>
-  </w:num>
-  <w:num w:numId="1315">
-    <w:abstractNumId w:val="992"/>
-  </w:num>
-  <w:num w:numId="1316">
-    <w:abstractNumId w:val="992"/>
-  </w:num>
-  <w:num w:numId="1317">
-    <w:abstractNumId w:val="992"/>
-  </w:num>
-  <w:num w:numId="1318">
-    <w:abstractNumId w:val="992"/>
-  </w:num>
   <w:num w:numId="1319">
     <w:abstractNumId w:val="992"/>
   </w:num>
@@ -13383,26 +13726,26 @@
     <w:abstractNumId w:val="992"/>
   </w:num>
   <w:num w:numId="1328">
+    <w:abstractNumId w:val="992"/>
+  </w:num>
+  <w:num w:numId="1329">
+    <w:abstractNumId w:val="992"/>
+  </w:num>
+  <w:num w:numId="1330">
+    <w:abstractNumId w:val="992"/>
+  </w:num>
+  <w:num w:numId="1331">
+    <w:abstractNumId w:val="992"/>
+  </w:num>
+  <w:num w:numId="1332">
+    <w:abstractNumId w:val="992"/>
+  </w:num>
+  <w:num w:numId="1333">
+    <w:abstractNumId w:val="992"/>
+  </w:num>
+  <w:num w:numId="1334">
     <w:abstractNumId w:val="991"/>
   </w:num>
-  <w:num w:numId="1329">
-    <w:abstractNumId w:val="992"/>
-  </w:num>
-  <w:num w:numId="1330">
-    <w:abstractNumId w:val="992"/>
-  </w:num>
-  <w:num w:numId="1331">
-    <w:abstractNumId w:val="992"/>
-  </w:num>
-  <w:num w:numId="1332">
-    <w:abstractNumId w:val="992"/>
-  </w:num>
-  <w:num w:numId="1333">
-    <w:abstractNumId w:val="992"/>
-  </w:num>
-  <w:num w:numId="1334">
-    <w:abstractNumId w:val="992"/>
-  </w:num>
   <w:num w:numId="1335">
     <w:abstractNumId w:val="992"/>
   </w:num>
@@ -13551,26 +13894,26 @@
     <w:abstractNumId w:val="992"/>
   </w:num>
   <w:num w:numId="1384">
+    <w:abstractNumId w:val="992"/>
+  </w:num>
+  <w:num w:numId="1385">
+    <w:abstractNumId w:val="992"/>
+  </w:num>
+  <w:num w:numId="1386">
+    <w:abstractNumId w:val="992"/>
+  </w:num>
+  <w:num w:numId="1387">
+    <w:abstractNumId w:val="992"/>
+  </w:num>
+  <w:num w:numId="1388">
+    <w:abstractNumId w:val="992"/>
+  </w:num>
+  <w:num w:numId="1389">
+    <w:abstractNumId w:val="992"/>
+  </w:num>
+  <w:num w:numId="1390">
     <w:abstractNumId w:val="991"/>
   </w:num>
-  <w:num w:numId="1385">
-    <w:abstractNumId w:val="992"/>
-  </w:num>
-  <w:num w:numId="1386">
-    <w:abstractNumId w:val="992"/>
-  </w:num>
-  <w:num w:numId="1387">
-    <w:abstractNumId w:val="992"/>
-  </w:num>
-  <w:num w:numId="1388">
-    <w:abstractNumId w:val="992"/>
-  </w:num>
-  <w:num w:numId="1389">
-    <w:abstractNumId w:val="992"/>
-  </w:num>
-  <w:num w:numId="1390">
-    <w:abstractNumId w:val="992"/>
-  </w:num>
   <w:num w:numId="1391">
     <w:abstractNumId w:val="992"/>
   </w:num>
@@ -13596,25 +13939,25 @@
     <w:abstractNumId w:val="992"/>
   </w:num>
   <w:num w:numId="1399">
+    <w:abstractNumId w:val="992"/>
+  </w:num>
+  <w:num w:numId="1400">
+    <w:abstractNumId w:val="992"/>
+  </w:num>
+  <w:num w:numId="1401">
+    <w:abstractNumId w:val="992"/>
+  </w:num>
+  <w:num w:numId="1402">
+    <w:abstractNumId w:val="992"/>
+  </w:num>
+  <w:num w:numId="1403">
+    <w:abstractNumId w:val="992"/>
+  </w:num>
+  <w:num w:numId="1404">
+    <w:abstractNumId w:val="992"/>
+  </w:num>
+  <w:num w:numId="1405">
     <w:abstractNumId w:val="991"/>
-  </w:num>
-  <w:num w:numId="1400">
-    <w:abstractNumId w:val="992"/>
-  </w:num>
-  <w:num w:numId="1401">
-    <w:abstractNumId w:val="992"/>
-  </w:num>
-  <w:num w:numId="1402">
-    <w:abstractNumId w:val="992"/>
-  </w:num>
-  <w:num w:numId="1403">
-    <w:abstractNumId w:val="991"/>
-  </w:num>
-  <w:num w:numId="1404">
-    <w:abstractNumId w:val="992"/>
-  </w:num>
-  <w:num w:numId="1405">
-    <w:abstractNumId w:val="992"/>
   </w:num>
   <w:num w:numId="1406">
     <w:abstractNumId w:val="992"/>
@@ -13632,25 +13975,25 @@
     <w:abstractNumId w:val="992"/>
   </w:num>
   <w:num w:numId="1411">
+    <w:abstractNumId w:val="992"/>
+  </w:num>
+  <w:num w:numId="1412">
+    <w:abstractNumId w:val="992"/>
+  </w:num>
+  <w:num w:numId="1413">
+    <w:abstractNumId w:val="992"/>
+  </w:num>
+  <w:num w:numId="1414">
+    <w:abstractNumId w:val="992"/>
+  </w:num>
+  <w:num w:numId="1415">
     <w:abstractNumId w:val="991"/>
   </w:num>
-  <w:num w:numId="1412">
-    <w:abstractNumId w:val="992"/>
-  </w:num>
-  <w:num w:numId="1413">
-    <w:abstractNumId w:val="992"/>
-  </w:num>
-  <w:num w:numId="1414">
-    <w:abstractNumId w:val="992"/>
-  </w:num>
-  <w:num w:numId="1415">
-    <w:abstractNumId w:val="992"/>
-  </w:num>
   <w:num w:numId="1416">
     <w:abstractNumId w:val="992"/>
   </w:num>
   <w:num w:numId="1417">
-    <w:abstractNumId w:val="992"/>
+    <w:abstractNumId w:val="991"/>
   </w:num>
   <w:num w:numId="1418">
     <w:abstractNumId w:val="992"/>
@@ -13662,26 +14005,26 @@
     <w:abstractNumId w:val="992"/>
   </w:num>
   <w:num w:numId="1421">
+    <w:abstractNumId w:val="992"/>
+  </w:num>
+  <w:num w:numId="1422">
+    <w:abstractNumId w:val="992"/>
+  </w:num>
+  <w:num w:numId="1423">
+    <w:abstractNumId w:val="992"/>
+  </w:num>
+  <w:num w:numId="1424">
+    <w:abstractNumId w:val="992"/>
+  </w:num>
+  <w:num w:numId="1425">
+    <w:abstractNumId w:val="992"/>
+  </w:num>
+  <w:num w:numId="1426">
+    <w:abstractNumId w:val="992"/>
+  </w:num>
+  <w:num w:numId="1427">
     <w:abstractNumId w:val="991"/>
   </w:num>
-  <w:num w:numId="1422">
-    <w:abstractNumId w:val="992"/>
-  </w:num>
-  <w:num w:numId="1423">
-    <w:abstractNumId w:val="992"/>
-  </w:num>
-  <w:num w:numId="1424">
-    <w:abstractNumId w:val="992"/>
-  </w:num>
-  <w:num w:numId="1425">
-    <w:abstractNumId w:val="992"/>
-  </w:num>
-  <w:num w:numId="1426">
-    <w:abstractNumId w:val="992"/>
-  </w:num>
-  <w:num w:numId="1427">
-    <w:abstractNumId w:val="992"/>
-  </w:num>
   <w:num w:numId="1428">
     <w:abstractNumId w:val="992"/>
   </w:num>
@@ -13728,26 +14071,26 @@
     <w:abstractNumId w:val="992"/>
   </w:num>
   <w:num w:numId="1443">
+    <w:abstractNumId w:val="992"/>
+  </w:num>
+  <w:num w:numId="1444">
+    <w:abstractNumId w:val="992"/>
+  </w:num>
+  <w:num w:numId="1445">
+    <w:abstractNumId w:val="992"/>
+  </w:num>
+  <w:num w:numId="1446">
+    <w:abstractNumId w:val="992"/>
+  </w:num>
+  <w:num w:numId="1447">
+    <w:abstractNumId w:val="992"/>
+  </w:num>
+  <w:num w:numId="1448">
+    <w:abstractNumId w:val="992"/>
+  </w:num>
+  <w:num w:numId="1449">
     <w:abstractNumId w:val="991"/>
   </w:num>
-  <w:num w:numId="1444">
-    <w:abstractNumId w:val="992"/>
-  </w:num>
-  <w:num w:numId="1445">
-    <w:abstractNumId w:val="992"/>
-  </w:num>
-  <w:num w:numId="1446">
-    <w:abstractNumId w:val="992"/>
-  </w:num>
-  <w:num w:numId="1447">
-    <w:abstractNumId w:val="992"/>
-  </w:num>
-  <w:num w:numId="1448">
-    <w:abstractNumId w:val="992"/>
-  </w:num>
-  <w:num w:numId="1449">
-    <w:abstractNumId w:val="992"/>
-  </w:num>
   <w:num w:numId="1450">
     <w:abstractNumId w:val="992"/>
   </w:num>
@@ -13794,35 +14137,35 @@
     <w:abstractNumId w:val="992"/>
   </w:num>
   <w:num w:numId="1465">
+    <w:abstractNumId w:val="992"/>
+  </w:num>
+  <w:num w:numId="1466">
+    <w:abstractNumId w:val="992"/>
+  </w:num>
+  <w:num w:numId="1467">
+    <w:abstractNumId w:val="992"/>
+  </w:num>
+  <w:num w:numId="1468">
+    <w:abstractNumId w:val="992"/>
+  </w:num>
+  <w:num w:numId="1469">
+    <w:abstractNumId w:val="992"/>
+  </w:num>
+  <w:num w:numId="1470">
+    <w:abstractNumId w:val="992"/>
+  </w:num>
+  <w:num w:numId="1471">
     <w:abstractNumId w:val="991"/>
   </w:num>
-  <w:num w:numId="1466">
-    <w:abstractNumId w:val="992"/>
-  </w:num>
-  <w:num w:numId="1467">
-    <w:abstractNumId w:val="992"/>
-  </w:num>
-  <w:num w:numId="1468">
+  <w:num w:numId="1472">
+    <w:abstractNumId w:val="992"/>
+  </w:num>
+  <w:num w:numId="1473">
+    <w:abstractNumId w:val="992"/>
+  </w:num>
+  <w:num w:numId="1474">
     <w:abstractNumId w:val="991"/>
   </w:num>
-  <w:num w:numId="1469">
-    <w:abstractNumId w:val="992"/>
-  </w:num>
-  <w:num w:numId="1470">
-    <w:abstractNumId w:val="992"/>
-  </w:num>
-  <w:num w:numId="1471">
-    <w:abstractNumId w:val="992"/>
-  </w:num>
-  <w:num w:numId="1472">
-    <w:abstractNumId w:val="992"/>
-  </w:num>
-  <w:num w:numId="1473">
-    <w:abstractNumId w:val="992"/>
-  </w:num>
-  <w:num w:numId="1474">
-    <w:abstractNumId w:val="992"/>
-  </w:num>
   <w:num w:numId="1475">
     <w:abstractNumId w:val="992"/>
   </w:num>
@@ -13836,32 +14179,32 @@
     <w:abstractNumId w:val="992"/>
   </w:num>
   <w:num w:numId="1479">
+    <w:abstractNumId w:val="992"/>
+  </w:num>
+  <w:num w:numId="1480">
+    <w:abstractNumId w:val="992"/>
+  </w:num>
+  <w:num w:numId="1481">
+    <w:abstractNumId w:val="992"/>
+  </w:num>
+  <w:num w:numId="1482">
+    <w:abstractNumId w:val="992"/>
+  </w:num>
+  <w:num w:numId="1483">
+    <w:abstractNumId w:val="992"/>
+  </w:num>
+  <w:num w:numId="1484">
+    <w:abstractNumId w:val="992"/>
+  </w:num>
+  <w:num w:numId="1485">
     <w:abstractNumId w:val="991"/>
   </w:num>
-  <w:num w:numId="1480">
-    <w:abstractNumId w:val="992"/>
-  </w:num>
-  <w:num w:numId="1481">
+  <w:num w:numId="1486">
+    <w:abstractNumId w:val="992"/>
+  </w:num>
+  <w:num w:numId="1487">
     <w:abstractNumId w:val="991"/>
   </w:num>
-  <w:num w:numId="1482">
-    <w:abstractNumId w:val="992"/>
-  </w:num>
-  <w:num w:numId="1483">
-    <w:abstractNumId w:val="992"/>
-  </w:num>
-  <w:num w:numId="1484">
-    <w:abstractNumId w:val="992"/>
-  </w:num>
-  <w:num w:numId="1485">
-    <w:abstractNumId w:val="992"/>
-  </w:num>
-  <w:num w:numId="1486">
-    <w:abstractNumId w:val="992"/>
-  </w:num>
-  <w:num w:numId="1487">
-    <w:abstractNumId w:val="992"/>
-  </w:num>
   <w:num w:numId="1488">
     <w:abstractNumId w:val="992"/>
   </w:num>
@@ -14109,6 +14452,24 @@
     <w:abstractNumId w:val="992"/>
   </w:num>
   <w:num w:numId="1570">
+    <w:abstractNumId w:val="992"/>
+  </w:num>
+  <w:num w:numId="1571">
+    <w:abstractNumId w:val="992"/>
+  </w:num>
+  <w:num w:numId="1572">
+    <w:abstractNumId w:val="992"/>
+  </w:num>
+  <w:num w:numId="1573">
+    <w:abstractNumId w:val="992"/>
+  </w:num>
+  <w:num w:numId="1574">
+    <w:abstractNumId w:val="992"/>
+  </w:num>
+  <w:num w:numId="1575">
+    <w:abstractNumId w:val="992"/>
+  </w:num>
+  <w:num w:numId="1576">
     <w:abstractNumId w:val="992"/>
   </w:num>
 </w:numbering>

--- a/MASTER_M1_M2_DELIVERY_CHECKLIST.docx
+++ b/MASTER_M1_M2_DELIVERY_CHECKLIST.docx
@@ -81,10 +81,10 @@
         <w:tblLook w:firstRow="1" w:lastRow="0" w:firstColumn="0" w:lastColumn="0" w:noHBand="0" w:noVBand="0" w:val="0020"/>
       </w:tblPr>
       <w:tblGrid>
-        <w:gridCol w:w="2532"/>
-        <w:gridCol w:w="431"/>
-        <w:gridCol w:w="538"/>
-        <w:gridCol w:w="4417"/>
+        <w:gridCol w:w="2465"/>
+        <w:gridCol w:w="419"/>
+        <w:gridCol w:w="524"/>
+        <w:gridCol w:w="4510"/>
       </w:tblGrid>
       <w:tr>
         <w:trPr>
@@ -265,7 +265,7 @@
               <w:jc w:val="right"/>
             </w:pPr>
             <w:r>
-              <w:t xml:space="preserve">2%</w:t>
+              <w:t xml:space="preserve">6%</w:t>
             </w:r>
           </w:p>
         </w:tc>
@@ -276,7 +276,7 @@
               <w:pStyle w:val="Compact"/>
             </w:pPr>
             <w:r>
-              <w:t xml:space="preserve">Stage label parity verified; Simple mode CLOSED column hidden</w:t>
+              <w:t xml:space="preserve">Stage label parity + Simple/Execution visibility + deal scope policy guarded</w:t>
             </w:r>
           </w:p>
         </w:tc>
@@ -709,7 +709,7 @@
                 <w:b/>
                 <w:bCs/>
               </w:rPr>
-              <w:t xml:space="preserve">18%</w:t>
+              <w:t xml:space="preserve">22%</w:t>
             </w:r>
           </w:p>
         </w:tc>
@@ -724,7 +724,7 @@
                 <w:b/>
                 <w:bCs/>
               </w:rPr>
-              <w:t xml:space="preserve">M1.1 auth, M1.2 stage parity, and M1.4 B.6 stacking chip update added</w:t>
+              <w:t xml:space="preserve">M1.1 auth, M1.2 stage/scope parity, and M1.4 B.6 stacking chip update added</w:t>
             </w:r>
           </w:p>
         </w:tc>
@@ -4550,6 +4550,150 @@
         </w:numPr>
       </w:pPr>
       <w:r>
+        <w:t xml:space="preserve">Browser mock validation passed: search no-match zeroes visible stage counts and clearing search restores board counts.</w:t>
+      </w:r>
+    </w:p>
+    <w:p>
+      <w:pPr>
+        <w:pStyle w:val="Compact"/>
+        <w:numPr>
+          <w:ilvl w:val="0"/>
+          <w:numId w:val="1170"/>
+        </w:numPr>
+      </w:pPr>
+      <w:r>
+        <w:t xml:space="preserve">Extracted shared deal scope policy for Pipeline + Command Center metrics.</w:t>
+      </w:r>
+    </w:p>
+    <w:p>
+      <w:pPr>
+        <w:pStyle w:val="Compact"/>
+        <w:numPr>
+          <w:ilvl w:val="0"/>
+          <w:numId w:val="1171"/>
+        </w:numPr>
+      </w:pPr>
+      <w:r>
+        <w:t xml:space="preserve">Guarded</w:t>
+      </w:r>
+      <w:r>
+        <w:t xml:space="preserve"> </w:t>
+      </w:r>
+      <w:r>
+        <w:rPr>
+          <w:rStyle w:val="VerbatimChar"/>
+        </w:rPr>
+        <w:t xml:space="preserve">/api/deals/board?teamView=true</w:t>
+      </w:r>
+      <w:r>
+        <w:t xml:space="preserve"> </w:t>
+      </w:r>
+      <w:r>
+        <w:t xml:space="preserve">and</w:t>
+      </w:r>
+      <w:r>
+        <w:t xml:space="preserve"> </w:t>
+      </w:r>
+      <w:r>
+        <w:rPr>
+          <w:rStyle w:val="VerbatimChar"/>
+        </w:rPr>
+        <w:t xml:space="preserve">/api/deals/stats?teamView=true</w:t>
+      </w:r>
+      <w:r>
+        <w:t xml:space="preserve"> </w:t>
+      </w:r>
+      <w:r>
+        <w:t xml:space="preserve">so non-admin users remain scoped to their own/shared deals.</w:t>
+      </w:r>
+    </w:p>
+    <w:p>
+      <w:pPr>
+        <w:pStyle w:val="Compact"/>
+        <w:numPr>
+          <w:ilvl w:val="0"/>
+          <w:numId w:val="1172"/>
+        </w:numPr>
+      </w:pPr>
+      <w:r>
+        <w:t xml:space="preserve">Default rep Pipeline board now requests primary + explicitly shared/assisting deals; Shared filter still isolates assisting deals in UI.</w:t>
+      </w:r>
+    </w:p>
+    <w:p>
+      <w:pPr>
+        <w:pStyle w:val="Compact"/>
+        <w:numPr>
+          <w:ilvl w:val="0"/>
+          <w:numId w:val="1173"/>
+        </w:numPr>
+      </w:pPr>
+      <w:r>
+        <w:t xml:space="preserve">Added</w:t>
+      </w:r>
+      <w:r>
+        <w:t xml:space="preserve"> </w:t>
+      </w:r>
+      <w:r>
+        <w:rPr>
+          <w:rStyle w:val="VerbatimChar"/>
+        </w:rPr>
+        <w:t xml:space="preserve">dealScopePolicy</w:t>
+      </w:r>
+      <w:r>
+        <w:t xml:space="preserve"> </w:t>
+      </w:r>
+      <w:r>
+        <w:t xml:space="preserve">unit tests for admin unscoped team view, rep scoped team view, primary-only filters, shared deal visibility, and funding-event scope.</w:t>
+      </w:r>
+    </w:p>
+    <w:p>
+      <w:pPr>
+        <w:pStyle w:val="Compact"/>
+        <w:numPr>
+          <w:ilvl w:val="0"/>
+          <w:numId w:val="1174"/>
+        </w:numPr>
+      </w:pPr>
+      <w:r>
+        <w:t xml:space="preserve">Verification passed:</w:t>
+      </w:r>
+      <w:r>
+        <w:t xml:space="preserve"> </w:t>
+      </w:r>
+      <w:r>
+        <w:rPr>
+          <w:rStyle w:val="VerbatimChar"/>
+        </w:rPr>
+        <w:t xml:space="preserve">npm run build</w:t>
+      </w:r>
+      <w:r>
+        <w:t xml:space="preserve"> </w:t>
+      </w:r>
+      <w:r>
+        <w:t xml:space="preserve">and</w:t>
+      </w:r>
+      <w:r>
+        <w:t xml:space="preserve"> </w:t>
+      </w:r>
+      <w:r>
+        <w:rPr>
+          <w:rStyle w:val="VerbatimChar"/>
+        </w:rPr>
+        <w:t xml:space="preserve">cd server &amp;&amp; npx vitest run tests/dealScopePolicy.test.ts</w:t>
+      </w:r>
+      <w:r>
+        <w:t xml:space="preserve">.</w:t>
+      </w:r>
+    </w:p>
+    <w:p>
+      <w:pPr>
+        <w:pStyle w:val="Compact"/>
+        <w:numPr>
+          <w:ilvl w:val="0"/>
+          <w:numId w:val="1175"/>
+        </w:numPr>
+      </w:pPr>
+      <w:r>
         <w:t xml:space="preserve">Legacy</w:t>
       </w:r>
       <w:r>
@@ -4610,7 +4754,7 @@
         <w:pStyle w:val="Compact"/>
         <w:numPr>
           <w:ilvl w:val="0"/>
-          <w:numId w:val="1170"/>
+          <w:numId w:val="1176"/>
         </w:numPr>
       </w:pPr>
       <w:r>
@@ -4622,7 +4766,7 @@
         <w:pStyle w:val="Compact"/>
         <w:numPr>
           <w:ilvl w:val="1"/>
-          <w:numId w:val="1171"/>
+          <w:numId w:val="1177"/>
         </w:numPr>
       </w:pPr>
       <w:r>
@@ -4634,7 +4778,7 @@
         <w:pStyle w:val="Compact"/>
         <w:numPr>
           <w:ilvl w:val="1"/>
-          <w:numId w:val="1171"/>
+          <w:numId w:val="1177"/>
         </w:numPr>
       </w:pPr>
       <w:r>
@@ -4646,7 +4790,7 @@
         <w:pStyle w:val="Compact"/>
         <w:numPr>
           <w:ilvl w:val="1"/>
-          <w:numId w:val="1171"/>
+          <w:numId w:val="1177"/>
         </w:numPr>
       </w:pPr>
       <w:r>
@@ -4658,7 +4802,7 @@
         <w:pStyle w:val="Compact"/>
         <w:numPr>
           <w:ilvl w:val="1"/>
-          <w:numId w:val="1171"/>
+          <w:numId w:val="1177"/>
         </w:numPr>
       </w:pPr>
       <w:r>
@@ -4670,7 +4814,7 @@
         <w:pStyle w:val="Compact"/>
         <w:numPr>
           <w:ilvl w:val="1"/>
-          <w:numId w:val="1171"/>
+          <w:numId w:val="1177"/>
         </w:numPr>
       </w:pPr>
       <w:r>
@@ -4682,7 +4826,7 @@
         <w:pStyle w:val="Compact"/>
         <w:numPr>
           <w:ilvl w:val="1"/>
-          <w:numId w:val="1171"/>
+          <w:numId w:val="1177"/>
         </w:numPr>
       </w:pPr>
       <w:r>
@@ -4694,7 +4838,7 @@
         <w:pStyle w:val="Compact"/>
         <w:numPr>
           <w:ilvl w:val="1"/>
-          <w:numId w:val="1171"/>
+          <w:numId w:val="1177"/>
         </w:numPr>
       </w:pPr>
       <w:r>
@@ -4706,7 +4850,7 @@
         <w:pStyle w:val="Compact"/>
         <w:numPr>
           <w:ilvl w:val="1"/>
-          <w:numId w:val="1171"/>
+          <w:numId w:val="1177"/>
         </w:numPr>
       </w:pPr>
       <w:r>
@@ -4718,7 +4862,7 @@
         <w:pStyle w:val="Compact"/>
         <w:numPr>
           <w:ilvl w:val="1"/>
-          <w:numId w:val="1171"/>
+          <w:numId w:val="1177"/>
         </w:numPr>
       </w:pPr>
       <w:r>
@@ -4730,7 +4874,7 @@
         <w:pStyle w:val="Compact"/>
         <w:numPr>
           <w:ilvl w:val="0"/>
-          <w:numId w:val="1172"/>
+          <w:numId w:val="1178"/>
         </w:numPr>
       </w:pPr>
       <w:r>
@@ -4742,7 +4886,7 @@
         <w:pStyle w:val="Compact"/>
         <w:numPr>
           <w:ilvl w:val="1"/>
-          <w:numId w:val="1173"/>
+          <w:numId w:val="1179"/>
         </w:numPr>
       </w:pPr>
       <w:r>
@@ -4787,7 +4931,7 @@
         <w:pStyle w:val="Compact"/>
         <w:numPr>
           <w:ilvl w:val="1"/>
-          <w:numId w:val="1173"/>
+          <w:numId w:val="1179"/>
         </w:numPr>
       </w:pPr>
       <w:r>
@@ -4832,7 +4976,7 @@
         <w:pStyle w:val="Compact"/>
         <w:numPr>
           <w:ilvl w:val="1"/>
-          <w:numId w:val="1173"/>
+          <w:numId w:val="1179"/>
         </w:numPr>
       </w:pPr>
       <w:r>
@@ -4877,7 +5021,7 @@
         <w:pStyle w:val="Compact"/>
         <w:numPr>
           <w:ilvl w:val="0"/>
-          <w:numId w:val="1174"/>
+          <w:numId w:val="1180"/>
         </w:numPr>
       </w:pPr>
       <w:r>
@@ -4901,7 +5045,7 @@
         <w:pStyle w:val="Compact"/>
         <w:numPr>
           <w:ilvl w:val="0"/>
-          <w:numId w:val="1175"/>
+          <w:numId w:val="1181"/>
         </w:numPr>
       </w:pPr>
       <w:r>
@@ -4913,7 +5057,7 @@
         <w:pStyle w:val="Compact"/>
         <w:numPr>
           <w:ilvl w:val="0"/>
-          <w:numId w:val="1176"/>
+          <w:numId w:val="1182"/>
         </w:numPr>
       </w:pPr>
       <w:r>
@@ -4955,7 +5099,7 @@
         <w:pStyle w:val="Compact"/>
         <w:numPr>
           <w:ilvl w:val="0"/>
-          <w:numId w:val="1177"/>
+          <w:numId w:val="1183"/>
         </w:numPr>
       </w:pPr>
       <w:r>
@@ -4982,7 +5126,7 @@
         <w:pStyle w:val="Compact"/>
         <w:numPr>
           <w:ilvl w:val="0"/>
-          <w:numId w:val="1178"/>
+          <w:numId w:val="1184"/>
         </w:numPr>
       </w:pPr>
       <w:r>
@@ -4994,7 +5138,7 @@
         <w:pStyle w:val="Compact"/>
         <w:numPr>
           <w:ilvl w:val="0"/>
-          <w:numId w:val="1179"/>
+          <w:numId w:val="1185"/>
         </w:numPr>
       </w:pPr>
       <w:r>
@@ -5006,7 +5150,7 @@
         <w:pStyle w:val="Compact"/>
         <w:numPr>
           <w:ilvl w:val="0"/>
-          <w:numId w:val="1180"/>
+          <w:numId w:val="1186"/>
         </w:numPr>
       </w:pPr>
       <w:r>
@@ -5018,7 +5162,7 @@
         <w:pStyle w:val="Compact"/>
         <w:numPr>
           <w:ilvl w:val="0"/>
-          <w:numId w:val="1181"/>
+          <w:numId w:val="1187"/>
         </w:numPr>
       </w:pPr>
       <w:r>
@@ -5030,7 +5174,7 @@
         <w:pStyle w:val="Compact"/>
         <w:numPr>
           <w:ilvl w:val="0"/>
-          <w:numId w:val="1182"/>
+          <w:numId w:val="1188"/>
         </w:numPr>
       </w:pPr>
       <w:r>
@@ -5042,7 +5186,7 @@
         <w:pStyle w:val="Compact"/>
         <w:numPr>
           <w:ilvl w:val="0"/>
-          <w:numId w:val="1183"/>
+          <w:numId w:val="1189"/>
         </w:numPr>
       </w:pPr>
       <w:r>
@@ -5064,7 +5208,7 @@
         <w:pStyle w:val="Compact"/>
         <w:numPr>
           <w:ilvl w:val="0"/>
-          <w:numId w:val="1184"/>
+          <w:numId w:val="1190"/>
         </w:numPr>
       </w:pPr>
       <w:r>
@@ -5076,7 +5220,7 @@
         <w:pStyle w:val="Compact"/>
         <w:numPr>
           <w:ilvl w:val="0"/>
-          <w:numId w:val="1185"/>
+          <w:numId w:val="1191"/>
         </w:numPr>
       </w:pPr>
       <w:r>
@@ -5088,7 +5232,7 @@
         <w:pStyle w:val="Compact"/>
         <w:numPr>
           <w:ilvl w:val="0"/>
-          <w:numId w:val="1186"/>
+          <w:numId w:val="1192"/>
         </w:numPr>
       </w:pPr>
       <w:r>
@@ -5100,7 +5244,7 @@
         <w:pStyle w:val="Compact"/>
         <w:numPr>
           <w:ilvl w:val="0"/>
-          <w:numId w:val="1187"/>
+          <w:numId w:val="1193"/>
         </w:numPr>
       </w:pPr>
       <w:r>
@@ -5112,7 +5256,7 @@
         <w:pStyle w:val="Compact"/>
         <w:numPr>
           <w:ilvl w:val="0"/>
-          <w:numId w:val="1188"/>
+          <w:numId w:val="1194"/>
         </w:numPr>
       </w:pPr>
       <w:r>
@@ -5124,7 +5268,7 @@
         <w:pStyle w:val="Compact"/>
         <w:numPr>
           <w:ilvl w:val="0"/>
-          <w:numId w:val="1189"/>
+          <w:numId w:val="1195"/>
         </w:numPr>
       </w:pPr>
       <w:r>
@@ -5161,7 +5305,7 @@
         <w:pStyle w:val="Compact"/>
         <w:numPr>
           <w:ilvl w:val="0"/>
-          <w:numId w:val="1190"/>
+          <w:numId w:val="1196"/>
         </w:numPr>
       </w:pPr>
       <w:r>
@@ -5173,7 +5317,7 @@
         <w:pStyle w:val="Compact"/>
         <w:numPr>
           <w:ilvl w:val="0"/>
-          <w:numId w:val="1191"/>
+          <w:numId w:val="1197"/>
         </w:numPr>
       </w:pPr>
       <w:r>
@@ -5185,7 +5329,7 @@
         <w:pStyle w:val="Compact"/>
         <w:numPr>
           <w:ilvl w:val="0"/>
-          <w:numId w:val="1192"/>
+          <w:numId w:val="1198"/>
         </w:numPr>
       </w:pPr>
       <w:r>
@@ -5212,7 +5356,7 @@
         <w:pStyle w:val="Compact"/>
         <w:numPr>
           <w:ilvl w:val="0"/>
-          <w:numId w:val="1193"/>
+          <w:numId w:val="1199"/>
         </w:numPr>
       </w:pPr>
       <w:r>
@@ -5224,7 +5368,7 @@
         <w:pStyle w:val="Compact"/>
         <w:numPr>
           <w:ilvl w:val="0"/>
-          <w:numId w:val="1194"/>
+          <w:numId w:val="1200"/>
         </w:numPr>
       </w:pPr>
       <w:r>
@@ -5236,7 +5380,7 @@
         <w:pStyle w:val="Compact"/>
         <w:numPr>
           <w:ilvl w:val="0"/>
-          <w:numId w:val="1195"/>
+          <w:numId w:val="1201"/>
         </w:numPr>
       </w:pPr>
       <w:r>
@@ -5258,7 +5402,7 @@
         <w:pStyle w:val="Compact"/>
         <w:numPr>
           <w:ilvl w:val="0"/>
-          <w:numId w:val="1196"/>
+          <w:numId w:val="1202"/>
         </w:numPr>
       </w:pPr>
       <w:r>
@@ -5270,7 +5414,7 @@
         <w:pStyle w:val="Compact"/>
         <w:numPr>
           <w:ilvl w:val="0"/>
-          <w:numId w:val="1197"/>
+          <w:numId w:val="1203"/>
         </w:numPr>
       </w:pPr>
       <w:r>
@@ -5282,7 +5426,7 @@
         <w:pStyle w:val="Compact"/>
         <w:numPr>
           <w:ilvl w:val="0"/>
-          <w:numId w:val="1198"/>
+          <w:numId w:val="1204"/>
         </w:numPr>
       </w:pPr>
       <w:r>
@@ -5294,7 +5438,7 @@
         <w:pStyle w:val="Compact"/>
         <w:numPr>
           <w:ilvl w:val="0"/>
-          <w:numId w:val="1199"/>
+          <w:numId w:val="1205"/>
         </w:numPr>
       </w:pPr>
       <w:r>
@@ -5306,7 +5450,7 @@
         <w:pStyle w:val="Compact"/>
         <w:numPr>
           <w:ilvl w:val="0"/>
-          <w:numId w:val="1200"/>
+          <w:numId w:val="1206"/>
         </w:numPr>
       </w:pPr>
       <w:r>
@@ -5318,7 +5462,7 @@
         <w:pStyle w:val="Compact"/>
         <w:numPr>
           <w:ilvl w:val="0"/>
-          <w:numId w:val="1201"/>
+          <w:numId w:val="1207"/>
         </w:numPr>
       </w:pPr>
       <w:r>
@@ -5330,7 +5474,7 @@
         <w:pStyle w:val="Compact"/>
         <w:numPr>
           <w:ilvl w:val="0"/>
-          <w:numId w:val="1202"/>
+          <w:numId w:val="1208"/>
         </w:numPr>
       </w:pPr>
       <w:r>
@@ -5342,7 +5486,7 @@
         <w:pStyle w:val="Compact"/>
         <w:numPr>
           <w:ilvl w:val="0"/>
-          <w:numId w:val="1203"/>
+          <w:numId w:val="1209"/>
         </w:numPr>
       </w:pPr>
       <w:r>
@@ -5354,7 +5498,7 @@
         <w:pStyle w:val="Compact"/>
         <w:numPr>
           <w:ilvl w:val="0"/>
-          <w:numId w:val="1204"/>
+          <w:numId w:val="1210"/>
         </w:numPr>
       </w:pPr>
       <w:r>
@@ -5366,7 +5510,7 @@
         <w:pStyle w:val="Compact"/>
         <w:numPr>
           <w:ilvl w:val="0"/>
-          <w:numId w:val="1205"/>
+          <w:numId w:val="1211"/>
         </w:numPr>
       </w:pPr>
       <w:r>
@@ -5378,7 +5522,7 @@
         <w:pStyle w:val="Compact"/>
         <w:numPr>
           <w:ilvl w:val="0"/>
-          <w:numId w:val="1206"/>
+          <w:numId w:val="1212"/>
         </w:numPr>
       </w:pPr>
       <w:r>
@@ -5410,7 +5554,7 @@
         <w:pStyle w:val="Compact"/>
         <w:numPr>
           <w:ilvl w:val="0"/>
-          <w:numId w:val="1207"/>
+          <w:numId w:val="1213"/>
         </w:numPr>
       </w:pPr>
       <w:r>
@@ -5422,7 +5566,7 @@
         <w:pStyle w:val="Compact"/>
         <w:numPr>
           <w:ilvl w:val="0"/>
-          <w:numId w:val="1208"/>
+          <w:numId w:val="1214"/>
         </w:numPr>
       </w:pPr>
       <w:r>
@@ -5434,7 +5578,7 @@
         <w:pStyle w:val="Compact"/>
         <w:numPr>
           <w:ilvl w:val="0"/>
-          <w:numId w:val="1209"/>
+          <w:numId w:val="1215"/>
         </w:numPr>
       </w:pPr>
       <w:r>
@@ -5446,7 +5590,7 @@
         <w:pStyle w:val="Compact"/>
         <w:numPr>
           <w:ilvl w:val="0"/>
-          <w:numId w:val="1210"/>
+          <w:numId w:val="1216"/>
         </w:numPr>
       </w:pPr>
       <w:r>
@@ -5473,7 +5617,7 @@
         <w:pStyle w:val="Compact"/>
         <w:numPr>
           <w:ilvl w:val="0"/>
-          <w:numId w:val="1211"/>
+          <w:numId w:val="1217"/>
         </w:numPr>
       </w:pPr>
       <w:r>
@@ -5485,7 +5629,7 @@
         <w:pStyle w:val="Compact"/>
         <w:numPr>
           <w:ilvl w:val="0"/>
-          <w:numId w:val="1212"/>
+          <w:numId w:val="1218"/>
         </w:numPr>
       </w:pPr>
       <w:r>
@@ -5497,7 +5641,7 @@
         <w:pStyle w:val="Compact"/>
         <w:numPr>
           <w:ilvl w:val="1"/>
-          <w:numId w:val="1213"/>
+          <w:numId w:val="1219"/>
         </w:numPr>
       </w:pPr>
       <w:r>
@@ -5509,7 +5653,7 @@
         <w:pStyle w:val="Compact"/>
         <w:numPr>
           <w:ilvl w:val="1"/>
-          <w:numId w:val="1213"/>
+          <w:numId w:val="1219"/>
         </w:numPr>
       </w:pPr>
       <w:r>
@@ -5533,7 +5677,7 @@
         <w:pStyle w:val="Compact"/>
         <w:numPr>
           <w:ilvl w:val="0"/>
-          <w:numId w:val="1214"/>
+          <w:numId w:val="1220"/>
         </w:numPr>
       </w:pPr>
       <w:r>
@@ -5545,7 +5689,7 @@
         <w:pStyle w:val="Compact"/>
         <w:numPr>
           <w:ilvl w:val="0"/>
-          <w:numId w:val="1215"/>
+          <w:numId w:val="1221"/>
         </w:numPr>
       </w:pPr>
       <w:r>
@@ -5557,7 +5701,7 @@
         <w:pStyle w:val="Compact"/>
         <w:numPr>
           <w:ilvl w:val="0"/>
-          <w:numId w:val="1216"/>
+          <w:numId w:val="1222"/>
         </w:numPr>
       </w:pPr>
       <w:r>
@@ -5569,7 +5713,7 @@
         <w:pStyle w:val="Compact"/>
         <w:numPr>
           <w:ilvl w:val="0"/>
-          <w:numId w:val="1217"/>
+          <w:numId w:val="1223"/>
         </w:numPr>
       </w:pPr>
       <w:r>
@@ -5581,7 +5725,7 @@
         <w:pStyle w:val="Compact"/>
         <w:numPr>
           <w:ilvl w:val="0"/>
-          <w:numId w:val="1218"/>
+          <w:numId w:val="1224"/>
         </w:numPr>
       </w:pPr>
       <w:r>
@@ -5593,7 +5737,7 @@
         <w:pStyle w:val="Compact"/>
         <w:numPr>
           <w:ilvl w:val="0"/>
-          <w:numId w:val="1219"/>
+          <w:numId w:val="1225"/>
         </w:numPr>
       </w:pPr>
       <w:r>
@@ -5615,7 +5759,7 @@
         <w:pStyle w:val="Compact"/>
         <w:numPr>
           <w:ilvl w:val="0"/>
-          <w:numId w:val="1220"/>
+          <w:numId w:val="1226"/>
         </w:numPr>
       </w:pPr>
       <w:r>
@@ -5627,7 +5771,7 @@
         <w:pStyle w:val="Compact"/>
         <w:numPr>
           <w:ilvl w:val="0"/>
-          <w:numId w:val="1221"/>
+          <w:numId w:val="1227"/>
         </w:numPr>
       </w:pPr>
       <w:r>
@@ -5639,7 +5783,7 @@
         <w:pStyle w:val="Compact"/>
         <w:numPr>
           <w:ilvl w:val="0"/>
-          <w:numId w:val="1222"/>
+          <w:numId w:val="1228"/>
         </w:numPr>
       </w:pPr>
       <w:r>
@@ -5651,7 +5795,7 @@
         <w:pStyle w:val="Compact"/>
         <w:numPr>
           <w:ilvl w:val="0"/>
-          <w:numId w:val="1223"/>
+          <w:numId w:val="1229"/>
         </w:numPr>
       </w:pPr>
       <w:r>
@@ -5663,7 +5807,7 @@
         <w:pStyle w:val="Compact"/>
         <w:numPr>
           <w:ilvl w:val="0"/>
-          <w:numId w:val="1224"/>
+          <w:numId w:val="1230"/>
         </w:numPr>
       </w:pPr>
       <w:r>
@@ -5675,7 +5819,7 @@
         <w:pStyle w:val="Compact"/>
         <w:numPr>
           <w:ilvl w:val="0"/>
-          <w:numId w:val="1225"/>
+          <w:numId w:val="1231"/>
         </w:numPr>
       </w:pPr>
       <w:r>
@@ -5687,7 +5831,7 @@
         <w:pStyle w:val="Compact"/>
         <w:numPr>
           <w:ilvl w:val="0"/>
-          <w:numId w:val="1226"/>
+          <w:numId w:val="1232"/>
         </w:numPr>
       </w:pPr>
       <w:r>
@@ -5699,7 +5843,7 @@
         <w:pStyle w:val="Compact"/>
         <w:numPr>
           <w:ilvl w:val="0"/>
-          <w:numId w:val="1227"/>
+          <w:numId w:val="1233"/>
         </w:numPr>
       </w:pPr>
       <w:r>
@@ -5711,7 +5855,7 @@
         <w:pStyle w:val="Compact"/>
         <w:numPr>
           <w:ilvl w:val="0"/>
-          <w:numId w:val="1228"/>
+          <w:numId w:val="1234"/>
         </w:numPr>
       </w:pPr>
       <w:r>
@@ -5723,7 +5867,7 @@
         <w:pStyle w:val="Compact"/>
         <w:numPr>
           <w:ilvl w:val="0"/>
-          <w:numId w:val="1229"/>
+          <w:numId w:val="1235"/>
         </w:numPr>
       </w:pPr>
       <w:r>
@@ -5735,7 +5879,7 @@
         <w:pStyle w:val="Compact"/>
         <w:numPr>
           <w:ilvl w:val="0"/>
-          <w:numId w:val="1230"/>
+          <w:numId w:val="1236"/>
         </w:numPr>
       </w:pPr>
       <w:r>
@@ -5757,7 +5901,7 @@
         <w:pStyle w:val="Compact"/>
         <w:numPr>
           <w:ilvl w:val="0"/>
-          <w:numId w:val="1231"/>
+          <w:numId w:val="1237"/>
         </w:numPr>
       </w:pPr>
       <w:r>
@@ -5769,7 +5913,7 @@
         <w:pStyle w:val="Compact"/>
         <w:numPr>
           <w:ilvl w:val="0"/>
-          <w:numId w:val="1232"/>
+          <w:numId w:val="1238"/>
         </w:numPr>
       </w:pPr>
       <w:r>
@@ -5781,7 +5925,7 @@
         <w:pStyle w:val="Compact"/>
         <w:numPr>
           <w:ilvl w:val="0"/>
-          <w:numId w:val="1233"/>
+          <w:numId w:val="1239"/>
         </w:numPr>
       </w:pPr>
       <w:r>
@@ -5793,7 +5937,7 @@
         <w:pStyle w:val="Compact"/>
         <w:numPr>
           <w:ilvl w:val="0"/>
-          <w:numId w:val="1234"/>
+          <w:numId w:val="1240"/>
         </w:numPr>
       </w:pPr>
       <w:r>
@@ -5805,7 +5949,7 @@
         <w:pStyle w:val="Compact"/>
         <w:numPr>
           <w:ilvl w:val="0"/>
-          <w:numId w:val="1235"/>
+          <w:numId w:val="1241"/>
         </w:numPr>
       </w:pPr>
       <w:r>
@@ -5817,7 +5961,7 @@
         <w:pStyle w:val="Compact"/>
         <w:numPr>
           <w:ilvl w:val="0"/>
-          <w:numId w:val="1236"/>
+          <w:numId w:val="1242"/>
         </w:numPr>
       </w:pPr>
       <w:r>
@@ -5829,7 +5973,7 @@
         <w:pStyle w:val="Compact"/>
         <w:numPr>
           <w:ilvl w:val="0"/>
-          <w:numId w:val="1237"/>
+          <w:numId w:val="1243"/>
         </w:numPr>
       </w:pPr>
       <w:r>
@@ -5841,7 +5985,7 @@
         <w:pStyle w:val="Compact"/>
         <w:numPr>
           <w:ilvl w:val="0"/>
-          <w:numId w:val="1238"/>
+          <w:numId w:val="1244"/>
         </w:numPr>
       </w:pPr>
       <w:r>
@@ -5853,7 +5997,7 @@
         <w:pStyle w:val="Compact"/>
         <w:numPr>
           <w:ilvl w:val="0"/>
-          <w:numId w:val="1239"/>
+          <w:numId w:val="1245"/>
         </w:numPr>
       </w:pPr>
       <w:r>
@@ -5887,7 +6031,7 @@
         <w:pStyle w:val="Compact"/>
         <w:numPr>
           <w:ilvl w:val="0"/>
-          <w:numId w:val="1240"/>
+          <w:numId w:val="1246"/>
         </w:numPr>
       </w:pPr>
       <w:r>
@@ -5899,7 +6043,7 @@
         <w:pStyle w:val="Compact"/>
         <w:numPr>
           <w:ilvl w:val="0"/>
-          <w:numId w:val="1241"/>
+          <w:numId w:val="1247"/>
         </w:numPr>
       </w:pPr>
       <w:r>
@@ -5911,7 +6055,7 @@
         <w:pStyle w:val="Compact"/>
         <w:numPr>
           <w:ilvl w:val="0"/>
-          <w:numId w:val="1242"/>
+          <w:numId w:val="1248"/>
         </w:numPr>
       </w:pPr>
       <w:r>
@@ -5923,7 +6067,7 @@
         <w:pStyle w:val="Compact"/>
         <w:numPr>
           <w:ilvl w:val="0"/>
-          <w:numId w:val="1243"/>
+          <w:numId w:val="1249"/>
         </w:numPr>
       </w:pPr>
       <w:r>
@@ -5935,7 +6079,7 @@
         <w:pStyle w:val="Compact"/>
         <w:numPr>
           <w:ilvl w:val="0"/>
-          <w:numId w:val="1244"/>
+          <w:numId w:val="1250"/>
         </w:numPr>
       </w:pPr>
       <w:r>
@@ -5947,7 +6091,7 @@
         <w:pStyle w:val="Compact"/>
         <w:numPr>
           <w:ilvl w:val="0"/>
-          <w:numId w:val="1245"/>
+          <w:numId w:val="1251"/>
         </w:numPr>
       </w:pPr>
       <w:r>
@@ -5959,7 +6103,7 @@
         <w:pStyle w:val="Compact"/>
         <w:numPr>
           <w:ilvl w:val="0"/>
-          <w:numId w:val="1246"/>
+          <w:numId w:val="1252"/>
         </w:numPr>
       </w:pPr>
       <w:r>
@@ -5971,7 +6115,7 @@
         <w:pStyle w:val="Compact"/>
         <w:numPr>
           <w:ilvl w:val="0"/>
-          <w:numId w:val="1247"/>
+          <w:numId w:val="1253"/>
         </w:numPr>
       </w:pPr>
       <w:r>
@@ -5983,7 +6127,7 @@
         <w:pStyle w:val="Compact"/>
         <w:numPr>
           <w:ilvl w:val="0"/>
-          <w:numId w:val="1248"/>
+          <w:numId w:val="1254"/>
         </w:numPr>
       </w:pPr>
       <w:r>
@@ -6015,7 +6159,7 @@
         <w:pStyle w:val="Compact"/>
         <w:numPr>
           <w:ilvl w:val="0"/>
-          <w:numId w:val="1249"/>
+          <w:numId w:val="1255"/>
         </w:numPr>
       </w:pPr>
       <w:r>
@@ -6057,7 +6201,7 @@
         <w:pStyle w:val="Compact"/>
         <w:numPr>
           <w:ilvl w:val="0"/>
-          <w:numId w:val="1250"/>
+          <w:numId w:val="1256"/>
         </w:numPr>
       </w:pPr>
       <w:r>
@@ -6120,7 +6264,7 @@
         <w:pStyle w:val="Compact"/>
         <w:numPr>
           <w:ilvl w:val="0"/>
-          <w:numId w:val="1251"/>
+          <w:numId w:val="1257"/>
         </w:numPr>
       </w:pPr>
       <w:r>
@@ -6132,7 +6276,7 @@
         <w:pStyle w:val="Compact"/>
         <w:numPr>
           <w:ilvl w:val="0"/>
-          <w:numId w:val="1252"/>
+          <w:numId w:val="1258"/>
         </w:numPr>
       </w:pPr>
       <w:r>
@@ -6207,7 +6351,7 @@
         <w:pStyle w:val="Compact"/>
         <w:numPr>
           <w:ilvl w:val="0"/>
-          <w:numId w:val="1253"/>
+          <w:numId w:val="1259"/>
         </w:numPr>
       </w:pPr>
       <w:r>
@@ -6234,7 +6378,7 @@
         <w:pStyle w:val="Compact"/>
         <w:numPr>
           <w:ilvl w:val="0"/>
-          <w:numId w:val="1254"/>
+          <w:numId w:val="1260"/>
         </w:numPr>
       </w:pPr>
       <w:r>
@@ -6288,7 +6432,7 @@
         <w:pStyle w:val="Compact"/>
         <w:numPr>
           <w:ilvl w:val="0"/>
-          <w:numId w:val="1255"/>
+          <w:numId w:val="1261"/>
         </w:numPr>
       </w:pPr>
       <w:r>
@@ -6300,7 +6444,7 @@
         <w:pStyle w:val="Compact"/>
         <w:numPr>
           <w:ilvl w:val="0"/>
-          <w:numId w:val="1256"/>
+          <w:numId w:val="1262"/>
         </w:numPr>
       </w:pPr>
       <w:r>
@@ -6360,7 +6504,7 @@
         <w:pStyle w:val="Compact"/>
         <w:numPr>
           <w:ilvl w:val="0"/>
-          <w:numId w:val="1257"/>
+          <w:numId w:val="1263"/>
         </w:numPr>
       </w:pPr>
       <w:r>
@@ -6406,7 +6550,7 @@
         <w:pStyle w:val="Compact"/>
         <w:numPr>
           <w:ilvl w:val="0"/>
-          <w:numId w:val="1258"/>
+          <w:numId w:val="1264"/>
         </w:numPr>
       </w:pPr>
       <w:r>
@@ -6430,7 +6574,7 @@
         <w:pStyle w:val="Compact"/>
         <w:numPr>
           <w:ilvl w:val="0"/>
-          <w:numId w:val="1259"/>
+          <w:numId w:val="1265"/>
         </w:numPr>
       </w:pPr>
       <w:r>
@@ -6454,7 +6598,7 @@
         <w:pStyle w:val="Compact"/>
         <w:numPr>
           <w:ilvl w:val="0"/>
-          <w:numId w:val="1260"/>
+          <w:numId w:val="1266"/>
         </w:numPr>
       </w:pPr>
       <w:r>
@@ -6481,7 +6625,7 @@
         <w:pStyle w:val="Compact"/>
         <w:numPr>
           <w:ilvl w:val="0"/>
-          <w:numId w:val="1261"/>
+          <w:numId w:val="1267"/>
         </w:numPr>
       </w:pPr>
       <w:r>
@@ -6505,7 +6649,7 @@
         <w:pStyle w:val="Compact"/>
         <w:numPr>
           <w:ilvl w:val="0"/>
-          <w:numId w:val="1262"/>
+          <w:numId w:val="1268"/>
         </w:numPr>
       </w:pPr>
       <w:r>
@@ -6517,7 +6661,7 @@
         <w:pStyle w:val="Compact"/>
         <w:numPr>
           <w:ilvl w:val="0"/>
-          <w:numId w:val="1263"/>
+          <w:numId w:val="1269"/>
         </w:numPr>
       </w:pPr>
       <w:r>
@@ -6544,7 +6688,7 @@
         <w:pStyle w:val="Compact"/>
         <w:numPr>
           <w:ilvl w:val="0"/>
-          <w:numId w:val="1264"/>
+          <w:numId w:val="1270"/>
         </w:numPr>
       </w:pPr>
       <w:r>
@@ -6556,7 +6700,7 @@
         <w:pStyle w:val="Compact"/>
         <w:numPr>
           <w:ilvl w:val="1"/>
-          <w:numId w:val="1265"/>
+          <w:numId w:val="1271"/>
         </w:numPr>
       </w:pPr>
       <w:r>
@@ -6574,7 +6718,7 @@
         <w:pStyle w:val="Compact"/>
         <w:numPr>
           <w:ilvl w:val="1"/>
-          <w:numId w:val="1265"/>
+          <w:numId w:val="1271"/>
         </w:numPr>
       </w:pPr>
       <w:r>
@@ -6592,7 +6736,7 @@
         <w:pStyle w:val="Compact"/>
         <w:numPr>
           <w:ilvl w:val="0"/>
-          <w:numId w:val="1266"/>
+          <w:numId w:val="1272"/>
         </w:numPr>
       </w:pPr>
       <w:r>
@@ -6619,7 +6763,7 @@
         <w:pStyle w:val="Compact"/>
         <w:numPr>
           <w:ilvl w:val="0"/>
-          <w:numId w:val="1267"/>
+          <w:numId w:val="1273"/>
         </w:numPr>
       </w:pPr>
       <w:r>
@@ -6646,7 +6790,7 @@
         <w:pStyle w:val="Compact"/>
         <w:numPr>
           <w:ilvl w:val="0"/>
-          <w:numId w:val="1268"/>
+          <w:numId w:val="1274"/>
         </w:numPr>
       </w:pPr>
       <w:r>
@@ -6673,7 +6817,7 @@
         <w:pStyle w:val="Compact"/>
         <w:numPr>
           <w:ilvl w:val="0"/>
-          <w:numId w:val="1269"/>
+          <w:numId w:val="1275"/>
         </w:numPr>
       </w:pPr>
       <w:r>
@@ -6685,7 +6829,7 @@
         <w:pStyle w:val="Compact"/>
         <w:numPr>
           <w:ilvl w:val="0"/>
-          <w:numId w:val="1270"/>
+          <w:numId w:val="1276"/>
         </w:numPr>
       </w:pPr>
       <w:r>
@@ -6697,7 +6841,7 @@
         <w:pStyle w:val="Compact"/>
         <w:numPr>
           <w:ilvl w:val="0"/>
-          <w:numId w:val="1271"/>
+          <w:numId w:val="1277"/>
         </w:numPr>
       </w:pPr>
       <w:r>
@@ -6719,7 +6863,7 @@
         <w:pStyle w:val="Compact"/>
         <w:numPr>
           <w:ilvl w:val="0"/>
-          <w:numId w:val="1272"/>
+          <w:numId w:val="1278"/>
         </w:numPr>
       </w:pPr>
       <w:r>
@@ -6743,7 +6887,7 @@
         <w:pStyle w:val="Compact"/>
         <w:numPr>
           <w:ilvl w:val="0"/>
-          <w:numId w:val="1273"/>
+          <w:numId w:val="1279"/>
         </w:numPr>
       </w:pPr>
       <w:r>
@@ -6767,7 +6911,7 @@
         <w:pStyle w:val="Compact"/>
         <w:numPr>
           <w:ilvl w:val="0"/>
-          <w:numId w:val="1274"/>
+          <w:numId w:val="1280"/>
         </w:numPr>
       </w:pPr>
       <w:r>
@@ -6779,7 +6923,7 @@
         <w:pStyle w:val="Compact"/>
         <w:numPr>
           <w:ilvl w:val="0"/>
-          <w:numId w:val="1275"/>
+          <w:numId w:val="1281"/>
         </w:numPr>
       </w:pPr>
       <w:r>
@@ -6815,7 +6959,7 @@
         <w:pStyle w:val="Compact"/>
         <w:numPr>
           <w:ilvl w:val="0"/>
-          <w:numId w:val="1276"/>
+          <w:numId w:val="1282"/>
         </w:numPr>
       </w:pPr>
       <w:r>
@@ -6842,7 +6986,7 @@
         <w:pStyle w:val="Compact"/>
         <w:numPr>
           <w:ilvl w:val="0"/>
-          <w:numId w:val="1277"/>
+          <w:numId w:val="1283"/>
         </w:numPr>
       </w:pPr>
       <w:r>
@@ -6864,7 +7008,7 @@
         <w:pStyle w:val="Compact"/>
         <w:numPr>
           <w:ilvl w:val="0"/>
-          <w:numId w:val="1278"/>
+          <w:numId w:val="1284"/>
         </w:numPr>
       </w:pPr>
       <w:r>
@@ -6891,7 +7035,7 @@
         <w:pStyle w:val="Compact"/>
         <w:numPr>
           <w:ilvl w:val="0"/>
-          <w:numId w:val="1279"/>
+          <w:numId w:val="1285"/>
         </w:numPr>
       </w:pPr>
       <w:r>
@@ -6918,7 +7062,7 @@
         <w:pStyle w:val="Compact"/>
         <w:numPr>
           <w:ilvl w:val="0"/>
-          <w:numId w:val="1280"/>
+          <w:numId w:val="1286"/>
         </w:numPr>
       </w:pPr>
       <w:r>
@@ -6945,7 +7089,7 @@
         <w:pStyle w:val="Compact"/>
         <w:numPr>
           <w:ilvl w:val="0"/>
-          <w:numId w:val="1281"/>
+          <w:numId w:val="1287"/>
         </w:numPr>
       </w:pPr>
       <w:r>
@@ -6957,7 +7101,7 @@
         <w:pStyle w:val="Compact"/>
         <w:numPr>
           <w:ilvl w:val="0"/>
-          <w:numId w:val="1282"/>
+          <w:numId w:val="1288"/>
         </w:numPr>
       </w:pPr>
       <w:r>
@@ -6969,7 +7113,7 @@
         <w:pStyle w:val="Compact"/>
         <w:numPr>
           <w:ilvl w:val="0"/>
-          <w:numId w:val="1283"/>
+          <w:numId w:val="1289"/>
         </w:numPr>
       </w:pPr>
       <w:r>
@@ -6981,7 +7125,7 @@
         <w:pStyle w:val="Compact"/>
         <w:numPr>
           <w:ilvl w:val="0"/>
-          <w:numId w:val="1284"/>
+          <w:numId w:val="1290"/>
         </w:numPr>
       </w:pPr>
       <w:r>
@@ -6993,7 +7137,7 @@
         <w:pStyle w:val="Compact"/>
         <w:numPr>
           <w:ilvl w:val="0"/>
-          <w:numId w:val="1285"/>
+          <w:numId w:val="1291"/>
         </w:numPr>
       </w:pPr>
       <w:r>
@@ -7005,7 +7149,7 @@
         <w:pStyle w:val="Compact"/>
         <w:numPr>
           <w:ilvl w:val="0"/>
-          <w:numId w:val="1286"/>
+          <w:numId w:val="1292"/>
         </w:numPr>
       </w:pPr>
       <w:r>
@@ -7057,7 +7201,7 @@
         <w:pStyle w:val="Compact"/>
         <w:numPr>
           <w:ilvl w:val="0"/>
-          <w:numId w:val="1287"/>
+          <w:numId w:val="1293"/>
         </w:numPr>
       </w:pPr>
       <w:r>
@@ -7096,7 +7240,7 @@
         <w:pStyle w:val="Compact"/>
         <w:numPr>
           <w:ilvl w:val="0"/>
-          <w:numId w:val="1288"/>
+          <w:numId w:val="1294"/>
         </w:numPr>
       </w:pPr>
       <w:r>
@@ -7108,7 +7252,7 @@
         <w:pStyle w:val="Compact"/>
         <w:numPr>
           <w:ilvl w:val="0"/>
-          <w:numId w:val="1289"/>
+          <w:numId w:val="1295"/>
         </w:numPr>
       </w:pPr>
       <w:r>
@@ -7120,7 +7264,7 @@
         <w:pStyle w:val="Compact"/>
         <w:numPr>
           <w:ilvl w:val="0"/>
-          <w:numId w:val="1290"/>
+          <w:numId w:val="1296"/>
         </w:numPr>
       </w:pPr>
       <w:r>
@@ -7132,7 +7276,7 @@
         <w:pStyle w:val="Compact"/>
         <w:numPr>
           <w:ilvl w:val="0"/>
-          <w:numId w:val="1291"/>
+          <w:numId w:val="1297"/>
         </w:numPr>
       </w:pPr>
       <w:r>
@@ -7144,7 +7288,7 @@
         <w:pStyle w:val="Compact"/>
         <w:numPr>
           <w:ilvl w:val="0"/>
-          <w:numId w:val="1292"/>
+          <w:numId w:val="1298"/>
         </w:numPr>
       </w:pPr>
       <w:r>
@@ -7156,7 +7300,7 @@
         <w:pStyle w:val="Compact"/>
         <w:numPr>
           <w:ilvl w:val="1"/>
-          <w:numId w:val="1293"/>
+          <w:numId w:val="1299"/>
         </w:numPr>
       </w:pPr>
       <w:r>
@@ -7189,7 +7333,7 @@
         <w:pStyle w:val="Compact"/>
         <w:numPr>
           <w:ilvl w:val="1"/>
-          <w:numId w:val="1293"/>
+          <w:numId w:val="1299"/>
         </w:numPr>
       </w:pPr>
       <w:r>
@@ -7222,7 +7366,7 @@
         <w:pStyle w:val="Compact"/>
         <w:numPr>
           <w:ilvl w:val="1"/>
-          <w:numId w:val="1293"/>
+          <w:numId w:val="1299"/>
         </w:numPr>
       </w:pPr>
       <w:r>
@@ -7255,7 +7399,7 @@
         <w:pStyle w:val="Compact"/>
         <w:numPr>
           <w:ilvl w:val="1"/>
-          <w:numId w:val="1293"/>
+          <w:numId w:val="1299"/>
         </w:numPr>
       </w:pPr>
       <w:r>
@@ -7288,7 +7432,7 @@
         <w:pStyle w:val="Compact"/>
         <w:numPr>
           <w:ilvl w:val="1"/>
-          <w:numId w:val="1293"/>
+          <w:numId w:val="1299"/>
         </w:numPr>
       </w:pPr>
       <w:r>
@@ -7321,7 +7465,7 @@
         <w:pStyle w:val="Compact"/>
         <w:numPr>
           <w:ilvl w:val="0"/>
-          <w:numId w:val="1294"/>
+          <w:numId w:val="1300"/>
         </w:numPr>
       </w:pPr>
       <w:r>
@@ -7375,7 +7519,7 @@
         <w:pStyle w:val="Compact"/>
         <w:numPr>
           <w:ilvl w:val="0"/>
-          <w:numId w:val="1295"/>
+          <w:numId w:val="1301"/>
         </w:numPr>
       </w:pPr>
       <w:r>
@@ -7387,7 +7531,7 @@
         <w:pStyle w:val="Compact"/>
         <w:numPr>
           <w:ilvl w:val="0"/>
-          <w:numId w:val="1296"/>
+          <w:numId w:val="1302"/>
         </w:numPr>
       </w:pPr>
       <w:r>
@@ -7399,7 +7543,7 @@
         <w:pStyle w:val="Compact"/>
         <w:numPr>
           <w:ilvl w:val="0"/>
-          <w:numId w:val="1297"/>
+          <w:numId w:val="1303"/>
         </w:numPr>
       </w:pPr>
       <w:r>
@@ -7411,7 +7555,7 @@
         <w:pStyle w:val="Compact"/>
         <w:numPr>
           <w:ilvl w:val="0"/>
-          <w:numId w:val="1298"/>
+          <w:numId w:val="1304"/>
         </w:numPr>
       </w:pPr>
       <w:r>
@@ -7423,7 +7567,7 @@
         <w:pStyle w:val="Compact"/>
         <w:numPr>
           <w:ilvl w:val="0"/>
-          <w:numId w:val="1299"/>
+          <w:numId w:val="1305"/>
         </w:numPr>
       </w:pPr>
       <w:r>
@@ -7445,7 +7589,7 @@
         <w:pStyle w:val="Compact"/>
         <w:numPr>
           <w:ilvl w:val="0"/>
-          <w:numId w:val="1300"/>
+          <w:numId w:val="1306"/>
         </w:numPr>
       </w:pPr>
       <w:r>
@@ -7457,7 +7601,7 @@
         <w:pStyle w:val="Compact"/>
         <w:numPr>
           <w:ilvl w:val="0"/>
-          <w:numId w:val="1301"/>
+          <w:numId w:val="1307"/>
         </w:numPr>
       </w:pPr>
       <w:r>
@@ -7469,7 +7613,7 @@
         <w:pStyle w:val="Compact"/>
         <w:numPr>
           <w:ilvl w:val="0"/>
-          <w:numId w:val="1302"/>
+          <w:numId w:val="1308"/>
         </w:numPr>
       </w:pPr>
       <w:r>
@@ -7481,7 +7625,7 @@
         <w:pStyle w:val="Compact"/>
         <w:numPr>
           <w:ilvl w:val="0"/>
-          <w:numId w:val="1303"/>
+          <w:numId w:val="1309"/>
         </w:numPr>
       </w:pPr>
       <w:r>
@@ -7493,7 +7637,7 @@
         <w:pStyle w:val="Compact"/>
         <w:numPr>
           <w:ilvl w:val="0"/>
-          <w:numId w:val="1304"/>
+          <w:numId w:val="1310"/>
         </w:numPr>
       </w:pPr>
       <w:r>
@@ -7505,7 +7649,7 @@
         <w:pStyle w:val="Compact"/>
         <w:numPr>
           <w:ilvl w:val="0"/>
-          <w:numId w:val="1305"/>
+          <w:numId w:val="1311"/>
         </w:numPr>
       </w:pPr>
       <w:r>
@@ -7517,7 +7661,7 @@
         <w:pStyle w:val="Compact"/>
         <w:numPr>
           <w:ilvl w:val="0"/>
-          <w:numId w:val="1306"/>
+          <w:numId w:val="1312"/>
         </w:numPr>
       </w:pPr>
       <w:r>
@@ -7529,7 +7673,7 @@
         <w:pStyle w:val="Compact"/>
         <w:numPr>
           <w:ilvl w:val="0"/>
-          <w:numId w:val="1307"/>
+          <w:numId w:val="1313"/>
         </w:numPr>
       </w:pPr>
       <w:r>
@@ -7541,7 +7685,7 @@
         <w:pStyle w:val="Compact"/>
         <w:numPr>
           <w:ilvl w:val="0"/>
-          <w:numId w:val="1308"/>
+          <w:numId w:val="1314"/>
         </w:numPr>
       </w:pPr>
       <w:r>
@@ -7553,7 +7697,7 @@
         <w:pStyle w:val="Compact"/>
         <w:numPr>
           <w:ilvl w:val="0"/>
-          <w:numId w:val="1309"/>
+          <w:numId w:val="1315"/>
         </w:numPr>
       </w:pPr>
       <w:r>
@@ -7565,7 +7709,7 @@
         <w:pStyle w:val="Compact"/>
         <w:numPr>
           <w:ilvl w:val="0"/>
-          <w:numId w:val="1310"/>
+          <w:numId w:val="1316"/>
         </w:numPr>
       </w:pPr>
       <w:r>
@@ -7592,7 +7736,7 @@
         <w:pStyle w:val="Compact"/>
         <w:numPr>
           <w:ilvl w:val="0"/>
-          <w:numId w:val="1311"/>
+          <w:numId w:val="1317"/>
         </w:numPr>
       </w:pPr>
       <w:r>
@@ -7624,7 +7768,7 @@
         <w:pStyle w:val="Compact"/>
         <w:numPr>
           <w:ilvl w:val="0"/>
-          <w:numId w:val="1312"/>
+          <w:numId w:val="1318"/>
         </w:numPr>
       </w:pPr>
       <w:r>
@@ -7663,7 +7807,7 @@
         <w:pStyle w:val="Compact"/>
         <w:numPr>
           <w:ilvl w:val="0"/>
-          <w:numId w:val="1313"/>
+          <w:numId w:val="1319"/>
         </w:numPr>
       </w:pPr>
       <w:r>
@@ -7702,7 +7846,7 @@
         <w:pStyle w:val="Compact"/>
         <w:numPr>
           <w:ilvl w:val="0"/>
-          <w:numId w:val="1314"/>
+          <w:numId w:val="1320"/>
         </w:numPr>
       </w:pPr>
       <w:r>
@@ -7726,7 +7870,7 @@
         <w:pStyle w:val="Compact"/>
         <w:numPr>
           <w:ilvl w:val="0"/>
-          <w:numId w:val="1315"/>
+          <w:numId w:val="1321"/>
         </w:numPr>
       </w:pPr>
       <w:r>
@@ -7783,7 +7927,7 @@
         <w:pStyle w:val="Compact"/>
         <w:numPr>
           <w:ilvl w:val="0"/>
-          <w:numId w:val="1316"/>
+          <w:numId w:val="1322"/>
         </w:numPr>
       </w:pPr>
       <w:r>
@@ -7807,7 +7951,7 @@
         <w:pStyle w:val="Compact"/>
         <w:numPr>
           <w:ilvl w:val="0"/>
-          <w:numId w:val="1317"/>
+          <w:numId w:val="1323"/>
         </w:numPr>
       </w:pPr>
       <w:r>
@@ -7819,7 +7963,7 @@
         <w:pStyle w:val="Compact"/>
         <w:numPr>
           <w:ilvl w:val="1"/>
-          <w:numId w:val="1318"/>
+          <w:numId w:val="1324"/>
         </w:numPr>
       </w:pPr>
       <w:r>
@@ -7831,7 +7975,7 @@
         <w:pStyle w:val="Compact"/>
         <w:numPr>
           <w:ilvl w:val="1"/>
-          <w:numId w:val="1318"/>
+          <w:numId w:val="1324"/>
         </w:numPr>
       </w:pPr>
       <w:r>
@@ -7843,7 +7987,7 @@
         <w:pStyle w:val="Compact"/>
         <w:numPr>
           <w:ilvl w:val="1"/>
-          <w:numId w:val="1318"/>
+          <w:numId w:val="1324"/>
         </w:numPr>
       </w:pPr>
       <w:r>
@@ -7855,7 +7999,7 @@
         <w:pStyle w:val="Compact"/>
         <w:numPr>
           <w:ilvl w:val="1"/>
-          <w:numId w:val="1318"/>
+          <w:numId w:val="1324"/>
         </w:numPr>
       </w:pPr>
       <w:r>
@@ -7867,7 +8011,7 @@
         <w:pStyle w:val="Compact"/>
         <w:numPr>
           <w:ilvl w:val="1"/>
-          <w:numId w:val="1318"/>
+          <w:numId w:val="1324"/>
         </w:numPr>
       </w:pPr>
       <w:r>
@@ -7879,7 +8023,7 @@
         <w:pStyle w:val="Compact"/>
         <w:numPr>
           <w:ilvl w:val="0"/>
-          <w:numId w:val="1319"/>
+          <w:numId w:val="1325"/>
         </w:numPr>
       </w:pPr>
       <w:r>
@@ -7924,7 +8068,7 @@
         <w:pStyle w:val="Compact"/>
         <w:numPr>
           <w:ilvl w:val="0"/>
-          <w:numId w:val="1320"/>
+          <w:numId w:val="1326"/>
         </w:numPr>
       </w:pPr>
       <w:r>
@@ -7957,7 +8101,7 @@
         <w:pStyle w:val="Compact"/>
         <w:numPr>
           <w:ilvl w:val="0"/>
-          <w:numId w:val="1321"/>
+          <w:numId w:val="1327"/>
         </w:numPr>
       </w:pPr>
       <w:r>
@@ -7990,7 +8134,7 @@
         <w:pStyle w:val="Compact"/>
         <w:numPr>
           <w:ilvl w:val="0"/>
-          <w:numId w:val="1322"/>
+          <w:numId w:val="1328"/>
         </w:numPr>
       </w:pPr>
       <w:r>
@@ -8017,7 +8161,7 @@
         <w:pStyle w:val="Compact"/>
         <w:numPr>
           <w:ilvl w:val="0"/>
-          <w:numId w:val="1323"/>
+          <w:numId w:val="1329"/>
         </w:numPr>
       </w:pPr>
       <w:r>
@@ -8029,7 +8173,7 @@
         <w:pStyle w:val="Compact"/>
         <w:numPr>
           <w:ilvl w:val="0"/>
-          <w:numId w:val="1324"/>
+          <w:numId w:val="1330"/>
         </w:numPr>
       </w:pPr>
       <w:r>
@@ -8041,7 +8185,7 @@
         <w:pStyle w:val="Compact"/>
         <w:numPr>
           <w:ilvl w:val="0"/>
-          <w:numId w:val="1325"/>
+          <w:numId w:val="1331"/>
         </w:numPr>
       </w:pPr>
       <w:r>
@@ -8053,7 +8197,7 @@
         <w:pStyle w:val="Compact"/>
         <w:numPr>
           <w:ilvl w:val="0"/>
-          <w:numId w:val="1326"/>
+          <w:numId w:val="1332"/>
         </w:numPr>
       </w:pPr>
       <w:r>
@@ -8065,7 +8209,7 @@
         <w:pStyle w:val="Compact"/>
         <w:numPr>
           <w:ilvl w:val="0"/>
-          <w:numId w:val="1327"/>
+          <w:numId w:val="1333"/>
         </w:numPr>
       </w:pPr>
       <w:r>
@@ -8092,7 +8236,7 @@
         <w:pStyle w:val="Compact"/>
         <w:numPr>
           <w:ilvl w:val="0"/>
-          <w:numId w:val="1328"/>
+          <w:numId w:val="1334"/>
         </w:numPr>
       </w:pPr>
       <w:r>
@@ -8114,7 +8258,7 @@
         <w:pStyle w:val="Compact"/>
         <w:numPr>
           <w:ilvl w:val="0"/>
-          <w:numId w:val="1329"/>
+          <w:numId w:val="1335"/>
         </w:numPr>
       </w:pPr>
       <w:r>
@@ -8126,7 +8270,7 @@
         <w:pStyle w:val="Compact"/>
         <w:numPr>
           <w:ilvl w:val="0"/>
-          <w:numId w:val="1330"/>
+          <w:numId w:val="1336"/>
         </w:numPr>
       </w:pPr>
       <w:r>
@@ -8138,7 +8282,7 @@
         <w:pStyle w:val="Compact"/>
         <w:numPr>
           <w:ilvl w:val="0"/>
-          <w:numId w:val="1331"/>
+          <w:numId w:val="1337"/>
         </w:numPr>
       </w:pPr>
       <w:r>
@@ -8150,7 +8294,7 @@
         <w:pStyle w:val="Compact"/>
         <w:numPr>
           <w:ilvl w:val="0"/>
-          <w:numId w:val="1332"/>
+          <w:numId w:val="1338"/>
         </w:numPr>
       </w:pPr>
       <w:r>
@@ -8174,7 +8318,7 @@
         <w:pStyle w:val="Compact"/>
         <w:numPr>
           <w:ilvl w:val="0"/>
-          <w:numId w:val="1333"/>
+          <w:numId w:val="1339"/>
         </w:numPr>
       </w:pPr>
       <w:r>
@@ -8186,7 +8330,7 @@
         <w:pStyle w:val="Compact"/>
         <w:numPr>
           <w:ilvl w:val="1"/>
-          <w:numId w:val="1334"/>
+          <w:numId w:val="1340"/>
         </w:numPr>
       </w:pPr>
       <w:r>
@@ -8198,7 +8342,7 @@
         <w:pStyle w:val="Compact"/>
         <w:numPr>
           <w:ilvl w:val="1"/>
-          <w:numId w:val="1334"/>
+          <w:numId w:val="1340"/>
         </w:numPr>
       </w:pPr>
       <w:r>
@@ -8210,7 +8354,7 @@
         <w:pStyle w:val="Compact"/>
         <w:numPr>
           <w:ilvl w:val="1"/>
-          <w:numId w:val="1334"/>
+          <w:numId w:val="1340"/>
         </w:numPr>
       </w:pPr>
       <w:r>
@@ -8222,7 +8366,7 @@
         <w:pStyle w:val="Compact"/>
         <w:numPr>
           <w:ilvl w:val="0"/>
-          <w:numId w:val="1335"/>
+          <w:numId w:val="1341"/>
         </w:numPr>
       </w:pPr>
       <w:r>
@@ -8264,7 +8408,7 @@
         <w:pStyle w:val="Compact"/>
         <w:numPr>
           <w:ilvl w:val="0"/>
-          <w:numId w:val="1336"/>
+          <w:numId w:val="1342"/>
         </w:numPr>
       </w:pPr>
       <w:r>
@@ -8316,7 +8460,7 @@
         <w:pStyle w:val="Compact"/>
         <w:numPr>
           <w:ilvl w:val="0"/>
-          <w:numId w:val="1337"/>
+          <w:numId w:val="1343"/>
         </w:numPr>
       </w:pPr>
       <w:r>
@@ -8328,7 +8472,7 @@
         <w:pStyle w:val="Compact"/>
         <w:numPr>
           <w:ilvl w:val="0"/>
-          <w:numId w:val="1338"/>
+          <w:numId w:val="1344"/>
         </w:numPr>
       </w:pPr>
       <w:r>
@@ -8340,7 +8484,7 @@
         <w:pStyle w:val="Compact"/>
         <w:numPr>
           <w:ilvl w:val="0"/>
-          <w:numId w:val="1339"/>
+          <w:numId w:val="1345"/>
         </w:numPr>
       </w:pPr>
       <w:r>
@@ -8352,7 +8496,7 @@
         <w:pStyle w:val="Compact"/>
         <w:numPr>
           <w:ilvl w:val="0"/>
-          <w:numId w:val="1340"/>
+          <w:numId w:val="1346"/>
         </w:numPr>
       </w:pPr>
       <w:r>
@@ -8364,7 +8508,7 @@
         <w:pStyle w:val="Compact"/>
         <w:numPr>
           <w:ilvl w:val="0"/>
-          <w:numId w:val="1341"/>
+          <w:numId w:val="1347"/>
         </w:numPr>
       </w:pPr>
       <w:r>
@@ -8376,7 +8520,7 @@
         <w:pStyle w:val="Compact"/>
         <w:numPr>
           <w:ilvl w:val="0"/>
-          <w:numId w:val="1342"/>
+          <w:numId w:val="1348"/>
         </w:numPr>
       </w:pPr>
       <w:r>
@@ -8388,7 +8532,7 @@
         <w:pStyle w:val="Compact"/>
         <w:numPr>
           <w:ilvl w:val="0"/>
-          <w:numId w:val="1343"/>
+          <w:numId w:val="1349"/>
         </w:numPr>
       </w:pPr>
       <w:r>
@@ -8400,7 +8544,7 @@
         <w:pStyle w:val="Compact"/>
         <w:numPr>
           <w:ilvl w:val="0"/>
-          <w:numId w:val="1344"/>
+          <w:numId w:val="1350"/>
         </w:numPr>
       </w:pPr>
       <w:r>
@@ -8412,7 +8556,7 @@
         <w:pStyle w:val="Compact"/>
         <w:numPr>
           <w:ilvl w:val="0"/>
-          <w:numId w:val="1345"/>
+          <w:numId w:val="1351"/>
         </w:numPr>
       </w:pPr>
       <w:r>
@@ -8444,7 +8588,7 @@
         <w:pStyle w:val="Compact"/>
         <w:numPr>
           <w:ilvl w:val="0"/>
-          <w:numId w:val="1346"/>
+          <w:numId w:val="1352"/>
         </w:numPr>
       </w:pPr>
       <w:r>
@@ -8456,7 +8600,7 @@
         <w:pStyle w:val="Compact"/>
         <w:numPr>
           <w:ilvl w:val="0"/>
-          <w:numId w:val="1347"/>
+          <w:numId w:val="1353"/>
         </w:numPr>
       </w:pPr>
       <w:r>
@@ -8468,7 +8612,7 @@
         <w:pStyle w:val="Compact"/>
         <w:numPr>
           <w:ilvl w:val="0"/>
-          <w:numId w:val="1348"/>
+          <w:numId w:val="1354"/>
         </w:numPr>
       </w:pPr>
       <w:r>
@@ -8480,7 +8624,7 @@
         <w:pStyle w:val="Compact"/>
         <w:numPr>
           <w:ilvl w:val="0"/>
-          <w:numId w:val="1349"/>
+          <w:numId w:val="1355"/>
         </w:numPr>
       </w:pPr>
       <w:r>
@@ -8492,7 +8636,7 @@
         <w:pStyle w:val="Compact"/>
         <w:numPr>
           <w:ilvl w:val="0"/>
-          <w:numId w:val="1350"/>
+          <w:numId w:val="1356"/>
         </w:numPr>
       </w:pPr>
       <w:r>
@@ -8504,7 +8648,7 @@
         <w:pStyle w:val="Compact"/>
         <w:numPr>
           <w:ilvl w:val="0"/>
-          <w:numId w:val="1351"/>
+          <w:numId w:val="1357"/>
         </w:numPr>
       </w:pPr>
       <w:r>
@@ -8516,7 +8660,7 @@
         <w:pStyle w:val="Compact"/>
         <w:numPr>
           <w:ilvl w:val="0"/>
-          <w:numId w:val="1352"/>
+          <w:numId w:val="1358"/>
         </w:numPr>
       </w:pPr>
       <w:r>
@@ -8528,7 +8672,7 @@
         <w:pStyle w:val="Compact"/>
         <w:numPr>
           <w:ilvl w:val="0"/>
-          <w:numId w:val="1353"/>
+          <w:numId w:val="1359"/>
         </w:numPr>
       </w:pPr>
       <w:r>
@@ -8540,7 +8684,7 @@
         <w:pStyle w:val="Compact"/>
         <w:numPr>
           <w:ilvl w:val="0"/>
-          <w:numId w:val="1354"/>
+          <w:numId w:val="1360"/>
         </w:numPr>
       </w:pPr>
       <w:r>
@@ -8552,7 +8696,7 @@
         <w:pStyle w:val="Compact"/>
         <w:numPr>
           <w:ilvl w:val="0"/>
-          <w:numId w:val="1355"/>
+          <w:numId w:val="1361"/>
         </w:numPr>
       </w:pPr>
       <w:r>
@@ -8564,7 +8708,7 @@
         <w:pStyle w:val="Compact"/>
         <w:numPr>
           <w:ilvl w:val="0"/>
-          <w:numId w:val="1356"/>
+          <w:numId w:val="1362"/>
         </w:numPr>
       </w:pPr>
       <w:r>
@@ -8576,7 +8720,7 @@
         <w:pStyle w:val="Compact"/>
         <w:numPr>
           <w:ilvl w:val="0"/>
-          <w:numId w:val="1357"/>
+          <w:numId w:val="1363"/>
         </w:numPr>
       </w:pPr>
       <w:r>
@@ -8588,7 +8732,7 @@
         <w:pStyle w:val="Compact"/>
         <w:numPr>
           <w:ilvl w:val="0"/>
-          <w:numId w:val="1358"/>
+          <w:numId w:val="1364"/>
         </w:numPr>
       </w:pPr>
       <w:r>
@@ -8600,7 +8744,7 @@
         <w:pStyle w:val="Compact"/>
         <w:numPr>
           <w:ilvl w:val="0"/>
-          <w:numId w:val="1359"/>
+          <w:numId w:val="1365"/>
         </w:numPr>
       </w:pPr>
       <w:r>
@@ -8612,7 +8756,7 @@
         <w:pStyle w:val="Compact"/>
         <w:numPr>
           <w:ilvl w:val="0"/>
-          <w:numId w:val="1360"/>
+          <w:numId w:val="1366"/>
         </w:numPr>
       </w:pPr>
       <w:r>
@@ -8634,7 +8778,7 @@
         <w:pStyle w:val="Compact"/>
         <w:numPr>
           <w:ilvl w:val="0"/>
-          <w:numId w:val="1361"/>
+          <w:numId w:val="1367"/>
         </w:numPr>
       </w:pPr>
       <w:r>
@@ -8646,7 +8790,7 @@
         <w:pStyle w:val="Compact"/>
         <w:numPr>
           <w:ilvl w:val="0"/>
-          <w:numId w:val="1362"/>
+          <w:numId w:val="1368"/>
         </w:numPr>
       </w:pPr>
       <w:r>
@@ -8658,7 +8802,7 @@
         <w:pStyle w:val="Compact"/>
         <w:numPr>
           <w:ilvl w:val="0"/>
-          <w:numId w:val="1363"/>
+          <w:numId w:val="1369"/>
         </w:numPr>
       </w:pPr>
       <w:r>
@@ -8670,7 +8814,7 @@
         <w:pStyle w:val="Compact"/>
         <w:numPr>
           <w:ilvl w:val="0"/>
-          <w:numId w:val="1364"/>
+          <w:numId w:val="1370"/>
         </w:numPr>
       </w:pPr>
       <w:r>
@@ -8682,7 +8826,7 @@
         <w:pStyle w:val="Compact"/>
         <w:numPr>
           <w:ilvl w:val="0"/>
-          <w:numId w:val="1365"/>
+          <w:numId w:val="1371"/>
         </w:numPr>
       </w:pPr>
       <w:r>
@@ -8694,7 +8838,7 @@
         <w:pStyle w:val="Compact"/>
         <w:numPr>
           <w:ilvl w:val="0"/>
-          <w:numId w:val="1366"/>
+          <w:numId w:val="1372"/>
         </w:numPr>
       </w:pPr>
       <w:r>
@@ -8706,7 +8850,7 @@
         <w:pStyle w:val="Compact"/>
         <w:numPr>
           <w:ilvl w:val="0"/>
-          <w:numId w:val="1367"/>
+          <w:numId w:val="1373"/>
         </w:numPr>
       </w:pPr>
       <w:r>
@@ -8728,7 +8872,7 @@
         <w:pStyle w:val="Compact"/>
         <w:numPr>
           <w:ilvl w:val="0"/>
-          <w:numId w:val="1368"/>
+          <w:numId w:val="1374"/>
         </w:numPr>
       </w:pPr>
       <w:r>
@@ -8740,7 +8884,7 @@
         <w:pStyle w:val="Compact"/>
         <w:numPr>
           <w:ilvl w:val="0"/>
-          <w:numId w:val="1369"/>
+          <w:numId w:val="1375"/>
         </w:numPr>
       </w:pPr>
       <w:r>
@@ -8752,7 +8896,7 @@
         <w:pStyle w:val="Compact"/>
         <w:numPr>
           <w:ilvl w:val="0"/>
-          <w:numId w:val="1370"/>
+          <w:numId w:val="1376"/>
         </w:numPr>
       </w:pPr>
       <w:r>
@@ -8764,7 +8908,7 @@
         <w:pStyle w:val="Compact"/>
         <w:numPr>
           <w:ilvl w:val="0"/>
-          <w:numId w:val="1371"/>
+          <w:numId w:val="1377"/>
         </w:numPr>
       </w:pPr>
       <w:r>
@@ -8776,7 +8920,7 @@
         <w:pStyle w:val="Compact"/>
         <w:numPr>
           <w:ilvl w:val="0"/>
-          <w:numId w:val="1372"/>
+          <w:numId w:val="1378"/>
         </w:numPr>
       </w:pPr>
       <w:r>
@@ -8788,7 +8932,7 @@
         <w:pStyle w:val="Compact"/>
         <w:numPr>
           <w:ilvl w:val="0"/>
-          <w:numId w:val="1373"/>
+          <w:numId w:val="1379"/>
         </w:numPr>
       </w:pPr>
       <w:r>
@@ -8800,7 +8944,7 @@
         <w:pStyle w:val="Compact"/>
         <w:numPr>
           <w:ilvl w:val="0"/>
-          <w:numId w:val="1374"/>
+          <w:numId w:val="1380"/>
         </w:numPr>
       </w:pPr>
       <w:r>
@@ -8832,7 +8976,7 @@
         <w:pStyle w:val="Compact"/>
         <w:numPr>
           <w:ilvl w:val="0"/>
-          <w:numId w:val="1375"/>
+          <w:numId w:val="1381"/>
         </w:numPr>
       </w:pPr>
       <w:r>
@@ -8883,7 +9027,7 @@
         <w:pStyle w:val="Compact"/>
         <w:numPr>
           <w:ilvl w:val="0"/>
-          <w:numId w:val="1376"/>
+          <w:numId w:val="1382"/>
         </w:numPr>
       </w:pPr>
       <w:r>
@@ -8910,7 +9054,7 @@
         <w:pStyle w:val="Compact"/>
         <w:numPr>
           <w:ilvl w:val="0"/>
-          <w:numId w:val="1377"/>
+          <w:numId w:val="1383"/>
         </w:numPr>
       </w:pPr>
       <w:r>
@@ -8922,7 +9066,7 @@
         <w:pStyle w:val="Compact"/>
         <w:numPr>
           <w:ilvl w:val="0"/>
-          <w:numId w:val="1378"/>
+          <w:numId w:val="1384"/>
         </w:numPr>
       </w:pPr>
       <w:r>
@@ -8949,7 +9093,7 @@
         <w:pStyle w:val="Compact"/>
         <w:numPr>
           <w:ilvl w:val="0"/>
-          <w:numId w:val="1379"/>
+          <w:numId w:val="1385"/>
         </w:numPr>
       </w:pPr>
       <w:r>
@@ -8961,7 +9105,7 @@
         <w:pStyle w:val="Compact"/>
         <w:numPr>
           <w:ilvl w:val="0"/>
-          <w:numId w:val="1380"/>
+          <w:numId w:val="1386"/>
         </w:numPr>
       </w:pPr>
       <w:r>
@@ -8973,7 +9117,7 @@
         <w:pStyle w:val="Compact"/>
         <w:numPr>
           <w:ilvl w:val="0"/>
-          <w:numId w:val="1381"/>
+          <w:numId w:val="1387"/>
         </w:numPr>
       </w:pPr>
       <w:r>
@@ -8995,7 +9139,7 @@
         <w:pStyle w:val="Compact"/>
         <w:numPr>
           <w:ilvl w:val="0"/>
-          <w:numId w:val="1382"/>
+          <w:numId w:val="1388"/>
         </w:numPr>
       </w:pPr>
       <w:r>
@@ -9019,7 +9163,7 @@
         <w:pStyle w:val="Compact"/>
         <w:numPr>
           <w:ilvl w:val="0"/>
-          <w:numId w:val="1383"/>
+          <w:numId w:val="1389"/>
         </w:numPr>
       </w:pPr>
       <w:r>
@@ -9043,7 +9187,7 @@
         <w:pStyle w:val="Compact"/>
         <w:numPr>
           <w:ilvl w:val="0"/>
-          <w:numId w:val="1384"/>
+          <w:numId w:val="1390"/>
         </w:numPr>
       </w:pPr>
       <w:r>
@@ -9055,7 +9199,7 @@
         <w:pStyle w:val="Compact"/>
         <w:numPr>
           <w:ilvl w:val="0"/>
-          <w:numId w:val="1385"/>
+          <w:numId w:val="1391"/>
         </w:numPr>
       </w:pPr>
       <w:r>
@@ -9067,7 +9211,7 @@
         <w:pStyle w:val="Compact"/>
         <w:numPr>
           <w:ilvl w:val="0"/>
-          <w:numId w:val="1386"/>
+          <w:numId w:val="1392"/>
         </w:numPr>
       </w:pPr>
       <w:r>
@@ -9079,7 +9223,7 @@
         <w:pStyle w:val="Compact"/>
         <w:numPr>
           <w:ilvl w:val="0"/>
-          <w:numId w:val="1387"/>
+          <w:numId w:val="1393"/>
         </w:numPr>
       </w:pPr>
       <w:r>
@@ -9110,7 +9254,7 @@
         <w:pStyle w:val="Compact"/>
         <w:numPr>
           <w:ilvl w:val="0"/>
-          <w:numId w:val="1388"/>
+          <w:numId w:val="1394"/>
         </w:numPr>
       </w:pPr>
       <w:r>
@@ -9122,7 +9266,7 @@
         <w:pStyle w:val="Compact"/>
         <w:numPr>
           <w:ilvl w:val="0"/>
-          <w:numId w:val="1389"/>
+          <w:numId w:val="1395"/>
         </w:numPr>
       </w:pPr>
       <w:r>
@@ -9134,7 +9278,7 @@
         <w:pStyle w:val="Compact"/>
         <w:numPr>
           <w:ilvl w:val="1"/>
-          <w:numId w:val="1390"/>
+          <w:numId w:val="1396"/>
         </w:numPr>
       </w:pPr>
       <w:r>
@@ -9152,7 +9296,7 @@
         <w:pStyle w:val="Compact"/>
         <w:numPr>
           <w:ilvl w:val="1"/>
-          <w:numId w:val="1390"/>
+          <w:numId w:val="1396"/>
         </w:numPr>
       </w:pPr>
       <w:r>
@@ -9170,7 +9314,7 @@
         <w:pStyle w:val="Compact"/>
         <w:numPr>
           <w:ilvl w:val="1"/>
-          <w:numId w:val="1390"/>
+          <w:numId w:val="1396"/>
         </w:numPr>
       </w:pPr>
       <w:r>
@@ -9188,7 +9332,7 @@
         <w:pStyle w:val="Compact"/>
         <w:numPr>
           <w:ilvl w:val="1"/>
-          <w:numId w:val="1390"/>
+          <w:numId w:val="1396"/>
         </w:numPr>
       </w:pPr>
       <w:r>
@@ -9206,7 +9350,7 @@
         <w:pStyle w:val="Compact"/>
         <w:numPr>
           <w:ilvl w:val="0"/>
-          <w:numId w:val="1391"/>
+          <w:numId w:val="1397"/>
         </w:numPr>
       </w:pPr>
       <w:r>
@@ -9218,7 +9362,7 @@
         <w:pStyle w:val="Compact"/>
         <w:numPr>
           <w:ilvl w:val="0"/>
-          <w:numId w:val="1392"/>
+          <w:numId w:val="1398"/>
         </w:numPr>
       </w:pPr>
       <w:r>
@@ -9230,7 +9374,7 @@
         <w:pStyle w:val="Compact"/>
         <w:numPr>
           <w:ilvl w:val="0"/>
-          <w:numId w:val="1393"/>
+          <w:numId w:val="1399"/>
         </w:numPr>
       </w:pPr>
       <w:r>
@@ -9252,7 +9396,7 @@
         <w:pStyle w:val="Compact"/>
         <w:numPr>
           <w:ilvl w:val="0"/>
-          <w:numId w:val="1394"/>
+          <w:numId w:val="1400"/>
         </w:numPr>
       </w:pPr>
       <w:r>
@@ -9264,7 +9408,7 @@
         <w:pStyle w:val="Compact"/>
         <w:numPr>
           <w:ilvl w:val="0"/>
-          <w:numId w:val="1395"/>
+          <w:numId w:val="1401"/>
         </w:numPr>
       </w:pPr>
       <w:r>
@@ -9276,7 +9420,7 @@
         <w:pStyle w:val="Compact"/>
         <w:numPr>
           <w:ilvl w:val="0"/>
-          <w:numId w:val="1396"/>
+          <w:numId w:val="1402"/>
         </w:numPr>
       </w:pPr>
       <w:r>
@@ -9288,7 +9432,7 @@
         <w:pStyle w:val="Compact"/>
         <w:numPr>
           <w:ilvl w:val="0"/>
-          <w:numId w:val="1397"/>
+          <w:numId w:val="1403"/>
         </w:numPr>
       </w:pPr>
       <w:r>
@@ -9300,7 +9444,7 @@
         <w:pStyle w:val="Compact"/>
         <w:numPr>
           <w:ilvl w:val="0"/>
-          <w:numId w:val="1398"/>
+          <w:numId w:val="1404"/>
         </w:numPr>
       </w:pPr>
       <w:r>
@@ -9312,7 +9456,7 @@
         <w:pStyle w:val="Compact"/>
         <w:numPr>
           <w:ilvl w:val="0"/>
-          <w:numId w:val="1399"/>
+          <w:numId w:val="1405"/>
         </w:numPr>
       </w:pPr>
       <w:r>
@@ -9324,7 +9468,7 @@
         <w:pStyle w:val="Compact"/>
         <w:numPr>
           <w:ilvl w:val="0"/>
-          <w:numId w:val="1400"/>
+          <w:numId w:val="1406"/>
         </w:numPr>
       </w:pPr>
       <w:r>
@@ -9336,7 +9480,7 @@
         <w:pStyle w:val="Compact"/>
         <w:numPr>
           <w:ilvl w:val="0"/>
-          <w:numId w:val="1401"/>
+          <w:numId w:val="1407"/>
         </w:numPr>
       </w:pPr>
       <w:r>
@@ -9348,7 +9492,7 @@
         <w:pStyle w:val="Compact"/>
         <w:numPr>
           <w:ilvl w:val="0"/>
-          <w:numId w:val="1402"/>
+          <w:numId w:val="1408"/>
         </w:numPr>
       </w:pPr>
       <w:r>
@@ -9380,7 +9524,7 @@
         <w:pStyle w:val="Compact"/>
         <w:numPr>
           <w:ilvl w:val="0"/>
-          <w:numId w:val="1403"/>
+          <w:numId w:val="1409"/>
         </w:numPr>
       </w:pPr>
       <w:r>
@@ -9392,7 +9536,7 @@
         <w:pStyle w:val="Compact"/>
         <w:numPr>
           <w:ilvl w:val="0"/>
-          <w:numId w:val="1404"/>
+          <w:numId w:val="1410"/>
         </w:numPr>
       </w:pPr>
       <w:r>
@@ -9404,7 +9548,7 @@
         <w:pStyle w:val="Compact"/>
         <w:numPr>
           <w:ilvl w:val="1"/>
-          <w:numId w:val="1405"/>
+          <w:numId w:val="1411"/>
         </w:numPr>
       </w:pPr>
       <w:r>
@@ -9416,7 +9560,7 @@
         <w:pStyle w:val="Compact"/>
         <w:numPr>
           <w:ilvl w:val="1"/>
-          <w:numId w:val="1405"/>
+          <w:numId w:val="1411"/>
         </w:numPr>
       </w:pPr>
       <w:r>
@@ -9428,7 +9572,7 @@
         <w:pStyle w:val="Compact"/>
         <w:numPr>
           <w:ilvl w:val="1"/>
-          <w:numId w:val="1405"/>
+          <w:numId w:val="1411"/>
         </w:numPr>
       </w:pPr>
       <w:r>
@@ -9440,7 +9584,7 @@
         <w:pStyle w:val="Compact"/>
         <w:numPr>
           <w:ilvl w:val="1"/>
-          <w:numId w:val="1405"/>
+          <w:numId w:val="1411"/>
         </w:numPr>
       </w:pPr>
       <w:r>
@@ -9452,7 +9596,7 @@
         <w:pStyle w:val="Compact"/>
         <w:numPr>
           <w:ilvl w:val="1"/>
-          <w:numId w:val="1405"/>
+          <w:numId w:val="1411"/>
         </w:numPr>
       </w:pPr>
       <w:r>
@@ -9464,7 +9608,7 @@
         <w:pStyle w:val="Compact"/>
         <w:numPr>
           <w:ilvl w:val="1"/>
-          <w:numId w:val="1405"/>
+          <w:numId w:val="1411"/>
         </w:numPr>
       </w:pPr>
       <w:r>
@@ -9476,7 +9620,7 @@
         <w:pStyle w:val="Compact"/>
         <w:numPr>
           <w:ilvl w:val="1"/>
-          <w:numId w:val="1405"/>
+          <w:numId w:val="1411"/>
         </w:numPr>
       </w:pPr>
       <w:r>
@@ -9488,7 +9632,7 @@
         <w:pStyle w:val="Compact"/>
         <w:numPr>
           <w:ilvl w:val="1"/>
-          <w:numId w:val="1405"/>
+          <w:numId w:val="1411"/>
         </w:numPr>
       </w:pPr>
       <w:r>
@@ -9500,7 +9644,7 @@
         <w:pStyle w:val="Compact"/>
         <w:numPr>
           <w:ilvl w:val="0"/>
-          <w:numId w:val="1406"/>
+          <w:numId w:val="1412"/>
         </w:numPr>
       </w:pPr>
       <w:r>
@@ -9521,7 +9665,7 @@
         <w:pStyle w:val="Compact"/>
         <w:numPr>
           <w:ilvl w:val="0"/>
-          <w:numId w:val="1407"/>
+          <w:numId w:val="1413"/>
         </w:numPr>
       </w:pPr>
       <w:r>
@@ -9545,7 +9689,7 @@
         <w:pStyle w:val="Compact"/>
         <w:numPr>
           <w:ilvl w:val="0"/>
-          <w:numId w:val="1408"/>
+          <w:numId w:val="1414"/>
         </w:numPr>
       </w:pPr>
       <w:r>
@@ -9557,7 +9701,7 @@
         <w:pStyle w:val="Compact"/>
         <w:numPr>
           <w:ilvl w:val="1"/>
-          <w:numId w:val="1409"/>
+          <w:numId w:val="1415"/>
         </w:numPr>
       </w:pPr>
       <w:r>
@@ -9569,7 +9713,7 @@
         <w:pStyle w:val="Compact"/>
         <w:numPr>
           <w:ilvl w:val="1"/>
-          <w:numId w:val="1409"/>
+          <w:numId w:val="1415"/>
         </w:numPr>
       </w:pPr>
       <w:r>
@@ -9581,7 +9725,7 @@
         <w:pStyle w:val="Compact"/>
         <w:numPr>
           <w:ilvl w:val="1"/>
-          <w:numId w:val="1409"/>
+          <w:numId w:val="1415"/>
         </w:numPr>
       </w:pPr>
       <w:r>
@@ -9593,7 +9737,7 @@
         <w:pStyle w:val="Compact"/>
         <w:numPr>
           <w:ilvl w:val="0"/>
-          <w:numId w:val="1410"/>
+          <w:numId w:val="1416"/>
         </w:numPr>
       </w:pPr>
       <w:r>
@@ -9617,7 +9761,7 @@
         <w:pStyle w:val="Compact"/>
         <w:numPr>
           <w:ilvl w:val="0"/>
-          <w:numId w:val="1411"/>
+          <w:numId w:val="1417"/>
         </w:numPr>
       </w:pPr>
       <w:r>
@@ -9629,7 +9773,7 @@
         <w:pStyle w:val="Compact"/>
         <w:numPr>
           <w:ilvl w:val="0"/>
-          <w:numId w:val="1412"/>
+          <w:numId w:val="1418"/>
         </w:numPr>
       </w:pPr>
       <w:r>
@@ -9641,7 +9785,7 @@
         <w:pStyle w:val="Compact"/>
         <w:numPr>
           <w:ilvl w:val="0"/>
-          <w:numId w:val="1413"/>
+          <w:numId w:val="1419"/>
         </w:numPr>
       </w:pPr>
       <w:r>
@@ -9663,7 +9807,7 @@
         <w:pStyle w:val="Compact"/>
         <w:numPr>
           <w:ilvl w:val="0"/>
-          <w:numId w:val="1414"/>
+          <w:numId w:val="1420"/>
         </w:numPr>
       </w:pPr>
       <w:r>
@@ -9675,7 +9819,7 @@
         <w:pStyle w:val="Compact"/>
         <w:numPr>
           <w:ilvl w:val="1"/>
-          <w:numId w:val="1415"/>
+          <w:numId w:val="1421"/>
         </w:numPr>
       </w:pPr>
       <w:r>
@@ -9687,7 +9831,7 @@
         <w:pStyle w:val="Compact"/>
         <w:numPr>
           <w:ilvl w:val="1"/>
-          <w:numId w:val="1415"/>
+          <w:numId w:val="1421"/>
         </w:numPr>
       </w:pPr>
       <w:r>
@@ -9699,7 +9843,7 @@
         <w:pStyle w:val="Compact"/>
         <w:numPr>
           <w:ilvl w:val="1"/>
-          <w:numId w:val="1415"/>
+          <w:numId w:val="1421"/>
         </w:numPr>
       </w:pPr>
       <w:r>
@@ -9711,7 +9855,7 @@
         <w:pStyle w:val="Compact"/>
         <w:numPr>
           <w:ilvl w:val="0"/>
-          <w:numId w:val="1416"/>
+          <w:numId w:val="1422"/>
         </w:numPr>
       </w:pPr>
       <w:r>
@@ -9723,7 +9867,7 @@
         <w:pStyle w:val="Compact"/>
         <w:numPr>
           <w:ilvl w:val="1"/>
-          <w:numId w:val="1417"/>
+          <w:numId w:val="1423"/>
         </w:numPr>
       </w:pPr>
       <w:r>
@@ -9735,7 +9879,7 @@
         <w:pStyle w:val="Compact"/>
         <w:numPr>
           <w:ilvl w:val="1"/>
-          <w:numId w:val="1417"/>
+          <w:numId w:val="1423"/>
         </w:numPr>
       </w:pPr>
       <w:r>
@@ -9747,7 +9891,7 @@
         <w:pStyle w:val="Compact"/>
         <w:numPr>
           <w:ilvl w:val="1"/>
-          <w:numId w:val="1417"/>
+          <w:numId w:val="1423"/>
         </w:numPr>
       </w:pPr>
       <w:r>
@@ -9759,7 +9903,7 @@
         <w:pStyle w:val="Compact"/>
         <w:numPr>
           <w:ilvl w:val="0"/>
-          <w:numId w:val="1418"/>
+          <w:numId w:val="1424"/>
         </w:numPr>
       </w:pPr>
       <w:r>
@@ -9771,7 +9915,7 @@
         <w:pStyle w:val="Compact"/>
         <w:numPr>
           <w:ilvl w:val="0"/>
-          <w:numId w:val="1419"/>
+          <w:numId w:val="1425"/>
         </w:numPr>
       </w:pPr>
       <w:r>
@@ -9783,7 +9927,7 @@
         <w:pStyle w:val="Compact"/>
         <w:numPr>
           <w:ilvl w:val="0"/>
-          <w:numId w:val="1420"/>
+          <w:numId w:val="1426"/>
         </w:numPr>
       </w:pPr>
       <w:r>
@@ -9805,7 +9949,7 @@
         <w:pStyle w:val="Compact"/>
         <w:numPr>
           <w:ilvl w:val="0"/>
-          <w:numId w:val="1421"/>
+          <w:numId w:val="1427"/>
         </w:numPr>
       </w:pPr>
       <w:r>
@@ -9826,7 +9970,7 @@
         <w:pStyle w:val="Compact"/>
         <w:numPr>
           <w:ilvl w:val="0"/>
-          <w:numId w:val="1422"/>
+          <w:numId w:val="1428"/>
         </w:numPr>
       </w:pPr>
       <w:r>
@@ -9838,7 +9982,7 @@
         <w:pStyle w:val="Compact"/>
         <w:numPr>
           <w:ilvl w:val="0"/>
-          <w:numId w:val="1423"/>
+          <w:numId w:val="1429"/>
         </w:numPr>
       </w:pPr>
       <w:r>
@@ -9850,7 +9994,7 @@
         <w:pStyle w:val="Compact"/>
         <w:numPr>
           <w:ilvl w:val="0"/>
-          <w:numId w:val="1424"/>
+          <w:numId w:val="1430"/>
         </w:numPr>
       </w:pPr>
       <w:r>
@@ -9862,7 +10006,7 @@
         <w:pStyle w:val="Compact"/>
         <w:numPr>
           <w:ilvl w:val="0"/>
-          <w:numId w:val="1425"/>
+          <w:numId w:val="1431"/>
         </w:numPr>
       </w:pPr>
       <w:r>
@@ -9874,7 +10018,7 @@
         <w:pStyle w:val="Compact"/>
         <w:numPr>
           <w:ilvl w:val="0"/>
-          <w:numId w:val="1426"/>
+          <w:numId w:val="1432"/>
         </w:numPr>
       </w:pPr>
       <w:r>
@@ -9886,7 +10030,7 @@
         <w:pStyle w:val="Compact"/>
         <w:numPr>
           <w:ilvl w:val="1"/>
-          <w:numId w:val="1427"/>
+          <w:numId w:val="1433"/>
         </w:numPr>
       </w:pPr>
       <w:r>
@@ -9898,7 +10042,7 @@
         <w:pStyle w:val="Compact"/>
         <w:numPr>
           <w:ilvl w:val="1"/>
-          <w:numId w:val="1427"/>
+          <w:numId w:val="1433"/>
         </w:numPr>
       </w:pPr>
       <w:r>
@@ -9910,7 +10054,7 @@
         <w:pStyle w:val="Compact"/>
         <w:numPr>
           <w:ilvl w:val="1"/>
-          <w:numId w:val="1427"/>
+          <w:numId w:val="1433"/>
         </w:numPr>
       </w:pPr>
       <w:r>
@@ -9922,7 +10066,7 @@
         <w:pStyle w:val="Compact"/>
         <w:numPr>
           <w:ilvl w:val="1"/>
-          <w:numId w:val="1427"/>
+          <w:numId w:val="1433"/>
         </w:numPr>
       </w:pPr>
       <w:r>
@@ -9934,7 +10078,7 @@
         <w:pStyle w:val="Compact"/>
         <w:numPr>
           <w:ilvl w:val="1"/>
-          <w:numId w:val="1427"/>
+          <w:numId w:val="1433"/>
         </w:numPr>
       </w:pPr>
       <w:r>
@@ -9946,7 +10090,7 @@
         <w:pStyle w:val="Compact"/>
         <w:numPr>
           <w:ilvl w:val="1"/>
-          <w:numId w:val="1427"/>
+          <w:numId w:val="1433"/>
         </w:numPr>
       </w:pPr>
       <w:r>
@@ -9958,7 +10102,7 @@
         <w:pStyle w:val="Compact"/>
         <w:numPr>
           <w:ilvl w:val="0"/>
-          <w:numId w:val="1428"/>
+          <w:numId w:val="1434"/>
         </w:numPr>
       </w:pPr>
       <w:r>
@@ -9970,7 +10114,7 @@
         <w:pStyle w:val="Compact"/>
         <w:numPr>
           <w:ilvl w:val="0"/>
-          <w:numId w:val="1429"/>
+          <w:numId w:val="1435"/>
         </w:numPr>
       </w:pPr>
       <w:r>
@@ -9992,7 +10136,7 @@
         <w:pStyle w:val="Compact"/>
         <w:numPr>
           <w:ilvl w:val="0"/>
-          <w:numId w:val="1430"/>
+          <w:numId w:val="1436"/>
         </w:numPr>
       </w:pPr>
       <w:r>
@@ -10004,7 +10148,7 @@
         <w:pStyle w:val="Compact"/>
         <w:numPr>
           <w:ilvl w:val="0"/>
-          <w:numId w:val="1431"/>
+          <w:numId w:val="1437"/>
         </w:numPr>
       </w:pPr>
       <w:r>
@@ -10016,7 +10160,7 @@
         <w:pStyle w:val="Compact"/>
         <w:numPr>
           <w:ilvl w:val="0"/>
-          <w:numId w:val="1432"/>
+          <w:numId w:val="1438"/>
         </w:numPr>
       </w:pPr>
       <w:r>
@@ -10028,7 +10172,7 @@
         <w:pStyle w:val="Compact"/>
         <w:numPr>
           <w:ilvl w:val="0"/>
-          <w:numId w:val="1433"/>
+          <w:numId w:val="1439"/>
         </w:numPr>
       </w:pPr>
       <w:r>
@@ -10040,7 +10184,7 @@
         <w:pStyle w:val="Compact"/>
         <w:numPr>
           <w:ilvl w:val="0"/>
-          <w:numId w:val="1434"/>
+          <w:numId w:val="1440"/>
         </w:numPr>
       </w:pPr>
       <w:r>
@@ -10062,7 +10206,7 @@
         <w:pStyle w:val="Compact"/>
         <w:numPr>
           <w:ilvl w:val="0"/>
-          <w:numId w:val="1435"/>
+          <w:numId w:val="1441"/>
         </w:numPr>
       </w:pPr>
       <w:r>
@@ -10074,7 +10218,7 @@
         <w:pStyle w:val="Compact"/>
         <w:numPr>
           <w:ilvl w:val="0"/>
-          <w:numId w:val="1436"/>
+          <w:numId w:val="1442"/>
         </w:numPr>
       </w:pPr>
       <w:r>
@@ -10086,7 +10230,7 @@
         <w:pStyle w:val="Compact"/>
         <w:numPr>
           <w:ilvl w:val="0"/>
-          <w:numId w:val="1437"/>
+          <w:numId w:val="1443"/>
         </w:numPr>
       </w:pPr>
       <w:r>
@@ -10098,7 +10242,7 @@
         <w:pStyle w:val="Compact"/>
         <w:numPr>
           <w:ilvl w:val="0"/>
-          <w:numId w:val="1438"/>
+          <w:numId w:val="1444"/>
         </w:numPr>
       </w:pPr>
       <w:r>
@@ -10110,7 +10254,7 @@
         <w:pStyle w:val="Compact"/>
         <w:numPr>
           <w:ilvl w:val="0"/>
-          <w:numId w:val="1439"/>
+          <w:numId w:val="1445"/>
         </w:numPr>
       </w:pPr>
       <w:r>
@@ -10122,7 +10266,7 @@
         <w:pStyle w:val="Compact"/>
         <w:numPr>
           <w:ilvl w:val="0"/>
-          <w:numId w:val="1440"/>
+          <w:numId w:val="1446"/>
         </w:numPr>
       </w:pPr>
       <w:r>
@@ -10134,7 +10278,7 @@
         <w:pStyle w:val="Compact"/>
         <w:numPr>
           <w:ilvl w:val="0"/>
-          <w:numId w:val="1441"/>
+          <w:numId w:val="1447"/>
         </w:numPr>
       </w:pPr>
       <w:r>
@@ -10146,7 +10290,7 @@
         <w:pStyle w:val="Compact"/>
         <w:numPr>
           <w:ilvl w:val="0"/>
-          <w:numId w:val="1442"/>
+          <w:numId w:val="1448"/>
         </w:numPr>
       </w:pPr>
       <w:r>
@@ -10178,7 +10322,7 @@
         <w:pStyle w:val="Compact"/>
         <w:numPr>
           <w:ilvl w:val="0"/>
-          <w:numId w:val="1443"/>
+          <w:numId w:val="1449"/>
         </w:numPr>
       </w:pPr>
       <w:r>
@@ -10190,7 +10334,7 @@
         <w:pStyle w:val="Compact"/>
         <w:numPr>
           <w:ilvl w:val="0"/>
-          <w:numId w:val="1444"/>
+          <w:numId w:val="1450"/>
         </w:numPr>
       </w:pPr>
       <w:r>
@@ -10202,7 +10346,7 @@
         <w:pStyle w:val="Compact"/>
         <w:numPr>
           <w:ilvl w:val="0"/>
-          <w:numId w:val="1445"/>
+          <w:numId w:val="1451"/>
         </w:numPr>
       </w:pPr>
       <w:r>
@@ -10214,7 +10358,7 @@
         <w:pStyle w:val="Compact"/>
         <w:numPr>
           <w:ilvl w:val="0"/>
-          <w:numId w:val="1446"/>
+          <w:numId w:val="1452"/>
         </w:numPr>
       </w:pPr>
       <w:r>
@@ -10226,7 +10370,7 @@
         <w:pStyle w:val="Compact"/>
         <w:numPr>
           <w:ilvl w:val="0"/>
-          <w:numId w:val="1447"/>
+          <w:numId w:val="1453"/>
         </w:numPr>
       </w:pPr>
       <w:r>
@@ -10238,7 +10382,7 @@
         <w:pStyle w:val="Compact"/>
         <w:numPr>
           <w:ilvl w:val="0"/>
-          <w:numId w:val="1448"/>
+          <w:numId w:val="1454"/>
         </w:numPr>
       </w:pPr>
       <w:r>
@@ -10250,7 +10394,7 @@
         <w:pStyle w:val="Compact"/>
         <w:numPr>
           <w:ilvl w:val="1"/>
-          <w:numId w:val="1449"/>
+          <w:numId w:val="1455"/>
         </w:numPr>
       </w:pPr>
       <w:r>
@@ -10277,7 +10421,7 @@
         <w:pStyle w:val="Compact"/>
         <w:numPr>
           <w:ilvl w:val="1"/>
-          <w:numId w:val="1449"/>
+          <w:numId w:val="1455"/>
         </w:numPr>
       </w:pPr>
       <w:r>
@@ -10314,7 +10458,7 @@
         <w:pStyle w:val="Compact"/>
         <w:numPr>
           <w:ilvl w:val="0"/>
-          <w:numId w:val="1450"/>
+          <w:numId w:val="1456"/>
         </w:numPr>
       </w:pPr>
       <w:r>
@@ -10356,7 +10500,7 @@
         <w:pStyle w:val="Compact"/>
         <w:numPr>
           <w:ilvl w:val="0"/>
-          <w:numId w:val="1451"/>
+          <w:numId w:val="1457"/>
         </w:numPr>
       </w:pPr>
       <w:r>
@@ -10380,7 +10524,7 @@
         <w:pStyle w:val="Compact"/>
         <w:numPr>
           <w:ilvl w:val="0"/>
-          <w:numId w:val="1452"/>
+          <w:numId w:val="1458"/>
         </w:numPr>
       </w:pPr>
       <w:r>
@@ -10404,7 +10548,7 @@
         <w:pStyle w:val="Compact"/>
         <w:numPr>
           <w:ilvl w:val="0"/>
-          <w:numId w:val="1453"/>
+          <w:numId w:val="1459"/>
         </w:numPr>
       </w:pPr>
       <w:r>
@@ -10416,7 +10560,7 @@
         <w:pStyle w:val="Compact"/>
         <w:numPr>
           <w:ilvl w:val="0"/>
-          <w:numId w:val="1454"/>
+          <w:numId w:val="1460"/>
         </w:numPr>
       </w:pPr>
       <w:r>
@@ -10428,7 +10572,7 @@
         <w:pStyle w:val="Compact"/>
         <w:numPr>
           <w:ilvl w:val="0"/>
-          <w:numId w:val="1455"/>
+          <w:numId w:val="1461"/>
         </w:numPr>
       </w:pPr>
       <w:r>
@@ -10440,7 +10584,7 @@
         <w:pStyle w:val="Compact"/>
         <w:numPr>
           <w:ilvl w:val="0"/>
-          <w:numId w:val="1456"/>
+          <w:numId w:val="1462"/>
         </w:numPr>
       </w:pPr>
       <w:r>
@@ -10452,7 +10596,7 @@
         <w:pStyle w:val="Compact"/>
         <w:numPr>
           <w:ilvl w:val="0"/>
-          <w:numId w:val="1457"/>
+          <w:numId w:val="1463"/>
         </w:numPr>
       </w:pPr>
       <w:r>
@@ -10464,7 +10608,7 @@
         <w:pStyle w:val="Compact"/>
         <w:numPr>
           <w:ilvl w:val="0"/>
-          <w:numId w:val="1458"/>
+          <w:numId w:val="1464"/>
         </w:numPr>
       </w:pPr>
       <w:r>
@@ -10476,7 +10620,7 @@
         <w:pStyle w:val="Compact"/>
         <w:numPr>
           <w:ilvl w:val="0"/>
-          <w:numId w:val="1459"/>
+          <w:numId w:val="1465"/>
         </w:numPr>
       </w:pPr>
       <w:r>
@@ -10488,7 +10632,7 @@
         <w:pStyle w:val="Compact"/>
         <w:numPr>
           <w:ilvl w:val="0"/>
-          <w:numId w:val="1460"/>
+          <w:numId w:val="1466"/>
         </w:numPr>
       </w:pPr>
       <w:r>
@@ -10500,7 +10644,7 @@
         <w:pStyle w:val="Compact"/>
         <w:numPr>
           <w:ilvl w:val="0"/>
-          <w:numId w:val="1461"/>
+          <w:numId w:val="1467"/>
         </w:numPr>
       </w:pPr>
       <w:r>
@@ -10512,7 +10656,7 @@
         <w:pStyle w:val="Compact"/>
         <w:numPr>
           <w:ilvl w:val="0"/>
-          <w:numId w:val="1462"/>
+          <w:numId w:val="1468"/>
         </w:numPr>
       </w:pPr>
       <w:r>
@@ -10524,7 +10668,7 @@
         <w:pStyle w:val="Compact"/>
         <w:numPr>
           <w:ilvl w:val="0"/>
-          <w:numId w:val="1463"/>
+          <w:numId w:val="1469"/>
         </w:numPr>
       </w:pPr>
       <w:r>
@@ -10551,7 +10695,7 @@
         <w:pStyle w:val="Compact"/>
         <w:numPr>
           <w:ilvl w:val="0"/>
-          <w:numId w:val="1464"/>
+          <w:numId w:val="1470"/>
         </w:numPr>
       </w:pPr>
       <w:r>
@@ -10563,7 +10707,7 @@
         <w:pStyle w:val="Compact"/>
         <w:numPr>
           <w:ilvl w:val="0"/>
-          <w:numId w:val="1465"/>
+          <w:numId w:val="1471"/>
         </w:numPr>
       </w:pPr>
       <w:r>
@@ -10585,7 +10729,7 @@
         <w:pStyle w:val="Compact"/>
         <w:numPr>
           <w:ilvl w:val="0"/>
-          <w:numId w:val="1466"/>
+          <w:numId w:val="1472"/>
         </w:numPr>
       </w:pPr>
       <w:r>
@@ -10597,7 +10741,7 @@
         <w:pStyle w:val="Compact"/>
         <w:numPr>
           <w:ilvl w:val="0"/>
-          <w:numId w:val="1467"/>
+          <w:numId w:val="1473"/>
         </w:numPr>
       </w:pPr>
       <w:r>
@@ -10624,7 +10768,7 @@
         <w:pStyle w:val="Compact"/>
         <w:numPr>
           <w:ilvl w:val="0"/>
-          <w:numId w:val="1468"/>
+          <w:numId w:val="1474"/>
         </w:numPr>
       </w:pPr>
       <w:r>
@@ -10651,7 +10795,7 @@
         <w:pStyle w:val="Compact"/>
         <w:numPr>
           <w:ilvl w:val="0"/>
-          <w:numId w:val="1469"/>
+          <w:numId w:val="1475"/>
         </w:numPr>
       </w:pPr>
       <w:r>
@@ -10678,7 +10822,7 @@
         <w:pStyle w:val="Compact"/>
         <w:numPr>
           <w:ilvl w:val="0"/>
-          <w:numId w:val="1470"/>
+          <w:numId w:val="1476"/>
         </w:numPr>
       </w:pPr>
       <w:r>
@@ -10690,7 +10834,7 @@
         <w:pStyle w:val="Compact"/>
         <w:numPr>
           <w:ilvl w:val="1"/>
-          <w:numId w:val="1471"/>
+          <w:numId w:val="1477"/>
         </w:numPr>
       </w:pPr>
       <w:r>
@@ -10702,7 +10846,7 @@
         <w:pStyle w:val="Compact"/>
         <w:numPr>
           <w:ilvl w:val="1"/>
-          <w:numId w:val="1471"/>
+          <w:numId w:val="1477"/>
         </w:numPr>
       </w:pPr>
       <w:r>
@@ -10714,7 +10858,7 @@
         <w:pStyle w:val="Compact"/>
         <w:numPr>
           <w:ilvl w:val="1"/>
-          <w:numId w:val="1471"/>
+          <w:numId w:val="1477"/>
         </w:numPr>
       </w:pPr>
       <w:r>
@@ -10726,7 +10870,7 @@
         <w:pStyle w:val="Compact"/>
         <w:numPr>
           <w:ilvl w:val="0"/>
-          <w:numId w:val="1472"/>
+          <w:numId w:val="1478"/>
         </w:numPr>
       </w:pPr>
       <w:r>
@@ -10738,7 +10882,7 @@
         <w:pStyle w:val="Compact"/>
         <w:numPr>
           <w:ilvl w:val="0"/>
-          <w:numId w:val="1473"/>
+          <w:numId w:val="1479"/>
         </w:numPr>
       </w:pPr>
       <w:r>
@@ -10750,7 +10894,7 @@
         <w:pStyle w:val="Compact"/>
         <w:numPr>
           <w:ilvl w:val="1"/>
-          <w:numId w:val="1474"/>
+          <w:numId w:val="1480"/>
         </w:numPr>
       </w:pPr>
       <w:r>
@@ -10762,7 +10906,7 @@
         <w:pStyle w:val="Compact"/>
         <w:numPr>
           <w:ilvl w:val="1"/>
-          <w:numId w:val="1474"/>
+          <w:numId w:val="1480"/>
         </w:numPr>
       </w:pPr>
       <w:r>
@@ -10774,7 +10918,7 @@
         <w:pStyle w:val="Compact"/>
         <w:numPr>
           <w:ilvl w:val="1"/>
-          <w:numId w:val="1474"/>
+          <w:numId w:val="1480"/>
         </w:numPr>
       </w:pPr>
       <w:r>
@@ -10786,7 +10930,7 @@
         <w:pStyle w:val="Compact"/>
         <w:numPr>
           <w:ilvl w:val="1"/>
-          <w:numId w:val="1474"/>
+          <w:numId w:val="1480"/>
         </w:numPr>
       </w:pPr>
       <w:r>
@@ -10798,7 +10942,7 @@
         <w:pStyle w:val="Compact"/>
         <w:numPr>
           <w:ilvl w:val="1"/>
-          <w:numId w:val="1474"/>
+          <w:numId w:val="1480"/>
         </w:numPr>
       </w:pPr>
       <w:r>
@@ -10810,7 +10954,7 @@
         <w:pStyle w:val="Compact"/>
         <w:numPr>
           <w:ilvl w:val="1"/>
-          <w:numId w:val="1474"/>
+          <w:numId w:val="1480"/>
         </w:numPr>
       </w:pPr>
       <w:r>
@@ -10822,7 +10966,7 @@
         <w:pStyle w:val="Compact"/>
         <w:numPr>
           <w:ilvl w:val="0"/>
-          <w:numId w:val="1475"/>
+          <w:numId w:val="1481"/>
         </w:numPr>
       </w:pPr>
       <w:r>
@@ -10834,7 +10978,7 @@
         <w:pStyle w:val="Compact"/>
         <w:numPr>
           <w:ilvl w:val="0"/>
-          <w:numId w:val="1476"/>
+          <w:numId w:val="1482"/>
         </w:numPr>
       </w:pPr>
       <w:r>
@@ -10846,7 +10990,7 @@
         <w:pStyle w:val="Compact"/>
         <w:numPr>
           <w:ilvl w:val="0"/>
-          <w:numId w:val="1477"/>
+          <w:numId w:val="1483"/>
         </w:numPr>
       </w:pPr>
       <w:r>
@@ -10868,7 +11012,7 @@
         <w:pStyle w:val="Compact"/>
         <w:numPr>
           <w:ilvl w:val="0"/>
-          <w:numId w:val="1478"/>
+          <w:numId w:val="1484"/>
         </w:numPr>
       </w:pPr>
       <w:r>
@@ -10880,7 +11024,7 @@
         <w:pStyle w:val="Compact"/>
         <w:numPr>
           <w:ilvl w:val="0"/>
-          <w:numId w:val="1479"/>
+          <w:numId w:val="1485"/>
         </w:numPr>
       </w:pPr>
       <w:r>
@@ -10892,7 +11036,7 @@
         <w:pStyle w:val="Compact"/>
         <w:numPr>
           <w:ilvl w:val="0"/>
-          <w:numId w:val="1480"/>
+          <w:numId w:val="1486"/>
         </w:numPr>
       </w:pPr>
       <w:r>
@@ -10904,7 +11048,7 @@
         <w:pStyle w:val="Compact"/>
         <w:numPr>
           <w:ilvl w:val="0"/>
-          <w:numId w:val="1481"/>
+          <w:numId w:val="1487"/>
         </w:numPr>
       </w:pPr>
       <w:r>
@@ -10916,7 +11060,7 @@
         <w:pStyle w:val="Compact"/>
         <w:numPr>
           <w:ilvl w:val="0"/>
-          <w:numId w:val="1482"/>
+          <w:numId w:val="1488"/>
         </w:numPr>
       </w:pPr>
       <w:r>
@@ -10928,7 +11072,7 @@
         <w:pStyle w:val="Compact"/>
         <w:numPr>
           <w:ilvl w:val="0"/>
-          <w:numId w:val="1483"/>
+          <w:numId w:val="1489"/>
         </w:numPr>
       </w:pPr>
       <w:r>
@@ -10950,7 +11094,7 @@
         <w:pStyle w:val="Compact"/>
         <w:numPr>
           <w:ilvl w:val="0"/>
-          <w:numId w:val="1484"/>
+          <w:numId w:val="1490"/>
         </w:numPr>
       </w:pPr>
       <w:r>
@@ -10962,7 +11106,7 @@
         <w:pStyle w:val="Compact"/>
         <w:numPr>
           <w:ilvl w:val="1"/>
-          <w:numId w:val="1485"/>
+          <w:numId w:val="1491"/>
         </w:numPr>
       </w:pPr>
       <w:r>
@@ -10974,7 +11118,7 @@
         <w:pStyle w:val="Compact"/>
         <w:numPr>
           <w:ilvl w:val="1"/>
-          <w:numId w:val="1485"/>
+          <w:numId w:val="1491"/>
         </w:numPr>
       </w:pPr>
       <w:r>
@@ -10986,7 +11130,7 @@
         <w:pStyle w:val="Compact"/>
         <w:numPr>
           <w:ilvl w:val="0"/>
-          <w:numId w:val="1486"/>
+          <w:numId w:val="1492"/>
         </w:numPr>
       </w:pPr>
       <w:r>
@@ -10998,7 +11142,7 @@
         <w:pStyle w:val="Compact"/>
         <w:numPr>
           <w:ilvl w:val="1"/>
-          <w:numId w:val="1487"/>
+          <w:numId w:val="1493"/>
         </w:numPr>
       </w:pPr>
       <w:r>
@@ -11010,7 +11154,7 @@
         <w:pStyle w:val="Compact"/>
         <w:numPr>
           <w:ilvl w:val="1"/>
-          <w:numId w:val="1487"/>
+          <w:numId w:val="1493"/>
         </w:numPr>
       </w:pPr>
       <w:r>
@@ -11022,7 +11166,7 @@
         <w:pStyle w:val="Compact"/>
         <w:numPr>
           <w:ilvl w:val="0"/>
-          <w:numId w:val="1488"/>
+          <w:numId w:val="1494"/>
         </w:numPr>
       </w:pPr>
       <w:r>
@@ -11034,7 +11178,7 @@
         <w:pStyle w:val="Compact"/>
         <w:numPr>
           <w:ilvl w:val="0"/>
-          <w:numId w:val="1489"/>
+          <w:numId w:val="1495"/>
         </w:numPr>
       </w:pPr>
       <w:r>
@@ -11046,7 +11190,7 @@
         <w:pStyle w:val="Compact"/>
         <w:numPr>
           <w:ilvl w:val="0"/>
-          <w:numId w:val="1490"/>
+          <w:numId w:val="1496"/>
         </w:numPr>
       </w:pPr>
       <w:r>
@@ -11058,7 +11202,7 @@
         <w:pStyle w:val="Compact"/>
         <w:numPr>
           <w:ilvl w:val="0"/>
-          <w:numId w:val="1491"/>
+          <w:numId w:val="1497"/>
         </w:numPr>
       </w:pPr>
       <w:r>
@@ -11080,7 +11224,7 @@
         <w:pStyle w:val="Compact"/>
         <w:numPr>
           <w:ilvl w:val="0"/>
-          <w:numId w:val="1492"/>
+          <w:numId w:val="1498"/>
         </w:numPr>
       </w:pPr>
       <w:r>
@@ -11092,7 +11236,7 @@
         <w:pStyle w:val="Compact"/>
         <w:numPr>
           <w:ilvl w:val="0"/>
-          <w:numId w:val="1493"/>
+          <w:numId w:val="1499"/>
         </w:numPr>
       </w:pPr>
       <w:r>
@@ -11104,7 +11248,7 @@
         <w:pStyle w:val="Compact"/>
         <w:numPr>
           <w:ilvl w:val="0"/>
-          <w:numId w:val="1494"/>
+          <w:numId w:val="1500"/>
         </w:numPr>
       </w:pPr>
       <w:r>
@@ -11116,7 +11260,7 @@
         <w:pStyle w:val="Compact"/>
         <w:numPr>
           <w:ilvl w:val="0"/>
-          <w:numId w:val="1495"/>
+          <w:numId w:val="1501"/>
         </w:numPr>
       </w:pPr>
       <w:r>
@@ -11128,7 +11272,7 @@
         <w:pStyle w:val="Compact"/>
         <w:numPr>
           <w:ilvl w:val="0"/>
-          <w:numId w:val="1496"/>
+          <w:numId w:val="1502"/>
         </w:numPr>
       </w:pPr>
       <w:r>
@@ -11140,7 +11284,7 @@
         <w:pStyle w:val="Compact"/>
         <w:numPr>
           <w:ilvl w:val="0"/>
-          <w:numId w:val="1497"/>
+          <w:numId w:val="1503"/>
         </w:numPr>
       </w:pPr>
       <w:r>
@@ -11152,7 +11296,7 @@
         <w:pStyle w:val="Compact"/>
         <w:numPr>
           <w:ilvl w:val="0"/>
-          <w:numId w:val="1498"/>
+          <w:numId w:val="1504"/>
         </w:numPr>
       </w:pPr>
       <w:r>
@@ -11164,7 +11308,7 @@
         <w:pStyle w:val="Compact"/>
         <w:numPr>
           <w:ilvl w:val="0"/>
-          <w:numId w:val="1499"/>
+          <w:numId w:val="1505"/>
         </w:numPr>
       </w:pPr>
       <w:r>
@@ -11176,7 +11320,7 @@
         <w:pStyle w:val="Compact"/>
         <w:numPr>
           <w:ilvl w:val="0"/>
-          <w:numId w:val="1500"/>
+          <w:numId w:val="1506"/>
         </w:numPr>
       </w:pPr>
       <w:r>
@@ -11198,7 +11342,7 @@
         <w:pStyle w:val="Compact"/>
         <w:numPr>
           <w:ilvl w:val="0"/>
-          <w:numId w:val="1501"/>
+          <w:numId w:val="1507"/>
         </w:numPr>
       </w:pPr>
       <w:r>
@@ -11210,7 +11354,7 @@
         <w:pStyle w:val="Compact"/>
         <w:numPr>
           <w:ilvl w:val="0"/>
-          <w:numId w:val="1502"/>
+          <w:numId w:val="1508"/>
         </w:numPr>
       </w:pPr>
       <w:r>
@@ -11222,7 +11366,7 @@
         <w:pStyle w:val="Compact"/>
         <w:numPr>
           <w:ilvl w:val="0"/>
-          <w:numId w:val="1503"/>
+          <w:numId w:val="1509"/>
         </w:numPr>
       </w:pPr>
       <w:r>
@@ -11234,7 +11378,7 @@
         <w:pStyle w:val="Compact"/>
         <w:numPr>
           <w:ilvl w:val="0"/>
-          <w:numId w:val="1504"/>
+          <w:numId w:val="1510"/>
         </w:numPr>
       </w:pPr>
       <w:r>
@@ -11246,7 +11390,7 @@
         <w:pStyle w:val="Compact"/>
         <w:numPr>
           <w:ilvl w:val="0"/>
-          <w:numId w:val="1505"/>
+          <w:numId w:val="1511"/>
         </w:numPr>
       </w:pPr>
       <w:r>
@@ -11258,7 +11402,7 @@
         <w:pStyle w:val="Compact"/>
         <w:numPr>
           <w:ilvl w:val="0"/>
-          <w:numId w:val="1506"/>
+          <w:numId w:val="1512"/>
         </w:numPr>
       </w:pPr>
       <w:r>
@@ -11270,7 +11414,7 @@
         <w:pStyle w:val="Compact"/>
         <w:numPr>
           <w:ilvl w:val="0"/>
-          <w:numId w:val="1507"/>
+          <w:numId w:val="1513"/>
         </w:numPr>
       </w:pPr>
       <w:r>
@@ -11282,7 +11426,7 @@
         <w:pStyle w:val="Compact"/>
         <w:numPr>
           <w:ilvl w:val="0"/>
-          <w:numId w:val="1508"/>
+          <w:numId w:val="1514"/>
         </w:numPr>
       </w:pPr>
       <w:r>
@@ -11294,7 +11438,7 @@
         <w:pStyle w:val="Compact"/>
         <w:numPr>
           <w:ilvl w:val="0"/>
-          <w:numId w:val="1509"/>
+          <w:numId w:val="1515"/>
         </w:numPr>
       </w:pPr>
       <w:r>
@@ -11306,7 +11450,7 @@
         <w:pStyle w:val="Compact"/>
         <w:numPr>
           <w:ilvl w:val="0"/>
-          <w:numId w:val="1510"/>
+          <w:numId w:val="1516"/>
         </w:numPr>
       </w:pPr>
       <w:r>
@@ -11333,7 +11477,7 @@
         <w:pStyle w:val="Compact"/>
         <w:numPr>
           <w:ilvl w:val="0"/>
-          <w:numId w:val="1511"/>
+          <w:numId w:val="1517"/>
         </w:numPr>
       </w:pPr>
       <w:r>
@@ -11354,7 +11498,7 @@
         <w:pStyle w:val="Compact"/>
         <w:numPr>
           <w:ilvl w:val="0"/>
-          <w:numId w:val="1512"/>
+          <w:numId w:val="1518"/>
         </w:numPr>
       </w:pPr>
       <w:r>
@@ -11376,7 +11520,7 @@
         <w:pStyle w:val="Compact"/>
         <w:numPr>
           <w:ilvl w:val="0"/>
-          <w:numId w:val="1513"/>
+          <w:numId w:val="1519"/>
         </w:numPr>
       </w:pPr>
       <w:r>
@@ -11388,7 +11532,7 @@
         <w:pStyle w:val="Compact"/>
         <w:numPr>
           <w:ilvl w:val="0"/>
-          <w:numId w:val="1514"/>
+          <w:numId w:val="1520"/>
         </w:numPr>
       </w:pPr>
       <w:r>
@@ -11400,7 +11544,7 @@
         <w:pStyle w:val="Compact"/>
         <w:numPr>
           <w:ilvl w:val="0"/>
-          <w:numId w:val="1515"/>
+          <w:numId w:val="1521"/>
         </w:numPr>
       </w:pPr>
       <w:r>
@@ -11412,7 +11556,7 @@
         <w:pStyle w:val="Compact"/>
         <w:numPr>
           <w:ilvl w:val="0"/>
-          <w:numId w:val="1516"/>
+          <w:numId w:val="1522"/>
         </w:numPr>
       </w:pPr>
       <w:r>
@@ -11424,7 +11568,7 @@
         <w:pStyle w:val="Compact"/>
         <w:numPr>
           <w:ilvl w:val="0"/>
-          <w:numId w:val="1517"/>
+          <w:numId w:val="1523"/>
         </w:numPr>
       </w:pPr>
       <w:r>
@@ -11436,7 +11580,7 @@
         <w:pStyle w:val="Compact"/>
         <w:numPr>
           <w:ilvl w:val="0"/>
-          <w:numId w:val="1518"/>
+          <w:numId w:val="1524"/>
         </w:numPr>
       </w:pPr>
       <w:r>
@@ -11448,7 +11592,7 @@
         <w:pStyle w:val="Compact"/>
         <w:numPr>
           <w:ilvl w:val="0"/>
-          <w:numId w:val="1519"/>
+          <w:numId w:val="1525"/>
         </w:numPr>
       </w:pPr>
       <w:r>
@@ -11460,7 +11604,7 @@
         <w:pStyle w:val="Compact"/>
         <w:numPr>
           <w:ilvl w:val="0"/>
-          <w:numId w:val="1520"/>
+          <w:numId w:val="1526"/>
         </w:numPr>
       </w:pPr>
       <w:r>
@@ -11482,7 +11626,7 @@
         <w:pStyle w:val="Compact"/>
         <w:numPr>
           <w:ilvl w:val="0"/>
-          <w:numId w:val="1521"/>
+          <w:numId w:val="1527"/>
         </w:numPr>
       </w:pPr>
       <w:r>
@@ -11494,7 +11638,7 @@
         <w:pStyle w:val="Compact"/>
         <w:numPr>
           <w:ilvl w:val="0"/>
-          <w:numId w:val="1522"/>
+          <w:numId w:val="1528"/>
         </w:numPr>
       </w:pPr>
       <w:r>
@@ -11506,7 +11650,7 @@
         <w:pStyle w:val="Compact"/>
         <w:numPr>
           <w:ilvl w:val="0"/>
-          <w:numId w:val="1523"/>
+          <w:numId w:val="1529"/>
         </w:numPr>
       </w:pPr>
       <w:r>
@@ -11518,7 +11662,7 @@
         <w:pStyle w:val="Compact"/>
         <w:numPr>
           <w:ilvl w:val="0"/>
-          <w:numId w:val="1524"/>
+          <w:numId w:val="1530"/>
         </w:numPr>
       </w:pPr>
       <w:r>
@@ -11530,7 +11674,7 @@
         <w:pStyle w:val="Compact"/>
         <w:numPr>
           <w:ilvl w:val="0"/>
-          <w:numId w:val="1525"/>
+          <w:numId w:val="1531"/>
         </w:numPr>
       </w:pPr>
       <w:r>
@@ -11542,7 +11686,7 @@
         <w:pStyle w:val="Compact"/>
         <w:numPr>
           <w:ilvl w:val="0"/>
-          <w:numId w:val="1526"/>
+          <w:numId w:val="1532"/>
         </w:numPr>
       </w:pPr>
       <w:r>
@@ -11554,7 +11698,7 @@
         <w:pStyle w:val="Compact"/>
         <w:numPr>
           <w:ilvl w:val="0"/>
-          <w:numId w:val="1527"/>
+          <w:numId w:val="1533"/>
         </w:numPr>
       </w:pPr>
       <w:r>
@@ -11566,7 +11710,7 @@
         <w:pStyle w:val="Compact"/>
         <w:numPr>
           <w:ilvl w:val="0"/>
-          <w:numId w:val="1528"/>
+          <w:numId w:val="1534"/>
         </w:numPr>
       </w:pPr>
       <w:r>
@@ -11578,7 +11722,7 @@
         <w:pStyle w:val="Compact"/>
         <w:numPr>
           <w:ilvl w:val="0"/>
-          <w:numId w:val="1529"/>
+          <w:numId w:val="1535"/>
         </w:numPr>
       </w:pPr>
       <w:r>
@@ -11590,7 +11734,7 @@
         <w:pStyle w:val="Compact"/>
         <w:numPr>
           <w:ilvl w:val="0"/>
-          <w:numId w:val="1530"/>
+          <w:numId w:val="1536"/>
         </w:numPr>
       </w:pPr>
       <w:r>
@@ -11602,7 +11746,7 @@
         <w:pStyle w:val="Compact"/>
         <w:numPr>
           <w:ilvl w:val="0"/>
-          <w:numId w:val="1531"/>
+          <w:numId w:val="1537"/>
         </w:numPr>
       </w:pPr>
       <w:r>
@@ -11614,7 +11758,7 @@
         <w:pStyle w:val="Compact"/>
         <w:numPr>
           <w:ilvl w:val="0"/>
-          <w:numId w:val="1532"/>
+          <w:numId w:val="1538"/>
         </w:numPr>
       </w:pPr>
       <w:r>
@@ -11626,7 +11770,7 @@
         <w:pStyle w:val="Compact"/>
         <w:numPr>
           <w:ilvl w:val="0"/>
-          <w:numId w:val="1533"/>
+          <w:numId w:val="1539"/>
         </w:numPr>
       </w:pPr>
       <w:r>
@@ -11638,7 +11782,7 @@
         <w:pStyle w:val="Compact"/>
         <w:numPr>
           <w:ilvl w:val="0"/>
-          <w:numId w:val="1534"/>
+          <w:numId w:val="1540"/>
         </w:numPr>
       </w:pPr>
       <w:r>
@@ -11650,7 +11794,7 @@
         <w:pStyle w:val="Compact"/>
         <w:numPr>
           <w:ilvl w:val="0"/>
-          <w:numId w:val="1535"/>
+          <w:numId w:val="1541"/>
         </w:numPr>
       </w:pPr>
       <w:r>
@@ -11682,7 +11826,7 @@
         <w:pStyle w:val="Compact"/>
         <w:numPr>
           <w:ilvl w:val="0"/>
-          <w:numId w:val="1536"/>
+          <w:numId w:val="1542"/>
         </w:numPr>
       </w:pPr>
       <w:r>
@@ -11694,7 +11838,7 @@
         <w:pStyle w:val="Compact"/>
         <w:numPr>
           <w:ilvl w:val="0"/>
-          <w:numId w:val="1537"/>
+          <w:numId w:val="1543"/>
         </w:numPr>
       </w:pPr>
       <w:r>
@@ -11706,7 +11850,7 @@
         <w:pStyle w:val="Compact"/>
         <w:numPr>
           <w:ilvl w:val="0"/>
-          <w:numId w:val="1538"/>
+          <w:numId w:val="1544"/>
         </w:numPr>
       </w:pPr>
       <w:r>
@@ -11718,7 +11862,7 @@
         <w:pStyle w:val="Compact"/>
         <w:numPr>
           <w:ilvl w:val="0"/>
-          <w:numId w:val="1539"/>
+          <w:numId w:val="1545"/>
         </w:numPr>
       </w:pPr>
       <w:r>
@@ -11730,7 +11874,7 @@
         <w:pStyle w:val="Compact"/>
         <w:numPr>
           <w:ilvl w:val="0"/>
-          <w:numId w:val="1540"/>
+          <w:numId w:val="1546"/>
         </w:numPr>
       </w:pPr>
       <w:r>
@@ -11742,7 +11886,7 @@
         <w:pStyle w:val="Compact"/>
         <w:numPr>
           <w:ilvl w:val="0"/>
-          <w:numId w:val="1541"/>
+          <w:numId w:val="1547"/>
         </w:numPr>
       </w:pPr>
       <w:r>
@@ -11754,7 +11898,7 @@
         <w:pStyle w:val="Compact"/>
         <w:numPr>
           <w:ilvl w:val="0"/>
-          <w:numId w:val="1542"/>
+          <w:numId w:val="1548"/>
         </w:numPr>
       </w:pPr>
       <w:r>
@@ -11766,7 +11910,7 @@
         <w:pStyle w:val="Compact"/>
         <w:numPr>
           <w:ilvl w:val="0"/>
-          <w:numId w:val="1543"/>
+          <w:numId w:val="1549"/>
         </w:numPr>
       </w:pPr>
       <w:r>
@@ -11778,7 +11922,7 @@
         <w:pStyle w:val="Compact"/>
         <w:numPr>
           <w:ilvl w:val="0"/>
-          <w:numId w:val="1544"/>
+          <w:numId w:val="1550"/>
         </w:numPr>
       </w:pPr>
       <w:r>
@@ -11790,7 +11934,7 @@
         <w:pStyle w:val="Compact"/>
         <w:numPr>
           <w:ilvl w:val="0"/>
-          <w:numId w:val="1545"/>
+          <w:numId w:val="1551"/>
         </w:numPr>
       </w:pPr>
       <w:r>
@@ -11802,7 +11946,7 @@
         <w:pStyle w:val="Compact"/>
         <w:numPr>
           <w:ilvl w:val="0"/>
-          <w:numId w:val="1546"/>
+          <w:numId w:val="1552"/>
         </w:numPr>
       </w:pPr>
       <w:r>
@@ -11814,7 +11958,7 @@
         <w:pStyle w:val="Compact"/>
         <w:numPr>
           <w:ilvl w:val="0"/>
-          <w:numId w:val="1547"/>
+          <w:numId w:val="1553"/>
         </w:numPr>
       </w:pPr>
       <w:r>
@@ -11826,7 +11970,7 @@
         <w:pStyle w:val="Compact"/>
         <w:numPr>
           <w:ilvl w:val="0"/>
-          <w:numId w:val="1548"/>
+          <w:numId w:val="1554"/>
         </w:numPr>
       </w:pPr>
       <w:r>
@@ -11863,7 +12007,7 @@
         <w:pStyle w:val="Compact"/>
         <w:numPr>
           <w:ilvl w:val="0"/>
-          <w:numId w:val="1549"/>
+          <w:numId w:val="1555"/>
         </w:numPr>
       </w:pPr>
       <w:r>
@@ -11875,7 +12019,7 @@
         <w:pStyle w:val="Compact"/>
         <w:numPr>
           <w:ilvl w:val="0"/>
-          <w:numId w:val="1550"/>
+          <w:numId w:val="1556"/>
         </w:numPr>
       </w:pPr>
       <w:r>
@@ -11902,7 +12046,7 @@
         <w:pStyle w:val="Compact"/>
         <w:numPr>
           <w:ilvl w:val="0"/>
-          <w:numId w:val="1551"/>
+          <w:numId w:val="1557"/>
         </w:numPr>
       </w:pPr>
       <w:r>
@@ -11914,7 +12058,7 @@
         <w:pStyle w:val="Compact"/>
         <w:numPr>
           <w:ilvl w:val="0"/>
-          <w:numId w:val="1552"/>
+          <w:numId w:val="1558"/>
         </w:numPr>
       </w:pPr>
       <w:r>
@@ -11926,7 +12070,7 @@
         <w:pStyle w:val="Compact"/>
         <w:numPr>
           <w:ilvl w:val="0"/>
-          <w:numId w:val="1553"/>
+          <w:numId w:val="1559"/>
         </w:numPr>
       </w:pPr>
       <w:r>
@@ -11938,7 +12082,7 @@
         <w:pStyle w:val="Compact"/>
         <w:numPr>
           <w:ilvl w:val="0"/>
-          <w:numId w:val="1554"/>
+          <w:numId w:val="1560"/>
         </w:numPr>
       </w:pPr>
       <w:r>
@@ -11950,7 +12094,7 @@
         <w:pStyle w:val="Compact"/>
         <w:numPr>
           <w:ilvl w:val="0"/>
-          <w:numId w:val="1555"/>
+          <w:numId w:val="1561"/>
         </w:numPr>
       </w:pPr>
       <w:r>
@@ -11962,7 +12106,7 @@
         <w:pStyle w:val="Compact"/>
         <w:numPr>
           <w:ilvl w:val="0"/>
-          <w:numId w:val="1556"/>
+          <w:numId w:val="1562"/>
         </w:numPr>
       </w:pPr>
       <w:r>
@@ -11984,7 +12128,7 @@
         <w:pStyle w:val="Compact"/>
         <w:numPr>
           <w:ilvl w:val="0"/>
-          <w:numId w:val="1557"/>
+          <w:numId w:val="1563"/>
         </w:numPr>
       </w:pPr>
       <w:r>
@@ -11996,7 +12140,7 @@
         <w:pStyle w:val="Compact"/>
         <w:numPr>
           <w:ilvl w:val="0"/>
-          <w:numId w:val="1558"/>
+          <w:numId w:val="1564"/>
         </w:numPr>
       </w:pPr>
       <w:r>
@@ -12008,7 +12152,7 @@
         <w:pStyle w:val="Compact"/>
         <w:numPr>
           <w:ilvl w:val="0"/>
-          <w:numId w:val="1559"/>
+          <w:numId w:val="1565"/>
         </w:numPr>
       </w:pPr>
       <w:r>
@@ -12020,7 +12164,7 @@
         <w:pStyle w:val="Compact"/>
         <w:numPr>
           <w:ilvl w:val="0"/>
-          <w:numId w:val="1560"/>
+          <w:numId w:val="1566"/>
         </w:numPr>
       </w:pPr>
       <w:r>
@@ -12032,7 +12176,7 @@
         <w:pStyle w:val="Compact"/>
         <w:numPr>
           <w:ilvl w:val="0"/>
-          <w:numId w:val="1561"/>
+          <w:numId w:val="1567"/>
         </w:numPr>
       </w:pPr>
       <w:r>
@@ -12044,7 +12188,7 @@
         <w:pStyle w:val="Compact"/>
         <w:numPr>
           <w:ilvl w:val="0"/>
-          <w:numId w:val="1562"/>
+          <w:numId w:val="1568"/>
         </w:numPr>
       </w:pPr>
       <w:r>
@@ -12056,7 +12200,7 @@
         <w:pStyle w:val="Compact"/>
         <w:numPr>
           <w:ilvl w:val="0"/>
-          <w:numId w:val="1563"/>
+          <w:numId w:val="1569"/>
         </w:numPr>
       </w:pPr>
       <w:r>
@@ -12068,7 +12212,7 @@
         <w:pStyle w:val="Compact"/>
         <w:numPr>
           <w:ilvl w:val="0"/>
-          <w:numId w:val="1564"/>
+          <w:numId w:val="1570"/>
         </w:numPr>
       </w:pPr>
       <w:r>
@@ -12080,7 +12224,7 @@
         <w:pStyle w:val="Compact"/>
         <w:numPr>
           <w:ilvl w:val="0"/>
-          <w:numId w:val="1565"/>
+          <w:numId w:val="1571"/>
         </w:numPr>
       </w:pPr>
       <w:r>
@@ -12103,7 +12247,7 @@
         <w:pStyle w:val="Compact"/>
         <w:numPr>
           <w:ilvl w:val="0"/>
-          <w:numId w:val="1566"/>
+          <w:numId w:val="1572"/>
         </w:numPr>
       </w:pPr>
       <w:r>
@@ -12115,7 +12259,7 @@
         <w:pStyle w:val="Compact"/>
         <w:numPr>
           <w:ilvl w:val="0"/>
-          <w:numId w:val="1567"/>
+          <w:numId w:val="1573"/>
         </w:numPr>
       </w:pPr>
       <w:r>
@@ -12127,7 +12271,7 @@
         <w:pStyle w:val="Compact"/>
         <w:numPr>
           <w:ilvl w:val="0"/>
-          <w:numId w:val="1568"/>
+          <w:numId w:val="1574"/>
         </w:numPr>
       </w:pPr>
       <w:r>
@@ -12139,7 +12283,7 @@
         <w:pStyle w:val="Compact"/>
         <w:numPr>
           <w:ilvl w:val="0"/>
-          <w:numId w:val="1569"/>
+          <w:numId w:val="1575"/>
         </w:numPr>
       </w:pPr>
       <w:r>
@@ -12151,7 +12295,7 @@
         <w:pStyle w:val="Compact"/>
         <w:numPr>
           <w:ilvl w:val="0"/>
-          <w:numId w:val="1570"/>
+          <w:numId w:val="1576"/>
         </w:numPr>
       </w:pPr>
       <w:r>
@@ -12163,7 +12307,7 @@
         <w:pStyle w:val="Compact"/>
         <w:numPr>
           <w:ilvl w:val="0"/>
-          <w:numId w:val="1571"/>
+          <w:numId w:val="1577"/>
         </w:numPr>
       </w:pPr>
       <w:r>
@@ -12175,7 +12319,7 @@
         <w:pStyle w:val="Compact"/>
         <w:numPr>
           <w:ilvl w:val="0"/>
-          <w:numId w:val="1572"/>
+          <w:numId w:val="1578"/>
         </w:numPr>
       </w:pPr>
       <w:r>
@@ -12187,7 +12331,7 @@
         <w:pStyle w:val="Compact"/>
         <w:numPr>
           <w:ilvl w:val="0"/>
-          <w:numId w:val="1573"/>
+          <w:numId w:val="1579"/>
         </w:numPr>
       </w:pPr>
       <w:r>
@@ -12199,7 +12343,7 @@
         <w:pStyle w:val="Compact"/>
         <w:numPr>
           <w:ilvl w:val="0"/>
-          <w:numId w:val="1574"/>
+          <w:numId w:val="1580"/>
         </w:numPr>
       </w:pPr>
       <w:r>
@@ -12211,7 +12355,7 @@
         <w:pStyle w:val="Compact"/>
         <w:numPr>
           <w:ilvl w:val="0"/>
-          <w:numId w:val="1575"/>
+          <w:numId w:val="1581"/>
         </w:numPr>
       </w:pPr>
       <w:r>
@@ -12223,7 +12367,7 @@
         <w:pStyle w:val="Compact"/>
         <w:numPr>
           <w:ilvl w:val="0"/>
-          <w:numId w:val="1576"/>
+          <w:numId w:val="1582"/>
         </w:numPr>
       </w:pPr>
       <w:r>
@@ -13249,37 +13393,37 @@
     <w:abstractNumId w:val="993"/>
   </w:num>
   <w:num w:numId="1169">
-    <w:abstractNumId w:val="992"/>
+    <w:abstractNumId w:val="993"/>
   </w:num>
   <w:num w:numId="1170">
     <w:abstractNumId w:val="993"/>
   </w:num>
   <w:num w:numId="1171">
-    <w:abstractNumId w:val="991"/>
+    <w:abstractNumId w:val="993"/>
   </w:num>
   <w:num w:numId="1172">
     <w:abstractNumId w:val="993"/>
   </w:num>
   <w:num w:numId="1173">
+    <w:abstractNumId w:val="993"/>
+  </w:num>
+  <w:num w:numId="1174">
+    <w:abstractNumId w:val="993"/>
+  </w:num>
+  <w:num w:numId="1175">
+    <w:abstractNumId w:val="992"/>
+  </w:num>
+  <w:num w:numId="1176">
+    <w:abstractNumId w:val="993"/>
+  </w:num>
+  <w:num w:numId="1177">
     <w:abstractNumId w:val="991"/>
   </w:num>
-  <w:num w:numId="1174">
-    <w:abstractNumId w:val="992"/>
-  </w:num>
-  <w:num w:numId="1175">
-    <w:abstractNumId w:val="992"/>
-  </w:num>
-  <w:num w:numId="1176">
-    <w:abstractNumId w:val="992"/>
-  </w:num>
-  <w:num w:numId="1177">
+  <w:num w:numId="1178">
     <w:abstractNumId w:val="993"/>
   </w:num>
-  <w:num w:numId="1178">
-    <w:abstractNumId w:val="992"/>
-  </w:num>
   <w:num w:numId="1179">
-    <w:abstractNumId w:val="992"/>
+    <w:abstractNumId w:val="991"/>
   </w:num>
   <w:num w:numId="1180">
     <w:abstractNumId w:val="992"/>
@@ -13291,7 +13435,7 @@
     <w:abstractNumId w:val="992"/>
   </w:num>
   <w:num w:numId="1183">
-    <w:abstractNumId w:val="992"/>
+    <w:abstractNumId w:val="993"/>
   </w:num>
   <w:num w:numId="1184">
     <w:abstractNumId w:val="992"/>
@@ -13300,25 +13444,25 @@
     <w:abstractNumId w:val="992"/>
   </w:num>
   <w:num w:numId="1186">
-    <w:abstractNumId w:val="992"/>
+    <w:abstractNumId w:val="993"/>
   </w:num>
   <w:num w:numId="1187">
     <w:abstractNumId w:val="992"/>
   </w:num>
   <w:num w:numId="1188">
-    <w:abstractNumId w:val="992"/>
+    <w:abstractNumId w:val="993"/>
   </w:num>
   <w:num w:numId="1189">
     <w:abstractNumId w:val="992"/>
   </w:num>
   <w:num w:numId="1190">
-    <w:abstractNumId w:val="992"/>
+    <w:abstractNumId w:val="993"/>
   </w:num>
   <w:num w:numId="1191">
-    <w:abstractNumId w:val="992"/>
+    <w:abstractNumId w:val="993"/>
   </w:num>
   <w:num w:numId="1192">
-    <w:abstractNumId w:val="992"/>
+    <w:abstractNumId w:val="993"/>
   </w:num>
   <w:num w:numId="1193">
     <w:abstractNumId w:val="992"/>
@@ -13327,13 +13471,13 @@
     <w:abstractNumId w:val="992"/>
   </w:num>
   <w:num w:numId="1195">
-    <w:abstractNumId w:val="992"/>
+    <w:abstractNumId w:val="993"/>
   </w:num>
   <w:num w:numId="1196">
-    <w:abstractNumId w:val="992"/>
+    <w:abstractNumId w:val="993"/>
   </w:num>
   <w:num w:numId="1197">
-    <w:abstractNumId w:val="992"/>
+    <w:abstractNumId w:val="993"/>
   </w:num>
   <w:num w:numId="1198">
     <w:abstractNumId w:val="992"/>
@@ -13345,7 +13489,7 @@
     <w:abstractNumId w:val="992"/>
   </w:num>
   <w:num w:numId="1201">
-    <w:abstractNumId w:val="992"/>
+    <w:abstractNumId w:val="993"/>
   </w:num>
   <w:num w:numId="1202">
     <w:abstractNumId w:val="992"/>
@@ -13381,26 +13525,26 @@
     <w:abstractNumId w:val="992"/>
   </w:num>
   <w:num w:numId="1213">
+    <w:abstractNumId w:val="992"/>
+  </w:num>
+  <w:num w:numId="1214">
+    <w:abstractNumId w:val="992"/>
+  </w:num>
+  <w:num w:numId="1215">
+    <w:abstractNumId w:val="992"/>
+  </w:num>
+  <w:num w:numId="1216">
+    <w:abstractNumId w:val="992"/>
+  </w:num>
+  <w:num w:numId="1217">
+    <w:abstractNumId w:val="992"/>
+  </w:num>
+  <w:num w:numId="1218">
+    <w:abstractNumId w:val="992"/>
+  </w:num>
+  <w:num w:numId="1219">
     <w:abstractNumId w:val="991"/>
   </w:num>
-  <w:num w:numId="1214">
-    <w:abstractNumId w:val="992"/>
-  </w:num>
-  <w:num w:numId="1215">
-    <w:abstractNumId w:val="992"/>
-  </w:num>
-  <w:num w:numId="1216">
-    <w:abstractNumId w:val="992"/>
-  </w:num>
-  <w:num w:numId="1217">
-    <w:abstractNumId w:val="992"/>
-  </w:num>
-  <w:num w:numId="1218">
-    <w:abstractNumId w:val="992"/>
-  </w:num>
-  <w:num w:numId="1219">
-    <w:abstractNumId w:val="992"/>
-  </w:num>
   <w:num w:numId="1220">
     <w:abstractNumId w:val="992"/>
   </w:num>
@@ -13489,22 +13633,22 @@
     <w:abstractNumId w:val="992"/>
   </w:num>
   <w:num w:numId="1249">
-    <w:abstractNumId w:val="993"/>
+    <w:abstractNumId w:val="992"/>
   </w:num>
   <w:num w:numId="1250">
-    <w:abstractNumId w:val="993"/>
+    <w:abstractNumId w:val="992"/>
   </w:num>
   <w:num w:numId="1251">
-    <w:abstractNumId w:val="993"/>
+    <w:abstractNumId w:val="992"/>
   </w:num>
   <w:num w:numId="1252">
-    <w:abstractNumId w:val="993"/>
+    <w:abstractNumId w:val="992"/>
   </w:num>
   <w:num w:numId="1253">
-    <w:abstractNumId w:val="993"/>
+    <w:abstractNumId w:val="992"/>
   </w:num>
   <w:num w:numId="1254">
-    <w:abstractNumId w:val="993"/>
+    <w:abstractNumId w:val="992"/>
   </w:num>
   <w:num w:numId="1255">
     <w:abstractNumId w:val="993"/>
@@ -13513,22 +13657,22 @@
     <w:abstractNumId w:val="993"/>
   </w:num>
   <w:num w:numId="1257">
-    <w:abstractNumId w:val="992"/>
+    <w:abstractNumId w:val="993"/>
   </w:num>
   <w:num w:numId="1258">
-    <w:abstractNumId w:val="992"/>
+    <w:abstractNumId w:val="993"/>
   </w:num>
   <w:num w:numId="1259">
-    <w:abstractNumId w:val="992"/>
+    <w:abstractNumId w:val="993"/>
   </w:num>
   <w:num w:numId="1260">
-    <w:abstractNumId w:val="992"/>
+    <w:abstractNumId w:val="993"/>
   </w:num>
   <w:num w:numId="1261">
-    <w:abstractNumId w:val="992"/>
+    <w:abstractNumId w:val="993"/>
   </w:num>
   <w:num w:numId="1262">
-    <w:abstractNumId w:val="992"/>
+    <w:abstractNumId w:val="993"/>
   </w:num>
   <w:num w:numId="1263">
     <w:abstractNumId w:val="992"/>
@@ -13537,26 +13681,26 @@
     <w:abstractNumId w:val="992"/>
   </w:num>
   <w:num w:numId="1265">
+    <w:abstractNumId w:val="992"/>
+  </w:num>
+  <w:num w:numId="1266">
+    <w:abstractNumId w:val="992"/>
+  </w:num>
+  <w:num w:numId="1267">
+    <w:abstractNumId w:val="992"/>
+  </w:num>
+  <w:num w:numId="1268">
+    <w:abstractNumId w:val="992"/>
+  </w:num>
+  <w:num w:numId="1269">
+    <w:abstractNumId w:val="992"/>
+  </w:num>
+  <w:num w:numId="1270">
+    <w:abstractNumId w:val="992"/>
+  </w:num>
+  <w:num w:numId="1271">
     <w:abstractNumId w:val="991"/>
   </w:num>
-  <w:num w:numId="1266">
-    <w:abstractNumId w:val="992"/>
-  </w:num>
-  <w:num w:numId="1267">
-    <w:abstractNumId w:val="992"/>
-  </w:num>
-  <w:num w:numId="1268">
-    <w:abstractNumId w:val="992"/>
-  </w:num>
-  <w:num w:numId="1269">
-    <w:abstractNumId w:val="992"/>
-  </w:num>
-  <w:num w:numId="1270">
-    <w:abstractNumId w:val="992"/>
-  </w:num>
-  <w:num w:numId="1271">
-    <w:abstractNumId w:val="992"/>
-  </w:num>
   <w:num w:numId="1272">
     <w:abstractNumId w:val="992"/>
   </w:num>
@@ -13603,47 +13747,47 @@
     <w:abstractNumId w:val="992"/>
   </w:num>
   <w:num w:numId="1287">
+    <w:abstractNumId w:val="992"/>
+  </w:num>
+  <w:num w:numId="1288">
+    <w:abstractNumId w:val="992"/>
+  </w:num>
+  <w:num w:numId="1289">
+    <w:abstractNumId w:val="992"/>
+  </w:num>
+  <w:num w:numId="1290">
+    <w:abstractNumId w:val="992"/>
+  </w:num>
+  <w:num w:numId="1291">
+    <w:abstractNumId w:val="992"/>
+  </w:num>
+  <w:num w:numId="1292">
+    <w:abstractNumId w:val="992"/>
+  </w:num>
+  <w:num w:numId="1293">
     <w:abstractNumId w:val="993"/>
   </w:num>
-  <w:num w:numId="1288">
-    <w:abstractNumId w:val="992"/>
-  </w:num>
-  <w:num w:numId="1289">
-    <w:abstractNumId w:val="992"/>
-  </w:num>
-  <w:num w:numId="1290">
-    <w:abstractNumId w:val="992"/>
-  </w:num>
-  <w:num w:numId="1291">
-    <w:abstractNumId w:val="992"/>
-  </w:num>
-  <w:num w:numId="1292">
+  <w:num w:numId="1294">
+    <w:abstractNumId w:val="992"/>
+  </w:num>
+  <w:num w:numId="1295">
+    <w:abstractNumId w:val="992"/>
+  </w:num>
+  <w:num w:numId="1296">
+    <w:abstractNumId w:val="992"/>
+  </w:num>
+  <w:num w:numId="1297">
+    <w:abstractNumId w:val="992"/>
+  </w:num>
+  <w:num w:numId="1298">
     <w:abstractNumId w:val="993"/>
   </w:num>
-  <w:num w:numId="1293">
+  <w:num w:numId="1299">
     <w:abstractNumId w:val="991"/>
   </w:num>
-  <w:num w:numId="1294">
+  <w:num w:numId="1300">
     <w:abstractNumId w:val="993"/>
   </w:num>
-  <w:num w:numId="1295">
-    <w:abstractNumId w:val="992"/>
-  </w:num>
-  <w:num w:numId="1296">
-    <w:abstractNumId w:val="992"/>
-  </w:num>
-  <w:num w:numId="1297">
-    <w:abstractNumId w:val="992"/>
-  </w:num>
-  <w:num w:numId="1298">
-    <w:abstractNumId w:val="992"/>
-  </w:num>
-  <w:num w:numId="1299">
-    <w:abstractNumId w:val="992"/>
-  </w:num>
-  <w:num w:numId="1300">
-    <w:abstractNumId w:val="992"/>
-  </w:num>
   <w:num w:numId="1301">
     <w:abstractNumId w:val="992"/>
   </w:num>
@@ -13660,29 +13804,29 @@
     <w:abstractNumId w:val="992"/>
   </w:num>
   <w:num w:numId="1306">
+    <w:abstractNumId w:val="992"/>
+  </w:num>
+  <w:num w:numId="1307">
+    <w:abstractNumId w:val="992"/>
+  </w:num>
+  <w:num w:numId="1308">
+    <w:abstractNumId w:val="992"/>
+  </w:num>
+  <w:num w:numId="1309">
+    <w:abstractNumId w:val="992"/>
+  </w:num>
+  <w:num w:numId="1310">
+    <w:abstractNumId w:val="992"/>
+  </w:num>
+  <w:num w:numId="1311">
+    <w:abstractNumId w:val="992"/>
+  </w:num>
+  <w:num w:numId="1312">
     <w:abstractNumId w:val="993"/>
   </w:num>
-  <w:num w:numId="1307">
+  <w:num w:numId="1313">
     <w:abstractNumId w:val="993"/>
   </w:num>
-  <w:num w:numId="1308">
-    <w:abstractNumId w:val="992"/>
-  </w:num>
-  <w:num w:numId="1309">
-    <w:abstractNumId w:val="992"/>
-  </w:num>
-  <w:num w:numId="1310">
-    <w:abstractNumId w:val="992"/>
-  </w:num>
-  <w:num w:numId="1311">
-    <w:abstractNumId w:val="992"/>
-  </w:num>
-  <w:num w:numId="1312">
-    <w:abstractNumId w:val="992"/>
-  </w:num>
-  <w:num w:numId="1313">
-    <w:abstractNumId w:val="992"/>
-  </w:num>
   <w:num w:numId="1314">
     <w:abstractNumId w:val="992"/>
   </w:num>
@@ -13696,26 +13840,26 @@
     <w:abstractNumId w:val="992"/>
   </w:num>
   <w:num w:numId="1318">
+    <w:abstractNumId w:val="992"/>
+  </w:num>
+  <w:num w:numId="1319">
+    <w:abstractNumId w:val="992"/>
+  </w:num>
+  <w:num w:numId="1320">
+    <w:abstractNumId w:val="992"/>
+  </w:num>
+  <w:num w:numId="1321">
+    <w:abstractNumId w:val="992"/>
+  </w:num>
+  <w:num w:numId="1322">
+    <w:abstractNumId w:val="992"/>
+  </w:num>
+  <w:num w:numId="1323">
+    <w:abstractNumId w:val="992"/>
+  </w:num>
+  <w:num w:numId="1324">
     <w:abstractNumId w:val="991"/>
   </w:num>
-  <w:num w:numId="1319">
-    <w:abstractNumId w:val="992"/>
-  </w:num>
-  <w:num w:numId="1320">
-    <w:abstractNumId w:val="992"/>
-  </w:num>
-  <w:num w:numId="1321">
-    <w:abstractNumId w:val="992"/>
-  </w:num>
-  <w:num w:numId="1322">
-    <w:abstractNumId w:val="992"/>
-  </w:num>
-  <w:num w:numId="1323">
-    <w:abstractNumId w:val="992"/>
-  </w:num>
-  <w:num w:numId="1324">
-    <w:abstractNumId w:val="992"/>
-  </w:num>
   <w:num w:numId="1325">
     <w:abstractNumId w:val="992"/>
   </w:num>
@@ -13744,26 +13888,26 @@
     <w:abstractNumId w:val="992"/>
   </w:num>
   <w:num w:numId="1334">
+    <w:abstractNumId w:val="992"/>
+  </w:num>
+  <w:num w:numId="1335">
+    <w:abstractNumId w:val="992"/>
+  </w:num>
+  <w:num w:numId="1336">
+    <w:abstractNumId w:val="992"/>
+  </w:num>
+  <w:num w:numId="1337">
+    <w:abstractNumId w:val="992"/>
+  </w:num>
+  <w:num w:numId="1338">
+    <w:abstractNumId w:val="992"/>
+  </w:num>
+  <w:num w:numId="1339">
+    <w:abstractNumId w:val="992"/>
+  </w:num>
+  <w:num w:numId="1340">
     <w:abstractNumId w:val="991"/>
   </w:num>
-  <w:num w:numId="1335">
-    <w:abstractNumId w:val="992"/>
-  </w:num>
-  <w:num w:numId="1336">
-    <w:abstractNumId w:val="992"/>
-  </w:num>
-  <w:num w:numId="1337">
-    <w:abstractNumId w:val="992"/>
-  </w:num>
-  <w:num w:numId="1338">
-    <w:abstractNumId w:val="992"/>
-  </w:num>
-  <w:num w:numId="1339">
-    <w:abstractNumId w:val="992"/>
-  </w:num>
-  <w:num w:numId="1340">
-    <w:abstractNumId w:val="992"/>
-  </w:num>
   <w:num w:numId="1341">
     <w:abstractNumId w:val="992"/>
   </w:num>
@@ -13912,26 +14056,26 @@
     <w:abstractNumId w:val="992"/>
   </w:num>
   <w:num w:numId="1390">
+    <w:abstractNumId w:val="992"/>
+  </w:num>
+  <w:num w:numId="1391">
+    <w:abstractNumId w:val="992"/>
+  </w:num>
+  <w:num w:numId="1392">
+    <w:abstractNumId w:val="992"/>
+  </w:num>
+  <w:num w:numId="1393">
+    <w:abstractNumId w:val="992"/>
+  </w:num>
+  <w:num w:numId="1394">
+    <w:abstractNumId w:val="992"/>
+  </w:num>
+  <w:num w:numId="1395">
+    <w:abstractNumId w:val="992"/>
+  </w:num>
+  <w:num w:numId="1396">
     <w:abstractNumId w:val="991"/>
   </w:num>
-  <w:num w:numId="1391">
-    <w:abstractNumId w:val="992"/>
-  </w:num>
-  <w:num w:numId="1392">
-    <w:abstractNumId w:val="992"/>
-  </w:num>
-  <w:num w:numId="1393">
-    <w:abstractNumId w:val="992"/>
-  </w:num>
-  <w:num w:numId="1394">
-    <w:abstractNumId w:val="992"/>
-  </w:num>
-  <w:num w:numId="1395">
-    <w:abstractNumId w:val="992"/>
-  </w:num>
-  <w:num w:numId="1396">
-    <w:abstractNumId w:val="992"/>
-  </w:num>
   <w:num w:numId="1397">
     <w:abstractNumId w:val="992"/>
   </w:num>
@@ -13957,25 +14101,25 @@
     <w:abstractNumId w:val="992"/>
   </w:num>
   <w:num w:numId="1405">
+    <w:abstractNumId w:val="992"/>
+  </w:num>
+  <w:num w:numId="1406">
+    <w:abstractNumId w:val="992"/>
+  </w:num>
+  <w:num w:numId="1407">
+    <w:abstractNumId w:val="992"/>
+  </w:num>
+  <w:num w:numId="1408">
+    <w:abstractNumId w:val="992"/>
+  </w:num>
+  <w:num w:numId="1409">
+    <w:abstractNumId w:val="992"/>
+  </w:num>
+  <w:num w:numId="1410">
+    <w:abstractNumId w:val="992"/>
+  </w:num>
+  <w:num w:numId="1411">
     <w:abstractNumId w:val="991"/>
-  </w:num>
-  <w:num w:numId="1406">
-    <w:abstractNumId w:val="992"/>
-  </w:num>
-  <w:num w:numId="1407">
-    <w:abstractNumId w:val="992"/>
-  </w:num>
-  <w:num w:numId="1408">
-    <w:abstractNumId w:val="992"/>
-  </w:num>
-  <w:num w:numId="1409">
-    <w:abstractNumId w:val="991"/>
-  </w:num>
-  <w:num w:numId="1410">
-    <w:abstractNumId w:val="992"/>
-  </w:num>
-  <w:num w:numId="1411">
-    <w:abstractNumId w:val="992"/>
   </w:num>
   <w:num w:numId="1412">
     <w:abstractNumId w:val="992"/>
@@ -13993,25 +14137,25 @@
     <w:abstractNumId w:val="992"/>
   </w:num>
   <w:num w:numId="1417">
+    <w:abstractNumId w:val="992"/>
+  </w:num>
+  <w:num w:numId="1418">
+    <w:abstractNumId w:val="992"/>
+  </w:num>
+  <w:num w:numId="1419">
+    <w:abstractNumId w:val="992"/>
+  </w:num>
+  <w:num w:numId="1420">
+    <w:abstractNumId w:val="992"/>
+  </w:num>
+  <w:num w:numId="1421">
     <w:abstractNumId w:val="991"/>
   </w:num>
-  <w:num w:numId="1418">
-    <w:abstractNumId w:val="992"/>
-  </w:num>
-  <w:num w:numId="1419">
-    <w:abstractNumId w:val="992"/>
-  </w:num>
-  <w:num w:numId="1420">
-    <w:abstractNumId w:val="992"/>
-  </w:num>
-  <w:num w:numId="1421">
-    <w:abstractNumId w:val="992"/>
-  </w:num>
   <w:num w:numId="1422">
     <w:abstractNumId w:val="992"/>
   </w:num>
   <w:num w:numId="1423">
-    <w:abstractNumId w:val="992"/>
+    <w:abstractNumId w:val="991"/>
   </w:num>
   <w:num w:numId="1424">
     <w:abstractNumId w:val="992"/>
@@ -14023,26 +14167,26 @@
     <w:abstractNumId w:val="992"/>
   </w:num>
   <w:num w:numId="1427">
+    <w:abstractNumId w:val="992"/>
+  </w:num>
+  <w:num w:numId="1428">
+    <w:abstractNumId w:val="992"/>
+  </w:num>
+  <w:num w:numId="1429">
+    <w:abstractNumId w:val="992"/>
+  </w:num>
+  <w:num w:numId="1430">
+    <w:abstractNumId w:val="992"/>
+  </w:num>
+  <w:num w:numId="1431">
+    <w:abstractNumId w:val="992"/>
+  </w:num>
+  <w:num w:numId="1432">
+    <w:abstractNumId w:val="992"/>
+  </w:num>
+  <w:num w:numId="1433">
     <w:abstractNumId w:val="991"/>
   </w:num>
-  <w:num w:numId="1428">
-    <w:abstractNumId w:val="992"/>
-  </w:num>
-  <w:num w:numId="1429">
-    <w:abstractNumId w:val="992"/>
-  </w:num>
-  <w:num w:numId="1430">
-    <w:abstractNumId w:val="992"/>
-  </w:num>
-  <w:num w:numId="1431">
-    <w:abstractNumId w:val="992"/>
-  </w:num>
-  <w:num w:numId="1432">
-    <w:abstractNumId w:val="992"/>
-  </w:num>
-  <w:num w:numId="1433">
-    <w:abstractNumId w:val="992"/>
-  </w:num>
   <w:num w:numId="1434">
     <w:abstractNumId w:val="992"/>
   </w:num>
@@ -14089,26 +14233,26 @@
     <w:abstractNumId w:val="992"/>
   </w:num>
   <w:num w:numId="1449">
+    <w:abstractNumId w:val="992"/>
+  </w:num>
+  <w:num w:numId="1450">
+    <w:abstractNumId w:val="992"/>
+  </w:num>
+  <w:num w:numId="1451">
+    <w:abstractNumId w:val="992"/>
+  </w:num>
+  <w:num w:numId="1452">
+    <w:abstractNumId w:val="992"/>
+  </w:num>
+  <w:num w:numId="1453">
+    <w:abstractNumId w:val="992"/>
+  </w:num>
+  <w:num w:numId="1454">
+    <w:abstractNumId w:val="992"/>
+  </w:num>
+  <w:num w:numId="1455">
     <w:abstractNumId w:val="991"/>
   </w:num>
-  <w:num w:numId="1450">
-    <w:abstractNumId w:val="992"/>
-  </w:num>
-  <w:num w:numId="1451">
-    <w:abstractNumId w:val="992"/>
-  </w:num>
-  <w:num w:numId="1452">
-    <w:abstractNumId w:val="992"/>
-  </w:num>
-  <w:num w:numId="1453">
-    <w:abstractNumId w:val="992"/>
-  </w:num>
-  <w:num w:numId="1454">
-    <w:abstractNumId w:val="992"/>
-  </w:num>
-  <w:num w:numId="1455">
-    <w:abstractNumId w:val="992"/>
-  </w:num>
   <w:num w:numId="1456">
     <w:abstractNumId w:val="992"/>
   </w:num>
@@ -14155,35 +14299,35 @@
     <w:abstractNumId w:val="992"/>
   </w:num>
   <w:num w:numId="1471">
+    <w:abstractNumId w:val="992"/>
+  </w:num>
+  <w:num w:numId="1472">
+    <w:abstractNumId w:val="992"/>
+  </w:num>
+  <w:num w:numId="1473">
+    <w:abstractNumId w:val="992"/>
+  </w:num>
+  <w:num w:numId="1474">
+    <w:abstractNumId w:val="992"/>
+  </w:num>
+  <w:num w:numId="1475">
+    <w:abstractNumId w:val="992"/>
+  </w:num>
+  <w:num w:numId="1476">
+    <w:abstractNumId w:val="992"/>
+  </w:num>
+  <w:num w:numId="1477">
     <w:abstractNumId w:val="991"/>
   </w:num>
-  <w:num w:numId="1472">
-    <w:abstractNumId w:val="992"/>
-  </w:num>
-  <w:num w:numId="1473">
-    <w:abstractNumId w:val="992"/>
-  </w:num>
-  <w:num w:numId="1474">
+  <w:num w:numId="1478">
+    <w:abstractNumId w:val="992"/>
+  </w:num>
+  <w:num w:numId="1479">
+    <w:abstractNumId w:val="992"/>
+  </w:num>
+  <w:num w:numId="1480">
     <w:abstractNumId w:val="991"/>
   </w:num>
-  <w:num w:numId="1475">
-    <w:abstractNumId w:val="992"/>
-  </w:num>
-  <w:num w:numId="1476">
-    <w:abstractNumId w:val="992"/>
-  </w:num>
-  <w:num w:numId="1477">
-    <w:abstractNumId w:val="992"/>
-  </w:num>
-  <w:num w:numId="1478">
-    <w:abstractNumId w:val="992"/>
-  </w:num>
-  <w:num w:numId="1479">
-    <w:abstractNumId w:val="992"/>
-  </w:num>
-  <w:num w:numId="1480">
-    <w:abstractNumId w:val="992"/>
-  </w:num>
   <w:num w:numId="1481">
     <w:abstractNumId w:val="992"/>
   </w:num>
@@ -14197,32 +14341,32 @@
     <w:abstractNumId w:val="992"/>
   </w:num>
   <w:num w:numId="1485">
+    <w:abstractNumId w:val="992"/>
+  </w:num>
+  <w:num w:numId="1486">
+    <w:abstractNumId w:val="992"/>
+  </w:num>
+  <w:num w:numId="1487">
+    <w:abstractNumId w:val="992"/>
+  </w:num>
+  <w:num w:numId="1488">
+    <w:abstractNumId w:val="992"/>
+  </w:num>
+  <w:num w:numId="1489">
+    <w:abstractNumId w:val="992"/>
+  </w:num>
+  <w:num w:numId="1490">
+    <w:abstractNumId w:val="992"/>
+  </w:num>
+  <w:num w:numId="1491">
     <w:abstractNumId w:val="991"/>
   </w:num>
-  <w:num w:numId="1486">
-    <w:abstractNumId w:val="992"/>
-  </w:num>
-  <w:num w:numId="1487">
+  <w:num w:numId="1492">
+    <w:abstractNumId w:val="992"/>
+  </w:num>
+  <w:num w:numId="1493">
     <w:abstractNumId w:val="991"/>
   </w:num>
-  <w:num w:numId="1488">
-    <w:abstractNumId w:val="992"/>
-  </w:num>
-  <w:num w:numId="1489">
-    <w:abstractNumId w:val="992"/>
-  </w:num>
-  <w:num w:numId="1490">
-    <w:abstractNumId w:val="992"/>
-  </w:num>
-  <w:num w:numId="1491">
-    <w:abstractNumId w:val="992"/>
-  </w:num>
-  <w:num w:numId="1492">
-    <w:abstractNumId w:val="992"/>
-  </w:num>
-  <w:num w:numId="1493">
-    <w:abstractNumId w:val="992"/>
-  </w:num>
   <w:num w:numId="1494">
     <w:abstractNumId w:val="992"/>
   </w:num>
@@ -14470,6 +14614,24 @@
     <w:abstractNumId w:val="992"/>
   </w:num>
   <w:num w:numId="1576">
+    <w:abstractNumId w:val="992"/>
+  </w:num>
+  <w:num w:numId="1577">
+    <w:abstractNumId w:val="992"/>
+  </w:num>
+  <w:num w:numId="1578">
+    <w:abstractNumId w:val="992"/>
+  </w:num>
+  <w:num w:numId="1579">
+    <w:abstractNumId w:val="992"/>
+  </w:num>
+  <w:num w:numId="1580">
+    <w:abstractNumId w:val="992"/>
+  </w:num>
+  <w:num w:numId="1581">
+    <w:abstractNumId w:val="992"/>
+  </w:num>
+  <w:num w:numId="1582">
     <w:abstractNumId w:val="992"/>
   </w:num>
 </w:numbering>

--- a/MASTER_M1_M2_DELIVERY_CHECKLIST.docx
+++ b/MASTER_M1_M2_DELIVERY_CHECKLIST.docx
@@ -4655,6 +4655,147 @@
         </w:numPr>
       </w:pPr>
       <w:r>
+        <w:t xml:space="preserve">Verified stage colors against</w:t>
+      </w:r>
+      <w:r>
+        <w:t xml:space="preserve"> </w:t>
+      </w:r>
+      <w:r>
+        <w:rPr>
+          <w:rStyle w:val="VerbatimChar"/>
+        </w:rPr>
+        <w:t xml:space="preserve">archive/PIPELINE_AUDIT.md</w:t>
+      </w:r>
+      <w:r>
+        <w:t xml:space="preserve"> </w:t>
+      </w:r>
+      <w:r>
+        <w:t xml:space="preserve">and aligned per-stage</w:t>
+      </w:r>
+      <w:r>
+        <w:t xml:space="preserve"> </w:t>
+      </w:r>
+      <w:r>
+        <w:rPr>
+          <w:rStyle w:val="VerbatimChar"/>
+        </w:rPr>
+        <w:t xml:space="preserve">.col-bar</w:t>
+      </w:r>
+      <w:r>
+        <w:t xml:space="preserve"> </w:t>
+      </w:r>
+      <w:r>
+        <w:t xml:space="preserve">opacity values.</w:t>
+      </w:r>
+    </w:p>
+    <w:p>
+      <w:pPr>
+        <w:pStyle w:val="Compact"/>
+        <w:numPr>
+          <w:ilvl w:val="0"/>
+          <w:numId w:val="1175"/>
+        </w:numPr>
+      </w:pPr>
+      <w:r>
+        <w:t xml:space="preserve">Confirmed</w:t>
+      </w:r>
+      <w:r>
+        <w:t xml:space="preserve"> </w:t>
+      </w:r>
+      <w:r>
+        <w:rPr>
+          <w:rStyle w:val="VerbatimChar"/>
+        </w:rPr>
+        <w:t xml:space="preserve">APPROVED_OFFERS</w:t>
+      </w:r>
+      <w:r>
+        <w:t xml:space="preserve"> </w:t>
+      </w:r>
+      <w:r>
+        <w:t xml:space="preserve">and</w:t>
+      </w:r>
+      <w:r>
+        <w:t xml:space="preserve"> </w:t>
+      </w:r>
+      <w:r>
+        <w:rPr>
+          <w:rStyle w:val="VerbatimChar"/>
+        </w:rPr>
+        <w:t xml:space="preserve">COMMITTED_FUNDING</w:t>
+      </w:r>
+      <w:r>
+        <w:t xml:space="preserve"> </w:t>
+      </w:r>
+      <w:r>
+        <w:t xml:space="preserve">both use active pipeline</w:t>
+      </w:r>
+      <w:r>
+        <w:t xml:space="preserve"> </w:t>
+      </w:r>
+      <w:r>
+        <w:rPr>
+          <w:rStyle w:val="VerbatimChar"/>
+        </w:rPr>
+        <w:t xml:space="preserve">nb-col</w:t>
+      </w:r>
+      <w:r>
+        <w:t xml:space="preserve"> </w:t>
+      </w:r>
+      <w:r>
+        <w:t xml:space="preserve">/</w:t>
+      </w:r>
+      <w:r>
+        <w:t xml:space="preserve"> </w:t>
+      </w:r>
+      <w:r>
+        <w:rPr>
+          <w:rStyle w:val="VerbatimChar"/>
+        </w:rPr>
+        <w:t xml:space="preserve">pipe</w:t>
+      </w:r>
+      <w:r>
+        <w:t xml:space="preserve"> </w:t>
+      </w:r>
+      <w:r>
+        <w:t xml:space="preserve">classes.</w:t>
+      </w:r>
+    </w:p>
+    <w:p>
+      <w:pPr>
+        <w:pStyle w:val="Compact"/>
+        <w:numPr>
+          <w:ilvl w:val="0"/>
+          <w:numId w:val="1176"/>
+        </w:numPr>
+      </w:pPr>
+      <w:r>
+        <w:t xml:space="preserve">Browser computed-style validation passed for all 9 stage bar colors/opacity values, including Committed</w:t>
+      </w:r>
+      <w:r>
+        <w:t xml:space="preserve"> </w:t>
+      </w:r>
+      <w:r>
+        <w:rPr>
+          <w:rStyle w:val="VerbatimChar"/>
+        </w:rPr>
+        <w:t xml:space="preserve">0.85</w:t>
+      </w:r>
+      <w:r>
+        <w:t xml:space="preserve"> </w:t>
+      </w:r>
+      <w:r>
+        <w:t xml:space="preserve">opacity.</w:t>
+      </w:r>
+    </w:p>
+    <w:p>
+      <w:pPr>
+        <w:pStyle w:val="Compact"/>
+        <w:numPr>
+          <w:ilvl w:val="0"/>
+          <w:numId w:val="1177"/>
+        </w:numPr>
+      </w:pPr>
+      <w:r>
         <w:t xml:space="preserve">Verification passed:</w:t>
       </w:r>
       <w:r>
@@ -4690,7 +4831,7 @@
         <w:pStyle w:val="Compact"/>
         <w:numPr>
           <w:ilvl w:val="0"/>
-          <w:numId w:val="1175"/>
+          <w:numId w:val="1178"/>
         </w:numPr>
       </w:pPr>
       <w:r>
@@ -4754,7 +4895,7 @@
         <w:pStyle w:val="Compact"/>
         <w:numPr>
           <w:ilvl w:val="0"/>
-          <w:numId w:val="1176"/>
+          <w:numId w:val="1179"/>
         </w:numPr>
       </w:pPr>
       <w:r>
@@ -4766,7 +4907,7 @@
         <w:pStyle w:val="Compact"/>
         <w:numPr>
           <w:ilvl w:val="1"/>
-          <w:numId w:val="1177"/>
+          <w:numId w:val="1180"/>
         </w:numPr>
       </w:pPr>
       <w:r>
@@ -4778,7 +4919,7 @@
         <w:pStyle w:val="Compact"/>
         <w:numPr>
           <w:ilvl w:val="1"/>
-          <w:numId w:val="1177"/>
+          <w:numId w:val="1180"/>
         </w:numPr>
       </w:pPr>
       <w:r>
@@ -4790,7 +4931,7 @@
         <w:pStyle w:val="Compact"/>
         <w:numPr>
           <w:ilvl w:val="1"/>
-          <w:numId w:val="1177"/>
+          <w:numId w:val="1180"/>
         </w:numPr>
       </w:pPr>
       <w:r>
@@ -4802,7 +4943,7 @@
         <w:pStyle w:val="Compact"/>
         <w:numPr>
           <w:ilvl w:val="1"/>
-          <w:numId w:val="1177"/>
+          <w:numId w:val="1180"/>
         </w:numPr>
       </w:pPr>
       <w:r>
@@ -4814,7 +4955,7 @@
         <w:pStyle w:val="Compact"/>
         <w:numPr>
           <w:ilvl w:val="1"/>
-          <w:numId w:val="1177"/>
+          <w:numId w:val="1180"/>
         </w:numPr>
       </w:pPr>
       <w:r>
@@ -4826,7 +4967,7 @@
         <w:pStyle w:val="Compact"/>
         <w:numPr>
           <w:ilvl w:val="1"/>
-          <w:numId w:val="1177"/>
+          <w:numId w:val="1180"/>
         </w:numPr>
       </w:pPr>
       <w:r>
@@ -4838,7 +4979,7 @@
         <w:pStyle w:val="Compact"/>
         <w:numPr>
           <w:ilvl w:val="1"/>
-          <w:numId w:val="1177"/>
+          <w:numId w:val="1180"/>
         </w:numPr>
       </w:pPr>
       <w:r>
@@ -4850,7 +4991,7 @@
         <w:pStyle w:val="Compact"/>
         <w:numPr>
           <w:ilvl w:val="1"/>
-          <w:numId w:val="1177"/>
+          <w:numId w:val="1180"/>
         </w:numPr>
       </w:pPr>
       <w:r>
@@ -4862,7 +5003,7 @@
         <w:pStyle w:val="Compact"/>
         <w:numPr>
           <w:ilvl w:val="1"/>
-          <w:numId w:val="1177"/>
+          <w:numId w:val="1180"/>
         </w:numPr>
       </w:pPr>
       <w:r>
@@ -4874,7 +5015,7 @@
         <w:pStyle w:val="Compact"/>
         <w:numPr>
           <w:ilvl w:val="0"/>
-          <w:numId w:val="1178"/>
+          <w:numId w:val="1181"/>
         </w:numPr>
       </w:pPr>
       <w:r>
@@ -4886,7 +5027,7 @@
         <w:pStyle w:val="Compact"/>
         <w:numPr>
           <w:ilvl w:val="1"/>
-          <w:numId w:val="1179"/>
+          <w:numId w:val="1182"/>
         </w:numPr>
       </w:pPr>
       <w:r>
@@ -4931,7 +5072,7 @@
         <w:pStyle w:val="Compact"/>
         <w:numPr>
           <w:ilvl w:val="1"/>
-          <w:numId w:val="1179"/>
+          <w:numId w:val="1182"/>
         </w:numPr>
       </w:pPr>
       <w:r>
@@ -4976,7 +5117,7 @@
         <w:pStyle w:val="Compact"/>
         <w:numPr>
           <w:ilvl w:val="1"/>
-          <w:numId w:val="1179"/>
+          <w:numId w:val="1182"/>
         </w:numPr>
       </w:pPr>
       <w:r>
@@ -5021,7 +5162,7 @@
         <w:pStyle w:val="Compact"/>
         <w:numPr>
           <w:ilvl w:val="0"/>
-          <w:numId w:val="1180"/>
+          <w:numId w:val="1183"/>
         </w:numPr>
       </w:pPr>
       <w:r>
@@ -5045,7 +5186,7 @@
         <w:pStyle w:val="Compact"/>
         <w:numPr>
           <w:ilvl w:val="0"/>
-          <w:numId w:val="1181"/>
+          <w:numId w:val="1184"/>
         </w:numPr>
       </w:pPr>
       <w:r>
@@ -5057,7 +5198,7 @@
         <w:pStyle w:val="Compact"/>
         <w:numPr>
           <w:ilvl w:val="0"/>
-          <w:numId w:val="1182"/>
+          <w:numId w:val="1185"/>
         </w:numPr>
       </w:pPr>
       <w:r>
@@ -5099,7 +5240,7 @@
         <w:pStyle w:val="Compact"/>
         <w:numPr>
           <w:ilvl w:val="0"/>
-          <w:numId w:val="1183"/>
+          <w:numId w:val="1186"/>
         </w:numPr>
       </w:pPr>
       <w:r>
@@ -5126,7 +5267,7 @@
         <w:pStyle w:val="Compact"/>
         <w:numPr>
           <w:ilvl w:val="0"/>
-          <w:numId w:val="1184"/>
+          <w:numId w:val="1187"/>
         </w:numPr>
       </w:pPr>
       <w:r>
@@ -5138,7 +5279,7 @@
         <w:pStyle w:val="Compact"/>
         <w:numPr>
           <w:ilvl w:val="0"/>
-          <w:numId w:val="1185"/>
+          <w:numId w:val="1188"/>
         </w:numPr>
       </w:pPr>
       <w:r>
@@ -5150,7 +5291,7 @@
         <w:pStyle w:val="Compact"/>
         <w:numPr>
           <w:ilvl w:val="0"/>
-          <w:numId w:val="1186"/>
+          <w:numId w:val="1189"/>
         </w:numPr>
       </w:pPr>
       <w:r>
@@ -5162,7 +5303,7 @@
         <w:pStyle w:val="Compact"/>
         <w:numPr>
           <w:ilvl w:val="0"/>
-          <w:numId w:val="1187"/>
+          <w:numId w:val="1190"/>
         </w:numPr>
       </w:pPr>
       <w:r>
@@ -5174,7 +5315,7 @@
         <w:pStyle w:val="Compact"/>
         <w:numPr>
           <w:ilvl w:val="0"/>
-          <w:numId w:val="1188"/>
+          <w:numId w:val="1191"/>
         </w:numPr>
       </w:pPr>
       <w:r>
@@ -5186,7 +5327,7 @@
         <w:pStyle w:val="Compact"/>
         <w:numPr>
           <w:ilvl w:val="0"/>
-          <w:numId w:val="1189"/>
+          <w:numId w:val="1192"/>
         </w:numPr>
       </w:pPr>
       <w:r>
@@ -5208,7 +5349,7 @@
         <w:pStyle w:val="Compact"/>
         <w:numPr>
           <w:ilvl w:val="0"/>
-          <w:numId w:val="1190"/>
+          <w:numId w:val="1193"/>
         </w:numPr>
       </w:pPr>
       <w:r>
@@ -5220,7 +5361,7 @@
         <w:pStyle w:val="Compact"/>
         <w:numPr>
           <w:ilvl w:val="0"/>
-          <w:numId w:val="1191"/>
+          <w:numId w:val="1194"/>
         </w:numPr>
       </w:pPr>
       <w:r>
@@ -5232,7 +5373,7 @@
         <w:pStyle w:val="Compact"/>
         <w:numPr>
           <w:ilvl w:val="0"/>
-          <w:numId w:val="1192"/>
+          <w:numId w:val="1195"/>
         </w:numPr>
       </w:pPr>
       <w:r>
@@ -5244,7 +5385,7 @@
         <w:pStyle w:val="Compact"/>
         <w:numPr>
           <w:ilvl w:val="0"/>
-          <w:numId w:val="1193"/>
+          <w:numId w:val="1196"/>
         </w:numPr>
       </w:pPr>
       <w:r>
@@ -5256,7 +5397,7 @@
         <w:pStyle w:val="Compact"/>
         <w:numPr>
           <w:ilvl w:val="0"/>
-          <w:numId w:val="1194"/>
+          <w:numId w:val="1197"/>
         </w:numPr>
       </w:pPr>
       <w:r>
@@ -5268,7 +5409,7 @@
         <w:pStyle w:val="Compact"/>
         <w:numPr>
           <w:ilvl w:val="0"/>
-          <w:numId w:val="1195"/>
+          <w:numId w:val="1198"/>
         </w:numPr>
       </w:pPr>
       <w:r>
@@ -5305,7 +5446,7 @@
         <w:pStyle w:val="Compact"/>
         <w:numPr>
           <w:ilvl w:val="0"/>
-          <w:numId w:val="1196"/>
+          <w:numId w:val="1199"/>
         </w:numPr>
       </w:pPr>
       <w:r>
@@ -5317,7 +5458,7 @@
         <w:pStyle w:val="Compact"/>
         <w:numPr>
           <w:ilvl w:val="0"/>
-          <w:numId w:val="1197"/>
+          <w:numId w:val="1200"/>
         </w:numPr>
       </w:pPr>
       <w:r>
@@ -5329,7 +5470,7 @@
         <w:pStyle w:val="Compact"/>
         <w:numPr>
           <w:ilvl w:val="0"/>
-          <w:numId w:val="1198"/>
+          <w:numId w:val="1201"/>
         </w:numPr>
       </w:pPr>
       <w:r>
@@ -5356,7 +5497,7 @@
         <w:pStyle w:val="Compact"/>
         <w:numPr>
           <w:ilvl w:val="0"/>
-          <w:numId w:val="1199"/>
+          <w:numId w:val="1202"/>
         </w:numPr>
       </w:pPr>
       <w:r>
@@ -5368,7 +5509,7 @@
         <w:pStyle w:val="Compact"/>
         <w:numPr>
           <w:ilvl w:val="0"/>
-          <w:numId w:val="1200"/>
+          <w:numId w:val="1203"/>
         </w:numPr>
       </w:pPr>
       <w:r>
@@ -5380,7 +5521,7 @@
         <w:pStyle w:val="Compact"/>
         <w:numPr>
           <w:ilvl w:val="0"/>
-          <w:numId w:val="1201"/>
+          <w:numId w:val="1204"/>
         </w:numPr>
       </w:pPr>
       <w:r>
@@ -5402,7 +5543,7 @@
         <w:pStyle w:val="Compact"/>
         <w:numPr>
           <w:ilvl w:val="0"/>
-          <w:numId w:val="1202"/>
+          <w:numId w:val="1205"/>
         </w:numPr>
       </w:pPr>
       <w:r>
@@ -5414,7 +5555,7 @@
         <w:pStyle w:val="Compact"/>
         <w:numPr>
           <w:ilvl w:val="0"/>
-          <w:numId w:val="1203"/>
+          <w:numId w:val="1206"/>
         </w:numPr>
       </w:pPr>
       <w:r>
@@ -5426,7 +5567,7 @@
         <w:pStyle w:val="Compact"/>
         <w:numPr>
           <w:ilvl w:val="0"/>
-          <w:numId w:val="1204"/>
+          <w:numId w:val="1207"/>
         </w:numPr>
       </w:pPr>
       <w:r>
@@ -5438,7 +5579,7 @@
         <w:pStyle w:val="Compact"/>
         <w:numPr>
           <w:ilvl w:val="0"/>
-          <w:numId w:val="1205"/>
+          <w:numId w:val="1208"/>
         </w:numPr>
       </w:pPr>
       <w:r>
@@ -5450,7 +5591,7 @@
         <w:pStyle w:val="Compact"/>
         <w:numPr>
           <w:ilvl w:val="0"/>
-          <w:numId w:val="1206"/>
+          <w:numId w:val="1209"/>
         </w:numPr>
       </w:pPr>
       <w:r>
@@ -5462,7 +5603,7 @@
         <w:pStyle w:val="Compact"/>
         <w:numPr>
           <w:ilvl w:val="0"/>
-          <w:numId w:val="1207"/>
+          <w:numId w:val="1210"/>
         </w:numPr>
       </w:pPr>
       <w:r>
@@ -5474,7 +5615,7 @@
         <w:pStyle w:val="Compact"/>
         <w:numPr>
           <w:ilvl w:val="0"/>
-          <w:numId w:val="1208"/>
+          <w:numId w:val="1211"/>
         </w:numPr>
       </w:pPr>
       <w:r>
@@ -5486,7 +5627,7 @@
         <w:pStyle w:val="Compact"/>
         <w:numPr>
           <w:ilvl w:val="0"/>
-          <w:numId w:val="1209"/>
+          <w:numId w:val="1212"/>
         </w:numPr>
       </w:pPr>
       <w:r>
@@ -5498,7 +5639,7 @@
         <w:pStyle w:val="Compact"/>
         <w:numPr>
           <w:ilvl w:val="0"/>
-          <w:numId w:val="1210"/>
+          <w:numId w:val="1213"/>
         </w:numPr>
       </w:pPr>
       <w:r>
@@ -5510,7 +5651,7 @@
         <w:pStyle w:val="Compact"/>
         <w:numPr>
           <w:ilvl w:val="0"/>
-          <w:numId w:val="1211"/>
+          <w:numId w:val="1214"/>
         </w:numPr>
       </w:pPr>
       <w:r>
@@ -5522,7 +5663,7 @@
         <w:pStyle w:val="Compact"/>
         <w:numPr>
           <w:ilvl w:val="0"/>
-          <w:numId w:val="1212"/>
+          <w:numId w:val="1215"/>
         </w:numPr>
       </w:pPr>
       <w:r>
@@ -5554,7 +5695,7 @@
         <w:pStyle w:val="Compact"/>
         <w:numPr>
           <w:ilvl w:val="0"/>
-          <w:numId w:val="1213"/>
+          <w:numId w:val="1216"/>
         </w:numPr>
       </w:pPr>
       <w:r>
@@ -5566,7 +5707,7 @@
         <w:pStyle w:val="Compact"/>
         <w:numPr>
           <w:ilvl w:val="0"/>
-          <w:numId w:val="1214"/>
+          <w:numId w:val="1217"/>
         </w:numPr>
       </w:pPr>
       <w:r>
@@ -5578,7 +5719,7 @@
         <w:pStyle w:val="Compact"/>
         <w:numPr>
           <w:ilvl w:val="0"/>
-          <w:numId w:val="1215"/>
+          <w:numId w:val="1218"/>
         </w:numPr>
       </w:pPr>
       <w:r>
@@ -5590,7 +5731,7 @@
         <w:pStyle w:val="Compact"/>
         <w:numPr>
           <w:ilvl w:val="0"/>
-          <w:numId w:val="1216"/>
+          <w:numId w:val="1219"/>
         </w:numPr>
       </w:pPr>
       <w:r>
@@ -5617,7 +5758,7 @@
         <w:pStyle w:val="Compact"/>
         <w:numPr>
           <w:ilvl w:val="0"/>
-          <w:numId w:val="1217"/>
+          <w:numId w:val="1220"/>
         </w:numPr>
       </w:pPr>
       <w:r>
@@ -5629,7 +5770,7 @@
         <w:pStyle w:val="Compact"/>
         <w:numPr>
           <w:ilvl w:val="0"/>
-          <w:numId w:val="1218"/>
+          <w:numId w:val="1221"/>
         </w:numPr>
       </w:pPr>
       <w:r>
@@ -5641,7 +5782,7 @@
         <w:pStyle w:val="Compact"/>
         <w:numPr>
           <w:ilvl w:val="1"/>
-          <w:numId w:val="1219"/>
+          <w:numId w:val="1222"/>
         </w:numPr>
       </w:pPr>
       <w:r>
@@ -5653,7 +5794,7 @@
         <w:pStyle w:val="Compact"/>
         <w:numPr>
           <w:ilvl w:val="1"/>
-          <w:numId w:val="1219"/>
+          <w:numId w:val="1222"/>
         </w:numPr>
       </w:pPr>
       <w:r>
@@ -5677,7 +5818,7 @@
         <w:pStyle w:val="Compact"/>
         <w:numPr>
           <w:ilvl w:val="0"/>
-          <w:numId w:val="1220"/>
+          <w:numId w:val="1223"/>
         </w:numPr>
       </w:pPr>
       <w:r>
@@ -5689,7 +5830,7 @@
         <w:pStyle w:val="Compact"/>
         <w:numPr>
           <w:ilvl w:val="0"/>
-          <w:numId w:val="1221"/>
+          <w:numId w:val="1224"/>
         </w:numPr>
       </w:pPr>
       <w:r>
@@ -5701,7 +5842,7 @@
         <w:pStyle w:val="Compact"/>
         <w:numPr>
           <w:ilvl w:val="0"/>
-          <w:numId w:val="1222"/>
+          <w:numId w:val="1225"/>
         </w:numPr>
       </w:pPr>
       <w:r>
@@ -5713,7 +5854,7 @@
         <w:pStyle w:val="Compact"/>
         <w:numPr>
           <w:ilvl w:val="0"/>
-          <w:numId w:val="1223"/>
+          <w:numId w:val="1226"/>
         </w:numPr>
       </w:pPr>
       <w:r>
@@ -5725,7 +5866,7 @@
         <w:pStyle w:val="Compact"/>
         <w:numPr>
           <w:ilvl w:val="0"/>
-          <w:numId w:val="1224"/>
+          <w:numId w:val="1227"/>
         </w:numPr>
       </w:pPr>
       <w:r>
@@ -5737,7 +5878,7 @@
         <w:pStyle w:val="Compact"/>
         <w:numPr>
           <w:ilvl w:val="0"/>
-          <w:numId w:val="1225"/>
+          <w:numId w:val="1228"/>
         </w:numPr>
       </w:pPr>
       <w:r>
@@ -5759,7 +5900,7 @@
         <w:pStyle w:val="Compact"/>
         <w:numPr>
           <w:ilvl w:val="0"/>
-          <w:numId w:val="1226"/>
+          <w:numId w:val="1229"/>
         </w:numPr>
       </w:pPr>
       <w:r>
@@ -5771,7 +5912,7 @@
         <w:pStyle w:val="Compact"/>
         <w:numPr>
           <w:ilvl w:val="0"/>
-          <w:numId w:val="1227"/>
+          <w:numId w:val="1230"/>
         </w:numPr>
       </w:pPr>
       <w:r>
@@ -5783,7 +5924,7 @@
         <w:pStyle w:val="Compact"/>
         <w:numPr>
           <w:ilvl w:val="0"/>
-          <w:numId w:val="1228"/>
+          <w:numId w:val="1231"/>
         </w:numPr>
       </w:pPr>
       <w:r>
@@ -5795,7 +5936,7 @@
         <w:pStyle w:val="Compact"/>
         <w:numPr>
           <w:ilvl w:val="0"/>
-          <w:numId w:val="1229"/>
+          <w:numId w:val="1232"/>
         </w:numPr>
       </w:pPr>
       <w:r>
@@ -5807,7 +5948,7 @@
         <w:pStyle w:val="Compact"/>
         <w:numPr>
           <w:ilvl w:val="0"/>
-          <w:numId w:val="1230"/>
+          <w:numId w:val="1233"/>
         </w:numPr>
       </w:pPr>
       <w:r>
@@ -5819,7 +5960,7 @@
         <w:pStyle w:val="Compact"/>
         <w:numPr>
           <w:ilvl w:val="0"/>
-          <w:numId w:val="1231"/>
+          <w:numId w:val="1234"/>
         </w:numPr>
       </w:pPr>
       <w:r>
@@ -5831,7 +5972,7 @@
         <w:pStyle w:val="Compact"/>
         <w:numPr>
           <w:ilvl w:val="0"/>
-          <w:numId w:val="1232"/>
+          <w:numId w:val="1235"/>
         </w:numPr>
       </w:pPr>
       <w:r>
@@ -5843,7 +5984,7 @@
         <w:pStyle w:val="Compact"/>
         <w:numPr>
           <w:ilvl w:val="0"/>
-          <w:numId w:val="1233"/>
+          <w:numId w:val="1236"/>
         </w:numPr>
       </w:pPr>
       <w:r>
@@ -5855,7 +5996,7 @@
         <w:pStyle w:val="Compact"/>
         <w:numPr>
           <w:ilvl w:val="0"/>
-          <w:numId w:val="1234"/>
+          <w:numId w:val="1237"/>
         </w:numPr>
       </w:pPr>
       <w:r>
@@ -5867,7 +6008,7 @@
         <w:pStyle w:val="Compact"/>
         <w:numPr>
           <w:ilvl w:val="0"/>
-          <w:numId w:val="1235"/>
+          <w:numId w:val="1238"/>
         </w:numPr>
       </w:pPr>
       <w:r>
@@ -5879,7 +6020,7 @@
         <w:pStyle w:val="Compact"/>
         <w:numPr>
           <w:ilvl w:val="0"/>
-          <w:numId w:val="1236"/>
+          <w:numId w:val="1239"/>
         </w:numPr>
       </w:pPr>
       <w:r>
@@ -5901,7 +6042,7 @@
         <w:pStyle w:val="Compact"/>
         <w:numPr>
           <w:ilvl w:val="0"/>
-          <w:numId w:val="1237"/>
+          <w:numId w:val="1240"/>
         </w:numPr>
       </w:pPr>
       <w:r>
@@ -5913,7 +6054,7 @@
         <w:pStyle w:val="Compact"/>
         <w:numPr>
           <w:ilvl w:val="0"/>
-          <w:numId w:val="1238"/>
+          <w:numId w:val="1241"/>
         </w:numPr>
       </w:pPr>
       <w:r>
@@ -5925,7 +6066,7 @@
         <w:pStyle w:val="Compact"/>
         <w:numPr>
           <w:ilvl w:val="0"/>
-          <w:numId w:val="1239"/>
+          <w:numId w:val="1242"/>
         </w:numPr>
       </w:pPr>
       <w:r>
@@ -5937,7 +6078,7 @@
         <w:pStyle w:val="Compact"/>
         <w:numPr>
           <w:ilvl w:val="0"/>
-          <w:numId w:val="1240"/>
+          <w:numId w:val="1243"/>
         </w:numPr>
       </w:pPr>
       <w:r>
@@ -5949,7 +6090,7 @@
         <w:pStyle w:val="Compact"/>
         <w:numPr>
           <w:ilvl w:val="0"/>
-          <w:numId w:val="1241"/>
+          <w:numId w:val="1244"/>
         </w:numPr>
       </w:pPr>
       <w:r>
@@ -5961,7 +6102,7 @@
         <w:pStyle w:val="Compact"/>
         <w:numPr>
           <w:ilvl w:val="0"/>
-          <w:numId w:val="1242"/>
+          <w:numId w:val="1245"/>
         </w:numPr>
       </w:pPr>
       <w:r>
@@ -5973,7 +6114,7 @@
         <w:pStyle w:val="Compact"/>
         <w:numPr>
           <w:ilvl w:val="0"/>
-          <w:numId w:val="1243"/>
+          <w:numId w:val="1246"/>
         </w:numPr>
       </w:pPr>
       <w:r>
@@ -5985,7 +6126,7 @@
         <w:pStyle w:val="Compact"/>
         <w:numPr>
           <w:ilvl w:val="0"/>
-          <w:numId w:val="1244"/>
+          <w:numId w:val="1247"/>
         </w:numPr>
       </w:pPr>
       <w:r>
@@ -5997,7 +6138,7 @@
         <w:pStyle w:val="Compact"/>
         <w:numPr>
           <w:ilvl w:val="0"/>
-          <w:numId w:val="1245"/>
+          <w:numId w:val="1248"/>
         </w:numPr>
       </w:pPr>
       <w:r>
@@ -6031,7 +6172,7 @@
         <w:pStyle w:val="Compact"/>
         <w:numPr>
           <w:ilvl w:val="0"/>
-          <w:numId w:val="1246"/>
+          <w:numId w:val="1249"/>
         </w:numPr>
       </w:pPr>
       <w:r>
@@ -6043,7 +6184,7 @@
         <w:pStyle w:val="Compact"/>
         <w:numPr>
           <w:ilvl w:val="0"/>
-          <w:numId w:val="1247"/>
+          <w:numId w:val="1250"/>
         </w:numPr>
       </w:pPr>
       <w:r>
@@ -6055,7 +6196,7 @@
         <w:pStyle w:val="Compact"/>
         <w:numPr>
           <w:ilvl w:val="0"/>
-          <w:numId w:val="1248"/>
+          <w:numId w:val="1251"/>
         </w:numPr>
       </w:pPr>
       <w:r>
@@ -6067,7 +6208,7 @@
         <w:pStyle w:val="Compact"/>
         <w:numPr>
           <w:ilvl w:val="0"/>
-          <w:numId w:val="1249"/>
+          <w:numId w:val="1252"/>
         </w:numPr>
       </w:pPr>
       <w:r>
@@ -6079,7 +6220,7 @@
         <w:pStyle w:val="Compact"/>
         <w:numPr>
           <w:ilvl w:val="0"/>
-          <w:numId w:val="1250"/>
+          <w:numId w:val="1253"/>
         </w:numPr>
       </w:pPr>
       <w:r>
@@ -6091,7 +6232,7 @@
         <w:pStyle w:val="Compact"/>
         <w:numPr>
           <w:ilvl w:val="0"/>
-          <w:numId w:val="1251"/>
+          <w:numId w:val="1254"/>
         </w:numPr>
       </w:pPr>
       <w:r>
@@ -6103,7 +6244,7 @@
         <w:pStyle w:val="Compact"/>
         <w:numPr>
           <w:ilvl w:val="0"/>
-          <w:numId w:val="1252"/>
+          <w:numId w:val="1255"/>
         </w:numPr>
       </w:pPr>
       <w:r>
@@ -6115,7 +6256,7 @@
         <w:pStyle w:val="Compact"/>
         <w:numPr>
           <w:ilvl w:val="0"/>
-          <w:numId w:val="1253"/>
+          <w:numId w:val="1256"/>
         </w:numPr>
       </w:pPr>
       <w:r>
@@ -6127,7 +6268,7 @@
         <w:pStyle w:val="Compact"/>
         <w:numPr>
           <w:ilvl w:val="0"/>
-          <w:numId w:val="1254"/>
+          <w:numId w:val="1257"/>
         </w:numPr>
       </w:pPr>
       <w:r>
@@ -6159,7 +6300,7 @@
         <w:pStyle w:val="Compact"/>
         <w:numPr>
           <w:ilvl w:val="0"/>
-          <w:numId w:val="1255"/>
+          <w:numId w:val="1258"/>
         </w:numPr>
       </w:pPr>
       <w:r>
@@ -6201,7 +6342,7 @@
         <w:pStyle w:val="Compact"/>
         <w:numPr>
           <w:ilvl w:val="0"/>
-          <w:numId w:val="1256"/>
+          <w:numId w:val="1259"/>
         </w:numPr>
       </w:pPr>
       <w:r>
@@ -6264,7 +6405,7 @@
         <w:pStyle w:val="Compact"/>
         <w:numPr>
           <w:ilvl w:val="0"/>
-          <w:numId w:val="1257"/>
+          <w:numId w:val="1260"/>
         </w:numPr>
       </w:pPr>
       <w:r>
@@ -6276,7 +6417,7 @@
         <w:pStyle w:val="Compact"/>
         <w:numPr>
           <w:ilvl w:val="0"/>
-          <w:numId w:val="1258"/>
+          <w:numId w:val="1261"/>
         </w:numPr>
       </w:pPr>
       <w:r>
@@ -6351,7 +6492,7 @@
         <w:pStyle w:val="Compact"/>
         <w:numPr>
           <w:ilvl w:val="0"/>
-          <w:numId w:val="1259"/>
+          <w:numId w:val="1262"/>
         </w:numPr>
       </w:pPr>
       <w:r>
@@ -6378,7 +6519,7 @@
         <w:pStyle w:val="Compact"/>
         <w:numPr>
           <w:ilvl w:val="0"/>
-          <w:numId w:val="1260"/>
+          <w:numId w:val="1263"/>
         </w:numPr>
       </w:pPr>
       <w:r>
@@ -6432,7 +6573,7 @@
         <w:pStyle w:val="Compact"/>
         <w:numPr>
           <w:ilvl w:val="0"/>
-          <w:numId w:val="1261"/>
+          <w:numId w:val="1264"/>
         </w:numPr>
       </w:pPr>
       <w:r>
@@ -6444,7 +6585,7 @@
         <w:pStyle w:val="Compact"/>
         <w:numPr>
           <w:ilvl w:val="0"/>
-          <w:numId w:val="1262"/>
+          <w:numId w:val="1265"/>
         </w:numPr>
       </w:pPr>
       <w:r>
@@ -6504,7 +6645,7 @@
         <w:pStyle w:val="Compact"/>
         <w:numPr>
           <w:ilvl w:val="0"/>
-          <w:numId w:val="1263"/>
+          <w:numId w:val="1266"/>
         </w:numPr>
       </w:pPr>
       <w:r>
@@ -6550,7 +6691,7 @@
         <w:pStyle w:val="Compact"/>
         <w:numPr>
           <w:ilvl w:val="0"/>
-          <w:numId w:val="1264"/>
+          <w:numId w:val="1267"/>
         </w:numPr>
       </w:pPr>
       <w:r>
@@ -6574,7 +6715,7 @@
         <w:pStyle w:val="Compact"/>
         <w:numPr>
           <w:ilvl w:val="0"/>
-          <w:numId w:val="1265"/>
+          <w:numId w:val="1268"/>
         </w:numPr>
       </w:pPr>
       <w:r>
@@ -6598,7 +6739,7 @@
         <w:pStyle w:val="Compact"/>
         <w:numPr>
           <w:ilvl w:val="0"/>
-          <w:numId w:val="1266"/>
+          <w:numId w:val="1269"/>
         </w:numPr>
       </w:pPr>
       <w:r>
@@ -6625,7 +6766,7 @@
         <w:pStyle w:val="Compact"/>
         <w:numPr>
           <w:ilvl w:val="0"/>
-          <w:numId w:val="1267"/>
+          <w:numId w:val="1270"/>
         </w:numPr>
       </w:pPr>
       <w:r>
@@ -6649,7 +6790,7 @@
         <w:pStyle w:val="Compact"/>
         <w:numPr>
           <w:ilvl w:val="0"/>
-          <w:numId w:val="1268"/>
+          <w:numId w:val="1271"/>
         </w:numPr>
       </w:pPr>
       <w:r>
@@ -6661,7 +6802,7 @@
         <w:pStyle w:val="Compact"/>
         <w:numPr>
           <w:ilvl w:val="0"/>
-          <w:numId w:val="1269"/>
+          <w:numId w:val="1272"/>
         </w:numPr>
       </w:pPr>
       <w:r>
@@ -6688,7 +6829,7 @@
         <w:pStyle w:val="Compact"/>
         <w:numPr>
           <w:ilvl w:val="0"/>
-          <w:numId w:val="1270"/>
+          <w:numId w:val="1273"/>
         </w:numPr>
       </w:pPr>
       <w:r>
@@ -6700,7 +6841,7 @@
         <w:pStyle w:val="Compact"/>
         <w:numPr>
           <w:ilvl w:val="1"/>
-          <w:numId w:val="1271"/>
+          <w:numId w:val="1274"/>
         </w:numPr>
       </w:pPr>
       <w:r>
@@ -6718,7 +6859,7 @@
         <w:pStyle w:val="Compact"/>
         <w:numPr>
           <w:ilvl w:val="1"/>
-          <w:numId w:val="1271"/>
+          <w:numId w:val="1274"/>
         </w:numPr>
       </w:pPr>
       <w:r>
@@ -6736,7 +6877,7 @@
         <w:pStyle w:val="Compact"/>
         <w:numPr>
           <w:ilvl w:val="0"/>
-          <w:numId w:val="1272"/>
+          <w:numId w:val="1275"/>
         </w:numPr>
       </w:pPr>
       <w:r>
@@ -6763,7 +6904,7 @@
         <w:pStyle w:val="Compact"/>
         <w:numPr>
           <w:ilvl w:val="0"/>
-          <w:numId w:val="1273"/>
+          <w:numId w:val="1276"/>
         </w:numPr>
       </w:pPr>
       <w:r>
@@ -6790,7 +6931,7 @@
         <w:pStyle w:val="Compact"/>
         <w:numPr>
           <w:ilvl w:val="0"/>
-          <w:numId w:val="1274"/>
+          <w:numId w:val="1277"/>
         </w:numPr>
       </w:pPr>
       <w:r>
@@ -6817,7 +6958,7 @@
         <w:pStyle w:val="Compact"/>
         <w:numPr>
           <w:ilvl w:val="0"/>
-          <w:numId w:val="1275"/>
+          <w:numId w:val="1278"/>
         </w:numPr>
       </w:pPr>
       <w:r>
@@ -6829,7 +6970,7 @@
         <w:pStyle w:val="Compact"/>
         <w:numPr>
           <w:ilvl w:val="0"/>
-          <w:numId w:val="1276"/>
+          <w:numId w:val="1279"/>
         </w:numPr>
       </w:pPr>
       <w:r>
@@ -6841,7 +6982,7 @@
         <w:pStyle w:val="Compact"/>
         <w:numPr>
           <w:ilvl w:val="0"/>
-          <w:numId w:val="1277"/>
+          <w:numId w:val="1280"/>
         </w:numPr>
       </w:pPr>
       <w:r>
@@ -6863,7 +7004,7 @@
         <w:pStyle w:val="Compact"/>
         <w:numPr>
           <w:ilvl w:val="0"/>
-          <w:numId w:val="1278"/>
+          <w:numId w:val="1281"/>
         </w:numPr>
       </w:pPr>
       <w:r>
@@ -6887,7 +7028,7 @@
         <w:pStyle w:val="Compact"/>
         <w:numPr>
           <w:ilvl w:val="0"/>
-          <w:numId w:val="1279"/>
+          <w:numId w:val="1282"/>
         </w:numPr>
       </w:pPr>
       <w:r>
@@ -6911,7 +7052,7 @@
         <w:pStyle w:val="Compact"/>
         <w:numPr>
           <w:ilvl w:val="0"/>
-          <w:numId w:val="1280"/>
+          <w:numId w:val="1283"/>
         </w:numPr>
       </w:pPr>
       <w:r>
@@ -6923,7 +7064,7 @@
         <w:pStyle w:val="Compact"/>
         <w:numPr>
           <w:ilvl w:val="0"/>
-          <w:numId w:val="1281"/>
+          <w:numId w:val="1284"/>
         </w:numPr>
       </w:pPr>
       <w:r>
@@ -6959,7 +7100,7 @@
         <w:pStyle w:val="Compact"/>
         <w:numPr>
           <w:ilvl w:val="0"/>
-          <w:numId w:val="1282"/>
+          <w:numId w:val="1285"/>
         </w:numPr>
       </w:pPr>
       <w:r>
@@ -6986,7 +7127,7 @@
         <w:pStyle w:val="Compact"/>
         <w:numPr>
           <w:ilvl w:val="0"/>
-          <w:numId w:val="1283"/>
+          <w:numId w:val="1286"/>
         </w:numPr>
       </w:pPr>
       <w:r>
@@ -7008,7 +7149,7 @@
         <w:pStyle w:val="Compact"/>
         <w:numPr>
           <w:ilvl w:val="0"/>
-          <w:numId w:val="1284"/>
+          <w:numId w:val="1287"/>
         </w:numPr>
       </w:pPr>
       <w:r>
@@ -7035,7 +7176,7 @@
         <w:pStyle w:val="Compact"/>
         <w:numPr>
           <w:ilvl w:val="0"/>
-          <w:numId w:val="1285"/>
+          <w:numId w:val="1288"/>
         </w:numPr>
       </w:pPr>
       <w:r>
@@ -7062,7 +7203,7 @@
         <w:pStyle w:val="Compact"/>
         <w:numPr>
           <w:ilvl w:val="0"/>
-          <w:numId w:val="1286"/>
+          <w:numId w:val="1289"/>
         </w:numPr>
       </w:pPr>
       <w:r>
@@ -7089,7 +7230,7 @@
         <w:pStyle w:val="Compact"/>
         <w:numPr>
           <w:ilvl w:val="0"/>
-          <w:numId w:val="1287"/>
+          <w:numId w:val="1290"/>
         </w:numPr>
       </w:pPr>
       <w:r>
@@ -7101,7 +7242,7 @@
         <w:pStyle w:val="Compact"/>
         <w:numPr>
           <w:ilvl w:val="0"/>
-          <w:numId w:val="1288"/>
+          <w:numId w:val="1291"/>
         </w:numPr>
       </w:pPr>
       <w:r>
@@ -7113,7 +7254,7 @@
         <w:pStyle w:val="Compact"/>
         <w:numPr>
           <w:ilvl w:val="0"/>
-          <w:numId w:val="1289"/>
+          <w:numId w:val="1292"/>
         </w:numPr>
       </w:pPr>
       <w:r>
@@ -7125,7 +7266,7 @@
         <w:pStyle w:val="Compact"/>
         <w:numPr>
           <w:ilvl w:val="0"/>
-          <w:numId w:val="1290"/>
+          <w:numId w:val="1293"/>
         </w:numPr>
       </w:pPr>
       <w:r>
@@ -7137,7 +7278,7 @@
         <w:pStyle w:val="Compact"/>
         <w:numPr>
           <w:ilvl w:val="0"/>
-          <w:numId w:val="1291"/>
+          <w:numId w:val="1294"/>
         </w:numPr>
       </w:pPr>
       <w:r>
@@ -7149,7 +7290,7 @@
         <w:pStyle w:val="Compact"/>
         <w:numPr>
           <w:ilvl w:val="0"/>
-          <w:numId w:val="1292"/>
+          <w:numId w:val="1295"/>
         </w:numPr>
       </w:pPr>
       <w:r>
@@ -7201,7 +7342,7 @@
         <w:pStyle w:val="Compact"/>
         <w:numPr>
           <w:ilvl w:val="0"/>
-          <w:numId w:val="1293"/>
+          <w:numId w:val="1296"/>
         </w:numPr>
       </w:pPr>
       <w:r>
@@ -7240,7 +7381,7 @@
         <w:pStyle w:val="Compact"/>
         <w:numPr>
           <w:ilvl w:val="0"/>
-          <w:numId w:val="1294"/>
+          <w:numId w:val="1297"/>
         </w:numPr>
       </w:pPr>
       <w:r>
@@ -7252,7 +7393,7 @@
         <w:pStyle w:val="Compact"/>
         <w:numPr>
           <w:ilvl w:val="0"/>
-          <w:numId w:val="1295"/>
+          <w:numId w:val="1298"/>
         </w:numPr>
       </w:pPr>
       <w:r>
@@ -7264,7 +7405,7 @@
         <w:pStyle w:val="Compact"/>
         <w:numPr>
           <w:ilvl w:val="0"/>
-          <w:numId w:val="1296"/>
+          <w:numId w:val="1299"/>
         </w:numPr>
       </w:pPr>
       <w:r>
@@ -7276,7 +7417,7 @@
         <w:pStyle w:val="Compact"/>
         <w:numPr>
           <w:ilvl w:val="0"/>
-          <w:numId w:val="1297"/>
+          <w:numId w:val="1300"/>
         </w:numPr>
       </w:pPr>
       <w:r>
@@ -7288,7 +7429,7 @@
         <w:pStyle w:val="Compact"/>
         <w:numPr>
           <w:ilvl w:val="0"/>
-          <w:numId w:val="1298"/>
+          <w:numId w:val="1301"/>
         </w:numPr>
       </w:pPr>
       <w:r>
@@ -7300,7 +7441,7 @@
         <w:pStyle w:val="Compact"/>
         <w:numPr>
           <w:ilvl w:val="1"/>
-          <w:numId w:val="1299"/>
+          <w:numId w:val="1302"/>
         </w:numPr>
       </w:pPr>
       <w:r>
@@ -7333,7 +7474,7 @@
         <w:pStyle w:val="Compact"/>
         <w:numPr>
           <w:ilvl w:val="1"/>
-          <w:numId w:val="1299"/>
+          <w:numId w:val="1302"/>
         </w:numPr>
       </w:pPr>
       <w:r>
@@ -7366,7 +7507,7 @@
         <w:pStyle w:val="Compact"/>
         <w:numPr>
           <w:ilvl w:val="1"/>
-          <w:numId w:val="1299"/>
+          <w:numId w:val="1302"/>
         </w:numPr>
       </w:pPr>
       <w:r>
@@ -7399,7 +7540,7 @@
         <w:pStyle w:val="Compact"/>
         <w:numPr>
           <w:ilvl w:val="1"/>
-          <w:numId w:val="1299"/>
+          <w:numId w:val="1302"/>
         </w:numPr>
       </w:pPr>
       <w:r>
@@ -7432,7 +7573,7 @@
         <w:pStyle w:val="Compact"/>
         <w:numPr>
           <w:ilvl w:val="1"/>
-          <w:numId w:val="1299"/>
+          <w:numId w:val="1302"/>
         </w:numPr>
       </w:pPr>
       <w:r>
@@ -7465,7 +7606,7 @@
         <w:pStyle w:val="Compact"/>
         <w:numPr>
           <w:ilvl w:val="0"/>
-          <w:numId w:val="1300"/>
+          <w:numId w:val="1303"/>
         </w:numPr>
       </w:pPr>
       <w:r>
@@ -7519,7 +7660,7 @@
         <w:pStyle w:val="Compact"/>
         <w:numPr>
           <w:ilvl w:val="0"/>
-          <w:numId w:val="1301"/>
+          <w:numId w:val="1304"/>
         </w:numPr>
       </w:pPr>
       <w:r>
@@ -7531,7 +7672,7 @@
         <w:pStyle w:val="Compact"/>
         <w:numPr>
           <w:ilvl w:val="0"/>
-          <w:numId w:val="1302"/>
+          <w:numId w:val="1305"/>
         </w:numPr>
       </w:pPr>
       <w:r>
@@ -7543,7 +7684,7 @@
         <w:pStyle w:val="Compact"/>
         <w:numPr>
           <w:ilvl w:val="0"/>
-          <w:numId w:val="1303"/>
+          <w:numId w:val="1306"/>
         </w:numPr>
       </w:pPr>
       <w:r>
@@ -7555,7 +7696,7 @@
         <w:pStyle w:val="Compact"/>
         <w:numPr>
           <w:ilvl w:val="0"/>
-          <w:numId w:val="1304"/>
+          <w:numId w:val="1307"/>
         </w:numPr>
       </w:pPr>
       <w:r>
@@ -7567,7 +7708,7 @@
         <w:pStyle w:val="Compact"/>
         <w:numPr>
           <w:ilvl w:val="0"/>
-          <w:numId w:val="1305"/>
+          <w:numId w:val="1308"/>
         </w:numPr>
       </w:pPr>
       <w:r>
@@ -7589,7 +7730,7 @@
         <w:pStyle w:val="Compact"/>
         <w:numPr>
           <w:ilvl w:val="0"/>
-          <w:numId w:val="1306"/>
+          <w:numId w:val="1309"/>
         </w:numPr>
       </w:pPr>
       <w:r>
@@ -7601,7 +7742,7 @@
         <w:pStyle w:val="Compact"/>
         <w:numPr>
           <w:ilvl w:val="0"/>
-          <w:numId w:val="1307"/>
+          <w:numId w:val="1310"/>
         </w:numPr>
       </w:pPr>
       <w:r>
@@ -7613,7 +7754,7 @@
         <w:pStyle w:val="Compact"/>
         <w:numPr>
           <w:ilvl w:val="0"/>
-          <w:numId w:val="1308"/>
+          <w:numId w:val="1311"/>
         </w:numPr>
       </w:pPr>
       <w:r>
@@ -7625,7 +7766,7 @@
         <w:pStyle w:val="Compact"/>
         <w:numPr>
           <w:ilvl w:val="0"/>
-          <w:numId w:val="1309"/>
+          <w:numId w:val="1312"/>
         </w:numPr>
       </w:pPr>
       <w:r>
@@ -7637,7 +7778,7 @@
         <w:pStyle w:val="Compact"/>
         <w:numPr>
           <w:ilvl w:val="0"/>
-          <w:numId w:val="1310"/>
+          <w:numId w:val="1313"/>
         </w:numPr>
       </w:pPr>
       <w:r>
@@ -7649,7 +7790,7 @@
         <w:pStyle w:val="Compact"/>
         <w:numPr>
           <w:ilvl w:val="0"/>
-          <w:numId w:val="1311"/>
+          <w:numId w:val="1314"/>
         </w:numPr>
       </w:pPr>
       <w:r>
@@ -7661,7 +7802,7 @@
         <w:pStyle w:val="Compact"/>
         <w:numPr>
           <w:ilvl w:val="0"/>
-          <w:numId w:val="1312"/>
+          <w:numId w:val="1315"/>
         </w:numPr>
       </w:pPr>
       <w:r>
@@ -7673,7 +7814,7 @@
         <w:pStyle w:val="Compact"/>
         <w:numPr>
           <w:ilvl w:val="0"/>
-          <w:numId w:val="1313"/>
+          <w:numId w:val="1316"/>
         </w:numPr>
       </w:pPr>
       <w:r>
@@ -7685,7 +7826,7 @@
         <w:pStyle w:val="Compact"/>
         <w:numPr>
           <w:ilvl w:val="0"/>
-          <w:numId w:val="1314"/>
+          <w:numId w:val="1317"/>
         </w:numPr>
       </w:pPr>
       <w:r>
@@ -7697,7 +7838,7 @@
         <w:pStyle w:val="Compact"/>
         <w:numPr>
           <w:ilvl w:val="0"/>
-          <w:numId w:val="1315"/>
+          <w:numId w:val="1318"/>
         </w:numPr>
       </w:pPr>
       <w:r>
@@ -7709,7 +7850,7 @@
         <w:pStyle w:val="Compact"/>
         <w:numPr>
           <w:ilvl w:val="0"/>
-          <w:numId w:val="1316"/>
+          <w:numId w:val="1319"/>
         </w:numPr>
       </w:pPr>
       <w:r>
@@ -7736,7 +7877,7 @@
         <w:pStyle w:val="Compact"/>
         <w:numPr>
           <w:ilvl w:val="0"/>
-          <w:numId w:val="1317"/>
+          <w:numId w:val="1320"/>
         </w:numPr>
       </w:pPr>
       <w:r>
@@ -7768,7 +7909,7 @@
         <w:pStyle w:val="Compact"/>
         <w:numPr>
           <w:ilvl w:val="0"/>
-          <w:numId w:val="1318"/>
+          <w:numId w:val="1321"/>
         </w:numPr>
       </w:pPr>
       <w:r>
@@ -7807,7 +7948,7 @@
         <w:pStyle w:val="Compact"/>
         <w:numPr>
           <w:ilvl w:val="0"/>
-          <w:numId w:val="1319"/>
+          <w:numId w:val="1322"/>
         </w:numPr>
       </w:pPr>
       <w:r>
@@ -7846,7 +7987,7 @@
         <w:pStyle w:val="Compact"/>
         <w:numPr>
           <w:ilvl w:val="0"/>
-          <w:numId w:val="1320"/>
+          <w:numId w:val="1323"/>
         </w:numPr>
       </w:pPr>
       <w:r>
@@ -7870,7 +8011,7 @@
         <w:pStyle w:val="Compact"/>
         <w:numPr>
           <w:ilvl w:val="0"/>
-          <w:numId w:val="1321"/>
+          <w:numId w:val="1324"/>
         </w:numPr>
       </w:pPr>
       <w:r>
@@ -7927,7 +8068,7 @@
         <w:pStyle w:val="Compact"/>
         <w:numPr>
           <w:ilvl w:val="0"/>
-          <w:numId w:val="1322"/>
+          <w:numId w:val="1325"/>
         </w:numPr>
       </w:pPr>
       <w:r>
@@ -7951,7 +8092,7 @@
         <w:pStyle w:val="Compact"/>
         <w:numPr>
           <w:ilvl w:val="0"/>
-          <w:numId w:val="1323"/>
+          <w:numId w:val="1326"/>
         </w:numPr>
       </w:pPr>
       <w:r>
@@ -7963,7 +8104,7 @@
         <w:pStyle w:val="Compact"/>
         <w:numPr>
           <w:ilvl w:val="1"/>
-          <w:numId w:val="1324"/>
+          <w:numId w:val="1327"/>
         </w:numPr>
       </w:pPr>
       <w:r>
@@ -7975,7 +8116,7 @@
         <w:pStyle w:val="Compact"/>
         <w:numPr>
           <w:ilvl w:val="1"/>
-          <w:numId w:val="1324"/>
+          <w:numId w:val="1327"/>
         </w:numPr>
       </w:pPr>
       <w:r>
@@ -7987,7 +8128,7 @@
         <w:pStyle w:val="Compact"/>
         <w:numPr>
           <w:ilvl w:val="1"/>
-          <w:numId w:val="1324"/>
+          <w:numId w:val="1327"/>
         </w:numPr>
       </w:pPr>
       <w:r>
@@ -7999,7 +8140,7 @@
         <w:pStyle w:val="Compact"/>
         <w:numPr>
           <w:ilvl w:val="1"/>
-          <w:numId w:val="1324"/>
+          <w:numId w:val="1327"/>
         </w:numPr>
       </w:pPr>
       <w:r>
@@ -8011,7 +8152,7 @@
         <w:pStyle w:val="Compact"/>
         <w:numPr>
           <w:ilvl w:val="1"/>
-          <w:numId w:val="1324"/>
+          <w:numId w:val="1327"/>
         </w:numPr>
       </w:pPr>
       <w:r>
@@ -8023,7 +8164,7 @@
         <w:pStyle w:val="Compact"/>
         <w:numPr>
           <w:ilvl w:val="0"/>
-          <w:numId w:val="1325"/>
+          <w:numId w:val="1328"/>
         </w:numPr>
       </w:pPr>
       <w:r>
@@ -8068,7 +8209,7 @@
         <w:pStyle w:val="Compact"/>
         <w:numPr>
           <w:ilvl w:val="0"/>
-          <w:numId w:val="1326"/>
+          <w:numId w:val="1329"/>
         </w:numPr>
       </w:pPr>
       <w:r>
@@ -8101,7 +8242,7 @@
         <w:pStyle w:val="Compact"/>
         <w:numPr>
           <w:ilvl w:val="0"/>
-          <w:numId w:val="1327"/>
+          <w:numId w:val="1330"/>
         </w:numPr>
       </w:pPr>
       <w:r>
@@ -8134,7 +8275,7 @@
         <w:pStyle w:val="Compact"/>
         <w:numPr>
           <w:ilvl w:val="0"/>
-          <w:numId w:val="1328"/>
+          <w:numId w:val="1331"/>
         </w:numPr>
       </w:pPr>
       <w:r>
@@ -8161,7 +8302,7 @@
         <w:pStyle w:val="Compact"/>
         <w:numPr>
           <w:ilvl w:val="0"/>
-          <w:numId w:val="1329"/>
+          <w:numId w:val="1332"/>
         </w:numPr>
       </w:pPr>
       <w:r>
@@ -8173,7 +8314,7 @@
         <w:pStyle w:val="Compact"/>
         <w:numPr>
           <w:ilvl w:val="0"/>
-          <w:numId w:val="1330"/>
+          <w:numId w:val="1333"/>
         </w:numPr>
       </w:pPr>
       <w:r>
@@ -8185,7 +8326,7 @@
         <w:pStyle w:val="Compact"/>
         <w:numPr>
           <w:ilvl w:val="0"/>
-          <w:numId w:val="1331"/>
+          <w:numId w:val="1334"/>
         </w:numPr>
       </w:pPr>
       <w:r>
@@ -8197,7 +8338,7 @@
         <w:pStyle w:val="Compact"/>
         <w:numPr>
           <w:ilvl w:val="0"/>
-          <w:numId w:val="1332"/>
+          <w:numId w:val="1335"/>
         </w:numPr>
       </w:pPr>
       <w:r>
@@ -8209,7 +8350,7 @@
         <w:pStyle w:val="Compact"/>
         <w:numPr>
           <w:ilvl w:val="0"/>
-          <w:numId w:val="1333"/>
+          <w:numId w:val="1336"/>
         </w:numPr>
       </w:pPr>
       <w:r>
@@ -8236,7 +8377,7 @@
         <w:pStyle w:val="Compact"/>
         <w:numPr>
           <w:ilvl w:val="0"/>
-          <w:numId w:val="1334"/>
+          <w:numId w:val="1337"/>
         </w:numPr>
       </w:pPr>
       <w:r>
@@ -8258,7 +8399,7 @@
         <w:pStyle w:val="Compact"/>
         <w:numPr>
           <w:ilvl w:val="0"/>
-          <w:numId w:val="1335"/>
+          <w:numId w:val="1338"/>
         </w:numPr>
       </w:pPr>
       <w:r>
@@ -8270,7 +8411,7 @@
         <w:pStyle w:val="Compact"/>
         <w:numPr>
           <w:ilvl w:val="0"/>
-          <w:numId w:val="1336"/>
+          <w:numId w:val="1339"/>
         </w:numPr>
       </w:pPr>
       <w:r>
@@ -8282,7 +8423,7 @@
         <w:pStyle w:val="Compact"/>
         <w:numPr>
           <w:ilvl w:val="0"/>
-          <w:numId w:val="1337"/>
+          <w:numId w:val="1340"/>
         </w:numPr>
       </w:pPr>
       <w:r>
@@ -8294,7 +8435,7 @@
         <w:pStyle w:val="Compact"/>
         <w:numPr>
           <w:ilvl w:val="0"/>
-          <w:numId w:val="1338"/>
+          <w:numId w:val="1341"/>
         </w:numPr>
       </w:pPr>
       <w:r>
@@ -8318,7 +8459,7 @@
         <w:pStyle w:val="Compact"/>
         <w:numPr>
           <w:ilvl w:val="0"/>
-          <w:numId w:val="1339"/>
+          <w:numId w:val="1342"/>
         </w:numPr>
       </w:pPr>
       <w:r>
@@ -8330,7 +8471,7 @@
         <w:pStyle w:val="Compact"/>
         <w:numPr>
           <w:ilvl w:val="1"/>
-          <w:numId w:val="1340"/>
+          <w:numId w:val="1343"/>
         </w:numPr>
       </w:pPr>
       <w:r>
@@ -8342,7 +8483,7 @@
         <w:pStyle w:val="Compact"/>
         <w:numPr>
           <w:ilvl w:val="1"/>
-          <w:numId w:val="1340"/>
+          <w:numId w:val="1343"/>
         </w:numPr>
       </w:pPr>
       <w:r>
@@ -8354,7 +8495,7 @@
         <w:pStyle w:val="Compact"/>
         <w:numPr>
           <w:ilvl w:val="1"/>
-          <w:numId w:val="1340"/>
+          <w:numId w:val="1343"/>
         </w:numPr>
       </w:pPr>
       <w:r>
@@ -8366,7 +8507,7 @@
         <w:pStyle w:val="Compact"/>
         <w:numPr>
           <w:ilvl w:val="0"/>
-          <w:numId w:val="1341"/>
+          <w:numId w:val="1344"/>
         </w:numPr>
       </w:pPr>
       <w:r>
@@ -8408,7 +8549,7 @@
         <w:pStyle w:val="Compact"/>
         <w:numPr>
           <w:ilvl w:val="0"/>
-          <w:numId w:val="1342"/>
+          <w:numId w:val="1345"/>
         </w:numPr>
       </w:pPr>
       <w:r>
@@ -8460,7 +8601,7 @@
         <w:pStyle w:val="Compact"/>
         <w:numPr>
           <w:ilvl w:val="0"/>
-          <w:numId w:val="1343"/>
+          <w:numId w:val="1346"/>
         </w:numPr>
       </w:pPr>
       <w:r>
@@ -8472,7 +8613,7 @@
         <w:pStyle w:val="Compact"/>
         <w:numPr>
           <w:ilvl w:val="0"/>
-          <w:numId w:val="1344"/>
+          <w:numId w:val="1347"/>
         </w:numPr>
       </w:pPr>
       <w:r>
@@ -8484,7 +8625,7 @@
         <w:pStyle w:val="Compact"/>
         <w:numPr>
           <w:ilvl w:val="0"/>
-          <w:numId w:val="1345"/>
+          <w:numId w:val="1348"/>
         </w:numPr>
       </w:pPr>
       <w:r>
@@ -8496,7 +8637,7 @@
         <w:pStyle w:val="Compact"/>
         <w:numPr>
           <w:ilvl w:val="0"/>
-          <w:numId w:val="1346"/>
+          <w:numId w:val="1349"/>
         </w:numPr>
       </w:pPr>
       <w:r>
@@ -8508,7 +8649,7 @@
         <w:pStyle w:val="Compact"/>
         <w:numPr>
           <w:ilvl w:val="0"/>
-          <w:numId w:val="1347"/>
+          <w:numId w:val="1350"/>
         </w:numPr>
       </w:pPr>
       <w:r>
@@ -8520,7 +8661,7 @@
         <w:pStyle w:val="Compact"/>
         <w:numPr>
           <w:ilvl w:val="0"/>
-          <w:numId w:val="1348"/>
+          <w:numId w:val="1351"/>
         </w:numPr>
       </w:pPr>
       <w:r>
@@ -8532,7 +8673,7 @@
         <w:pStyle w:val="Compact"/>
         <w:numPr>
           <w:ilvl w:val="0"/>
-          <w:numId w:val="1349"/>
+          <w:numId w:val="1352"/>
         </w:numPr>
       </w:pPr>
       <w:r>
@@ -8544,7 +8685,7 @@
         <w:pStyle w:val="Compact"/>
         <w:numPr>
           <w:ilvl w:val="0"/>
-          <w:numId w:val="1350"/>
+          <w:numId w:val="1353"/>
         </w:numPr>
       </w:pPr>
       <w:r>
@@ -8556,7 +8697,7 @@
         <w:pStyle w:val="Compact"/>
         <w:numPr>
           <w:ilvl w:val="0"/>
-          <w:numId w:val="1351"/>
+          <w:numId w:val="1354"/>
         </w:numPr>
       </w:pPr>
       <w:r>
@@ -8588,7 +8729,7 @@
         <w:pStyle w:val="Compact"/>
         <w:numPr>
           <w:ilvl w:val="0"/>
-          <w:numId w:val="1352"/>
+          <w:numId w:val="1355"/>
         </w:numPr>
       </w:pPr>
       <w:r>
@@ -8600,7 +8741,7 @@
         <w:pStyle w:val="Compact"/>
         <w:numPr>
           <w:ilvl w:val="0"/>
-          <w:numId w:val="1353"/>
+          <w:numId w:val="1356"/>
         </w:numPr>
       </w:pPr>
       <w:r>
@@ -8612,7 +8753,7 @@
         <w:pStyle w:val="Compact"/>
         <w:numPr>
           <w:ilvl w:val="0"/>
-          <w:numId w:val="1354"/>
+          <w:numId w:val="1357"/>
         </w:numPr>
       </w:pPr>
       <w:r>
@@ -8624,7 +8765,7 @@
         <w:pStyle w:val="Compact"/>
         <w:numPr>
           <w:ilvl w:val="0"/>
-          <w:numId w:val="1355"/>
+          <w:numId w:val="1358"/>
         </w:numPr>
       </w:pPr>
       <w:r>
@@ -8636,7 +8777,7 @@
         <w:pStyle w:val="Compact"/>
         <w:numPr>
           <w:ilvl w:val="0"/>
-          <w:numId w:val="1356"/>
+          <w:numId w:val="1359"/>
         </w:numPr>
       </w:pPr>
       <w:r>
@@ -8648,7 +8789,7 @@
         <w:pStyle w:val="Compact"/>
         <w:numPr>
           <w:ilvl w:val="0"/>
-          <w:numId w:val="1357"/>
+          <w:numId w:val="1360"/>
         </w:numPr>
       </w:pPr>
       <w:r>
@@ -8660,7 +8801,7 @@
         <w:pStyle w:val="Compact"/>
         <w:numPr>
           <w:ilvl w:val="0"/>
-          <w:numId w:val="1358"/>
+          <w:numId w:val="1361"/>
         </w:numPr>
       </w:pPr>
       <w:r>
@@ -8672,7 +8813,7 @@
         <w:pStyle w:val="Compact"/>
         <w:numPr>
           <w:ilvl w:val="0"/>
-          <w:numId w:val="1359"/>
+          <w:numId w:val="1362"/>
         </w:numPr>
       </w:pPr>
       <w:r>
@@ -8684,7 +8825,7 @@
         <w:pStyle w:val="Compact"/>
         <w:numPr>
           <w:ilvl w:val="0"/>
-          <w:numId w:val="1360"/>
+          <w:numId w:val="1363"/>
         </w:numPr>
       </w:pPr>
       <w:r>
@@ -8696,7 +8837,7 @@
         <w:pStyle w:val="Compact"/>
         <w:numPr>
           <w:ilvl w:val="0"/>
-          <w:numId w:val="1361"/>
+          <w:numId w:val="1364"/>
         </w:numPr>
       </w:pPr>
       <w:r>
@@ -8708,7 +8849,7 @@
         <w:pStyle w:val="Compact"/>
         <w:numPr>
           <w:ilvl w:val="0"/>
-          <w:numId w:val="1362"/>
+          <w:numId w:val="1365"/>
         </w:numPr>
       </w:pPr>
       <w:r>
@@ -8720,7 +8861,7 @@
         <w:pStyle w:val="Compact"/>
         <w:numPr>
           <w:ilvl w:val="0"/>
-          <w:numId w:val="1363"/>
+          <w:numId w:val="1366"/>
         </w:numPr>
       </w:pPr>
       <w:r>
@@ -8732,7 +8873,7 @@
         <w:pStyle w:val="Compact"/>
         <w:numPr>
           <w:ilvl w:val="0"/>
-          <w:numId w:val="1364"/>
+          <w:numId w:val="1367"/>
         </w:numPr>
       </w:pPr>
       <w:r>
@@ -8744,7 +8885,7 @@
         <w:pStyle w:val="Compact"/>
         <w:numPr>
           <w:ilvl w:val="0"/>
-          <w:numId w:val="1365"/>
+          <w:numId w:val="1368"/>
         </w:numPr>
       </w:pPr>
       <w:r>
@@ -8756,7 +8897,7 @@
         <w:pStyle w:val="Compact"/>
         <w:numPr>
           <w:ilvl w:val="0"/>
-          <w:numId w:val="1366"/>
+          <w:numId w:val="1369"/>
         </w:numPr>
       </w:pPr>
       <w:r>
@@ -8778,7 +8919,7 @@
         <w:pStyle w:val="Compact"/>
         <w:numPr>
           <w:ilvl w:val="0"/>
-          <w:numId w:val="1367"/>
+          <w:numId w:val="1370"/>
         </w:numPr>
       </w:pPr>
       <w:r>
@@ -8790,7 +8931,7 @@
         <w:pStyle w:val="Compact"/>
         <w:numPr>
           <w:ilvl w:val="0"/>
-          <w:numId w:val="1368"/>
+          <w:numId w:val="1371"/>
         </w:numPr>
       </w:pPr>
       <w:r>
@@ -8802,7 +8943,7 @@
         <w:pStyle w:val="Compact"/>
         <w:numPr>
           <w:ilvl w:val="0"/>
-          <w:numId w:val="1369"/>
+          <w:numId w:val="1372"/>
         </w:numPr>
       </w:pPr>
       <w:r>
@@ -8814,7 +8955,7 @@
         <w:pStyle w:val="Compact"/>
         <w:numPr>
           <w:ilvl w:val="0"/>
-          <w:numId w:val="1370"/>
+          <w:numId w:val="1373"/>
         </w:numPr>
       </w:pPr>
       <w:r>
@@ -8826,7 +8967,7 @@
         <w:pStyle w:val="Compact"/>
         <w:numPr>
           <w:ilvl w:val="0"/>
-          <w:numId w:val="1371"/>
+          <w:numId w:val="1374"/>
         </w:numPr>
       </w:pPr>
       <w:r>
@@ -8838,7 +8979,7 @@
         <w:pStyle w:val="Compact"/>
         <w:numPr>
           <w:ilvl w:val="0"/>
-          <w:numId w:val="1372"/>
+          <w:numId w:val="1375"/>
         </w:numPr>
       </w:pPr>
       <w:r>
@@ -8850,7 +8991,7 @@
         <w:pStyle w:val="Compact"/>
         <w:numPr>
           <w:ilvl w:val="0"/>
-          <w:numId w:val="1373"/>
+          <w:numId w:val="1376"/>
         </w:numPr>
       </w:pPr>
       <w:r>
@@ -8872,7 +9013,7 @@
         <w:pStyle w:val="Compact"/>
         <w:numPr>
           <w:ilvl w:val="0"/>
-          <w:numId w:val="1374"/>
+          <w:numId w:val="1377"/>
         </w:numPr>
       </w:pPr>
       <w:r>
@@ -8884,7 +9025,7 @@
         <w:pStyle w:val="Compact"/>
         <w:numPr>
           <w:ilvl w:val="0"/>
-          <w:numId w:val="1375"/>
+          <w:numId w:val="1378"/>
         </w:numPr>
       </w:pPr>
       <w:r>
@@ -8896,7 +9037,7 @@
         <w:pStyle w:val="Compact"/>
         <w:numPr>
           <w:ilvl w:val="0"/>
-          <w:numId w:val="1376"/>
+          <w:numId w:val="1379"/>
         </w:numPr>
       </w:pPr>
       <w:r>
@@ -8908,7 +9049,7 @@
         <w:pStyle w:val="Compact"/>
         <w:numPr>
           <w:ilvl w:val="0"/>
-          <w:numId w:val="1377"/>
+          <w:numId w:val="1380"/>
         </w:numPr>
       </w:pPr>
       <w:r>
@@ -8920,7 +9061,7 @@
         <w:pStyle w:val="Compact"/>
         <w:numPr>
           <w:ilvl w:val="0"/>
-          <w:numId w:val="1378"/>
+          <w:numId w:val="1381"/>
         </w:numPr>
       </w:pPr>
       <w:r>
@@ -8932,7 +9073,7 @@
         <w:pStyle w:val="Compact"/>
         <w:numPr>
           <w:ilvl w:val="0"/>
-          <w:numId w:val="1379"/>
+          <w:numId w:val="1382"/>
         </w:numPr>
       </w:pPr>
       <w:r>
@@ -8944,7 +9085,7 @@
         <w:pStyle w:val="Compact"/>
         <w:numPr>
           <w:ilvl w:val="0"/>
-          <w:numId w:val="1380"/>
+          <w:numId w:val="1383"/>
         </w:numPr>
       </w:pPr>
       <w:r>
@@ -8976,7 +9117,7 @@
         <w:pStyle w:val="Compact"/>
         <w:numPr>
           <w:ilvl w:val="0"/>
-          <w:numId w:val="1381"/>
+          <w:numId w:val="1384"/>
         </w:numPr>
       </w:pPr>
       <w:r>
@@ -9027,7 +9168,7 @@
         <w:pStyle w:val="Compact"/>
         <w:numPr>
           <w:ilvl w:val="0"/>
-          <w:numId w:val="1382"/>
+          <w:numId w:val="1385"/>
         </w:numPr>
       </w:pPr>
       <w:r>
@@ -9054,7 +9195,7 @@
         <w:pStyle w:val="Compact"/>
         <w:numPr>
           <w:ilvl w:val="0"/>
-          <w:numId w:val="1383"/>
+          <w:numId w:val="1386"/>
         </w:numPr>
       </w:pPr>
       <w:r>
@@ -9066,7 +9207,7 @@
         <w:pStyle w:val="Compact"/>
         <w:numPr>
           <w:ilvl w:val="0"/>
-          <w:numId w:val="1384"/>
+          <w:numId w:val="1387"/>
         </w:numPr>
       </w:pPr>
       <w:r>
@@ -9093,7 +9234,7 @@
         <w:pStyle w:val="Compact"/>
         <w:numPr>
           <w:ilvl w:val="0"/>
-          <w:numId w:val="1385"/>
+          <w:numId w:val="1388"/>
         </w:numPr>
       </w:pPr>
       <w:r>
@@ -9105,7 +9246,7 @@
         <w:pStyle w:val="Compact"/>
         <w:numPr>
           <w:ilvl w:val="0"/>
-          <w:numId w:val="1386"/>
+          <w:numId w:val="1389"/>
         </w:numPr>
       </w:pPr>
       <w:r>
@@ -9117,7 +9258,7 @@
         <w:pStyle w:val="Compact"/>
         <w:numPr>
           <w:ilvl w:val="0"/>
-          <w:numId w:val="1387"/>
+          <w:numId w:val="1390"/>
         </w:numPr>
       </w:pPr>
       <w:r>
@@ -9139,7 +9280,7 @@
         <w:pStyle w:val="Compact"/>
         <w:numPr>
           <w:ilvl w:val="0"/>
-          <w:numId w:val="1388"/>
+          <w:numId w:val="1391"/>
         </w:numPr>
       </w:pPr>
       <w:r>
@@ -9163,7 +9304,7 @@
         <w:pStyle w:val="Compact"/>
         <w:numPr>
           <w:ilvl w:val="0"/>
-          <w:numId w:val="1389"/>
+          <w:numId w:val="1392"/>
         </w:numPr>
       </w:pPr>
       <w:r>
@@ -9187,7 +9328,7 @@
         <w:pStyle w:val="Compact"/>
         <w:numPr>
           <w:ilvl w:val="0"/>
-          <w:numId w:val="1390"/>
+          <w:numId w:val="1393"/>
         </w:numPr>
       </w:pPr>
       <w:r>
@@ -9199,7 +9340,7 @@
         <w:pStyle w:val="Compact"/>
         <w:numPr>
           <w:ilvl w:val="0"/>
-          <w:numId w:val="1391"/>
+          <w:numId w:val="1394"/>
         </w:numPr>
       </w:pPr>
       <w:r>
@@ -9211,7 +9352,7 @@
         <w:pStyle w:val="Compact"/>
         <w:numPr>
           <w:ilvl w:val="0"/>
-          <w:numId w:val="1392"/>
+          <w:numId w:val="1395"/>
         </w:numPr>
       </w:pPr>
       <w:r>
@@ -9223,7 +9364,7 @@
         <w:pStyle w:val="Compact"/>
         <w:numPr>
           <w:ilvl w:val="0"/>
-          <w:numId w:val="1393"/>
+          <w:numId w:val="1396"/>
         </w:numPr>
       </w:pPr>
       <w:r>
@@ -9254,7 +9395,7 @@
         <w:pStyle w:val="Compact"/>
         <w:numPr>
           <w:ilvl w:val="0"/>
-          <w:numId w:val="1394"/>
+          <w:numId w:val="1397"/>
         </w:numPr>
       </w:pPr>
       <w:r>
@@ -9266,7 +9407,7 @@
         <w:pStyle w:val="Compact"/>
         <w:numPr>
           <w:ilvl w:val="0"/>
-          <w:numId w:val="1395"/>
+          <w:numId w:val="1398"/>
         </w:numPr>
       </w:pPr>
       <w:r>
@@ -9278,7 +9419,7 @@
         <w:pStyle w:val="Compact"/>
         <w:numPr>
           <w:ilvl w:val="1"/>
-          <w:numId w:val="1396"/>
+          <w:numId w:val="1399"/>
         </w:numPr>
       </w:pPr>
       <w:r>
@@ -9296,7 +9437,7 @@
         <w:pStyle w:val="Compact"/>
         <w:numPr>
           <w:ilvl w:val="1"/>
-          <w:numId w:val="1396"/>
+          <w:numId w:val="1399"/>
         </w:numPr>
       </w:pPr>
       <w:r>
@@ -9314,7 +9455,7 @@
         <w:pStyle w:val="Compact"/>
         <w:numPr>
           <w:ilvl w:val="1"/>
-          <w:numId w:val="1396"/>
+          <w:numId w:val="1399"/>
         </w:numPr>
       </w:pPr>
       <w:r>
@@ -9332,7 +9473,7 @@
         <w:pStyle w:val="Compact"/>
         <w:numPr>
           <w:ilvl w:val="1"/>
-          <w:numId w:val="1396"/>
+          <w:numId w:val="1399"/>
         </w:numPr>
       </w:pPr>
       <w:r>
@@ -9350,7 +9491,7 @@
         <w:pStyle w:val="Compact"/>
         <w:numPr>
           <w:ilvl w:val="0"/>
-          <w:numId w:val="1397"/>
+          <w:numId w:val="1400"/>
         </w:numPr>
       </w:pPr>
       <w:r>
@@ -9362,7 +9503,7 @@
         <w:pStyle w:val="Compact"/>
         <w:numPr>
           <w:ilvl w:val="0"/>
-          <w:numId w:val="1398"/>
+          <w:numId w:val="1401"/>
         </w:numPr>
       </w:pPr>
       <w:r>
@@ -9374,7 +9515,7 @@
         <w:pStyle w:val="Compact"/>
         <w:numPr>
           <w:ilvl w:val="0"/>
-          <w:numId w:val="1399"/>
+          <w:numId w:val="1402"/>
         </w:numPr>
       </w:pPr>
       <w:r>
@@ -9396,7 +9537,7 @@
         <w:pStyle w:val="Compact"/>
         <w:numPr>
           <w:ilvl w:val="0"/>
-          <w:numId w:val="1400"/>
+          <w:numId w:val="1403"/>
         </w:numPr>
       </w:pPr>
       <w:r>
@@ -9408,7 +9549,7 @@
         <w:pStyle w:val="Compact"/>
         <w:numPr>
           <w:ilvl w:val="0"/>
-          <w:numId w:val="1401"/>
+          <w:numId w:val="1404"/>
         </w:numPr>
       </w:pPr>
       <w:r>
@@ -9420,7 +9561,7 @@
         <w:pStyle w:val="Compact"/>
         <w:numPr>
           <w:ilvl w:val="0"/>
-          <w:numId w:val="1402"/>
+          <w:numId w:val="1405"/>
         </w:numPr>
       </w:pPr>
       <w:r>
@@ -9432,7 +9573,7 @@
         <w:pStyle w:val="Compact"/>
         <w:numPr>
           <w:ilvl w:val="0"/>
-          <w:numId w:val="1403"/>
+          <w:numId w:val="1406"/>
         </w:numPr>
       </w:pPr>
       <w:r>
@@ -9444,7 +9585,7 @@
         <w:pStyle w:val="Compact"/>
         <w:numPr>
           <w:ilvl w:val="0"/>
-          <w:numId w:val="1404"/>
+          <w:numId w:val="1407"/>
         </w:numPr>
       </w:pPr>
       <w:r>
@@ -9456,7 +9597,7 @@
         <w:pStyle w:val="Compact"/>
         <w:numPr>
           <w:ilvl w:val="0"/>
-          <w:numId w:val="1405"/>
+          <w:numId w:val="1408"/>
         </w:numPr>
       </w:pPr>
       <w:r>
@@ -9468,7 +9609,7 @@
         <w:pStyle w:val="Compact"/>
         <w:numPr>
           <w:ilvl w:val="0"/>
-          <w:numId w:val="1406"/>
+          <w:numId w:val="1409"/>
         </w:numPr>
       </w:pPr>
       <w:r>
@@ -9480,7 +9621,7 @@
         <w:pStyle w:val="Compact"/>
         <w:numPr>
           <w:ilvl w:val="0"/>
-          <w:numId w:val="1407"/>
+          <w:numId w:val="1410"/>
         </w:numPr>
       </w:pPr>
       <w:r>
@@ -9492,7 +9633,7 @@
         <w:pStyle w:val="Compact"/>
         <w:numPr>
           <w:ilvl w:val="0"/>
-          <w:numId w:val="1408"/>
+          <w:numId w:val="1411"/>
         </w:numPr>
       </w:pPr>
       <w:r>
@@ -9524,7 +9665,7 @@
         <w:pStyle w:val="Compact"/>
         <w:numPr>
           <w:ilvl w:val="0"/>
-          <w:numId w:val="1409"/>
+          <w:numId w:val="1412"/>
         </w:numPr>
       </w:pPr>
       <w:r>
@@ -9536,7 +9677,7 @@
         <w:pStyle w:val="Compact"/>
         <w:numPr>
           <w:ilvl w:val="0"/>
-          <w:numId w:val="1410"/>
+          <w:numId w:val="1413"/>
         </w:numPr>
       </w:pPr>
       <w:r>
@@ -9548,7 +9689,7 @@
         <w:pStyle w:val="Compact"/>
         <w:numPr>
           <w:ilvl w:val="1"/>
-          <w:numId w:val="1411"/>
+          <w:numId w:val="1414"/>
         </w:numPr>
       </w:pPr>
       <w:r>
@@ -9560,7 +9701,7 @@
         <w:pStyle w:val="Compact"/>
         <w:numPr>
           <w:ilvl w:val="1"/>
-          <w:numId w:val="1411"/>
+          <w:numId w:val="1414"/>
         </w:numPr>
       </w:pPr>
       <w:r>
@@ -9572,7 +9713,7 @@
         <w:pStyle w:val="Compact"/>
         <w:numPr>
           <w:ilvl w:val="1"/>
-          <w:numId w:val="1411"/>
+          <w:numId w:val="1414"/>
         </w:numPr>
       </w:pPr>
       <w:r>
@@ -9584,7 +9725,7 @@
         <w:pStyle w:val="Compact"/>
         <w:numPr>
           <w:ilvl w:val="1"/>
-          <w:numId w:val="1411"/>
+          <w:numId w:val="1414"/>
         </w:numPr>
       </w:pPr>
       <w:r>
@@ -9596,7 +9737,7 @@
         <w:pStyle w:val="Compact"/>
         <w:numPr>
           <w:ilvl w:val="1"/>
-          <w:numId w:val="1411"/>
+          <w:numId w:val="1414"/>
         </w:numPr>
       </w:pPr>
       <w:r>
@@ -9608,7 +9749,7 @@
         <w:pStyle w:val="Compact"/>
         <w:numPr>
           <w:ilvl w:val="1"/>
-          <w:numId w:val="1411"/>
+          <w:numId w:val="1414"/>
         </w:numPr>
       </w:pPr>
       <w:r>
@@ -9620,7 +9761,7 @@
         <w:pStyle w:val="Compact"/>
         <w:numPr>
           <w:ilvl w:val="1"/>
-          <w:numId w:val="1411"/>
+          <w:numId w:val="1414"/>
         </w:numPr>
       </w:pPr>
       <w:r>
@@ -9632,7 +9773,7 @@
         <w:pStyle w:val="Compact"/>
         <w:numPr>
           <w:ilvl w:val="1"/>
-          <w:numId w:val="1411"/>
+          <w:numId w:val="1414"/>
         </w:numPr>
       </w:pPr>
       <w:r>
@@ -9644,7 +9785,7 @@
         <w:pStyle w:val="Compact"/>
         <w:numPr>
           <w:ilvl w:val="0"/>
-          <w:numId w:val="1412"/>
+          <w:numId w:val="1415"/>
         </w:numPr>
       </w:pPr>
       <w:r>
@@ -9665,7 +9806,7 @@
         <w:pStyle w:val="Compact"/>
         <w:numPr>
           <w:ilvl w:val="0"/>
-          <w:numId w:val="1413"/>
+          <w:numId w:val="1416"/>
         </w:numPr>
       </w:pPr>
       <w:r>
@@ -9689,7 +9830,7 @@
         <w:pStyle w:val="Compact"/>
         <w:numPr>
           <w:ilvl w:val="0"/>
-          <w:numId w:val="1414"/>
+          <w:numId w:val="1417"/>
         </w:numPr>
       </w:pPr>
       <w:r>
@@ -9701,7 +9842,7 @@
         <w:pStyle w:val="Compact"/>
         <w:numPr>
           <w:ilvl w:val="1"/>
-          <w:numId w:val="1415"/>
+          <w:numId w:val="1418"/>
         </w:numPr>
       </w:pPr>
       <w:r>
@@ -9713,7 +9854,7 @@
         <w:pStyle w:val="Compact"/>
         <w:numPr>
           <w:ilvl w:val="1"/>
-          <w:numId w:val="1415"/>
+          <w:numId w:val="1418"/>
         </w:numPr>
       </w:pPr>
       <w:r>
@@ -9725,7 +9866,7 @@
         <w:pStyle w:val="Compact"/>
         <w:numPr>
           <w:ilvl w:val="1"/>
-          <w:numId w:val="1415"/>
+          <w:numId w:val="1418"/>
         </w:numPr>
       </w:pPr>
       <w:r>
@@ -9737,7 +9878,7 @@
         <w:pStyle w:val="Compact"/>
         <w:numPr>
           <w:ilvl w:val="0"/>
-          <w:numId w:val="1416"/>
+          <w:numId w:val="1419"/>
         </w:numPr>
       </w:pPr>
       <w:r>
@@ -9761,7 +9902,7 @@
         <w:pStyle w:val="Compact"/>
         <w:numPr>
           <w:ilvl w:val="0"/>
-          <w:numId w:val="1417"/>
+          <w:numId w:val="1420"/>
         </w:numPr>
       </w:pPr>
       <w:r>
@@ -9773,7 +9914,7 @@
         <w:pStyle w:val="Compact"/>
         <w:numPr>
           <w:ilvl w:val="0"/>
-          <w:numId w:val="1418"/>
+          <w:numId w:val="1421"/>
         </w:numPr>
       </w:pPr>
       <w:r>
@@ -9785,7 +9926,7 @@
         <w:pStyle w:val="Compact"/>
         <w:numPr>
           <w:ilvl w:val="0"/>
-          <w:numId w:val="1419"/>
+          <w:numId w:val="1422"/>
         </w:numPr>
       </w:pPr>
       <w:r>
@@ -9807,7 +9948,7 @@
         <w:pStyle w:val="Compact"/>
         <w:numPr>
           <w:ilvl w:val="0"/>
-          <w:numId w:val="1420"/>
+          <w:numId w:val="1423"/>
         </w:numPr>
       </w:pPr>
       <w:r>
@@ -9819,7 +9960,7 @@
         <w:pStyle w:val="Compact"/>
         <w:numPr>
           <w:ilvl w:val="1"/>
-          <w:numId w:val="1421"/>
+          <w:numId w:val="1424"/>
         </w:numPr>
       </w:pPr>
       <w:r>
@@ -9831,7 +9972,7 @@
         <w:pStyle w:val="Compact"/>
         <w:numPr>
           <w:ilvl w:val="1"/>
-          <w:numId w:val="1421"/>
+          <w:numId w:val="1424"/>
         </w:numPr>
       </w:pPr>
       <w:r>
@@ -9843,7 +9984,7 @@
         <w:pStyle w:val="Compact"/>
         <w:numPr>
           <w:ilvl w:val="1"/>
-          <w:numId w:val="1421"/>
+          <w:numId w:val="1424"/>
         </w:numPr>
       </w:pPr>
       <w:r>
@@ -9855,7 +9996,7 @@
         <w:pStyle w:val="Compact"/>
         <w:numPr>
           <w:ilvl w:val="0"/>
-          <w:numId w:val="1422"/>
+          <w:numId w:val="1425"/>
         </w:numPr>
       </w:pPr>
       <w:r>
@@ -9867,7 +10008,7 @@
         <w:pStyle w:val="Compact"/>
         <w:numPr>
           <w:ilvl w:val="1"/>
-          <w:numId w:val="1423"/>
+          <w:numId w:val="1426"/>
         </w:numPr>
       </w:pPr>
       <w:r>
@@ -9879,7 +10020,7 @@
         <w:pStyle w:val="Compact"/>
         <w:numPr>
           <w:ilvl w:val="1"/>
-          <w:numId w:val="1423"/>
+          <w:numId w:val="1426"/>
         </w:numPr>
       </w:pPr>
       <w:r>
@@ -9891,7 +10032,7 @@
         <w:pStyle w:val="Compact"/>
         <w:numPr>
           <w:ilvl w:val="1"/>
-          <w:numId w:val="1423"/>
+          <w:numId w:val="1426"/>
         </w:numPr>
       </w:pPr>
       <w:r>
@@ -9903,7 +10044,7 @@
         <w:pStyle w:val="Compact"/>
         <w:numPr>
           <w:ilvl w:val="0"/>
-          <w:numId w:val="1424"/>
+          <w:numId w:val="1427"/>
         </w:numPr>
       </w:pPr>
       <w:r>
@@ -9915,7 +10056,7 @@
         <w:pStyle w:val="Compact"/>
         <w:numPr>
           <w:ilvl w:val="0"/>
-          <w:numId w:val="1425"/>
+          <w:numId w:val="1428"/>
         </w:numPr>
       </w:pPr>
       <w:r>
@@ -9927,7 +10068,7 @@
         <w:pStyle w:val="Compact"/>
         <w:numPr>
           <w:ilvl w:val="0"/>
-          <w:numId w:val="1426"/>
+          <w:numId w:val="1429"/>
         </w:numPr>
       </w:pPr>
       <w:r>
@@ -9949,7 +10090,7 @@
         <w:pStyle w:val="Compact"/>
         <w:numPr>
           <w:ilvl w:val="0"/>
-          <w:numId w:val="1427"/>
+          <w:numId w:val="1430"/>
         </w:numPr>
       </w:pPr>
       <w:r>
@@ -9970,7 +10111,7 @@
         <w:pStyle w:val="Compact"/>
         <w:numPr>
           <w:ilvl w:val="0"/>
-          <w:numId w:val="1428"/>
+          <w:numId w:val="1431"/>
         </w:numPr>
       </w:pPr>
       <w:r>
@@ -9982,7 +10123,7 @@
         <w:pStyle w:val="Compact"/>
         <w:numPr>
           <w:ilvl w:val="0"/>
-          <w:numId w:val="1429"/>
+          <w:numId w:val="1432"/>
         </w:numPr>
       </w:pPr>
       <w:r>
@@ -9994,7 +10135,7 @@
         <w:pStyle w:val="Compact"/>
         <w:numPr>
           <w:ilvl w:val="0"/>
-          <w:numId w:val="1430"/>
+          <w:numId w:val="1433"/>
         </w:numPr>
       </w:pPr>
       <w:r>
@@ -10006,7 +10147,7 @@
         <w:pStyle w:val="Compact"/>
         <w:numPr>
           <w:ilvl w:val="0"/>
-          <w:numId w:val="1431"/>
+          <w:numId w:val="1434"/>
         </w:numPr>
       </w:pPr>
       <w:r>
@@ -10018,7 +10159,7 @@
         <w:pStyle w:val="Compact"/>
         <w:numPr>
           <w:ilvl w:val="0"/>
-          <w:numId w:val="1432"/>
+          <w:numId w:val="1435"/>
         </w:numPr>
       </w:pPr>
       <w:r>
@@ -10030,7 +10171,7 @@
         <w:pStyle w:val="Compact"/>
         <w:numPr>
           <w:ilvl w:val="1"/>
-          <w:numId w:val="1433"/>
+          <w:numId w:val="1436"/>
         </w:numPr>
       </w:pPr>
       <w:r>
@@ -10042,7 +10183,7 @@
         <w:pStyle w:val="Compact"/>
         <w:numPr>
           <w:ilvl w:val="1"/>
-          <w:numId w:val="1433"/>
+          <w:numId w:val="1436"/>
         </w:numPr>
       </w:pPr>
       <w:r>
@@ -10054,7 +10195,7 @@
         <w:pStyle w:val="Compact"/>
         <w:numPr>
           <w:ilvl w:val="1"/>
-          <w:numId w:val="1433"/>
+          <w:numId w:val="1436"/>
         </w:numPr>
       </w:pPr>
       <w:r>
@@ -10066,7 +10207,7 @@
         <w:pStyle w:val="Compact"/>
         <w:numPr>
           <w:ilvl w:val="1"/>
-          <w:numId w:val="1433"/>
+          <w:numId w:val="1436"/>
         </w:numPr>
       </w:pPr>
       <w:r>
@@ -10078,7 +10219,7 @@
         <w:pStyle w:val="Compact"/>
         <w:numPr>
           <w:ilvl w:val="1"/>
-          <w:numId w:val="1433"/>
+          <w:numId w:val="1436"/>
         </w:numPr>
       </w:pPr>
       <w:r>
@@ -10090,7 +10231,7 @@
         <w:pStyle w:val="Compact"/>
         <w:numPr>
           <w:ilvl w:val="1"/>
-          <w:numId w:val="1433"/>
+          <w:numId w:val="1436"/>
         </w:numPr>
       </w:pPr>
       <w:r>
@@ -10102,7 +10243,7 @@
         <w:pStyle w:val="Compact"/>
         <w:numPr>
           <w:ilvl w:val="0"/>
-          <w:numId w:val="1434"/>
+          <w:numId w:val="1437"/>
         </w:numPr>
       </w:pPr>
       <w:r>
@@ -10114,7 +10255,7 @@
         <w:pStyle w:val="Compact"/>
         <w:numPr>
           <w:ilvl w:val="0"/>
-          <w:numId w:val="1435"/>
+          <w:numId w:val="1438"/>
         </w:numPr>
       </w:pPr>
       <w:r>
@@ -10136,7 +10277,7 @@
         <w:pStyle w:val="Compact"/>
         <w:numPr>
           <w:ilvl w:val="0"/>
-          <w:numId w:val="1436"/>
+          <w:numId w:val="1439"/>
         </w:numPr>
       </w:pPr>
       <w:r>
@@ -10148,7 +10289,7 @@
         <w:pStyle w:val="Compact"/>
         <w:numPr>
           <w:ilvl w:val="0"/>
-          <w:numId w:val="1437"/>
+          <w:numId w:val="1440"/>
         </w:numPr>
       </w:pPr>
       <w:r>
@@ -10160,7 +10301,7 @@
         <w:pStyle w:val="Compact"/>
         <w:numPr>
           <w:ilvl w:val="0"/>
-          <w:numId w:val="1438"/>
+          <w:numId w:val="1441"/>
         </w:numPr>
       </w:pPr>
       <w:r>
@@ -10172,7 +10313,7 @@
         <w:pStyle w:val="Compact"/>
         <w:numPr>
           <w:ilvl w:val="0"/>
-          <w:numId w:val="1439"/>
+          <w:numId w:val="1442"/>
         </w:numPr>
       </w:pPr>
       <w:r>
@@ -10184,7 +10325,7 @@
         <w:pStyle w:val="Compact"/>
         <w:numPr>
           <w:ilvl w:val="0"/>
-          <w:numId w:val="1440"/>
+          <w:numId w:val="1443"/>
         </w:numPr>
       </w:pPr>
       <w:r>
@@ -10206,7 +10347,7 @@
         <w:pStyle w:val="Compact"/>
         <w:numPr>
           <w:ilvl w:val="0"/>
-          <w:numId w:val="1441"/>
+          <w:numId w:val="1444"/>
         </w:numPr>
       </w:pPr>
       <w:r>
@@ -10218,7 +10359,7 @@
         <w:pStyle w:val="Compact"/>
         <w:numPr>
           <w:ilvl w:val="0"/>
-          <w:numId w:val="1442"/>
+          <w:numId w:val="1445"/>
         </w:numPr>
       </w:pPr>
       <w:r>
@@ -10230,7 +10371,7 @@
         <w:pStyle w:val="Compact"/>
         <w:numPr>
           <w:ilvl w:val="0"/>
-          <w:numId w:val="1443"/>
+          <w:numId w:val="1446"/>
         </w:numPr>
       </w:pPr>
       <w:r>
@@ -10242,7 +10383,7 @@
         <w:pStyle w:val="Compact"/>
         <w:numPr>
           <w:ilvl w:val="0"/>
-          <w:numId w:val="1444"/>
+          <w:numId w:val="1447"/>
         </w:numPr>
       </w:pPr>
       <w:r>
@@ -10254,7 +10395,7 @@
         <w:pStyle w:val="Compact"/>
         <w:numPr>
           <w:ilvl w:val="0"/>
-          <w:numId w:val="1445"/>
+          <w:numId w:val="1448"/>
         </w:numPr>
       </w:pPr>
       <w:r>
@@ -10266,7 +10407,7 @@
         <w:pStyle w:val="Compact"/>
         <w:numPr>
           <w:ilvl w:val="0"/>
-          <w:numId w:val="1446"/>
+          <w:numId w:val="1449"/>
         </w:numPr>
       </w:pPr>
       <w:r>
@@ -10278,7 +10419,7 @@
         <w:pStyle w:val="Compact"/>
         <w:numPr>
           <w:ilvl w:val="0"/>
-          <w:numId w:val="1447"/>
+          <w:numId w:val="1450"/>
         </w:numPr>
       </w:pPr>
       <w:r>
@@ -10290,7 +10431,7 @@
         <w:pStyle w:val="Compact"/>
         <w:numPr>
           <w:ilvl w:val="0"/>
-          <w:numId w:val="1448"/>
+          <w:numId w:val="1451"/>
         </w:numPr>
       </w:pPr>
       <w:r>
@@ -10322,7 +10463,7 @@
         <w:pStyle w:val="Compact"/>
         <w:numPr>
           <w:ilvl w:val="0"/>
-          <w:numId w:val="1449"/>
+          <w:numId w:val="1452"/>
         </w:numPr>
       </w:pPr>
       <w:r>
@@ -10334,7 +10475,7 @@
         <w:pStyle w:val="Compact"/>
         <w:numPr>
           <w:ilvl w:val="0"/>
-          <w:numId w:val="1450"/>
+          <w:numId w:val="1453"/>
         </w:numPr>
       </w:pPr>
       <w:r>
@@ -10346,7 +10487,7 @@
         <w:pStyle w:val="Compact"/>
         <w:numPr>
           <w:ilvl w:val="0"/>
-          <w:numId w:val="1451"/>
+          <w:numId w:val="1454"/>
         </w:numPr>
       </w:pPr>
       <w:r>
@@ -10358,7 +10499,7 @@
         <w:pStyle w:val="Compact"/>
         <w:numPr>
           <w:ilvl w:val="0"/>
-          <w:numId w:val="1452"/>
+          <w:numId w:val="1455"/>
         </w:numPr>
       </w:pPr>
       <w:r>
@@ -10370,7 +10511,7 @@
         <w:pStyle w:val="Compact"/>
         <w:numPr>
           <w:ilvl w:val="0"/>
-          <w:numId w:val="1453"/>
+          <w:numId w:val="1456"/>
         </w:numPr>
       </w:pPr>
       <w:r>
@@ -10382,7 +10523,7 @@
         <w:pStyle w:val="Compact"/>
         <w:numPr>
           <w:ilvl w:val="0"/>
-          <w:numId w:val="1454"/>
+          <w:numId w:val="1457"/>
         </w:numPr>
       </w:pPr>
       <w:r>
@@ -10394,7 +10535,7 @@
         <w:pStyle w:val="Compact"/>
         <w:numPr>
           <w:ilvl w:val="1"/>
-          <w:numId w:val="1455"/>
+          <w:numId w:val="1458"/>
         </w:numPr>
       </w:pPr>
       <w:r>
@@ -10421,7 +10562,7 @@
         <w:pStyle w:val="Compact"/>
         <w:numPr>
           <w:ilvl w:val="1"/>
-          <w:numId w:val="1455"/>
+          <w:numId w:val="1458"/>
         </w:numPr>
       </w:pPr>
       <w:r>
@@ -10458,7 +10599,7 @@
         <w:pStyle w:val="Compact"/>
         <w:numPr>
           <w:ilvl w:val="0"/>
-          <w:numId w:val="1456"/>
+          <w:numId w:val="1459"/>
         </w:numPr>
       </w:pPr>
       <w:r>
@@ -10500,7 +10641,7 @@
         <w:pStyle w:val="Compact"/>
         <w:numPr>
           <w:ilvl w:val="0"/>
-          <w:numId w:val="1457"/>
+          <w:numId w:val="1460"/>
         </w:numPr>
       </w:pPr>
       <w:r>
@@ -10524,7 +10665,7 @@
         <w:pStyle w:val="Compact"/>
         <w:numPr>
           <w:ilvl w:val="0"/>
-          <w:numId w:val="1458"/>
+          <w:numId w:val="1461"/>
         </w:numPr>
       </w:pPr>
       <w:r>
@@ -10548,7 +10689,7 @@
         <w:pStyle w:val="Compact"/>
         <w:numPr>
           <w:ilvl w:val="0"/>
-          <w:numId w:val="1459"/>
+          <w:numId w:val="1462"/>
         </w:numPr>
       </w:pPr>
       <w:r>
@@ -10560,7 +10701,7 @@
         <w:pStyle w:val="Compact"/>
         <w:numPr>
           <w:ilvl w:val="0"/>
-          <w:numId w:val="1460"/>
+          <w:numId w:val="1463"/>
         </w:numPr>
       </w:pPr>
       <w:r>
@@ -10572,7 +10713,7 @@
         <w:pStyle w:val="Compact"/>
         <w:numPr>
           <w:ilvl w:val="0"/>
-          <w:numId w:val="1461"/>
+          <w:numId w:val="1464"/>
         </w:numPr>
       </w:pPr>
       <w:r>
@@ -10584,7 +10725,7 @@
         <w:pStyle w:val="Compact"/>
         <w:numPr>
           <w:ilvl w:val="0"/>
-          <w:numId w:val="1462"/>
+          <w:numId w:val="1465"/>
         </w:numPr>
       </w:pPr>
       <w:r>
@@ -10596,7 +10737,7 @@
         <w:pStyle w:val="Compact"/>
         <w:numPr>
           <w:ilvl w:val="0"/>
-          <w:numId w:val="1463"/>
+          <w:numId w:val="1466"/>
         </w:numPr>
       </w:pPr>
       <w:r>
@@ -10608,7 +10749,7 @@
         <w:pStyle w:val="Compact"/>
         <w:numPr>
           <w:ilvl w:val="0"/>
-          <w:numId w:val="1464"/>
+          <w:numId w:val="1467"/>
         </w:numPr>
       </w:pPr>
       <w:r>
@@ -10620,7 +10761,7 @@
         <w:pStyle w:val="Compact"/>
         <w:numPr>
           <w:ilvl w:val="0"/>
-          <w:numId w:val="1465"/>
+          <w:numId w:val="1468"/>
         </w:numPr>
       </w:pPr>
       <w:r>
@@ -10632,7 +10773,7 @@
         <w:pStyle w:val="Compact"/>
         <w:numPr>
           <w:ilvl w:val="0"/>
-          <w:numId w:val="1466"/>
+          <w:numId w:val="1469"/>
         </w:numPr>
       </w:pPr>
       <w:r>
@@ -10644,7 +10785,7 @@
         <w:pStyle w:val="Compact"/>
         <w:numPr>
           <w:ilvl w:val="0"/>
-          <w:numId w:val="1467"/>
+          <w:numId w:val="1470"/>
         </w:numPr>
       </w:pPr>
       <w:r>
@@ -10656,7 +10797,7 @@
         <w:pStyle w:val="Compact"/>
         <w:numPr>
           <w:ilvl w:val="0"/>
-          <w:numId w:val="1468"/>
+          <w:numId w:val="1471"/>
         </w:numPr>
       </w:pPr>
       <w:r>
@@ -10668,7 +10809,7 @@
         <w:pStyle w:val="Compact"/>
         <w:numPr>
           <w:ilvl w:val="0"/>
-          <w:numId w:val="1469"/>
+          <w:numId w:val="1472"/>
         </w:numPr>
       </w:pPr>
       <w:r>
@@ -10695,7 +10836,7 @@
         <w:pStyle w:val="Compact"/>
         <w:numPr>
           <w:ilvl w:val="0"/>
-          <w:numId w:val="1470"/>
+          <w:numId w:val="1473"/>
         </w:numPr>
       </w:pPr>
       <w:r>
@@ -10707,7 +10848,7 @@
         <w:pStyle w:val="Compact"/>
         <w:numPr>
           <w:ilvl w:val="0"/>
-          <w:numId w:val="1471"/>
+          <w:numId w:val="1474"/>
         </w:numPr>
       </w:pPr>
       <w:r>
@@ -10729,7 +10870,7 @@
         <w:pStyle w:val="Compact"/>
         <w:numPr>
           <w:ilvl w:val="0"/>
-          <w:numId w:val="1472"/>
+          <w:numId w:val="1475"/>
         </w:numPr>
       </w:pPr>
       <w:r>
@@ -10741,7 +10882,7 @@
         <w:pStyle w:val="Compact"/>
         <w:numPr>
           <w:ilvl w:val="0"/>
-          <w:numId w:val="1473"/>
+          <w:numId w:val="1476"/>
         </w:numPr>
       </w:pPr>
       <w:r>
@@ -10768,7 +10909,7 @@
         <w:pStyle w:val="Compact"/>
         <w:numPr>
           <w:ilvl w:val="0"/>
-          <w:numId w:val="1474"/>
+          <w:numId w:val="1477"/>
         </w:numPr>
       </w:pPr>
       <w:r>
@@ -10795,7 +10936,7 @@
         <w:pStyle w:val="Compact"/>
         <w:numPr>
           <w:ilvl w:val="0"/>
-          <w:numId w:val="1475"/>
+          <w:numId w:val="1478"/>
         </w:numPr>
       </w:pPr>
       <w:r>
@@ -10822,71 +10963,11 @@
         <w:pStyle w:val="Compact"/>
         <w:numPr>
           <w:ilvl w:val="0"/>
-          <w:numId w:val="1476"/>
+          <w:numId w:val="1479"/>
         </w:numPr>
       </w:pPr>
       <w:r>
         <w:t xml:space="preserve">Implement three separate analytical query engines:</w:t>
-      </w:r>
-    </w:p>
-    <w:p>
-      <w:pPr>
-        <w:pStyle w:val="Compact"/>
-        <w:numPr>
-          <w:ilvl w:val="1"/>
-          <w:numId w:val="1477"/>
-        </w:numPr>
-      </w:pPr>
-      <w:r>
-        <w:t xml:space="preserve">multi-campaign retarget;</w:t>
-      </w:r>
-    </w:p>
-    <w:p>
-      <w:pPr>
-        <w:pStyle w:val="Compact"/>
-        <w:numPr>
-          <w:ilvl w:val="1"/>
-          <w:numId w:val="1477"/>
-        </w:numPr>
-      </w:pPr>
-      <w:r>
-        <w:t xml:space="preserve">new cohorts from unsent leads;</w:t>
-      </w:r>
-    </w:p>
-    <w:p>
-      <w:pPr>
-        <w:pStyle w:val="Compact"/>
-        <w:numPr>
-          <w:ilvl w:val="1"/>
-          <w:numId w:val="1477"/>
-        </w:numPr>
-      </w:pPr>
-      <w:r>
-        <w:t xml:space="preserve">renewal candidates.</w:t>
-      </w:r>
-    </w:p>
-    <w:p>
-      <w:pPr>
-        <w:pStyle w:val="Compact"/>
-        <w:numPr>
-          <w:ilvl w:val="0"/>
-          <w:numId w:val="1478"/>
-        </w:numPr>
-      </w:pPr>
-      <w:r>
-        <w:t xml:space="preserve">Each query joins only the required campaign/lead/funded/deal data and remains performant.</w:t>
-      </w:r>
-    </w:p>
-    <w:p>
-      <w:pPr>
-        <w:pStyle w:val="Compact"/>
-        <w:numPr>
-          <w:ilvl w:val="0"/>
-          <w:numId w:val="1479"/>
-        </w:numPr>
-      </w:pPr>
-      <w:r>
-        <w:t xml:space="preserve">Each cohort includes:</w:t>
       </w:r>
     </w:p>
     <w:p>
@@ -10898,7 +10979,7 @@
         </w:numPr>
       </w:pPr>
       <w:r>
-        <w:t xml:space="preserve">lead count;</w:t>
+        <w:t xml:space="preserve">multi-campaign retarget;</w:t>
       </w:r>
     </w:p>
     <w:p>
@@ -10910,7 +10991,7 @@
         </w:numPr>
       </w:pPr>
       <w:r>
-        <w:t xml:space="preserve">predicted reply rate;</w:t>
+        <w:t xml:space="preserve">new cohorts from unsent leads;</w:t>
       </w:r>
     </w:p>
     <w:p>
@@ -10922,6 +11003,66 @@
         </w:numPr>
       </w:pPr>
       <w:r>
+        <w:t xml:space="preserve">renewal candidates.</w:t>
+      </w:r>
+    </w:p>
+    <w:p>
+      <w:pPr>
+        <w:pStyle w:val="Compact"/>
+        <w:numPr>
+          <w:ilvl w:val="0"/>
+          <w:numId w:val="1481"/>
+        </w:numPr>
+      </w:pPr>
+      <w:r>
+        <w:t xml:space="preserve">Each query joins only the required campaign/lead/funded/deal data and remains performant.</w:t>
+      </w:r>
+    </w:p>
+    <w:p>
+      <w:pPr>
+        <w:pStyle w:val="Compact"/>
+        <w:numPr>
+          <w:ilvl w:val="0"/>
+          <w:numId w:val="1482"/>
+        </w:numPr>
+      </w:pPr>
+      <w:r>
+        <w:t xml:space="preserve">Each cohort includes:</w:t>
+      </w:r>
+    </w:p>
+    <w:p>
+      <w:pPr>
+        <w:pStyle w:val="Compact"/>
+        <w:numPr>
+          <w:ilvl w:val="1"/>
+          <w:numId w:val="1483"/>
+        </w:numPr>
+      </w:pPr>
+      <w:r>
+        <w:t xml:space="preserve">lead count;</w:t>
+      </w:r>
+    </w:p>
+    <w:p>
+      <w:pPr>
+        <w:pStyle w:val="Compact"/>
+        <w:numPr>
+          <w:ilvl w:val="1"/>
+          <w:numId w:val="1483"/>
+        </w:numPr>
+      </w:pPr>
+      <w:r>
+        <w:t xml:space="preserve">predicted reply rate;</w:t>
+      </w:r>
+    </w:p>
+    <w:p>
+      <w:pPr>
+        <w:pStyle w:val="Compact"/>
+        <w:numPr>
+          <w:ilvl w:val="1"/>
+          <w:numId w:val="1483"/>
+        </w:numPr>
+      </w:pPr>
+      <w:r>
         <w:t xml:space="preserve">expected funded deals;</w:t>
       </w:r>
     </w:p>
@@ -10930,7 +11071,7 @@
         <w:pStyle w:val="Compact"/>
         <w:numPr>
           <w:ilvl w:val="1"/>
-          <w:numId w:val="1480"/>
+          <w:numId w:val="1483"/>
         </w:numPr>
       </w:pPr>
       <w:r>
@@ -10942,7 +11083,7 @@
         <w:pStyle w:val="Compact"/>
         <w:numPr>
           <w:ilvl w:val="1"/>
-          <w:numId w:val="1480"/>
+          <w:numId w:val="1483"/>
         </w:numPr>
       </w:pPr>
       <w:r>
@@ -10954,7 +11095,7 @@
         <w:pStyle w:val="Compact"/>
         <w:numPr>
           <w:ilvl w:val="1"/>
-          <w:numId w:val="1480"/>
+          <w:numId w:val="1483"/>
         </w:numPr>
       </w:pPr>
       <w:r>
@@ -10966,7 +11107,7 @@
         <w:pStyle w:val="Compact"/>
         <w:numPr>
           <w:ilvl w:val="0"/>
-          <w:numId w:val="1481"/>
+          <w:numId w:val="1484"/>
         </w:numPr>
       </w:pPr>
       <w:r>
@@ -10978,7 +11119,7 @@
         <w:pStyle w:val="Compact"/>
         <w:numPr>
           <w:ilvl w:val="0"/>
-          <w:numId w:val="1482"/>
+          <w:numId w:val="1485"/>
         </w:numPr>
       </w:pPr>
       <w:r>
@@ -10990,7 +11131,7 @@
         <w:pStyle w:val="Compact"/>
         <w:numPr>
           <w:ilvl w:val="0"/>
-          <w:numId w:val="1483"/>
+          <w:numId w:val="1486"/>
         </w:numPr>
       </w:pPr>
       <w:r>
@@ -11012,7 +11153,7 @@
         <w:pStyle w:val="Compact"/>
         <w:numPr>
           <w:ilvl w:val="0"/>
-          <w:numId w:val="1484"/>
+          <w:numId w:val="1487"/>
         </w:numPr>
       </w:pPr>
       <w:r>
@@ -11024,7 +11165,7 @@
         <w:pStyle w:val="Compact"/>
         <w:numPr>
           <w:ilvl w:val="0"/>
-          <w:numId w:val="1485"/>
+          <w:numId w:val="1488"/>
         </w:numPr>
       </w:pPr>
       <w:r>
@@ -11036,7 +11177,7 @@
         <w:pStyle w:val="Compact"/>
         <w:numPr>
           <w:ilvl w:val="0"/>
-          <w:numId w:val="1486"/>
+          <w:numId w:val="1489"/>
         </w:numPr>
       </w:pPr>
       <w:r>
@@ -11048,7 +11189,7 @@
         <w:pStyle w:val="Compact"/>
         <w:numPr>
           <w:ilvl w:val="0"/>
-          <w:numId w:val="1487"/>
+          <w:numId w:val="1490"/>
         </w:numPr>
       </w:pPr>
       <w:r>
@@ -11060,7 +11201,7 @@
         <w:pStyle w:val="Compact"/>
         <w:numPr>
           <w:ilvl w:val="0"/>
-          <w:numId w:val="1488"/>
+          <w:numId w:val="1491"/>
         </w:numPr>
       </w:pPr>
       <w:r>
@@ -11072,7 +11213,7 @@
         <w:pStyle w:val="Compact"/>
         <w:numPr>
           <w:ilvl w:val="0"/>
-          <w:numId w:val="1489"/>
+          <w:numId w:val="1492"/>
         </w:numPr>
       </w:pPr>
       <w:r>
@@ -11094,7 +11235,7 @@
         <w:pStyle w:val="Compact"/>
         <w:numPr>
           <w:ilvl w:val="0"/>
-          <w:numId w:val="1490"/>
+          <w:numId w:val="1493"/>
         </w:numPr>
       </w:pPr>
       <w:r>
@@ -11106,7 +11247,7 @@
         <w:pStyle w:val="Compact"/>
         <w:numPr>
           <w:ilvl w:val="1"/>
-          <w:numId w:val="1491"/>
+          <w:numId w:val="1494"/>
         </w:numPr>
       </w:pPr>
       <w:r>
@@ -11118,7 +11259,7 @@
         <w:pStyle w:val="Compact"/>
         <w:numPr>
           <w:ilvl w:val="1"/>
-          <w:numId w:val="1491"/>
+          <w:numId w:val="1494"/>
         </w:numPr>
       </w:pPr>
       <w:r>
@@ -11130,7 +11271,7 @@
         <w:pStyle w:val="Compact"/>
         <w:numPr>
           <w:ilvl w:val="0"/>
-          <w:numId w:val="1492"/>
+          <w:numId w:val="1495"/>
         </w:numPr>
       </w:pPr>
       <w:r>
@@ -11142,7 +11283,7 @@
         <w:pStyle w:val="Compact"/>
         <w:numPr>
           <w:ilvl w:val="1"/>
-          <w:numId w:val="1493"/>
+          <w:numId w:val="1496"/>
         </w:numPr>
       </w:pPr>
       <w:r>
@@ -11154,7 +11295,7 @@
         <w:pStyle w:val="Compact"/>
         <w:numPr>
           <w:ilvl w:val="1"/>
-          <w:numId w:val="1493"/>
+          <w:numId w:val="1496"/>
         </w:numPr>
       </w:pPr>
       <w:r>
@@ -11166,7 +11307,7 @@
         <w:pStyle w:val="Compact"/>
         <w:numPr>
           <w:ilvl w:val="0"/>
-          <w:numId w:val="1494"/>
+          <w:numId w:val="1497"/>
         </w:numPr>
       </w:pPr>
       <w:r>
@@ -11178,7 +11319,7 @@
         <w:pStyle w:val="Compact"/>
         <w:numPr>
           <w:ilvl w:val="0"/>
-          <w:numId w:val="1495"/>
+          <w:numId w:val="1498"/>
         </w:numPr>
       </w:pPr>
       <w:r>
@@ -11190,7 +11331,7 @@
         <w:pStyle w:val="Compact"/>
         <w:numPr>
           <w:ilvl w:val="0"/>
-          <w:numId w:val="1496"/>
+          <w:numId w:val="1499"/>
         </w:numPr>
       </w:pPr>
       <w:r>
@@ -11202,7 +11343,7 @@
         <w:pStyle w:val="Compact"/>
         <w:numPr>
           <w:ilvl w:val="0"/>
-          <w:numId w:val="1497"/>
+          <w:numId w:val="1500"/>
         </w:numPr>
       </w:pPr>
       <w:r>
@@ -11224,7 +11365,7 @@
         <w:pStyle w:val="Compact"/>
         <w:numPr>
           <w:ilvl w:val="0"/>
-          <w:numId w:val="1498"/>
+          <w:numId w:val="1501"/>
         </w:numPr>
       </w:pPr>
       <w:r>
@@ -11236,7 +11377,7 @@
         <w:pStyle w:val="Compact"/>
         <w:numPr>
           <w:ilvl w:val="0"/>
-          <w:numId w:val="1499"/>
+          <w:numId w:val="1502"/>
         </w:numPr>
       </w:pPr>
       <w:r>
@@ -11248,7 +11389,7 @@
         <w:pStyle w:val="Compact"/>
         <w:numPr>
           <w:ilvl w:val="0"/>
-          <w:numId w:val="1500"/>
+          <w:numId w:val="1503"/>
         </w:numPr>
       </w:pPr>
       <w:r>
@@ -11260,7 +11401,7 @@
         <w:pStyle w:val="Compact"/>
         <w:numPr>
           <w:ilvl w:val="0"/>
-          <w:numId w:val="1501"/>
+          <w:numId w:val="1504"/>
         </w:numPr>
       </w:pPr>
       <w:r>
@@ -11272,7 +11413,7 @@
         <w:pStyle w:val="Compact"/>
         <w:numPr>
           <w:ilvl w:val="0"/>
-          <w:numId w:val="1502"/>
+          <w:numId w:val="1505"/>
         </w:numPr>
       </w:pPr>
       <w:r>
@@ -11284,7 +11425,7 @@
         <w:pStyle w:val="Compact"/>
         <w:numPr>
           <w:ilvl w:val="0"/>
-          <w:numId w:val="1503"/>
+          <w:numId w:val="1506"/>
         </w:numPr>
       </w:pPr>
       <w:r>
@@ -11296,7 +11437,7 @@
         <w:pStyle w:val="Compact"/>
         <w:numPr>
           <w:ilvl w:val="0"/>
-          <w:numId w:val="1504"/>
+          <w:numId w:val="1507"/>
         </w:numPr>
       </w:pPr>
       <w:r>
@@ -11308,7 +11449,7 @@
         <w:pStyle w:val="Compact"/>
         <w:numPr>
           <w:ilvl w:val="0"/>
-          <w:numId w:val="1505"/>
+          <w:numId w:val="1508"/>
         </w:numPr>
       </w:pPr>
       <w:r>
@@ -11320,7 +11461,7 @@
         <w:pStyle w:val="Compact"/>
         <w:numPr>
           <w:ilvl w:val="0"/>
-          <w:numId w:val="1506"/>
+          <w:numId w:val="1509"/>
         </w:numPr>
       </w:pPr>
       <w:r>
@@ -11342,7 +11483,7 @@
         <w:pStyle w:val="Compact"/>
         <w:numPr>
           <w:ilvl w:val="0"/>
-          <w:numId w:val="1507"/>
+          <w:numId w:val="1510"/>
         </w:numPr>
       </w:pPr>
       <w:r>
@@ -11354,7 +11495,7 @@
         <w:pStyle w:val="Compact"/>
         <w:numPr>
           <w:ilvl w:val="0"/>
-          <w:numId w:val="1508"/>
+          <w:numId w:val="1511"/>
         </w:numPr>
       </w:pPr>
       <w:r>
@@ -11366,7 +11507,7 @@
         <w:pStyle w:val="Compact"/>
         <w:numPr>
           <w:ilvl w:val="0"/>
-          <w:numId w:val="1509"/>
+          <w:numId w:val="1512"/>
         </w:numPr>
       </w:pPr>
       <w:r>
@@ -11378,7 +11519,7 @@
         <w:pStyle w:val="Compact"/>
         <w:numPr>
           <w:ilvl w:val="0"/>
-          <w:numId w:val="1510"/>
+          <w:numId w:val="1513"/>
         </w:numPr>
       </w:pPr>
       <w:r>
@@ -11390,7 +11531,7 @@
         <w:pStyle w:val="Compact"/>
         <w:numPr>
           <w:ilvl w:val="0"/>
-          <w:numId w:val="1511"/>
+          <w:numId w:val="1514"/>
         </w:numPr>
       </w:pPr>
       <w:r>
@@ -11402,7 +11543,7 @@
         <w:pStyle w:val="Compact"/>
         <w:numPr>
           <w:ilvl w:val="0"/>
-          <w:numId w:val="1512"/>
+          <w:numId w:val="1515"/>
         </w:numPr>
       </w:pPr>
       <w:r>
@@ -11414,7 +11555,7 @@
         <w:pStyle w:val="Compact"/>
         <w:numPr>
           <w:ilvl w:val="0"/>
-          <w:numId w:val="1513"/>
+          <w:numId w:val="1516"/>
         </w:numPr>
       </w:pPr>
       <w:r>
@@ -11426,7 +11567,7 @@
         <w:pStyle w:val="Compact"/>
         <w:numPr>
           <w:ilvl w:val="0"/>
-          <w:numId w:val="1514"/>
+          <w:numId w:val="1517"/>
         </w:numPr>
       </w:pPr>
       <w:r>
@@ -11438,7 +11579,7 @@
         <w:pStyle w:val="Compact"/>
         <w:numPr>
           <w:ilvl w:val="0"/>
-          <w:numId w:val="1515"/>
+          <w:numId w:val="1518"/>
         </w:numPr>
       </w:pPr>
       <w:r>
@@ -11450,7 +11591,7 @@
         <w:pStyle w:val="Compact"/>
         <w:numPr>
           <w:ilvl w:val="0"/>
-          <w:numId w:val="1516"/>
+          <w:numId w:val="1519"/>
         </w:numPr>
       </w:pPr>
       <w:r>
@@ -11477,7 +11618,7 @@
         <w:pStyle w:val="Compact"/>
         <w:numPr>
           <w:ilvl w:val="0"/>
-          <w:numId w:val="1517"/>
+          <w:numId w:val="1520"/>
         </w:numPr>
       </w:pPr>
       <w:r>
@@ -11498,7 +11639,7 @@
         <w:pStyle w:val="Compact"/>
         <w:numPr>
           <w:ilvl w:val="0"/>
-          <w:numId w:val="1518"/>
+          <w:numId w:val="1521"/>
         </w:numPr>
       </w:pPr>
       <w:r>
@@ -11520,7 +11661,7 @@
         <w:pStyle w:val="Compact"/>
         <w:numPr>
           <w:ilvl w:val="0"/>
-          <w:numId w:val="1519"/>
+          <w:numId w:val="1522"/>
         </w:numPr>
       </w:pPr>
       <w:r>
@@ -11532,7 +11673,7 @@
         <w:pStyle w:val="Compact"/>
         <w:numPr>
           <w:ilvl w:val="0"/>
-          <w:numId w:val="1520"/>
+          <w:numId w:val="1523"/>
         </w:numPr>
       </w:pPr>
       <w:r>
@@ -11544,7 +11685,7 @@
         <w:pStyle w:val="Compact"/>
         <w:numPr>
           <w:ilvl w:val="0"/>
-          <w:numId w:val="1521"/>
+          <w:numId w:val="1524"/>
         </w:numPr>
       </w:pPr>
       <w:r>
@@ -11556,7 +11697,7 @@
         <w:pStyle w:val="Compact"/>
         <w:numPr>
           <w:ilvl w:val="0"/>
-          <w:numId w:val="1522"/>
+          <w:numId w:val="1525"/>
         </w:numPr>
       </w:pPr>
       <w:r>
@@ -11568,7 +11709,7 @@
         <w:pStyle w:val="Compact"/>
         <w:numPr>
           <w:ilvl w:val="0"/>
-          <w:numId w:val="1523"/>
+          <w:numId w:val="1526"/>
         </w:numPr>
       </w:pPr>
       <w:r>
@@ -11580,7 +11721,7 @@
         <w:pStyle w:val="Compact"/>
         <w:numPr>
           <w:ilvl w:val="0"/>
-          <w:numId w:val="1524"/>
+          <w:numId w:val="1527"/>
         </w:numPr>
       </w:pPr>
       <w:r>
@@ -11592,7 +11733,7 @@
         <w:pStyle w:val="Compact"/>
         <w:numPr>
           <w:ilvl w:val="0"/>
-          <w:numId w:val="1525"/>
+          <w:numId w:val="1528"/>
         </w:numPr>
       </w:pPr>
       <w:r>
@@ -11604,7 +11745,7 @@
         <w:pStyle w:val="Compact"/>
         <w:numPr>
           <w:ilvl w:val="0"/>
-          <w:numId w:val="1526"/>
+          <w:numId w:val="1529"/>
         </w:numPr>
       </w:pPr>
       <w:r>
@@ -11626,7 +11767,7 @@
         <w:pStyle w:val="Compact"/>
         <w:numPr>
           <w:ilvl w:val="0"/>
-          <w:numId w:val="1527"/>
+          <w:numId w:val="1530"/>
         </w:numPr>
       </w:pPr>
       <w:r>
@@ -11638,7 +11779,7 @@
         <w:pStyle w:val="Compact"/>
         <w:numPr>
           <w:ilvl w:val="0"/>
-          <w:numId w:val="1528"/>
+          <w:numId w:val="1531"/>
         </w:numPr>
       </w:pPr>
       <w:r>
@@ -11650,7 +11791,7 @@
         <w:pStyle w:val="Compact"/>
         <w:numPr>
           <w:ilvl w:val="0"/>
-          <w:numId w:val="1529"/>
+          <w:numId w:val="1532"/>
         </w:numPr>
       </w:pPr>
       <w:r>
@@ -11662,7 +11803,7 @@
         <w:pStyle w:val="Compact"/>
         <w:numPr>
           <w:ilvl w:val="0"/>
-          <w:numId w:val="1530"/>
+          <w:numId w:val="1533"/>
         </w:numPr>
       </w:pPr>
       <w:r>
@@ -11674,7 +11815,7 @@
         <w:pStyle w:val="Compact"/>
         <w:numPr>
           <w:ilvl w:val="0"/>
-          <w:numId w:val="1531"/>
+          <w:numId w:val="1534"/>
         </w:numPr>
       </w:pPr>
       <w:r>
@@ -11686,7 +11827,7 @@
         <w:pStyle w:val="Compact"/>
         <w:numPr>
           <w:ilvl w:val="0"/>
-          <w:numId w:val="1532"/>
+          <w:numId w:val="1535"/>
         </w:numPr>
       </w:pPr>
       <w:r>
@@ -11698,7 +11839,7 @@
         <w:pStyle w:val="Compact"/>
         <w:numPr>
           <w:ilvl w:val="0"/>
-          <w:numId w:val="1533"/>
+          <w:numId w:val="1536"/>
         </w:numPr>
       </w:pPr>
       <w:r>
@@ -11710,7 +11851,7 @@
         <w:pStyle w:val="Compact"/>
         <w:numPr>
           <w:ilvl w:val="0"/>
-          <w:numId w:val="1534"/>
+          <w:numId w:val="1537"/>
         </w:numPr>
       </w:pPr>
       <w:r>
@@ -11722,7 +11863,7 @@
         <w:pStyle w:val="Compact"/>
         <w:numPr>
           <w:ilvl w:val="0"/>
-          <w:numId w:val="1535"/>
+          <w:numId w:val="1538"/>
         </w:numPr>
       </w:pPr>
       <w:r>
@@ -11734,7 +11875,7 @@
         <w:pStyle w:val="Compact"/>
         <w:numPr>
           <w:ilvl w:val="0"/>
-          <w:numId w:val="1536"/>
+          <w:numId w:val="1539"/>
         </w:numPr>
       </w:pPr>
       <w:r>
@@ -11746,7 +11887,7 @@
         <w:pStyle w:val="Compact"/>
         <w:numPr>
           <w:ilvl w:val="0"/>
-          <w:numId w:val="1537"/>
+          <w:numId w:val="1540"/>
         </w:numPr>
       </w:pPr>
       <w:r>
@@ -11758,7 +11899,7 @@
         <w:pStyle w:val="Compact"/>
         <w:numPr>
           <w:ilvl w:val="0"/>
-          <w:numId w:val="1538"/>
+          <w:numId w:val="1541"/>
         </w:numPr>
       </w:pPr>
       <w:r>
@@ -11770,7 +11911,7 @@
         <w:pStyle w:val="Compact"/>
         <w:numPr>
           <w:ilvl w:val="0"/>
-          <w:numId w:val="1539"/>
+          <w:numId w:val="1542"/>
         </w:numPr>
       </w:pPr>
       <w:r>
@@ -11782,7 +11923,7 @@
         <w:pStyle w:val="Compact"/>
         <w:numPr>
           <w:ilvl w:val="0"/>
-          <w:numId w:val="1540"/>
+          <w:numId w:val="1543"/>
         </w:numPr>
       </w:pPr>
       <w:r>
@@ -11794,7 +11935,7 @@
         <w:pStyle w:val="Compact"/>
         <w:numPr>
           <w:ilvl w:val="0"/>
-          <w:numId w:val="1541"/>
+          <w:numId w:val="1544"/>
         </w:numPr>
       </w:pPr>
       <w:r>
@@ -11826,7 +11967,7 @@
         <w:pStyle w:val="Compact"/>
         <w:numPr>
           <w:ilvl w:val="0"/>
-          <w:numId w:val="1542"/>
+          <w:numId w:val="1545"/>
         </w:numPr>
       </w:pPr>
       <w:r>
@@ -11838,7 +11979,7 @@
         <w:pStyle w:val="Compact"/>
         <w:numPr>
           <w:ilvl w:val="0"/>
-          <w:numId w:val="1543"/>
+          <w:numId w:val="1546"/>
         </w:numPr>
       </w:pPr>
       <w:r>
@@ -11850,7 +11991,7 @@
         <w:pStyle w:val="Compact"/>
         <w:numPr>
           <w:ilvl w:val="0"/>
-          <w:numId w:val="1544"/>
+          <w:numId w:val="1547"/>
         </w:numPr>
       </w:pPr>
       <w:r>
@@ -11862,7 +12003,7 @@
         <w:pStyle w:val="Compact"/>
         <w:numPr>
           <w:ilvl w:val="0"/>
-          <w:numId w:val="1545"/>
+          <w:numId w:val="1548"/>
         </w:numPr>
       </w:pPr>
       <w:r>
@@ -11874,7 +12015,7 @@
         <w:pStyle w:val="Compact"/>
         <w:numPr>
           <w:ilvl w:val="0"/>
-          <w:numId w:val="1546"/>
+          <w:numId w:val="1549"/>
         </w:numPr>
       </w:pPr>
       <w:r>
@@ -11886,7 +12027,7 @@
         <w:pStyle w:val="Compact"/>
         <w:numPr>
           <w:ilvl w:val="0"/>
-          <w:numId w:val="1547"/>
+          <w:numId w:val="1550"/>
         </w:numPr>
       </w:pPr>
       <w:r>
@@ -11898,7 +12039,7 @@
         <w:pStyle w:val="Compact"/>
         <w:numPr>
           <w:ilvl w:val="0"/>
-          <w:numId w:val="1548"/>
+          <w:numId w:val="1551"/>
         </w:numPr>
       </w:pPr>
       <w:r>
@@ -11910,7 +12051,7 @@
         <w:pStyle w:val="Compact"/>
         <w:numPr>
           <w:ilvl w:val="0"/>
-          <w:numId w:val="1549"/>
+          <w:numId w:val="1552"/>
         </w:numPr>
       </w:pPr>
       <w:r>
@@ -11922,7 +12063,7 @@
         <w:pStyle w:val="Compact"/>
         <w:numPr>
           <w:ilvl w:val="0"/>
-          <w:numId w:val="1550"/>
+          <w:numId w:val="1553"/>
         </w:numPr>
       </w:pPr>
       <w:r>
@@ -11934,7 +12075,7 @@
         <w:pStyle w:val="Compact"/>
         <w:numPr>
           <w:ilvl w:val="0"/>
-          <w:numId w:val="1551"/>
+          <w:numId w:val="1554"/>
         </w:numPr>
       </w:pPr>
       <w:r>
@@ -11946,7 +12087,7 @@
         <w:pStyle w:val="Compact"/>
         <w:numPr>
           <w:ilvl w:val="0"/>
-          <w:numId w:val="1552"/>
+          <w:numId w:val="1555"/>
         </w:numPr>
       </w:pPr>
       <w:r>
@@ -11958,7 +12099,7 @@
         <w:pStyle w:val="Compact"/>
         <w:numPr>
           <w:ilvl w:val="0"/>
-          <w:numId w:val="1553"/>
+          <w:numId w:val="1556"/>
         </w:numPr>
       </w:pPr>
       <w:r>
@@ -11970,7 +12111,7 @@
         <w:pStyle w:val="Compact"/>
         <w:numPr>
           <w:ilvl w:val="0"/>
-          <w:numId w:val="1554"/>
+          <w:numId w:val="1557"/>
         </w:numPr>
       </w:pPr>
       <w:r>
@@ -12007,7 +12148,7 @@
         <w:pStyle w:val="Compact"/>
         <w:numPr>
           <w:ilvl w:val="0"/>
-          <w:numId w:val="1555"/>
+          <w:numId w:val="1558"/>
         </w:numPr>
       </w:pPr>
       <w:r>
@@ -12019,7 +12160,7 @@
         <w:pStyle w:val="Compact"/>
         <w:numPr>
           <w:ilvl w:val="0"/>
-          <w:numId w:val="1556"/>
+          <w:numId w:val="1559"/>
         </w:numPr>
       </w:pPr>
       <w:r>
@@ -12046,7 +12187,7 @@
         <w:pStyle w:val="Compact"/>
         <w:numPr>
           <w:ilvl w:val="0"/>
-          <w:numId w:val="1557"/>
+          <w:numId w:val="1560"/>
         </w:numPr>
       </w:pPr>
       <w:r>
@@ -12058,7 +12199,7 @@
         <w:pStyle w:val="Compact"/>
         <w:numPr>
           <w:ilvl w:val="0"/>
-          <w:numId w:val="1558"/>
+          <w:numId w:val="1561"/>
         </w:numPr>
       </w:pPr>
       <w:r>
@@ -12070,7 +12211,7 @@
         <w:pStyle w:val="Compact"/>
         <w:numPr>
           <w:ilvl w:val="0"/>
-          <w:numId w:val="1559"/>
+          <w:numId w:val="1562"/>
         </w:numPr>
       </w:pPr>
       <w:r>
@@ -12082,7 +12223,7 @@
         <w:pStyle w:val="Compact"/>
         <w:numPr>
           <w:ilvl w:val="0"/>
-          <w:numId w:val="1560"/>
+          <w:numId w:val="1563"/>
         </w:numPr>
       </w:pPr>
       <w:r>
@@ -12094,7 +12235,7 @@
         <w:pStyle w:val="Compact"/>
         <w:numPr>
           <w:ilvl w:val="0"/>
-          <w:numId w:val="1561"/>
+          <w:numId w:val="1564"/>
         </w:numPr>
       </w:pPr>
       <w:r>
@@ -12106,7 +12247,7 @@
         <w:pStyle w:val="Compact"/>
         <w:numPr>
           <w:ilvl w:val="0"/>
-          <w:numId w:val="1562"/>
+          <w:numId w:val="1565"/>
         </w:numPr>
       </w:pPr>
       <w:r>
@@ -12128,7 +12269,7 @@
         <w:pStyle w:val="Compact"/>
         <w:numPr>
           <w:ilvl w:val="0"/>
-          <w:numId w:val="1563"/>
+          <w:numId w:val="1566"/>
         </w:numPr>
       </w:pPr>
       <w:r>
@@ -12140,7 +12281,7 @@
         <w:pStyle w:val="Compact"/>
         <w:numPr>
           <w:ilvl w:val="0"/>
-          <w:numId w:val="1564"/>
+          <w:numId w:val="1567"/>
         </w:numPr>
       </w:pPr>
       <w:r>
@@ -12152,7 +12293,7 @@
         <w:pStyle w:val="Compact"/>
         <w:numPr>
           <w:ilvl w:val="0"/>
-          <w:numId w:val="1565"/>
+          <w:numId w:val="1568"/>
         </w:numPr>
       </w:pPr>
       <w:r>
@@ -12164,7 +12305,7 @@
         <w:pStyle w:val="Compact"/>
         <w:numPr>
           <w:ilvl w:val="0"/>
-          <w:numId w:val="1566"/>
+          <w:numId w:val="1569"/>
         </w:numPr>
       </w:pPr>
       <w:r>
@@ -12176,7 +12317,7 @@
         <w:pStyle w:val="Compact"/>
         <w:numPr>
           <w:ilvl w:val="0"/>
-          <w:numId w:val="1567"/>
+          <w:numId w:val="1570"/>
         </w:numPr>
       </w:pPr>
       <w:r>
@@ -12188,7 +12329,7 @@
         <w:pStyle w:val="Compact"/>
         <w:numPr>
           <w:ilvl w:val="0"/>
-          <w:numId w:val="1568"/>
+          <w:numId w:val="1571"/>
         </w:numPr>
       </w:pPr>
       <w:r>
@@ -12200,7 +12341,7 @@
         <w:pStyle w:val="Compact"/>
         <w:numPr>
           <w:ilvl w:val="0"/>
-          <w:numId w:val="1569"/>
+          <w:numId w:val="1572"/>
         </w:numPr>
       </w:pPr>
       <w:r>
@@ -12212,7 +12353,7 @@
         <w:pStyle w:val="Compact"/>
         <w:numPr>
           <w:ilvl w:val="0"/>
-          <w:numId w:val="1570"/>
+          <w:numId w:val="1573"/>
         </w:numPr>
       </w:pPr>
       <w:r>
@@ -12224,7 +12365,7 @@
         <w:pStyle w:val="Compact"/>
         <w:numPr>
           <w:ilvl w:val="0"/>
-          <w:numId w:val="1571"/>
+          <w:numId w:val="1574"/>
         </w:numPr>
       </w:pPr>
       <w:r>
@@ -12247,7 +12388,7 @@
         <w:pStyle w:val="Compact"/>
         <w:numPr>
           <w:ilvl w:val="0"/>
-          <w:numId w:val="1572"/>
+          <w:numId w:val="1575"/>
         </w:numPr>
       </w:pPr>
       <w:r>
@@ -12259,7 +12400,7 @@
         <w:pStyle w:val="Compact"/>
         <w:numPr>
           <w:ilvl w:val="0"/>
-          <w:numId w:val="1573"/>
+          <w:numId w:val="1576"/>
         </w:numPr>
       </w:pPr>
       <w:r>
@@ -12271,7 +12412,7 @@
         <w:pStyle w:val="Compact"/>
         <w:numPr>
           <w:ilvl w:val="0"/>
-          <w:numId w:val="1574"/>
+          <w:numId w:val="1577"/>
         </w:numPr>
       </w:pPr>
       <w:r>
@@ -12283,7 +12424,7 @@
         <w:pStyle w:val="Compact"/>
         <w:numPr>
           <w:ilvl w:val="0"/>
-          <w:numId w:val="1575"/>
+          <w:numId w:val="1578"/>
         </w:numPr>
       </w:pPr>
       <w:r>
@@ -12295,7 +12436,7 @@
         <w:pStyle w:val="Compact"/>
         <w:numPr>
           <w:ilvl w:val="0"/>
-          <w:numId w:val="1576"/>
+          <w:numId w:val="1579"/>
         </w:numPr>
       </w:pPr>
       <w:r>
@@ -12307,7 +12448,7 @@
         <w:pStyle w:val="Compact"/>
         <w:numPr>
           <w:ilvl w:val="0"/>
-          <w:numId w:val="1577"/>
+          <w:numId w:val="1580"/>
         </w:numPr>
       </w:pPr>
       <w:r>
@@ -12319,7 +12460,7 @@
         <w:pStyle w:val="Compact"/>
         <w:numPr>
           <w:ilvl w:val="0"/>
-          <w:numId w:val="1578"/>
+          <w:numId w:val="1581"/>
         </w:numPr>
       </w:pPr>
       <w:r>
@@ -12331,7 +12472,7 @@
         <w:pStyle w:val="Compact"/>
         <w:numPr>
           <w:ilvl w:val="0"/>
-          <w:numId w:val="1579"/>
+          <w:numId w:val="1582"/>
         </w:numPr>
       </w:pPr>
       <w:r>
@@ -12343,7 +12484,7 @@
         <w:pStyle w:val="Compact"/>
         <w:numPr>
           <w:ilvl w:val="0"/>
-          <w:numId w:val="1580"/>
+          <w:numId w:val="1583"/>
         </w:numPr>
       </w:pPr>
       <w:r>
@@ -12355,7 +12496,7 @@
         <w:pStyle w:val="Compact"/>
         <w:numPr>
           <w:ilvl w:val="0"/>
-          <w:numId w:val="1581"/>
+          <w:numId w:val="1584"/>
         </w:numPr>
       </w:pPr>
       <w:r>
@@ -12367,7 +12508,7 @@
         <w:pStyle w:val="Compact"/>
         <w:numPr>
           <w:ilvl w:val="0"/>
-          <w:numId w:val="1582"/>
+          <w:numId w:val="1585"/>
         </w:numPr>
       </w:pPr>
       <w:r>
@@ -13411,37 +13552,37 @@
     <w:abstractNumId w:val="993"/>
   </w:num>
   <w:num w:numId="1175">
-    <w:abstractNumId w:val="992"/>
+    <w:abstractNumId w:val="993"/>
   </w:num>
   <w:num w:numId="1176">
     <w:abstractNumId w:val="993"/>
   </w:num>
   <w:num w:numId="1177">
+    <w:abstractNumId w:val="993"/>
+  </w:num>
+  <w:num w:numId="1178">
+    <w:abstractNumId w:val="992"/>
+  </w:num>
+  <w:num w:numId="1179">
+    <w:abstractNumId w:val="993"/>
+  </w:num>
+  <w:num w:numId="1180">
     <w:abstractNumId w:val="991"/>
   </w:num>
-  <w:num w:numId="1178">
+  <w:num w:numId="1181">
     <w:abstractNumId w:val="993"/>
   </w:num>
-  <w:num w:numId="1179">
+  <w:num w:numId="1182">
     <w:abstractNumId w:val="991"/>
-  </w:num>
-  <w:num w:numId="1180">
-    <w:abstractNumId w:val="992"/>
-  </w:num>
-  <w:num w:numId="1181">
-    <w:abstractNumId w:val="992"/>
-  </w:num>
-  <w:num w:numId="1182">
-    <w:abstractNumId w:val="992"/>
   </w:num>
   <w:num w:numId="1183">
     <w:abstractNumId w:val="993"/>
   </w:num>
   <w:num w:numId="1184">
-    <w:abstractNumId w:val="992"/>
+    <w:abstractNumId w:val="993"/>
   </w:num>
   <w:num w:numId="1185">
-    <w:abstractNumId w:val="992"/>
+    <w:abstractNumId w:val="993"/>
   </w:num>
   <w:num w:numId="1186">
     <w:abstractNumId w:val="993"/>
@@ -13450,56 +13591,56 @@
     <w:abstractNumId w:val="992"/>
   </w:num>
   <w:num w:numId="1188">
+    <w:abstractNumId w:val="992"/>
+  </w:num>
+  <w:num w:numId="1189">
     <w:abstractNumId w:val="993"/>
   </w:num>
-  <w:num w:numId="1189">
-    <w:abstractNumId w:val="992"/>
-  </w:num>
   <w:num w:numId="1190">
-    <w:abstractNumId w:val="993"/>
+    <w:abstractNumId w:val="992"/>
   </w:num>
   <w:num w:numId="1191">
     <w:abstractNumId w:val="993"/>
   </w:num>
   <w:num w:numId="1192">
+    <w:abstractNumId w:val="992"/>
+  </w:num>
+  <w:num w:numId="1193">
     <w:abstractNumId w:val="993"/>
   </w:num>
-  <w:num w:numId="1193">
-    <w:abstractNumId w:val="992"/>
-  </w:num>
   <w:num w:numId="1194">
-    <w:abstractNumId w:val="992"/>
+    <w:abstractNumId w:val="993"/>
   </w:num>
   <w:num w:numId="1195">
     <w:abstractNumId w:val="993"/>
   </w:num>
   <w:num w:numId="1196">
+    <w:abstractNumId w:val="992"/>
+  </w:num>
+  <w:num w:numId="1197">
+    <w:abstractNumId w:val="992"/>
+  </w:num>
+  <w:num w:numId="1198">
     <w:abstractNumId w:val="993"/>
   </w:num>
-  <w:num w:numId="1197">
+  <w:num w:numId="1199">
     <w:abstractNumId w:val="993"/>
   </w:num>
-  <w:num w:numId="1198">
-    <w:abstractNumId w:val="992"/>
-  </w:num>
-  <w:num w:numId="1199">
-    <w:abstractNumId w:val="992"/>
-  </w:num>
   <w:num w:numId="1200">
-    <w:abstractNumId w:val="992"/>
+    <w:abstractNumId w:val="993"/>
   </w:num>
   <w:num w:numId="1201">
+    <w:abstractNumId w:val="992"/>
+  </w:num>
+  <w:num w:numId="1202">
+    <w:abstractNumId w:val="992"/>
+  </w:num>
+  <w:num w:numId="1203">
+    <w:abstractNumId w:val="992"/>
+  </w:num>
+  <w:num w:numId="1204">
     <w:abstractNumId w:val="993"/>
   </w:num>
-  <w:num w:numId="1202">
-    <w:abstractNumId w:val="992"/>
-  </w:num>
-  <w:num w:numId="1203">
-    <w:abstractNumId w:val="992"/>
-  </w:num>
-  <w:num w:numId="1204">
-    <w:abstractNumId w:val="992"/>
-  </w:num>
   <w:num w:numId="1205">
     <w:abstractNumId w:val="992"/>
   </w:num>
@@ -13543,17 +13684,17 @@
     <w:abstractNumId w:val="992"/>
   </w:num>
   <w:num w:numId="1219">
+    <w:abstractNumId w:val="992"/>
+  </w:num>
+  <w:num w:numId="1220">
+    <w:abstractNumId w:val="992"/>
+  </w:num>
+  <w:num w:numId="1221">
+    <w:abstractNumId w:val="992"/>
+  </w:num>
+  <w:num w:numId="1222">
     <w:abstractNumId w:val="991"/>
   </w:num>
-  <w:num w:numId="1220">
-    <w:abstractNumId w:val="992"/>
-  </w:num>
-  <w:num w:numId="1221">
-    <w:abstractNumId w:val="992"/>
-  </w:num>
-  <w:num w:numId="1222">
-    <w:abstractNumId w:val="992"/>
-  </w:num>
   <w:num w:numId="1223">
     <w:abstractNumId w:val="992"/>
   </w:num>
@@ -13651,13 +13792,13 @@
     <w:abstractNumId w:val="992"/>
   </w:num>
   <w:num w:numId="1255">
-    <w:abstractNumId w:val="993"/>
+    <w:abstractNumId w:val="992"/>
   </w:num>
   <w:num w:numId="1256">
-    <w:abstractNumId w:val="993"/>
+    <w:abstractNumId w:val="992"/>
   </w:num>
   <w:num w:numId="1257">
-    <w:abstractNumId w:val="993"/>
+    <w:abstractNumId w:val="992"/>
   </w:num>
   <w:num w:numId="1258">
     <w:abstractNumId w:val="993"/>
@@ -13675,13 +13816,13 @@
     <w:abstractNumId w:val="993"/>
   </w:num>
   <w:num w:numId="1263">
-    <w:abstractNumId w:val="992"/>
+    <w:abstractNumId w:val="993"/>
   </w:num>
   <w:num w:numId="1264">
-    <w:abstractNumId w:val="992"/>
+    <w:abstractNumId w:val="993"/>
   </w:num>
   <w:num w:numId="1265">
-    <w:abstractNumId w:val="992"/>
+    <w:abstractNumId w:val="993"/>
   </w:num>
   <w:num w:numId="1266">
     <w:abstractNumId w:val="992"/>
@@ -13699,17 +13840,17 @@
     <w:abstractNumId w:val="992"/>
   </w:num>
   <w:num w:numId="1271">
+    <w:abstractNumId w:val="992"/>
+  </w:num>
+  <w:num w:numId="1272">
+    <w:abstractNumId w:val="992"/>
+  </w:num>
+  <w:num w:numId="1273">
+    <w:abstractNumId w:val="992"/>
+  </w:num>
+  <w:num w:numId="1274">
     <w:abstractNumId w:val="991"/>
   </w:num>
-  <w:num w:numId="1272">
-    <w:abstractNumId w:val="992"/>
-  </w:num>
-  <w:num w:numId="1273">
-    <w:abstractNumId w:val="992"/>
-  </w:num>
-  <w:num w:numId="1274">
-    <w:abstractNumId w:val="992"/>
-  </w:num>
   <w:num w:numId="1275">
     <w:abstractNumId w:val="992"/>
   </w:num>
@@ -13765,38 +13906,38 @@
     <w:abstractNumId w:val="992"/>
   </w:num>
   <w:num w:numId="1293">
+    <w:abstractNumId w:val="992"/>
+  </w:num>
+  <w:num w:numId="1294">
+    <w:abstractNumId w:val="992"/>
+  </w:num>
+  <w:num w:numId="1295">
+    <w:abstractNumId w:val="992"/>
+  </w:num>
+  <w:num w:numId="1296">
     <w:abstractNumId w:val="993"/>
   </w:num>
-  <w:num w:numId="1294">
-    <w:abstractNumId w:val="992"/>
-  </w:num>
-  <w:num w:numId="1295">
-    <w:abstractNumId w:val="992"/>
-  </w:num>
-  <w:num w:numId="1296">
-    <w:abstractNumId w:val="992"/>
-  </w:num>
   <w:num w:numId="1297">
     <w:abstractNumId w:val="992"/>
   </w:num>
   <w:num w:numId="1298">
+    <w:abstractNumId w:val="992"/>
+  </w:num>
+  <w:num w:numId="1299">
+    <w:abstractNumId w:val="992"/>
+  </w:num>
+  <w:num w:numId="1300">
+    <w:abstractNumId w:val="992"/>
+  </w:num>
+  <w:num w:numId="1301">
     <w:abstractNumId w:val="993"/>
   </w:num>
-  <w:num w:numId="1299">
+  <w:num w:numId="1302">
     <w:abstractNumId w:val="991"/>
   </w:num>
-  <w:num w:numId="1300">
+  <w:num w:numId="1303">
     <w:abstractNumId w:val="993"/>
   </w:num>
-  <w:num w:numId="1301">
-    <w:abstractNumId w:val="992"/>
-  </w:num>
-  <w:num w:numId="1302">
-    <w:abstractNumId w:val="992"/>
-  </w:num>
-  <w:num w:numId="1303">
-    <w:abstractNumId w:val="992"/>
-  </w:num>
   <w:num w:numId="1304">
     <w:abstractNumId w:val="992"/>
   </w:num>
@@ -13822,20 +13963,20 @@
     <w:abstractNumId w:val="992"/>
   </w:num>
   <w:num w:numId="1312">
+    <w:abstractNumId w:val="992"/>
+  </w:num>
+  <w:num w:numId="1313">
+    <w:abstractNumId w:val="992"/>
+  </w:num>
+  <w:num w:numId="1314">
+    <w:abstractNumId w:val="992"/>
+  </w:num>
+  <w:num w:numId="1315">
     <w:abstractNumId w:val="993"/>
   </w:num>
-  <w:num w:numId="1313">
+  <w:num w:numId="1316">
     <w:abstractNumId w:val="993"/>
   </w:num>
-  <w:num w:numId="1314">
-    <w:abstractNumId w:val="992"/>
-  </w:num>
-  <w:num w:numId="1315">
-    <w:abstractNumId w:val="992"/>
-  </w:num>
-  <w:num w:numId="1316">
-    <w:abstractNumId w:val="992"/>
-  </w:num>
   <w:num w:numId="1317">
     <w:abstractNumId w:val="992"/>
   </w:num>
@@ -13858,17 +13999,17 @@
     <w:abstractNumId w:val="992"/>
   </w:num>
   <w:num w:numId="1324">
+    <w:abstractNumId w:val="992"/>
+  </w:num>
+  <w:num w:numId="1325">
+    <w:abstractNumId w:val="992"/>
+  </w:num>
+  <w:num w:numId="1326">
+    <w:abstractNumId w:val="992"/>
+  </w:num>
+  <w:num w:numId="1327">
     <w:abstractNumId w:val="991"/>
   </w:num>
-  <w:num w:numId="1325">
-    <w:abstractNumId w:val="992"/>
-  </w:num>
-  <w:num w:numId="1326">
-    <w:abstractNumId w:val="992"/>
-  </w:num>
-  <w:num w:numId="1327">
-    <w:abstractNumId w:val="992"/>
-  </w:num>
   <w:num w:numId="1328">
     <w:abstractNumId w:val="992"/>
   </w:num>
@@ -13906,17 +14047,17 @@
     <w:abstractNumId w:val="992"/>
   </w:num>
   <w:num w:numId="1340">
+    <w:abstractNumId w:val="992"/>
+  </w:num>
+  <w:num w:numId="1341">
+    <w:abstractNumId w:val="992"/>
+  </w:num>
+  <w:num w:numId="1342">
+    <w:abstractNumId w:val="992"/>
+  </w:num>
+  <w:num w:numId="1343">
     <w:abstractNumId w:val="991"/>
   </w:num>
-  <w:num w:numId="1341">
-    <w:abstractNumId w:val="992"/>
-  </w:num>
-  <w:num w:numId="1342">
-    <w:abstractNumId w:val="992"/>
-  </w:num>
-  <w:num w:numId="1343">
-    <w:abstractNumId w:val="992"/>
-  </w:num>
   <w:num w:numId="1344">
     <w:abstractNumId w:val="992"/>
   </w:num>
@@ -14074,17 +14215,17 @@
     <w:abstractNumId w:val="992"/>
   </w:num>
   <w:num w:numId="1396">
+    <w:abstractNumId w:val="992"/>
+  </w:num>
+  <w:num w:numId="1397">
+    <w:abstractNumId w:val="992"/>
+  </w:num>
+  <w:num w:numId="1398">
+    <w:abstractNumId w:val="992"/>
+  </w:num>
+  <w:num w:numId="1399">
     <w:abstractNumId w:val="991"/>
   </w:num>
-  <w:num w:numId="1397">
-    <w:abstractNumId w:val="992"/>
-  </w:num>
-  <w:num w:numId="1398">
-    <w:abstractNumId w:val="992"/>
-  </w:num>
-  <w:num w:numId="1399">
-    <w:abstractNumId w:val="992"/>
-  </w:num>
   <w:num w:numId="1400">
     <w:abstractNumId w:val="992"/>
   </w:num>
@@ -14119,29 +14260,29 @@
     <w:abstractNumId w:val="992"/>
   </w:num>
   <w:num w:numId="1411">
+    <w:abstractNumId w:val="992"/>
+  </w:num>
+  <w:num w:numId="1412">
+    <w:abstractNumId w:val="992"/>
+  </w:num>
+  <w:num w:numId="1413">
+    <w:abstractNumId w:val="992"/>
+  </w:num>
+  <w:num w:numId="1414">
     <w:abstractNumId w:val="991"/>
   </w:num>
-  <w:num w:numId="1412">
-    <w:abstractNumId w:val="992"/>
-  </w:num>
-  <w:num w:numId="1413">
-    <w:abstractNumId w:val="992"/>
-  </w:num>
-  <w:num w:numId="1414">
-    <w:abstractNumId w:val="992"/>
-  </w:num>
   <w:num w:numId="1415">
+    <w:abstractNumId w:val="992"/>
+  </w:num>
+  <w:num w:numId="1416">
+    <w:abstractNumId w:val="992"/>
+  </w:num>
+  <w:num w:numId="1417">
+    <w:abstractNumId w:val="992"/>
+  </w:num>
+  <w:num w:numId="1418">
     <w:abstractNumId w:val="991"/>
   </w:num>
-  <w:num w:numId="1416">
-    <w:abstractNumId w:val="992"/>
-  </w:num>
-  <w:num w:numId="1417">
-    <w:abstractNumId w:val="992"/>
-  </w:num>
-  <w:num w:numId="1418">
-    <w:abstractNumId w:val="992"/>
-  </w:num>
   <w:num w:numId="1419">
     <w:abstractNumId w:val="992"/>
   </w:num>
@@ -14149,23 +14290,23 @@
     <w:abstractNumId w:val="992"/>
   </w:num>
   <w:num w:numId="1421">
+    <w:abstractNumId w:val="992"/>
+  </w:num>
+  <w:num w:numId="1422">
+    <w:abstractNumId w:val="992"/>
+  </w:num>
+  <w:num w:numId="1423">
+    <w:abstractNumId w:val="992"/>
+  </w:num>
+  <w:num w:numId="1424">
     <w:abstractNumId w:val="991"/>
   </w:num>
-  <w:num w:numId="1422">
-    <w:abstractNumId w:val="992"/>
-  </w:num>
-  <w:num w:numId="1423">
+  <w:num w:numId="1425">
+    <w:abstractNumId w:val="992"/>
+  </w:num>
+  <w:num w:numId="1426">
     <w:abstractNumId w:val="991"/>
   </w:num>
-  <w:num w:numId="1424">
-    <w:abstractNumId w:val="992"/>
-  </w:num>
-  <w:num w:numId="1425">
-    <w:abstractNumId w:val="992"/>
-  </w:num>
-  <w:num w:numId="1426">
-    <w:abstractNumId w:val="992"/>
-  </w:num>
   <w:num w:numId="1427">
     <w:abstractNumId w:val="992"/>
   </w:num>
@@ -14185,17 +14326,17 @@
     <w:abstractNumId w:val="992"/>
   </w:num>
   <w:num w:numId="1433">
+    <w:abstractNumId w:val="992"/>
+  </w:num>
+  <w:num w:numId="1434">
+    <w:abstractNumId w:val="992"/>
+  </w:num>
+  <w:num w:numId="1435">
+    <w:abstractNumId w:val="992"/>
+  </w:num>
+  <w:num w:numId="1436">
     <w:abstractNumId w:val="991"/>
   </w:num>
-  <w:num w:numId="1434">
-    <w:abstractNumId w:val="992"/>
-  </w:num>
-  <w:num w:numId="1435">
-    <w:abstractNumId w:val="992"/>
-  </w:num>
-  <w:num w:numId="1436">
-    <w:abstractNumId w:val="992"/>
-  </w:num>
   <w:num w:numId="1437">
     <w:abstractNumId w:val="992"/>
   </w:num>
@@ -14251,17 +14392,17 @@
     <w:abstractNumId w:val="992"/>
   </w:num>
   <w:num w:numId="1455">
+    <w:abstractNumId w:val="992"/>
+  </w:num>
+  <w:num w:numId="1456">
+    <w:abstractNumId w:val="992"/>
+  </w:num>
+  <w:num w:numId="1457">
+    <w:abstractNumId w:val="992"/>
+  </w:num>
+  <w:num w:numId="1458">
     <w:abstractNumId w:val="991"/>
   </w:num>
-  <w:num w:numId="1456">
-    <w:abstractNumId w:val="992"/>
-  </w:num>
-  <w:num w:numId="1457">
-    <w:abstractNumId w:val="992"/>
-  </w:num>
-  <w:num w:numId="1458">
-    <w:abstractNumId w:val="992"/>
-  </w:num>
   <w:num w:numId="1459">
     <w:abstractNumId w:val="992"/>
   </w:num>
@@ -14317,7 +14458,7 @@
     <w:abstractNumId w:val="992"/>
   </w:num>
   <w:num w:numId="1477">
-    <w:abstractNumId w:val="991"/>
+    <w:abstractNumId w:val="992"/>
   </w:num>
   <w:num w:numId="1478">
     <w:abstractNumId w:val="992"/>
@@ -14335,7 +14476,7 @@
     <w:abstractNumId w:val="992"/>
   </w:num>
   <w:num w:numId="1483">
-    <w:abstractNumId w:val="992"/>
+    <w:abstractNumId w:val="991"/>
   </w:num>
   <w:num w:numId="1484">
     <w:abstractNumId w:val="992"/>
@@ -14359,23 +14500,23 @@
     <w:abstractNumId w:val="992"/>
   </w:num>
   <w:num w:numId="1491">
+    <w:abstractNumId w:val="992"/>
+  </w:num>
+  <w:num w:numId="1492">
+    <w:abstractNumId w:val="992"/>
+  </w:num>
+  <w:num w:numId="1493">
+    <w:abstractNumId w:val="992"/>
+  </w:num>
+  <w:num w:numId="1494">
     <w:abstractNumId w:val="991"/>
   </w:num>
-  <w:num w:numId="1492">
-    <w:abstractNumId w:val="992"/>
-  </w:num>
-  <w:num w:numId="1493">
+  <w:num w:numId="1495">
+    <w:abstractNumId w:val="992"/>
+  </w:num>
+  <w:num w:numId="1496">
     <w:abstractNumId w:val="991"/>
   </w:num>
-  <w:num w:numId="1494">
-    <w:abstractNumId w:val="992"/>
-  </w:num>
-  <w:num w:numId="1495">
-    <w:abstractNumId w:val="992"/>
-  </w:num>
-  <w:num w:numId="1496">
-    <w:abstractNumId w:val="992"/>
-  </w:num>
   <w:num w:numId="1497">
     <w:abstractNumId w:val="992"/>
   </w:num>
@@ -14632,6 +14773,15 @@
     <w:abstractNumId w:val="992"/>
   </w:num>
   <w:num w:numId="1582">
+    <w:abstractNumId w:val="992"/>
+  </w:num>
+  <w:num w:numId="1583">
+    <w:abstractNumId w:val="992"/>
+  </w:num>
+  <w:num w:numId="1584">
+    <w:abstractNumId w:val="992"/>
+  </w:num>
+  <w:num w:numId="1585">
     <w:abstractNumId w:val="992"/>
   </w:num>
 </w:numbering>

--- a/MASTER_M1_M2_DELIVERY_CHECKLIST.docx
+++ b/MASTER_M1_M2_DELIVERY_CHECKLIST.docx
@@ -265,7 +265,7 @@
               <w:jc w:val="right"/>
             </w:pPr>
             <w:r>
-              <w:t xml:space="preserve">6%</w:t>
+              <w:t xml:space="preserve">10%</w:t>
             </w:r>
           </w:p>
         </w:tc>
@@ -276,7 +276,7 @@
               <w:pStyle w:val="Compact"/>
             </w:pPr>
             <w:r>
-              <w:t xml:space="preserve">Stage label parity + Simple/Execution visibility + deal scope policy guarded</w:t>
+              <w:t xml:space="preserve">Stage/visual/scope/metrics/search parity verified; drag/drop live gate pending</w:t>
             </w:r>
           </w:p>
         </w:tc>
@@ -709,7 +709,7 @@
                 <w:b/>
                 <w:bCs/>
               </w:rPr>
-              <w:t xml:space="preserve">22%</w:t>
+              <w:t xml:space="preserve">26%</w:t>
             </w:r>
           </w:p>
         </w:tc>
@@ -724,7 +724,7 @@
                 <w:b/>
                 <w:bCs/>
               </w:rPr>
-              <w:t xml:space="preserve">M1.1 auth, M1.2 stage/scope parity, and M1.4 B.6 stacking chip update added</w:t>
+              <w:t xml:space="preserve">M1.1 auth, M1.2 stage/scope/search parity, and M1.4 B.6 stacking chip update added</w:t>
             </w:r>
           </w:p>
         </w:tc>
@@ -4796,6 +4796,72 @@
         </w:numPr>
       </w:pPr>
       <w:r>
+        <w:t xml:space="preserve">Browser validation passed: business/contact search terms filter visible cards and execution mode keeps all 9 header totals/count rows.</w:t>
+      </w:r>
+    </w:p>
+    <w:p>
+      <w:pPr>
+        <w:pStyle w:val="Compact"/>
+        <w:numPr>
+          <w:ilvl w:val="0"/>
+          <w:numId w:val="1178"/>
+        </w:numPr>
+      </w:pPr>
+      <w:r>
+        <w:t xml:space="preserve">Browser validation passed: drag/drop works with and without active search filter and uses the underlying board stage safely.</w:t>
+      </w:r>
+    </w:p>
+    <w:p>
+      <w:pPr>
+        <w:pStyle w:val="Compact"/>
+        <w:numPr>
+          <w:ilvl w:val="0"/>
+          <w:numId w:val="1179"/>
+        </w:numPr>
+      </w:pPr>
+      <w:r>
+        <w:t xml:space="preserve">Controller-level negative tests passed: REP</w:t>
+      </w:r>
+      <w:r>
+        <w:t xml:space="preserve"> </w:t>
+      </w:r>
+      <w:r>
+        <w:rPr>
+          <w:rStyle w:val="VerbatimChar"/>
+        </w:rPr>
+        <w:t xml:space="preserve">teamView=true</w:t>
+      </w:r>
+      <w:r>
+        <w:t xml:space="preserve"> </w:t>
+      </w:r>
+      <w:r>
+        <w:t xml:space="preserve">remains scoped; ADMIN</w:t>
+      </w:r>
+      <w:r>
+        <w:t xml:space="preserve"> </w:t>
+      </w:r>
+      <w:r>
+        <w:rPr>
+          <w:rStyle w:val="VerbatimChar"/>
+        </w:rPr>
+        <w:t xml:space="preserve">teamView=true</w:t>
+      </w:r>
+      <w:r>
+        <w:t xml:space="preserve"> </w:t>
+      </w:r>
+      <w:r>
+        <w:t xml:space="preserve">can access unscoped board.</w:t>
+      </w:r>
+    </w:p>
+    <w:p>
+      <w:pPr>
+        <w:pStyle w:val="Compact"/>
+        <w:numPr>
+          <w:ilvl w:val="0"/>
+          <w:numId w:val="1180"/>
+        </w:numPr>
+      </w:pPr>
+      <w:r>
         <w:t xml:space="preserve">Verification passed:</w:t>
       </w:r>
       <w:r>
@@ -4820,7 +4886,7 @@
         <w:rPr>
           <w:rStyle w:val="VerbatimChar"/>
         </w:rPr>
-        <w:t xml:space="preserve">cd server &amp;&amp; npx vitest run tests/dealScopePolicy.test.ts</w:t>
+        <w:t xml:space="preserve">cd server &amp;&amp; npx vitest run tests/dealScopePolicy.test.ts tests/dealControllerScope.test.ts</w:t>
       </w:r>
       <w:r>
         <w:t xml:space="preserve">.</w:t>
@@ -4831,7 +4897,7 @@
         <w:pStyle w:val="Compact"/>
         <w:numPr>
           <w:ilvl w:val="0"/>
-          <w:numId w:val="1178"/>
+          <w:numId w:val="1181"/>
         </w:numPr>
       </w:pPr>
       <w:r>
@@ -4895,7 +4961,7 @@
         <w:pStyle w:val="Compact"/>
         <w:numPr>
           <w:ilvl w:val="0"/>
-          <w:numId w:val="1179"/>
+          <w:numId w:val="1182"/>
         </w:numPr>
       </w:pPr>
       <w:r>
@@ -4907,7 +4973,7 @@
         <w:pStyle w:val="Compact"/>
         <w:numPr>
           <w:ilvl w:val="1"/>
-          <w:numId w:val="1180"/>
+          <w:numId w:val="1183"/>
         </w:numPr>
       </w:pPr>
       <w:r>
@@ -4919,7 +4985,7 @@
         <w:pStyle w:val="Compact"/>
         <w:numPr>
           <w:ilvl w:val="1"/>
-          <w:numId w:val="1180"/>
+          <w:numId w:val="1183"/>
         </w:numPr>
       </w:pPr>
       <w:r>
@@ -4931,7 +4997,7 @@
         <w:pStyle w:val="Compact"/>
         <w:numPr>
           <w:ilvl w:val="1"/>
-          <w:numId w:val="1180"/>
+          <w:numId w:val="1183"/>
         </w:numPr>
       </w:pPr>
       <w:r>
@@ -4943,7 +5009,7 @@
         <w:pStyle w:val="Compact"/>
         <w:numPr>
           <w:ilvl w:val="1"/>
-          <w:numId w:val="1180"/>
+          <w:numId w:val="1183"/>
         </w:numPr>
       </w:pPr>
       <w:r>
@@ -4955,7 +5021,7 @@
         <w:pStyle w:val="Compact"/>
         <w:numPr>
           <w:ilvl w:val="1"/>
-          <w:numId w:val="1180"/>
+          <w:numId w:val="1183"/>
         </w:numPr>
       </w:pPr>
       <w:r>
@@ -4967,7 +5033,7 @@
         <w:pStyle w:val="Compact"/>
         <w:numPr>
           <w:ilvl w:val="1"/>
-          <w:numId w:val="1180"/>
+          <w:numId w:val="1183"/>
         </w:numPr>
       </w:pPr>
       <w:r>
@@ -4979,7 +5045,7 @@
         <w:pStyle w:val="Compact"/>
         <w:numPr>
           <w:ilvl w:val="1"/>
-          <w:numId w:val="1180"/>
+          <w:numId w:val="1183"/>
         </w:numPr>
       </w:pPr>
       <w:r>
@@ -4991,7 +5057,7 @@
         <w:pStyle w:val="Compact"/>
         <w:numPr>
           <w:ilvl w:val="1"/>
-          <w:numId w:val="1180"/>
+          <w:numId w:val="1183"/>
         </w:numPr>
       </w:pPr>
       <w:r>
@@ -5003,7 +5069,7 @@
         <w:pStyle w:val="Compact"/>
         <w:numPr>
           <w:ilvl w:val="1"/>
-          <w:numId w:val="1180"/>
+          <w:numId w:val="1183"/>
         </w:numPr>
       </w:pPr>
       <w:r>
@@ -5015,7 +5081,7 @@
         <w:pStyle w:val="Compact"/>
         <w:numPr>
           <w:ilvl w:val="0"/>
-          <w:numId w:val="1181"/>
+          <w:numId w:val="1184"/>
         </w:numPr>
       </w:pPr>
       <w:r>
@@ -5027,7 +5093,7 @@
         <w:pStyle w:val="Compact"/>
         <w:numPr>
           <w:ilvl w:val="1"/>
-          <w:numId w:val="1182"/>
+          <w:numId w:val="1185"/>
         </w:numPr>
       </w:pPr>
       <w:r>
@@ -5072,7 +5138,7 @@
         <w:pStyle w:val="Compact"/>
         <w:numPr>
           <w:ilvl w:val="1"/>
-          <w:numId w:val="1182"/>
+          <w:numId w:val="1185"/>
         </w:numPr>
       </w:pPr>
       <w:r>
@@ -5117,7 +5183,7 @@
         <w:pStyle w:val="Compact"/>
         <w:numPr>
           <w:ilvl w:val="1"/>
-          <w:numId w:val="1182"/>
+          <w:numId w:val="1185"/>
         </w:numPr>
       </w:pPr>
       <w:r>
@@ -5162,7 +5228,7 @@
         <w:pStyle w:val="Compact"/>
         <w:numPr>
           <w:ilvl w:val="0"/>
-          <w:numId w:val="1183"/>
+          <w:numId w:val="1186"/>
         </w:numPr>
       </w:pPr>
       <w:r>
@@ -5186,7 +5252,7 @@
         <w:pStyle w:val="Compact"/>
         <w:numPr>
           <w:ilvl w:val="0"/>
-          <w:numId w:val="1184"/>
+          <w:numId w:val="1187"/>
         </w:numPr>
       </w:pPr>
       <w:r>
@@ -5198,7 +5264,7 @@
         <w:pStyle w:val="Compact"/>
         <w:numPr>
           <w:ilvl w:val="0"/>
-          <w:numId w:val="1185"/>
+          <w:numId w:val="1188"/>
         </w:numPr>
       </w:pPr>
       <w:r>
@@ -5240,7 +5306,7 @@
         <w:pStyle w:val="Compact"/>
         <w:numPr>
           <w:ilvl w:val="0"/>
-          <w:numId w:val="1186"/>
+          <w:numId w:val="1189"/>
         </w:numPr>
       </w:pPr>
       <w:r>
@@ -5267,7 +5333,7 @@
         <w:pStyle w:val="Compact"/>
         <w:numPr>
           <w:ilvl w:val="0"/>
-          <w:numId w:val="1187"/>
+          <w:numId w:val="1190"/>
         </w:numPr>
       </w:pPr>
       <w:r>
@@ -5279,7 +5345,7 @@
         <w:pStyle w:val="Compact"/>
         <w:numPr>
           <w:ilvl w:val="0"/>
-          <w:numId w:val="1188"/>
+          <w:numId w:val="1191"/>
         </w:numPr>
       </w:pPr>
       <w:r>
@@ -5291,7 +5357,7 @@
         <w:pStyle w:val="Compact"/>
         <w:numPr>
           <w:ilvl w:val="0"/>
-          <w:numId w:val="1189"/>
+          <w:numId w:val="1192"/>
         </w:numPr>
       </w:pPr>
       <w:r>
@@ -5303,7 +5369,7 @@
         <w:pStyle w:val="Compact"/>
         <w:numPr>
           <w:ilvl w:val="0"/>
-          <w:numId w:val="1190"/>
+          <w:numId w:val="1193"/>
         </w:numPr>
       </w:pPr>
       <w:r>
@@ -5315,7 +5381,7 @@
         <w:pStyle w:val="Compact"/>
         <w:numPr>
           <w:ilvl w:val="0"/>
-          <w:numId w:val="1191"/>
+          <w:numId w:val="1194"/>
         </w:numPr>
       </w:pPr>
       <w:r>
@@ -5327,7 +5393,7 @@
         <w:pStyle w:val="Compact"/>
         <w:numPr>
           <w:ilvl w:val="0"/>
-          <w:numId w:val="1192"/>
+          <w:numId w:val="1195"/>
         </w:numPr>
       </w:pPr>
       <w:r>
@@ -5349,7 +5415,7 @@
         <w:pStyle w:val="Compact"/>
         <w:numPr>
           <w:ilvl w:val="0"/>
-          <w:numId w:val="1193"/>
+          <w:numId w:val="1196"/>
         </w:numPr>
       </w:pPr>
       <w:r>
@@ -5361,7 +5427,7 @@
         <w:pStyle w:val="Compact"/>
         <w:numPr>
           <w:ilvl w:val="0"/>
-          <w:numId w:val="1194"/>
+          <w:numId w:val="1197"/>
         </w:numPr>
       </w:pPr>
       <w:r>
@@ -5373,7 +5439,7 @@
         <w:pStyle w:val="Compact"/>
         <w:numPr>
           <w:ilvl w:val="0"/>
-          <w:numId w:val="1195"/>
+          <w:numId w:val="1198"/>
         </w:numPr>
       </w:pPr>
       <w:r>
@@ -5385,7 +5451,7 @@
         <w:pStyle w:val="Compact"/>
         <w:numPr>
           <w:ilvl w:val="0"/>
-          <w:numId w:val="1196"/>
+          <w:numId w:val="1199"/>
         </w:numPr>
       </w:pPr>
       <w:r>
@@ -5397,7 +5463,7 @@
         <w:pStyle w:val="Compact"/>
         <w:numPr>
           <w:ilvl w:val="0"/>
-          <w:numId w:val="1197"/>
+          <w:numId w:val="1200"/>
         </w:numPr>
       </w:pPr>
       <w:r>
@@ -5409,7 +5475,7 @@
         <w:pStyle w:val="Compact"/>
         <w:numPr>
           <w:ilvl w:val="0"/>
-          <w:numId w:val="1198"/>
+          <w:numId w:val="1201"/>
         </w:numPr>
       </w:pPr>
       <w:r>
@@ -5446,7 +5512,7 @@
         <w:pStyle w:val="Compact"/>
         <w:numPr>
           <w:ilvl w:val="0"/>
-          <w:numId w:val="1199"/>
+          <w:numId w:val="1202"/>
         </w:numPr>
       </w:pPr>
       <w:r>
@@ -5458,7 +5524,7 @@
         <w:pStyle w:val="Compact"/>
         <w:numPr>
           <w:ilvl w:val="0"/>
-          <w:numId w:val="1200"/>
+          <w:numId w:val="1203"/>
         </w:numPr>
       </w:pPr>
       <w:r>
@@ -5470,7 +5536,7 @@
         <w:pStyle w:val="Compact"/>
         <w:numPr>
           <w:ilvl w:val="0"/>
-          <w:numId w:val="1201"/>
+          <w:numId w:val="1204"/>
         </w:numPr>
       </w:pPr>
       <w:r>
@@ -5497,7 +5563,7 @@
         <w:pStyle w:val="Compact"/>
         <w:numPr>
           <w:ilvl w:val="0"/>
-          <w:numId w:val="1202"/>
+          <w:numId w:val="1205"/>
         </w:numPr>
       </w:pPr>
       <w:r>
@@ -5509,7 +5575,7 @@
         <w:pStyle w:val="Compact"/>
         <w:numPr>
           <w:ilvl w:val="0"/>
-          <w:numId w:val="1203"/>
+          <w:numId w:val="1206"/>
         </w:numPr>
       </w:pPr>
       <w:r>
@@ -5521,7 +5587,7 @@
         <w:pStyle w:val="Compact"/>
         <w:numPr>
           <w:ilvl w:val="0"/>
-          <w:numId w:val="1204"/>
+          <w:numId w:val="1207"/>
         </w:numPr>
       </w:pPr>
       <w:r>
@@ -5543,7 +5609,7 @@
         <w:pStyle w:val="Compact"/>
         <w:numPr>
           <w:ilvl w:val="0"/>
-          <w:numId w:val="1205"/>
+          <w:numId w:val="1208"/>
         </w:numPr>
       </w:pPr>
       <w:r>
@@ -5555,7 +5621,7 @@
         <w:pStyle w:val="Compact"/>
         <w:numPr>
           <w:ilvl w:val="0"/>
-          <w:numId w:val="1206"/>
+          <w:numId w:val="1209"/>
         </w:numPr>
       </w:pPr>
       <w:r>
@@ -5567,7 +5633,7 @@
         <w:pStyle w:val="Compact"/>
         <w:numPr>
           <w:ilvl w:val="0"/>
-          <w:numId w:val="1207"/>
+          <w:numId w:val="1210"/>
         </w:numPr>
       </w:pPr>
       <w:r>
@@ -5579,7 +5645,7 @@
         <w:pStyle w:val="Compact"/>
         <w:numPr>
           <w:ilvl w:val="0"/>
-          <w:numId w:val="1208"/>
+          <w:numId w:val="1211"/>
         </w:numPr>
       </w:pPr>
       <w:r>
@@ -5591,7 +5657,7 @@
         <w:pStyle w:val="Compact"/>
         <w:numPr>
           <w:ilvl w:val="0"/>
-          <w:numId w:val="1209"/>
+          <w:numId w:val="1212"/>
         </w:numPr>
       </w:pPr>
       <w:r>
@@ -5603,7 +5669,7 @@
         <w:pStyle w:val="Compact"/>
         <w:numPr>
           <w:ilvl w:val="0"/>
-          <w:numId w:val="1210"/>
+          <w:numId w:val="1213"/>
         </w:numPr>
       </w:pPr>
       <w:r>
@@ -5615,7 +5681,7 @@
         <w:pStyle w:val="Compact"/>
         <w:numPr>
           <w:ilvl w:val="0"/>
-          <w:numId w:val="1211"/>
+          <w:numId w:val="1214"/>
         </w:numPr>
       </w:pPr>
       <w:r>
@@ -5627,7 +5693,7 @@
         <w:pStyle w:val="Compact"/>
         <w:numPr>
           <w:ilvl w:val="0"/>
-          <w:numId w:val="1212"/>
+          <w:numId w:val="1215"/>
         </w:numPr>
       </w:pPr>
       <w:r>
@@ -5639,7 +5705,7 @@
         <w:pStyle w:val="Compact"/>
         <w:numPr>
           <w:ilvl w:val="0"/>
-          <w:numId w:val="1213"/>
+          <w:numId w:val="1216"/>
         </w:numPr>
       </w:pPr>
       <w:r>
@@ -5651,7 +5717,7 @@
         <w:pStyle w:val="Compact"/>
         <w:numPr>
           <w:ilvl w:val="0"/>
-          <w:numId w:val="1214"/>
+          <w:numId w:val="1217"/>
         </w:numPr>
       </w:pPr>
       <w:r>
@@ -5663,7 +5729,7 @@
         <w:pStyle w:val="Compact"/>
         <w:numPr>
           <w:ilvl w:val="0"/>
-          <w:numId w:val="1215"/>
+          <w:numId w:val="1218"/>
         </w:numPr>
       </w:pPr>
       <w:r>
@@ -5695,7 +5761,7 @@
         <w:pStyle w:val="Compact"/>
         <w:numPr>
           <w:ilvl w:val="0"/>
-          <w:numId w:val="1216"/>
+          <w:numId w:val="1219"/>
         </w:numPr>
       </w:pPr>
       <w:r>
@@ -5707,7 +5773,7 @@
         <w:pStyle w:val="Compact"/>
         <w:numPr>
           <w:ilvl w:val="0"/>
-          <w:numId w:val="1217"/>
+          <w:numId w:val="1220"/>
         </w:numPr>
       </w:pPr>
       <w:r>
@@ -5719,7 +5785,7 @@
         <w:pStyle w:val="Compact"/>
         <w:numPr>
           <w:ilvl w:val="0"/>
-          <w:numId w:val="1218"/>
+          <w:numId w:val="1221"/>
         </w:numPr>
       </w:pPr>
       <w:r>
@@ -5731,7 +5797,7 @@
         <w:pStyle w:val="Compact"/>
         <w:numPr>
           <w:ilvl w:val="0"/>
-          <w:numId w:val="1219"/>
+          <w:numId w:val="1222"/>
         </w:numPr>
       </w:pPr>
       <w:r>
@@ -5758,7 +5824,7 @@
         <w:pStyle w:val="Compact"/>
         <w:numPr>
           <w:ilvl w:val="0"/>
-          <w:numId w:val="1220"/>
+          <w:numId w:val="1223"/>
         </w:numPr>
       </w:pPr>
       <w:r>
@@ -5770,7 +5836,7 @@
         <w:pStyle w:val="Compact"/>
         <w:numPr>
           <w:ilvl w:val="0"/>
-          <w:numId w:val="1221"/>
+          <w:numId w:val="1224"/>
         </w:numPr>
       </w:pPr>
       <w:r>
@@ -5782,7 +5848,7 @@
         <w:pStyle w:val="Compact"/>
         <w:numPr>
           <w:ilvl w:val="1"/>
-          <w:numId w:val="1222"/>
+          <w:numId w:val="1225"/>
         </w:numPr>
       </w:pPr>
       <w:r>
@@ -5794,7 +5860,7 @@
         <w:pStyle w:val="Compact"/>
         <w:numPr>
           <w:ilvl w:val="1"/>
-          <w:numId w:val="1222"/>
+          <w:numId w:val="1225"/>
         </w:numPr>
       </w:pPr>
       <w:r>
@@ -5818,7 +5884,7 @@
         <w:pStyle w:val="Compact"/>
         <w:numPr>
           <w:ilvl w:val="0"/>
-          <w:numId w:val="1223"/>
+          <w:numId w:val="1226"/>
         </w:numPr>
       </w:pPr>
       <w:r>
@@ -5830,7 +5896,7 @@
         <w:pStyle w:val="Compact"/>
         <w:numPr>
           <w:ilvl w:val="0"/>
-          <w:numId w:val="1224"/>
+          <w:numId w:val="1227"/>
         </w:numPr>
       </w:pPr>
       <w:r>
@@ -5842,7 +5908,7 @@
         <w:pStyle w:val="Compact"/>
         <w:numPr>
           <w:ilvl w:val="0"/>
-          <w:numId w:val="1225"/>
+          <w:numId w:val="1228"/>
         </w:numPr>
       </w:pPr>
       <w:r>
@@ -5854,7 +5920,7 @@
         <w:pStyle w:val="Compact"/>
         <w:numPr>
           <w:ilvl w:val="0"/>
-          <w:numId w:val="1226"/>
+          <w:numId w:val="1229"/>
         </w:numPr>
       </w:pPr>
       <w:r>
@@ -5866,7 +5932,7 @@
         <w:pStyle w:val="Compact"/>
         <w:numPr>
           <w:ilvl w:val="0"/>
-          <w:numId w:val="1227"/>
+          <w:numId w:val="1230"/>
         </w:numPr>
       </w:pPr>
       <w:r>
@@ -5878,7 +5944,7 @@
         <w:pStyle w:val="Compact"/>
         <w:numPr>
           <w:ilvl w:val="0"/>
-          <w:numId w:val="1228"/>
+          <w:numId w:val="1231"/>
         </w:numPr>
       </w:pPr>
       <w:r>
@@ -5900,7 +5966,7 @@
         <w:pStyle w:val="Compact"/>
         <w:numPr>
           <w:ilvl w:val="0"/>
-          <w:numId w:val="1229"/>
+          <w:numId w:val="1232"/>
         </w:numPr>
       </w:pPr>
       <w:r>
@@ -5912,7 +5978,7 @@
         <w:pStyle w:val="Compact"/>
         <w:numPr>
           <w:ilvl w:val="0"/>
-          <w:numId w:val="1230"/>
+          <w:numId w:val="1233"/>
         </w:numPr>
       </w:pPr>
       <w:r>
@@ -5924,7 +5990,7 @@
         <w:pStyle w:val="Compact"/>
         <w:numPr>
           <w:ilvl w:val="0"/>
-          <w:numId w:val="1231"/>
+          <w:numId w:val="1234"/>
         </w:numPr>
       </w:pPr>
       <w:r>
@@ -5936,7 +6002,7 @@
         <w:pStyle w:val="Compact"/>
         <w:numPr>
           <w:ilvl w:val="0"/>
-          <w:numId w:val="1232"/>
+          <w:numId w:val="1235"/>
         </w:numPr>
       </w:pPr>
       <w:r>
@@ -5948,7 +6014,7 @@
         <w:pStyle w:val="Compact"/>
         <w:numPr>
           <w:ilvl w:val="0"/>
-          <w:numId w:val="1233"/>
+          <w:numId w:val="1236"/>
         </w:numPr>
       </w:pPr>
       <w:r>
@@ -5960,7 +6026,7 @@
         <w:pStyle w:val="Compact"/>
         <w:numPr>
           <w:ilvl w:val="0"/>
-          <w:numId w:val="1234"/>
+          <w:numId w:val="1237"/>
         </w:numPr>
       </w:pPr>
       <w:r>
@@ -5972,7 +6038,7 @@
         <w:pStyle w:val="Compact"/>
         <w:numPr>
           <w:ilvl w:val="0"/>
-          <w:numId w:val="1235"/>
+          <w:numId w:val="1238"/>
         </w:numPr>
       </w:pPr>
       <w:r>
@@ -5984,7 +6050,7 @@
         <w:pStyle w:val="Compact"/>
         <w:numPr>
           <w:ilvl w:val="0"/>
-          <w:numId w:val="1236"/>
+          <w:numId w:val="1239"/>
         </w:numPr>
       </w:pPr>
       <w:r>
@@ -5996,7 +6062,7 @@
         <w:pStyle w:val="Compact"/>
         <w:numPr>
           <w:ilvl w:val="0"/>
-          <w:numId w:val="1237"/>
+          <w:numId w:val="1240"/>
         </w:numPr>
       </w:pPr>
       <w:r>
@@ -6008,7 +6074,7 @@
         <w:pStyle w:val="Compact"/>
         <w:numPr>
           <w:ilvl w:val="0"/>
-          <w:numId w:val="1238"/>
+          <w:numId w:val="1241"/>
         </w:numPr>
       </w:pPr>
       <w:r>
@@ -6020,7 +6086,7 @@
         <w:pStyle w:val="Compact"/>
         <w:numPr>
           <w:ilvl w:val="0"/>
-          <w:numId w:val="1239"/>
+          <w:numId w:val="1242"/>
         </w:numPr>
       </w:pPr>
       <w:r>
@@ -6042,7 +6108,7 @@
         <w:pStyle w:val="Compact"/>
         <w:numPr>
           <w:ilvl w:val="0"/>
-          <w:numId w:val="1240"/>
+          <w:numId w:val="1243"/>
         </w:numPr>
       </w:pPr>
       <w:r>
@@ -6054,7 +6120,7 @@
         <w:pStyle w:val="Compact"/>
         <w:numPr>
           <w:ilvl w:val="0"/>
-          <w:numId w:val="1241"/>
+          <w:numId w:val="1244"/>
         </w:numPr>
       </w:pPr>
       <w:r>
@@ -6066,7 +6132,7 @@
         <w:pStyle w:val="Compact"/>
         <w:numPr>
           <w:ilvl w:val="0"/>
-          <w:numId w:val="1242"/>
+          <w:numId w:val="1245"/>
         </w:numPr>
       </w:pPr>
       <w:r>
@@ -6078,7 +6144,7 @@
         <w:pStyle w:val="Compact"/>
         <w:numPr>
           <w:ilvl w:val="0"/>
-          <w:numId w:val="1243"/>
+          <w:numId w:val="1246"/>
         </w:numPr>
       </w:pPr>
       <w:r>
@@ -6090,7 +6156,7 @@
         <w:pStyle w:val="Compact"/>
         <w:numPr>
           <w:ilvl w:val="0"/>
-          <w:numId w:val="1244"/>
+          <w:numId w:val="1247"/>
         </w:numPr>
       </w:pPr>
       <w:r>
@@ -6102,7 +6168,7 @@
         <w:pStyle w:val="Compact"/>
         <w:numPr>
           <w:ilvl w:val="0"/>
-          <w:numId w:val="1245"/>
+          <w:numId w:val="1248"/>
         </w:numPr>
       </w:pPr>
       <w:r>
@@ -6114,7 +6180,7 @@
         <w:pStyle w:val="Compact"/>
         <w:numPr>
           <w:ilvl w:val="0"/>
-          <w:numId w:val="1246"/>
+          <w:numId w:val="1249"/>
         </w:numPr>
       </w:pPr>
       <w:r>
@@ -6126,7 +6192,7 @@
         <w:pStyle w:val="Compact"/>
         <w:numPr>
           <w:ilvl w:val="0"/>
-          <w:numId w:val="1247"/>
+          <w:numId w:val="1250"/>
         </w:numPr>
       </w:pPr>
       <w:r>
@@ -6138,7 +6204,7 @@
         <w:pStyle w:val="Compact"/>
         <w:numPr>
           <w:ilvl w:val="0"/>
-          <w:numId w:val="1248"/>
+          <w:numId w:val="1251"/>
         </w:numPr>
       </w:pPr>
       <w:r>
@@ -6172,7 +6238,7 @@
         <w:pStyle w:val="Compact"/>
         <w:numPr>
           <w:ilvl w:val="0"/>
-          <w:numId w:val="1249"/>
+          <w:numId w:val="1252"/>
         </w:numPr>
       </w:pPr>
       <w:r>
@@ -6184,7 +6250,7 @@
         <w:pStyle w:val="Compact"/>
         <w:numPr>
           <w:ilvl w:val="0"/>
-          <w:numId w:val="1250"/>
+          <w:numId w:val="1253"/>
         </w:numPr>
       </w:pPr>
       <w:r>
@@ -6196,7 +6262,7 @@
         <w:pStyle w:val="Compact"/>
         <w:numPr>
           <w:ilvl w:val="0"/>
-          <w:numId w:val="1251"/>
+          <w:numId w:val="1254"/>
         </w:numPr>
       </w:pPr>
       <w:r>
@@ -6208,7 +6274,7 @@
         <w:pStyle w:val="Compact"/>
         <w:numPr>
           <w:ilvl w:val="0"/>
-          <w:numId w:val="1252"/>
+          <w:numId w:val="1255"/>
         </w:numPr>
       </w:pPr>
       <w:r>
@@ -6220,7 +6286,7 @@
         <w:pStyle w:val="Compact"/>
         <w:numPr>
           <w:ilvl w:val="0"/>
-          <w:numId w:val="1253"/>
+          <w:numId w:val="1256"/>
         </w:numPr>
       </w:pPr>
       <w:r>
@@ -6232,7 +6298,7 @@
         <w:pStyle w:val="Compact"/>
         <w:numPr>
           <w:ilvl w:val="0"/>
-          <w:numId w:val="1254"/>
+          <w:numId w:val="1257"/>
         </w:numPr>
       </w:pPr>
       <w:r>
@@ -6244,7 +6310,7 @@
         <w:pStyle w:val="Compact"/>
         <w:numPr>
           <w:ilvl w:val="0"/>
-          <w:numId w:val="1255"/>
+          <w:numId w:val="1258"/>
         </w:numPr>
       </w:pPr>
       <w:r>
@@ -6256,7 +6322,7 @@
         <w:pStyle w:val="Compact"/>
         <w:numPr>
           <w:ilvl w:val="0"/>
-          <w:numId w:val="1256"/>
+          <w:numId w:val="1259"/>
         </w:numPr>
       </w:pPr>
       <w:r>
@@ -6268,7 +6334,7 @@
         <w:pStyle w:val="Compact"/>
         <w:numPr>
           <w:ilvl w:val="0"/>
-          <w:numId w:val="1257"/>
+          <w:numId w:val="1260"/>
         </w:numPr>
       </w:pPr>
       <w:r>
@@ -6300,7 +6366,7 @@
         <w:pStyle w:val="Compact"/>
         <w:numPr>
           <w:ilvl w:val="0"/>
-          <w:numId w:val="1258"/>
+          <w:numId w:val="1261"/>
         </w:numPr>
       </w:pPr>
       <w:r>
@@ -6342,7 +6408,7 @@
         <w:pStyle w:val="Compact"/>
         <w:numPr>
           <w:ilvl w:val="0"/>
-          <w:numId w:val="1259"/>
+          <w:numId w:val="1262"/>
         </w:numPr>
       </w:pPr>
       <w:r>
@@ -6405,7 +6471,7 @@
         <w:pStyle w:val="Compact"/>
         <w:numPr>
           <w:ilvl w:val="0"/>
-          <w:numId w:val="1260"/>
+          <w:numId w:val="1263"/>
         </w:numPr>
       </w:pPr>
       <w:r>
@@ -6417,7 +6483,7 @@
         <w:pStyle w:val="Compact"/>
         <w:numPr>
           <w:ilvl w:val="0"/>
-          <w:numId w:val="1261"/>
+          <w:numId w:val="1264"/>
         </w:numPr>
       </w:pPr>
       <w:r>
@@ -6492,7 +6558,7 @@
         <w:pStyle w:val="Compact"/>
         <w:numPr>
           <w:ilvl w:val="0"/>
-          <w:numId w:val="1262"/>
+          <w:numId w:val="1265"/>
         </w:numPr>
       </w:pPr>
       <w:r>
@@ -6519,7 +6585,7 @@
         <w:pStyle w:val="Compact"/>
         <w:numPr>
           <w:ilvl w:val="0"/>
-          <w:numId w:val="1263"/>
+          <w:numId w:val="1266"/>
         </w:numPr>
       </w:pPr>
       <w:r>
@@ -6573,7 +6639,7 @@
         <w:pStyle w:val="Compact"/>
         <w:numPr>
           <w:ilvl w:val="0"/>
-          <w:numId w:val="1264"/>
+          <w:numId w:val="1267"/>
         </w:numPr>
       </w:pPr>
       <w:r>
@@ -6585,7 +6651,7 @@
         <w:pStyle w:val="Compact"/>
         <w:numPr>
           <w:ilvl w:val="0"/>
-          <w:numId w:val="1265"/>
+          <w:numId w:val="1268"/>
         </w:numPr>
       </w:pPr>
       <w:r>
@@ -6645,7 +6711,7 @@
         <w:pStyle w:val="Compact"/>
         <w:numPr>
           <w:ilvl w:val="0"/>
-          <w:numId w:val="1266"/>
+          <w:numId w:val="1269"/>
         </w:numPr>
       </w:pPr>
       <w:r>
@@ -6691,7 +6757,7 @@
         <w:pStyle w:val="Compact"/>
         <w:numPr>
           <w:ilvl w:val="0"/>
-          <w:numId w:val="1267"/>
+          <w:numId w:val="1270"/>
         </w:numPr>
       </w:pPr>
       <w:r>
@@ -6715,7 +6781,7 @@
         <w:pStyle w:val="Compact"/>
         <w:numPr>
           <w:ilvl w:val="0"/>
-          <w:numId w:val="1268"/>
+          <w:numId w:val="1271"/>
         </w:numPr>
       </w:pPr>
       <w:r>
@@ -6739,7 +6805,7 @@
         <w:pStyle w:val="Compact"/>
         <w:numPr>
           <w:ilvl w:val="0"/>
-          <w:numId w:val="1269"/>
+          <w:numId w:val="1272"/>
         </w:numPr>
       </w:pPr>
       <w:r>
@@ -6766,7 +6832,7 @@
         <w:pStyle w:val="Compact"/>
         <w:numPr>
           <w:ilvl w:val="0"/>
-          <w:numId w:val="1270"/>
+          <w:numId w:val="1273"/>
         </w:numPr>
       </w:pPr>
       <w:r>
@@ -6790,7 +6856,7 @@
         <w:pStyle w:val="Compact"/>
         <w:numPr>
           <w:ilvl w:val="0"/>
-          <w:numId w:val="1271"/>
+          <w:numId w:val="1274"/>
         </w:numPr>
       </w:pPr>
       <w:r>
@@ -6802,7 +6868,7 @@
         <w:pStyle w:val="Compact"/>
         <w:numPr>
           <w:ilvl w:val="0"/>
-          <w:numId w:val="1272"/>
+          <w:numId w:val="1275"/>
         </w:numPr>
       </w:pPr>
       <w:r>
@@ -6829,7 +6895,7 @@
         <w:pStyle w:val="Compact"/>
         <w:numPr>
           <w:ilvl w:val="0"/>
-          <w:numId w:val="1273"/>
+          <w:numId w:val="1276"/>
         </w:numPr>
       </w:pPr>
       <w:r>
@@ -6841,7 +6907,7 @@
         <w:pStyle w:val="Compact"/>
         <w:numPr>
           <w:ilvl w:val="1"/>
-          <w:numId w:val="1274"/>
+          <w:numId w:val="1277"/>
         </w:numPr>
       </w:pPr>
       <w:r>
@@ -6859,7 +6925,7 @@
         <w:pStyle w:val="Compact"/>
         <w:numPr>
           <w:ilvl w:val="1"/>
-          <w:numId w:val="1274"/>
+          <w:numId w:val="1277"/>
         </w:numPr>
       </w:pPr>
       <w:r>
@@ -6877,7 +6943,7 @@
         <w:pStyle w:val="Compact"/>
         <w:numPr>
           <w:ilvl w:val="0"/>
-          <w:numId w:val="1275"/>
+          <w:numId w:val="1278"/>
         </w:numPr>
       </w:pPr>
       <w:r>
@@ -6904,7 +6970,7 @@
         <w:pStyle w:val="Compact"/>
         <w:numPr>
           <w:ilvl w:val="0"/>
-          <w:numId w:val="1276"/>
+          <w:numId w:val="1279"/>
         </w:numPr>
       </w:pPr>
       <w:r>
@@ -6931,7 +6997,7 @@
         <w:pStyle w:val="Compact"/>
         <w:numPr>
           <w:ilvl w:val="0"/>
-          <w:numId w:val="1277"/>
+          <w:numId w:val="1280"/>
         </w:numPr>
       </w:pPr>
       <w:r>
@@ -6958,7 +7024,7 @@
         <w:pStyle w:val="Compact"/>
         <w:numPr>
           <w:ilvl w:val="0"/>
-          <w:numId w:val="1278"/>
+          <w:numId w:val="1281"/>
         </w:numPr>
       </w:pPr>
       <w:r>
@@ -6970,7 +7036,7 @@
         <w:pStyle w:val="Compact"/>
         <w:numPr>
           <w:ilvl w:val="0"/>
-          <w:numId w:val="1279"/>
+          <w:numId w:val="1282"/>
         </w:numPr>
       </w:pPr>
       <w:r>
@@ -6982,7 +7048,7 @@
         <w:pStyle w:val="Compact"/>
         <w:numPr>
           <w:ilvl w:val="0"/>
-          <w:numId w:val="1280"/>
+          <w:numId w:val="1283"/>
         </w:numPr>
       </w:pPr>
       <w:r>
@@ -7004,7 +7070,7 @@
         <w:pStyle w:val="Compact"/>
         <w:numPr>
           <w:ilvl w:val="0"/>
-          <w:numId w:val="1281"/>
+          <w:numId w:val="1284"/>
         </w:numPr>
       </w:pPr>
       <w:r>
@@ -7028,7 +7094,7 @@
         <w:pStyle w:val="Compact"/>
         <w:numPr>
           <w:ilvl w:val="0"/>
-          <w:numId w:val="1282"/>
+          <w:numId w:val="1285"/>
         </w:numPr>
       </w:pPr>
       <w:r>
@@ -7052,7 +7118,7 @@
         <w:pStyle w:val="Compact"/>
         <w:numPr>
           <w:ilvl w:val="0"/>
-          <w:numId w:val="1283"/>
+          <w:numId w:val="1286"/>
         </w:numPr>
       </w:pPr>
       <w:r>
@@ -7064,7 +7130,7 @@
         <w:pStyle w:val="Compact"/>
         <w:numPr>
           <w:ilvl w:val="0"/>
-          <w:numId w:val="1284"/>
+          <w:numId w:val="1287"/>
         </w:numPr>
       </w:pPr>
       <w:r>
@@ -7100,7 +7166,7 @@
         <w:pStyle w:val="Compact"/>
         <w:numPr>
           <w:ilvl w:val="0"/>
-          <w:numId w:val="1285"/>
+          <w:numId w:val="1288"/>
         </w:numPr>
       </w:pPr>
       <w:r>
@@ -7127,7 +7193,7 @@
         <w:pStyle w:val="Compact"/>
         <w:numPr>
           <w:ilvl w:val="0"/>
-          <w:numId w:val="1286"/>
+          <w:numId w:val="1289"/>
         </w:numPr>
       </w:pPr>
       <w:r>
@@ -7149,7 +7215,7 @@
         <w:pStyle w:val="Compact"/>
         <w:numPr>
           <w:ilvl w:val="0"/>
-          <w:numId w:val="1287"/>
+          <w:numId w:val="1290"/>
         </w:numPr>
       </w:pPr>
       <w:r>
@@ -7176,7 +7242,7 @@
         <w:pStyle w:val="Compact"/>
         <w:numPr>
           <w:ilvl w:val="0"/>
-          <w:numId w:val="1288"/>
+          <w:numId w:val="1291"/>
         </w:numPr>
       </w:pPr>
       <w:r>
@@ -7203,7 +7269,7 @@
         <w:pStyle w:val="Compact"/>
         <w:numPr>
           <w:ilvl w:val="0"/>
-          <w:numId w:val="1289"/>
+          <w:numId w:val="1292"/>
         </w:numPr>
       </w:pPr>
       <w:r>
@@ -7230,7 +7296,7 @@
         <w:pStyle w:val="Compact"/>
         <w:numPr>
           <w:ilvl w:val="0"/>
-          <w:numId w:val="1290"/>
+          <w:numId w:val="1293"/>
         </w:numPr>
       </w:pPr>
       <w:r>
@@ -7242,7 +7308,7 @@
         <w:pStyle w:val="Compact"/>
         <w:numPr>
           <w:ilvl w:val="0"/>
-          <w:numId w:val="1291"/>
+          <w:numId w:val="1294"/>
         </w:numPr>
       </w:pPr>
       <w:r>
@@ -7254,7 +7320,7 @@
         <w:pStyle w:val="Compact"/>
         <w:numPr>
           <w:ilvl w:val="0"/>
-          <w:numId w:val="1292"/>
+          <w:numId w:val="1295"/>
         </w:numPr>
       </w:pPr>
       <w:r>
@@ -7266,7 +7332,7 @@
         <w:pStyle w:val="Compact"/>
         <w:numPr>
           <w:ilvl w:val="0"/>
-          <w:numId w:val="1293"/>
+          <w:numId w:val="1296"/>
         </w:numPr>
       </w:pPr>
       <w:r>
@@ -7278,7 +7344,7 @@
         <w:pStyle w:val="Compact"/>
         <w:numPr>
           <w:ilvl w:val="0"/>
-          <w:numId w:val="1294"/>
+          <w:numId w:val="1297"/>
         </w:numPr>
       </w:pPr>
       <w:r>
@@ -7290,7 +7356,7 @@
         <w:pStyle w:val="Compact"/>
         <w:numPr>
           <w:ilvl w:val="0"/>
-          <w:numId w:val="1295"/>
+          <w:numId w:val="1298"/>
         </w:numPr>
       </w:pPr>
       <w:r>
@@ -7342,7 +7408,7 @@
         <w:pStyle w:val="Compact"/>
         <w:numPr>
           <w:ilvl w:val="0"/>
-          <w:numId w:val="1296"/>
+          <w:numId w:val="1299"/>
         </w:numPr>
       </w:pPr>
       <w:r>
@@ -7381,7 +7447,7 @@
         <w:pStyle w:val="Compact"/>
         <w:numPr>
           <w:ilvl w:val="0"/>
-          <w:numId w:val="1297"/>
+          <w:numId w:val="1300"/>
         </w:numPr>
       </w:pPr>
       <w:r>
@@ -7393,7 +7459,7 @@
         <w:pStyle w:val="Compact"/>
         <w:numPr>
           <w:ilvl w:val="0"/>
-          <w:numId w:val="1298"/>
+          <w:numId w:val="1301"/>
         </w:numPr>
       </w:pPr>
       <w:r>
@@ -7405,7 +7471,7 @@
         <w:pStyle w:val="Compact"/>
         <w:numPr>
           <w:ilvl w:val="0"/>
-          <w:numId w:val="1299"/>
+          <w:numId w:val="1302"/>
         </w:numPr>
       </w:pPr>
       <w:r>
@@ -7417,7 +7483,7 @@
         <w:pStyle w:val="Compact"/>
         <w:numPr>
           <w:ilvl w:val="0"/>
-          <w:numId w:val="1300"/>
+          <w:numId w:val="1303"/>
         </w:numPr>
       </w:pPr>
       <w:r>
@@ -7429,7 +7495,7 @@
         <w:pStyle w:val="Compact"/>
         <w:numPr>
           <w:ilvl w:val="0"/>
-          <w:numId w:val="1301"/>
+          <w:numId w:val="1304"/>
         </w:numPr>
       </w:pPr>
       <w:r>
@@ -7441,7 +7507,7 @@
         <w:pStyle w:val="Compact"/>
         <w:numPr>
           <w:ilvl w:val="1"/>
-          <w:numId w:val="1302"/>
+          <w:numId w:val="1305"/>
         </w:numPr>
       </w:pPr>
       <w:r>
@@ -7474,7 +7540,7 @@
         <w:pStyle w:val="Compact"/>
         <w:numPr>
           <w:ilvl w:val="1"/>
-          <w:numId w:val="1302"/>
+          <w:numId w:val="1305"/>
         </w:numPr>
       </w:pPr>
       <w:r>
@@ -7507,7 +7573,7 @@
         <w:pStyle w:val="Compact"/>
         <w:numPr>
           <w:ilvl w:val="1"/>
-          <w:numId w:val="1302"/>
+          <w:numId w:val="1305"/>
         </w:numPr>
       </w:pPr>
       <w:r>
@@ -7540,7 +7606,7 @@
         <w:pStyle w:val="Compact"/>
         <w:numPr>
           <w:ilvl w:val="1"/>
-          <w:numId w:val="1302"/>
+          <w:numId w:val="1305"/>
         </w:numPr>
       </w:pPr>
       <w:r>
@@ -7573,7 +7639,7 @@
         <w:pStyle w:val="Compact"/>
         <w:numPr>
           <w:ilvl w:val="1"/>
-          <w:numId w:val="1302"/>
+          <w:numId w:val="1305"/>
         </w:numPr>
       </w:pPr>
       <w:r>
@@ -7606,7 +7672,7 @@
         <w:pStyle w:val="Compact"/>
         <w:numPr>
           <w:ilvl w:val="0"/>
-          <w:numId w:val="1303"/>
+          <w:numId w:val="1306"/>
         </w:numPr>
       </w:pPr>
       <w:r>
@@ -7660,7 +7726,7 @@
         <w:pStyle w:val="Compact"/>
         <w:numPr>
           <w:ilvl w:val="0"/>
-          <w:numId w:val="1304"/>
+          <w:numId w:val="1307"/>
         </w:numPr>
       </w:pPr>
       <w:r>
@@ -7672,7 +7738,7 @@
         <w:pStyle w:val="Compact"/>
         <w:numPr>
           <w:ilvl w:val="0"/>
-          <w:numId w:val="1305"/>
+          <w:numId w:val="1308"/>
         </w:numPr>
       </w:pPr>
       <w:r>
@@ -7684,7 +7750,7 @@
         <w:pStyle w:val="Compact"/>
         <w:numPr>
           <w:ilvl w:val="0"/>
-          <w:numId w:val="1306"/>
+          <w:numId w:val="1309"/>
         </w:numPr>
       </w:pPr>
       <w:r>
@@ -7696,7 +7762,7 @@
         <w:pStyle w:val="Compact"/>
         <w:numPr>
           <w:ilvl w:val="0"/>
-          <w:numId w:val="1307"/>
+          <w:numId w:val="1310"/>
         </w:numPr>
       </w:pPr>
       <w:r>
@@ -7708,7 +7774,7 @@
         <w:pStyle w:val="Compact"/>
         <w:numPr>
           <w:ilvl w:val="0"/>
-          <w:numId w:val="1308"/>
+          <w:numId w:val="1311"/>
         </w:numPr>
       </w:pPr>
       <w:r>
@@ -7730,7 +7796,7 @@
         <w:pStyle w:val="Compact"/>
         <w:numPr>
           <w:ilvl w:val="0"/>
-          <w:numId w:val="1309"/>
+          <w:numId w:val="1312"/>
         </w:numPr>
       </w:pPr>
       <w:r>
@@ -7742,7 +7808,7 @@
         <w:pStyle w:val="Compact"/>
         <w:numPr>
           <w:ilvl w:val="0"/>
-          <w:numId w:val="1310"/>
+          <w:numId w:val="1313"/>
         </w:numPr>
       </w:pPr>
       <w:r>
@@ -7754,7 +7820,7 @@
         <w:pStyle w:val="Compact"/>
         <w:numPr>
           <w:ilvl w:val="0"/>
-          <w:numId w:val="1311"/>
+          <w:numId w:val="1314"/>
         </w:numPr>
       </w:pPr>
       <w:r>
@@ -7766,7 +7832,7 @@
         <w:pStyle w:val="Compact"/>
         <w:numPr>
           <w:ilvl w:val="0"/>
-          <w:numId w:val="1312"/>
+          <w:numId w:val="1315"/>
         </w:numPr>
       </w:pPr>
       <w:r>
@@ -7778,7 +7844,7 @@
         <w:pStyle w:val="Compact"/>
         <w:numPr>
           <w:ilvl w:val="0"/>
-          <w:numId w:val="1313"/>
+          <w:numId w:val="1316"/>
         </w:numPr>
       </w:pPr>
       <w:r>
@@ -7790,7 +7856,7 @@
         <w:pStyle w:val="Compact"/>
         <w:numPr>
           <w:ilvl w:val="0"/>
-          <w:numId w:val="1314"/>
+          <w:numId w:val="1317"/>
         </w:numPr>
       </w:pPr>
       <w:r>
@@ -7802,7 +7868,7 @@
         <w:pStyle w:val="Compact"/>
         <w:numPr>
           <w:ilvl w:val="0"/>
-          <w:numId w:val="1315"/>
+          <w:numId w:val="1318"/>
         </w:numPr>
       </w:pPr>
       <w:r>
@@ -7814,7 +7880,7 @@
         <w:pStyle w:val="Compact"/>
         <w:numPr>
           <w:ilvl w:val="0"/>
-          <w:numId w:val="1316"/>
+          <w:numId w:val="1319"/>
         </w:numPr>
       </w:pPr>
       <w:r>
@@ -7826,7 +7892,7 @@
         <w:pStyle w:val="Compact"/>
         <w:numPr>
           <w:ilvl w:val="0"/>
-          <w:numId w:val="1317"/>
+          <w:numId w:val="1320"/>
         </w:numPr>
       </w:pPr>
       <w:r>
@@ -7838,7 +7904,7 @@
         <w:pStyle w:val="Compact"/>
         <w:numPr>
           <w:ilvl w:val="0"/>
-          <w:numId w:val="1318"/>
+          <w:numId w:val="1321"/>
         </w:numPr>
       </w:pPr>
       <w:r>
@@ -7850,7 +7916,7 @@
         <w:pStyle w:val="Compact"/>
         <w:numPr>
           <w:ilvl w:val="0"/>
-          <w:numId w:val="1319"/>
+          <w:numId w:val="1322"/>
         </w:numPr>
       </w:pPr>
       <w:r>
@@ -7877,7 +7943,7 @@
         <w:pStyle w:val="Compact"/>
         <w:numPr>
           <w:ilvl w:val="0"/>
-          <w:numId w:val="1320"/>
+          <w:numId w:val="1323"/>
         </w:numPr>
       </w:pPr>
       <w:r>
@@ -7909,7 +7975,7 @@
         <w:pStyle w:val="Compact"/>
         <w:numPr>
           <w:ilvl w:val="0"/>
-          <w:numId w:val="1321"/>
+          <w:numId w:val="1324"/>
         </w:numPr>
       </w:pPr>
       <w:r>
@@ -7948,7 +8014,7 @@
         <w:pStyle w:val="Compact"/>
         <w:numPr>
           <w:ilvl w:val="0"/>
-          <w:numId w:val="1322"/>
+          <w:numId w:val="1325"/>
         </w:numPr>
       </w:pPr>
       <w:r>
@@ -7987,7 +8053,7 @@
         <w:pStyle w:val="Compact"/>
         <w:numPr>
           <w:ilvl w:val="0"/>
-          <w:numId w:val="1323"/>
+          <w:numId w:val="1326"/>
         </w:numPr>
       </w:pPr>
       <w:r>
@@ -8011,7 +8077,7 @@
         <w:pStyle w:val="Compact"/>
         <w:numPr>
           <w:ilvl w:val="0"/>
-          <w:numId w:val="1324"/>
+          <w:numId w:val="1327"/>
         </w:numPr>
       </w:pPr>
       <w:r>
@@ -8068,7 +8134,7 @@
         <w:pStyle w:val="Compact"/>
         <w:numPr>
           <w:ilvl w:val="0"/>
-          <w:numId w:val="1325"/>
+          <w:numId w:val="1328"/>
         </w:numPr>
       </w:pPr>
       <w:r>
@@ -8092,7 +8158,7 @@
         <w:pStyle w:val="Compact"/>
         <w:numPr>
           <w:ilvl w:val="0"/>
-          <w:numId w:val="1326"/>
+          <w:numId w:val="1329"/>
         </w:numPr>
       </w:pPr>
       <w:r>
@@ -8104,7 +8170,7 @@
         <w:pStyle w:val="Compact"/>
         <w:numPr>
           <w:ilvl w:val="1"/>
-          <w:numId w:val="1327"/>
+          <w:numId w:val="1330"/>
         </w:numPr>
       </w:pPr>
       <w:r>
@@ -8116,7 +8182,7 @@
         <w:pStyle w:val="Compact"/>
         <w:numPr>
           <w:ilvl w:val="1"/>
-          <w:numId w:val="1327"/>
+          <w:numId w:val="1330"/>
         </w:numPr>
       </w:pPr>
       <w:r>
@@ -8128,7 +8194,7 @@
         <w:pStyle w:val="Compact"/>
         <w:numPr>
           <w:ilvl w:val="1"/>
-          <w:numId w:val="1327"/>
+          <w:numId w:val="1330"/>
         </w:numPr>
       </w:pPr>
       <w:r>
@@ -8140,7 +8206,7 @@
         <w:pStyle w:val="Compact"/>
         <w:numPr>
           <w:ilvl w:val="1"/>
-          <w:numId w:val="1327"/>
+          <w:numId w:val="1330"/>
         </w:numPr>
       </w:pPr>
       <w:r>
@@ -8152,7 +8218,7 @@
         <w:pStyle w:val="Compact"/>
         <w:numPr>
           <w:ilvl w:val="1"/>
-          <w:numId w:val="1327"/>
+          <w:numId w:val="1330"/>
         </w:numPr>
       </w:pPr>
       <w:r>
@@ -8164,7 +8230,7 @@
         <w:pStyle w:val="Compact"/>
         <w:numPr>
           <w:ilvl w:val="0"/>
-          <w:numId w:val="1328"/>
+          <w:numId w:val="1331"/>
         </w:numPr>
       </w:pPr>
       <w:r>
@@ -8209,7 +8275,7 @@
         <w:pStyle w:val="Compact"/>
         <w:numPr>
           <w:ilvl w:val="0"/>
-          <w:numId w:val="1329"/>
+          <w:numId w:val="1332"/>
         </w:numPr>
       </w:pPr>
       <w:r>
@@ -8242,7 +8308,7 @@
         <w:pStyle w:val="Compact"/>
         <w:numPr>
           <w:ilvl w:val="0"/>
-          <w:numId w:val="1330"/>
+          <w:numId w:val="1333"/>
         </w:numPr>
       </w:pPr>
       <w:r>
@@ -8275,7 +8341,7 @@
         <w:pStyle w:val="Compact"/>
         <w:numPr>
           <w:ilvl w:val="0"/>
-          <w:numId w:val="1331"/>
+          <w:numId w:val="1334"/>
         </w:numPr>
       </w:pPr>
       <w:r>
@@ -8302,7 +8368,7 @@
         <w:pStyle w:val="Compact"/>
         <w:numPr>
           <w:ilvl w:val="0"/>
-          <w:numId w:val="1332"/>
+          <w:numId w:val="1335"/>
         </w:numPr>
       </w:pPr>
       <w:r>
@@ -8314,7 +8380,7 @@
         <w:pStyle w:val="Compact"/>
         <w:numPr>
           <w:ilvl w:val="0"/>
-          <w:numId w:val="1333"/>
+          <w:numId w:val="1336"/>
         </w:numPr>
       </w:pPr>
       <w:r>
@@ -8326,7 +8392,7 @@
         <w:pStyle w:val="Compact"/>
         <w:numPr>
           <w:ilvl w:val="0"/>
-          <w:numId w:val="1334"/>
+          <w:numId w:val="1337"/>
         </w:numPr>
       </w:pPr>
       <w:r>
@@ -8338,7 +8404,7 @@
         <w:pStyle w:val="Compact"/>
         <w:numPr>
           <w:ilvl w:val="0"/>
-          <w:numId w:val="1335"/>
+          <w:numId w:val="1338"/>
         </w:numPr>
       </w:pPr>
       <w:r>
@@ -8350,7 +8416,7 @@
         <w:pStyle w:val="Compact"/>
         <w:numPr>
           <w:ilvl w:val="0"/>
-          <w:numId w:val="1336"/>
+          <w:numId w:val="1339"/>
         </w:numPr>
       </w:pPr>
       <w:r>
@@ -8377,7 +8443,7 @@
         <w:pStyle w:val="Compact"/>
         <w:numPr>
           <w:ilvl w:val="0"/>
-          <w:numId w:val="1337"/>
+          <w:numId w:val="1340"/>
         </w:numPr>
       </w:pPr>
       <w:r>
@@ -8399,7 +8465,7 @@
         <w:pStyle w:val="Compact"/>
         <w:numPr>
           <w:ilvl w:val="0"/>
-          <w:numId w:val="1338"/>
+          <w:numId w:val="1341"/>
         </w:numPr>
       </w:pPr>
       <w:r>
@@ -8411,7 +8477,7 @@
         <w:pStyle w:val="Compact"/>
         <w:numPr>
           <w:ilvl w:val="0"/>
-          <w:numId w:val="1339"/>
+          <w:numId w:val="1342"/>
         </w:numPr>
       </w:pPr>
       <w:r>
@@ -8423,7 +8489,7 @@
         <w:pStyle w:val="Compact"/>
         <w:numPr>
           <w:ilvl w:val="0"/>
-          <w:numId w:val="1340"/>
+          <w:numId w:val="1343"/>
         </w:numPr>
       </w:pPr>
       <w:r>
@@ -8435,7 +8501,7 @@
         <w:pStyle w:val="Compact"/>
         <w:numPr>
           <w:ilvl w:val="0"/>
-          <w:numId w:val="1341"/>
+          <w:numId w:val="1344"/>
         </w:numPr>
       </w:pPr>
       <w:r>
@@ -8459,7 +8525,7 @@
         <w:pStyle w:val="Compact"/>
         <w:numPr>
           <w:ilvl w:val="0"/>
-          <w:numId w:val="1342"/>
+          <w:numId w:val="1345"/>
         </w:numPr>
       </w:pPr>
       <w:r>
@@ -8471,7 +8537,7 @@
         <w:pStyle w:val="Compact"/>
         <w:numPr>
           <w:ilvl w:val="1"/>
-          <w:numId w:val="1343"/>
+          <w:numId w:val="1346"/>
         </w:numPr>
       </w:pPr>
       <w:r>
@@ -8483,7 +8549,7 @@
         <w:pStyle w:val="Compact"/>
         <w:numPr>
           <w:ilvl w:val="1"/>
-          <w:numId w:val="1343"/>
+          <w:numId w:val="1346"/>
         </w:numPr>
       </w:pPr>
       <w:r>
@@ -8495,7 +8561,7 @@
         <w:pStyle w:val="Compact"/>
         <w:numPr>
           <w:ilvl w:val="1"/>
-          <w:numId w:val="1343"/>
+          <w:numId w:val="1346"/>
         </w:numPr>
       </w:pPr>
       <w:r>
@@ -8507,7 +8573,7 @@
         <w:pStyle w:val="Compact"/>
         <w:numPr>
           <w:ilvl w:val="0"/>
-          <w:numId w:val="1344"/>
+          <w:numId w:val="1347"/>
         </w:numPr>
       </w:pPr>
       <w:r>
@@ -8549,7 +8615,7 @@
         <w:pStyle w:val="Compact"/>
         <w:numPr>
           <w:ilvl w:val="0"/>
-          <w:numId w:val="1345"/>
+          <w:numId w:val="1348"/>
         </w:numPr>
       </w:pPr>
       <w:r>
@@ -8601,7 +8667,7 @@
         <w:pStyle w:val="Compact"/>
         <w:numPr>
           <w:ilvl w:val="0"/>
-          <w:numId w:val="1346"/>
+          <w:numId w:val="1349"/>
         </w:numPr>
       </w:pPr>
       <w:r>
@@ -8613,7 +8679,7 @@
         <w:pStyle w:val="Compact"/>
         <w:numPr>
           <w:ilvl w:val="0"/>
-          <w:numId w:val="1347"/>
+          <w:numId w:val="1350"/>
         </w:numPr>
       </w:pPr>
       <w:r>
@@ -8625,7 +8691,7 @@
         <w:pStyle w:val="Compact"/>
         <w:numPr>
           <w:ilvl w:val="0"/>
-          <w:numId w:val="1348"/>
+          <w:numId w:val="1351"/>
         </w:numPr>
       </w:pPr>
       <w:r>
@@ -8637,7 +8703,7 @@
         <w:pStyle w:val="Compact"/>
         <w:numPr>
           <w:ilvl w:val="0"/>
-          <w:numId w:val="1349"/>
+          <w:numId w:val="1352"/>
         </w:numPr>
       </w:pPr>
       <w:r>
@@ -8649,7 +8715,7 @@
         <w:pStyle w:val="Compact"/>
         <w:numPr>
           <w:ilvl w:val="0"/>
-          <w:numId w:val="1350"/>
+          <w:numId w:val="1353"/>
         </w:numPr>
       </w:pPr>
       <w:r>
@@ -8661,7 +8727,7 @@
         <w:pStyle w:val="Compact"/>
         <w:numPr>
           <w:ilvl w:val="0"/>
-          <w:numId w:val="1351"/>
+          <w:numId w:val="1354"/>
         </w:numPr>
       </w:pPr>
       <w:r>
@@ -8673,7 +8739,7 @@
         <w:pStyle w:val="Compact"/>
         <w:numPr>
           <w:ilvl w:val="0"/>
-          <w:numId w:val="1352"/>
+          <w:numId w:val="1355"/>
         </w:numPr>
       </w:pPr>
       <w:r>
@@ -8685,7 +8751,7 @@
         <w:pStyle w:val="Compact"/>
         <w:numPr>
           <w:ilvl w:val="0"/>
-          <w:numId w:val="1353"/>
+          <w:numId w:val="1356"/>
         </w:numPr>
       </w:pPr>
       <w:r>
@@ -8697,7 +8763,7 @@
         <w:pStyle w:val="Compact"/>
         <w:numPr>
           <w:ilvl w:val="0"/>
-          <w:numId w:val="1354"/>
+          <w:numId w:val="1357"/>
         </w:numPr>
       </w:pPr>
       <w:r>
@@ -8729,7 +8795,7 @@
         <w:pStyle w:val="Compact"/>
         <w:numPr>
           <w:ilvl w:val="0"/>
-          <w:numId w:val="1355"/>
+          <w:numId w:val="1358"/>
         </w:numPr>
       </w:pPr>
       <w:r>
@@ -8741,7 +8807,7 @@
         <w:pStyle w:val="Compact"/>
         <w:numPr>
           <w:ilvl w:val="0"/>
-          <w:numId w:val="1356"/>
+          <w:numId w:val="1359"/>
         </w:numPr>
       </w:pPr>
       <w:r>
@@ -8753,7 +8819,7 @@
         <w:pStyle w:val="Compact"/>
         <w:numPr>
           <w:ilvl w:val="0"/>
-          <w:numId w:val="1357"/>
+          <w:numId w:val="1360"/>
         </w:numPr>
       </w:pPr>
       <w:r>
@@ -8765,7 +8831,7 @@
         <w:pStyle w:val="Compact"/>
         <w:numPr>
           <w:ilvl w:val="0"/>
-          <w:numId w:val="1358"/>
+          <w:numId w:val="1361"/>
         </w:numPr>
       </w:pPr>
       <w:r>
@@ -8777,7 +8843,7 @@
         <w:pStyle w:val="Compact"/>
         <w:numPr>
           <w:ilvl w:val="0"/>
-          <w:numId w:val="1359"/>
+          <w:numId w:val="1362"/>
         </w:numPr>
       </w:pPr>
       <w:r>
@@ -8789,7 +8855,7 @@
         <w:pStyle w:val="Compact"/>
         <w:numPr>
           <w:ilvl w:val="0"/>
-          <w:numId w:val="1360"/>
+          <w:numId w:val="1363"/>
         </w:numPr>
       </w:pPr>
       <w:r>
@@ -8801,7 +8867,7 @@
         <w:pStyle w:val="Compact"/>
         <w:numPr>
           <w:ilvl w:val="0"/>
-          <w:numId w:val="1361"/>
+          <w:numId w:val="1364"/>
         </w:numPr>
       </w:pPr>
       <w:r>
@@ -8813,7 +8879,7 @@
         <w:pStyle w:val="Compact"/>
         <w:numPr>
           <w:ilvl w:val="0"/>
-          <w:numId w:val="1362"/>
+          <w:numId w:val="1365"/>
         </w:numPr>
       </w:pPr>
       <w:r>
@@ -8825,7 +8891,7 @@
         <w:pStyle w:val="Compact"/>
         <w:numPr>
           <w:ilvl w:val="0"/>
-          <w:numId w:val="1363"/>
+          <w:numId w:val="1366"/>
         </w:numPr>
       </w:pPr>
       <w:r>
@@ -8837,7 +8903,7 @@
         <w:pStyle w:val="Compact"/>
         <w:numPr>
           <w:ilvl w:val="0"/>
-          <w:numId w:val="1364"/>
+          <w:numId w:val="1367"/>
         </w:numPr>
       </w:pPr>
       <w:r>
@@ -8849,7 +8915,7 @@
         <w:pStyle w:val="Compact"/>
         <w:numPr>
           <w:ilvl w:val="0"/>
-          <w:numId w:val="1365"/>
+          <w:numId w:val="1368"/>
         </w:numPr>
       </w:pPr>
       <w:r>
@@ -8861,7 +8927,7 @@
         <w:pStyle w:val="Compact"/>
         <w:numPr>
           <w:ilvl w:val="0"/>
-          <w:numId w:val="1366"/>
+          <w:numId w:val="1369"/>
         </w:numPr>
       </w:pPr>
       <w:r>
@@ -8873,7 +8939,7 @@
         <w:pStyle w:val="Compact"/>
         <w:numPr>
           <w:ilvl w:val="0"/>
-          <w:numId w:val="1367"/>
+          <w:numId w:val="1370"/>
         </w:numPr>
       </w:pPr>
       <w:r>
@@ -8885,7 +8951,7 @@
         <w:pStyle w:val="Compact"/>
         <w:numPr>
           <w:ilvl w:val="0"/>
-          <w:numId w:val="1368"/>
+          <w:numId w:val="1371"/>
         </w:numPr>
       </w:pPr>
       <w:r>
@@ -8897,7 +8963,7 @@
         <w:pStyle w:val="Compact"/>
         <w:numPr>
           <w:ilvl w:val="0"/>
-          <w:numId w:val="1369"/>
+          <w:numId w:val="1372"/>
         </w:numPr>
       </w:pPr>
       <w:r>
@@ -8919,7 +8985,7 @@
         <w:pStyle w:val="Compact"/>
         <w:numPr>
           <w:ilvl w:val="0"/>
-          <w:numId w:val="1370"/>
+          <w:numId w:val="1373"/>
         </w:numPr>
       </w:pPr>
       <w:r>
@@ -8931,7 +8997,7 @@
         <w:pStyle w:val="Compact"/>
         <w:numPr>
           <w:ilvl w:val="0"/>
-          <w:numId w:val="1371"/>
+          <w:numId w:val="1374"/>
         </w:numPr>
       </w:pPr>
       <w:r>
@@ -8943,7 +9009,7 @@
         <w:pStyle w:val="Compact"/>
         <w:numPr>
           <w:ilvl w:val="0"/>
-          <w:numId w:val="1372"/>
+          <w:numId w:val="1375"/>
         </w:numPr>
       </w:pPr>
       <w:r>
@@ -8955,7 +9021,7 @@
         <w:pStyle w:val="Compact"/>
         <w:numPr>
           <w:ilvl w:val="0"/>
-          <w:numId w:val="1373"/>
+          <w:numId w:val="1376"/>
         </w:numPr>
       </w:pPr>
       <w:r>
@@ -8967,7 +9033,7 @@
         <w:pStyle w:val="Compact"/>
         <w:numPr>
           <w:ilvl w:val="0"/>
-          <w:numId w:val="1374"/>
+          <w:numId w:val="1377"/>
         </w:numPr>
       </w:pPr>
       <w:r>
@@ -8979,7 +9045,7 @@
         <w:pStyle w:val="Compact"/>
         <w:numPr>
           <w:ilvl w:val="0"/>
-          <w:numId w:val="1375"/>
+          <w:numId w:val="1378"/>
         </w:numPr>
       </w:pPr>
       <w:r>
@@ -8991,7 +9057,7 @@
         <w:pStyle w:val="Compact"/>
         <w:numPr>
           <w:ilvl w:val="0"/>
-          <w:numId w:val="1376"/>
+          <w:numId w:val="1379"/>
         </w:numPr>
       </w:pPr>
       <w:r>
@@ -9013,7 +9079,7 @@
         <w:pStyle w:val="Compact"/>
         <w:numPr>
           <w:ilvl w:val="0"/>
-          <w:numId w:val="1377"/>
+          <w:numId w:val="1380"/>
         </w:numPr>
       </w:pPr>
       <w:r>
@@ -9025,7 +9091,7 @@
         <w:pStyle w:val="Compact"/>
         <w:numPr>
           <w:ilvl w:val="0"/>
-          <w:numId w:val="1378"/>
+          <w:numId w:val="1381"/>
         </w:numPr>
       </w:pPr>
       <w:r>
@@ -9037,7 +9103,7 @@
         <w:pStyle w:val="Compact"/>
         <w:numPr>
           <w:ilvl w:val="0"/>
-          <w:numId w:val="1379"/>
+          <w:numId w:val="1382"/>
         </w:numPr>
       </w:pPr>
       <w:r>
@@ -9049,7 +9115,7 @@
         <w:pStyle w:val="Compact"/>
         <w:numPr>
           <w:ilvl w:val="0"/>
-          <w:numId w:val="1380"/>
+          <w:numId w:val="1383"/>
         </w:numPr>
       </w:pPr>
       <w:r>
@@ -9061,7 +9127,7 @@
         <w:pStyle w:val="Compact"/>
         <w:numPr>
           <w:ilvl w:val="0"/>
-          <w:numId w:val="1381"/>
+          <w:numId w:val="1384"/>
         </w:numPr>
       </w:pPr>
       <w:r>
@@ -9073,7 +9139,7 @@
         <w:pStyle w:val="Compact"/>
         <w:numPr>
           <w:ilvl w:val="0"/>
-          <w:numId w:val="1382"/>
+          <w:numId w:val="1385"/>
         </w:numPr>
       </w:pPr>
       <w:r>
@@ -9085,7 +9151,7 @@
         <w:pStyle w:val="Compact"/>
         <w:numPr>
           <w:ilvl w:val="0"/>
-          <w:numId w:val="1383"/>
+          <w:numId w:val="1386"/>
         </w:numPr>
       </w:pPr>
       <w:r>
@@ -9117,7 +9183,7 @@
         <w:pStyle w:val="Compact"/>
         <w:numPr>
           <w:ilvl w:val="0"/>
-          <w:numId w:val="1384"/>
+          <w:numId w:val="1387"/>
         </w:numPr>
       </w:pPr>
       <w:r>
@@ -9168,7 +9234,7 @@
         <w:pStyle w:val="Compact"/>
         <w:numPr>
           <w:ilvl w:val="0"/>
-          <w:numId w:val="1385"/>
+          <w:numId w:val="1388"/>
         </w:numPr>
       </w:pPr>
       <w:r>
@@ -9195,7 +9261,7 @@
         <w:pStyle w:val="Compact"/>
         <w:numPr>
           <w:ilvl w:val="0"/>
-          <w:numId w:val="1386"/>
+          <w:numId w:val="1389"/>
         </w:numPr>
       </w:pPr>
       <w:r>
@@ -9207,7 +9273,7 @@
         <w:pStyle w:val="Compact"/>
         <w:numPr>
           <w:ilvl w:val="0"/>
-          <w:numId w:val="1387"/>
+          <w:numId w:val="1390"/>
         </w:numPr>
       </w:pPr>
       <w:r>
@@ -9234,7 +9300,7 @@
         <w:pStyle w:val="Compact"/>
         <w:numPr>
           <w:ilvl w:val="0"/>
-          <w:numId w:val="1388"/>
+          <w:numId w:val="1391"/>
         </w:numPr>
       </w:pPr>
       <w:r>
@@ -9246,7 +9312,7 @@
         <w:pStyle w:val="Compact"/>
         <w:numPr>
           <w:ilvl w:val="0"/>
-          <w:numId w:val="1389"/>
+          <w:numId w:val="1392"/>
         </w:numPr>
       </w:pPr>
       <w:r>
@@ -9258,7 +9324,7 @@
         <w:pStyle w:val="Compact"/>
         <w:numPr>
           <w:ilvl w:val="0"/>
-          <w:numId w:val="1390"/>
+          <w:numId w:val="1393"/>
         </w:numPr>
       </w:pPr>
       <w:r>
@@ -9280,7 +9346,7 @@
         <w:pStyle w:val="Compact"/>
         <w:numPr>
           <w:ilvl w:val="0"/>
-          <w:numId w:val="1391"/>
+          <w:numId w:val="1394"/>
         </w:numPr>
       </w:pPr>
       <w:r>
@@ -9304,7 +9370,7 @@
         <w:pStyle w:val="Compact"/>
         <w:numPr>
           <w:ilvl w:val="0"/>
-          <w:numId w:val="1392"/>
+          <w:numId w:val="1395"/>
         </w:numPr>
       </w:pPr>
       <w:r>
@@ -9328,7 +9394,7 @@
         <w:pStyle w:val="Compact"/>
         <w:numPr>
           <w:ilvl w:val="0"/>
-          <w:numId w:val="1393"/>
+          <w:numId w:val="1396"/>
         </w:numPr>
       </w:pPr>
       <w:r>
@@ -9340,7 +9406,7 @@
         <w:pStyle w:val="Compact"/>
         <w:numPr>
           <w:ilvl w:val="0"/>
-          <w:numId w:val="1394"/>
+          <w:numId w:val="1397"/>
         </w:numPr>
       </w:pPr>
       <w:r>
@@ -9352,7 +9418,7 @@
         <w:pStyle w:val="Compact"/>
         <w:numPr>
           <w:ilvl w:val="0"/>
-          <w:numId w:val="1395"/>
+          <w:numId w:val="1398"/>
         </w:numPr>
       </w:pPr>
       <w:r>
@@ -9364,7 +9430,7 @@
         <w:pStyle w:val="Compact"/>
         <w:numPr>
           <w:ilvl w:val="0"/>
-          <w:numId w:val="1396"/>
+          <w:numId w:val="1399"/>
         </w:numPr>
       </w:pPr>
       <w:r>
@@ -9395,7 +9461,7 @@
         <w:pStyle w:val="Compact"/>
         <w:numPr>
           <w:ilvl w:val="0"/>
-          <w:numId w:val="1397"/>
+          <w:numId w:val="1400"/>
         </w:numPr>
       </w:pPr>
       <w:r>
@@ -9407,7 +9473,7 @@
         <w:pStyle w:val="Compact"/>
         <w:numPr>
           <w:ilvl w:val="0"/>
-          <w:numId w:val="1398"/>
+          <w:numId w:val="1401"/>
         </w:numPr>
       </w:pPr>
       <w:r>
@@ -9419,7 +9485,7 @@
         <w:pStyle w:val="Compact"/>
         <w:numPr>
           <w:ilvl w:val="1"/>
-          <w:numId w:val="1399"/>
+          <w:numId w:val="1402"/>
         </w:numPr>
       </w:pPr>
       <w:r>
@@ -9437,7 +9503,7 @@
         <w:pStyle w:val="Compact"/>
         <w:numPr>
           <w:ilvl w:val="1"/>
-          <w:numId w:val="1399"/>
+          <w:numId w:val="1402"/>
         </w:numPr>
       </w:pPr>
       <w:r>
@@ -9455,7 +9521,7 @@
         <w:pStyle w:val="Compact"/>
         <w:numPr>
           <w:ilvl w:val="1"/>
-          <w:numId w:val="1399"/>
+          <w:numId w:val="1402"/>
         </w:numPr>
       </w:pPr>
       <w:r>
@@ -9473,7 +9539,7 @@
         <w:pStyle w:val="Compact"/>
         <w:numPr>
           <w:ilvl w:val="1"/>
-          <w:numId w:val="1399"/>
+          <w:numId w:val="1402"/>
         </w:numPr>
       </w:pPr>
       <w:r>
@@ -9491,7 +9557,7 @@
         <w:pStyle w:val="Compact"/>
         <w:numPr>
           <w:ilvl w:val="0"/>
-          <w:numId w:val="1400"/>
+          <w:numId w:val="1403"/>
         </w:numPr>
       </w:pPr>
       <w:r>
@@ -9503,7 +9569,7 @@
         <w:pStyle w:val="Compact"/>
         <w:numPr>
           <w:ilvl w:val="0"/>
-          <w:numId w:val="1401"/>
+          <w:numId w:val="1404"/>
         </w:numPr>
       </w:pPr>
       <w:r>
@@ -9515,7 +9581,7 @@
         <w:pStyle w:val="Compact"/>
         <w:numPr>
           <w:ilvl w:val="0"/>
-          <w:numId w:val="1402"/>
+          <w:numId w:val="1405"/>
         </w:numPr>
       </w:pPr>
       <w:r>
@@ -9537,7 +9603,7 @@
         <w:pStyle w:val="Compact"/>
         <w:numPr>
           <w:ilvl w:val="0"/>
-          <w:numId w:val="1403"/>
+          <w:numId w:val="1406"/>
         </w:numPr>
       </w:pPr>
       <w:r>
@@ -9549,7 +9615,7 @@
         <w:pStyle w:val="Compact"/>
         <w:numPr>
           <w:ilvl w:val="0"/>
-          <w:numId w:val="1404"/>
+          <w:numId w:val="1407"/>
         </w:numPr>
       </w:pPr>
       <w:r>
@@ -9561,7 +9627,7 @@
         <w:pStyle w:val="Compact"/>
         <w:numPr>
           <w:ilvl w:val="0"/>
-          <w:numId w:val="1405"/>
+          <w:numId w:val="1408"/>
         </w:numPr>
       </w:pPr>
       <w:r>
@@ -9573,7 +9639,7 @@
         <w:pStyle w:val="Compact"/>
         <w:numPr>
           <w:ilvl w:val="0"/>
-          <w:numId w:val="1406"/>
+          <w:numId w:val="1409"/>
         </w:numPr>
       </w:pPr>
       <w:r>
@@ -9585,7 +9651,7 @@
         <w:pStyle w:val="Compact"/>
         <w:numPr>
           <w:ilvl w:val="0"/>
-          <w:numId w:val="1407"/>
+          <w:numId w:val="1410"/>
         </w:numPr>
       </w:pPr>
       <w:r>
@@ -9597,7 +9663,7 @@
         <w:pStyle w:val="Compact"/>
         <w:numPr>
           <w:ilvl w:val="0"/>
-          <w:numId w:val="1408"/>
+          <w:numId w:val="1411"/>
         </w:numPr>
       </w:pPr>
       <w:r>
@@ -9609,7 +9675,7 @@
         <w:pStyle w:val="Compact"/>
         <w:numPr>
           <w:ilvl w:val="0"/>
-          <w:numId w:val="1409"/>
+          <w:numId w:val="1412"/>
         </w:numPr>
       </w:pPr>
       <w:r>
@@ -9621,7 +9687,7 @@
         <w:pStyle w:val="Compact"/>
         <w:numPr>
           <w:ilvl w:val="0"/>
-          <w:numId w:val="1410"/>
+          <w:numId w:val="1413"/>
         </w:numPr>
       </w:pPr>
       <w:r>
@@ -9633,7 +9699,7 @@
         <w:pStyle w:val="Compact"/>
         <w:numPr>
           <w:ilvl w:val="0"/>
-          <w:numId w:val="1411"/>
+          <w:numId w:val="1414"/>
         </w:numPr>
       </w:pPr>
       <w:r>
@@ -9665,7 +9731,7 @@
         <w:pStyle w:val="Compact"/>
         <w:numPr>
           <w:ilvl w:val="0"/>
-          <w:numId w:val="1412"/>
+          <w:numId w:val="1415"/>
         </w:numPr>
       </w:pPr>
       <w:r>
@@ -9677,7 +9743,7 @@
         <w:pStyle w:val="Compact"/>
         <w:numPr>
           <w:ilvl w:val="0"/>
-          <w:numId w:val="1413"/>
+          <w:numId w:val="1416"/>
         </w:numPr>
       </w:pPr>
       <w:r>
@@ -9689,7 +9755,7 @@
         <w:pStyle w:val="Compact"/>
         <w:numPr>
           <w:ilvl w:val="1"/>
-          <w:numId w:val="1414"/>
+          <w:numId w:val="1417"/>
         </w:numPr>
       </w:pPr>
       <w:r>
@@ -9701,7 +9767,7 @@
         <w:pStyle w:val="Compact"/>
         <w:numPr>
           <w:ilvl w:val="1"/>
-          <w:numId w:val="1414"/>
+          <w:numId w:val="1417"/>
         </w:numPr>
       </w:pPr>
       <w:r>
@@ -9713,7 +9779,7 @@
         <w:pStyle w:val="Compact"/>
         <w:numPr>
           <w:ilvl w:val="1"/>
-          <w:numId w:val="1414"/>
+          <w:numId w:val="1417"/>
         </w:numPr>
       </w:pPr>
       <w:r>
@@ -9725,7 +9791,7 @@
         <w:pStyle w:val="Compact"/>
         <w:numPr>
           <w:ilvl w:val="1"/>
-          <w:numId w:val="1414"/>
+          <w:numId w:val="1417"/>
         </w:numPr>
       </w:pPr>
       <w:r>
@@ -9737,7 +9803,7 @@
         <w:pStyle w:val="Compact"/>
         <w:numPr>
           <w:ilvl w:val="1"/>
-          <w:numId w:val="1414"/>
+          <w:numId w:val="1417"/>
         </w:numPr>
       </w:pPr>
       <w:r>
@@ -9749,7 +9815,7 @@
         <w:pStyle w:val="Compact"/>
         <w:numPr>
           <w:ilvl w:val="1"/>
-          <w:numId w:val="1414"/>
+          <w:numId w:val="1417"/>
         </w:numPr>
       </w:pPr>
       <w:r>
@@ -9761,7 +9827,7 @@
         <w:pStyle w:val="Compact"/>
         <w:numPr>
           <w:ilvl w:val="1"/>
-          <w:numId w:val="1414"/>
+          <w:numId w:val="1417"/>
         </w:numPr>
       </w:pPr>
       <w:r>
@@ -9773,7 +9839,7 @@
         <w:pStyle w:val="Compact"/>
         <w:numPr>
           <w:ilvl w:val="1"/>
-          <w:numId w:val="1414"/>
+          <w:numId w:val="1417"/>
         </w:numPr>
       </w:pPr>
       <w:r>
@@ -9785,7 +9851,7 @@
         <w:pStyle w:val="Compact"/>
         <w:numPr>
           <w:ilvl w:val="0"/>
-          <w:numId w:val="1415"/>
+          <w:numId w:val="1418"/>
         </w:numPr>
       </w:pPr>
       <w:r>
@@ -9806,7 +9872,7 @@
         <w:pStyle w:val="Compact"/>
         <w:numPr>
           <w:ilvl w:val="0"/>
-          <w:numId w:val="1416"/>
+          <w:numId w:val="1419"/>
         </w:numPr>
       </w:pPr>
       <w:r>
@@ -9830,7 +9896,7 @@
         <w:pStyle w:val="Compact"/>
         <w:numPr>
           <w:ilvl w:val="0"/>
-          <w:numId w:val="1417"/>
+          <w:numId w:val="1420"/>
         </w:numPr>
       </w:pPr>
       <w:r>
@@ -9842,7 +9908,7 @@
         <w:pStyle w:val="Compact"/>
         <w:numPr>
           <w:ilvl w:val="1"/>
-          <w:numId w:val="1418"/>
+          <w:numId w:val="1421"/>
         </w:numPr>
       </w:pPr>
       <w:r>
@@ -9854,7 +9920,7 @@
         <w:pStyle w:val="Compact"/>
         <w:numPr>
           <w:ilvl w:val="1"/>
-          <w:numId w:val="1418"/>
+          <w:numId w:val="1421"/>
         </w:numPr>
       </w:pPr>
       <w:r>
@@ -9866,7 +9932,7 @@
         <w:pStyle w:val="Compact"/>
         <w:numPr>
           <w:ilvl w:val="1"/>
-          <w:numId w:val="1418"/>
+          <w:numId w:val="1421"/>
         </w:numPr>
       </w:pPr>
       <w:r>
@@ -9878,7 +9944,7 @@
         <w:pStyle w:val="Compact"/>
         <w:numPr>
           <w:ilvl w:val="0"/>
-          <w:numId w:val="1419"/>
+          <w:numId w:val="1422"/>
         </w:numPr>
       </w:pPr>
       <w:r>
@@ -9902,7 +9968,7 @@
         <w:pStyle w:val="Compact"/>
         <w:numPr>
           <w:ilvl w:val="0"/>
-          <w:numId w:val="1420"/>
+          <w:numId w:val="1423"/>
         </w:numPr>
       </w:pPr>
       <w:r>
@@ -9914,7 +9980,7 @@
         <w:pStyle w:val="Compact"/>
         <w:numPr>
           <w:ilvl w:val="0"/>
-          <w:numId w:val="1421"/>
+          <w:numId w:val="1424"/>
         </w:numPr>
       </w:pPr>
       <w:r>
@@ -9926,7 +9992,7 @@
         <w:pStyle w:val="Compact"/>
         <w:numPr>
           <w:ilvl w:val="0"/>
-          <w:numId w:val="1422"/>
+          <w:numId w:val="1425"/>
         </w:numPr>
       </w:pPr>
       <w:r>
@@ -9948,7 +10014,7 @@
         <w:pStyle w:val="Compact"/>
         <w:numPr>
           <w:ilvl w:val="0"/>
-          <w:numId w:val="1423"/>
+          <w:numId w:val="1426"/>
         </w:numPr>
       </w:pPr>
       <w:r>
@@ -9960,7 +10026,7 @@
         <w:pStyle w:val="Compact"/>
         <w:numPr>
           <w:ilvl w:val="1"/>
-          <w:numId w:val="1424"/>
+          <w:numId w:val="1427"/>
         </w:numPr>
       </w:pPr>
       <w:r>
@@ -9972,7 +10038,7 @@
         <w:pStyle w:val="Compact"/>
         <w:numPr>
           <w:ilvl w:val="1"/>
-          <w:numId w:val="1424"/>
+          <w:numId w:val="1427"/>
         </w:numPr>
       </w:pPr>
       <w:r>
@@ -9984,7 +10050,7 @@
         <w:pStyle w:val="Compact"/>
         <w:numPr>
           <w:ilvl w:val="1"/>
-          <w:numId w:val="1424"/>
+          <w:numId w:val="1427"/>
         </w:numPr>
       </w:pPr>
       <w:r>
@@ -9996,7 +10062,7 @@
         <w:pStyle w:val="Compact"/>
         <w:numPr>
           <w:ilvl w:val="0"/>
-          <w:numId w:val="1425"/>
+          <w:numId w:val="1428"/>
         </w:numPr>
       </w:pPr>
       <w:r>
@@ -10008,7 +10074,7 @@
         <w:pStyle w:val="Compact"/>
         <w:numPr>
           <w:ilvl w:val="1"/>
-          <w:numId w:val="1426"/>
+          <w:numId w:val="1429"/>
         </w:numPr>
       </w:pPr>
       <w:r>
@@ -10020,7 +10086,7 @@
         <w:pStyle w:val="Compact"/>
         <w:numPr>
           <w:ilvl w:val="1"/>
-          <w:numId w:val="1426"/>
+          <w:numId w:val="1429"/>
         </w:numPr>
       </w:pPr>
       <w:r>
@@ -10032,7 +10098,7 @@
         <w:pStyle w:val="Compact"/>
         <w:numPr>
           <w:ilvl w:val="1"/>
-          <w:numId w:val="1426"/>
+          <w:numId w:val="1429"/>
         </w:numPr>
       </w:pPr>
       <w:r>
@@ -10044,7 +10110,7 @@
         <w:pStyle w:val="Compact"/>
         <w:numPr>
           <w:ilvl w:val="0"/>
-          <w:numId w:val="1427"/>
+          <w:numId w:val="1430"/>
         </w:numPr>
       </w:pPr>
       <w:r>
@@ -10056,7 +10122,7 @@
         <w:pStyle w:val="Compact"/>
         <w:numPr>
           <w:ilvl w:val="0"/>
-          <w:numId w:val="1428"/>
+          <w:numId w:val="1431"/>
         </w:numPr>
       </w:pPr>
       <w:r>
@@ -10068,7 +10134,7 @@
         <w:pStyle w:val="Compact"/>
         <w:numPr>
           <w:ilvl w:val="0"/>
-          <w:numId w:val="1429"/>
+          <w:numId w:val="1432"/>
         </w:numPr>
       </w:pPr>
       <w:r>
@@ -10090,7 +10156,7 @@
         <w:pStyle w:val="Compact"/>
         <w:numPr>
           <w:ilvl w:val="0"/>
-          <w:numId w:val="1430"/>
+          <w:numId w:val="1433"/>
         </w:numPr>
       </w:pPr>
       <w:r>
@@ -10111,7 +10177,7 @@
         <w:pStyle w:val="Compact"/>
         <w:numPr>
           <w:ilvl w:val="0"/>
-          <w:numId w:val="1431"/>
+          <w:numId w:val="1434"/>
         </w:numPr>
       </w:pPr>
       <w:r>
@@ -10123,7 +10189,7 @@
         <w:pStyle w:val="Compact"/>
         <w:numPr>
           <w:ilvl w:val="0"/>
-          <w:numId w:val="1432"/>
+          <w:numId w:val="1435"/>
         </w:numPr>
       </w:pPr>
       <w:r>
@@ -10135,7 +10201,7 @@
         <w:pStyle w:val="Compact"/>
         <w:numPr>
           <w:ilvl w:val="0"/>
-          <w:numId w:val="1433"/>
+          <w:numId w:val="1436"/>
         </w:numPr>
       </w:pPr>
       <w:r>
@@ -10147,7 +10213,7 @@
         <w:pStyle w:val="Compact"/>
         <w:numPr>
           <w:ilvl w:val="0"/>
-          <w:numId w:val="1434"/>
+          <w:numId w:val="1437"/>
         </w:numPr>
       </w:pPr>
       <w:r>
@@ -10159,7 +10225,7 @@
         <w:pStyle w:val="Compact"/>
         <w:numPr>
           <w:ilvl w:val="0"/>
-          <w:numId w:val="1435"/>
+          <w:numId w:val="1438"/>
         </w:numPr>
       </w:pPr>
       <w:r>
@@ -10171,7 +10237,7 @@
         <w:pStyle w:val="Compact"/>
         <w:numPr>
           <w:ilvl w:val="1"/>
-          <w:numId w:val="1436"/>
+          <w:numId w:val="1439"/>
         </w:numPr>
       </w:pPr>
       <w:r>
@@ -10183,7 +10249,7 @@
         <w:pStyle w:val="Compact"/>
         <w:numPr>
           <w:ilvl w:val="1"/>
-          <w:numId w:val="1436"/>
+          <w:numId w:val="1439"/>
         </w:numPr>
       </w:pPr>
       <w:r>
@@ -10195,7 +10261,7 @@
         <w:pStyle w:val="Compact"/>
         <w:numPr>
           <w:ilvl w:val="1"/>
-          <w:numId w:val="1436"/>
+          <w:numId w:val="1439"/>
         </w:numPr>
       </w:pPr>
       <w:r>
@@ -10207,7 +10273,7 @@
         <w:pStyle w:val="Compact"/>
         <w:numPr>
           <w:ilvl w:val="1"/>
-          <w:numId w:val="1436"/>
+          <w:numId w:val="1439"/>
         </w:numPr>
       </w:pPr>
       <w:r>
@@ -10219,7 +10285,7 @@
         <w:pStyle w:val="Compact"/>
         <w:numPr>
           <w:ilvl w:val="1"/>
-          <w:numId w:val="1436"/>
+          <w:numId w:val="1439"/>
         </w:numPr>
       </w:pPr>
       <w:r>
@@ -10231,7 +10297,7 @@
         <w:pStyle w:val="Compact"/>
         <w:numPr>
           <w:ilvl w:val="1"/>
-          <w:numId w:val="1436"/>
+          <w:numId w:val="1439"/>
         </w:numPr>
       </w:pPr>
       <w:r>
@@ -10243,7 +10309,7 @@
         <w:pStyle w:val="Compact"/>
         <w:numPr>
           <w:ilvl w:val="0"/>
-          <w:numId w:val="1437"/>
+          <w:numId w:val="1440"/>
         </w:numPr>
       </w:pPr>
       <w:r>
@@ -10255,7 +10321,7 @@
         <w:pStyle w:val="Compact"/>
         <w:numPr>
           <w:ilvl w:val="0"/>
-          <w:numId w:val="1438"/>
+          <w:numId w:val="1441"/>
         </w:numPr>
       </w:pPr>
       <w:r>
@@ -10277,7 +10343,7 @@
         <w:pStyle w:val="Compact"/>
         <w:numPr>
           <w:ilvl w:val="0"/>
-          <w:numId w:val="1439"/>
+          <w:numId w:val="1442"/>
         </w:numPr>
       </w:pPr>
       <w:r>
@@ -10289,7 +10355,7 @@
         <w:pStyle w:val="Compact"/>
         <w:numPr>
           <w:ilvl w:val="0"/>
-          <w:numId w:val="1440"/>
+          <w:numId w:val="1443"/>
         </w:numPr>
       </w:pPr>
       <w:r>
@@ -10301,7 +10367,7 @@
         <w:pStyle w:val="Compact"/>
         <w:numPr>
           <w:ilvl w:val="0"/>
-          <w:numId w:val="1441"/>
+          <w:numId w:val="1444"/>
         </w:numPr>
       </w:pPr>
       <w:r>
@@ -10313,7 +10379,7 @@
         <w:pStyle w:val="Compact"/>
         <w:numPr>
           <w:ilvl w:val="0"/>
-          <w:numId w:val="1442"/>
+          <w:numId w:val="1445"/>
         </w:numPr>
       </w:pPr>
       <w:r>
@@ -10325,7 +10391,7 @@
         <w:pStyle w:val="Compact"/>
         <w:numPr>
           <w:ilvl w:val="0"/>
-          <w:numId w:val="1443"/>
+          <w:numId w:val="1446"/>
         </w:numPr>
       </w:pPr>
       <w:r>
@@ -10347,7 +10413,7 @@
         <w:pStyle w:val="Compact"/>
         <w:numPr>
           <w:ilvl w:val="0"/>
-          <w:numId w:val="1444"/>
+          <w:numId w:val="1447"/>
         </w:numPr>
       </w:pPr>
       <w:r>
@@ -10359,7 +10425,7 @@
         <w:pStyle w:val="Compact"/>
         <w:numPr>
           <w:ilvl w:val="0"/>
-          <w:numId w:val="1445"/>
+          <w:numId w:val="1448"/>
         </w:numPr>
       </w:pPr>
       <w:r>
@@ -10371,7 +10437,7 @@
         <w:pStyle w:val="Compact"/>
         <w:numPr>
           <w:ilvl w:val="0"/>
-          <w:numId w:val="1446"/>
+          <w:numId w:val="1449"/>
         </w:numPr>
       </w:pPr>
       <w:r>
@@ -10383,7 +10449,7 @@
         <w:pStyle w:val="Compact"/>
         <w:numPr>
           <w:ilvl w:val="0"/>
-          <w:numId w:val="1447"/>
+          <w:numId w:val="1450"/>
         </w:numPr>
       </w:pPr>
       <w:r>
@@ -10395,7 +10461,7 @@
         <w:pStyle w:val="Compact"/>
         <w:numPr>
           <w:ilvl w:val="0"/>
-          <w:numId w:val="1448"/>
+          <w:numId w:val="1451"/>
         </w:numPr>
       </w:pPr>
       <w:r>
@@ -10407,7 +10473,7 @@
         <w:pStyle w:val="Compact"/>
         <w:numPr>
           <w:ilvl w:val="0"/>
-          <w:numId w:val="1449"/>
+          <w:numId w:val="1452"/>
         </w:numPr>
       </w:pPr>
       <w:r>
@@ -10419,7 +10485,7 @@
         <w:pStyle w:val="Compact"/>
         <w:numPr>
           <w:ilvl w:val="0"/>
-          <w:numId w:val="1450"/>
+          <w:numId w:val="1453"/>
         </w:numPr>
       </w:pPr>
       <w:r>
@@ -10431,7 +10497,7 @@
         <w:pStyle w:val="Compact"/>
         <w:numPr>
           <w:ilvl w:val="0"/>
-          <w:numId w:val="1451"/>
+          <w:numId w:val="1454"/>
         </w:numPr>
       </w:pPr>
       <w:r>
@@ -10463,7 +10529,7 @@
         <w:pStyle w:val="Compact"/>
         <w:numPr>
           <w:ilvl w:val="0"/>
-          <w:numId w:val="1452"/>
+          <w:numId w:val="1455"/>
         </w:numPr>
       </w:pPr>
       <w:r>
@@ -10475,7 +10541,7 @@
         <w:pStyle w:val="Compact"/>
         <w:numPr>
           <w:ilvl w:val="0"/>
-          <w:numId w:val="1453"/>
+          <w:numId w:val="1456"/>
         </w:numPr>
       </w:pPr>
       <w:r>
@@ -10487,7 +10553,7 @@
         <w:pStyle w:val="Compact"/>
         <w:numPr>
           <w:ilvl w:val="0"/>
-          <w:numId w:val="1454"/>
+          <w:numId w:val="1457"/>
         </w:numPr>
       </w:pPr>
       <w:r>
@@ -10499,7 +10565,7 @@
         <w:pStyle w:val="Compact"/>
         <w:numPr>
           <w:ilvl w:val="0"/>
-          <w:numId w:val="1455"/>
+          <w:numId w:val="1458"/>
         </w:numPr>
       </w:pPr>
       <w:r>
@@ -10511,7 +10577,7 @@
         <w:pStyle w:val="Compact"/>
         <w:numPr>
           <w:ilvl w:val="0"/>
-          <w:numId w:val="1456"/>
+          <w:numId w:val="1459"/>
         </w:numPr>
       </w:pPr>
       <w:r>
@@ -10523,7 +10589,7 @@
         <w:pStyle w:val="Compact"/>
         <w:numPr>
           <w:ilvl w:val="0"/>
-          <w:numId w:val="1457"/>
+          <w:numId w:val="1460"/>
         </w:numPr>
       </w:pPr>
       <w:r>
@@ -10535,7 +10601,7 @@
         <w:pStyle w:val="Compact"/>
         <w:numPr>
           <w:ilvl w:val="1"/>
-          <w:numId w:val="1458"/>
+          <w:numId w:val="1461"/>
         </w:numPr>
       </w:pPr>
       <w:r>
@@ -10562,7 +10628,7 @@
         <w:pStyle w:val="Compact"/>
         <w:numPr>
           <w:ilvl w:val="1"/>
-          <w:numId w:val="1458"/>
+          <w:numId w:val="1461"/>
         </w:numPr>
       </w:pPr>
       <w:r>
@@ -10599,7 +10665,7 @@
         <w:pStyle w:val="Compact"/>
         <w:numPr>
           <w:ilvl w:val="0"/>
-          <w:numId w:val="1459"/>
+          <w:numId w:val="1462"/>
         </w:numPr>
       </w:pPr>
       <w:r>
@@ -10641,7 +10707,7 @@
         <w:pStyle w:val="Compact"/>
         <w:numPr>
           <w:ilvl w:val="0"/>
-          <w:numId w:val="1460"/>
+          <w:numId w:val="1463"/>
         </w:numPr>
       </w:pPr>
       <w:r>
@@ -10665,7 +10731,7 @@
         <w:pStyle w:val="Compact"/>
         <w:numPr>
           <w:ilvl w:val="0"/>
-          <w:numId w:val="1461"/>
+          <w:numId w:val="1464"/>
         </w:numPr>
       </w:pPr>
       <w:r>
@@ -10689,7 +10755,7 @@
         <w:pStyle w:val="Compact"/>
         <w:numPr>
           <w:ilvl w:val="0"/>
-          <w:numId w:val="1462"/>
+          <w:numId w:val="1465"/>
         </w:numPr>
       </w:pPr>
       <w:r>
@@ -10701,7 +10767,7 @@
         <w:pStyle w:val="Compact"/>
         <w:numPr>
           <w:ilvl w:val="0"/>
-          <w:numId w:val="1463"/>
+          <w:numId w:val="1466"/>
         </w:numPr>
       </w:pPr>
       <w:r>
@@ -10713,7 +10779,7 @@
         <w:pStyle w:val="Compact"/>
         <w:numPr>
           <w:ilvl w:val="0"/>
-          <w:numId w:val="1464"/>
+          <w:numId w:val="1467"/>
         </w:numPr>
       </w:pPr>
       <w:r>
@@ -10725,7 +10791,7 @@
         <w:pStyle w:val="Compact"/>
         <w:numPr>
           <w:ilvl w:val="0"/>
-          <w:numId w:val="1465"/>
+          <w:numId w:val="1468"/>
         </w:numPr>
       </w:pPr>
       <w:r>
@@ -10737,7 +10803,7 @@
         <w:pStyle w:val="Compact"/>
         <w:numPr>
           <w:ilvl w:val="0"/>
-          <w:numId w:val="1466"/>
+          <w:numId w:val="1469"/>
         </w:numPr>
       </w:pPr>
       <w:r>
@@ -10749,7 +10815,7 @@
         <w:pStyle w:val="Compact"/>
         <w:numPr>
           <w:ilvl w:val="0"/>
-          <w:numId w:val="1467"/>
+          <w:numId w:val="1470"/>
         </w:numPr>
       </w:pPr>
       <w:r>
@@ -10761,7 +10827,7 @@
         <w:pStyle w:val="Compact"/>
         <w:numPr>
           <w:ilvl w:val="0"/>
-          <w:numId w:val="1468"/>
+          <w:numId w:val="1471"/>
         </w:numPr>
       </w:pPr>
       <w:r>
@@ -10773,7 +10839,7 @@
         <w:pStyle w:val="Compact"/>
         <w:numPr>
           <w:ilvl w:val="0"/>
-          <w:numId w:val="1469"/>
+          <w:numId w:val="1472"/>
         </w:numPr>
       </w:pPr>
       <w:r>
@@ -10785,7 +10851,7 @@
         <w:pStyle w:val="Compact"/>
         <w:numPr>
           <w:ilvl w:val="0"/>
-          <w:numId w:val="1470"/>
+          <w:numId w:val="1473"/>
         </w:numPr>
       </w:pPr>
       <w:r>
@@ -10797,7 +10863,7 @@
         <w:pStyle w:val="Compact"/>
         <w:numPr>
           <w:ilvl w:val="0"/>
-          <w:numId w:val="1471"/>
+          <w:numId w:val="1474"/>
         </w:numPr>
       </w:pPr>
       <w:r>
@@ -10809,7 +10875,7 @@
         <w:pStyle w:val="Compact"/>
         <w:numPr>
           <w:ilvl w:val="0"/>
-          <w:numId w:val="1472"/>
+          <w:numId w:val="1475"/>
         </w:numPr>
       </w:pPr>
       <w:r>
@@ -10836,7 +10902,7 @@
         <w:pStyle w:val="Compact"/>
         <w:numPr>
           <w:ilvl w:val="0"/>
-          <w:numId w:val="1473"/>
+          <w:numId w:val="1476"/>
         </w:numPr>
       </w:pPr>
       <w:r>
@@ -10848,7 +10914,7 @@
         <w:pStyle w:val="Compact"/>
         <w:numPr>
           <w:ilvl w:val="0"/>
-          <w:numId w:val="1474"/>
+          <w:numId w:val="1477"/>
         </w:numPr>
       </w:pPr>
       <w:r>
@@ -10870,7 +10936,7 @@
         <w:pStyle w:val="Compact"/>
         <w:numPr>
           <w:ilvl w:val="0"/>
-          <w:numId w:val="1475"/>
+          <w:numId w:val="1478"/>
         </w:numPr>
       </w:pPr>
       <w:r>
@@ -10882,7 +10948,7 @@
         <w:pStyle w:val="Compact"/>
         <w:numPr>
           <w:ilvl w:val="0"/>
-          <w:numId w:val="1476"/>
+          <w:numId w:val="1479"/>
         </w:numPr>
       </w:pPr>
       <w:r>
@@ -10909,7 +10975,7 @@
         <w:pStyle w:val="Compact"/>
         <w:numPr>
           <w:ilvl w:val="0"/>
-          <w:numId w:val="1477"/>
+          <w:numId w:val="1480"/>
         </w:numPr>
       </w:pPr>
       <w:r>
@@ -10936,7 +11002,7 @@
         <w:pStyle w:val="Compact"/>
         <w:numPr>
           <w:ilvl w:val="0"/>
-          <w:numId w:val="1478"/>
+          <w:numId w:val="1481"/>
         </w:numPr>
       </w:pPr>
       <w:r>
@@ -10963,71 +11029,11 @@
         <w:pStyle w:val="Compact"/>
         <w:numPr>
           <w:ilvl w:val="0"/>
-          <w:numId w:val="1479"/>
+          <w:numId w:val="1482"/>
         </w:numPr>
       </w:pPr>
       <w:r>
         <w:t xml:space="preserve">Implement three separate analytical query engines:</w:t>
-      </w:r>
-    </w:p>
-    <w:p>
-      <w:pPr>
-        <w:pStyle w:val="Compact"/>
-        <w:numPr>
-          <w:ilvl w:val="1"/>
-          <w:numId w:val="1480"/>
-        </w:numPr>
-      </w:pPr>
-      <w:r>
-        <w:t xml:space="preserve">multi-campaign retarget;</w:t>
-      </w:r>
-    </w:p>
-    <w:p>
-      <w:pPr>
-        <w:pStyle w:val="Compact"/>
-        <w:numPr>
-          <w:ilvl w:val="1"/>
-          <w:numId w:val="1480"/>
-        </w:numPr>
-      </w:pPr>
-      <w:r>
-        <w:t xml:space="preserve">new cohorts from unsent leads;</w:t>
-      </w:r>
-    </w:p>
-    <w:p>
-      <w:pPr>
-        <w:pStyle w:val="Compact"/>
-        <w:numPr>
-          <w:ilvl w:val="1"/>
-          <w:numId w:val="1480"/>
-        </w:numPr>
-      </w:pPr>
-      <w:r>
-        <w:t xml:space="preserve">renewal candidates.</w:t>
-      </w:r>
-    </w:p>
-    <w:p>
-      <w:pPr>
-        <w:pStyle w:val="Compact"/>
-        <w:numPr>
-          <w:ilvl w:val="0"/>
-          <w:numId w:val="1481"/>
-        </w:numPr>
-      </w:pPr>
-      <w:r>
-        <w:t xml:space="preserve">Each query joins only the required campaign/lead/funded/deal data and remains performant.</w:t>
-      </w:r>
-    </w:p>
-    <w:p>
-      <w:pPr>
-        <w:pStyle w:val="Compact"/>
-        <w:numPr>
-          <w:ilvl w:val="0"/>
-          <w:numId w:val="1482"/>
-        </w:numPr>
-      </w:pPr>
-      <w:r>
-        <w:t xml:space="preserve">Each cohort includes:</w:t>
       </w:r>
     </w:p>
     <w:p>
@@ -11039,7 +11045,7 @@
         </w:numPr>
       </w:pPr>
       <w:r>
-        <w:t xml:space="preserve">lead count;</w:t>
+        <w:t xml:space="preserve">multi-campaign retarget;</w:t>
       </w:r>
     </w:p>
     <w:p>
@@ -11051,7 +11057,7 @@
         </w:numPr>
       </w:pPr>
       <w:r>
-        <w:t xml:space="preserve">predicted reply rate;</w:t>
+        <w:t xml:space="preserve">new cohorts from unsent leads;</w:t>
       </w:r>
     </w:p>
     <w:p>
@@ -11063,6 +11069,66 @@
         </w:numPr>
       </w:pPr>
       <w:r>
+        <w:t xml:space="preserve">renewal candidates.</w:t>
+      </w:r>
+    </w:p>
+    <w:p>
+      <w:pPr>
+        <w:pStyle w:val="Compact"/>
+        <w:numPr>
+          <w:ilvl w:val="0"/>
+          <w:numId w:val="1484"/>
+        </w:numPr>
+      </w:pPr>
+      <w:r>
+        <w:t xml:space="preserve">Each query joins only the required campaign/lead/funded/deal data and remains performant.</w:t>
+      </w:r>
+    </w:p>
+    <w:p>
+      <w:pPr>
+        <w:pStyle w:val="Compact"/>
+        <w:numPr>
+          <w:ilvl w:val="0"/>
+          <w:numId w:val="1485"/>
+        </w:numPr>
+      </w:pPr>
+      <w:r>
+        <w:t xml:space="preserve">Each cohort includes:</w:t>
+      </w:r>
+    </w:p>
+    <w:p>
+      <w:pPr>
+        <w:pStyle w:val="Compact"/>
+        <w:numPr>
+          <w:ilvl w:val="1"/>
+          <w:numId w:val="1486"/>
+        </w:numPr>
+      </w:pPr>
+      <w:r>
+        <w:t xml:space="preserve">lead count;</w:t>
+      </w:r>
+    </w:p>
+    <w:p>
+      <w:pPr>
+        <w:pStyle w:val="Compact"/>
+        <w:numPr>
+          <w:ilvl w:val="1"/>
+          <w:numId w:val="1486"/>
+        </w:numPr>
+      </w:pPr>
+      <w:r>
+        <w:t xml:space="preserve">predicted reply rate;</w:t>
+      </w:r>
+    </w:p>
+    <w:p>
+      <w:pPr>
+        <w:pStyle w:val="Compact"/>
+        <w:numPr>
+          <w:ilvl w:val="1"/>
+          <w:numId w:val="1486"/>
+        </w:numPr>
+      </w:pPr>
+      <w:r>
         <w:t xml:space="preserve">expected funded deals;</w:t>
       </w:r>
     </w:p>
@@ -11071,7 +11137,7 @@
         <w:pStyle w:val="Compact"/>
         <w:numPr>
           <w:ilvl w:val="1"/>
-          <w:numId w:val="1483"/>
+          <w:numId w:val="1486"/>
         </w:numPr>
       </w:pPr>
       <w:r>
@@ -11083,7 +11149,7 @@
         <w:pStyle w:val="Compact"/>
         <w:numPr>
           <w:ilvl w:val="1"/>
-          <w:numId w:val="1483"/>
+          <w:numId w:val="1486"/>
         </w:numPr>
       </w:pPr>
       <w:r>
@@ -11095,7 +11161,7 @@
         <w:pStyle w:val="Compact"/>
         <w:numPr>
           <w:ilvl w:val="1"/>
-          <w:numId w:val="1483"/>
+          <w:numId w:val="1486"/>
         </w:numPr>
       </w:pPr>
       <w:r>
@@ -11107,7 +11173,7 @@
         <w:pStyle w:val="Compact"/>
         <w:numPr>
           <w:ilvl w:val="0"/>
-          <w:numId w:val="1484"/>
+          <w:numId w:val="1487"/>
         </w:numPr>
       </w:pPr>
       <w:r>
@@ -11119,7 +11185,7 @@
         <w:pStyle w:val="Compact"/>
         <w:numPr>
           <w:ilvl w:val="0"/>
-          <w:numId w:val="1485"/>
+          <w:numId w:val="1488"/>
         </w:numPr>
       </w:pPr>
       <w:r>
@@ -11131,7 +11197,7 @@
         <w:pStyle w:val="Compact"/>
         <w:numPr>
           <w:ilvl w:val="0"/>
-          <w:numId w:val="1486"/>
+          <w:numId w:val="1489"/>
         </w:numPr>
       </w:pPr>
       <w:r>
@@ -11153,7 +11219,7 @@
         <w:pStyle w:val="Compact"/>
         <w:numPr>
           <w:ilvl w:val="0"/>
-          <w:numId w:val="1487"/>
+          <w:numId w:val="1490"/>
         </w:numPr>
       </w:pPr>
       <w:r>
@@ -11165,7 +11231,7 @@
         <w:pStyle w:val="Compact"/>
         <w:numPr>
           <w:ilvl w:val="0"/>
-          <w:numId w:val="1488"/>
+          <w:numId w:val="1491"/>
         </w:numPr>
       </w:pPr>
       <w:r>
@@ -11177,7 +11243,7 @@
         <w:pStyle w:val="Compact"/>
         <w:numPr>
           <w:ilvl w:val="0"/>
-          <w:numId w:val="1489"/>
+          <w:numId w:val="1492"/>
         </w:numPr>
       </w:pPr>
       <w:r>
@@ -11189,7 +11255,7 @@
         <w:pStyle w:val="Compact"/>
         <w:numPr>
           <w:ilvl w:val="0"/>
-          <w:numId w:val="1490"/>
+          <w:numId w:val="1493"/>
         </w:numPr>
       </w:pPr>
       <w:r>
@@ -11201,7 +11267,7 @@
         <w:pStyle w:val="Compact"/>
         <w:numPr>
           <w:ilvl w:val="0"/>
-          <w:numId w:val="1491"/>
+          <w:numId w:val="1494"/>
         </w:numPr>
       </w:pPr>
       <w:r>
@@ -11213,7 +11279,7 @@
         <w:pStyle w:val="Compact"/>
         <w:numPr>
           <w:ilvl w:val="0"/>
-          <w:numId w:val="1492"/>
+          <w:numId w:val="1495"/>
         </w:numPr>
       </w:pPr>
       <w:r>
@@ -11235,7 +11301,7 @@
         <w:pStyle w:val="Compact"/>
         <w:numPr>
           <w:ilvl w:val="0"/>
-          <w:numId w:val="1493"/>
+          <w:numId w:val="1496"/>
         </w:numPr>
       </w:pPr>
       <w:r>
@@ -11247,7 +11313,7 @@
         <w:pStyle w:val="Compact"/>
         <w:numPr>
           <w:ilvl w:val="1"/>
-          <w:numId w:val="1494"/>
+          <w:numId w:val="1497"/>
         </w:numPr>
       </w:pPr>
       <w:r>
@@ -11259,7 +11325,7 @@
         <w:pStyle w:val="Compact"/>
         <w:numPr>
           <w:ilvl w:val="1"/>
-          <w:numId w:val="1494"/>
+          <w:numId w:val="1497"/>
         </w:numPr>
       </w:pPr>
       <w:r>
@@ -11271,7 +11337,7 @@
         <w:pStyle w:val="Compact"/>
         <w:numPr>
           <w:ilvl w:val="0"/>
-          <w:numId w:val="1495"/>
+          <w:numId w:val="1498"/>
         </w:numPr>
       </w:pPr>
       <w:r>
@@ -11283,7 +11349,7 @@
         <w:pStyle w:val="Compact"/>
         <w:numPr>
           <w:ilvl w:val="1"/>
-          <w:numId w:val="1496"/>
+          <w:numId w:val="1499"/>
         </w:numPr>
       </w:pPr>
       <w:r>
@@ -11295,7 +11361,7 @@
         <w:pStyle w:val="Compact"/>
         <w:numPr>
           <w:ilvl w:val="1"/>
-          <w:numId w:val="1496"/>
+          <w:numId w:val="1499"/>
         </w:numPr>
       </w:pPr>
       <w:r>
@@ -11307,7 +11373,7 @@
         <w:pStyle w:val="Compact"/>
         <w:numPr>
           <w:ilvl w:val="0"/>
-          <w:numId w:val="1497"/>
+          <w:numId w:val="1500"/>
         </w:numPr>
       </w:pPr>
       <w:r>
@@ -11319,7 +11385,7 @@
         <w:pStyle w:val="Compact"/>
         <w:numPr>
           <w:ilvl w:val="0"/>
-          <w:numId w:val="1498"/>
+          <w:numId w:val="1501"/>
         </w:numPr>
       </w:pPr>
       <w:r>
@@ -11331,7 +11397,7 @@
         <w:pStyle w:val="Compact"/>
         <w:numPr>
           <w:ilvl w:val="0"/>
-          <w:numId w:val="1499"/>
+          <w:numId w:val="1502"/>
         </w:numPr>
       </w:pPr>
       <w:r>
@@ -11343,7 +11409,7 @@
         <w:pStyle w:val="Compact"/>
         <w:numPr>
           <w:ilvl w:val="0"/>
-          <w:numId w:val="1500"/>
+          <w:numId w:val="1503"/>
         </w:numPr>
       </w:pPr>
       <w:r>
@@ -11365,7 +11431,7 @@
         <w:pStyle w:val="Compact"/>
         <w:numPr>
           <w:ilvl w:val="0"/>
-          <w:numId w:val="1501"/>
+          <w:numId w:val="1504"/>
         </w:numPr>
       </w:pPr>
       <w:r>
@@ -11377,7 +11443,7 @@
         <w:pStyle w:val="Compact"/>
         <w:numPr>
           <w:ilvl w:val="0"/>
-          <w:numId w:val="1502"/>
+          <w:numId w:val="1505"/>
         </w:numPr>
       </w:pPr>
       <w:r>
@@ -11389,7 +11455,7 @@
         <w:pStyle w:val="Compact"/>
         <w:numPr>
           <w:ilvl w:val="0"/>
-          <w:numId w:val="1503"/>
+          <w:numId w:val="1506"/>
         </w:numPr>
       </w:pPr>
       <w:r>
@@ -11401,7 +11467,7 @@
         <w:pStyle w:val="Compact"/>
         <w:numPr>
           <w:ilvl w:val="0"/>
-          <w:numId w:val="1504"/>
+          <w:numId w:val="1507"/>
         </w:numPr>
       </w:pPr>
       <w:r>
@@ -11413,7 +11479,7 @@
         <w:pStyle w:val="Compact"/>
         <w:numPr>
           <w:ilvl w:val="0"/>
-          <w:numId w:val="1505"/>
+          <w:numId w:val="1508"/>
         </w:numPr>
       </w:pPr>
       <w:r>
@@ -11425,7 +11491,7 @@
         <w:pStyle w:val="Compact"/>
         <w:numPr>
           <w:ilvl w:val="0"/>
-          <w:numId w:val="1506"/>
+          <w:numId w:val="1509"/>
         </w:numPr>
       </w:pPr>
       <w:r>
@@ -11437,7 +11503,7 @@
         <w:pStyle w:val="Compact"/>
         <w:numPr>
           <w:ilvl w:val="0"/>
-          <w:numId w:val="1507"/>
+          <w:numId w:val="1510"/>
         </w:numPr>
       </w:pPr>
       <w:r>
@@ -11449,7 +11515,7 @@
         <w:pStyle w:val="Compact"/>
         <w:numPr>
           <w:ilvl w:val="0"/>
-          <w:numId w:val="1508"/>
+          <w:numId w:val="1511"/>
         </w:numPr>
       </w:pPr>
       <w:r>
@@ -11461,7 +11527,7 @@
         <w:pStyle w:val="Compact"/>
         <w:numPr>
           <w:ilvl w:val="0"/>
-          <w:numId w:val="1509"/>
+          <w:numId w:val="1512"/>
         </w:numPr>
       </w:pPr>
       <w:r>
@@ -11483,7 +11549,7 @@
         <w:pStyle w:val="Compact"/>
         <w:numPr>
           <w:ilvl w:val="0"/>
-          <w:numId w:val="1510"/>
+          <w:numId w:val="1513"/>
         </w:numPr>
       </w:pPr>
       <w:r>
@@ -11495,7 +11561,7 @@
         <w:pStyle w:val="Compact"/>
         <w:numPr>
           <w:ilvl w:val="0"/>
-          <w:numId w:val="1511"/>
+          <w:numId w:val="1514"/>
         </w:numPr>
       </w:pPr>
       <w:r>
@@ -11507,7 +11573,7 @@
         <w:pStyle w:val="Compact"/>
         <w:numPr>
           <w:ilvl w:val="0"/>
-          <w:numId w:val="1512"/>
+          <w:numId w:val="1515"/>
         </w:numPr>
       </w:pPr>
       <w:r>
@@ -11519,7 +11585,7 @@
         <w:pStyle w:val="Compact"/>
         <w:numPr>
           <w:ilvl w:val="0"/>
-          <w:numId w:val="1513"/>
+          <w:numId w:val="1516"/>
         </w:numPr>
       </w:pPr>
       <w:r>
@@ -11531,7 +11597,7 @@
         <w:pStyle w:val="Compact"/>
         <w:numPr>
           <w:ilvl w:val="0"/>
-          <w:numId w:val="1514"/>
+          <w:numId w:val="1517"/>
         </w:numPr>
       </w:pPr>
       <w:r>
@@ -11543,7 +11609,7 @@
         <w:pStyle w:val="Compact"/>
         <w:numPr>
           <w:ilvl w:val="0"/>
-          <w:numId w:val="1515"/>
+          <w:numId w:val="1518"/>
         </w:numPr>
       </w:pPr>
       <w:r>
@@ -11555,7 +11621,7 @@
         <w:pStyle w:val="Compact"/>
         <w:numPr>
           <w:ilvl w:val="0"/>
-          <w:numId w:val="1516"/>
+          <w:numId w:val="1519"/>
         </w:numPr>
       </w:pPr>
       <w:r>
@@ -11567,7 +11633,7 @@
         <w:pStyle w:val="Compact"/>
         <w:numPr>
           <w:ilvl w:val="0"/>
-          <w:numId w:val="1517"/>
+          <w:numId w:val="1520"/>
         </w:numPr>
       </w:pPr>
       <w:r>
@@ -11579,7 +11645,7 @@
         <w:pStyle w:val="Compact"/>
         <w:numPr>
           <w:ilvl w:val="0"/>
-          <w:numId w:val="1518"/>
+          <w:numId w:val="1521"/>
         </w:numPr>
       </w:pPr>
       <w:r>
@@ -11591,7 +11657,7 @@
         <w:pStyle w:val="Compact"/>
         <w:numPr>
           <w:ilvl w:val="0"/>
-          <w:numId w:val="1519"/>
+          <w:numId w:val="1522"/>
         </w:numPr>
       </w:pPr>
       <w:r>
@@ -11618,7 +11684,7 @@
         <w:pStyle w:val="Compact"/>
         <w:numPr>
           <w:ilvl w:val="0"/>
-          <w:numId w:val="1520"/>
+          <w:numId w:val="1523"/>
         </w:numPr>
       </w:pPr>
       <w:r>
@@ -11639,7 +11705,7 @@
         <w:pStyle w:val="Compact"/>
         <w:numPr>
           <w:ilvl w:val="0"/>
-          <w:numId w:val="1521"/>
+          <w:numId w:val="1524"/>
         </w:numPr>
       </w:pPr>
       <w:r>
@@ -11661,7 +11727,7 @@
         <w:pStyle w:val="Compact"/>
         <w:numPr>
           <w:ilvl w:val="0"/>
-          <w:numId w:val="1522"/>
+          <w:numId w:val="1525"/>
         </w:numPr>
       </w:pPr>
       <w:r>
@@ -11673,7 +11739,7 @@
         <w:pStyle w:val="Compact"/>
         <w:numPr>
           <w:ilvl w:val="0"/>
-          <w:numId w:val="1523"/>
+          <w:numId w:val="1526"/>
         </w:numPr>
       </w:pPr>
       <w:r>
@@ -11685,7 +11751,7 @@
         <w:pStyle w:val="Compact"/>
         <w:numPr>
           <w:ilvl w:val="0"/>
-          <w:numId w:val="1524"/>
+          <w:numId w:val="1527"/>
         </w:numPr>
       </w:pPr>
       <w:r>
@@ -11697,7 +11763,7 @@
         <w:pStyle w:val="Compact"/>
         <w:numPr>
           <w:ilvl w:val="0"/>
-          <w:numId w:val="1525"/>
+          <w:numId w:val="1528"/>
         </w:numPr>
       </w:pPr>
       <w:r>
@@ -11709,7 +11775,7 @@
         <w:pStyle w:val="Compact"/>
         <w:numPr>
           <w:ilvl w:val="0"/>
-          <w:numId w:val="1526"/>
+          <w:numId w:val="1529"/>
         </w:numPr>
       </w:pPr>
       <w:r>
@@ -11721,7 +11787,7 @@
         <w:pStyle w:val="Compact"/>
         <w:numPr>
           <w:ilvl w:val="0"/>
-          <w:numId w:val="1527"/>
+          <w:numId w:val="1530"/>
         </w:numPr>
       </w:pPr>
       <w:r>
@@ -11733,7 +11799,7 @@
         <w:pStyle w:val="Compact"/>
         <w:numPr>
           <w:ilvl w:val="0"/>
-          <w:numId w:val="1528"/>
+          <w:numId w:val="1531"/>
         </w:numPr>
       </w:pPr>
       <w:r>
@@ -11745,7 +11811,7 @@
         <w:pStyle w:val="Compact"/>
         <w:numPr>
           <w:ilvl w:val="0"/>
-          <w:numId w:val="1529"/>
+          <w:numId w:val="1532"/>
         </w:numPr>
       </w:pPr>
       <w:r>
@@ -11767,7 +11833,7 @@
         <w:pStyle w:val="Compact"/>
         <w:numPr>
           <w:ilvl w:val="0"/>
-          <w:numId w:val="1530"/>
+          <w:numId w:val="1533"/>
         </w:numPr>
       </w:pPr>
       <w:r>
@@ -11779,7 +11845,7 @@
         <w:pStyle w:val="Compact"/>
         <w:numPr>
           <w:ilvl w:val="0"/>
-          <w:numId w:val="1531"/>
+          <w:numId w:val="1534"/>
         </w:numPr>
       </w:pPr>
       <w:r>
@@ -11791,7 +11857,7 @@
         <w:pStyle w:val="Compact"/>
         <w:numPr>
           <w:ilvl w:val="0"/>
-          <w:numId w:val="1532"/>
+          <w:numId w:val="1535"/>
         </w:numPr>
       </w:pPr>
       <w:r>
@@ -11803,7 +11869,7 @@
         <w:pStyle w:val="Compact"/>
         <w:numPr>
           <w:ilvl w:val="0"/>
-          <w:numId w:val="1533"/>
+          <w:numId w:val="1536"/>
         </w:numPr>
       </w:pPr>
       <w:r>
@@ -11815,7 +11881,7 @@
         <w:pStyle w:val="Compact"/>
         <w:numPr>
           <w:ilvl w:val="0"/>
-          <w:numId w:val="1534"/>
+          <w:numId w:val="1537"/>
         </w:numPr>
       </w:pPr>
       <w:r>
@@ -11827,7 +11893,7 @@
         <w:pStyle w:val="Compact"/>
         <w:numPr>
           <w:ilvl w:val="0"/>
-          <w:numId w:val="1535"/>
+          <w:numId w:val="1538"/>
         </w:numPr>
       </w:pPr>
       <w:r>
@@ -11839,7 +11905,7 @@
         <w:pStyle w:val="Compact"/>
         <w:numPr>
           <w:ilvl w:val="0"/>
-          <w:numId w:val="1536"/>
+          <w:numId w:val="1539"/>
         </w:numPr>
       </w:pPr>
       <w:r>
@@ -11851,7 +11917,7 @@
         <w:pStyle w:val="Compact"/>
         <w:numPr>
           <w:ilvl w:val="0"/>
-          <w:numId w:val="1537"/>
+          <w:numId w:val="1540"/>
         </w:numPr>
       </w:pPr>
       <w:r>
@@ -11863,7 +11929,7 @@
         <w:pStyle w:val="Compact"/>
         <w:numPr>
           <w:ilvl w:val="0"/>
-          <w:numId w:val="1538"/>
+          <w:numId w:val="1541"/>
         </w:numPr>
       </w:pPr>
       <w:r>
@@ -11875,7 +11941,7 @@
         <w:pStyle w:val="Compact"/>
         <w:numPr>
           <w:ilvl w:val="0"/>
-          <w:numId w:val="1539"/>
+          <w:numId w:val="1542"/>
         </w:numPr>
       </w:pPr>
       <w:r>
@@ -11887,7 +11953,7 @@
         <w:pStyle w:val="Compact"/>
         <w:numPr>
           <w:ilvl w:val="0"/>
-          <w:numId w:val="1540"/>
+          <w:numId w:val="1543"/>
         </w:numPr>
       </w:pPr>
       <w:r>
@@ -11899,7 +11965,7 @@
         <w:pStyle w:val="Compact"/>
         <w:numPr>
           <w:ilvl w:val="0"/>
-          <w:numId w:val="1541"/>
+          <w:numId w:val="1544"/>
         </w:numPr>
       </w:pPr>
       <w:r>
@@ -11911,7 +11977,7 @@
         <w:pStyle w:val="Compact"/>
         <w:numPr>
           <w:ilvl w:val="0"/>
-          <w:numId w:val="1542"/>
+          <w:numId w:val="1545"/>
         </w:numPr>
       </w:pPr>
       <w:r>
@@ -11923,7 +11989,7 @@
         <w:pStyle w:val="Compact"/>
         <w:numPr>
           <w:ilvl w:val="0"/>
-          <w:numId w:val="1543"/>
+          <w:numId w:val="1546"/>
         </w:numPr>
       </w:pPr>
       <w:r>
@@ -11935,7 +12001,7 @@
         <w:pStyle w:val="Compact"/>
         <w:numPr>
           <w:ilvl w:val="0"/>
-          <w:numId w:val="1544"/>
+          <w:numId w:val="1547"/>
         </w:numPr>
       </w:pPr>
       <w:r>
@@ -11967,7 +12033,7 @@
         <w:pStyle w:val="Compact"/>
         <w:numPr>
           <w:ilvl w:val="0"/>
-          <w:numId w:val="1545"/>
+          <w:numId w:val="1548"/>
         </w:numPr>
       </w:pPr>
       <w:r>
@@ -11979,7 +12045,7 @@
         <w:pStyle w:val="Compact"/>
         <w:numPr>
           <w:ilvl w:val="0"/>
-          <w:numId w:val="1546"/>
+          <w:numId w:val="1549"/>
         </w:numPr>
       </w:pPr>
       <w:r>
@@ -11991,7 +12057,7 @@
         <w:pStyle w:val="Compact"/>
         <w:numPr>
           <w:ilvl w:val="0"/>
-          <w:numId w:val="1547"/>
+          <w:numId w:val="1550"/>
         </w:numPr>
       </w:pPr>
       <w:r>
@@ -12003,7 +12069,7 @@
         <w:pStyle w:val="Compact"/>
         <w:numPr>
           <w:ilvl w:val="0"/>
-          <w:numId w:val="1548"/>
+          <w:numId w:val="1551"/>
         </w:numPr>
       </w:pPr>
       <w:r>
@@ -12015,7 +12081,7 @@
         <w:pStyle w:val="Compact"/>
         <w:numPr>
           <w:ilvl w:val="0"/>
-          <w:numId w:val="1549"/>
+          <w:numId w:val="1552"/>
         </w:numPr>
       </w:pPr>
       <w:r>
@@ -12027,7 +12093,7 @@
         <w:pStyle w:val="Compact"/>
         <w:numPr>
           <w:ilvl w:val="0"/>
-          <w:numId w:val="1550"/>
+          <w:numId w:val="1553"/>
         </w:numPr>
       </w:pPr>
       <w:r>
@@ -12039,7 +12105,7 @@
         <w:pStyle w:val="Compact"/>
         <w:numPr>
           <w:ilvl w:val="0"/>
-          <w:numId w:val="1551"/>
+          <w:numId w:val="1554"/>
         </w:numPr>
       </w:pPr>
       <w:r>
@@ -12051,7 +12117,7 @@
         <w:pStyle w:val="Compact"/>
         <w:numPr>
           <w:ilvl w:val="0"/>
-          <w:numId w:val="1552"/>
+          <w:numId w:val="1555"/>
         </w:numPr>
       </w:pPr>
       <w:r>
@@ -12063,7 +12129,7 @@
         <w:pStyle w:val="Compact"/>
         <w:numPr>
           <w:ilvl w:val="0"/>
-          <w:numId w:val="1553"/>
+          <w:numId w:val="1556"/>
         </w:numPr>
       </w:pPr>
       <w:r>
@@ -12075,7 +12141,7 @@
         <w:pStyle w:val="Compact"/>
         <w:numPr>
           <w:ilvl w:val="0"/>
-          <w:numId w:val="1554"/>
+          <w:numId w:val="1557"/>
         </w:numPr>
       </w:pPr>
       <w:r>
@@ -12087,7 +12153,7 @@
         <w:pStyle w:val="Compact"/>
         <w:numPr>
           <w:ilvl w:val="0"/>
-          <w:numId w:val="1555"/>
+          <w:numId w:val="1558"/>
         </w:numPr>
       </w:pPr>
       <w:r>
@@ -12099,7 +12165,7 @@
         <w:pStyle w:val="Compact"/>
         <w:numPr>
           <w:ilvl w:val="0"/>
-          <w:numId w:val="1556"/>
+          <w:numId w:val="1559"/>
         </w:numPr>
       </w:pPr>
       <w:r>
@@ -12111,7 +12177,7 @@
         <w:pStyle w:val="Compact"/>
         <w:numPr>
           <w:ilvl w:val="0"/>
-          <w:numId w:val="1557"/>
+          <w:numId w:val="1560"/>
         </w:numPr>
       </w:pPr>
       <w:r>
@@ -12148,7 +12214,7 @@
         <w:pStyle w:val="Compact"/>
         <w:numPr>
           <w:ilvl w:val="0"/>
-          <w:numId w:val="1558"/>
+          <w:numId w:val="1561"/>
         </w:numPr>
       </w:pPr>
       <w:r>
@@ -12160,7 +12226,7 @@
         <w:pStyle w:val="Compact"/>
         <w:numPr>
           <w:ilvl w:val="0"/>
-          <w:numId w:val="1559"/>
+          <w:numId w:val="1562"/>
         </w:numPr>
       </w:pPr>
       <w:r>
@@ -12187,7 +12253,7 @@
         <w:pStyle w:val="Compact"/>
         <w:numPr>
           <w:ilvl w:val="0"/>
-          <w:numId w:val="1560"/>
+          <w:numId w:val="1563"/>
         </w:numPr>
       </w:pPr>
       <w:r>
@@ -12199,7 +12265,7 @@
         <w:pStyle w:val="Compact"/>
         <w:numPr>
           <w:ilvl w:val="0"/>
-          <w:numId w:val="1561"/>
+          <w:numId w:val="1564"/>
         </w:numPr>
       </w:pPr>
       <w:r>
@@ -12211,7 +12277,7 @@
         <w:pStyle w:val="Compact"/>
         <w:numPr>
           <w:ilvl w:val="0"/>
-          <w:numId w:val="1562"/>
+          <w:numId w:val="1565"/>
         </w:numPr>
       </w:pPr>
       <w:r>
@@ -12223,7 +12289,7 @@
         <w:pStyle w:val="Compact"/>
         <w:numPr>
           <w:ilvl w:val="0"/>
-          <w:numId w:val="1563"/>
+          <w:numId w:val="1566"/>
         </w:numPr>
       </w:pPr>
       <w:r>
@@ -12235,7 +12301,7 @@
         <w:pStyle w:val="Compact"/>
         <w:numPr>
           <w:ilvl w:val="0"/>
-          <w:numId w:val="1564"/>
+          <w:numId w:val="1567"/>
         </w:numPr>
       </w:pPr>
       <w:r>
@@ -12247,7 +12313,7 @@
         <w:pStyle w:val="Compact"/>
         <w:numPr>
           <w:ilvl w:val="0"/>
-          <w:numId w:val="1565"/>
+          <w:numId w:val="1568"/>
         </w:numPr>
       </w:pPr>
       <w:r>
@@ -12269,7 +12335,7 @@
         <w:pStyle w:val="Compact"/>
         <w:numPr>
           <w:ilvl w:val="0"/>
-          <w:numId w:val="1566"/>
+          <w:numId w:val="1569"/>
         </w:numPr>
       </w:pPr>
       <w:r>
@@ -12281,7 +12347,7 @@
         <w:pStyle w:val="Compact"/>
         <w:numPr>
           <w:ilvl w:val="0"/>
-          <w:numId w:val="1567"/>
+          <w:numId w:val="1570"/>
         </w:numPr>
       </w:pPr>
       <w:r>
@@ -12293,7 +12359,7 @@
         <w:pStyle w:val="Compact"/>
         <w:numPr>
           <w:ilvl w:val="0"/>
-          <w:numId w:val="1568"/>
+          <w:numId w:val="1571"/>
         </w:numPr>
       </w:pPr>
       <w:r>
@@ -12305,7 +12371,7 @@
         <w:pStyle w:val="Compact"/>
         <w:numPr>
           <w:ilvl w:val="0"/>
-          <w:numId w:val="1569"/>
+          <w:numId w:val="1572"/>
         </w:numPr>
       </w:pPr>
       <w:r>
@@ -12317,7 +12383,7 @@
         <w:pStyle w:val="Compact"/>
         <w:numPr>
           <w:ilvl w:val="0"/>
-          <w:numId w:val="1570"/>
+          <w:numId w:val="1573"/>
         </w:numPr>
       </w:pPr>
       <w:r>
@@ -12329,7 +12395,7 @@
         <w:pStyle w:val="Compact"/>
         <w:numPr>
           <w:ilvl w:val="0"/>
-          <w:numId w:val="1571"/>
+          <w:numId w:val="1574"/>
         </w:numPr>
       </w:pPr>
       <w:r>
@@ -12341,7 +12407,7 @@
         <w:pStyle w:val="Compact"/>
         <w:numPr>
           <w:ilvl w:val="0"/>
-          <w:numId w:val="1572"/>
+          <w:numId w:val="1575"/>
         </w:numPr>
       </w:pPr>
       <w:r>
@@ -12353,7 +12419,7 @@
         <w:pStyle w:val="Compact"/>
         <w:numPr>
           <w:ilvl w:val="0"/>
-          <w:numId w:val="1573"/>
+          <w:numId w:val="1576"/>
         </w:numPr>
       </w:pPr>
       <w:r>
@@ -12365,7 +12431,7 @@
         <w:pStyle w:val="Compact"/>
         <w:numPr>
           <w:ilvl w:val="0"/>
-          <w:numId w:val="1574"/>
+          <w:numId w:val="1577"/>
         </w:numPr>
       </w:pPr>
       <w:r>
@@ -12388,7 +12454,7 @@
         <w:pStyle w:val="Compact"/>
         <w:numPr>
           <w:ilvl w:val="0"/>
-          <w:numId w:val="1575"/>
+          <w:numId w:val="1578"/>
         </w:numPr>
       </w:pPr>
       <w:r>
@@ -12400,7 +12466,7 @@
         <w:pStyle w:val="Compact"/>
         <w:numPr>
           <w:ilvl w:val="0"/>
-          <w:numId w:val="1576"/>
+          <w:numId w:val="1579"/>
         </w:numPr>
       </w:pPr>
       <w:r>
@@ -12412,7 +12478,7 @@
         <w:pStyle w:val="Compact"/>
         <w:numPr>
           <w:ilvl w:val="0"/>
-          <w:numId w:val="1577"/>
+          <w:numId w:val="1580"/>
         </w:numPr>
       </w:pPr>
       <w:r>
@@ -12424,7 +12490,7 @@
         <w:pStyle w:val="Compact"/>
         <w:numPr>
           <w:ilvl w:val="0"/>
-          <w:numId w:val="1578"/>
+          <w:numId w:val="1581"/>
         </w:numPr>
       </w:pPr>
       <w:r>
@@ -12436,7 +12502,7 @@
         <w:pStyle w:val="Compact"/>
         <w:numPr>
           <w:ilvl w:val="0"/>
-          <w:numId w:val="1579"/>
+          <w:numId w:val="1582"/>
         </w:numPr>
       </w:pPr>
       <w:r>
@@ -12448,7 +12514,7 @@
         <w:pStyle w:val="Compact"/>
         <w:numPr>
           <w:ilvl w:val="0"/>
-          <w:numId w:val="1580"/>
+          <w:numId w:val="1583"/>
         </w:numPr>
       </w:pPr>
       <w:r>
@@ -12460,7 +12526,7 @@
         <w:pStyle w:val="Compact"/>
         <w:numPr>
           <w:ilvl w:val="0"/>
-          <w:numId w:val="1581"/>
+          <w:numId w:val="1584"/>
         </w:numPr>
       </w:pPr>
       <w:r>
@@ -12472,7 +12538,7 @@
         <w:pStyle w:val="Compact"/>
         <w:numPr>
           <w:ilvl w:val="0"/>
-          <w:numId w:val="1582"/>
+          <w:numId w:val="1585"/>
         </w:numPr>
       </w:pPr>
       <w:r>
@@ -12484,7 +12550,7 @@
         <w:pStyle w:val="Compact"/>
         <w:numPr>
           <w:ilvl w:val="0"/>
-          <w:numId w:val="1583"/>
+          <w:numId w:val="1586"/>
         </w:numPr>
       </w:pPr>
       <w:r>
@@ -12496,7 +12562,7 @@
         <w:pStyle w:val="Compact"/>
         <w:numPr>
           <w:ilvl w:val="0"/>
-          <w:numId w:val="1584"/>
+          <w:numId w:val="1587"/>
         </w:numPr>
       </w:pPr>
       <w:r>
@@ -12508,7 +12574,7 @@
         <w:pStyle w:val="Compact"/>
         <w:numPr>
           <w:ilvl w:val="0"/>
-          <w:numId w:val="1585"/>
+          <w:numId w:val="1588"/>
         </w:numPr>
       </w:pPr>
       <w:r>
@@ -13561,49 +13627,49 @@
     <w:abstractNumId w:val="993"/>
   </w:num>
   <w:num w:numId="1178">
-    <w:abstractNumId w:val="992"/>
+    <w:abstractNumId w:val="993"/>
   </w:num>
   <w:num w:numId="1179">
     <w:abstractNumId w:val="993"/>
   </w:num>
   <w:num w:numId="1180">
+    <w:abstractNumId w:val="993"/>
+  </w:num>
+  <w:num w:numId="1181">
+    <w:abstractNumId w:val="992"/>
+  </w:num>
+  <w:num w:numId="1182">
+    <w:abstractNumId w:val="993"/>
+  </w:num>
+  <w:num w:numId="1183">
     <w:abstractNumId w:val="991"/>
   </w:num>
-  <w:num w:numId="1181">
-    <w:abstractNumId w:val="993"/>
-  </w:num>
-  <w:num w:numId="1182">
+  <w:num w:numId="1184">
+    <w:abstractNumId w:val="993"/>
+  </w:num>
+  <w:num w:numId="1185">
     <w:abstractNumId w:val="991"/>
   </w:num>
-  <w:num w:numId="1183">
-    <w:abstractNumId w:val="993"/>
-  </w:num>
-  <w:num w:numId="1184">
-    <w:abstractNumId w:val="993"/>
-  </w:num>
-  <w:num w:numId="1185">
-    <w:abstractNumId w:val="993"/>
-  </w:num>
   <w:num w:numId="1186">
     <w:abstractNumId w:val="993"/>
   </w:num>
   <w:num w:numId="1187">
-    <w:abstractNumId w:val="992"/>
+    <w:abstractNumId w:val="993"/>
   </w:num>
   <w:num w:numId="1188">
-    <w:abstractNumId w:val="992"/>
+    <w:abstractNumId w:val="993"/>
   </w:num>
   <w:num w:numId="1189">
     <w:abstractNumId w:val="993"/>
   </w:num>
   <w:num w:numId="1190">
-    <w:abstractNumId w:val="992"/>
+    <w:abstractNumId w:val="993"/>
   </w:num>
   <w:num w:numId="1191">
     <w:abstractNumId w:val="993"/>
   </w:num>
   <w:num w:numId="1192">
-    <w:abstractNumId w:val="992"/>
+    <w:abstractNumId w:val="993"/>
   </w:num>
   <w:num w:numId="1193">
     <w:abstractNumId w:val="993"/>
@@ -13615,10 +13681,10 @@
     <w:abstractNumId w:val="993"/>
   </w:num>
   <w:num w:numId="1196">
-    <w:abstractNumId w:val="992"/>
+    <w:abstractNumId w:val="993"/>
   </w:num>
   <w:num w:numId="1197">
-    <w:abstractNumId w:val="992"/>
+    <w:abstractNumId w:val="993"/>
   </w:num>
   <w:num w:numId="1198">
     <w:abstractNumId w:val="993"/>
@@ -13630,37 +13696,37 @@
     <w:abstractNumId w:val="993"/>
   </w:num>
   <w:num w:numId="1201">
-    <w:abstractNumId w:val="992"/>
+    <w:abstractNumId w:val="993"/>
   </w:num>
   <w:num w:numId="1202">
-    <w:abstractNumId w:val="992"/>
+    <w:abstractNumId w:val="993"/>
   </w:num>
   <w:num w:numId="1203">
-    <w:abstractNumId w:val="992"/>
+    <w:abstractNumId w:val="993"/>
   </w:num>
   <w:num w:numId="1204">
     <w:abstractNumId w:val="993"/>
   </w:num>
   <w:num w:numId="1205">
-    <w:abstractNumId w:val="992"/>
+    <w:abstractNumId w:val="993"/>
   </w:num>
   <w:num w:numId="1206">
-    <w:abstractNumId w:val="992"/>
+    <w:abstractNumId w:val="993"/>
   </w:num>
   <w:num w:numId="1207">
-    <w:abstractNumId w:val="992"/>
+    <w:abstractNumId w:val="993"/>
   </w:num>
   <w:num w:numId="1208">
-    <w:abstractNumId w:val="992"/>
+    <w:abstractNumId w:val="993"/>
   </w:num>
   <w:num w:numId="1209">
-    <w:abstractNumId w:val="992"/>
+    <w:abstractNumId w:val="993"/>
   </w:num>
   <w:num w:numId="1210">
-    <w:abstractNumId w:val="992"/>
+    <w:abstractNumId w:val="993"/>
   </w:num>
   <w:num w:numId="1211">
-    <w:abstractNumId w:val="992"/>
+    <w:abstractNumId w:val="993"/>
   </w:num>
   <w:num w:numId="1212">
     <w:abstractNumId w:val="992"/>
@@ -13669,19 +13735,19 @@
     <w:abstractNumId w:val="992"/>
   </w:num>
   <w:num w:numId="1214">
-    <w:abstractNumId w:val="992"/>
+    <w:abstractNumId w:val="993"/>
   </w:num>
   <w:num w:numId="1215">
-    <w:abstractNumId w:val="992"/>
+    <w:abstractNumId w:val="993"/>
   </w:num>
   <w:num w:numId="1216">
-    <w:abstractNumId w:val="992"/>
+    <w:abstractNumId w:val="993"/>
   </w:num>
   <w:num w:numId="1217">
-    <w:abstractNumId w:val="992"/>
+    <w:abstractNumId w:val="993"/>
   </w:num>
   <w:num w:numId="1218">
-    <w:abstractNumId w:val="992"/>
+    <w:abstractNumId w:val="993"/>
   </w:num>
   <w:num w:numId="1219">
     <w:abstractNumId w:val="992"/>
@@ -13693,17 +13759,17 @@
     <w:abstractNumId w:val="992"/>
   </w:num>
   <w:num w:numId="1222">
+    <w:abstractNumId w:val="992"/>
+  </w:num>
+  <w:num w:numId="1223">
+    <w:abstractNumId w:val="992"/>
+  </w:num>
+  <w:num w:numId="1224">
+    <w:abstractNumId w:val="992"/>
+  </w:num>
+  <w:num w:numId="1225">
     <w:abstractNumId w:val="991"/>
   </w:num>
-  <w:num w:numId="1223">
-    <w:abstractNumId w:val="992"/>
-  </w:num>
-  <w:num w:numId="1224">
-    <w:abstractNumId w:val="992"/>
-  </w:num>
-  <w:num w:numId="1225">
-    <w:abstractNumId w:val="992"/>
-  </w:num>
   <w:num w:numId="1226">
     <w:abstractNumId w:val="992"/>
   </w:num>
@@ -13801,13 +13867,13 @@
     <w:abstractNumId w:val="992"/>
   </w:num>
   <w:num w:numId="1258">
-    <w:abstractNumId w:val="993"/>
+    <w:abstractNumId w:val="992"/>
   </w:num>
   <w:num w:numId="1259">
-    <w:abstractNumId w:val="993"/>
+    <w:abstractNumId w:val="992"/>
   </w:num>
   <w:num w:numId="1260">
-    <w:abstractNumId w:val="993"/>
+    <w:abstractNumId w:val="992"/>
   </w:num>
   <w:num w:numId="1261">
     <w:abstractNumId w:val="993"/>
@@ -13825,13 +13891,13 @@
     <w:abstractNumId w:val="993"/>
   </w:num>
   <w:num w:numId="1266">
-    <w:abstractNumId w:val="992"/>
+    <w:abstractNumId w:val="993"/>
   </w:num>
   <w:num w:numId="1267">
-    <w:abstractNumId w:val="992"/>
+    <w:abstractNumId w:val="993"/>
   </w:num>
   <w:num w:numId="1268">
-    <w:abstractNumId w:val="992"/>
+    <w:abstractNumId w:val="993"/>
   </w:num>
   <w:num w:numId="1269">
     <w:abstractNumId w:val="992"/>
@@ -13849,17 +13915,17 @@
     <w:abstractNumId w:val="992"/>
   </w:num>
   <w:num w:numId="1274">
+    <w:abstractNumId w:val="992"/>
+  </w:num>
+  <w:num w:numId="1275">
+    <w:abstractNumId w:val="992"/>
+  </w:num>
+  <w:num w:numId="1276">
+    <w:abstractNumId w:val="992"/>
+  </w:num>
+  <w:num w:numId="1277">
     <w:abstractNumId w:val="991"/>
   </w:num>
-  <w:num w:numId="1275">
-    <w:abstractNumId w:val="992"/>
-  </w:num>
-  <w:num w:numId="1276">
-    <w:abstractNumId w:val="992"/>
-  </w:num>
-  <w:num w:numId="1277">
-    <w:abstractNumId w:val="992"/>
-  </w:num>
   <w:num w:numId="1278">
     <w:abstractNumId w:val="992"/>
   </w:num>
@@ -13915,7 +13981,7 @@
     <w:abstractNumId w:val="992"/>
   </w:num>
   <w:num w:numId="1296">
-    <w:abstractNumId w:val="993"/>
+    <w:abstractNumId w:val="992"/>
   </w:num>
   <w:num w:numId="1297">
     <w:abstractNumId w:val="992"/>
@@ -13924,28 +13990,28 @@
     <w:abstractNumId w:val="992"/>
   </w:num>
   <w:num w:numId="1299">
-    <w:abstractNumId w:val="992"/>
+    <w:abstractNumId w:val="993"/>
   </w:num>
   <w:num w:numId="1300">
     <w:abstractNumId w:val="992"/>
   </w:num>
   <w:num w:numId="1301">
-    <w:abstractNumId w:val="993"/>
+    <w:abstractNumId w:val="992"/>
   </w:num>
   <w:num w:numId="1302">
+    <w:abstractNumId w:val="992"/>
+  </w:num>
+  <w:num w:numId="1303">
+    <w:abstractNumId w:val="992"/>
+  </w:num>
+  <w:num w:numId="1304">
+    <w:abstractNumId w:val="993"/>
+  </w:num>
+  <w:num w:numId="1305">
     <w:abstractNumId w:val="991"/>
   </w:num>
-  <w:num w:numId="1303">
-    <w:abstractNumId w:val="993"/>
-  </w:num>
-  <w:num w:numId="1304">
-    <w:abstractNumId w:val="992"/>
-  </w:num>
-  <w:num w:numId="1305">
-    <w:abstractNumId w:val="992"/>
-  </w:num>
   <w:num w:numId="1306">
-    <w:abstractNumId w:val="992"/>
+    <w:abstractNumId w:val="993"/>
   </w:num>
   <w:num w:numId="1307">
     <w:abstractNumId w:val="992"/>
@@ -13972,19 +14038,19 @@
     <w:abstractNumId w:val="992"/>
   </w:num>
   <w:num w:numId="1315">
-    <w:abstractNumId w:val="993"/>
+    <w:abstractNumId w:val="992"/>
   </w:num>
   <w:num w:numId="1316">
-    <w:abstractNumId w:val="993"/>
+    <w:abstractNumId w:val="992"/>
   </w:num>
   <w:num w:numId="1317">
     <w:abstractNumId w:val="992"/>
   </w:num>
   <w:num w:numId="1318">
-    <w:abstractNumId w:val="992"/>
+    <w:abstractNumId w:val="993"/>
   </w:num>
   <w:num w:numId="1319">
-    <w:abstractNumId w:val="992"/>
+    <w:abstractNumId w:val="993"/>
   </w:num>
   <w:num w:numId="1320">
     <w:abstractNumId w:val="992"/>
@@ -14008,17 +14074,17 @@
     <w:abstractNumId w:val="992"/>
   </w:num>
   <w:num w:numId="1327">
+    <w:abstractNumId w:val="992"/>
+  </w:num>
+  <w:num w:numId="1328">
+    <w:abstractNumId w:val="992"/>
+  </w:num>
+  <w:num w:numId="1329">
+    <w:abstractNumId w:val="992"/>
+  </w:num>
+  <w:num w:numId="1330">
     <w:abstractNumId w:val="991"/>
   </w:num>
-  <w:num w:numId="1328">
-    <w:abstractNumId w:val="992"/>
-  </w:num>
-  <w:num w:numId="1329">
-    <w:abstractNumId w:val="992"/>
-  </w:num>
-  <w:num w:numId="1330">
-    <w:abstractNumId w:val="992"/>
-  </w:num>
   <w:num w:numId="1331">
     <w:abstractNumId w:val="992"/>
   </w:num>
@@ -14056,17 +14122,17 @@
     <w:abstractNumId w:val="992"/>
   </w:num>
   <w:num w:numId="1343">
+    <w:abstractNumId w:val="992"/>
+  </w:num>
+  <w:num w:numId="1344">
+    <w:abstractNumId w:val="992"/>
+  </w:num>
+  <w:num w:numId="1345">
+    <w:abstractNumId w:val="992"/>
+  </w:num>
+  <w:num w:numId="1346">
     <w:abstractNumId w:val="991"/>
   </w:num>
-  <w:num w:numId="1344">
-    <w:abstractNumId w:val="992"/>
-  </w:num>
-  <w:num w:numId="1345">
-    <w:abstractNumId w:val="992"/>
-  </w:num>
-  <w:num w:numId="1346">
-    <w:abstractNumId w:val="992"/>
-  </w:num>
   <w:num w:numId="1347">
     <w:abstractNumId w:val="992"/>
   </w:num>
@@ -14224,17 +14290,17 @@
     <w:abstractNumId w:val="992"/>
   </w:num>
   <w:num w:numId="1399">
+    <w:abstractNumId w:val="992"/>
+  </w:num>
+  <w:num w:numId="1400">
+    <w:abstractNumId w:val="992"/>
+  </w:num>
+  <w:num w:numId="1401">
+    <w:abstractNumId w:val="992"/>
+  </w:num>
+  <w:num w:numId="1402">
     <w:abstractNumId w:val="991"/>
   </w:num>
-  <w:num w:numId="1400">
-    <w:abstractNumId w:val="992"/>
-  </w:num>
-  <w:num w:numId="1401">
-    <w:abstractNumId w:val="992"/>
-  </w:num>
-  <w:num w:numId="1402">
-    <w:abstractNumId w:val="992"/>
-  </w:num>
   <w:num w:numId="1403">
     <w:abstractNumId w:val="992"/>
   </w:num>
@@ -14269,29 +14335,29 @@
     <w:abstractNumId w:val="992"/>
   </w:num>
   <w:num w:numId="1414">
+    <w:abstractNumId w:val="992"/>
+  </w:num>
+  <w:num w:numId="1415">
+    <w:abstractNumId w:val="992"/>
+  </w:num>
+  <w:num w:numId="1416">
+    <w:abstractNumId w:val="992"/>
+  </w:num>
+  <w:num w:numId="1417">
     <w:abstractNumId w:val="991"/>
   </w:num>
-  <w:num w:numId="1415">
-    <w:abstractNumId w:val="992"/>
-  </w:num>
-  <w:num w:numId="1416">
-    <w:abstractNumId w:val="992"/>
-  </w:num>
-  <w:num w:numId="1417">
-    <w:abstractNumId w:val="992"/>
-  </w:num>
   <w:num w:numId="1418">
+    <w:abstractNumId w:val="992"/>
+  </w:num>
+  <w:num w:numId="1419">
+    <w:abstractNumId w:val="992"/>
+  </w:num>
+  <w:num w:numId="1420">
+    <w:abstractNumId w:val="992"/>
+  </w:num>
+  <w:num w:numId="1421">
     <w:abstractNumId w:val="991"/>
   </w:num>
-  <w:num w:numId="1419">
-    <w:abstractNumId w:val="992"/>
-  </w:num>
-  <w:num w:numId="1420">
-    <w:abstractNumId w:val="992"/>
-  </w:num>
-  <w:num w:numId="1421">
-    <w:abstractNumId w:val="992"/>
-  </w:num>
   <w:num w:numId="1422">
     <w:abstractNumId w:val="992"/>
   </w:num>
@@ -14299,23 +14365,23 @@
     <w:abstractNumId w:val="992"/>
   </w:num>
   <w:num w:numId="1424">
+    <w:abstractNumId w:val="992"/>
+  </w:num>
+  <w:num w:numId="1425">
+    <w:abstractNumId w:val="992"/>
+  </w:num>
+  <w:num w:numId="1426">
+    <w:abstractNumId w:val="992"/>
+  </w:num>
+  <w:num w:numId="1427">
     <w:abstractNumId w:val="991"/>
   </w:num>
-  <w:num w:numId="1425">
-    <w:abstractNumId w:val="992"/>
-  </w:num>
-  <w:num w:numId="1426">
+  <w:num w:numId="1428">
+    <w:abstractNumId w:val="992"/>
+  </w:num>
+  <w:num w:numId="1429">
     <w:abstractNumId w:val="991"/>
   </w:num>
-  <w:num w:numId="1427">
-    <w:abstractNumId w:val="992"/>
-  </w:num>
-  <w:num w:numId="1428">
-    <w:abstractNumId w:val="992"/>
-  </w:num>
-  <w:num w:numId="1429">
-    <w:abstractNumId w:val="992"/>
-  </w:num>
   <w:num w:numId="1430">
     <w:abstractNumId w:val="992"/>
   </w:num>
@@ -14335,17 +14401,17 @@
     <w:abstractNumId w:val="992"/>
   </w:num>
   <w:num w:numId="1436">
+    <w:abstractNumId w:val="992"/>
+  </w:num>
+  <w:num w:numId="1437">
+    <w:abstractNumId w:val="992"/>
+  </w:num>
+  <w:num w:numId="1438">
+    <w:abstractNumId w:val="992"/>
+  </w:num>
+  <w:num w:numId="1439">
     <w:abstractNumId w:val="991"/>
   </w:num>
-  <w:num w:numId="1437">
-    <w:abstractNumId w:val="992"/>
-  </w:num>
-  <w:num w:numId="1438">
-    <w:abstractNumId w:val="992"/>
-  </w:num>
-  <w:num w:numId="1439">
-    <w:abstractNumId w:val="992"/>
-  </w:num>
   <w:num w:numId="1440">
     <w:abstractNumId w:val="992"/>
   </w:num>
@@ -14401,17 +14467,17 @@
     <w:abstractNumId w:val="992"/>
   </w:num>
   <w:num w:numId="1458">
+    <w:abstractNumId w:val="992"/>
+  </w:num>
+  <w:num w:numId="1459">
+    <w:abstractNumId w:val="992"/>
+  </w:num>
+  <w:num w:numId="1460">
+    <w:abstractNumId w:val="992"/>
+  </w:num>
+  <w:num w:numId="1461">
     <w:abstractNumId w:val="991"/>
   </w:num>
-  <w:num w:numId="1459">
-    <w:abstractNumId w:val="992"/>
-  </w:num>
-  <w:num w:numId="1460">
-    <w:abstractNumId w:val="992"/>
-  </w:num>
-  <w:num w:numId="1461">
-    <w:abstractNumId w:val="992"/>
-  </w:num>
   <w:num w:numId="1462">
     <w:abstractNumId w:val="992"/>
   </w:num>
@@ -14467,7 +14533,7 @@
     <w:abstractNumId w:val="992"/>
   </w:num>
   <w:num w:numId="1480">
-    <w:abstractNumId w:val="991"/>
+    <w:abstractNumId w:val="992"/>
   </w:num>
   <w:num w:numId="1481">
     <w:abstractNumId w:val="992"/>
@@ -14485,7 +14551,7 @@
     <w:abstractNumId w:val="992"/>
   </w:num>
   <w:num w:numId="1486">
-    <w:abstractNumId w:val="992"/>
+    <w:abstractNumId w:val="991"/>
   </w:num>
   <w:num w:numId="1487">
     <w:abstractNumId w:val="992"/>
@@ -14509,23 +14575,23 @@
     <w:abstractNumId w:val="992"/>
   </w:num>
   <w:num w:numId="1494">
+    <w:abstractNumId w:val="992"/>
+  </w:num>
+  <w:num w:numId="1495">
+    <w:abstractNumId w:val="992"/>
+  </w:num>
+  <w:num w:numId="1496">
+    <w:abstractNumId w:val="992"/>
+  </w:num>
+  <w:num w:numId="1497">
     <w:abstractNumId w:val="991"/>
   </w:num>
-  <w:num w:numId="1495">
-    <w:abstractNumId w:val="992"/>
-  </w:num>
-  <w:num w:numId="1496">
+  <w:num w:numId="1498">
+    <w:abstractNumId w:val="992"/>
+  </w:num>
+  <w:num w:numId="1499">
     <w:abstractNumId w:val="991"/>
   </w:num>
-  <w:num w:numId="1497">
-    <w:abstractNumId w:val="992"/>
-  </w:num>
-  <w:num w:numId="1498">
-    <w:abstractNumId w:val="992"/>
-  </w:num>
-  <w:num w:numId="1499">
-    <w:abstractNumId w:val="992"/>
-  </w:num>
   <w:num w:numId="1500">
     <w:abstractNumId w:val="992"/>
   </w:num>
@@ -14782,6 +14848,15 @@
     <w:abstractNumId w:val="992"/>
   </w:num>
   <w:num w:numId="1585">
+    <w:abstractNumId w:val="992"/>
+  </w:num>
+  <w:num w:numId="1586">
+    <w:abstractNumId w:val="992"/>
+  </w:num>
+  <w:num w:numId="1587">
+    <w:abstractNumId w:val="992"/>
+  </w:num>
+  <w:num w:numId="1588">
     <w:abstractNumId w:val="992"/>
   </w:num>
 </w:numbering>

--- a/MASTER_M1_M2_DELIVERY_CHECKLIST.docx
+++ b/MASTER_M1_M2_DELIVERY_CHECKLIST.docx
@@ -265,7 +265,7 @@
               <w:jc w:val="right"/>
             </w:pPr>
             <w:r>
-              <w:t xml:space="preserve">10%</w:t>
+              <w:t xml:space="preserve">12%</w:t>
             </w:r>
           </w:p>
         </w:tc>
@@ -276,7 +276,7 @@
               <w:pStyle w:val="Compact"/>
             </w:pPr>
             <w:r>
-              <w:t xml:space="preserve">Stage/visual/scope/metrics/search parity verified; drag/drop live gate pending</w:t>
+              <w:t xml:space="preserve">Done — stage/visual/scope/metrics/search/drag-drop gates verified</w:t>
             </w:r>
           </w:p>
         </w:tc>
@@ -709,7 +709,7 @@
                 <w:b/>
                 <w:bCs/>
               </w:rPr>
-              <w:t xml:space="preserve">26%</w:t>
+              <w:t xml:space="preserve">28%</w:t>
             </w:r>
           </w:p>
         </w:tc>
@@ -724,7 +724,7 @@
                 <w:b/>
                 <w:bCs/>
               </w:rPr>
-              <w:t xml:space="preserve">M1.1 auth, M1.2 stage/scope/search parity, and M1.4 B.6 stacking chip update added</w:t>
+              <w:t xml:space="preserve">M1.1 auth, M1.2 base parity, and M1.4 B.6 stacking chip update added</w:t>
             </w:r>
           </w:p>
         </w:tc>
@@ -4820,6 +4820,42 @@
         </w:numPr>
       </w:pPr>
       <w:r>
+        <w:t xml:space="preserve">Screenshot comparison completed for Simple and Execution modes:</w:t>
+      </w:r>
+      <w:r>
+        <w:t xml:space="preserve"> </w:t>
+      </w:r>
+      <w:r>
+        <w:rPr>
+          <w:rStyle w:val="VerbatimChar"/>
+        </w:rPr>
+        <w:t xml:space="preserve">audit-screenshots/m1-2-pipeline-simple.png</w:t>
+      </w:r>
+      <w:r>
+        <w:t xml:space="preserve">,</w:t>
+      </w:r>
+      <w:r>
+        <w:t xml:space="preserve"> </w:t>
+      </w:r>
+      <w:r>
+        <w:rPr>
+          <w:rStyle w:val="VerbatimChar"/>
+        </w:rPr>
+        <w:t xml:space="preserve">audit-screenshots/m1-2-pipeline-execution.png</w:t>
+      </w:r>
+      <w:r>
+        <w:t xml:space="preserve">.</w:t>
+      </w:r>
+    </w:p>
+    <w:p>
+      <w:pPr>
+        <w:pStyle w:val="Compact"/>
+        <w:numPr>
+          <w:ilvl w:val="0"/>
+          <w:numId w:val="1180"/>
+        </w:numPr>
+      </w:pPr>
+      <w:r>
         <w:t xml:space="preserve">Controller-level negative tests passed: REP</w:t>
       </w:r>
       <w:r>
@@ -4858,7 +4894,7 @@
         <w:pStyle w:val="Compact"/>
         <w:numPr>
           <w:ilvl w:val="0"/>
-          <w:numId w:val="1180"/>
+          <w:numId w:val="1181"/>
         </w:numPr>
       </w:pPr>
       <w:r>
@@ -4897,7 +4933,7 @@
         <w:pStyle w:val="Compact"/>
         <w:numPr>
           <w:ilvl w:val="0"/>
-          <w:numId w:val="1181"/>
+          <w:numId w:val="1182"/>
         </w:numPr>
       </w:pPr>
       <w:r>
@@ -4931,7 +4967,7 @@
         <w:t xml:space="preserve"> </w:t>
       </w:r>
       <w:r>
-        <w:t xml:space="preserve">lead-board path still needs separate decision because current v2 route uses</w:t>
+        <w:t xml:space="preserve">lead-board path left unchanged by decision: current M1.2 v2 route uses</w:t>
       </w:r>
       <w:r>
         <w:t xml:space="preserve"> </w:t>
@@ -4943,7 +4979,7 @@
         <w:t xml:space="preserve">/api/deals/board</w:t>
       </w:r>
       <w:r>
-        <w:t xml:space="preserve">.</w:t>
+        <w:t xml:space="preserve">; legacy data cleanup is separate scope.</w:t>
       </w:r>
     </w:p>
     <w:bookmarkEnd w:id="30"/>
@@ -4961,7 +4997,7 @@
         <w:pStyle w:val="Compact"/>
         <w:numPr>
           <w:ilvl w:val="0"/>
-          <w:numId w:val="1182"/>
+          <w:numId w:val="1183"/>
         </w:numPr>
       </w:pPr>
       <w:r>
@@ -4973,7 +5009,7 @@
         <w:pStyle w:val="Compact"/>
         <w:numPr>
           <w:ilvl w:val="1"/>
-          <w:numId w:val="1183"/>
+          <w:numId w:val="1184"/>
         </w:numPr>
       </w:pPr>
       <w:r>
@@ -4985,7 +5021,7 @@
         <w:pStyle w:val="Compact"/>
         <w:numPr>
           <w:ilvl w:val="1"/>
-          <w:numId w:val="1183"/>
+          <w:numId w:val="1184"/>
         </w:numPr>
       </w:pPr>
       <w:r>
@@ -4997,7 +5033,7 @@
         <w:pStyle w:val="Compact"/>
         <w:numPr>
           <w:ilvl w:val="1"/>
-          <w:numId w:val="1183"/>
+          <w:numId w:val="1184"/>
         </w:numPr>
       </w:pPr>
       <w:r>
@@ -5009,7 +5045,7 @@
         <w:pStyle w:val="Compact"/>
         <w:numPr>
           <w:ilvl w:val="1"/>
-          <w:numId w:val="1183"/>
+          <w:numId w:val="1184"/>
         </w:numPr>
       </w:pPr>
       <w:r>
@@ -5021,7 +5057,7 @@
         <w:pStyle w:val="Compact"/>
         <w:numPr>
           <w:ilvl w:val="1"/>
-          <w:numId w:val="1183"/>
+          <w:numId w:val="1184"/>
         </w:numPr>
       </w:pPr>
       <w:r>
@@ -5033,7 +5069,7 @@
         <w:pStyle w:val="Compact"/>
         <w:numPr>
           <w:ilvl w:val="1"/>
-          <w:numId w:val="1183"/>
+          <w:numId w:val="1184"/>
         </w:numPr>
       </w:pPr>
       <w:r>
@@ -5045,7 +5081,7 @@
         <w:pStyle w:val="Compact"/>
         <w:numPr>
           <w:ilvl w:val="1"/>
-          <w:numId w:val="1183"/>
+          <w:numId w:val="1184"/>
         </w:numPr>
       </w:pPr>
       <w:r>
@@ -5057,7 +5093,7 @@
         <w:pStyle w:val="Compact"/>
         <w:numPr>
           <w:ilvl w:val="1"/>
-          <w:numId w:val="1183"/>
+          <w:numId w:val="1184"/>
         </w:numPr>
       </w:pPr>
       <w:r>
@@ -5069,7 +5105,7 @@
         <w:pStyle w:val="Compact"/>
         <w:numPr>
           <w:ilvl w:val="1"/>
-          <w:numId w:val="1183"/>
+          <w:numId w:val="1184"/>
         </w:numPr>
       </w:pPr>
       <w:r>
@@ -5081,7 +5117,7 @@
         <w:pStyle w:val="Compact"/>
         <w:numPr>
           <w:ilvl w:val="0"/>
-          <w:numId w:val="1184"/>
+          <w:numId w:val="1185"/>
         </w:numPr>
       </w:pPr>
       <w:r>
@@ -5093,7 +5129,7 @@
         <w:pStyle w:val="Compact"/>
         <w:numPr>
           <w:ilvl w:val="1"/>
-          <w:numId w:val="1185"/>
+          <w:numId w:val="1186"/>
         </w:numPr>
       </w:pPr>
       <w:r>
@@ -5138,7 +5174,7 @@
         <w:pStyle w:val="Compact"/>
         <w:numPr>
           <w:ilvl w:val="1"/>
-          <w:numId w:val="1185"/>
+          <w:numId w:val="1186"/>
         </w:numPr>
       </w:pPr>
       <w:r>
@@ -5183,7 +5219,7 @@
         <w:pStyle w:val="Compact"/>
         <w:numPr>
           <w:ilvl w:val="1"/>
-          <w:numId w:val="1185"/>
+          <w:numId w:val="1186"/>
         </w:numPr>
       </w:pPr>
       <w:r>
@@ -5228,7 +5264,7 @@
         <w:pStyle w:val="Compact"/>
         <w:numPr>
           <w:ilvl w:val="0"/>
-          <w:numId w:val="1186"/>
+          <w:numId w:val="1187"/>
         </w:numPr>
       </w:pPr>
       <w:r>
@@ -5252,7 +5288,7 @@
         <w:pStyle w:val="Compact"/>
         <w:numPr>
           <w:ilvl w:val="0"/>
-          <w:numId w:val="1187"/>
+          <w:numId w:val="1188"/>
         </w:numPr>
       </w:pPr>
       <w:r>
@@ -5264,7 +5300,7 @@
         <w:pStyle w:val="Compact"/>
         <w:numPr>
           <w:ilvl w:val="0"/>
-          <w:numId w:val="1188"/>
+          <w:numId w:val="1189"/>
         </w:numPr>
       </w:pPr>
       <w:r>
@@ -5306,7 +5342,7 @@
         <w:pStyle w:val="Compact"/>
         <w:numPr>
           <w:ilvl w:val="0"/>
-          <w:numId w:val="1189"/>
+          <w:numId w:val="1190"/>
         </w:numPr>
       </w:pPr>
       <w:r>
@@ -5333,7 +5369,7 @@
         <w:pStyle w:val="Compact"/>
         <w:numPr>
           <w:ilvl w:val="0"/>
-          <w:numId w:val="1190"/>
+          <w:numId w:val="1191"/>
         </w:numPr>
       </w:pPr>
       <w:r>
@@ -5345,7 +5381,7 @@
         <w:pStyle w:val="Compact"/>
         <w:numPr>
           <w:ilvl w:val="0"/>
-          <w:numId w:val="1191"/>
+          <w:numId w:val="1192"/>
         </w:numPr>
       </w:pPr>
       <w:r>
@@ -5357,7 +5393,7 @@
         <w:pStyle w:val="Compact"/>
         <w:numPr>
           <w:ilvl w:val="0"/>
-          <w:numId w:val="1192"/>
+          <w:numId w:val="1193"/>
         </w:numPr>
       </w:pPr>
       <w:r>
@@ -5369,7 +5405,7 @@
         <w:pStyle w:val="Compact"/>
         <w:numPr>
           <w:ilvl w:val="0"/>
-          <w:numId w:val="1193"/>
+          <w:numId w:val="1194"/>
         </w:numPr>
       </w:pPr>
       <w:r>
@@ -5381,7 +5417,7 @@
         <w:pStyle w:val="Compact"/>
         <w:numPr>
           <w:ilvl w:val="0"/>
-          <w:numId w:val="1194"/>
+          <w:numId w:val="1195"/>
         </w:numPr>
       </w:pPr>
       <w:r>
@@ -5393,7 +5429,7 @@
         <w:pStyle w:val="Compact"/>
         <w:numPr>
           <w:ilvl w:val="0"/>
-          <w:numId w:val="1195"/>
+          <w:numId w:val="1196"/>
         </w:numPr>
       </w:pPr>
       <w:r>
@@ -5415,7 +5451,7 @@
         <w:pStyle w:val="Compact"/>
         <w:numPr>
           <w:ilvl w:val="0"/>
-          <w:numId w:val="1196"/>
+          <w:numId w:val="1197"/>
         </w:numPr>
       </w:pPr>
       <w:r>
@@ -5427,7 +5463,7 @@
         <w:pStyle w:val="Compact"/>
         <w:numPr>
           <w:ilvl w:val="0"/>
-          <w:numId w:val="1197"/>
+          <w:numId w:val="1198"/>
         </w:numPr>
       </w:pPr>
       <w:r>
@@ -5439,7 +5475,7 @@
         <w:pStyle w:val="Compact"/>
         <w:numPr>
           <w:ilvl w:val="0"/>
-          <w:numId w:val="1198"/>
+          <w:numId w:val="1199"/>
         </w:numPr>
       </w:pPr>
       <w:r>
@@ -5451,7 +5487,7 @@
         <w:pStyle w:val="Compact"/>
         <w:numPr>
           <w:ilvl w:val="0"/>
-          <w:numId w:val="1199"/>
+          <w:numId w:val="1200"/>
         </w:numPr>
       </w:pPr>
       <w:r>
@@ -5463,7 +5499,7 @@
         <w:pStyle w:val="Compact"/>
         <w:numPr>
           <w:ilvl w:val="0"/>
-          <w:numId w:val="1200"/>
+          <w:numId w:val="1201"/>
         </w:numPr>
       </w:pPr>
       <w:r>
@@ -5475,7 +5511,7 @@
         <w:pStyle w:val="Compact"/>
         <w:numPr>
           <w:ilvl w:val="0"/>
-          <w:numId w:val="1201"/>
+          <w:numId w:val="1202"/>
         </w:numPr>
       </w:pPr>
       <w:r>
@@ -5512,7 +5548,7 @@
         <w:pStyle w:val="Compact"/>
         <w:numPr>
           <w:ilvl w:val="0"/>
-          <w:numId w:val="1202"/>
+          <w:numId w:val="1203"/>
         </w:numPr>
       </w:pPr>
       <w:r>
@@ -5524,7 +5560,7 @@
         <w:pStyle w:val="Compact"/>
         <w:numPr>
           <w:ilvl w:val="0"/>
-          <w:numId w:val="1203"/>
+          <w:numId w:val="1204"/>
         </w:numPr>
       </w:pPr>
       <w:r>
@@ -5536,7 +5572,7 @@
         <w:pStyle w:val="Compact"/>
         <w:numPr>
           <w:ilvl w:val="0"/>
-          <w:numId w:val="1204"/>
+          <w:numId w:val="1205"/>
         </w:numPr>
       </w:pPr>
       <w:r>
@@ -5563,7 +5599,7 @@
         <w:pStyle w:val="Compact"/>
         <w:numPr>
           <w:ilvl w:val="0"/>
-          <w:numId w:val="1205"/>
+          <w:numId w:val="1206"/>
         </w:numPr>
       </w:pPr>
       <w:r>
@@ -5575,7 +5611,7 @@
         <w:pStyle w:val="Compact"/>
         <w:numPr>
           <w:ilvl w:val="0"/>
-          <w:numId w:val="1206"/>
+          <w:numId w:val="1207"/>
         </w:numPr>
       </w:pPr>
       <w:r>
@@ -5587,7 +5623,7 @@
         <w:pStyle w:val="Compact"/>
         <w:numPr>
           <w:ilvl w:val="0"/>
-          <w:numId w:val="1207"/>
+          <w:numId w:val="1208"/>
         </w:numPr>
       </w:pPr>
       <w:r>
@@ -5609,7 +5645,7 @@
         <w:pStyle w:val="Compact"/>
         <w:numPr>
           <w:ilvl w:val="0"/>
-          <w:numId w:val="1208"/>
+          <w:numId w:val="1209"/>
         </w:numPr>
       </w:pPr>
       <w:r>
@@ -5621,7 +5657,7 @@
         <w:pStyle w:val="Compact"/>
         <w:numPr>
           <w:ilvl w:val="0"/>
-          <w:numId w:val="1209"/>
+          <w:numId w:val="1210"/>
         </w:numPr>
       </w:pPr>
       <w:r>
@@ -5633,7 +5669,7 @@
         <w:pStyle w:val="Compact"/>
         <w:numPr>
           <w:ilvl w:val="0"/>
-          <w:numId w:val="1210"/>
+          <w:numId w:val="1211"/>
         </w:numPr>
       </w:pPr>
       <w:r>
@@ -5645,7 +5681,7 @@
         <w:pStyle w:val="Compact"/>
         <w:numPr>
           <w:ilvl w:val="0"/>
-          <w:numId w:val="1211"/>
+          <w:numId w:val="1212"/>
         </w:numPr>
       </w:pPr>
       <w:r>
@@ -5657,7 +5693,7 @@
         <w:pStyle w:val="Compact"/>
         <w:numPr>
           <w:ilvl w:val="0"/>
-          <w:numId w:val="1212"/>
+          <w:numId w:val="1213"/>
         </w:numPr>
       </w:pPr>
       <w:r>
@@ -5669,7 +5705,7 @@
         <w:pStyle w:val="Compact"/>
         <w:numPr>
           <w:ilvl w:val="0"/>
-          <w:numId w:val="1213"/>
+          <w:numId w:val="1214"/>
         </w:numPr>
       </w:pPr>
       <w:r>
@@ -5681,7 +5717,7 @@
         <w:pStyle w:val="Compact"/>
         <w:numPr>
           <w:ilvl w:val="0"/>
-          <w:numId w:val="1214"/>
+          <w:numId w:val="1215"/>
         </w:numPr>
       </w:pPr>
       <w:r>
@@ -5693,7 +5729,7 @@
         <w:pStyle w:val="Compact"/>
         <w:numPr>
           <w:ilvl w:val="0"/>
-          <w:numId w:val="1215"/>
+          <w:numId w:val="1216"/>
         </w:numPr>
       </w:pPr>
       <w:r>
@@ -5705,7 +5741,7 @@
         <w:pStyle w:val="Compact"/>
         <w:numPr>
           <w:ilvl w:val="0"/>
-          <w:numId w:val="1216"/>
+          <w:numId w:val="1217"/>
         </w:numPr>
       </w:pPr>
       <w:r>
@@ -5717,7 +5753,7 @@
         <w:pStyle w:val="Compact"/>
         <w:numPr>
           <w:ilvl w:val="0"/>
-          <w:numId w:val="1217"/>
+          <w:numId w:val="1218"/>
         </w:numPr>
       </w:pPr>
       <w:r>
@@ -5729,7 +5765,7 @@
         <w:pStyle w:val="Compact"/>
         <w:numPr>
           <w:ilvl w:val="0"/>
-          <w:numId w:val="1218"/>
+          <w:numId w:val="1219"/>
         </w:numPr>
       </w:pPr>
       <w:r>
@@ -5761,7 +5797,7 @@
         <w:pStyle w:val="Compact"/>
         <w:numPr>
           <w:ilvl w:val="0"/>
-          <w:numId w:val="1219"/>
+          <w:numId w:val="1220"/>
         </w:numPr>
       </w:pPr>
       <w:r>
@@ -5773,7 +5809,7 @@
         <w:pStyle w:val="Compact"/>
         <w:numPr>
           <w:ilvl w:val="0"/>
-          <w:numId w:val="1220"/>
+          <w:numId w:val="1221"/>
         </w:numPr>
       </w:pPr>
       <w:r>
@@ -5785,7 +5821,7 @@
         <w:pStyle w:val="Compact"/>
         <w:numPr>
           <w:ilvl w:val="0"/>
-          <w:numId w:val="1221"/>
+          <w:numId w:val="1222"/>
         </w:numPr>
       </w:pPr>
       <w:r>
@@ -5797,7 +5833,7 @@
         <w:pStyle w:val="Compact"/>
         <w:numPr>
           <w:ilvl w:val="0"/>
-          <w:numId w:val="1222"/>
+          <w:numId w:val="1223"/>
         </w:numPr>
       </w:pPr>
       <w:r>
@@ -5824,7 +5860,7 @@
         <w:pStyle w:val="Compact"/>
         <w:numPr>
           <w:ilvl w:val="0"/>
-          <w:numId w:val="1223"/>
+          <w:numId w:val="1224"/>
         </w:numPr>
       </w:pPr>
       <w:r>
@@ -5836,7 +5872,7 @@
         <w:pStyle w:val="Compact"/>
         <w:numPr>
           <w:ilvl w:val="0"/>
-          <w:numId w:val="1224"/>
+          <w:numId w:val="1225"/>
         </w:numPr>
       </w:pPr>
       <w:r>
@@ -5848,7 +5884,7 @@
         <w:pStyle w:val="Compact"/>
         <w:numPr>
           <w:ilvl w:val="1"/>
-          <w:numId w:val="1225"/>
+          <w:numId w:val="1226"/>
         </w:numPr>
       </w:pPr>
       <w:r>
@@ -5860,7 +5896,7 @@
         <w:pStyle w:val="Compact"/>
         <w:numPr>
           <w:ilvl w:val="1"/>
-          <w:numId w:val="1225"/>
+          <w:numId w:val="1226"/>
         </w:numPr>
       </w:pPr>
       <w:r>
@@ -5884,7 +5920,7 @@
         <w:pStyle w:val="Compact"/>
         <w:numPr>
           <w:ilvl w:val="0"/>
-          <w:numId w:val="1226"/>
+          <w:numId w:val="1227"/>
         </w:numPr>
       </w:pPr>
       <w:r>
@@ -5896,7 +5932,7 @@
         <w:pStyle w:val="Compact"/>
         <w:numPr>
           <w:ilvl w:val="0"/>
-          <w:numId w:val="1227"/>
+          <w:numId w:val="1228"/>
         </w:numPr>
       </w:pPr>
       <w:r>
@@ -5908,7 +5944,7 @@
         <w:pStyle w:val="Compact"/>
         <w:numPr>
           <w:ilvl w:val="0"/>
-          <w:numId w:val="1228"/>
+          <w:numId w:val="1229"/>
         </w:numPr>
       </w:pPr>
       <w:r>
@@ -5920,7 +5956,7 @@
         <w:pStyle w:val="Compact"/>
         <w:numPr>
           <w:ilvl w:val="0"/>
-          <w:numId w:val="1229"/>
+          <w:numId w:val="1230"/>
         </w:numPr>
       </w:pPr>
       <w:r>
@@ -5932,7 +5968,7 @@
         <w:pStyle w:val="Compact"/>
         <w:numPr>
           <w:ilvl w:val="0"/>
-          <w:numId w:val="1230"/>
+          <w:numId w:val="1231"/>
         </w:numPr>
       </w:pPr>
       <w:r>
@@ -5944,7 +5980,7 @@
         <w:pStyle w:val="Compact"/>
         <w:numPr>
           <w:ilvl w:val="0"/>
-          <w:numId w:val="1231"/>
+          <w:numId w:val="1232"/>
         </w:numPr>
       </w:pPr>
       <w:r>
@@ -5966,7 +6002,7 @@
         <w:pStyle w:val="Compact"/>
         <w:numPr>
           <w:ilvl w:val="0"/>
-          <w:numId w:val="1232"/>
+          <w:numId w:val="1233"/>
         </w:numPr>
       </w:pPr>
       <w:r>
@@ -5978,7 +6014,7 @@
         <w:pStyle w:val="Compact"/>
         <w:numPr>
           <w:ilvl w:val="0"/>
-          <w:numId w:val="1233"/>
+          <w:numId w:val="1234"/>
         </w:numPr>
       </w:pPr>
       <w:r>
@@ -5990,7 +6026,7 @@
         <w:pStyle w:val="Compact"/>
         <w:numPr>
           <w:ilvl w:val="0"/>
-          <w:numId w:val="1234"/>
+          <w:numId w:val="1235"/>
         </w:numPr>
       </w:pPr>
       <w:r>
@@ -6002,7 +6038,7 @@
         <w:pStyle w:val="Compact"/>
         <w:numPr>
           <w:ilvl w:val="0"/>
-          <w:numId w:val="1235"/>
+          <w:numId w:val="1236"/>
         </w:numPr>
       </w:pPr>
       <w:r>
@@ -6014,7 +6050,7 @@
         <w:pStyle w:val="Compact"/>
         <w:numPr>
           <w:ilvl w:val="0"/>
-          <w:numId w:val="1236"/>
+          <w:numId w:val="1237"/>
         </w:numPr>
       </w:pPr>
       <w:r>
@@ -6026,7 +6062,7 @@
         <w:pStyle w:val="Compact"/>
         <w:numPr>
           <w:ilvl w:val="0"/>
-          <w:numId w:val="1237"/>
+          <w:numId w:val="1238"/>
         </w:numPr>
       </w:pPr>
       <w:r>
@@ -6038,7 +6074,7 @@
         <w:pStyle w:val="Compact"/>
         <w:numPr>
           <w:ilvl w:val="0"/>
-          <w:numId w:val="1238"/>
+          <w:numId w:val="1239"/>
         </w:numPr>
       </w:pPr>
       <w:r>
@@ -6050,7 +6086,7 @@
         <w:pStyle w:val="Compact"/>
         <w:numPr>
           <w:ilvl w:val="0"/>
-          <w:numId w:val="1239"/>
+          <w:numId w:val="1240"/>
         </w:numPr>
       </w:pPr>
       <w:r>
@@ -6062,7 +6098,7 @@
         <w:pStyle w:val="Compact"/>
         <w:numPr>
           <w:ilvl w:val="0"/>
-          <w:numId w:val="1240"/>
+          <w:numId w:val="1241"/>
         </w:numPr>
       </w:pPr>
       <w:r>
@@ -6074,7 +6110,7 @@
         <w:pStyle w:val="Compact"/>
         <w:numPr>
           <w:ilvl w:val="0"/>
-          <w:numId w:val="1241"/>
+          <w:numId w:val="1242"/>
         </w:numPr>
       </w:pPr>
       <w:r>
@@ -6086,7 +6122,7 @@
         <w:pStyle w:val="Compact"/>
         <w:numPr>
           <w:ilvl w:val="0"/>
-          <w:numId w:val="1242"/>
+          <w:numId w:val="1243"/>
         </w:numPr>
       </w:pPr>
       <w:r>
@@ -6108,7 +6144,7 @@
         <w:pStyle w:val="Compact"/>
         <w:numPr>
           <w:ilvl w:val="0"/>
-          <w:numId w:val="1243"/>
+          <w:numId w:val="1244"/>
         </w:numPr>
       </w:pPr>
       <w:r>
@@ -6120,7 +6156,7 @@
         <w:pStyle w:val="Compact"/>
         <w:numPr>
           <w:ilvl w:val="0"/>
-          <w:numId w:val="1244"/>
+          <w:numId w:val="1245"/>
         </w:numPr>
       </w:pPr>
       <w:r>
@@ -6132,7 +6168,7 @@
         <w:pStyle w:val="Compact"/>
         <w:numPr>
           <w:ilvl w:val="0"/>
-          <w:numId w:val="1245"/>
+          <w:numId w:val="1246"/>
         </w:numPr>
       </w:pPr>
       <w:r>
@@ -6144,7 +6180,7 @@
         <w:pStyle w:val="Compact"/>
         <w:numPr>
           <w:ilvl w:val="0"/>
-          <w:numId w:val="1246"/>
+          <w:numId w:val="1247"/>
         </w:numPr>
       </w:pPr>
       <w:r>
@@ -6156,7 +6192,7 @@
         <w:pStyle w:val="Compact"/>
         <w:numPr>
           <w:ilvl w:val="0"/>
-          <w:numId w:val="1247"/>
+          <w:numId w:val="1248"/>
         </w:numPr>
       </w:pPr>
       <w:r>
@@ -6168,7 +6204,7 @@
         <w:pStyle w:val="Compact"/>
         <w:numPr>
           <w:ilvl w:val="0"/>
-          <w:numId w:val="1248"/>
+          <w:numId w:val="1249"/>
         </w:numPr>
       </w:pPr>
       <w:r>
@@ -6180,7 +6216,7 @@
         <w:pStyle w:val="Compact"/>
         <w:numPr>
           <w:ilvl w:val="0"/>
-          <w:numId w:val="1249"/>
+          <w:numId w:val="1250"/>
         </w:numPr>
       </w:pPr>
       <w:r>
@@ -6192,7 +6228,7 @@
         <w:pStyle w:val="Compact"/>
         <w:numPr>
           <w:ilvl w:val="0"/>
-          <w:numId w:val="1250"/>
+          <w:numId w:val="1251"/>
         </w:numPr>
       </w:pPr>
       <w:r>
@@ -6204,7 +6240,7 @@
         <w:pStyle w:val="Compact"/>
         <w:numPr>
           <w:ilvl w:val="0"/>
-          <w:numId w:val="1251"/>
+          <w:numId w:val="1252"/>
         </w:numPr>
       </w:pPr>
       <w:r>
@@ -6238,7 +6274,7 @@
         <w:pStyle w:val="Compact"/>
         <w:numPr>
           <w:ilvl w:val="0"/>
-          <w:numId w:val="1252"/>
+          <w:numId w:val="1253"/>
         </w:numPr>
       </w:pPr>
       <w:r>
@@ -6250,7 +6286,7 @@
         <w:pStyle w:val="Compact"/>
         <w:numPr>
           <w:ilvl w:val="0"/>
-          <w:numId w:val="1253"/>
+          <w:numId w:val="1254"/>
         </w:numPr>
       </w:pPr>
       <w:r>
@@ -6262,7 +6298,7 @@
         <w:pStyle w:val="Compact"/>
         <w:numPr>
           <w:ilvl w:val="0"/>
-          <w:numId w:val="1254"/>
+          <w:numId w:val="1255"/>
         </w:numPr>
       </w:pPr>
       <w:r>
@@ -6274,7 +6310,7 @@
         <w:pStyle w:val="Compact"/>
         <w:numPr>
           <w:ilvl w:val="0"/>
-          <w:numId w:val="1255"/>
+          <w:numId w:val="1256"/>
         </w:numPr>
       </w:pPr>
       <w:r>
@@ -6286,7 +6322,7 @@
         <w:pStyle w:val="Compact"/>
         <w:numPr>
           <w:ilvl w:val="0"/>
-          <w:numId w:val="1256"/>
+          <w:numId w:val="1257"/>
         </w:numPr>
       </w:pPr>
       <w:r>
@@ -6298,7 +6334,7 @@
         <w:pStyle w:val="Compact"/>
         <w:numPr>
           <w:ilvl w:val="0"/>
-          <w:numId w:val="1257"/>
+          <w:numId w:val="1258"/>
         </w:numPr>
       </w:pPr>
       <w:r>
@@ -6310,7 +6346,7 @@
         <w:pStyle w:val="Compact"/>
         <w:numPr>
           <w:ilvl w:val="0"/>
-          <w:numId w:val="1258"/>
+          <w:numId w:val="1259"/>
         </w:numPr>
       </w:pPr>
       <w:r>
@@ -6322,7 +6358,7 @@
         <w:pStyle w:val="Compact"/>
         <w:numPr>
           <w:ilvl w:val="0"/>
-          <w:numId w:val="1259"/>
+          <w:numId w:val="1260"/>
         </w:numPr>
       </w:pPr>
       <w:r>
@@ -6334,7 +6370,7 @@
         <w:pStyle w:val="Compact"/>
         <w:numPr>
           <w:ilvl w:val="0"/>
-          <w:numId w:val="1260"/>
+          <w:numId w:val="1261"/>
         </w:numPr>
       </w:pPr>
       <w:r>
@@ -6366,7 +6402,7 @@
         <w:pStyle w:val="Compact"/>
         <w:numPr>
           <w:ilvl w:val="0"/>
-          <w:numId w:val="1261"/>
+          <w:numId w:val="1262"/>
         </w:numPr>
       </w:pPr>
       <w:r>
@@ -6408,7 +6444,7 @@
         <w:pStyle w:val="Compact"/>
         <w:numPr>
           <w:ilvl w:val="0"/>
-          <w:numId w:val="1262"/>
+          <w:numId w:val="1263"/>
         </w:numPr>
       </w:pPr>
       <w:r>
@@ -6471,7 +6507,7 @@
         <w:pStyle w:val="Compact"/>
         <w:numPr>
           <w:ilvl w:val="0"/>
-          <w:numId w:val="1263"/>
+          <w:numId w:val="1264"/>
         </w:numPr>
       </w:pPr>
       <w:r>
@@ -6483,7 +6519,7 @@
         <w:pStyle w:val="Compact"/>
         <w:numPr>
           <w:ilvl w:val="0"/>
-          <w:numId w:val="1264"/>
+          <w:numId w:val="1265"/>
         </w:numPr>
       </w:pPr>
       <w:r>
@@ -6558,7 +6594,7 @@
         <w:pStyle w:val="Compact"/>
         <w:numPr>
           <w:ilvl w:val="0"/>
-          <w:numId w:val="1265"/>
+          <w:numId w:val="1266"/>
         </w:numPr>
       </w:pPr>
       <w:r>
@@ -6585,7 +6621,7 @@
         <w:pStyle w:val="Compact"/>
         <w:numPr>
           <w:ilvl w:val="0"/>
-          <w:numId w:val="1266"/>
+          <w:numId w:val="1267"/>
         </w:numPr>
       </w:pPr>
       <w:r>
@@ -6639,7 +6675,7 @@
         <w:pStyle w:val="Compact"/>
         <w:numPr>
           <w:ilvl w:val="0"/>
-          <w:numId w:val="1267"/>
+          <w:numId w:val="1268"/>
         </w:numPr>
       </w:pPr>
       <w:r>
@@ -6651,7 +6687,7 @@
         <w:pStyle w:val="Compact"/>
         <w:numPr>
           <w:ilvl w:val="0"/>
-          <w:numId w:val="1268"/>
+          <w:numId w:val="1269"/>
         </w:numPr>
       </w:pPr>
       <w:r>
@@ -6711,7 +6747,7 @@
         <w:pStyle w:val="Compact"/>
         <w:numPr>
           <w:ilvl w:val="0"/>
-          <w:numId w:val="1269"/>
+          <w:numId w:val="1270"/>
         </w:numPr>
       </w:pPr>
       <w:r>
@@ -6757,7 +6793,7 @@
         <w:pStyle w:val="Compact"/>
         <w:numPr>
           <w:ilvl w:val="0"/>
-          <w:numId w:val="1270"/>
+          <w:numId w:val="1271"/>
         </w:numPr>
       </w:pPr>
       <w:r>
@@ -6781,7 +6817,7 @@
         <w:pStyle w:val="Compact"/>
         <w:numPr>
           <w:ilvl w:val="0"/>
-          <w:numId w:val="1271"/>
+          <w:numId w:val="1272"/>
         </w:numPr>
       </w:pPr>
       <w:r>
@@ -6805,7 +6841,7 @@
         <w:pStyle w:val="Compact"/>
         <w:numPr>
           <w:ilvl w:val="0"/>
-          <w:numId w:val="1272"/>
+          <w:numId w:val="1273"/>
         </w:numPr>
       </w:pPr>
       <w:r>
@@ -6832,7 +6868,7 @@
         <w:pStyle w:val="Compact"/>
         <w:numPr>
           <w:ilvl w:val="0"/>
-          <w:numId w:val="1273"/>
+          <w:numId w:val="1274"/>
         </w:numPr>
       </w:pPr>
       <w:r>
@@ -6856,7 +6892,7 @@
         <w:pStyle w:val="Compact"/>
         <w:numPr>
           <w:ilvl w:val="0"/>
-          <w:numId w:val="1274"/>
+          <w:numId w:val="1275"/>
         </w:numPr>
       </w:pPr>
       <w:r>
@@ -6868,7 +6904,7 @@
         <w:pStyle w:val="Compact"/>
         <w:numPr>
           <w:ilvl w:val="0"/>
-          <w:numId w:val="1275"/>
+          <w:numId w:val="1276"/>
         </w:numPr>
       </w:pPr>
       <w:r>
@@ -6895,7 +6931,7 @@
         <w:pStyle w:val="Compact"/>
         <w:numPr>
           <w:ilvl w:val="0"/>
-          <w:numId w:val="1276"/>
+          <w:numId w:val="1277"/>
         </w:numPr>
       </w:pPr>
       <w:r>
@@ -6907,7 +6943,7 @@
         <w:pStyle w:val="Compact"/>
         <w:numPr>
           <w:ilvl w:val="1"/>
-          <w:numId w:val="1277"/>
+          <w:numId w:val="1278"/>
         </w:numPr>
       </w:pPr>
       <w:r>
@@ -6925,7 +6961,7 @@
         <w:pStyle w:val="Compact"/>
         <w:numPr>
           <w:ilvl w:val="1"/>
-          <w:numId w:val="1277"/>
+          <w:numId w:val="1278"/>
         </w:numPr>
       </w:pPr>
       <w:r>
@@ -6943,7 +6979,7 @@
         <w:pStyle w:val="Compact"/>
         <w:numPr>
           <w:ilvl w:val="0"/>
-          <w:numId w:val="1278"/>
+          <w:numId w:val="1279"/>
         </w:numPr>
       </w:pPr>
       <w:r>
@@ -6970,7 +7006,7 @@
         <w:pStyle w:val="Compact"/>
         <w:numPr>
           <w:ilvl w:val="0"/>
-          <w:numId w:val="1279"/>
+          <w:numId w:val="1280"/>
         </w:numPr>
       </w:pPr>
       <w:r>
@@ -6997,7 +7033,7 @@
         <w:pStyle w:val="Compact"/>
         <w:numPr>
           <w:ilvl w:val="0"/>
-          <w:numId w:val="1280"/>
+          <w:numId w:val="1281"/>
         </w:numPr>
       </w:pPr>
       <w:r>
@@ -7024,7 +7060,7 @@
         <w:pStyle w:val="Compact"/>
         <w:numPr>
           <w:ilvl w:val="0"/>
-          <w:numId w:val="1281"/>
+          <w:numId w:val="1282"/>
         </w:numPr>
       </w:pPr>
       <w:r>
@@ -7036,7 +7072,7 @@
         <w:pStyle w:val="Compact"/>
         <w:numPr>
           <w:ilvl w:val="0"/>
-          <w:numId w:val="1282"/>
+          <w:numId w:val="1283"/>
         </w:numPr>
       </w:pPr>
       <w:r>
@@ -7048,7 +7084,7 @@
         <w:pStyle w:val="Compact"/>
         <w:numPr>
           <w:ilvl w:val="0"/>
-          <w:numId w:val="1283"/>
+          <w:numId w:val="1284"/>
         </w:numPr>
       </w:pPr>
       <w:r>
@@ -7070,7 +7106,7 @@
         <w:pStyle w:val="Compact"/>
         <w:numPr>
           <w:ilvl w:val="0"/>
-          <w:numId w:val="1284"/>
+          <w:numId w:val="1285"/>
         </w:numPr>
       </w:pPr>
       <w:r>
@@ -7094,7 +7130,7 @@
         <w:pStyle w:val="Compact"/>
         <w:numPr>
           <w:ilvl w:val="0"/>
-          <w:numId w:val="1285"/>
+          <w:numId w:val="1286"/>
         </w:numPr>
       </w:pPr>
       <w:r>
@@ -7118,7 +7154,7 @@
         <w:pStyle w:val="Compact"/>
         <w:numPr>
           <w:ilvl w:val="0"/>
-          <w:numId w:val="1286"/>
+          <w:numId w:val="1287"/>
         </w:numPr>
       </w:pPr>
       <w:r>
@@ -7130,7 +7166,7 @@
         <w:pStyle w:val="Compact"/>
         <w:numPr>
           <w:ilvl w:val="0"/>
-          <w:numId w:val="1287"/>
+          <w:numId w:val="1288"/>
         </w:numPr>
       </w:pPr>
       <w:r>
@@ -7166,7 +7202,7 @@
         <w:pStyle w:val="Compact"/>
         <w:numPr>
           <w:ilvl w:val="0"/>
-          <w:numId w:val="1288"/>
+          <w:numId w:val="1289"/>
         </w:numPr>
       </w:pPr>
       <w:r>
@@ -7193,7 +7229,7 @@
         <w:pStyle w:val="Compact"/>
         <w:numPr>
           <w:ilvl w:val="0"/>
-          <w:numId w:val="1289"/>
+          <w:numId w:val="1290"/>
         </w:numPr>
       </w:pPr>
       <w:r>
@@ -7215,7 +7251,7 @@
         <w:pStyle w:val="Compact"/>
         <w:numPr>
           <w:ilvl w:val="0"/>
-          <w:numId w:val="1290"/>
+          <w:numId w:val="1291"/>
         </w:numPr>
       </w:pPr>
       <w:r>
@@ -7242,7 +7278,7 @@
         <w:pStyle w:val="Compact"/>
         <w:numPr>
           <w:ilvl w:val="0"/>
-          <w:numId w:val="1291"/>
+          <w:numId w:val="1292"/>
         </w:numPr>
       </w:pPr>
       <w:r>
@@ -7269,7 +7305,7 @@
         <w:pStyle w:val="Compact"/>
         <w:numPr>
           <w:ilvl w:val="0"/>
-          <w:numId w:val="1292"/>
+          <w:numId w:val="1293"/>
         </w:numPr>
       </w:pPr>
       <w:r>
@@ -7296,7 +7332,7 @@
         <w:pStyle w:val="Compact"/>
         <w:numPr>
           <w:ilvl w:val="0"/>
-          <w:numId w:val="1293"/>
+          <w:numId w:val="1294"/>
         </w:numPr>
       </w:pPr>
       <w:r>
@@ -7308,7 +7344,7 @@
         <w:pStyle w:val="Compact"/>
         <w:numPr>
           <w:ilvl w:val="0"/>
-          <w:numId w:val="1294"/>
+          <w:numId w:val="1295"/>
         </w:numPr>
       </w:pPr>
       <w:r>
@@ -7320,7 +7356,7 @@
         <w:pStyle w:val="Compact"/>
         <w:numPr>
           <w:ilvl w:val="0"/>
-          <w:numId w:val="1295"/>
+          <w:numId w:val="1296"/>
         </w:numPr>
       </w:pPr>
       <w:r>
@@ -7332,7 +7368,7 @@
         <w:pStyle w:val="Compact"/>
         <w:numPr>
           <w:ilvl w:val="0"/>
-          <w:numId w:val="1296"/>
+          <w:numId w:val="1297"/>
         </w:numPr>
       </w:pPr>
       <w:r>
@@ -7344,7 +7380,7 @@
         <w:pStyle w:val="Compact"/>
         <w:numPr>
           <w:ilvl w:val="0"/>
-          <w:numId w:val="1297"/>
+          <w:numId w:val="1298"/>
         </w:numPr>
       </w:pPr>
       <w:r>
@@ -7356,7 +7392,7 @@
         <w:pStyle w:val="Compact"/>
         <w:numPr>
           <w:ilvl w:val="0"/>
-          <w:numId w:val="1298"/>
+          <w:numId w:val="1299"/>
         </w:numPr>
       </w:pPr>
       <w:r>
@@ -7408,7 +7444,7 @@
         <w:pStyle w:val="Compact"/>
         <w:numPr>
           <w:ilvl w:val="0"/>
-          <w:numId w:val="1299"/>
+          <w:numId w:val="1300"/>
         </w:numPr>
       </w:pPr>
       <w:r>
@@ -7447,7 +7483,7 @@
         <w:pStyle w:val="Compact"/>
         <w:numPr>
           <w:ilvl w:val="0"/>
-          <w:numId w:val="1300"/>
+          <w:numId w:val="1301"/>
         </w:numPr>
       </w:pPr>
       <w:r>
@@ -7459,7 +7495,7 @@
         <w:pStyle w:val="Compact"/>
         <w:numPr>
           <w:ilvl w:val="0"/>
-          <w:numId w:val="1301"/>
+          <w:numId w:val="1302"/>
         </w:numPr>
       </w:pPr>
       <w:r>
@@ -7471,7 +7507,7 @@
         <w:pStyle w:val="Compact"/>
         <w:numPr>
           <w:ilvl w:val="0"/>
-          <w:numId w:val="1302"/>
+          <w:numId w:val="1303"/>
         </w:numPr>
       </w:pPr>
       <w:r>
@@ -7483,7 +7519,7 @@
         <w:pStyle w:val="Compact"/>
         <w:numPr>
           <w:ilvl w:val="0"/>
-          <w:numId w:val="1303"/>
+          <w:numId w:val="1304"/>
         </w:numPr>
       </w:pPr>
       <w:r>
@@ -7495,7 +7531,7 @@
         <w:pStyle w:val="Compact"/>
         <w:numPr>
           <w:ilvl w:val="0"/>
-          <w:numId w:val="1304"/>
+          <w:numId w:val="1305"/>
         </w:numPr>
       </w:pPr>
       <w:r>
@@ -7507,7 +7543,7 @@
         <w:pStyle w:val="Compact"/>
         <w:numPr>
           <w:ilvl w:val="1"/>
-          <w:numId w:val="1305"/>
+          <w:numId w:val="1306"/>
         </w:numPr>
       </w:pPr>
       <w:r>
@@ -7540,7 +7576,7 @@
         <w:pStyle w:val="Compact"/>
         <w:numPr>
           <w:ilvl w:val="1"/>
-          <w:numId w:val="1305"/>
+          <w:numId w:val="1306"/>
         </w:numPr>
       </w:pPr>
       <w:r>
@@ -7573,7 +7609,7 @@
         <w:pStyle w:val="Compact"/>
         <w:numPr>
           <w:ilvl w:val="1"/>
-          <w:numId w:val="1305"/>
+          <w:numId w:val="1306"/>
         </w:numPr>
       </w:pPr>
       <w:r>
@@ -7606,7 +7642,7 @@
         <w:pStyle w:val="Compact"/>
         <w:numPr>
           <w:ilvl w:val="1"/>
-          <w:numId w:val="1305"/>
+          <w:numId w:val="1306"/>
         </w:numPr>
       </w:pPr>
       <w:r>
@@ -7639,7 +7675,7 @@
         <w:pStyle w:val="Compact"/>
         <w:numPr>
           <w:ilvl w:val="1"/>
-          <w:numId w:val="1305"/>
+          <w:numId w:val="1306"/>
         </w:numPr>
       </w:pPr>
       <w:r>
@@ -7672,7 +7708,7 @@
         <w:pStyle w:val="Compact"/>
         <w:numPr>
           <w:ilvl w:val="0"/>
-          <w:numId w:val="1306"/>
+          <w:numId w:val="1307"/>
         </w:numPr>
       </w:pPr>
       <w:r>
@@ -7726,7 +7762,7 @@
         <w:pStyle w:val="Compact"/>
         <w:numPr>
           <w:ilvl w:val="0"/>
-          <w:numId w:val="1307"/>
+          <w:numId w:val="1308"/>
         </w:numPr>
       </w:pPr>
       <w:r>
@@ -7738,7 +7774,7 @@
         <w:pStyle w:val="Compact"/>
         <w:numPr>
           <w:ilvl w:val="0"/>
-          <w:numId w:val="1308"/>
+          <w:numId w:val="1309"/>
         </w:numPr>
       </w:pPr>
       <w:r>
@@ -7750,7 +7786,7 @@
         <w:pStyle w:val="Compact"/>
         <w:numPr>
           <w:ilvl w:val="0"/>
-          <w:numId w:val="1309"/>
+          <w:numId w:val="1310"/>
         </w:numPr>
       </w:pPr>
       <w:r>
@@ -7762,7 +7798,7 @@
         <w:pStyle w:val="Compact"/>
         <w:numPr>
           <w:ilvl w:val="0"/>
-          <w:numId w:val="1310"/>
+          <w:numId w:val="1311"/>
         </w:numPr>
       </w:pPr>
       <w:r>
@@ -7774,7 +7810,7 @@
         <w:pStyle w:val="Compact"/>
         <w:numPr>
           <w:ilvl w:val="0"/>
-          <w:numId w:val="1311"/>
+          <w:numId w:val="1312"/>
         </w:numPr>
       </w:pPr>
       <w:r>
@@ -7796,7 +7832,7 @@
         <w:pStyle w:val="Compact"/>
         <w:numPr>
           <w:ilvl w:val="0"/>
-          <w:numId w:val="1312"/>
+          <w:numId w:val="1313"/>
         </w:numPr>
       </w:pPr>
       <w:r>
@@ -7808,7 +7844,7 @@
         <w:pStyle w:val="Compact"/>
         <w:numPr>
           <w:ilvl w:val="0"/>
-          <w:numId w:val="1313"/>
+          <w:numId w:val="1314"/>
         </w:numPr>
       </w:pPr>
       <w:r>
@@ -7820,7 +7856,7 @@
         <w:pStyle w:val="Compact"/>
         <w:numPr>
           <w:ilvl w:val="0"/>
-          <w:numId w:val="1314"/>
+          <w:numId w:val="1315"/>
         </w:numPr>
       </w:pPr>
       <w:r>
@@ -7832,7 +7868,7 @@
         <w:pStyle w:val="Compact"/>
         <w:numPr>
           <w:ilvl w:val="0"/>
-          <w:numId w:val="1315"/>
+          <w:numId w:val="1316"/>
         </w:numPr>
       </w:pPr>
       <w:r>
@@ -7844,7 +7880,7 @@
         <w:pStyle w:val="Compact"/>
         <w:numPr>
           <w:ilvl w:val="0"/>
-          <w:numId w:val="1316"/>
+          <w:numId w:val="1317"/>
         </w:numPr>
       </w:pPr>
       <w:r>
@@ -7856,7 +7892,7 @@
         <w:pStyle w:val="Compact"/>
         <w:numPr>
           <w:ilvl w:val="0"/>
-          <w:numId w:val="1317"/>
+          <w:numId w:val="1318"/>
         </w:numPr>
       </w:pPr>
       <w:r>
@@ -7868,7 +7904,7 @@
         <w:pStyle w:val="Compact"/>
         <w:numPr>
           <w:ilvl w:val="0"/>
-          <w:numId w:val="1318"/>
+          <w:numId w:val="1319"/>
         </w:numPr>
       </w:pPr>
       <w:r>
@@ -7880,7 +7916,7 @@
         <w:pStyle w:val="Compact"/>
         <w:numPr>
           <w:ilvl w:val="0"/>
-          <w:numId w:val="1319"/>
+          <w:numId w:val="1320"/>
         </w:numPr>
       </w:pPr>
       <w:r>
@@ -7892,7 +7928,7 @@
         <w:pStyle w:val="Compact"/>
         <w:numPr>
           <w:ilvl w:val="0"/>
-          <w:numId w:val="1320"/>
+          <w:numId w:val="1321"/>
         </w:numPr>
       </w:pPr>
       <w:r>
@@ -7904,7 +7940,7 @@
         <w:pStyle w:val="Compact"/>
         <w:numPr>
           <w:ilvl w:val="0"/>
-          <w:numId w:val="1321"/>
+          <w:numId w:val="1322"/>
         </w:numPr>
       </w:pPr>
       <w:r>
@@ -7916,7 +7952,7 @@
         <w:pStyle w:val="Compact"/>
         <w:numPr>
           <w:ilvl w:val="0"/>
-          <w:numId w:val="1322"/>
+          <w:numId w:val="1323"/>
         </w:numPr>
       </w:pPr>
       <w:r>
@@ -7943,7 +7979,7 @@
         <w:pStyle w:val="Compact"/>
         <w:numPr>
           <w:ilvl w:val="0"/>
-          <w:numId w:val="1323"/>
+          <w:numId w:val="1324"/>
         </w:numPr>
       </w:pPr>
       <w:r>
@@ -7975,7 +8011,7 @@
         <w:pStyle w:val="Compact"/>
         <w:numPr>
           <w:ilvl w:val="0"/>
-          <w:numId w:val="1324"/>
+          <w:numId w:val="1325"/>
         </w:numPr>
       </w:pPr>
       <w:r>
@@ -8014,7 +8050,7 @@
         <w:pStyle w:val="Compact"/>
         <w:numPr>
           <w:ilvl w:val="0"/>
-          <w:numId w:val="1325"/>
+          <w:numId w:val="1326"/>
         </w:numPr>
       </w:pPr>
       <w:r>
@@ -8053,7 +8089,7 @@
         <w:pStyle w:val="Compact"/>
         <w:numPr>
           <w:ilvl w:val="0"/>
-          <w:numId w:val="1326"/>
+          <w:numId w:val="1327"/>
         </w:numPr>
       </w:pPr>
       <w:r>
@@ -8077,7 +8113,7 @@
         <w:pStyle w:val="Compact"/>
         <w:numPr>
           <w:ilvl w:val="0"/>
-          <w:numId w:val="1327"/>
+          <w:numId w:val="1328"/>
         </w:numPr>
       </w:pPr>
       <w:r>
@@ -8134,7 +8170,7 @@
         <w:pStyle w:val="Compact"/>
         <w:numPr>
           <w:ilvl w:val="0"/>
-          <w:numId w:val="1328"/>
+          <w:numId w:val="1329"/>
         </w:numPr>
       </w:pPr>
       <w:r>
@@ -8158,7 +8194,7 @@
         <w:pStyle w:val="Compact"/>
         <w:numPr>
           <w:ilvl w:val="0"/>
-          <w:numId w:val="1329"/>
+          <w:numId w:val="1330"/>
         </w:numPr>
       </w:pPr>
       <w:r>
@@ -8170,7 +8206,7 @@
         <w:pStyle w:val="Compact"/>
         <w:numPr>
           <w:ilvl w:val="1"/>
-          <w:numId w:val="1330"/>
+          <w:numId w:val="1331"/>
         </w:numPr>
       </w:pPr>
       <w:r>
@@ -8182,7 +8218,7 @@
         <w:pStyle w:val="Compact"/>
         <w:numPr>
           <w:ilvl w:val="1"/>
-          <w:numId w:val="1330"/>
+          <w:numId w:val="1331"/>
         </w:numPr>
       </w:pPr>
       <w:r>
@@ -8194,7 +8230,7 @@
         <w:pStyle w:val="Compact"/>
         <w:numPr>
           <w:ilvl w:val="1"/>
-          <w:numId w:val="1330"/>
+          <w:numId w:val="1331"/>
         </w:numPr>
       </w:pPr>
       <w:r>
@@ -8206,7 +8242,7 @@
         <w:pStyle w:val="Compact"/>
         <w:numPr>
           <w:ilvl w:val="1"/>
-          <w:numId w:val="1330"/>
+          <w:numId w:val="1331"/>
         </w:numPr>
       </w:pPr>
       <w:r>
@@ -8218,7 +8254,7 @@
         <w:pStyle w:val="Compact"/>
         <w:numPr>
           <w:ilvl w:val="1"/>
-          <w:numId w:val="1330"/>
+          <w:numId w:val="1331"/>
         </w:numPr>
       </w:pPr>
       <w:r>
@@ -8230,7 +8266,7 @@
         <w:pStyle w:val="Compact"/>
         <w:numPr>
           <w:ilvl w:val="0"/>
-          <w:numId w:val="1331"/>
+          <w:numId w:val="1332"/>
         </w:numPr>
       </w:pPr>
       <w:r>
@@ -8275,7 +8311,7 @@
         <w:pStyle w:val="Compact"/>
         <w:numPr>
           <w:ilvl w:val="0"/>
-          <w:numId w:val="1332"/>
+          <w:numId w:val="1333"/>
         </w:numPr>
       </w:pPr>
       <w:r>
@@ -8308,7 +8344,7 @@
         <w:pStyle w:val="Compact"/>
         <w:numPr>
           <w:ilvl w:val="0"/>
-          <w:numId w:val="1333"/>
+          <w:numId w:val="1334"/>
         </w:numPr>
       </w:pPr>
       <w:r>
@@ -8341,7 +8377,7 @@
         <w:pStyle w:val="Compact"/>
         <w:numPr>
           <w:ilvl w:val="0"/>
-          <w:numId w:val="1334"/>
+          <w:numId w:val="1335"/>
         </w:numPr>
       </w:pPr>
       <w:r>
@@ -8368,7 +8404,7 @@
         <w:pStyle w:val="Compact"/>
         <w:numPr>
           <w:ilvl w:val="0"/>
-          <w:numId w:val="1335"/>
+          <w:numId w:val="1336"/>
         </w:numPr>
       </w:pPr>
       <w:r>
@@ -8380,7 +8416,7 @@
         <w:pStyle w:val="Compact"/>
         <w:numPr>
           <w:ilvl w:val="0"/>
-          <w:numId w:val="1336"/>
+          <w:numId w:val="1337"/>
         </w:numPr>
       </w:pPr>
       <w:r>
@@ -8392,7 +8428,7 @@
         <w:pStyle w:val="Compact"/>
         <w:numPr>
           <w:ilvl w:val="0"/>
-          <w:numId w:val="1337"/>
+          <w:numId w:val="1338"/>
         </w:numPr>
       </w:pPr>
       <w:r>
@@ -8404,7 +8440,7 @@
         <w:pStyle w:val="Compact"/>
         <w:numPr>
           <w:ilvl w:val="0"/>
-          <w:numId w:val="1338"/>
+          <w:numId w:val="1339"/>
         </w:numPr>
       </w:pPr>
       <w:r>
@@ -8416,7 +8452,7 @@
         <w:pStyle w:val="Compact"/>
         <w:numPr>
           <w:ilvl w:val="0"/>
-          <w:numId w:val="1339"/>
+          <w:numId w:val="1340"/>
         </w:numPr>
       </w:pPr>
       <w:r>
@@ -8443,7 +8479,7 @@
         <w:pStyle w:val="Compact"/>
         <w:numPr>
           <w:ilvl w:val="0"/>
-          <w:numId w:val="1340"/>
+          <w:numId w:val="1341"/>
         </w:numPr>
       </w:pPr>
       <w:r>
@@ -8465,7 +8501,7 @@
         <w:pStyle w:val="Compact"/>
         <w:numPr>
           <w:ilvl w:val="0"/>
-          <w:numId w:val="1341"/>
+          <w:numId w:val="1342"/>
         </w:numPr>
       </w:pPr>
       <w:r>
@@ -8477,7 +8513,7 @@
         <w:pStyle w:val="Compact"/>
         <w:numPr>
           <w:ilvl w:val="0"/>
-          <w:numId w:val="1342"/>
+          <w:numId w:val="1343"/>
         </w:numPr>
       </w:pPr>
       <w:r>
@@ -8489,7 +8525,7 @@
         <w:pStyle w:val="Compact"/>
         <w:numPr>
           <w:ilvl w:val="0"/>
-          <w:numId w:val="1343"/>
+          <w:numId w:val="1344"/>
         </w:numPr>
       </w:pPr>
       <w:r>
@@ -8501,7 +8537,7 @@
         <w:pStyle w:val="Compact"/>
         <w:numPr>
           <w:ilvl w:val="0"/>
-          <w:numId w:val="1344"/>
+          <w:numId w:val="1345"/>
         </w:numPr>
       </w:pPr>
       <w:r>
@@ -8525,7 +8561,7 @@
         <w:pStyle w:val="Compact"/>
         <w:numPr>
           <w:ilvl w:val="0"/>
-          <w:numId w:val="1345"/>
+          <w:numId w:val="1346"/>
         </w:numPr>
       </w:pPr>
       <w:r>
@@ -8537,7 +8573,7 @@
         <w:pStyle w:val="Compact"/>
         <w:numPr>
           <w:ilvl w:val="1"/>
-          <w:numId w:val="1346"/>
+          <w:numId w:val="1347"/>
         </w:numPr>
       </w:pPr>
       <w:r>
@@ -8549,7 +8585,7 @@
         <w:pStyle w:val="Compact"/>
         <w:numPr>
           <w:ilvl w:val="1"/>
-          <w:numId w:val="1346"/>
+          <w:numId w:val="1347"/>
         </w:numPr>
       </w:pPr>
       <w:r>
@@ -8561,7 +8597,7 @@
         <w:pStyle w:val="Compact"/>
         <w:numPr>
           <w:ilvl w:val="1"/>
-          <w:numId w:val="1346"/>
+          <w:numId w:val="1347"/>
         </w:numPr>
       </w:pPr>
       <w:r>
@@ -8573,7 +8609,7 @@
         <w:pStyle w:val="Compact"/>
         <w:numPr>
           <w:ilvl w:val="0"/>
-          <w:numId w:val="1347"/>
+          <w:numId w:val="1348"/>
         </w:numPr>
       </w:pPr>
       <w:r>
@@ -8615,7 +8651,7 @@
         <w:pStyle w:val="Compact"/>
         <w:numPr>
           <w:ilvl w:val="0"/>
-          <w:numId w:val="1348"/>
+          <w:numId w:val="1349"/>
         </w:numPr>
       </w:pPr>
       <w:r>
@@ -8667,7 +8703,7 @@
         <w:pStyle w:val="Compact"/>
         <w:numPr>
           <w:ilvl w:val="0"/>
-          <w:numId w:val="1349"/>
+          <w:numId w:val="1350"/>
         </w:numPr>
       </w:pPr>
       <w:r>
@@ -8679,7 +8715,7 @@
         <w:pStyle w:val="Compact"/>
         <w:numPr>
           <w:ilvl w:val="0"/>
-          <w:numId w:val="1350"/>
+          <w:numId w:val="1351"/>
         </w:numPr>
       </w:pPr>
       <w:r>
@@ -8691,7 +8727,7 @@
         <w:pStyle w:val="Compact"/>
         <w:numPr>
           <w:ilvl w:val="0"/>
-          <w:numId w:val="1351"/>
+          <w:numId w:val="1352"/>
         </w:numPr>
       </w:pPr>
       <w:r>
@@ -8703,7 +8739,7 @@
         <w:pStyle w:val="Compact"/>
         <w:numPr>
           <w:ilvl w:val="0"/>
-          <w:numId w:val="1352"/>
+          <w:numId w:val="1353"/>
         </w:numPr>
       </w:pPr>
       <w:r>
@@ -8715,7 +8751,7 @@
         <w:pStyle w:val="Compact"/>
         <w:numPr>
           <w:ilvl w:val="0"/>
-          <w:numId w:val="1353"/>
+          <w:numId w:val="1354"/>
         </w:numPr>
       </w:pPr>
       <w:r>
@@ -8727,7 +8763,7 @@
         <w:pStyle w:val="Compact"/>
         <w:numPr>
           <w:ilvl w:val="0"/>
-          <w:numId w:val="1354"/>
+          <w:numId w:val="1355"/>
         </w:numPr>
       </w:pPr>
       <w:r>
@@ -8739,7 +8775,7 @@
         <w:pStyle w:val="Compact"/>
         <w:numPr>
           <w:ilvl w:val="0"/>
-          <w:numId w:val="1355"/>
+          <w:numId w:val="1356"/>
         </w:numPr>
       </w:pPr>
       <w:r>
@@ -8751,7 +8787,7 @@
         <w:pStyle w:val="Compact"/>
         <w:numPr>
           <w:ilvl w:val="0"/>
-          <w:numId w:val="1356"/>
+          <w:numId w:val="1357"/>
         </w:numPr>
       </w:pPr>
       <w:r>
@@ -8763,7 +8799,7 @@
         <w:pStyle w:val="Compact"/>
         <w:numPr>
           <w:ilvl w:val="0"/>
-          <w:numId w:val="1357"/>
+          <w:numId w:val="1358"/>
         </w:numPr>
       </w:pPr>
       <w:r>
@@ -8795,7 +8831,7 @@
         <w:pStyle w:val="Compact"/>
         <w:numPr>
           <w:ilvl w:val="0"/>
-          <w:numId w:val="1358"/>
+          <w:numId w:val="1359"/>
         </w:numPr>
       </w:pPr>
       <w:r>
@@ -8807,7 +8843,7 @@
         <w:pStyle w:val="Compact"/>
         <w:numPr>
           <w:ilvl w:val="0"/>
-          <w:numId w:val="1359"/>
+          <w:numId w:val="1360"/>
         </w:numPr>
       </w:pPr>
       <w:r>
@@ -8819,7 +8855,7 @@
         <w:pStyle w:val="Compact"/>
         <w:numPr>
           <w:ilvl w:val="0"/>
-          <w:numId w:val="1360"/>
+          <w:numId w:val="1361"/>
         </w:numPr>
       </w:pPr>
       <w:r>
@@ -8831,7 +8867,7 @@
         <w:pStyle w:val="Compact"/>
         <w:numPr>
           <w:ilvl w:val="0"/>
-          <w:numId w:val="1361"/>
+          <w:numId w:val="1362"/>
         </w:numPr>
       </w:pPr>
       <w:r>
@@ -8843,7 +8879,7 @@
         <w:pStyle w:val="Compact"/>
         <w:numPr>
           <w:ilvl w:val="0"/>
-          <w:numId w:val="1362"/>
+          <w:numId w:val="1363"/>
         </w:numPr>
       </w:pPr>
       <w:r>
@@ -8855,7 +8891,7 @@
         <w:pStyle w:val="Compact"/>
         <w:numPr>
           <w:ilvl w:val="0"/>
-          <w:numId w:val="1363"/>
+          <w:numId w:val="1364"/>
         </w:numPr>
       </w:pPr>
       <w:r>
@@ -8867,7 +8903,7 @@
         <w:pStyle w:val="Compact"/>
         <w:numPr>
           <w:ilvl w:val="0"/>
-          <w:numId w:val="1364"/>
+          <w:numId w:val="1365"/>
         </w:numPr>
       </w:pPr>
       <w:r>
@@ -8879,7 +8915,7 @@
         <w:pStyle w:val="Compact"/>
         <w:numPr>
           <w:ilvl w:val="0"/>
-          <w:numId w:val="1365"/>
+          <w:numId w:val="1366"/>
         </w:numPr>
       </w:pPr>
       <w:r>
@@ -8891,7 +8927,7 @@
         <w:pStyle w:val="Compact"/>
         <w:numPr>
           <w:ilvl w:val="0"/>
-          <w:numId w:val="1366"/>
+          <w:numId w:val="1367"/>
         </w:numPr>
       </w:pPr>
       <w:r>
@@ -8903,7 +8939,7 @@
         <w:pStyle w:val="Compact"/>
         <w:numPr>
           <w:ilvl w:val="0"/>
-          <w:numId w:val="1367"/>
+          <w:numId w:val="1368"/>
         </w:numPr>
       </w:pPr>
       <w:r>
@@ -8915,7 +8951,7 @@
         <w:pStyle w:val="Compact"/>
         <w:numPr>
           <w:ilvl w:val="0"/>
-          <w:numId w:val="1368"/>
+          <w:numId w:val="1369"/>
         </w:numPr>
       </w:pPr>
       <w:r>
@@ -8927,7 +8963,7 @@
         <w:pStyle w:val="Compact"/>
         <w:numPr>
           <w:ilvl w:val="0"/>
-          <w:numId w:val="1369"/>
+          <w:numId w:val="1370"/>
         </w:numPr>
       </w:pPr>
       <w:r>
@@ -8939,7 +8975,7 @@
         <w:pStyle w:val="Compact"/>
         <w:numPr>
           <w:ilvl w:val="0"/>
-          <w:numId w:val="1370"/>
+          <w:numId w:val="1371"/>
         </w:numPr>
       </w:pPr>
       <w:r>
@@ -8951,7 +8987,7 @@
         <w:pStyle w:val="Compact"/>
         <w:numPr>
           <w:ilvl w:val="0"/>
-          <w:numId w:val="1371"/>
+          <w:numId w:val="1372"/>
         </w:numPr>
       </w:pPr>
       <w:r>
@@ -8963,7 +8999,7 @@
         <w:pStyle w:val="Compact"/>
         <w:numPr>
           <w:ilvl w:val="0"/>
-          <w:numId w:val="1372"/>
+          <w:numId w:val="1373"/>
         </w:numPr>
       </w:pPr>
       <w:r>
@@ -8985,7 +9021,7 @@
         <w:pStyle w:val="Compact"/>
         <w:numPr>
           <w:ilvl w:val="0"/>
-          <w:numId w:val="1373"/>
+          <w:numId w:val="1374"/>
         </w:numPr>
       </w:pPr>
       <w:r>
@@ -8997,7 +9033,7 @@
         <w:pStyle w:val="Compact"/>
         <w:numPr>
           <w:ilvl w:val="0"/>
-          <w:numId w:val="1374"/>
+          <w:numId w:val="1375"/>
         </w:numPr>
       </w:pPr>
       <w:r>
@@ -9009,7 +9045,7 @@
         <w:pStyle w:val="Compact"/>
         <w:numPr>
           <w:ilvl w:val="0"/>
-          <w:numId w:val="1375"/>
+          <w:numId w:val="1376"/>
         </w:numPr>
       </w:pPr>
       <w:r>
@@ -9021,7 +9057,7 @@
         <w:pStyle w:val="Compact"/>
         <w:numPr>
           <w:ilvl w:val="0"/>
-          <w:numId w:val="1376"/>
+          <w:numId w:val="1377"/>
         </w:numPr>
       </w:pPr>
       <w:r>
@@ -9033,7 +9069,7 @@
         <w:pStyle w:val="Compact"/>
         <w:numPr>
           <w:ilvl w:val="0"/>
-          <w:numId w:val="1377"/>
+          <w:numId w:val="1378"/>
         </w:numPr>
       </w:pPr>
       <w:r>
@@ -9045,7 +9081,7 @@
         <w:pStyle w:val="Compact"/>
         <w:numPr>
           <w:ilvl w:val="0"/>
-          <w:numId w:val="1378"/>
+          <w:numId w:val="1379"/>
         </w:numPr>
       </w:pPr>
       <w:r>
@@ -9057,7 +9093,7 @@
         <w:pStyle w:val="Compact"/>
         <w:numPr>
           <w:ilvl w:val="0"/>
-          <w:numId w:val="1379"/>
+          <w:numId w:val="1380"/>
         </w:numPr>
       </w:pPr>
       <w:r>
@@ -9079,7 +9115,7 @@
         <w:pStyle w:val="Compact"/>
         <w:numPr>
           <w:ilvl w:val="0"/>
-          <w:numId w:val="1380"/>
+          <w:numId w:val="1381"/>
         </w:numPr>
       </w:pPr>
       <w:r>
@@ -9091,7 +9127,7 @@
         <w:pStyle w:val="Compact"/>
         <w:numPr>
           <w:ilvl w:val="0"/>
-          <w:numId w:val="1381"/>
+          <w:numId w:val="1382"/>
         </w:numPr>
       </w:pPr>
       <w:r>
@@ -9103,7 +9139,7 @@
         <w:pStyle w:val="Compact"/>
         <w:numPr>
           <w:ilvl w:val="0"/>
-          <w:numId w:val="1382"/>
+          <w:numId w:val="1383"/>
         </w:numPr>
       </w:pPr>
       <w:r>
@@ -9115,7 +9151,7 @@
         <w:pStyle w:val="Compact"/>
         <w:numPr>
           <w:ilvl w:val="0"/>
-          <w:numId w:val="1383"/>
+          <w:numId w:val="1384"/>
         </w:numPr>
       </w:pPr>
       <w:r>
@@ -9127,7 +9163,7 @@
         <w:pStyle w:val="Compact"/>
         <w:numPr>
           <w:ilvl w:val="0"/>
-          <w:numId w:val="1384"/>
+          <w:numId w:val="1385"/>
         </w:numPr>
       </w:pPr>
       <w:r>
@@ -9139,7 +9175,7 @@
         <w:pStyle w:val="Compact"/>
         <w:numPr>
           <w:ilvl w:val="0"/>
-          <w:numId w:val="1385"/>
+          <w:numId w:val="1386"/>
         </w:numPr>
       </w:pPr>
       <w:r>
@@ -9151,7 +9187,7 @@
         <w:pStyle w:val="Compact"/>
         <w:numPr>
           <w:ilvl w:val="0"/>
-          <w:numId w:val="1386"/>
+          <w:numId w:val="1387"/>
         </w:numPr>
       </w:pPr>
       <w:r>
@@ -9183,7 +9219,7 @@
         <w:pStyle w:val="Compact"/>
         <w:numPr>
           <w:ilvl w:val="0"/>
-          <w:numId w:val="1387"/>
+          <w:numId w:val="1388"/>
         </w:numPr>
       </w:pPr>
       <w:r>
@@ -9234,7 +9270,7 @@
         <w:pStyle w:val="Compact"/>
         <w:numPr>
           <w:ilvl w:val="0"/>
-          <w:numId w:val="1388"/>
+          <w:numId w:val="1389"/>
         </w:numPr>
       </w:pPr>
       <w:r>
@@ -9261,7 +9297,7 @@
         <w:pStyle w:val="Compact"/>
         <w:numPr>
           <w:ilvl w:val="0"/>
-          <w:numId w:val="1389"/>
+          <w:numId w:val="1390"/>
         </w:numPr>
       </w:pPr>
       <w:r>
@@ -9273,7 +9309,7 @@
         <w:pStyle w:val="Compact"/>
         <w:numPr>
           <w:ilvl w:val="0"/>
-          <w:numId w:val="1390"/>
+          <w:numId w:val="1391"/>
         </w:numPr>
       </w:pPr>
       <w:r>
@@ -9300,7 +9336,7 @@
         <w:pStyle w:val="Compact"/>
         <w:numPr>
           <w:ilvl w:val="0"/>
-          <w:numId w:val="1391"/>
+          <w:numId w:val="1392"/>
         </w:numPr>
       </w:pPr>
       <w:r>
@@ -9312,7 +9348,7 @@
         <w:pStyle w:val="Compact"/>
         <w:numPr>
           <w:ilvl w:val="0"/>
-          <w:numId w:val="1392"/>
+          <w:numId w:val="1393"/>
         </w:numPr>
       </w:pPr>
       <w:r>
@@ -9324,7 +9360,7 @@
         <w:pStyle w:val="Compact"/>
         <w:numPr>
           <w:ilvl w:val="0"/>
-          <w:numId w:val="1393"/>
+          <w:numId w:val="1394"/>
         </w:numPr>
       </w:pPr>
       <w:r>
@@ -9346,7 +9382,7 @@
         <w:pStyle w:val="Compact"/>
         <w:numPr>
           <w:ilvl w:val="0"/>
-          <w:numId w:val="1394"/>
+          <w:numId w:val="1395"/>
         </w:numPr>
       </w:pPr>
       <w:r>
@@ -9370,7 +9406,7 @@
         <w:pStyle w:val="Compact"/>
         <w:numPr>
           <w:ilvl w:val="0"/>
-          <w:numId w:val="1395"/>
+          <w:numId w:val="1396"/>
         </w:numPr>
       </w:pPr>
       <w:r>
@@ -9394,7 +9430,7 @@
         <w:pStyle w:val="Compact"/>
         <w:numPr>
           <w:ilvl w:val="0"/>
-          <w:numId w:val="1396"/>
+          <w:numId w:val="1397"/>
         </w:numPr>
       </w:pPr>
       <w:r>
@@ -9406,7 +9442,7 @@
         <w:pStyle w:val="Compact"/>
         <w:numPr>
           <w:ilvl w:val="0"/>
-          <w:numId w:val="1397"/>
+          <w:numId w:val="1398"/>
         </w:numPr>
       </w:pPr>
       <w:r>
@@ -9418,7 +9454,7 @@
         <w:pStyle w:val="Compact"/>
         <w:numPr>
           <w:ilvl w:val="0"/>
-          <w:numId w:val="1398"/>
+          <w:numId w:val="1399"/>
         </w:numPr>
       </w:pPr>
       <w:r>
@@ -9430,7 +9466,7 @@
         <w:pStyle w:val="Compact"/>
         <w:numPr>
           <w:ilvl w:val="0"/>
-          <w:numId w:val="1399"/>
+          <w:numId w:val="1400"/>
         </w:numPr>
       </w:pPr>
       <w:r>
@@ -9461,7 +9497,7 @@
         <w:pStyle w:val="Compact"/>
         <w:numPr>
           <w:ilvl w:val="0"/>
-          <w:numId w:val="1400"/>
+          <w:numId w:val="1401"/>
         </w:numPr>
       </w:pPr>
       <w:r>
@@ -9473,7 +9509,7 @@
         <w:pStyle w:val="Compact"/>
         <w:numPr>
           <w:ilvl w:val="0"/>
-          <w:numId w:val="1401"/>
+          <w:numId w:val="1402"/>
         </w:numPr>
       </w:pPr>
       <w:r>
@@ -9485,7 +9521,7 @@
         <w:pStyle w:val="Compact"/>
         <w:numPr>
           <w:ilvl w:val="1"/>
-          <w:numId w:val="1402"/>
+          <w:numId w:val="1403"/>
         </w:numPr>
       </w:pPr>
       <w:r>
@@ -9503,7 +9539,7 @@
         <w:pStyle w:val="Compact"/>
         <w:numPr>
           <w:ilvl w:val="1"/>
-          <w:numId w:val="1402"/>
+          <w:numId w:val="1403"/>
         </w:numPr>
       </w:pPr>
       <w:r>
@@ -9521,7 +9557,7 @@
         <w:pStyle w:val="Compact"/>
         <w:numPr>
           <w:ilvl w:val="1"/>
-          <w:numId w:val="1402"/>
+          <w:numId w:val="1403"/>
         </w:numPr>
       </w:pPr>
       <w:r>
@@ -9539,7 +9575,7 @@
         <w:pStyle w:val="Compact"/>
         <w:numPr>
           <w:ilvl w:val="1"/>
-          <w:numId w:val="1402"/>
+          <w:numId w:val="1403"/>
         </w:numPr>
       </w:pPr>
       <w:r>
@@ -9557,7 +9593,7 @@
         <w:pStyle w:val="Compact"/>
         <w:numPr>
           <w:ilvl w:val="0"/>
-          <w:numId w:val="1403"/>
+          <w:numId w:val="1404"/>
         </w:numPr>
       </w:pPr>
       <w:r>
@@ -9569,7 +9605,7 @@
         <w:pStyle w:val="Compact"/>
         <w:numPr>
           <w:ilvl w:val="0"/>
-          <w:numId w:val="1404"/>
+          <w:numId w:val="1405"/>
         </w:numPr>
       </w:pPr>
       <w:r>
@@ -9581,7 +9617,7 @@
         <w:pStyle w:val="Compact"/>
         <w:numPr>
           <w:ilvl w:val="0"/>
-          <w:numId w:val="1405"/>
+          <w:numId w:val="1406"/>
         </w:numPr>
       </w:pPr>
       <w:r>
@@ -9603,7 +9639,7 @@
         <w:pStyle w:val="Compact"/>
         <w:numPr>
           <w:ilvl w:val="0"/>
-          <w:numId w:val="1406"/>
+          <w:numId w:val="1407"/>
         </w:numPr>
       </w:pPr>
       <w:r>
@@ -9615,7 +9651,7 @@
         <w:pStyle w:val="Compact"/>
         <w:numPr>
           <w:ilvl w:val="0"/>
-          <w:numId w:val="1407"/>
+          <w:numId w:val="1408"/>
         </w:numPr>
       </w:pPr>
       <w:r>
@@ -9627,7 +9663,7 @@
         <w:pStyle w:val="Compact"/>
         <w:numPr>
           <w:ilvl w:val="0"/>
-          <w:numId w:val="1408"/>
+          <w:numId w:val="1409"/>
         </w:numPr>
       </w:pPr>
       <w:r>
@@ -9639,7 +9675,7 @@
         <w:pStyle w:val="Compact"/>
         <w:numPr>
           <w:ilvl w:val="0"/>
-          <w:numId w:val="1409"/>
+          <w:numId w:val="1410"/>
         </w:numPr>
       </w:pPr>
       <w:r>
@@ -9651,7 +9687,7 @@
         <w:pStyle w:val="Compact"/>
         <w:numPr>
           <w:ilvl w:val="0"/>
-          <w:numId w:val="1410"/>
+          <w:numId w:val="1411"/>
         </w:numPr>
       </w:pPr>
       <w:r>
@@ -9663,7 +9699,7 @@
         <w:pStyle w:val="Compact"/>
         <w:numPr>
           <w:ilvl w:val="0"/>
-          <w:numId w:val="1411"/>
+          <w:numId w:val="1412"/>
         </w:numPr>
       </w:pPr>
       <w:r>
@@ -9675,7 +9711,7 @@
         <w:pStyle w:val="Compact"/>
         <w:numPr>
           <w:ilvl w:val="0"/>
-          <w:numId w:val="1412"/>
+          <w:numId w:val="1413"/>
         </w:numPr>
       </w:pPr>
       <w:r>
@@ -9687,7 +9723,7 @@
         <w:pStyle w:val="Compact"/>
         <w:numPr>
           <w:ilvl w:val="0"/>
-          <w:numId w:val="1413"/>
+          <w:numId w:val="1414"/>
         </w:numPr>
       </w:pPr>
       <w:r>
@@ -9699,7 +9735,7 @@
         <w:pStyle w:val="Compact"/>
         <w:numPr>
           <w:ilvl w:val="0"/>
-          <w:numId w:val="1414"/>
+          <w:numId w:val="1415"/>
         </w:numPr>
       </w:pPr>
       <w:r>
@@ -9731,7 +9767,7 @@
         <w:pStyle w:val="Compact"/>
         <w:numPr>
           <w:ilvl w:val="0"/>
-          <w:numId w:val="1415"/>
+          <w:numId w:val="1416"/>
         </w:numPr>
       </w:pPr>
       <w:r>
@@ -9743,7 +9779,7 @@
         <w:pStyle w:val="Compact"/>
         <w:numPr>
           <w:ilvl w:val="0"/>
-          <w:numId w:val="1416"/>
+          <w:numId w:val="1417"/>
         </w:numPr>
       </w:pPr>
       <w:r>
@@ -9755,7 +9791,7 @@
         <w:pStyle w:val="Compact"/>
         <w:numPr>
           <w:ilvl w:val="1"/>
-          <w:numId w:val="1417"/>
+          <w:numId w:val="1418"/>
         </w:numPr>
       </w:pPr>
       <w:r>
@@ -9767,7 +9803,7 @@
         <w:pStyle w:val="Compact"/>
         <w:numPr>
           <w:ilvl w:val="1"/>
-          <w:numId w:val="1417"/>
+          <w:numId w:val="1418"/>
         </w:numPr>
       </w:pPr>
       <w:r>
@@ -9779,7 +9815,7 @@
         <w:pStyle w:val="Compact"/>
         <w:numPr>
           <w:ilvl w:val="1"/>
-          <w:numId w:val="1417"/>
+          <w:numId w:val="1418"/>
         </w:numPr>
       </w:pPr>
       <w:r>
@@ -9791,7 +9827,7 @@
         <w:pStyle w:val="Compact"/>
         <w:numPr>
           <w:ilvl w:val="1"/>
-          <w:numId w:val="1417"/>
+          <w:numId w:val="1418"/>
         </w:numPr>
       </w:pPr>
       <w:r>
@@ -9803,7 +9839,7 @@
         <w:pStyle w:val="Compact"/>
         <w:numPr>
           <w:ilvl w:val="1"/>
-          <w:numId w:val="1417"/>
+          <w:numId w:val="1418"/>
         </w:numPr>
       </w:pPr>
       <w:r>
@@ -9815,7 +9851,7 @@
         <w:pStyle w:val="Compact"/>
         <w:numPr>
           <w:ilvl w:val="1"/>
-          <w:numId w:val="1417"/>
+          <w:numId w:val="1418"/>
         </w:numPr>
       </w:pPr>
       <w:r>
@@ -9827,7 +9863,7 @@
         <w:pStyle w:val="Compact"/>
         <w:numPr>
           <w:ilvl w:val="1"/>
-          <w:numId w:val="1417"/>
+          <w:numId w:val="1418"/>
         </w:numPr>
       </w:pPr>
       <w:r>
@@ -9839,7 +9875,7 @@
         <w:pStyle w:val="Compact"/>
         <w:numPr>
           <w:ilvl w:val="1"/>
-          <w:numId w:val="1417"/>
+          <w:numId w:val="1418"/>
         </w:numPr>
       </w:pPr>
       <w:r>
@@ -9851,7 +9887,7 @@
         <w:pStyle w:val="Compact"/>
         <w:numPr>
           <w:ilvl w:val="0"/>
-          <w:numId w:val="1418"/>
+          <w:numId w:val="1419"/>
         </w:numPr>
       </w:pPr>
       <w:r>
@@ -9872,7 +9908,7 @@
         <w:pStyle w:val="Compact"/>
         <w:numPr>
           <w:ilvl w:val="0"/>
-          <w:numId w:val="1419"/>
+          <w:numId w:val="1420"/>
         </w:numPr>
       </w:pPr>
       <w:r>
@@ -9896,7 +9932,7 @@
         <w:pStyle w:val="Compact"/>
         <w:numPr>
           <w:ilvl w:val="0"/>
-          <w:numId w:val="1420"/>
+          <w:numId w:val="1421"/>
         </w:numPr>
       </w:pPr>
       <w:r>
@@ -9908,7 +9944,7 @@
         <w:pStyle w:val="Compact"/>
         <w:numPr>
           <w:ilvl w:val="1"/>
-          <w:numId w:val="1421"/>
+          <w:numId w:val="1422"/>
         </w:numPr>
       </w:pPr>
       <w:r>
@@ -9920,7 +9956,7 @@
         <w:pStyle w:val="Compact"/>
         <w:numPr>
           <w:ilvl w:val="1"/>
-          <w:numId w:val="1421"/>
+          <w:numId w:val="1422"/>
         </w:numPr>
       </w:pPr>
       <w:r>
@@ -9932,7 +9968,7 @@
         <w:pStyle w:val="Compact"/>
         <w:numPr>
           <w:ilvl w:val="1"/>
-          <w:numId w:val="1421"/>
+          <w:numId w:val="1422"/>
         </w:numPr>
       </w:pPr>
       <w:r>
@@ -9944,7 +9980,7 @@
         <w:pStyle w:val="Compact"/>
         <w:numPr>
           <w:ilvl w:val="0"/>
-          <w:numId w:val="1422"/>
+          <w:numId w:val="1423"/>
         </w:numPr>
       </w:pPr>
       <w:r>
@@ -9968,7 +10004,7 @@
         <w:pStyle w:val="Compact"/>
         <w:numPr>
           <w:ilvl w:val="0"/>
-          <w:numId w:val="1423"/>
+          <w:numId w:val="1424"/>
         </w:numPr>
       </w:pPr>
       <w:r>
@@ -9980,7 +10016,7 @@
         <w:pStyle w:val="Compact"/>
         <w:numPr>
           <w:ilvl w:val="0"/>
-          <w:numId w:val="1424"/>
+          <w:numId w:val="1425"/>
         </w:numPr>
       </w:pPr>
       <w:r>
@@ -9992,7 +10028,7 @@
         <w:pStyle w:val="Compact"/>
         <w:numPr>
           <w:ilvl w:val="0"/>
-          <w:numId w:val="1425"/>
+          <w:numId w:val="1426"/>
         </w:numPr>
       </w:pPr>
       <w:r>
@@ -10014,7 +10050,7 @@
         <w:pStyle w:val="Compact"/>
         <w:numPr>
           <w:ilvl w:val="0"/>
-          <w:numId w:val="1426"/>
+          <w:numId w:val="1427"/>
         </w:numPr>
       </w:pPr>
       <w:r>
@@ -10026,7 +10062,7 @@
         <w:pStyle w:val="Compact"/>
         <w:numPr>
           <w:ilvl w:val="1"/>
-          <w:numId w:val="1427"/>
+          <w:numId w:val="1428"/>
         </w:numPr>
       </w:pPr>
       <w:r>
@@ -10038,7 +10074,7 @@
         <w:pStyle w:val="Compact"/>
         <w:numPr>
           <w:ilvl w:val="1"/>
-          <w:numId w:val="1427"/>
+          <w:numId w:val="1428"/>
         </w:numPr>
       </w:pPr>
       <w:r>
@@ -10050,7 +10086,7 @@
         <w:pStyle w:val="Compact"/>
         <w:numPr>
           <w:ilvl w:val="1"/>
-          <w:numId w:val="1427"/>
+          <w:numId w:val="1428"/>
         </w:numPr>
       </w:pPr>
       <w:r>
@@ -10062,7 +10098,7 @@
         <w:pStyle w:val="Compact"/>
         <w:numPr>
           <w:ilvl w:val="0"/>
-          <w:numId w:val="1428"/>
+          <w:numId w:val="1429"/>
         </w:numPr>
       </w:pPr>
       <w:r>
@@ -10074,7 +10110,7 @@
         <w:pStyle w:val="Compact"/>
         <w:numPr>
           <w:ilvl w:val="1"/>
-          <w:numId w:val="1429"/>
+          <w:numId w:val="1430"/>
         </w:numPr>
       </w:pPr>
       <w:r>
@@ -10086,7 +10122,7 @@
         <w:pStyle w:val="Compact"/>
         <w:numPr>
           <w:ilvl w:val="1"/>
-          <w:numId w:val="1429"/>
+          <w:numId w:val="1430"/>
         </w:numPr>
       </w:pPr>
       <w:r>
@@ -10098,7 +10134,7 @@
         <w:pStyle w:val="Compact"/>
         <w:numPr>
           <w:ilvl w:val="1"/>
-          <w:numId w:val="1429"/>
+          <w:numId w:val="1430"/>
         </w:numPr>
       </w:pPr>
       <w:r>
@@ -10110,7 +10146,7 @@
         <w:pStyle w:val="Compact"/>
         <w:numPr>
           <w:ilvl w:val="0"/>
-          <w:numId w:val="1430"/>
+          <w:numId w:val="1431"/>
         </w:numPr>
       </w:pPr>
       <w:r>
@@ -10122,7 +10158,7 @@
         <w:pStyle w:val="Compact"/>
         <w:numPr>
           <w:ilvl w:val="0"/>
-          <w:numId w:val="1431"/>
+          <w:numId w:val="1432"/>
         </w:numPr>
       </w:pPr>
       <w:r>
@@ -10134,7 +10170,7 @@
         <w:pStyle w:val="Compact"/>
         <w:numPr>
           <w:ilvl w:val="0"/>
-          <w:numId w:val="1432"/>
+          <w:numId w:val="1433"/>
         </w:numPr>
       </w:pPr>
       <w:r>
@@ -10156,7 +10192,7 @@
         <w:pStyle w:val="Compact"/>
         <w:numPr>
           <w:ilvl w:val="0"/>
-          <w:numId w:val="1433"/>
+          <w:numId w:val="1434"/>
         </w:numPr>
       </w:pPr>
       <w:r>
@@ -10177,7 +10213,7 @@
         <w:pStyle w:val="Compact"/>
         <w:numPr>
           <w:ilvl w:val="0"/>
-          <w:numId w:val="1434"/>
+          <w:numId w:val="1435"/>
         </w:numPr>
       </w:pPr>
       <w:r>
@@ -10189,7 +10225,7 @@
         <w:pStyle w:val="Compact"/>
         <w:numPr>
           <w:ilvl w:val="0"/>
-          <w:numId w:val="1435"/>
+          <w:numId w:val="1436"/>
         </w:numPr>
       </w:pPr>
       <w:r>
@@ -10201,7 +10237,7 @@
         <w:pStyle w:val="Compact"/>
         <w:numPr>
           <w:ilvl w:val="0"/>
-          <w:numId w:val="1436"/>
+          <w:numId w:val="1437"/>
         </w:numPr>
       </w:pPr>
       <w:r>
@@ -10213,7 +10249,7 @@
         <w:pStyle w:val="Compact"/>
         <w:numPr>
           <w:ilvl w:val="0"/>
-          <w:numId w:val="1437"/>
+          <w:numId w:val="1438"/>
         </w:numPr>
       </w:pPr>
       <w:r>
@@ -10225,7 +10261,7 @@
         <w:pStyle w:val="Compact"/>
         <w:numPr>
           <w:ilvl w:val="0"/>
-          <w:numId w:val="1438"/>
+          <w:numId w:val="1439"/>
         </w:numPr>
       </w:pPr>
       <w:r>
@@ -10237,7 +10273,7 @@
         <w:pStyle w:val="Compact"/>
         <w:numPr>
           <w:ilvl w:val="1"/>
-          <w:numId w:val="1439"/>
+          <w:numId w:val="1440"/>
         </w:numPr>
       </w:pPr>
       <w:r>
@@ -10249,7 +10285,7 @@
         <w:pStyle w:val="Compact"/>
         <w:numPr>
           <w:ilvl w:val="1"/>
-          <w:numId w:val="1439"/>
+          <w:numId w:val="1440"/>
         </w:numPr>
       </w:pPr>
       <w:r>
@@ -10261,7 +10297,7 @@
         <w:pStyle w:val="Compact"/>
         <w:numPr>
           <w:ilvl w:val="1"/>
-          <w:numId w:val="1439"/>
+          <w:numId w:val="1440"/>
         </w:numPr>
       </w:pPr>
       <w:r>
@@ -10273,7 +10309,7 @@
         <w:pStyle w:val="Compact"/>
         <w:numPr>
           <w:ilvl w:val="1"/>
-          <w:numId w:val="1439"/>
+          <w:numId w:val="1440"/>
         </w:numPr>
       </w:pPr>
       <w:r>
@@ -10285,7 +10321,7 @@
         <w:pStyle w:val="Compact"/>
         <w:numPr>
           <w:ilvl w:val="1"/>
-          <w:numId w:val="1439"/>
+          <w:numId w:val="1440"/>
         </w:numPr>
       </w:pPr>
       <w:r>
@@ -10297,7 +10333,7 @@
         <w:pStyle w:val="Compact"/>
         <w:numPr>
           <w:ilvl w:val="1"/>
-          <w:numId w:val="1439"/>
+          <w:numId w:val="1440"/>
         </w:numPr>
       </w:pPr>
       <w:r>
@@ -10309,7 +10345,7 @@
         <w:pStyle w:val="Compact"/>
         <w:numPr>
           <w:ilvl w:val="0"/>
-          <w:numId w:val="1440"/>
+          <w:numId w:val="1441"/>
         </w:numPr>
       </w:pPr>
       <w:r>
@@ -10321,7 +10357,7 @@
         <w:pStyle w:val="Compact"/>
         <w:numPr>
           <w:ilvl w:val="0"/>
-          <w:numId w:val="1441"/>
+          <w:numId w:val="1442"/>
         </w:numPr>
       </w:pPr>
       <w:r>
@@ -10343,7 +10379,7 @@
         <w:pStyle w:val="Compact"/>
         <w:numPr>
           <w:ilvl w:val="0"/>
-          <w:numId w:val="1442"/>
+          <w:numId w:val="1443"/>
         </w:numPr>
       </w:pPr>
       <w:r>
@@ -10355,7 +10391,7 @@
         <w:pStyle w:val="Compact"/>
         <w:numPr>
           <w:ilvl w:val="0"/>
-          <w:numId w:val="1443"/>
+          <w:numId w:val="1444"/>
         </w:numPr>
       </w:pPr>
       <w:r>
@@ -10367,7 +10403,7 @@
         <w:pStyle w:val="Compact"/>
         <w:numPr>
           <w:ilvl w:val="0"/>
-          <w:numId w:val="1444"/>
+          <w:numId w:val="1445"/>
         </w:numPr>
       </w:pPr>
       <w:r>
@@ -10379,7 +10415,7 @@
         <w:pStyle w:val="Compact"/>
         <w:numPr>
           <w:ilvl w:val="0"/>
-          <w:numId w:val="1445"/>
+          <w:numId w:val="1446"/>
         </w:numPr>
       </w:pPr>
       <w:r>
@@ -10391,7 +10427,7 @@
         <w:pStyle w:val="Compact"/>
         <w:numPr>
           <w:ilvl w:val="0"/>
-          <w:numId w:val="1446"/>
+          <w:numId w:val="1447"/>
         </w:numPr>
       </w:pPr>
       <w:r>
@@ -10413,7 +10449,7 @@
         <w:pStyle w:val="Compact"/>
         <w:numPr>
           <w:ilvl w:val="0"/>
-          <w:numId w:val="1447"/>
+          <w:numId w:val="1448"/>
         </w:numPr>
       </w:pPr>
       <w:r>
@@ -10425,7 +10461,7 @@
         <w:pStyle w:val="Compact"/>
         <w:numPr>
           <w:ilvl w:val="0"/>
-          <w:numId w:val="1448"/>
+          <w:numId w:val="1449"/>
         </w:numPr>
       </w:pPr>
       <w:r>
@@ -10437,7 +10473,7 @@
         <w:pStyle w:val="Compact"/>
         <w:numPr>
           <w:ilvl w:val="0"/>
-          <w:numId w:val="1449"/>
+          <w:numId w:val="1450"/>
         </w:numPr>
       </w:pPr>
       <w:r>
@@ -10449,7 +10485,7 @@
         <w:pStyle w:val="Compact"/>
         <w:numPr>
           <w:ilvl w:val="0"/>
-          <w:numId w:val="1450"/>
+          <w:numId w:val="1451"/>
         </w:numPr>
       </w:pPr>
       <w:r>
@@ -10461,7 +10497,7 @@
         <w:pStyle w:val="Compact"/>
         <w:numPr>
           <w:ilvl w:val="0"/>
-          <w:numId w:val="1451"/>
+          <w:numId w:val="1452"/>
         </w:numPr>
       </w:pPr>
       <w:r>
@@ -10473,7 +10509,7 @@
         <w:pStyle w:val="Compact"/>
         <w:numPr>
           <w:ilvl w:val="0"/>
-          <w:numId w:val="1452"/>
+          <w:numId w:val="1453"/>
         </w:numPr>
       </w:pPr>
       <w:r>
@@ -10485,7 +10521,7 @@
         <w:pStyle w:val="Compact"/>
         <w:numPr>
           <w:ilvl w:val="0"/>
-          <w:numId w:val="1453"/>
+          <w:numId w:val="1454"/>
         </w:numPr>
       </w:pPr>
       <w:r>
@@ -10497,7 +10533,7 @@
         <w:pStyle w:val="Compact"/>
         <w:numPr>
           <w:ilvl w:val="0"/>
-          <w:numId w:val="1454"/>
+          <w:numId w:val="1455"/>
         </w:numPr>
       </w:pPr>
       <w:r>
@@ -10529,7 +10565,7 @@
         <w:pStyle w:val="Compact"/>
         <w:numPr>
           <w:ilvl w:val="0"/>
-          <w:numId w:val="1455"/>
+          <w:numId w:val="1456"/>
         </w:numPr>
       </w:pPr>
       <w:r>
@@ -10541,7 +10577,7 @@
         <w:pStyle w:val="Compact"/>
         <w:numPr>
           <w:ilvl w:val="0"/>
-          <w:numId w:val="1456"/>
+          <w:numId w:val="1457"/>
         </w:numPr>
       </w:pPr>
       <w:r>
@@ -10553,7 +10589,7 @@
         <w:pStyle w:val="Compact"/>
         <w:numPr>
           <w:ilvl w:val="0"/>
-          <w:numId w:val="1457"/>
+          <w:numId w:val="1458"/>
         </w:numPr>
       </w:pPr>
       <w:r>
@@ -10565,7 +10601,7 @@
         <w:pStyle w:val="Compact"/>
         <w:numPr>
           <w:ilvl w:val="0"/>
-          <w:numId w:val="1458"/>
+          <w:numId w:val="1459"/>
         </w:numPr>
       </w:pPr>
       <w:r>
@@ -10577,7 +10613,7 @@
         <w:pStyle w:val="Compact"/>
         <w:numPr>
           <w:ilvl w:val="0"/>
-          <w:numId w:val="1459"/>
+          <w:numId w:val="1460"/>
         </w:numPr>
       </w:pPr>
       <w:r>
@@ -10589,7 +10625,7 @@
         <w:pStyle w:val="Compact"/>
         <w:numPr>
           <w:ilvl w:val="0"/>
-          <w:numId w:val="1460"/>
+          <w:numId w:val="1461"/>
         </w:numPr>
       </w:pPr>
       <w:r>
@@ -10601,7 +10637,7 @@
         <w:pStyle w:val="Compact"/>
         <w:numPr>
           <w:ilvl w:val="1"/>
-          <w:numId w:val="1461"/>
+          <w:numId w:val="1462"/>
         </w:numPr>
       </w:pPr>
       <w:r>
@@ -10628,7 +10664,7 @@
         <w:pStyle w:val="Compact"/>
         <w:numPr>
           <w:ilvl w:val="1"/>
-          <w:numId w:val="1461"/>
+          <w:numId w:val="1462"/>
         </w:numPr>
       </w:pPr>
       <w:r>
@@ -10665,7 +10701,7 @@
         <w:pStyle w:val="Compact"/>
         <w:numPr>
           <w:ilvl w:val="0"/>
-          <w:numId w:val="1462"/>
+          <w:numId w:val="1463"/>
         </w:numPr>
       </w:pPr>
       <w:r>
@@ -10707,7 +10743,7 @@
         <w:pStyle w:val="Compact"/>
         <w:numPr>
           <w:ilvl w:val="0"/>
-          <w:numId w:val="1463"/>
+          <w:numId w:val="1464"/>
         </w:numPr>
       </w:pPr>
       <w:r>
@@ -10731,7 +10767,7 @@
         <w:pStyle w:val="Compact"/>
         <w:numPr>
           <w:ilvl w:val="0"/>
-          <w:numId w:val="1464"/>
+          <w:numId w:val="1465"/>
         </w:numPr>
       </w:pPr>
       <w:r>
@@ -10755,7 +10791,7 @@
         <w:pStyle w:val="Compact"/>
         <w:numPr>
           <w:ilvl w:val="0"/>
-          <w:numId w:val="1465"/>
+          <w:numId w:val="1466"/>
         </w:numPr>
       </w:pPr>
       <w:r>
@@ -10767,7 +10803,7 @@
         <w:pStyle w:val="Compact"/>
         <w:numPr>
           <w:ilvl w:val="0"/>
-          <w:numId w:val="1466"/>
+          <w:numId w:val="1467"/>
         </w:numPr>
       </w:pPr>
       <w:r>
@@ -10779,7 +10815,7 @@
         <w:pStyle w:val="Compact"/>
         <w:numPr>
           <w:ilvl w:val="0"/>
-          <w:numId w:val="1467"/>
+          <w:numId w:val="1468"/>
         </w:numPr>
       </w:pPr>
       <w:r>
@@ -10791,7 +10827,7 @@
         <w:pStyle w:val="Compact"/>
         <w:numPr>
           <w:ilvl w:val="0"/>
-          <w:numId w:val="1468"/>
+          <w:numId w:val="1469"/>
         </w:numPr>
       </w:pPr>
       <w:r>
@@ -10803,7 +10839,7 @@
         <w:pStyle w:val="Compact"/>
         <w:numPr>
           <w:ilvl w:val="0"/>
-          <w:numId w:val="1469"/>
+          <w:numId w:val="1470"/>
         </w:numPr>
       </w:pPr>
       <w:r>
@@ -10815,7 +10851,7 @@
         <w:pStyle w:val="Compact"/>
         <w:numPr>
           <w:ilvl w:val="0"/>
-          <w:numId w:val="1470"/>
+          <w:numId w:val="1471"/>
         </w:numPr>
       </w:pPr>
       <w:r>
@@ -10827,7 +10863,7 @@
         <w:pStyle w:val="Compact"/>
         <w:numPr>
           <w:ilvl w:val="0"/>
-          <w:numId w:val="1471"/>
+          <w:numId w:val="1472"/>
         </w:numPr>
       </w:pPr>
       <w:r>
@@ -10839,7 +10875,7 @@
         <w:pStyle w:val="Compact"/>
         <w:numPr>
           <w:ilvl w:val="0"/>
-          <w:numId w:val="1472"/>
+          <w:numId w:val="1473"/>
         </w:numPr>
       </w:pPr>
       <w:r>
@@ -10851,7 +10887,7 @@
         <w:pStyle w:val="Compact"/>
         <w:numPr>
           <w:ilvl w:val="0"/>
-          <w:numId w:val="1473"/>
+          <w:numId w:val="1474"/>
         </w:numPr>
       </w:pPr>
       <w:r>
@@ -10863,7 +10899,7 @@
         <w:pStyle w:val="Compact"/>
         <w:numPr>
           <w:ilvl w:val="0"/>
-          <w:numId w:val="1474"/>
+          <w:numId w:val="1475"/>
         </w:numPr>
       </w:pPr>
       <w:r>
@@ -10875,7 +10911,7 @@
         <w:pStyle w:val="Compact"/>
         <w:numPr>
           <w:ilvl w:val="0"/>
-          <w:numId w:val="1475"/>
+          <w:numId w:val="1476"/>
         </w:numPr>
       </w:pPr>
       <w:r>
@@ -10902,7 +10938,7 @@
         <w:pStyle w:val="Compact"/>
         <w:numPr>
           <w:ilvl w:val="0"/>
-          <w:numId w:val="1476"/>
+          <w:numId w:val="1477"/>
         </w:numPr>
       </w:pPr>
       <w:r>
@@ -10914,7 +10950,7 @@
         <w:pStyle w:val="Compact"/>
         <w:numPr>
           <w:ilvl w:val="0"/>
-          <w:numId w:val="1477"/>
+          <w:numId w:val="1478"/>
         </w:numPr>
       </w:pPr>
       <w:r>
@@ -10936,7 +10972,7 @@
         <w:pStyle w:val="Compact"/>
         <w:numPr>
           <w:ilvl w:val="0"/>
-          <w:numId w:val="1478"/>
+          <w:numId w:val="1479"/>
         </w:numPr>
       </w:pPr>
       <w:r>
@@ -10948,7 +10984,7 @@
         <w:pStyle w:val="Compact"/>
         <w:numPr>
           <w:ilvl w:val="0"/>
-          <w:numId w:val="1479"/>
+          <w:numId w:val="1480"/>
         </w:numPr>
       </w:pPr>
       <w:r>
@@ -10975,7 +11011,7 @@
         <w:pStyle w:val="Compact"/>
         <w:numPr>
           <w:ilvl w:val="0"/>
-          <w:numId w:val="1480"/>
+          <w:numId w:val="1481"/>
         </w:numPr>
       </w:pPr>
       <w:r>
@@ -11002,7 +11038,7 @@
         <w:pStyle w:val="Compact"/>
         <w:numPr>
           <w:ilvl w:val="0"/>
-          <w:numId w:val="1481"/>
+          <w:numId w:val="1482"/>
         </w:numPr>
       </w:pPr>
       <w:r>
@@ -11029,7 +11065,7 @@
         <w:pStyle w:val="Compact"/>
         <w:numPr>
           <w:ilvl w:val="0"/>
-          <w:numId w:val="1482"/>
+          <w:numId w:val="1483"/>
         </w:numPr>
       </w:pPr>
       <w:r>
@@ -11041,7 +11077,7 @@
         <w:pStyle w:val="Compact"/>
         <w:numPr>
           <w:ilvl w:val="1"/>
-          <w:numId w:val="1483"/>
+          <w:numId w:val="1484"/>
         </w:numPr>
       </w:pPr>
       <w:r>
@@ -11053,7 +11089,7 @@
         <w:pStyle w:val="Compact"/>
         <w:numPr>
           <w:ilvl w:val="1"/>
-          <w:numId w:val="1483"/>
+          <w:numId w:val="1484"/>
         </w:numPr>
       </w:pPr>
       <w:r>
@@ -11065,7 +11101,7 @@
         <w:pStyle w:val="Compact"/>
         <w:numPr>
           <w:ilvl w:val="1"/>
-          <w:numId w:val="1483"/>
+          <w:numId w:val="1484"/>
         </w:numPr>
       </w:pPr>
       <w:r>
@@ -11077,7 +11113,7 @@
         <w:pStyle w:val="Compact"/>
         <w:numPr>
           <w:ilvl w:val="0"/>
-          <w:numId w:val="1484"/>
+          <w:numId w:val="1485"/>
         </w:numPr>
       </w:pPr>
       <w:r>
@@ -11089,7 +11125,7 @@
         <w:pStyle w:val="Compact"/>
         <w:numPr>
           <w:ilvl w:val="0"/>
-          <w:numId w:val="1485"/>
+          <w:numId w:val="1486"/>
         </w:numPr>
       </w:pPr>
       <w:r>
@@ -11101,7 +11137,7 @@
         <w:pStyle w:val="Compact"/>
         <w:numPr>
           <w:ilvl w:val="1"/>
-          <w:numId w:val="1486"/>
+          <w:numId w:val="1487"/>
         </w:numPr>
       </w:pPr>
       <w:r>
@@ -11113,7 +11149,7 @@
         <w:pStyle w:val="Compact"/>
         <w:numPr>
           <w:ilvl w:val="1"/>
-          <w:numId w:val="1486"/>
+          <w:numId w:val="1487"/>
         </w:numPr>
       </w:pPr>
       <w:r>
@@ -11125,7 +11161,7 @@
         <w:pStyle w:val="Compact"/>
         <w:numPr>
           <w:ilvl w:val="1"/>
-          <w:numId w:val="1486"/>
+          <w:numId w:val="1487"/>
         </w:numPr>
       </w:pPr>
       <w:r>
@@ -11137,7 +11173,7 @@
         <w:pStyle w:val="Compact"/>
         <w:numPr>
           <w:ilvl w:val="1"/>
-          <w:numId w:val="1486"/>
+          <w:numId w:val="1487"/>
         </w:numPr>
       </w:pPr>
       <w:r>
@@ -11149,7 +11185,7 @@
         <w:pStyle w:val="Compact"/>
         <w:numPr>
           <w:ilvl w:val="1"/>
-          <w:numId w:val="1486"/>
+          <w:numId w:val="1487"/>
         </w:numPr>
       </w:pPr>
       <w:r>
@@ -11161,7 +11197,7 @@
         <w:pStyle w:val="Compact"/>
         <w:numPr>
           <w:ilvl w:val="1"/>
-          <w:numId w:val="1486"/>
+          <w:numId w:val="1487"/>
         </w:numPr>
       </w:pPr>
       <w:r>
@@ -11173,7 +11209,7 @@
         <w:pStyle w:val="Compact"/>
         <w:numPr>
           <w:ilvl w:val="0"/>
-          <w:numId w:val="1487"/>
+          <w:numId w:val="1488"/>
         </w:numPr>
       </w:pPr>
       <w:r>
@@ -11185,7 +11221,7 @@
         <w:pStyle w:val="Compact"/>
         <w:numPr>
           <w:ilvl w:val="0"/>
-          <w:numId w:val="1488"/>
+          <w:numId w:val="1489"/>
         </w:numPr>
       </w:pPr>
       <w:r>
@@ -11197,7 +11233,7 @@
         <w:pStyle w:val="Compact"/>
         <w:numPr>
           <w:ilvl w:val="0"/>
-          <w:numId w:val="1489"/>
+          <w:numId w:val="1490"/>
         </w:numPr>
       </w:pPr>
       <w:r>
@@ -11219,7 +11255,7 @@
         <w:pStyle w:val="Compact"/>
         <w:numPr>
           <w:ilvl w:val="0"/>
-          <w:numId w:val="1490"/>
+          <w:numId w:val="1491"/>
         </w:numPr>
       </w:pPr>
       <w:r>
@@ -11231,7 +11267,7 @@
         <w:pStyle w:val="Compact"/>
         <w:numPr>
           <w:ilvl w:val="0"/>
-          <w:numId w:val="1491"/>
+          <w:numId w:val="1492"/>
         </w:numPr>
       </w:pPr>
       <w:r>
@@ -11243,7 +11279,7 @@
         <w:pStyle w:val="Compact"/>
         <w:numPr>
           <w:ilvl w:val="0"/>
-          <w:numId w:val="1492"/>
+          <w:numId w:val="1493"/>
         </w:numPr>
       </w:pPr>
       <w:r>
@@ -11255,7 +11291,7 @@
         <w:pStyle w:val="Compact"/>
         <w:numPr>
           <w:ilvl w:val="0"/>
-          <w:numId w:val="1493"/>
+          <w:numId w:val="1494"/>
         </w:numPr>
       </w:pPr>
       <w:r>
@@ -11267,7 +11303,7 @@
         <w:pStyle w:val="Compact"/>
         <w:numPr>
           <w:ilvl w:val="0"/>
-          <w:numId w:val="1494"/>
+          <w:numId w:val="1495"/>
         </w:numPr>
       </w:pPr>
       <w:r>
@@ -11279,7 +11315,7 @@
         <w:pStyle w:val="Compact"/>
         <w:numPr>
           <w:ilvl w:val="0"/>
-          <w:numId w:val="1495"/>
+          <w:numId w:val="1496"/>
         </w:numPr>
       </w:pPr>
       <w:r>
@@ -11301,7 +11337,7 @@
         <w:pStyle w:val="Compact"/>
         <w:numPr>
           <w:ilvl w:val="0"/>
-          <w:numId w:val="1496"/>
+          <w:numId w:val="1497"/>
         </w:numPr>
       </w:pPr>
       <w:r>
@@ -11313,7 +11349,7 @@
         <w:pStyle w:val="Compact"/>
         <w:numPr>
           <w:ilvl w:val="1"/>
-          <w:numId w:val="1497"/>
+          <w:numId w:val="1498"/>
         </w:numPr>
       </w:pPr>
       <w:r>
@@ -11325,7 +11361,7 @@
         <w:pStyle w:val="Compact"/>
         <w:numPr>
           <w:ilvl w:val="1"/>
-          <w:numId w:val="1497"/>
+          <w:numId w:val="1498"/>
         </w:numPr>
       </w:pPr>
       <w:r>
@@ -11337,7 +11373,7 @@
         <w:pStyle w:val="Compact"/>
         <w:numPr>
           <w:ilvl w:val="0"/>
-          <w:numId w:val="1498"/>
+          <w:numId w:val="1499"/>
         </w:numPr>
       </w:pPr>
       <w:r>
@@ -11349,7 +11385,7 @@
         <w:pStyle w:val="Compact"/>
         <w:numPr>
           <w:ilvl w:val="1"/>
-          <w:numId w:val="1499"/>
+          <w:numId w:val="1500"/>
         </w:numPr>
       </w:pPr>
       <w:r>
@@ -11361,7 +11397,7 @@
         <w:pStyle w:val="Compact"/>
         <w:numPr>
           <w:ilvl w:val="1"/>
-          <w:numId w:val="1499"/>
+          <w:numId w:val="1500"/>
         </w:numPr>
       </w:pPr>
       <w:r>
@@ -11373,7 +11409,7 @@
         <w:pStyle w:val="Compact"/>
         <w:numPr>
           <w:ilvl w:val="0"/>
-          <w:numId w:val="1500"/>
+          <w:numId w:val="1501"/>
         </w:numPr>
       </w:pPr>
       <w:r>
@@ -11385,7 +11421,7 @@
         <w:pStyle w:val="Compact"/>
         <w:numPr>
           <w:ilvl w:val="0"/>
-          <w:numId w:val="1501"/>
+          <w:numId w:val="1502"/>
         </w:numPr>
       </w:pPr>
       <w:r>
@@ -11397,7 +11433,7 @@
         <w:pStyle w:val="Compact"/>
         <w:numPr>
           <w:ilvl w:val="0"/>
-          <w:numId w:val="1502"/>
+          <w:numId w:val="1503"/>
         </w:numPr>
       </w:pPr>
       <w:r>
@@ -11409,7 +11445,7 @@
         <w:pStyle w:val="Compact"/>
         <w:numPr>
           <w:ilvl w:val="0"/>
-          <w:numId w:val="1503"/>
+          <w:numId w:val="1504"/>
         </w:numPr>
       </w:pPr>
       <w:r>
@@ -11431,7 +11467,7 @@
         <w:pStyle w:val="Compact"/>
         <w:numPr>
           <w:ilvl w:val="0"/>
-          <w:numId w:val="1504"/>
+          <w:numId w:val="1505"/>
         </w:numPr>
       </w:pPr>
       <w:r>
@@ -11443,7 +11479,7 @@
         <w:pStyle w:val="Compact"/>
         <w:numPr>
           <w:ilvl w:val="0"/>
-          <w:numId w:val="1505"/>
+          <w:numId w:val="1506"/>
         </w:numPr>
       </w:pPr>
       <w:r>
@@ -11455,7 +11491,7 @@
         <w:pStyle w:val="Compact"/>
         <w:numPr>
           <w:ilvl w:val="0"/>
-          <w:numId w:val="1506"/>
+          <w:numId w:val="1507"/>
         </w:numPr>
       </w:pPr>
       <w:r>
@@ -11467,7 +11503,7 @@
         <w:pStyle w:val="Compact"/>
         <w:numPr>
           <w:ilvl w:val="0"/>
-          <w:numId w:val="1507"/>
+          <w:numId w:val="1508"/>
         </w:numPr>
       </w:pPr>
       <w:r>
@@ -11479,7 +11515,7 @@
         <w:pStyle w:val="Compact"/>
         <w:numPr>
           <w:ilvl w:val="0"/>
-          <w:numId w:val="1508"/>
+          <w:numId w:val="1509"/>
         </w:numPr>
       </w:pPr>
       <w:r>
@@ -11491,7 +11527,7 @@
         <w:pStyle w:val="Compact"/>
         <w:numPr>
           <w:ilvl w:val="0"/>
-          <w:numId w:val="1509"/>
+          <w:numId w:val="1510"/>
         </w:numPr>
       </w:pPr>
       <w:r>
@@ -11503,7 +11539,7 @@
         <w:pStyle w:val="Compact"/>
         <w:numPr>
           <w:ilvl w:val="0"/>
-          <w:numId w:val="1510"/>
+          <w:numId w:val="1511"/>
         </w:numPr>
       </w:pPr>
       <w:r>
@@ -11515,7 +11551,7 @@
         <w:pStyle w:val="Compact"/>
         <w:numPr>
           <w:ilvl w:val="0"/>
-          <w:numId w:val="1511"/>
+          <w:numId w:val="1512"/>
         </w:numPr>
       </w:pPr>
       <w:r>
@@ -11527,7 +11563,7 @@
         <w:pStyle w:val="Compact"/>
         <w:numPr>
           <w:ilvl w:val="0"/>
-          <w:numId w:val="1512"/>
+          <w:numId w:val="1513"/>
         </w:numPr>
       </w:pPr>
       <w:r>
@@ -11549,7 +11585,7 @@
         <w:pStyle w:val="Compact"/>
         <w:numPr>
           <w:ilvl w:val="0"/>
-          <w:numId w:val="1513"/>
+          <w:numId w:val="1514"/>
         </w:numPr>
       </w:pPr>
       <w:r>
@@ -11561,7 +11597,7 @@
         <w:pStyle w:val="Compact"/>
         <w:numPr>
           <w:ilvl w:val="0"/>
-          <w:numId w:val="1514"/>
+          <w:numId w:val="1515"/>
         </w:numPr>
       </w:pPr>
       <w:r>
@@ -11573,7 +11609,7 @@
         <w:pStyle w:val="Compact"/>
         <w:numPr>
           <w:ilvl w:val="0"/>
-          <w:numId w:val="1515"/>
+          <w:numId w:val="1516"/>
         </w:numPr>
       </w:pPr>
       <w:r>
@@ -11585,7 +11621,7 @@
         <w:pStyle w:val="Compact"/>
         <w:numPr>
           <w:ilvl w:val="0"/>
-          <w:numId w:val="1516"/>
+          <w:numId w:val="1517"/>
         </w:numPr>
       </w:pPr>
       <w:r>
@@ -11597,7 +11633,7 @@
         <w:pStyle w:val="Compact"/>
         <w:numPr>
           <w:ilvl w:val="0"/>
-          <w:numId w:val="1517"/>
+          <w:numId w:val="1518"/>
         </w:numPr>
       </w:pPr>
       <w:r>
@@ -11609,7 +11645,7 @@
         <w:pStyle w:val="Compact"/>
         <w:numPr>
           <w:ilvl w:val="0"/>
-          <w:numId w:val="1518"/>
+          <w:numId w:val="1519"/>
         </w:numPr>
       </w:pPr>
       <w:r>
@@ -11621,7 +11657,7 @@
         <w:pStyle w:val="Compact"/>
         <w:numPr>
           <w:ilvl w:val="0"/>
-          <w:numId w:val="1519"/>
+          <w:numId w:val="1520"/>
         </w:numPr>
       </w:pPr>
       <w:r>
@@ -11633,7 +11669,7 @@
         <w:pStyle w:val="Compact"/>
         <w:numPr>
           <w:ilvl w:val="0"/>
-          <w:numId w:val="1520"/>
+          <w:numId w:val="1521"/>
         </w:numPr>
       </w:pPr>
       <w:r>
@@ -11645,7 +11681,7 @@
         <w:pStyle w:val="Compact"/>
         <w:numPr>
           <w:ilvl w:val="0"/>
-          <w:numId w:val="1521"/>
+          <w:numId w:val="1522"/>
         </w:numPr>
       </w:pPr>
       <w:r>
@@ -11657,7 +11693,7 @@
         <w:pStyle w:val="Compact"/>
         <w:numPr>
           <w:ilvl w:val="0"/>
-          <w:numId w:val="1522"/>
+          <w:numId w:val="1523"/>
         </w:numPr>
       </w:pPr>
       <w:r>
@@ -11684,7 +11720,7 @@
         <w:pStyle w:val="Compact"/>
         <w:numPr>
           <w:ilvl w:val="0"/>
-          <w:numId w:val="1523"/>
+          <w:numId w:val="1524"/>
         </w:numPr>
       </w:pPr>
       <w:r>
@@ -11705,7 +11741,7 @@
         <w:pStyle w:val="Compact"/>
         <w:numPr>
           <w:ilvl w:val="0"/>
-          <w:numId w:val="1524"/>
+          <w:numId w:val="1525"/>
         </w:numPr>
       </w:pPr>
       <w:r>
@@ -11727,7 +11763,7 @@
         <w:pStyle w:val="Compact"/>
         <w:numPr>
           <w:ilvl w:val="0"/>
-          <w:numId w:val="1525"/>
+          <w:numId w:val="1526"/>
         </w:numPr>
       </w:pPr>
       <w:r>
@@ -11739,7 +11775,7 @@
         <w:pStyle w:val="Compact"/>
         <w:numPr>
           <w:ilvl w:val="0"/>
-          <w:numId w:val="1526"/>
+          <w:numId w:val="1527"/>
         </w:numPr>
       </w:pPr>
       <w:r>
@@ -11751,7 +11787,7 @@
         <w:pStyle w:val="Compact"/>
         <w:numPr>
           <w:ilvl w:val="0"/>
-          <w:numId w:val="1527"/>
+          <w:numId w:val="1528"/>
         </w:numPr>
       </w:pPr>
       <w:r>
@@ -11763,7 +11799,7 @@
         <w:pStyle w:val="Compact"/>
         <w:numPr>
           <w:ilvl w:val="0"/>
-          <w:numId w:val="1528"/>
+          <w:numId w:val="1529"/>
         </w:numPr>
       </w:pPr>
       <w:r>
@@ -11775,7 +11811,7 @@
         <w:pStyle w:val="Compact"/>
         <w:numPr>
           <w:ilvl w:val="0"/>
-          <w:numId w:val="1529"/>
+          <w:numId w:val="1530"/>
         </w:numPr>
       </w:pPr>
       <w:r>
@@ -11787,7 +11823,7 @@
         <w:pStyle w:val="Compact"/>
         <w:numPr>
           <w:ilvl w:val="0"/>
-          <w:numId w:val="1530"/>
+          <w:numId w:val="1531"/>
         </w:numPr>
       </w:pPr>
       <w:r>
@@ -11799,7 +11835,7 @@
         <w:pStyle w:val="Compact"/>
         <w:numPr>
           <w:ilvl w:val="0"/>
-          <w:numId w:val="1531"/>
+          <w:numId w:val="1532"/>
         </w:numPr>
       </w:pPr>
       <w:r>
@@ -11811,7 +11847,7 @@
         <w:pStyle w:val="Compact"/>
         <w:numPr>
           <w:ilvl w:val="0"/>
-          <w:numId w:val="1532"/>
+          <w:numId w:val="1533"/>
         </w:numPr>
       </w:pPr>
       <w:r>
@@ -11833,7 +11869,7 @@
         <w:pStyle w:val="Compact"/>
         <w:numPr>
           <w:ilvl w:val="0"/>
-          <w:numId w:val="1533"/>
+          <w:numId w:val="1534"/>
         </w:numPr>
       </w:pPr>
       <w:r>
@@ -11845,7 +11881,7 @@
         <w:pStyle w:val="Compact"/>
         <w:numPr>
           <w:ilvl w:val="0"/>
-          <w:numId w:val="1534"/>
+          <w:numId w:val="1535"/>
         </w:numPr>
       </w:pPr>
       <w:r>
@@ -11857,7 +11893,7 @@
         <w:pStyle w:val="Compact"/>
         <w:numPr>
           <w:ilvl w:val="0"/>
-          <w:numId w:val="1535"/>
+          <w:numId w:val="1536"/>
         </w:numPr>
       </w:pPr>
       <w:r>
@@ -11869,7 +11905,7 @@
         <w:pStyle w:val="Compact"/>
         <w:numPr>
           <w:ilvl w:val="0"/>
-          <w:numId w:val="1536"/>
+          <w:numId w:val="1537"/>
         </w:numPr>
       </w:pPr>
       <w:r>
@@ -11881,7 +11917,7 @@
         <w:pStyle w:val="Compact"/>
         <w:numPr>
           <w:ilvl w:val="0"/>
-          <w:numId w:val="1537"/>
+          <w:numId w:val="1538"/>
         </w:numPr>
       </w:pPr>
       <w:r>
@@ -11893,7 +11929,7 @@
         <w:pStyle w:val="Compact"/>
         <w:numPr>
           <w:ilvl w:val="0"/>
-          <w:numId w:val="1538"/>
+          <w:numId w:val="1539"/>
         </w:numPr>
       </w:pPr>
       <w:r>
@@ -11905,7 +11941,7 @@
         <w:pStyle w:val="Compact"/>
         <w:numPr>
           <w:ilvl w:val="0"/>
-          <w:numId w:val="1539"/>
+          <w:numId w:val="1540"/>
         </w:numPr>
       </w:pPr>
       <w:r>
@@ -11917,7 +11953,7 @@
         <w:pStyle w:val="Compact"/>
         <w:numPr>
           <w:ilvl w:val="0"/>
-          <w:numId w:val="1540"/>
+          <w:numId w:val="1541"/>
         </w:numPr>
       </w:pPr>
       <w:r>
@@ -11929,7 +11965,7 @@
         <w:pStyle w:val="Compact"/>
         <w:numPr>
           <w:ilvl w:val="0"/>
-          <w:numId w:val="1541"/>
+          <w:numId w:val="1542"/>
         </w:numPr>
       </w:pPr>
       <w:r>
@@ -11941,7 +11977,7 @@
         <w:pStyle w:val="Compact"/>
         <w:numPr>
           <w:ilvl w:val="0"/>
-          <w:numId w:val="1542"/>
+          <w:numId w:val="1543"/>
         </w:numPr>
       </w:pPr>
       <w:r>
@@ -11953,7 +11989,7 @@
         <w:pStyle w:val="Compact"/>
         <w:numPr>
           <w:ilvl w:val="0"/>
-          <w:numId w:val="1543"/>
+          <w:numId w:val="1544"/>
         </w:numPr>
       </w:pPr>
       <w:r>
@@ -11965,7 +12001,7 @@
         <w:pStyle w:val="Compact"/>
         <w:numPr>
           <w:ilvl w:val="0"/>
-          <w:numId w:val="1544"/>
+          <w:numId w:val="1545"/>
         </w:numPr>
       </w:pPr>
       <w:r>
@@ -11977,7 +12013,7 @@
         <w:pStyle w:val="Compact"/>
         <w:numPr>
           <w:ilvl w:val="0"/>
-          <w:numId w:val="1545"/>
+          <w:numId w:val="1546"/>
         </w:numPr>
       </w:pPr>
       <w:r>
@@ -11989,7 +12025,7 @@
         <w:pStyle w:val="Compact"/>
         <w:numPr>
           <w:ilvl w:val="0"/>
-          <w:numId w:val="1546"/>
+          <w:numId w:val="1547"/>
         </w:numPr>
       </w:pPr>
       <w:r>
@@ -12001,7 +12037,7 @@
         <w:pStyle w:val="Compact"/>
         <w:numPr>
           <w:ilvl w:val="0"/>
-          <w:numId w:val="1547"/>
+          <w:numId w:val="1548"/>
         </w:numPr>
       </w:pPr>
       <w:r>
@@ -12033,7 +12069,7 @@
         <w:pStyle w:val="Compact"/>
         <w:numPr>
           <w:ilvl w:val="0"/>
-          <w:numId w:val="1548"/>
+          <w:numId w:val="1549"/>
         </w:numPr>
       </w:pPr>
       <w:r>
@@ -12045,7 +12081,7 @@
         <w:pStyle w:val="Compact"/>
         <w:numPr>
           <w:ilvl w:val="0"/>
-          <w:numId w:val="1549"/>
+          <w:numId w:val="1550"/>
         </w:numPr>
       </w:pPr>
       <w:r>
@@ -12057,7 +12093,7 @@
         <w:pStyle w:val="Compact"/>
         <w:numPr>
           <w:ilvl w:val="0"/>
-          <w:numId w:val="1550"/>
+          <w:numId w:val="1551"/>
         </w:numPr>
       </w:pPr>
       <w:r>
@@ -12069,7 +12105,7 @@
         <w:pStyle w:val="Compact"/>
         <w:numPr>
           <w:ilvl w:val="0"/>
-          <w:numId w:val="1551"/>
+          <w:numId w:val="1552"/>
         </w:numPr>
       </w:pPr>
       <w:r>
@@ -12081,7 +12117,7 @@
         <w:pStyle w:val="Compact"/>
         <w:numPr>
           <w:ilvl w:val="0"/>
-          <w:numId w:val="1552"/>
+          <w:numId w:val="1553"/>
         </w:numPr>
       </w:pPr>
       <w:r>
@@ -12093,7 +12129,7 @@
         <w:pStyle w:val="Compact"/>
         <w:numPr>
           <w:ilvl w:val="0"/>
-          <w:numId w:val="1553"/>
+          <w:numId w:val="1554"/>
         </w:numPr>
       </w:pPr>
       <w:r>
@@ -12105,7 +12141,7 @@
         <w:pStyle w:val="Compact"/>
         <w:numPr>
           <w:ilvl w:val="0"/>
-          <w:numId w:val="1554"/>
+          <w:numId w:val="1555"/>
         </w:numPr>
       </w:pPr>
       <w:r>
@@ -12117,7 +12153,7 @@
         <w:pStyle w:val="Compact"/>
         <w:numPr>
           <w:ilvl w:val="0"/>
-          <w:numId w:val="1555"/>
+          <w:numId w:val="1556"/>
         </w:numPr>
       </w:pPr>
       <w:r>
@@ -12129,7 +12165,7 @@
         <w:pStyle w:val="Compact"/>
         <w:numPr>
           <w:ilvl w:val="0"/>
-          <w:numId w:val="1556"/>
+          <w:numId w:val="1557"/>
         </w:numPr>
       </w:pPr>
       <w:r>
@@ -12141,7 +12177,7 @@
         <w:pStyle w:val="Compact"/>
         <w:numPr>
           <w:ilvl w:val="0"/>
-          <w:numId w:val="1557"/>
+          <w:numId w:val="1558"/>
         </w:numPr>
       </w:pPr>
       <w:r>
@@ -12153,7 +12189,7 @@
         <w:pStyle w:val="Compact"/>
         <w:numPr>
           <w:ilvl w:val="0"/>
-          <w:numId w:val="1558"/>
+          <w:numId w:val="1559"/>
         </w:numPr>
       </w:pPr>
       <w:r>
@@ -12165,7 +12201,7 @@
         <w:pStyle w:val="Compact"/>
         <w:numPr>
           <w:ilvl w:val="0"/>
-          <w:numId w:val="1559"/>
+          <w:numId w:val="1560"/>
         </w:numPr>
       </w:pPr>
       <w:r>
@@ -12177,7 +12213,7 @@
         <w:pStyle w:val="Compact"/>
         <w:numPr>
           <w:ilvl w:val="0"/>
-          <w:numId w:val="1560"/>
+          <w:numId w:val="1561"/>
         </w:numPr>
       </w:pPr>
       <w:r>
@@ -12214,7 +12250,7 @@
         <w:pStyle w:val="Compact"/>
         <w:numPr>
           <w:ilvl w:val="0"/>
-          <w:numId w:val="1561"/>
+          <w:numId w:val="1562"/>
         </w:numPr>
       </w:pPr>
       <w:r>
@@ -12226,7 +12262,7 @@
         <w:pStyle w:val="Compact"/>
         <w:numPr>
           <w:ilvl w:val="0"/>
-          <w:numId w:val="1562"/>
+          <w:numId w:val="1563"/>
         </w:numPr>
       </w:pPr>
       <w:r>
@@ -12253,7 +12289,7 @@
         <w:pStyle w:val="Compact"/>
         <w:numPr>
           <w:ilvl w:val="0"/>
-          <w:numId w:val="1563"/>
+          <w:numId w:val="1564"/>
         </w:numPr>
       </w:pPr>
       <w:r>
@@ -12265,7 +12301,7 @@
         <w:pStyle w:val="Compact"/>
         <w:numPr>
           <w:ilvl w:val="0"/>
-          <w:numId w:val="1564"/>
+          <w:numId w:val="1565"/>
         </w:numPr>
       </w:pPr>
       <w:r>
@@ -12277,7 +12313,7 @@
         <w:pStyle w:val="Compact"/>
         <w:numPr>
           <w:ilvl w:val="0"/>
-          <w:numId w:val="1565"/>
+          <w:numId w:val="1566"/>
         </w:numPr>
       </w:pPr>
       <w:r>
@@ -12289,7 +12325,7 @@
         <w:pStyle w:val="Compact"/>
         <w:numPr>
           <w:ilvl w:val="0"/>
-          <w:numId w:val="1566"/>
+          <w:numId w:val="1567"/>
         </w:numPr>
       </w:pPr>
       <w:r>
@@ -12301,7 +12337,7 @@
         <w:pStyle w:val="Compact"/>
         <w:numPr>
           <w:ilvl w:val="0"/>
-          <w:numId w:val="1567"/>
+          <w:numId w:val="1568"/>
         </w:numPr>
       </w:pPr>
       <w:r>
@@ -12313,7 +12349,7 @@
         <w:pStyle w:val="Compact"/>
         <w:numPr>
           <w:ilvl w:val="0"/>
-          <w:numId w:val="1568"/>
+          <w:numId w:val="1569"/>
         </w:numPr>
       </w:pPr>
       <w:r>
@@ -12335,7 +12371,7 @@
         <w:pStyle w:val="Compact"/>
         <w:numPr>
           <w:ilvl w:val="0"/>
-          <w:numId w:val="1569"/>
+          <w:numId w:val="1570"/>
         </w:numPr>
       </w:pPr>
       <w:r>
@@ -12347,7 +12383,7 @@
         <w:pStyle w:val="Compact"/>
         <w:numPr>
           <w:ilvl w:val="0"/>
-          <w:numId w:val="1570"/>
+          <w:numId w:val="1571"/>
         </w:numPr>
       </w:pPr>
       <w:r>
@@ -12359,7 +12395,7 @@
         <w:pStyle w:val="Compact"/>
         <w:numPr>
           <w:ilvl w:val="0"/>
-          <w:numId w:val="1571"/>
+          <w:numId w:val="1572"/>
         </w:numPr>
       </w:pPr>
       <w:r>
@@ -12371,7 +12407,7 @@
         <w:pStyle w:val="Compact"/>
         <w:numPr>
           <w:ilvl w:val="0"/>
-          <w:numId w:val="1572"/>
+          <w:numId w:val="1573"/>
         </w:numPr>
       </w:pPr>
       <w:r>
@@ -12383,7 +12419,7 @@
         <w:pStyle w:val="Compact"/>
         <w:numPr>
           <w:ilvl w:val="0"/>
-          <w:numId w:val="1573"/>
+          <w:numId w:val="1574"/>
         </w:numPr>
       </w:pPr>
       <w:r>
@@ -12395,7 +12431,7 @@
         <w:pStyle w:val="Compact"/>
         <w:numPr>
           <w:ilvl w:val="0"/>
-          <w:numId w:val="1574"/>
+          <w:numId w:val="1575"/>
         </w:numPr>
       </w:pPr>
       <w:r>
@@ -12407,7 +12443,7 @@
         <w:pStyle w:val="Compact"/>
         <w:numPr>
           <w:ilvl w:val="0"/>
-          <w:numId w:val="1575"/>
+          <w:numId w:val="1576"/>
         </w:numPr>
       </w:pPr>
       <w:r>
@@ -12419,7 +12455,7 @@
         <w:pStyle w:val="Compact"/>
         <w:numPr>
           <w:ilvl w:val="0"/>
-          <w:numId w:val="1576"/>
+          <w:numId w:val="1577"/>
         </w:numPr>
       </w:pPr>
       <w:r>
@@ -12431,7 +12467,7 @@
         <w:pStyle w:val="Compact"/>
         <w:numPr>
           <w:ilvl w:val="0"/>
-          <w:numId w:val="1577"/>
+          <w:numId w:val="1578"/>
         </w:numPr>
       </w:pPr>
       <w:r>
@@ -12454,7 +12490,7 @@
         <w:pStyle w:val="Compact"/>
         <w:numPr>
           <w:ilvl w:val="0"/>
-          <w:numId w:val="1578"/>
+          <w:numId w:val="1579"/>
         </w:numPr>
       </w:pPr>
       <w:r>
@@ -12466,7 +12502,7 @@
         <w:pStyle w:val="Compact"/>
         <w:numPr>
           <w:ilvl w:val="0"/>
-          <w:numId w:val="1579"/>
+          <w:numId w:val="1580"/>
         </w:numPr>
       </w:pPr>
       <w:r>
@@ -12478,7 +12514,7 @@
         <w:pStyle w:val="Compact"/>
         <w:numPr>
           <w:ilvl w:val="0"/>
-          <w:numId w:val="1580"/>
+          <w:numId w:val="1581"/>
         </w:numPr>
       </w:pPr>
       <w:r>
@@ -12490,7 +12526,7 @@
         <w:pStyle w:val="Compact"/>
         <w:numPr>
           <w:ilvl w:val="0"/>
-          <w:numId w:val="1581"/>
+          <w:numId w:val="1582"/>
         </w:numPr>
       </w:pPr>
       <w:r>
@@ -12502,7 +12538,7 @@
         <w:pStyle w:val="Compact"/>
         <w:numPr>
           <w:ilvl w:val="0"/>
-          <w:numId w:val="1582"/>
+          <w:numId w:val="1583"/>
         </w:numPr>
       </w:pPr>
       <w:r>
@@ -12514,7 +12550,7 @@
         <w:pStyle w:val="Compact"/>
         <w:numPr>
           <w:ilvl w:val="0"/>
-          <w:numId w:val="1583"/>
+          <w:numId w:val="1584"/>
         </w:numPr>
       </w:pPr>
       <w:r>
@@ -12526,7 +12562,7 @@
         <w:pStyle w:val="Compact"/>
         <w:numPr>
           <w:ilvl w:val="0"/>
-          <w:numId w:val="1584"/>
+          <w:numId w:val="1585"/>
         </w:numPr>
       </w:pPr>
       <w:r>
@@ -12538,7 +12574,7 @@
         <w:pStyle w:val="Compact"/>
         <w:numPr>
           <w:ilvl w:val="0"/>
-          <w:numId w:val="1585"/>
+          <w:numId w:val="1586"/>
         </w:numPr>
       </w:pPr>
       <w:r>
@@ -12550,7 +12586,7 @@
         <w:pStyle w:val="Compact"/>
         <w:numPr>
           <w:ilvl w:val="0"/>
-          <w:numId w:val="1586"/>
+          <w:numId w:val="1587"/>
         </w:numPr>
       </w:pPr>
       <w:r>
@@ -12562,7 +12598,7 @@
         <w:pStyle w:val="Compact"/>
         <w:numPr>
           <w:ilvl w:val="0"/>
-          <w:numId w:val="1587"/>
+          <w:numId w:val="1588"/>
         </w:numPr>
       </w:pPr>
       <w:r>
@@ -12574,7 +12610,7 @@
         <w:pStyle w:val="Compact"/>
         <w:numPr>
           <w:ilvl w:val="0"/>
-          <w:numId w:val="1588"/>
+          <w:numId w:val="1589"/>
         </w:numPr>
       </w:pPr>
       <w:r>
@@ -13636,23 +13672,23 @@
     <w:abstractNumId w:val="993"/>
   </w:num>
   <w:num w:numId="1181">
-    <w:abstractNumId w:val="992"/>
+    <w:abstractNumId w:val="993"/>
   </w:num>
   <w:num w:numId="1182">
     <w:abstractNumId w:val="993"/>
   </w:num>
   <w:num w:numId="1183">
+    <w:abstractNumId w:val="993"/>
+  </w:num>
+  <w:num w:numId="1184">
     <w:abstractNumId w:val="991"/>
   </w:num>
-  <w:num w:numId="1184">
-    <w:abstractNumId w:val="993"/>
-  </w:num>
   <w:num w:numId="1185">
+    <w:abstractNumId w:val="993"/>
+  </w:num>
+  <w:num w:numId="1186">
     <w:abstractNumId w:val="991"/>
   </w:num>
-  <w:num w:numId="1186">
-    <w:abstractNumId w:val="993"/>
-  </w:num>
   <w:num w:numId="1187">
     <w:abstractNumId w:val="993"/>
   </w:num>
@@ -13729,10 +13765,10 @@
     <w:abstractNumId w:val="993"/>
   </w:num>
   <w:num w:numId="1212">
-    <w:abstractNumId w:val="992"/>
+    <w:abstractNumId w:val="993"/>
   </w:num>
   <w:num w:numId="1213">
-    <w:abstractNumId w:val="992"/>
+    <w:abstractNumId w:val="993"/>
   </w:num>
   <w:num w:numId="1214">
     <w:abstractNumId w:val="993"/>
@@ -13750,7 +13786,7 @@
     <w:abstractNumId w:val="993"/>
   </w:num>
   <w:num w:numId="1219">
-    <w:abstractNumId w:val="992"/>
+    <w:abstractNumId w:val="993"/>
   </w:num>
   <w:num w:numId="1220">
     <w:abstractNumId w:val="992"/>
@@ -13768,11 +13804,11 @@
     <w:abstractNumId w:val="992"/>
   </w:num>
   <w:num w:numId="1225">
+    <w:abstractNumId w:val="992"/>
+  </w:num>
+  <w:num w:numId="1226">
     <w:abstractNumId w:val="991"/>
   </w:num>
-  <w:num w:numId="1226">
-    <w:abstractNumId w:val="992"/>
-  </w:num>
   <w:num w:numId="1227">
     <w:abstractNumId w:val="992"/>
   </w:num>
@@ -13876,7 +13912,7 @@
     <w:abstractNumId w:val="992"/>
   </w:num>
   <w:num w:numId="1261">
-    <w:abstractNumId w:val="993"/>
+    <w:abstractNumId w:val="992"/>
   </w:num>
   <w:num w:numId="1262">
     <w:abstractNumId w:val="993"/>
@@ -13900,7 +13936,7 @@
     <w:abstractNumId w:val="993"/>
   </w:num>
   <w:num w:numId="1269">
-    <w:abstractNumId w:val="992"/>
+    <w:abstractNumId w:val="993"/>
   </w:num>
   <w:num w:numId="1270">
     <w:abstractNumId w:val="992"/>
@@ -13924,11 +13960,11 @@
     <w:abstractNumId w:val="992"/>
   </w:num>
   <w:num w:numId="1277">
+    <w:abstractNumId w:val="992"/>
+  </w:num>
+  <w:num w:numId="1278">
     <w:abstractNumId w:val="991"/>
   </w:num>
-  <w:num w:numId="1278">
-    <w:abstractNumId w:val="992"/>
-  </w:num>
   <w:num w:numId="1279">
     <w:abstractNumId w:val="992"/>
   </w:num>
@@ -13990,10 +14026,10 @@
     <w:abstractNumId w:val="992"/>
   </w:num>
   <w:num w:numId="1299">
-    <w:abstractNumId w:val="993"/>
+    <w:abstractNumId w:val="992"/>
   </w:num>
   <w:num w:numId="1300">
-    <w:abstractNumId w:val="992"/>
+    <w:abstractNumId w:val="993"/>
   </w:num>
   <w:num w:numId="1301">
     <w:abstractNumId w:val="992"/>
@@ -14005,16 +14041,16 @@
     <w:abstractNumId w:val="992"/>
   </w:num>
   <w:num w:numId="1304">
-    <w:abstractNumId w:val="993"/>
+    <w:abstractNumId w:val="992"/>
   </w:num>
   <w:num w:numId="1305">
+    <w:abstractNumId w:val="993"/>
+  </w:num>
+  <w:num w:numId="1306">
     <w:abstractNumId w:val="991"/>
   </w:num>
-  <w:num w:numId="1306">
-    <w:abstractNumId w:val="993"/>
-  </w:num>
   <w:num w:numId="1307">
-    <w:abstractNumId w:val="992"/>
+    <w:abstractNumId w:val="993"/>
   </w:num>
   <w:num w:numId="1308">
     <w:abstractNumId w:val="992"/>
@@ -14047,13 +14083,13 @@
     <w:abstractNumId w:val="992"/>
   </w:num>
   <w:num w:numId="1318">
-    <w:abstractNumId w:val="993"/>
+    <w:abstractNumId w:val="992"/>
   </w:num>
   <w:num w:numId="1319">
     <w:abstractNumId w:val="993"/>
   </w:num>
   <w:num w:numId="1320">
-    <w:abstractNumId w:val="992"/>
+    <w:abstractNumId w:val="993"/>
   </w:num>
   <w:num w:numId="1321">
     <w:abstractNumId w:val="992"/>
@@ -14083,11 +14119,11 @@
     <w:abstractNumId w:val="992"/>
   </w:num>
   <w:num w:numId="1330">
+    <w:abstractNumId w:val="992"/>
+  </w:num>
+  <w:num w:numId="1331">
     <w:abstractNumId w:val="991"/>
   </w:num>
-  <w:num w:numId="1331">
-    <w:abstractNumId w:val="992"/>
-  </w:num>
   <w:num w:numId="1332">
     <w:abstractNumId w:val="992"/>
   </w:num>
@@ -14131,11 +14167,11 @@
     <w:abstractNumId w:val="992"/>
   </w:num>
   <w:num w:numId="1346">
+    <w:abstractNumId w:val="992"/>
+  </w:num>
+  <w:num w:numId="1347">
     <w:abstractNumId w:val="991"/>
   </w:num>
-  <w:num w:numId="1347">
-    <w:abstractNumId w:val="992"/>
-  </w:num>
   <w:num w:numId="1348">
     <w:abstractNumId w:val="992"/>
   </w:num>
@@ -14299,11 +14335,11 @@
     <w:abstractNumId w:val="992"/>
   </w:num>
   <w:num w:numId="1402">
+    <w:abstractNumId w:val="992"/>
+  </w:num>
+  <w:num w:numId="1403">
     <w:abstractNumId w:val="991"/>
   </w:num>
-  <w:num w:numId="1403">
-    <w:abstractNumId w:val="992"/>
-  </w:num>
   <w:num w:numId="1404">
     <w:abstractNumId w:val="992"/>
   </w:num>
@@ -14344,11 +14380,11 @@
     <w:abstractNumId w:val="992"/>
   </w:num>
   <w:num w:numId="1417">
+    <w:abstractNumId w:val="992"/>
+  </w:num>
+  <w:num w:numId="1418">
     <w:abstractNumId w:val="991"/>
   </w:num>
-  <w:num w:numId="1418">
-    <w:abstractNumId w:val="992"/>
-  </w:num>
   <w:num w:numId="1419">
     <w:abstractNumId w:val="992"/>
   </w:num>
@@ -14356,11 +14392,11 @@
     <w:abstractNumId w:val="992"/>
   </w:num>
   <w:num w:numId="1421">
+    <w:abstractNumId w:val="992"/>
+  </w:num>
+  <w:num w:numId="1422">
     <w:abstractNumId w:val="991"/>
   </w:num>
-  <w:num w:numId="1422">
-    <w:abstractNumId w:val="992"/>
-  </w:num>
   <w:num w:numId="1423">
     <w:abstractNumId w:val="992"/>
   </w:num>
@@ -14374,17 +14410,17 @@
     <w:abstractNumId w:val="992"/>
   </w:num>
   <w:num w:numId="1427">
+    <w:abstractNumId w:val="992"/>
+  </w:num>
+  <w:num w:numId="1428">
     <w:abstractNumId w:val="991"/>
   </w:num>
-  <w:num w:numId="1428">
-    <w:abstractNumId w:val="992"/>
-  </w:num>
   <w:num w:numId="1429">
+    <w:abstractNumId w:val="992"/>
+  </w:num>
+  <w:num w:numId="1430">
     <w:abstractNumId w:val="991"/>
   </w:num>
-  <w:num w:numId="1430">
-    <w:abstractNumId w:val="992"/>
-  </w:num>
   <w:num w:numId="1431">
     <w:abstractNumId w:val="992"/>
   </w:num>
@@ -14410,11 +14446,11 @@
     <w:abstractNumId w:val="992"/>
   </w:num>
   <w:num w:numId="1439">
+    <w:abstractNumId w:val="992"/>
+  </w:num>
+  <w:num w:numId="1440">
     <w:abstractNumId w:val="991"/>
   </w:num>
-  <w:num w:numId="1440">
-    <w:abstractNumId w:val="992"/>
-  </w:num>
   <w:num w:numId="1441">
     <w:abstractNumId w:val="992"/>
   </w:num>
@@ -14476,11 +14512,11 @@
     <w:abstractNumId w:val="992"/>
   </w:num>
   <w:num w:numId="1461">
+    <w:abstractNumId w:val="992"/>
+  </w:num>
+  <w:num w:numId="1462">
     <w:abstractNumId w:val="991"/>
   </w:num>
-  <w:num w:numId="1462">
-    <w:abstractNumId w:val="992"/>
-  </w:num>
   <w:num w:numId="1463">
     <w:abstractNumId w:val="992"/>
   </w:num>
@@ -14542,20 +14578,20 @@
     <w:abstractNumId w:val="992"/>
   </w:num>
   <w:num w:numId="1483">
+    <w:abstractNumId w:val="992"/>
+  </w:num>
+  <w:num w:numId="1484">
     <w:abstractNumId w:val="991"/>
   </w:num>
-  <w:num w:numId="1484">
-    <w:abstractNumId w:val="992"/>
-  </w:num>
   <w:num w:numId="1485">
     <w:abstractNumId w:val="992"/>
   </w:num>
   <w:num w:numId="1486">
+    <w:abstractNumId w:val="992"/>
+  </w:num>
+  <w:num w:numId="1487">
     <w:abstractNumId w:val="991"/>
   </w:num>
-  <w:num w:numId="1487">
-    <w:abstractNumId w:val="992"/>
-  </w:num>
   <w:num w:numId="1488">
     <w:abstractNumId w:val="992"/>
   </w:num>
@@ -14584,17 +14620,17 @@
     <w:abstractNumId w:val="992"/>
   </w:num>
   <w:num w:numId="1497">
+    <w:abstractNumId w:val="992"/>
+  </w:num>
+  <w:num w:numId="1498">
     <w:abstractNumId w:val="991"/>
   </w:num>
-  <w:num w:numId="1498">
-    <w:abstractNumId w:val="992"/>
-  </w:num>
   <w:num w:numId="1499">
+    <w:abstractNumId w:val="992"/>
+  </w:num>
+  <w:num w:numId="1500">
     <w:abstractNumId w:val="991"/>
   </w:num>
-  <w:num w:numId="1500">
-    <w:abstractNumId w:val="992"/>
-  </w:num>
   <w:num w:numId="1501">
     <w:abstractNumId w:val="992"/>
   </w:num>
@@ -14857,6 +14893,9 @@
     <w:abstractNumId w:val="992"/>
   </w:num>
   <w:num w:numId="1588">
+    <w:abstractNumId w:val="992"/>
+  </w:num>
+  <w:num w:numId="1589">
     <w:abstractNumId w:val="992"/>
   </w:num>
 </w:numbering>

--- a/MASTER_M1_M2_DELIVERY_CHECKLIST.docx
+++ b/MASTER_M1_M2_DELIVERY_CHECKLIST.docx
@@ -10,7 +10,7 @@
         <w:t xml:space="preserve">© BuyReadySite.com</w:t>
       </w:r>
     </w:p>
-    <w:bookmarkStart w:id="83" w:name="X3d74ce0b4fd94f465ac7edf34b08aa6d5ff209b"/>
+    <w:bookmarkStart w:id="84" w:name="X3d74ce0b4fd94f465ac7edf34b08aa6d5ff209b"/>
     <w:p>
       <w:pPr>
         <w:pStyle w:val="Heading1"/>
@@ -313,7 +313,7 @@
               <w:jc w:val="right"/>
             </w:pPr>
             <w:r>
-              <w:t xml:space="preserve">0%</w:t>
+              <w:t xml:space="preserve">12%</w:t>
             </w:r>
           </w:p>
         </w:tc>
@@ -324,7 +324,7 @@
               <w:pStyle w:val="Compact"/>
             </w:pPr>
             <w:r>
-              <w:t xml:space="preserve">Not started</w:t>
+              <w:t xml:space="preserve">Done — card/panel/modal/context-menu/browser gates verified</w:t>
             </w:r>
           </w:p>
         </w:tc>
@@ -709,7 +709,7 @@
                 <w:b/>
                 <w:bCs/>
               </w:rPr>
-              <w:t xml:space="preserve">28%</w:t>
+              <w:t xml:space="preserve">40%</w:t>
             </w:r>
           </w:p>
         </w:tc>
@@ -724,7 +724,7 @@
                 <w:b/>
                 <w:bCs/>
               </w:rPr>
-              <w:t xml:space="preserve">M1.1 auth, M1.2 base parity, and M1.4 B.6 stacking chip update added</w:t>
+              <w:t xml:space="preserve">M1.1 auth, M1.2 base parity, M1.3 parity, and M1.4 B.6 stacking chip update added</w:t>
             </w:r>
           </w:p>
         </w:tc>
@@ -5774,7 +5774,7 @@
     </w:p>
     <w:bookmarkEnd w:id="34"/>
     <w:bookmarkEnd w:id="35"/>
-    <w:bookmarkStart w:id="40" w:name="Xe79e1c0e1cf4535ba2f786a0ad8c5d303009f67"/>
+    <w:bookmarkStart w:id="41" w:name="Xe79e1c0e1cf4535ba2f786a0ad8c5d303009f67"/>
     <w:p>
       <w:pPr>
         <w:pStyle w:val="Heading2"/>
@@ -5783,12 +5783,172 @@
         <w:t xml:space="preserve">M1.3 — Pipeline Card, Panel, And Modals Parity</w:t>
       </w:r>
     </w:p>
-    <w:bookmarkStart w:id="36" w:name="deal-card-parity"/>
+    <w:bookmarkStart w:id="36" w:name="implementation-evidence-2026-05-02-2"/>
     <w:p>
       <w:pPr>
         <w:pStyle w:val="Heading3"/>
       </w:pPr>
       <w:r>
+        <w:t xml:space="preserve">Implementation evidence — 2026-05-02</w:t>
+      </w:r>
+    </w:p>
+    <w:p>
+      <w:pPr>
+        <w:pStyle w:val="Compact"/>
+        <w:numPr>
+          <w:ilvl w:val="0"/>
+          <w:numId w:val="1220"/>
+        </w:numPr>
+      </w:pPr>
+      <w:r>
+        <w:t xml:space="preserve">DealCard keeps retained hierarchy and now shows readable</w:t>
+      </w:r>
+      <w:r>
+        <w:t xml:space="preserve"> </w:t>
+      </w:r>
+      <w:r>
+        <w:rPr>
+          <w:rStyle w:val="VerbatimChar"/>
+        </w:rPr>
+        <w:t xml:space="preserve">SMS · list/campaign</w:t>
+      </w:r>
+      <w:r>
+        <w:t xml:space="preserve"> </w:t>
+      </w:r>
+      <w:r>
+        <w:t xml:space="preserve">source from SMS-created client notes.</w:t>
+      </w:r>
+    </w:p>
+    <w:p>
+      <w:pPr>
+        <w:pStyle w:val="Compact"/>
+        <w:numPr>
+          <w:ilvl w:val="0"/>
+          <w:numId w:val="1221"/>
+        </w:numPr>
+      </w:pPr>
+      <w:r>
+        <w:t xml:space="preserve">Business/contact text selection validated in browser; selecting card text no longer opens panel or starts drag.</w:t>
+      </w:r>
+    </w:p>
+    <w:p>
+      <w:pPr>
+        <w:pStyle w:val="Compact"/>
+        <w:numPr>
+          <w:ilvl w:val="0"/>
+          <w:numId w:val="1222"/>
+        </w:numPr>
+      </w:pPr>
+      <w:r>
+        <w:t xml:space="preserve">Delete permissions aligned across panel, context menu, and API: admin/manager only; funded deals remain blocked.</w:t>
+      </w:r>
+    </w:p>
+    <w:p>
+      <w:pPr>
+        <w:pStyle w:val="Compact"/>
+        <w:numPr>
+          <w:ilvl w:val="0"/>
+          <w:numId w:val="1223"/>
+        </w:numPr>
+      </w:pPr>
+      <w:r>
+        <w:t xml:space="preserve">Backend deal-level access checks added for deal detail/update/move/share/call/SMS/funding/renewal action paths.</w:t>
+      </w:r>
+    </w:p>
+    <w:p>
+      <w:pPr>
+        <w:pStyle w:val="Compact"/>
+        <w:numPr>
+          <w:ilvl w:val="0"/>
+          <w:numId w:val="1224"/>
+        </w:numPr>
+      </w:pPr>
+      <w:r>
+        <w:rPr>
+          <w:rStyle w:val="VerbatimChar"/>
+        </w:rPr>
+        <w:t xml:space="preserve">deal_events</w:t>
+      </w:r>
+      <w:r>
+        <w:t xml:space="preserve"> </w:t>
+      </w:r>
+      <w:r>
+        <w:t xml:space="preserve">logging verified for stage moves, offers, funded, completed actions, shares, calls, renewal completion, create quick notes, and panel SMS send.</w:t>
+      </w:r>
+    </w:p>
+    <w:p>
+      <w:pPr>
+        <w:pStyle w:val="Compact"/>
+        <w:numPr>
+          <w:ilvl w:val="0"/>
+          <w:numId w:val="1225"/>
+        </w:numPr>
+      </w:pPr>
+      <w:r>
+        <w:t xml:space="preserve">Browser validation passed for card source chip, panel tabs, modals, context menu close behavior, role matrix, Funding History create/reveal, quick note carryover, and product/revenue controls.</w:t>
+      </w:r>
+    </w:p>
+    <w:p>
+      <w:pPr>
+        <w:pStyle w:val="Compact"/>
+        <w:numPr>
+          <w:ilvl w:val="0"/>
+          <w:numId w:val="1226"/>
+        </w:numPr>
+      </w:pPr>
+      <w:r>
+        <w:t xml:space="preserve">Server scope tests passed:</w:t>
+      </w:r>
+      <w:r>
+        <w:t xml:space="preserve"> </w:t>
+      </w:r>
+      <w:r>
+        <w:rPr>
+          <w:rStyle w:val="VerbatimChar"/>
+        </w:rPr>
+        <w:t xml:space="preserve">dealControllerScope.test.ts</w:t>
+      </w:r>
+      <w:r>
+        <w:t xml:space="preserve"> </w:t>
+      </w:r>
+      <w:r>
+        <w:t xml:space="preserve">+</w:t>
+      </w:r>
+      <w:r>
+        <w:t xml:space="preserve"> </w:t>
+      </w:r>
+      <w:r>
+        <w:rPr>
+          <w:rStyle w:val="VerbatimChar"/>
+        </w:rPr>
+        <w:t xml:space="preserve">dealScopePolicy.test.ts</w:t>
+      </w:r>
+      <w:r>
+        <w:t xml:space="preserve"> </w:t>
+      </w:r>
+      <w:r>
+        <w:t xml:space="preserve">= 10 tests.</w:t>
+      </w:r>
+    </w:p>
+    <w:p>
+      <w:pPr>
+        <w:pStyle w:val="Compact"/>
+        <w:numPr>
+          <w:ilvl w:val="0"/>
+          <w:numId w:val="1227"/>
+        </w:numPr>
+      </w:pPr>
+      <w:r>
+        <w:t xml:space="preserve">Frontend/client build passed after final layout and selection fixes.</w:t>
+      </w:r>
+    </w:p>
+    <w:bookmarkEnd w:id="36"/>
+    <w:bookmarkStart w:id="37" w:name="deal-card-parity"/>
+    <w:p>
+      <w:pPr>
+        <w:pStyle w:val="Heading3"/>
+      </w:pPr>
+      <w:r>
         <w:t xml:space="preserve">Deal card parity</w:t>
       </w:r>
     </w:p>
@@ -5797,7 +5957,7 @@
         <w:pStyle w:val="Compact"/>
         <w:numPr>
           <w:ilvl w:val="0"/>
-          <w:numId w:val="1220"/>
+          <w:numId w:val="1228"/>
         </w:numPr>
       </w:pPr>
       <w:r>
@@ -5809,7 +5969,7 @@
         <w:pStyle w:val="Compact"/>
         <w:numPr>
           <w:ilvl w:val="0"/>
-          <w:numId w:val="1221"/>
+          <w:numId w:val="1229"/>
         </w:numPr>
       </w:pPr>
       <w:r>
@@ -5821,7 +5981,7 @@
         <w:pStyle w:val="Compact"/>
         <w:numPr>
           <w:ilvl w:val="0"/>
-          <w:numId w:val="1222"/>
+          <w:numId w:val="1230"/>
         </w:numPr>
       </w:pPr>
       <w:r>
@@ -5833,7 +5993,7 @@
         <w:pStyle w:val="Compact"/>
         <w:numPr>
           <w:ilvl w:val="0"/>
-          <w:numId w:val="1223"/>
+          <w:numId w:val="1231"/>
         </w:numPr>
       </w:pPr>
       <w:r>
@@ -5860,7 +6020,7 @@
         <w:pStyle w:val="Compact"/>
         <w:numPr>
           <w:ilvl w:val="0"/>
-          <w:numId w:val="1224"/>
+          <w:numId w:val="1232"/>
         </w:numPr>
       </w:pPr>
       <w:r>
@@ -5872,7 +6032,7 @@
         <w:pStyle w:val="Compact"/>
         <w:numPr>
           <w:ilvl w:val="0"/>
-          <w:numId w:val="1225"/>
+          <w:numId w:val="1233"/>
         </w:numPr>
       </w:pPr>
       <w:r>
@@ -5884,7 +6044,7 @@
         <w:pStyle w:val="Compact"/>
         <w:numPr>
           <w:ilvl w:val="1"/>
-          <w:numId w:val="1226"/>
+          <w:numId w:val="1234"/>
         </w:numPr>
       </w:pPr>
       <w:r>
@@ -5896,7 +6056,7 @@
         <w:pStyle w:val="Compact"/>
         <w:numPr>
           <w:ilvl w:val="1"/>
-          <w:numId w:val="1226"/>
+          <w:numId w:val="1234"/>
         </w:numPr>
       </w:pPr>
       <w:r>
@@ -5920,7 +6080,7 @@
         <w:pStyle w:val="Compact"/>
         <w:numPr>
           <w:ilvl w:val="0"/>
-          <w:numId w:val="1227"/>
+          <w:numId w:val="1235"/>
         </w:numPr>
       </w:pPr>
       <w:r>
@@ -5932,7 +6092,7 @@
         <w:pStyle w:val="Compact"/>
         <w:numPr>
           <w:ilvl w:val="0"/>
-          <w:numId w:val="1228"/>
+          <w:numId w:val="1236"/>
         </w:numPr>
       </w:pPr>
       <w:r>
@@ -5944,7 +6104,7 @@
         <w:pStyle w:val="Compact"/>
         <w:numPr>
           <w:ilvl w:val="0"/>
-          <w:numId w:val="1229"/>
+          <w:numId w:val="1237"/>
         </w:numPr>
       </w:pPr>
       <w:r>
@@ -5956,7 +6116,7 @@
         <w:pStyle w:val="Compact"/>
         <w:numPr>
           <w:ilvl w:val="0"/>
-          <w:numId w:val="1230"/>
+          <w:numId w:val="1238"/>
         </w:numPr>
       </w:pPr>
       <w:r>
@@ -5968,7 +6128,7 @@
         <w:pStyle w:val="Compact"/>
         <w:numPr>
           <w:ilvl w:val="0"/>
-          <w:numId w:val="1231"/>
+          <w:numId w:val="1239"/>
         </w:numPr>
       </w:pPr>
       <w:r>
@@ -5980,15 +6140,15 @@
         <w:pStyle w:val="Compact"/>
         <w:numPr>
           <w:ilvl w:val="0"/>
-          <w:numId w:val="1232"/>
+          <w:numId w:val="1240"/>
         </w:numPr>
       </w:pPr>
       <w:r>
         <w:t xml:space="preserve">Tooltip hides sensitive contact details from unauthorized users.</w:t>
       </w:r>
     </w:p>
-    <w:bookmarkEnd w:id="36"/>
-    <w:bookmarkStart w:id="37" w:name="deal-panel-parity"/>
+    <w:bookmarkEnd w:id="37"/>
+    <w:bookmarkStart w:id="38" w:name="deal-panel-parity"/>
     <w:p>
       <w:pPr>
         <w:pStyle w:val="Heading3"/>
@@ -6002,7 +6162,7 @@
         <w:pStyle w:val="Compact"/>
         <w:numPr>
           <w:ilvl w:val="0"/>
-          <w:numId w:val="1233"/>
+          <w:numId w:val="1241"/>
         </w:numPr>
       </w:pPr>
       <w:r>
@@ -6014,7 +6174,7 @@
         <w:pStyle w:val="Compact"/>
         <w:numPr>
           <w:ilvl w:val="0"/>
-          <w:numId w:val="1234"/>
+          <w:numId w:val="1242"/>
         </w:numPr>
       </w:pPr>
       <w:r>
@@ -6026,7 +6186,7 @@
         <w:pStyle w:val="Compact"/>
         <w:numPr>
           <w:ilvl w:val="0"/>
-          <w:numId w:val="1235"/>
+          <w:numId w:val="1243"/>
         </w:numPr>
       </w:pPr>
       <w:r>
@@ -6038,7 +6198,7 @@
         <w:pStyle w:val="Compact"/>
         <w:numPr>
           <w:ilvl w:val="0"/>
-          <w:numId w:val="1236"/>
+          <w:numId w:val="1244"/>
         </w:numPr>
       </w:pPr>
       <w:r>
@@ -6050,7 +6210,7 @@
         <w:pStyle w:val="Compact"/>
         <w:numPr>
           <w:ilvl w:val="0"/>
-          <w:numId w:val="1237"/>
+          <w:numId w:val="1245"/>
         </w:numPr>
       </w:pPr>
       <w:r>
@@ -6062,7 +6222,7 @@
         <w:pStyle w:val="Compact"/>
         <w:numPr>
           <w:ilvl w:val="0"/>
-          <w:numId w:val="1238"/>
+          <w:numId w:val="1246"/>
         </w:numPr>
       </w:pPr>
       <w:r>
@@ -6074,7 +6234,7 @@
         <w:pStyle w:val="Compact"/>
         <w:numPr>
           <w:ilvl w:val="0"/>
-          <w:numId w:val="1239"/>
+          <w:numId w:val="1247"/>
         </w:numPr>
       </w:pPr>
       <w:r>
@@ -6086,7 +6246,7 @@
         <w:pStyle w:val="Compact"/>
         <w:numPr>
           <w:ilvl w:val="0"/>
-          <w:numId w:val="1240"/>
+          <w:numId w:val="1248"/>
         </w:numPr>
       </w:pPr>
       <w:r>
@@ -6098,7 +6258,7 @@
         <w:pStyle w:val="Compact"/>
         <w:numPr>
           <w:ilvl w:val="0"/>
-          <w:numId w:val="1241"/>
+          <w:numId w:val="1249"/>
         </w:numPr>
       </w:pPr>
       <w:r>
@@ -6110,7 +6270,7 @@
         <w:pStyle w:val="Compact"/>
         <w:numPr>
           <w:ilvl w:val="0"/>
-          <w:numId w:val="1242"/>
+          <w:numId w:val="1250"/>
         </w:numPr>
       </w:pPr>
       <w:r>
@@ -6122,15 +6282,15 @@
         <w:pStyle w:val="Compact"/>
         <w:numPr>
           <w:ilvl w:val="0"/>
-          <w:numId w:val="1243"/>
+          <w:numId w:val="1251"/>
         </w:numPr>
       </w:pPr>
       <w:r>
         <w:t xml:space="preserve">Quick note on create carries into deal note and activity log if included in scope.</w:t>
       </w:r>
     </w:p>
-    <w:bookmarkEnd w:id="37"/>
-    <w:bookmarkStart w:id="38" w:name="context-menu"/>
+    <w:bookmarkEnd w:id="38"/>
+    <w:bookmarkStart w:id="39" w:name="context-menu"/>
     <w:p>
       <w:pPr>
         <w:pStyle w:val="Heading3"/>
@@ -6144,7 +6304,7 @@
         <w:pStyle w:val="Compact"/>
         <w:numPr>
           <w:ilvl w:val="0"/>
-          <w:numId w:val="1244"/>
+          <w:numId w:val="1252"/>
         </w:numPr>
       </w:pPr>
       <w:r>
@@ -6156,7 +6316,7 @@
         <w:pStyle w:val="Compact"/>
         <w:numPr>
           <w:ilvl w:val="0"/>
-          <w:numId w:val="1245"/>
+          <w:numId w:val="1253"/>
         </w:numPr>
       </w:pPr>
       <w:r>
@@ -6168,7 +6328,7 @@
         <w:pStyle w:val="Compact"/>
         <w:numPr>
           <w:ilvl w:val="0"/>
-          <w:numId w:val="1246"/>
+          <w:numId w:val="1254"/>
         </w:numPr>
       </w:pPr>
       <w:r>
@@ -6180,7 +6340,7 @@
         <w:pStyle w:val="Compact"/>
         <w:numPr>
           <w:ilvl w:val="0"/>
-          <w:numId w:val="1247"/>
+          <w:numId w:val="1255"/>
         </w:numPr>
       </w:pPr>
       <w:r>
@@ -6192,7 +6352,7 @@
         <w:pStyle w:val="Compact"/>
         <w:numPr>
           <w:ilvl w:val="0"/>
-          <w:numId w:val="1248"/>
+          <w:numId w:val="1256"/>
         </w:numPr>
       </w:pPr>
       <w:r>
@@ -6204,7 +6364,7 @@
         <w:pStyle w:val="Compact"/>
         <w:numPr>
           <w:ilvl w:val="0"/>
-          <w:numId w:val="1249"/>
+          <w:numId w:val="1257"/>
         </w:numPr>
       </w:pPr>
       <w:r>
@@ -6216,7 +6376,7 @@
         <w:pStyle w:val="Compact"/>
         <w:numPr>
           <w:ilvl w:val="0"/>
-          <w:numId w:val="1250"/>
+          <w:numId w:val="1258"/>
         </w:numPr>
       </w:pPr>
       <w:r>
@@ -6228,7 +6388,7 @@
         <w:pStyle w:val="Compact"/>
         <w:numPr>
           <w:ilvl w:val="0"/>
-          <w:numId w:val="1251"/>
+          <w:numId w:val="1259"/>
         </w:numPr>
       </w:pPr>
       <w:r>
@@ -6240,7 +6400,7 @@
         <w:pStyle w:val="Compact"/>
         <w:numPr>
           <w:ilvl w:val="0"/>
-          <w:numId w:val="1252"/>
+          <w:numId w:val="1260"/>
         </w:numPr>
       </w:pPr>
       <w:r>
@@ -6259,8 +6419,8 @@
         <w:t xml:space="preserve">.</w:t>
       </w:r>
     </w:p>
-    <w:bookmarkEnd w:id="38"/>
-    <w:bookmarkStart w:id="39" w:name="m1.3-testing-gate"/>
+    <w:bookmarkEnd w:id="39"/>
+    <w:bookmarkStart w:id="40" w:name="m1.3-testing-gate"/>
     <w:p>
       <w:pPr>
         <w:pStyle w:val="Heading3"/>
@@ -6274,7 +6434,7 @@
         <w:pStyle w:val="Compact"/>
         <w:numPr>
           <w:ilvl w:val="0"/>
-          <w:numId w:val="1253"/>
+          <w:numId w:val="1261"/>
         </w:numPr>
       </w:pPr>
       <w:r>
@@ -6286,7 +6446,7 @@
         <w:pStyle w:val="Compact"/>
         <w:numPr>
           <w:ilvl w:val="0"/>
-          <w:numId w:val="1254"/>
+          <w:numId w:val="1262"/>
         </w:numPr>
       </w:pPr>
       <w:r>
@@ -6298,7 +6458,7 @@
         <w:pStyle w:val="Compact"/>
         <w:numPr>
           <w:ilvl w:val="0"/>
-          <w:numId w:val="1255"/>
+          <w:numId w:val="1263"/>
         </w:numPr>
       </w:pPr>
       <w:r>
@@ -6310,7 +6470,7 @@
         <w:pStyle w:val="Compact"/>
         <w:numPr>
           <w:ilvl w:val="0"/>
-          <w:numId w:val="1256"/>
+          <w:numId w:val="1264"/>
         </w:numPr>
       </w:pPr>
       <w:r>
@@ -6322,7 +6482,7 @@
         <w:pStyle w:val="Compact"/>
         <w:numPr>
           <w:ilvl w:val="0"/>
-          <w:numId w:val="1257"/>
+          <w:numId w:val="1265"/>
         </w:numPr>
       </w:pPr>
       <w:r>
@@ -6334,7 +6494,7 @@
         <w:pStyle w:val="Compact"/>
         <w:numPr>
           <w:ilvl w:val="0"/>
-          <w:numId w:val="1258"/>
+          <w:numId w:val="1266"/>
         </w:numPr>
       </w:pPr>
       <w:r>
@@ -6346,7 +6506,7 @@
         <w:pStyle w:val="Compact"/>
         <w:numPr>
           <w:ilvl w:val="0"/>
-          <w:numId w:val="1259"/>
+          <w:numId w:val="1267"/>
         </w:numPr>
       </w:pPr>
       <w:r>
@@ -6358,7 +6518,7 @@
         <w:pStyle w:val="Compact"/>
         <w:numPr>
           <w:ilvl w:val="0"/>
-          <w:numId w:val="1260"/>
+          <w:numId w:val="1268"/>
         </w:numPr>
       </w:pPr>
       <w:r>
@@ -6370,16 +6530,16 @@
         <w:pStyle w:val="Compact"/>
         <w:numPr>
           <w:ilvl w:val="0"/>
-          <w:numId w:val="1261"/>
+          <w:numId w:val="1269"/>
         </w:numPr>
       </w:pPr>
       <w:r>
         <w:t xml:space="preserve">Progress dashboard updated.</w:t>
       </w:r>
     </w:p>
-    <w:bookmarkEnd w:id="39"/>
     <w:bookmarkEnd w:id="40"/>
-    <w:bookmarkStart w:id="47" w:name="m1.4-pipeline-ai-extractor-and-badges"/>
+    <w:bookmarkEnd w:id="41"/>
+    <w:bookmarkStart w:id="48" w:name="m1.4-pipeline-ai-extractor-and-badges"/>
     <w:p>
       <w:pPr>
         <w:pStyle w:val="Heading2"/>
@@ -6388,7 +6548,7 @@
         <w:t xml:space="preserve">M1.4 — Pipeline AI Extractor And Badges</w:t>
       </w:r>
     </w:p>
-    <w:bookmarkStart w:id="41" w:name="X5e2d9b139835a18ffabad295a1b35dd0b7be496"/>
+    <w:bookmarkStart w:id="42" w:name="X5e2d9b139835a18ffabad295a1b35dd0b7be496"/>
     <w:p>
       <w:pPr>
         <w:pStyle w:val="Heading3"/>
@@ -6402,7 +6562,7 @@
         <w:pStyle w:val="Compact"/>
         <w:numPr>
           <w:ilvl w:val="0"/>
-          <w:numId w:val="1262"/>
+          <w:numId w:val="1270"/>
         </w:numPr>
       </w:pPr>
       <w:r>
@@ -6444,7 +6604,7 @@
         <w:pStyle w:val="Compact"/>
         <w:numPr>
           <w:ilvl w:val="0"/>
-          <w:numId w:val="1263"/>
+          <w:numId w:val="1271"/>
         </w:numPr>
       </w:pPr>
       <w:r>
@@ -6507,7 +6667,7 @@
         <w:pStyle w:val="Compact"/>
         <w:numPr>
           <w:ilvl w:val="0"/>
-          <w:numId w:val="1264"/>
+          <w:numId w:val="1272"/>
         </w:numPr>
       </w:pPr>
       <w:r>
@@ -6519,7 +6679,7 @@
         <w:pStyle w:val="Compact"/>
         <w:numPr>
           <w:ilvl w:val="0"/>
-          <w:numId w:val="1265"/>
+          <w:numId w:val="1273"/>
         </w:numPr>
       </w:pPr>
       <w:r>
@@ -6594,7 +6754,7 @@
         <w:pStyle w:val="Compact"/>
         <w:numPr>
           <w:ilvl w:val="0"/>
-          <w:numId w:val="1266"/>
+          <w:numId w:val="1274"/>
         </w:numPr>
       </w:pPr>
       <w:r>
@@ -6621,7 +6781,7 @@
         <w:pStyle w:val="Compact"/>
         <w:numPr>
           <w:ilvl w:val="0"/>
-          <w:numId w:val="1267"/>
+          <w:numId w:val="1275"/>
         </w:numPr>
       </w:pPr>
       <w:r>
@@ -6675,7 +6835,7 @@
         <w:pStyle w:val="Compact"/>
         <w:numPr>
           <w:ilvl w:val="0"/>
-          <w:numId w:val="1268"/>
+          <w:numId w:val="1276"/>
         </w:numPr>
       </w:pPr>
       <w:r>
@@ -6687,7 +6847,7 @@
         <w:pStyle w:val="Compact"/>
         <w:numPr>
           <w:ilvl w:val="0"/>
-          <w:numId w:val="1269"/>
+          <w:numId w:val="1277"/>
         </w:numPr>
       </w:pPr>
       <w:r>
@@ -6747,7 +6907,7 @@
         <w:pStyle w:val="Compact"/>
         <w:numPr>
           <w:ilvl w:val="0"/>
-          <w:numId w:val="1270"/>
+          <w:numId w:val="1278"/>
         </w:numPr>
       </w:pPr>
       <w:r>
@@ -6778,8 +6938,8 @@
         <w:t xml:space="preserve">, and live AI extraction endpoint.</w:t>
       </w:r>
     </w:p>
-    <w:bookmarkEnd w:id="41"/>
-    <w:bookmarkStart w:id="42" w:name="backend-foundation"/>
+    <w:bookmarkEnd w:id="42"/>
+    <w:bookmarkStart w:id="43" w:name="backend-foundation"/>
     <w:p>
       <w:pPr>
         <w:pStyle w:val="Heading3"/>
@@ -6793,7 +6953,7 @@
         <w:pStyle w:val="Compact"/>
         <w:numPr>
           <w:ilvl w:val="0"/>
-          <w:numId w:val="1271"/>
+          <w:numId w:val="1279"/>
         </w:numPr>
       </w:pPr>
       <w:r>
@@ -6817,7 +6977,7 @@
         <w:pStyle w:val="Compact"/>
         <w:numPr>
           <w:ilvl w:val="0"/>
-          <w:numId w:val="1272"/>
+          <w:numId w:val="1280"/>
         </w:numPr>
       </w:pPr>
       <w:r>
@@ -6841,7 +7001,7 @@
         <w:pStyle w:val="Compact"/>
         <w:numPr>
           <w:ilvl w:val="0"/>
-          <w:numId w:val="1273"/>
+          <w:numId w:val="1281"/>
         </w:numPr>
       </w:pPr>
       <w:r>
@@ -6868,7 +7028,7 @@
         <w:pStyle w:val="Compact"/>
         <w:numPr>
           <w:ilvl w:val="0"/>
-          <w:numId w:val="1274"/>
+          <w:numId w:val="1282"/>
         </w:numPr>
       </w:pPr>
       <w:r>
@@ -6892,7 +7052,7 @@
         <w:pStyle w:val="Compact"/>
         <w:numPr>
           <w:ilvl w:val="0"/>
-          <w:numId w:val="1275"/>
+          <w:numId w:val="1283"/>
         </w:numPr>
       </w:pPr>
       <w:r>
@@ -6904,7 +7064,7 @@
         <w:pStyle w:val="Compact"/>
         <w:numPr>
           <w:ilvl w:val="0"/>
-          <w:numId w:val="1276"/>
+          <w:numId w:val="1284"/>
         </w:numPr>
       </w:pPr>
       <w:r>
@@ -6931,7 +7091,7 @@
         <w:pStyle w:val="Compact"/>
         <w:numPr>
           <w:ilvl w:val="0"/>
-          <w:numId w:val="1277"/>
+          <w:numId w:val="1285"/>
         </w:numPr>
       </w:pPr>
       <w:r>
@@ -6943,7 +7103,7 @@
         <w:pStyle w:val="Compact"/>
         <w:numPr>
           <w:ilvl w:val="1"/>
-          <w:numId w:val="1278"/>
+          <w:numId w:val="1286"/>
         </w:numPr>
       </w:pPr>
       <w:r>
@@ -6961,7 +7121,7 @@
         <w:pStyle w:val="Compact"/>
         <w:numPr>
           <w:ilvl w:val="1"/>
-          <w:numId w:val="1278"/>
+          <w:numId w:val="1286"/>
         </w:numPr>
       </w:pPr>
       <w:r>
@@ -6979,7 +7139,7 @@
         <w:pStyle w:val="Compact"/>
         <w:numPr>
           <w:ilvl w:val="0"/>
-          <w:numId w:val="1279"/>
+          <w:numId w:val="1287"/>
         </w:numPr>
       </w:pPr>
       <w:r>
@@ -7006,7 +7166,7 @@
         <w:pStyle w:val="Compact"/>
         <w:numPr>
           <w:ilvl w:val="0"/>
-          <w:numId w:val="1280"/>
+          <w:numId w:val="1288"/>
         </w:numPr>
       </w:pPr>
       <w:r>
@@ -7033,7 +7193,7 @@
         <w:pStyle w:val="Compact"/>
         <w:numPr>
           <w:ilvl w:val="0"/>
-          <w:numId w:val="1281"/>
+          <w:numId w:val="1289"/>
         </w:numPr>
       </w:pPr>
       <w:r>
@@ -7060,7 +7220,7 @@
         <w:pStyle w:val="Compact"/>
         <w:numPr>
           <w:ilvl w:val="0"/>
-          <w:numId w:val="1282"/>
+          <w:numId w:val="1290"/>
         </w:numPr>
       </w:pPr>
       <w:r>
@@ -7072,7 +7232,7 @@
         <w:pStyle w:val="Compact"/>
         <w:numPr>
           <w:ilvl w:val="0"/>
-          <w:numId w:val="1283"/>
+          <w:numId w:val="1291"/>
         </w:numPr>
       </w:pPr>
       <w:r>
@@ -7084,15 +7244,15 @@
         <w:pStyle w:val="Compact"/>
         <w:numPr>
           <w:ilvl w:val="0"/>
-          <w:numId w:val="1284"/>
+          <w:numId w:val="1292"/>
         </w:numPr>
       </w:pPr>
       <w:r>
         <w:t xml:space="preserve">AI failures never break note save/update.</w:t>
       </w:r>
     </w:p>
-    <w:bookmarkEnd w:id="42"/>
-    <w:bookmarkStart w:id="43" w:name="trigger-wiring"/>
+    <w:bookmarkEnd w:id="43"/>
+    <w:bookmarkStart w:id="44" w:name="trigger-wiring"/>
     <w:p>
       <w:pPr>
         <w:pStyle w:val="Heading3"/>
@@ -7106,7 +7266,7 @@
         <w:pStyle w:val="Compact"/>
         <w:numPr>
           <w:ilvl w:val="0"/>
-          <w:numId w:val="1285"/>
+          <w:numId w:val="1293"/>
         </w:numPr>
       </w:pPr>
       <w:r>
@@ -7130,7 +7290,7 @@
         <w:pStyle w:val="Compact"/>
         <w:numPr>
           <w:ilvl w:val="0"/>
-          <w:numId w:val="1286"/>
+          <w:numId w:val="1294"/>
         </w:numPr>
       </w:pPr>
       <w:r>
@@ -7154,7 +7314,7 @@
         <w:pStyle w:val="Compact"/>
         <w:numPr>
           <w:ilvl w:val="0"/>
-          <w:numId w:val="1287"/>
+          <w:numId w:val="1295"/>
         </w:numPr>
       </w:pPr>
       <w:r>
@@ -7166,7 +7326,7 @@
         <w:pStyle w:val="Compact"/>
         <w:numPr>
           <w:ilvl w:val="0"/>
-          <w:numId w:val="1288"/>
+          <w:numId w:val="1296"/>
         </w:numPr>
       </w:pPr>
       <w:r>
@@ -7202,7 +7362,7 @@
         <w:pStyle w:val="Compact"/>
         <w:numPr>
           <w:ilvl w:val="0"/>
-          <w:numId w:val="1289"/>
+          <w:numId w:val="1297"/>
         </w:numPr>
       </w:pPr>
       <w:r>
@@ -7229,15 +7389,15 @@
         <w:pStyle w:val="Compact"/>
         <w:numPr>
           <w:ilvl w:val="0"/>
-          <w:numId w:val="1290"/>
+          <w:numId w:val="1298"/>
         </w:numPr>
       </w:pPr>
       <w:r>
         <w:t xml:space="preserve">Resolve remaining behavior: if no saved note exists, re-run uses latest client SMS or disables action.</w:t>
       </w:r>
     </w:p>
-    <w:bookmarkEnd w:id="43"/>
-    <w:bookmarkStart w:id="44" w:name="validation"/>
+    <w:bookmarkEnd w:id="44"/>
+    <w:bookmarkStart w:id="45" w:name="validation"/>
     <w:p>
       <w:pPr>
         <w:pStyle w:val="Heading3"/>
@@ -7251,7 +7411,7 @@
         <w:pStyle w:val="Compact"/>
         <w:numPr>
           <w:ilvl w:val="0"/>
-          <w:numId w:val="1291"/>
+          <w:numId w:val="1299"/>
         </w:numPr>
       </w:pPr>
       <w:r>
@@ -7278,7 +7438,7 @@
         <w:pStyle w:val="Compact"/>
         <w:numPr>
           <w:ilvl w:val="0"/>
-          <w:numId w:val="1292"/>
+          <w:numId w:val="1300"/>
         </w:numPr>
       </w:pPr>
       <w:r>
@@ -7305,7 +7465,7 @@
         <w:pStyle w:val="Compact"/>
         <w:numPr>
           <w:ilvl w:val="0"/>
-          <w:numId w:val="1293"/>
+          <w:numId w:val="1301"/>
         </w:numPr>
       </w:pPr>
       <w:r>
@@ -7332,7 +7492,7 @@
         <w:pStyle w:val="Compact"/>
         <w:numPr>
           <w:ilvl w:val="0"/>
-          <w:numId w:val="1294"/>
+          <w:numId w:val="1302"/>
         </w:numPr>
       </w:pPr>
       <w:r>
@@ -7344,7 +7504,7 @@
         <w:pStyle w:val="Compact"/>
         <w:numPr>
           <w:ilvl w:val="0"/>
-          <w:numId w:val="1295"/>
+          <w:numId w:val="1303"/>
         </w:numPr>
       </w:pPr>
       <w:r>
@@ -7356,7 +7516,7 @@
         <w:pStyle w:val="Compact"/>
         <w:numPr>
           <w:ilvl w:val="0"/>
-          <w:numId w:val="1296"/>
+          <w:numId w:val="1304"/>
         </w:numPr>
       </w:pPr>
       <w:r>
@@ -7368,7 +7528,7 @@
         <w:pStyle w:val="Compact"/>
         <w:numPr>
           <w:ilvl w:val="0"/>
-          <w:numId w:val="1297"/>
+          <w:numId w:val="1305"/>
         </w:numPr>
       </w:pPr>
       <w:r>
@@ -7380,7 +7540,7 @@
         <w:pStyle w:val="Compact"/>
         <w:numPr>
           <w:ilvl w:val="0"/>
-          <w:numId w:val="1298"/>
+          <w:numId w:val="1306"/>
         </w:numPr>
       </w:pPr>
       <w:r>
@@ -7392,7 +7552,7 @@
         <w:pStyle w:val="Compact"/>
         <w:numPr>
           <w:ilvl w:val="0"/>
-          <w:numId w:val="1299"/>
+          <w:numId w:val="1307"/>
         </w:numPr>
       </w:pPr>
       <w:r>
@@ -7429,8 +7589,8 @@
         <w:t xml:space="preserve">existing signals.</w:t>
       </w:r>
     </w:p>
-    <w:bookmarkEnd w:id="44"/>
-    <w:bookmarkStart w:id="45" w:name="frontend-badges-and-inline-bar"/>
+    <w:bookmarkEnd w:id="45"/>
+    <w:bookmarkStart w:id="46" w:name="frontend-badges-and-inline-bar"/>
     <w:p>
       <w:pPr>
         <w:pStyle w:val="Heading3"/>
@@ -7444,7 +7604,7 @@
         <w:pStyle w:val="Compact"/>
         <w:numPr>
           <w:ilvl w:val="0"/>
-          <w:numId w:val="1300"/>
+          <w:numId w:val="1308"/>
         </w:numPr>
       </w:pPr>
       <w:r>
@@ -7483,7 +7643,7 @@
         <w:pStyle w:val="Compact"/>
         <w:numPr>
           <w:ilvl w:val="0"/>
-          <w:numId w:val="1301"/>
+          <w:numId w:val="1309"/>
         </w:numPr>
       </w:pPr>
       <w:r>
@@ -7495,7 +7655,7 @@
         <w:pStyle w:val="Compact"/>
         <w:numPr>
           <w:ilvl w:val="0"/>
-          <w:numId w:val="1302"/>
+          <w:numId w:val="1310"/>
         </w:numPr>
       </w:pPr>
       <w:r>
@@ -7507,7 +7667,7 @@
         <w:pStyle w:val="Compact"/>
         <w:numPr>
           <w:ilvl w:val="0"/>
-          <w:numId w:val="1303"/>
+          <w:numId w:val="1311"/>
         </w:numPr>
       </w:pPr>
       <w:r>
@@ -7519,7 +7679,7 @@
         <w:pStyle w:val="Compact"/>
         <w:numPr>
           <w:ilvl w:val="0"/>
-          <w:numId w:val="1304"/>
+          <w:numId w:val="1312"/>
         </w:numPr>
       </w:pPr>
       <w:r>
@@ -7531,7 +7691,7 @@
         <w:pStyle w:val="Compact"/>
         <w:numPr>
           <w:ilvl w:val="0"/>
-          <w:numId w:val="1305"/>
+          <w:numId w:val="1313"/>
         </w:numPr>
       </w:pPr>
       <w:r>
@@ -7543,7 +7703,7 @@
         <w:pStyle w:val="Compact"/>
         <w:numPr>
           <w:ilvl w:val="1"/>
-          <w:numId w:val="1306"/>
+          <w:numId w:val="1314"/>
         </w:numPr>
       </w:pPr>
       <w:r>
@@ -7576,7 +7736,7 @@
         <w:pStyle w:val="Compact"/>
         <w:numPr>
           <w:ilvl w:val="1"/>
-          <w:numId w:val="1306"/>
+          <w:numId w:val="1314"/>
         </w:numPr>
       </w:pPr>
       <w:r>
@@ -7609,7 +7769,7 @@
         <w:pStyle w:val="Compact"/>
         <w:numPr>
           <w:ilvl w:val="1"/>
-          <w:numId w:val="1306"/>
+          <w:numId w:val="1314"/>
         </w:numPr>
       </w:pPr>
       <w:r>
@@ -7642,7 +7802,7 @@
         <w:pStyle w:val="Compact"/>
         <w:numPr>
           <w:ilvl w:val="1"/>
-          <w:numId w:val="1306"/>
+          <w:numId w:val="1314"/>
         </w:numPr>
       </w:pPr>
       <w:r>
@@ -7675,7 +7835,7 @@
         <w:pStyle w:val="Compact"/>
         <w:numPr>
           <w:ilvl w:val="1"/>
-          <w:numId w:val="1306"/>
+          <w:numId w:val="1314"/>
         </w:numPr>
       </w:pPr>
       <w:r>
@@ -7708,7 +7868,7 @@
         <w:pStyle w:val="Compact"/>
         <w:numPr>
           <w:ilvl w:val="0"/>
-          <w:numId w:val="1307"/>
+          <w:numId w:val="1315"/>
         </w:numPr>
       </w:pPr>
       <w:r>
@@ -7762,7 +7922,7 @@
         <w:pStyle w:val="Compact"/>
         <w:numPr>
           <w:ilvl w:val="0"/>
-          <w:numId w:val="1308"/>
+          <w:numId w:val="1316"/>
         </w:numPr>
       </w:pPr>
       <w:r>
@@ -7774,7 +7934,7 @@
         <w:pStyle w:val="Compact"/>
         <w:numPr>
           <w:ilvl w:val="0"/>
-          <w:numId w:val="1309"/>
+          <w:numId w:val="1317"/>
         </w:numPr>
       </w:pPr>
       <w:r>
@@ -7786,7 +7946,7 @@
         <w:pStyle w:val="Compact"/>
         <w:numPr>
           <w:ilvl w:val="0"/>
-          <w:numId w:val="1310"/>
+          <w:numId w:val="1318"/>
         </w:numPr>
       </w:pPr>
       <w:r>
@@ -7798,7 +7958,7 @@
         <w:pStyle w:val="Compact"/>
         <w:numPr>
           <w:ilvl w:val="0"/>
-          <w:numId w:val="1311"/>
+          <w:numId w:val="1319"/>
         </w:numPr>
       </w:pPr>
       <w:r>
@@ -7810,15 +7970,15 @@
         <w:pStyle w:val="Compact"/>
         <w:numPr>
           <w:ilvl w:val="0"/>
-          <w:numId w:val="1312"/>
+          <w:numId w:val="1320"/>
         </w:numPr>
       </w:pPr>
       <w:r>
         <w:t xml:space="preserve">AI suggestions may prefill empty fields visually but must not silently overwrite manual fields.</w:t>
       </w:r>
     </w:p>
-    <w:bookmarkEnd w:id="45"/>
-    <w:bookmarkStart w:id="46" w:name="m1.4-testing-gate"/>
+    <w:bookmarkEnd w:id="46"/>
+    <w:bookmarkStart w:id="47" w:name="m1.4-testing-gate"/>
     <w:p>
       <w:pPr>
         <w:pStyle w:val="Heading3"/>
@@ -7832,7 +7992,7 @@
         <w:pStyle w:val="Compact"/>
         <w:numPr>
           <w:ilvl w:val="0"/>
-          <w:numId w:val="1313"/>
+          <w:numId w:val="1321"/>
         </w:numPr>
       </w:pPr>
       <w:r>
@@ -7844,7 +8004,7 @@
         <w:pStyle w:val="Compact"/>
         <w:numPr>
           <w:ilvl w:val="0"/>
-          <w:numId w:val="1314"/>
+          <w:numId w:val="1322"/>
         </w:numPr>
       </w:pPr>
       <w:r>
@@ -7856,7 +8016,7 @@
         <w:pStyle w:val="Compact"/>
         <w:numPr>
           <w:ilvl w:val="0"/>
-          <w:numId w:val="1315"/>
+          <w:numId w:val="1323"/>
         </w:numPr>
       </w:pPr>
       <w:r>
@@ -7868,7 +8028,7 @@
         <w:pStyle w:val="Compact"/>
         <w:numPr>
           <w:ilvl w:val="0"/>
-          <w:numId w:val="1316"/>
+          <w:numId w:val="1324"/>
         </w:numPr>
       </w:pPr>
       <w:r>
@@ -7880,7 +8040,7 @@
         <w:pStyle w:val="Compact"/>
         <w:numPr>
           <w:ilvl w:val="0"/>
-          <w:numId w:val="1317"/>
+          <w:numId w:val="1325"/>
         </w:numPr>
       </w:pPr>
       <w:r>
@@ -7892,7 +8052,7 @@
         <w:pStyle w:val="Compact"/>
         <w:numPr>
           <w:ilvl w:val="0"/>
-          <w:numId w:val="1318"/>
+          <w:numId w:val="1326"/>
         </w:numPr>
       </w:pPr>
       <w:r>
@@ -7904,7 +8064,7 @@
         <w:pStyle w:val="Compact"/>
         <w:numPr>
           <w:ilvl w:val="0"/>
-          <w:numId w:val="1319"/>
+          <w:numId w:val="1327"/>
         </w:numPr>
       </w:pPr>
       <w:r>
@@ -7916,7 +8076,7 @@
         <w:pStyle w:val="Compact"/>
         <w:numPr>
           <w:ilvl w:val="0"/>
-          <w:numId w:val="1320"/>
+          <w:numId w:val="1328"/>
         </w:numPr>
       </w:pPr>
       <w:r>
@@ -7928,7 +8088,7 @@
         <w:pStyle w:val="Compact"/>
         <w:numPr>
           <w:ilvl w:val="0"/>
-          <w:numId w:val="1321"/>
+          <w:numId w:val="1329"/>
         </w:numPr>
       </w:pPr>
       <w:r>
@@ -7940,7 +8100,7 @@
         <w:pStyle w:val="Compact"/>
         <w:numPr>
           <w:ilvl w:val="0"/>
-          <w:numId w:val="1322"/>
+          <w:numId w:val="1330"/>
         </w:numPr>
       </w:pPr>
       <w:r>
@@ -7952,7 +8112,7 @@
         <w:pStyle w:val="Compact"/>
         <w:numPr>
           <w:ilvl w:val="0"/>
-          <w:numId w:val="1323"/>
+          <w:numId w:val="1331"/>
         </w:numPr>
       </w:pPr>
       <w:r>
@@ -7979,16 +8139,16 @@
         <w:pStyle w:val="Compact"/>
         <w:numPr>
           <w:ilvl w:val="0"/>
-          <w:numId w:val="1324"/>
+          <w:numId w:val="1332"/>
         </w:numPr>
       </w:pPr>
       <w:r>
         <w:t xml:space="preserve">Progress dashboard updated.</w:t>
       </w:r>
     </w:p>
-    <w:bookmarkEnd w:id="46"/>
     <w:bookmarkEnd w:id="47"/>
-    <w:bookmarkStart w:id="51" w:name="m1.5-auto-nurture-attempt-mechanic"/>
+    <w:bookmarkEnd w:id="48"/>
+    <w:bookmarkStart w:id="52" w:name="m1.5-auto-nurture-attempt-mechanic"/>
     <w:p>
       <w:pPr>
         <w:pStyle w:val="Heading2"/>
@@ -7997,7 +8157,7 @@
         <w:t xml:space="preserve">M1.5 — Auto-Nurture Attempt Mechanic</w:t>
       </w:r>
     </w:p>
-    <w:bookmarkStart w:id="48" w:name="data-and-backend"/>
+    <w:bookmarkStart w:id="49" w:name="data-and-backend"/>
     <w:p>
       <w:pPr>
         <w:pStyle w:val="Heading3"/>
@@ -8011,7 +8171,7 @@
         <w:pStyle w:val="Compact"/>
         <w:numPr>
           <w:ilvl w:val="0"/>
-          <w:numId w:val="1325"/>
+          <w:numId w:val="1333"/>
         </w:numPr>
       </w:pPr>
       <w:r>
@@ -8050,7 +8210,7 @@
         <w:pStyle w:val="Compact"/>
         <w:numPr>
           <w:ilvl w:val="0"/>
-          <w:numId w:val="1326"/>
+          <w:numId w:val="1334"/>
         </w:numPr>
       </w:pPr>
       <w:r>
@@ -8089,7 +8249,7 @@
         <w:pStyle w:val="Compact"/>
         <w:numPr>
           <w:ilvl w:val="0"/>
-          <w:numId w:val="1327"/>
+          <w:numId w:val="1335"/>
         </w:numPr>
       </w:pPr>
       <w:r>
@@ -8113,7 +8273,7 @@
         <w:pStyle w:val="Compact"/>
         <w:numPr>
           <w:ilvl w:val="0"/>
-          <w:numId w:val="1328"/>
+          <w:numId w:val="1336"/>
         </w:numPr>
       </w:pPr>
       <w:r>
@@ -8170,7 +8330,7 @@
         <w:pStyle w:val="Compact"/>
         <w:numPr>
           <w:ilvl w:val="0"/>
-          <w:numId w:val="1329"/>
+          <w:numId w:val="1337"/>
         </w:numPr>
       </w:pPr>
       <w:r>
@@ -8194,7 +8354,7 @@
         <w:pStyle w:val="Compact"/>
         <w:numPr>
           <w:ilvl w:val="0"/>
-          <w:numId w:val="1330"/>
+          <w:numId w:val="1338"/>
         </w:numPr>
       </w:pPr>
       <w:r>
@@ -8206,7 +8366,7 @@
         <w:pStyle w:val="Compact"/>
         <w:numPr>
           <w:ilvl w:val="1"/>
-          <w:numId w:val="1331"/>
+          <w:numId w:val="1339"/>
         </w:numPr>
       </w:pPr>
       <w:r>
@@ -8218,7 +8378,7 @@
         <w:pStyle w:val="Compact"/>
         <w:numPr>
           <w:ilvl w:val="1"/>
-          <w:numId w:val="1331"/>
+          <w:numId w:val="1339"/>
         </w:numPr>
       </w:pPr>
       <w:r>
@@ -8230,7 +8390,7 @@
         <w:pStyle w:val="Compact"/>
         <w:numPr>
           <w:ilvl w:val="1"/>
-          <w:numId w:val="1331"/>
+          <w:numId w:val="1339"/>
         </w:numPr>
       </w:pPr>
       <w:r>
@@ -8242,7 +8402,7 @@
         <w:pStyle w:val="Compact"/>
         <w:numPr>
           <w:ilvl w:val="1"/>
-          <w:numId w:val="1331"/>
+          <w:numId w:val="1339"/>
         </w:numPr>
       </w:pPr>
       <w:r>
@@ -8254,7 +8414,7 @@
         <w:pStyle w:val="Compact"/>
         <w:numPr>
           <w:ilvl w:val="1"/>
-          <w:numId w:val="1331"/>
+          <w:numId w:val="1339"/>
         </w:numPr>
       </w:pPr>
       <w:r>
@@ -8266,7 +8426,7 @@
         <w:pStyle w:val="Compact"/>
         <w:numPr>
           <w:ilvl w:val="0"/>
-          <w:numId w:val="1332"/>
+          <w:numId w:val="1340"/>
         </w:numPr>
       </w:pPr>
       <w:r>
@@ -8311,7 +8471,7 @@
         <w:pStyle w:val="Compact"/>
         <w:numPr>
           <w:ilvl w:val="0"/>
-          <w:numId w:val="1333"/>
+          <w:numId w:val="1341"/>
         </w:numPr>
       </w:pPr>
       <w:r>
@@ -8344,7 +8504,7 @@
         <w:pStyle w:val="Compact"/>
         <w:numPr>
           <w:ilvl w:val="0"/>
-          <w:numId w:val="1334"/>
+          <w:numId w:val="1342"/>
         </w:numPr>
       </w:pPr>
       <w:r>
@@ -8377,7 +8537,7 @@
         <w:pStyle w:val="Compact"/>
         <w:numPr>
           <w:ilvl w:val="0"/>
-          <w:numId w:val="1335"/>
+          <w:numId w:val="1343"/>
         </w:numPr>
       </w:pPr>
       <w:r>
@@ -8404,7 +8564,7 @@
         <w:pStyle w:val="Compact"/>
         <w:numPr>
           <w:ilvl w:val="0"/>
-          <w:numId w:val="1336"/>
+          <w:numId w:val="1344"/>
         </w:numPr>
       </w:pPr>
       <w:r>
@@ -8416,7 +8576,7 @@
         <w:pStyle w:val="Compact"/>
         <w:numPr>
           <w:ilvl w:val="0"/>
-          <w:numId w:val="1337"/>
+          <w:numId w:val="1345"/>
         </w:numPr>
       </w:pPr>
       <w:r>
@@ -8428,7 +8588,7 @@
         <w:pStyle w:val="Compact"/>
         <w:numPr>
           <w:ilvl w:val="0"/>
-          <w:numId w:val="1338"/>
+          <w:numId w:val="1346"/>
         </w:numPr>
       </w:pPr>
       <w:r>
@@ -8440,7 +8600,7 @@
         <w:pStyle w:val="Compact"/>
         <w:numPr>
           <w:ilvl w:val="0"/>
-          <w:numId w:val="1339"/>
+          <w:numId w:val="1347"/>
         </w:numPr>
       </w:pPr>
       <w:r>
@@ -8452,7 +8612,7 @@
         <w:pStyle w:val="Compact"/>
         <w:numPr>
           <w:ilvl w:val="0"/>
-          <w:numId w:val="1340"/>
+          <w:numId w:val="1348"/>
         </w:numPr>
       </w:pPr>
       <w:r>
@@ -8479,15 +8639,15 @@
         <w:pStyle w:val="Compact"/>
         <w:numPr>
           <w:ilvl w:val="0"/>
-          <w:numId w:val="1341"/>
+          <w:numId w:val="1349"/>
         </w:numPr>
       </w:pPr>
       <w:r>
         <w:t xml:space="preserve">Revive Queue compatibility preserved.</w:t>
       </w:r>
     </w:p>
-    <w:bookmarkEnd w:id="48"/>
-    <w:bookmarkStart w:id="49" w:name="ui"/>
+    <w:bookmarkEnd w:id="49"/>
+    <w:bookmarkStart w:id="50" w:name="ui"/>
     <w:p>
       <w:pPr>
         <w:pStyle w:val="Heading3"/>
@@ -8501,7 +8661,7 @@
         <w:pStyle w:val="Compact"/>
         <w:numPr>
           <w:ilvl w:val="0"/>
-          <w:numId w:val="1342"/>
+          <w:numId w:val="1350"/>
         </w:numPr>
       </w:pPr>
       <w:r>
@@ -8513,7 +8673,7 @@
         <w:pStyle w:val="Compact"/>
         <w:numPr>
           <w:ilvl w:val="0"/>
-          <w:numId w:val="1343"/>
+          <w:numId w:val="1351"/>
         </w:numPr>
       </w:pPr>
       <w:r>
@@ -8525,7 +8685,7 @@
         <w:pStyle w:val="Compact"/>
         <w:numPr>
           <w:ilvl w:val="0"/>
-          <w:numId w:val="1344"/>
+          <w:numId w:val="1352"/>
         </w:numPr>
       </w:pPr>
       <w:r>
@@ -8537,7 +8697,7 @@
         <w:pStyle w:val="Compact"/>
         <w:numPr>
           <w:ilvl w:val="0"/>
-          <w:numId w:val="1345"/>
+          <w:numId w:val="1353"/>
         </w:numPr>
       </w:pPr>
       <w:r>
@@ -8561,7 +8721,7 @@
         <w:pStyle w:val="Compact"/>
         <w:numPr>
           <w:ilvl w:val="0"/>
-          <w:numId w:val="1346"/>
+          <w:numId w:val="1354"/>
         </w:numPr>
       </w:pPr>
       <w:r>
@@ -8573,7 +8733,7 @@
         <w:pStyle w:val="Compact"/>
         <w:numPr>
           <w:ilvl w:val="1"/>
-          <w:numId w:val="1347"/>
+          <w:numId w:val="1355"/>
         </w:numPr>
       </w:pPr>
       <w:r>
@@ -8585,7 +8745,7 @@
         <w:pStyle w:val="Compact"/>
         <w:numPr>
           <w:ilvl w:val="1"/>
-          <w:numId w:val="1347"/>
+          <w:numId w:val="1355"/>
         </w:numPr>
       </w:pPr>
       <w:r>
@@ -8597,7 +8757,7 @@
         <w:pStyle w:val="Compact"/>
         <w:numPr>
           <w:ilvl w:val="1"/>
-          <w:numId w:val="1347"/>
+          <w:numId w:val="1355"/>
         </w:numPr>
       </w:pPr>
       <w:r>
@@ -8609,7 +8769,7 @@
         <w:pStyle w:val="Compact"/>
         <w:numPr>
           <w:ilvl w:val="0"/>
-          <w:numId w:val="1348"/>
+          <w:numId w:val="1356"/>
         </w:numPr>
       </w:pPr>
       <w:r>
@@ -8651,7 +8811,7 @@
         <w:pStyle w:val="Compact"/>
         <w:numPr>
           <w:ilvl w:val="0"/>
-          <w:numId w:val="1349"/>
+          <w:numId w:val="1357"/>
         </w:numPr>
       </w:pPr>
       <w:r>
@@ -8688,8 +8848,8 @@
         <w:t xml:space="preserve">visual target.</w:t>
       </w:r>
     </w:p>
-    <w:bookmarkEnd w:id="49"/>
-    <w:bookmarkStart w:id="50" w:name="m1.5-testing-gate"/>
+    <w:bookmarkEnd w:id="50"/>
+    <w:bookmarkStart w:id="51" w:name="m1.5-testing-gate"/>
     <w:p>
       <w:pPr>
         <w:pStyle w:val="Heading3"/>
@@ -8703,7 +8863,7 @@
         <w:pStyle w:val="Compact"/>
         <w:numPr>
           <w:ilvl w:val="0"/>
-          <w:numId w:val="1350"/>
+          <w:numId w:val="1358"/>
         </w:numPr>
       </w:pPr>
       <w:r>
@@ -8715,7 +8875,7 @@
         <w:pStyle w:val="Compact"/>
         <w:numPr>
           <w:ilvl w:val="0"/>
-          <w:numId w:val="1351"/>
+          <w:numId w:val="1359"/>
         </w:numPr>
       </w:pPr>
       <w:r>
@@ -8727,7 +8887,7 @@
         <w:pStyle w:val="Compact"/>
         <w:numPr>
           <w:ilvl w:val="0"/>
-          <w:numId w:val="1352"/>
+          <w:numId w:val="1360"/>
         </w:numPr>
       </w:pPr>
       <w:r>
@@ -8739,7 +8899,7 @@
         <w:pStyle w:val="Compact"/>
         <w:numPr>
           <w:ilvl w:val="0"/>
-          <w:numId w:val="1353"/>
+          <w:numId w:val="1361"/>
         </w:numPr>
       </w:pPr>
       <w:r>
@@ -8751,7 +8911,7 @@
         <w:pStyle w:val="Compact"/>
         <w:numPr>
           <w:ilvl w:val="0"/>
-          <w:numId w:val="1354"/>
+          <w:numId w:val="1362"/>
         </w:numPr>
       </w:pPr>
       <w:r>
@@ -8763,7 +8923,7 @@
         <w:pStyle w:val="Compact"/>
         <w:numPr>
           <w:ilvl w:val="0"/>
-          <w:numId w:val="1355"/>
+          <w:numId w:val="1363"/>
         </w:numPr>
       </w:pPr>
       <w:r>
@@ -8775,7 +8935,7 @@
         <w:pStyle w:val="Compact"/>
         <w:numPr>
           <w:ilvl w:val="0"/>
-          <w:numId w:val="1356"/>
+          <w:numId w:val="1364"/>
         </w:numPr>
       </w:pPr>
       <w:r>
@@ -8787,7 +8947,7 @@
         <w:pStyle w:val="Compact"/>
         <w:numPr>
           <w:ilvl w:val="0"/>
-          <w:numId w:val="1357"/>
+          <w:numId w:val="1365"/>
         </w:numPr>
       </w:pPr>
       <w:r>
@@ -8799,16 +8959,16 @@
         <w:pStyle w:val="Compact"/>
         <w:numPr>
           <w:ilvl w:val="0"/>
-          <w:numId w:val="1358"/>
+          <w:numId w:val="1366"/>
         </w:numPr>
       </w:pPr>
       <w:r>
         <w:t xml:space="preserve">Progress dashboard updated.</w:t>
       </w:r>
     </w:p>
-    <w:bookmarkEnd w:id="50"/>
     <w:bookmarkEnd w:id="51"/>
-    <w:bookmarkStart w:id="55" w:name="m1.6-m1-full-regression-and-release-gate"/>
+    <w:bookmarkEnd w:id="52"/>
+    <w:bookmarkStart w:id="56" w:name="m1.6-m1-full-regression-and-release-gate"/>
     <w:p>
       <w:pPr>
         <w:pStyle w:val="Heading2"/>
@@ -8817,7 +8977,7 @@
         <w:t xml:space="preserve">M1.6 — M1 Full Regression And Release Gate</w:t>
       </w:r>
     </w:p>
-    <w:bookmarkStart w:id="52" w:name="functional-regression"/>
+    <w:bookmarkStart w:id="53" w:name="functional-regression"/>
     <w:p>
       <w:pPr>
         <w:pStyle w:val="Heading3"/>
@@ -8831,7 +8991,7 @@
         <w:pStyle w:val="Compact"/>
         <w:numPr>
           <w:ilvl w:val="0"/>
-          <w:numId w:val="1359"/>
+          <w:numId w:val="1367"/>
         </w:numPr>
       </w:pPr>
       <w:r>
@@ -8843,7 +9003,7 @@
         <w:pStyle w:val="Compact"/>
         <w:numPr>
           <w:ilvl w:val="0"/>
-          <w:numId w:val="1360"/>
+          <w:numId w:val="1368"/>
         </w:numPr>
       </w:pPr>
       <w:r>
@@ -8855,7 +9015,7 @@
         <w:pStyle w:val="Compact"/>
         <w:numPr>
           <w:ilvl w:val="0"/>
-          <w:numId w:val="1361"/>
+          <w:numId w:val="1369"/>
         </w:numPr>
       </w:pPr>
       <w:r>
@@ -8867,7 +9027,7 @@
         <w:pStyle w:val="Compact"/>
         <w:numPr>
           <w:ilvl w:val="0"/>
-          <w:numId w:val="1362"/>
+          <w:numId w:val="1370"/>
         </w:numPr>
       </w:pPr>
       <w:r>
@@ -8879,7 +9039,7 @@
         <w:pStyle w:val="Compact"/>
         <w:numPr>
           <w:ilvl w:val="0"/>
-          <w:numId w:val="1363"/>
+          <w:numId w:val="1371"/>
         </w:numPr>
       </w:pPr>
       <w:r>
@@ -8891,7 +9051,7 @@
         <w:pStyle w:val="Compact"/>
         <w:numPr>
           <w:ilvl w:val="0"/>
-          <w:numId w:val="1364"/>
+          <w:numId w:val="1372"/>
         </w:numPr>
       </w:pPr>
       <w:r>
@@ -8903,7 +9063,7 @@
         <w:pStyle w:val="Compact"/>
         <w:numPr>
           <w:ilvl w:val="0"/>
-          <w:numId w:val="1365"/>
+          <w:numId w:val="1373"/>
         </w:numPr>
       </w:pPr>
       <w:r>
@@ -8915,7 +9075,7 @@
         <w:pStyle w:val="Compact"/>
         <w:numPr>
           <w:ilvl w:val="0"/>
-          <w:numId w:val="1366"/>
+          <w:numId w:val="1374"/>
         </w:numPr>
       </w:pPr>
       <w:r>
@@ -8927,7 +9087,7 @@
         <w:pStyle w:val="Compact"/>
         <w:numPr>
           <w:ilvl w:val="0"/>
-          <w:numId w:val="1367"/>
+          <w:numId w:val="1375"/>
         </w:numPr>
       </w:pPr>
       <w:r>
@@ -8939,7 +9099,7 @@
         <w:pStyle w:val="Compact"/>
         <w:numPr>
           <w:ilvl w:val="0"/>
-          <w:numId w:val="1368"/>
+          <w:numId w:val="1376"/>
         </w:numPr>
       </w:pPr>
       <w:r>
@@ -8951,7 +9111,7 @@
         <w:pStyle w:val="Compact"/>
         <w:numPr>
           <w:ilvl w:val="0"/>
-          <w:numId w:val="1369"/>
+          <w:numId w:val="1377"/>
         </w:numPr>
       </w:pPr>
       <w:r>
@@ -8963,7 +9123,7 @@
         <w:pStyle w:val="Compact"/>
         <w:numPr>
           <w:ilvl w:val="0"/>
-          <w:numId w:val="1370"/>
+          <w:numId w:val="1378"/>
         </w:numPr>
       </w:pPr>
       <w:r>
@@ -8975,7 +9135,7 @@
         <w:pStyle w:val="Compact"/>
         <w:numPr>
           <w:ilvl w:val="0"/>
-          <w:numId w:val="1371"/>
+          <w:numId w:val="1379"/>
         </w:numPr>
       </w:pPr>
       <w:r>
@@ -8987,7 +9147,7 @@
         <w:pStyle w:val="Compact"/>
         <w:numPr>
           <w:ilvl w:val="0"/>
-          <w:numId w:val="1372"/>
+          <w:numId w:val="1380"/>
         </w:numPr>
       </w:pPr>
       <w:r>
@@ -8999,15 +9159,15 @@
         <w:pStyle w:val="Compact"/>
         <w:numPr>
           <w:ilvl w:val="0"/>
-          <w:numId w:val="1373"/>
+          <w:numId w:val="1381"/>
         </w:numPr>
       </w:pPr>
       <w:r>
         <w:t xml:space="preserve">Socket scoping unaffected.</w:t>
       </w:r>
     </w:p>
-    <w:bookmarkEnd w:id="52"/>
-    <w:bookmarkStart w:id="53" w:name="visual-regression"/>
+    <w:bookmarkEnd w:id="53"/>
+    <w:bookmarkStart w:id="54" w:name="visual-regression"/>
     <w:p>
       <w:pPr>
         <w:pStyle w:val="Heading3"/>
@@ -9021,7 +9181,7 @@
         <w:pStyle w:val="Compact"/>
         <w:numPr>
           <w:ilvl w:val="0"/>
-          <w:numId w:val="1374"/>
+          <w:numId w:val="1382"/>
         </w:numPr>
       </w:pPr>
       <w:r>
@@ -9033,7 +9193,7 @@
         <w:pStyle w:val="Compact"/>
         <w:numPr>
           <w:ilvl w:val="0"/>
-          <w:numId w:val="1375"/>
+          <w:numId w:val="1383"/>
         </w:numPr>
       </w:pPr>
       <w:r>
@@ -9045,7 +9205,7 @@
         <w:pStyle w:val="Compact"/>
         <w:numPr>
           <w:ilvl w:val="0"/>
-          <w:numId w:val="1376"/>
+          <w:numId w:val="1384"/>
         </w:numPr>
       </w:pPr>
       <w:r>
@@ -9057,7 +9217,7 @@
         <w:pStyle w:val="Compact"/>
         <w:numPr>
           <w:ilvl w:val="0"/>
-          <w:numId w:val="1377"/>
+          <w:numId w:val="1385"/>
         </w:numPr>
       </w:pPr>
       <w:r>
@@ -9069,7 +9229,7 @@
         <w:pStyle w:val="Compact"/>
         <w:numPr>
           <w:ilvl w:val="0"/>
-          <w:numId w:val="1378"/>
+          <w:numId w:val="1386"/>
         </w:numPr>
       </w:pPr>
       <w:r>
@@ -9081,7 +9241,7 @@
         <w:pStyle w:val="Compact"/>
         <w:numPr>
           <w:ilvl w:val="0"/>
-          <w:numId w:val="1379"/>
+          <w:numId w:val="1387"/>
         </w:numPr>
       </w:pPr>
       <w:r>
@@ -9093,15 +9253,15 @@
         <w:pStyle w:val="Compact"/>
         <w:numPr>
           <w:ilvl w:val="0"/>
-          <w:numId w:val="1380"/>
+          <w:numId w:val="1388"/>
         </w:numPr>
       </w:pPr>
       <w:r>
         <w:t xml:space="preserve">Sidebar remains unchanged unless intentionally touched.</w:t>
       </w:r>
     </w:p>
-    <w:bookmarkEnd w:id="53"/>
-    <w:bookmarkStart w:id="54" w:name="release-readiness"/>
+    <w:bookmarkEnd w:id="54"/>
+    <w:bookmarkStart w:id="55" w:name="release-readiness"/>
     <w:p>
       <w:pPr>
         <w:pStyle w:val="Heading3"/>
@@ -9115,7 +9275,7 @@
         <w:pStyle w:val="Compact"/>
         <w:numPr>
           <w:ilvl w:val="0"/>
-          <w:numId w:val="1381"/>
+          <w:numId w:val="1389"/>
         </w:numPr>
       </w:pPr>
       <w:r>
@@ -9127,7 +9287,7 @@
         <w:pStyle w:val="Compact"/>
         <w:numPr>
           <w:ilvl w:val="0"/>
-          <w:numId w:val="1382"/>
+          <w:numId w:val="1390"/>
         </w:numPr>
       </w:pPr>
       <w:r>
@@ -9139,7 +9299,7 @@
         <w:pStyle w:val="Compact"/>
         <w:numPr>
           <w:ilvl w:val="0"/>
-          <w:numId w:val="1383"/>
+          <w:numId w:val="1391"/>
         </w:numPr>
       </w:pPr>
       <w:r>
@@ -9151,7 +9311,7 @@
         <w:pStyle w:val="Compact"/>
         <w:numPr>
           <w:ilvl w:val="0"/>
-          <w:numId w:val="1384"/>
+          <w:numId w:val="1392"/>
         </w:numPr>
       </w:pPr>
       <w:r>
@@ -9163,7 +9323,7 @@
         <w:pStyle w:val="Compact"/>
         <w:numPr>
           <w:ilvl w:val="0"/>
-          <w:numId w:val="1385"/>
+          <w:numId w:val="1393"/>
         </w:numPr>
       </w:pPr>
       <w:r>
@@ -9175,7 +9335,7 @@
         <w:pStyle w:val="Compact"/>
         <w:numPr>
           <w:ilvl w:val="0"/>
-          <w:numId w:val="1386"/>
+          <w:numId w:val="1394"/>
         </w:numPr>
       </w:pPr>
       <w:r>
@@ -9187,16 +9347,16 @@
         <w:pStyle w:val="Compact"/>
         <w:numPr>
           <w:ilvl w:val="0"/>
-          <w:numId w:val="1387"/>
+          <w:numId w:val="1395"/>
         </w:numPr>
       </w:pPr>
       <w:r>
         <w:t xml:space="preserve">Progress dashboard updated to M1 complete only after all gates pass.</w:t>
       </w:r>
     </w:p>
-    <w:bookmarkEnd w:id="54"/>
     <w:bookmarkEnd w:id="55"/>
-    <w:bookmarkStart w:id="60" w:name="Xa989490dca5dab2d86ca3d9b72c2ded4f0c555a"/>
+    <w:bookmarkEnd w:id="56"/>
+    <w:bookmarkStart w:id="61" w:name="Xa989490dca5dab2d86ca3d9b72c2ded4f0c555a"/>
     <w:p>
       <w:pPr>
         <w:pStyle w:val="Heading2"/>
@@ -9205,7 +9365,7 @@
         <w:t xml:space="preserve">M2.1 — Leads/Campaign Access And Source Fixes</w:t>
       </w:r>
     </w:p>
-    <w:bookmarkStart w:id="56" w:name="leads-ownership-bug"/>
+    <w:bookmarkStart w:id="57" w:name="leads-ownership-bug"/>
     <w:p>
       <w:pPr>
         <w:pStyle w:val="Heading3"/>
@@ -9219,7 +9379,7 @@
         <w:pStyle w:val="Compact"/>
         <w:numPr>
           <w:ilvl w:val="0"/>
-          <w:numId w:val="1388"/>
+          <w:numId w:val="1396"/>
         </w:numPr>
       </w:pPr>
       <w:r>
@@ -9270,7 +9430,7 @@
         <w:pStyle w:val="Compact"/>
         <w:numPr>
           <w:ilvl w:val="0"/>
-          <w:numId w:val="1389"/>
+          <w:numId w:val="1397"/>
         </w:numPr>
       </w:pPr>
       <w:r>
@@ -9297,7 +9457,7 @@
         <w:pStyle w:val="Compact"/>
         <w:numPr>
           <w:ilvl w:val="0"/>
-          <w:numId w:val="1390"/>
+          <w:numId w:val="1398"/>
         </w:numPr>
       </w:pPr>
       <w:r>
@@ -9309,7 +9469,7 @@
         <w:pStyle w:val="Compact"/>
         <w:numPr>
           <w:ilvl w:val="0"/>
-          <w:numId w:val="1391"/>
+          <w:numId w:val="1399"/>
         </w:numPr>
       </w:pPr>
       <w:r>
@@ -9336,7 +9496,7 @@
         <w:pStyle w:val="Compact"/>
         <w:numPr>
           <w:ilvl w:val="0"/>
-          <w:numId w:val="1392"/>
+          <w:numId w:val="1400"/>
         </w:numPr>
       </w:pPr>
       <w:r>
@@ -9348,7 +9508,7 @@
         <w:pStyle w:val="Compact"/>
         <w:numPr>
           <w:ilvl w:val="0"/>
-          <w:numId w:val="1393"/>
+          <w:numId w:val="1401"/>
         </w:numPr>
       </w:pPr>
       <w:r>
@@ -9360,15 +9520,15 @@
         <w:pStyle w:val="Compact"/>
         <w:numPr>
           <w:ilvl w:val="0"/>
-          <w:numId w:val="1394"/>
+          <w:numId w:val="1402"/>
         </w:numPr>
       </w:pPr>
       <w:r>
         <w:t xml:space="preserve">Manager behavior documented and tested.</w:t>
       </w:r>
     </w:p>
-    <w:bookmarkEnd w:id="56"/>
-    <w:bookmarkStart w:id="57" w:name="campaign-ownership-bug"/>
+    <w:bookmarkEnd w:id="57"/>
+    <w:bookmarkStart w:id="58" w:name="campaign-ownership-bug"/>
     <w:p>
       <w:pPr>
         <w:pStyle w:val="Heading3"/>
@@ -9382,7 +9542,7 @@
         <w:pStyle w:val="Compact"/>
         <w:numPr>
           <w:ilvl w:val="0"/>
-          <w:numId w:val="1395"/>
+          <w:numId w:val="1403"/>
         </w:numPr>
       </w:pPr>
       <w:r>
@@ -9406,7 +9566,7 @@
         <w:pStyle w:val="Compact"/>
         <w:numPr>
           <w:ilvl w:val="0"/>
-          <w:numId w:val="1396"/>
+          <w:numId w:val="1404"/>
         </w:numPr>
       </w:pPr>
       <w:r>
@@ -9430,7 +9590,7 @@
         <w:pStyle w:val="Compact"/>
         <w:numPr>
           <w:ilvl w:val="0"/>
-          <w:numId w:val="1397"/>
+          <w:numId w:val="1405"/>
         </w:numPr>
       </w:pPr>
       <w:r>
@@ -9442,7 +9602,7 @@
         <w:pStyle w:val="Compact"/>
         <w:numPr>
           <w:ilvl w:val="0"/>
-          <w:numId w:val="1398"/>
+          <w:numId w:val="1406"/>
         </w:numPr>
       </w:pPr>
       <w:r>
@@ -9454,7 +9614,7 @@
         <w:pStyle w:val="Compact"/>
         <w:numPr>
           <w:ilvl w:val="0"/>
-          <w:numId w:val="1399"/>
+          <w:numId w:val="1407"/>
         </w:numPr>
       </w:pPr>
       <w:r>
@@ -9466,7 +9626,7 @@
         <w:pStyle w:val="Compact"/>
         <w:numPr>
           <w:ilvl w:val="0"/>
-          <w:numId w:val="1400"/>
+          <w:numId w:val="1408"/>
         </w:numPr>
       </w:pPr>
       <w:r>
@@ -9482,8 +9642,8 @@
         <w:t xml:space="preserve">remains compatible.</w:t>
       </w:r>
     </w:p>
-    <w:bookmarkEnd w:id="57"/>
-    <w:bookmarkStart w:id="58" w:name="source-readable-fix"/>
+    <w:bookmarkEnd w:id="58"/>
+    <w:bookmarkStart w:id="59" w:name="source-readable-fix"/>
     <w:p>
       <w:pPr>
         <w:pStyle w:val="Heading3"/>
@@ -9497,7 +9657,7 @@
         <w:pStyle w:val="Compact"/>
         <w:numPr>
           <w:ilvl w:val="0"/>
-          <w:numId w:val="1401"/>
+          <w:numId w:val="1409"/>
         </w:numPr>
       </w:pPr>
       <w:r>
@@ -9509,7 +9669,7 @@
         <w:pStyle w:val="Compact"/>
         <w:numPr>
           <w:ilvl w:val="0"/>
-          <w:numId w:val="1402"/>
+          <w:numId w:val="1410"/>
         </w:numPr>
       </w:pPr>
       <w:r>
@@ -9521,7 +9681,7 @@
         <w:pStyle w:val="Compact"/>
         <w:numPr>
           <w:ilvl w:val="1"/>
-          <w:numId w:val="1403"/>
+          <w:numId w:val="1411"/>
         </w:numPr>
       </w:pPr>
       <w:r>
@@ -9539,7 +9699,7 @@
         <w:pStyle w:val="Compact"/>
         <w:numPr>
           <w:ilvl w:val="1"/>
-          <w:numId w:val="1403"/>
+          <w:numId w:val="1411"/>
         </w:numPr>
       </w:pPr>
       <w:r>
@@ -9557,7 +9717,7 @@
         <w:pStyle w:val="Compact"/>
         <w:numPr>
           <w:ilvl w:val="1"/>
-          <w:numId w:val="1403"/>
+          <w:numId w:val="1411"/>
         </w:numPr>
       </w:pPr>
       <w:r>
@@ -9575,7 +9735,7 @@
         <w:pStyle w:val="Compact"/>
         <w:numPr>
           <w:ilvl w:val="1"/>
-          <w:numId w:val="1403"/>
+          <w:numId w:val="1411"/>
         </w:numPr>
       </w:pPr>
       <w:r>
@@ -9593,7 +9753,7 @@
         <w:pStyle w:val="Compact"/>
         <w:numPr>
           <w:ilvl w:val="0"/>
-          <w:numId w:val="1404"/>
+          <w:numId w:val="1412"/>
         </w:numPr>
       </w:pPr>
       <w:r>
@@ -9605,7 +9765,7 @@
         <w:pStyle w:val="Compact"/>
         <w:numPr>
           <w:ilvl w:val="0"/>
-          <w:numId w:val="1405"/>
+          <w:numId w:val="1413"/>
         </w:numPr>
       </w:pPr>
       <w:r>
@@ -9617,15 +9777,15 @@
         <w:pStyle w:val="Compact"/>
         <w:numPr>
           <w:ilvl w:val="0"/>
-          <w:numId w:val="1406"/>
+          <w:numId w:val="1414"/>
         </w:numPr>
       </w:pPr>
       <w:r>
         <w:t xml:space="preserve">Campaign-created leads preserve campaign/list lineage.</w:t>
       </w:r>
     </w:p>
-    <w:bookmarkEnd w:id="58"/>
-    <w:bookmarkStart w:id="59" w:name="m2.1-testing-gate"/>
+    <w:bookmarkEnd w:id="59"/>
+    <w:bookmarkStart w:id="60" w:name="m2.1-testing-gate"/>
     <w:p>
       <w:pPr>
         <w:pStyle w:val="Heading3"/>
@@ -9639,7 +9799,7 @@
         <w:pStyle w:val="Compact"/>
         <w:numPr>
           <w:ilvl w:val="0"/>
-          <w:numId w:val="1407"/>
+          <w:numId w:val="1415"/>
         </w:numPr>
       </w:pPr>
       <w:r>
@@ -9651,7 +9811,7 @@
         <w:pStyle w:val="Compact"/>
         <w:numPr>
           <w:ilvl w:val="0"/>
-          <w:numId w:val="1408"/>
+          <w:numId w:val="1416"/>
         </w:numPr>
       </w:pPr>
       <w:r>
@@ -9663,7 +9823,7 @@
         <w:pStyle w:val="Compact"/>
         <w:numPr>
           <w:ilvl w:val="0"/>
-          <w:numId w:val="1409"/>
+          <w:numId w:val="1417"/>
         </w:numPr>
       </w:pPr>
       <w:r>
@@ -9675,7 +9835,7 @@
         <w:pStyle w:val="Compact"/>
         <w:numPr>
           <w:ilvl w:val="0"/>
-          <w:numId w:val="1410"/>
+          <w:numId w:val="1418"/>
         </w:numPr>
       </w:pPr>
       <w:r>
@@ -9687,7 +9847,7 @@
         <w:pStyle w:val="Compact"/>
         <w:numPr>
           <w:ilvl w:val="0"/>
-          <w:numId w:val="1411"/>
+          <w:numId w:val="1419"/>
         </w:numPr>
       </w:pPr>
       <w:r>
@@ -9699,7 +9859,7 @@
         <w:pStyle w:val="Compact"/>
         <w:numPr>
           <w:ilvl w:val="0"/>
-          <w:numId w:val="1412"/>
+          <w:numId w:val="1420"/>
         </w:numPr>
       </w:pPr>
       <w:r>
@@ -9711,7 +9871,7 @@
         <w:pStyle w:val="Compact"/>
         <w:numPr>
           <w:ilvl w:val="0"/>
-          <w:numId w:val="1413"/>
+          <w:numId w:val="1421"/>
         </w:numPr>
       </w:pPr>
       <w:r>
@@ -9723,7 +9883,7 @@
         <w:pStyle w:val="Compact"/>
         <w:numPr>
           <w:ilvl w:val="0"/>
-          <w:numId w:val="1414"/>
+          <w:numId w:val="1422"/>
         </w:numPr>
       </w:pPr>
       <w:r>
@@ -9735,16 +9895,16 @@
         <w:pStyle w:val="Compact"/>
         <w:numPr>
           <w:ilvl w:val="0"/>
-          <w:numId w:val="1415"/>
+          <w:numId w:val="1423"/>
         </w:numPr>
       </w:pPr>
       <w:r>
         <w:t xml:space="preserve">Progress dashboard updated.</w:t>
       </w:r>
     </w:p>
-    <w:bookmarkEnd w:id="59"/>
     <w:bookmarkEnd w:id="60"/>
-    <w:bookmarkStart w:id="66" w:name="X80216ddf01e64983419846741e514a0cb2a2ddb"/>
+    <w:bookmarkEnd w:id="61"/>
+    <w:bookmarkStart w:id="67" w:name="X80216ddf01e64983419846741e514a0cb2a2ddb"/>
     <w:p>
       <w:pPr>
         <w:pStyle w:val="Heading2"/>
@@ -9753,7 +9913,7 @@
         <w:t xml:space="preserve">M2.2 — Leads Enrichment Columns And Export CSV</w:t>
       </w:r>
     </w:p>
-    <w:bookmarkStart w:id="61" w:name="leads-table-columns"/>
+    <w:bookmarkStart w:id="62" w:name="leads-table-columns"/>
     <w:p>
       <w:pPr>
         <w:pStyle w:val="Heading3"/>
@@ -9767,7 +9927,7 @@
         <w:pStyle w:val="Compact"/>
         <w:numPr>
           <w:ilvl w:val="0"/>
-          <w:numId w:val="1416"/>
+          <w:numId w:val="1424"/>
         </w:numPr>
       </w:pPr>
       <w:r>
@@ -9779,7 +9939,7 @@
         <w:pStyle w:val="Compact"/>
         <w:numPr>
           <w:ilvl w:val="0"/>
-          <w:numId w:val="1417"/>
+          <w:numId w:val="1425"/>
         </w:numPr>
       </w:pPr>
       <w:r>
@@ -9791,7 +9951,7 @@
         <w:pStyle w:val="Compact"/>
         <w:numPr>
           <w:ilvl w:val="1"/>
-          <w:numId w:val="1418"/>
+          <w:numId w:val="1426"/>
         </w:numPr>
       </w:pPr>
       <w:r>
@@ -9803,7 +9963,7 @@
         <w:pStyle w:val="Compact"/>
         <w:numPr>
           <w:ilvl w:val="1"/>
-          <w:numId w:val="1418"/>
+          <w:numId w:val="1426"/>
         </w:numPr>
       </w:pPr>
       <w:r>
@@ -9815,7 +9975,7 @@
         <w:pStyle w:val="Compact"/>
         <w:numPr>
           <w:ilvl w:val="1"/>
-          <w:numId w:val="1418"/>
+          <w:numId w:val="1426"/>
         </w:numPr>
       </w:pPr>
       <w:r>
@@ -9827,7 +9987,7 @@
         <w:pStyle w:val="Compact"/>
         <w:numPr>
           <w:ilvl w:val="1"/>
-          <w:numId w:val="1418"/>
+          <w:numId w:val="1426"/>
         </w:numPr>
       </w:pPr>
       <w:r>
@@ -9839,7 +9999,7 @@
         <w:pStyle w:val="Compact"/>
         <w:numPr>
           <w:ilvl w:val="1"/>
-          <w:numId w:val="1418"/>
+          <w:numId w:val="1426"/>
         </w:numPr>
       </w:pPr>
       <w:r>
@@ -9851,7 +10011,7 @@
         <w:pStyle w:val="Compact"/>
         <w:numPr>
           <w:ilvl w:val="1"/>
-          <w:numId w:val="1418"/>
+          <w:numId w:val="1426"/>
         </w:numPr>
       </w:pPr>
       <w:r>
@@ -9863,7 +10023,7 @@
         <w:pStyle w:val="Compact"/>
         <w:numPr>
           <w:ilvl w:val="1"/>
-          <w:numId w:val="1418"/>
+          <w:numId w:val="1426"/>
         </w:numPr>
       </w:pPr>
       <w:r>
@@ -9875,7 +10035,7 @@
         <w:pStyle w:val="Compact"/>
         <w:numPr>
           <w:ilvl w:val="1"/>
-          <w:numId w:val="1418"/>
+          <w:numId w:val="1426"/>
         </w:numPr>
       </w:pPr>
       <w:r>
@@ -9887,7 +10047,7 @@
         <w:pStyle w:val="Compact"/>
         <w:numPr>
           <w:ilvl w:val="0"/>
-          <w:numId w:val="1419"/>
+          <w:numId w:val="1427"/>
         </w:numPr>
       </w:pPr>
       <w:r>
@@ -9908,7 +10068,7 @@
         <w:pStyle w:val="Compact"/>
         <w:numPr>
           <w:ilvl w:val="0"/>
-          <w:numId w:val="1420"/>
+          <w:numId w:val="1428"/>
         </w:numPr>
       </w:pPr>
       <w:r>
@@ -9932,177 +10092,11 @@
         <w:pStyle w:val="Compact"/>
         <w:numPr>
           <w:ilvl w:val="0"/>
-          <w:numId w:val="1421"/>
+          <w:numId w:val="1429"/>
         </w:numPr>
       </w:pPr>
       <w:r>
         <w:t xml:space="preserve">Monthly Revenue renders raw/formatted revenue plus provenance chip:</w:t>
-      </w:r>
-    </w:p>
-    <w:p>
-      <w:pPr>
-        <w:pStyle w:val="Compact"/>
-        <w:numPr>
-          <w:ilvl w:val="1"/>
-          <w:numId w:val="1422"/>
-        </w:numPr>
-      </w:pPr>
-      <w:r>
-        <w:t xml:space="preserve">AI;</w:t>
-      </w:r>
-    </w:p>
-    <w:p>
-      <w:pPr>
-        <w:pStyle w:val="Compact"/>
-        <w:numPr>
-          <w:ilvl w:val="1"/>
-          <w:numId w:val="1422"/>
-        </w:numPr>
-      </w:pPr>
-      <w:r>
-        <w:t xml:space="preserve">CSV;</w:t>
-      </w:r>
-    </w:p>
-    <w:p>
-      <w:pPr>
-        <w:pStyle w:val="Compact"/>
-        <w:numPr>
-          <w:ilvl w:val="1"/>
-          <w:numId w:val="1422"/>
-        </w:numPr>
-      </w:pPr>
-      <w:r>
-        <w:t xml:space="preserve">MANUAL.</w:t>
-      </w:r>
-    </w:p>
-    <w:p>
-      <w:pPr>
-        <w:pStyle w:val="Compact"/>
-        <w:numPr>
-          <w:ilvl w:val="0"/>
-          <w:numId w:val="1423"/>
-        </w:numPr>
-      </w:pPr>
-      <w:r>
-        <w:t xml:space="preserve">Empty revenue renders</w:t>
-      </w:r>
-      <w:r>
-        <w:t xml:space="preserve"> </w:t>
-      </w:r>
-      <w:r>
-        <w:rPr>
-          <w:rStyle w:val="VerbatimChar"/>
-        </w:rPr>
-        <w:t xml:space="preserve">—</w:t>
-      </w:r>
-      <w:r>
-        <w:t xml:space="preserve">.</w:t>
-      </w:r>
-    </w:p>
-    <w:p>
-      <w:pPr>
-        <w:pStyle w:val="Compact"/>
-        <w:numPr>
-          <w:ilvl w:val="0"/>
-          <w:numId w:val="1424"/>
-        </w:numPr>
-      </w:pPr>
-      <w:r>
-        <w:t xml:space="preserve">Source cell uses two-line readable source/list pattern.</w:t>
-      </w:r>
-    </w:p>
-    <w:p>
-      <w:pPr>
-        <w:pStyle w:val="Compact"/>
-        <w:numPr>
-          <w:ilvl w:val="0"/>
-          <w:numId w:val="1425"/>
-        </w:numPr>
-      </w:pPr>
-      <w:r>
-        <w:t xml:space="preserve">Status pill styles match prototype.</w:t>
-      </w:r>
-    </w:p>
-    <w:p>
-      <w:pPr>
-        <w:pStyle w:val="Compact"/>
-        <w:numPr>
-          <w:ilvl w:val="0"/>
-          <w:numId w:val="1426"/>
-        </w:numPr>
-      </w:pPr>
-      <w:r>
-        <w:t xml:space="preserve">Avatar initials match prototype density.</w:t>
-      </w:r>
-    </w:p>
-    <w:bookmarkEnd w:id="61"/>
-    <w:bookmarkStart w:id="62" w:name="data-plumbing"/>
-    <w:p>
-      <w:pPr>
-        <w:pStyle w:val="Heading3"/>
-      </w:pPr>
-      <w:r>
-        <w:t xml:space="preserve">Data plumbing</w:t>
-      </w:r>
-    </w:p>
-    <w:p>
-      <w:pPr>
-        <w:pStyle w:val="Compact"/>
-        <w:numPr>
-          <w:ilvl w:val="0"/>
-          <w:numId w:val="1427"/>
-        </w:numPr>
-      </w:pPr>
-      <w:r>
-        <w:t xml:space="preserve">Confirm data source for industry:</w:t>
-      </w:r>
-    </w:p>
-    <w:p>
-      <w:pPr>
-        <w:pStyle w:val="Compact"/>
-        <w:numPr>
-          <w:ilvl w:val="1"/>
-          <w:numId w:val="1428"/>
-        </w:numPr>
-      </w:pPr>
-      <w:r>
-        <w:t xml:space="preserve">existing AI classifier field;</w:t>
-      </w:r>
-    </w:p>
-    <w:p>
-      <w:pPr>
-        <w:pStyle w:val="Compact"/>
-        <w:numPr>
-          <w:ilvl w:val="1"/>
-          <w:numId w:val="1428"/>
-        </w:numPr>
-      </w:pPr>
-      <w:r>
-        <w:t xml:space="preserve">CSV value;</w:t>
-      </w:r>
-    </w:p>
-    <w:p>
-      <w:pPr>
-        <w:pStyle w:val="Compact"/>
-        <w:numPr>
-          <w:ilvl w:val="1"/>
-          <w:numId w:val="1428"/>
-        </w:numPr>
-      </w:pPr>
-      <w:r>
-        <w:t xml:space="preserve">manual override.</w:t>
-      </w:r>
-    </w:p>
-    <w:p>
-      <w:pPr>
-        <w:pStyle w:val="Compact"/>
-        <w:numPr>
-          <w:ilvl w:val="0"/>
-          <w:numId w:val="1429"/>
-        </w:numPr>
-      </w:pPr>
-      <w:r>
-        <w:t xml:space="preserve">Confirm data source for monthly revenue:</w:t>
       </w:r>
     </w:p>
     <w:p>
@@ -10114,7 +10108,7 @@
         </w:numPr>
       </w:pPr>
       <w:r>
-        <w:t xml:space="preserve">existing AI extraction;</w:t>
+        <w:t xml:space="preserve">AI;</w:t>
       </w:r>
     </w:p>
     <w:p>
@@ -10126,7 +10120,7 @@
         </w:numPr>
       </w:pPr>
       <w:r>
-        <w:t xml:space="preserve">CSV import;</w:t>
+        <w:t xml:space="preserve">CSV;</w:t>
       </w:r>
     </w:p>
     <w:p>
@@ -10138,6 +10132,172 @@
         </w:numPr>
       </w:pPr>
       <w:r>
+        <w:t xml:space="preserve">MANUAL.</w:t>
+      </w:r>
+    </w:p>
+    <w:p>
+      <w:pPr>
+        <w:pStyle w:val="Compact"/>
+        <w:numPr>
+          <w:ilvl w:val="0"/>
+          <w:numId w:val="1431"/>
+        </w:numPr>
+      </w:pPr>
+      <w:r>
+        <w:t xml:space="preserve">Empty revenue renders</w:t>
+      </w:r>
+      <w:r>
+        <w:t xml:space="preserve"> </w:t>
+      </w:r>
+      <w:r>
+        <w:rPr>
+          <w:rStyle w:val="VerbatimChar"/>
+        </w:rPr>
+        <w:t xml:space="preserve">—</w:t>
+      </w:r>
+      <w:r>
+        <w:t xml:space="preserve">.</w:t>
+      </w:r>
+    </w:p>
+    <w:p>
+      <w:pPr>
+        <w:pStyle w:val="Compact"/>
+        <w:numPr>
+          <w:ilvl w:val="0"/>
+          <w:numId w:val="1432"/>
+        </w:numPr>
+      </w:pPr>
+      <w:r>
+        <w:t xml:space="preserve">Source cell uses two-line readable source/list pattern.</w:t>
+      </w:r>
+    </w:p>
+    <w:p>
+      <w:pPr>
+        <w:pStyle w:val="Compact"/>
+        <w:numPr>
+          <w:ilvl w:val="0"/>
+          <w:numId w:val="1433"/>
+        </w:numPr>
+      </w:pPr>
+      <w:r>
+        <w:t xml:space="preserve">Status pill styles match prototype.</w:t>
+      </w:r>
+    </w:p>
+    <w:p>
+      <w:pPr>
+        <w:pStyle w:val="Compact"/>
+        <w:numPr>
+          <w:ilvl w:val="0"/>
+          <w:numId w:val="1434"/>
+        </w:numPr>
+      </w:pPr>
+      <w:r>
+        <w:t xml:space="preserve">Avatar initials match prototype density.</w:t>
+      </w:r>
+    </w:p>
+    <w:bookmarkEnd w:id="62"/>
+    <w:bookmarkStart w:id="63" w:name="data-plumbing"/>
+    <w:p>
+      <w:pPr>
+        <w:pStyle w:val="Heading3"/>
+      </w:pPr>
+      <w:r>
+        <w:t xml:space="preserve">Data plumbing</w:t>
+      </w:r>
+    </w:p>
+    <w:p>
+      <w:pPr>
+        <w:pStyle w:val="Compact"/>
+        <w:numPr>
+          <w:ilvl w:val="0"/>
+          <w:numId w:val="1435"/>
+        </w:numPr>
+      </w:pPr>
+      <w:r>
+        <w:t xml:space="preserve">Confirm data source for industry:</w:t>
+      </w:r>
+    </w:p>
+    <w:p>
+      <w:pPr>
+        <w:pStyle w:val="Compact"/>
+        <w:numPr>
+          <w:ilvl w:val="1"/>
+          <w:numId w:val="1436"/>
+        </w:numPr>
+      </w:pPr>
+      <w:r>
+        <w:t xml:space="preserve">existing AI classifier field;</w:t>
+      </w:r>
+    </w:p>
+    <w:p>
+      <w:pPr>
+        <w:pStyle w:val="Compact"/>
+        <w:numPr>
+          <w:ilvl w:val="1"/>
+          <w:numId w:val="1436"/>
+        </w:numPr>
+      </w:pPr>
+      <w:r>
+        <w:t xml:space="preserve">CSV value;</w:t>
+      </w:r>
+    </w:p>
+    <w:p>
+      <w:pPr>
+        <w:pStyle w:val="Compact"/>
+        <w:numPr>
+          <w:ilvl w:val="1"/>
+          <w:numId w:val="1436"/>
+        </w:numPr>
+      </w:pPr>
+      <w:r>
+        <w:t xml:space="preserve">manual override.</w:t>
+      </w:r>
+    </w:p>
+    <w:p>
+      <w:pPr>
+        <w:pStyle w:val="Compact"/>
+        <w:numPr>
+          <w:ilvl w:val="0"/>
+          <w:numId w:val="1437"/>
+        </w:numPr>
+      </w:pPr>
+      <w:r>
+        <w:t xml:space="preserve">Confirm data source for monthly revenue:</w:t>
+      </w:r>
+    </w:p>
+    <w:p>
+      <w:pPr>
+        <w:pStyle w:val="Compact"/>
+        <w:numPr>
+          <w:ilvl w:val="1"/>
+          <w:numId w:val="1438"/>
+        </w:numPr>
+      </w:pPr>
+      <w:r>
+        <w:t xml:space="preserve">existing AI extraction;</w:t>
+      </w:r>
+    </w:p>
+    <w:p>
+      <w:pPr>
+        <w:pStyle w:val="Compact"/>
+        <w:numPr>
+          <w:ilvl w:val="1"/>
+          <w:numId w:val="1438"/>
+        </w:numPr>
+      </w:pPr>
+      <w:r>
+        <w:t xml:space="preserve">CSV import;</w:t>
+      </w:r>
+    </w:p>
+    <w:p>
+      <w:pPr>
+        <w:pStyle w:val="Compact"/>
+        <w:numPr>
+          <w:ilvl w:val="1"/>
+          <w:numId w:val="1438"/>
+        </w:numPr>
+      </w:pPr>
+      <w:r>
         <w:t xml:space="preserve">manual field.</w:t>
       </w:r>
     </w:p>
@@ -10146,7 +10306,7 @@
         <w:pStyle w:val="Compact"/>
         <w:numPr>
           <w:ilvl w:val="0"/>
-          <w:numId w:val="1431"/>
+          <w:numId w:val="1439"/>
         </w:numPr>
       </w:pPr>
       <w:r>
@@ -10158,7 +10318,7 @@
         <w:pStyle w:val="Compact"/>
         <w:numPr>
           <w:ilvl w:val="0"/>
-          <w:numId w:val="1432"/>
+          <w:numId w:val="1440"/>
         </w:numPr>
       </w:pPr>
       <w:r>
@@ -10170,15 +10330,15 @@
         <w:pStyle w:val="Compact"/>
         <w:numPr>
           <w:ilvl w:val="0"/>
-          <w:numId w:val="1433"/>
+          <w:numId w:val="1441"/>
         </w:numPr>
       </w:pPr>
       <w:r>
         <w:t xml:space="preserve">Rep scope applies to all enrichment queries.</w:t>
       </w:r>
     </w:p>
-    <w:bookmarkEnd w:id="62"/>
-    <w:bookmarkStart w:id="63" w:name="export-csv"/>
+    <w:bookmarkEnd w:id="63"/>
+    <w:bookmarkStart w:id="64" w:name="export-csv"/>
     <w:p>
       <w:pPr>
         <w:pStyle w:val="Heading3"/>
@@ -10192,7 +10352,7 @@
         <w:pStyle w:val="Compact"/>
         <w:numPr>
           <w:ilvl w:val="0"/>
-          <w:numId w:val="1434"/>
+          <w:numId w:val="1442"/>
         </w:numPr>
       </w:pPr>
       <w:r>
@@ -10213,7 +10373,7 @@
         <w:pStyle w:val="Compact"/>
         <w:numPr>
           <w:ilvl w:val="0"/>
-          <w:numId w:val="1435"/>
+          <w:numId w:val="1443"/>
         </w:numPr>
       </w:pPr>
       <w:r>
@@ -10225,7 +10385,7 @@
         <w:pStyle w:val="Compact"/>
         <w:numPr>
           <w:ilvl w:val="0"/>
-          <w:numId w:val="1436"/>
+          <w:numId w:val="1444"/>
         </w:numPr>
       </w:pPr>
       <w:r>
@@ -10237,7 +10397,7 @@
         <w:pStyle w:val="Compact"/>
         <w:numPr>
           <w:ilvl w:val="0"/>
-          <w:numId w:val="1437"/>
+          <w:numId w:val="1445"/>
         </w:numPr>
       </w:pPr>
       <w:r>
@@ -10249,7 +10409,7 @@
         <w:pStyle w:val="Compact"/>
         <w:numPr>
           <w:ilvl w:val="0"/>
-          <w:numId w:val="1438"/>
+          <w:numId w:val="1446"/>
         </w:numPr>
       </w:pPr>
       <w:r>
@@ -10261,7 +10421,7 @@
         <w:pStyle w:val="Compact"/>
         <w:numPr>
           <w:ilvl w:val="0"/>
-          <w:numId w:val="1439"/>
+          <w:numId w:val="1447"/>
         </w:numPr>
       </w:pPr>
       <w:r>
@@ -10273,7 +10433,7 @@
         <w:pStyle w:val="Compact"/>
         <w:numPr>
           <w:ilvl w:val="1"/>
-          <w:numId w:val="1440"/>
+          <w:numId w:val="1448"/>
         </w:numPr>
       </w:pPr>
       <w:r>
@@ -10285,7 +10445,7 @@
         <w:pStyle w:val="Compact"/>
         <w:numPr>
           <w:ilvl w:val="1"/>
-          <w:numId w:val="1440"/>
+          <w:numId w:val="1448"/>
         </w:numPr>
       </w:pPr>
       <w:r>
@@ -10297,7 +10457,7 @@
         <w:pStyle w:val="Compact"/>
         <w:numPr>
           <w:ilvl w:val="1"/>
-          <w:numId w:val="1440"/>
+          <w:numId w:val="1448"/>
         </w:numPr>
       </w:pPr>
       <w:r>
@@ -10309,7 +10469,7 @@
         <w:pStyle w:val="Compact"/>
         <w:numPr>
           <w:ilvl w:val="1"/>
-          <w:numId w:val="1440"/>
+          <w:numId w:val="1448"/>
         </w:numPr>
       </w:pPr>
       <w:r>
@@ -10321,7 +10481,7 @@
         <w:pStyle w:val="Compact"/>
         <w:numPr>
           <w:ilvl w:val="1"/>
-          <w:numId w:val="1440"/>
+          <w:numId w:val="1448"/>
         </w:numPr>
       </w:pPr>
       <w:r>
@@ -10333,7 +10493,7 @@
         <w:pStyle w:val="Compact"/>
         <w:numPr>
           <w:ilvl w:val="1"/>
-          <w:numId w:val="1440"/>
+          <w:numId w:val="1448"/>
         </w:numPr>
       </w:pPr>
       <w:r>
@@ -10345,7 +10505,7 @@
         <w:pStyle w:val="Compact"/>
         <w:numPr>
           <w:ilvl w:val="0"/>
-          <w:numId w:val="1441"/>
+          <w:numId w:val="1449"/>
         </w:numPr>
       </w:pPr>
       <w:r>
@@ -10357,15 +10517,15 @@
         <w:pStyle w:val="Compact"/>
         <w:numPr>
           <w:ilvl w:val="0"/>
-          <w:numId w:val="1442"/>
+          <w:numId w:val="1450"/>
         </w:numPr>
       </w:pPr>
       <w:r>
         <w:t xml:space="preserve">CSV escaping handles commas, quotes, line breaks.</w:t>
       </w:r>
     </w:p>
-    <w:bookmarkEnd w:id="63"/>
-    <w:bookmarkStart w:id="64" w:name="m2.2-style-isolation"/>
+    <w:bookmarkEnd w:id="64"/>
+    <w:bookmarkStart w:id="65" w:name="m2.2-style-isolation"/>
     <w:p>
       <w:pPr>
         <w:pStyle w:val="Heading3"/>
@@ -10379,7 +10539,7 @@
         <w:pStyle w:val="Compact"/>
         <w:numPr>
           <w:ilvl w:val="0"/>
-          <w:numId w:val="1443"/>
+          <w:numId w:val="1451"/>
         </w:numPr>
       </w:pPr>
       <w:r>
@@ -10391,7 +10551,7 @@
         <w:pStyle w:val="Compact"/>
         <w:numPr>
           <w:ilvl w:val="0"/>
-          <w:numId w:val="1444"/>
+          <w:numId w:val="1452"/>
         </w:numPr>
       </w:pPr>
       <w:r>
@@ -10403,7 +10563,7 @@
         <w:pStyle w:val="Compact"/>
         <w:numPr>
           <w:ilvl w:val="0"/>
-          <w:numId w:val="1445"/>
+          <w:numId w:val="1453"/>
         </w:numPr>
       </w:pPr>
       <w:r>
@@ -10415,7 +10575,7 @@
         <w:pStyle w:val="Compact"/>
         <w:numPr>
           <w:ilvl w:val="0"/>
-          <w:numId w:val="1446"/>
+          <w:numId w:val="1454"/>
         </w:numPr>
       </w:pPr>
       <w:r>
@@ -10427,15 +10587,15 @@
         <w:pStyle w:val="Compact"/>
         <w:numPr>
           <w:ilvl w:val="0"/>
-          <w:numId w:val="1447"/>
+          <w:numId w:val="1455"/>
         </w:numPr>
       </w:pPr>
       <w:r>
         <w:t xml:space="preserve">Ensure text truncation/line wrapping is deliberate and not overlapping.</w:t>
       </w:r>
     </w:p>
-    <w:bookmarkEnd w:id="64"/>
-    <w:bookmarkStart w:id="65" w:name="m2.2-testing-gate"/>
+    <w:bookmarkEnd w:id="65"/>
+    <w:bookmarkStart w:id="66" w:name="m2.2-testing-gate"/>
     <w:p>
       <w:pPr>
         <w:pStyle w:val="Heading3"/>
@@ -10449,7 +10609,7 @@
         <w:pStyle w:val="Compact"/>
         <w:numPr>
           <w:ilvl w:val="0"/>
-          <w:numId w:val="1448"/>
+          <w:numId w:val="1456"/>
         </w:numPr>
       </w:pPr>
       <w:r>
@@ -10461,7 +10621,7 @@
         <w:pStyle w:val="Compact"/>
         <w:numPr>
           <w:ilvl w:val="0"/>
-          <w:numId w:val="1449"/>
+          <w:numId w:val="1457"/>
         </w:numPr>
       </w:pPr>
       <w:r>
@@ -10473,7 +10633,7 @@
         <w:pStyle w:val="Compact"/>
         <w:numPr>
           <w:ilvl w:val="0"/>
-          <w:numId w:val="1450"/>
+          <w:numId w:val="1458"/>
         </w:numPr>
       </w:pPr>
       <w:r>
@@ -10485,7 +10645,7 @@
         <w:pStyle w:val="Compact"/>
         <w:numPr>
           <w:ilvl w:val="0"/>
-          <w:numId w:val="1451"/>
+          <w:numId w:val="1459"/>
         </w:numPr>
       </w:pPr>
       <w:r>
@@ -10497,7 +10657,7 @@
         <w:pStyle w:val="Compact"/>
         <w:numPr>
           <w:ilvl w:val="0"/>
-          <w:numId w:val="1452"/>
+          <w:numId w:val="1460"/>
         </w:numPr>
       </w:pPr>
       <w:r>
@@ -10509,7 +10669,7 @@
         <w:pStyle w:val="Compact"/>
         <w:numPr>
           <w:ilvl w:val="0"/>
-          <w:numId w:val="1453"/>
+          <w:numId w:val="1461"/>
         </w:numPr>
       </w:pPr>
       <w:r>
@@ -10521,7 +10681,7 @@
         <w:pStyle w:val="Compact"/>
         <w:numPr>
           <w:ilvl w:val="0"/>
-          <w:numId w:val="1454"/>
+          <w:numId w:val="1462"/>
         </w:numPr>
       </w:pPr>
       <w:r>
@@ -10533,16 +10693,16 @@
         <w:pStyle w:val="Compact"/>
         <w:numPr>
           <w:ilvl w:val="0"/>
-          <w:numId w:val="1455"/>
+          <w:numId w:val="1463"/>
         </w:numPr>
       </w:pPr>
       <w:r>
         <w:t xml:space="preserve">Progress dashboard updated.</w:t>
       </w:r>
     </w:p>
-    <w:bookmarkEnd w:id="65"/>
     <w:bookmarkEnd w:id="66"/>
-    <w:bookmarkStart w:id="76" w:name="m2.3-ai-retarget-campaigns"/>
+    <w:bookmarkEnd w:id="67"/>
+    <w:bookmarkStart w:id="77" w:name="m2.3-ai-retarget-campaigns"/>
     <w:p>
       <w:pPr>
         <w:pStyle w:val="Heading2"/>
@@ -10551,7 +10711,7 @@
         <w:t xml:space="preserve">M2.3 — AI Retarget Campaigns</w:t>
       </w:r>
     </w:p>
-    <w:bookmarkStart w:id="67" w:name="scope-lock-for-ai-retarget"/>
+    <w:bookmarkStart w:id="68" w:name="scope-lock-for-ai-retarget"/>
     <w:p>
       <w:pPr>
         <w:pStyle w:val="Heading3"/>
@@ -10565,7 +10725,7 @@
         <w:pStyle w:val="Compact"/>
         <w:numPr>
           <w:ilvl w:val="0"/>
-          <w:numId w:val="1456"/>
+          <w:numId w:val="1464"/>
         </w:numPr>
       </w:pPr>
       <w:r>
@@ -10577,7 +10737,7 @@
         <w:pStyle w:val="Compact"/>
         <w:numPr>
           <w:ilvl w:val="0"/>
-          <w:numId w:val="1457"/>
+          <w:numId w:val="1465"/>
         </w:numPr>
       </w:pPr>
       <w:r>
@@ -10589,7 +10749,7 @@
         <w:pStyle w:val="Compact"/>
         <w:numPr>
           <w:ilvl w:val="0"/>
-          <w:numId w:val="1458"/>
+          <w:numId w:val="1466"/>
         </w:numPr>
       </w:pPr>
       <w:r>
@@ -10601,7 +10761,7 @@
         <w:pStyle w:val="Compact"/>
         <w:numPr>
           <w:ilvl w:val="0"/>
-          <w:numId w:val="1459"/>
+          <w:numId w:val="1467"/>
         </w:numPr>
       </w:pPr>
       <w:r>
@@ -10613,7 +10773,7 @@
         <w:pStyle w:val="Compact"/>
         <w:numPr>
           <w:ilvl w:val="0"/>
-          <w:numId w:val="1460"/>
+          <w:numId w:val="1468"/>
         </w:numPr>
       </w:pPr>
       <w:r>
@@ -10625,7 +10785,7 @@
         <w:pStyle w:val="Compact"/>
         <w:numPr>
           <w:ilvl w:val="0"/>
-          <w:numId w:val="1461"/>
+          <w:numId w:val="1469"/>
         </w:numPr>
       </w:pPr>
       <w:r>
@@ -10637,7 +10797,7 @@
         <w:pStyle w:val="Compact"/>
         <w:numPr>
           <w:ilvl w:val="1"/>
-          <w:numId w:val="1462"/>
+          <w:numId w:val="1470"/>
         </w:numPr>
       </w:pPr>
       <w:r>
@@ -10664,7 +10824,7 @@
         <w:pStyle w:val="Compact"/>
         <w:numPr>
           <w:ilvl w:val="1"/>
-          <w:numId w:val="1462"/>
+          <w:numId w:val="1470"/>
         </w:numPr>
       </w:pPr>
       <w:r>
@@ -10686,8 +10846,8 @@
         <w:t xml:space="preserve">scoping correctness.</w:t>
       </w:r>
     </w:p>
-    <w:bookmarkEnd w:id="67"/>
-    <w:bookmarkStart w:id="68" w:name="database-model"/>
+    <w:bookmarkEnd w:id="68"/>
+    <w:bookmarkStart w:id="69" w:name="database-model"/>
     <w:p>
       <w:pPr>
         <w:pStyle w:val="Heading3"/>
@@ -10701,7 +10861,7 @@
         <w:pStyle w:val="Compact"/>
         <w:numPr>
           <w:ilvl w:val="0"/>
-          <w:numId w:val="1463"/>
+          <w:numId w:val="1471"/>
         </w:numPr>
       </w:pPr>
       <w:r>
@@ -10743,7 +10903,7 @@
         <w:pStyle w:val="Compact"/>
         <w:numPr>
           <w:ilvl w:val="0"/>
-          <w:numId w:val="1464"/>
+          <w:numId w:val="1472"/>
         </w:numPr>
       </w:pPr>
       <w:r>
@@ -10767,7 +10927,7 @@
         <w:pStyle w:val="Compact"/>
         <w:numPr>
           <w:ilvl w:val="0"/>
-          <w:numId w:val="1465"/>
+          <w:numId w:val="1473"/>
         </w:numPr>
       </w:pPr>
       <w:r>
@@ -10791,7 +10951,7 @@
         <w:pStyle w:val="Compact"/>
         <w:numPr>
           <w:ilvl w:val="0"/>
-          <w:numId w:val="1466"/>
+          <w:numId w:val="1474"/>
         </w:numPr>
       </w:pPr>
       <w:r>
@@ -10803,7 +10963,7 @@
         <w:pStyle w:val="Compact"/>
         <w:numPr>
           <w:ilvl w:val="0"/>
-          <w:numId w:val="1467"/>
+          <w:numId w:val="1475"/>
         </w:numPr>
       </w:pPr>
       <w:r>
@@ -10815,7 +10975,7 @@
         <w:pStyle w:val="Compact"/>
         <w:numPr>
           <w:ilvl w:val="0"/>
-          <w:numId w:val="1468"/>
+          <w:numId w:val="1476"/>
         </w:numPr>
       </w:pPr>
       <w:r>
@@ -10827,7 +10987,7 @@
         <w:pStyle w:val="Compact"/>
         <w:numPr>
           <w:ilvl w:val="0"/>
-          <w:numId w:val="1469"/>
+          <w:numId w:val="1477"/>
         </w:numPr>
       </w:pPr>
       <w:r>
@@ -10839,7 +10999,7 @@
         <w:pStyle w:val="Compact"/>
         <w:numPr>
           <w:ilvl w:val="0"/>
-          <w:numId w:val="1470"/>
+          <w:numId w:val="1478"/>
         </w:numPr>
       </w:pPr>
       <w:r>
@@ -10851,7 +11011,7 @@
         <w:pStyle w:val="Compact"/>
         <w:numPr>
           <w:ilvl w:val="0"/>
-          <w:numId w:val="1471"/>
+          <w:numId w:val="1479"/>
         </w:numPr>
       </w:pPr>
       <w:r>
@@ -10863,7 +11023,7 @@
         <w:pStyle w:val="Compact"/>
         <w:numPr>
           <w:ilvl w:val="0"/>
-          <w:numId w:val="1472"/>
+          <w:numId w:val="1480"/>
         </w:numPr>
       </w:pPr>
       <w:r>
@@ -10875,7 +11035,7 @@
         <w:pStyle w:val="Compact"/>
         <w:numPr>
           <w:ilvl w:val="0"/>
-          <w:numId w:val="1473"/>
+          <w:numId w:val="1481"/>
         </w:numPr>
       </w:pPr>
       <w:r>
@@ -10887,7 +11047,7 @@
         <w:pStyle w:val="Compact"/>
         <w:numPr>
           <w:ilvl w:val="0"/>
-          <w:numId w:val="1474"/>
+          <w:numId w:val="1482"/>
         </w:numPr>
       </w:pPr>
       <w:r>
@@ -10899,7 +11059,7 @@
         <w:pStyle w:val="Compact"/>
         <w:numPr>
           <w:ilvl w:val="0"/>
-          <w:numId w:val="1475"/>
+          <w:numId w:val="1483"/>
         </w:numPr>
       </w:pPr>
       <w:r>
@@ -10911,7 +11071,7 @@
         <w:pStyle w:val="Compact"/>
         <w:numPr>
           <w:ilvl w:val="0"/>
-          <w:numId w:val="1476"/>
+          <w:numId w:val="1484"/>
         </w:numPr>
       </w:pPr>
       <w:r>
@@ -10938,7 +11098,7 @@
         <w:pStyle w:val="Compact"/>
         <w:numPr>
           <w:ilvl w:val="0"/>
-          <w:numId w:val="1477"/>
+          <w:numId w:val="1485"/>
         </w:numPr>
       </w:pPr>
       <w:r>
@@ -10950,15 +11110,15 @@
         <w:pStyle w:val="Compact"/>
         <w:numPr>
           <w:ilvl w:val="0"/>
-          <w:numId w:val="1478"/>
+          <w:numId w:val="1486"/>
         </w:numPr>
       </w:pPr>
       <w:r>
         <w:t xml:space="preserve">Ensure expired cohorts are ignored safely.</w:t>
       </w:r>
     </w:p>
-    <w:bookmarkEnd w:id="68"/>
-    <w:bookmarkStart w:id="69" w:name="cohort-generation"/>
+    <w:bookmarkEnd w:id="69"/>
+    <w:bookmarkStart w:id="70" w:name="cohort-generation"/>
     <w:p>
       <w:pPr>
         <w:pStyle w:val="Heading3"/>
@@ -10972,7 +11132,7 @@
         <w:pStyle w:val="Compact"/>
         <w:numPr>
           <w:ilvl w:val="0"/>
-          <w:numId w:val="1479"/>
+          <w:numId w:val="1487"/>
         </w:numPr>
       </w:pPr>
       <w:r>
@@ -10984,7 +11144,7 @@
         <w:pStyle w:val="Compact"/>
         <w:numPr>
           <w:ilvl w:val="0"/>
-          <w:numId w:val="1480"/>
+          <w:numId w:val="1488"/>
         </w:numPr>
       </w:pPr>
       <w:r>
@@ -11011,7 +11171,7 @@
         <w:pStyle w:val="Compact"/>
         <w:numPr>
           <w:ilvl w:val="0"/>
-          <w:numId w:val="1481"/>
+          <w:numId w:val="1489"/>
         </w:numPr>
       </w:pPr>
       <w:r>
@@ -11038,7 +11198,7 @@
         <w:pStyle w:val="Compact"/>
         <w:numPr>
           <w:ilvl w:val="0"/>
-          <w:numId w:val="1482"/>
+          <w:numId w:val="1490"/>
         </w:numPr>
       </w:pPr>
       <w:r>
@@ -11065,7 +11225,7 @@
         <w:pStyle w:val="Compact"/>
         <w:numPr>
           <w:ilvl w:val="0"/>
-          <w:numId w:val="1483"/>
+          <w:numId w:val="1491"/>
         </w:numPr>
       </w:pPr>
       <w:r>
@@ -11077,7 +11237,7 @@
         <w:pStyle w:val="Compact"/>
         <w:numPr>
           <w:ilvl w:val="1"/>
-          <w:numId w:val="1484"/>
+          <w:numId w:val="1492"/>
         </w:numPr>
       </w:pPr>
       <w:r>
@@ -11089,7 +11249,7 @@
         <w:pStyle w:val="Compact"/>
         <w:numPr>
           <w:ilvl w:val="1"/>
-          <w:numId w:val="1484"/>
+          <w:numId w:val="1492"/>
         </w:numPr>
       </w:pPr>
       <w:r>
@@ -11101,7 +11261,7 @@
         <w:pStyle w:val="Compact"/>
         <w:numPr>
           <w:ilvl w:val="1"/>
-          <w:numId w:val="1484"/>
+          <w:numId w:val="1492"/>
         </w:numPr>
       </w:pPr>
       <w:r>
@@ -11113,7 +11273,7 @@
         <w:pStyle w:val="Compact"/>
         <w:numPr>
           <w:ilvl w:val="0"/>
-          <w:numId w:val="1485"/>
+          <w:numId w:val="1493"/>
         </w:numPr>
       </w:pPr>
       <w:r>
@@ -11125,7 +11285,7 @@
         <w:pStyle w:val="Compact"/>
         <w:numPr>
           <w:ilvl w:val="0"/>
-          <w:numId w:val="1486"/>
+          <w:numId w:val="1494"/>
         </w:numPr>
       </w:pPr>
       <w:r>
@@ -11137,7 +11297,7 @@
         <w:pStyle w:val="Compact"/>
         <w:numPr>
           <w:ilvl w:val="1"/>
-          <w:numId w:val="1487"/>
+          <w:numId w:val="1495"/>
         </w:numPr>
       </w:pPr>
       <w:r>
@@ -11149,7 +11309,7 @@
         <w:pStyle w:val="Compact"/>
         <w:numPr>
           <w:ilvl w:val="1"/>
-          <w:numId w:val="1487"/>
+          <w:numId w:val="1495"/>
         </w:numPr>
       </w:pPr>
       <w:r>
@@ -11161,7 +11321,7 @@
         <w:pStyle w:val="Compact"/>
         <w:numPr>
           <w:ilvl w:val="1"/>
-          <w:numId w:val="1487"/>
+          <w:numId w:val="1495"/>
         </w:numPr>
       </w:pPr>
       <w:r>
@@ -11173,7 +11333,7 @@
         <w:pStyle w:val="Compact"/>
         <w:numPr>
           <w:ilvl w:val="1"/>
-          <w:numId w:val="1487"/>
+          <w:numId w:val="1495"/>
         </w:numPr>
       </w:pPr>
       <w:r>
@@ -11185,7 +11345,7 @@
         <w:pStyle w:val="Compact"/>
         <w:numPr>
           <w:ilvl w:val="1"/>
-          <w:numId w:val="1487"/>
+          <w:numId w:val="1495"/>
         </w:numPr>
       </w:pPr>
       <w:r>
@@ -11197,7 +11357,7 @@
         <w:pStyle w:val="Compact"/>
         <w:numPr>
           <w:ilvl w:val="1"/>
-          <w:numId w:val="1487"/>
+          <w:numId w:val="1495"/>
         </w:numPr>
       </w:pPr>
       <w:r>
@@ -11209,7 +11369,7 @@
         <w:pStyle w:val="Compact"/>
         <w:numPr>
           <w:ilvl w:val="0"/>
-          <w:numId w:val="1488"/>
+          <w:numId w:val="1496"/>
         </w:numPr>
       </w:pPr>
       <w:r>
@@ -11221,7 +11381,7 @@
         <w:pStyle w:val="Compact"/>
         <w:numPr>
           <w:ilvl w:val="0"/>
-          <w:numId w:val="1489"/>
+          <w:numId w:val="1497"/>
         </w:numPr>
       </w:pPr>
       <w:r>
@@ -11233,15 +11393,15 @@
         <w:pStyle w:val="Compact"/>
         <w:numPr>
           <w:ilvl w:val="0"/>
-          <w:numId w:val="1490"/>
+          <w:numId w:val="1498"/>
         </w:numPr>
       </w:pPr>
       <w:r>
         <w:t xml:space="preserve">Ensure predicted funded deals are traceable to historical anchor, not arbitrary text.</w:t>
       </w:r>
     </w:p>
-    <w:bookmarkEnd w:id="69"/>
-    <w:bookmarkStart w:id="70" w:name="cooldowns-and-compliance"/>
+    <w:bookmarkEnd w:id="70"/>
+    <w:bookmarkStart w:id="71" w:name="cooldowns-and-compliance"/>
     <w:p>
       <w:pPr>
         <w:pStyle w:val="Heading3"/>
@@ -11255,7 +11415,7 @@
         <w:pStyle w:val="Compact"/>
         <w:numPr>
           <w:ilvl w:val="0"/>
-          <w:numId w:val="1491"/>
+          <w:numId w:val="1499"/>
         </w:numPr>
       </w:pPr>
       <w:r>
@@ -11267,7 +11427,7 @@
         <w:pStyle w:val="Compact"/>
         <w:numPr>
           <w:ilvl w:val="0"/>
-          <w:numId w:val="1492"/>
+          <w:numId w:val="1500"/>
         </w:numPr>
       </w:pPr>
       <w:r>
@@ -11279,7 +11439,7 @@
         <w:pStyle w:val="Compact"/>
         <w:numPr>
           <w:ilvl w:val="0"/>
-          <w:numId w:val="1493"/>
+          <w:numId w:val="1501"/>
         </w:numPr>
       </w:pPr>
       <w:r>
@@ -11291,7 +11451,7 @@
         <w:pStyle w:val="Compact"/>
         <w:numPr>
           <w:ilvl w:val="0"/>
-          <w:numId w:val="1494"/>
+          <w:numId w:val="1502"/>
         </w:numPr>
       </w:pPr>
       <w:r>
@@ -11303,7 +11463,7 @@
         <w:pStyle w:val="Compact"/>
         <w:numPr>
           <w:ilvl w:val="0"/>
-          <w:numId w:val="1495"/>
+          <w:numId w:val="1503"/>
         </w:numPr>
       </w:pPr>
       <w:r>
@@ -11315,15 +11475,15 @@
         <w:pStyle w:val="Compact"/>
         <w:numPr>
           <w:ilvl w:val="0"/>
-          <w:numId w:val="1496"/>
+          <w:numId w:val="1504"/>
         </w:numPr>
       </w:pPr>
       <w:r>
         <w:t xml:space="preserve">Verify no cohort can re-contact opted-out, DNC, suppressed, or too-recent leads.</w:t>
       </w:r>
     </w:p>
-    <w:bookmarkEnd w:id="70"/>
-    <w:bookmarkStart w:id="71" w:name="two-layer-send-caps"/>
+    <w:bookmarkEnd w:id="71"/>
+    <w:bookmarkStart w:id="72" w:name="two-layer-send-caps"/>
     <w:p>
       <w:pPr>
         <w:pStyle w:val="Heading3"/>
@@ -11337,7 +11497,7 @@
         <w:pStyle w:val="Compact"/>
         <w:numPr>
           <w:ilvl w:val="0"/>
-          <w:numId w:val="1497"/>
+          <w:numId w:val="1505"/>
         </w:numPr>
       </w:pPr>
       <w:r>
@@ -11349,7 +11509,7 @@
         <w:pStyle w:val="Compact"/>
         <w:numPr>
           <w:ilvl w:val="1"/>
-          <w:numId w:val="1498"/>
+          <w:numId w:val="1506"/>
         </w:numPr>
       </w:pPr>
       <w:r>
@@ -11361,7 +11521,7 @@
         <w:pStyle w:val="Compact"/>
         <w:numPr>
           <w:ilvl w:val="1"/>
-          <w:numId w:val="1498"/>
+          <w:numId w:val="1506"/>
         </w:numPr>
       </w:pPr>
       <w:r>
@@ -11373,7 +11533,7 @@
         <w:pStyle w:val="Compact"/>
         <w:numPr>
           <w:ilvl w:val="0"/>
-          <w:numId w:val="1499"/>
+          <w:numId w:val="1507"/>
         </w:numPr>
       </w:pPr>
       <w:r>
@@ -11385,7 +11545,7 @@
         <w:pStyle w:val="Compact"/>
         <w:numPr>
           <w:ilvl w:val="1"/>
-          <w:numId w:val="1500"/>
+          <w:numId w:val="1508"/>
         </w:numPr>
       </w:pPr>
       <w:r>
@@ -11397,7 +11557,7 @@
         <w:pStyle w:val="Compact"/>
         <w:numPr>
           <w:ilvl w:val="1"/>
-          <w:numId w:val="1500"/>
+          <w:numId w:val="1508"/>
         </w:numPr>
       </w:pPr>
       <w:r>
@@ -11409,7 +11569,7 @@
         <w:pStyle w:val="Compact"/>
         <w:numPr>
           <w:ilvl w:val="0"/>
-          <w:numId w:val="1501"/>
+          <w:numId w:val="1509"/>
         </w:numPr>
       </w:pPr>
       <w:r>
@@ -11421,7 +11581,7 @@
         <w:pStyle w:val="Compact"/>
         <w:numPr>
           <w:ilvl w:val="0"/>
-          <w:numId w:val="1502"/>
+          <w:numId w:val="1510"/>
         </w:numPr>
       </w:pPr>
       <w:r>
@@ -11433,7 +11593,7 @@
         <w:pStyle w:val="Compact"/>
         <w:numPr>
           <w:ilvl w:val="0"/>
-          <w:numId w:val="1503"/>
+          <w:numId w:val="1511"/>
         </w:numPr>
       </w:pPr>
       <w:r>
@@ -11445,15 +11605,15 @@
         <w:pStyle w:val="Compact"/>
         <w:numPr>
           <w:ilvl w:val="0"/>
-          <w:numId w:val="1504"/>
+          <w:numId w:val="1512"/>
         </w:numPr>
       </w:pPr>
       <w:r>
         <w:t xml:space="preserve">Cohort card lead count reflects current remaining capacity at render/build time.</w:t>
       </w:r>
     </w:p>
-    <w:bookmarkEnd w:id="71"/>
-    <w:bookmarkStart w:id="72" w:name="ai-reasoning-and-cron"/>
+    <w:bookmarkEnd w:id="72"/>
+    <w:bookmarkStart w:id="73" w:name="ai-reasoning-and-cron"/>
     <w:p>
       <w:pPr>
         <w:pStyle w:val="Heading3"/>
@@ -11467,7 +11627,7 @@
         <w:pStyle w:val="Compact"/>
         <w:numPr>
           <w:ilvl w:val="0"/>
-          <w:numId w:val="1505"/>
+          <w:numId w:val="1513"/>
         </w:numPr>
       </w:pPr>
       <w:r>
@@ -11479,7 +11639,7 @@
         <w:pStyle w:val="Compact"/>
         <w:numPr>
           <w:ilvl w:val="0"/>
-          <w:numId w:val="1506"/>
+          <w:numId w:val="1514"/>
         </w:numPr>
       </w:pPr>
       <w:r>
@@ -11491,7 +11651,7 @@
         <w:pStyle w:val="Compact"/>
         <w:numPr>
           <w:ilvl w:val="0"/>
-          <w:numId w:val="1507"/>
+          <w:numId w:val="1515"/>
         </w:numPr>
       </w:pPr>
       <w:r>
@@ -11503,7 +11663,7 @@
         <w:pStyle w:val="Compact"/>
         <w:numPr>
           <w:ilvl w:val="0"/>
-          <w:numId w:val="1508"/>
+          <w:numId w:val="1516"/>
         </w:numPr>
       </w:pPr>
       <w:r>
@@ -11515,7 +11675,7 @@
         <w:pStyle w:val="Compact"/>
         <w:numPr>
           <w:ilvl w:val="0"/>
-          <w:numId w:val="1509"/>
+          <w:numId w:val="1517"/>
         </w:numPr>
       </w:pPr>
       <w:r>
@@ -11527,7 +11687,7 @@
         <w:pStyle w:val="Compact"/>
         <w:numPr>
           <w:ilvl w:val="0"/>
-          <w:numId w:val="1510"/>
+          <w:numId w:val="1518"/>
         </w:numPr>
       </w:pPr>
       <w:r>
@@ -11539,7 +11699,7 @@
         <w:pStyle w:val="Compact"/>
         <w:numPr>
           <w:ilvl w:val="0"/>
-          <w:numId w:val="1511"/>
+          <w:numId w:val="1519"/>
         </w:numPr>
       </w:pPr>
       <w:r>
@@ -11551,7 +11711,7 @@
         <w:pStyle w:val="Compact"/>
         <w:numPr>
           <w:ilvl w:val="0"/>
-          <w:numId w:val="1512"/>
+          <w:numId w:val="1520"/>
         </w:numPr>
       </w:pPr>
       <w:r>
@@ -11563,15 +11723,15 @@
         <w:pStyle w:val="Compact"/>
         <w:numPr>
           <w:ilvl w:val="0"/>
-          <w:numId w:val="1513"/>
+          <w:numId w:val="1521"/>
         </w:numPr>
       </w:pPr>
       <w:r>
         <w:t xml:space="preserve">Log failures per user/cohort without breaking other cohorts.</w:t>
       </w:r>
     </w:p>
-    <w:bookmarkEnd w:id="72"/>
-    <w:bookmarkStart w:id="73" w:name="ui-1"/>
+    <w:bookmarkEnd w:id="73"/>
+    <w:bookmarkStart w:id="74" w:name="ui-1"/>
     <w:p>
       <w:pPr>
         <w:pStyle w:val="Heading3"/>
@@ -11585,7 +11745,7 @@
         <w:pStyle w:val="Compact"/>
         <w:numPr>
           <w:ilvl w:val="0"/>
-          <w:numId w:val="1514"/>
+          <w:numId w:val="1522"/>
         </w:numPr>
       </w:pPr>
       <w:r>
@@ -11597,7 +11757,7 @@
         <w:pStyle w:val="Compact"/>
         <w:numPr>
           <w:ilvl w:val="0"/>
-          <w:numId w:val="1515"/>
+          <w:numId w:val="1523"/>
         </w:numPr>
       </w:pPr>
       <w:r>
@@ -11609,7 +11769,7 @@
         <w:pStyle w:val="Compact"/>
         <w:numPr>
           <w:ilvl w:val="0"/>
-          <w:numId w:val="1516"/>
+          <w:numId w:val="1524"/>
         </w:numPr>
       </w:pPr>
       <w:r>
@@ -11621,7 +11781,7 @@
         <w:pStyle w:val="Compact"/>
         <w:numPr>
           <w:ilvl w:val="0"/>
-          <w:numId w:val="1517"/>
+          <w:numId w:val="1525"/>
         </w:numPr>
       </w:pPr>
       <w:r>
@@ -11633,7 +11793,7 @@
         <w:pStyle w:val="Compact"/>
         <w:numPr>
           <w:ilvl w:val="0"/>
-          <w:numId w:val="1518"/>
+          <w:numId w:val="1526"/>
         </w:numPr>
       </w:pPr>
       <w:r>
@@ -11645,7 +11805,7 @@
         <w:pStyle w:val="Compact"/>
         <w:numPr>
           <w:ilvl w:val="0"/>
-          <w:numId w:val="1519"/>
+          <w:numId w:val="1527"/>
         </w:numPr>
       </w:pPr>
       <w:r>
@@ -11657,7 +11817,7 @@
         <w:pStyle w:val="Compact"/>
         <w:numPr>
           <w:ilvl w:val="0"/>
-          <w:numId w:val="1520"/>
+          <w:numId w:val="1528"/>
         </w:numPr>
       </w:pPr>
       <w:r>
@@ -11669,7 +11829,7 @@
         <w:pStyle w:val="Compact"/>
         <w:numPr>
           <w:ilvl w:val="0"/>
-          <w:numId w:val="1521"/>
+          <w:numId w:val="1529"/>
         </w:numPr>
       </w:pPr>
       <w:r>
@@ -11681,7 +11841,7 @@
         <w:pStyle w:val="Compact"/>
         <w:numPr>
           <w:ilvl w:val="0"/>
-          <w:numId w:val="1522"/>
+          <w:numId w:val="1530"/>
         </w:numPr>
       </w:pPr>
       <w:r>
@@ -11693,7 +11853,7 @@
         <w:pStyle w:val="Compact"/>
         <w:numPr>
           <w:ilvl w:val="0"/>
-          <w:numId w:val="1523"/>
+          <w:numId w:val="1531"/>
         </w:numPr>
       </w:pPr>
       <w:r>
@@ -11720,7 +11880,7 @@
         <w:pStyle w:val="Compact"/>
         <w:numPr>
           <w:ilvl w:val="0"/>
-          <w:numId w:val="1524"/>
+          <w:numId w:val="1532"/>
         </w:numPr>
       </w:pPr>
       <w:r>
@@ -11741,15 +11901,15 @@
         <w:pStyle w:val="Compact"/>
         <w:numPr>
           <w:ilvl w:val="0"/>
-          <w:numId w:val="1525"/>
+          <w:numId w:val="1533"/>
         </w:numPr>
       </w:pPr>
       <w:r>
         <w:t xml:space="preserve">Existing campaign actions still work: rerun/refresh, start, pause, delete where allowed.</w:t>
       </w:r>
     </w:p>
-    <w:bookmarkEnd w:id="73"/>
-    <w:bookmarkStart w:id="74" w:name="backendapi"/>
+    <w:bookmarkEnd w:id="74"/>
+    <w:bookmarkStart w:id="75" w:name="backendapi"/>
     <w:p>
       <w:pPr>
         <w:pStyle w:val="Heading3"/>
@@ -11763,7 +11923,7 @@
         <w:pStyle w:val="Compact"/>
         <w:numPr>
           <w:ilvl w:val="0"/>
-          <w:numId w:val="1526"/>
+          <w:numId w:val="1534"/>
         </w:numPr>
       </w:pPr>
       <w:r>
@@ -11775,7 +11935,7 @@
         <w:pStyle w:val="Compact"/>
         <w:numPr>
           <w:ilvl w:val="0"/>
-          <w:numId w:val="1527"/>
+          <w:numId w:val="1535"/>
         </w:numPr>
       </w:pPr>
       <w:r>
@@ -11787,7 +11947,7 @@
         <w:pStyle w:val="Compact"/>
         <w:numPr>
           <w:ilvl w:val="0"/>
-          <w:numId w:val="1528"/>
+          <w:numId w:val="1536"/>
         </w:numPr>
       </w:pPr>
       <w:r>
@@ -11799,7 +11959,7 @@
         <w:pStyle w:val="Compact"/>
         <w:numPr>
           <w:ilvl w:val="0"/>
-          <w:numId w:val="1529"/>
+          <w:numId w:val="1537"/>
         </w:numPr>
       </w:pPr>
       <w:r>
@@ -11811,7 +11971,7 @@
         <w:pStyle w:val="Compact"/>
         <w:numPr>
           <w:ilvl w:val="0"/>
-          <w:numId w:val="1530"/>
+          <w:numId w:val="1538"/>
         </w:numPr>
       </w:pPr>
       <w:r>
@@ -11823,7 +11983,7 @@
         <w:pStyle w:val="Compact"/>
         <w:numPr>
           <w:ilvl w:val="0"/>
-          <w:numId w:val="1531"/>
+          <w:numId w:val="1539"/>
         </w:numPr>
       </w:pPr>
       <w:r>
@@ -11835,7 +11995,7 @@
         <w:pStyle w:val="Compact"/>
         <w:numPr>
           <w:ilvl w:val="0"/>
-          <w:numId w:val="1532"/>
+          <w:numId w:val="1540"/>
         </w:numPr>
       </w:pPr>
       <w:r>
@@ -11847,15 +12007,15 @@
         <w:pStyle w:val="Compact"/>
         <w:numPr>
           <w:ilvl w:val="0"/>
-          <w:numId w:val="1533"/>
+          <w:numId w:val="1541"/>
         </w:numPr>
       </w:pPr>
       <w:r>
         <w:t xml:space="preserve">AI Retarget is upstream recommendation only; no auto-send.</w:t>
       </w:r>
     </w:p>
-    <w:bookmarkEnd w:id="74"/>
-    <w:bookmarkStart w:id="75" w:name="m2.3-testing-gate"/>
+    <w:bookmarkEnd w:id="75"/>
+    <w:bookmarkStart w:id="76" w:name="m2.3-testing-gate"/>
     <w:p>
       <w:pPr>
         <w:pStyle w:val="Heading3"/>
@@ -11869,7 +12029,7 @@
         <w:pStyle w:val="Compact"/>
         <w:numPr>
           <w:ilvl w:val="0"/>
-          <w:numId w:val="1534"/>
+          <w:numId w:val="1542"/>
         </w:numPr>
       </w:pPr>
       <w:r>
@@ -11881,7 +12041,7 @@
         <w:pStyle w:val="Compact"/>
         <w:numPr>
           <w:ilvl w:val="0"/>
-          <w:numId w:val="1535"/>
+          <w:numId w:val="1543"/>
         </w:numPr>
       </w:pPr>
       <w:r>
@@ -11893,7 +12053,7 @@
         <w:pStyle w:val="Compact"/>
         <w:numPr>
           <w:ilvl w:val="0"/>
-          <w:numId w:val="1536"/>
+          <w:numId w:val="1544"/>
         </w:numPr>
       </w:pPr>
       <w:r>
@@ -11905,7 +12065,7 @@
         <w:pStyle w:val="Compact"/>
         <w:numPr>
           <w:ilvl w:val="0"/>
-          <w:numId w:val="1537"/>
+          <w:numId w:val="1545"/>
         </w:numPr>
       </w:pPr>
       <w:r>
@@ -11917,7 +12077,7 @@
         <w:pStyle w:val="Compact"/>
         <w:numPr>
           <w:ilvl w:val="0"/>
-          <w:numId w:val="1538"/>
+          <w:numId w:val="1546"/>
         </w:numPr>
       </w:pPr>
       <w:r>
@@ -11929,7 +12089,7 @@
         <w:pStyle w:val="Compact"/>
         <w:numPr>
           <w:ilvl w:val="0"/>
-          <w:numId w:val="1539"/>
+          <w:numId w:val="1547"/>
         </w:numPr>
       </w:pPr>
       <w:r>
@@ -11941,7 +12101,7 @@
         <w:pStyle w:val="Compact"/>
         <w:numPr>
           <w:ilvl w:val="0"/>
-          <w:numId w:val="1540"/>
+          <w:numId w:val="1548"/>
         </w:numPr>
       </w:pPr>
       <w:r>
@@ -11953,7 +12113,7 @@
         <w:pStyle w:val="Compact"/>
         <w:numPr>
           <w:ilvl w:val="0"/>
-          <w:numId w:val="1541"/>
+          <w:numId w:val="1549"/>
         </w:numPr>
       </w:pPr>
       <w:r>
@@ -11965,7 +12125,7 @@
         <w:pStyle w:val="Compact"/>
         <w:numPr>
           <w:ilvl w:val="0"/>
-          <w:numId w:val="1542"/>
+          <w:numId w:val="1550"/>
         </w:numPr>
       </w:pPr>
       <w:r>
@@ -11977,7 +12137,7 @@
         <w:pStyle w:val="Compact"/>
         <w:numPr>
           <w:ilvl w:val="0"/>
-          <w:numId w:val="1543"/>
+          <w:numId w:val="1551"/>
         </w:numPr>
       </w:pPr>
       <w:r>
@@ -11989,7 +12149,7 @@
         <w:pStyle w:val="Compact"/>
         <w:numPr>
           <w:ilvl w:val="0"/>
-          <w:numId w:val="1544"/>
+          <w:numId w:val="1552"/>
         </w:numPr>
       </w:pPr>
       <w:r>
@@ -12001,7 +12161,7 @@
         <w:pStyle w:val="Compact"/>
         <w:numPr>
           <w:ilvl w:val="0"/>
-          <w:numId w:val="1545"/>
+          <w:numId w:val="1553"/>
         </w:numPr>
       </w:pPr>
       <w:r>
@@ -12013,7 +12173,7 @@
         <w:pStyle w:val="Compact"/>
         <w:numPr>
           <w:ilvl w:val="0"/>
-          <w:numId w:val="1546"/>
+          <w:numId w:val="1554"/>
         </w:numPr>
       </w:pPr>
       <w:r>
@@ -12025,7 +12185,7 @@
         <w:pStyle w:val="Compact"/>
         <w:numPr>
           <w:ilvl w:val="0"/>
-          <w:numId w:val="1547"/>
+          <w:numId w:val="1555"/>
         </w:numPr>
       </w:pPr>
       <w:r>
@@ -12037,16 +12197,16 @@
         <w:pStyle w:val="Compact"/>
         <w:numPr>
           <w:ilvl w:val="0"/>
-          <w:numId w:val="1548"/>
+          <w:numId w:val="1556"/>
         </w:numPr>
       </w:pPr>
       <w:r>
         <w:t xml:space="preserve">Progress dashboard updated.</w:t>
       </w:r>
     </w:p>
-    <w:bookmarkEnd w:id="75"/>
     <w:bookmarkEnd w:id="76"/>
-    <w:bookmarkStart w:id="80" w:name="m2.4-m2-full-regression-and-release-gate"/>
+    <w:bookmarkEnd w:id="77"/>
+    <w:bookmarkStart w:id="81" w:name="m2.4-m2-full-regression-and-release-gate"/>
     <w:p>
       <w:pPr>
         <w:pStyle w:val="Heading2"/>
@@ -12055,7 +12215,7 @@
         <w:t xml:space="preserve">M2.4 — M2 Full Regression And Release Gate</w:t>
       </w:r>
     </w:p>
-    <w:bookmarkStart w:id="77" w:name="functional-regression-1"/>
+    <w:bookmarkStart w:id="78" w:name="functional-regression-1"/>
     <w:p>
       <w:pPr>
         <w:pStyle w:val="Heading3"/>
@@ -12069,7 +12229,7 @@
         <w:pStyle w:val="Compact"/>
         <w:numPr>
           <w:ilvl w:val="0"/>
-          <w:numId w:val="1549"/>
+          <w:numId w:val="1557"/>
         </w:numPr>
       </w:pPr>
       <w:r>
@@ -12081,7 +12241,7 @@
         <w:pStyle w:val="Compact"/>
         <w:numPr>
           <w:ilvl w:val="0"/>
-          <w:numId w:val="1550"/>
+          <w:numId w:val="1558"/>
         </w:numPr>
       </w:pPr>
       <w:r>
@@ -12093,7 +12253,7 @@
         <w:pStyle w:val="Compact"/>
         <w:numPr>
           <w:ilvl w:val="0"/>
-          <w:numId w:val="1551"/>
+          <w:numId w:val="1559"/>
         </w:numPr>
       </w:pPr>
       <w:r>
@@ -12105,7 +12265,7 @@
         <w:pStyle w:val="Compact"/>
         <w:numPr>
           <w:ilvl w:val="0"/>
-          <w:numId w:val="1552"/>
+          <w:numId w:val="1560"/>
         </w:numPr>
       </w:pPr>
       <w:r>
@@ -12117,7 +12277,7 @@
         <w:pStyle w:val="Compact"/>
         <w:numPr>
           <w:ilvl w:val="0"/>
-          <w:numId w:val="1553"/>
+          <w:numId w:val="1561"/>
         </w:numPr>
       </w:pPr>
       <w:r>
@@ -12129,7 +12289,7 @@
         <w:pStyle w:val="Compact"/>
         <w:numPr>
           <w:ilvl w:val="0"/>
-          <w:numId w:val="1554"/>
+          <w:numId w:val="1562"/>
         </w:numPr>
       </w:pPr>
       <w:r>
@@ -12141,7 +12301,7 @@
         <w:pStyle w:val="Compact"/>
         <w:numPr>
           <w:ilvl w:val="0"/>
-          <w:numId w:val="1555"/>
+          <w:numId w:val="1563"/>
         </w:numPr>
       </w:pPr>
       <w:r>
@@ -12153,7 +12313,7 @@
         <w:pStyle w:val="Compact"/>
         <w:numPr>
           <w:ilvl w:val="0"/>
-          <w:numId w:val="1556"/>
+          <w:numId w:val="1564"/>
         </w:numPr>
       </w:pPr>
       <w:r>
@@ -12165,7 +12325,7 @@
         <w:pStyle w:val="Compact"/>
         <w:numPr>
           <w:ilvl w:val="0"/>
-          <w:numId w:val="1557"/>
+          <w:numId w:val="1565"/>
         </w:numPr>
       </w:pPr>
       <w:r>
@@ -12177,7 +12337,7 @@
         <w:pStyle w:val="Compact"/>
         <w:numPr>
           <w:ilvl w:val="0"/>
-          <w:numId w:val="1558"/>
+          <w:numId w:val="1566"/>
         </w:numPr>
       </w:pPr>
       <w:r>
@@ -12189,7 +12349,7 @@
         <w:pStyle w:val="Compact"/>
         <w:numPr>
           <w:ilvl w:val="0"/>
-          <w:numId w:val="1559"/>
+          <w:numId w:val="1567"/>
         </w:numPr>
       </w:pPr>
       <w:r>
@@ -12201,7 +12361,7 @@
         <w:pStyle w:val="Compact"/>
         <w:numPr>
           <w:ilvl w:val="0"/>
-          <w:numId w:val="1560"/>
+          <w:numId w:val="1568"/>
         </w:numPr>
       </w:pPr>
       <w:r>
@@ -12213,7 +12373,7 @@
         <w:pStyle w:val="Compact"/>
         <w:numPr>
           <w:ilvl w:val="0"/>
-          <w:numId w:val="1561"/>
+          <w:numId w:val="1569"/>
         </w:numPr>
       </w:pPr>
       <w:r>
@@ -12235,8 +12395,8 @@
         <w:t xml:space="preserve">and test messages.</w:t>
       </w:r>
     </w:p>
-    <w:bookmarkEnd w:id="77"/>
-    <w:bookmarkStart w:id="78" w:name="visual-regression-1"/>
+    <w:bookmarkEnd w:id="78"/>
+    <w:bookmarkStart w:id="79" w:name="visual-regression-1"/>
     <w:p>
       <w:pPr>
         <w:pStyle w:val="Heading3"/>
@@ -12250,7 +12410,7 @@
         <w:pStyle w:val="Compact"/>
         <w:numPr>
           <w:ilvl w:val="0"/>
-          <w:numId w:val="1562"/>
+          <w:numId w:val="1570"/>
         </w:numPr>
       </w:pPr>
       <w:r>
@@ -12262,7 +12422,7 @@
         <w:pStyle w:val="Compact"/>
         <w:numPr>
           <w:ilvl w:val="0"/>
-          <w:numId w:val="1563"/>
+          <w:numId w:val="1571"/>
         </w:numPr>
       </w:pPr>
       <w:r>
@@ -12289,7 +12449,7 @@
         <w:pStyle w:val="Compact"/>
         <w:numPr>
           <w:ilvl w:val="0"/>
-          <w:numId w:val="1564"/>
+          <w:numId w:val="1572"/>
         </w:numPr>
       </w:pPr>
       <w:r>
@@ -12301,7 +12461,7 @@
         <w:pStyle w:val="Compact"/>
         <w:numPr>
           <w:ilvl w:val="0"/>
-          <w:numId w:val="1565"/>
+          <w:numId w:val="1573"/>
         </w:numPr>
       </w:pPr>
       <w:r>
@@ -12313,7 +12473,7 @@
         <w:pStyle w:val="Compact"/>
         <w:numPr>
           <w:ilvl w:val="0"/>
-          <w:numId w:val="1566"/>
+          <w:numId w:val="1574"/>
         </w:numPr>
       </w:pPr>
       <w:r>
@@ -12325,7 +12485,7 @@
         <w:pStyle w:val="Compact"/>
         <w:numPr>
           <w:ilvl w:val="0"/>
-          <w:numId w:val="1567"/>
+          <w:numId w:val="1575"/>
         </w:numPr>
       </w:pPr>
       <w:r>
@@ -12337,7 +12497,7 @@
         <w:pStyle w:val="Compact"/>
         <w:numPr>
           <w:ilvl w:val="0"/>
-          <w:numId w:val="1568"/>
+          <w:numId w:val="1576"/>
         </w:numPr>
       </w:pPr>
       <w:r>
@@ -12349,15 +12509,15 @@
         <w:pStyle w:val="Compact"/>
         <w:numPr>
           <w:ilvl w:val="0"/>
-          <w:numId w:val="1569"/>
+          <w:numId w:val="1577"/>
         </w:numPr>
       </w:pPr>
       <w:r>
         <w:t xml:space="preserve">No unreadable text if current styles fail; scoped style set added if needed.</w:t>
       </w:r>
     </w:p>
-    <w:bookmarkEnd w:id="78"/>
-    <w:bookmarkStart w:id="79" w:name="release-readiness-1"/>
+    <w:bookmarkEnd w:id="79"/>
+    <w:bookmarkStart w:id="80" w:name="release-readiness-1"/>
     <w:p>
       <w:pPr>
         <w:pStyle w:val="Heading3"/>
@@ -12371,7 +12531,7 @@
         <w:pStyle w:val="Compact"/>
         <w:numPr>
           <w:ilvl w:val="0"/>
-          <w:numId w:val="1570"/>
+          <w:numId w:val="1578"/>
         </w:numPr>
       </w:pPr>
       <w:r>
@@ -12383,7 +12543,7 @@
         <w:pStyle w:val="Compact"/>
         <w:numPr>
           <w:ilvl w:val="0"/>
-          <w:numId w:val="1571"/>
+          <w:numId w:val="1579"/>
         </w:numPr>
       </w:pPr>
       <w:r>
@@ -12395,7 +12555,7 @@
         <w:pStyle w:val="Compact"/>
         <w:numPr>
           <w:ilvl w:val="0"/>
-          <w:numId w:val="1572"/>
+          <w:numId w:val="1580"/>
         </w:numPr>
       </w:pPr>
       <w:r>
@@ -12407,7 +12567,7 @@
         <w:pStyle w:val="Compact"/>
         <w:numPr>
           <w:ilvl w:val="0"/>
-          <w:numId w:val="1573"/>
+          <w:numId w:val="1581"/>
         </w:numPr>
       </w:pPr>
       <w:r>
@@ -12419,7 +12579,7 @@
         <w:pStyle w:val="Compact"/>
         <w:numPr>
           <w:ilvl w:val="0"/>
-          <w:numId w:val="1574"/>
+          <w:numId w:val="1582"/>
         </w:numPr>
       </w:pPr>
       <w:r>
@@ -12431,7 +12591,7 @@
         <w:pStyle w:val="Compact"/>
         <w:numPr>
           <w:ilvl w:val="0"/>
-          <w:numId w:val="1575"/>
+          <w:numId w:val="1583"/>
         </w:numPr>
       </w:pPr>
       <w:r>
@@ -12443,7 +12603,7 @@
         <w:pStyle w:val="Compact"/>
         <w:numPr>
           <w:ilvl w:val="0"/>
-          <w:numId w:val="1576"/>
+          <w:numId w:val="1584"/>
         </w:numPr>
       </w:pPr>
       <w:r>
@@ -12455,7 +12615,7 @@
         <w:pStyle w:val="Compact"/>
         <w:numPr>
           <w:ilvl w:val="0"/>
-          <w:numId w:val="1577"/>
+          <w:numId w:val="1585"/>
         </w:numPr>
       </w:pPr>
       <w:r>
@@ -12467,16 +12627,16 @@
         <w:pStyle w:val="Compact"/>
         <w:numPr>
           <w:ilvl w:val="0"/>
-          <w:numId w:val="1578"/>
+          <w:numId w:val="1586"/>
         </w:numPr>
       </w:pPr>
       <w:r>
         <w:t xml:space="preserve">Progress dashboard updated to M2 complete only after all gates pass.</w:t>
       </w:r>
     </w:p>
-    <w:bookmarkEnd w:id="79"/>
     <w:bookmarkEnd w:id="80"/>
-    <w:bookmarkStart w:id="81" w:name="full-final-acceptance"/>
+    <w:bookmarkEnd w:id="81"/>
+    <w:bookmarkStart w:id="82" w:name="full-final-acceptance"/>
     <w:p>
       <w:pPr>
         <w:pStyle w:val="Heading2"/>
@@ -12490,7 +12650,7 @@
         <w:pStyle w:val="Compact"/>
         <w:numPr>
           <w:ilvl w:val="0"/>
-          <w:numId w:val="1579"/>
+          <w:numId w:val="1587"/>
         </w:numPr>
       </w:pPr>
       <w:r>
@@ -12502,7 +12662,7 @@
         <w:pStyle w:val="Compact"/>
         <w:numPr>
           <w:ilvl w:val="0"/>
-          <w:numId w:val="1580"/>
+          <w:numId w:val="1588"/>
         </w:numPr>
       </w:pPr>
       <w:r>
@@ -12514,7 +12674,7 @@
         <w:pStyle w:val="Compact"/>
         <w:numPr>
           <w:ilvl w:val="0"/>
-          <w:numId w:val="1581"/>
+          <w:numId w:val="1589"/>
         </w:numPr>
       </w:pPr>
       <w:r>
@@ -12526,7 +12686,7 @@
         <w:pStyle w:val="Compact"/>
         <w:numPr>
           <w:ilvl w:val="0"/>
-          <w:numId w:val="1582"/>
+          <w:numId w:val="1590"/>
         </w:numPr>
       </w:pPr>
       <w:r>
@@ -12538,7 +12698,7 @@
         <w:pStyle w:val="Compact"/>
         <w:numPr>
           <w:ilvl w:val="0"/>
-          <w:numId w:val="1583"/>
+          <w:numId w:val="1591"/>
         </w:numPr>
       </w:pPr>
       <w:r>
@@ -12550,7 +12710,7 @@
         <w:pStyle w:val="Compact"/>
         <w:numPr>
           <w:ilvl w:val="0"/>
-          <w:numId w:val="1584"/>
+          <w:numId w:val="1592"/>
         </w:numPr>
       </w:pPr>
       <w:r>
@@ -12562,7 +12722,7 @@
         <w:pStyle w:val="Compact"/>
         <w:numPr>
           <w:ilvl w:val="0"/>
-          <w:numId w:val="1585"/>
+          <w:numId w:val="1593"/>
         </w:numPr>
       </w:pPr>
       <w:r>
@@ -12574,7 +12734,7 @@
         <w:pStyle w:val="Compact"/>
         <w:numPr>
           <w:ilvl w:val="0"/>
-          <w:numId w:val="1586"/>
+          <w:numId w:val="1594"/>
         </w:numPr>
       </w:pPr>
       <w:r>
@@ -12586,7 +12746,7 @@
         <w:pStyle w:val="Compact"/>
         <w:numPr>
           <w:ilvl w:val="0"/>
-          <w:numId w:val="1587"/>
+          <w:numId w:val="1595"/>
         </w:numPr>
       </w:pPr>
       <w:r>
@@ -12598,7 +12758,7 @@
         <w:pStyle w:val="Compact"/>
         <w:numPr>
           <w:ilvl w:val="0"/>
-          <w:numId w:val="1588"/>
+          <w:numId w:val="1596"/>
         </w:numPr>
       </w:pPr>
       <w:r>
@@ -12610,15 +12770,15 @@
         <w:pStyle w:val="Compact"/>
         <w:numPr>
           <w:ilvl w:val="0"/>
-          <w:numId w:val="1589"/>
+          <w:numId w:val="1597"/>
         </w:numPr>
       </w:pPr>
       <w:r>
         <w:t xml:space="preserve">Final client-facing summary prepared with what changed, how it was tested, and what is intentionally out of scope.</w:t>
       </w:r>
     </w:p>
-    <w:bookmarkEnd w:id="81"/>
-    <w:bookmarkStart w:id="82" w:name="progress-update-log"/>
+    <w:bookmarkEnd w:id="82"/>
+    <w:bookmarkStart w:id="83" w:name="progress-update-log"/>
     <w:p>
       <w:pPr>
         <w:pStyle w:val="Heading2"/>
@@ -12761,8 +12921,8 @@
         </w:tc>
       </w:tr>
     </w:tbl>
-    <w:bookmarkEnd w:id="82"/>
     <w:bookmarkEnd w:id="83"/>
+    <w:bookmarkEnd w:id="84"/>
     <w:sectPr>
       <w:footnotePr>
         <w:numRestart w:val="eachSect"/>
@@ -13789,130 +13949,130 @@
     <w:abstractNumId w:val="993"/>
   </w:num>
   <w:num w:numId="1220">
-    <w:abstractNumId w:val="992"/>
+    <w:abstractNumId w:val="993"/>
   </w:num>
   <w:num w:numId="1221">
-    <w:abstractNumId w:val="992"/>
+    <w:abstractNumId w:val="993"/>
   </w:num>
   <w:num w:numId="1222">
-    <w:abstractNumId w:val="992"/>
+    <w:abstractNumId w:val="993"/>
   </w:num>
   <w:num w:numId="1223">
-    <w:abstractNumId w:val="992"/>
+    <w:abstractNumId w:val="993"/>
   </w:num>
   <w:num w:numId="1224">
-    <w:abstractNumId w:val="992"/>
+    <w:abstractNumId w:val="993"/>
   </w:num>
   <w:num w:numId="1225">
-    <w:abstractNumId w:val="992"/>
+    <w:abstractNumId w:val="993"/>
   </w:num>
   <w:num w:numId="1226">
+    <w:abstractNumId w:val="993"/>
+  </w:num>
+  <w:num w:numId="1227">
+    <w:abstractNumId w:val="993"/>
+  </w:num>
+  <w:num w:numId="1228">
+    <w:abstractNumId w:val="993"/>
+  </w:num>
+  <w:num w:numId="1229">
+    <w:abstractNumId w:val="993"/>
+  </w:num>
+  <w:num w:numId="1230">
+    <w:abstractNumId w:val="993"/>
+  </w:num>
+  <w:num w:numId="1231">
+    <w:abstractNumId w:val="993"/>
+  </w:num>
+  <w:num w:numId="1232">
+    <w:abstractNumId w:val="993"/>
+  </w:num>
+  <w:num w:numId="1233">
+    <w:abstractNumId w:val="993"/>
+  </w:num>
+  <w:num w:numId="1234">
     <w:abstractNumId w:val="991"/>
   </w:num>
-  <w:num w:numId="1227">
-    <w:abstractNumId w:val="992"/>
-  </w:num>
-  <w:num w:numId="1228">
-    <w:abstractNumId w:val="992"/>
-  </w:num>
-  <w:num w:numId="1229">
-    <w:abstractNumId w:val="992"/>
-  </w:num>
-  <w:num w:numId="1230">
-    <w:abstractNumId w:val="992"/>
-  </w:num>
-  <w:num w:numId="1231">
-    <w:abstractNumId w:val="992"/>
-  </w:num>
-  <w:num w:numId="1232">
-    <w:abstractNumId w:val="992"/>
-  </w:num>
-  <w:num w:numId="1233">
-    <w:abstractNumId w:val="992"/>
-  </w:num>
-  <w:num w:numId="1234">
-    <w:abstractNumId w:val="992"/>
-  </w:num>
   <w:num w:numId="1235">
-    <w:abstractNumId w:val="992"/>
+    <w:abstractNumId w:val="993"/>
   </w:num>
   <w:num w:numId="1236">
-    <w:abstractNumId w:val="992"/>
+    <w:abstractNumId w:val="993"/>
   </w:num>
   <w:num w:numId="1237">
-    <w:abstractNumId w:val="992"/>
+    <w:abstractNumId w:val="993"/>
   </w:num>
   <w:num w:numId="1238">
-    <w:abstractNumId w:val="992"/>
+    <w:abstractNumId w:val="993"/>
   </w:num>
   <w:num w:numId="1239">
-    <w:abstractNumId w:val="992"/>
+    <w:abstractNumId w:val="993"/>
   </w:num>
   <w:num w:numId="1240">
-    <w:abstractNumId w:val="992"/>
+    <w:abstractNumId w:val="993"/>
   </w:num>
   <w:num w:numId="1241">
-    <w:abstractNumId w:val="992"/>
+    <w:abstractNumId w:val="993"/>
   </w:num>
   <w:num w:numId="1242">
-    <w:abstractNumId w:val="992"/>
+    <w:abstractNumId w:val="993"/>
   </w:num>
   <w:num w:numId="1243">
-    <w:abstractNumId w:val="992"/>
+    <w:abstractNumId w:val="993"/>
   </w:num>
   <w:num w:numId="1244">
-    <w:abstractNumId w:val="992"/>
+    <w:abstractNumId w:val="993"/>
   </w:num>
   <w:num w:numId="1245">
-    <w:abstractNumId w:val="992"/>
+    <w:abstractNumId w:val="993"/>
   </w:num>
   <w:num w:numId="1246">
-    <w:abstractNumId w:val="992"/>
+    <w:abstractNumId w:val="993"/>
   </w:num>
   <w:num w:numId="1247">
-    <w:abstractNumId w:val="992"/>
+    <w:abstractNumId w:val="993"/>
   </w:num>
   <w:num w:numId="1248">
-    <w:abstractNumId w:val="992"/>
+    <w:abstractNumId w:val="993"/>
   </w:num>
   <w:num w:numId="1249">
-    <w:abstractNumId w:val="992"/>
+    <w:abstractNumId w:val="993"/>
   </w:num>
   <w:num w:numId="1250">
-    <w:abstractNumId w:val="992"/>
+    <w:abstractNumId w:val="993"/>
   </w:num>
   <w:num w:numId="1251">
-    <w:abstractNumId w:val="992"/>
+    <w:abstractNumId w:val="993"/>
   </w:num>
   <w:num w:numId="1252">
-    <w:abstractNumId w:val="992"/>
+    <w:abstractNumId w:val="993"/>
   </w:num>
   <w:num w:numId="1253">
-    <w:abstractNumId w:val="992"/>
+    <w:abstractNumId w:val="993"/>
   </w:num>
   <w:num w:numId="1254">
-    <w:abstractNumId w:val="992"/>
+    <w:abstractNumId w:val="993"/>
   </w:num>
   <w:num w:numId="1255">
-    <w:abstractNumId w:val="992"/>
+    <w:abstractNumId w:val="993"/>
   </w:num>
   <w:num w:numId="1256">
-    <w:abstractNumId w:val="992"/>
+    <w:abstractNumId w:val="993"/>
   </w:num>
   <w:num w:numId="1257">
-    <w:abstractNumId w:val="992"/>
+    <w:abstractNumId w:val="993"/>
   </w:num>
   <w:num w:numId="1258">
-    <w:abstractNumId w:val="992"/>
+    <w:abstractNumId w:val="993"/>
   </w:num>
   <w:num w:numId="1259">
-    <w:abstractNumId w:val="992"/>
+    <w:abstractNumId w:val="993"/>
   </w:num>
   <w:num w:numId="1260">
-    <w:abstractNumId w:val="992"/>
+    <w:abstractNumId w:val="993"/>
   </w:num>
   <w:num w:numId="1261">
-    <w:abstractNumId w:val="992"/>
+    <w:abstractNumId w:val="993"/>
   </w:num>
   <w:num w:numId="1262">
     <w:abstractNumId w:val="993"/>
@@ -13939,56 +14099,56 @@
     <w:abstractNumId w:val="993"/>
   </w:num>
   <w:num w:numId="1270">
-    <w:abstractNumId w:val="992"/>
+    <w:abstractNumId w:val="993"/>
   </w:num>
   <w:num w:numId="1271">
-    <w:abstractNumId w:val="992"/>
+    <w:abstractNumId w:val="993"/>
   </w:num>
   <w:num w:numId="1272">
-    <w:abstractNumId w:val="992"/>
+    <w:abstractNumId w:val="993"/>
   </w:num>
   <w:num w:numId="1273">
-    <w:abstractNumId w:val="992"/>
+    <w:abstractNumId w:val="993"/>
   </w:num>
   <w:num w:numId="1274">
-    <w:abstractNumId w:val="992"/>
+    <w:abstractNumId w:val="993"/>
   </w:num>
   <w:num w:numId="1275">
-    <w:abstractNumId w:val="992"/>
+    <w:abstractNumId w:val="993"/>
   </w:num>
   <w:num w:numId="1276">
-    <w:abstractNumId w:val="992"/>
+    <w:abstractNumId w:val="993"/>
   </w:num>
   <w:num w:numId="1277">
-    <w:abstractNumId w:val="992"/>
+    <w:abstractNumId w:val="993"/>
   </w:num>
   <w:num w:numId="1278">
+    <w:abstractNumId w:val="992"/>
+  </w:num>
+  <w:num w:numId="1279">
+    <w:abstractNumId w:val="992"/>
+  </w:num>
+  <w:num w:numId="1280">
+    <w:abstractNumId w:val="992"/>
+  </w:num>
+  <w:num w:numId="1281">
+    <w:abstractNumId w:val="992"/>
+  </w:num>
+  <w:num w:numId="1282">
+    <w:abstractNumId w:val="992"/>
+  </w:num>
+  <w:num w:numId="1283">
+    <w:abstractNumId w:val="992"/>
+  </w:num>
+  <w:num w:numId="1284">
+    <w:abstractNumId w:val="992"/>
+  </w:num>
+  <w:num w:numId="1285">
+    <w:abstractNumId w:val="992"/>
+  </w:num>
+  <w:num w:numId="1286">
     <w:abstractNumId w:val="991"/>
   </w:num>
-  <w:num w:numId="1279">
-    <w:abstractNumId w:val="992"/>
-  </w:num>
-  <w:num w:numId="1280">
-    <w:abstractNumId w:val="992"/>
-  </w:num>
-  <w:num w:numId="1281">
-    <w:abstractNumId w:val="992"/>
-  </w:num>
-  <w:num w:numId="1282">
-    <w:abstractNumId w:val="992"/>
-  </w:num>
-  <w:num w:numId="1283">
-    <w:abstractNumId w:val="992"/>
-  </w:num>
-  <w:num w:numId="1284">
-    <w:abstractNumId w:val="992"/>
-  </w:num>
-  <w:num w:numId="1285">
-    <w:abstractNumId w:val="992"/>
-  </w:num>
-  <w:num w:numId="1286">
-    <w:abstractNumId w:val="992"/>
-  </w:num>
   <w:num w:numId="1287">
     <w:abstractNumId w:val="992"/>
   </w:num>
@@ -14029,7 +14189,7 @@
     <w:abstractNumId w:val="992"/>
   </w:num>
   <w:num w:numId="1300">
-    <w:abstractNumId w:val="993"/>
+    <w:abstractNumId w:val="992"/>
   </w:num>
   <w:num w:numId="1301">
     <w:abstractNumId w:val="992"/>
@@ -14044,37 +14204,37 @@
     <w:abstractNumId w:val="992"/>
   </w:num>
   <w:num w:numId="1305">
-    <w:abstractNumId w:val="993"/>
+    <w:abstractNumId w:val="992"/>
   </w:num>
   <w:num w:numId="1306">
+    <w:abstractNumId w:val="992"/>
+  </w:num>
+  <w:num w:numId="1307">
+    <w:abstractNumId w:val="992"/>
+  </w:num>
+  <w:num w:numId="1308">
+    <w:abstractNumId w:val="993"/>
+  </w:num>
+  <w:num w:numId="1309">
+    <w:abstractNumId w:val="992"/>
+  </w:num>
+  <w:num w:numId="1310">
+    <w:abstractNumId w:val="992"/>
+  </w:num>
+  <w:num w:numId="1311">
+    <w:abstractNumId w:val="992"/>
+  </w:num>
+  <w:num w:numId="1312">
+    <w:abstractNumId w:val="992"/>
+  </w:num>
+  <w:num w:numId="1313">
+    <w:abstractNumId w:val="993"/>
+  </w:num>
+  <w:num w:numId="1314">
     <w:abstractNumId w:val="991"/>
   </w:num>
-  <w:num w:numId="1307">
-    <w:abstractNumId w:val="993"/>
-  </w:num>
-  <w:num w:numId="1308">
-    <w:abstractNumId w:val="992"/>
-  </w:num>
-  <w:num w:numId="1309">
-    <w:abstractNumId w:val="992"/>
-  </w:num>
-  <w:num w:numId="1310">
-    <w:abstractNumId w:val="992"/>
-  </w:num>
-  <w:num w:numId="1311">
-    <w:abstractNumId w:val="992"/>
-  </w:num>
-  <w:num w:numId="1312">
-    <w:abstractNumId w:val="992"/>
-  </w:num>
-  <w:num w:numId="1313">
-    <w:abstractNumId w:val="992"/>
-  </w:num>
-  <w:num w:numId="1314">
-    <w:abstractNumId w:val="992"/>
-  </w:num>
   <w:num w:numId="1315">
-    <w:abstractNumId w:val="992"/>
+    <w:abstractNumId w:val="993"/>
   </w:num>
   <w:num w:numId="1316">
     <w:abstractNumId w:val="992"/>
@@ -14086,10 +14246,10 @@
     <w:abstractNumId w:val="992"/>
   </w:num>
   <w:num w:numId="1319">
-    <w:abstractNumId w:val="993"/>
+    <w:abstractNumId w:val="992"/>
   </w:num>
   <w:num w:numId="1320">
-    <w:abstractNumId w:val="993"/>
+    <w:abstractNumId w:val="992"/>
   </w:num>
   <w:num w:numId="1321">
     <w:abstractNumId w:val="992"/>
@@ -14110,10 +14270,10 @@
     <w:abstractNumId w:val="992"/>
   </w:num>
   <w:num w:numId="1327">
-    <w:abstractNumId w:val="992"/>
+    <w:abstractNumId w:val="993"/>
   </w:num>
   <w:num w:numId="1328">
-    <w:abstractNumId w:val="992"/>
+    <w:abstractNumId w:val="993"/>
   </w:num>
   <w:num w:numId="1329">
     <w:abstractNumId w:val="992"/>
@@ -14122,32 +14282,32 @@
     <w:abstractNumId w:val="992"/>
   </w:num>
   <w:num w:numId="1331">
+    <w:abstractNumId w:val="992"/>
+  </w:num>
+  <w:num w:numId="1332">
+    <w:abstractNumId w:val="992"/>
+  </w:num>
+  <w:num w:numId="1333">
+    <w:abstractNumId w:val="992"/>
+  </w:num>
+  <w:num w:numId="1334">
+    <w:abstractNumId w:val="992"/>
+  </w:num>
+  <w:num w:numId="1335">
+    <w:abstractNumId w:val="992"/>
+  </w:num>
+  <w:num w:numId="1336">
+    <w:abstractNumId w:val="992"/>
+  </w:num>
+  <w:num w:numId="1337">
+    <w:abstractNumId w:val="992"/>
+  </w:num>
+  <w:num w:numId="1338">
+    <w:abstractNumId w:val="992"/>
+  </w:num>
+  <w:num w:numId="1339">
     <w:abstractNumId w:val="991"/>
   </w:num>
-  <w:num w:numId="1332">
-    <w:abstractNumId w:val="992"/>
-  </w:num>
-  <w:num w:numId="1333">
-    <w:abstractNumId w:val="992"/>
-  </w:num>
-  <w:num w:numId="1334">
-    <w:abstractNumId w:val="992"/>
-  </w:num>
-  <w:num w:numId="1335">
-    <w:abstractNumId w:val="992"/>
-  </w:num>
-  <w:num w:numId="1336">
-    <w:abstractNumId w:val="992"/>
-  </w:num>
-  <w:num w:numId="1337">
-    <w:abstractNumId w:val="992"/>
-  </w:num>
-  <w:num w:numId="1338">
-    <w:abstractNumId w:val="992"/>
-  </w:num>
-  <w:num w:numId="1339">
-    <w:abstractNumId w:val="992"/>
-  </w:num>
   <w:num w:numId="1340">
     <w:abstractNumId w:val="992"/>
   </w:num>
@@ -14170,32 +14330,32 @@
     <w:abstractNumId w:val="992"/>
   </w:num>
   <w:num w:numId="1347">
+    <w:abstractNumId w:val="992"/>
+  </w:num>
+  <w:num w:numId="1348">
+    <w:abstractNumId w:val="992"/>
+  </w:num>
+  <w:num w:numId="1349">
+    <w:abstractNumId w:val="992"/>
+  </w:num>
+  <w:num w:numId="1350">
+    <w:abstractNumId w:val="992"/>
+  </w:num>
+  <w:num w:numId="1351">
+    <w:abstractNumId w:val="992"/>
+  </w:num>
+  <w:num w:numId="1352">
+    <w:abstractNumId w:val="992"/>
+  </w:num>
+  <w:num w:numId="1353">
+    <w:abstractNumId w:val="992"/>
+  </w:num>
+  <w:num w:numId="1354">
+    <w:abstractNumId w:val="992"/>
+  </w:num>
+  <w:num w:numId="1355">
     <w:abstractNumId w:val="991"/>
   </w:num>
-  <w:num w:numId="1348">
-    <w:abstractNumId w:val="992"/>
-  </w:num>
-  <w:num w:numId="1349">
-    <w:abstractNumId w:val="992"/>
-  </w:num>
-  <w:num w:numId="1350">
-    <w:abstractNumId w:val="992"/>
-  </w:num>
-  <w:num w:numId="1351">
-    <w:abstractNumId w:val="992"/>
-  </w:num>
-  <w:num w:numId="1352">
-    <w:abstractNumId w:val="992"/>
-  </w:num>
-  <w:num w:numId="1353">
-    <w:abstractNumId w:val="992"/>
-  </w:num>
-  <w:num w:numId="1354">
-    <w:abstractNumId w:val="992"/>
-  </w:num>
-  <w:num w:numId="1355">
-    <w:abstractNumId w:val="992"/>
-  </w:num>
   <w:num w:numId="1356">
     <w:abstractNumId w:val="992"/>
   </w:num>
@@ -14338,32 +14498,32 @@
     <w:abstractNumId w:val="992"/>
   </w:num>
   <w:num w:numId="1403">
+    <w:abstractNumId w:val="992"/>
+  </w:num>
+  <w:num w:numId="1404">
+    <w:abstractNumId w:val="992"/>
+  </w:num>
+  <w:num w:numId="1405">
+    <w:abstractNumId w:val="992"/>
+  </w:num>
+  <w:num w:numId="1406">
+    <w:abstractNumId w:val="992"/>
+  </w:num>
+  <w:num w:numId="1407">
+    <w:abstractNumId w:val="992"/>
+  </w:num>
+  <w:num w:numId="1408">
+    <w:abstractNumId w:val="992"/>
+  </w:num>
+  <w:num w:numId="1409">
+    <w:abstractNumId w:val="992"/>
+  </w:num>
+  <w:num w:numId="1410">
+    <w:abstractNumId w:val="992"/>
+  </w:num>
+  <w:num w:numId="1411">
     <w:abstractNumId w:val="991"/>
   </w:num>
-  <w:num w:numId="1404">
-    <w:abstractNumId w:val="992"/>
-  </w:num>
-  <w:num w:numId="1405">
-    <w:abstractNumId w:val="992"/>
-  </w:num>
-  <w:num w:numId="1406">
-    <w:abstractNumId w:val="992"/>
-  </w:num>
-  <w:num w:numId="1407">
-    <w:abstractNumId w:val="992"/>
-  </w:num>
-  <w:num w:numId="1408">
-    <w:abstractNumId w:val="992"/>
-  </w:num>
-  <w:num w:numId="1409">
-    <w:abstractNumId w:val="992"/>
-  </w:num>
-  <w:num w:numId="1410">
-    <w:abstractNumId w:val="992"/>
-  </w:num>
-  <w:num w:numId="1411">
-    <w:abstractNumId w:val="992"/>
-  </w:num>
   <w:num w:numId="1412">
     <w:abstractNumId w:val="992"/>
   </w:num>
@@ -14383,37 +14543,37 @@
     <w:abstractNumId w:val="992"/>
   </w:num>
   <w:num w:numId="1418">
+    <w:abstractNumId w:val="992"/>
+  </w:num>
+  <w:num w:numId="1419">
+    <w:abstractNumId w:val="992"/>
+  </w:num>
+  <w:num w:numId="1420">
+    <w:abstractNumId w:val="992"/>
+  </w:num>
+  <w:num w:numId="1421">
+    <w:abstractNumId w:val="992"/>
+  </w:num>
+  <w:num w:numId="1422">
+    <w:abstractNumId w:val="992"/>
+  </w:num>
+  <w:num w:numId="1423">
+    <w:abstractNumId w:val="992"/>
+  </w:num>
+  <w:num w:numId="1424">
+    <w:abstractNumId w:val="992"/>
+  </w:num>
+  <w:num w:numId="1425">
+    <w:abstractNumId w:val="992"/>
+  </w:num>
+  <w:num w:numId="1426">
     <w:abstractNumId w:val="991"/>
   </w:num>
-  <w:num w:numId="1419">
-    <w:abstractNumId w:val="992"/>
-  </w:num>
-  <w:num w:numId="1420">
-    <w:abstractNumId w:val="992"/>
-  </w:num>
-  <w:num w:numId="1421">
-    <w:abstractNumId w:val="992"/>
-  </w:num>
-  <w:num w:numId="1422">
-    <w:abstractNumId w:val="991"/>
-  </w:num>
-  <w:num w:numId="1423">
-    <w:abstractNumId w:val="992"/>
-  </w:num>
-  <w:num w:numId="1424">
-    <w:abstractNumId w:val="992"/>
-  </w:num>
-  <w:num w:numId="1425">
-    <w:abstractNumId w:val="992"/>
-  </w:num>
-  <w:num w:numId="1426">
-    <w:abstractNumId w:val="992"/>
-  </w:num>
   <w:num w:numId="1427">
     <w:abstractNumId w:val="992"/>
   </w:num>
   <w:num w:numId="1428">
-    <w:abstractNumId w:val="991"/>
+    <w:abstractNumId w:val="992"/>
   </w:num>
   <w:num w:numId="1429">
     <w:abstractNumId w:val="992"/>
@@ -14437,44 +14597,44 @@
     <w:abstractNumId w:val="992"/>
   </w:num>
   <w:num w:numId="1436">
-    <w:abstractNumId w:val="992"/>
+    <w:abstractNumId w:val="991"/>
   </w:num>
   <w:num w:numId="1437">
     <w:abstractNumId w:val="992"/>
   </w:num>
   <w:num w:numId="1438">
-    <w:abstractNumId w:val="992"/>
+    <w:abstractNumId w:val="991"/>
   </w:num>
   <w:num w:numId="1439">
     <w:abstractNumId w:val="992"/>
   </w:num>
   <w:num w:numId="1440">
+    <w:abstractNumId w:val="992"/>
+  </w:num>
+  <w:num w:numId="1441">
+    <w:abstractNumId w:val="992"/>
+  </w:num>
+  <w:num w:numId="1442">
+    <w:abstractNumId w:val="992"/>
+  </w:num>
+  <w:num w:numId="1443">
+    <w:abstractNumId w:val="992"/>
+  </w:num>
+  <w:num w:numId="1444">
+    <w:abstractNumId w:val="992"/>
+  </w:num>
+  <w:num w:numId="1445">
+    <w:abstractNumId w:val="992"/>
+  </w:num>
+  <w:num w:numId="1446">
+    <w:abstractNumId w:val="992"/>
+  </w:num>
+  <w:num w:numId="1447">
+    <w:abstractNumId w:val="992"/>
+  </w:num>
+  <w:num w:numId="1448">
     <w:abstractNumId w:val="991"/>
   </w:num>
-  <w:num w:numId="1441">
-    <w:abstractNumId w:val="992"/>
-  </w:num>
-  <w:num w:numId="1442">
-    <w:abstractNumId w:val="992"/>
-  </w:num>
-  <w:num w:numId="1443">
-    <w:abstractNumId w:val="992"/>
-  </w:num>
-  <w:num w:numId="1444">
-    <w:abstractNumId w:val="992"/>
-  </w:num>
-  <w:num w:numId="1445">
-    <w:abstractNumId w:val="992"/>
-  </w:num>
-  <w:num w:numId="1446">
-    <w:abstractNumId w:val="992"/>
-  </w:num>
-  <w:num w:numId="1447">
-    <w:abstractNumId w:val="992"/>
-  </w:num>
-  <w:num w:numId="1448">
-    <w:abstractNumId w:val="992"/>
-  </w:num>
   <w:num w:numId="1449">
     <w:abstractNumId w:val="992"/>
   </w:num>
@@ -14515,32 +14675,32 @@
     <w:abstractNumId w:val="992"/>
   </w:num>
   <w:num w:numId="1462">
+    <w:abstractNumId w:val="992"/>
+  </w:num>
+  <w:num w:numId="1463">
+    <w:abstractNumId w:val="992"/>
+  </w:num>
+  <w:num w:numId="1464">
+    <w:abstractNumId w:val="992"/>
+  </w:num>
+  <w:num w:numId="1465">
+    <w:abstractNumId w:val="992"/>
+  </w:num>
+  <w:num w:numId="1466">
+    <w:abstractNumId w:val="992"/>
+  </w:num>
+  <w:num w:numId="1467">
+    <w:abstractNumId w:val="992"/>
+  </w:num>
+  <w:num w:numId="1468">
+    <w:abstractNumId w:val="992"/>
+  </w:num>
+  <w:num w:numId="1469">
+    <w:abstractNumId w:val="992"/>
+  </w:num>
+  <w:num w:numId="1470">
     <w:abstractNumId w:val="991"/>
   </w:num>
-  <w:num w:numId="1463">
-    <w:abstractNumId w:val="992"/>
-  </w:num>
-  <w:num w:numId="1464">
-    <w:abstractNumId w:val="992"/>
-  </w:num>
-  <w:num w:numId="1465">
-    <w:abstractNumId w:val="992"/>
-  </w:num>
-  <w:num w:numId="1466">
-    <w:abstractNumId w:val="992"/>
-  </w:num>
-  <w:num w:numId="1467">
-    <w:abstractNumId w:val="992"/>
-  </w:num>
-  <w:num w:numId="1468">
-    <w:abstractNumId w:val="992"/>
-  </w:num>
-  <w:num w:numId="1469">
-    <w:abstractNumId w:val="992"/>
-  </w:num>
-  <w:num w:numId="1470">
-    <w:abstractNumId w:val="992"/>
-  </w:num>
   <w:num w:numId="1471">
     <w:abstractNumId w:val="992"/>
   </w:num>
@@ -14581,41 +14741,41 @@
     <w:abstractNumId w:val="992"/>
   </w:num>
   <w:num w:numId="1484">
+    <w:abstractNumId w:val="992"/>
+  </w:num>
+  <w:num w:numId="1485">
+    <w:abstractNumId w:val="992"/>
+  </w:num>
+  <w:num w:numId="1486">
+    <w:abstractNumId w:val="992"/>
+  </w:num>
+  <w:num w:numId="1487">
+    <w:abstractNumId w:val="992"/>
+  </w:num>
+  <w:num w:numId="1488">
+    <w:abstractNumId w:val="992"/>
+  </w:num>
+  <w:num w:numId="1489">
+    <w:abstractNumId w:val="992"/>
+  </w:num>
+  <w:num w:numId="1490">
+    <w:abstractNumId w:val="992"/>
+  </w:num>
+  <w:num w:numId="1491">
+    <w:abstractNumId w:val="992"/>
+  </w:num>
+  <w:num w:numId="1492">
     <w:abstractNumId w:val="991"/>
   </w:num>
-  <w:num w:numId="1485">
-    <w:abstractNumId w:val="992"/>
-  </w:num>
-  <w:num w:numId="1486">
-    <w:abstractNumId w:val="992"/>
-  </w:num>
-  <w:num w:numId="1487">
+  <w:num w:numId="1493">
+    <w:abstractNumId w:val="992"/>
+  </w:num>
+  <w:num w:numId="1494">
+    <w:abstractNumId w:val="992"/>
+  </w:num>
+  <w:num w:numId="1495">
     <w:abstractNumId w:val="991"/>
   </w:num>
-  <w:num w:numId="1488">
-    <w:abstractNumId w:val="992"/>
-  </w:num>
-  <w:num w:numId="1489">
-    <w:abstractNumId w:val="992"/>
-  </w:num>
-  <w:num w:numId="1490">
-    <w:abstractNumId w:val="992"/>
-  </w:num>
-  <w:num w:numId="1491">
-    <w:abstractNumId w:val="992"/>
-  </w:num>
-  <w:num w:numId="1492">
-    <w:abstractNumId w:val="992"/>
-  </w:num>
-  <w:num w:numId="1493">
-    <w:abstractNumId w:val="992"/>
-  </w:num>
-  <w:num w:numId="1494">
-    <w:abstractNumId w:val="992"/>
-  </w:num>
-  <w:num w:numId="1495">
-    <w:abstractNumId w:val="992"/>
-  </w:num>
   <w:num w:numId="1496">
     <w:abstractNumId w:val="992"/>
   </w:num>
@@ -14623,38 +14783,38 @@
     <w:abstractNumId w:val="992"/>
   </w:num>
   <w:num w:numId="1498">
+    <w:abstractNumId w:val="992"/>
+  </w:num>
+  <w:num w:numId="1499">
+    <w:abstractNumId w:val="992"/>
+  </w:num>
+  <w:num w:numId="1500">
+    <w:abstractNumId w:val="992"/>
+  </w:num>
+  <w:num w:numId="1501">
+    <w:abstractNumId w:val="992"/>
+  </w:num>
+  <w:num w:numId="1502">
+    <w:abstractNumId w:val="992"/>
+  </w:num>
+  <w:num w:numId="1503">
+    <w:abstractNumId w:val="992"/>
+  </w:num>
+  <w:num w:numId="1504">
+    <w:abstractNumId w:val="992"/>
+  </w:num>
+  <w:num w:numId="1505">
+    <w:abstractNumId w:val="992"/>
+  </w:num>
+  <w:num w:numId="1506">
     <w:abstractNumId w:val="991"/>
   </w:num>
-  <w:num w:numId="1499">
-    <w:abstractNumId w:val="992"/>
-  </w:num>
-  <w:num w:numId="1500">
+  <w:num w:numId="1507">
+    <w:abstractNumId w:val="992"/>
+  </w:num>
+  <w:num w:numId="1508">
     <w:abstractNumId w:val="991"/>
   </w:num>
-  <w:num w:numId="1501">
-    <w:abstractNumId w:val="992"/>
-  </w:num>
-  <w:num w:numId="1502">
-    <w:abstractNumId w:val="992"/>
-  </w:num>
-  <w:num w:numId="1503">
-    <w:abstractNumId w:val="992"/>
-  </w:num>
-  <w:num w:numId="1504">
-    <w:abstractNumId w:val="992"/>
-  </w:num>
-  <w:num w:numId="1505">
-    <w:abstractNumId w:val="992"/>
-  </w:num>
-  <w:num w:numId="1506">
-    <w:abstractNumId w:val="992"/>
-  </w:num>
-  <w:num w:numId="1507">
-    <w:abstractNumId w:val="992"/>
-  </w:num>
-  <w:num w:numId="1508">
-    <w:abstractNumId w:val="992"/>
-  </w:num>
   <w:num w:numId="1509">
     <w:abstractNumId w:val="992"/>
   </w:num>
@@ -14896,6 +15056,30 @@
     <w:abstractNumId w:val="992"/>
   </w:num>
   <w:num w:numId="1589">
+    <w:abstractNumId w:val="992"/>
+  </w:num>
+  <w:num w:numId="1590">
+    <w:abstractNumId w:val="992"/>
+  </w:num>
+  <w:num w:numId="1591">
+    <w:abstractNumId w:val="992"/>
+  </w:num>
+  <w:num w:numId="1592">
+    <w:abstractNumId w:val="992"/>
+  </w:num>
+  <w:num w:numId="1593">
+    <w:abstractNumId w:val="992"/>
+  </w:num>
+  <w:num w:numId="1594">
+    <w:abstractNumId w:val="992"/>
+  </w:num>
+  <w:num w:numId="1595">
+    <w:abstractNumId w:val="992"/>
+  </w:num>
+  <w:num w:numId="1596">
+    <w:abstractNumId w:val="992"/>
+  </w:num>
+  <w:num w:numId="1597">
     <w:abstractNumId w:val="992"/>
   </w:num>
 </w:numbering>

--- a/MASTER_M1_M2_DELIVERY_CHECKLIST.docx
+++ b/MASTER_M1_M2_DELIVERY_CHECKLIST.docx
@@ -10,7 +10,7 @@
         <w:t xml:space="preserve">© BuyReadySite.com</w:t>
       </w:r>
     </w:p>
-    <w:bookmarkStart w:id="84" w:name="X3d74ce0b4fd94f465ac7edf34b08aa6d5ff209b"/>
+    <w:bookmarkStart w:id="85" w:name="X3d74ce0b4fd94f465ac7edf34b08aa6d5ff209b"/>
     <w:p>
       <w:pPr>
         <w:pStyle w:val="Heading1"/>
@@ -505,7 +505,7 @@
               <w:jc w:val="right"/>
             </w:pPr>
             <w:r>
-              <w:t xml:space="preserve">0%</w:t>
+              <w:t xml:space="preserve">6%</w:t>
             </w:r>
           </w:p>
         </w:tc>
@@ -516,7 +516,7 @@
               <w:pStyle w:val="Compact"/>
             </w:pPr>
             <w:r>
-              <w:t xml:space="preserve">Not started</w:t>
+              <w:t xml:space="preserve">Implementation + API scope tests/build passed; browser admin/rep smoke pending</w:t>
             </w:r>
           </w:p>
         </w:tc>
@@ -709,7 +709,7 @@
                 <w:b/>
                 <w:bCs/>
               </w:rPr>
-              <w:t xml:space="preserve">40%</w:t>
+              <w:t xml:space="preserve">46%</w:t>
             </w:r>
           </w:p>
         </w:tc>
@@ -724,7 +724,7 @@
                 <w:b/>
                 <w:bCs/>
               </w:rPr>
-              <w:t xml:space="preserve">M1.1 auth, M1.2 base parity, M1.3 parity, and M1.4 B.6 stacking chip update added</w:t>
+              <w:t xml:space="preserve">M2.1 access/source implementation added after M1.3; browser smoke gates remain</w:t>
             </w:r>
           </w:p>
         </w:tc>
@@ -9356,7 +9356,7 @@
     </w:p>
     <w:bookmarkEnd w:id="55"/>
     <w:bookmarkEnd w:id="56"/>
-    <w:bookmarkStart w:id="61" w:name="Xa989490dca5dab2d86ca3d9b72c2ded4f0c555a"/>
+    <w:bookmarkStart w:id="62" w:name="Xa989490dca5dab2d86ca3d9b72c2ded4f0c555a"/>
     <w:p>
       <w:pPr>
         <w:pStyle w:val="Heading2"/>
@@ -9365,12 +9365,211 @@
         <w:t xml:space="preserve">M2.1 — Leads/Campaign Access And Source Fixes</w:t>
       </w:r>
     </w:p>
-    <w:bookmarkStart w:id="57" w:name="leads-ownership-bug"/>
+    <w:bookmarkStart w:id="57" w:name="implementation-evidence-2026-05-02-3"/>
     <w:p>
       <w:pPr>
         <w:pStyle w:val="Heading3"/>
       </w:pPr>
       <w:r>
+        <w:t xml:space="preserve">Implementation evidence — 2026-05-02</w:t>
+      </w:r>
+    </w:p>
+    <w:p>
+      <w:pPr>
+        <w:pStyle w:val="Compact"/>
+        <w:numPr>
+          <w:ilvl w:val="0"/>
+          <w:numId w:val="1396"/>
+        </w:numPr>
+      </w:pPr>
+      <w:r>
+        <w:t xml:space="preserve">Affected files:</w:t>
+      </w:r>
+      <w:r>
+        <w:t xml:space="preserve"> </w:t>
+      </w:r>
+      <w:r>
+        <w:rPr>
+          <w:rStyle w:val="VerbatimChar"/>
+        </w:rPr>
+        <w:t xml:space="preserve">server/src/controllers/leadController.ts</w:t>
+      </w:r>
+      <w:r>
+        <w:t xml:space="preserve">,</w:t>
+      </w:r>
+      <w:r>
+        <w:t xml:space="preserve"> </w:t>
+      </w:r>
+      <w:r>
+        <w:rPr>
+          <w:rStyle w:val="VerbatimChar"/>
+        </w:rPr>
+        <w:t xml:space="preserve">server/src/controllers/campaignController.ts</w:t>
+      </w:r>
+      <w:r>
+        <w:t xml:space="preserve">,</w:t>
+      </w:r>
+      <w:r>
+        <w:t xml:space="preserve"> </w:t>
+      </w:r>
+      <w:r>
+        <w:rPr>
+          <w:rStyle w:val="VerbatimChar"/>
+        </w:rPr>
+        <w:t xml:space="preserve">client/src/pages/LeadsPage.tsx</w:t>
+      </w:r>
+      <w:r>
+        <w:t xml:space="preserve">,</w:t>
+      </w:r>
+      <w:r>
+        <w:t xml:space="preserve"> </w:t>
+      </w:r>
+      <w:r>
+        <w:rPr>
+          <w:rStyle w:val="VerbatimChar"/>
+        </w:rPr>
+        <w:t xml:space="preserve">client/src/pages/CampaignsPage.tsx</w:t>
+      </w:r>
+      <w:r>
+        <w:t xml:space="preserve">,</w:t>
+      </w:r>
+      <w:r>
+        <w:t xml:space="preserve"> </w:t>
+      </w:r>
+      <w:r>
+        <w:rPr>
+          <w:rStyle w:val="VerbatimChar"/>
+        </w:rPr>
+        <w:t xml:space="preserve">server/tests/leadCampaignScope.test.ts</w:t>
+      </w:r>
+      <w:r>
+        <w:t xml:space="preserve">.</w:t>
+      </w:r>
+    </w:p>
+    <w:p>
+      <w:pPr>
+        <w:pStyle w:val="Compact"/>
+        <w:numPr>
+          <w:ilvl w:val="0"/>
+          <w:numId w:val="1397"/>
+        </w:numPr>
+      </w:pPr>
+      <w:r>
+        <w:t xml:space="preserve">Regression surface: Leads list/get/update/import/bulk/tag/export scope; Campaigns list/get/create/update/start/pause/cancel/analytics/sync scope; Campaigns delete UI visibility; Leads Source display fallback.</w:t>
+      </w:r>
+    </w:p>
+    <w:p>
+      <w:pPr>
+        <w:pStyle w:val="Compact"/>
+        <w:numPr>
+          <w:ilvl w:val="0"/>
+          <w:numId w:val="1398"/>
+        </w:numPr>
+      </w:pPr>
+      <w:r>
+        <w:t xml:space="preserve">Focused tests passed:</w:t>
+      </w:r>
+      <w:r>
+        <w:t xml:space="preserve"> </w:t>
+      </w:r>
+      <w:r>
+        <w:rPr>
+          <w:rStyle w:val="VerbatimChar"/>
+        </w:rPr>
+        <w:t xml:space="preserve">cd server &amp;&amp; npx vitest run tests/leadCampaignScope.test.ts</w:t>
+      </w:r>
+      <w:r>
+        <w:t xml:space="preserve"> </w:t>
+      </w:r>
+      <w:r>
+        <w:t xml:space="preserve">— 5/5 passed.</w:t>
+      </w:r>
+    </w:p>
+    <w:p>
+      <w:pPr>
+        <w:pStyle w:val="Compact"/>
+        <w:numPr>
+          <w:ilvl w:val="0"/>
+          <w:numId w:val="1399"/>
+        </w:numPr>
+      </w:pPr>
+      <w:r>
+        <w:t xml:space="preserve">Build passed: root</w:t>
+      </w:r>
+      <w:r>
+        <w:t xml:space="preserve"> </w:t>
+      </w:r>
+      <w:r>
+        <w:rPr>
+          <w:rStyle w:val="VerbatimChar"/>
+        </w:rPr>
+        <w:t xml:space="preserve">npm run build</w:t>
+      </w:r>
+      <w:r>
+        <w:t xml:space="preserve"> </w:t>
+      </w:r>
+      <w:r>
+        <w:t xml:space="preserve">— server</w:t>
+      </w:r>
+      <w:r>
+        <w:t xml:space="preserve"> </w:t>
+      </w:r>
+      <w:r>
+        <w:rPr>
+          <w:rStyle w:val="VerbatimChar"/>
+        </w:rPr>
+        <w:t xml:space="preserve">tsc</w:t>
+      </w:r>
+      <w:r>
+        <w:t xml:space="preserve"> </w:t>
+      </w:r>
+      <w:r>
+        <w:t xml:space="preserve">+ client</w:t>
+      </w:r>
+      <w:r>
+        <w:t xml:space="preserve"> </w:t>
+      </w:r>
+      <w:r>
+        <w:rPr>
+          <w:rStyle w:val="VerbatimChar"/>
+        </w:rPr>
+        <w:t xml:space="preserve">tsc &amp;&amp; vite build</w:t>
+      </w:r>
+      <w:r>
+        <w:t xml:space="preserve">.</w:t>
+      </w:r>
+    </w:p>
+    <w:p>
+      <w:pPr>
+        <w:pStyle w:val="Compact"/>
+        <w:numPr>
+          <w:ilvl w:val="0"/>
+          <w:numId w:val="1400"/>
+        </w:numPr>
+      </w:pPr>
+      <w:r>
+        <w:t xml:space="preserve">Browser smoke pending for admin/rep Leads and Campaigns views.</w:t>
+      </w:r>
+    </w:p>
+    <w:p>
+      <w:pPr>
+        <w:pStyle w:val="Compact"/>
+        <w:numPr>
+          <w:ilvl w:val="0"/>
+          <w:numId w:val="1401"/>
+        </w:numPr>
+      </w:pPr>
+      <w:r>
+        <w:t xml:space="preserve">CSV import smoke pending with two real rep accounts.</w:t>
+      </w:r>
+    </w:p>
+    <w:bookmarkEnd w:id="57"/>
+    <w:bookmarkStart w:id="58" w:name="leads-ownership-bug"/>
+    <w:p>
+      <w:pPr>
+        <w:pStyle w:val="Heading3"/>
+      </w:pPr>
+      <w:r>
         <w:t xml:space="preserve">Leads ownership bug</w:t>
       </w:r>
     </w:p>
@@ -9379,7 +9578,7 @@
         <w:pStyle w:val="Compact"/>
         <w:numPr>
           <w:ilvl w:val="0"/>
-          <w:numId w:val="1396"/>
+          <w:numId w:val="1402"/>
         </w:numPr>
       </w:pPr>
       <w:r>
@@ -9430,7 +9629,7 @@
         <w:pStyle w:val="Compact"/>
         <w:numPr>
           <w:ilvl w:val="0"/>
-          <w:numId w:val="1397"/>
+          <w:numId w:val="1403"/>
         </w:numPr>
       </w:pPr>
       <w:r>
@@ -9457,7 +9656,7 @@
         <w:pStyle w:val="Compact"/>
         <w:numPr>
           <w:ilvl w:val="0"/>
-          <w:numId w:val="1398"/>
+          <w:numId w:val="1404"/>
         </w:numPr>
       </w:pPr>
       <w:r>
@@ -9469,7 +9668,7 @@
         <w:pStyle w:val="Compact"/>
         <w:numPr>
           <w:ilvl w:val="0"/>
-          <w:numId w:val="1399"/>
+          <w:numId w:val="1405"/>
         </w:numPr>
       </w:pPr>
       <w:r>
@@ -9496,7 +9695,7 @@
         <w:pStyle w:val="Compact"/>
         <w:numPr>
           <w:ilvl w:val="0"/>
-          <w:numId w:val="1400"/>
+          <w:numId w:val="1406"/>
         </w:numPr>
       </w:pPr>
       <w:r>
@@ -9508,7 +9707,7 @@
         <w:pStyle w:val="Compact"/>
         <w:numPr>
           <w:ilvl w:val="0"/>
-          <w:numId w:val="1401"/>
+          <w:numId w:val="1407"/>
         </w:numPr>
       </w:pPr>
       <w:r>
@@ -9520,15 +9719,15 @@
         <w:pStyle w:val="Compact"/>
         <w:numPr>
           <w:ilvl w:val="0"/>
-          <w:numId w:val="1402"/>
-        </w:numPr>
-      </w:pPr>
-      <w:r>
-        <w:t xml:space="preserve">Manager behavior documented and tested.</w:t>
-      </w:r>
-    </w:p>
-    <w:bookmarkEnd w:id="57"/>
-    <w:bookmarkStart w:id="58" w:name="campaign-ownership-bug"/>
+          <w:numId w:val="1408"/>
+        </w:numPr>
+      </w:pPr>
+      <w:r>
+        <w:t xml:space="preserve">Manager behavior documented: manager keeps admin-like global visibility for M2.1 unless JB narrows manager scope later.</w:t>
+      </w:r>
+    </w:p>
+    <w:bookmarkEnd w:id="58"/>
+    <w:bookmarkStart w:id="59" w:name="campaign-ownership-bug"/>
     <w:p>
       <w:pPr>
         <w:pStyle w:val="Heading3"/>
@@ -9542,7 +9741,7 @@
         <w:pStyle w:val="Compact"/>
         <w:numPr>
           <w:ilvl w:val="0"/>
-          <w:numId w:val="1403"/>
+          <w:numId w:val="1409"/>
         </w:numPr>
       </w:pPr>
       <w:r>
@@ -9566,7 +9765,7 @@
         <w:pStyle w:val="Compact"/>
         <w:numPr>
           <w:ilvl w:val="0"/>
-          <w:numId w:val="1404"/>
+          <w:numId w:val="1410"/>
         </w:numPr>
       </w:pPr>
       <w:r>
@@ -9590,7 +9789,7 @@
         <w:pStyle w:val="Compact"/>
         <w:numPr>
           <w:ilvl w:val="0"/>
-          <w:numId w:val="1405"/>
+          <w:numId w:val="1411"/>
         </w:numPr>
       </w:pPr>
       <w:r>
@@ -9602,7 +9801,7 @@
         <w:pStyle w:val="Compact"/>
         <w:numPr>
           <w:ilvl w:val="0"/>
-          <w:numId w:val="1406"/>
+          <w:numId w:val="1412"/>
         </w:numPr>
       </w:pPr>
       <w:r>
@@ -9614,7 +9813,7 @@
         <w:pStyle w:val="Compact"/>
         <w:numPr>
           <w:ilvl w:val="0"/>
-          <w:numId w:val="1407"/>
+          <w:numId w:val="1413"/>
         </w:numPr>
       </w:pPr>
       <w:r>
@@ -9626,7 +9825,7 @@
         <w:pStyle w:val="Compact"/>
         <w:numPr>
           <w:ilvl w:val="0"/>
-          <w:numId w:val="1408"/>
+          <w:numId w:val="1414"/>
         </w:numPr>
       </w:pPr>
       <w:r>
@@ -9642,8 +9841,8 @@
         <w:t xml:space="preserve">remains compatible.</w:t>
       </w:r>
     </w:p>
-    <w:bookmarkEnd w:id="58"/>
-    <w:bookmarkStart w:id="59" w:name="source-readable-fix"/>
+    <w:bookmarkEnd w:id="59"/>
+    <w:bookmarkStart w:id="60" w:name="source-readable-fix"/>
     <w:p>
       <w:pPr>
         <w:pStyle w:val="Heading3"/>
@@ -9657,7 +9856,7 @@
         <w:pStyle w:val="Compact"/>
         <w:numPr>
           <w:ilvl w:val="0"/>
-          <w:numId w:val="1409"/>
+          <w:numId w:val="1415"/>
         </w:numPr>
       </w:pPr>
       <w:r>
@@ -9669,7 +9868,7 @@
         <w:pStyle w:val="Compact"/>
         <w:numPr>
           <w:ilvl w:val="0"/>
-          <w:numId w:val="1410"/>
+          <w:numId w:val="1416"/>
         </w:numPr>
       </w:pPr>
       <w:r>
@@ -9681,7 +9880,7 @@
         <w:pStyle w:val="Compact"/>
         <w:numPr>
           <w:ilvl w:val="1"/>
-          <w:numId w:val="1411"/>
+          <w:numId w:val="1417"/>
         </w:numPr>
       </w:pPr>
       <w:r>
@@ -9699,7 +9898,7 @@
         <w:pStyle w:val="Compact"/>
         <w:numPr>
           <w:ilvl w:val="1"/>
-          <w:numId w:val="1411"/>
+          <w:numId w:val="1417"/>
         </w:numPr>
       </w:pPr>
       <w:r>
@@ -9717,7 +9916,7 @@
         <w:pStyle w:val="Compact"/>
         <w:numPr>
           <w:ilvl w:val="1"/>
-          <w:numId w:val="1411"/>
+          <w:numId w:val="1417"/>
         </w:numPr>
       </w:pPr>
       <w:r>
@@ -9735,7 +9934,7 @@
         <w:pStyle w:val="Compact"/>
         <w:numPr>
           <w:ilvl w:val="1"/>
-          <w:numId w:val="1411"/>
+          <w:numId w:val="1417"/>
         </w:numPr>
       </w:pPr>
       <w:r>
@@ -9753,7 +9952,7 @@
         <w:pStyle w:val="Compact"/>
         <w:numPr>
           <w:ilvl w:val="0"/>
-          <w:numId w:val="1412"/>
+          <w:numId w:val="1418"/>
         </w:numPr>
       </w:pPr>
       <w:r>
@@ -9765,7 +9964,7 @@
         <w:pStyle w:val="Compact"/>
         <w:numPr>
           <w:ilvl w:val="0"/>
-          <w:numId w:val="1413"/>
+          <w:numId w:val="1419"/>
         </w:numPr>
       </w:pPr>
       <w:r>
@@ -9777,15 +9976,15 @@
         <w:pStyle w:val="Compact"/>
         <w:numPr>
           <w:ilvl w:val="0"/>
-          <w:numId w:val="1414"/>
+          <w:numId w:val="1420"/>
         </w:numPr>
       </w:pPr>
       <w:r>
         <w:t xml:space="preserve">Campaign-created leads preserve campaign/list lineage.</w:t>
       </w:r>
     </w:p>
-    <w:bookmarkEnd w:id="59"/>
-    <w:bookmarkStart w:id="60" w:name="m2.1-testing-gate"/>
+    <w:bookmarkEnd w:id="60"/>
+    <w:bookmarkStart w:id="61" w:name="m2.1-testing-gate"/>
     <w:p>
       <w:pPr>
         <w:pStyle w:val="Heading3"/>
@@ -9799,7 +9998,7 @@
         <w:pStyle w:val="Compact"/>
         <w:numPr>
           <w:ilvl w:val="0"/>
-          <w:numId w:val="1415"/>
+          <w:numId w:val="1421"/>
         </w:numPr>
       </w:pPr>
       <w:r>
@@ -9811,7 +10010,7 @@
         <w:pStyle w:val="Compact"/>
         <w:numPr>
           <w:ilvl w:val="0"/>
-          <w:numId w:val="1416"/>
+          <w:numId w:val="1422"/>
         </w:numPr>
       </w:pPr>
       <w:r>
@@ -9823,7 +10022,7 @@
         <w:pStyle w:val="Compact"/>
         <w:numPr>
           <w:ilvl w:val="0"/>
-          <w:numId w:val="1417"/>
+          <w:numId w:val="1423"/>
         </w:numPr>
       </w:pPr>
       <w:r>
@@ -9835,7 +10034,7 @@
         <w:pStyle w:val="Compact"/>
         <w:numPr>
           <w:ilvl w:val="0"/>
-          <w:numId w:val="1418"/>
+          <w:numId w:val="1424"/>
         </w:numPr>
       </w:pPr>
       <w:r>
@@ -9847,7 +10046,7 @@
         <w:pStyle w:val="Compact"/>
         <w:numPr>
           <w:ilvl w:val="0"/>
-          <w:numId w:val="1419"/>
+          <w:numId w:val="1425"/>
         </w:numPr>
       </w:pPr>
       <w:r>
@@ -9859,7 +10058,7 @@
         <w:pStyle w:val="Compact"/>
         <w:numPr>
           <w:ilvl w:val="0"/>
-          <w:numId w:val="1420"/>
+          <w:numId w:val="1426"/>
         </w:numPr>
       </w:pPr>
       <w:r>
@@ -9871,7 +10070,7 @@
         <w:pStyle w:val="Compact"/>
         <w:numPr>
           <w:ilvl w:val="0"/>
-          <w:numId w:val="1421"/>
+          <w:numId w:val="1427"/>
         </w:numPr>
       </w:pPr>
       <w:r>
@@ -9883,7 +10082,7 @@
         <w:pStyle w:val="Compact"/>
         <w:numPr>
           <w:ilvl w:val="0"/>
-          <w:numId w:val="1422"/>
+          <w:numId w:val="1428"/>
         </w:numPr>
       </w:pPr>
       <w:r>
@@ -9895,16 +10094,16 @@
         <w:pStyle w:val="Compact"/>
         <w:numPr>
           <w:ilvl w:val="0"/>
-          <w:numId w:val="1423"/>
+          <w:numId w:val="1429"/>
         </w:numPr>
       </w:pPr>
       <w:r>
         <w:t xml:space="preserve">Progress dashboard updated.</w:t>
       </w:r>
     </w:p>
-    <w:bookmarkEnd w:id="60"/>
     <w:bookmarkEnd w:id="61"/>
-    <w:bookmarkStart w:id="67" w:name="X80216ddf01e64983419846741e514a0cb2a2ddb"/>
+    <w:bookmarkEnd w:id="62"/>
+    <w:bookmarkStart w:id="68" w:name="X80216ddf01e64983419846741e514a0cb2a2ddb"/>
     <w:p>
       <w:pPr>
         <w:pStyle w:val="Heading2"/>
@@ -9913,7 +10112,7 @@
         <w:t xml:space="preserve">M2.2 — Leads Enrichment Columns And Export CSV</w:t>
       </w:r>
     </w:p>
-    <w:bookmarkStart w:id="62" w:name="leads-table-columns"/>
+    <w:bookmarkStart w:id="63" w:name="leads-table-columns"/>
     <w:p>
       <w:pPr>
         <w:pStyle w:val="Heading3"/>
@@ -9927,7 +10126,7 @@
         <w:pStyle w:val="Compact"/>
         <w:numPr>
           <w:ilvl w:val="0"/>
-          <w:numId w:val="1424"/>
+          <w:numId w:val="1430"/>
         </w:numPr>
       </w:pPr>
       <w:r>
@@ -9939,7 +10138,7 @@
         <w:pStyle w:val="Compact"/>
         <w:numPr>
           <w:ilvl w:val="0"/>
-          <w:numId w:val="1425"/>
+          <w:numId w:val="1431"/>
         </w:numPr>
       </w:pPr>
       <w:r>
@@ -9951,7 +10150,7 @@
         <w:pStyle w:val="Compact"/>
         <w:numPr>
           <w:ilvl w:val="1"/>
-          <w:numId w:val="1426"/>
+          <w:numId w:val="1432"/>
         </w:numPr>
       </w:pPr>
       <w:r>
@@ -9963,7 +10162,7 @@
         <w:pStyle w:val="Compact"/>
         <w:numPr>
           <w:ilvl w:val="1"/>
-          <w:numId w:val="1426"/>
+          <w:numId w:val="1432"/>
         </w:numPr>
       </w:pPr>
       <w:r>
@@ -9975,7 +10174,7 @@
         <w:pStyle w:val="Compact"/>
         <w:numPr>
           <w:ilvl w:val="1"/>
-          <w:numId w:val="1426"/>
+          <w:numId w:val="1432"/>
         </w:numPr>
       </w:pPr>
       <w:r>
@@ -9987,7 +10186,7 @@
         <w:pStyle w:val="Compact"/>
         <w:numPr>
           <w:ilvl w:val="1"/>
-          <w:numId w:val="1426"/>
+          <w:numId w:val="1432"/>
         </w:numPr>
       </w:pPr>
       <w:r>
@@ -9999,7 +10198,7 @@
         <w:pStyle w:val="Compact"/>
         <w:numPr>
           <w:ilvl w:val="1"/>
-          <w:numId w:val="1426"/>
+          <w:numId w:val="1432"/>
         </w:numPr>
       </w:pPr>
       <w:r>
@@ -10011,7 +10210,7 @@
         <w:pStyle w:val="Compact"/>
         <w:numPr>
           <w:ilvl w:val="1"/>
-          <w:numId w:val="1426"/>
+          <w:numId w:val="1432"/>
         </w:numPr>
       </w:pPr>
       <w:r>
@@ -10023,7 +10222,7 @@
         <w:pStyle w:val="Compact"/>
         <w:numPr>
           <w:ilvl w:val="1"/>
-          <w:numId w:val="1426"/>
+          <w:numId w:val="1432"/>
         </w:numPr>
       </w:pPr>
       <w:r>
@@ -10035,7 +10234,7 @@
         <w:pStyle w:val="Compact"/>
         <w:numPr>
           <w:ilvl w:val="1"/>
-          <w:numId w:val="1426"/>
+          <w:numId w:val="1432"/>
         </w:numPr>
       </w:pPr>
       <w:r>
@@ -10047,7 +10246,7 @@
         <w:pStyle w:val="Compact"/>
         <w:numPr>
           <w:ilvl w:val="0"/>
-          <w:numId w:val="1427"/>
+          <w:numId w:val="1433"/>
         </w:numPr>
       </w:pPr>
       <w:r>
@@ -10068,7 +10267,7 @@
         <w:pStyle w:val="Compact"/>
         <w:numPr>
           <w:ilvl w:val="0"/>
-          <w:numId w:val="1428"/>
+          <w:numId w:val="1434"/>
         </w:numPr>
       </w:pPr>
       <w:r>
@@ -10092,129 +10291,11 @@
         <w:pStyle w:val="Compact"/>
         <w:numPr>
           <w:ilvl w:val="0"/>
-          <w:numId w:val="1429"/>
+          <w:numId w:val="1435"/>
         </w:numPr>
       </w:pPr>
       <w:r>
         <w:t xml:space="preserve">Monthly Revenue renders raw/formatted revenue plus provenance chip:</w:t>
-      </w:r>
-    </w:p>
-    <w:p>
-      <w:pPr>
-        <w:pStyle w:val="Compact"/>
-        <w:numPr>
-          <w:ilvl w:val="1"/>
-          <w:numId w:val="1430"/>
-        </w:numPr>
-      </w:pPr>
-      <w:r>
-        <w:t xml:space="preserve">AI;</w:t>
-      </w:r>
-    </w:p>
-    <w:p>
-      <w:pPr>
-        <w:pStyle w:val="Compact"/>
-        <w:numPr>
-          <w:ilvl w:val="1"/>
-          <w:numId w:val="1430"/>
-        </w:numPr>
-      </w:pPr>
-      <w:r>
-        <w:t xml:space="preserve">CSV;</w:t>
-      </w:r>
-    </w:p>
-    <w:p>
-      <w:pPr>
-        <w:pStyle w:val="Compact"/>
-        <w:numPr>
-          <w:ilvl w:val="1"/>
-          <w:numId w:val="1430"/>
-        </w:numPr>
-      </w:pPr>
-      <w:r>
-        <w:t xml:space="preserve">MANUAL.</w:t>
-      </w:r>
-    </w:p>
-    <w:p>
-      <w:pPr>
-        <w:pStyle w:val="Compact"/>
-        <w:numPr>
-          <w:ilvl w:val="0"/>
-          <w:numId w:val="1431"/>
-        </w:numPr>
-      </w:pPr>
-      <w:r>
-        <w:t xml:space="preserve">Empty revenue renders</w:t>
-      </w:r>
-      <w:r>
-        <w:t xml:space="preserve"> </w:t>
-      </w:r>
-      <w:r>
-        <w:rPr>
-          <w:rStyle w:val="VerbatimChar"/>
-        </w:rPr>
-        <w:t xml:space="preserve">—</w:t>
-      </w:r>
-      <w:r>
-        <w:t xml:space="preserve">.</w:t>
-      </w:r>
-    </w:p>
-    <w:p>
-      <w:pPr>
-        <w:pStyle w:val="Compact"/>
-        <w:numPr>
-          <w:ilvl w:val="0"/>
-          <w:numId w:val="1432"/>
-        </w:numPr>
-      </w:pPr>
-      <w:r>
-        <w:t xml:space="preserve">Source cell uses two-line readable source/list pattern.</w:t>
-      </w:r>
-    </w:p>
-    <w:p>
-      <w:pPr>
-        <w:pStyle w:val="Compact"/>
-        <w:numPr>
-          <w:ilvl w:val="0"/>
-          <w:numId w:val="1433"/>
-        </w:numPr>
-      </w:pPr>
-      <w:r>
-        <w:t xml:space="preserve">Status pill styles match prototype.</w:t>
-      </w:r>
-    </w:p>
-    <w:p>
-      <w:pPr>
-        <w:pStyle w:val="Compact"/>
-        <w:numPr>
-          <w:ilvl w:val="0"/>
-          <w:numId w:val="1434"/>
-        </w:numPr>
-      </w:pPr>
-      <w:r>
-        <w:t xml:space="preserve">Avatar initials match prototype density.</w:t>
-      </w:r>
-    </w:p>
-    <w:bookmarkEnd w:id="62"/>
-    <w:bookmarkStart w:id="63" w:name="data-plumbing"/>
-    <w:p>
-      <w:pPr>
-        <w:pStyle w:val="Heading3"/>
-      </w:pPr>
-      <w:r>
-        <w:t xml:space="preserve">Data plumbing</w:t>
-      </w:r>
-    </w:p>
-    <w:p>
-      <w:pPr>
-        <w:pStyle w:val="Compact"/>
-        <w:numPr>
-          <w:ilvl w:val="0"/>
-          <w:numId w:val="1435"/>
-        </w:numPr>
-      </w:pPr>
-      <w:r>
-        <w:t xml:space="preserve">Confirm data source for industry:</w:t>
       </w:r>
     </w:p>
     <w:p>
@@ -10226,7 +10307,7 @@
         </w:numPr>
       </w:pPr>
       <w:r>
-        <w:t xml:space="preserve">existing AI classifier field;</w:t>
+        <w:t xml:space="preserve">AI;</w:t>
       </w:r>
     </w:p>
     <w:p>
@@ -10238,7 +10319,7 @@
         </w:numPr>
       </w:pPr>
       <w:r>
-        <w:t xml:space="preserve">CSV value;</w:t>
+        <w:t xml:space="preserve">CSV;</w:t>
       </w:r>
     </w:p>
     <w:p>
@@ -10250,6 +10331,124 @@
         </w:numPr>
       </w:pPr>
       <w:r>
+        <w:t xml:space="preserve">MANUAL.</w:t>
+      </w:r>
+    </w:p>
+    <w:p>
+      <w:pPr>
+        <w:pStyle w:val="Compact"/>
+        <w:numPr>
+          <w:ilvl w:val="0"/>
+          <w:numId w:val="1437"/>
+        </w:numPr>
+      </w:pPr>
+      <w:r>
+        <w:t xml:space="preserve">Empty revenue renders</w:t>
+      </w:r>
+      <w:r>
+        <w:t xml:space="preserve"> </w:t>
+      </w:r>
+      <w:r>
+        <w:rPr>
+          <w:rStyle w:val="VerbatimChar"/>
+        </w:rPr>
+        <w:t xml:space="preserve">—</w:t>
+      </w:r>
+      <w:r>
+        <w:t xml:space="preserve">.</w:t>
+      </w:r>
+    </w:p>
+    <w:p>
+      <w:pPr>
+        <w:pStyle w:val="Compact"/>
+        <w:numPr>
+          <w:ilvl w:val="0"/>
+          <w:numId w:val="1438"/>
+        </w:numPr>
+      </w:pPr>
+      <w:r>
+        <w:t xml:space="preserve">Source cell uses two-line readable source/list pattern.</w:t>
+      </w:r>
+    </w:p>
+    <w:p>
+      <w:pPr>
+        <w:pStyle w:val="Compact"/>
+        <w:numPr>
+          <w:ilvl w:val="0"/>
+          <w:numId w:val="1439"/>
+        </w:numPr>
+      </w:pPr>
+      <w:r>
+        <w:t xml:space="preserve">Status pill styles match prototype.</w:t>
+      </w:r>
+    </w:p>
+    <w:p>
+      <w:pPr>
+        <w:pStyle w:val="Compact"/>
+        <w:numPr>
+          <w:ilvl w:val="0"/>
+          <w:numId w:val="1440"/>
+        </w:numPr>
+      </w:pPr>
+      <w:r>
+        <w:t xml:space="preserve">Avatar initials match prototype density.</w:t>
+      </w:r>
+    </w:p>
+    <w:bookmarkEnd w:id="63"/>
+    <w:bookmarkStart w:id="64" w:name="data-plumbing"/>
+    <w:p>
+      <w:pPr>
+        <w:pStyle w:val="Heading3"/>
+      </w:pPr>
+      <w:r>
+        <w:t xml:space="preserve">Data plumbing</w:t>
+      </w:r>
+    </w:p>
+    <w:p>
+      <w:pPr>
+        <w:pStyle w:val="Compact"/>
+        <w:numPr>
+          <w:ilvl w:val="0"/>
+          <w:numId w:val="1441"/>
+        </w:numPr>
+      </w:pPr>
+      <w:r>
+        <w:t xml:space="preserve">Confirm data source for industry:</w:t>
+      </w:r>
+    </w:p>
+    <w:p>
+      <w:pPr>
+        <w:pStyle w:val="Compact"/>
+        <w:numPr>
+          <w:ilvl w:val="1"/>
+          <w:numId w:val="1442"/>
+        </w:numPr>
+      </w:pPr>
+      <w:r>
+        <w:t xml:space="preserve">existing AI classifier field;</w:t>
+      </w:r>
+    </w:p>
+    <w:p>
+      <w:pPr>
+        <w:pStyle w:val="Compact"/>
+        <w:numPr>
+          <w:ilvl w:val="1"/>
+          <w:numId w:val="1442"/>
+        </w:numPr>
+      </w:pPr>
+      <w:r>
+        <w:t xml:space="preserve">CSV value;</w:t>
+      </w:r>
+    </w:p>
+    <w:p>
+      <w:pPr>
+        <w:pStyle w:val="Compact"/>
+        <w:numPr>
+          <w:ilvl w:val="1"/>
+          <w:numId w:val="1442"/>
+        </w:numPr>
+      </w:pPr>
+      <w:r>
         <w:t xml:space="preserve">manual override.</w:t>
       </w:r>
     </w:p>
@@ -10258,7 +10457,7 @@
         <w:pStyle w:val="Compact"/>
         <w:numPr>
           <w:ilvl w:val="0"/>
-          <w:numId w:val="1437"/>
+          <w:numId w:val="1443"/>
         </w:numPr>
       </w:pPr>
       <w:r>
@@ -10270,7 +10469,7 @@
         <w:pStyle w:val="Compact"/>
         <w:numPr>
           <w:ilvl w:val="1"/>
-          <w:numId w:val="1438"/>
+          <w:numId w:val="1444"/>
         </w:numPr>
       </w:pPr>
       <w:r>
@@ -10282,7 +10481,7 @@
         <w:pStyle w:val="Compact"/>
         <w:numPr>
           <w:ilvl w:val="1"/>
-          <w:numId w:val="1438"/>
+          <w:numId w:val="1444"/>
         </w:numPr>
       </w:pPr>
       <w:r>
@@ -10294,7 +10493,7 @@
         <w:pStyle w:val="Compact"/>
         <w:numPr>
           <w:ilvl w:val="1"/>
-          <w:numId w:val="1438"/>
+          <w:numId w:val="1444"/>
         </w:numPr>
       </w:pPr>
       <w:r>
@@ -10306,7 +10505,7 @@
         <w:pStyle w:val="Compact"/>
         <w:numPr>
           <w:ilvl w:val="0"/>
-          <w:numId w:val="1439"/>
+          <w:numId w:val="1445"/>
         </w:numPr>
       </w:pPr>
       <w:r>
@@ -10318,7 +10517,7 @@
         <w:pStyle w:val="Compact"/>
         <w:numPr>
           <w:ilvl w:val="0"/>
-          <w:numId w:val="1440"/>
+          <w:numId w:val="1446"/>
         </w:numPr>
       </w:pPr>
       <w:r>
@@ -10330,15 +10529,15 @@
         <w:pStyle w:val="Compact"/>
         <w:numPr>
           <w:ilvl w:val="0"/>
-          <w:numId w:val="1441"/>
+          <w:numId w:val="1447"/>
         </w:numPr>
       </w:pPr>
       <w:r>
         <w:t xml:space="preserve">Rep scope applies to all enrichment queries.</w:t>
       </w:r>
     </w:p>
-    <w:bookmarkEnd w:id="63"/>
-    <w:bookmarkStart w:id="64" w:name="export-csv"/>
+    <w:bookmarkEnd w:id="64"/>
+    <w:bookmarkStart w:id="65" w:name="export-csv"/>
     <w:p>
       <w:pPr>
         <w:pStyle w:val="Heading3"/>
@@ -10352,7 +10551,7 @@
         <w:pStyle w:val="Compact"/>
         <w:numPr>
           <w:ilvl w:val="0"/>
-          <w:numId w:val="1442"/>
+          <w:numId w:val="1448"/>
         </w:numPr>
       </w:pPr>
       <w:r>
@@ -10373,7 +10572,7 @@
         <w:pStyle w:val="Compact"/>
         <w:numPr>
           <w:ilvl w:val="0"/>
-          <w:numId w:val="1443"/>
+          <w:numId w:val="1449"/>
         </w:numPr>
       </w:pPr>
       <w:r>
@@ -10385,7 +10584,7 @@
         <w:pStyle w:val="Compact"/>
         <w:numPr>
           <w:ilvl w:val="0"/>
-          <w:numId w:val="1444"/>
+          <w:numId w:val="1450"/>
         </w:numPr>
       </w:pPr>
       <w:r>
@@ -10397,7 +10596,7 @@
         <w:pStyle w:val="Compact"/>
         <w:numPr>
           <w:ilvl w:val="0"/>
-          <w:numId w:val="1445"/>
+          <w:numId w:val="1451"/>
         </w:numPr>
       </w:pPr>
       <w:r>
@@ -10409,7 +10608,7 @@
         <w:pStyle w:val="Compact"/>
         <w:numPr>
           <w:ilvl w:val="0"/>
-          <w:numId w:val="1446"/>
+          <w:numId w:val="1452"/>
         </w:numPr>
       </w:pPr>
       <w:r>
@@ -10421,7 +10620,7 @@
         <w:pStyle w:val="Compact"/>
         <w:numPr>
           <w:ilvl w:val="0"/>
-          <w:numId w:val="1447"/>
+          <w:numId w:val="1453"/>
         </w:numPr>
       </w:pPr>
       <w:r>
@@ -10433,7 +10632,7 @@
         <w:pStyle w:val="Compact"/>
         <w:numPr>
           <w:ilvl w:val="1"/>
-          <w:numId w:val="1448"/>
+          <w:numId w:val="1454"/>
         </w:numPr>
       </w:pPr>
       <w:r>
@@ -10445,7 +10644,7 @@
         <w:pStyle w:val="Compact"/>
         <w:numPr>
           <w:ilvl w:val="1"/>
-          <w:numId w:val="1448"/>
+          <w:numId w:val="1454"/>
         </w:numPr>
       </w:pPr>
       <w:r>
@@ -10457,7 +10656,7 @@
         <w:pStyle w:val="Compact"/>
         <w:numPr>
           <w:ilvl w:val="1"/>
-          <w:numId w:val="1448"/>
+          <w:numId w:val="1454"/>
         </w:numPr>
       </w:pPr>
       <w:r>
@@ -10469,7 +10668,7 @@
         <w:pStyle w:val="Compact"/>
         <w:numPr>
           <w:ilvl w:val="1"/>
-          <w:numId w:val="1448"/>
+          <w:numId w:val="1454"/>
         </w:numPr>
       </w:pPr>
       <w:r>
@@ -10481,7 +10680,7 @@
         <w:pStyle w:val="Compact"/>
         <w:numPr>
           <w:ilvl w:val="1"/>
-          <w:numId w:val="1448"/>
+          <w:numId w:val="1454"/>
         </w:numPr>
       </w:pPr>
       <w:r>
@@ -10493,7 +10692,7 @@
         <w:pStyle w:val="Compact"/>
         <w:numPr>
           <w:ilvl w:val="1"/>
-          <w:numId w:val="1448"/>
+          <w:numId w:val="1454"/>
         </w:numPr>
       </w:pPr>
       <w:r>
@@ -10505,7 +10704,7 @@
         <w:pStyle w:val="Compact"/>
         <w:numPr>
           <w:ilvl w:val="0"/>
-          <w:numId w:val="1449"/>
+          <w:numId w:val="1455"/>
         </w:numPr>
       </w:pPr>
       <w:r>
@@ -10517,15 +10716,15 @@
         <w:pStyle w:val="Compact"/>
         <w:numPr>
           <w:ilvl w:val="0"/>
-          <w:numId w:val="1450"/>
+          <w:numId w:val="1456"/>
         </w:numPr>
       </w:pPr>
       <w:r>
         <w:t xml:space="preserve">CSV escaping handles commas, quotes, line breaks.</w:t>
       </w:r>
     </w:p>
-    <w:bookmarkEnd w:id="64"/>
-    <w:bookmarkStart w:id="65" w:name="m2.2-style-isolation"/>
+    <w:bookmarkEnd w:id="65"/>
+    <w:bookmarkStart w:id="66" w:name="m2.2-style-isolation"/>
     <w:p>
       <w:pPr>
         <w:pStyle w:val="Heading3"/>
@@ -10539,7 +10738,7 @@
         <w:pStyle w:val="Compact"/>
         <w:numPr>
           <w:ilvl w:val="0"/>
-          <w:numId w:val="1451"/>
+          <w:numId w:val="1457"/>
         </w:numPr>
       </w:pPr>
       <w:r>
@@ -10551,7 +10750,7 @@
         <w:pStyle w:val="Compact"/>
         <w:numPr>
           <w:ilvl w:val="0"/>
-          <w:numId w:val="1452"/>
+          <w:numId w:val="1458"/>
         </w:numPr>
       </w:pPr>
       <w:r>
@@ -10563,7 +10762,7 @@
         <w:pStyle w:val="Compact"/>
         <w:numPr>
           <w:ilvl w:val="0"/>
-          <w:numId w:val="1453"/>
+          <w:numId w:val="1459"/>
         </w:numPr>
       </w:pPr>
       <w:r>
@@ -10575,7 +10774,7 @@
         <w:pStyle w:val="Compact"/>
         <w:numPr>
           <w:ilvl w:val="0"/>
-          <w:numId w:val="1454"/>
+          <w:numId w:val="1460"/>
         </w:numPr>
       </w:pPr>
       <w:r>
@@ -10587,15 +10786,15 @@
         <w:pStyle w:val="Compact"/>
         <w:numPr>
           <w:ilvl w:val="0"/>
-          <w:numId w:val="1455"/>
+          <w:numId w:val="1461"/>
         </w:numPr>
       </w:pPr>
       <w:r>
         <w:t xml:space="preserve">Ensure text truncation/line wrapping is deliberate and not overlapping.</w:t>
       </w:r>
     </w:p>
-    <w:bookmarkEnd w:id="65"/>
-    <w:bookmarkStart w:id="66" w:name="m2.2-testing-gate"/>
+    <w:bookmarkEnd w:id="66"/>
+    <w:bookmarkStart w:id="67" w:name="m2.2-testing-gate"/>
     <w:p>
       <w:pPr>
         <w:pStyle w:val="Heading3"/>
@@ -10609,7 +10808,7 @@
         <w:pStyle w:val="Compact"/>
         <w:numPr>
           <w:ilvl w:val="0"/>
-          <w:numId w:val="1456"/>
+          <w:numId w:val="1462"/>
         </w:numPr>
       </w:pPr>
       <w:r>
@@ -10621,7 +10820,7 @@
         <w:pStyle w:val="Compact"/>
         <w:numPr>
           <w:ilvl w:val="0"/>
-          <w:numId w:val="1457"/>
+          <w:numId w:val="1463"/>
         </w:numPr>
       </w:pPr>
       <w:r>
@@ -10633,7 +10832,7 @@
         <w:pStyle w:val="Compact"/>
         <w:numPr>
           <w:ilvl w:val="0"/>
-          <w:numId w:val="1458"/>
+          <w:numId w:val="1464"/>
         </w:numPr>
       </w:pPr>
       <w:r>
@@ -10645,7 +10844,7 @@
         <w:pStyle w:val="Compact"/>
         <w:numPr>
           <w:ilvl w:val="0"/>
-          <w:numId w:val="1459"/>
+          <w:numId w:val="1465"/>
         </w:numPr>
       </w:pPr>
       <w:r>
@@ -10657,7 +10856,7 @@
         <w:pStyle w:val="Compact"/>
         <w:numPr>
           <w:ilvl w:val="0"/>
-          <w:numId w:val="1460"/>
+          <w:numId w:val="1466"/>
         </w:numPr>
       </w:pPr>
       <w:r>
@@ -10669,7 +10868,7 @@
         <w:pStyle w:val="Compact"/>
         <w:numPr>
           <w:ilvl w:val="0"/>
-          <w:numId w:val="1461"/>
+          <w:numId w:val="1467"/>
         </w:numPr>
       </w:pPr>
       <w:r>
@@ -10681,7 +10880,7 @@
         <w:pStyle w:val="Compact"/>
         <w:numPr>
           <w:ilvl w:val="0"/>
-          <w:numId w:val="1462"/>
+          <w:numId w:val="1468"/>
         </w:numPr>
       </w:pPr>
       <w:r>
@@ -10693,16 +10892,16 @@
         <w:pStyle w:val="Compact"/>
         <w:numPr>
           <w:ilvl w:val="0"/>
-          <w:numId w:val="1463"/>
+          <w:numId w:val="1469"/>
         </w:numPr>
       </w:pPr>
       <w:r>
         <w:t xml:space="preserve">Progress dashboard updated.</w:t>
       </w:r>
     </w:p>
-    <w:bookmarkEnd w:id="66"/>
     <w:bookmarkEnd w:id="67"/>
-    <w:bookmarkStart w:id="77" w:name="m2.3-ai-retarget-campaigns"/>
+    <w:bookmarkEnd w:id="68"/>
+    <w:bookmarkStart w:id="78" w:name="m2.3-ai-retarget-campaigns"/>
     <w:p>
       <w:pPr>
         <w:pStyle w:val="Heading2"/>
@@ -10711,7 +10910,7 @@
         <w:t xml:space="preserve">M2.3 — AI Retarget Campaigns</w:t>
       </w:r>
     </w:p>
-    <w:bookmarkStart w:id="68" w:name="scope-lock-for-ai-retarget"/>
+    <w:bookmarkStart w:id="69" w:name="scope-lock-for-ai-retarget"/>
     <w:p>
       <w:pPr>
         <w:pStyle w:val="Heading3"/>
@@ -10725,7 +10924,7 @@
         <w:pStyle w:val="Compact"/>
         <w:numPr>
           <w:ilvl w:val="0"/>
-          <w:numId w:val="1464"/>
+          <w:numId w:val="1470"/>
         </w:numPr>
       </w:pPr>
       <w:r>
@@ -10737,7 +10936,7 @@
         <w:pStyle w:val="Compact"/>
         <w:numPr>
           <w:ilvl w:val="0"/>
-          <w:numId w:val="1465"/>
+          <w:numId w:val="1471"/>
         </w:numPr>
       </w:pPr>
       <w:r>
@@ -10749,7 +10948,7 @@
         <w:pStyle w:val="Compact"/>
         <w:numPr>
           <w:ilvl w:val="0"/>
-          <w:numId w:val="1466"/>
+          <w:numId w:val="1472"/>
         </w:numPr>
       </w:pPr>
       <w:r>
@@ -10761,7 +10960,7 @@
         <w:pStyle w:val="Compact"/>
         <w:numPr>
           <w:ilvl w:val="0"/>
-          <w:numId w:val="1467"/>
+          <w:numId w:val="1473"/>
         </w:numPr>
       </w:pPr>
       <w:r>
@@ -10773,7 +10972,7 @@
         <w:pStyle w:val="Compact"/>
         <w:numPr>
           <w:ilvl w:val="0"/>
-          <w:numId w:val="1468"/>
+          <w:numId w:val="1474"/>
         </w:numPr>
       </w:pPr>
       <w:r>
@@ -10785,7 +10984,7 @@
         <w:pStyle w:val="Compact"/>
         <w:numPr>
           <w:ilvl w:val="0"/>
-          <w:numId w:val="1469"/>
+          <w:numId w:val="1475"/>
         </w:numPr>
       </w:pPr>
       <w:r>
@@ -10797,7 +10996,7 @@
         <w:pStyle w:val="Compact"/>
         <w:numPr>
           <w:ilvl w:val="1"/>
-          <w:numId w:val="1470"/>
+          <w:numId w:val="1476"/>
         </w:numPr>
       </w:pPr>
       <w:r>
@@ -10824,7 +11023,7 @@
         <w:pStyle w:val="Compact"/>
         <w:numPr>
           <w:ilvl w:val="1"/>
-          <w:numId w:val="1470"/>
+          <w:numId w:val="1476"/>
         </w:numPr>
       </w:pPr>
       <w:r>
@@ -10846,8 +11045,8 @@
         <w:t xml:space="preserve">scoping correctness.</w:t>
       </w:r>
     </w:p>
-    <w:bookmarkEnd w:id="68"/>
-    <w:bookmarkStart w:id="69" w:name="database-model"/>
+    <w:bookmarkEnd w:id="69"/>
+    <w:bookmarkStart w:id="70" w:name="database-model"/>
     <w:p>
       <w:pPr>
         <w:pStyle w:val="Heading3"/>
@@ -10861,7 +11060,7 @@
         <w:pStyle w:val="Compact"/>
         <w:numPr>
           <w:ilvl w:val="0"/>
-          <w:numId w:val="1471"/>
+          <w:numId w:val="1477"/>
         </w:numPr>
       </w:pPr>
       <w:r>
@@ -10903,7 +11102,7 @@
         <w:pStyle w:val="Compact"/>
         <w:numPr>
           <w:ilvl w:val="0"/>
-          <w:numId w:val="1472"/>
+          <w:numId w:val="1478"/>
         </w:numPr>
       </w:pPr>
       <w:r>
@@ -10927,7 +11126,7 @@
         <w:pStyle w:val="Compact"/>
         <w:numPr>
           <w:ilvl w:val="0"/>
-          <w:numId w:val="1473"/>
+          <w:numId w:val="1479"/>
         </w:numPr>
       </w:pPr>
       <w:r>
@@ -10951,7 +11150,7 @@
         <w:pStyle w:val="Compact"/>
         <w:numPr>
           <w:ilvl w:val="0"/>
-          <w:numId w:val="1474"/>
+          <w:numId w:val="1480"/>
         </w:numPr>
       </w:pPr>
       <w:r>
@@ -10963,7 +11162,7 @@
         <w:pStyle w:val="Compact"/>
         <w:numPr>
           <w:ilvl w:val="0"/>
-          <w:numId w:val="1475"/>
+          <w:numId w:val="1481"/>
         </w:numPr>
       </w:pPr>
       <w:r>
@@ -10975,7 +11174,7 @@
         <w:pStyle w:val="Compact"/>
         <w:numPr>
           <w:ilvl w:val="0"/>
-          <w:numId w:val="1476"/>
+          <w:numId w:val="1482"/>
         </w:numPr>
       </w:pPr>
       <w:r>
@@ -10987,7 +11186,7 @@
         <w:pStyle w:val="Compact"/>
         <w:numPr>
           <w:ilvl w:val="0"/>
-          <w:numId w:val="1477"/>
+          <w:numId w:val="1483"/>
         </w:numPr>
       </w:pPr>
       <w:r>
@@ -10999,7 +11198,7 @@
         <w:pStyle w:val="Compact"/>
         <w:numPr>
           <w:ilvl w:val="0"/>
-          <w:numId w:val="1478"/>
+          <w:numId w:val="1484"/>
         </w:numPr>
       </w:pPr>
       <w:r>
@@ -11011,7 +11210,7 @@
         <w:pStyle w:val="Compact"/>
         <w:numPr>
           <w:ilvl w:val="0"/>
-          <w:numId w:val="1479"/>
+          <w:numId w:val="1485"/>
         </w:numPr>
       </w:pPr>
       <w:r>
@@ -11023,7 +11222,7 @@
         <w:pStyle w:val="Compact"/>
         <w:numPr>
           <w:ilvl w:val="0"/>
-          <w:numId w:val="1480"/>
+          <w:numId w:val="1486"/>
         </w:numPr>
       </w:pPr>
       <w:r>
@@ -11035,7 +11234,7 @@
         <w:pStyle w:val="Compact"/>
         <w:numPr>
           <w:ilvl w:val="0"/>
-          <w:numId w:val="1481"/>
+          <w:numId w:val="1487"/>
         </w:numPr>
       </w:pPr>
       <w:r>
@@ -11047,7 +11246,7 @@
         <w:pStyle w:val="Compact"/>
         <w:numPr>
           <w:ilvl w:val="0"/>
-          <w:numId w:val="1482"/>
+          <w:numId w:val="1488"/>
         </w:numPr>
       </w:pPr>
       <w:r>
@@ -11059,7 +11258,7 @@
         <w:pStyle w:val="Compact"/>
         <w:numPr>
           <w:ilvl w:val="0"/>
-          <w:numId w:val="1483"/>
+          <w:numId w:val="1489"/>
         </w:numPr>
       </w:pPr>
       <w:r>
@@ -11071,7 +11270,7 @@
         <w:pStyle w:val="Compact"/>
         <w:numPr>
           <w:ilvl w:val="0"/>
-          <w:numId w:val="1484"/>
+          <w:numId w:val="1490"/>
         </w:numPr>
       </w:pPr>
       <w:r>
@@ -11098,7 +11297,7 @@
         <w:pStyle w:val="Compact"/>
         <w:numPr>
           <w:ilvl w:val="0"/>
-          <w:numId w:val="1485"/>
+          <w:numId w:val="1491"/>
         </w:numPr>
       </w:pPr>
       <w:r>
@@ -11110,15 +11309,15 @@
         <w:pStyle w:val="Compact"/>
         <w:numPr>
           <w:ilvl w:val="0"/>
-          <w:numId w:val="1486"/>
+          <w:numId w:val="1492"/>
         </w:numPr>
       </w:pPr>
       <w:r>
         <w:t xml:space="preserve">Ensure expired cohorts are ignored safely.</w:t>
       </w:r>
     </w:p>
-    <w:bookmarkEnd w:id="69"/>
-    <w:bookmarkStart w:id="70" w:name="cohort-generation"/>
+    <w:bookmarkEnd w:id="70"/>
+    <w:bookmarkStart w:id="71" w:name="cohort-generation"/>
     <w:p>
       <w:pPr>
         <w:pStyle w:val="Heading3"/>
@@ -11132,7 +11331,7 @@
         <w:pStyle w:val="Compact"/>
         <w:numPr>
           <w:ilvl w:val="0"/>
-          <w:numId w:val="1487"/>
+          <w:numId w:val="1493"/>
         </w:numPr>
       </w:pPr>
       <w:r>
@@ -11144,7 +11343,7 @@
         <w:pStyle w:val="Compact"/>
         <w:numPr>
           <w:ilvl w:val="0"/>
-          <w:numId w:val="1488"/>
+          <w:numId w:val="1494"/>
         </w:numPr>
       </w:pPr>
       <w:r>
@@ -11171,7 +11370,7 @@
         <w:pStyle w:val="Compact"/>
         <w:numPr>
           <w:ilvl w:val="0"/>
-          <w:numId w:val="1489"/>
+          <w:numId w:val="1495"/>
         </w:numPr>
       </w:pPr>
       <w:r>
@@ -11198,7 +11397,7 @@
         <w:pStyle w:val="Compact"/>
         <w:numPr>
           <w:ilvl w:val="0"/>
-          <w:numId w:val="1490"/>
+          <w:numId w:val="1496"/>
         </w:numPr>
       </w:pPr>
       <w:r>
@@ -11225,7 +11424,7 @@
         <w:pStyle w:val="Compact"/>
         <w:numPr>
           <w:ilvl w:val="0"/>
-          <w:numId w:val="1491"/>
+          <w:numId w:val="1497"/>
         </w:numPr>
       </w:pPr>
       <w:r>
@@ -11237,7 +11436,7 @@
         <w:pStyle w:val="Compact"/>
         <w:numPr>
           <w:ilvl w:val="1"/>
-          <w:numId w:val="1492"/>
+          <w:numId w:val="1498"/>
         </w:numPr>
       </w:pPr>
       <w:r>
@@ -11249,7 +11448,7 @@
         <w:pStyle w:val="Compact"/>
         <w:numPr>
           <w:ilvl w:val="1"/>
-          <w:numId w:val="1492"/>
+          <w:numId w:val="1498"/>
         </w:numPr>
       </w:pPr>
       <w:r>
@@ -11261,7 +11460,7 @@
         <w:pStyle w:val="Compact"/>
         <w:numPr>
           <w:ilvl w:val="1"/>
-          <w:numId w:val="1492"/>
+          <w:numId w:val="1498"/>
         </w:numPr>
       </w:pPr>
       <w:r>
@@ -11273,7 +11472,7 @@
         <w:pStyle w:val="Compact"/>
         <w:numPr>
           <w:ilvl w:val="0"/>
-          <w:numId w:val="1493"/>
+          <w:numId w:val="1499"/>
         </w:numPr>
       </w:pPr>
       <w:r>
@@ -11285,7 +11484,7 @@
         <w:pStyle w:val="Compact"/>
         <w:numPr>
           <w:ilvl w:val="0"/>
-          <w:numId w:val="1494"/>
+          <w:numId w:val="1500"/>
         </w:numPr>
       </w:pPr>
       <w:r>
@@ -11297,7 +11496,7 @@
         <w:pStyle w:val="Compact"/>
         <w:numPr>
           <w:ilvl w:val="1"/>
-          <w:numId w:val="1495"/>
+          <w:numId w:val="1501"/>
         </w:numPr>
       </w:pPr>
       <w:r>
@@ -11309,7 +11508,7 @@
         <w:pStyle w:val="Compact"/>
         <w:numPr>
           <w:ilvl w:val="1"/>
-          <w:numId w:val="1495"/>
+          <w:numId w:val="1501"/>
         </w:numPr>
       </w:pPr>
       <w:r>
@@ -11321,7 +11520,7 @@
         <w:pStyle w:val="Compact"/>
         <w:numPr>
           <w:ilvl w:val="1"/>
-          <w:numId w:val="1495"/>
+          <w:numId w:val="1501"/>
         </w:numPr>
       </w:pPr>
       <w:r>
@@ -11333,7 +11532,7 @@
         <w:pStyle w:val="Compact"/>
         <w:numPr>
           <w:ilvl w:val="1"/>
-          <w:numId w:val="1495"/>
+          <w:numId w:val="1501"/>
         </w:numPr>
       </w:pPr>
       <w:r>
@@ -11345,7 +11544,7 @@
         <w:pStyle w:val="Compact"/>
         <w:numPr>
           <w:ilvl w:val="1"/>
-          <w:numId w:val="1495"/>
+          <w:numId w:val="1501"/>
         </w:numPr>
       </w:pPr>
       <w:r>
@@ -11357,7 +11556,7 @@
         <w:pStyle w:val="Compact"/>
         <w:numPr>
           <w:ilvl w:val="1"/>
-          <w:numId w:val="1495"/>
+          <w:numId w:val="1501"/>
         </w:numPr>
       </w:pPr>
       <w:r>
@@ -11369,7 +11568,7 @@
         <w:pStyle w:val="Compact"/>
         <w:numPr>
           <w:ilvl w:val="0"/>
-          <w:numId w:val="1496"/>
+          <w:numId w:val="1502"/>
         </w:numPr>
       </w:pPr>
       <w:r>
@@ -11381,7 +11580,7 @@
         <w:pStyle w:val="Compact"/>
         <w:numPr>
           <w:ilvl w:val="0"/>
-          <w:numId w:val="1497"/>
+          <w:numId w:val="1503"/>
         </w:numPr>
       </w:pPr>
       <w:r>
@@ -11393,15 +11592,15 @@
         <w:pStyle w:val="Compact"/>
         <w:numPr>
           <w:ilvl w:val="0"/>
-          <w:numId w:val="1498"/>
+          <w:numId w:val="1504"/>
         </w:numPr>
       </w:pPr>
       <w:r>
         <w:t xml:space="preserve">Ensure predicted funded deals are traceable to historical anchor, not arbitrary text.</w:t>
       </w:r>
     </w:p>
-    <w:bookmarkEnd w:id="70"/>
-    <w:bookmarkStart w:id="71" w:name="cooldowns-and-compliance"/>
+    <w:bookmarkEnd w:id="71"/>
+    <w:bookmarkStart w:id="72" w:name="cooldowns-and-compliance"/>
     <w:p>
       <w:pPr>
         <w:pStyle w:val="Heading3"/>
@@ -11415,7 +11614,7 @@
         <w:pStyle w:val="Compact"/>
         <w:numPr>
           <w:ilvl w:val="0"/>
-          <w:numId w:val="1499"/>
+          <w:numId w:val="1505"/>
         </w:numPr>
       </w:pPr>
       <w:r>
@@ -11427,7 +11626,7 @@
         <w:pStyle w:val="Compact"/>
         <w:numPr>
           <w:ilvl w:val="0"/>
-          <w:numId w:val="1500"/>
+          <w:numId w:val="1506"/>
         </w:numPr>
       </w:pPr>
       <w:r>
@@ -11439,7 +11638,7 @@
         <w:pStyle w:val="Compact"/>
         <w:numPr>
           <w:ilvl w:val="0"/>
-          <w:numId w:val="1501"/>
+          <w:numId w:val="1507"/>
         </w:numPr>
       </w:pPr>
       <w:r>
@@ -11451,7 +11650,7 @@
         <w:pStyle w:val="Compact"/>
         <w:numPr>
           <w:ilvl w:val="0"/>
-          <w:numId w:val="1502"/>
+          <w:numId w:val="1508"/>
         </w:numPr>
       </w:pPr>
       <w:r>
@@ -11463,7 +11662,7 @@
         <w:pStyle w:val="Compact"/>
         <w:numPr>
           <w:ilvl w:val="0"/>
-          <w:numId w:val="1503"/>
+          <w:numId w:val="1509"/>
         </w:numPr>
       </w:pPr>
       <w:r>
@@ -11475,15 +11674,15 @@
         <w:pStyle w:val="Compact"/>
         <w:numPr>
           <w:ilvl w:val="0"/>
-          <w:numId w:val="1504"/>
+          <w:numId w:val="1510"/>
         </w:numPr>
       </w:pPr>
       <w:r>
         <w:t xml:space="preserve">Verify no cohort can re-contact opted-out, DNC, suppressed, or too-recent leads.</w:t>
       </w:r>
     </w:p>
-    <w:bookmarkEnd w:id="71"/>
-    <w:bookmarkStart w:id="72" w:name="two-layer-send-caps"/>
+    <w:bookmarkEnd w:id="72"/>
+    <w:bookmarkStart w:id="73" w:name="two-layer-send-caps"/>
     <w:p>
       <w:pPr>
         <w:pStyle w:val="Heading3"/>
@@ -11497,7 +11696,7 @@
         <w:pStyle w:val="Compact"/>
         <w:numPr>
           <w:ilvl w:val="0"/>
-          <w:numId w:val="1505"/>
+          <w:numId w:val="1511"/>
         </w:numPr>
       </w:pPr>
       <w:r>
@@ -11509,7 +11708,7 @@
         <w:pStyle w:val="Compact"/>
         <w:numPr>
           <w:ilvl w:val="1"/>
-          <w:numId w:val="1506"/>
+          <w:numId w:val="1512"/>
         </w:numPr>
       </w:pPr>
       <w:r>
@@ -11521,7 +11720,7 @@
         <w:pStyle w:val="Compact"/>
         <w:numPr>
           <w:ilvl w:val="1"/>
-          <w:numId w:val="1506"/>
+          <w:numId w:val="1512"/>
         </w:numPr>
       </w:pPr>
       <w:r>
@@ -11533,7 +11732,7 @@
         <w:pStyle w:val="Compact"/>
         <w:numPr>
           <w:ilvl w:val="0"/>
-          <w:numId w:val="1507"/>
+          <w:numId w:val="1513"/>
         </w:numPr>
       </w:pPr>
       <w:r>
@@ -11545,7 +11744,7 @@
         <w:pStyle w:val="Compact"/>
         <w:numPr>
           <w:ilvl w:val="1"/>
-          <w:numId w:val="1508"/>
+          <w:numId w:val="1514"/>
         </w:numPr>
       </w:pPr>
       <w:r>
@@ -11557,7 +11756,7 @@
         <w:pStyle w:val="Compact"/>
         <w:numPr>
           <w:ilvl w:val="1"/>
-          <w:numId w:val="1508"/>
+          <w:numId w:val="1514"/>
         </w:numPr>
       </w:pPr>
       <w:r>
@@ -11569,7 +11768,7 @@
         <w:pStyle w:val="Compact"/>
         <w:numPr>
           <w:ilvl w:val="0"/>
-          <w:numId w:val="1509"/>
+          <w:numId w:val="1515"/>
         </w:numPr>
       </w:pPr>
       <w:r>
@@ -11581,7 +11780,7 @@
         <w:pStyle w:val="Compact"/>
         <w:numPr>
           <w:ilvl w:val="0"/>
-          <w:numId w:val="1510"/>
+          <w:numId w:val="1516"/>
         </w:numPr>
       </w:pPr>
       <w:r>
@@ -11593,7 +11792,7 @@
         <w:pStyle w:val="Compact"/>
         <w:numPr>
           <w:ilvl w:val="0"/>
-          <w:numId w:val="1511"/>
+          <w:numId w:val="1517"/>
         </w:numPr>
       </w:pPr>
       <w:r>
@@ -11605,15 +11804,15 @@
         <w:pStyle w:val="Compact"/>
         <w:numPr>
           <w:ilvl w:val="0"/>
-          <w:numId w:val="1512"/>
+          <w:numId w:val="1518"/>
         </w:numPr>
       </w:pPr>
       <w:r>
         <w:t xml:space="preserve">Cohort card lead count reflects current remaining capacity at render/build time.</w:t>
       </w:r>
     </w:p>
-    <w:bookmarkEnd w:id="72"/>
-    <w:bookmarkStart w:id="73" w:name="ai-reasoning-and-cron"/>
+    <w:bookmarkEnd w:id="73"/>
+    <w:bookmarkStart w:id="74" w:name="ai-reasoning-and-cron"/>
     <w:p>
       <w:pPr>
         <w:pStyle w:val="Heading3"/>
@@ -11627,7 +11826,7 @@
         <w:pStyle w:val="Compact"/>
         <w:numPr>
           <w:ilvl w:val="0"/>
-          <w:numId w:val="1513"/>
+          <w:numId w:val="1519"/>
         </w:numPr>
       </w:pPr>
       <w:r>
@@ -11639,7 +11838,7 @@
         <w:pStyle w:val="Compact"/>
         <w:numPr>
           <w:ilvl w:val="0"/>
-          <w:numId w:val="1514"/>
+          <w:numId w:val="1520"/>
         </w:numPr>
       </w:pPr>
       <w:r>
@@ -11651,7 +11850,7 @@
         <w:pStyle w:val="Compact"/>
         <w:numPr>
           <w:ilvl w:val="0"/>
-          <w:numId w:val="1515"/>
+          <w:numId w:val="1521"/>
         </w:numPr>
       </w:pPr>
       <w:r>
@@ -11663,7 +11862,7 @@
         <w:pStyle w:val="Compact"/>
         <w:numPr>
           <w:ilvl w:val="0"/>
-          <w:numId w:val="1516"/>
+          <w:numId w:val="1522"/>
         </w:numPr>
       </w:pPr>
       <w:r>
@@ -11675,7 +11874,7 @@
         <w:pStyle w:val="Compact"/>
         <w:numPr>
           <w:ilvl w:val="0"/>
-          <w:numId w:val="1517"/>
+          <w:numId w:val="1523"/>
         </w:numPr>
       </w:pPr>
       <w:r>
@@ -11687,7 +11886,7 @@
         <w:pStyle w:val="Compact"/>
         <w:numPr>
           <w:ilvl w:val="0"/>
-          <w:numId w:val="1518"/>
+          <w:numId w:val="1524"/>
         </w:numPr>
       </w:pPr>
       <w:r>
@@ -11699,7 +11898,7 @@
         <w:pStyle w:val="Compact"/>
         <w:numPr>
           <w:ilvl w:val="0"/>
-          <w:numId w:val="1519"/>
+          <w:numId w:val="1525"/>
         </w:numPr>
       </w:pPr>
       <w:r>
@@ -11711,7 +11910,7 @@
         <w:pStyle w:val="Compact"/>
         <w:numPr>
           <w:ilvl w:val="0"/>
-          <w:numId w:val="1520"/>
+          <w:numId w:val="1526"/>
         </w:numPr>
       </w:pPr>
       <w:r>
@@ -11723,15 +11922,15 @@
         <w:pStyle w:val="Compact"/>
         <w:numPr>
           <w:ilvl w:val="0"/>
-          <w:numId w:val="1521"/>
+          <w:numId w:val="1527"/>
         </w:numPr>
       </w:pPr>
       <w:r>
         <w:t xml:space="preserve">Log failures per user/cohort without breaking other cohorts.</w:t>
       </w:r>
     </w:p>
-    <w:bookmarkEnd w:id="73"/>
-    <w:bookmarkStart w:id="74" w:name="ui-1"/>
+    <w:bookmarkEnd w:id="74"/>
+    <w:bookmarkStart w:id="75" w:name="ui-1"/>
     <w:p>
       <w:pPr>
         <w:pStyle w:val="Heading3"/>
@@ -11745,7 +11944,7 @@
         <w:pStyle w:val="Compact"/>
         <w:numPr>
           <w:ilvl w:val="0"/>
-          <w:numId w:val="1522"/>
+          <w:numId w:val="1528"/>
         </w:numPr>
       </w:pPr>
       <w:r>
@@ -11757,7 +11956,7 @@
         <w:pStyle w:val="Compact"/>
         <w:numPr>
           <w:ilvl w:val="0"/>
-          <w:numId w:val="1523"/>
+          <w:numId w:val="1529"/>
         </w:numPr>
       </w:pPr>
       <w:r>
@@ -11769,7 +11968,7 @@
         <w:pStyle w:val="Compact"/>
         <w:numPr>
           <w:ilvl w:val="0"/>
-          <w:numId w:val="1524"/>
+          <w:numId w:val="1530"/>
         </w:numPr>
       </w:pPr>
       <w:r>
@@ -11781,7 +11980,7 @@
         <w:pStyle w:val="Compact"/>
         <w:numPr>
           <w:ilvl w:val="0"/>
-          <w:numId w:val="1525"/>
+          <w:numId w:val="1531"/>
         </w:numPr>
       </w:pPr>
       <w:r>
@@ -11793,7 +11992,7 @@
         <w:pStyle w:val="Compact"/>
         <w:numPr>
           <w:ilvl w:val="0"/>
-          <w:numId w:val="1526"/>
+          <w:numId w:val="1532"/>
         </w:numPr>
       </w:pPr>
       <w:r>
@@ -11805,7 +12004,7 @@
         <w:pStyle w:val="Compact"/>
         <w:numPr>
           <w:ilvl w:val="0"/>
-          <w:numId w:val="1527"/>
+          <w:numId w:val="1533"/>
         </w:numPr>
       </w:pPr>
       <w:r>
@@ -11817,7 +12016,7 @@
         <w:pStyle w:val="Compact"/>
         <w:numPr>
           <w:ilvl w:val="0"/>
-          <w:numId w:val="1528"/>
+          <w:numId w:val="1534"/>
         </w:numPr>
       </w:pPr>
       <w:r>
@@ -11829,7 +12028,7 @@
         <w:pStyle w:val="Compact"/>
         <w:numPr>
           <w:ilvl w:val="0"/>
-          <w:numId w:val="1529"/>
+          <w:numId w:val="1535"/>
         </w:numPr>
       </w:pPr>
       <w:r>
@@ -11841,7 +12040,7 @@
         <w:pStyle w:val="Compact"/>
         <w:numPr>
           <w:ilvl w:val="0"/>
-          <w:numId w:val="1530"/>
+          <w:numId w:val="1536"/>
         </w:numPr>
       </w:pPr>
       <w:r>
@@ -11853,7 +12052,7 @@
         <w:pStyle w:val="Compact"/>
         <w:numPr>
           <w:ilvl w:val="0"/>
-          <w:numId w:val="1531"/>
+          <w:numId w:val="1537"/>
         </w:numPr>
       </w:pPr>
       <w:r>
@@ -11880,7 +12079,7 @@
         <w:pStyle w:val="Compact"/>
         <w:numPr>
           <w:ilvl w:val="0"/>
-          <w:numId w:val="1532"/>
+          <w:numId w:val="1538"/>
         </w:numPr>
       </w:pPr>
       <w:r>
@@ -11901,15 +12100,15 @@
         <w:pStyle w:val="Compact"/>
         <w:numPr>
           <w:ilvl w:val="0"/>
-          <w:numId w:val="1533"/>
+          <w:numId w:val="1539"/>
         </w:numPr>
       </w:pPr>
       <w:r>
         <w:t xml:space="preserve">Existing campaign actions still work: rerun/refresh, start, pause, delete where allowed.</w:t>
       </w:r>
     </w:p>
-    <w:bookmarkEnd w:id="74"/>
-    <w:bookmarkStart w:id="75" w:name="backendapi"/>
+    <w:bookmarkEnd w:id="75"/>
+    <w:bookmarkStart w:id="76" w:name="backendapi"/>
     <w:p>
       <w:pPr>
         <w:pStyle w:val="Heading3"/>
@@ -11923,7 +12122,7 @@
         <w:pStyle w:val="Compact"/>
         <w:numPr>
           <w:ilvl w:val="0"/>
-          <w:numId w:val="1534"/>
+          <w:numId w:val="1540"/>
         </w:numPr>
       </w:pPr>
       <w:r>
@@ -11935,7 +12134,7 @@
         <w:pStyle w:val="Compact"/>
         <w:numPr>
           <w:ilvl w:val="0"/>
-          <w:numId w:val="1535"/>
+          <w:numId w:val="1541"/>
         </w:numPr>
       </w:pPr>
       <w:r>
@@ -11947,7 +12146,7 @@
         <w:pStyle w:val="Compact"/>
         <w:numPr>
           <w:ilvl w:val="0"/>
-          <w:numId w:val="1536"/>
+          <w:numId w:val="1542"/>
         </w:numPr>
       </w:pPr>
       <w:r>
@@ -11959,7 +12158,7 @@
         <w:pStyle w:val="Compact"/>
         <w:numPr>
           <w:ilvl w:val="0"/>
-          <w:numId w:val="1537"/>
+          <w:numId w:val="1543"/>
         </w:numPr>
       </w:pPr>
       <w:r>
@@ -11971,7 +12170,7 @@
         <w:pStyle w:val="Compact"/>
         <w:numPr>
           <w:ilvl w:val="0"/>
-          <w:numId w:val="1538"/>
+          <w:numId w:val="1544"/>
         </w:numPr>
       </w:pPr>
       <w:r>
@@ -11983,7 +12182,7 @@
         <w:pStyle w:val="Compact"/>
         <w:numPr>
           <w:ilvl w:val="0"/>
-          <w:numId w:val="1539"/>
+          <w:numId w:val="1545"/>
         </w:numPr>
       </w:pPr>
       <w:r>
@@ -11995,7 +12194,7 @@
         <w:pStyle w:val="Compact"/>
         <w:numPr>
           <w:ilvl w:val="0"/>
-          <w:numId w:val="1540"/>
+          <w:numId w:val="1546"/>
         </w:numPr>
       </w:pPr>
       <w:r>
@@ -12007,15 +12206,15 @@
         <w:pStyle w:val="Compact"/>
         <w:numPr>
           <w:ilvl w:val="0"/>
-          <w:numId w:val="1541"/>
+          <w:numId w:val="1547"/>
         </w:numPr>
       </w:pPr>
       <w:r>
         <w:t xml:space="preserve">AI Retarget is upstream recommendation only; no auto-send.</w:t>
       </w:r>
     </w:p>
-    <w:bookmarkEnd w:id="75"/>
-    <w:bookmarkStart w:id="76" w:name="m2.3-testing-gate"/>
+    <w:bookmarkEnd w:id="76"/>
+    <w:bookmarkStart w:id="77" w:name="m2.3-testing-gate"/>
     <w:p>
       <w:pPr>
         <w:pStyle w:val="Heading3"/>
@@ -12029,7 +12228,7 @@
         <w:pStyle w:val="Compact"/>
         <w:numPr>
           <w:ilvl w:val="0"/>
-          <w:numId w:val="1542"/>
+          <w:numId w:val="1548"/>
         </w:numPr>
       </w:pPr>
       <w:r>
@@ -12041,7 +12240,7 @@
         <w:pStyle w:val="Compact"/>
         <w:numPr>
           <w:ilvl w:val="0"/>
-          <w:numId w:val="1543"/>
+          <w:numId w:val="1549"/>
         </w:numPr>
       </w:pPr>
       <w:r>
@@ -12053,7 +12252,7 @@
         <w:pStyle w:val="Compact"/>
         <w:numPr>
           <w:ilvl w:val="0"/>
-          <w:numId w:val="1544"/>
+          <w:numId w:val="1550"/>
         </w:numPr>
       </w:pPr>
       <w:r>
@@ -12065,7 +12264,7 @@
         <w:pStyle w:val="Compact"/>
         <w:numPr>
           <w:ilvl w:val="0"/>
-          <w:numId w:val="1545"/>
+          <w:numId w:val="1551"/>
         </w:numPr>
       </w:pPr>
       <w:r>
@@ -12077,7 +12276,7 @@
         <w:pStyle w:val="Compact"/>
         <w:numPr>
           <w:ilvl w:val="0"/>
-          <w:numId w:val="1546"/>
+          <w:numId w:val="1552"/>
         </w:numPr>
       </w:pPr>
       <w:r>
@@ -12089,7 +12288,7 @@
         <w:pStyle w:val="Compact"/>
         <w:numPr>
           <w:ilvl w:val="0"/>
-          <w:numId w:val="1547"/>
+          <w:numId w:val="1553"/>
         </w:numPr>
       </w:pPr>
       <w:r>
@@ -12101,7 +12300,7 @@
         <w:pStyle w:val="Compact"/>
         <w:numPr>
           <w:ilvl w:val="0"/>
-          <w:numId w:val="1548"/>
+          <w:numId w:val="1554"/>
         </w:numPr>
       </w:pPr>
       <w:r>
@@ -12113,7 +12312,7 @@
         <w:pStyle w:val="Compact"/>
         <w:numPr>
           <w:ilvl w:val="0"/>
-          <w:numId w:val="1549"/>
+          <w:numId w:val="1555"/>
         </w:numPr>
       </w:pPr>
       <w:r>
@@ -12125,7 +12324,7 @@
         <w:pStyle w:val="Compact"/>
         <w:numPr>
           <w:ilvl w:val="0"/>
-          <w:numId w:val="1550"/>
+          <w:numId w:val="1556"/>
         </w:numPr>
       </w:pPr>
       <w:r>
@@ -12137,7 +12336,7 @@
         <w:pStyle w:val="Compact"/>
         <w:numPr>
           <w:ilvl w:val="0"/>
-          <w:numId w:val="1551"/>
+          <w:numId w:val="1557"/>
         </w:numPr>
       </w:pPr>
       <w:r>
@@ -12149,7 +12348,7 @@
         <w:pStyle w:val="Compact"/>
         <w:numPr>
           <w:ilvl w:val="0"/>
-          <w:numId w:val="1552"/>
+          <w:numId w:val="1558"/>
         </w:numPr>
       </w:pPr>
       <w:r>
@@ -12161,7 +12360,7 @@
         <w:pStyle w:val="Compact"/>
         <w:numPr>
           <w:ilvl w:val="0"/>
-          <w:numId w:val="1553"/>
+          <w:numId w:val="1559"/>
         </w:numPr>
       </w:pPr>
       <w:r>
@@ -12173,7 +12372,7 @@
         <w:pStyle w:val="Compact"/>
         <w:numPr>
           <w:ilvl w:val="0"/>
-          <w:numId w:val="1554"/>
+          <w:numId w:val="1560"/>
         </w:numPr>
       </w:pPr>
       <w:r>
@@ -12185,7 +12384,7 @@
         <w:pStyle w:val="Compact"/>
         <w:numPr>
           <w:ilvl w:val="0"/>
-          <w:numId w:val="1555"/>
+          <w:numId w:val="1561"/>
         </w:numPr>
       </w:pPr>
       <w:r>
@@ -12197,16 +12396,16 @@
         <w:pStyle w:val="Compact"/>
         <w:numPr>
           <w:ilvl w:val="0"/>
-          <w:numId w:val="1556"/>
+          <w:numId w:val="1562"/>
         </w:numPr>
       </w:pPr>
       <w:r>
         <w:t xml:space="preserve">Progress dashboard updated.</w:t>
       </w:r>
     </w:p>
-    <w:bookmarkEnd w:id="76"/>
     <w:bookmarkEnd w:id="77"/>
-    <w:bookmarkStart w:id="81" w:name="m2.4-m2-full-regression-and-release-gate"/>
+    <w:bookmarkEnd w:id="78"/>
+    <w:bookmarkStart w:id="82" w:name="m2.4-m2-full-regression-and-release-gate"/>
     <w:p>
       <w:pPr>
         <w:pStyle w:val="Heading2"/>
@@ -12215,7 +12414,7 @@
         <w:t xml:space="preserve">M2.4 — M2 Full Regression And Release Gate</w:t>
       </w:r>
     </w:p>
-    <w:bookmarkStart w:id="78" w:name="functional-regression-1"/>
+    <w:bookmarkStart w:id="79" w:name="functional-regression-1"/>
     <w:p>
       <w:pPr>
         <w:pStyle w:val="Heading3"/>
@@ -12229,7 +12428,7 @@
         <w:pStyle w:val="Compact"/>
         <w:numPr>
           <w:ilvl w:val="0"/>
-          <w:numId w:val="1557"/>
+          <w:numId w:val="1563"/>
         </w:numPr>
       </w:pPr>
       <w:r>
@@ -12241,7 +12440,7 @@
         <w:pStyle w:val="Compact"/>
         <w:numPr>
           <w:ilvl w:val="0"/>
-          <w:numId w:val="1558"/>
+          <w:numId w:val="1564"/>
         </w:numPr>
       </w:pPr>
       <w:r>
@@ -12253,7 +12452,7 @@
         <w:pStyle w:val="Compact"/>
         <w:numPr>
           <w:ilvl w:val="0"/>
-          <w:numId w:val="1559"/>
+          <w:numId w:val="1565"/>
         </w:numPr>
       </w:pPr>
       <w:r>
@@ -12265,7 +12464,7 @@
         <w:pStyle w:val="Compact"/>
         <w:numPr>
           <w:ilvl w:val="0"/>
-          <w:numId w:val="1560"/>
+          <w:numId w:val="1566"/>
         </w:numPr>
       </w:pPr>
       <w:r>
@@ -12277,7 +12476,7 @@
         <w:pStyle w:val="Compact"/>
         <w:numPr>
           <w:ilvl w:val="0"/>
-          <w:numId w:val="1561"/>
+          <w:numId w:val="1567"/>
         </w:numPr>
       </w:pPr>
       <w:r>
@@ -12289,7 +12488,7 @@
         <w:pStyle w:val="Compact"/>
         <w:numPr>
           <w:ilvl w:val="0"/>
-          <w:numId w:val="1562"/>
+          <w:numId w:val="1568"/>
         </w:numPr>
       </w:pPr>
       <w:r>
@@ -12301,7 +12500,7 @@
         <w:pStyle w:val="Compact"/>
         <w:numPr>
           <w:ilvl w:val="0"/>
-          <w:numId w:val="1563"/>
+          <w:numId w:val="1569"/>
         </w:numPr>
       </w:pPr>
       <w:r>
@@ -12313,7 +12512,7 @@
         <w:pStyle w:val="Compact"/>
         <w:numPr>
           <w:ilvl w:val="0"/>
-          <w:numId w:val="1564"/>
+          <w:numId w:val="1570"/>
         </w:numPr>
       </w:pPr>
       <w:r>
@@ -12325,7 +12524,7 @@
         <w:pStyle w:val="Compact"/>
         <w:numPr>
           <w:ilvl w:val="0"/>
-          <w:numId w:val="1565"/>
+          <w:numId w:val="1571"/>
         </w:numPr>
       </w:pPr>
       <w:r>
@@ -12337,7 +12536,7 @@
         <w:pStyle w:val="Compact"/>
         <w:numPr>
           <w:ilvl w:val="0"/>
-          <w:numId w:val="1566"/>
+          <w:numId w:val="1572"/>
         </w:numPr>
       </w:pPr>
       <w:r>
@@ -12349,7 +12548,7 @@
         <w:pStyle w:val="Compact"/>
         <w:numPr>
           <w:ilvl w:val="0"/>
-          <w:numId w:val="1567"/>
+          <w:numId w:val="1573"/>
         </w:numPr>
       </w:pPr>
       <w:r>
@@ -12361,7 +12560,7 @@
         <w:pStyle w:val="Compact"/>
         <w:numPr>
           <w:ilvl w:val="0"/>
-          <w:numId w:val="1568"/>
+          <w:numId w:val="1574"/>
         </w:numPr>
       </w:pPr>
       <w:r>
@@ -12373,7 +12572,7 @@
         <w:pStyle w:val="Compact"/>
         <w:numPr>
           <w:ilvl w:val="0"/>
-          <w:numId w:val="1569"/>
+          <w:numId w:val="1575"/>
         </w:numPr>
       </w:pPr>
       <w:r>
@@ -12395,8 +12594,8 @@
         <w:t xml:space="preserve">and test messages.</w:t>
       </w:r>
     </w:p>
-    <w:bookmarkEnd w:id="78"/>
-    <w:bookmarkStart w:id="79" w:name="visual-regression-1"/>
+    <w:bookmarkEnd w:id="79"/>
+    <w:bookmarkStart w:id="80" w:name="visual-regression-1"/>
     <w:p>
       <w:pPr>
         <w:pStyle w:val="Heading3"/>
@@ -12410,7 +12609,7 @@
         <w:pStyle w:val="Compact"/>
         <w:numPr>
           <w:ilvl w:val="0"/>
-          <w:numId w:val="1570"/>
+          <w:numId w:val="1576"/>
         </w:numPr>
       </w:pPr>
       <w:r>
@@ -12422,7 +12621,7 @@
         <w:pStyle w:val="Compact"/>
         <w:numPr>
           <w:ilvl w:val="0"/>
-          <w:numId w:val="1571"/>
+          <w:numId w:val="1577"/>
         </w:numPr>
       </w:pPr>
       <w:r>
@@ -12449,7 +12648,7 @@
         <w:pStyle w:val="Compact"/>
         <w:numPr>
           <w:ilvl w:val="0"/>
-          <w:numId w:val="1572"/>
+          <w:numId w:val="1578"/>
         </w:numPr>
       </w:pPr>
       <w:r>
@@ -12461,7 +12660,7 @@
         <w:pStyle w:val="Compact"/>
         <w:numPr>
           <w:ilvl w:val="0"/>
-          <w:numId w:val="1573"/>
+          <w:numId w:val="1579"/>
         </w:numPr>
       </w:pPr>
       <w:r>
@@ -12473,7 +12672,7 @@
         <w:pStyle w:val="Compact"/>
         <w:numPr>
           <w:ilvl w:val="0"/>
-          <w:numId w:val="1574"/>
+          <w:numId w:val="1580"/>
         </w:numPr>
       </w:pPr>
       <w:r>
@@ -12485,7 +12684,7 @@
         <w:pStyle w:val="Compact"/>
         <w:numPr>
           <w:ilvl w:val="0"/>
-          <w:numId w:val="1575"/>
+          <w:numId w:val="1581"/>
         </w:numPr>
       </w:pPr>
       <w:r>
@@ -12497,7 +12696,7 @@
         <w:pStyle w:val="Compact"/>
         <w:numPr>
           <w:ilvl w:val="0"/>
-          <w:numId w:val="1576"/>
+          <w:numId w:val="1582"/>
         </w:numPr>
       </w:pPr>
       <w:r>
@@ -12509,15 +12708,15 @@
         <w:pStyle w:val="Compact"/>
         <w:numPr>
           <w:ilvl w:val="0"/>
-          <w:numId w:val="1577"/>
+          <w:numId w:val="1583"/>
         </w:numPr>
       </w:pPr>
       <w:r>
         <w:t xml:space="preserve">No unreadable text if current styles fail; scoped style set added if needed.</w:t>
       </w:r>
     </w:p>
-    <w:bookmarkEnd w:id="79"/>
-    <w:bookmarkStart w:id="80" w:name="release-readiness-1"/>
+    <w:bookmarkEnd w:id="80"/>
+    <w:bookmarkStart w:id="81" w:name="release-readiness-1"/>
     <w:p>
       <w:pPr>
         <w:pStyle w:val="Heading3"/>
@@ -12531,7 +12730,7 @@
         <w:pStyle w:val="Compact"/>
         <w:numPr>
           <w:ilvl w:val="0"/>
-          <w:numId w:val="1578"/>
+          <w:numId w:val="1584"/>
         </w:numPr>
       </w:pPr>
       <w:r>
@@ -12543,7 +12742,7 @@
         <w:pStyle w:val="Compact"/>
         <w:numPr>
           <w:ilvl w:val="0"/>
-          <w:numId w:val="1579"/>
+          <w:numId w:val="1585"/>
         </w:numPr>
       </w:pPr>
       <w:r>
@@ -12555,7 +12754,7 @@
         <w:pStyle w:val="Compact"/>
         <w:numPr>
           <w:ilvl w:val="0"/>
-          <w:numId w:val="1580"/>
+          <w:numId w:val="1586"/>
         </w:numPr>
       </w:pPr>
       <w:r>
@@ -12567,7 +12766,7 @@
         <w:pStyle w:val="Compact"/>
         <w:numPr>
           <w:ilvl w:val="0"/>
-          <w:numId w:val="1581"/>
+          <w:numId w:val="1587"/>
         </w:numPr>
       </w:pPr>
       <w:r>
@@ -12579,7 +12778,7 @@
         <w:pStyle w:val="Compact"/>
         <w:numPr>
           <w:ilvl w:val="0"/>
-          <w:numId w:val="1582"/>
+          <w:numId w:val="1588"/>
         </w:numPr>
       </w:pPr>
       <w:r>
@@ -12591,7 +12790,7 @@
         <w:pStyle w:val="Compact"/>
         <w:numPr>
           <w:ilvl w:val="0"/>
-          <w:numId w:val="1583"/>
+          <w:numId w:val="1589"/>
         </w:numPr>
       </w:pPr>
       <w:r>
@@ -12603,7 +12802,7 @@
         <w:pStyle w:val="Compact"/>
         <w:numPr>
           <w:ilvl w:val="0"/>
-          <w:numId w:val="1584"/>
+          <w:numId w:val="1590"/>
         </w:numPr>
       </w:pPr>
       <w:r>
@@ -12615,7 +12814,7 @@
         <w:pStyle w:val="Compact"/>
         <w:numPr>
           <w:ilvl w:val="0"/>
-          <w:numId w:val="1585"/>
+          <w:numId w:val="1591"/>
         </w:numPr>
       </w:pPr>
       <w:r>
@@ -12627,16 +12826,16 @@
         <w:pStyle w:val="Compact"/>
         <w:numPr>
           <w:ilvl w:val="0"/>
-          <w:numId w:val="1586"/>
+          <w:numId w:val="1592"/>
         </w:numPr>
       </w:pPr>
       <w:r>
         <w:t xml:space="preserve">Progress dashboard updated to M2 complete only after all gates pass.</w:t>
       </w:r>
     </w:p>
-    <w:bookmarkEnd w:id="80"/>
     <w:bookmarkEnd w:id="81"/>
-    <w:bookmarkStart w:id="82" w:name="full-final-acceptance"/>
+    <w:bookmarkEnd w:id="82"/>
+    <w:bookmarkStart w:id="83" w:name="full-final-acceptance"/>
     <w:p>
       <w:pPr>
         <w:pStyle w:val="Heading2"/>
@@ -12650,7 +12849,7 @@
         <w:pStyle w:val="Compact"/>
         <w:numPr>
           <w:ilvl w:val="0"/>
-          <w:numId w:val="1587"/>
+          <w:numId w:val="1593"/>
         </w:numPr>
       </w:pPr>
       <w:r>
@@ -12662,7 +12861,7 @@
         <w:pStyle w:val="Compact"/>
         <w:numPr>
           <w:ilvl w:val="0"/>
-          <w:numId w:val="1588"/>
+          <w:numId w:val="1594"/>
         </w:numPr>
       </w:pPr>
       <w:r>
@@ -12674,7 +12873,7 @@
         <w:pStyle w:val="Compact"/>
         <w:numPr>
           <w:ilvl w:val="0"/>
-          <w:numId w:val="1589"/>
+          <w:numId w:val="1595"/>
         </w:numPr>
       </w:pPr>
       <w:r>
@@ -12686,7 +12885,7 @@
         <w:pStyle w:val="Compact"/>
         <w:numPr>
           <w:ilvl w:val="0"/>
-          <w:numId w:val="1590"/>
+          <w:numId w:val="1596"/>
         </w:numPr>
       </w:pPr>
       <w:r>
@@ -12698,7 +12897,7 @@
         <w:pStyle w:val="Compact"/>
         <w:numPr>
           <w:ilvl w:val="0"/>
-          <w:numId w:val="1591"/>
+          <w:numId w:val="1597"/>
         </w:numPr>
       </w:pPr>
       <w:r>
@@ -12710,7 +12909,7 @@
         <w:pStyle w:val="Compact"/>
         <w:numPr>
           <w:ilvl w:val="0"/>
-          <w:numId w:val="1592"/>
+          <w:numId w:val="1598"/>
         </w:numPr>
       </w:pPr>
       <w:r>
@@ -12722,7 +12921,7 @@
         <w:pStyle w:val="Compact"/>
         <w:numPr>
           <w:ilvl w:val="0"/>
-          <w:numId w:val="1593"/>
+          <w:numId w:val="1599"/>
         </w:numPr>
       </w:pPr>
       <w:r>
@@ -12734,7 +12933,7 @@
         <w:pStyle w:val="Compact"/>
         <w:numPr>
           <w:ilvl w:val="0"/>
-          <w:numId w:val="1594"/>
+          <w:numId w:val="1600"/>
         </w:numPr>
       </w:pPr>
       <w:r>
@@ -12746,7 +12945,7 @@
         <w:pStyle w:val="Compact"/>
         <w:numPr>
           <w:ilvl w:val="0"/>
-          <w:numId w:val="1595"/>
+          <w:numId w:val="1601"/>
         </w:numPr>
       </w:pPr>
       <w:r>
@@ -12758,7 +12957,7 @@
         <w:pStyle w:val="Compact"/>
         <w:numPr>
           <w:ilvl w:val="0"/>
-          <w:numId w:val="1596"/>
+          <w:numId w:val="1602"/>
         </w:numPr>
       </w:pPr>
       <w:r>
@@ -12770,15 +12969,15 @@
         <w:pStyle w:val="Compact"/>
         <w:numPr>
           <w:ilvl w:val="0"/>
-          <w:numId w:val="1597"/>
+          <w:numId w:val="1603"/>
         </w:numPr>
       </w:pPr>
       <w:r>
         <w:t xml:space="preserve">Final client-facing summary prepared with what changed, how it was tested, and what is intentionally out of scope.</w:t>
       </w:r>
     </w:p>
-    <w:bookmarkEnd w:id="82"/>
-    <w:bookmarkStart w:id="83" w:name="progress-update-log"/>
+    <w:bookmarkEnd w:id="83"/>
+    <w:bookmarkStart w:id="84" w:name="progress-update-log"/>
     <w:p>
       <w:pPr>
         <w:pStyle w:val="Heading2"/>
@@ -12921,8 +13120,8 @@
         </w:tc>
       </w:tr>
     </w:tbl>
-    <w:bookmarkEnd w:id="83"/>
     <w:bookmarkEnd w:id="84"/>
+    <w:bookmarkEnd w:id="85"/>
     <w:sectPr>
       <w:footnotePr>
         <w:numRestart w:val="eachSect"/>
@@ -14477,16 +14676,16 @@
     <w:abstractNumId w:val="992"/>
   </w:num>
   <w:num w:numId="1396">
-    <w:abstractNumId w:val="992"/>
+    <w:abstractNumId w:val="993"/>
   </w:num>
   <w:num w:numId="1397">
-    <w:abstractNumId w:val="992"/>
+    <w:abstractNumId w:val="993"/>
   </w:num>
   <w:num w:numId="1398">
-    <w:abstractNumId w:val="992"/>
+    <w:abstractNumId w:val="993"/>
   </w:num>
   <w:num w:numId="1399">
-    <w:abstractNumId w:val="992"/>
+    <w:abstractNumId w:val="993"/>
   </w:num>
   <w:num w:numId="1400">
     <w:abstractNumId w:val="992"/>
@@ -14495,58 +14694,58 @@
     <w:abstractNumId w:val="992"/>
   </w:num>
   <w:num w:numId="1402">
-    <w:abstractNumId w:val="992"/>
+    <w:abstractNumId w:val="993"/>
   </w:num>
   <w:num w:numId="1403">
-    <w:abstractNumId w:val="992"/>
+    <w:abstractNumId w:val="993"/>
   </w:num>
   <w:num w:numId="1404">
-    <w:abstractNumId w:val="992"/>
+    <w:abstractNumId w:val="993"/>
   </w:num>
   <w:num w:numId="1405">
-    <w:abstractNumId w:val="992"/>
+    <w:abstractNumId w:val="993"/>
   </w:num>
   <w:num w:numId="1406">
-    <w:abstractNumId w:val="992"/>
+    <w:abstractNumId w:val="993"/>
   </w:num>
   <w:num w:numId="1407">
-    <w:abstractNumId w:val="992"/>
+    <w:abstractNumId w:val="993"/>
   </w:num>
   <w:num w:numId="1408">
-    <w:abstractNumId w:val="992"/>
+    <w:abstractNumId w:val="993"/>
   </w:num>
   <w:num w:numId="1409">
-    <w:abstractNumId w:val="992"/>
+    <w:abstractNumId w:val="993"/>
   </w:num>
   <w:num w:numId="1410">
-    <w:abstractNumId w:val="992"/>
+    <w:abstractNumId w:val="993"/>
   </w:num>
   <w:num w:numId="1411">
+    <w:abstractNumId w:val="993"/>
+  </w:num>
+  <w:num w:numId="1412">
+    <w:abstractNumId w:val="993"/>
+  </w:num>
+  <w:num w:numId="1413">
+    <w:abstractNumId w:val="993"/>
+  </w:num>
+  <w:num w:numId="1414">
+    <w:abstractNumId w:val="993"/>
+  </w:num>
+  <w:num w:numId="1415">
+    <w:abstractNumId w:val="993"/>
+  </w:num>
+  <w:num w:numId="1416">
+    <w:abstractNumId w:val="992"/>
+  </w:num>
+  <w:num w:numId="1417">
     <w:abstractNumId w:val="991"/>
   </w:num>
-  <w:num w:numId="1412">
-    <w:abstractNumId w:val="992"/>
-  </w:num>
-  <w:num w:numId="1413">
-    <w:abstractNumId w:val="992"/>
-  </w:num>
-  <w:num w:numId="1414">
-    <w:abstractNumId w:val="992"/>
-  </w:num>
-  <w:num w:numId="1415">
-    <w:abstractNumId w:val="992"/>
-  </w:num>
-  <w:num w:numId="1416">
-    <w:abstractNumId w:val="992"/>
-  </w:num>
-  <w:num w:numId="1417">
-    <w:abstractNumId w:val="992"/>
-  </w:num>
   <w:num w:numId="1418">
-    <w:abstractNumId w:val="992"/>
+    <w:abstractNumId w:val="993"/>
   </w:num>
   <w:num w:numId="1419">
-    <w:abstractNumId w:val="992"/>
+    <w:abstractNumId w:val="993"/>
   </w:num>
   <w:num w:numId="1420">
     <w:abstractNumId w:val="992"/>
@@ -14564,28 +14763,28 @@
     <w:abstractNumId w:val="992"/>
   </w:num>
   <w:num w:numId="1425">
-    <w:abstractNumId w:val="992"/>
+    <w:abstractNumId w:val="993"/>
   </w:num>
   <w:num w:numId="1426">
+    <w:abstractNumId w:val="992"/>
+  </w:num>
+  <w:num w:numId="1427">
+    <w:abstractNumId w:val="992"/>
+  </w:num>
+  <w:num w:numId="1428">
+    <w:abstractNumId w:val="993"/>
+  </w:num>
+  <w:num w:numId="1429">
+    <w:abstractNumId w:val="993"/>
+  </w:num>
+  <w:num w:numId="1430">
+    <w:abstractNumId w:val="992"/>
+  </w:num>
+  <w:num w:numId="1431">
+    <w:abstractNumId w:val="992"/>
+  </w:num>
+  <w:num w:numId="1432">
     <w:abstractNumId w:val="991"/>
-  </w:num>
-  <w:num w:numId="1427">
-    <w:abstractNumId w:val="992"/>
-  </w:num>
-  <w:num w:numId="1428">
-    <w:abstractNumId w:val="992"/>
-  </w:num>
-  <w:num w:numId="1429">
-    <w:abstractNumId w:val="992"/>
-  </w:num>
-  <w:num w:numId="1430">
-    <w:abstractNumId w:val="991"/>
-  </w:num>
-  <w:num w:numId="1431">
-    <w:abstractNumId w:val="992"/>
-  </w:num>
-  <w:num w:numId="1432">
-    <w:abstractNumId w:val="992"/>
   </w:num>
   <w:num w:numId="1433">
     <w:abstractNumId w:val="992"/>
@@ -14603,25 +14802,25 @@
     <w:abstractNumId w:val="992"/>
   </w:num>
   <w:num w:numId="1438">
+    <w:abstractNumId w:val="992"/>
+  </w:num>
+  <w:num w:numId="1439">
+    <w:abstractNumId w:val="992"/>
+  </w:num>
+  <w:num w:numId="1440">
+    <w:abstractNumId w:val="992"/>
+  </w:num>
+  <w:num w:numId="1441">
+    <w:abstractNumId w:val="992"/>
+  </w:num>
+  <w:num w:numId="1442">
     <w:abstractNumId w:val="991"/>
   </w:num>
-  <w:num w:numId="1439">
-    <w:abstractNumId w:val="992"/>
-  </w:num>
-  <w:num w:numId="1440">
-    <w:abstractNumId w:val="992"/>
-  </w:num>
-  <w:num w:numId="1441">
-    <w:abstractNumId w:val="992"/>
-  </w:num>
-  <w:num w:numId="1442">
-    <w:abstractNumId w:val="992"/>
-  </w:num>
   <w:num w:numId="1443">
     <w:abstractNumId w:val="992"/>
   </w:num>
   <w:num w:numId="1444">
-    <w:abstractNumId w:val="992"/>
+    <w:abstractNumId w:val="991"/>
   </w:num>
   <w:num w:numId="1445">
     <w:abstractNumId w:val="992"/>
@@ -14633,26 +14832,26 @@
     <w:abstractNumId w:val="992"/>
   </w:num>
   <w:num w:numId="1448">
+    <w:abstractNumId w:val="992"/>
+  </w:num>
+  <w:num w:numId="1449">
+    <w:abstractNumId w:val="992"/>
+  </w:num>
+  <w:num w:numId="1450">
+    <w:abstractNumId w:val="992"/>
+  </w:num>
+  <w:num w:numId="1451">
+    <w:abstractNumId w:val="992"/>
+  </w:num>
+  <w:num w:numId="1452">
+    <w:abstractNumId w:val="992"/>
+  </w:num>
+  <w:num w:numId="1453">
+    <w:abstractNumId w:val="992"/>
+  </w:num>
+  <w:num w:numId="1454">
     <w:abstractNumId w:val="991"/>
   </w:num>
-  <w:num w:numId="1449">
-    <w:abstractNumId w:val="992"/>
-  </w:num>
-  <w:num w:numId="1450">
-    <w:abstractNumId w:val="992"/>
-  </w:num>
-  <w:num w:numId="1451">
-    <w:abstractNumId w:val="992"/>
-  </w:num>
-  <w:num w:numId="1452">
-    <w:abstractNumId w:val="992"/>
-  </w:num>
-  <w:num w:numId="1453">
-    <w:abstractNumId w:val="992"/>
-  </w:num>
-  <w:num w:numId="1454">
-    <w:abstractNumId w:val="992"/>
-  </w:num>
   <w:num w:numId="1455">
     <w:abstractNumId w:val="992"/>
   </w:num>
@@ -14699,26 +14898,26 @@
     <w:abstractNumId w:val="992"/>
   </w:num>
   <w:num w:numId="1470">
+    <w:abstractNumId w:val="992"/>
+  </w:num>
+  <w:num w:numId="1471">
+    <w:abstractNumId w:val="992"/>
+  </w:num>
+  <w:num w:numId="1472">
+    <w:abstractNumId w:val="992"/>
+  </w:num>
+  <w:num w:numId="1473">
+    <w:abstractNumId w:val="992"/>
+  </w:num>
+  <w:num w:numId="1474">
+    <w:abstractNumId w:val="992"/>
+  </w:num>
+  <w:num w:numId="1475">
+    <w:abstractNumId w:val="992"/>
+  </w:num>
+  <w:num w:numId="1476">
     <w:abstractNumId w:val="991"/>
   </w:num>
-  <w:num w:numId="1471">
-    <w:abstractNumId w:val="992"/>
-  </w:num>
-  <w:num w:numId="1472">
-    <w:abstractNumId w:val="992"/>
-  </w:num>
-  <w:num w:numId="1473">
-    <w:abstractNumId w:val="992"/>
-  </w:num>
-  <w:num w:numId="1474">
-    <w:abstractNumId w:val="992"/>
-  </w:num>
-  <w:num w:numId="1475">
-    <w:abstractNumId w:val="992"/>
-  </w:num>
-  <w:num w:numId="1476">
-    <w:abstractNumId w:val="992"/>
-  </w:num>
   <w:num w:numId="1477">
     <w:abstractNumId w:val="992"/>
   </w:num>
@@ -14765,35 +14964,35 @@
     <w:abstractNumId w:val="992"/>
   </w:num>
   <w:num w:numId="1492">
+    <w:abstractNumId w:val="992"/>
+  </w:num>
+  <w:num w:numId="1493">
+    <w:abstractNumId w:val="992"/>
+  </w:num>
+  <w:num w:numId="1494">
+    <w:abstractNumId w:val="992"/>
+  </w:num>
+  <w:num w:numId="1495">
+    <w:abstractNumId w:val="992"/>
+  </w:num>
+  <w:num w:numId="1496">
+    <w:abstractNumId w:val="992"/>
+  </w:num>
+  <w:num w:numId="1497">
+    <w:abstractNumId w:val="992"/>
+  </w:num>
+  <w:num w:numId="1498">
     <w:abstractNumId w:val="991"/>
   </w:num>
-  <w:num w:numId="1493">
-    <w:abstractNumId w:val="992"/>
-  </w:num>
-  <w:num w:numId="1494">
-    <w:abstractNumId w:val="992"/>
-  </w:num>
-  <w:num w:numId="1495">
+  <w:num w:numId="1499">
+    <w:abstractNumId w:val="992"/>
+  </w:num>
+  <w:num w:numId="1500">
+    <w:abstractNumId w:val="992"/>
+  </w:num>
+  <w:num w:numId="1501">
     <w:abstractNumId w:val="991"/>
   </w:num>
-  <w:num w:numId="1496">
-    <w:abstractNumId w:val="992"/>
-  </w:num>
-  <w:num w:numId="1497">
-    <w:abstractNumId w:val="992"/>
-  </w:num>
-  <w:num w:numId="1498">
-    <w:abstractNumId w:val="992"/>
-  </w:num>
-  <w:num w:numId="1499">
-    <w:abstractNumId w:val="992"/>
-  </w:num>
-  <w:num w:numId="1500">
-    <w:abstractNumId w:val="992"/>
-  </w:num>
-  <w:num w:numId="1501">
-    <w:abstractNumId w:val="992"/>
-  </w:num>
   <w:num w:numId="1502">
     <w:abstractNumId w:val="992"/>
   </w:num>
@@ -14807,32 +15006,32 @@
     <w:abstractNumId w:val="992"/>
   </w:num>
   <w:num w:numId="1506">
+    <w:abstractNumId w:val="992"/>
+  </w:num>
+  <w:num w:numId="1507">
+    <w:abstractNumId w:val="992"/>
+  </w:num>
+  <w:num w:numId="1508">
+    <w:abstractNumId w:val="992"/>
+  </w:num>
+  <w:num w:numId="1509">
+    <w:abstractNumId w:val="992"/>
+  </w:num>
+  <w:num w:numId="1510">
+    <w:abstractNumId w:val="992"/>
+  </w:num>
+  <w:num w:numId="1511">
+    <w:abstractNumId w:val="992"/>
+  </w:num>
+  <w:num w:numId="1512">
     <w:abstractNumId w:val="991"/>
   </w:num>
-  <w:num w:numId="1507">
-    <w:abstractNumId w:val="992"/>
-  </w:num>
-  <w:num w:numId="1508">
+  <w:num w:numId="1513">
+    <w:abstractNumId w:val="992"/>
+  </w:num>
+  <w:num w:numId="1514">
     <w:abstractNumId w:val="991"/>
   </w:num>
-  <w:num w:numId="1509">
-    <w:abstractNumId w:val="992"/>
-  </w:num>
-  <w:num w:numId="1510">
-    <w:abstractNumId w:val="992"/>
-  </w:num>
-  <w:num w:numId="1511">
-    <w:abstractNumId w:val="992"/>
-  </w:num>
-  <w:num w:numId="1512">
-    <w:abstractNumId w:val="992"/>
-  </w:num>
-  <w:num w:numId="1513">
-    <w:abstractNumId w:val="992"/>
-  </w:num>
-  <w:num w:numId="1514">
-    <w:abstractNumId w:val="992"/>
-  </w:num>
   <w:num w:numId="1515">
     <w:abstractNumId w:val="992"/>
   </w:num>
@@ -15080,6 +15279,24 @@
     <w:abstractNumId w:val="992"/>
   </w:num>
   <w:num w:numId="1597">
+    <w:abstractNumId w:val="992"/>
+  </w:num>
+  <w:num w:numId="1598">
+    <w:abstractNumId w:val="992"/>
+  </w:num>
+  <w:num w:numId="1599">
+    <w:abstractNumId w:val="992"/>
+  </w:num>
+  <w:num w:numId="1600">
+    <w:abstractNumId w:val="992"/>
+  </w:num>
+  <w:num w:numId="1601">
+    <w:abstractNumId w:val="992"/>
+  </w:num>
+  <w:num w:numId="1602">
+    <w:abstractNumId w:val="992"/>
+  </w:num>
+  <w:num w:numId="1603">
     <w:abstractNumId w:val="992"/>
   </w:num>
 </w:numbering>

--- a/MASTER_M1_M2_DELIVERY_CHECKLIST.docx
+++ b/MASTER_M1_M2_DELIVERY_CHECKLIST.docx
@@ -10,7 +10,7 @@
         <w:t xml:space="preserve">© BuyReadySite.com</w:t>
       </w:r>
     </w:p>
-    <w:bookmarkStart w:id="85" w:name="X3d74ce0b4fd94f465ac7edf34b08aa6d5ff209b"/>
+    <w:bookmarkStart w:id="86" w:name="X3d74ce0b4fd94f465ac7edf34b08aa6d5ff209b"/>
     <w:p>
       <w:pPr>
         <w:pStyle w:val="Heading1"/>
@@ -553,7 +553,7 @@
               <w:jc w:val="right"/>
             </w:pPr>
             <w:r>
-              <w:t xml:space="preserve">0%</w:t>
+              <w:t xml:space="preserve">6%</w:t>
             </w:r>
           </w:p>
         </w:tc>
@@ -564,7 +564,7 @@
               <w:pStyle w:val="Compact"/>
             </w:pPr>
             <w:r>
-              <w:t xml:space="preserve">Not started</w:t>
+              <w:t xml:space="preserve">Implementation + focused tests/build passed; browser/pixel/manual CSV smoke pending</w:t>
             </w:r>
           </w:p>
         </w:tc>
@@ -709,7 +709,7 @@
                 <w:b/>
                 <w:bCs/>
               </w:rPr>
-              <w:t xml:space="preserve">46%</w:t>
+              <w:t xml:space="preserve">52%</w:t>
             </w:r>
           </w:p>
         </w:tc>
@@ -724,7 +724,7 @@
                 <w:b/>
                 <w:bCs/>
               </w:rPr>
-              <w:t xml:space="preserve">M2.1 access/source implementation added after M1.3; browser smoke gates remain</w:t>
+              <w:t xml:space="preserve">M2.2 enrichment/export implementation added; browser smoke gates remain</w:t>
             </w:r>
           </w:p>
         </w:tc>
@@ -10103,7 +10103,7 @@
     </w:p>
     <w:bookmarkEnd w:id="61"/>
     <w:bookmarkEnd w:id="62"/>
-    <w:bookmarkStart w:id="68" w:name="X80216ddf01e64983419846741e514a0cb2a2ddb"/>
+    <w:bookmarkStart w:id="69" w:name="X80216ddf01e64983419846741e514a0cb2a2ddb"/>
     <w:p>
       <w:pPr>
         <w:pStyle w:val="Heading2"/>
@@ -10112,12 +10112,316 @@
         <w:t xml:space="preserve">M2.2 — Leads Enrichment Columns And Export CSV</w:t>
       </w:r>
     </w:p>
-    <w:bookmarkStart w:id="63" w:name="leads-table-columns"/>
+    <w:bookmarkStart w:id="63" w:name="implementation-evidence-2026-05-02-4"/>
     <w:p>
       <w:pPr>
         <w:pStyle w:val="Heading3"/>
       </w:pPr>
       <w:r>
+        <w:t xml:space="preserve">Implementation evidence — 2026-05-02</w:t>
+      </w:r>
+    </w:p>
+    <w:p>
+      <w:pPr>
+        <w:pStyle w:val="Compact"/>
+        <w:numPr>
+          <w:ilvl w:val="0"/>
+          <w:numId w:val="1430"/>
+        </w:numPr>
+      </w:pPr>
+      <w:r>
+        <w:t xml:space="preserve">Backend Leads list now returns</w:t>
+      </w:r>
+      <w:r>
+        <w:t xml:space="preserve"> </w:t>
+      </w:r>
+      <w:r>
+        <w:rPr>
+          <w:rStyle w:val="VerbatimChar"/>
+        </w:rPr>
+        <w:t xml:space="preserve">enrichment</w:t>
+      </w:r>
+      <w:r>
+        <w:t xml:space="preserve"> </w:t>
+      </w:r>
+      <w:r>
+        <w:t xml:space="preserve">for each lead: industry, monthly revenue, revenue source, last contact timestamp, rep initials, contact direction, readable source primary/secondary.</w:t>
+      </w:r>
+    </w:p>
+    <w:p>
+      <w:pPr>
+        <w:pStyle w:val="Compact"/>
+        <w:numPr>
+          <w:ilvl w:val="0"/>
+          <w:numId w:val="1431"/>
+        </w:numPr>
+      </w:pPr>
+      <w:r>
+        <w:t xml:space="preserve">Enrichment uses existing schema only:</w:t>
+      </w:r>
+      <w:r>
+        <w:t xml:space="preserve"> </w:t>
+      </w:r>
+      <w:r>
+        <w:rPr>
+          <w:rStyle w:val="VerbatimChar"/>
+        </w:rPr>
+        <w:t xml:space="preserve">Lead.customFields</w:t>
+      </w:r>
+      <w:r>
+        <w:t xml:space="preserve">,</w:t>
+      </w:r>
+      <w:r>
+        <w:t xml:space="preserve"> </w:t>
+      </w:r>
+      <w:r>
+        <w:rPr>
+          <w:rStyle w:val="VerbatimChar"/>
+        </w:rPr>
+        <w:t xml:space="preserve">Deal.client.monthlyRevenue</w:t>
+      </w:r>
+      <w:r>
+        <w:t xml:space="preserve">,</w:t>
+      </w:r>
+      <w:r>
+        <w:t xml:space="preserve"> </w:t>
+      </w:r>
+      <w:r>
+        <w:rPr>
+          <w:rStyle w:val="VerbatimChar"/>
+        </w:rPr>
+        <w:t xml:space="preserve">Conversation.extractedIndustry</w:t>
+      </w:r>
+      <w:r>
+        <w:t xml:space="preserve">,</w:t>
+      </w:r>
+      <w:r>
+        <w:t xml:space="preserve"> </w:t>
+      </w:r>
+      <w:r>
+        <w:rPr>
+          <w:rStyle w:val="VerbatimChar"/>
+        </w:rPr>
+        <w:t xml:space="preserve">Conversation.extractedRevenue</w:t>
+      </w:r>
+      <w:r>
+        <w:t xml:space="preserve">,</w:t>
+      </w:r>
+      <w:r>
+        <w:t xml:space="preserve"> </w:t>
+      </w:r>
+      <w:r>
+        <w:rPr>
+          <w:rStyle w:val="VerbatimChar"/>
+        </w:rPr>
+        <w:t xml:space="preserve">Conversation.aiSignals</w:t>
+      </w:r>
+      <w:r>
+        <w:t xml:space="preserve">, latest message attribution, import-list tags, and campaign lineage.</w:t>
+      </w:r>
+    </w:p>
+    <w:p>
+      <w:pPr>
+        <w:pStyle w:val="Compact"/>
+        <w:numPr>
+          <w:ilvl w:val="0"/>
+          <w:numId w:val="1432"/>
+        </w:numPr>
+      </w:pPr>
+      <w:r>
+        <w:t xml:space="preserve">CSV import mapping now accepts optional Industry, Monthly Revenue, and Annual Revenue fields and stores them in</w:t>
+      </w:r>
+      <w:r>
+        <w:t xml:space="preserve"> </w:t>
+      </w:r>
+      <w:r>
+        <w:rPr>
+          <w:rStyle w:val="VerbatimChar"/>
+        </w:rPr>
+        <w:t xml:space="preserve">customFields</w:t>
+      </w:r>
+      <w:r>
+        <w:t xml:space="preserve"> </w:t>
+      </w:r>
+      <w:r>
+        <w:t xml:space="preserve">for enrichment/export without a migration.</w:t>
+      </w:r>
+    </w:p>
+    <w:p>
+      <w:pPr>
+        <w:pStyle w:val="Compact"/>
+        <w:numPr>
+          <w:ilvl w:val="0"/>
+          <w:numId w:val="1433"/>
+        </w:numPr>
+      </w:pPr>
+      <w:r>
+        <w:t xml:space="preserve">Leads table now includes retained M2.2 columns: Last Contact, Industry, Monthly Revenue, Source, Added.</w:t>
+      </w:r>
+    </w:p>
+    <w:p>
+      <w:pPr>
+        <w:pStyle w:val="Compact"/>
+        <w:numPr>
+          <w:ilvl w:val="0"/>
+          <w:numId w:val="1434"/>
+        </w:numPr>
+      </w:pPr>
+      <w:r>
+        <w:t xml:space="preserve">Leads export button uses current search/status/list filters and downloads</w:t>
+      </w:r>
+      <w:r>
+        <w:t xml:space="preserve"> </w:t>
+      </w:r>
+      <w:r>
+        <w:rPr>
+          <w:rStyle w:val="VerbatimChar"/>
+        </w:rPr>
+        <w:t xml:space="preserve">/leads/export</w:t>
+      </w:r>
+      <w:r>
+        <w:t xml:space="preserve"> </w:t>
+      </w:r>
+      <w:r>
+        <w:t xml:space="preserve">as CSV blob.</w:t>
+      </w:r>
+    </w:p>
+    <w:p>
+      <w:pPr>
+        <w:pStyle w:val="Compact"/>
+        <w:numPr>
+          <w:ilvl w:val="0"/>
+          <w:numId w:val="1435"/>
+        </w:numPr>
+      </w:pPr>
+      <w:r>
+        <w:t xml:space="preserve">Export endpoint includes enrichment columns and preserves REP scope.</w:t>
+      </w:r>
+    </w:p>
+    <w:p>
+      <w:pPr>
+        <w:pStyle w:val="Compact"/>
+        <w:numPr>
+          <w:ilvl w:val="0"/>
+          <w:numId w:val="1436"/>
+        </w:numPr>
+      </w:pPr>
+      <w:r>
+        <w:t xml:space="preserve">Focused tests added in</w:t>
+      </w:r>
+      <w:r>
+        <w:t xml:space="preserve"> </w:t>
+      </w:r>
+      <w:r>
+        <w:rPr>
+          <w:rStyle w:val="VerbatimChar"/>
+        </w:rPr>
+        <w:t xml:space="preserve">server/tests/leadEnrichmentExport.test.ts</w:t>
+      </w:r>
+      <w:r>
+        <w:t xml:space="preserve"> </w:t>
+      </w:r>
+      <w:r>
+        <w:t xml:space="preserve">for list enrichment and export headers/rows/scope.</w:t>
+      </w:r>
+    </w:p>
+    <w:p>
+      <w:pPr>
+        <w:pStyle w:val="Compact"/>
+        <w:numPr>
+          <w:ilvl w:val="0"/>
+          <w:numId w:val="1437"/>
+        </w:numPr>
+      </w:pPr>
+      <w:r>
+        <w:t xml:space="preserve">Validation passed:</w:t>
+      </w:r>
+      <w:r>
+        <w:t xml:space="preserve"> </w:t>
+      </w:r>
+      <w:r>
+        <w:rPr>
+          <w:rStyle w:val="VerbatimChar"/>
+        </w:rPr>
+        <w:t xml:space="preserve">cd server &amp;&amp; npx vitest run tests/leadEnrichmentExport.test.ts tests/leadCampaignScope.test.ts</w:t>
+      </w:r>
+      <w:r>
+        <w:t xml:space="preserve"> </w:t>
+      </w:r>
+      <w:r>
+        <w:t xml:space="preserve">— 7/7 passed, with known local Redis</w:t>
+      </w:r>
+      <w:r>
+        <w:t xml:space="preserve"> </w:t>
+      </w:r>
+      <w:r>
+        <w:rPr>
+          <w:rStyle w:val="VerbatimChar"/>
+        </w:rPr>
+        <w:t xml:space="preserve">ECONNREFUSED</w:t>
+      </w:r>
+      <w:r>
+        <w:t xml:space="preserve"> </w:t>
+      </w:r>
+      <w:r>
+        <w:t xml:space="preserve">warning only.</w:t>
+      </w:r>
+    </w:p>
+    <w:p>
+      <w:pPr>
+        <w:pStyle w:val="Compact"/>
+        <w:numPr>
+          <w:ilvl w:val="0"/>
+          <w:numId w:val="1438"/>
+        </w:numPr>
+      </w:pPr>
+      <w:r>
+        <w:t xml:space="preserve">Validation passed: root server</w:t>
+      </w:r>
+      <w:r>
+        <w:t xml:space="preserve"> </w:t>
+      </w:r>
+      <w:r>
+        <w:rPr>
+          <w:rStyle w:val="VerbatimChar"/>
+        </w:rPr>
+        <w:t xml:space="preserve">npm run build</w:t>
+      </w:r>
+      <w:r>
+        <w:t xml:space="preserve">; client</w:t>
+      </w:r>
+      <w:r>
+        <w:t xml:space="preserve"> </w:t>
+      </w:r>
+      <w:r>
+        <w:rPr>
+          <w:rStyle w:val="VerbatimChar"/>
+        </w:rPr>
+        <w:t xml:space="preserve">cd client &amp;&amp; npm run build</w:t>
+      </w:r>
+      <w:r>
+        <w:t xml:space="preserve">.</w:t>
+      </w:r>
+    </w:p>
+    <w:p>
+      <w:pPr>
+        <w:pStyle w:val="Compact"/>
+        <w:numPr>
+          <w:ilvl w:val="0"/>
+          <w:numId w:val="1439"/>
+        </w:numPr>
+      </w:pPr>
+      <w:r>
+        <w:t xml:space="preserve">Targeted ESLint passed with 0 errors and existing warning debt only.</w:t>
+      </w:r>
+    </w:p>
+    <w:bookmarkEnd w:id="63"/>
+    <w:bookmarkStart w:id="64" w:name="leads-table-columns"/>
+    <w:p>
+      <w:pPr>
+        <w:pStyle w:val="Heading3"/>
+      </w:pPr>
+      <w:r>
         <w:t xml:space="preserve">Leads table columns</w:t>
       </w:r>
     </w:p>
@@ -10126,7 +10430,7 @@
         <w:pStyle w:val="Compact"/>
         <w:numPr>
           <w:ilvl w:val="0"/>
-          <w:numId w:val="1430"/>
+          <w:numId w:val="1440"/>
         </w:numPr>
       </w:pPr>
       <w:r>
@@ -10138,282 +10442,11 @@
         <w:pStyle w:val="Compact"/>
         <w:numPr>
           <w:ilvl w:val="0"/>
-          <w:numId w:val="1431"/>
+          <w:numId w:val="1441"/>
         </w:numPr>
       </w:pPr>
       <w:r>
         <w:t xml:space="preserve">Columns match prototype order:</w:t>
-      </w:r>
-    </w:p>
-    <w:p>
-      <w:pPr>
-        <w:pStyle w:val="Compact"/>
-        <w:numPr>
-          <w:ilvl w:val="1"/>
-          <w:numId w:val="1432"/>
-        </w:numPr>
-      </w:pPr>
-      <w:r>
-        <w:t xml:space="preserve">Name;</w:t>
-      </w:r>
-    </w:p>
-    <w:p>
-      <w:pPr>
-        <w:pStyle w:val="Compact"/>
-        <w:numPr>
-          <w:ilvl w:val="1"/>
-          <w:numId w:val="1432"/>
-        </w:numPr>
-      </w:pPr>
-      <w:r>
-        <w:t xml:space="preserve">Phone;</w:t>
-      </w:r>
-    </w:p>
-    <w:p>
-      <w:pPr>
-        <w:pStyle w:val="Compact"/>
-        <w:numPr>
-          <w:ilvl w:val="1"/>
-          <w:numId w:val="1432"/>
-        </w:numPr>
-      </w:pPr>
-      <w:r>
-        <w:t xml:space="preserve">Status;</w:t>
-      </w:r>
-    </w:p>
-    <w:p>
-      <w:pPr>
-        <w:pStyle w:val="Compact"/>
-        <w:numPr>
-          <w:ilvl w:val="1"/>
-          <w:numId w:val="1432"/>
-        </w:numPr>
-      </w:pPr>
-      <w:r>
-        <w:t xml:space="preserve">Last Contact;</w:t>
-      </w:r>
-    </w:p>
-    <w:p>
-      <w:pPr>
-        <w:pStyle w:val="Compact"/>
-        <w:numPr>
-          <w:ilvl w:val="1"/>
-          <w:numId w:val="1432"/>
-        </w:numPr>
-      </w:pPr>
-      <w:r>
-        <w:t xml:space="preserve">Industry;</w:t>
-      </w:r>
-    </w:p>
-    <w:p>
-      <w:pPr>
-        <w:pStyle w:val="Compact"/>
-        <w:numPr>
-          <w:ilvl w:val="1"/>
-          <w:numId w:val="1432"/>
-        </w:numPr>
-      </w:pPr>
-      <w:r>
-        <w:t xml:space="preserve">Monthly Revenue;</w:t>
-      </w:r>
-    </w:p>
-    <w:p>
-      <w:pPr>
-        <w:pStyle w:val="Compact"/>
-        <w:numPr>
-          <w:ilvl w:val="1"/>
-          <w:numId w:val="1432"/>
-        </w:numPr>
-      </w:pPr>
-      <w:r>
-        <w:t xml:space="preserve">Source;</w:t>
-      </w:r>
-    </w:p>
-    <w:p>
-      <w:pPr>
-        <w:pStyle w:val="Compact"/>
-        <w:numPr>
-          <w:ilvl w:val="1"/>
-          <w:numId w:val="1432"/>
-        </w:numPr>
-      </w:pPr>
-      <w:r>
-        <w:t xml:space="preserve">Added.</w:t>
-      </w:r>
-    </w:p>
-    <w:p>
-      <w:pPr>
-        <w:pStyle w:val="Compact"/>
-        <w:numPr>
-          <w:ilvl w:val="0"/>
-          <w:numId w:val="1433"/>
-        </w:numPr>
-      </w:pPr>
-      <w:r>
-        <w:t xml:space="preserve">Last Contact shows rep attribution initials and relative time, e.g. </w:t>
-      </w:r>
-      <w:r>
-        <w:rPr>
-          <w:rStyle w:val="VerbatimChar"/>
-        </w:rPr>
-        <w:t xml:space="preserve">JB 2h ago</w:t>
-      </w:r>
-      <w:r>
-        <w:t xml:space="preserve">.</w:t>
-      </w:r>
-    </w:p>
-    <w:p>
-      <w:pPr>
-        <w:pStyle w:val="Compact"/>
-        <w:numPr>
-          <w:ilvl w:val="0"/>
-          <w:numId w:val="1434"/>
-        </w:numPr>
-      </w:pPr>
-      <w:r>
-        <w:t xml:space="preserve">Industry renders extracted/classified value or</w:t>
-      </w:r>
-      <w:r>
-        <w:t xml:space="preserve"> </w:t>
-      </w:r>
-      <w:r>
-        <w:rPr>
-          <w:rStyle w:val="VerbatimChar"/>
-        </w:rPr>
-        <w:t xml:space="preserve">— unknown</w:t>
-      </w:r>
-      <w:r>
-        <w:t xml:space="preserve">.</w:t>
-      </w:r>
-    </w:p>
-    <w:p>
-      <w:pPr>
-        <w:pStyle w:val="Compact"/>
-        <w:numPr>
-          <w:ilvl w:val="0"/>
-          <w:numId w:val="1435"/>
-        </w:numPr>
-      </w:pPr>
-      <w:r>
-        <w:t xml:space="preserve">Monthly Revenue renders raw/formatted revenue plus provenance chip:</w:t>
-      </w:r>
-    </w:p>
-    <w:p>
-      <w:pPr>
-        <w:pStyle w:val="Compact"/>
-        <w:numPr>
-          <w:ilvl w:val="1"/>
-          <w:numId w:val="1436"/>
-        </w:numPr>
-      </w:pPr>
-      <w:r>
-        <w:t xml:space="preserve">AI;</w:t>
-      </w:r>
-    </w:p>
-    <w:p>
-      <w:pPr>
-        <w:pStyle w:val="Compact"/>
-        <w:numPr>
-          <w:ilvl w:val="1"/>
-          <w:numId w:val="1436"/>
-        </w:numPr>
-      </w:pPr>
-      <w:r>
-        <w:t xml:space="preserve">CSV;</w:t>
-      </w:r>
-    </w:p>
-    <w:p>
-      <w:pPr>
-        <w:pStyle w:val="Compact"/>
-        <w:numPr>
-          <w:ilvl w:val="1"/>
-          <w:numId w:val="1436"/>
-        </w:numPr>
-      </w:pPr>
-      <w:r>
-        <w:t xml:space="preserve">MANUAL.</w:t>
-      </w:r>
-    </w:p>
-    <w:p>
-      <w:pPr>
-        <w:pStyle w:val="Compact"/>
-        <w:numPr>
-          <w:ilvl w:val="0"/>
-          <w:numId w:val="1437"/>
-        </w:numPr>
-      </w:pPr>
-      <w:r>
-        <w:t xml:space="preserve">Empty revenue renders</w:t>
-      </w:r>
-      <w:r>
-        <w:t xml:space="preserve"> </w:t>
-      </w:r>
-      <w:r>
-        <w:rPr>
-          <w:rStyle w:val="VerbatimChar"/>
-        </w:rPr>
-        <w:t xml:space="preserve">—</w:t>
-      </w:r>
-      <w:r>
-        <w:t xml:space="preserve">.</w:t>
-      </w:r>
-    </w:p>
-    <w:p>
-      <w:pPr>
-        <w:pStyle w:val="Compact"/>
-        <w:numPr>
-          <w:ilvl w:val="0"/>
-          <w:numId w:val="1438"/>
-        </w:numPr>
-      </w:pPr>
-      <w:r>
-        <w:t xml:space="preserve">Source cell uses two-line readable source/list pattern.</w:t>
-      </w:r>
-    </w:p>
-    <w:p>
-      <w:pPr>
-        <w:pStyle w:val="Compact"/>
-        <w:numPr>
-          <w:ilvl w:val="0"/>
-          <w:numId w:val="1439"/>
-        </w:numPr>
-      </w:pPr>
-      <w:r>
-        <w:t xml:space="preserve">Status pill styles match prototype.</w:t>
-      </w:r>
-    </w:p>
-    <w:p>
-      <w:pPr>
-        <w:pStyle w:val="Compact"/>
-        <w:numPr>
-          <w:ilvl w:val="0"/>
-          <w:numId w:val="1440"/>
-        </w:numPr>
-      </w:pPr>
-      <w:r>
-        <w:t xml:space="preserve">Avatar initials match prototype density.</w:t>
-      </w:r>
-    </w:p>
-    <w:bookmarkEnd w:id="63"/>
-    <w:bookmarkStart w:id="64" w:name="data-plumbing"/>
-    <w:p>
-      <w:pPr>
-        <w:pStyle w:val="Heading3"/>
-      </w:pPr>
-      <w:r>
-        <w:t xml:space="preserve">Data plumbing</w:t>
-      </w:r>
-    </w:p>
-    <w:p>
-      <w:pPr>
-        <w:pStyle w:val="Compact"/>
-        <w:numPr>
-          <w:ilvl w:val="0"/>
-          <w:numId w:val="1441"/>
-        </w:numPr>
-      </w:pPr>
-      <w:r>
-        <w:t xml:space="preserve">Confirm data source for industry:</w:t>
       </w:r>
     </w:p>
     <w:p>
@@ -10425,7 +10458,7 @@
         </w:numPr>
       </w:pPr>
       <w:r>
-        <w:t xml:space="preserve">existing AI classifier field;</w:t>
+        <w:t xml:space="preserve">Name;</w:t>
       </w:r>
     </w:p>
     <w:p>
@@ -10437,7 +10470,7 @@
         </w:numPr>
       </w:pPr>
       <w:r>
-        <w:t xml:space="preserve">CSV value;</w:t>
+        <w:t xml:space="preserve">Phone;</w:t>
       </w:r>
     </w:p>
     <w:p>
@@ -10449,6 +10482,277 @@
         </w:numPr>
       </w:pPr>
       <w:r>
+        <w:t xml:space="preserve">Status;</w:t>
+      </w:r>
+    </w:p>
+    <w:p>
+      <w:pPr>
+        <w:pStyle w:val="Compact"/>
+        <w:numPr>
+          <w:ilvl w:val="1"/>
+          <w:numId w:val="1442"/>
+        </w:numPr>
+      </w:pPr>
+      <w:r>
+        <w:t xml:space="preserve">Last Contact;</w:t>
+      </w:r>
+    </w:p>
+    <w:p>
+      <w:pPr>
+        <w:pStyle w:val="Compact"/>
+        <w:numPr>
+          <w:ilvl w:val="1"/>
+          <w:numId w:val="1442"/>
+        </w:numPr>
+      </w:pPr>
+      <w:r>
+        <w:t xml:space="preserve">Industry;</w:t>
+      </w:r>
+    </w:p>
+    <w:p>
+      <w:pPr>
+        <w:pStyle w:val="Compact"/>
+        <w:numPr>
+          <w:ilvl w:val="1"/>
+          <w:numId w:val="1442"/>
+        </w:numPr>
+      </w:pPr>
+      <w:r>
+        <w:t xml:space="preserve">Monthly Revenue;</w:t>
+      </w:r>
+    </w:p>
+    <w:p>
+      <w:pPr>
+        <w:pStyle w:val="Compact"/>
+        <w:numPr>
+          <w:ilvl w:val="1"/>
+          <w:numId w:val="1442"/>
+        </w:numPr>
+      </w:pPr>
+      <w:r>
+        <w:t xml:space="preserve">Source;</w:t>
+      </w:r>
+    </w:p>
+    <w:p>
+      <w:pPr>
+        <w:pStyle w:val="Compact"/>
+        <w:numPr>
+          <w:ilvl w:val="1"/>
+          <w:numId w:val="1442"/>
+        </w:numPr>
+      </w:pPr>
+      <w:r>
+        <w:t xml:space="preserve">Added.</w:t>
+      </w:r>
+    </w:p>
+    <w:p>
+      <w:pPr>
+        <w:pStyle w:val="Compact"/>
+        <w:numPr>
+          <w:ilvl w:val="0"/>
+          <w:numId w:val="1443"/>
+        </w:numPr>
+      </w:pPr>
+      <w:r>
+        <w:t xml:space="preserve">Last Contact shows rep attribution initials and relative time, e.g. </w:t>
+      </w:r>
+      <w:r>
+        <w:rPr>
+          <w:rStyle w:val="VerbatimChar"/>
+        </w:rPr>
+        <w:t xml:space="preserve">JB 2h ago</w:t>
+      </w:r>
+      <w:r>
+        <w:t xml:space="preserve">.</w:t>
+      </w:r>
+    </w:p>
+    <w:p>
+      <w:pPr>
+        <w:pStyle w:val="Compact"/>
+        <w:numPr>
+          <w:ilvl w:val="0"/>
+          <w:numId w:val="1444"/>
+        </w:numPr>
+      </w:pPr>
+      <w:r>
+        <w:t xml:space="preserve">Industry renders extracted/classified value or</w:t>
+      </w:r>
+      <w:r>
+        <w:t xml:space="preserve"> </w:t>
+      </w:r>
+      <w:r>
+        <w:rPr>
+          <w:rStyle w:val="VerbatimChar"/>
+        </w:rPr>
+        <w:t xml:space="preserve">— unknown</w:t>
+      </w:r>
+      <w:r>
+        <w:t xml:space="preserve">.</w:t>
+      </w:r>
+    </w:p>
+    <w:p>
+      <w:pPr>
+        <w:pStyle w:val="Compact"/>
+        <w:numPr>
+          <w:ilvl w:val="0"/>
+          <w:numId w:val="1445"/>
+        </w:numPr>
+      </w:pPr>
+      <w:r>
+        <w:t xml:space="preserve">Monthly Revenue renders raw/formatted revenue plus provenance chip:</w:t>
+      </w:r>
+    </w:p>
+    <w:p>
+      <w:pPr>
+        <w:pStyle w:val="Compact"/>
+        <w:numPr>
+          <w:ilvl w:val="1"/>
+          <w:numId w:val="1446"/>
+        </w:numPr>
+      </w:pPr>
+      <w:r>
+        <w:t xml:space="preserve">AI;</w:t>
+      </w:r>
+    </w:p>
+    <w:p>
+      <w:pPr>
+        <w:pStyle w:val="Compact"/>
+        <w:numPr>
+          <w:ilvl w:val="1"/>
+          <w:numId w:val="1446"/>
+        </w:numPr>
+      </w:pPr>
+      <w:r>
+        <w:t xml:space="preserve">CSV;</w:t>
+      </w:r>
+    </w:p>
+    <w:p>
+      <w:pPr>
+        <w:pStyle w:val="Compact"/>
+        <w:numPr>
+          <w:ilvl w:val="1"/>
+          <w:numId w:val="1446"/>
+        </w:numPr>
+      </w:pPr>
+      <w:r>
+        <w:t xml:space="preserve">MANUAL.</w:t>
+      </w:r>
+    </w:p>
+    <w:p>
+      <w:pPr>
+        <w:pStyle w:val="Compact"/>
+        <w:numPr>
+          <w:ilvl w:val="0"/>
+          <w:numId w:val="1447"/>
+        </w:numPr>
+      </w:pPr>
+      <w:r>
+        <w:t xml:space="preserve">Empty revenue renders</w:t>
+      </w:r>
+      <w:r>
+        <w:t xml:space="preserve"> </w:t>
+      </w:r>
+      <w:r>
+        <w:rPr>
+          <w:rStyle w:val="VerbatimChar"/>
+        </w:rPr>
+        <w:t xml:space="preserve">—</w:t>
+      </w:r>
+      <w:r>
+        <w:t xml:space="preserve">.</w:t>
+      </w:r>
+    </w:p>
+    <w:p>
+      <w:pPr>
+        <w:pStyle w:val="Compact"/>
+        <w:numPr>
+          <w:ilvl w:val="0"/>
+          <w:numId w:val="1448"/>
+        </w:numPr>
+      </w:pPr>
+      <w:r>
+        <w:t xml:space="preserve">Source cell uses two-line readable source/list pattern.</w:t>
+      </w:r>
+    </w:p>
+    <w:p>
+      <w:pPr>
+        <w:pStyle w:val="Compact"/>
+        <w:numPr>
+          <w:ilvl w:val="0"/>
+          <w:numId w:val="1449"/>
+        </w:numPr>
+      </w:pPr>
+      <w:r>
+        <w:t xml:space="preserve">Status pill styles match prototype.</w:t>
+      </w:r>
+    </w:p>
+    <w:p>
+      <w:pPr>
+        <w:pStyle w:val="Compact"/>
+        <w:numPr>
+          <w:ilvl w:val="0"/>
+          <w:numId w:val="1450"/>
+        </w:numPr>
+      </w:pPr>
+      <w:r>
+        <w:t xml:space="preserve">Avatar initials match prototype density.</w:t>
+      </w:r>
+    </w:p>
+    <w:bookmarkEnd w:id="64"/>
+    <w:bookmarkStart w:id="65" w:name="data-plumbing"/>
+    <w:p>
+      <w:pPr>
+        <w:pStyle w:val="Heading3"/>
+      </w:pPr>
+      <w:r>
+        <w:t xml:space="preserve">Data plumbing</w:t>
+      </w:r>
+    </w:p>
+    <w:p>
+      <w:pPr>
+        <w:pStyle w:val="Compact"/>
+        <w:numPr>
+          <w:ilvl w:val="0"/>
+          <w:numId w:val="1451"/>
+        </w:numPr>
+      </w:pPr>
+      <w:r>
+        <w:t xml:space="preserve">Confirm data source for industry:</w:t>
+      </w:r>
+    </w:p>
+    <w:p>
+      <w:pPr>
+        <w:pStyle w:val="Compact"/>
+        <w:numPr>
+          <w:ilvl w:val="1"/>
+          <w:numId w:val="1452"/>
+        </w:numPr>
+      </w:pPr>
+      <w:r>
+        <w:t xml:space="preserve">existing AI classifier field;</w:t>
+      </w:r>
+    </w:p>
+    <w:p>
+      <w:pPr>
+        <w:pStyle w:val="Compact"/>
+        <w:numPr>
+          <w:ilvl w:val="1"/>
+          <w:numId w:val="1452"/>
+        </w:numPr>
+      </w:pPr>
+      <w:r>
+        <w:t xml:space="preserve">CSV value;</w:t>
+      </w:r>
+    </w:p>
+    <w:p>
+      <w:pPr>
+        <w:pStyle w:val="Compact"/>
+        <w:numPr>
+          <w:ilvl w:val="1"/>
+          <w:numId w:val="1452"/>
+        </w:numPr>
+      </w:pPr>
+      <w:r>
         <w:t xml:space="preserve">manual override.</w:t>
       </w:r>
     </w:p>
@@ -10457,174 +10761,11 @@
         <w:pStyle w:val="Compact"/>
         <w:numPr>
           <w:ilvl w:val="0"/>
-          <w:numId w:val="1443"/>
+          <w:numId w:val="1453"/>
         </w:numPr>
       </w:pPr>
       <w:r>
         <w:t xml:space="preserve">Confirm data source for monthly revenue:</w:t>
-      </w:r>
-    </w:p>
-    <w:p>
-      <w:pPr>
-        <w:pStyle w:val="Compact"/>
-        <w:numPr>
-          <w:ilvl w:val="1"/>
-          <w:numId w:val="1444"/>
-        </w:numPr>
-      </w:pPr>
-      <w:r>
-        <w:t xml:space="preserve">existing AI extraction;</w:t>
-      </w:r>
-    </w:p>
-    <w:p>
-      <w:pPr>
-        <w:pStyle w:val="Compact"/>
-        <w:numPr>
-          <w:ilvl w:val="1"/>
-          <w:numId w:val="1444"/>
-        </w:numPr>
-      </w:pPr>
-      <w:r>
-        <w:t xml:space="preserve">CSV import;</w:t>
-      </w:r>
-    </w:p>
-    <w:p>
-      <w:pPr>
-        <w:pStyle w:val="Compact"/>
-        <w:numPr>
-          <w:ilvl w:val="1"/>
-          <w:numId w:val="1444"/>
-        </w:numPr>
-      </w:pPr>
-      <w:r>
-        <w:t xml:space="preserve">manual field.</w:t>
-      </w:r>
-    </w:p>
-    <w:p>
-      <w:pPr>
-        <w:pStyle w:val="Compact"/>
-        <w:numPr>
-          <w:ilvl w:val="0"/>
-          <w:numId w:val="1445"/>
-        </w:numPr>
-      </w:pPr>
-      <w:r>
-        <w:t xml:space="preserve">Define priority when values conflict: manual &gt; CSV &gt; AI unless spec says otherwise.</w:t>
-      </w:r>
-    </w:p>
-    <w:p>
-      <w:pPr>
-        <w:pStyle w:val="Compact"/>
-        <w:numPr>
-          <w:ilvl w:val="0"/>
-          <w:numId w:val="1446"/>
-        </w:numPr>
-      </w:pPr>
-      <w:r>
-        <w:t xml:space="preserve">Last Contact uses latest meaningful contact and preserves admin attribution.</w:t>
-      </w:r>
-    </w:p>
-    <w:p>
-      <w:pPr>
-        <w:pStyle w:val="Compact"/>
-        <w:numPr>
-          <w:ilvl w:val="0"/>
-          <w:numId w:val="1447"/>
-        </w:numPr>
-      </w:pPr>
-      <w:r>
-        <w:t xml:space="preserve">Rep scope applies to all enrichment queries.</w:t>
-      </w:r>
-    </w:p>
-    <w:bookmarkEnd w:id="64"/>
-    <w:bookmarkStart w:id="65" w:name="export-csv"/>
-    <w:p>
-      <w:pPr>
-        <w:pStyle w:val="Heading3"/>
-      </w:pPr>
-      <w:r>
-        <w:t xml:space="preserve">Export CSV</w:t>
-      </w:r>
-    </w:p>
-    <w:p>
-      <w:pPr>
-        <w:pStyle w:val="Compact"/>
-        <w:numPr>
-          <w:ilvl w:val="0"/>
-          <w:numId w:val="1448"/>
-        </w:numPr>
-      </w:pPr>
-      <w:r>
-        <w:t xml:space="preserve">Export button label includes filtered count, e.g. </w:t>
-      </w:r>
-      <w:r>
-        <w:rPr>
-          <w:rStyle w:val="VerbatimChar"/>
-        </w:rPr>
-        <w:t xml:space="preserve">Export CSV 12 leads</w:t>
-      </w:r>
-      <w:r>
-        <w:t xml:space="preserve">.</w:t>
-      </w:r>
-    </w:p>
-    <w:p>
-      <w:pPr>
-        <w:pStyle w:val="Compact"/>
-        <w:numPr>
-          <w:ilvl w:val="0"/>
-          <w:numId w:val="1449"/>
-        </w:numPr>
-      </w:pPr>
-      <w:r>
-        <w:t xml:space="preserve">Export respects current search.</w:t>
-      </w:r>
-    </w:p>
-    <w:p>
-      <w:pPr>
-        <w:pStyle w:val="Compact"/>
-        <w:numPr>
-          <w:ilvl w:val="0"/>
-          <w:numId w:val="1450"/>
-        </w:numPr>
-      </w:pPr>
-      <w:r>
-        <w:t xml:space="preserve">Export respects status filter.</w:t>
-      </w:r>
-    </w:p>
-    <w:p>
-      <w:pPr>
-        <w:pStyle w:val="Compact"/>
-        <w:numPr>
-          <w:ilvl w:val="0"/>
-          <w:numId w:val="1451"/>
-        </w:numPr>
-      </w:pPr>
-      <w:r>
-        <w:t xml:space="preserve">Export respects list/source filter.</w:t>
-      </w:r>
-    </w:p>
-    <w:p>
-      <w:pPr>
-        <w:pStyle w:val="Compact"/>
-        <w:numPr>
-          <w:ilvl w:val="0"/>
-          <w:numId w:val="1452"/>
-        </w:numPr>
-      </w:pPr>
-      <w:r>
-        <w:t xml:space="preserve">Export respects rep scope.</w:t>
-      </w:r>
-    </w:p>
-    <w:p>
-      <w:pPr>
-        <w:pStyle w:val="Compact"/>
-        <w:numPr>
-          <w:ilvl w:val="0"/>
-          <w:numId w:val="1453"/>
-        </w:numPr>
-      </w:pPr>
-      <w:r>
-        <w:t xml:space="preserve">Export includes new columns:</w:t>
       </w:r>
     </w:p>
     <w:p>
@@ -10636,7 +10777,7 @@
         </w:numPr>
       </w:pPr>
       <w:r>
-        <w:t xml:space="preserve">last contact;</w:t>
+        <w:t xml:space="preserve">existing AI extraction;</w:t>
       </w:r>
     </w:p>
     <w:p>
@@ -10648,7 +10789,7 @@
         </w:numPr>
       </w:pPr>
       <w:r>
-        <w:t xml:space="preserve">last contact rep;</w:t>
+        <w:t xml:space="preserve">CSV import;</w:t>
       </w:r>
     </w:p>
     <w:p>
@@ -10660,6 +10801,169 @@
         </w:numPr>
       </w:pPr>
       <w:r>
+        <w:t xml:space="preserve">manual field.</w:t>
+      </w:r>
+    </w:p>
+    <w:p>
+      <w:pPr>
+        <w:pStyle w:val="Compact"/>
+        <w:numPr>
+          <w:ilvl w:val="0"/>
+          <w:numId w:val="1455"/>
+        </w:numPr>
+      </w:pPr>
+      <w:r>
+        <w:t xml:space="preserve">Define priority when values conflict: manual &gt; CSV &gt; AI unless spec says otherwise.</w:t>
+      </w:r>
+    </w:p>
+    <w:p>
+      <w:pPr>
+        <w:pStyle w:val="Compact"/>
+        <w:numPr>
+          <w:ilvl w:val="0"/>
+          <w:numId w:val="1456"/>
+        </w:numPr>
+      </w:pPr>
+      <w:r>
+        <w:t xml:space="preserve">Last Contact uses latest meaningful contact and preserves admin attribution.</w:t>
+      </w:r>
+    </w:p>
+    <w:p>
+      <w:pPr>
+        <w:pStyle w:val="Compact"/>
+        <w:numPr>
+          <w:ilvl w:val="0"/>
+          <w:numId w:val="1457"/>
+        </w:numPr>
+      </w:pPr>
+      <w:r>
+        <w:t xml:space="preserve">Rep scope applies to all enrichment queries.</w:t>
+      </w:r>
+    </w:p>
+    <w:bookmarkEnd w:id="65"/>
+    <w:bookmarkStart w:id="66" w:name="export-csv"/>
+    <w:p>
+      <w:pPr>
+        <w:pStyle w:val="Heading3"/>
+      </w:pPr>
+      <w:r>
+        <w:t xml:space="preserve">Export CSV</w:t>
+      </w:r>
+    </w:p>
+    <w:p>
+      <w:pPr>
+        <w:pStyle w:val="Compact"/>
+        <w:numPr>
+          <w:ilvl w:val="0"/>
+          <w:numId w:val="1458"/>
+        </w:numPr>
+      </w:pPr>
+      <w:r>
+        <w:t xml:space="preserve">Export button label includes filtered count, e.g. </w:t>
+      </w:r>
+      <w:r>
+        <w:rPr>
+          <w:rStyle w:val="VerbatimChar"/>
+        </w:rPr>
+        <w:t xml:space="preserve">Export CSV 12 leads</w:t>
+      </w:r>
+      <w:r>
+        <w:t xml:space="preserve">.</w:t>
+      </w:r>
+    </w:p>
+    <w:p>
+      <w:pPr>
+        <w:pStyle w:val="Compact"/>
+        <w:numPr>
+          <w:ilvl w:val="0"/>
+          <w:numId w:val="1459"/>
+        </w:numPr>
+      </w:pPr>
+      <w:r>
+        <w:t xml:space="preserve">Export respects current search.</w:t>
+      </w:r>
+    </w:p>
+    <w:p>
+      <w:pPr>
+        <w:pStyle w:val="Compact"/>
+        <w:numPr>
+          <w:ilvl w:val="0"/>
+          <w:numId w:val="1460"/>
+        </w:numPr>
+      </w:pPr>
+      <w:r>
+        <w:t xml:space="preserve">Export respects status filter.</w:t>
+      </w:r>
+    </w:p>
+    <w:p>
+      <w:pPr>
+        <w:pStyle w:val="Compact"/>
+        <w:numPr>
+          <w:ilvl w:val="0"/>
+          <w:numId w:val="1461"/>
+        </w:numPr>
+      </w:pPr>
+      <w:r>
+        <w:t xml:space="preserve">Export respects list/source filter.</w:t>
+      </w:r>
+    </w:p>
+    <w:p>
+      <w:pPr>
+        <w:pStyle w:val="Compact"/>
+        <w:numPr>
+          <w:ilvl w:val="0"/>
+          <w:numId w:val="1462"/>
+        </w:numPr>
+      </w:pPr>
+      <w:r>
+        <w:t xml:space="preserve">Export respects rep scope.</w:t>
+      </w:r>
+    </w:p>
+    <w:p>
+      <w:pPr>
+        <w:pStyle w:val="Compact"/>
+        <w:numPr>
+          <w:ilvl w:val="0"/>
+          <w:numId w:val="1463"/>
+        </w:numPr>
+      </w:pPr>
+      <w:r>
+        <w:t xml:space="preserve">Export includes new columns:</w:t>
+      </w:r>
+    </w:p>
+    <w:p>
+      <w:pPr>
+        <w:pStyle w:val="Compact"/>
+        <w:numPr>
+          <w:ilvl w:val="1"/>
+          <w:numId w:val="1464"/>
+        </w:numPr>
+      </w:pPr>
+      <w:r>
+        <w:t xml:space="preserve">last contact;</w:t>
+      </w:r>
+    </w:p>
+    <w:p>
+      <w:pPr>
+        <w:pStyle w:val="Compact"/>
+        <w:numPr>
+          <w:ilvl w:val="1"/>
+          <w:numId w:val="1464"/>
+        </w:numPr>
+      </w:pPr>
+      <w:r>
+        <w:t xml:space="preserve">last contact rep;</w:t>
+      </w:r>
+    </w:p>
+    <w:p>
+      <w:pPr>
+        <w:pStyle w:val="Compact"/>
+        <w:numPr>
+          <w:ilvl w:val="1"/>
+          <w:numId w:val="1464"/>
+        </w:numPr>
+      </w:pPr>
+      <w:r>
         <w:t xml:space="preserve">industry;</w:t>
       </w:r>
     </w:p>
@@ -10668,7 +10972,7 @@
         <w:pStyle w:val="Compact"/>
         <w:numPr>
           <w:ilvl w:val="1"/>
-          <w:numId w:val="1454"/>
+          <w:numId w:val="1464"/>
         </w:numPr>
       </w:pPr>
       <w:r>
@@ -10680,7 +10984,7 @@
         <w:pStyle w:val="Compact"/>
         <w:numPr>
           <w:ilvl w:val="1"/>
-          <w:numId w:val="1454"/>
+          <w:numId w:val="1464"/>
         </w:numPr>
       </w:pPr>
       <w:r>
@@ -10692,7 +10996,7 @@
         <w:pStyle w:val="Compact"/>
         <w:numPr>
           <w:ilvl w:val="1"/>
-          <w:numId w:val="1454"/>
+          <w:numId w:val="1464"/>
         </w:numPr>
       </w:pPr>
       <w:r>
@@ -10704,7 +11008,7 @@
         <w:pStyle w:val="Compact"/>
         <w:numPr>
           <w:ilvl w:val="0"/>
-          <w:numId w:val="1455"/>
+          <w:numId w:val="1465"/>
         </w:numPr>
       </w:pPr>
       <w:r>
@@ -10716,15 +11020,15 @@
         <w:pStyle w:val="Compact"/>
         <w:numPr>
           <w:ilvl w:val="0"/>
-          <w:numId w:val="1456"/>
+          <w:numId w:val="1466"/>
         </w:numPr>
       </w:pPr>
       <w:r>
         <w:t xml:space="preserve">CSV escaping handles commas, quotes, line breaks.</w:t>
       </w:r>
     </w:p>
-    <w:bookmarkEnd w:id="65"/>
-    <w:bookmarkStart w:id="66" w:name="m2.2-style-isolation"/>
+    <w:bookmarkEnd w:id="66"/>
+    <w:bookmarkStart w:id="67" w:name="m2.2-style-isolation"/>
     <w:p>
       <w:pPr>
         <w:pStyle w:val="Heading3"/>
@@ -10738,7 +11042,7 @@
         <w:pStyle w:val="Compact"/>
         <w:numPr>
           <w:ilvl w:val="0"/>
-          <w:numId w:val="1457"/>
+          <w:numId w:val="1467"/>
         </w:numPr>
       </w:pPr>
       <w:r>
@@ -10750,7 +11054,7 @@
         <w:pStyle w:val="Compact"/>
         <w:numPr>
           <w:ilvl w:val="0"/>
-          <w:numId w:val="1458"/>
+          <w:numId w:val="1468"/>
         </w:numPr>
       </w:pPr>
       <w:r>
@@ -10762,7 +11066,7 @@
         <w:pStyle w:val="Compact"/>
         <w:numPr>
           <w:ilvl w:val="0"/>
-          <w:numId w:val="1459"/>
+          <w:numId w:val="1469"/>
         </w:numPr>
       </w:pPr>
       <w:r>
@@ -10774,27 +11078,27 @@
         <w:pStyle w:val="Compact"/>
         <w:numPr>
           <w:ilvl w:val="0"/>
-          <w:numId w:val="1460"/>
-        </w:numPr>
-      </w:pPr>
-      <w:r>
-        <w:t xml:space="preserve">Verify table remains readable at desktop and half-screen widths.</w:t>
-      </w:r>
-    </w:p>
-    <w:p>
-      <w:pPr>
-        <w:pStyle w:val="Compact"/>
-        <w:numPr>
-          <w:ilvl w:val="0"/>
-          <w:numId w:val="1461"/>
+          <w:numId w:val="1470"/>
+        </w:numPr>
+      </w:pPr>
+      <w:r>
+        <w:t xml:space="preserve">Verify table remains readable at desktop and half-screen widths by fixed min-width/overflow-safe columns.</w:t>
+      </w:r>
+    </w:p>
+    <w:p>
+      <w:pPr>
+        <w:pStyle w:val="Compact"/>
+        <w:numPr>
+          <w:ilvl w:val="0"/>
+          <w:numId w:val="1471"/>
         </w:numPr>
       </w:pPr>
       <w:r>
         <w:t xml:space="preserve">Ensure text truncation/line wrapping is deliberate and not overlapping.</w:t>
       </w:r>
     </w:p>
-    <w:bookmarkEnd w:id="66"/>
-    <w:bookmarkStart w:id="67" w:name="m2.2-testing-gate"/>
+    <w:bookmarkEnd w:id="67"/>
+    <w:bookmarkStart w:id="68" w:name="m2.2-testing-gate"/>
     <w:p>
       <w:pPr>
         <w:pStyle w:val="Heading3"/>
@@ -10808,7 +11112,7 @@
         <w:pStyle w:val="Compact"/>
         <w:numPr>
           <w:ilvl w:val="0"/>
-          <w:numId w:val="1462"/>
+          <w:numId w:val="1472"/>
         </w:numPr>
       </w:pPr>
       <w:r>
@@ -10820,7 +11124,7 @@
         <w:pStyle w:val="Compact"/>
         <w:numPr>
           <w:ilvl w:val="0"/>
-          <w:numId w:val="1463"/>
+          <w:numId w:val="1473"/>
         </w:numPr>
       </w:pPr>
       <w:r>
@@ -10832,7 +11136,7 @@
         <w:pStyle w:val="Compact"/>
         <w:numPr>
           <w:ilvl w:val="0"/>
-          <w:numId w:val="1464"/>
+          <w:numId w:val="1474"/>
         </w:numPr>
       </w:pPr>
       <w:r>
@@ -10844,7 +11148,7 @@
         <w:pStyle w:val="Compact"/>
         <w:numPr>
           <w:ilvl w:val="0"/>
-          <w:numId w:val="1465"/>
+          <w:numId w:val="1475"/>
         </w:numPr>
       </w:pPr>
       <w:r>
@@ -10856,19 +11160,19 @@
         <w:pStyle w:val="Compact"/>
         <w:numPr>
           <w:ilvl w:val="0"/>
-          <w:numId w:val="1466"/>
-        </w:numPr>
-      </w:pPr>
-      <w:r>
-        <w:t xml:space="preserve">Export CSV checked with filters.</w:t>
-      </w:r>
-    </w:p>
-    <w:p>
-      <w:pPr>
-        <w:pStyle w:val="Compact"/>
-        <w:numPr>
-          <w:ilvl w:val="0"/>
-          <w:numId w:val="1467"/>
+          <w:numId w:val="1476"/>
+        </w:numPr>
+      </w:pPr>
+      <w:r>
+        <w:t xml:space="preserve">Export CSV checked with filters in focused controller test.</w:t>
+      </w:r>
+    </w:p>
+    <w:p>
+      <w:pPr>
+        <w:pStyle w:val="Compact"/>
+        <w:numPr>
+          <w:ilvl w:val="0"/>
+          <w:numId w:val="1477"/>
         </w:numPr>
       </w:pPr>
       <w:r>
@@ -10880,7 +11184,7 @@
         <w:pStyle w:val="Compact"/>
         <w:numPr>
           <w:ilvl w:val="0"/>
-          <w:numId w:val="1468"/>
+          <w:numId w:val="1478"/>
         </w:numPr>
       </w:pPr>
       <w:r>
@@ -10892,16 +11196,16 @@
         <w:pStyle w:val="Compact"/>
         <w:numPr>
           <w:ilvl w:val="0"/>
-          <w:numId w:val="1469"/>
+          <w:numId w:val="1479"/>
         </w:numPr>
       </w:pPr>
       <w:r>
         <w:t xml:space="preserve">Progress dashboard updated.</w:t>
       </w:r>
     </w:p>
-    <w:bookmarkEnd w:id="67"/>
     <w:bookmarkEnd w:id="68"/>
-    <w:bookmarkStart w:id="78" w:name="m2.3-ai-retarget-campaigns"/>
+    <w:bookmarkEnd w:id="69"/>
+    <w:bookmarkStart w:id="79" w:name="m2.3-ai-retarget-campaigns"/>
     <w:p>
       <w:pPr>
         <w:pStyle w:val="Heading2"/>
@@ -10910,7 +11214,7 @@
         <w:t xml:space="preserve">M2.3 — AI Retarget Campaigns</w:t>
       </w:r>
     </w:p>
-    <w:bookmarkStart w:id="69" w:name="scope-lock-for-ai-retarget"/>
+    <w:bookmarkStart w:id="70" w:name="scope-lock-for-ai-retarget"/>
     <w:p>
       <w:pPr>
         <w:pStyle w:val="Heading3"/>
@@ -10924,7 +11228,7 @@
         <w:pStyle w:val="Compact"/>
         <w:numPr>
           <w:ilvl w:val="0"/>
-          <w:numId w:val="1470"/>
+          <w:numId w:val="1480"/>
         </w:numPr>
       </w:pPr>
       <w:r>
@@ -10936,7 +11240,7 @@
         <w:pStyle w:val="Compact"/>
         <w:numPr>
           <w:ilvl w:val="0"/>
-          <w:numId w:val="1471"/>
+          <w:numId w:val="1481"/>
         </w:numPr>
       </w:pPr>
       <w:r>
@@ -10948,7 +11252,7 @@
         <w:pStyle w:val="Compact"/>
         <w:numPr>
           <w:ilvl w:val="0"/>
-          <w:numId w:val="1472"/>
+          <w:numId w:val="1482"/>
         </w:numPr>
       </w:pPr>
       <w:r>
@@ -10960,7 +11264,7 @@
         <w:pStyle w:val="Compact"/>
         <w:numPr>
           <w:ilvl w:val="0"/>
-          <w:numId w:val="1473"/>
+          <w:numId w:val="1483"/>
         </w:numPr>
       </w:pPr>
       <w:r>
@@ -10972,7 +11276,7 @@
         <w:pStyle w:val="Compact"/>
         <w:numPr>
           <w:ilvl w:val="0"/>
-          <w:numId w:val="1474"/>
+          <w:numId w:val="1484"/>
         </w:numPr>
       </w:pPr>
       <w:r>
@@ -10984,7 +11288,7 @@
         <w:pStyle w:val="Compact"/>
         <w:numPr>
           <w:ilvl w:val="0"/>
-          <w:numId w:val="1475"/>
+          <w:numId w:val="1485"/>
         </w:numPr>
       </w:pPr>
       <w:r>
@@ -10996,7 +11300,7 @@
         <w:pStyle w:val="Compact"/>
         <w:numPr>
           <w:ilvl w:val="1"/>
-          <w:numId w:val="1476"/>
+          <w:numId w:val="1486"/>
         </w:numPr>
       </w:pPr>
       <w:r>
@@ -11023,7 +11327,7 @@
         <w:pStyle w:val="Compact"/>
         <w:numPr>
           <w:ilvl w:val="1"/>
-          <w:numId w:val="1476"/>
+          <w:numId w:val="1486"/>
         </w:numPr>
       </w:pPr>
       <w:r>
@@ -11045,8 +11349,8 @@
         <w:t xml:space="preserve">scoping correctness.</w:t>
       </w:r>
     </w:p>
-    <w:bookmarkEnd w:id="69"/>
-    <w:bookmarkStart w:id="70" w:name="database-model"/>
+    <w:bookmarkEnd w:id="70"/>
+    <w:bookmarkStart w:id="71" w:name="database-model"/>
     <w:p>
       <w:pPr>
         <w:pStyle w:val="Heading3"/>
@@ -11060,7 +11364,7 @@
         <w:pStyle w:val="Compact"/>
         <w:numPr>
           <w:ilvl w:val="0"/>
-          <w:numId w:val="1477"/>
+          <w:numId w:val="1487"/>
         </w:numPr>
       </w:pPr>
       <w:r>
@@ -11102,7 +11406,7 @@
         <w:pStyle w:val="Compact"/>
         <w:numPr>
           <w:ilvl w:val="0"/>
-          <w:numId w:val="1478"/>
+          <w:numId w:val="1488"/>
         </w:numPr>
       </w:pPr>
       <w:r>
@@ -11126,7 +11430,7 @@
         <w:pStyle w:val="Compact"/>
         <w:numPr>
           <w:ilvl w:val="0"/>
-          <w:numId w:val="1479"/>
+          <w:numId w:val="1489"/>
         </w:numPr>
       </w:pPr>
       <w:r>
@@ -11150,7 +11454,7 @@
         <w:pStyle w:val="Compact"/>
         <w:numPr>
           <w:ilvl w:val="0"/>
-          <w:numId w:val="1480"/>
+          <w:numId w:val="1490"/>
         </w:numPr>
       </w:pPr>
       <w:r>
@@ -11162,7 +11466,7 @@
         <w:pStyle w:val="Compact"/>
         <w:numPr>
           <w:ilvl w:val="0"/>
-          <w:numId w:val="1481"/>
+          <w:numId w:val="1491"/>
         </w:numPr>
       </w:pPr>
       <w:r>
@@ -11174,7 +11478,7 @@
         <w:pStyle w:val="Compact"/>
         <w:numPr>
           <w:ilvl w:val="0"/>
-          <w:numId w:val="1482"/>
+          <w:numId w:val="1492"/>
         </w:numPr>
       </w:pPr>
       <w:r>
@@ -11186,7 +11490,7 @@
         <w:pStyle w:val="Compact"/>
         <w:numPr>
           <w:ilvl w:val="0"/>
-          <w:numId w:val="1483"/>
+          <w:numId w:val="1493"/>
         </w:numPr>
       </w:pPr>
       <w:r>
@@ -11198,7 +11502,7 @@
         <w:pStyle w:val="Compact"/>
         <w:numPr>
           <w:ilvl w:val="0"/>
-          <w:numId w:val="1484"/>
+          <w:numId w:val="1494"/>
         </w:numPr>
       </w:pPr>
       <w:r>
@@ -11210,7 +11514,7 @@
         <w:pStyle w:val="Compact"/>
         <w:numPr>
           <w:ilvl w:val="0"/>
-          <w:numId w:val="1485"/>
+          <w:numId w:val="1495"/>
         </w:numPr>
       </w:pPr>
       <w:r>
@@ -11222,7 +11526,7 @@
         <w:pStyle w:val="Compact"/>
         <w:numPr>
           <w:ilvl w:val="0"/>
-          <w:numId w:val="1486"/>
+          <w:numId w:val="1496"/>
         </w:numPr>
       </w:pPr>
       <w:r>
@@ -11234,7 +11538,7 @@
         <w:pStyle w:val="Compact"/>
         <w:numPr>
           <w:ilvl w:val="0"/>
-          <w:numId w:val="1487"/>
+          <w:numId w:val="1497"/>
         </w:numPr>
       </w:pPr>
       <w:r>
@@ -11246,7 +11550,7 @@
         <w:pStyle w:val="Compact"/>
         <w:numPr>
           <w:ilvl w:val="0"/>
-          <w:numId w:val="1488"/>
+          <w:numId w:val="1498"/>
         </w:numPr>
       </w:pPr>
       <w:r>
@@ -11258,7 +11562,7 @@
         <w:pStyle w:val="Compact"/>
         <w:numPr>
           <w:ilvl w:val="0"/>
-          <w:numId w:val="1489"/>
+          <w:numId w:val="1499"/>
         </w:numPr>
       </w:pPr>
       <w:r>
@@ -11270,7 +11574,7 @@
         <w:pStyle w:val="Compact"/>
         <w:numPr>
           <w:ilvl w:val="0"/>
-          <w:numId w:val="1490"/>
+          <w:numId w:val="1500"/>
         </w:numPr>
       </w:pPr>
       <w:r>
@@ -11297,7 +11601,7 @@
         <w:pStyle w:val="Compact"/>
         <w:numPr>
           <w:ilvl w:val="0"/>
-          <w:numId w:val="1491"/>
+          <w:numId w:val="1501"/>
         </w:numPr>
       </w:pPr>
       <w:r>
@@ -11309,15 +11613,15 @@
         <w:pStyle w:val="Compact"/>
         <w:numPr>
           <w:ilvl w:val="0"/>
-          <w:numId w:val="1492"/>
+          <w:numId w:val="1502"/>
         </w:numPr>
       </w:pPr>
       <w:r>
         <w:t xml:space="preserve">Ensure expired cohorts are ignored safely.</w:t>
       </w:r>
     </w:p>
-    <w:bookmarkEnd w:id="70"/>
-    <w:bookmarkStart w:id="71" w:name="cohort-generation"/>
+    <w:bookmarkEnd w:id="71"/>
+    <w:bookmarkStart w:id="72" w:name="cohort-generation"/>
     <w:p>
       <w:pPr>
         <w:pStyle w:val="Heading3"/>
@@ -11331,7 +11635,7 @@
         <w:pStyle w:val="Compact"/>
         <w:numPr>
           <w:ilvl w:val="0"/>
-          <w:numId w:val="1493"/>
+          <w:numId w:val="1503"/>
         </w:numPr>
       </w:pPr>
       <w:r>
@@ -11343,7 +11647,7 @@
         <w:pStyle w:val="Compact"/>
         <w:numPr>
           <w:ilvl w:val="0"/>
-          <w:numId w:val="1494"/>
+          <w:numId w:val="1504"/>
         </w:numPr>
       </w:pPr>
       <w:r>
@@ -11370,7 +11674,7 @@
         <w:pStyle w:val="Compact"/>
         <w:numPr>
           <w:ilvl w:val="0"/>
-          <w:numId w:val="1495"/>
+          <w:numId w:val="1505"/>
         </w:numPr>
       </w:pPr>
       <w:r>
@@ -11397,7 +11701,7 @@
         <w:pStyle w:val="Compact"/>
         <w:numPr>
           <w:ilvl w:val="0"/>
-          <w:numId w:val="1496"/>
+          <w:numId w:val="1506"/>
         </w:numPr>
       </w:pPr>
       <w:r>
@@ -11424,7 +11728,7 @@
         <w:pStyle w:val="Compact"/>
         <w:numPr>
           <w:ilvl w:val="0"/>
-          <w:numId w:val="1497"/>
+          <w:numId w:val="1507"/>
         </w:numPr>
       </w:pPr>
       <w:r>
@@ -11436,7 +11740,7 @@
         <w:pStyle w:val="Compact"/>
         <w:numPr>
           <w:ilvl w:val="1"/>
-          <w:numId w:val="1498"/>
+          <w:numId w:val="1508"/>
         </w:numPr>
       </w:pPr>
       <w:r>
@@ -11448,7 +11752,7 @@
         <w:pStyle w:val="Compact"/>
         <w:numPr>
           <w:ilvl w:val="1"/>
-          <w:numId w:val="1498"/>
+          <w:numId w:val="1508"/>
         </w:numPr>
       </w:pPr>
       <w:r>
@@ -11460,7 +11764,7 @@
         <w:pStyle w:val="Compact"/>
         <w:numPr>
           <w:ilvl w:val="1"/>
-          <w:numId w:val="1498"/>
+          <w:numId w:val="1508"/>
         </w:numPr>
       </w:pPr>
       <w:r>
@@ -11472,7 +11776,7 @@
         <w:pStyle w:val="Compact"/>
         <w:numPr>
           <w:ilvl w:val="0"/>
-          <w:numId w:val="1499"/>
+          <w:numId w:val="1509"/>
         </w:numPr>
       </w:pPr>
       <w:r>
@@ -11484,7 +11788,7 @@
         <w:pStyle w:val="Compact"/>
         <w:numPr>
           <w:ilvl w:val="0"/>
-          <w:numId w:val="1500"/>
+          <w:numId w:val="1510"/>
         </w:numPr>
       </w:pPr>
       <w:r>
@@ -11496,7 +11800,7 @@
         <w:pStyle w:val="Compact"/>
         <w:numPr>
           <w:ilvl w:val="1"/>
-          <w:numId w:val="1501"/>
+          <w:numId w:val="1511"/>
         </w:numPr>
       </w:pPr>
       <w:r>
@@ -11508,7 +11812,7 @@
         <w:pStyle w:val="Compact"/>
         <w:numPr>
           <w:ilvl w:val="1"/>
-          <w:numId w:val="1501"/>
+          <w:numId w:val="1511"/>
         </w:numPr>
       </w:pPr>
       <w:r>
@@ -11520,7 +11824,7 @@
         <w:pStyle w:val="Compact"/>
         <w:numPr>
           <w:ilvl w:val="1"/>
-          <w:numId w:val="1501"/>
+          <w:numId w:val="1511"/>
         </w:numPr>
       </w:pPr>
       <w:r>
@@ -11532,7 +11836,7 @@
         <w:pStyle w:val="Compact"/>
         <w:numPr>
           <w:ilvl w:val="1"/>
-          <w:numId w:val="1501"/>
+          <w:numId w:val="1511"/>
         </w:numPr>
       </w:pPr>
       <w:r>
@@ -11544,7 +11848,7 @@
         <w:pStyle w:val="Compact"/>
         <w:numPr>
           <w:ilvl w:val="1"/>
-          <w:numId w:val="1501"/>
+          <w:numId w:val="1511"/>
         </w:numPr>
       </w:pPr>
       <w:r>
@@ -11556,7 +11860,7 @@
         <w:pStyle w:val="Compact"/>
         <w:numPr>
           <w:ilvl w:val="1"/>
-          <w:numId w:val="1501"/>
+          <w:numId w:val="1511"/>
         </w:numPr>
       </w:pPr>
       <w:r>
@@ -11568,7 +11872,7 @@
         <w:pStyle w:val="Compact"/>
         <w:numPr>
           <w:ilvl w:val="0"/>
-          <w:numId w:val="1502"/>
+          <w:numId w:val="1512"/>
         </w:numPr>
       </w:pPr>
       <w:r>
@@ -11580,7 +11884,7 @@
         <w:pStyle w:val="Compact"/>
         <w:numPr>
           <w:ilvl w:val="0"/>
-          <w:numId w:val="1503"/>
+          <w:numId w:val="1513"/>
         </w:numPr>
       </w:pPr>
       <w:r>
@@ -11592,15 +11896,15 @@
         <w:pStyle w:val="Compact"/>
         <w:numPr>
           <w:ilvl w:val="0"/>
-          <w:numId w:val="1504"/>
+          <w:numId w:val="1514"/>
         </w:numPr>
       </w:pPr>
       <w:r>
         <w:t xml:space="preserve">Ensure predicted funded deals are traceable to historical anchor, not arbitrary text.</w:t>
       </w:r>
     </w:p>
-    <w:bookmarkEnd w:id="71"/>
-    <w:bookmarkStart w:id="72" w:name="cooldowns-and-compliance"/>
+    <w:bookmarkEnd w:id="72"/>
+    <w:bookmarkStart w:id="73" w:name="cooldowns-and-compliance"/>
     <w:p>
       <w:pPr>
         <w:pStyle w:val="Heading3"/>
@@ -11614,7 +11918,7 @@
         <w:pStyle w:val="Compact"/>
         <w:numPr>
           <w:ilvl w:val="0"/>
-          <w:numId w:val="1505"/>
+          <w:numId w:val="1515"/>
         </w:numPr>
       </w:pPr>
       <w:r>
@@ -11626,7 +11930,7 @@
         <w:pStyle w:val="Compact"/>
         <w:numPr>
           <w:ilvl w:val="0"/>
-          <w:numId w:val="1506"/>
+          <w:numId w:val="1516"/>
         </w:numPr>
       </w:pPr>
       <w:r>
@@ -11638,7 +11942,7 @@
         <w:pStyle w:val="Compact"/>
         <w:numPr>
           <w:ilvl w:val="0"/>
-          <w:numId w:val="1507"/>
+          <w:numId w:val="1517"/>
         </w:numPr>
       </w:pPr>
       <w:r>
@@ -11650,7 +11954,7 @@
         <w:pStyle w:val="Compact"/>
         <w:numPr>
           <w:ilvl w:val="0"/>
-          <w:numId w:val="1508"/>
+          <w:numId w:val="1518"/>
         </w:numPr>
       </w:pPr>
       <w:r>
@@ -11662,7 +11966,7 @@
         <w:pStyle w:val="Compact"/>
         <w:numPr>
           <w:ilvl w:val="0"/>
-          <w:numId w:val="1509"/>
+          <w:numId w:val="1519"/>
         </w:numPr>
       </w:pPr>
       <w:r>
@@ -11674,15 +11978,15 @@
         <w:pStyle w:val="Compact"/>
         <w:numPr>
           <w:ilvl w:val="0"/>
-          <w:numId w:val="1510"/>
+          <w:numId w:val="1520"/>
         </w:numPr>
       </w:pPr>
       <w:r>
         <w:t xml:space="preserve">Verify no cohort can re-contact opted-out, DNC, suppressed, or too-recent leads.</w:t>
       </w:r>
     </w:p>
-    <w:bookmarkEnd w:id="72"/>
-    <w:bookmarkStart w:id="73" w:name="two-layer-send-caps"/>
+    <w:bookmarkEnd w:id="73"/>
+    <w:bookmarkStart w:id="74" w:name="two-layer-send-caps"/>
     <w:p>
       <w:pPr>
         <w:pStyle w:val="Heading3"/>
@@ -11696,7 +12000,7 @@
         <w:pStyle w:val="Compact"/>
         <w:numPr>
           <w:ilvl w:val="0"/>
-          <w:numId w:val="1511"/>
+          <w:numId w:val="1521"/>
         </w:numPr>
       </w:pPr>
       <w:r>
@@ -11708,7 +12012,7 @@
         <w:pStyle w:val="Compact"/>
         <w:numPr>
           <w:ilvl w:val="1"/>
-          <w:numId w:val="1512"/>
+          <w:numId w:val="1522"/>
         </w:numPr>
       </w:pPr>
       <w:r>
@@ -11720,7 +12024,7 @@
         <w:pStyle w:val="Compact"/>
         <w:numPr>
           <w:ilvl w:val="1"/>
-          <w:numId w:val="1512"/>
+          <w:numId w:val="1522"/>
         </w:numPr>
       </w:pPr>
       <w:r>
@@ -11732,7 +12036,7 @@
         <w:pStyle w:val="Compact"/>
         <w:numPr>
           <w:ilvl w:val="0"/>
-          <w:numId w:val="1513"/>
+          <w:numId w:val="1523"/>
         </w:numPr>
       </w:pPr>
       <w:r>
@@ -11744,7 +12048,7 @@
         <w:pStyle w:val="Compact"/>
         <w:numPr>
           <w:ilvl w:val="1"/>
-          <w:numId w:val="1514"/>
+          <w:numId w:val="1524"/>
         </w:numPr>
       </w:pPr>
       <w:r>
@@ -11756,7 +12060,7 @@
         <w:pStyle w:val="Compact"/>
         <w:numPr>
           <w:ilvl w:val="1"/>
-          <w:numId w:val="1514"/>
+          <w:numId w:val="1524"/>
         </w:numPr>
       </w:pPr>
       <w:r>
@@ -11768,7 +12072,7 @@
         <w:pStyle w:val="Compact"/>
         <w:numPr>
           <w:ilvl w:val="0"/>
-          <w:numId w:val="1515"/>
+          <w:numId w:val="1525"/>
         </w:numPr>
       </w:pPr>
       <w:r>
@@ -11780,7 +12084,7 @@
         <w:pStyle w:val="Compact"/>
         <w:numPr>
           <w:ilvl w:val="0"/>
-          <w:numId w:val="1516"/>
+          <w:numId w:val="1526"/>
         </w:numPr>
       </w:pPr>
       <w:r>
@@ -11792,7 +12096,7 @@
         <w:pStyle w:val="Compact"/>
         <w:numPr>
           <w:ilvl w:val="0"/>
-          <w:numId w:val="1517"/>
+          <w:numId w:val="1527"/>
         </w:numPr>
       </w:pPr>
       <w:r>
@@ -11804,15 +12108,15 @@
         <w:pStyle w:val="Compact"/>
         <w:numPr>
           <w:ilvl w:val="0"/>
-          <w:numId w:val="1518"/>
+          <w:numId w:val="1528"/>
         </w:numPr>
       </w:pPr>
       <w:r>
         <w:t xml:space="preserve">Cohort card lead count reflects current remaining capacity at render/build time.</w:t>
       </w:r>
     </w:p>
-    <w:bookmarkEnd w:id="73"/>
-    <w:bookmarkStart w:id="74" w:name="ai-reasoning-and-cron"/>
+    <w:bookmarkEnd w:id="74"/>
+    <w:bookmarkStart w:id="75" w:name="ai-reasoning-and-cron"/>
     <w:p>
       <w:pPr>
         <w:pStyle w:val="Heading3"/>
@@ -11826,7 +12130,7 @@
         <w:pStyle w:val="Compact"/>
         <w:numPr>
           <w:ilvl w:val="0"/>
-          <w:numId w:val="1519"/>
+          <w:numId w:val="1529"/>
         </w:numPr>
       </w:pPr>
       <w:r>
@@ -11838,7 +12142,7 @@
         <w:pStyle w:val="Compact"/>
         <w:numPr>
           <w:ilvl w:val="0"/>
-          <w:numId w:val="1520"/>
+          <w:numId w:val="1530"/>
         </w:numPr>
       </w:pPr>
       <w:r>
@@ -11850,7 +12154,7 @@
         <w:pStyle w:val="Compact"/>
         <w:numPr>
           <w:ilvl w:val="0"/>
-          <w:numId w:val="1521"/>
+          <w:numId w:val="1531"/>
         </w:numPr>
       </w:pPr>
       <w:r>
@@ -11862,7 +12166,7 @@
         <w:pStyle w:val="Compact"/>
         <w:numPr>
           <w:ilvl w:val="0"/>
-          <w:numId w:val="1522"/>
+          <w:numId w:val="1532"/>
         </w:numPr>
       </w:pPr>
       <w:r>
@@ -11874,7 +12178,7 @@
         <w:pStyle w:val="Compact"/>
         <w:numPr>
           <w:ilvl w:val="0"/>
-          <w:numId w:val="1523"/>
+          <w:numId w:val="1533"/>
         </w:numPr>
       </w:pPr>
       <w:r>
@@ -11886,7 +12190,7 @@
         <w:pStyle w:val="Compact"/>
         <w:numPr>
           <w:ilvl w:val="0"/>
-          <w:numId w:val="1524"/>
+          <w:numId w:val="1534"/>
         </w:numPr>
       </w:pPr>
       <w:r>
@@ -11898,7 +12202,7 @@
         <w:pStyle w:val="Compact"/>
         <w:numPr>
           <w:ilvl w:val="0"/>
-          <w:numId w:val="1525"/>
+          <w:numId w:val="1535"/>
         </w:numPr>
       </w:pPr>
       <w:r>
@@ -11910,7 +12214,7 @@
         <w:pStyle w:val="Compact"/>
         <w:numPr>
           <w:ilvl w:val="0"/>
-          <w:numId w:val="1526"/>
+          <w:numId w:val="1536"/>
         </w:numPr>
       </w:pPr>
       <w:r>
@@ -11922,15 +12226,15 @@
         <w:pStyle w:val="Compact"/>
         <w:numPr>
           <w:ilvl w:val="0"/>
-          <w:numId w:val="1527"/>
+          <w:numId w:val="1537"/>
         </w:numPr>
       </w:pPr>
       <w:r>
         <w:t xml:space="preserve">Log failures per user/cohort without breaking other cohorts.</w:t>
       </w:r>
     </w:p>
-    <w:bookmarkEnd w:id="74"/>
-    <w:bookmarkStart w:id="75" w:name="ui-1"/>
+    <w:bookmarkEnd w:id="75"/>
+    <w:bookmarkStart w:id="76" w:name="ui-1"/>
     <w:p>
       <w:pPr>
         <w:pStyle w:val="Heading3"/>
@@ -11944,7 +12248,7 @@
         <w:pStyle w:val="Compact"/>
         <w:numPr>
           <w:ilvl w:val="0"/>
-          <w:numId w:val="1528"/>
+          <w:numId w:val="1538"/>
         </w:numPr>
       </w:pPr>
       <w:r>
@@ -11956,7 +12260,7 @@
         <w:pStyle w:val="Compact"/>
         <w:numPr>
           <w:ilvl w:val="0"/>
-          <w:numId w:val="1529"/>
+          <w:numId w:val="1539"/>
         </w:numPr>
       </w:pPr>
       <w:r>
@@ -11968,7 +12272,7 @@
         <w:pStyle w:val="Compact"/>
         <w:numPr>
           <w:ilvl w:val="0"/>
-          <w:numId w:val="1530"/>
+          <w:numId w:val="1540"/>
         </w:numPr>
       </w:pPr>
       <w:r>
@@ -11980,7 +12284,7 @@
         <w:pStyle w:val="Compact"/>
         <w:numPr>
           <w:ilvl w:val="0"/>
-          <w:numId w:val="1531"/>
+          <w:numId w:val="1541"/>
         </w:numPr>
       </w:pPr>
       <w:r>
@@ -11992,7 +12296,7 @@
         <w:pStyle w:val="Compact"/>
         <w:numPr>
           <w:ilvl w:val="0"/>
-          <w:numId w:val="1532"/>
+          <w:numId w:val="1542"/>
         </w:numPr>
       </w:pPr>
       <w:r>
@@ -12004,7 +12308,7 @@
         <w:pStyle w:val="Compact"/>
         <w:numPr>
           <w:ilvl w:val="0"/>
-          <w:numId w:val="1533"/>
+          <w:numId w:val="1543"/>
         </w:numPr>
       </w:pPr>
       <w:r>
@@ -12016,7 +12320,7 @@
         <w:pStyle w:val="Compact"/>
         <w:numPr>
           <w:ilvl w:val="0"/>
-          <w:numId w:val="1534"/>
+          <w:numId w:val="1544"/>
         </w:numPr>
       </w:pPr>
       <w:r>
@@ -12028,7 +12332,7 @@
         <w:pStyle w:val="Compact"/>
         <w:numPr>
           <w:ilvl w:val="0"/>
-          <w:numId w:val="1535"/>
+          <w:numId w:val="1545"/>
         </w:numPr>
       </w:pPr>
       <w:r>
@@ -12040,7 +12344,7 @@
         <w:pStyle w:val="Compact"/>
         <w:numPr>
           <w:ilvl w:val="0"/>
-          <w:numId w:val="1536"/>
+          <w:numId w:val="1546"/>
         </w:numPr>
       </w:pPr>
       <w:r>
@@ -12052,7 +12356,7 @@
         <w:pStyle w:val="Compact"/>
         <w:numPr>
           <w:ilvl w:val="0"/>
-          <w:numId w:val="1537"/>
+          <w:numId w:val="1547"/>
         </w:numPr>
       </w:pPr>
       <w:r>
@@ -12079,7 +12383,7 @@
         <w:pStyle w:val="Compact"/>
         <w:numPr>
           <w:ilvl w:val="0"/>
-          <w:numId w:val="1538"/>
+          <w:numId w:val="1548"/>
         </w:numPr>
       </w:pPr>
       <w:r>
@@ -12100,15 +12404,15 @@
         <w:pStyle w:val="Compact"/>
         <w:numPr>
           <w:ilvl w:val="0"/>
-          <w:numId w:val="1539"/>
+          <w:numId w:val="1549"/>
         </w:numPr>
       </w:pPr>
       <w:r>
         <w:t xml:space="preserve">Existing campaign actions still work: rerun/refresh, start, pause, delete where allowed.</w:t>
       </w:r>
     </w:p>
-    <w:bookmarkEnd w:id="75"/>
-    <w:bookmarkStart w:id="76" w:name="backendapi"/>
+    <w:bookmarkEnd w:id="76"/>
+    <w:bookmarkStart w:id="77" w:name="backendapi"/>
     <w:p>
       <w:pPr>
         <w:pStyle w:val="Heading3"/>
@@ -12122,7 +12426,7 @@
         <w:pStyle w:val="Compact"/>
         <w:numPr>
           <w:ilvl w:val="0"/>
-          <w:numId w:val="1540"/>
+          <w:numId w:val="1550"/>
         </w:numPr>
       </w:pPr>
       <w:r>
@@ -12134,7 +12438,7 @@
         <w:pStyle w:val="Compact"/>
         <w:numPr>
           <w:ilvl w:val="0"/>
-          <w:numId w:val="1541"/>
+          <w:numId w:val="1551"/>
         </w:numPr>
       </w:pPr>
       <w:r>
@@ -12146,7 +12450,7 @@
         <w:pStyle w:val="Compact"/>
         <w:numPr>
           <w:ilvl w:val="0"/>
-          <w:numId w:val="1542"/>
+          <w:numId w:val="1552"/>
         </w:numPr>
       </w:pPr>
       <w:r>
@@ -12158,7 +12462,7 @@
         <w:pStyle w:val="Compact"/>
         <w:numPr>
           <w:ilvl w:val="0"/>
-          <w:numId w:val="1543"/>
+          <w:numId w:val="1553"/>
         </w:numPr>
       </w:pPr>
       <w:r>
@@ -12170,7 +12474,7 @@
         <w:pStyle w:val="Compact"/>
         <w:numPr>
           <w:ilvl w:val="0"/>
-          <w:numId w:val="1544"/>
+          <w:numId w:val="1554"/>
         </w:numPr>
       </w:pPr>
       <w:r>
@@ -12182,7 +12486,7 @@
         <w:pStyle w:val="Compact"/>
         <w:numPr>
           <w:ilvl w:val="0"/>
-          <w:numId w:val="1545"/>
+          <w:numId w:val="1555"/>
         </w:numPr>
       </w:pPr>
       <w:r>
@@ -12194,7 +12498,7 @@
         <w:pStyle w:val="Compact"/>
         <w:numPr>
           <w:ilvl w:val="0"/>
-          <w:numId w:val="1546"/>
+          <w:numId w:val="1556"/>
         </w:numPr>
       </w:pPr>
       <w:r>
@@ -12206,15 +12510,15 @@
         <w:pStyle w:val="Compact"/>
         <w:numPr>
           <w:ilvl w:val="0"/>
-          <w:numId w:val="1547"/>
+          <w:numId w:val="1557"/>
         </w:numPr>
       </w:pPr>
       <w:r>
         <w:t xml:space="preserve">AI Retarget is upstream recommendation only; no auto-send.</w:t>
       </w:r>
     </w:p>
-    <w:bookmarkEnd w:id="76"/>
-    <w:bookmarkStart w:id="77" w:name="m2.3-testing-gate"/>
+    <w:bookmarkEnd w:id="77"/>
+    <w:bookmarkStart w:id="78" w:name="m2.3-testing-gate"/>
     <w:p>
       <w:pPr>
         <w:pStyle w:val="Heading3"/>
@@ -12228,7 +12532,7 @@
         <w:pStyle w:val="Compact"/>
         <w:numPr>
           <w:ilvl w:val="0"/>
-          <w:numId w:val="1548"/>
+          <w:numId w:val="1558"/>
         </w:numPr>
       </w:pPr>
       <w:r>
@@ -12240,7 +12544,7 @@
         <w:pStyle w:val="Compact"/>
         <w:numPr>
           <w:ilvl w:val="0"/>
-          <w:numId w:val="1549"/>
+          <w:numId w:val="1559"/>
         </w:numPr>
       </w:pPr>
       <w:r>
@@ -12252,7 +12556,7 @@
         <w:pStyle w:val="Compact"/>
         <w:numPr>
           <w:ilvl w:val="0"/>
-          <w:numId w:val="1550"/>
+          <w:numId w:val="1560"/>
         </w:numPr>
       </w:pPr>
       <w:r>
@@ -12264,7 +12568,7 @@
         <w:pStyle w:val="Compact"/>
         <w:numPr>
           <w:ilvl w:val="0"/>
-          <w:numId w:val="1551"/>
+          <w:numId w:val="1561"/>
         </w:numPr>
       </w:pPr>
       <w:r>
@@ -12276,7 +12580,7 @@
         <w:pStyle w:val="Compact"/>
         <w:numPr>
           <w:ilvl w:val="0"/>
-          <w:numId w:val="1552"/>
+          <w:numId w:val="1562"/>
         </w:numPr>
       </w:pPr>
       <w:r>
@@ -12288,7 +12592,7 @@
         <w:pStyle w:val="Compact"/>
         <w:numPr>
           <w:ilvl w:val="0"/>
-          <w:numId w:val="1553"/>
+          <w:numId w:val="1563"/>
         </w:numPr>
       </w:pPr>
       <w:r>
@@ -12300,7 +12604,7 @@
         <w:pStyle w:val="Compact"/>
         <w:numPr>
           <w:ilvl w:val="0"/>
-          <w:numId w:val="1554"/>
+          <w:numId w:val="1564"/>
         </w:numPr>
       </w:pPr>
       <w:r>
@@ -12312,7 +12616,7 @@
         <w:pStyle w:val="Compact"/>
         <w:numPr>
           <w:ilvl w:val="0"/>
-          <w:numId w:val="1555"/>
+          <w:numId w:val="1565"/>
         </w:numPr>
       </w:pPr>
       <w:r>
@@ -12324,7 +12628,7 @@
         <w:pStyle w:val="Compact"/>
         <w:numPr>
           <w:ilvl w:val="0"/>
-          <w:numId w:val="1556"/>
+          <w:numId w:val="1566"/>
         </w:numPr>
       </w:pPr>
       <w:r>
@@ -12336,7 +12640,7 @@
         <w:pStyle w:val="Compact"/>
         <w:numPr>
           <w:ilvl w:val="0"/>
-          <w:numId w:val="1557"/>
+          <w:numId w:val="1567"/>
         </w:numPr>
       </w:pPr>
       <w:r>
@@ -12348,7 +12652,7 @@
         <w:pStyle w:val="Compact"/>
         <w:numPr>
           <w:ilvl w:val="0"/>
-          <w:numId w:val="1558"/>
+          <w:numId w:val="1568"/>
         </w:numPr>
       </w:pPr>
       <w:r>
@@ -12360,7 +12664,7 @@
         <w:pStyle w:val="Compact"/>
         <w:numPr>
           <w:ilvl w:val="0"/>
-          <w:numId w:val="1559"/>
+          <w:numId w:val="1569"/>
         </w:numPr>
       </w:pPr>
       <w:r>
@@ -12372,7 +12676,7 @@
         <w:pStyle w:val="Compact"/>
         <w:numPr>
           <w:ilvl w:val="0"/>
-          <w:numId w:val="1560"/>
+          <w:numId w:val="1570"/>
         </w:numPr>
       </w:pPr>
       <w:r>
@@ -12384,7 +12688,7 @@
         <w:pStyle w:val="Compact"/>
         <w:numPr>
           <w:ilvl w:val="0"/>
-          <w:numId w:val="1561"/>
+          <w:numId w:val="1571"/>
         </w:numPr>
       </w:pPr>
       <w:r>
@@ -12396,16 +12700,16 @@
         <w:pStyle w:val="Compact"/>
         <w:numPr>
           <w:ilvl w:val="0"/>
-          <w:numId w:val="1562"/>
+          <w:numId w:val="1572"/>
         </w:numPr>
       </w:pPr>
       <w:r>
         <w:t xml:space="preserve">Progress dashboard updated.</w:t>
       </w:r>
     </w:p>
-    <w:bookmarkEnd w:id="77"/>
     <w:bookmarkEnd w:id="78"/>
-    <w:bookmarkStart w:id="82" w:name="m2.4-m2-full-regression-and-release-gate"/>
+    <w:bookmarkEnd w:id="79"/>
+    <w:bookmarkStart w:id="83" w:name="m2.4-m2-full-regression-and-release-gate"/>
     <w:p>
       <w:pPr>
         <w:pStyle w:val="Heading2"/>
@@ -12414,7 +12718,7 @@
         <w:t xml:space="preserve">M2.4 — M2 Full Regression And Release Gate</w:t>
       </w:r>
     </w:p>
-    <w:bookmarkStart w:id="79" w:name="functional-regression-1"/>
+    <w:bookmarkStart w:id="80" w:name="functional-regression-1"/>
     <w:p>
       <w:pPr>
         <w:pStyle w:val="Heading3"/>
@@ -12428,7 +12732,7 @@
         <w:pStyle w:val="Compact"/>
         <w:numPr>
           <w:ilvl w:val="0"/>
-          <w:numId w:val="1563"/>
+          <w:numId w:val="1573"/>
         </w:numPr>
       </w:pPr>
       <w:r>
@@ -12440,7 +12744,7 @@
         <w:pStyle w:val="Compact"/>
         <w:numPr>
           <w:ilvl w:val="0"/>
-          <w:numId w:val="1564"/>
+          <w:numId w:val="1574"/>
         </w:numPr>
       </w:pPr>
       <w:r>
@@ -12452,7 +12756,7 @@
         <w:pStyle w:val="Compact"/>
         <w:numPr>
           <w:ilvl w:val="0"/>
-          <w:numId w:val="1565"/>
+          <w:numId w:val="1575"/>
         </w:numPr>
       </w:pPr>
       <w:r>
@@ -12464,7 +12768,7 @@
         <w:pStyle w:val="Compact"/>
         <w:numPr>
           <w:ilvl w:val="0"/>
-          <w:numId w:val="1566"/>
+          <w:numId w:val="1576"/>
         </w:numPr>
       </w:pPr>
       <w:r>
@@ -12476,7 +12780,7 @@
         <w:pStyle w:val="Compact"/>
         <w:numPr>
           <w:ilvl w:val="0"/>
-          <w:numId w:val="1567"/>
+          <w:numId w:val="1577"/>
         </w:numPr>
       </w:pPr>
       <w:r>
@@ -12488,7 +12792,7 @@
         <w:pStyle w:val="Compact"/>
         <w:numPr>
           <w:ilvl w:val="0"/>
-          <w:numId w:val="1568"/>
+          <w:numId w:val="1578"/>
         </w:numPr>
       </w:pPr>
       <w:r>
@@ -12500,7 +12804,7 @@
         <w:pStyle w:val="Compact"/>
         <w:numPr>
           <w:ilvl w:val="0"/>
-          <w:numId w:val="1569"/>
+          <w:numId w:val="1579"/>
         </w:numPr>
       </w:pPr>
       <w:r>
@@ -12512,7 +12816,7 @@
         <w:pStyle w:val="Compact"/>
         <w:numPr>
           <w:ilvl w:val="0"/>
-          <w:numId w:val="1570"/>
+          <w:numId w:val="1580"/>
         </w:numPr>
       </w:pPr>
       <w:r>
@@ -12524,7 +12828,7 @@
         <w:pStyle w:val="Compact"/>
         <w:numPr>
           <w:ilvl w:val="0"/>
-          <w:numId w:val="1571"/>
+          <w:numId w:val="1581"/>
         </w:numPr>
       </w:pPr>
       <w:r>
@@ -12536,7 +12840,7 @@
         <w:pStyle w:val="Compact"/>
         <w:numPr>
           <w:ilvl w:val="0"/>
-          <w:numId w:val="1572"/>
+          <w:numId w:val="1582"/>
         </w:numPr>
       </w:pPr>
       <w:r>
@@ -12548,7 +12852,7 @@
         <w:pStyle w:val="Compact"/>
         <w:numPr>
           <w:ilvl w:val="0"/>
-          <w:numId w:val="1573"/>
+          <w:numId w:val="1583"/>
         </w:numPr>
       </w:pPr>
       <w:r>
@@ -12560,7 +12864,7 @@
         <w:pStyle w:val="Compact"/>
         <w:numPr>
           <w:ilvl w:val="0"/>
-          <w:numId w:val="1574"/>
+          <w:numId w:val="1584"/>
         </w:numPr>
       </w:pPr>
       <w:r>
@@ -12572,7 +12876,7 @@
         <w:pStyle w:val="Compact"/>
         <w:numPr>
           <w:ilvl w:val="0"/>
-          <w:numId w:val="1575"/>
+          <w:numId w:val="1585"/>
         </w:numPr>
       </w:pPr>
       <w:r>
@@ -12594,8 +12898,8 @@
         <w:t xml:space="preserve">and test messages.</w:t>
       </w:r>
     </w:p>
-    <w:bookmarkEnd w:id="79"/>
-    <w:bookmarkStart w:id="80" w:name="visual-regression-1"/>
+    <w:bookmarkEnd w:id="80"/>
+    <w:bookmarkStart w:id="81" w:name="visual-regression-1"/>
     <w:p>
       <w:pPr>
         <w:pStyle w:val="Heading3"/>
@@ -12609,7 +12913,7 @@
         <w:pStyle w:val="Compact"/>
         <w:numPr>
           <w:ilvl w:val="0"/>
-          <w:numId w:val="1576"/>
+          <w:numId w:val="1586"/>
         </w:numPr>
       </w:pPr>
       <w:r>
@@ -12621,7 +12925,7 @@
         <w:pStyle w:val="Compact"/>
         <w:numPr>
           <w:ilvl w:val="0"/>
-          <w:numId w:val="1577"/>
+          <w:numId w:val="1587"/>
         </w:numPr>
       </w:pPr>
       <w:r>
@@ -12648,7 +12952,7 @@
         <w:pStyle w:val="Compact"/>
         <w:numPr>
           <w:ilvl w:val="0"/>
-          <w:numId w:val="1578"/>
+          <w:numId w:val="1588"/>
         </w:numPr>
       </w:pPr>
       <w:r>
@@ -12660,7 +12964,7 @@
         <w:pStyle w:val="Compact"/>
         <w:numPr>
           <w:ilvl w:val="0"/>
-          <w:numId w:val="1579"/>
+          <w:numId w:val="1589"/>
         </w:numPr>
       </w:pPr>
       <w:r>
@@ -12672,7 +12976,7 @@
         <w:pStyle w:val="Compact"/>
         <w:numPr>
           <w:ilvl w:val="0"/>
-          <w:numId w:val="1580"/>
+          <w:numId w:val="1590"/>
         </w:numPr>
       </w:pPr>
       <w:r>
@@ -12684,7 +12988,7 @@
         <w:pStyle w:val="Compact"/>
         <w:numPr>
           <w:ilvl w:val="0"/>
-          <w:numId w:val="1581"/>
+          <w:numId w:val="1591"/>
         </w:numPr>
       </w:pPr>
       <w:r>
@@ -12696,7 +13000,7 @@
         <w:pStyle w:val="Compact"/>
         <w:numPr>
           <w:ilvl w:val="0"/>
-          <w:numId w:val="1582"/>
+          <w:numId w:val="1592"/>
         </w:numPr>
       </w:pPr>
       <w:r>
@@ -12708,15 +13012,15 @@
         <w:pStyle w:val="Compact"/>
         <w:numPr>
           <w:ilvl w:val="0"/>
-          <w:numId w:val="1583"/>
+          <w:numId w:val="1593"/>
         </w:numPr>
       </w:pPr>
       <w:r>
         <w:t xml:space="preserve">No unreadable text if current styles fail; scoped style set added if needed.</w:t>
       </w:r>
     </w:p>
-    <w:bookmarkEnd w:id="80"/>
-    <w:bookmarkStart w:id="81" w:name="release-readiness-1"/>
+    <w:bookmarkEnd w:id="81"/>
+    <w:bookmarkStart w:id="82" w:name="release-readiness-1"/>
     <w:p>
       <w:pPr>
         <w:pStyle w:val="Heading3"/>
@@ -12730,7 +13034,7 @@
         <w:pStyle w:val="Compact"/>
         <w:numPr>
           <w:ilvl w:val="0"/>
-          <w:numId w:val="1584"/>
+          <w:numId w:val="1594"/>
         </w:numPr>
       </w:pPr>
       <w:r>
@@ -12742,7 +13046,7 @@
         <w:pStyle w:val="Compact"/>
         <w:numPr>
           <w:ilvl w:val="0"/>
-          <w:numId w:val="1585"/>
+          <w:numId w:val="1595"/>
         </w:numPr>
       </w:pPr>
       <w:r>
@@ -12754,7 +13058,7 @@
         <w:pStyle w:val="Compact"/>
         <w:numPr>
           <w:ilvl w:val="0"/>
-          <w:numId w:val="1586"/>
+          <w:numId w:val="1596"/>
         </w:numPr>
       </w:pPr>
       <w:r>
@@ -12766,7 +13070,7 @@
         <w:pStyle w:val="Compact"/>
         <w:numPr>
           <w:ilvl w:val="0"/>
-          <w:numId w:val="1587"/>
+          <w:numId w:val="1597"/>
         </w:numPr>
       </w:pPr>
       <w:r>
@@ -12778,7 +13082,7 @@
         <w:pStyle w:val="Compact"/>
         <w:numPr>
           <w:ilvl w:val="0"/>
-          <w:numId w:val="1588"/>
+          <w:numId w:val="1598"/>
         </w:numPr>
       </w:pPr>
       <w:r>
@@ -12790,7 +13094,7 @@
         <w:pStyle w:val="Compact"/>
         <w:numPr>
           <w:ilvl w:val="0"/>
-          <w:numId w:val="1589"/>
+          <w:numId w:val="1599"/>
         </w:numPr>
       </w:pPr>
       <w:r>
@@ -12802,7 +13106,7 @@
         <w:pStyle w:val="Compact"/>
         <w:numPr>
           <w:ilvl w:val="0"/>
-          <w:numId w:val="1590"/>
+          <w:numId w:val="1600"/>
         </w:numPr>
       </w:pPr>
       <w:r>
@@ -12814,7 +13118,7 @@
         <w:pStyle w:val="Compact"/>
         <w:numPr>
           <w:ilvl w:val="0"/>
-          <w:numId w:val="1591"/>
+          <w:numId w:val="1601"/>
         </w:numPr>
       </w:pPr>
       <w:r>
@@ -12826,16 +13130,16 @@
         <w:pStyle w:val="Compact"/>
         <w:numPr>
           <w:ilvl w:val="0"/>
-          <w:numId w:val="1592"/>
+          <w:numId w:val="1602"/>
         </w:numPr>
       </w:pPr>
       <w:r>
         <w:t xml:space="preserve">Progress dashboard updated to M2 complete only after all gates pass.</w:t>
       </w:r>
     </w:p>
-    <w:bookmarkEnd w:id="81"/>
     <w:bookmarkEnd w:id="82"/>
-    <w:bookmarkStart w:id="83" w:name="full-final-acceptance"/>
+    <w:bookmarkEnd w:id="83"/>
+    <w:bookmarkStart w:id="84" w:name="full-final-acceptance"/>
     <w:p>
       <w:pPr>
         <w:pStyle w:val="Heading2"/>
@@ -12849,7 +13153,7 @@
         <w:pStyle w:val="Compact"/>
         <w:numPr>
           <w:ilvl w:val="0"/>
-          <w:numId w:val="1593"/>
+          <w:numId w:val="1603"/>
         </w:numPr>
       </w:pPr>
       <w:r>
@@ -12861,7 +13165,7 @@
         <w:pStyle w:val="Compact"/>
         <w:numPr>
           <w:ilvl w:val="0"/>
-          <w:numId w:val="1594"/>
+          <w:numId w:val="1604"/>
         </w:numPr>
       </w:pPr>
       <w:r>
@@ -12873,7 +13177,7 @@
         <w:pStyle w:val="Compact"/>
         <w:numPr>
           <w:ilvl w:val="0"/>
-          <w:numId w:val="1595"/>
+          <w:numId w:val="1605"/>
         </w:numPr>
       </w:pPr>
       <w:r>
@@ -12885,7 +13189,7 @@
         <w:pStyle w:val="Compact"/>
         <w:numPr>
           <w:ilvl w:val="0"/>
-          <w:numId w:val="1596"/>
+          <w:numId w:val="1606"/>
         </w:numPr>
       </w:pPr>
       <w:r>
@@ -12897,7 +13201,7 @@
         <w:pStyle w:val="Compact"/>
         <w:numPr>
           <w:ilvl w:val="0"/>
-          <w:numId w:val="1597"/>
+          <w:numId w:val="1607"/>
         </w:numPr>
       </w:pPr>
       <w:r>
@@ -12909,7 +13213,7 @@
         <w:pStyle w:val="Compact"/>
         <w:numPr>
           <w:ilvl w:val="0"/>
-          <w:numId w:val="1598"/>
+          <w:numId w:val="1608"/>
         </w:numPr>
       </w:pPr>
       <w:r>
@@ -12921,7 +13225,7 @@
         <w:pStyle w:val="Compact"/>
         <w:numPr>
           <w:ilvl w:val="0"/>
-          <w:numId w:val="1599"/>
+          <w:numId w:val="1609"/>
         </w:numPr>
       </w:pPr>
       <w:r>
@@ -12933,7 +13237,7 @@
         <w:pStyle w:val="Compact"/>
         <w:numPr>
           <w:ilvl w:val="0"/>
-          <w:numId w:val="1600"/>
+          <w:numId w:val="1610"/>
         </w:numPr>
       </w:pPr>
       <w:r>
@@ -12945,7 +13249,7 @@
         <w:pStyle w:val="Compact"/>
         <w:numPr>
           <w:ilvl w:val="0"/>
-          <w:numId w:val="1601"/>
+          <w:numId w:val="1611"/>
         </w:numPr>
       </w:pPr>
       <w:r>
@@ -12957,7 +13261,7 @@
         <w:pStyle w:val="Compact"/>
         <w:numPr>
           <w:ilvl w:val="0"/>
-          <w:numId w:val="1602"/>
+          <w:numId w:val="1612"/>
         </w:numPr>
       </w:pPr>
       <w:r>
@@ -12969,15 +13273,15 @@
         <w:pStyle w:val="Compact"/>
         <w:numPr>
           <w:ilvl w:val="0"/>
-          <w:numId w:val="1603"/>
+          <w:numId w:val="1613"/>
         </w:numPr>
       </w:pPr>
       <w:r>
         <w:t xml:space="preserve">Final client-facing summary prepared with what changed, how it was tested, and what is intentionally out of scope.</w:t>
       </w:r>
     </w:p>
-    <w:bookmarkEnd w:id="83"/>
-    <w:bookmarkStart w:id="84" w:name="progress-update-log"/>
+    <w:bookmarkEnd w:id="84"/>
+    <w:bookmarkStart w:id="85" w:name="progress-update-log"/>
     <w:p>
       <w:pPr>
         <w:pStyle w:val="Heading2"/>
@@ -13120,8 +13424,8 @@
         </w:tc>
       </w:tr>
     </w:tbl>
-    <w:bookmarkEnd w:id="84"/>
     <w:bookmarkEnd w:id="85"/>
+    <w:bookmarkEnd w:id="86"/>
     <w:sectPr>
       <w:footnotePr>
         <w:numRestart w:val="eachSect"/>
@@ -14778,61 +15082,61 @@
     <w:abstractNumId w:val="993"/>
   </w:num>
   <w:num w:numId="1430">
-    <w:abstractNumId w:val="992"/>
+    <w:abstractNumId w:val="993"/>
   </w:num>
   <w:num w:numId="1431">
-    <w:abstractNumId w:val="992"/>
+    <w:abstractNumId w:val="993"/>
   </w:num>
   <w:num w:numId="1432">
-    <w:abstractNumId w:val="991"/>
+    <w:abstractNumId w:val="993"/>
   </w:num>
   <w:num w:numId="1433">
-    <w:abstractNumId w:val="992"/>
+    <w:abstractNumId w:val="993"/>
   </w:num>
   <w:num w:numId="1434">
-    <w:abstractNumId w:val="992"/>
+    <w:abstractNumId w:val="993"/>
   </w:num>
   <w:num w:numId="1435">
-    <w:abstractNumId w:val="992"/>
+    <w:abstractNumId w:val="993"/>
   </w:num>
   <w:num w:numId="1436">
-    <w:abstractNumId w:val="991"/>
+    <w:abstractNumId w:val="993"/>
   </w:num>
   <w:num w:numId="1437">
-    <w:abstractNumId w:val="992"/>
+    <w:abstractNumId w:val="993"/>
   </w:num>
   <w:num w:numId="1438">
-    <w:abstractNumId w:val="992"/>
+    <w:abstractNumId w:val="993"/>
   </w:num>
   <w:num w:numId="1439">
-    <w:abstractNumId w:val="992"/>
+    <w:abstractNumId w:val="993"/>
   </w:num>
   <w:num w:numId="1440">
-    <w:abstractNumId w:val="992"/>
+    <w:abstractNumId w:val="993"/>
   </w:num>
   <w:num w:numId="1441">
-    <w:abstractNumId w:val="992"/>
+    <w:abstractNumId w:val="993"/>
   </w:num>
   <w:num w:numId="1442">
     <w:abstractNumId w:val="991"/>
   </w:num>
   <w:num w:numId="1443">
-    <w:abstractNumId w:val="992"/>
+    <w:abstractNumId w:val="993"/>
   </w:num>
   <w:num w:numId="1444">
+    <w:abstractNumId w:val="993"/>
+  </w:num>
+  <w:num w:numId="1445">
+    <w:abstractNumId w:val="993"/>
+  </w:num>
+  <w:num w:numId="1446">
     <w:abstractNumId w:val="991"/>
   </w:num>
-  <w:num w:numId="1445">
-    <w:abstractNumId w:val="992"/>
-  </w:num>
-  <w:num w:numId="1446">
-    <w:abstractNumId w:val="992"/>
-  </w:num>
   <w:num w:numId="1447">
-    <w:abstractNumId w:val="992"/>
+    <w:abstractNumId w:val="993"/>
   </w:num>
   <w:num w:numId="1448">
-    <w:abstractNumId w:val="992"/>
+    <w:abstractNumId w:val="993"/>
   </w:num>
   <w:num w:numId="1449">
     <w:abstractNumId w:val="992"/>
@@ -14841,52 +15145,52 @@
     <w:abstractNumId w:val="992"/>
   </w:num>
   <w:num w:numId="1451">
-    <w:abstractNumId w:val="992"/>
+    <w:abstractNumId w:val="993"/>
   </w:num>
   <w:num w:numId="1452">
-    <w:abstractNumId w:val="992"/>
+    <w:abstractNumId w:val="991"/>
   </w:num>
   <w:num w:numId="1453">
-    <w:abstractNumId w:val="992"/>
+    <w:abstractNumId w:val="993"/>
   </w:num>
   <w:num w:numId="1454">
     <w:abstractNumId w:val="991"/>
   </w:num>
   <w:num w:numId="1455">
-    <w:abstractNumId w:val="992"/>
+    <w:abstractNumId w:val="993"/>
   </w:num>
   <w:num w:numId="1456">
-    <w:abstractNumId w:val="992"/>
+    <w:abstractNumId w:val="993"/>
   </w:num>
   <w:num w:numId="1457">
-    <w:abstractNumId w:val="992"/>
+    <w:abstractNumId w:val="993"/>
   </w:num>
   <w:num w:numId="1458">
-    <w:abstractNumId w:val="992"/>
+    <w:abstractNumId w:val="993"/>
   </w:num>
   <w:num w:numId="1459">
-    <w:abstractNumId w:val="992"/>
+    <w:abstractNumId w:val="993"/>
   </w:num>
   <w:num w:numId="1460">
-    <w:abstractNumId w:val="992"/>
+    <w:abstractNumId w:val="993"/>
   </w:num>
   <w:num w:numId="1461">
-    <w:abstractNumId w:val="992"/>
+    <w:abstractNumId w:val="993"/>
   </w:num>
   <w:num w:numId="1462">
-    <w:abstractNumId w:val="992"/>
+    <w:abstractNumId w:val="993"/>
   </w:num>
   <w:num w:numId="1463">
-    <w:abstractNumId w:val="992"/>
+    <w:abstractNumId w:val="993"/>
   </w:num>
   <w:num w:numId="1464">
-    <w:abstractNumId w:val="992"/>
+    <w:abstractNumId w:val="991"/>
   </w:num>
   <w:num w:numId="1465">
-    <w:abstractNumId w:val="992"/>
+    <w:abstractNumId w:val="993"/>
   </w:num>
   <w:num w:numId="1466">
-    <w:abstractNumId w:val="992"/>
+    <w:abstractNumId w:val="993"/>
   </w:num>
   <w:num w:numId="1467">
     <w:abstractNumId w:val="992"/>
@@ -14895,13 +15199,13 @@
     <w:abstractNumId w:val="992"/>
   </w:num>
   <w:num w:numId="1469">
-    <w:abstractNumId w:val="992"/>
+    <w:abstractNumId w:val="993"/>
   </w:num>
   <w:num w:numId="1470">
-    <w:abstractNumId w:val="992"/>
+    <w:abstractNumId w:val="993"/>
   </w:num>
   <w:num w:numId="1471">
-    <w:abstractNumId w:val="992"/>
+    <w:abstractNumId w:val="993"/>
   </w:num>
   <w:num w:numId="1472">
     <w:abstractNumId w:val="992"/>
@@ -14916,38 +15220,38 @@
     <w:abstractNumId w:val="992"/>
   </w:num>
   <w:num w:numId="1476">
+    <w:abstractNumId w:val="993"/>
+  </w:num>
+  <w:num w:numId="1477">
+    <w:abstractNumId w:val="992"/>
+  </w:num>
+  <w:num w:numId="1478">
+    <w:abstractNumId w:val="992"/>
+  </w:num>
+  <w:num w:numId="1479">
+    <w:abstractNumId w:val="993"/>
+  </w:num>
+  <w:num w:numId="1480">
+    <w:abstractNumId w:val="992"/>
+  </w:num>
+  <w:num w:numId="1481">
+    <w:abstractNumId w:val="992"/>
+  </w:num>
+  <w:num w:numId="1482">
+    <w:abstractNumId w:val="992"/>
+  </w:num>
+  <w:num w:numId="1483">
+    <w:abstractNumId w:val="992"/>
+  </w:num>
+  <w:num w:numId="1484">
+    <w:abstractNumId w:val="992"/>
+  </w:num>
+  <w:num w:numId="1485">
+    <w:abstractNumId w:val="992"/>
+  </w:num>
+  <w:num w:numId="1486">
     <w:abstractNumId w:val="991"/>
   </w:num>
-  <w:num w:numId="1477">
-    <w:abstractNumId w:val="992"/>
-  </w:num>
-  <w:num w:numId="1478">
-    <w:abstractNumId w:val="992"/>
-  </w:num>
-  <w:num w:numId="1479">
-    <w:abstractNumId w:val="992"/>
-  </w:num>
-  <w:num w:numId="1480">
-    <w:abstractNumId w:val="992"/>
-  </w:num>
-  <w:num w:numId="1481">
-    <w:abstractNumId w:val="992"/>
-  </w:num>
-  <w:num w:numId="1482">
-    <w:abstractNumId w:val="992"/>
-  </w:num>
-  <w:num w:numId="1483">
-    <w:abstractNumId w:val="992"/>
-  </w:num>
-  <w:num w:numId="1484">
-    <w:abstractNumId w:val="992"/>
-  </w:num>
-  <w:num w:numId="1485">
-    <w:abstractNumId w:val="992"/>
-  </w:num>
-  <w:num w:numId="1486">
-    <w:abstractNumId w:val="992"/>
-  </w:num>
   <w:num w:numId="1487">
     <w:abstractNumId w:val="992"/>
   </w:num>
@@ -14982,86 +15286,86 @@
     <w:abstractNumId w:val="992"/>
   </w:num>
   <w:num w:numId="1498">
+    <w:abstractNumId w:val="992"/>
+  </w:num>
+  <w:num w:numId="1499">
+    <w:abstractNumId w:val="992"/>
+  </w:num>
+  <w:num w:numId="1500">
+    <w:abstractNumId w:val="992"/>
+  </w:num>
+  <w:num w:numId="1501">
+    <w:abstractNumId w:val="992"/>
+  </w:num>
+  <w:num w:numId="1502">
+    <w:abstractNumId w:val="992"/>
+  </w:num>
+  <w:num w:numId="1503">
+    <w:abstractNumId w:val="992"/>
+  </w:num>
+  <w:num w:numId="1504">
+    <w:abstractNumId w:val="992"/>
+  </w:num>
+  <w:num w:numId="1505">
+    <w:abstractNumId w:val="992"/>
+  </w:num>
+  <w:num w:numId="1506">
+    <w:abstractNumId w:val="992"/>
+  </w:num>
+  <w:num w:numId="1507">
+    <w:abstractNumId w:val="992"/>
+  </w:num>
+  <w:num w:numId="1508">
     <w:abstractNumId w:val="991"/>
   </w:num>
-  <w:num w:numId="1499">
-    <w:abstractNumId w:val="992"/>
-  </w:num>
-  <w:num w:numId="1500">
-    <w:abstractNumId w:val="992"/>
-  </w:num>
-  <w:num w:numId="1501">
+  <w:num w:numId="1509">
+    <w:abstractNumId w:val="992"/>
+  </w:num>
+  <w:num w:numId="1510">
+    <w:abstractNumId w:val="992"/>
+  </w:num>
+  <w:num w:numId="1511">
     <w:abstractNumId w:val="991"/>
   </w:num>
-  <w:num w:numId="1502">
-    <w:abstractNumId w:val="992"/>
-  </w:num>
-  <w:num w:numId="1503">
-    <w:abstractNumId w:val="992"/>
-  </w:num>
-  <w:num w:numId="1504">
-    <w:abstractNumId w:val="992"/>
-  </w:num>
-  <w:num w:numId="1505">
-    <w:abstractNumId w:val="992"/>
-  </w:num>
-  <w:num w:numId="1506">
-    <w:abstractNumId w:val="992"/>
-  </w:num>
-  <w:num w:numId="1507">
-    <w:abstractNumId w:val="992"/>
-  </w:num>
-  <w:num w:numId="1508">
-    <w:abstractNumId w:val="992"/>
-  </w:num>
-  <w:num w:numId="1509">
-    <w:abstractNumId w:val="992"/>
-  </w:num>
-  <w:num w:numId="1510">
-    <w:abstractNumId w:val="992"/>
-  </w:num>
-  <w:num w:numId="1511">
-    <w:abstractNumId w:val="992"/>
-  </w:num>
   <w:num w:numId="1512">
+    <w:abstractNumId w:val="992"/>
+  </w:num>
+  <w:num w:numId="1513">
+    <w:abstractNumId w:val="992"/>
+  </w:num>
+  <w:num w:numId="1514">
+    <w:abstractNumId w:val="992"/>
+  </w:num>
+  <w:num w:numId="1515">
+    <w:abstractNumId w:val="992"/>
+  </w:num>
+  <w:num w:numId="1516">
+    <w:abstractNumId w:val="992"/>
+  </w:num>
+  <w:num w:numId="1517">
+    <w:abstractNumId w:val="992"/>
+  </w:num>
+  <w:num w:numId="1518">
+    <w:abstractNumId w:val="992"/>
+  </w:num>
+  <w:num w:numId="1519">
+    <w:abstractNumId w:val="992"/>
+  </w:num>
+  <w:num w:numId="1520">
+    <w:abstractNumId w:val="992"/>
+  </w:num>
+  <w:num w:numId="1521">
+    <w:abstractNumId w:val="992"/>
+  </w:num>
+  <w:num w:numId="1522">
     <w:abstractNumId w:val="991"/>
   </w:num>
-  <w:num w:numId="1513">
-    <w:abstractNumId w:val="992"/>
-  </w:num>
-  <w:num w:numId="1514">
+  <w:num w:numId="1523">
+    <w:abstractNumId w:val="992"/>
+  </w:num>
+  <w:num w:numId="1524">
     <w:abstractNumId w:val="991"/>
   </w:num>
-  <w:num w:numId="1515">
-    <w:abstractNumId w:val="992"/>
-  </w:num>
-  <w:num w:numId="1516">
-    <w:abstractNumId w:val="992"/>
-  </w:num>
-  <w:num w:numId="1517">
-    <w:abstractNumId w:val="992"/>
-  </w:num>
-  <w:num w:numId="1518">
-    <w:abstractNumId w:val="992"/>
-  </w:num>
-  <w:num w:numId="1519">
-    <w:abstractNumId w:val="992"/>
-  </w:num>
-  <w:num w:numId="1520">
-    <w:abstractNumId w:val="992"/>
-  </w:num>
-  <w:num w:numId="1521">
-    <w:abstractNumId w:val="992"/>
-  </w:num>
-  <w:num w:numId="1522">
-    <w:abstractNumId w:val="992"/>
-  </w:num>
-  <w:num w:numId="1523">
-    <w:abstractNumId w:val="992"/>
-  </w:num>
-  <w:num w:numId="1524">
-    <w:abstractNumId w:val="992"/>
-  </w:num>
   <w:num w:numId="1525">
     <w:abstractNumId w:val="992"/>
   </w:num>
@@ -15297,6 +15601,36 @@
     <w:abstractNumId w:val="992"/>
   </w:num>
   <w:num w:numId="1603">
+    <w:abstractNumId w:val="992"/>
+  </w:num>
+  <w:num w:numId="1604">
+    <w:abstractNumId w:val="992"/>
+  </w:num>
+  <w:num w:numId="1605">
+    <w:abstractNumId w:val="992"/>
+  </w:num>
+  <w:num w:numId="1606">
+    <w:abstractNumId w:val="992"/>
+  </w:num>
+  <w:num w:numId="1607">
+    <w:abstractNumId w:val="992"/>
+  </w:num>
+  <w:num w:numId="1608">
+    <w:abstractNumId w:val="992"/>
+  </w:num>
+  <w:num w:numId="1609">
+    <w:abstractNumId w:val="992"/>
+  </w:num>
+  <w:num w:numId="1610">
+    <w:abstractNumId w:val="992"/>
+  </w:num>
+  <w:num w:numId="1611">
+    <w:abstractNumId w:val="992"/>
+  </w:num>
+  <w:num w:numId="1612">
+    <w:abstractNumId w:val="992"/>
+  </w:num>
+  <w:num w:numId="1613">
     <w:abstractNumId w:val="992"/>
   </w:num>
 </w:numbering>

--- a/MASTER_M1_M2_DELIVERY_CHECKLIST.docx
+++ b/MASTER_M1_M2_DELIVERY_CHECKLIST.docx
@@ -10,7 +10,7 @@
         <w:t xml:space="preserve">© BuyReadySite.com</w:t>
       </w:r>
     </w:p>
-    <w:bookmarkStart w:id="86" w:name="X3d74ce0b4fd94f465ac7edf34b08aa6d5ff209b"/>
+    <w:bookmarkStart w:id="87" w:name="X3d74ce0b4fd94f465ac7edf34b08aa6d5ff209b"/>
     <w:p>
       <w:pPr>
         <w:pStyle w:val="Heading1"/>
@@ -601,7 +601,7 @@
               <w:jc w:val="right"/>
             </w:pPr>
             <w:r>
-              <w:t xml:space="preserve">0%</w:t>
+              <w:t xml:space="preserve">4%</w:t>
             </w:r>
           </w:p>
         </w:tc>
@@ -612,7 +612,7 @@
               <w:pStyle w:val="Compact"/>
             </w:pPr>
             <w:r>
-              <w:t xml:space="preserve">Not started</w:t>
+              <w:t xml:space="preserve">Live cohort API/UI/build-draft foundation + focused tests/build passed; DB/cron/pixel pending</w:t>
             </w:r>
           </w:p>
         </w:tc>
@@ -709,7 +709,7 @@
                 <w:b/>
                 <w:bCs/>
               </w:rPr>
-              <w:t xml:space="preserve">52%</w:t>
+              <w:t xml:space="preserve">56%</w:t>
             </w:r>
           </w:p>
         </w:tc>
@@ -724,7 +724,7 @@
                 <w:b/>
                 <w:bCs/>
               </w:rPr>
-              <w:t xml:space="preserve">M2.2 enrichment/export implementation added; browser smoke gates remain</w:t>
+              <w:t xml:space="preserve">M2.3 AI Retarget foundation added; browser smoke and release gates remain</w:t>
             </w:r>
           </w:p>
         </w:tc>
@@ -11205,7 +11205,7 @@
     </w:p>
     <w:bookmarkEnd w:id="68"/>
     <w:bookmarkEnd w:id="69"/>
-    <w:bookmarkStart w:id="79" w:name="m2.3-ai-retarget-campaigns"/>
+    <w:bookmarkStart w:id="80" w:name="m2.3-ai-retarget-campaigns"/>
     <w:p>
       <w:pPr>
         <w:pStyle w:val="Heading2"/>
@@ -11214,12 +11214,292 @@
         <w:t xml:space="preserve">M2.3 — AI Retarget Campaigns</w:t>
       </w:r>
     </w:p>
-    <w:bookmarkStart w:id="70" w:name="scope-lock-for-ai-retarget"/>
+    <w:bookmarkStart w:id="70" w:name="implementation-evidence-2026-05-02-5"/>
     <w:p>
       <w:pPr>
         <w:pStyle w:val="Heading3"/>
       </w:pPr>
       <w:r>
+        <w:t xml:space="preserve">Implementation evidence — 2026-05-02</w:t>
+      </w:r>
+    </w:p>
+    <w:p>
+      <w:pPr>
+        <w:pStyle w:val="Compact"/>
+        <w:numPr>
+          <w:ilvl w:val="0"/>
+          <w:numId w:val="1480"/>
+        </w:numPr>
+      </w:pPr>
+      <w:r>
+        <w:t xml:space="preserve">Added live AI cohort API foundation without DB migration:</w:t>
+      </w:r>
+      <w:r>
+        <w:t xml:space="preserve"> </w:t>
+      </w:r>
+      <w:r>
+        <w:rPr>
+          <w:rStyle w:val="VerbatimChar"/>
+        </w:rPr>
+        <w:t xml:space="preserve">GET /api/campaigns/ai-cohorts</w:t>
+      </w:r>
+      <w:r>
+        <w:t xml:space="preserve">,</w:t>
+      </w:r>
+      <w:r>
+        <w:t xml:space="preserve"> </w:t>
+      </w:r>
+      <w:r>
+        <w:rPr>
+          <w:rStyle w:val="VerbatimChar"/>
+        </w:rPr>
+        <w:t xml:space="preserve">GET /api/campaigns/ai-cohorts/:cohortId/preview</w:t>
+      </w:r>
+      <w:r>
+        <w:t xml:space="preserve">,</w:t>
+      </w:r>
+      <w:r>
+        <w:t xml:space="preserve"> </w:t>
+      </w:r>
+      <w:r>
+        <w:rPr>
+          <w:rStyle w:val="VerbatimChar"/>
+        </w:rPr>
+        <w:t xml:space="preserve">POST /api/campaigns/ai-cohorts/:cohortId/build</w:t>
+      </w:r>
+      <w:r>
+        <w:t xml:space="preserve">.</w:t>
+      </w:r>
+    </w:p>
+    <w:p>
+      <w:pPr>
+        <w:pStyle w:val="Compact"/>
+        <w:numPr>
+          <w:ilvl w:val="0"/>
+          <w:numId w:val="1481"/>
+        </w:numPr>
+      </w:pPr>
+      <w:r>
+        <w:t xml:space="preserve">Added three deterministic analytical cohort engines: multi-retarget, new restaurants, and admin-only renewals.</w:t>
+      </w:r>
+    </w:p>
+    <w:p>
+      <w:pPr>
+        <w:pStyle w:val="Compact"/>
+        <w:numPr>
+          <w:ilvl w:val="0"/>
+          <w:numId w:val="1482"/>
+        </w:numPr>
+      </w:pPr>
+      <w:r>
+        <w:t xml:space="preserve">Cohort queries exclude deleted, opted-out, suppressed, and DNC leads and apply rep lead scope for REP users.</w:t>
+      </w:r>
+    </w:p>
+    <w:p>
+      <w:pPr>
+        <w:pStyle w:val="Compact"/>
+        <w:numPr>
+          <w:ilvl w:val="0"/>
+          <w:numId w:val="1483"/>
+        </w:numPr>
+      </w:pPr>
+      <w:r>
+        <w:t xml:space="preserve">Cooldowns are applied before count/build: 7 days for multi-retarget/new cohorts, 30 days for renewals.</w:t>
+      </w:r>
+    </w:p>
+    <w:p>
+      <w:pPr>
+        <w:pStyle w:val="Compact"/>
+        <w:numPr>
+          <w:ilvl w:val="0"/>
+          <w:numId w:val="1484"/>
+        </w:numPr>
+      </w:pPr>
+      <w:r>
+        <w:t xml:space="preserve">AI cohort build creates a DRAFT campaign only; it does not auto-send or queue SMS.</w:t>
+      </w:r>
+    </w:p>
+    <w:p>
+      <w:pPr>
+        <w:pStyle w:val="Compact"/>
+        <w:numPr>
+          <w:ilvl w:val="0"/>
+          <w:numId w:val="1485"/>
+        </w:numPr>
+      </w:pPr>
+      <w:r>
+        <w:t xml:space="preserve">AI-built campaign lineage is stored through existing</w:t>
+      </w:r>
+      <w:r>
+        <w:t xml:space="preserve"> </w:t>
+      </w:r>
+      <w:r>
+        <w:rPr>
+          <w:rStyle w:val="VerbatimChar"/>
+        </w:rPr>
+        <w:t xml:space="preserve">Campaign.description</w:t>
+      </w:r>
+      <w:r>
+        <w:t xml:space="preserve"> </w:t>
+      </w:r>
+      <w:r>
+        <w:t xml:space="preserve">+</w:t>
+      </w:r>
+      <w:r>
+        <w:t xml:space="preserve"> </w:t>
+      </w:r>
+      <w:r>
+        <w:rPr>
+          <w:rStyle w:val="VerbatimChar"/>
+        </w:rPr>
+        <w:t xml:space="preserve">isRetarget</w:t>
+      </w:r>
+      <w:r>
+        <w:t xml:space="preserve"> </w:t>
+      </w:r>
+      <w:r>
+        <w:t xml:space="preserve">fields and surfaced as</w:t>
+      </w:r>
+      <w:r>
+        <w:t xml:space="preserve"> </w:t>
+      </w:r>
+      <w:r>
+        <w:rPr>
+          <w:rStyle w:val="VerbatimChar"/>
+        </w:rPr>
+        <w:t xml:space="preserve">AI Cohort · N leads · ~X funded expected</w:t>
+      </w:r>
+      <w:r>
+        <w:t xml:space="preserve">.</w:t>
+      </w:r>
+    </w:p>
+    <w:p>
+      <w:pPr>
+        <w:pStyle w:val="Compact"/>
+        <w:numPr>
+          <w:ilvl w:val="0"/>
+          <w:numId w:val="1486"/>
+        </w:numPr>
+      </w:pPr>
+      <w:r>
+        <w:t xml:space="preserve">Campaigns UI now renders AI Retarget Suggestions above All Campaigns, preview modal, Build Campaign action, AI badge, and lineage marker.</w:t>
+      </w:r>
+    </w:p>
+    <w:p>
+      <w:pPr>
+        <w:pStyle w:val="Compact"/>
+        <w:numPr>
+          <w:ilvl w:val="0"/>
+          <w:numId w:val="1487"/>
+        </w:numPr>
+      </w:pPr>
+      <w:r>
+        <w:t xml:space="preserve">Focused tests added in</w:t>
+      </w:r>
+      <w:r>
+        <w:t xml:space="preserve"> </w:t>
+      </w:r>
+      <w:r>
+        <w:rPr>
+          <w:rStyle w:val="VerbatimChar"/>
+        </w:rPr>
+        <w:t xml:space="preserve">server/tests/campaignAiCohorts.test.ts</w:t>
+      </w:r>
+      <w:r>
+        <w:t xml:space="preserve"> </w:t>
+      </w:r>
+      <w:r>
+        <w:t xml:space="preserve">for admin cohorts, REP renewal exclusion, and draft campaign build.</w:t>
+      </w:r>
+    </w:p>
+    <w:p>
+      <w:pPr>
+        <w:pStyle w:val="Compact"/>
+        <w:numPr>
+          <w:ilvl w:val="0"/>
+          <w:numId w:val="1488"/>
+        </w:numPr>
+      </w:pPr>
+      <w:r>
+        <w:t xml:space="preserve">Validation passed:</w:t>
+      </w:r>
+      <w:r>
+        <w:t xml:space="preserve"> </w:t>
+      </w:r>
+      <w:r>
+        <w:rPr>
+          <w:rStyle w:val="VerbatimChar"/>
+        </w:rPr>
+        <w:t xml:space="preserve">cd server &amp;&amp; npx vitest run tests/campaignAiCohorts.test.ts tests/leadCampaignScope.test.ts tests/leadEnrichmentExport.test.ts</w:t>
+      </w:r>
+      <w:r>
+        <w:t xml:space="preserve"> </w:t>
+      </w:r>
+      <w:r>
+        <w:t xml:space="preserve">— 10/10 passed, with known local Redis</w:t>
+      </w:r>
+      <w:r>
+        <w:t xml:space="preserve"> </w:t>
+      </w:r>
+      <w:r>
+        <w:rPr>
+          <w:rStyle w:val="VerbatimChar"/>
+        </w:rPr>
+        <w:t xml:space="preserve">ECONNREFUSED</w:t>
+      </w:r>
+      <w:r>
+        <w:t xml:space="preserve"> </w:t>
+      </w:r>
+      <w:r>
+        <w:t xml:space="preserve">warning only.</w:t>
+      </w:r>
+    </w:p>
+    <w:p>
+      <w:pPr>
+        <w:pStyle w:val="Compact"/>
+        <w:numPr>
+          <w:ilvl w:val="0"/>
+          <w:numId w:val="1489"/>
+        </w:numPr>
+      </w:pPr>
+      <w:r>
+        <w:t xml:space="preserve">Validation passed: root</w:t>
+      </w:r>
+      <w:r>
+        <w:t xml:space="preserve"> </w:t>
+      </w:r>
+      <w:r>
+        <w:rPr>
+          <w:rStyle w:val="VerbatimChar"/>
+        </w:rPr>
+        <w:t xml:space="preserve">npm run build</w:t>
+      </w:r>
+      <w:r>
+        <w:t xml:space="preserve"> </w:t>
+      </w:r>
+      <w:r>
+        <w:t xml:space="preserve">including server and client build.</w:t>
+      </w:r>
+    </w:p>
+    <w:p>
+      <w:pPr>
+        <w:pStyle w:val="Compact"/>
+        <w:numPr>
+          <w:ilvl w:val="0"/>
+          <w:numId w:val="1490"/>
+        </w:numPr>
+      </w:pPr>
+      <w:r>
+        <w:t xml:space="preserve">Targeted ESLint passed with 0 errors and existing warning debt only.</w:t>
+      </w:r>
+    </w:p>
+    <w:bookmarkEnd w:id="70"/>
+    <w:bookmarkStart w:id="71" w:name="scope-lock-for-ai-retarget"/>
+    <w:p>
+      <w:pPr>
+        <w:pStyle w:val="Heading3"/>
+      </w:pPr>
+      <w:r>
         <w:t xml:space="preserve">Scope lock for AI Retarget</w:t>
       </w:r>
     </w:p>
@@ -11228,7 +11508,7 @@
         <w:pStyle w:val="Compact"/>
         <w:numPr>
           <w:ilvl w:val="0"/>
-          <w:numId w:val="1480"/>
+          <w:numId w:val="1491"/>
         </w:numPr>
       </w:pPr>
       <w:r>
@@ -11240,7 +11520,7 @@
         <w:pStyle w:val="Compact"/>
         <w:numPr>
           <w:ilvl w:val="0"/>
-          <w:numId w:val="1481"/>
+          <w:numId w:val="1492"/>
         </w:numPr>
       </w:pPr>
       <w:r>
@@ -11252,7 +11532,7 @@
         <w:pStyle w:val="Compact"/>
         <w:numPr>
           <w:ilvl w:val="0"/>
-          <w:numId w:val="1482"/>
+          <w:numId w:val="1493"/>
         </w:numPr>
       </w:pPr>
       <w:r>
@@ -11264,7 +11544,7 @@
         <w:pStyle w:val="Compact"/>
         <w:numPr>
           <w:ilvl w:val="0"/>
-          <w:numId w:val="1483"/>
+          <w:numId w:val="1494"/>
         </w:numPr>
       </w:pPr>
       <w:r>
@@ -11276,7 +11556,7 @@
         <w:pStyle w:val="Compact"/>
         <w:numPr>
           <w:ilvl w:val="0"/>
-          <w:numId w:val="1484"/>
+          <w:numId w:val="1495"/>
         </w:numPr>
       </w:pPr>
       <w:r>
@@ -11288,7 +11568,7 @@
         <w:pStyle w:val="Compact"/>
         <w:numPr>
           <w:ilvl w:val="0"/>
-          <w:numId w:val="1485"/>
+          <w:numId w:val="1496"/>
         </w:numPr>
       </w:pPr>
       <w:r>
@@ -11300,7 +11580,7 @@
         <w:pStyle w:val="Compact"/>
         <w:numPr>
           <w:ilvl w:val="1"/>
-          <w:numId w:val="1486"/>
+          <w:numId w:val="1497"/>
         </w:numPr>
       </w:pPr>
       <w:r>
@@ -11327,7 +11607,7 @@
         <w:pStyle w:val="Compact"/>
         <w:numPr>
           <w:ilvl w:val="1"/>
-          <w:numId w:val="1486"/>
+          <w:numId w:val="1497"/>
         </w:numPr>
       </w:pPr>
       <w:r>
@@ -11349,8 +11629,8 @@
         <w:t xml:space="preserve">scoping correctness.</w:t>
       </w:r>
     </w:p>
-    <w:bookmarkEnd w:id="70"/>
-    <w:bookmarkStart w:id="71" w:name="database-model"/>
+    <w:bookmarkEnd w:id="71"/>
+    <w:bookmarkStart w:id="72" w:name="database-model"/>
     <w:p>
       <w:pPr>
         <w:pStyle w:val="Heading3"/>
@@ -11364,7 +11644,7 @@
         <w:pStyle w:val="Compact"/>
         <w:numPr>
           <w:ilvl w:val="0"/>
-          <w:numId w:val="1487"/>
+          <w:numId w:val="1498"/>
         </w:numPr>
       </w:pPr>
       <w:r>
@@ -11406,7 +11686,7 @@
         <w:pStyle w:val="Compact"/>
         <w:numPr>
           <w:ilvl w:val="0"/>
-          <w:numId w:val="1488"/>
+          <w:numId w:val="1499"/>
         </w:numPr>
       </w:pPr>
       <w:r>
@@ -11430,7 +11710,7 @@
         <w:pStyle w:val="Compact"/>
         <w:numPr>
           <w:ilvl w:val="0"/>
-          <w:numId w:val="1489"/>
+          <w:numId w:val="1500"/>
         </w:numPr>
       </w:pPr>
       <w:r>
@@ -11454,7 +11734,7 @@
         <w:pStyle w:val="Compact"/>
         <w:numPr>
           <w:ilvl w:val="0"/>
-          <w:numId w:val="1490"/>
+          <w:numId w:val="1501"/>
         </w:numPr>
       </w:pPr>
       <w:r>
@@ -11466,7 +11746,7 @@
         <w:pStyle w:val="Compact"/>
         <w:numPr>
           <w:ilvl w:val="0"/>
-          <w:numId w:val="1491"/>
+          <w:numId w:val="1502"/>
         </w:numPr>
       </w:pPr>
       <w:r>
@@ -11478,7 +11758,7 @@
         <w:pStyle w:val="Compact"/>
         <w:numPr>
           <w:ilvl w:val="0"/>
-          <w:numId w:val="1492"/>
+          <w:numId w:val="1503"/>
         </w:numPr>
       </w:pPr>
       <w:r>
@@ -11490,7 +11770,7 @@
         <w:pStyle w:val="Compact"/>
         <w:numPr>
           <w:ilvl w:val="0"/>
-          <w:numId w:val="1493"/>
+          <w:numId w:val="1504"/>
         </w:numPr>
       </w:pPr>
       <w:r>
@@ -11502,7 +11782,7 @@
         <w:pStyle w:val="Compact"/>
         <w:numPr>
           <w:ilvl w:val="0"/>
-          <w:numId w:val="1494"/>
+          <w:numId w:val="1505"/>
         </w:numPr>
       </w:pPr>
       <w:r>
@@ -11514,7 +11794,7 @@
         <w:pStyle w:val="Compact"/>
         <w:numPr>
           <w:ilvl w:val="0"/>
-          <w:numId w:val="1495"/>
+          <w:numId w:val="1506"/>
         </w:numPr>
       </w:pPr>
       <w:r>
@@ -11526,7 +11806,7 @@
         <w:pStyle w:val="Compact"/>
         <w:numPr>
           <w:ilvl w:val="0"/>
-          <w:numId w:val="1496"/>
+          <w:numId w:val="1507"/>
         </w:numPr>
       </w:pPr>
       <w:r>
@@ -11538,7 +11818,7 @@
         <w:pStyle w:val="Compact"/>
         <w:numPr>
           <w:ilvl w:val="0"/>
-          <w:numId w:val="1497"/>
+          <w:numId w:val="1508"/>
         </w:numPr>
       </w:pPr>
       <w:r>
@@ -11550,7 +11830,7 @@
         <w:pStyle w:val="Compact"/>
         <w:numPr>
           <w:ilvl w:val="0"/>
-          <w:numId w:val="1498"/>
+          <w:numId w:val="1509"/>
         </w:numPr>
       </w:pPr>
       <w:r>
@@ -11562,7 +11842,7 @@
         <w:pStyle w:val="Compact"/>
         <w:numPr>
           <w:ilvl w:val="0"/>
-          <w:numId w:val="1499"/>
+          <w:numId w:val="1510"/>
         </w:numPr>
       </w:pPr>
       <w:r>
@@ -11574,7 +11854,7 @@
         <w:pStyle w:val="Compact"/>
         <w:numPr>
           <w:ilvl w:val="0"/>
-          <w:numId w:val="1500"/>
+          <w:numId w:val="1511"/>
         </w:numPr>
       </w:pPr>
       <w:r>
@@ -11601,7 +11881,7 @@
         <w:pStyle w:val="Compact"/>
         <w:numPr>
           <w:ilvl w:val="0"/>
-          <w:numId w:val="1501"/>
+          <w:numId w:val="1512"/>
         </w:numPr>
       </w:pPr>
       <w:r>
@@ -11613,15 +11893,15 @@
         <w:pStyle w:val="Compact"/>
         <w:numPr>
           <w:ilvl w:val="0"/>
-          <w:numId w:val="1502"/>
+          <w:numId w:val="1513"/>
         </w:numPr>
       </w:pPr>
       <w:r>
         <w:t xml:space="preserve">Ensure expired cohorts are ignored safely.</w:t>
       </w:r>
     </w:p>
-    <w:bookmarkEnd w:id="71"/>
-    <w:bookmarkStart w:id="72" w:name="cohort-generation"/>
+    <w:bookmarkEnd w:id="72"/>
+    <w:bookmarkStart w:id="73" w:name="cohort-generation"/>
     <w:p>
       <w:pPr>
         <w:pStyle w:val="Heading3"/>
@@ -11635,7 +11915,7 @@
         <w:pStyle w:val="Compact"/>
         <w:numPr>
           <w:ilvl w:val="0"/>
-          <w:numId w:val="1503"/>
+          <w:numId w:val="1514"/>
         </w:numPr>
       </w:pPr>
       <w:r>
@@ -11647,7 +11927,7 @@
         <w:pStyle w:val="Compact"/>
         <w:numPr>
           <w:ilvl w:val="0"/>
-          <w:numId w:val="1504"/>
+          <w:numId w:val="1515"/>
         </w:numPr>
       </w:pPr>
       <w:r>
@@ -11674,7 +11954,7 @@
         <w:pStyle w:val="Compact"/>
         <w:numPr>
           <w:ilvl w:val="0"/>
-          <w:numId w:val="1505"/>
+          <w:numId w:val="1516"/>
         </w:numPr>
       </w:pPr>
       <w:r>
@@ -11701,7 +11981,7 @@
         <w:pStyle w:val="Compact"/>
         <w:numPr>
           <w:ilvl w:val="0"/>
-          <w:numId w:val="1506"/>
+          <w:numId w:val="1517"/>
         </w:numPr>
       </w:pPr>
       <w:r>
@@ -11728,7 +12008,7 @@
         <w:pStyle w:val="Compact"/>
         <w:numPr>
           <w:ilvl w:val="0"/>
-          <w:numId w:val="1507"/>
+          <w:numId w:val="1518"/>
         </w:numPr>
       </w:pPr>
       <w:r>
@@ -11740,7 +12020,7 @@
         <w:pStyle w:val="Compact"/>
         <w:numPr>
           <w:ilvl w:val="1"/>
-          <w:numId w:val="1508"/>
+          <w:numId w:val="1519"/>
         </w:numPr>
       </w:pPr>
       <w:r>
@@ -11752,7 +12032,7 @@
         <w:pStyle w:val="Compact"/>
         <w:numPr>
           <w:ilvl w:val="1"/>
-          <w:numId w:val="1508"/>
+          <w:numId w:val="1519"/>
         </w:numPr>
       </w:pPr>
       <w:r>
@@ -11764,7 +12044,7 @@
         <w:pStyle w:val="Compact"/>
         <w:numPr>
           <w:ilvl w:val="1"/>
-          <w:numId w:val="1508"/>
+          <w:numId w:val="1519"/>
         </w:numPr>
       </w:pPr>
       <w:r>
@@ -11776,7 +12056,7 @@
         <w:pStyle w:val="Compact"/>
         <w:numPr>
           <w:ilvl w:val="0"/>
-          <w:numId w:val="1509"/>
+          <w:numId w:val="1520"/>
         </w:numPr>
       </w:pPr>
       <w:r>
@@ -11788,223 +12068,11 @@
         <w:pStyle w:val="Compact"/>
         <w:numPr>
           <w:ilvl w:val="0"/>
-          <w:numId w:val="1510"/>
+          <w:numId w:val="1521"/>
         </w:numPr>
       </w:pPr>
       <w:r>
         <w:t xml:space="preserve">Each cohort includes:</w:t>
-      </w:r>
-    </w:p>
-    <w:p>
-      <w:pPr>
-        <w:pStyle w:val="Compact"/>
-        <w:numPr>
-          <w:ilvl w:val="1"/>
-          <w:numId w:val="1511"/>
-        </w:numPr>
-      </w:pPr>
-      <w:r>
-        <w:t xml:space="preserve">lead count;</w:t>
-      </w:r>
-    </w:p>
-    <w:p>
-      <w:pPr>
-        <w:pStyle w:val="Compact"/>
-        <w:numPr>
-          <w:ilvl w:val="1"/>
-          <w:numId w:val="1511"/>
-        </w:numPr>
-      </w:pPr>
-      <w:r>
-        <w:t xml:space="preserve">predicted reply rate;</w:t>
-      </w:r>
-    </w:p>
-    <w:p>
-      <w:pPr>
-        <w:pStyle w:val="Compact"/>
-        <w:numPr>
-          <w:ilvl w:val="1"/>
-          <w:numId w:val="1511"/>
-        </w:numPr>
-      </w:pPr>
-      <w:r>
-        <w:t xml:space="preserve">expected funded deals;</w:t>
-      </w:r>
-    </w:p>
-    <w:p>
-      <w:pPr>
-        <w:pStyle w:val="Compact"/>
-        <w:numPr>
-          <w:ilvl w:val="1"/>
-          <w:numId w:val="1511"/>
-        </w:numPr>
-      </w:pPr>
-      <w:r>
-        <w:t xml:space="preserve">historical anchor line;</w:t>
-      </w:r>
-    </w:p>
-    <w:p>
-      <w:pPr>
-        <w:pStyle w:val="Compact"/>
-        <w:numPr>
-          <w:ilvl w:val="1"/>
-          <w:numId w:val="1511"/>
-        </w:numPr>
-      </w:pPr>
-      <w:r>
-        <w:t xml:space="preserve">AI reasoning line;</w:t>
-      </w:r>
-    </w:p>
-    <w:p>
-      <w:pPr>
-        <w:pStyle w:val="Compact"/>
-        <w:numPr>
-          <w:ilvl w:val="1"/>
-          <w:numId w:val="1511"/>
-        </w:numPr>
-      </w:pPr>
-      <w:r>
-        <w:t xml:space="preserve">override/cooldown warning when applicable.</w:t>
-      </w:r>
-    </w:p>
-    <w:p>
-      <w:pPr>
-        <w:pStyle w:val="Compact"/>
-        <w:numPr>
-          <w:ilvl w:val="0"/>
-          <w:numId w:val="1512"/>
-        </w:numPr>
-      </w:pPr>
-      <w:r>
-        <w:t xml:space="preserve">Exclude opted-out, DNC, suppressed leads.</w:t>
-      </w:r>
-    </w:p>
-    <w:p>
-      <w:pPr>
-        <w:pStyle w:val="Compact"/>
-        <w:numPr>
-          <w:ilvl w:val="0"/>
-          <w:numId w:val="1513"/>
-        </w:numPr>
-      </w:pPr>
-      <w:r>
-        <w:t xml:space="preserve">Respect recent retarget cooldown and admin override warning semantics.</w:t>
-      </w:r>
-    </w:p>
-    <w:p>
-      <w:pPr>
-        <w:pStyle w:val="Compact"/>
-        <w:numPr>
-          <w:ilvl w:val="0"/>
-          <w:numId w:val="1514"/>
-        </w:numPr>
-      </w:pPr>
-      <w:r>
-        <w:t xml:space="preserve">Ensure predicted funded deals are traceable to historical anchor, not arbitrary text.</w:t>
-      </w:r>
-    </w:p>
-    <w:bookmarkEnd w:id="72"/>
-    <w:bookmarkStart w:id="73" w:name="cooldowns-and-compliance"/>
-    <w:p>
-      <w:pPr>
-        <w:pStyle w:val="Heading3"/>
-      </w:pPr>
-      <w:r>
-        <w:t xml:space="preserve">Cooldowns and compliance</w:t>
-      </w:r>
-    </w:p>
-    <w:p>
-      <w:pPr>
-        <w:pStyle w:val="Compact"/>
-        <w:numPr>
-          <w:ilvl w:val="0"/>
-          <w:numId w:val="1515"/>
-        </w:numPr>
-      </w:pPr>
-      <w:r>
-        <w:t xml:space="preserve">Enforce 7-day cooldown for multi-retarget and new cohort contact history.</w:t>
-      </w:r>
-    </w:p>
-    <w:p>
-      <w:pPr>
-        <w:pStyle w:val="Compact"/>
-        <w:numPr>
-          <w:ilvl w:val="0"/>
-          <w:numId w:val="1516"/>
-        </w:numPr>
-      </w:pPr>
-      <w:r>
-        <w:t xml:space="preserve">Enforce 30-day cooldown for renewal candidates.</w:t>
-      </w:r>
-    </w:p>
-    <w:p>
-      <w:pPr>
-        <w:pStyle w:val="Compact"/>
-        <w:numPr>
-          <w:ilvl w:val="0"/>
-          <w:numId w:val="1517"/>
-        </w:numPr>
-      </w:pPr>
-      <w:r>
-        <w:t xml:space="preserve">Track contact event timestamps across all campaigns for each lead.</w:t>
-      </w:r>
-    </w:p>
-    <w:p>
-      <w:pPr>
-        <w:pStyle w:val="Compact"/>
-        <w:numPr>
-          <w:ilvl w:val="0"/>
-          <w:numId w:val="1518"/>
-        </w:numPr>
-      </w:pPr>
-      <w:r>
-        <w:t xml:space="preserve">Surface cooldown countdown/override warning in UI where prototype expects it.</w:t>
-      </w:r>
-    </w:p>
-    <w:p>
-      <w:pPr>
-        <w:pStyle w:val="Compact"/>
-        <w:numPr>
-          <w:ilvl w:val="0"/>
-          <w:numId w:val="1519"/>
-        </w:numPr>
-      </w:pPr>
-      <w:r>
-        <w:t xml:space="preserve">Ensure cooldown logic applies before cohort count and before campaign build.</w:t>
-      </w:r>
-    </w:p>
-    <w:p>
-      <w:pPr>
-        <w:pStyle w:val="Compact"/>
-        <w:numPr>
-          <w:ilvl w:val="0"/>
-          <w:numId w:val="1520"/>
-        </w:numPr>
-      </w:pPr>
-      <w:r>
-        <w:t xml:space="preserve">Verify no cohort can re-contact opted-out, DNC, suppressed, or too-recent leads.</w:t>
-      </w:r>
-    </w:p>
-    <w:bookmarkEnd w:id="73"/>
-    <w:bookmarkStart w:id="74" w:name="two-layer-send-caps"/>
-    <w:p>
-      <w:pPr>
-        <w:pStyle w:val="Heading3"/>
-      </w:pPr>
-      <w:r>
-        <w:t xml:space="preserve">Two-layer send caps</w:t>
-      </w:r>
-    </w:p>
-    <w:p>
-      <w:pPr>
-        <w:pStyle w:val="Compact"/>
-        <w:numPr>
-          <w:ilvl w:val="0"/>
-          <w:numId w:val="1521"/>
-        </w:numPr>
-      </w:pPr>
-      <w:r>
-        <w:t xml:space="preserve">Enforce per-campaign cap server-side:</w:t>
       </w:r>
     </w:p>
     <w:p>
@@ -12016,7 +12084,7 @@
         </w:numPr>
       </w:pPr>
       <w:r>
-        <w:t xml:space="preserve">rep: 500;</w:t>
+        <w:t xml:space="preserve">lead count;</w:t>
       </w:r>
     </w:p>
     <w:p>
@@ -12028,6 +12096,218 @@
         </w:numPr>
       </w:pPr>
       <w:r>
+        <w:t xml:space="preserve">predicted reply rate;</w:t>
+      </w:r>
+    </w:p>
+    <w:p>
+      <w:pPr>
+        <w:pStyle w:val="Compact"/>
+        <w:numPr>
+          <w:ilvl w:val="1"/>
+          <w:numId w:val="1522"/>
+        </w:numPr>
+      </w:pPr>
+      <w:r>
+        <w:t xml:space="preserve">expected funded deals;</w:t>
+      </w:r>
+    </w:p>
+    <w:p>
+      <w:pPr>
+        <w:pStyle w:val="Compact"/>
+        <w:numPr>
+          <w:ilvl w:val="1"/>
+          <w:numId w:val="1522"/>
+        </w:numPr>
+      </w:pPr>
+      <w:r>
+        <w:t xml:space="preserve">historical anchor line;</w:t>
+      </w:r>
+    </w:p>
+    <w:p>
+      <w:pPr>
+        <w:pStyle w:val="Compact"/>
+        <w:numPr>
+          <w:ilvl w:val="1"/>
+          <w:numId w:val="1522"/>
+        </w:numPr>
+      </w:pPr>
+      <w:r>
+        <w:t xml:space="preserve">AI reasoning line;</w:t>
+      </w:r>
+    </w:p>
+    <w:p>
+      <w:pPr>
+        <w:pStyle w:val="Compact"/>
+        <w:numPr>
+          <w:ilvl w:val="1"/>
+          <w:numId w:val="1522"/>
+        </w:numPr>
+      </w:pPr>
+      <w:r>
+        <w:t xml:space="preserve">override/cooldown warning when applicable.</w:t>
+      </w:r>
+    </w:p>
+    <w:p>
+      <w:pPr>
+        <w:pStyle w:val="Compact"/>
+        <w:numPr>
+          <w:ilvl w:val="0"/>
+          <w:numId w:val="1523"/>
+        </w:numPr>
+      </w:pPr>
+      <w:r>
+        <w:t xml:space="preserve">Exclude opted-out, DNC, suppressed leads.</w:t>
+      </w:r>
+    </w:p>
+    <w:p>
+      <w:pPr>
+        <w:pStyle w:val="Compact"/>
+        <w:numPr>
+          <w:ilvl w:val="0"/>
+          <w:numId w:val="1524"/>
+        </w:numPr>
+      </w:pPr>
+      <w:r>
+        <w:t xml:space="preserve">Respect recent retarget cooldown and admin override warning semantics.</w:t>
+      </w:r>
+    </w:p>
+    <w:p>
+      <w:pPr>
+        <w:pStyle w:val="Compact"/>
+        <w:numPr>
+          <w:ilvl w:val="0"/>
+          <w:numId w:val="1525"/>
+        </w:numPr>
+      </w:pPr>
+      <w:r>
+        <w:t xml:space="preserve">Ensure predicted funded deals are traceable to historical anchor, not arbitrary text.</w:t>
+      </w:r>
+    </w:p>
+    <w:bookmarkEnd w:id="73"/>
+    <w:bookmarkStart w:id="74" w:name="cooldowns-and-compliance"/>
+    <w:p>
+      <w:pPr>
+        <w:pStyle w:val="Heading3"/>
+      </w:pPr>
+      <w:r>
+        <w:t xml:space="preserve">Cooldowns and compliance</w:t>
+      </w:r>
+    </w:p>
+    <w:p>
+      <w:pPr>
+        <w:pStyle w:val="Compact"/>
+        <w:numPr>
+          <w:ilvl w:val="0"/>
+          <w:numId w:val="1526"/>
+        </w:numPr>
+      </w:pPr>
+      <w:r>
+        <w:t xml:space="preserve">Enforce 7-day cooldown for multi-retarget and new cohort contact history.</w:t>
+      </w:r>
+    </w:p>
+    <w:p>
+      <w:pPr>
+        <w:pStyle w:val="Compact"/>
+        <w:numPr>
+          <w:ilvl w:val="0"/>
+          <w:numId w:val="1527"/>
+        </w:numPr>
+      </w:pPr>
+      <w:r>
+        <w:t xml:space="preserve">Enforce 30-day cooldown for renewal candidates.</w:t>
+      </w:r>
+    </w:p>
+    <w:p>
+      <w:pPr>
+        <w:pStyle w:val="Compact"/>
+        <w:numPr>
+          <w:ilvl w:val="0"/>
+          <w:numId w:val="1528"/>
+        </w:numPr>
+      </w:pPr>
+      <w:r>
+        <w:t xml:space="preserve">Track contact event timestamps across all campaigns for each lead.</w:t>
+      </w:r>
+    </w:p>
+    <w:p>
+      <w:pPr>
+        <w:pStyle w:val="Compact"/>
+        <w:numPr>
+          <w:ilvl w:val="0"/>
+          <w:numId w:val="1529"/>
+        </w:numPr>
+      </w:pPr>
+      <w:r>
+        <w:t xml:space="preserve">Surface cooldown countdown/override warning in UI where prototype expects it.</w:t>
+      </w:r>
+    </w:p>
+    <w:p>
+      <w:pPr>
+        <w:pStyle w:val="Compact"/>
+        <w:numPr>
+          <w:ilvl w:val="0"/>
+          <w:numId w:val="1530"/>
+        </w:numPr>
+      </w:pPr>
+      <w:r>
+        <w:t xml:space="preserve">Ensure cooldown logic applies before cohort count and before campaign build.</w:t>
+      </w:r>
+    </w:p>
+    <w:p>
+      <w:pPr>
+        <w:pStyle w:val="Compact"/>
+        <w:numPr>
+          <w:ilvl w:val="0"/>
+          <w:numId w:val="1531"/>
+        </w:numPr>
+      </w:pPr>
+      <w:r>
+        <w:t xml:space="preserve">Verify no cohort can re-contact opted-out, DNC, suppressed, or too-recent leads.</w:t>
+      </w:r>
+    </w:p>
+    <w:bookmarkEnd w:id="74"/>
+    <w:bookmarkStart w:id="75" w:name="two-layer-send-caps"/>
+    <w:p>
+      <w:pPr>
+        <w:pStyle w:val="Heading3"/>
+      </w:pPr>
+      <w:r>
+        <w:t xml:space="preserve">Two-layer send caps</w:t>
+      </w:r>
+    </w:p>
+    <w:p>
+      <w:pPr>
+        <w:pStyle w:val="Compact"/>
+        <w:numPr>
+          <w:ilvl w:val="0"/>
+          <w:numId w:val="1532"/>
+        </w:numPr>
+      </w:pPr>
+      <w:r>
+        <w:t xml:space="preserve">Enforce per-campaign cap server-side for AI cohort build:</w:t>
+      </w:r>
+    </w:p>
+    <w:p>
+      <w:pPr>
+        <w:pStyle w:val="Compact"/>
+        <w:numPr>
+          <w:ilvl w:val="1"/>
+          <w:numId w:val="1533"/>
+        </w:numPr>
+      </w:pPr>
+      <w:r>
+        <w:t xml:space="preserve">rep: 500;</w:t>
+      </w:r>
+    </w:p>
+    <w:p>
+      <w:pPr>
+        <w:pStyle w:val="Compact"/>
+        <w:numPr>
+          <w:ilvl w:val="1"/>
+          <w:numId w:val="1533"/>
+        </w:numPr>
+      </w:pPr>
+      <w:r>
         <w:t xml:space="preserve">admin: 3000.</w:t>
       </w:r>
     </w:p>
@@ -12036,11 +12316,11 @@
         <w:pStyle w:val="Compact"/>
         <w:numPr>
           <w:ilvl w:val="0"/>
-          <w:numId w:val="1523"/>
-        </w:numPr>
-      </w:pPr>
-      <w:r>
-        <w:t xml:space="preserve">Enforce rolling 24-hour daily total cap server-side:</w:t>
+          <w:numId w:val="1534"/>
+        </w:numPr>
+      </w:pPr>
+      <w:r>
+        <w:t xml:space="preserve">Enforce rolling 24-hour daily total cap server-side for AI cohort build:</w:t>
       </w:r>
     </w:p>
     <w:p>
@@ -12048,7 +12328,7 @@
         <w:pStyle w:val="Compact"/>
         <w:numPr>
           <w:ilvl w:val="1"/>
-          <w:numId w:val="1524"/>
+          <w:numId w:val="1535"/>
         </w:numPr>
       </w:pPr>
       <w:r>
@@ -12060,7 +12340,7 @@
         <w:pStyle w:val="Compact"/>
         <w:numPr>
           <w:ilvl w:val="1"/>
-          <w:numId w:val="1524"/>
+          <w:numId w:val="1535"/>
         </w:numPr>
       </w:pPr>
       <w:r>
@@ -12072,7 +12352,7 @@
         <w:pStyle w:val="Compact"/>
         <w:numPr>
           <w:ilvl w:val="0"/>
-          <w:numId w:val="1525"/>
+          <w:numId w:val="1536"/>
         </w:numPr>
       </w:pPr>
       <w:r>
@@ -12084,7 +12364,7 @@
         <w:pStyle w:val="Compact"/>
         <w:numPr>
           <w:ilvl w:val="0"/>
-          <w:numId w:val="1526"/>
+          <w:numId w:val="1537"/>
         </w:numPr>
       </w:pPr>
       <w:r>
@@ -12096,7 +12376,7 @@
         <w:pStyle w:val="Compact"/>
         <w:numPr>
           <w:ilvl w:val="0"/>
-          <w:numId w:val="1527"/>
+          <w:numId w:val="1538"/>
         </w:numPr>
       </w:pPr>
       <w:r>
@@ -12108,15 +12388,15 @@
         <w:pStyle w:val="Compact"/>
         <w:numPr>
           <w:ilvl w:val="0"/>
-          <w:numId w:val="1528"/>
+          <w:numId w:val="1539"/>
         </w:numPr>
       </w:pPr>
       <w:r>
         <w:t xml:space="preserve">Cohort card lead count reflects current remaining capacity at render/build time.</w:t>
       </w:r>
     </w:p>
-    <w:bookmarkEnd w:id="74"/>
-    <w:bookmarkStart w:id="75" w:name="ai-reasoning-and-cron"/>
+    <w:bookmarkEnd w:id="75"/>
+    <w:bookmarkStart w:id="76" w:name="ai-reasoning-and-cron"/>
     <w:p>
       <w:pPr>
         <w:pStyle w:val="Heading3"/>
@@ -12130,7 +12410,7 @@
         <w:pStyle w:val="Compact"/>
         <w:numPr>
           <w:ilvl w:val="0"/>
-          <w:numId w:val="1529"/>
+          <w:numId w:val="1540"/>
         </w:numPr>
       </w:pPr>
       <w:r>
@@ -12142,7 +12422,7 @@
         <w:pStyle w:val="Compact"/>
         <w:numPr>
           <w:ilvl w:val="0"/>
-          <w:numId w:val="1530"/>
+          <w:numId w:val="1541"/>
         </w:numPr>
       </w:pPr>
       <w:r>
@@ -12154,7 +12434,7 @@
         <w:pStyle w:val="Compact"/>
         <w:numPr>
           <w:ilvl w:val="0"/>
-          <w:numId w:val="1531"/>
+          <w:numId w:val="1542"/>
         </w:numPr>
       </w:pPr>
       <w:r>
@@ -12166,7 +12446,7 @@
         <w:pStyle w:val="Compact"/>
         <w:numPr>
           <w:ilvl w:val="0"/>
-          <w:numId w:val="1532"/>
+          <w:numId w:val="1543"/>
         </w:numPr>
       </w:pPr>
       <w:r>
@@ -12178,7 +12458,7 @@
         <w:pStyle w:val="Compact"/>
         <w:numPr>
           <w:ilvl w:val="0"/>
-          <w:numId w:val="1533"/>
+          <w:numId w:val="1544"/>
         </w:numPr>
       </w:pPr>
       <w:r>
@@ -12190,7 +12470,7 @@
         <w:pStyle w:val="Compact"/>
         <w:numPr>
           <w:ilvl w:val="0"/>
-          <w:numId w:val="1534"/>
+          <w:numId w:val="1545"/>
         </w:numPr>
       </w:pPr>
       <w:r>
@@ -12202,7 +12482,7 @@
         <w:pStyle w:val="Compact"/>
         <w:numPr>
           <w:ilvl w:val="0"/>
-          <w:numId w:val="1535"/>
+          <w:numId w:val="1546"/>
         </w:numPr>
       </w:pPr>
       <w:r>
@@ -12214,7 +12494,7 @@
         <w:pStyle w:val="Compact"/>
         <w:numPr>
           <w:ilvl w:val="0"/>
-          <w:numId w:val="1536"/>
+          <w:numId w:val="1547"/>
         </w:numPr>
       </w:pPr>
       <w:r>
@@ -12226,15 +12506,15 @@
         <w:pStyle w:val="Compact"/>
         <w:numPr>
           <w:ilvl w:val="0"/>
-          <w:numId w:val="1537"/>
+          <w:numId w:val="1548"/>
         </w:numPr>
       </w:pPr>
       <w:r>
         <w:t xml:space="preserve">Log failures per user/cohort without breaking other cohorts.</w:t>
       </w:r>
     </w:p>
-    <w:bookmarkEnd w:id="75"/>
-    <w:bookmarkStart w:id="76" w:name="ui-1"/>
+    <w:bookmarkEnd w:id="76"/>
+    <w:bookmarkStart w:id="77" w:name="ui-1"/>
     <w:p>
       <w:pPr>
         <w:pStyle w:val="Heading3"/>
@@ -12248,7 +12528,7 @@
         <w:pStyle w:val="Compact"/>
         <w:numPr>
           <w:ilvl w:val="0"/>
-          <w:numId w:val="1538"/>
+          <w:numId w:val="1549"/>
         </w:numPr>
       </w:pPr>
       <w:r>
@@ -12260,7 +12540,7 @@
         <w:pStyle w:val="Compact"/>
         <w:numPr>
           <w:ilvl w:val="0"/>
-          <w:numId w:val="1539"/>
+          <w:numId w:val="1550"/>
         </w:numPr>
       </w:pPr>
       <w:r>
@@ -12272,7 +12552,7 @@
         <w:pStyle w:val="Compact"/>
         <w:numPr>
           <w:ilvl w:val="0"/>
-          <w:numId w:val="1540"/>
+          <w:numId w:val="1551"/>
         </w:numPr>
       </w:pPr>
       <w:r>
@@ -12284,7 +12564,7 @@
         <w:pStyle w:val="Compact"/>
         <w:numPr>
           <w:ilvl w:val="0"/>
-          <w:numId w:val="1541"/>
+          <w:numId w:val="1552"/>
         </w:numPr>
       </w:pPr>
       <w:r>
@@ -12296,7 +12576,7 @@
         <w:pStyle w:val="Compact"/>
         <w:numPr>
           <w:ilvl w:val="0"/>
-          <w:numId w:val="1542"/>
+          <w:numId w:val="1553"/>
         </w:numPr>
       </w:pPr>
       <w:r>
@@ -12308,7 +12588,7 @@
         <w:pStyle w:val="Compact"/>
         <w:numPr>
           <w:ilvl w:val="0"/>
-          <w:numId w:val="1543"/>
+          <w:numId w:val="1554"/>
         </w:numPr>
       </w:pPr>
       <w:r>
@@ -12320,7 +12600,7 @@
         <w:pStyle w:val="Compact"/>
         <w:numPr>
           <w:ilvl w:val="0"/>
-          <w:numId w:val="1544"/>
+          <w:numId w:val="1555"/>
         </w:numPr>
       </w:pPr>
       <w:r>
@@ -12332,7 +12612,7 @@
         <w:pStyle w:val="Compact"/>
         <w:numPr>
           <w:ilvl w:val="0"/>
-          <w:numId w:val="1545"/>
+          <w:numId w:val="1556"/>
         </w:numPr>
       </w:pPr>
       <w:r>
@@ -12344,7 +12624,7 @@
         <w:pStyle w:val="Compact"/>
         <w:numPr>
           <w:ilvl w:val="0"/>
-          <w:numId w:val="1546"/>
+          <w:numId w:val="1557"/>
         </w:numPr>
       </w:pPr>
       <w:r>
@@ -12356,7 +12636,7 @@
         <w:pStyle w:val="Compact"/>
         <w:numPr>
           <w:ilvl w:val="0"/>
-          <w:numId w:val="1547"/>
+          <w:numId w:val="1558"/>
         </w:numPr>
       </w:pPr>
       <w:r>
@@ -12383,7 +12663,7 @@
         <w:pStyle w:val="Compact"/>
         <w:numPr>
           <w:ilvl w:val="0"/>
-          <w:numId w:val="1548"/>
+          <w:numId w:val="1559"/>
         </w:numPr>
       </w:pPr>
       <w:r>
@@ -12404,15 +12684,15 @@
         <w:pStyle w:val="Compact"/>
         <w:numPr>
           <w:ilvl w:val="0"/>
-          <w:numId w:val="1549"/>
+          <w:numId w:val="1560"/>
         </w:numPr>
       </w:pPr>
       <w:r>
         <w:t xml:space="preserve">Existing campaign actions still work: rerun/refresh, start, pause, delete where allowed.</w:t>
       </w:r>
     </w:p>
-    <w:bookmarkEnd w:id="76"/>
-    <w:bookmarkStart w:id="77" w:name="backendapi"/>
+    <w:bookmarkEnd w:id="77"/>
+    <w:bookmarkStart w:id="78" w:name="backendapi"/>
     <w:p>
       <w:pPr>
         <w:pStyle w:val="Heading3"/>
@@ -12426,7 +12706,7 @@
         <w:pStyle w:val="Compact"/>
         <w:numPr>
           <w:ilvl w:val="0"/>
-          <w:numId w:val="1550"/>
+          <w:numId w:val="1561"/>
         </w:numPr>
       </w:pPr>
       <w:r>
@@ -12438,7 +12718,7 @@
         <w:pStyle w:val="Compact"/>
         <w:numPr>
           <w:ilvl w:val="0"/>
-          <w:numId w:val="1551"/>
+          <w:numId w:val="1562"/>
         </w:numPr>
       </w:pPr>
       <w:r>
@@ -12450,7 +12730,7 @@
         <w:pStyle w:val="Compact"/>
         <w:numPr>
           <w:ilvl w:val="0"/>
-          <w:numId w:val="1552"/>
+          <w:numId w:val="1563"/>
         </w:numPr>
       </w:pPr>
       <w:r>
@@ -12462,7 +12742,7 @@
         <w:pStyle w:val="Compact"/>
         <w:numPr>
           <w:ilvl w:val="0"/>
-          <w:numId w:val="1553"/>
+          <w:numId w:val="1564"/>
         </w:numPr>
       </w:pPr>
       <w:r>
@@ -12474,7 +12754,7 @@
         <w:pStyle w:val="Compact"/>
         <w:numPr>
           <w:ilvl w:val="0"/>
-          <w:numId w:val="1554"/>
+          <w:numId w:val="1565"/>
         </w:numPr>
       </w:pPr>
       <w:r>
@@ -12486,7 +12766,7 @@
         <w:pStyle w:val="Compact"/>
         <w:numPr>
           <w:ilvl w:val="0"/>
-          <w:numId w:val="1555"/>
+          <w:numId w:val="1566"/>
         </w:numPr>
       </w:pPr>
       <w:r>
@@ -12498,7 +12778,7 @@
         <w:pStyle w:val="Compact"/>
         <w:numPr>
           <w:ilvl w:val="0"/>
-          <w:numId w:val="1556"/>
+          <w:numId w:val="1567"/>
         </w:numPr>
       </w:pPr>
       <w:r>
@@ -12510,15 +12790,15 @@
         <w:pStyle w:val="Compact"/>
         <w:numPr>
           <w:ilvl w:val="0"/>
-          <w:numId w:val="1557"/>
+          <w:numId w:val="1568"/>
         </w:numPr>
       </w:pPr>
       <w:r>
         <w:t xml:space="preserve">AI Retarget is upstream recommendation only; no auto-send.</w:t>
       </w:r>
     </w:p>
-    <w:bookmarkEnd w:id="77"/>
-    <w:bookmarkStart w:id="78" w:name="m2.3-testing-gate"/>
+    <w:bookmarkEnd w:id="78"/>
+    <w:bookmarkStart w:id="79" w:name="m2.3-testing-gate"/>
     <w:p>
       <w:pPr>
         <w:pStyle w:val="Heading3"/>
@@ -12532,31 +12812,31 @@
         <w:pStyle w:val="Compact"/>
         <w:numPr>
           <w:ilvl w:val="0"/>
-          <w:numId w:val="1558"/>
-        </w:numPr>
-      </w:pPr>
-      <w:r>
-        <w:t xml:space="preserve">Admin sees all 3 AI Retarget cohorts.</w:t>
-      </w:r>
-    </w:p>
-    <w:p>
-      <w:pPr>
-        <w:pStyle w:val="Compact"/>
-        <w:numPr>
-          <w:ilvl w:val="0"/>
-          <w:numId w:val="1559"/>
-        </w:numPr>
-      </w:pPr>
-      <w:r>
-        <w:t xml:space="preserve">Rep sees only allowed/scoped cohorts.</w:t>
-      </w:r>
-    </w:p>
-    <w:p>
-      <w:pPr>
-        <w:pStyle w:val="Compact"/>
-        <w:numPr>
-          <w:ilvl w:val="0"/>
-          <w:numId w:val="1560"/>
+          <w:numId w:val="1569"/>
+        </w:numPr>
+      </w:pPr>
+      <w:r>
+        <w:t xml:space="preserve">Admin sees all 3 AI Retarget cohorts in focused API test.</w:t>
+      </w:r>
+    </w:p>
+    <w:p>
+      <w:pPr>
+        <w:pStyle w:val="Compact"/>
+        <w:numPr>
+          <w:ilvl w:val="0"/>
+          <w:numId w:val="1570"/>
+        </w:numPr>
+      </w:pPr>
+      <w:r>
+        <w:t xml:space="preserve">Rep sees only allowed/scoped cohorts in focused API test.</w:t>
+      </w:r>
+    </w:p>
+    <w:p>
+      <w:pPr>
+        <w:pStyle w:val="Compact"/>
+        <w:numPr>
+          <w:ilvl w:val="0"/>
+          <w:numId w:val="1571"/>
         </w:numPr>
       </w:pPr>
       <w:r>
@@ -12568,19 +12848,19 @@
         <w:pStyle w:val="Compact"/>
         <w:numPr>
           <w:ilvl w:val="0"/>
-          <w:numId w:val="1561"/>
-        </w:numPr>
-      </w:pPr>
-      <w:r>
-        <w:t xml:space="preserve">Build Campaign flow tested.</w:t>
-      </w:r>
-    </w:p>
-    <w:p>
-      <w:pPr>
-        <w:pStyle w:val="Compact"/>
-        <w:numPr>
-          <w:ilvl w:val="0"/>
-          <w:numId w:val="1562"/>
+          <w:numId w:val="1572"/>
+        </w:numPr>
+      </w:pPr>
+      <w:r>
+        <w:t xml:space="preserve">Build Campaign flow tested in focused API test.</w:t>
+      </w:r>
+    </w:p>
+    <w:p>
+      <w:pPr>
+        <w:pStyle w:val="Compact"/>
+        <w:numPr>
+          <w:ilvl w:val="0"/>
+          <w:numId w:val="1573"/>
         </w:numPr>
       </w:pPr>
       <w:r>
@@ -12592,7 +12872,7 @@
         <w:pStyle w:val="Compact"/>
         <w:numPr>
           <w:ilvl w:val="0"/>
-          <w:numId w:val="1563"/>
+          <w:numId w:val="1574"/>
         </w:numPr>
       </w:pPr>
       <w:r>
@@ -12604,31 +12884,31 @@
         <w:pStyle w:val="Compact"/>
         <w:numPr>
           <w:ilvl w:val="0"/>
-          <w:numId w:val="1564"/>
-        </w:numPr>
-      </w:pPr>
-      <w:r>
-        <w:t xml:space="preserve">Cooldown/override warning verified.</w:t>
-      </w:r>
-    </w:p>
-    <w:p>
-      <w:pPr>
-        <w:pStyle w:val="Compact"/>
-        <w:numPr>
-          <w:ilvl w:val="0"/>
-          <w:numId w:val="1565"/>
-        </w:numPr>
-      </w:pPr>
-      <w:r>
-        <w:t xml:space="preserve">Compliance exclusions verified.</w:t>
-      </w:r>
-    </w:p>
-    <w:p>
-      <w:pPr>
-        <w:pStyle w:val="Compact"/>
-        <w:numPr>
-          <w:ilvl w:val="0"/>
-          <w:numId w:val="1566"/>
+          <w:numId w:val="1575"/>
+        </w:numPr>
+      </w:pPr>
+      <w:r>
+        <w:t xml:space="preserve">Cooldown/override warning verified in focused API test.</w:t>
+      </w:r>
+    </w:p>
+    <w:p>
+      <w:pPr>
+        <w:pStyle w:val="Compact"/>
+        <w:numPr>
+          <w:ilvl w:val="0"/>
+          <w:numId w:val="1576"/>
+        </w:numPr>
+      </w:pPr>
+      <w:r>
+        <w:t xml:space="preserve">Compliance exclusions verified by query constraints and focused build/list tests.</w:t>
+      </w:r>
+    </w:p>
+    <w:p>
+      <w:pPr>
+        <w:pStyle w:val="Compact"/>
+        <w:numPr>
+          <w:ilvl w:val="0"/>
+          <w:numId w:val="1577"/>
         </w:numPr>
       </w:pPr>
       <w:r>
@@ -12640,7 +12920,7 @@
         <w:pStyle w:val="Compact"/>
         <w:numPr>
           <w:ilvl w:val="0"/>
-          <w:numId w:val="1567"/>
+          <w:numId w:val="1578"/>
         </w:numPr>
       </w:pPr>
       <w:r>
@@ -12652,7 +12932,7 @@
         <w:pStyle w:val="Compact"/>
         <w:numPr>
           <w:ilvl w:val="0"/>
-          <w:numId w:val="1568"/>
+          <w:numId w:val="1579"/>
         </w:numPr>
       </w:pPr>
       <w:r>
@@ -12664,7 +12944,7 @@
         <w:pStyle w:val="Compact"/>
         <w:numPr>
           <w:ilvl w:val="0"/>
-          <w:numId w:val="1569"/>
+          <w:numId w:val="1580"/>
         </w:numPr>
       </w:pPr>
       <w:r>
@@ -12676,7 +12956,7 @@
         <w:pStyle w:val="Compact"/>
         <w:numPr>
           <w:ilvl w:val="0"/>
-          <w:numId w:val="1570"/>
+          <w:numId w:val="1581"/>
         </w:numPr>
       </w:pPr>
       <w:r>
@@ -12688,7 +12968,7 @@
         <w:pStyle w:val="Compact"/>
         <w:numPr>
           <w:ilvl w:val="0"/>
-          <w:numId w:val="1571"/>
+          <w:numId w:val="1582"/>
         </w:numPr>
       </w:pPr>
       <w:r>
@@ -12700,16 +12980,16 @@
         <w:pStyle w:val="Compact"/>
         <w:numPr>
           <w:ilvl w:val="0"/>
-          <w:numId w:val="1572"/>
+          <w:numId w:val="1583"/>
         </w:numPr>
       </w:pPr>
       <w:r>
         <w:t xml:space="preserve">Progress dashboard updated.</w:t>
       </w:r>
     </w:p>
-    <w:bookmarkEnd w:id="78"/>
     <w:bookmarkEnd w:id="79"/>
-    <w:bookmarkStart w:id="83" w:name="m2.4-m2-full-regression-and-release-gate"/>
+    <w:bookmarkEnd w:id="80"/>
+    <w:bookmarkStart w:id="84" w:name="m2.4-m2-full-regression-and-release-gate"/>
     <w:p>
       <w:pPr>
         <w:pStyle w:val="Heading2"/>
@@ -12718,7 +12998,7 @@
         <w:t xml:space="preserve">M2.4 — M2 Full Regression And Release Gate</w:t>
       </w:r>
     </w:p>
-    <w:bookmarkStart w:id="80" w:name="functional-regression-1"/>
+    <w:bookmarkStart w:id="81" w:name="functional-regression-1"/>
     <w:p>
       <w:pPr>
         <w:pStyle w:val="Heading3"/>
@@ -12732,7 +13012,7 @@
         <w:pStyle w:val="Compact"/>
         <w:numPr>
           <w:ilvl w:val="0"/>
-          <w:numId w:val="1573"/>
+          <w:numId w:val="1584"/>
         </w:numPr>
       </w:pPr>
       <w:r>
@@ -12744,7 +13024,7 @@
         <w:pStyle w:val="Compact"/>
         <w:numPr>
           <w:ilvl w:val="0"/>
-          <w:numId w:val="1574"/>
+          <w:numId w:val="1585"/>
         </w:numPr>
       </w:pPr>
       <w:r>
@@ -12756,7 +13036,7 @@
         <w:pStyle w:val="Compact"/>
         <w:numPr>
           <w:ilvl w:val="0"/>
-          <w:numId w:val="1575"/>
+          <w:numId w:val="1586"/>
         </w:numPr>
       </w:pPr>
       <w:r>
@@ -12768,7 +13048,7 @@
         <w:pStyle w:val="Compact"/>
         <w:numPr>
           <w:ilvl w:val="0"/>
-          <w:numId w:val="1576"/>
+          <w:numId w:val="1587"/>
         </w:numPr>
       </w:pPr>
       <w:r>
@@ -12780,7 +13060,7 @@
         <w:pStyle w:val="Compact"/>
         <w:numPr>
           <w:ilvl w:val="0"/>
-          <w:numId w:val="1577"/>
+          <w:numId w:val="1588"/>
         </w:numPr>
       </w:pPr>
       <w:r>
@@ -12792,7 +13072,7 @@
         <w:pStyle w:val="Compact"/>
         <w:numPr>
           <w:ilvl w:val="0"/>
-          <w:numId w:val="1578"/>
+          <w:numId w:val="1589"/>
         </w:numPr>
       </w:pPr>
       <w:r>
@@ -12804,7 +13084,7 @@
         <w:pStyle w:val="Compact"/>
         <w:numPr>
           <w:ilvl w:val="0"/>
-          <w:numId w:val="1579"/>
+          <w:numId w:val="1590"/>
         </w:numPr>
       </w:pPr>
       <w:r>
@@ -12816,7 +13096,7 @@
         <w:pStyle w:val="Compact"/>
         <w:numPr>
           <w:ilvl w:val="0"/>
-          <w:numId w:val="1580"/>
+          <w:numId w:val="1591"/>
         </w:numPr>
       </w:pPr>
       <w:r>
@@ -12828,7 +13108,7 @@
         <w:pStyle w:val="Compact"/>
         <w:numPr>
           <w:ilvl w:val="0"/>
-          <w:numId w:val="1581"/>
+          <w:numId w:val="1592"/>
         </w:numPr>
       </w:pPr>
       <w:r>
@@ -12840,7 +13120,7 @@
         <w:pStyle w:val="Compact"/>
         <w:numPr>
           <w:ilvl w:val="0"/>
-          <w:numId w:val="1582"/>
+          <w:numId w:val="1593"/>
         </w:numPr>
       </w:pPr>
       <w:r>
@@ -12852,7 +13132,7 @@
         <w:pStyle w:val="Compact"/>
         <w:numPr>
           <w:ilvl w:val="0"/>
-          <w:numId w:val="1583"/>
+          <w:numId w:val="1594"/>
         </w:numPr>
       </w:pPr>
       <w:r>
@@ -12864,7 +13144,7 @@
         <w:pStyle w:val="Compact"/>
         <w:numPr>
           <w:ilvl w:val="0"/>
-          <w:numId w:val="1584"/>
+          <w:numId w:val="1595"/>
         </w:numPr>
       </w:pPr>
       <w:r>
@@ -12876,7 +13156,7 @@
         <w:pStyle w:val="Compact"/>
         <w:numPr>
           <w:ilvl w:val="0"/>
-          <w:numId w:val="1585"/>
+          <w:numId w:val="1596"/>
         </w:numPr>
       </w:pPr>
       <w:r>
@@ -12898,8 +13178,8 @@
         <w:t xml:space="preserve">and test messages.</w:t>
       </w:r>
     </w:p>
-    <w:bookmarkEnd w:id="80"/>
-    <w:bookmarkStart w:id="81" w:name="visual-regression-1"/>
+    <w:bookmarkEnd w:id="81"/>
+    <w:bookmarkStart w:id="82" w:name="visual-regression-1"/>
     <w:p>
       <w:pPr>
         <w:pStyle w:val="Heading3"/>
@@ -12913,7 +13193,7 @@
         <w:pStyle w:val="Compact"/>
         <w:numPr>
           <w:ilvl w:val="0"/>
-          <w:numId w:val="1586"/>
+          <w:numId w:val="1597"/>
         </w:numPr>
       </w:pPr>
       <w:r>
@@ -12925,7 +13205,7 @@
         <w:pStyle w:val="Compact"/>
         <w:numPr>
           <w:ilvl w:val="0"/>
-          <w:numId w:val="1587"/>
+          <w:numId w:val="1598"/>
         </w:numPr>
       </w:pPr>
       <w:r>
@@ -12952,7 +13232,7 @@
         <w:pStyle w:val="Compact"/>
         <w:numPr>
           <w:ilvl w:val="0"/>
-          <w:numId w:val="1588"/>
+          <w:numId w:val="1599"/>
         </w:numPr>
       </w:pPr>
       <w:r>
@@ -12964,7 +13244,7 @@
         <w:pStyle w:val="Compact"/>
         <w:numPr>
           <w:ilvl w:val="0"/>
-          <w:numId w:val="1589"/>
+          <w:numId w:val="1600"/>
         </w:numPr>
       </w:pPr>
       <w:r>
@@ -12976,7 +13256,7 @@
         <w:pStyle w:val="Compact"/>
         <w:numPr>
           <w:ilvl w:val="0"/>
-          <w:numId w:val="1590"/>
+          <w:numId w:val="1601"/>
         </w:numPr>
       </w:pPr>
       <w:r>
@@ -12988,7 +13268,7 @@
         <w:pStyle w:val="Compact"/>
         <w:numPr>
           <w:ilvl w:val="0"/>
-          <w:numId w:val="1591"/>
+          <w:numId w:val="1602"/>
         </w:numPr>
       </w:pPr>
       <w:r>
@@ -13000,7 +13280,7 @@
         <w:pStyle w:val="Compact"/>
         <w:numPr>
           <w:ilvl w:val="0"/>
-          <w:numId w:val="1592"/>
+          <w:numId w:val="1603"/>
         </w:numPr>
       </w:pPr>
       <w:r>
@@ -13012,15 +13292,15 @@
         <w:pStyle w:val="Compact"/>
         <w:numPr>
           <w:ilvl w:val="0"/>
-          <w:numId w:val="1593"/>
+          <w:numId w:val="1604"/>
         </w:numPr>
       </w:pPr>
       <w:r>
         <w:t xml:space="preserve">No unreadable text if current styles fail; scoped style set added if needed.</w:t>
       </w:r>
     </w:p>
-    <w:bookmarkEnd w:id="81"/>
-    <w:bookmarkStart w:id="82" w:name="release-readiness-1"/>
+    <w:bookmarkEnd w:id="82"/>
+    <w:bookmarkStart w:id="83" w:name="release-readiness-1"/>
     <w:p>
       <w:pPr>
         <w:pStyle w:val="Heading3"/>
@@ -13034,7 +13314,7 @@
         <w:pStyle w:val="Compact"/>
         <w:numPr>
           <w:ilvl w:val="0"/>
-          <w:numId w:val="1594"/>
+          <w:numId w:val="1605"/>
         </w:numPr>
       </w:pPr>
       <w:r>
@@ -13046,7 +13326,7 @@
         <w:pStyle w:val="Compact"/>
         <w:numPr>
           <w:ilvl w:val="0"/>
-          <w:numId w:val="1595"/>
+          <w:numId w:val="1606"/>
         </w:numPr>
       </w:pPr>
       <w:r>
@@ -13058,7 +13338,7 @@
         <w:pStyle w:val="Compact"/>
         <w:numPr>
           <w:ilvl w:val="0"/>
-          <w:numId w:val="1596"/>
+          <w:numId w:val="1607"/>
         </w:numPr>
       </w:pPr>
       <w:r>
@@ -13070,7 +13350,7 @@
         <w:pStyle w:val="Compact"/>
         <w:numPr>
           <w:ilvl w:val="0"/>
-          <w:numId w:val="1597"/>
+          <w:numId w:val="1608"/>
         </w:numPr>
       </w:pPr>
       <w:r>
@@ -13082,7 +13362,7 @@
         <w:pStyle w:val="Compact"/>
         <w:numPr>
           <w:ilvl w:val="0"/>
-          <w:numId w:val="1598"/>
+          <w:numId w:val="1609"/>
         </w:numPr>
       </w:pPr>
       <w:r>
@@ -13094,7 +13374,7 @@
         <w:pStyle w:val="Compact"/>
         <w:numPr>
           <w:ilvl w:val="0"/>
-          <w:numId w:val="1599"/>
+          <w:numId w:val="1610"/>
         </w:numPr>
       </w:pPr>
       <w:r>
@@ -13106,7 +13386,7 @@
         <w:pStyle w:val="Compact"/>
         <w:numPr>
           <w:ilvl w:val="0"/>
-          <w:numId w:val="1600"/>
+          <w:numId w:val="1611"/>
         </w:numPr>
       </w:pPr>
       <w:r>
@@ -13118,7 +13398,7 @@
         <w:pStyle w:val="Compact"/>
         <w:numPr>
           <w:ilvl w:val="0"/>
-          <w:numId w:val="1601"/>
+          <w:numId w:val="1612"/>
         </w:numPr>
       </w:pPr>
       <w:r>
@@ -13130,16 +13410,16 @@
         <w:pStyle w:val="Compact"/>
         <w:numPr>
           <w:ilvl w:val="0"/>
-          <w:numId w:val="1602"/>
+          <w:numId w:val="1613"/>
         </w:numPr>
       </w:pPr>
       <w:r>
         <w:t xml:space="preserve">Progress dashboard updated to M2 complete only after all gates pass.</w:t>
       </w:r>
     </w:p>
-    <w:bookmarkEnd w:id="82"/>
     <w:bookmarkEnd w:id="83"/>
-    <w:bookmarkStart w:id="84" w:name="full-final-acceptance"/>
+    <w:bookmarkEnd w:id="84"/>
+    <w:bookmarkStart w:id="85" w:name="full-final-acceptance"/>
     <w:p>
       <w:pPr>
         <w:pStyle w:val="Heading2"/>
@@ -13153,7 +13433,7 @@
         <w:pStyle w:val="Compact"/>
         <w:numPr>
           <w:ilvl w:val="0"/>
-          <w:numId w:val="1603"/>
+          <w:numId w:val="1614"/>
         </w:numPr>
       </w:pPr>
       <w:r>
@@ -13165,7 +13445,7 @@
         <w:pStyle w:val="Compact"/>
         <w:numPr>
           <w:ilvl w:val="0"/>
-          <w:numId w:val="1604"/>
+          <w:numId w:val="1615"/>
         </w:numPr>
       </w:pPr>
       <w:r>
@@ -13177,7 +13457,7 @@
         <w:pStyle w:val="Compact"/>
         <w:numPr>
           <w:ilvl w:val="0"/>
-          <w:numId w:val="1605"/>
+          <w:numId w:val="1616"/>
         </w:numPr>
       </w:pPr>
       <w:r>
@@ -13189,7 +13469,7 @@
         <w:pStyle w:val="Compact"/>
         <w:numPr>
           <w:ilvl w:val="0"/>
-          <w:numId w:val="1606"/>
+          <w:numId w:val="1617"/>
         </w:numPr>
       </w:pPr>
       <w:r>
@@ -13201,7 +13481,7 @@
         <w:pStyle w:val="Compact"/>
         <w:numPr>
           <w:ilvl w:val="0"/>
-          <w:numId w:val="1607"/>
+          <w:numId w:val="1618"/>
         </w:numPr>
       </w:pPr>
       <w:r>
@@ -13213,7 +13493,7 @@
         <w:pStyle w:val="Compact"/>
         <w:numPr>
           <w:ilvl w:val="0"/>
-          <w:numId w:val="1608"/>
+          <w:numId w:val="1619"/>
         </w:numPr>
       </w:pPr>
       <w:r>
@@ -13225,7 +13505,7 @@
         <w:pStyle w:val="Compact"/>
         <w:numPr>
           <w:ilvl w:val="0"/>
-          <w:numId w:val="1609"/>
+          <w:numId w:val="1620"/>
         </w:numPr>
       </w:pPr>
       <w:r>
@@ -13237,7 +13517,7 @@
         <w:pStyle w:val="Compact"/>
         <w:numPr>
           <w:ilvl w:val="0"/>
-          <w:numId w:val="1610"/>
+          <w:numId w:val="1621"/>
         </w:numPr>
       </w:pPr>
       <w:r>
@@ -13249,7 +13529,7 @@
         <w:pStyle w:val="Compact"/>
         <w:numPr>
           <w:ilvl w:val="0"/>
-          <w:numId w:val="1611"/>
+          <w:numId w:val="1622"/>
         </w:numPr>
       </w:pPr>
       <w:r>
@@ -13261,7 +13541,7 @@
         <w:pStyle w:val="Compact"/>
         <w:numPr>
           <w:ilvl w:val="0"/>
-          <w:numId w:val="1612"/>
+          <w:numId w:val="1623"/>
         </w:numPr>
       </w:pPr>
       <w:r>
@@ -13273,15 +13553,15 @@
         <w:pStyle w:val="Compact"/>
         <w:numPr>
           <w:ilvl w:val="0"/>
-          <w:numId w:val="1613"/>
+          <w:numId w:val="1624"/>
         </w:numPr>
       </w:pPr>
       <w:r>
         <w:t xml:space="preserve">Final client-facing summary prepared with what changed, how it was tested, and what is intentionally out of scope.</w:t>
       </w:r>
     </w:p>
-    <w:bookmarkEnd w:id="84"/>
-    <w:bookmarkStart w:id="85" w:name="progress-update-log"/>
+    <w:bookmarkEnd w:id="85"/>
+    <w:bookmarkStart w:id="86" w:name="progress-update-log"/>
     <w:p>
       <w:pPr>
         <w:pStyle w:val="Heading2"/>
@@ -13424,8 +13704,8 @@
         </w:tc>
       </w:tr>
     </w:tbl>
-    <w:bookmarkEnd w:id="85"/>
     <w:bookmarkEnd w:id="86"/>
+    <w:bookmarkEnd w:id="87"/>
     <w:sectPr>
       <w:footnotePr>
         <w:numRestart w:val="eachSect"/>
@@ -15232,59 +15512,59 @@
     <w:abstractNumId w:val="993"/>
   </w:num>
   <w:num w:numId="1480">
-    <w:abstractNumId w:val="992"/>
+    <w:abstractNumId w:val="993"/>
   </w:num>
   <w:num w:numId="1481">
-    <w:abstractNumId w:val="992"/>
+    <w:abstractNumId w:val="993"/>
   </w:num>
   <w:num w:numId="1482">
-    <w:abstractNumId w:val="992"/>
+    <w:abstractNumId w:val="993"/>
   </w:num>
   <w:num w:numId="1483">
-    <w:abstractNumId w:val="992"/>
+    <w:abstractNumId w:val="993"/>
   </w:num>
   <w:num w:numId="1484">
-    <w:abstractNumId w:val="992"/>
+    <w:abstractNumId w:val="993"/>
   </w:num>
   <w:num w:numId="1485">
-    <w:abstractNumId w:val="992"/>
+    <w:abstractNumId w:val="993"/>
   </w:num>
   <w:num w:numId="1486">
+    <w:abstractNumId w:val="993"/>
+  </w:num>
+  <w:num w:numId="1487">
+    <w:abstractNumId w:val="993"/>
+  </w:num>
+  <w:num w:numId="1488">
+    <w:abstractNumId w:val="993"/>
+  </w:num>
+  <w:num w:numId="1489">
+    <w:abstractNumId w:val="993"/>
+  </w:num>
+  <w:num w:numId="1490">
+    <w:abstractNumId w:val="993"/>
+  </w:num>
+  <w:num w:numId="1491">
+    <w:abstractNumId w:val="993"/>
+  </w:num>
+  <w:num w:numId="1492">
+    <w:abstractNumId w:val="993"/>
+  </w:num>
+  <w:num w:numId="1493">
+    <w:abstractNumId w:val="993"/>
+  </w:num>
+  <w:num w:numId="1494">
+    <w:abstractNumId w:val="993"/>
+  </w:num>
+  <w:num w:numId="1495">
+    <w:abstractNumId w:val="993"/>
+  </w:num>
+  <w:num w:numId="1496">
+    <w:abstractNumId w:val="993"/>
+  </w:num>
+  <w:num w:numId="1497">
     <w:abstractNumId w:val="991"/>
   </w:num>
-  <w:num w:numId="1487">
-    <w:abstractNumId w:val="992"/>
-  </w:num>
-  <w:num w:numId="1488">
-    <w:abstractNumId w:val="992"/>
-  </w:num>
-  <w:num w:numId="1489">
-    <w:abstractNumId w:val="992"/>
-  </w:num>
-  <w:num w:numId="1490">
-    <w:abstractNumId w:val="992"/>
-  </w:num>
-  <w:num w:numId="1491">
-    <w:abstractNumId w:val="992"/>
-  </w:num>
-  <w:num w:numId="1492">
-    <w:abstractNumId w:val="992"/>
-  </w:num>
-  <w:num w:numId="1493">
-    <w:abstractNumId w:val="992"/>
-  </w:num>
-  <w:num w:numId="1494">
-    <w:abstractNumId w:val="992"/>
-  </w:num>
-  <w:num w:numId="1495">
-    <w:abstractNumId w:val="992"/>
-  </w:num>
-  <w:num w:numId="1496">
-    <w:abstractNumId w:val="992"/>
-  </w:num>
-  <w:num w:numId="1497">
-    <w:abstractNumId w:val="992"/>
-  </w:num>
   <w:num w:numId="1498">
     <w:abstractNumId w:val="992"/>
   </w:num>
@@ -15316,100 +15596,100 @@
     <w:abstractNumId w:val="992"/>
   </w:num>
   <w:num w:numId="1508">
+    <w:abstractNumId w:val="992"/>
+  </w:num>
+  <w:num w:numId="1509">
+    <w:abstractNumId w:val="992"/>
+  </w:num>
+  <w:num w:numId="1510">
+    <w:abstractNumId w:val="992"/>
+  </w:num>
+  <w:num w:numId="1511">
+    <w:abstractNumId w:val="992"/>
+  </w:num>
+  <w:num w:numId="1512">
+    <w:abstractNumId w:val="992"/>
+  </w:num>
+  <w:num w:numId="1513">
+    <w:abstractNumId w:val="992"/>
+  </w:num>
+  <w:num w:numId="1514">
+    <w:abstractNumId w:val="993"/>
+  </w:num>
+  <w:num w:numId="1515">
+    <w:abstractNumId w:val="993"/>
+  </w:num>
+  <w:num w:numId="1516">
+    <w:abstractNumId w:val="993"/>
+  </w:num>
+  <w:num w:numId="1517">
+    <w:abstractNumId w:val="993"/>
+  </w:num>
+  <w:num w:numId="1518">
+    <w:abstractNumId w:val="993"/>
+  </w:num>
+  <w:num w:numId="1519">
     <w:abstractNumId w:val="991"/>
   </w:num>
-  <w:num w:numId="1509">
-    <w:abstractNumId w:val="992"/>
-  </w:num>
-  <w:num w:numId="1510">
-    <w:abstractNumId w:val="992"/>
-  </w:num>
-  <w:num w:numId="1511">
-    <w:abstractNumId w:val="991"/>
-  </w:num>
-  <w:num w:numId="1512">
-    <w:abstractNumId w:val="992"/>
-  </w:num>
-  <w:num w:numId="1513">
-    <w:abstractNumId w:val="992"/>
-  </w:num>
-  <w:num w:numId="1514">
-    <w:abstractNumId w:val="992"/>
-  </w:num>
-  <w:num w:numId="1515">
-    <w:abstractNumId w:val="992"/>
-  </w:num>
-  <w:num w:numId="1516">
-    <w:abstractNumId w:val="992"/>
-  </w:num>
-  <w:num w:numId="1517">
-    <w:abstractNumId w:val="992"/>
-  </w:num>
-  <w:num w:numId="1518">
-    <w:abstractNumId w:val="992"/>
-  </w:num>
-  <w:num w:numId="1519">
-    <w:abstractNumId w:val="992"/>
-  </w:num>
   <w:num w:numId="1520">
-    <w:abstractNumId w:val="992"/>
+    <w:abstractNumId w:val="993"/>
   </w:num>
   <w:num w:numId="1521">
-    <w:abstractNumId w:val="992"/>
+    <w:abstractNumId w:val="993"/>
   </w:num>
   <w:num w:numId="1522">
     <w:abstractNumId w:val="991"/>
   </w:num>
   <w:num w:numId="1523">
-    <w:abstractNumId w:val="992"/>
+    <w:abstractNumId w:val="993"/>
   </w:num>
   <w:num w:numId="1524">
+    <w:abstractNumId w:val="993"/>
+  </w:num>
+  <w:num w:numId="1525">
+    <w:abstractNumId w:val="993"/>
+  </w:num>
+  <w:num w:numId="1526">
+    <w:abstractNumId w:val="993"/>
+  </w:num>
+  <w:num w:numId="1527">
+    <w:abstractNumId w:val="993"/>
+  </w:num>
+  <w:num w:numId="1528">
+    <w:abstractNumId w:val="993"/>
+  </w:num>
+  <w:num w:numId="1529">
+    <w:abstractNumId w:val="993"/>
+  </w:num>
+  <w:num w:numId="1530">
+    <w:abstractNumId w:val="993"/>
+  </w:num>
+  <w:num w:numId="1531">
+    <w:abstractNumId w:val="993"/>
+  </w:num>
+  <w:num w:numId="1532">
+    <w:abstractNumId w:val="993"/>
+  </w:num>
+  <w:num w:numId="1533">
     <w:abstractNumId w:val="991"/>
   </w:num>
-  <w:num w:numId="1525">
-    <w:abstractNumId w:val="992"/>
-  </w:num>
-  <w:num w:numId="1526">
-    <w:abstractNumId w:val="992"/>
-  </w:num>
-  <w:num w:numId="1527">
-    <w:abstractNumId w:val="992"/>
-  </w:num>
-  <w:num w:numId="1528">
-    <w:abstractNumId w:val="992"/>
-  </w:num>
-  <w:num w:numId="1529">
-    <w:abstractNumId w:val="992"/>
-  </w:num>
-  <w:num w:numId="1530">
-    <w:abstractNumId w:val="992"/>
-  </w:num>
-  <w:num w:numId="1531">
-    <w:abstractNumId w:val="992"/>
-  </w:num>
-  <w:num w:numId="1532">
-    <w:abstractNumId w:val="992"/>
-  </w:num>
-  <w:num w:numId="1533">
-    <w:abstractNumId w:val="992"/>
-  </w:num>
   <w:num w:numId="1534">
-    <w:abstractNumId w:val="992"/>
+    <w:abstractNumId w:val="993"/>
   </w:num>
   <w:num w:numId="1535">
-    <w:abstractNumId w:val="992"/>
+    <w:abstractNumId w:val="991"/>
   </w:num>
   <w:num w:numId="1536">
-    <w:abstractNumId w:val="992"/>
+    <w:abstractNumId w:val="993"/>
   </w:num>
   <w:num w:numId="1537">
     <w:abstractNumId w:val="992"/>
   </w:num>
   <w:num w:numId="1538">
-    <w:abstractNumId w:val="992"/>
+    <w:abstractNumId w:val="993"/>
   </w:num>
   <w:num w:numId="1539">
-    <w:abstractNumId w:val="992"/>
+    <w:abstractNumId w:val="993"/>
   </w:num>
   <w:num w:numId="1540">
     <w:abstractNumId w:val="992"/>
@@ -15418,7 +15698,7 @@
     <w:abstractNumId w:val="992"/>
   </w:num>
   <w:num w:numId="1542">
-    <w:abstractNumId w:val="992"/>
+    <w:abstractNumId w:val="993"/>
   </w:num>
   <w:num w:numId="1543">
     <w:abstractNumId w:val="992"/>
@@ -15439,76 +15719,76 @@
     <w:abstractNumId w:val="992"/>
   </w:num>
   <w:num w:numId="1549">
-    <w:abstractNumId w:val="992"/>
+    <w:abstractNumId w:val="993"/>
   </w:num>
   <w:num w:numId="1550">
-    <w:abstractNumId w:val="992"/>
+    <w:abstractNumId w:val="993"/>
   </w:num>
   <w:num w:numId="1551">
-    <w:abstractNumId w:val="992"/>
+    <w:abstractNumId w:val="993"/>
   </w:num>
   <w:num w:numId="1552">
-    <w:abstractNumId w:val="992"/>
+    <w:abstractNumId w:val="993"/>
   </w:num>
   <w:num w:numId="1553">
-    <w:abstractNumId w:val="992"/>
+    <w:abstractNumId w:val="993"/>
   </w:num>
   <w:num w:numId="1554">
-    <w:abstractNumId w:val="992"/>
+    <w:abstractNumId w:val="993"/>
   </w:num>
   <w:num w:numId="1555">
-    <w:abstractNumId w:val="992"/>
+    <w:abstractNumId w:val="993"/>
   </w:num>
   <w:num w:numId="1556">
     <w:abstractNumId w:val="992"/>
   </w:num>
   <w:num w:numId="1557">
-    <w:abstractNumId w:val="992"/>
+    <w:abstractNumId w:val="993"/>
   </w:num>
   <w:num w:numId="1558">
-    <w:abstractNumId w:val="992"/>
+    <w:abstractNumId w:val="993"/>
   </w:num>
   <w:num w:numId="1559">
-    <w:abstractNumId w:val="992"/>
+    <w:abstractNumId w:val="993"/>
   </w:num>
   <w:num w:numId="1560">
     <w:abstractNumId w:val="992"/>
   </w:num>
   <w:num w:numId="1561">
-    <w:abstractNumId w:val="992"/>
+    <w:abstractNumId w:val="993"/>
   </w:num>
   <w:num w:numId="1562">
-    <w:abstractNumId w:val="992"/>
+    <w:abstractNumId w:val="993"/>
   </w:num>
   <w:num w:numId="1563">
-    <w:abstractNumId w:val="992"/>
+    <w:abstractNumId w:val="993"/>
   </w:num>
   <w:num w:numId="1564">
     <w:abstractNumId w:val="992"/>
   </w:num>
   <w:num w:numId="1565">
-    <w:abstractNumId w:val="992"/>
+    <w:abstractNumId w:val="993"/>
   </w:num>
   <w:num w:numId="1566">
-    <w:abstractNumId w:val="992"/>
+    <w:abstractNumId w:val="993"/>
   </w:num>
   <w:num w:numId="1567">
-    <w:abstractNumId w:val="992"/>
+    <w:abstractNumId w:val="993"/>
   </w:num>
   <w:num w:numId="1568">
-    <w:abstractNumId w:val="992"/>
+    <w:abstractNumId w:val="993"/>
   </w:num>
   <w:num w:numId="1569">
-    <w:abstractNumId w:val="992"/>
+    <w:abstractNumId w:val="993"/>
   </w:num>
   <w:num w:numId="1570">
-    <w:abstractNumId w:val="992"/>
+    <w:abstractNumId w:val="993"/>
   </w:num>
   <w:num w:numId="1571">
     <w:abstractNumId w:val="992"/>
   </w:num>
   <w:num w:numId="1572">
-    <w:abstractNumId w:val="992"/>
+    <w:abstractNumId w:val="993"/>
   </w:num>
   <w:num w:numId="1573">
     <w:abstractNumId w:val="992"/>
@@ -15517,10 +15797,10 @@
     <w:abstractNumId w:val="992"/>
   </w:num>
   <w:num w:numId="1575">
-    <w:abstractNumId w:val="992"/>
+    <w:abstractNumId w:val="993"/>
   </w:num>
   <w:num w:numId="1576">
-    <w:abstractNumId w:val="992"/>
+    <w:abstractNumId w:val="993"/>
   </w:num>
   <w:num w:numId="1577">
     <w:abstractNumId w:val="992"/>
@@ -15541,7 +15821,7 @@
     <w:abstractNumId w:val="992"/>
   </w:num>
   <w:num w:numId="1583">
-    <w:abstractNumId w:val="992"/>
+    <w:abstractNumId w:val="993"/>
   </w:num>
   <w:num w:numId="1584">
     <w:abstractNumId w:val="992"/>
@@ -15631,6 +15911,39 @@
     <w:abstractNumId w:val="992"/>
   </w:num>
   <w:num w:numId="1613">
+    <w:abstractNumId w:val="992"/>
+  </w:num>
+  <w:num w:numId="1614">
+    <w:abstractNumId w:val="992"/>
+  </w:num>
+  <w:num w:numId="1615">
+    <w:abstractNumId w:val="992"/>
+  </w:num>
+  <w:num w:numId="1616">
+    <w:abstractNumId w:val="992"/>
+  </w:num>
+  <w:num w:numId="1617">
+    <w:abstractNumId w:val="992"/>
+  </w:num>
+  <w:num w:numId="1618">
+    <w:abstractNumId w:val="992"/>
+  </w:num>
+  <w:num w:numId="1619">
+    <w:abstractNumId w:val="992"/>
+  </w:num>
+  <w:num w:numId="1620">
+    <w:abstractNumId w:val="992"/>
+  </w:num>
+  <w:num w:numId="1621">
+    <w:abstractNumId w:val="992"/>
+  </w:num>
+  <w:num w:numId="1622">
+    <w:abstractNumId w:val="992"/>
+  </w:num>
+  <w:num w:numId="1623">
+    <w:abstractNumId w:val="992"/>
+  </w:num>
+  <w:num w:numId="1624">
     <w:abstractNumId w:val="992"/>
   </w:num>
 </w:numbering>

--- a/MASTER_M1_M2_DELIVERY_CHECKLIST.docx
+++ b/MASTER_M1_M2_DELIVERY_CHECKLIST.docx
@@ -81,10 +81,10 @@
         <w:tblLook w:firstRow="1" w:lastRow="0" w:firstColumn="0" w:lastColumn="0" w:noHBand="0" w:noVBand="0" w:val="0020"/>
       </w:tblPr>
       <w:tblGrid>
-        <w:gridCol w:w="2465"/>
-        <w:gridCol w:w="419"/>
-        <w:gridCol w:w="524"/>
-        <w:gridCol w:w="4510"/>
+        <w:gridCol w:w="2355"/>
+        <w:gridCol w:w="401"/>
+        <w:gridCol w:w="501"/>
+        <w:gridCol w:w="4661"/>
       </w:tblGrid>
       <w:tr>
         <w:trPr>
@@ -601,7 +601,7 @@
               <w:jc w:val="right"/>
             </w:pPr>
             <w:r>
-              <w:t xml:space="preserve">4%</w:t>
+              <w:t xml:space="preserve">5%</w:t>
             </w:r>
           </w:p>
         </w:tc>
@@ -612,7 +612,7 @@
               <w:pStyle w:val="Compact"/>
             </w:pPr>
             <w:r>
-              <w:t xml:space="preserve">Live cohort API/UI/build-draft foundation + focused tests/build passed; DB/cron/pixel pending</w:t>
+              <w:t xml:space="preserve">Live cohort API/UI/build-draft foundation + cap tests/build passed; DB/cron/pixel pending</w:t>
             </w:r>
           </w:p>
         </w:tc>
@@ -709,7 +709,7 @@
                 <w:b/>
                 <w:bCs/>
               </w:rPr>
-              <w:t xml:space="preserve">56%</w:t>
+              <w:t xml:space="preserve">57%</w:t>
             </w:r>
           </w:p>
         </w:tc>
@@ -724,7 +724,7 @@
                 <w:b/>
                 <w:bCs/>
               </w:rPr>
-              <w:t xml:space="preserve">M2.3 AI Retarget foundation added; browser smoke and release gates remain</w:t>
+              <w:t xml:space="preserve">M2.3 AI Retarget cap coverage added; browser smoke and release gates remain</w:t>
             </w:r>
           </w:p>
         </w:tc>
@@ -11493,6 +11493,45 @@
         <w:t xml:space="preserve">Targeted ESLint passed with 0 errors and existing warning debt only.</w:t>
       </w:r>
     </w:p>
+    <w:p>
+      <w:pPr>
+        <w:pStyle w:val="Compact"/>
+        <w:numPr>
+          <w:ilvl w:val="0"/>
+          <w:numId w:val="1491"/>
+        </w:numPr>
+      </w:pPr>
+      <w:r>
+        <w:t xml:space="preserve">Cap edge coverage added: REP per-campaign trim to 500 and rolling 24h daily cap exhaustion error with requested/cap/dailyUsed/remaining details.</w:t>
+      </w:r>
+    </w:p>
+    <w:p>
+      <w:pPr>
+        <w:pStyle w:val="Compact"/>
+        <w:numPr>
+          <w:ilvl w:val="0"/>
+          <w:numId w:val="1492"/>
+        </w:numPr>
+      </w:pPr>
+      <w:r>
+        <w:t xml:space="preserve">Validation passed:</w:t>
+      </w:r>
+      <w:r>
+        <w:t xml:space="preserve"> </w:t>
+      </w:r>
+      <w:r>
+        <w:rPr>
+          <w:rStyle w:val="VerbatimChar"/>
+        </w:rPr>
+        <w:t xml:space="preserve">cd server &amp;&amp; npx vitest run tests/campaignAiCohorts.test.ts</w:t>
+      </w:r>
+      <w:r>
+        <w:t xml:space="preserve"> </w:t>
+      </w:r>
+      <w:r>
+        <w:t xml:space="preserve">— 5/5 passed after cap tests; server build passed.</w:t>
+      </w:r>
+    </w:p>
     <w:bookmarkEnd w:id="70"/>
     <w:bookmarkStart w:id="71" w:name="scope-lock-for-ai-retarget"/>
     <w:p>
@@ -11508,7 +11547,7 @@
         <w:pStyle w:val="Compact"/>
         <w:numPr>
           <w:ilvl w:val="0"/>
-          <w:numId w:val="1491"/>
+          <w:numId w:val="1493"/>
         </w:numPr>
       </w:pPr>
       <w:r>
@@ -11520,7 +11559,7 @@
         <w:pStyle w:val="Compact"/>
         <w:numPr>
           <w:ilvl w:val="0"/>
-          <w:numId w:val="1492"/>
+          <w:numId w:val="1494"/>
         </w:numPr>
       </w:pPr>
       <w:r>
@@ -11532,7 +11571,7 @@
         <w:pStyle w:val="Compact"/>
         <w:numPr>
           <w:ilvl w:val="0"/>
-          <w:numId w:val="1493"/>
+          <w:numId w:val="1495"/>
         </w:numPr>
       </w:pPr>
       <w:r>
@@ -11544,7 +11583,7 @@
         <w:pStyle w:val="Compact"/>
         <w:numPr>
           <w:ilvl w:val="0"/>
-          <w:numId w:val="1494"/>
+          <w:numId w:val="1496"/>
         </w:numPr>
       </w:pPr>
       <w:r>
@@ -11556,7 +11595,7 @@
         <w:pStyle w:val="Compact"/>
         <w:numPr>
           <w:ilvl w:val="0"/>
-          <w:numId w:val="1495"/>
+          <w:numId w:val="1497"/>
         </w:numPr>
       </w:pPr>
       <w:r>
@@ -11568,7 +11607,7 @@
         <w:pStyle w:val="Compact"/>
         <w:numPr>
           <w:ilvl w:val="0"/>
-          <w:numId w:val="1496"/>
+          <w:numId w:val="1498"/>
         </w:numPr>
       </w:pPr>
       <w:r>
@@ -11580,7 +11619,7 @@
         <w:pStyle w:val="Compact"/>
         <w:numPr>
           <w:ilvl w:val="1"/>
-          <w:numId w:val="1497"/>
+          <w:numId w:val="1499"/>
         </w:numPr>
       </w:pPr>
       <w:r>
@@ -11607,7 +11646,7 @@
         <w:pStyle w:val="Compact"/>
         <w:numPr>
           <w:ilvl w:val="1"/>
-          <w:numId w:val="1497"/>
+          <w:numId w:val="1499"/>
         </w:numPr>
       </w:pPr>
       <w:r>
@@ -11644,7 +11683,7 @@
         <w:pStyle w:val="Compact"/>
         <w:numPr>
           <w:ilvl w:val="0"/>
-          <w:numId w:val="1498"/>
+          <w:numId w:val="1500"/>
         </w:numPr>
       </w:pPr>
       <w:r>
@@ -11686,7 +11725,7 @@
         <w:pStyle w:val="Compact"/>
         <w:numPr>
           <w:ilvl w:val="0"/>
-          <w:numId w:val="1499"/>
+          <w:numId w:val="1501"/>
         </w:numPr>
       </w:pPr>
       <w:r>
@@ -11710,7 +11749,7 @@
         <w:pStyle w:val="Compact"/>
         <w:numPr>
           <w:ilvl w:val="0"/>
-          <w:numId w:val="1500"/>
+          <w:numId w:val="1502"/>
         </w:numPr>
       </w:pPr>
       <w:r>
@@ -11734,7 +11773,7 @@
         <w:pStyle w:val="Compact"/>
         <w:numPr>
           <w:ilvl w:val="0"/>
-          <w:numId w:val="1501"/>
+          <w:numId w:val="1503"/>
         </w:numPr>
       </w:pPr>
       <w:r>
@@ -11746,7 +11785,7 @@
         <w:pStyle w:val="Compact"/>
         <w:numPr>
           <w:ilvl w:val="0"/>
-          <w:numId w:val="1502"/>
+          <w:numId w:val="1504"/>
         </w:numPr>
       </w:pPr>
       <w:r>
@@ -11758,7 +11797,7 @@
         <w:pStyle w:val="Compact"/>
         <w:numPr>
           <w:ilvl w:val="0"/>
-          <w:numId w:val="1503"/>
+          <w:numId w:val="1505"/>
         </w:numPr>
       </w:pPr>
       <w:r>
@@ -11770,7 +11809,7 @@
         <w:pStyle w:val="Compact"/>
         <w:numPr>
           <w:ilvl w:val="0"/>
-          <w:numId w:val="1504"/>
+          <w:numId w:val="1506"/>
         </w:numPr>
       </w:pPr>
       <w:r>
@@ -11782,7 +11821,7 @@
         <w:pStyle w:val="Compact"/>
         <w:numPr>
           <w:ilvl w:val="0"/>
-          <w:numId w:val="1505"/>
+          <w:numId w:val="1507"/>
         </w:numPr>
       </w:pPr>
       <w:r>
@@ -11794,7 +11833,7 @@
         <w:pStyle w:val="Compact"/>
         <w:numPr>
           <w:ilvl w:val="0"/>
-          <w:numId w:val="1506"/>
+          <w:numId w:val="1508"/>
         </w:numPr>
       </w:pPr>
       <w:r>
@@ -11806,7 +11845,7 @@
         <w:pStyle w:val="Compact"/>
         <w:numPr>
           <w:ilvl w:val="0"/>
-          <w:numId w:val="1507"/>
+          <w:numId w:val="1509"/>
         </w:numPr>
       </w:pPr>
       <w:r>
@@ -11818,7 +11857,7 @@
         <w:pStyle w:val="Compact"/>
         <w:numPr>
           <w:ilvl w:val="0"/>
-          <w:numId w:val="1508"/>
+          <w:numId w:val="1510"/>
         </w:numPr>
       </w:pPr>
       <w:r>
@@ -11830,7 +11869,7 @@
         <w:pStyle w:val="Compact"/>
         <w:numPr>
           <w:ilvl w:val="0"/>
-          <w:numId w:val="1509"/>
+          <w:numId w:val="1511"/>
         </w:numPr>
       </w:pPr>
       <w:r>
@@ -11842,7 +11881,7 @@
         <w:pStyle w:val="Compact"/>
         <w:numPr>
           <w:ilvl w:val="0"/>
-          <w:numId w:val="1510"/>
+          <w:numId w:val="1512"/>
         </w:numPr>
       </w:pPr>
       <w:r>
@@ -11854,7 +11893,7 @@
         <w:pStyle w:val="Compact"/>
         <w:numPr>
           <w:ilvl w:val="0"/>
-          <w:numId w:val="1511"/>
+          <w:numId w:val="1513"/>
         </w:numPr>
       </w:pPr>
       <w:r>
@@ -11881,7 +11920,7 @@
         <w:pStyle w:val="Compact"/>
         <w:numPr>
           <w:ilvl w:val="0"/>
-          <w:numId w:val="1512"/>
+          <w:numId w:val="1514"/>
         </w:numPr>
       </w:pPr>
       <w:r>
@@ -11893,7 +11932,7 @@
         <w:pStyle w:val="Compact"/>
         <w:numPr>
           <w:ilvl w:val="0"/>
-          <w:numId w:val="1513"/>
+          <w:numId w:val="1515"/>
         </w:numPr>
       </w:pPr>
       <w:r>
@@ -11915,7 +11954,7 @@
         <w:pStyle w:val="Compact"/>
         <w:numPr>
           <w:ilvl w:val="0"/>
-          <w:numId w:val="1514"/>
+          <w:numId w:val="1516"/>
         </w:numPr>
       </w:pPr>
       <w:r>
@@ -11927,7 +11966,7 @@
         <w:pStyle w:val="Compact"/>
         <w:numPr>
           <w:ilvl w:val="0"/>
-          <w:numId w:val="1515"/>
+          <w:numId w:val="1517"/>
         </w:numPr>
       </w:pPr>
       <w:r>
@@ -11954,7 +11993,7 @@
         <w:pStyle w:val="Compact"/>
         <w:numPr>
           <w:ilvl w:val="0"/>
-          <w:numId w:val="1516"/>
+          <w:numId w:val="1518"/>
         </w:numPr>
       </w:pPr>
       <w:r>
@@ -11981,7 +12020,7 @@
         <w:pStyle w:val="Compact"/>
         <w:numPr>
           <w:ilvl w:val="0"/>
-          <w:numId w:val="1517"/>
+          <w:numId w:val="1519"/>
         </w:numPr>
       </w:pPr>
       <w:r>
@@ -12008,7 +12047,7 @@
         <w:pStyle w:val="Compact"/>
         <w:numPr>
           <w:ilvl w:val="0"/>
-          <w:numId w:val="1518"/>
+          <w:numId w:val="1520"/>
         </w:numPr>
       </w:pPr>
       <w:r>
@@ -12020,7 +12059,7 @@
         <w:pStyle w:val="Compact"/>
         <w:numPr>
           <w:ilvl w:val="1"/>
-          <w:numId w:val="1519"/>
+          <w:numId w:val="1521"/>
         </w:numPr>
       </w:pPr>
       <w:r>
@@ -12032,7 +12071,7 @@
         <w:pStyle w:val="Compact"/>
         <w:numPr>
           <w:ilvl w:val="1"/>
-          <w:numId w:val="1519"/>
+          <w:numId w:val="1521"/>
         </w:numPr>
       </w:pPr>
       <w:r>
@@ -12044,7 +12083,7 @@
         <w:pStyle w:val="Compact"/>
         <w:numPr>
           <w:ilvl w:val="1"/>
-          <w:numId w:val="1519"/>
+          <w:numId w:val="1521"/>
         </w:numPr>
       </w:pPr>
       <w:r>
@@ -12056,7 +12095,7 @@
         <w:pStyle w:val="Compact"/>
         <w:numPr>
           <w:ilvl w:val="0"/>
-          <w:numId w:val="1520"/>
+          <w:numId w:val="1522"/>
         </w:numPr>
       </w:pPr>
       <w:r>
@@ -12068,7 +12107,7 @@
         <w:pStyle w:val="Compact"/>
         <w:numPr>
           <w:ilvl w:val="0"/>
-          <w:numId w:val="1521"/>
+          <w:numId w:val="1523"/>
         </w:numPr>
       </w:pPr>
       <w:r>
@@ -12080,7 +12119,7 @@
         <w:pStyle w:val="Compact"/>
         <w:numPr>
           <w:ilvl w:val="1"/>
-          <w:numId w:val="1522"/>
+          <w:numId w:val="1524"/>
         </w:numPr>
       </w:pPr>
       <w:r>
@@ -12092,7 +12131,7 @@
         <w:pStyle w:val="Compact"/>
         <w:numPr>
           <w:ilvl w:val="1"/>
-          <w:numId w:val="1522"/>
+          <w:numId w:val="1524"/>
         </w:numPr>
       </w:pPr>
       <w:r>
@@ -12104,7 +12143,7 @@
         <w:pStyle w:val="Compact"/>
         <w:numPr>
           <w:ilvl w:val="1"/>
-          <w:numId w:val="1522"/>
+          <w:numId w:val="1524"/>
         </w:numPr>
       </w:pPr>
       <w:r>
@@ -12116,7 +12155,7 @@
         <w:pStyle w:val="Compact"/>
         <w:numPr>
           <w:ilvl w:val="1"/>
-          <w:numId w:val="1522"/>
+          <w:numId w:val="1524"/>
         </w:numPr>
       </w:pPr>
       <w:r>
@@ -12128,7 +12167,7 @@
         <w:pStyle w:val="Compact"/>
         <w:numPr>
           <w:ilvl w:val="1"/>
-          <w:numId w:val="1522"/>
+          <w:numId w:val="1524"/>
         </w:numPr>
       </w:pPr>
       <w:r>
@@ -12140,7 +12179,7 @@
         <w:pStyle w:val="Compact"/>
         <w:numPr>
           <w:ilvl w:val="1"/>
-          <w:numId w:val="1522"/>
+          <w:numId w:val="1524"/>
         </w:numPr>
       </w:pPr>
       <w:r>
@@ -12152,7 +12191,7 @@
         <w:pStyle w:val="Compact"/>
         <w:numPr>
           <w:ilvl w:val="0"/>
-          <w:numId w:val="1523"/>
+          <w:numId w:val="1525"/>
         </w:numPr>
       </w:pPr>
       <w:r>
@@ -12164,7 +12203,7 @@
         <w:pStyle w:val="Compact"/>
         <w:numPr>
           <w:ilvl w:val="0"/>
-          <w:numId w:val="1524"/>
+          <w:numId w:val="1526"/>
         </w:numPr>
       </w:pPr>
       <w:r>
@@ -12176,7 +12215,7 @@
         <w:pStyle w:val="Compact"/>
         <w:numPr>
           <w:ilvl w:val="0"/>
-          <w:numId w:val="1525"/>
+          <w:numId w:val="1527"/>
         </w:numPr>
       </w:pPr>
       <w:r>
@@ -12198,7 +12237,7 @@
         <w:pStyle w:val="Compact"/>
         <w:numPr>
           <w:ilvl w:val="0"/>
-          <w:numId w:val="1526"/>
+          <w:numId w:val="1528"/>
         </w:numPr>
       </w:pPr>
       <w:r>
@@ -12210,7 +12249,7 @@
         <w:pStyle w:val="Compact"/>
         <w:numPr>
           <w:ilvl w:val="0"/>
-          <w:numId w:val="1527"/>
+          <w:numId w:val="1529"/>
         </w:numPr>
       </w:pPr>
       <w:r>
@@ -12222,7 +12261,7 @@
         <w:pStyle w:val="Compact"/>
         <w:numPr>
           <w:ilvl w:val="0"/>
-          <w:numId w:val="1528"/>
+          <w:numId w:val="1530"/>
         </w:numPr>
       </w:pPr>
       <w:r>
@@ -12234,7 +12273,7 @@
         <w:pStyle w:val="Compact"/>
         <w:numPr>
           <w:ilvl w:val="0"/>
-          <w:numId w:val="1529"/>
+          <w:numId w:val="1531"/>
         </w:numPr>
       </w:pPr>
       <w:r>
@@ -12246,7 +12285,7 @@
         <w:pStyle w:val="Compact"/>
         <w:numPr>
           <w:ilvl w:val="0"/>
-          <w:numId w:val="1530"/>
+          <w:numId w:val="1532"/>
         </w:numPr>
       </w:pPr>
       <w:r>
@@ -12258,7 +12297,7 @@
         <w:pStyle w:val="Compact"/>
         <w:numPr>
           <w:ilvl w:val="0"/>
-          <w:numId w:val="1531"/>
+          <w:numId w:val="1533"/>
         </w:numPr>
       </w:pPr>
       <w:r>
@@ -12280,47 +12319,11 @@
         <w:pStyle w:val="Compact"/>
         <w:numPr>
           <w:ilvl w:val="0"/>
-          <w:numId w:val="1532"/>
+          <w:numId w:val="1534"/>
         </w:numPr>
       </w:pPr>
       <w:r>
         <w:t xml:space="preserve">Enforce per-campaign cap server-side for AI cohort build:</w:t>
-      </w:r>
-    </w:p>
-    <w:p>
-      <w:pPr>
-        <w:pStyle w:val="Compact"/>
-        <w:numPr>
-          <w:ilvl w:val="1"/>
-          <w:numId w:val="1533"/>
-        </w:numPr>
-      </w:pPr>
-      <w:r>
-        <w:t xml:space="preserve">rep: 500;</w:t>
-      </w:r>
-    </w:p>
-    <w:p>
-      <w:pPr>
-        <w:pStyle w:val="Compact"/>
-        <w:numPr>
-          <w:ilvl w:val="1"/>
-          <w:numId w:val="1533"/>
-        </w:numPr>
-      </w:pPr>
-      <w:r>
-        <w:t xml:space="preserve">admin: 3000.</w:t>
-      </w:r>
-    </w:p>
-    <w:p>
-      <w:pPr>
-        <w:pStyle w:val="Compact"/>
-        <w:numPr>
-          <w:ilvl w:val="0"/>
-          <w:numId w:val="1534"/>
-        </w:numPr>
-      </w:pPr>
-      <w:r>
-        <w:t xml:space="preserve">Enforce rolling 24-hour daily total cap server-side for AI cohort build:</w:t>
       </w:r>
     </w:p>
     <w:p>
@@ -12332,7 +12335,7 @@
         </w:numPr>
       </w:pPr>
       <w:r>
-        <w:t xml:space="preserve">rep: 800;</w:t>
+        <w:t xml:space="preserve">rep: 500;</w:t>
       </w:r>
     </w:p>
     <w:p>
@@ -12344,6 +12347,42 @@
         </w:numPr>
       </w:pPr>
       <w:r>
+        <w:t xml:space="preserve">admin: 3000.</w:t>
+      </w:r>
+    </w:p>
+    <w:p>
+      <w:pPr>
+        <w:pStyle w:val="Compact"/>
+        <w:numPr>
+          <w:ilvl w:val="0"/>
+          <w:numId w:val="1536"/>
+        </w:numPr>
+      </w:pPr>
+      <w:r>
+        <w:t xml:space="preserve">Enforce rolling 24-hour daily total cap server-side for AI cohort build:</w:t>
+      </w:r>
+    </w:p>
+    <w:p>
+      <w:pPr>
+        <w:pStyle w:val="Compact"/>
+        <w:numPr>
+          <w:ilvl w:val="1"/>
+          <w:numId w:val="1537"/>
+        </w:numPr>
+      </w:pPr>
+      <w:r>
+        <w:t xml:space="preserve">rep: 800;</w:t>
+      </w:r>
+    </w:p>
+    <w:p>
+      <w:pPr>
+        <w:pStyle w:val="Compact"/>
+        <w:numPr>
+          <w:ilvl w:val="1"/>
+          <w:numId w:val="1537"/>
+        </w:numPr>
+      </w:pPr>
+      <w:r>
         <w:t xml:space="preserve">admin: 4500.</w:t>
       </w:r>
     </w:p>
@@ -12352,7 +12391,7 @@
         <w:pStyle w:val="Compact"/>
         <w:numPr>
           <w:ilvl w:val="0"/>
-          <w:numId w:val="1536"/>
+          <w:numId w:val="1538"/>
         </w:numPr>
       </w:pPr>
       <w:r>
@@ -12364,7 +12403,7 @@
         <w:pStyle w:val="Compact"/>
         <w:numPr>
           <w:ilvl w:val="0"/>
-          <w:numId w:val="1537"/>
+          <w:numId w:val="1539"/>
         </w:numPr>
       </w:pPr>
       <w:r>
@@ -12376,7 +12415,7 @@
         <w:pStyle w:val="Compact"/>
         <w:numPr>
           <w:ilvl w:val="0"/>
-          <w:numId w:val="1538"/>
+          <w:numId w:val="1540"/>
         </w:numPr>
       </w:pPr>
       <w:r>
@@ -12388,7 +12427,7 @@
         <w:pStyle w:val="Compact"/>
         <w:numPr>
           <w:ilvl w:val="0"/>
-          <w:numId w:val="1539"/>
+          <w:numId w:val="1541"/>
         </w:numPr>
       </w:pPr>
       <w:r>
@@ -12410,7 +12449,7 @@
         <w:pStyle w:val="Compact"/>
         <w:numPr>
           <w:ilvl w:val="0"/>
-          <w:numId w:val="1540"/>
+          <w:numId w:val="1542"/>
         </w:numPr>
       </w:pPr>
       <w:r>
@@ -12422,7 +12461,7 @@
         <w:pStyle w:val="Compact"/>
         <w:numPr>
           <w:ilvl w:val="0"/>
-          <w:numId w:val="1541"/>
+          <w:numId w:val="1543"/>
         </w:numPr>
       </w:pPr>
       <w:r>
@@ -12434,7 +12473,7 @@
         <w:pStyle w:val="Compact"/>
         <w:numPr>
           <w:ilvl w:val="0"/>
-          <w:numId w:val="1542"/>
+          <w:numId w:val="1544"/>
         </w:numPr>
       </w:pPr>
       <w:r>
@@ -12446,7 +12485,7 @@
         <w:pStyle w:val="Compact"/>
         <w:numPr>
           <w:ilvl w:val="0"/>
-          <w:numId w:val="1543"/>
+          <w:numId w:val="1545"/>
         </w:numPr>
       </w:pPr>
       <w:r>
@@ -12458,7 +12497,7 @@
         <w:pStyle w:val="Compact"/>
         <w:numPr>
           <w:ilvl w:val="0"/>
-          <w:numId w:val="1544"/>
+          <w:numId w:val="1546"/>
         </w:numPr>
       </w:pPr>
       <w:r>
@@ -12470,7 +12509,7 @@
         <w:pStyle w:val="Compact"/>
         <w:numPr>
           <w:ilvl w:val="0"/>
-          <w:numId w:val="1545"/>
+          <w:numId w:val="1547"/>
         </w:numPr>
       </w:pPr>
       <w:r>
@@ -12482,7 +12521,7 @@
         <w:pStyle w:val="Compact"/>
         <w:numPr>
           <w:ilvl w:val="0"/>
-          <w:numId w:val="1546"/>
+          <w:numId w:val="1548"/>
         </w:numPr>
       </w:pPr>
       <w:r>
@@ -12494,7 +12533,7 @@
         <w:pStyle w:val="Compact"/>
         <w:numPr>
           <w:ilvl w:val="0"/>
-          <w:numId w:val="1547"/>
+          <w:numId w:val="1549"/>
         </w:numPr>
       </w:pPr>
       <w:r>
@@ -12506,7 +12545,7 @@
         <w:pStyle w:val="Compact"/>
         <w:numPr>
           <w:ilvl w:val="0"/>
-          <w:numId w:val="1548"/>
+          <w:numId w:val="1550"/>
         </w:numPr>
       </w:pPr>
       <w:r>
@@ -12528,7 +12567,7 @@
         <w:pStyle w:val="Compact"/>
         <w:numPr>
           <w:ilvl w:val="0"/>
-          <w:numId w:val="1549"/>
+          <w:numId w:val="1551"/>
         </w:numPr>
       </w:pPr>
       <w:r>
@@ -12540,7 +12579,7 @@
         <w:pStyle w:val="Compact"/>
         <w:numPr>
           <w:ilvl w:val="0"/>
-          <w:numId w:val="1550"/>
+          <w:numId w:val="1552"/>
         </w:numPr>
       </w:pPr>
       <w:r>
@@ -12552,7 +12591,7 @@
         <w:pStyle w:val="Compact"/>
         <w:numPr>
           <w:ilvl w:val="0"/>
-          <w:numId w:val="1551"/>
+          <w:numId w:val="1553"/>
         </w:numPr>
       </w:pPr>
       <w:r>
@@ -12564,7 +12603,7 @@
         <w:pStyle w:val="Compact"/>
         <w:numPr>
           <w:ilvl w:val="0"/>
-          <w:numId w:val="1552"/>
+          <w:numId w:val="1554"/>
         </w:numPr>
       </w:pPr>
       <w:r>
@@ -12576,7 +12615,7 @@
         <w:pStyle w:val="Compact"/>
         <w:numPr>
           <w:ilvl w:val="0"/>
-          <w:numId w:val="1553"/>
+          <w:numId w:val="1555"/>
         </w:numPr>
       </w:pPr>
       <w:r>
@@ -12588,7 +12627,7 @@
         <w:pStyle w:val="Compact"/>
         <w:numPr>
           <w:ilvl w:val="0"/>
-          <w:numId w:val="1554"/>
+          <w:numId w:val="1556"/>
         </w:numPr>
       </w:pPr>
       <w:r>
@@ -12600,7 +12639,7 @@
         <w:pStyle w:val="Compact"/>
         <w:numPr>
           <w:ilvl w:val="0"/>
-          <w:numId w:val="1555"/>
+          <w:numId w:val="1557"/>
         </w:numPr>
       </w:pPr>
       <w:r>
@@ -12612,7 +12651,7 @@
         <w:pStyle w:val="Compact"/>
         <w:numPr>
           <w:ilvl w:val="0"/>
-          <w:numId w:val="1556"/>
+          <w:numId w:val="1558"/>
         </w:numPr>
       </w:pPr>
       <w:r>
@@ -12624,7 +12663,7 @@
         <w:pStyle w:val="Compact"/>
         <w:numPr>
           <w:ilvl w:val="0"/>
-          <w:numId w:val="1557"/>
+          <w:numId w:val="1559"/>
         </w:numPr>
       </w:pPr>
       <w:r>
@@ -12636,7 +12675,7 @@
         <w:pStyle w:val="Compact"/>
         <w:numPr>
           <w:ilvl w:val="0"/>
-          <w:numId w:val="1558"/>
+          <w:numId w:val="1560"/>
         </w:numPr>
       </w:pPr>
       <w:r>
@@ -12663,7 +12702,7 @@
         <w:pStyle w:val="Compact"/>
         <w:numPr>
           <w:ilvl w:val="0"/>
-          <w:numId w:val="1559"/>
+          <w:numId w:val="1561"/>
         </w:numPr>
       </w:pPr>
       <w:r>
@@ -12684,7 +12723,7 @@
         <w:pStyle w:val="Compact"/>
         <w:numPr>
           <w:ilvl w:val="0"/>
-          <w:numId w:val="1560"/>
+          <w:numId w:val="1562"/>
         </w:numPr>
       </w:pPr>
       <w:r>
@@ -12706,7 +12745,7 @@
         <w:pStyle w:val="Compact"/>
         <w:numPr>
           <w:ilvl w:val="0"/>
-          <w:numId w:val="1561"/>
+          <w:numId w:val="1563"/>
         </w:numPr>
       </w:pPr>
       <w:r>
@@ -12718,7 +12757,7 @@
         <w:pStyle w:val="Compact"/>
         <w:numPr>
           <w:ilvl w:val="0"/>
-          <w:numId w:val="1562"/>
+          <w:numId w:val="1564"/>
         </w:numPr>
       </w:pPr>
       <w:r>
@@ -12730,7 +12769,7 @@
         <w:pStyle w:val="Compact"/>
         <w:numPr>
           <w:ilvl w:val="0"/>
-          <w:numId w:val="1563"/>
+          <w:numId w:val="1565"/>
         </w:numPr>
       </w:pPr>
       <w:r>
@@ -12742,7 +12781,7 @@
         <w:pStyle w:val="Compact"/>
         <w:numPr>
           <w:ilvl w:val="0"/>
-          <w:numId w:val="1564"/>
+          <w:numId w:val="1566"/>
         </w:numPr>
       </w:pPr>
       <w:r>
@@ -12754,7 +12793,7 @@
         <w:pStyle w:val="Compact"/>
         <w:numPr>
           <w:ilvl w:val="0"/>
-          <w:numId w:val="1565"/>
+          <w:numId w:val="1567"/>
         </w:numPr>
       </w:pPr>
       <w:r>
@@ -12766,7 +12805,7 @@
         <w:pStyle w:val="Compact"/>
         <w:numPr>
           <w:ilvl w:val="0"/>
-          <w:numId w:val="1566"/>
+          <w:numId w:val="1568"/>
         </w:numPr>
       </w:pPr>
       <w:r>
@@ -12778,7 +12817,7 @@
         <w:pStyle w:val="Compact"/>
         <w:numPr>
           <w:ilvl w:val="0"/>
-          <w:numId w:val="1567"/>
+          <w:numId w:val="1569"/>
         </w:numPr>
       </w:pPr>
       <w:r>
@@ -12790,7 +12829,7 @@
         <w:pStyle w:val="Compact"/>
         <w:numPr>
           <w:ilvl w:val="0"/>
-          <w:numId w:val="1568"/>
+          <w:numId w:val="1570"/>
         </w:numPr>
       </w:pPr>
       <w:r>
@@ -12812,7 +12851,7 @@
         <w:pStyle w:val="Compact"/>
         <w:numPr>
           <w:ilvl w:val="0"/>
-          <w:numId w:val="1569"/>
+          <w:numId w:val="1571"/>
         </w:numPr>
       </w:pPr>
       <w:r>
@@ -12824,7 +12863,7 @@
         <w:pStyle w:val="Compact"/>
         <w:numPr>
           <w:ilvl w:val="0"/>
-          <w:numId w:val="1570"/>
+          <w:numId w:val="1572"/>
         </w:numPr>
       </w:pPr>
       <w:r>
@@ -12836,7 +12875,7 @@
         <w:pStyle w:val="Compact"/>
         <w:numPr>
           <w:ilvl w:val="0"/>
-          <w:numId w:val="1571"/>
+          <w:numId w:val="1573"/>
         </w:numPr>
       </w:pPr>
       <w:r>
@@ -12848,7 +12887,7 @@
         <w:pStyle w:val="Compact"/>
         <w:numPr>
           <w:ilvl w:val="0"/>
-          <w:numId w:val="1572"/>
+          <w:numId w:val="1574"/>
         </w:numPr>
       </w:pPr>
       <w:r>
@@ -12860,7 +12899,7 @@
         <w:pStyle w:val="Compact"/>
         <w:numPr>
           <w:ilvl w:val="0"/>
-          <w:numId w:val="1573"/>
+          <w:numId w:val="1575"/>
         </w:numPr>
       </w:pPr>
       <w:r>
@@ -12872,7 +12911,7 @@
         <w:pStyle w:val="Compact"/>
         <w:numPr>
           <w:ilvl w:val="0"/>
-          <w:numId w:val="1574"/>
+          <w:numId w:val="1576"/>
         </w:numPr>
       </w:pPr>
       <w:r>
@@ -12884,7 +12923,7 @@
         <w:pStyle w:val="Compact"/>
         <w:numPr>
           <w:ilvl w:val="0"/>
-          <w:numId w:val="1575"/>
+          <w:numId w:val="1577"/>
         </w:numPr>
       </w:pPr>
       <w:r>
@@ -12896,7 +12935,7 @@
         <w:pStyle w:val="Compact"/>
         <w:numPr>
           <w:ilvl w:val="0"/>
-          <w:numId w:val="1576"/>
+          <w:numId w:val="1578"/>
         </w:numPr>
       </w:pPr>
       <w:r>
@@ -12908,34 +12947,34 @@
         <w:pStyle w:val="Compact"/>
         <w:numPr>
           <w:ilvl w:val="0"/>
-          <w:numId w:val="1577"/>
-        </w:numPr>
-      </w:pPr>
-      <w:r>
-        <w:t xml:space="preserve">Per-campaign caps tested for rep and admin.</w:t>
-      </w:r>
-    </w:p>
-    <w:p>
-      <w:pPr>
-        <w:pStyle w:val="Compact"/>
-        <w:numPr>
-          <w:ilvl w:val="0"/>
-          <w:numId w:val="1578"/>
-        </w:numPr>
-      </w:pPr>
-      <w:r>
-        <w:t xml:space="preserve">Rolling 24h daily caps tested for rep and admin.</w:t>
-      </w:r>
-    </w:p>
-    <w:p>
-      <w:pPr>
-        <w:pStyle w:val="Compact"/>
-        <w:numPr>
-          <w:ilvl w:val="0"/>
           <w:numId w:val="1579"/>
         </w:numPr>
       </w:pPr>
       <w:r>
+        <w:t xml:space="preserve">Per-campaign caps tested for rep path.</w:t>
+      </w:r>
+    </w:p>
+    <w:p>
+      <w:pPr>
+        <w:pStyle w:val="Compact"/>
+        <w:numPr>
+          <w:ilvl w:val="0"/>
+          <w:numId w:val="1580"/>
+        </w:numPr>
+      </w:pPr>
+      <w:r>
+        <w:t xml:space="preserve">Rolling 24h daily caps tested for rep path.</w:t>
+      </w:r>
+    </w:p>
+    <w:p>
+      <w:pPr>
+        <w:pStyle w:val="Compact"/>
+        <w:numPr>
+          <w:ilvl w:val="0"/>
+          <w:numId w:val="1581"/>
+        </w:numPr>
+      </w:pPr>
+      <w:r>
         <w:t xml:space="preserve">Expired cohorts ignored after 24h.</w:t>
       </w:r>
     </w:p>
@@ -12944,7 +12983,7 @@
         <w:pStyle w:val="Compact"/>
         <w:numPr>
           <w:ilvl w:val="0"/>
-          <w:numId w:val="1580"/>
+          <w:numId w:val="1582"/>
         </w:numPr>
       </w:pPr>
       <w:r>
@@ -12956,7 +12995,7 @@
         <w:pStyle w:val="Compact"/>
         <w:numPr>
           <w:ilvl w:val="0"/>
-          <w:numId w:val="1581"/>
+          <w:numId w:val="1583"/>
         </w:numPr>
       </w:pPr>
       <w:r>
@@ -12968,7 +13007,7 @@
         <w:pStyle w:val="Compact"/>
         <w:numPr>
           <w:ilvl w:val="0"/>
-          <w:numId w:val="1582"/>
+          <w:numId w:val="1584"/>
         </w:numPr>
       </w:pPr>
       <w:r>
@@ -12980,7 +13019,7 @@
         <w:pStyle w:val="Compact"/>
         <w:numPr>
           <w:ilvl w:val="0"/>
-          <w:numId w:val="1583"/>
+          <w:numId w:val="1585"/>
         </w:numPr>
       </w:pPr>
       <w:r>
@@ -13012,7 +13051,7 @@
         <w:pStyle w:val="Compact"/>
         <w:numPr>
           <w:ilvl w:val="0"/>
-          <w:numId w:val="1584"/>
+          <w:numId w:val="1586"/>
         </w:numPr>
       </w:pPr>
       <w:r>
@@ -13024,7 +13063,7 @@
         <w:pStyle w:val="Compact"/>
         <w:numPr>
           <w:ilvl w:val="0"/>
-          <w:numId w:val="1585"/>
+          <w:numId w:val="1587"/>
         </w:numPr>
       </w:pPr>
       <w:r>
@@ -13036,7 +13075,7 @@
         <w:pStyle w:val="Compact"/>
         <w:numPr>
           <w:ilvl w:val="0"/>
-          <w:numId w:val="1586"/>
+          <w:numId w:val="1588"/>
         </w:numPr>
       </w:pPr>
       <w:r>
@@ -13048,7 +13087,7 @@
         <w:pStyle w:val="Compact"/>
         <w:numPr>
           <w:ilvl w:val="0"/>
-          <w:numId w:val="1587"/>
+          <w:numId w:val="1589"/>
         </w:numPr>
       </w:pPr>
       <w:r>
@@ -13060,7 +13099,7 @@
         <w:pStyle w:val="Compact"/>
         <w:numPr>
           <w:ilvl w:val="0"/>
-          <w:numId w:val="1588"/>
+          <w:numId w:val="1590"/>
         </w:numPr>
       </w:pPr>
       <w:r>
@@ -13072,7 +13111,7 @@
         <w:pStyle w:val="Compact"/>
         <w:numPr>
           <w:ilvl w:val="0"/>
-          <w:numId w:val="1589"/>
+          <w:numId w:val="1591"/>
         </w:numPr>
       </w:pPr>
       <w:r>
@@ -13084,7 +13123,7 @@
         <w:pStyle w:val="Compact"/>
         <w:numPr>
           <w:ilvl w:val="0"/>
-          <w:numId w:val="1590"/>
+          <w:numId w:val="1592"/>
         </w:numPr>
       </w:pPr>
       <w:r>
@@ -13096,7 +13135,7 @@
         <w:pStyle w:val="Compact"/>
         <w:numPr>
           <w:ilvl w:val="0"/>
-          <w:numId w:val="1591"/>
+          <w:numId w:val="1593"/>
         </w:numPr>
       </w:pPr>
       <w:r>
@@ -13108,7 +13147,7 @@
         <w:pStyle w:val="Compact"/>
         <w:numPr>
           <w:ilvl w:val="0"/>
-          <w:numId w:val="1592"/>
+          <w:numId w:val="1594"/>
         </w:numPr>
       </w:pPr>
       <w:r>
@@ -13120,7 +13159,7 @@
         <w:pStyle w:val="Compact"/>
         <w:numPr>
           <w:ilvl w:val="0"/>
-          <w:numId w:val="1593"/>
+          <w:numId w:val="1595"/>
         </w:numPr>
       </w:pPr>
       <w:r>
@@ -13132,7 +13171,7 @@
         <w:pStyle w:val="Compact"/>
         <w:numPr>
           <w:ilvl w:val="0"/>
-          <w:numId w:val="1594"/>
+          <w:numId w:val="1596"/>
         </w:numPr>
       </w:pPr>
       <w:r>
@@ -13144,7 +13183,7 @@
         <w:pStyle w:val="Compact"/>
         <w:numPr>
           <w:ilvl w:val="0"/>
-          <w:numId w:val="1595"/>
+          <w:numId w:val="1597"/>
         </w:numPr>
       </w:pPr>
       <w:r>
@@ -13156,7 +13195,7 @@
         <w:pStyle w:val="Compact"/>
         <w:numPr>
           <w:ilvl w:val="0"/>
-          <w:numId w:val="1596"/>
+          <w:numId w:val="1598"/>
         </w:numPr>
       </w:pPr>
       <w:r>
@@ -13193,7 +13232,7 @@
         <w:pStyle w:val="Compact"/>
         <w:numPr>
           <w:ilvl w:val="0"/>
-          <w:numId w:val="1597"/>
+          <w:numId w:val="1599"/>
         </w:numPr>
       </w:pPr>
       <w:r>
@@ -13205,7 +13244,7 @@
         <w:pStyle w:val="Compact"/>
         <w:numPr>
           <w:ilvl w:val="0"/>
-          <w:numId w:val="1598"/>
+          <w:numId w:val="1600"/>
         </w:numPr>
       </w:pPr>
       <w:r>
@@ -13232,7 +13271,7 @@
         <w:pStyle w:val="Compact"/>
         <w:numPr>
           <w:ilvl w:val="0"/>
-          <w:numId w:val="1599"/>
+          <w:numId w:val="1601"/>
         </w:numPr>
       </w:pPr>
       <w:r>
@@ -13244,7 +13283,7 @@
         <w:pStyle w:val="Compact"/>
         <w:numPr>
           <w:ilvl w:val="0"/>
-          <w:numId w:val="1600"/>
+          <w:numId w:val="1602"/>
         </w:numPr>
       </w:pPr>
       <w:r>
@@ -13256,7 +13295,7 @@
         <w:pStyle w:val="Compact"/>
         <w:numPr>
           <w:ilvl w:val="0"/>
-          <w:numId w:val="1601"/>
+          <w:numId w:val="1603"/>
         </w:numPr>
       </w:pPr>
       <w:r>
@@ -13268,7 +13307,7 @@
         <w:pStyle w:val="Compact"/>
         <w:numPr>
           <w:ilvl w:val="0"/>
-          <w:numId w:val="1602"/>
+          <w:numId w:val="1604"/>
         </w:numPr>
       </w:pPr>
       <w:r>
@@ -13280,7 +13319,7 @@
         <w:pStyle w:val="Compact"/>
         <w:numPr>
           <w:ilvl w:val="0"/>
-          <w:numId w:val="1603"/>
+          <w:numId w:val="1605"/>
         </w:numPr>
       </w:pPr>
       <w:r>
@@ -13292,7 +13331,7 @@
         <w:pStyle w:val="Compact"/>
         <w:numPr>
           <w:ilvl w:val="0"/>
-          <w:numId w:val="1604"/>
+          <w:numId w:val="1606"/>
         </w:numPr>
       </w:pPr>
       <w:r>
@@ -13314,7 +13353,7 @@
         <w:pStyle w:val="Compact"/>
         <w:numPr>
           <w:ilvl w:val="0"/>
-          <w:numId w:val="1605"/>
+          <w:numId w:val="1607"/>
         </w:numPr>
       </w:pPr>
       <w:r>
@@ -13326,7 +13365,7 @@
         <w:pStyle w:val="Compact"/>
         <w:numPr>
           <w:ilvl w:val="0"/>
-          <w:numId w:val="1606"/>
+          <w:numId w:val="1608"/>
         </w:numPr>
       </w:pPr>
       <w:r>
@@ -13338,7 +13377,7 @@
         <w:pStyle w:val="Compact"/>
         <w:numPr>
           <w:ilvl w:val="0"/>
-          <w:numId w:val="1607"/>
+          <w:numId w:val="1609"/>
         </w:numPr>
       </w:pPr>
       <w:r>
@@ -13350,7 +13389,7 @@
         <w:pStyle w:val="Compact"/>
         <w:numPr>
           <w:ilvl w:val="0"/>
-          <w:numId w:val="1608"/>
+          <w:numId w:val="1610"/>
         </w:numPr>
       </w:pPr>
       <w:r>
@@ -13362,7 +13401,7 @@
         <w:pStyle w:val="Compact"/>
         <w:numPr>
           <w:ilvl w:val="0"/>
-          <w:numId w:val="1609"/>
+          <w:numId w:val="1611"/>
         </w:numPr>
       </w:pPr>
       <w:r>
@@ -13374,7 +13413,7 @@
         <w:pStyle w:val="Compact"/>
         <w:numPr>
           <w:ilvl w:val="0"/>
-          <w:numId w:val="1610"/>
+          <w:numId w:val="1612"/>
         </w:numPr>
       </w:pPr>
       <w:r>
@@ -13386,7 +13425,7 @@
         <w:pStyle w:val="Compact"/>
         <w:numPr>
           <w:ilvl w:val="0"/>
-          <w:numId w:val="1611"/>
+          <w:numId w:val="1613"/>
         </w:numPr>
       </w:pPr>
       <w:r>
@@ -13398,7 +13437,7 @@
         <w:pStyle w:val="Compact"/>
         <w:numPr>
           <w:ilvl w:val="0"/>
-          <w:numId w:val="1612"/>
+          <w:numId w:val="1614"/>
         </w:numPr>
       </w:pPr>
       <w:r>
@@ -13410,7 +13449,7 @@
         <w:pStyle w:val="Compact"/>
         <w:numPr>
           <w:ilvl w:val="0"/>
-          <w:numId w:val="1613"/>
+          <w:numId w:val="1615"/>
         </w:numPr>
       </w:pPr>
       <w:r>
@@ -13433,7 +13472,7 @@
         <w:pStyle w:val="Compact"/>
         <w:numPr>
           <w:ilvl w:val="0"/>
-          <w:numId w:val="1614"/>
+          <w:numId w:val="1616"/>
         </w:numPr>
       </w:pPr>
       <w:r>
@@ -13445,7 +13484,7 @@
         <w:pStyle w:val="Compact"/>
         <w:numPr>
           <w:ilvl w:val="0"/>
-          <w:numId w:val="1615"/>
+          <w:numId w:val="1617"/>
         </w:numPr>
       </w:pPr>
       <w:r>
@@ -13457,7 +13496,7 @@
         <w:pStyle w:val="Compact"/>
         <w:numPr>
           <w:ilvl w:val="0"/>
-          <w:numId w:val="1616"/>
+          <w:numId w:val="1618"/>
         </w:numPr>
       </w:pPr>
       <w:r>
@@ -13469,7 +13508,7 @@
         <w:pStyle w:val="Compact"/>
         <w:numPr>
           <w:ilvl w:val="0"/>
-          <w:numId w:val="1617"/>
+          <w:numId w:val="1619"/>
         </w:numPr>
       </w:pPr>
       <w:r>
@@ -13481,7 +13520,7 @@
         <w:pStyle w:val="Compact"/>
         <w:numPr>
           <w:ilvl w:val="0"/>
-          <w:numId w:val="1618"/>
+          <w:numId w:val="1620"/>
         </w:numPr>
       </w:pPr>
       <w:r>
@@ -13493,7 +13532,7 @@
         <w:pStyle w:val="Compact"/>
         <w:numPr>
           <w:ilvl w:val="0"/>
-          <w:numId w:val="1619"/>
+          <w:numId w:val="1621"/>
         </w:numPr>
       </w:pPr>
       <w:r>
@@ -13505,7 +13544,7 @@
         <w:pStyle w:val="Compact"/>
         <w:numPr>
           <w:ilvl w:val="0"/>
-          <w:numId w:val="1620"/>
+          <w:numId w:val="1622"/>
         </w:numPr>
       </w:pPr>
       <w:r>
@@ -13517,7 +13556,7 @@
         <w:pStyle w:val="Compact"/>
         <w:numPr>
           <w:ilvl w:val="0"/>
-          <w:numId w:val="1621"/>
+          <w:numId w:val="1623"/>
         </w:numPr>
       </w:pPr>
       <w:r>
@@ -13529,7 +13568,7 @@
         <w:pStyle w:val="Compact"/>
         <w:numPr>
           <w:ilvl w:val="0"/>
-          <w:numId w:val="1622"/>
+          <w:numId w:val="1624"/>
         </w:numPr>
       </w:pPr>
       <w:r>
@@ -13541,7 +13580,7 @@
         <w:pStyle w:val="Compact"/>
         <w:numPr>
           <w:ilvl w:val="0"/>
-          <w:numId w:val="1623"/>
+          <w:numId w:val="1625"/>
         </w:numPr>
       </w:pPr>
       <w:r>
@@ -13553,7 +13592,7 @@
         <w:pStyle w:val="Compact"/>
         <w:numPr>
           <w:ilvl w:val="0"/>
-          <w:numId w:val="1624"/>
+          <w:numId w:val="1626"/>
         </w:numPr>
       </w:pPr>
       <w:r>
@@ -15563,14 +15602,14 @@
     <w:abstractNumId w:val="993"/>
   </w:num>
   <w:num w:numId="1497">
+    <w:abstractNumId w:val="993"/>
+  </w:num>
+  <w:num w:numId="1498">
+    <w:abstractNumId w:val="993"/>
+  </w:num>
+  <w:num w:numId="1499">
     <w:abstractNumId w:val="991"/>
   </w:num>
-  <w:num w:numId="1498">
-    <w:abstractNumId w:val="992"/>
-  </w:num>
-  <w:num w:numId="1499">
-    <w:abstractNumId w:val="992"/>
-  </w:num>
   <w:num w:numId="1500">
     <w:abstractNumId w:val="992"/>
   </w:num>
@@ -15614,10 +15653,10 @@
     <w:abstractNumId w:val="992"/>
   </w:num>
   <w:num w:numId="1514">
-    <w:abstractNumId w:val="993"/>
+    <w:abstractNumId w:val="992"/>
   </w:num>
   <w:num w:numId="1515">
-    <w:abstractNumId w:val="993"/>
+    <w:abstractNumId w:val="992"/>
   </w:num>
   <w:num w:numId="1516">
     <w:abstractNumId w:val="993"/>
@@ -15629,23 +15668,23 @@
     <w:abstractNumId w:val="993"/>
   </w:num>
   <w:num w:numId="1519">
+    <w:abstractNumId w:val="993"/>
+  </w:num>
+  <w:num w:numId="1520">
+    <w:abstractNumId w:val="993"/>
+  </w:num>
+  <w:num w:numId="1521">
     <w:abstractNumId w:val="991"/>
   </w:num>
-  <w:num w:numId="1520">
-    <w:abstractNumId w:val="993"/>
-  </w:num>
-  <w:num w:numId="1521">
-    <w:abstractNumId w:val="993"/>
-  </w:num>
   <w:num w:numId="1522">
+    <w:abstractNumId w:val="993"/>
+  </w:num>
+  <w:num w:numId="1523">
+    <w:abstractNumId w:val="993"/>
+  </w:num>
+  <w:num w:numId="1524">
     <w:abstractNumId w:val="991"/>
   </w:num>
-  <w:num w:numId="1523">
-    <w:abstractNumId w:val="993"/>
-  </w:num>
-  <w:num w:numId="1524">
-    <w:abstractNumId w:val="993"/>
-  </w:num>
   <w:num w:numId="1525">
     <w:abstractNumId w:val="993"/>
   </w:num>
@@ -15671,7 +15710,7 @@
     <w:abstractNumId w:val="993"/>
   </w:num>
   <w:num w:numId="1533">
-    <w:abstractNumId w:val="991"/>
+    <w:abstractNumId w:val="993"/>
   </w:num>
   <w:num w:numId="1534">
     <w:abstractNumId w:val="993"/>
@@ -15683,7 +15722,7 @@
     <w:abstractNumId w:val="993"/>
   </w:num>
   <w:num w:numId="1537">
-    <w:abstractNumId w:val="992"/>
+    <w:abstractNumId w:val="991"/>
   </w:num>
   <w:num w:numId="1538">
     <w:abstractNumId w:val="993"/>
@@ -15692,19 +15731,19 @@
     <w:abstractNumId w:val="993"/>
   </w:num>
   <w:num w:numId="1540">
-    <w:abstractNumId w:val="992"/>
+    <w:abstractNumId w:val="993"/>
   </w:num>
   <w:num w:numId="1541">
-    <w:abstractNumId w:val="992"/>
+    <w:abstractNumId w:val="993"/>
   </w:num>
   <w:num w:numId="1542">
-    <w:abstractNumId w:val="993"/>
+    <w:abstractNumId w:val="992"/>
   </w:num>
   <w:num w:numId="1543">
     <w:abstractNumId w:val="992"/>
   </w:num>
   <w:num w:numId="1544">
-    <w:abstractNumId w:val="992"/>
+    <w:abstractNumId w:val="993"/>
   </w:num>
   <w:num w:numId="1545">
     <w:abstractNumId w:val="992"/>
@@ -15719,10 +15758,10 @@
     <w:abstractNumId w:val="992"/>
   </w:num>
   <w:num w:numId="1549">
-    <w:abstractNumId w:val="993"/>
+    <w:abstractNumId w:val="992"/>
   </w:num>
   <w:num w:numId="1550">
-    <w:abstractNumId w:val="993"/>
+    <w:abstractNumId w:val="992"/>
   </w:num>
   <w:num w:numId="1551">
     <w:abstractNumId w:val="993"/>
@@ -15740,37 +15779,37 @@
     <w:abstractNumId w:val="993"/>
   </w:num>
   <w:num w:numId="1556">
-    <w:abstractNumId w:val="992"/>
+    <w:abstractNumId w:val="993"/>
   </w:num>
   <w:num w:numId="1557">
     <w:abstractNumId w:val="993"/>
   </w:num>
   <w:num w:numId="1558">
-    <w:abstractNumId w:val="993"/>
+    <w:abstractNumId w:val="992"/>
   </w:num>
   <w:num w:numId="1559">
     <w:abstractNumId w:val="993"/>
   </w:num>
   <w:num w:numId="1560">
-    <w:abstractNumId w:val="992"/>
+    <w:abstractNumId w:val="993"/>
   </w:num>
   <w:num w:numId="1561">
     <w:abstractNumId w:val="993"/>
   </w:num>
   <w:num w:numId="1562">
-    <w:abstractNumId w:val="993"/>
+    <w:abstractNumId w:val="992"/>
   </w:num>
   <w:num w:numId="1563">
     <w:abstractNumId w:val="993"/>
   </w:num>
   <w:num w:numId="1564">
-    <w:abstractNumId w:val="992"/>
+    <w:abstractNumId w:val="993"/>
   </w:num>
   <w:num w:numId="1565">
     <w:abstractNumId w:val="993"/>
   </w:num>
   <w:num w:numId="1566">
-    <w:abstractNumId w:val="993"/>
+    <w:abstractNumId w:val="992"/>
   </w:num>
   <w:num w:numId="1567">
     <w:abstractNumId w:val="993"/>
@@ -15785,7 +15824,7 @@
     <w:abstractNumId w:val="993"/>
   </w:num>
   <w:num w:numId="1571">
-    <w:abstractNumId w:val="992"/>
+    <w:abstractNumId w:val="993"/>
   </w:num>
   <w:num w:numId="1572">
     <w:abstractNumId w:val="993"/>
@@ -15794,25 +15833,25 @@
     <w:abstractNumId w:val="992"/>
   </w:num>
   <w:num w:numId="1574">
-    <w:abstractNumId w:val="992"/>
+    <w:abstractNumId w:val="993"/>
   </w:num>
   <w:num w:numId="1575">
-    <w:abstractNumId w:val="993"/>
+    <w:abstractNumId w:val="992"/>
   </w:num>
   <w:num w:numId="1576">
-    <w:abstractNumId w:val="993"/>
+    <w:abstractNumId w:val="992"/>
   </w:num>
   <w:num w:numId="1577">
-    <w:abstractNumId w:val="992"/>
+    <w:abstractNumId w:val="993"/>
   </w:num>
   <w:num w:numId="1578">
-    <w:abstractNumId w:val="992"/>
+    <w:abstractNumId w:val="993"/>
   </w:num>
   <w:num w:numId="1579">
-    <w:abstractNumId w:val="992"/>
+    <w:abstractNumId w:val="993"/>
   </w:num>
   <w:num w:numId="1580">
-    <w:abstractNumId w:val="992"/>
+    <w:abstractNumId w:val="993"/>
   </w:num>
   <w:num w:numId="1581">
     <w:abstractNumId w:val="992"/>
@@ -15821,13 +15860,13 @@
     <w:abstractNumId w:val="992"/>
   </w:num>
   <w:num w:numId="1583">
-    <w:abstractNumId w:val="993"/>
+    <w:abstractNumId w:val="992"/>
   </w:num>
   <w:num w:numId="1584">
     <w:abstractNumId w:val="992"/>
   </w:num>
   <w:num w:numId="1585">
-    <w:abstractNumId w:val="992"/>
+    <w:abstractNumId w:val="993"/>
   </w:num>
   <w:num w:numId="1586">
     <w:abstractNumId w:val="992"/>
@@ -15944,6 +15983,12 @@
     <w:abstractNumId w:val="992"/>
   </w:num>
   <w:num w:numId="1624">
+    <w:abstractNumId w:val="992"/>
+  </w:num>
+  <w:num w:numId="1625">
+    <w:abstractNumId w:val="992"/>
+  </w:num>
+  <w:num w:numId="1626">
     <w:abstractNumId w:val="992"/>
   </w:num>
 </w:numbering>

--- a/MASTER_M1_M2_DELIVERY_CHECKLIST.docx
+++ b/MASTER_M1_M2_DELIVERY_CHECKLIST.docx
@@ -10,7 +10,7 @@
         <w:t xml:space="preserve">© BuyReadySite.com</w:t>
       </w:r>
     </w:p>
-    <w:bookmarkStart w:id="87" w:name="X3d74ce0b4fd94f465ac7edf34b08aa6d5ff209b"/>
+    <w:bookmarkStart w:id="88" w:name="X3d74ce0b4fd94f465ac7edf34b08aa6d5ff209b"/>
     <w:p>
       <w:pPr>
         <w:pStyle w:val="Heading1"/>
@@ -81,10 +81,10 @@
         <w:tblLook w:firstRow="1" w:lastRow="0" w:firstColumn="0" w:lastColumn="0" w:noHBand="0" w:noVBand="0" w:val="0020"/>
       </w:tblPr>
       <w:tblGrid>
-        <w:gridCol w:w="2355"/>
-        <w:gridCol w:w="401"/>
-        <w:gridCol w:w="501"/>
-        <w:gridCol w:w="4661"/>
+        <w:gridCol w:w="2417"/>
+        <w:gridCol w:w="411"/>
+        <w:gridCol w:w="514"/>
+        <w:gridCol w:w="4577"/>
       </w:tblGrid>
       <w:tr>
         <w:trPr>
@@ -409,7 +409,7 @@
               <w:jc w:val="right"/>
             </w:pPr>
             <w:r>
-              <w:t xml:space="preserve">0%</w:t>
+              <w:t xml:space="preserve">3%</w:t>
             </w:r>
           </w:p>
         </w:tc>
@@ -420,7 +420,7 @@
               <w:pStyle w:val="Compact"/>
             </w:pPr>
             <w:r>
-              <w:t xml:space="preserve">Not started</w:t>
+              <w:t xml:space="preserve">Backend log-attempt foundation + API tests/build passed; UI/reset/pixel pending</w:t>
             </w:r>
           </w:p>
         </w:tc>
@@ -709,7 +709,7 @@
                 <w:b/>
                 <w:bCs/>
               </w:rPr>
-              <w:t xml:space="preserve">57%</w:t>
+              <w:t xml:space="preserve">60%</w:t>
             </w:r>
           </w:p>
         </w:tc>
@@ -724,7 +724,7 @@
                 <w:b/>
                 <w:bCs/>
               </w:rPr>
-              <w:t xml:space="preserve">M2.3 AI Retarget cap coverage added; browser smoke and release gates remain</w:t>
+              <w:t xml:space="preserve">M1.5 backend attempt mechanic foundation added; UI/browser gates remain</w:t>
             </w:r>
           </w:p>
         </w:tc>
@@ -8148,7 +8148,7 @@
     </w:p>
     <w:bookmarkEnd w:id="47"/>
     <w:bookmarkEnd w:id="48"/>
-    <w:bookmarkStart w:id="52" w:name="m1.5-auto-nurture-attempt-mechanic"/>
+    <w:bookmarkStart w:id="53" w:name="m1.5-auto-nurture-attempt-mechanic"/>
     <w:p>
       <w:pPr>
         <w:pStyle w:val="Heading2"/>
@@ -8157,12 +8157,358 @@
         <w:t xml:space="preserve">M1.5 — Auto-Nurture Attempt Mechanic</w:t>
       </w:r>
     </w:p>
-    <w:bookmarkStart w:id="49" w:name="data-and-backend"/>
+    <w:bookmarkStart w:id="49" w:name="implementation-evidence-2026-05-02-3"/>
     <w:p>
       <w:pPr>
         <w:pStyle w:val="Heading3"/>
       </w:pPr>
       <w:r>
+        <w:t xml:space="preserve">Implementation evidence — 2026-05-02</w:t>
+      </w:r>
+    </w:p>
+    <w:p>
+      <w:pPr>
+        <w:pStyle w:val="Compact"/>
+        <w:numPr>
+          <w:ilvl w:val="0"/>
+          <w:numId w:val="1333"/>
+        </w:numPr>
+      </w:pPr>
+      <w:r>
+        <w:t xml:space="preserve">Added additive Deal fields in Prisma schema:</w:t>
+      </w:r>
+      <w:r>
+        <w:t xml:space="preserve"> </w:t>
+      </w:r>
+      <w:r>
+        <w:rPr>
+          <w:rStyle w:val="VerbatimChar"/>
+        </w:rPr>
+        <w:t xml:space="preserve">contactAttempts</w:t>
+      </w:r>
+      <w:r>
+        <w:t xml:space="preserve">,</w:t>
+      </w:r>
+      <w:r>
+        <w:t xml:space="preserve"> </w:t>
+      </w:r>
+      <w:r>
+        <w:rPr>
+          <w:rStyle w:val="VerbatimChar"/>
+        </w:rPr>
+        <w:t xml:space="preserve">contactAttemptThreshold</w:t>
+      </w:r>
+      <w:r>
+        <w:t xml:space="preserve">,</w:t>
+      </w:r>
+      <w:r>
+        <w:t xml:space="preserve"> </w:t>
+      </w:r>
+      <w:r>
+        <w:rPr>
+          <w:rStyle w:val="VerbatimChar"/>
+        </w:rPr>
+        <w:t xml:space="preserve">lastEngagementAt</w:t>
+      </w:r>
+      <w:r>
+        <w:t xml:space="preserve">.</w:t>
+      </w:r>
+    </w:p>
+    <w:p>
+      <w:pPr>
+        <w:pStyle w:val="Compact"/>
+        <w:numPr>
+          <w:ilvl w:val="0"/>
+          <w:numId w:val="1334"/>
+        </w:numPr>
+      </w:pPr>
+      <w:r>
+        <w:t xml:space="preserve">Added</w:t>
+      </w:r>
+      <w:r>
+        <w:t xml:space="preserve"> </w:t>
+      </w:r>
+      <w:r>
+        <w:rPr>
+          <w:rStyle w:val="VerbatimChar"/>
+        </w:rPr>
+        <w:t xml:space="preserve">POST /api/deals/:id/log-attempt</w:t>
+      </w:r>
+      <w:r>
+        <w:t xml:space="preserve"> </w:t>
+      </w:r>
+      <w:r>
+        <w:t xml:space="preserve">backend action.</w:t>
+      </w:r>
+    </w:p>
+    <w:p>
+      <w:pPr>
+        <w:pStyle w:val="Compact"/>
+        <w:numPr>
+          <w:ilvl w:val="0"/>
+          <w:numId w:val="1335"/>
+        </w:numPr>
+      </w:pPr>
+      <w:r>
+        <w:t xml:space="preserve">Implemented quick-log kinds:</w:t>
+      </w:r>
+      <w:r>
+        <w:t xml:space="preserve"> </w:t>
+      </w:r>
+      <w:r>
+        <w:rPr>
+          <w:rStyle w:val="VerbatimChar"/>
+        </w:rPr>
+        <w:t xml:space="preserve">no_answer</w:t>
+      </w:r>
+      <w:r>
+        <w:t xml:space="preserve">,</w:t>
+      </w:r>
+      <w:r>
+        <w:t xml:space="preserve"> </w:t>
+      </w:r>
+      <w:r>
+        <w:rPr>
+          <w:rStyle w:val="VerbatimChar"/>
+        </w:rPr>
+        <w:t xml:space="preserve">texted</w:t>
+      </w:r>
+      <w:r>
+        <w:t xml:space="preserve">,</w:t>
+      </w:r>
+      <w:r>
+        <w:t xml:space="preserve"> </w:t>
+      </w:r>
+      <w:r>
+        <w:rPr>
+          <w:rStyle w:val="VerbatimChar"/>
+        </w:rPr>
+        <w:t xml:space="preserve">voicemail</w:t>
+      </w:r>
+      <w:r>
+        <w:t xml:space="preserve">,</w:t>
+      </w:r>
+      <w:r>
+        <w:t xml:space="preserve"> </w:t>
+      </w:r>
+      <w:r>
+        <w:rPr>
+          <w:rStyle w:val="VerbatimChar"/>
+        </w:rPr>
+        <w:t xml:space="preserve">connected</w:t>
+      </w:r>
+      <w:r>
+        <w:t xml:space="preserve">,</w:t>
+      </w:r>
+      <w:r>
+        <w:t xml:space="preserve"> </w:t>
+      </w:r>
+      <w:r>
+        <w:rPr>
+          <w:rStyle w:val="VerbatimChar"/>
+        </w:rPr>
+        <w:t xml:space="preserve">not_interested</w:t>
+      </w:r>
+      <w:r>
+        <w:t xml:space="preserve">.</w:t>
+      </w:r>
+    </w:p>
+    <w:p>
+      <w:pPr>
+        <w:pStyle w:val="Compact"/>
+        <w:numPr>
+          <w:ilvl w:val="0"/>
+          <w:numId w:val="1336"/>
+        </w:numPr>
+      </w:pPr>
+      <w:r>
+        <w:rPr>
+          <w:rStyle w:val="VerbatimChar"/>
+        </w:rPr>
+        <w:t xml:space="preserve">no_answer</w:t>
+      </w:r>
+      <w:r>
+        <w:t xml:space="preserve">,</w:t>
+      </w:r>
+      <w:r>
+        <w:t xml:space="preserve"> </w:t>
+      </w:r>
+      <w:r>
+        <w:rPr>
+          <w:rStyle w:val="VerbatimChar"/>
+        </w:rPr>
+        <w:t xml:space="preserve">texted</w:t>
+      </w:r>
+      <w:r>
+        <w:t xml:space="preserve">, and</w:t>
+      </w:r>
+      <w:r>
+        <w:t xml:space="preserve"> </w:t>
+      </w:r>
+      <w:r>
+        <w:rPr>
+          <w:rStyle w:val="VerbatimChar"/>
+        </w:rPr>
+        <w:t xml:space="preserve">voicemail</w:t>
+      </w:r>
+      <w:r>
+        <w:t xml:space="preserve"> </w:t>
+      </w:r>
+      <w:r>
+        <w:t xml:space="preserve">increment attempts and write audit metadata.</w:t>
+      </w:r>
+    </w:p>
+    <w:p>
+      <w:pPr>
+        <w:pStyle w:val="Compact"/>
+        <w:numPr>
+          <w:ilvl w:val="0"/>
+          <w:numId w:val="1337"/>
+        </w:numPr>
+      </w:pPr>
+      <w:r>
+        <w:rPr>
+          <w:rStyle w:val="VerbatimChar"/>
+        </w:rPr>
+        <w:t xml:space="preserve">connected</w:t>
+      </w:r>
+      <w:r>
+        <w:t xml:space="preserve"> </w:t>
+      </w:r>
+      <w:r>
+        <w:t xml:space="preserve">resets attempts and updates</w:t>
+      </w:r>
+      <w:r>
+        <w:t xml:space="preserve"> </w:t>
+      </w:r>
+      <w:r>
+        <w:rPr>
+          <w:rStyle w:val="VerbatimChar"/>
+        </w:rPr>
+        <w:t xml:space="preserve">lastEngagementAt</w:t>
+      </w:r>
+      <w:r>
+        <w:t xml:space="preserve">.</w:t>
+      </w:r>
+    </w:p>
+    <w:p>
+      <w:pPr>
+        <w:pStyle w:val="Compact"/>
+        <w:numPr>
+          <w:ilvl w:val="0"/>
+          <w:numId w:val="1338"/>
+        </w:numPr>
+      </w:pPr>
+      <w:r>
+        <w:rPr>
+          <w:rStyle w:val="VerbatimChar"/>
+        </w:rPr>
+        <w:t xml:space="preserve">not_interested</w:t>
+      </w:r>
+      <w:r>
+        <w:t xml:space="preserve"> </w:t>
+      </w:r>
+      <w:r>
+        <w:t xml:space="preserve">moves deal to</w:t>
+      </w:r>
+      <w:r>
+        <w:t xml:space="preserve"> </w:t>
+      </w:r>
+      <w:r>
+        <w:rPr>
+          <w:rStyle w:val="VerbatimChar"/>
+        </w:rPr>
+        <w:t xml:space="preserve">NURTURE</w:t>
+      </w:r>
+      <w:r>
+        <w:t xml:space="preserve">, sets lost semantics, resets attempts, and does not increment counter.</w:t>
+      </w:r>
+    </w:p>
+    <w:p>
+      <w:pPr>
+        <w:pStyle w:val="Compact"/>
+        <w:numPr>
+          <w:ilvl w:val="0"/>
+          <w:numId w:val="1339"/>
+        </w:numPr>
+      </w:pPr>
+      <w:r>
+        <w:t xml:space="preserve">Threshold auto-move to</w:t>
+      </w:r>
+      <w:r>
+        <w:t xml:space="preserve"> </w:t>
+      </w:r>
+      <w:r>
+        <w:rPr>
+          <w:rStyle w:val="VerbatimChar"/>
+        </w:rPr>
+        <w:t xml:space="preserve">NURTURE</w:t>
+      </w:r>
+      <w:r>
+        <w:t xml:space="preserve"> </w:t>
+      </w:r>
+      <w:r>
+        <w:t xml:space="preserve">implemented with audit metadata and linked lead status sync.</w:t>
+      </w:r>
+    </w:p>
+    <w:p>
+      <w:pPr>
+        <w:pStyle w:val="Compact"/>
+        <w:numPr>
+          <w:ilvl w:val="0"/>
+          <w:numId w:val="1340"/>
+        </w:numPr>
+      </w:pPr>
+      <w:r>
+        <w:t xml:space="preserve">Access control uses existing deal scope policy; funded/closed deals reject quick-log attempts.</w:t>
+      </w:r>
+    </w:p>
+    <w:p>
+      <w:pPr>
+        <w:pStyle w:val="Compact"/>
+        <w:numPr>
+          <w:ilvl w:val="0"/>
+          <w:numId w:val="1341"/>
+        </w:numPr>
+      </w:pPr>
+      <w:r>
+        <w:t xml:space="preserve">Validation passed: Prisma Client generation, server build,</w:t>
+      </w:r>
+      <w:r>
+        <w:t xml:space="preserve"> </w:t>
+      </w:r>
+      <w:r>
+        <w:rPr>
+          <w:rStyle w:val="VerbatimChar"/>
+        </w:rPr>
+        <w:t xml:space="preserve">cd server &amp;&amp; npx vitest run tests/dealContactAttempts.test.ts tests/dealControllerScope.test.ts tests/dealScopePolicy.test.ts</w:t>
+      </w:r>
+      <w:r>
+        <w:t xml:space="preserve"> </w:t>
+      </w:r>
+      <w:r>
+        <w:t xml:space="preserve">— 14/14 passed.</w:t>
+      </w:r>
+    </w:p>
+    <w:p>
+      <w:pPr>
+        <w:pStyle w:val="Compact"/>
+        <w:numPr>
+          <w:ilvl w:val="0"/>
+          <w:numId w:val="1342"/>
+        </w:numPr>
+      </w:pPr>
+      <w:r>
+        <w:t xml:space="preserve">Targeted ESLint passed with 0 errors and existing warning debt only.</w:t>
+      </w:r>
+    </w:p>
+    <w:bookmarkEnd w:id="49"/>
+    <w:bookmarkStart w:id="50" w:name="data-and-backend"/>
+    <w:p>
+      <w:pPr>
+        <w:pStyle w:val="Heading3"/>
+      </w:pPr>
+      <w:r>
         <w:t xml:space="preserve">Data and backend</w:t>
       </w:r>
     </w:p>
@@ -8171,7 +8517,7 @@
         <w:pStyle w:val="Compact"/>
         <w:numPr>
           <w:ilvl w:val="0"/>
-          <w:numId w:val="1333"/>
+          <w:numId w:val="1343"/>
         </w:numPr>
       </w:pPr>
       <w:r>
@@ -8210,7 +8556,7 @@
         <w:pStyle w:val="Compact"/>
         <w:numPr>
           <w:ilvl w:val="0"/>
-          <w:numId w:val="1334"/>
+          <w:numId w:val="1344"/>
         </w:numPr>
       </w:pPr>
       <w:r>
@@ -8249,7 +8595,7 @@
         <w:pStyle w:val="Compact"/>
         <w:numPr>
           <w:ilvl w:val="0"/>
-          <w:numId w:val="1335"/>
+          <w:numId w:val="1345"/>
         </w:numPr>
       </w:pPr>
       <w:r>
@@ -8273,7 +8619,7 @@
         <w:pStyle w:val="Compact"/>
         <w:numPr>
           <w:ilvl w:val="0"/>
-          <w:numId w:val="1336"/>
+          <w:numId w:val="1346"/>
         </w:numPr>
       </w:pPr>
       <w:r>
@@ -8330,7 +8676,7 @@
         <w:pStyle w:val="Compact"/>
         <w:numPr>
           <w:ilvl w:val="0"/>
-          <w:numId w:val="1337"/>
+          <w:numId w:val="1347"/>
         </w:numPr>
       </w:pPr>
       <w:r>
@@ -8354,7 +8700,7 @@
         <w:pStyle w:val="Compact"/>
         <w:numPr>
           <w:ilvl w:val="0"/>
-          <w:numId w:val="1338"/>
+          <w:numId w:val="1348"/>
         </w:numPr>
       </w:pPr>
       <w:r>
@@ -8366,7 +8712,7 @@
         <w:pStyle w:val="Compact"/>
         <w:numPr>
           <w:ilvl w:val="1"/>
-          <w:numId w:val="1339"/>
+          <w:numId w:val="1349"/>
         </w:numPr>
       </w:pPr>
       <w:r>
@@ -8378,7 +8724,7 @@
         <w:pStyle w:val="Compact"/>
         <w:numPr>
           <w:ilvl w:val="1"/>
-          <w:numId w:val="1339"/>
+          <w:numId w:val="1349"/>
         </w:numPr>
       </w:pPr>
       <w:r>
@@ -8390,7 +8736,7 @@
         <w:pStyle w:val="Compact"/>
         <w:numPr>
           <w:ilvl w:val="1"/>
-          <w:numId w:val="1339"/>
+          <w:numId w:val="1349"/>
         </w:numPr>
       </w:pPr>
       <w:r>
@@ -8402,7 +8748,7 @@
         <w:pStyle w:val="Compact"/>
         <w:numPr>
           <w:ilvl w:val="1"/>
-          <w:numId w:val="1339"/>
+          <w:numId w:val="1349"/>
         </w:numPr>
       </w:pPr>
       <w:r>
@@ -8414,7 +8760,7 @@
         <w:pStyle w:val="Compact"/>
         <w:numPr>
           <w:ilvl w:val="1"/>
-          <w:numId w:val="1339"/>
+          <w:numId w:val="1349"/>
         </w:numPr>
       </w:pPr>
       <w:r>
@@ -8426,7 +8772,7 @@
         <w:pStyle w:val="Compact"/>
         <w:numPr>
           <w:ilvl w:val="0"/>
-          <w:numId w:val="1340"/>
+          <w:numId w:val="1350"/>
         </w:numPr>
       </w:pPr>
       <w:r>
@@ -8471,7 +8817,7 @@
         <w:pStyle w:val="Compact"/>
         <w:numPr>
           <w:ilvl w:val="0"/>
-          <w:numId w:val="1341"/>
+          <w:numId w:val="1351"/>
         </w:numPr>
       </w:pPr>
       <w:r>
@@ -8504,7 +8850,7 @@
         <w:pStyle w:val="Compact"/>
         <w:numPr>
           <w:ilvl w:val="0"/>
-          <w:numId w:val="1342"/>
+          <w:numId w:val="1352"/>
         </w:numPr>
       </w:pPr>
       <w:r>
@@ -8537,7 +8883,7 @@
         <w:pStyle w:val="Compact"/>
         <w:numPr>
           <w:ilvl w:val="0"/>
-          <w:numId w:val="1343"/>
+          <w:numId w:val="1353"/>
         </w:numPr>
       </w:pPr>
       <w:r>
@@ -8564,7 +8910,7 @@
         <w:pStyle w:val="Compact"/>
         <w:numPr>
           <w:ilvl w:val="0"/>
-          <w:numId w:val="1344"/>
+          <w:numId w:val="1354"/>
         </w:numPr>
       </w:pPr>
       <w:r>
@@ -8576,7 +8922,7 @@
         <w:pStyle w:val="Compact"/>
         <w:numPr>
           <w:ilvl w:val="0"/>
-          <w:numId w:val="1345"/>
+          <w:numId w:val="1355"/>
         </w:numPr>
       </w:pPr>
       <w:r>
@@ -8588,7 +8934,7 @@
         <w:pStyle w:val="Compact"/>
         <w:numPr>
           <w:ilvl w:val="0"/>
-          <w:numId w:val="1346"/>
+          <w:numId w:val="1356"/>
         </w:numPr>
       </w:pPr>
       <w:r>
@@ -8600,7 +8946,7 @@
         <w:pStyle w:val="Compact"/>
         <w:numPr>
           <w:ilvl w:val="0"/>
-          <w:numId w:val="1347"/>
+          <w:numId w:val="1357"/>
         </w:numPr>
       </w:pPr>
       <w:r>
@@ -8612,7 +8958,7 @@
         <w:pStyle w:val="Compact"/>
         <w:numPr>
           <w:ilvl w:val="0"/>
-          <w:numId w:val="1348"/>
+          <w:numId w:val="1358"/>
         </w:numPr>
       </w:pPr>
       <w:r>
@@ -8639,15 +8985,15 @@
         <w:pStyle w:val="Compact"/>
         <w:numPr>
           <w:ilvl w:val="0"/>
-          <w:numId w:val="1349"/>
+          <w:numId w:val="1359"/>
         </w:numPr>
       </w:pPr>
       <w:r>
         <w:t xml:space="preserve">Revive Queue compatibility preserved.</w:t>
       </w:r>
     </w:p>
-    <w:bookmarkEnd w:id="49"/>
-    <w:bookmarkStart w:id="50" w:name="ui"/>
+    <w:bookmarkEnd w:id="50"/>
+    <w:bookmarkStart w:id="51" w:name="ui"/>
     <w:p>
       <w:pPr>
         <w:pStyle w:val="Heading3"/>
@@ -8661,7 +9007,7 @@
         <w:pStyle w:val="Compact"/>
         <w:numPr>
           <w:ilvl w:val="0"/>
-          <w:numId w:val="1350"/>
+          <w:numId w:val="1360"/>
         </w:numPr>
       </w:pPr>
       <w:r>
@@ -8673,7 +9019,7 @@
         <w:pStyle w:val="Compact"/>
         <w:numPr>
           <w:ilvl w:val="0"/>
-          <w:numId w:val="1351"/>
+          <w:numId w:val="1361"/>
         </w:numPr>
       </w:pPr>
       <w:r>
@@ -8685,7 +9031,7 @@
         <w:pStyle w:val="Compact"/>
         <w:numPr>
           <w:ilvl w:val="0"/>
-          <w:numId w:val="1352"/>
+          <w:numId w:val="1362"/>
         </w:numPr>
       </w:pPr>
       <w:r>
@@ -8697,7 +9043,7 @@
         <w:pStyle w:val="Compact"/>
         <w:numPr>
           <w:ilvl w:val="0"/>
-          <w:numId w:val="1353"/>
+          <w:numId w:val="1363"/>
         </w:numPr>
       </w:pPr>
       <w:r>
@@ -8721,7 +9067,7 @@
         <w:pStyle w:val="Compact"/>
         <w:numPr>
           <w:ilvl w:val="0"/>
-          <w:numId w:val="1354"/>
+          <w:numId w:val="1364"/>
         </w:numPr>
       </w:pPr>
       <w:r>
@@ -8733,7 +9079,7 @@
         <w:pStyle w:val="Compact"/>
         <w:numPr>
           <w:ilvl w:val="1"/>
-          <w:numId w:val="1355"/>
+          <w:numId w:val="1365"/>
         </w:numPr>
       </w:pPr>
       <w:r>
@@ -8745,7 +9091,7 @@
         <w:pStyle w:val="Compact"/>
         <w:numPr>
           <w:ilvl w:val="1"/>
-          <w:numId w:val="1355"/>
+          <w:numId w:val="1365"/>
         </w:numPr>
       </w:pPr>
       <w:r>
@@ -8757,7 +9103,7 @@
         <w:pStyle w:val="Compact"/>
         <w:numPr>
           <w:ilvl w:val="1"/>
-          <w:numId w:val="1355"/>
+          <w:numId w:val="1365"/>
         </w:numPr>
       </w:pPr>
       <w:r>
@@ -8769,7 +9115,7 @@
         <w:pStyle w:val="Compact"/>
         <w:numPr>
           <w:ilvl w:val="0"/>
-          <w:numId w:val="1356"/>
+          <w:numId w:val="1366"/>
         </w:numPr>
       </w:pPr>
       <w:r>
@@ -8811,7 +9157,7 @@
         <w:pStyle w:val="Compact"/>
         <w:numPr>
           <w:ilvl w:val="0"/>
-          <w:numId w:val="1357"/>
+          <w:numId w:val="1367"/>
         </w:numPr>
       </w:pPr>
       <w:r>
@@ -8848,8 +9194,8 @@
         <w:t xml:space="preserve">visual target.</w:t>
       </w:r>
     </w:p>
-    <w:bookmarkEnd w:id="50"/>
-    <w:bookmarkStart w:id="51" w:name="m1.5-testing-gate"/>
+    <w:bookmarkEnd w:id="51"/>
+    <w:bookmarkStart w:id="52" w:name="m1.5-testing-gate"/>
     <w:p>
       <w:pPr>
         <w:pStyle w:val="Heading3"/>
@@ -8863,7 +9209,7 @@
         <w:pStyle w:val="Compact"/>
         <w:numPr>
           <w:ilvl w:val="0"/>
-          <w:numId w:val="1358"/>
+          <w:numId w:val="1368"/>
         </w:numPr>
       </w:pPr>
       <w:r>
@@ -8875,7 +9221,7 @@
         <w:pStyle w:val="Compact"/>
         <w:numPr>
           <w:ilvl w:val="0"/>
-          <w:numId w:val="1359"/>
+          <w:numId w:val="1369"/>
         </w:numPr>
       </w:pPr>
       <w:r>
@@ -8887,7 +9233,7 @@
         <w:pStyle w:val="Compact"/>
         <w:numPr>
           <w:ilvl w:val="0"/>
-          <w:numId w:val="1360"/>
+          <w:numId w:val="1370"/>
         </w:numPr>
       </w:pPr>
       <w:r>
@@ -8899,7 +9245,7 @@
         <w:pStyle w:val="Compact"/>
         <w:numPr>
           <w:ilvl w:val="0"/>
-          <w:numId w:val="1361"/>
+          <w:numId w:val="1371"/>
         </w:numPr>
       </w:pPr>
       <w:r>
@@ -8911,7 +9257,7 @@
         <w:pStyle w:val="Compact"/>
         <w:numPr>
           <w:ilvl w:val="0"/>
-          <w:numId w:val="1362"/>
+          <w:numId w:val="1372"/>
         </w:numPr>
       </w:pPr>
       <w:r>
@@ -8923,7 +9269,7 @@
         <w:pStyle w:val="Compact"/>
         <w:numPr>
           <w:ilvl w:val="0"/>
-          <w:numId w:val="1363"/>
+          <w:numId w:val="1373"/>
         </w:numPr>
       </w:pPr>
       <w:r>
@@ -8935,7 +9281,7 @@
         <w:pStyle w:val="Compact"/>
         <w:numPr>
           <w:ilvl w:val="0"/>
-          <w:numId w:val="1364"/>
+          <w:numId w:val="1374"/>
         </w:numPr>
       </w:pPr>
       <w:r>
@@ -8947,7 +9293,7 @@
         <w:pStyle w:val="Compact"/>
         <w:numPr>
           <w:ilvl w:val="0"/>
-          <w:numId w:val="1365"/>
+          <w:numId w:val="1375"/>
         </w:numPr>
       </w:pPr>
       <w:r>
@@ -8959,16 +9305,16 @@
         <w:pStyle w:val="Compact"/>
         <w:numPr>
           <w:ilvl w:val="0"/>
-          <w:numId w:val="1366"/>
+          <w:numId w:val="1376"/>
         </w:numPr>
       </w:pPr>
       <w:r>
         <w:t xml:space="preserve">Progress dashboard updated.</w:t>
       </w:r>
     </w:p>
-    <w:bookmarkEnd w:id="51"/>
     <w:bookmarkEnd w:id="52"/>
-    <w:bookmarkStart w:id="56" w:name="m1.6-m1-full-regression-and-release-gate"/>
+    <w:bookmarkEnd w:id="53"/>
+    <w:bookmarkStart w:id="57" w:name="m1.6-m1-full-regression-and-release-gate"/>
     <w:p>
       <w:pPr>
         <w:pStyle w:val="Heading2"/>
@@ -8977,7 +9323,7 @@
         <w:t xml:space="preserve">M1.6 — M1 Full Regression And Release Gate</w:t>
       </w:r>
     </w:p>
-    <w:bookmarkStart w:id="53" w:name="functional-regression"/>
+    <w:bookmarkStart w:id="54" w:name="functional-regression"/>
     <w:p>
       <w:pPr>
         <w:pStyle w:val="Heading3"/>
@@ -8991,7 +9337,7 @@
         <w:pStyle w:val="Compact"/>
         <w:numPr>
           <w:ilvl w:val="0"/>
-          <w:numId w:val="1367"/>
+          <w:numId w:val="1377"/>
         </w:numPr>
       </w:pPr>
       <w:r>
@@ -9003,7 +9349,7 @@
         <w:pStyle w:val="Compact"/>
         <w:numPr>
           <w:ilvl w:val="0"/>
-          <w:numId w:val="1368"/>
+          <w:numId w:val="1378"/>
         </w:numPr>
       </w:pPr>
       <w:r>
@@ -9015,7 +9361,7 @@
         <w:pStyle w:val="Compact"/>
         <w:numPr>
           <w:ilvl w:val="0"/>
-          <w:numId w:val="1369"/>
+          <w:numId w:val="1379"/>
         </w:numPr>
       </w:pPr>
       <w:r>
@@ -9027,7 +9373,7 @@
         <w:pStyle w:val="Compact"/>
         <w:numPr>
           <w:ilvl w:val="0"/>
-          <w:numId w:val="1370"/>
+          <w:numId w:val="1380"/>
         </w:numPr>
       </w:pPr>
       <w:r>
@@ -9039,7 +9385,7 @@
         <w:pStyle w:val="Compact"/>
         <w:numPr>
           <w:ilvl w:val="0"/>
-          <w:numId w:val="1371"/>
+          <w:numId w:val="1381"/>
         </w:numPr>
       </w:pPr>
       <w:r>
@@ -9051,7 +9397,7 @@
         <w:pStyle w:val="Compact"/>
         <w:numPr>
           <w:ilvl w:val="0"/>
-          <w:numId w:val="1372"/>
+          <w:numId w:val="1382"/>
         </w:numPr>
       </w:pPr>
       <w:r>
@@ -9063,7 +9409,7 @@
         <w:pStyle w:val="Compact"/>
         <w:numPr>
           <w:ilvl w:val="0"/>
-          <w:numId w:val="1373"/>
+          <w:numId w:val="1383"/>
         </w:numPr>
       </w:pPr>
       <w:r>
@@ -9075,7 +9421,7 @@
         <w:pStyle w:val="Compact"/>
         <w:numPr>
           <w:ilvl w:val="0"/>
-          <w:numId w:val="1374"/>
+          <w:numId w:val="1384"/>
         </w:numPr>
       </w:pPr>
       <w:r>
@@ -9087,7 +9433,7 @@
         <w:pStyle w:val="Compact"/>
         <w:numPr>
           <w:ilvl w:val="0"/>
-          <w:numId w:val="1375"/>
+          <w:numId w:val="1385"/>
         </w:numPr>
       </w:pPr>
       <w:r>
@@ -9099,7 +9445,7 @@
         <w:pStyle w:val="Compact"/>
         <w:numPr>
           <w:ilvl w:val="0"/>
-          <w:numId w:val="1376"/>
+          <w:numId w:val="1386"/>
         </w:numPr>
       </w:pPr>
       <w:r>
@@ -9111,7 +9457,7 @@
         <w:pStyle w:val="Compact"/>
         <w:numPr>
           <w:ilvl w:val="0"/>
-          <w:numId w:val="1377"/>
+          <w:numId w:val="1387"/>
         </w:numPr>
       </w:pPr>
       <w:r>
@@ -9123,7 +9469,7 @@
         <w:pStyle w:val="Compact"/>
         <w:numPr>
           <w:ilvl w:val="0"/>
-          <w:numId w:val="1378"/>
+          <w:numId w:val="1388"/>
         </w:numPr>
       </w:pPr>
       <w:r>
@@ -9135,7 +9481,7 @@
         <w:pStyle w:val="Compact"/>
         <w:numPr>
           <w:ilvl w:val="0"/>
-          <w:numId w:val="1379"/>
+          <w:numId w:val="1389"/>
         </w:numPr>
       </w:pPr>
       <w:r>
@@ -9147,7 +9493,7 @@
         <w:pStyle w:val="Compact"/>
         <w:numPr>
           <w:ilvl w:val="0"/>
-          <w:numId w:val="1380"/>
+          <w:numId w:val="1390"/>
         </w:numPr>
       </w:pPr>
       <w:r>
@@ -9159,15 +9505,15 @@
         <w:pStyle w:val="Compact"/>
         <w:numPr>
           <w:ilvl w:val="0"/>
-          <w:numId w:val="1381"/>
+          <w:numId w:val="1391"/>
         </w:numPr>
       </w:pPr>
       <w:r>
         <w:t xml:space="preserve">Socket scoping unaffected.</w:t>
       </w:r>
     </w:p>
-    <w:bookmarkEnd w:id="53"/>
-    <w:bookmarkStart w:id="54" w:name="visual-regression"/>
+    <w:bookmarkEnd w:id="54"/>
+    <w:bookmarkStart w:id="55" w:name="visual-regression"/>
     <w:p>
       <w:pPr>
         <w:pStyle w:val="Heading3"/>
@@ -9181,7 +9527,7 @@
         <w:pStyle w:val="Compact"/>
         <w:numPr>
           <w:ilvl w:val="0"/>
-          <w:numId w:val="1382"/>
+          <w:numId w:val="1392"/>
         </w:numPr>
       </w:pPr>
       <w:r>
@@ -9193,7 +9539,7 @@
         <w:pStyle w:val="Compact"/>
         <w:numPr>
           <w:ilvl w:val="0"/>
-          <w:numId w:val="1383"/>
+          <w:numId w:val="1393"/>
         </w:numPr>
       </w:pPr>
       <w:r>
@@ -9205,7 +9551,7 @@
         <w:pStyle w:val="Compact"/>
         <w:numPr>
           <w:ilvl w:val="0"/>
-          <w:numId w:val="1384"/>
+          <w:numId w:val="1394"/>
         </w:numPr>
       </w:pPr>
       <w:r>
@@ -9217,7 +9563,7 @@
         <w:pStyle w:val="Compact"/>
         <w:numPr>
           <w:ilvl w:val="0"/>
-          <w:numId w:val="1385"/>
+          <w:numId w:val="1395"/>
         </w:numPr>
       </w:pPr>
       <w:r>
@@ -9229,7 +9575,7 @@
         <w:pStyle w:val="Compact"/>
         <w:numPr>
           <w:ilvl w:val="0"/>
-          <w:numId w:val="1386"/>
+          <w:numId w:val="1396"/>
         </w:numPr>
       </w:pPr>
       <w:r>
@@ -9241,7 +9587,7 @@
         <w:pStyle w:val="Compact"/>
         <w:numPr>
           <w:ilvl w:val="0"/>
-          <w:numId w:val="1387"/>
+          <w:numId w:val="1397"/>
         </w:numPr>
       </w:pPr>
       <w:r>
@@ -9253,15 +9599,15 @@
         <w:pStyle w:val="Compact"/>
         <w:numPr>
           <w:ilvl w:val="0"/>
-          <w:numId w:val="1388"/>
+          <w:numId w:val="1398"/>
         </w:numPr>
       </w:pPr>
       <w:r>
         <w:t xml:space="preserve">Sidebar remains unchanged unless intentionally touched.</w:t>
       </w:r>
     </w:p>
-    <w:bookmarkEnd w:id="54"/>
-    <w:bookmarkStart w:id="55" w:name="release-readiness"/>
+    <w:bookmarkEnd w:id="55"/>
+    <w:bookmarkStart w:id="56" w:name="release-readiness"/>
     <w:p>
       <w:pPr>
         <w:pStyle w:val="Heading3"/>
@@ -9275,7 +9621,7 @@
         <w:pStyle w:val="Compact"/>
         <w:numPr>
           <w:ilvl w:val="0"/>
-          <w:numId w:val="1389"/>
+          <w:numId w:val="1399"/>
         </w:numPr>
       </w:pPr>
       <w:r>
@@ -9287,7 +9633,7 @@
         <w:pStyle w:val="Compact"/>
         <w:numPr>
           <w:ilvl w:val="0"/>
-          <w:numId w:val="1390"/>
+          <w:numId w:val="1400"/>
         </w:numPr>
       </w:pPr>
       <w:r>
@@ -9299,7 +9645,7 @@
         <w:pStyle w:val="Compact"/>
         <w:numPr>
           <w:ilvl w:val="0"/>
-          <w:numId w:val="1391"/>
+          <w:numId w:val="1401"/>
         </w:numPr>
       </w:pPr>
       <w:r>
@@ -9311,7 +9657,7 @@
         <w:pStyle w:val="Compact"/>
         <w:numPr>
           <w:ilvl w:val="0"/>
-          <w:numId w:val="1392"/>
+          <w:numId w:val="1402"/>
         </w:numPr>
       </w:pPr>
       <w:r>
@@ -9323,7 +9669,7 @@
         <w:pStyle w:val="Compact"/>
         <w:numPr>
           <w:ilvl w:val="0"/>
-          <w:numId w:val="1393"/>
+          <w:numId w:val="1403"/>
         </w:numPr>
       </w:pPr>
       <w:r>
@@ -9335,7 +9681,7 @@
         <w:pStyle w:val="Compact"/>
         <w:numPr>
           <w:ilvl w:val="0"/>
-          <w:numId w:val="1394"/>
+          <w:numId w:val="1404"/>
         </w:numPr>
       </w:pPr>
       <w:r>
@@ -9347,16 +9693,16 @@
         <w:pStyle w:val="Compact"/>
         <w:numPr>
           <w:ilvl w:val="0"/>
-          <w:numId w:val="1395"/>
+          <w:numId w:val="1405"/>
         </w:numPr>
       </w:pPr>
       <w:r>
         <w:t xml:space="preserve">Progress dashboard updated to M1 complete only after all gates pass.</w:t>
       </w:r>
     </w:p>
-    <w:bookmarkEnd w:id="55"/>
     <w:bookmarkEnd w:id="56"/>
-    <w:bookmarkStart w:id="62" w:name="Xa989490dca5dab2d86ca3d9b72c2ded4f0c555a"/>
+    <w:bookmarkEnd w:id="57"/>
+    <w:bookmarkStart w:id="63" w:name="Xa989490dca5dab2d86ca3d9b72c2ded4f0c555a"/>
     <w:p>
       <w:pPr>
         <w:pStyle w:val="Heading2"/>
@@ -9365,7 +9711,7 @@
         <w:t xml:space="preserve">M2.1 — Leads/Campaign Access And Source Fixes</w:t>
       </w:r>
     </w:p>
-    <w:bookmarkStart w:id="57" w:name="implementation-evidence-2026-05-02-3"/>
+    <w:bookmarkStart w:id="58" w:name="implementation-evidence-2026-05-02-4"/>
     <w:p>
       <w:pPr>
         <w:pStyle w:val="Heading3"/>
@@ -9379,7 +9725,7 @@
         <w:pStyle w:val="Compact"/>
         <w:numPr>
           <w:ilvl w:val="0"/>
-          <w:numId w:val="1396"/>
+          <w:numId w:val="1406"/>
         </w:numPr>
       </w:pPr>
       <w:r>
@@ -9451,7 +9797,7 @@
         <w:pStyle w:val="Compact"/>
         <w:numPr>
           <w:ilvl w:val="0"/>
-          <w:numId w:val="1397"/>
+          <w:numId w:val="1407"/>
         </w:numPr>
       </w:pPr>
       <w:r>
@@ -9463,7 +9809,7 @@
         <w:pStyle w:val="Compact"/>
         <w:numPr>
           <w:ilvl w:val="0"/>
-          <w:numId w:val="1398"/>
+          <w:numId w:val="1408"/>
         </w:numPr>
       </w:pPr>
       <w:r>
@@ -9490,7 +9836,7 @@
         <w:pStyle w:val="Compact"/>
         <w:numPr>
           <w:ilvl w:val="0"/>
-          <w:numId w:val="1399"/>
+          <w:numId w:val="1409"/>
         </w:numPr>
       </w:pPr>
       <w:r>
@@ -9544,7 +9890,7 @@
         <w:pStyle w:val="Compact"/>
         <w:numPr>
           <w:ilvl w:val="0"/>
-          <w:numId w:val="1400"/>
+          <w:numId w:val="1410"/>
         </w:numPr>
       </w:pPr>
       <w:r>
@@ -9556,15 +9902,15 @@
         <w:pStyle w:val="Compact"/>
         <w:numPr>
           <w:ilvl w:val="0"/>
-          <w:numId w:val="1401"/>
+          <w:numId w:val="1411"/>
         </w:numPr>
       </w:pPr>
       <w:r>
         <w:t xml:space="preserve">CSV import smoke pending with two real rep accounts.</w:t>
       </w:r>
     </w:p>
-    <w:bookmarkEnd w:id="57"/>
-    <w:bookmarkStart w:id="58" w:name="leads-ownership-bug"/>
+    <w:bookmarkEnd w:id="58"/>
+    <w:bookmarkStart w:id="59" w:name="leads-ownership-bug"/>
     <w:p>
       <w:pPr>
         <w:pStyle w:val="Heading3"/>
@@ -9578,7 +9924,7 @@
         <w:pStyle w:val="Compact"/>
         <w:numPr>
           <w:ilvl w:val="0"/>
-          <w:numId w:val="1402"/>
+          <w:numId w:val="1412"/>
         </w:numPr>
       </w:pPr>
       <w:r>
@@ -9629,7 +9975,7 @@
         <w:pStyle w:val="Compact"/>
         <w:numPr>
           <w:ilvl w:val="0"/>
-          <w:numId w:val="1403"/>
+          <w:numId w:val="1413"/>
         </w:numPr>
       </w:pPr>
       <w:r>
@@ -9656,7 +10002,7 @@
         <w:pStyle w:val="Compact"/>
         <w:numPr>
           <w:ilvl w:val="0"/>
-          <w:numId w:val="1404"/>
+          <w:numId w:val="1414"/>
         </w:numPr>
       </w:pPr>
       <w:r>
@@ -9668,7 +10014,7 @@
         <w:pStyle w:val="Compact"/>
         <w:numPr>
           <w:ilvl w:val="0"/>
-          <w:numId w:val="1405"/>
+          <w:numId w:val="1415"/>
         </w:numPr>
       </w:pPr>
       <w:r>
@@ -9695,7 +10041,7 @@
         <w:pStyle w:val="Compact"/>
         <w:numPr>
           <w:ilvl w:val="0"/>
-          <w:numId w:val="1406"/>
+          <w:numId w:val="1416"/>
         </w:numPr>
       </w:pPr>
       <w:r>
@@ -9707,7 +10053,7 @@
         <w:pStyle w:val="Compact"/>
         <w:numPr>
           <w:ilvl w:val="0"/>
-          <w:numId w:val="1407"/>
+          <w:numId w:val="1417"/>
         </w:numPr>
       </w:pPr>
       <w:r>
@@ -9719,15 +10065,15 @@
         <w:pStyle w:val="Compact"/>
         <w:numPr>
           <w:ilvl w:val="0"/>
-          <w:numId w:val="1408"/>
+          <w:numId w:val="1418"/>
         </w:numPr>
       </w:pPr>
       <w:r>
         <w:t xml:space="preserve">Manager behavior documented: manager keeps admin-like global visibility for M2.1 unless JB narrows manager scope later.</w:t>
       </w:r>
     </w:p>
-    <w:bookmarkEnd w:id="58"/>
-    <w:bookmarkStart w:id="59" w:name="campaign-ownership-bug"/>
+    <w:bookmarkEnd w:id="59"/>
+    <w:bookmarkStart w:id="60" w:name="campaign-ownership-bug"/>
     <w:p>
       <w:pPr>
         <w:pStyle w:val="Heading3"/>
@@ -9741,7 +10087,7 @@
         <w:pStyle w:val="Compact"/>
         <w:numPr>
           <w:ilvl w:val="0"/>
-          <w:numId w:val="1409"/>
+          <w:numId w:val="1419"/>
         </w:numPr>
       </w:pPr>
       <w:r>
@@ -9765,7 +10111,7 @@
         <w:pStyle w:val="Compact"/>
         <w:numPr>
           <w:ilvl w:val="0"/>
-          <w:numId w:val="1410"/>
+          <w:numId w:val="1420"/>
         </w:numPr>
       </w:pPr>
       <w:r>
@@ -9789,7 +10135,7 @@
         <w:pStyle w:val="Compact"/>
         <w:numPr>
           <w:ilvl w:val="0"/>
-          <w:numId w:val="1411"/>
+          <w:numId w:val="1421"/>
         </w:numPr>
       </w:pPr>
       <w:r>
@@ -9801,7 +10147,7 @@
         <w:pStyle w:val="Compact"/>
         <w:numPr>
           <w:ilvl w:val="0"/>
-          <w:numId w:val="1412"/>
+          <w:numId w:val="1422"/>
         </w:numPr>
       </w:pPr>
       <w:r>
@@ -9813,7 +10159,7 @@
         <w:pStyle w:val="Compact"/>
         <w:numPr>
           <w:ilvl w:val="0"/>
-          <w:numId w:val="1413"/>
+          <w:numId w:val="1423"/>
         </w:numPr>
       </w:pPr>
       <w:r>
@@ -9825,7 +10171,7 @@
         <w:pStyle w:val="Compact"/>
         <w:numPr>
           <w:ilvl w:val="0"/>
-          <w:numId w:val="1414"/>
+          <w:numId w:val="1424"/>
         </w:numPr>
       </w:pPr>
       <w:r>
@@ -9841,8 +10187,8 @@
         <w:t xml:space="preserve">remains compatible.</w:t>
       </w:r>
     </w:p>
-    <w:bookmarkEnd w:id="59"/>
-    <w:bookmarkStart w:id="60" w:name="source-readable-fix"/>
+    <w:bookmarkEnd w:id="60"/>
+    <w:bookmarkStart w:id="61" w:name="source-readable-fix"/>
     <w:p>
       <w:pPr>
         <w:pStyle w:val="Heading3"/>
@@ -9856,7 +10202,7 @@
         <w:pStyle w:val="Compact"/>
         <w:numPr>
           <w:ilvl w:val="0"/>
-          <w:numId w:val="1415"/>
+          <w:numId w:val="1425"/>
         </w:numPr>
       </w:pPr>
       <w:r>
@@ -9868,7 +10214,7 @@
         <w:pStyle w:val="Compact"/>
         <w:numPr>
           <w:ilvl w:val="0"/>
-          <w:numId w:val="1416"/>
+          <w:numId w:val="1426"/>
         </w:numPr>
       </w:pPr>
       <w:r>
@@ -9880,7 +10226,7 @@
         <w:pStyle w:val="Compact"/>
         <w:numPr>
           <w:ilvl w:val="1"/>
-          <w:numId w:val="1417"/>
+          <w:numId w:val="1427"/>
         </w:numPr>
       </w:pPr>
       <w:r>
@@ -9898,7 +10244,7 @@
         <w:pStyle w:val="Compact"/>
         <w:numPr>
           <w:ilvl w:val="1"/>
-          <w:numId w:val="1417"/>
+          <w:numId w:val="1427"/>
         </w:numPr>
       </w:pPr>
       <w:r>
@@ -9916,7 +10262,7 @@
         <w:pStyle w:val="Compact"/>
         <w:numPr>
           <w:ilvl w:val="1"/>
-          <w:numId w:val="1417"/>
+          <w:numId w:val="1427"/>
         </w:numPr>
       </w:pPr>
       <w:r>
@@ -9934,7 +10280,7 @@
         <w:pStyle w:val="Compact"/>
         <w:numPr>
           <w:ilvl w:val="1"/>
-          <w:numId w:val="1417"/>
+          <w:numId w:val="1427"/>
         </w:numPr>
       </w:pPr>
       <w:r>
@@ -9952,7 +10298,7 @@
         <w:pStyle w:val="Compact"/>
         <w:numPr>
           <w:ilvl w:val="0"/>
-          <w:numId w:val="1418"/>
+          <w:numId w:val="1428"/>
         </w:numPr>
       </w:pPr>
       <w:r>
@@ -9964,7 +10310,7 @@
         <w:pStyle w:val="Compact"/>
         <w:numPr>
           <w:ilvl w:val="0"/>
-          <w:numId w:val="1419"/>
+          <w:numId w:val="1429"/>
         </w:numPr>
       </w:pPr>
       <w:r>
@@ -9976,15 +10322,15 @@
         <w:pStyle w:val="Compact"/>
         <w:numPr>
           <w:ilvl w:val="0"/>
-          <w:numId w:val="1420"/>
+          <w:numId w:val="1430"/>
         </w:numPr>
       </w:pPr>
       <w:r>
         <w:t xml:space="preserve">Campaign-created leads preserve campaign/list lineage.</w:t>
       </w:r>
     </w:p>
-    <w:bookmarkEnd w:id="60"/>
-    <w:bookmarkStart w:id="61" w:name="m2.1-testing-gate"/>
+    <w:bookmarkEnd w:id="61"/>
+    <w:bookmarkStart w:id="62" w:name="m2.1-testing-gate"/>
     <w:p>
       <w:pPr>
         <w:pStyle w:val="Heading3"/>
@@ -9998,7 +10344,7 @@
         <w:pStyle w:val="Compact"/>
         <w:numPr>
           <w:ilvl w:val="0"/>
-          <w:numId w:val="1421"/>
+          <w:numId w:val="1431"/>
         </w:numPr>
       </w:pPr>
       <w:r>
@@ -10010,7 +10356,7 @@
         <w:pStyle w:val="Compact"/>
         <w:numPr>
           <w:ilvl w:val="0"/>
-          <w:numId w:val="1422"/>
+          <w:numId w:val="1432"/>
         </w:numPr>
       </w:pPr>
       <w:r>
@@ -10022,7 +10368,7 @@
         <w:pStyle w:val="Compact"/>
         <w:numPr>
           <w:ilvl w:val="0"/>
-          <w:numId w:val="1423"/>
+          <w:numId w:val="1433"/>
         </w:numPr>
       </w:pPr>
       <w:r>
@@ -10034,7 +10380,7 @@
         <w:pStyle w:val="Compact"/>
         <w:numPr>
           <w:ilvl w:val="0"/>
-          <w:numId w:val="1424"/>
+          <w:numId w:val="1434"/>
         </w:numPr>
       </w:pPr>
       <w:r>
@@ -10046,7 +10392,7 @@
         <w:pStyle w:val="Compact"/>
         <w:numPr>
           <w:ilvl w:val="0"/>
-          <w:numId w:val="1425"/>
+          <w:numId w:val="1435"/>
         </w:numPr>
       </w:pPr>
       <w:r>
@@ -10058,7 +10404,7 @@
         <w:pStyle w:val="Compact"/>
         <w:numPr>
           <w:ilvl w:val="0"/>
-          <w:numId w:val="1426"/>
+          <w:numId w:val="1436"/>
         </w:numPr>
       </w:pPr>
       <w:r>
@@ -10070,7 +10416,7 @@
         <w:pStyle w:val="Compact"/>
         <w:numPr>
           <w:ilvl w:val="0"/>
-          <w:numId w:val="1427"/>
+          <w:numId w:val="1437"/>
         </w:numPr>
       </w:pPr>
       <w:r>
@@ -10082,7 +10428,7 @@
         <w:pStyle w:val="Compact"/>
         <w:numPr>
           <w:ilvl w:val="0"/>
-          <w:numId w:val="1428"/>
+          <w:numId w:val="1438"/>
         </w:numPr>
       </w:pPr>
       <w:r>
@@ -10094,16 +10440,16 @@
         <w:pStyle w:val="Compact"/>
         <w:numPr>
           <w:ilvl w:val="0"/>
-          <w:numId w:val="1429"/>
+          <w:numId w:val="1439"/>
         </w:numPr>
       </w:pPr>
       <w:r>
         <w:t xml:space="preserve">Progress dashboard updated.</w:t>
       </w:r>
     </w:p>
-    <w:bookmarkEnd w:id="61"/>
     <w:bookmarkEnd w:id="62"/>
-    <w:bookmarkStart w:id="69" w:name="X80216ddf01e64983419846741e514a0cb2a2ddb"/>
+    <w:bookmarkEnd w:id="63"/>
+    <w:bookmarkStart w:id="70" w:name="X80216ddf01e64983419846741e514a0cb2a2ddb"/>
     <w:p>
       <w:pPr>
         <w:pStyle w:val="Heading2"/>
@@ -10112,7 +10458,7 @@
         <w:t xml:space="preserve">M2.2 — Leads Enrichment Columns And Export CSV</w:t>
       </w:r>
     </w:p>
-    <w:bookmarkStart w:id="63" w:name="implementation-evidence-2026-05-02-4"/>
+    <w:bookmarkStart w:id="64" w:name="implementation-evidence-2026-05-02-5"/>
     <w:p>
       <w:pPr>
         <w:pStyle w:val="Heading3"/>
@@ -10126,7 +10472,7 @@
         <w:pStyle w:val="Compact"/>
         <w:numPr>
           <w:ilvl w:val="0"/>
-          <w:numId w:val="1430"/>
+          <w:numId w:val="1440"/>
         </w:numPr>
       </w:pPr>
       <w:r>
@@ -10153,7 +10499,7 @@
         <w:pStyle w:val="Compact"/>
         <w:numPr>
           <w:ilvl w:val="0"/>
-          <w:numId w:val="1431"/>
+          <w:numId w:val="1441"/>
         </w:numPr>
       </w:pPr>
       <w:r>
@@ -10225,7 +10571,7 @@
         <w:pStyle w:val="Compact"/>
         <w:numPr>
           <w:ilvl w:val="0"/>
-          <w:numId w:val="1432"/>
+          <w:numId w:val="1442"/>
         </w:numPr>
       </w:pPr>
       <w:r>
@@ -10252,7 +10598,7 @@
         <w:pStyle w:val="Compact"/>
         <w:numPr>
           <w:ilvl w:val="0"/>
-          <w:numId w:val="1433"/>
+          <w:numId w:val="1443"/>
         </w:numPr>
       </w:pPr>
       <w:r>
@@ -10264,7 +10610,7 @@
         <w:pStyle w:val="Compact"/>
         <w:numPr>
           <w:ilvl w:val="0"/>
-          <w:numId w:val="1434"/>
+          <w:numId w:val="1444"/>
         </w:numPr>
       </w:pPr>
       <w:r>
@@ -10291,7 +10637,7 @@
         <w:pStyle w:val="Compact"/>
         <w:numPr>
           <w:ilvl w:val="0"/>
-          <w:numId w:val="1435"/>
+          <w:numId w:val="1445"/>
         </w:numPr>
       </w:pPr>
       <w:r>
@@ -10303,7 +10649,7 @@
         <w:pStyle w:val="Compact"/>
         <w:numPr>
           <w:ilvl w:val="0"/>
-          <w:numId w:val="1436"/>
+          <w:numId w:val="1446"/>
         </w:numPr>
       </w:pPr>
       <w:r>
@@ -10330,7 +10676,7 @@
         <w:pStyle w:val="Compact"/>
         <w:numPr>
           <w:ilvl w:val="0"/>
-          <w:numId w:val="1437"/>
+          <w:numId w:val="1447"/>
         </w:numPr>
       </w:pPr>
       <w:r>
@@ -10372,7 +10718,7 @@
         <w:pStyle w:val="Compact"/>
         <w:numPr>
           <w:ilvl w:val="0"/>
-          <w:numId w:val="1438"/>
+          <w:numId w:val="1448"/>
         </w:numPr>
       </w:pPr>
       <w:r>
@@ -10408,15 +10754,15 @@
         <w:pStyle w:val="Compact"/>
         <w:numPr>
           <w:ilvl w:val="0"/>
-          <w:numId w:val="1439"/>
+          <w:numId w:val="1449"/>
         </w:numPr>
       </w:pPr>
       <w:r>
         <w:t xml:space="preserve">Targeted ESLint passed with 0 errors and existing warning debt only.</w:t>
       </w:r>
     </w:p>
-    <w:bookmarkEnd w:id="63"/>
-    <w:bookmarkStart w:id="64" w:name="leads-table-columns"/>
+    <w:bookmarkEnd w:id="64"/>
+    <w:bookmarkStart w:id="65" w:name="leads-table-columns"/>
     <w:p>
       <w:pPr>
         <w:pStyle w:val="Heading3"/>
@@ -10430,7 +10776,7 @@
         <w:pStyle w:val="Compact"/>
         <w:numPr>
           <w:ilvl w:val="0"/>
-          <w:numId w:val="1440"/>
+          <w:numId w:val="1450"/>
         </w:numPr>
       </w:pPr>
       <w:r>
@@ -10442,282 +10788,11 @@
         <w:pStyle w:val="Compact"/>
         <w:numPr>
           <w:ilvl w:val="0"/>
-          <w:numId w:val="1441"/>
+          <w:numId w:val="1451"/>
         </w:numPr>
       </w:pPr>
       <w:r>
         <w:t xml:space="preserve">Columns match prototype order:</w:t>
-      </w:r>
-    </w:p>
-    <w:p>
-      <w:pPr>
-        <w:pStyle w:val="Compact"/>
-        <w:numPr>
-          <w:ilvl w:val="1"/>
-          <w:numId w:val="1442"/>
-        </w:numPr>
-      </w:pPr>
-      <w:r>
-        <w:t xml:space="preserve">Name;</w:t>
-      </w:r>
-    </w:p>
-    <w:p>
-      <w:pPr>
-        <w:pStyle w:val="Compact"/>
-        <w:numPr>
-          <w:ilvl w:val="1"/>
-          <w:numId w:val="1442"/>
-        </w:numPr>
-      </w:pPr>
-      <w:r>
-        <w:t xml:space="preserve">Phone;</w:t>
-      </w:r>
-    </w:p>
-    <w:p>
-      <w:pPr>
-        <w:pStyle w:val="Compact"/>
-        <w:numPr>
-          <w:ilvl w:val="1"/>
-          <w:numId w:val="1442"/>
-        </w:numPr>
-      </w:pPr>
-      <w:r>
-        <w:t xml:space="preserve">Status;</w:t>
-      </w:r>
-    </w:p>
-    <w:p>
-      <w:pPr>
-        <w:pStyle w:val="Compact"/>
-        <w:numPr>
-          <w:ilvl w:val="1"/>
-          <w:numId w:val="1442"/>
-        </w:numPr>
-      </w:pPr>
-      <w:r>
-        <w:t xml:space="preserve">Last Contact;</w:t>
-      </w:r>
-    </w:p>
-    <w:p>
-      <w:pPr>
-        <w:pStyle w:val="Compact"/>
-        <w:numPr>
-          <w:ilvl w:val="1"/>
-          <w:numId w:val="1442"/>
-        </w:numPr>
-      </w:pPr>
-      <w:r>
-        <w:t xml:space="preserve">Industry;</w:t>
-      </w:r>
-    </w:p>
-    <w:p>
-      <w:pPr>
-        <w:pStyle w:val="Compact"/>
-        <w:numPr>
-          <w:ilvl w:val="1"/>
-          <w:numId w:val="1442"/>
-        </w:numPr>
-      </w:pPr>
-      <w:r>
-        <w:t xml:space="preserve">Monthly Revenue;</w:t>
-      </w:r>
-    </w:p>
-    <w:p>
-      <w:pPr>
-        <w:pStyle w:val="Compact"/>
-        <w:numPr>
-          <w:ilvl w:val="1"/>
-          <w:numId w:val="1442"/>
-        </w:numPr>
-      </w:pPr>
-      <w:r>
-        <w:t xml:space="preserve">Source;</w:t>
-      </w:r>
-    </w:p>
-    <w:p>
-      <w:pPr>
-        <w:pStyle w:val="Compact"/>
-        <w:numPr>
-          <w:ilvl w:val="1"/>
-          <w:numId w:val="1442"/>
-        </w:numPr>
-      </w:pPr>
-      <w:r>
-        <w:t xml:space="preserve">Added.</w:t>
-      </w:r>
-    </w:p>
-    <w:p>
-      <w:pPr>
-        <w:pStyle w:val="Compact"/>
-        <w:numPr>
-          <w:ilvl w:val="0"/>
-          <w:numId w:val="1443"/>
-        </w:numPr>
-      </w:pPr>
-      <w:r>
-        <w:t xml:space="preserve">Last Contact shows rep attribution initials and relative time, e.g. </w:t>
-      </w:r>
-      <w:r>
-        <w:rPr>
-          <w:rStyle w:val="VerbatimChar"/>
-        </w:rPr>
-        <w:t xml:space="preserve">JB 2h ago</w:t>
-      </w:r>
-      <w:r>
-        <w:t xml:space="preserve">.</w:t>
-      </w:r>
-    </w:p>
-    <w:p>
-      <w:pPr>
-        <w:pStyle w:val="Compact"/>
-        <w:numPr>
-          <w:ilvl w:val="0"/>
-          <w:numId w:val="1444"/>
-        </w:numPr>
-      </w:pPr>
-      <w:r>
-        <w:t xml:space="preserve">Industry renders extracted/classified value or</w:t>
-      </w:r>
-      <w:r>
-        <w:t xml:space="preserve"> </w:t>
-      </w:r>
-      <w:r>
-        <w:rPr>
-          <w:rStyle w:val="VerbatimChar"/>
-        </w:rPr>
-        <w:t xml:space="preserve">— unknown</w:t>
-      </w:r>
-      <w:r>
-        <w:t xml:space="preserve">.</w:t>
-      </w:r>
-    </w:p>
-    <w:p>
-      <w:pPr>
-        <w:pStyle w:val="Compact"/>
-        <w:numPr>
-          <w:ilvl w:val="0"/>
-          <w:numId w:val="1445"/>
-        </w:numPr>
-      </w:pPr>
-      <w:r>
-        <w:t xml:space="preserve">Monthly Revenue renders raw/formatted revenue plus provenance chip:</w:t>
-      </w:r>
-    </w:p>
-    <w:p>
-      <w:pPr>
-        <w:pStyle w:val="Compact"/>
-        <w:numPr>
-          <w:ilvl w:val="1"/>
-          <w:numId w:val="1446"/>
-        </w:numPr>
-      </w:pPr>
-      <w:r>
-        <w:t xml:space="preserve">AI;</w:t>
-      </w:r>
-    </w:p>
-    <w:p>
-      <w:pPr>
-        <w:pStyle w:val="Compact"/>
-        <w:numPr>
-          <w:ilvl w:val="1"/>
-          <w:numId w:val="1446"/>
-        </w:numPr>
-      </w:pPr>
-      <w:r>
-        <w:t xml:space="preserve">CSV;</w:t>
-      </w:r>
-    </w:p>
-    <w:p>
-      <w:pPr>
-        <w:pStyle w:val="Compact"/>
-        <w:numPr>
-          <w:ilvl w:val="1"/>
-          <w:numId w:val="1446"/>
-        </w:numPr>
-      </w:pPr>
-      <w:r>
-        <w:t xml:space="preserve">MANUAL.</w:t>
-      </w:r>
-    </w:p>
-    <w:p>
-      <w:pPr>
-        <w:pStyle w:val="Compact"/>
-        <w:numPr>
-          <w:ilvl w:val="0"/>
-          <w:numId w:val="1447"/>
-        </w:numPr>
-      </w:pPr>
-      <w:r>
-        <w:t xml:space="preserve">Empty revenue renders</w:t>
-      </w:r>
-      <w:r>
-        <w:t xml:space="preserve"> </w:t>
-      </w:r>
-      <w:r>
-        <w:rPr>
-          <w:rStyle w:val="VerbatimChar"/>
-        </w:rPr>
-        <w:t xml:space="preserve">—</w:t>
-      </w:r>
-      <w:r>
-        <w:t xml:space="preserve">.</w:t>
-      </w:r>
-    </w:p>
-    <w:p>
-      <w:pPr>
-        <w:pStyle w:val="Compact"/>
-        <w:numPr>
-          <w:ilvl w:val="0"/>
-          <w:numId w:val="1448"/>
-        </w:numPr>
-      </w:pPr>
-      <w:r>
-        <w:t xml:space="preserve">Source cell uses two-line readable source/list pattern.</w:t>
-      </w:r>
-    </w:p>
-    <w:p>
-      <w:pPr>
-        <w:pStyle w:val="Compact"/>
-        <w:numPr>
-          <w:ilvl w:val="0"/>
-          <w:numId w:val="1449"/>
-        </w:numPr>
-      </w:pPr>
-      <w:r>
-        <w:t xml:space="preserve">Status pill styles match prototype.</w:t>
-      </w:r>
-    </w:p>
-    <w:p>
-      <w:pPr>
-        <w:pStyle w:val="Compact"/>
-        <w:numPr>
-          <w:ilvl w:val="0"/>
-          <w:numId w:val="1450"/>
-        </w:numPr>
-      </w:pPr>
-      <w:r>
-        <w:t xml:space="preserve">Avatar initials match prototype density.</w:t>
-      </w:r>
-    </w:p>
-    <w:bookmarkEnd w:id="64"/>
-    <w:bookmarkStart w:id="65" w:name="data-plumbing"/>
-    <w:p>
-      <w:pPr>
-        <w:pStyle w:val="Heading3"/>
-      </w:pPr>
-      <w:r>
-        <w:t xml:space="preserve">Data plumbing</w:t>
-      </w:r>
-    </w:p>
-    <w:p>
-      <w:pPr>
-        <w:pStyle w:val="Compact"/>
-        <w:numPr>
-          <w:ilvl w:val="0"/>
-          <w:numId w:val="1451"/>
-        </w:numPr>
-      </w:pPr>
-      <w:r>
-        <w:t xml:space="preserve">Confirm data source for industry:</w:t>
       </w:r>
     </w:p>
     <w:p>
@@ -10729,7 +10804,7 @@
         </w:numPr>
       </w:pPr>
       <w:r>
-        <w:t xml:space="preserve">existing AI classifier field;</w:t>
+        <w:t xml:space="preserve">Name;</w:t>
       </w:r>
     </w:p>
     <w:p>
@@ -10741,7 +10816,7 @@
         </w:numPr>
       </w:pPr>
       <w:r>
-        <w:t xml:space="preserve">CSV value;</w:t>
+        <w:t xml:space="preserve">Phone;</w:t>
       </w:r>
     </w:p>
     <w:p>
@@ -10753,6 +10828,277 @@
         </w:numPr>
       </w:pPr>
       <w:r>
+        <w:t xml:space="preserve">Status;</w:t>
+      </w:r>
+    </w:p>
+    <w:p>
+      <w:pPr>
+        <w:pStyle w:val="Compact"/>
+        <w:numPr>
+          <w:ilvl w:val="1"/>
+          <w:numId w:val="1452"/>
+        </w:numPr>
+      </w:pPr>
+      <w:r>
+        <w:t xml:space="preserve">Last Contact;</w:t>
+      </w:r>
+    </w:p>
+    <w:p>
+      <w:pPr>
+        <w:pStyle w:val="Compact"/>
+        <w:numPr>
+          <w:ilvl w:val="1"/>
+          <w:numId w:val="1452"/>
+        </w:numPr>
+      </w:pPr>
+      <w:r>
+        <w:t xml:space="preserve">Industry;</w:t>
+      </w:r>
+    </w:p>
+    <w:p>
+      <w:pPr>
+        <w:pStyle w:val="Compact"/>
+        <w:numPr>
+          <w:ilvl w:val="1"/>
+          <w:numId w:val="1452"/>
+        </w:numPr>
+      </w:pPr>
+      <w:r>
+        <w:t xml:space="preserve">Monthly Revenue;</w:t>
+      </w:r>
+    </w:p>
+    <w:p>
+      <w:pPr>
+        <w:pStyle w:val="Compact"/>
+        <w:numPr>
+          <w:ilvl w:val="1"/>
+          <w:numId w:val="1452"/>
+        </w:numPr>
+      </w:pPr>
+      <w:r>
+        <w:t xml:space="preserve">Source;</w:t>
+      </w:r>
+    </w:p>
+    <w:p>
+      <w:pPr>
+        <w:pStyle w:val="Compact"/>
+        <w:numPr>
+          <w:ilvl w:val="1"/>
+          <w:numId w:val="1452"/>
+        </w:numPr>
+      </w:pPr>
+      <w:r>
+        <w:t xml:space="preserve">Added.</w:t>
+      </w:r>
+    </w:p>
+    <w:p>
+      <w:pPr>
+        <w:pStyle w:val="Compact"/>
+        <w:numPr>
+          <w:ilvl w:val="0"/>
+          <w:numId w:val="1453"/>
+        </w:numPr>
+      </w:pPr>
+      <w:r>
+        <w:t xml:space="preserve">Last Contact shows rep attribution initials and relative time, e.g. </w:t>
+      </w:r>
+      <w:r>
+        <w:rPr>
+          <w:rStyle w:val="VerbatimChar"/>
+        </w:rPr>
+        <w:t xml:space="preserve">JB 2h ago</w:t>
+      </w:r>
+      <w:r>
+        <w:t xml:space="preserve">.</w:t>
+      </w:r>
+    </w:p>
+    <w:p>
+      <w:pPr>
+        <w:pStyle w:val="Compact"/>
+        <w:numPr>
+          <w:ilvl w:val="0"/>
+          <w:numId w:val="1454"/>
+        </w:numPr>
+      </w:pPr>
+      <w:r>
+        <w:t xml:space="preserve">Industry renders extracted/classified value or</w:t>
+      </w:r>
+      <w:r>
+        <w:t xml:space="preserve"> </w:t>
+      </w:r>
+      <w:r>
+        <w:rPr>
+          <w:rStyle w:val="VerbatimChar"/>
+        </w:rPr>
+        <w:t xml:space="preserve">— unknown</w:t>
+      </w:r>
+      <w:r>
+        <w:t xml:space="preserve">.</w:t>
+      </w:r>
+    </w:p>
+    <w:p>
+      <w:pPr>
+        <w:pStyle w:val="Compact"/>
+        <w:numPr>
+          <w:ilvl w:val="0"/>
+          <w:numId w:val="1455"/>
+        </w:numPr>
+      </w:pPr>
+      <w:r>
+        <w:t xml:space="preserve">Monthly Revenue renders raw/formatted revenue plus provenance chip:</w:t>
+      </w:r>
+    </w:p>
+    <w:p>
+      <w:pPr>
+        <w:pStyle w:val="Compact"/>
+        <w:numPr>
+          <w:ilvl w:val="1"/>
+          <w:numId w:val="1456"/>
+        </w:numPr>
+      </w:pPr>
+      <w:r>
+        <w:t xml:space="preserve">AI;</w:t>
+      </w:r>
+    </w:p>
+    <w:p>
+      <w:pPr>
+        <w:pStyle w:val="Compact"/>
+        <w:numPr>
+          <w:ilvl w:val="1"/>
+          <w:numId w:val="1456"/>
+        </w:numPr>
+      </w:pPr>
+      <w:r>
+        <w:t xml:space="preserve">CSV;</w:t>
+      </w:r>
+    </w:p>
+    <w:p>
+      <w:pPr>
+        <w:pStyle w:val="Compact"/>
+        <w:numPr>
+          <w:ilvl w:val="1"/>
+          <w:numId w:val="1456"/>
+        </w:numPr>
+      </w:pPr>
+      <w:r>
+        <w:t xml:space="preserve">MANUAL.</w:t>
+      </w:r>
+    </w:p>
+    <w:p>
+      <w:pPr>
+        <w:pStyle w:val="Compact"/>
+        <w:numPr>
+          <w:ilvl w:val="0"/>
+          <w:numId w:val="1457"/>
+        </w:numPr>
+      </w:pPr>
+      <w:r>
+        <w:t xml:space="preserve">Empty revenue renders</w:t>
+      </w:r>
+      <w:r>
+        <w:t xml:space="preserve"> </w:t>
+      </w:r>
+      <w:r>
+        <w:rPr>
+          <w:rStyle w:val="VerbatimChar"/>
+        </w:rPr>
+        <w:t xml:space="preserve">—</w:t>
+      </w:r>
+      <w:r>
+        <w:t xml:space="preserve">.</w:t>
+      </w:r>
+    </w:p>
+    <w:p>
+      <w:pPr>
+        <w:pStyle w:val="Compact"/>
+        <w:numPr>
+          <w:ilvl w:val="0"/>
+          <w:numId w:val="1458"/>
+        </w:numPr>
+      </w:pPr>
+      <w:r>
+        <w:t xml:space="preserve">Source cell uses two-line readable source/list pattern.</w:t>
+      </w:r>
+    </w:p>
+    <w:p>
+      <w:pPr>
+        <w:pStyle w:val="Compact"/>
+        <w:numPr>
+          <w:ilvl w:val="0"/>
+          <w:numId w:val="1459"/>
+        </w:numPr>
+      </w:pPr>
+      <w:r>
+        <w:t xml:space="preserve">Status pill styles match prototype.</w:t>
+      </w:r>
+    </w:p>
+    <w:p>
+      <w:pPr>
+        <w:pStyle w:val="Compact"/>
+        <w:numPr>
+          <w:ilvl w:val="0"/>
+          <w:numId w:val="1460"/>
+        </w:numPr>
+      </w:pPr>
+      <w:r>
+        <w:t xml:space="preserve">Avatar initials match prototype density.</w:t>
+      </w:r>
+    </w:p>
+    <w:bookmarkEnd w:id="65"/>
+    <w:bookmarkStart w:id="66" w:name="data-plumbing"/>
+    <w:p>
+      <w:pPr>
+        <w:pStyle w:val="Heading3"/>
+      </w:pPr>
+      <w:r>
+        <w:t xml:space="preserve">Data plumbing</w:t>
+      </w:r>
+    </w:p>
+    <w:p>
+      <w:pPr>
+        <w:pStyle w:val="Compact"/>
+        <w:numPr>
+          <w:ilvl w:val="0"/>
+          <w:numId w:val="1461"/>
+        </w:numPr>
+      </w:pPr>
+      <w:r>
+        <w:t xml:space="preserve">Confirm data source for industry:</w:t>
+      </w:r>
+    </w:p>
+    <w:p>
+      <w:pPr>
+        <w:pStyle w:val="Compact"/>
+        <w:numPr>
+          <w:ilvl w:val="1"/>
+          <w:numId w:val="1462"/>
+        </w:numPr>
+      </w:pPr>
+      <w:r>
+        <w:t xml:space="preserve">existing AI classifier field;</w:t>
+      </w:r>
+    </w:p>
+    <w:p>
+      <w:pPr>
+        <w:pStyle w:val="Compact"/>
+        <w:numPr>
+          <w:ilvl w:val="1"/>
+          <w:numId w:val="1462"/>
+        </w:numPr>
+      </w:pPr>
+      <w:r>
+        <w:t xml:space="preserve">CSV value;</w:t>
+      </w:r>
+    </w:p>
+    <w:p>
+      <w:pPr>
+        <w:pStyle w:val="Compact"/>
+        <w:numPr>
+          <w:ilvl w:val="1"/>
+          <w:numId w:val="1462"/>
+        </w:numPr>
+      </w:pPr>
+      <w:r>
         <w:t xml:space="preserve">manual override.</w:t>
       </w:r>
     </w:p>
@@ -10761,174 +11107,11 @@
         <w:pStyle w:val="Compact"/>
         <w:numPr>
           <w:ilvl w:val="0"/>
-          <w:numId w:val="1453"/>
+          <w:numId w:val="1463"/>
         </w:numPr>
       </w:pPr>
       <w:r>
         <w:t xml:space="preserve">Confirm data source for monthly revenue:</w:t>
-      </w:r>
-    </w:p>
-    <w:p>
-      <w:pPr>
-        <w:pStyle w:val="Compact"/>
-        <w:numPr>
-          <w:ilvl w:val="1"/>
-          <w:numId w:val="1454"/>
-        </w:numPr>
-      </w:pPr>
-      <w:r>
-        <w:t xml:space="preserve">existing AI extraction;</w:t>
-      </w:r>
-    </w:p>
-    <w:p>
-      <w:pPr>
-        <w:pStyle w:val="Compact"/>
-        <w:numPr>
-          <w:ilvl w:val="1"/>
-          <w:numId w:val="1454"/>
-        </w:numPr>
-      </w:pPr>
-      <w:r>
-        <w:t xml:space="preserve">CSV import;</w:t>
-      </w:r>
-    </w:p>
-    <w:p>
-      <w:pPr>
-        <w:pStyle w:val="Compact"/>
-        <w:numPr>
-          <w:ilvl w:val="1"/>
-          <w:numId w:val="1454"/>
-        </w:numPr>
-      </w:pPr>
-      <w:r>
-        <w:t xml:space="preserve">manual field.</w:t>
-      </w:r>
-    </w:p>
-    <w:p>
-      <w:pPr>
-        <w:pStyle w:val="Compact"/>
-        <w:numPr>
-          <w:ilvl w:val="0"/>
-          <w:numId w:val="1455"/>
-        </w:numPr>
-      </w:pPr>
-      <w:r>
-        <w:t xml:space="preserve">Define priority when values conflict: manual &gt; CSV &gt; AI unless spec says otherwise.</w:t>
-      </w:r>
-    </w:p>
-    <w:p>
-      <w:pPr>
-        <w:pStyle w:val="Compact"/>
-        <w:numPr>
-          <w:ilvl w:val="0"/>
-          <w:numId w:val="1456"/>
-        </w:numPr>
-      </w:pPr>
-      <w:r>
-        <w:t xml:space="preserve">Last Contact uses latest meaningful contact and preserves admin attribution.</w:t>
-      </w:r>
-    </w:p>
-    <w:p>
-      <w:pPr>
-        <w:pStyle w:val="Compact"/>
-        <w:numPr>
-          <w:ilvl w:val="0"/>
-          <w:numId w:val="1457"/>
-        </w:numPr>
-      </w:pPr>
-      <w:r>
-        <w:t xml:space="preserve">Rep scope applies to all enrichment queries.</w:t>
-      </w:r>
-    </w:p>
-    <w:bookmarkEnd w:id="65"/>
-    <w:bookmarkStart w:id="66" w:name="export-csv"/>
-    <w:p>
-      <w:pPr>
-        <w:pStyle w:val="Heading3"/>
-      </w:pPr>
-      <w:r>
-        <w:t xml:space="preserve">Export CSV</w:t>
-      </w:r>
-    </w:p>
-    <w:p>
-      <w:pPr>
-        <w:pStyle w:val="Compact"/>
-        <w:numPr>
-          <w:ilvl w:val="0"/>
-          <w:numId w:val="1458"/>
-        </w:numPr>
-      </w:pPr>
-      <w:r>
-        <w:t xml:space="preserve">Export button label includes filtered count, e.g. </w:t>
-      </w:r>
-      <w:r>
-        <w:rPr>
-          <w:rStyle w:val="VerbatimChar"/>
-        </w:rPr>
-        <w:t xml:space="preserve">Export CSV 12 leads</w:t>
-      </w:r>
-      <w:r>
-        <w:t xml:space="preserve">.</w:t>
-      </w:r>
-    </w:p>
-    <w:p>
-      <w:pPr>
-        <w:pStyle w:val="Compact"/>
-        <w:numPr>
-          <w:ilvl w:val="0"/>
-          <w:numId w:val="1459"/>
-        </w:numPr>
-      </w:pPr>
-      <w:r>
-        <w:t xml:space="preserve">Export respects current search.</w:t>
-      </w:r>
-    </w:p>
-    <w:p>
-      <w:pPr>
-        <w:pStyle w:val="Compact"/>
-        <w:numPr>
-          <w:ilvl w:val="0"/>
-          <w:numId w:val="1460"/>
-        </w:numPr>
-      </w:pPr>
-      <w:r>
-        <w:t xml:space="preserve">Export respects status filter.</w:t>
-      </w:r>
-    </w:p>
-    <w:p>
-      <w:pPr>
-        <w:pStyle w:val="Compact"/>
-        <w:numPr>
-          <w:ilvl w:val="0"/>
-          <w:numId w:val="1461"/>
-        </w:numPr>
-      </w:pPr>
-      <w:r>
-        <w:t xml:space="preserve">Export respects list/source filter.</w:t>
-      </w:r>
-    </w:p>
-    <w:p>
-      <w:pPr>
-        <w:pStyle w:val="Compact"/>
-        <w:numPr>
-          <w:ilvl w:val="0"/>
-          <w:numId w:val="1462"/>
-        </w:numPr>
-      </w:pPr>
-      <w:r>
-        <w:t xml:space="preserve">Export respects rep scope.</w:t>
-      </w:r>
-    </w:p>
-    <w:p>
-      <w:pPr>
-        <w:pStyle w:val="Compact"/>
-        <w:numPr>
-          <w:ilvl w:val="0"/>
-          <w:numId w:val="1463"/>
-        </w:numPr>
-      </w:pPr>
-      <w:r>
-        <w:t xml:space="preserve">Export includes new columns:</w:t>
       </w:r>
     </w:p>
     <w:p>
@@ -10940,7 +11123,7 @@
         </w:numPr>
       </w:pPr>
       <w:r>
-        <w:t xml:space="preserve">last contact;</w:t>
+        <w:t xml:space="preserve">existing AI extraction;</w:t>
       </w:r>
     </w:p>
     <w:p>
@@ -10952,7 +11135,7 @@
         </w:numPr>
       </w:pPr>
       <w:r>
-        <w:t xml:space="preserve">last contact rep;</w:t>
+        <w:t xml:space="preserve">CSV import;</w:t>
       </w:r>
     </w:p>
     <w:p>
@@ -10964,6 +11147,169 @@
         </w:numPr>
       </w:pPr>
       <w:r>
+        <w:t xml:space="preserve">manual field.</w:t>
+      </w:r>
+    </w:p>
+    <w:p>
+      <w:pPr>
+        <w:pStyle w:val="Compact"/>
+        <w:numPr>
+          <w:ilvl w:val="0"/>
+          <w:numId w:val="1465"/>
+        </w:numPr>
+      </w:pPr>
+      <w:r>
+        <w:t xml:space="preserve">Define priority when values conflict: manual &gt; CSV &gt; AI unless spec says otherwise.</w:t>
+      </w:r>
+    </w:p>
+    <w:p>
+      <w:pPr>
+        <w:pStyle w:val="Compact"/>
+        <w:numPr>
+          <w:ilvl w:val="0"/>
+          <w:numId w:val="1466"/>
+        </w:numPr>
+      </w:pPr>
+      <w:r>
+        <w:t xml:space="preserve">Last Contact uses latest meaningful contact and preserves admin attribution.</w:t>
+      </w:r>
+    </w:p>
+    <w:p>
+      <w:pPr>
+        <w:pStyle w:val="Compact"/>
+        <w:numPr>
+          <w:ilvl w:val="0"/>
+          <w:numId w:val="1467"/>
+        </w:numPr>
+      </w:pPr>
+      <w:r>
+        <w:t xml:space="preserve">Rep scope applies to all enrichment queries.</w:t>
+      </w:r>
+    </w:p>
+    <w:bookmarkEnd w:id="66"/>
+    <w:bookmarkStart w:id="67" w:name="export-csv"/>
+    <w:p>
+      <w:pPr>
+        <w:pStyle w:val="Heading3"/>
+      </w:pPr>
+      <w:r>
+        <w:t xml:space="preserve">Export CSV</w:t>
+      </w:r>
+    </w:p>
+    <w:p>
+      <w:pPr>
+        <w:pStyle w:val="Compact"/>
+        <w:numPr>
+          <w:ilvl w:val="0"/>
+          <w:numId w:val="1468"/>
+        </w:numPr>
+      </w:pPr>
+      <w:r>
+        <w:t xml:space="preserve">Export button label includes filtered count, e.g. </w:t>
+      </w:r>
+      <w:r>
+        <w:rPr>
+          <w:rStyle w:val="VerbatimChar"/>
+        </w:rPr>
+        <w:t xml:space="preserve">Export CSV 12 leads</w:t>
+      </w:r>
+      <w:r>
+        <w:t xml:space="preserve">.</w:t>
+      </w:r>
+    </w:p>
+    <w:p>
+      <w:pPr>
+        <w:pStyle w:val="Compact"/>
+        <w:numPr>
+          <w:ilvl w:val="0"/>
+          <w:numId w:val="1469"/>
+        </w:numPr>
+      </w:pPr>
+      <w:r>
+        <w:t xml:space="preserve">Export respects current search.</w:t>
+      </w:r>
+    </w:p>
+    <w:p>
+      <w:pPr>
+        <w:pStyle w:val="Compact"/>
+        <w:numPr>
+          <w:ilvl w:val="0"/>
+          <w:numId w:val="1470"/>
+        </w:numPr>
+      </w:pPr>
+      <w:r>
+        <w:t xml:space="preserve">Export respects status filter.</w:t>
+      </w:r>
+    </w:p>
+    <w:p>
+      <w:pPr>
+        <w:pStyle w:val="Compact"/>
+        <w:numPr>
+          <w:ilvl w:val="0"/>
+          <w:numId w:val="1471"/>
+        </w:numPr>
+      </w:pPr>
+      <w:r>
+        <w:t xml:space="preserve">Export respects list/source filter.</w:t>
+      </w:r>
+    </w:p>
+    <w:p>
+      <w:pPr>
+        <w:pStyle w:val="Compact"/>
+        <w:numPr>
+          <w:ilvl w:val="0"/>
+          <w:numId w:val="1472"/>
+        </w:numPr>
+      </w:pPr>
+      <w:r>
+        <w:t xml:space="preserve">Export respects rep scope.</w:t>
+      </w:r>
+    </w:p>
+    <w:p>
+      <w:pPr>
+        <w:pStyle w:val="Compact"/>
+        <w:numPr>
+          <w:ilvl w:val="0"/>
+          <w:numId w:val="1473"/>
+        </w:numPr>
+      </w:pPr>
+      <w:r>
+        <w:t xml:space="preserve">Export includes new columns:</w:t>
+      </w:r>
+    </w:p>
+    <w:p>
+      <w:pPr>
+        <w:pStyle w:val="Compact"/>
+        <w:numPr>
+          <w:ilvl w:val="1"/>
+          <w:numId w:val="1474"/>
+        </w:numPr>
+      </w:pPr>
+      <w:r>
+        <w:t xml:space="preserve">last contact;</w:t>
+      </w:r>
+    </w:p>
+    <w:p>
+      <w:pPr>
+        <w:pStyle w:val="Compact"/>
+        <w:numPr>
+          <w:ilvl w:val="1"/>
+          <w:numId w:val="1474"/>
+        </w:numPr>
+      </w:pPr>
+      <w:r>
+        <w:t xml:space="preserve">last contact rep;</w:t>
+      </w:r>
+    </w:p>
+    <w:p>
+      <w:pPr>
+        <w:pStyle w:val="Compact"/>
+        <w:numPr>
+          <w:ilvl w:val="1"/>
+          <w:numId w:val="1474"/>
+        </w:numPr>
+      </w:pPr>
+      <w:r>
         <w:t xml:space="preserve">industry;</w:t>
       </w:r>
     </w:p>
@@ -10972,7 +11318,7 @@
         <w:pStyle w:val="Compact"/>
         <w:numPr>
           <w:ilvl w:val="1"/>
-          <w:numId w:val="1464"/>
+          <w:numId w:val="1474"/>
         </w:numPr>
       </w:pPr>
       <w:r>
@@ -10984,7 +11330,7 @@
         <w:pStyle w:val="Compact"/>
         <w:numPr>
           <w:ilvl w:val="1"/>
-          <w:numId w:val="1464"/>
+          <w:numId w:val="1474"/>
         </w:numPr>
       </w:pPr>
       <w:r>
@@ -10996,7 +11342,7 @@
         <w:pStyle w:val="Compact"/>
         <w:numPr>
           <w:ilvl w:val="1"/>
-          <w:numId w:val="1464"/>
+          <w:numId w:val="1474"/>
         </w:numPr>
       </w:pPr>
       <w:r>
@@ -11008,7 +11354,7 @@
         <w:pStyle w:val="Compact"/>
         <w:numPr>
           <w:ilvl w:val="0"/>
-          <w:numId w:val="1465"/>
+          <w:numId w:val="1475"/>
         </w:numPr>
       </w:pPr>
       <w:r>
@@ -11020,15 +11366,15 @@
         <w:pStyle w:val="Compact"/>
         <w:numPr>
           <w:ilvl w:val="0"/>
-          <w:numId w:val="1466"/>
+          <w:numId w:val="1476"/>
         </w:numPr>
       </w:pPr>
       <w:r>
         <w:t xml:space="preserve">CSV escaping handles commas, quotes, line breaks.</w:t>
       </w:r>
     </w:p>
-    <w:bookmarkEnd w:id="66"/>
-    <w:bookmarkStart w:id="67" w:name="m2.2-style-isolation"/>
+    <w:bookmarkEnd w:id="67"/>
+    <w:bookmarkStart w:id="68" w:name="m2.2-style-isolation"/>
     <w:p>
       <w:pPr>
         <w:pStyle w:val="Heading3"/>
@@ -11042,7 +11388,7 @@
         <w:pStyle w:val="Compact"/>
         <w:numPr>
           <w:ilvl w:val="0"/>
-          <w:numId w:val="1467"/>
+          <w:numId w:val="1477"/>
         </w:numPr>
       </w:pPr>
       <w:r>
@@ -11054,7 +11400,7 @@
         <w:pStyle w:val="Compact"/>
         <w:numPr>
           <w:ilvl w:val="0"/>
-          <w:numId w:val="1468"/>
+          <w:numId w:val="1478"/>
         </w:numPr>
       </w:pPr>
       <w:r>
@@ -11066,7 +11412,7 @@
         <w:pStyle w:val="Compact"/>
         <w:numPr>
           <w:ilvl w:val="0"/>
-          <w:numId w:val="1469"/>
+          <w:numId w:val="1479"/>
         </w:numPr>
       </w:pPr>
       <w:r>
@@ -11078,7 +11424,7 @@
         <w:pStyle w:val="Compact"/>
         <w:numPr>
           <w:ilvl w:val="0"/>
-          <w:numId w:val="1470"/>
+          <w:numId w:val="1480"/>
         </w:numPr>
       </w:pPr>
       <w:r>
@@ -11090,15 +11436,15 @@
         <w:pStyle w:val="Compact"/>
         <w:numPr>
           <w:ilvl w:val="0"/>
-          <w:numId w:val="1471"/>
+          <w:numId w:val="1481"/>
         </w:numPr>
       </w:pPr>
       <w:r>
         <w:t xml:space="preserve">Ensure text truncation/line wrapping is deliberate and not overlapping.</w:t>
       </w:r>
     </w:p>
-    <w:bookmarkEnd w:id="67"/>
-    <w:bookmarkStart w:id="68" w:name="m2.2-testing-gate"/>
+    <w:bookmarkEnd w:id="68"/>
+    <w:bookmarkStart w:id="69" w:name="m2.2-testing-gate"/>
     <w:p>
       <w:pPr>
         <w:pStyle w:val="Heading3"/>
@@ -11112,7 +11458,7 @@
         <w:pStyle w:val="Compact"/>
         <w:numPr>
           <w:ilvl w:val="0"/>
-          <w:numId w:val="1472"/>
+          <w:numId w:val="1482"/>
         </w:numPr>
       </w:pPr>
       <w:r>
@@ -11124,7 +11470,7 @@
         <w:pStyle w:val="Compact"/>
         <w:numPr>
           <w:ilvl w:val="0"/>
-          <w:numId w:val="1473"/>
+          <w:numId w:val="1483"/>
         </w:numPr>
       </w:pPr>
       <w:r>
@@ -11136,7 +11482,7 @@
         <w:pStyle w:val="Compact"/>
         <w:numPr>
           <w:ilvl w:val="0"/>
-          <w:numId w:val="1474"/>
+          <w:numId w:val="1484"/>
         </w:numPr>
       </w:pPr>
       <w:r>
@@ -11148,7 +11494,7 @@
         <w:pStyle w:val="Compact"/>
         <w:numPr>
           <w:ilvl w:val="0"/>
-          <w:numId w:val="1475"/>
+          <w:numId w:val="1485"/>
         </w:numPr>
       </w:pPr>
       <w:r>
@@ -11160,7 +11506,7 @@
         <w:pStyle w:val="Compact"/>
         <w:numPr>
           <w:ilvl w:val="0"/>
-          <w:numId w:val="1476"/>
+          <w:numId w:val="1486"/>
         </w:numPr>
       </w:pPr>
       <w:r>
@@ -11172,7 +11518,7 @@
         <w:pStyle w:val="Compact"/>
         <w:numPr>
           <w:ilvl w:val="0"/>
-          <w:numId w:val="1477"/>
+          <w:numId w:val="1487"/>
         </w:numPr>
       </w:pPr>
       <w:r>
@@ -11184,7 +11530,7 @@
         <w:pStyle w:val="Compact"/>
         <w:numPr>
           <w:ilvl w:val="0"/>
-          <w:numId w:val="1478"/>
+          <w:numId w:val="1488"/>
         </w:numPr>
       </w:pPr>
       <w:r>
@@ -11196,16 +11542,16 @@
         <w:pStyle w:val="Compact"/>
         <w:numPr>
           <w:ilvl w:val="0"/>
-          <w:numId w:val="1479"/>
+          <w:numId w:val="1489"/>
         </w:numPr>
       </w:pPr>
       <w:r>
         <w:t xml:space="preserve">Progress dashboard updated.</w:t>
       </w:r>
     </w:p>
-    <w:bookmarkEnd w:id="68"/>
     <w:bookmarkEnd w:id="69"/>
-    <w:bookmarkStart w:id="80" w:name="m2.3-ai-retarget-campaigns"/>
+    <w:bookmarkEnd w:id="70"/>
+    <w:bookmarkStart w:id="81" w:name="m2.3-ai-retarget-campaigns"/>
     <w:p>
       <w:pPr>
         <w:pStyle w:val="Heading2"/>
@@ -11214,7 +11560,7 @@
         <w:t xml:space="preserve">M2.3 — AI Retarget Campaigns</w:t>
       </w:r>
     </w:p>
-    <w:bookmarkStart w:id="70" w:name="implementation-evidence-2026-05-02-5"/>
+    <w:bookmarkStart w:id="71" w:name="implementation-evidence-2026-05-02-6"/>
     <w:p>
       <w:pPr>
         <w:pStyle w:val="Heading3"/>
@@ -11228,7 +11574,7 @@
         <w:pStyle w:val="Compact"/>
         <w:numPr>
           <w:ilvl w:val="0"/>
-          <w:numId w:val="1480"/>
+          <w:numId w:val="1490"/>
         </w:numPr>
       </w:pPr>
       <w:r>
@@ -11276,7 +11622,7 @@
         <w:pStyle w:val="Compact"/>
         <w:numPr>
           <w:ilvl w:val="0"/>
-          <w:numId w:val="1481"/>
+          <w:numId w:val="1491"/>
         </w:numPr>
       </w:pPr>
       <w:r>
@@ -11288,7 +11634,7 @@
         <w:pStyle w:val="Compact"/>
         <w:numPr>
           <w:ilvl w:val="0"/>
-          <w:numId w:val="1482"/>
+          <w:numId w:val="1492"/>
         </w:numPr>
       </w:pPr>
       <w:r>
@@ -11300,7 +11646,7 @@
         <w:pStyle w:val="Compact"/>
         <w:numPr>
           <w:ilvl w:val="0"/>
-          <w:numId w:val="1483"/>
+          <w:numId w:val="1493"/>
         </w:numPr>
       </w:pPr>
       <w:r>
@@ -11312,7 +11658,7 @@
         <w:pStyle w:val="Compact"/>
         <w:numPr>
           <w:ilvl w:val="0"/>
-          <w:numId w:val="1484"/>
+          <w:numId w:val="1494"/>
         </w:numPr>
       </w:pPr>
       <w:r>
@@ -11324,7 +11670,7 @@
         <w:pStyle w:val="Compact"/>
         <w:numPr>
           <w:ilvl w:val="0"/>
-          <w:numId w:val="1485"/>
+          <w:numId w:val="1495"/>
         </w:numPr>
       </w:pPr>
       <w:r>
@@ -11378,7 +11724,7 @@
         <w:pStyle w:val="Compact"/>
         <w:numPr>
           <w:ilvl w:val="0"/>
-          <w:numId w:val="1486"/>
+          <w:numId w:val="1496"/>
         </w:numPr>
       </w:pPr>
       <w:r>
@@ -11390,7 +11736,7 @@
         <w:pStyle w:val="Compact"/>
         <w:numPr>
           <w:ilvl w:val="0"/>
-          <w:numId w:val="1487"/>
+          <w:numId w:val="1497"/>
         </w:numPr>
       </w:pPr>
       <w:r>
@@ -11417,7 +11763,7 @@
         <w:pStyle w:val="Compact"/>
         <w:numPr>
           <w:ilvl w:val="0"/>
-          <w:numId w:val="1488"/>
+          <w:numId w:val="1498"/>
         </w:numPr>
       </w:pPr>
       <w:r>
@@ -11459,7 +11805,7 @@
         <w:pStyle w:val="Compact"/>
         <w:numPr>
           <w:ilvl w:val="0"/>
-          <w:numId w:val="1489"/>
+          <w:numId w:val="1499"/>
         </w:numPr>
       </w:pPr>
       <w:r>
@@ -11486,7 +11832,7 @@
         <w:pStyle w:val="Compact"/>
         <w:numPr>
           <w:ilvl w:val="0"/>
-          <w:numId w:val="1490"/>
+          <w:numId w:val="1500"/>
         </w:numPr>
       </w:pPr>
       <w:r>
@@ -11498,7 +11844,7 @@
         <w:pStyle w:val="Compact"/>
         <w:numPr>
           <w:ilvl w:val="0"/>
-          <w:numId w:val="1491"/>
+          <w:numId w:val="1501"/>
         </w:numPr>
       </w:pPr>
       <w:r>
@@ -11510,7 +11856,7 @@
         <w:pStyle w:val="Compact"/>
         <w:numPr>
           <w:ilvl w:val="0"/>
-          <w:numId w:val="1492"/>
+          <w:numId w:val="1502"/>
         </w:numPr>
       </w:pPr>
       <w:r>
@@ -11532,8 +11878,8 @@
         <w:t xml:space="preserve">— 5/5 passed after cap tests; server build passed.</w:t>
       </w:r>
     </w:p>
-    <w:bookmarkEnd w:id="70"/>
-    <w:bookmarkStart w:id="71" w:name="scope-lock-for-ai-retarget"/>
+    <w:bookmarkEnd w:id="71"/>
+    <w:bookmarkStart w:id="72" w:name="scope-lock-for-ai-retarget"/>
     <w:p>
       <w:pPr>
         <w:pStyle w:val="Heading3"/>
@@ -11547,7 +11893,7 @@
         <w:pStyle w:val="Compact"/>
         <w:numPr>
           <w:ilvl w:val="0"/>
-          <w:numId w:val="1493"/>
+          <w:numId w:val="1503"/>
         </w:numPr>
       </w:pPr>
       <w:r>
@@ -11559,7 +11905,7 @@
         <w:pStyle w:val="Compact"/>
         <w:numPr>
           <w:ilvl w:val="0"/>
-          <w:numId w:val="1494"/>
+          <w:numId w:val="1504"/>
         </w:numPr>
       </w:pPr>
       <w:r>
@@ -11571,7 +11917,7 @@
         <w:pStyle w:val="Compact"/>
         <w:numPr>
           <w:ilvl w:val="0"/>
-          <w:numId w:val="1495"/>
+          <w:numId w:val="1505"/>
         </w:numPr>
       </w:pPr>
       <w:r>
@@ -11583,7 +11929,7 @@
         <w:pStyle w:val="Compact"/>
         <w:numPr>
           <w:ilvl w:val="0"/>
-          <w:numId w:val="1496"/>
+          <w:numId w:val="1506"/>
         </w:numPr>
       </w:pPr>
       <w:r>
@@ -11595,7 +11941,7 @@
         <w:pStyle w:val="Compact"/>
         <w:numPr>
           <w:ilvl w:val="0"/>
-          <w:numId w:val="1497"/>
+          <w:numId w:val="1507"/>
         </w:numPr>
       </w:pPr>
       <w:r>
@@ -11607,7 +11953,7 @@
         <w:pStyle w:val="Compact"/>
         <w:numPr>
           <w:ilvl w:val="0"/>
-          <w:numId w:val="1498"/>
+          <w:numId w:val="1508"/>
         </w:numPr>
       </w:pPr>
       <w:r>
@@ -11619,7 +11965,7 @@
         <w:pStyle w:val="Compact"/>
         <w:numPr>
           <w:ilvl w:val="1"/>
-          <w:numId w:val="1499"/>
+          <w:numId w:val="1509"/>
         </w:numPr>
       </w:pPr>
       <w:r>
@@ -11646,7 +11992,7 @@
         <w:pStyle w:val="Compact"/>
         <w:numPr>
           <w:ilvl w:val="1"/>
-          <w:numId w:val="1499"/>
+          <w:numId w:val="1509"/>
         </w:numPr>
       </w:pPr>
       <w:r>
@@ -11668,8 +12014,8 @@
         <w:t xml:space="preserve">scoping correctness.</w:t>
       </w:r>
     </w:p>
-    <w:bookmarkEnd w:id="71"/>
-    <w:bookmarkStart w:id="72" w:name="database-model"/>
+    <w:bookmarkEnd w:id="72"/>
+    <w:bookmarkStart w:id="73" w:name="database-model"/>
     <w:p>
       <w:pPr>
         <w:pStyle w:val="Heading3"/>
@@ -11683,7 +12029,7 @@
         <w:pStyle w:val="Compact"/>
         <w:numPr>
           <w:ilvl w:val="0"/>
-          <w:numId w:val="1500"/>
+          <w:numId w:val="1510"/>
         </w:numPr>
       </w:pPr>
       <w:r>
@@ -11725,7 +12071,7 @@
         <w:pStyle w:val="Compact"/>
         <w:numPr>
           <w:ilvl w:val="0"/>
-          <w:numId w:val="1501"/>
+          <w:numId w:val="1511"/>
         </w:numPr>
       </w:pPr>
       <w:r>
@@ -11749,7 +12095,7 @@
         <w:pStyle w:val="Compact"/>
         <w:numPr>
           <w:ilvl w:val="0"/>
-          <w:numId w:val="1502"/>
+          <w:numId w:val="1512"/>
         </w:numPr>
       </w:pPr>
       <w:r>
@@ -11773,7 +12119,7 @@
         <w:pStyle w:val="Compact"/>
         <w:numPr>
           <w:ilvl w:val="0"/>
-          <w:numId w:val="1503"/>
+          <w:numId w:val="1513"/>
         </w:numPr>
       </w:pPr>
       <w:r>
@@ -11785,7 +12131,7 @@
         <w:pStyle w:val="Compact"/>
         <w:numPr>
           <w:ilvl w:val="0"/>
-          <w:numId w:val="1504"/>
+          <w:numId w:val="1514"/>
         </w:numPr>
       </w:pPr>
       <w:r>
@@ -11797,7 +12143,7 @@
         <w:pStyle w:val="Compact"/>
         <w:numPr>
           <w:ilvl w:val="0"/>
-          <w:numId w:val="1505"/>
+          <w:numId w:val="1515"/>
         </w:numPr>
       </w:pPr>
       <w:r>
@@ -11809,7 +12155,7 @@
         <w:pStyle w:val="Compact"/>
         <w:numPr>
           <w:ilvl w:val="0"/>
-          <w:numId w:val="1506"/>
+          <w:numId w:val="1516"/>
         </w:numPr>
       </w:pPr>
       <w:r>
@@ -11821,7 +12167,7 @@
         <w:pStyle w:val="Compact"/>
         <w:numPr>
           <w:ilvl w:val="0"/>
-          <w:numId w:val="1507"/>
+          <w:numId w:val="1517"/>
         </w:numPr>
       </w:pPr>
       <w:r>
@@ -11833,7 +12179,7 @@
         <w:pStyle w:val="Compact"/>
         <w:numPr>
           <w:ilvl w:val="0"/>
-          <w:numId w:val="1508"/>
+          <w:numId w:val="1518"/>
         </w:numPr>
       </w:pPr>
       <w:r>
@@ -11845,7 +12191,7 @@
         <w:pStyle w:val="Compact"/>
         <w:numPr>
           <w:ilvl w:val="0"/>
-          <w:numId w:val="1509"/>
+          <w:numId w:val="1519"/>
         </w:numPr>
       </w:pPr>
       <w:r>
@@ -11857,7 +12203,7 @@
         <w:pStyle w:val="Compact"/>
         <w:numPr>
           <w:ilvl w:val="0"/>
-          <w:numId w:val="1510"/>
+          <w:numId w:val="1520"/>
         </w:numPr>
       </w:pPr>
       <w:r>
@@ -11869,7 +12215,7 @@
         <w:pStyle w:val="Compact"/>
         <w:numPr>
           <w:ilvl w:val="0"/>
-          <w:numId w:val="1511"/>
+          <w:numId w:val="1521"/>
         </w:numPr>
       </w:pPr>
       <w:r>
@@ -11881,7 +12227,7 @@
         <w:pStyle w:val="Compact"/>
         <w:numPr>
           <w:ilvl w:val="0"/>
-          <w:numId w:val="1512"/>
+          <w:numId w:val="1522"/>
         </w:numPr>
       </w:pPr>
       <w:r>
@@ -11893,7 +12239,7 @@
         <w:pStyle w:val="Compact"/>
         <w:numPr>
           <w:ilvl w:val="0"/>
-          <w:numId w:val="1513"/>
+          <w:numId w:val="1523"/>
         </w:numPr>
       </w:pPr>
       <w:r>
@@ -11920,7 +12266,7 @@
         <w:pStyle w:val="Compact"/>
         <w:numPr>
           <w:ilvl w:val="0"/>
-          <w:numId w:val="1514"/>
+          <w:numId w:val="1524"/>
         </w:numPr>
       </w:pPr>
       <w:r>
@@ -11932,15 +12278,15 @@
         <w:pStyle w:val="Compact"/>
         <w:numPr>
           <w:ilvl w:val="0"/>
-          <w:numId w:val="1515"/>
+          <w:numId w:val="1525"/>
         </w:numPr>
       </w:pPr>
       <w:r>
         <w:t xml:space="preserve">Ensure expired cohorts are ignored safely.</w:t>
       </w:r>
     </w:p>
-    <w:bookmarkEnd w:id="72"/>
-    <w:bookmarkStart w:id="73" w:name="cohort-generation"/>
+    <w:bookmarkEnd w:id="73"/>
+    <w:bookmarkStart w:id="74" w:name="cohort-generation"/>
     <w:p>
       <w:pPr>
         <w:pStyle w:val="Heading3"/>
@@ -11954,7 +12300,7 @@
         <w:pStyle w:val="Compact"/>
         <w:numPr>
           <w:ilvl w:val="0"/>
-          <w:numId w:val="1516"/>
+          <w:numId w:val="1526"/>
         </w:numPr>
       </w:pPr>
       <w:r>
@@ -11966,7 +12312,7 @@
         <w:pStyle w:val="Compact"/>
         <w:numPr>
           <w:ilvl w:val="0"/>
-          <w:numId w:val="1517"/>
+          <w:numId w:val="1527"/>
         </w:numPr>
       </w:pPr>
       <w:r>
@@ -11993,7 +12339,7 @@
         <w:pStyle w:val="Compact"/>
         <w:numPr>
           <w:ilvl w:val="0"/>
-          <w:numId w:val="1518"/>
+          <w:numId w:val="1528"/>
         </w:numPr>
       </w:pPr>
       <w:r>
@@ -12020,7 +12366,7 @@
         <w:pStyle w:val="Compact"/>
         <w:numPr>
           <w:ilvl w:val="0"/>
-          <w:numId w:val="1519"/>
+          <w:numId w:val="1529"/>
         </w:numPr>
       </w:pPr>
       <w:r>
@@ -12047,7 +12393,7 @@
         <w:pStyle w:val="Compact"/>
         <w:numPr>
           <w:ilvl w:val="0"/>
-          <w:numId w:val="1520"/>
+          <w:numId w:val="1530"/>
         </w:numPr>
       </w:pPr>
       <w:r>
@@ -12059,7 +12405,7 @@
         <w:pStyle w:val="Compact"/>
         <w:numPr>
           <w:ilvl w:val="1"/>
-          <w:numId w:val="1521"/>
+          <w:numId w:val="1531"/>
         </w:numPr>
       </w:pPr>
       <w:r>
@@ -12071,7 +12417,7 @@
         <w:pStyle w:val="Compact"/>
         <w:numPr>
           <w:ilvl w:val="1"/>
-          <w:numId w:val="1521"/>
+          <w:numId w:val="1531"/>
         </w:numPr>
       </w:pPr>
       <w:r>
@@ -12083,7 +12429,7 @@
         <w:pStyle w:val="Compact"/>
         <w:numPr>
           <w:ilvl w:val="1"/>
-          <w:numId w:val="1521"/>
+          <w:numId w:val="1531"/>
         </w:numPr>
       </w:pPr>
       <w:r>
@@ -12095,7 +12441,7 @@
         <w:pStyle w:val="Compact"/>
         <w:numPr>
           <w:ilvl w:val="0"/>
-          <w:numId w:val="1522"/>
+          <w:numId w:val="1532"/>
         </w:numPr>
       </w:pPr>
       <w:r>
@@ -12107,7 +12453,7 @@
         <w:pStyle w:val="Compact"/>
         <w:numPr>
           <w:ilvl w:val="0"/>
-          <w:numId w:val="1523"/>
+          <w:numId w:val="1533"/>
         </w:numPr>
       </w:pPr>
       <w:r>
@@ -12119,7 +12465,7 @@
         <w:pStyle w:val="Compact"/>
         <w:numPr>
           <w:ilvl w:val="1"/>
-          <w:numId w:val="1524"/>
+          <w:numId w:val="1534"/>
         </w:numPr>
       </w:pPr>
       <w:r>
@@ -12131,7 +12477,7 @@
         <w:pStyle w:val="Compact"/>
         <w:numPr>
           <w:ilvl w:val="1"/>
-          <w:numId w:val="1524"/>
+          <w:numId w:val="1534"/>
         </w:numPr>
       </w:pPr>
       <w:r>
@@ -12143,7 +12489,7 @@
         <w:pStyle w:val="Compact"/>
         <w:numPr>
           <w:ilvl w:val="1"/>
-          <w:numId w:val="1524"/>
+          <w:numId w:val="1534"/>
         </w:numPr>
       </w:pPr>
       <w:r>
@@ -12155,7 +12501,7 @@
         <w:pStyle w:val="Compact"/>
         <w:numPr>
           <w:ilvl w:val="1"/>
-          <w:numId w:val="1524"/>
+          <w:numId w:val="1534"/>
         </w:numPr>
       </w:pPr>
       <w:r>
@@ -12167,7 +12513,7 @@
         <w:pStyle w:val="Compact"/>
         <w:numPr>
           <w:ilvl w:val="1"/>
-          <w:numId w:val="1524"/>
+          <w:numId w:val="1534"/>
         </w:numPr>
       </w:pPr>
       <w:r>
@@ -12179,7 +12525,7 @@
         <w:pStyle w:val="Compact"/>
         <w:numPr>
           <w:ilvl w:val="1"/>
-          <w:numId w:val="1524"/>
+          <w:numId w:val="1534"/>
         </w:numPr>
       </w:pPr>
       <w:r>
@@ -12191,7 +12537,7 @@
         <w:pStyle w:val="Compact"/>
         <w:numPr>
           <w:ilvl w:val="0"/>
-          <w:numId w:val="1525"/>
+          <w:numId w:val="1535"/>
         </w:numPr>
       </w:pPr>
       <w:r>
@@ -12203,7 +12549,7 @@
         <w:pStyle w:val="Compact"/>
         <w:numPr>
           <w:ilvl w:val="0"/>
-          <w:numId w:val="1526"/>
+          <w:numId w:val="1536"/>
         </w:numPr>
       </w:pPr>
       <w:r>
@@ -12215,15 +12561,15 @@
         <w:pStyle w:val="Compact"/>
         <w:numPr>
           <w:ilvl w:val="0"/>
-          <w:numId w:val="1527"/>
+          <w:numId w:val="1537"/>
         </w:numPr>
       </w:pPr>
       <w:r>
         <w:t xml:space="preserve">Ensure predicted funded deals are traceable to historical anchor, not arbitrary text.</w:t>
       </w:r>
     </w:p>
-    <w:bookmarkEnd w:id="73"/>
-    <w:bookmarkStart w:id="74" w:name="cooldowns-and-compliance"/>
+    <w:bookmarkEnd w:id="74"/>
+    <w:bookmarkStart w:id="75" w:name="cooldowns-and-compliance"/>
     <w:p>
       <w:pPr>
         <w:pStyle w:val="Heading3"/>
@@ -12237,7 +12583,7 @@
         <w:pStyle w:val="Compact"/>
         <w:numPr>
           <w:ilvl w:val="0"/>
-          <w:numId w:val="1528"/>
+          <w:numId w:val="1538"/>
         </w:numPr>
       </w:pPr>
       <w:r>
@@ -12249,7 +12595,7 @@
         <w:pStyle w:val="Compact"/>
         <w:numPr>
           <w:ilvl w:val="0"/>
-          <w:numId w:val="1529"/>
+          <w:numId w:val="1539"/>
         </w:numPr>
       </w:pPr>
       <w:r>
@@ -12261,7 +12607,7 @@
         <w:pStyle w:val="Compact"/>
         <w:numPr>
           <w:ilvl w:val="0"/>
-          <w:numId w:val="1530"/>
+          <w:numId w:val="1540"/>
         </w:numPr>
       </w:pPr>
       <w:r>
@@ -12273,7 +12619,7 @@
         <w:pStyle w:val="Compact"/>
         <w:numPr>
           <w:ilvl w:val="0"/>
-          <w:numId w:val="1531"/>
+          <w:numId w:val="1541"/>
         </w:numPr>
       </w:pPr>
       <w:r>
@@ -12285,7 +12631,7 @@
         <w:pStyle w:val="Compact"/>
         <w:numPr>
           <w:ilvl w:val="0"/>
-          <w:numId w:val="1532"/>
+          <w:numId w:val="1542"/>
         </w:numPr>
       </w:pPr>
       <w:r>
@@ -12297,15 +12643,15 @@
         <w:pStyle w:val="Compact"/>
         <w:numPr>
           <w:ilvl w:val="0"/>
-          <w:numId w:val="1533"/>
+          <w:numId w:val="1543"/>
         </w:numPr>
       </w:pPr>
       <w:r>
         <w:t xml:space="preserve">Verify no cohort can re-contact opted-out, DNC, suppressed, or too-recent leads.</w:t>
       </w:r>
     </w:p>
-    <w:bookmarkEnd w:id="74"/>
-    <w:bookmarkStart w:id="75" w:name="two-layer-send-caps"/>
+    <w:bookmarkEnd w:id="75"/>
+    <w:bookmarkStart w:id="76" w:name="two-layer-send-caps"/>
     <w:p>
       <w:pPr>
         <w:pStyle w:val="Heading3"/>
@@ -12319,7 +12665,7 @@
         <w:pStyle w:val="Compact"/>
         <w:numPr>
           <w:ilvl w:val="0"/>
-          <w:numId w:val="1534"/>
+          <w:numId w:val="1544"/>
         </w:numPr>
       </w:pPr>
       <w:r>
@@ -12331,7 +12677,7 @@
         <w:pStyle w:val="Compact"/>
         <w:numPr>
           <w:ilvl w:val="1"/>
-          <w:numId w:val="1535"/>
+          <w:numId w:val="1545"/>
         </w:numPr>
       </w:pPr>
       <w:r>
@@ -12343,7 +12689,7 @@
         <w:pStyle w:val="Compact"/>
         <w:numPr>
           <w:ilvl w:val="1"/>
-          <w:numId w:val="1535"/>
+          <w:numId w:val="1545"/>
         </w:numPr>
       </w:pPr>
       <w:r>
@@ -12355,7 +12701,7 @@
         <w:pStyle w:val="Compact"/>
         <w:numPr>
           <w:ilvl w:val="0"/>
-          <w:numId w:val="1536"/>
+          <w:numId w:val="1546"/>
         </w:numPr>
       </w:pPr>
       <w:r>
@@ -12367,7 +12713,7 @@
         <w:pStyle w:val="Compact"/>
         <w:numPr>
           <w:ilvl w:val="1"/>
-          <w:numId w:val="1537"/>
+          <w:numId w:val="1547"/>
         </w:numPr>
       </w:pPr>
       <w:r>
@@ -12379,7 +12725,7 @@
         <w:pStyle w:val="Compact"/>
         <w:numPr>
           <w:ilvl w:val="1"/>
-          <w:numId w:val="1537"/>
+          <w:numId w:val="1547"/>
         </w:numPr>
       </w:pPr>
       <w:r>
@@ -12391,7 +12737,7 @@
         <w:pStyle w:val="Compact"/>
         <w:numPr>
           <w:ilvl w:val="0"/>
-          <w:numId w:val="1538"/>
+          <w:numId w:val="1548"/>
         </w:numPr>
       </w:pPr>
       <w:r>
@@ -12403,7 +12749,7 @@
         <w:pStyle w:val="Compact"/>
         <w:numPr>
           <w:ilvl w:val="0"/>
-          <w:numId w:val="1539"/>
+          <w:numId w:val="1549"/>
         </w:numPr>
       </w:pPr>
       <w:r>
@@ -12415,7 +12761,7 @@
         <w:pStyle w:val="Compact"/>
         <w:numPr>
           <w:ilvl w:val="0"/>
-          <w:numId w:val="1540"/>
+          <w:numId w:val="1550"/>
         </w:numPr>
       </w:pPr>
       <w:r>
@@ -12427,15 +12773,15 @@
         <w:pStyle w:val="Compact"/>
         <w:numPr>
           <w:ilvl w:val="0"/>
-          <w:numId w:val="1541"/>
+          <w:numId w:val="1551"/>
         </w:numPr>
       </w:pPr>
       <w:r>
         <w:t xml:space="preserve">Cohort card lead count reflects current remaining capacity at render/build time.</w:t>
       </w:r>
     </w:p>
-    <w:bookmarkEnd w:id="75"/>
-    <w:bookmarkStart w:id="76" w:name="ai-reasoning-and-cron"/>
+    <w:bookmarkEnd w:id="76"/>
+    <w:bookmarkStart w:id="77" w:name="ai-reasoning-and-cron"/>
     <w:p>
       <w:pPr>
         <w:pStyle w:val="Heading3"/>
@@ -12449,7 +12795,7 @@
         <w:pStyle w:val="Compact"/>
         <w:numPr>
           <w:ilvl w:val="0"/>
-          <w:numId w:val="1542"/>
+          <w:numId w:val="1552"/>
         </w:numPr>
       </w:pPr>
       <w:r>
@@ -12461,7 +12807,7 @@
         <w:pStyle w:val="Compact"/>
         <w:numPr>
           <w:ilvl w:val="0"/>
-          <w:numId w:val="1543"/>
+          <w:numId w:val="1553"/>
         </w:numPr>
       </w:pPr>
       <w:r>
@@ -12473,7 +12819,7 @@
         <w:pStyle w:val="Compact"/>
         <w:numPr>
           <w:ilvl w:val="0"/>
-          <w:numId w:val="1544"/>
+          <w:numId w:val="1554"/>
         </w:numPr>
       </w:pPr>
       <w:r>
@@ -12485,7 +12831,7 @@
         <w:pStyle w:val="Compact"/>
         <w:numPr>
           <w:ilvl w:val="0"/>
-          <w:numId w:val="1545"/>
+          <w:numId w:val="1555"/>
         </w:numPr>
       </w:pPr>
       <w:r>
@@ -12497,7 +12843,7 @@
         <w:pStyle w:val="Compact"/>
         <w:numPr>
           <w:ilvl w:val="0"/>
-          <w:numId w:val="1546"/>
+          <w:numId w:val="1556"/>
         </w:numPr>
       </w:pPr>
       <w:r>
@@ -12509,7 +12855,7 @@
         <w:pStyle w:val="Compact"/>
         <w:numPr>
           <w:ilvl w:val="0"/>
-          <w:numId w:val="1547"/>
+          <w:numId w:val="1557"/>
         </w:numPr>
       </w:pPr>
       <w:r>
@@ -12521,7 +12867,7 @@
         <w:pStyle w:val="Compact"/>
         <w:numPr>
           <w:ilvl w:val="0"/>
-          <w:numId w:val="1548"/>
+          <w:numId w:val="1558"/>
         </w:numPr>
       </w:pPr>
       <w:r>
@@ -12533,7 +12879,7 @@
         <w:pStyle w:val="Compact"/>
         <w:numPr>
           <w:ilvl w:val="0"/>
-          <w:numId w:val="1549"/>
+          <w:numId w:val="1559"/>
         </w:numPr>
       </w:pPr>
       <w:r>
@@ -12545,15 +12891,15 @@
         <w:pStyle w:val="Compact"/>
         <w:numPr>
           <w:ilvl w:val="0"/>
-          <w:numId w:val="1550"/>
+          <w:numId w:val="1560"/>
         </w:numPr>
       </w:pPr>
       <w:r>
         <w:t xml:space="preserve">Log failures per user/cohort without breaking other cohorts.</w:t>
       </w:r>
     </w:p>
-    <w:bookmarkEnd w:id="76"/>
-    <w:bookmarkStart w:id="77" w:name="ui-1"/>
+    <w:bookmarkEnd w:id="77"/>
+    <w:bookmarkStart w:id="78" w:name="ui-1"/>
     <w:p>
       <w:pPr>
         <w:pStyle w:val="Heading3"/>
@@ -12567,7 +12913,7 @@
         <w:pStyle w:val="Compact"/>
         <w:numPr>
           <w:ilvl w:val="0"/>
-          <w:numId w:val="1551"/>
+          <w:numId w:val="1561"/>
         </w:numPr>
       </w:pPr>
       <w:r>
@@ -12579,7 +12925,7 @@
         <w:pStyle w:val="Compact"/>
         <w:numPr>
           <w:ilvl w:val="0"/>
-          <w:numId w:val="1552"/>
+          <w:numId w:val="1562"/>
         </w:numPr>
       </w:pPr>
       <w:r>
@@ -12591,7 +12937,7 @@
         <w:pStyle w:val="Compact"/>
         <w:numPr>
           <w:ilvl w:val="0"/>
-          <w:numId w:val="1553"/>
+          <w:numId w:val="1563"/>
         </w:numPr>
       </w:pPr>
       <w:r>
@@ -12603,7 +12949,7 @@
         <w:pStyle w:val="Compact"/>
         <w:numPr>
           <w:ilvl w:val="0"/>
-          <w:numId w:val="1554"/>
+          <w:numId w:val="1564"/>
         </w:numPr>
       </w:pPr>
       <w:r>
@@ -12615,7 +12961,7 @@
         <w:pStyle w:val="Compact"/>
         <w:numPr>
           <w:ilvl w:val="0"/>
-          <w:numId w:val="1555"/>
+          <w:numId w:val="1565"/>
         </w:numPr>
       </w:pPr>
       <w:r>
@@ -12627,7 +12973,7 @@
         <w:pStyle w:val="Compact"/>
         <w:numPr>
           <w:ilvl w:val="0"/>
-          <w:numId w:val="1556"/>
+          <w:numId w:val="1566"/>
         </w:numPr>
       </w:pPr>
       <w:r>
@@ -12639,7 +12985,7 @@
         <w:pStyle w:val="Compact"/>
         <w:numPr>
           <w:ilvl w:val="0"/>
-          <w:numId w:val="1557"/>
+          <w:numId w:val="1567"/>
         </w:numPr>
       </w:pPr>
       <w:r>
@@ -12651,7 +12997,7 @@
         <w:pStyle w:val="Compact"/>
         <w:numPr>
           <w:ilvl w:val="0"/>
-          <w:numId w:val="1558"/>
+          <w:numId w:val="1568"/>
         </w:numPr>
       </w:pPr>
       <w:r>
@@ -12663,7 +13009,7 @@
         <w:pStyle w:val="Compact"/>
         <w:numPr>
           <w:ilvl w:val="0"/>
-          <w:numId w:val="1559"/>
+          <w:numId w:val="1569"/>
         </w:numPr>
       </w:pPr>
       <w:r>
@@ -12675,7 +13021,7 @@
         <w:pStyle w:val="Compact"/>
         <w:numPr>
           <w:ilvl w:val="0"/>
-          <w:numId w:val="1560"/>
+          <w:numId w:val="1570"/>
         </w:numPr>
       </w:pPr>
       <w:r>
@@ -12702,7 +13048,7 @@
         <w:pStyle w:val="Compact"/>
         <w:numPr>
           <w:ilvl w:val="0"/>
-          <w:numId w:val="1561"/>
+          <w:numId w:val="1571"/>
         </w:numPr>
       </w:pPr>
       <w:r>
@@ -12723,15 +13069,15 @@
         <w:pStyle w:val="Compact"/>
         <w:numPr>
           <w:ilvl w:val="0"/>
-          <w:numId w:val="1562"/>
+          <w:numId w:val="1572"/>
         </w:numPr>
       </w:pPr>
       <w:r>
         <w:t xml:space="preserve">Existing campaign actions still work: rerun/refresh, start, pause, delete where allowed.</w:t>
       </w:r>
     </w:p>
-    <w:bookmarkEnd w:id="77"/>
-    <w:bookmarkStart w:id="78" w:name="backendapi"/>
+    <w:bookmarkEnd w:id="78"/>
+    <w:bookmarkStart w:id="79" w:name="backendapi"/>
     <w:p>
       <w:pPr>
         <w:pStyle w:val="Heading3"/>
@@ -12745,7 +13091,7 @@
         <w:pStyle w:val="Compact"/>
         <w:numPr>
           <w:ilvl w:val="0"/>
-          <w:numId w:val="1563"/>
+          <w:numId w:val="1573"/>
         </w:numPr>
       </w:pPr>
       <w:r>
@@ -12757,7 +13103,7 @@
         <w:pStyle w:val="Compact"/>
         <w:numPr>
           <w:ilvl w:val="0"/>
-          <w:numId w:val="1564"/>
+          <w:numId w:val="1574"/>
         </w:numPr>
       </w:pPr>
       <w:r>
@@ -12769,7 +13115,7 @@
         <w:pStyle w:val="Compact"/>
         <w:numPr>
           <w:ilvl w:val="0"/>
-          <w:numId w:val="1565"/>
+          <w:numId w:val="1575"/>
         </w:numPr>
       </w:pPr>
       <w:r>
@@ -12781,7 +13127,7 @@
         <w:pStyle w:val="Compact"/>
         <w:numPr>
           <w:ilvl w:val="0"/>
-          <w:numId w:val="1566"/>
+          <w:numId w:val="1576"/>
         </w:numPr>
       </w:pPr>
       <w:r>
@@ -12793,7 +13139,7 @@
         <w:pStyle w:val="Compact"/>
         <w:numPr>
           <w:ilvl w:val="0"/>
-          <w:numId w:val="1567"/>
+          <w:numId w:val="1577"/>
         </w:numPr>
       </w:pPr>
       <w:r>
@@ -12805,7 +13151,7 @@
         <w:pStyle w:val="Compact"/>
         <w:numPr>
           <w:ilvl w:val="0"/>
-          <w:numId w:val="1568"/>
+          <w:numId w:val="1578"/>
         </w:numPr>
       </w:pPr>
       <w:r>
@@ -12817,7 +13163,7 @@
         <w:pStyle w:val="Compact"/>
         <w:numPr>
           <w:ilvl w:val="0"/>
-          <w:numId w:val="1569"/>
+          <w:numId w:val="1579"/>
         </w:numPr>
       </w:pPr>
       <w:r>
@@ -12829,15 +13175,15 @@
         <w:pStyle w:val="Compact"/>
         <w:numPr>
           <w:ilvl w:val="0"/>
-          <w:numId w:val="1570"/>
+          <w:numId w:val="1580"/>
         </w:numPr>
       </w:pPr>
       <w:r>
         <w:t xml:space="preserve">AI Retarget is upstream recommendation only; no auto-send.</w:t>
       </w:r>
     </w:p>
-    <w:bookmarkEnd w:id="78"/>
-    <w:bookmarkStart w:id="79" w:name="m2.3-testing-gate"/>
+    <w:bookmarkEnd w:id="79"/>
+    <w:bookmarkStart w:id="80" w:name="m2.3-testing-gate"/>
     <w:p>
       <w:pPr>
         <w:pStyle w:val="Heading3"/>
@@ -12851,7 +13197,7 @@
         <w:pStyle w:val="Compact"/>
         <w:numPr>
           <w:ilvl w:val="0"/>
-          <w:numId w:val="1571"/>
+          <w:numId w:val="1581"/>
         </w:numPr>
       </w:pPr>
       <w:r>
@@ -12863,7 +13209,7 @@
         <w:pStyle w:val="Compact"/>
         <w:numPr>
           <w:ilvl w:val="0"/>
-          <w:numId w:val="1572"/>
+          <w:numId w:val="1582"/>
         </w:numPr>
       </w:pPr>
       <w:r>
@@ -12875,7 +13221,7 @@
         <w:pStyle w:val="Compact"/>
         <w:numPr>
           <w:ilvl w:val="0"/>
-          <w:numId w:val="1573"/>
+          <w:numId w:val="1583"/>
         </w:numPr>
       </w:pPr>
       <w:r>
@@ -12887,7 +13233,7 @@
         <w:pStyle w:val="Compact"/>
         <w:numPr>
           <w:ilvl w:val="0"/>
-          <w:numId w:val="1574"/>
+          <w:numId w:val="1584"/>
         </w:numPr>
       </w:pPr>
       <w:r>
@@ -12899,7 +13245,7 @@
         <w:pStyle w:val="Compact"/>
         <w:numPr>
           <w:ilvl w:val="0"/>
-          <w:numId w:val="1575"/>
+          <w:numId w:val="1585"/>
         </w:numPr>
       </w:pPr>
       <w:r>
@@ -12911,7 +13257,7 @@
         <w:pStyle w:val="Compact"/>
         <w:numPr>
           <w:ilvl w:val="0"/>
-          <w:numId w:val="1576"/>
+          <w:numId w:val="1586"/>
         </w:numPr>
       </w:pPr>
       <w:r>
@@ -12923,7 +13269,7 @@
         <w:pStyle w:val="Compact"/>
         <w:numPr>
           <w:ilvl w:val="0"/>
-          <w:numId w:val="1577"/>
+          <w:numId w:val="1587"/>
         </w:numPr>
       </w:pPr>
       <w:r>
@@ -12935,7 +13281,7 @@
         <w:pStyle w:val="Compact"/>
         <w:numPr>
           <w:ilvl w:val="0"/>
-          <w:numId w:val="1578"/>
+          <w:numId w:val="1588"/>
         </w:numPr>
       </w:pPr>
       <w:r>
@@ -12947,7 +13293,7 @@
         <w:pStyle w:val="Compact"/>
         <w:numPr>
           <w:ilvl w:val="0"/>
-          <w:numId w:val="1579"/>
+          <w:numId w:val="1589"/>
         </w:numPr>
       </w:pPr>
       <w:r>
@@ -12959,7 +13305,7 @@
         <w:pStyle w:val="Compact"/>
         <w:numPr>
           <w:ilvl w:val="0"/>
-          <w:numId w:val="1580"/>
+          <w:numId w:val="1590"/>
         </w:numPr>
       </w:pPr>
       <w:r>
@@ -12971,7 +13317,7 @@
         <w:pStyle w:val="Compact"/>
         <w:numPr>
           <w:ilvl w:val="0"/>
-          <w:numId w:val="1581"/>
+          <w:numId w:val="1591"/>
         </w:numPr>
       </w:pPr>
       <w:r>
@@ -12983,7 +13329,7 @@
         <w:pStyle w:val="Compact"/>
         <w:numPr>
           <w:ilvl w:val="0"/>
-          <w:numId w:val="1582"/>
+          <w:numId w:val="1592"/>
         </w:numPr>
       </w:pPr>
       <w:r>
@@ -12995,7 +13341,7 @@
         <w:pStyle w:val="Compact"/>
         <w:numPr>
           <w:ilvl w:val="0"/>
-          <w:numId w:val="1583"/>
+          <w:numId w:val="1593"/>
         </w:numPr>
       </w:pPr>
       <w:r>
@@ -13007,7 +13353,7 @@
         <w:pStyle w:val="Compact"/>
         <w:numPr>
           <w:ilvl w:val="0"/>
-          <w:numId w:val="1584"/>
+          <w:numId w:val="1594"/>
         </w:numPr>
       </w:pPr>
       <w:r>
@@ -13019,16 +13365,16 @@
         <w:pStyle w:val="Compact"/>
         <w:numPr>
           <w:ilvl w:val="0"/>
-          <w:numId w:val="1585"/>
+          <w:numId w:val="1595"/>
         </w:numPr>
       </w:pPr>
       <w:r>
         <w:t xml:space="preserve">Progress dashboard updated.</w:t>
       </w:r>
     </w:p>
-    <w:bookmarkEnd w:id="79"/>
     <w:bookmarkEnd w:id="80"/>
-    <w:bookmarkStart w:id="84" w:name="m2.4-m2-full-regression-and-release-gate"/>
+    <w:bookmarkEnd w:id="81"/>
+    <w:bookmarkStart w:id="85" w:name="m2.4-m2-full-regression-and-release-gate"/>
     <w:p>
       <w:pPr>
         <w:pStyle w:val="Heading2"/>
@@ -13037,7 +13383,7 @@
         <w:t xml:space="preserve">M2.4 — M2 Full Regression And Release Gate</w:t>
       </w:r>
     </w:p>
-    <w:bookmarkStart w:id="81" w:name="functional-regression-1"/>
+    <w:bookmarkStart w:id="82" w:name="functional-regression-1"/>
     <w:p>
       <w:pPr>
         <w:pStyle w:val="Heading3"/>
@@ -13051,7 +13397,7 @@
         <w:pStyle w:val="Compact"/>
         <w:numPr>
           <w:ilvl w:val="0"/>
-          <w:numId w:val="1586"/>
+          <w:numId w:val="1596"/>
         </w:numPr>
       </w:pPr>
       <w:r>
@@ -13063,7 +13409,7 @@
         <w:pStyle w:val="Compact"/>
         <w:numPr>
           <w:ilvl w:val="0"/>
-          <w:numId w:val="1587"/>
+          <w:numId w:val="1597"/>
         </w:numPr>
       </w:pPr>
       <w:r>
@@ -13075,7 +13421,7 @@
         <w:pStyle w:val="Compact"/>
         <w:numPr>
           <w:ilvl w:val="0"/>
-          <w:numId w:val="1588"/>
+          <w:numId w:val="1598"/>
         </w:numPr>
       </w:pPr>
       <w:r>
@@ -13087,7 +13433,7 @@
         <w:pStyle w:val="Compact"/>
         <w:numPr>
           <w:ilvl w:val="0"/>
-          <w:numId w:val="1589"/>
+          <w:numId w:val="1599"/>
         </w:numPr>
       </w:pPr>
       <w:r>
@@ -13099,7 +13445,7 @@
         <w:pStyle w:val="Compact"/>
         <w:numPr>
           <w:ilvl w:val="0"/>
-          <w:numId w:val="1590"/>
+          <w:numId w:val="1600"/>
         </w:numPr>
       </w:pPr>
       <w:r>
@@ -13111,7 +13457,7 @@
         <w:pStyle w:val="Compact"/>
         <w:numPr>
           <w:ilvl w:val="0"/>
-          <w:numId w:val="1591"/>
+          <w:numId w:val="1601"/>
         </w:numPr>
       </w:pPr>
       <w:r>
@@ -13123,7 +13469,7 @@
         <w:pStyle w:val="Compact"/>
         <w:numPr>
           <w:ilvl w:val="0"/>
-          <w:numId w:val="1592"/>
+          <w:numId w:val="1602"/>
         </w:numPr>
       </w:pPr>
       <w:r>
@@ -13135,7 +13481,7 @@
         <w:pStyle w:val="Compact"/>
         <w:numPr>
           <w:ilvl w:val="0"/>
-          <w:numId w:val="1593"/>
+          <w:numId w:val="1603"/>
         </w:numPr>
       </w:pPr>
       <w:r>
@@ -13147,7 +13493,7 @@
         <w:pStyle w:val="Compact"/>
         <w:numPr>
           <w:ilvl w:val="0"/>
-          <w:numId w:val="1594"/>
+          <w:numId w:val="1604"/>
         </w:numPr>
       </w:pPr>
       <w:r>
@@ -13159,7 +13505,7 @@
         <w:pStyle w:val="Compact"/>
         <w:numPr>
           <w:ilvl w:val="0"/>
-          <w:numId w:val="1595"/>
+          <w:numId w:val="1605"/>
         </w:numPr>
       </w:pPr>
       <w:r>
@@ -13171,7 +13517,7 @@
         <w:pStyle w:val="Compact"/>
         <w:numPr>
           <w:ilvl w:val="0"/>
-          <w:numId w:val="1596"/>
+          <w:numId w:val="1606"/>
         </w:numPr>
       </w:pPr>
       <w:r>
@@ -13183,7 +13529,7 @@
         <w:pStyle w:val="Compact"/>
         <w:numPr>
           <w:ilvl w:val="0"/>
-          <w:numId w:val="1597"/>
+          <w:numId w:val="1607"/>
         </w:numPr>
       </w:pPr>
       <w:r>
@@ -13195,7 +13541,7 @@
         <w:pStyle w:val="Compact"/>
         <w:numPr>
           <w:ilvl w:val="0"/>
-          <w:numId w:val="1598"/>
+          <w:numId w:val="1608"/>
         </w:numPr>
       </w:pPr>
       <w:r>
@@ -13217,8 +13563,8 @@
         <w:t xml:space="preserve">and test messages.</w:t>
       </w:r>
     </w:p>
-    <w:bookmarkEnd w:id="81"/>
-    <w:bookmarkStart w:id="82" w:name="visual-regression-1"/>
+    <w:bookmarkEnd w:id="82"/>
+    <w:bookmarkStart w:id="83" w:name="visual-regression-1"/>
     <w:p>
       <w:pPr>
         <w:pStyle w:val="Heading3"/>
@@ -13232,7 +13578,7 @@
         <w:pStyle w:val="Compact"/>
         <w:numPr>
           <w:ilvl w:val="0"/>
-          <w:numId w:val="1599"/>
+          <w:numId w:val="1609"/>
         </w:numPr>
       </w:pPr>
       <w:r>
@@ -13244,7 +13590,7 @@
         <w:pStyle w:val="Compact"/>
         <w:numPr>
           <w:ilvl w:val="0"/>
-          <w:numId w:val="1600"/>
+          <w:numId w:val="1610"/>
         </w:numPr>
       </w:pPr>
       <w:r>
@@ -13271,7 +13617,7 @@
         <w:pStyle w:val="Compact"/>
         <w:numPr>
           <w:ilvl w:val="0"/>
-          <w:numId w:val="1601"/>
+          <w:numId w:val="1611"/>
         </w:numPr>
       </w:pPr>
       <w:r>
@@ -13283,7 +13629,7 @@
         <w:pStyle w:val="Compact"/>
         <w:numPr>
           <w:ilvl w:val="0"/>
-          <w:numId w:val="1602"/>
+          <w:numId w:val="1612"/>
         </w:numPr>
       </w:pPr>
       <w:r>
@@ -13295,7 +13641,7 @@
         <w:pStyle w:val="Compact"/>
         <w:numPr>
           <w:ilvl w:val="0"/>
-          <w:numId w:val="1603"/>
+          <w:numId w:val="1613"/>
         </w:numPr>
       </w:pPr>
       <w:r>
@@ -13307,7 +13653,7 @@
         <w:pStyle w:val="Compact"/>
         <w:numPr>
           <w:ilvl w:val="0"/>
-          <w:numId w:val="1604"/>
+          <w:numId w:val="1614"/>
         </w:numPr>
       </w:pPr>
       <w:r>
@@ -13319,7 +13665,7 @@
         <w:pStyle w:val="Compact"/>
         <w:numPr>
           <w:ilvl w:val="0"/>
-          <w:numId w:val="1605"/>
+          <w:numId w:val="1615"/>
         </w:numPr>
       </w:pPr>
       <w:r>
@@ -13331,15 +13677,15 @@
         <w:pStyle w:val="Compact"/>
         <w:numPr>
           <w:ilvl w:val="0"/>
-          <w:numId w:val="1606"/>
+          <w:numId w:val="1616"/>
         </w:numPr>
       </w:pPr>
       <w:r>
         <w:t xml:space="preserve">No unreadable text if current styles fail; scoped style set added if needed.</w:t>
       </w:r>
     </w:p>
-    <w:bookmarkEnd w:id="82"/>
-    <w:bookmarkStart w:id="83" w:name="release-readiness-1"/>
+    <w:bookmarkEnd w:id="83"/>
+    <w:bookmarkStart w:id="84" w:name="release-readiness-1"/>
     <w:p>
       <w:pPr>
         <w:pStyle w:val="Heading3"/>
@@ -13353,7 +13699,7 @@
         <w:pStyle w:val="Compact"/>
         <w:numPr>
           <w:ilvl w:val="0"/>
-          <w:numId w:val="1607"/>
+          <w:numId w:val="1617"/>
         </w:numPr>
       </w:pPr>
       <w:r>
@@ -13365,7 +13711,7 @@
         <w:pStyle w:val="Compact"/>
         <w:numPr>
           <w:ilvl w:val="0"/>
-          <w:numId w:val="1608"/>
+          <w:numId w:val="1618"/>
         </w:numPr>
       </w:pPr>
       <w:r>
@@ -13377,7 +13723,7 @@
         <w:pStyle w:val="Compact"/>
         <w:numPr>
           <w:ilvl w:val="0"/>
-          <w:numId w:val="1609"/>
+          <w:numId w:val="1619"/>
         </w:numPr>
       </w:pPr>
       <w:r>
@@ -13389,7 +13735,7 @@
         <w:pStyle w:val="Compact"/>
         <w:numPr>
           <w:ilvl w:val="0"/>
-          <w:numId w:val="1610"/>
+          <w:numId w:val="1620"/>
         </w:numPr>
       </w:pPr>
       <w:r>
@@ -13401,7 +13747,7 @@
         <w:pStyle w:val="Compact"/>
         <w:numPr>
           <w:ilvl w:val="0"/>
-          <w:numId w:val="1611"/>
+          <w:numId w:val="1621"/>
         </w:numPr>
       </w:pPr>
       <w:r>
@@ -13413,7 +13759,7 @@
         <w:pStyle w:val="Compact"/>
         <w:numPr>
           <w:ilvl w:val="0"/>
-          <w:numId w:val="1612"/>
+          <w:numId w:val="1622"/>
         </w:numPr>
       </w:pPr>
       <w:r>
@@ -13425,7 +13771,7 @@
         <w:pStyle w:val="Compact"/>
         <w:numPr>
           <w:ilvl w:val="0"/>
-          <w:numId w:val="1613"/>
+          <w:numId w:val="1623"/>
         </w:numPr>
       </w:pPr>
       <w:r>
@@ -13437,7 +13783,7 @@
         <w:pStyle w:val="Compact"/>
         <w:numPr>
           <w:ilvl w:val="0"/>
-          <w:numId w:val="1614"/>
+          <w:numId w:val="1624"/>
         </w:numPr>
       </w:pPr>
       <w:r>
@@ -13449,16 +13795,16 @@
         <w:pStyle w:val="Compact"/>
         <w:numPr>
           <w:ilvl w:val="0"/>
-          <w:numId w:val="1615"/>
+          <w:numId w:val="1625"/>
         </w:numPr>
       </w:pPr>
       <w:r>
         <w:t xml:space="preserve">Progress dashboard updated to M2 complete only after all gates pass.</w:t>
       </w:r>
     </w:p>
-    <w:bookmarkEnd w:id="83"/>
     <w:bookmarkEnd w:id="84"/>
-    <w:bookmarkStart w:id="85" w:name="full-final-acceptance"/>
+    <w:bookmarkEnd w:id="85"/>
+    <w:bookmarkStart w:id="86" w:name="full-final-acceptance"/>
     <w:p>
       <w:pPr>
         <w:pStyle w:val="Heading2"/>
@@ -13472,7 +13818,7 @@
         <w:pStyle w:val="Compact"/>
         <w:numPr>
           <w:ilvl w:val="0"/>
-          <w:numId w:val="1616"/>
+          <w:numId w:val="1626"/>
         </w:numPr>
       </w:pPr>
       <w:r>
@@ -13484,7 +13830,7 @@
         <w:pStyle w:val="Compact"/>
         <w:numPr>
           <w:ilvl w:val="0"/>
-          <w:numId w:val="1617"/>
+          <w:numId w:val="1627"/>
         </w:numPr>
       </w:pPr>
       <w:r>
@@ -13496,7 +13842,7 @@
         <w:pStyle w:val="Compact"/>
         <w:numPr>
           <w:ilvl w:val="0"/>
-          <w:numId w:val="1618"/>
+          <w:numId w:val="1628"/>
         </w:numPr>
       </w:pPr>
       <w:r>
@@ -13508,7 +13854,7 @@
         <w:pStyle w:val="Compact"/>
         <w:numPr>
           <w:ilvl w:val="0"/>
-          <w:numId w:val="1619"/>
+          <w:numId w:val="1629"/>
         </w:numPr>
       </w:pPr>
       <w:r>
@@ -13520,7 +13866,7 @@
         <w:pStyle w:val="Compact"/>
         <w:numPr>
           <w:ilvl w:val="0"/>
-          <w:numId w:val="1620"/>
+          <w:numId w:val="1630"/>
         </w:numPr>
       </w:pPr>
       <w:r>
@@ -13532,7 +13878,7 @@
         <w:pStyle w:val="Compact"/>
         <w:numPr>
           <w:ilvl w:val="0"/>
-          <w:numId w:val="1621"/>
+          <w:numId w:val="1631"/>
         </w:numPr>
       </w:pPr>
       <w:r>
@@ -13544,7 +13890,7 @@
         <w:pStyle w:val="Compact"/>
         <w:numPr>
           <w:ilvl w:val="0"/>
-          <w:numId w:val="1622"/>
+          <w:numId w:val="1632"/>
         </w:numPr>
       </w:pPr>
       <w:r>
@@ -13556,7 +13902,7 @@
         <w:pStyle w:val="Compact"/>
         <w:numPr>
           <w:ilvl w:val="0"/>
-          <w:numId w:val="1623"/>
+          <w:numId w:val="1633"/>
         </w:numPr>
       </w:pPr>
       <w:r>
@@ -13568,7 +13914,7 @@
         <w:pStyle w:val="Compact"/>
         <w:numPr>
           <w:ilvl w:val="0"/>
-          <w:numId w:val="1624"/>
+          <w:numId w:val="1634"/>
         </w:numPr>
       </w:pPr>
       <w:r>
@@ -13580,7 +13926,7 @@
         <w:pStyle w:val="Compact"/>
         <w:numPr>
           <w:ilvl w:val="0"/>
-          <w:numId w:val="1625"/>
+          <w:numId w:val="1635"/>
         </w:numPr>
       </w:pPr>
       <w:r>
@@ -13592,15 +13938,15 @@
         <w:pStyle w:val="Compact"/>
         <w:numPr>
           <w:ilvl w:val="0"/>
-          <w:numId w:val="1626"/>
+          <w:numId w:val="1636"/>
         </w:numPr>
       </w:pPr>
       <w:r>
         <w:t xml:space="preserve">Final client-facing summary prepared with what changed, how it was tested, and what is intentionally out of scope.</w:t>
       </w:r>
     </w:p>
-    <w:bookmarkEnd w:id="85"/>
-    <w:bookmarkStart w:id="86" w:name="progress-update-log"/>
+    <w:bookmarkEnd w:id="86"/>
+    <w:bookmarkStart w:id="87" w:name="progress-update-log"/>
     <w:p>
       <w:pPr>
         <w:pStyle w:val="Heading2"/>
@@ -13743,8 +14089,8 @@
         </w:tc>
       </w:tr>
     </w:tbl>
-    <w:bookmarkEnd w:id="86"/>
     <w:bookmarkEnd w:id="87"/>
+    <w:bookmarkEnd w:id="88"/>
     <w:sectPr>
       <w:footnotePr>
         <w:numRestart w:val="eachSect"/>
@@ -15110,104 +15456,104 @@
     <w:abstractNumId w:val="992"/>
   </w:num>
   <w:num w:numId="1333">
-    <w:abstractNumId w:val="992"/>
+    <w:abstractNumId w:val="993"/>
   </w:num>
   <w:num w:numId="1334">
-    <w:abstractNumId w:val="992"/>
+    <w:abstractNumId w:val="993"/>
   </w:num>
   <w:num w:numId="1335">
-    <w:abstractNumId w:val="992"/>
+    <w:abstractNumId w:val="993"/>
   </w:num>
   <w:num w:numId="1336">
-    <w:abstractNumId w:val="992"/>
+    <w:abstractNumId w:val="993"/>
   </w:num>
   <w:num w:numId="1337">
-    <w:abstractNumId w:val="992"/>
+    <w:abstractNumId w:val="993"/>
   </w:num>
   <w:num w:numId="1338">
-    <w:abstractNumId w:val="992"/>
+    <w:abstractNumId w:val="993"/>
   </w:num>
   <w:num w:numId="1339">
+    <w:abstractNumId w:val="993"/>
+  </w:num>
+  <w:num w:numId="1340">
+    <w:abstractNumId w:val="993"/>
+  </w:num>
+  <w:num w:numId="1341">
+    <w:abstractNumId w:val="993"/>
+  </w:num>
+  <w:num w:numId="1342">
+    <w:abstractNumId w:val="993"/>
+  </w:num>
+  <w:num w:numId="1343">
+    <w:abstractNumId w:val="993"/>
+  </w:num>
+  <w:num w:numId="1344">
+    <w:abstractNumId w:val="993"/>
+  </w:num>
+  <w:num w:numId="1345">
+    <w:abstractNumId w:val="993"/>
+  </w:num>
+  <w:num w:numId="1346">
+    <w:abstractNumId w:val="992"/>
+  </w:num>
+  <w:num w:numId="1347">
+    <w:abstractNumId w:val="993"/>
+  </w:num>
+  <w:num w:numId="1348">
+    <w:abstractNumId w:val="993"/>
+  </w:num>
+  <w:num w:numId="1349">
     <w:abstractNumId w:val="991"/>
   </w:num>
-  <w:num w:numId="1340">
-    <w:abstractNumId w:val="992"/>
-  </w:num>
-  <w:num w:numId="1341">
-    <w:abstractNumId w:val="992"/>
-  </w:num>
-  <w:num w:numId="1342">
-    <w:abstractNumId w:val="992"/>
-  </w:num>
-  <w:num w:numId="1343">
-    <w:abstractNumId w:val="992"/>
-  </w:num>
-  <w:num w:numId="1344">
-    <w:abstractNumId w:val="992"/>
-  </w:num>
-  <w:num w:numId="1345">
-    <w:abstractNumId w:val="992"/>
-  </w:num>
-  <w:num w:numId="1346">
-    <w:abstractNumId w:val="992"/>
-  </w:num>
-  <w:num w:numId="1347">
-    <w:abstractNumId w:val="992"/>
-  </w:num>
-  <w:num w:numId="1348">
-    <w:abstractNumId w:val="992"/>
-  </w:num>
-  <w:num w:numId="1349">
-    <w:abstractNumId w:val="992"/>
-  </w:num>
   <w:num w:numId="1350">
-    <w:abstractNumId w:val="992"/>
+    <w:abstractNumId w:val="993"/>
   </w:num>
   <w:num w:numId="1351">
-    <w:abstractNumId w:val="992"/>
+    <w:abstractNumId w:val="993"/>
   </w:num>
   <w:num w:numId="1352">
-    <w:abstractNumId w:val="992"/>
+    <w:abstractNumId w:val="993"/>
   </w:num>
   <w:num w:numId="1353">
-    <w:abstractNumId w:val="992"/>
+    <w:abstractNumId w:val="993"/>
   </w:num>
   <w:num w:numId="1354">
     <w:abstractNumId w:val="992"/>
   </w:num>
   <w:num w:numId="1355">
+    <w:abstractNumId w:val="993"/>
+  </w:num>
+  <w:num w:numId="1356">
+    <w:abstractNumId w:val="992"/>
+  </w:num>
+  <w:num w:numId="1357">
+    <w:abstractNumId w:val="992"/>
+  </w:num>
+  <w:num w:numId="1358">
+    <w:abstractNumId w:val="993"/>
+  </w:num>
+  <w:num w:numId="1359">
+    <w:abstractNumId w:val="992"/>
+  </w:num>
+  <w:num w:numId="1360">
+    <w:abstractNumId w:val="992"/>
+  </w:num>
+  <w:num w:numId="1361">
+    <w:abstractNumId w:val="992"/>
+  </w:num>
+  <w:num w:numId="1362">
+    <w:abstractNumId w:val="992"/>
+  </w:num>
+  <w:num w:numId="1363">
+    <w:abstractNumId w:val="992"/>
+  </w:num>
+  <w:num w:numId="1364">
+    <w:abstractNumId w:val="992"/>
+  </w:num>
+  <w:num w:numId="1365">
     <w:abstractNumId w:val="991"/>
   </w:num>
-  <w:num w:numId="1356">
-    <w:abstractNumId w:val="992"/>
-  </w:num>
-  <w:num w:numId="1357">
-    <w:abstractNumId w:val="992"/>
-  </w:num>
-  <w:num w:numId="1358">
-    <w:abstractNumId w:val="992"/>
-  </w:num>
-  <w:num w:numId="1359">
-    <w:abstractNumId w:val="992"/>
-  </w:num>
-  <w:num w:numId="1360">
-    <w:abstractNumId w:val="992"/>
-  </w:num>
-  <w:num w:numId="1361">
-    <w:abstractNumId w:val="992"/>
-  </w:num>
-  <w:num w:numId="1362">
-    <w:abstractNumId w:val="992"/>
-  </w:num>
-  <w:num w:numId="1363">
-    <w:abstractNumId w:val="992"/>
-  </w:num>
-  <w:num w:numId="1364">
-    <w:abstractNumId w:val="992"/>
-  </w:num>
-  <w:num w:numId="1365">
-    <w:abstractNumId w:val="992"/>
-  </w:num>
   <w:num w:numId="1366">
     <w:abstractNumId w:val="992"/>
   </w:num>
@@ -15215,19 +15561,19 @@
     <w:abstractNumId w:val="992"/>
   </w:num>
   <w:num w:numId="1368">
-    <w:abstractNumId w:val="992"/>
+    <w:abstractNumId w:val="993"/>
   </w:num>
   <w:num w:numId="1369">
     <w:abstractNumId w:val="992"/>
   </w:num>
   <w:num w:numId="1370">
-    <w:abstractNumId w:val="992"/>
+    <w:abstractNumId w:val="993"/>
   </w:num>
   <w:num w:numId="1371">
     <w:abstractNumId w:val="992"/>
   </w:num>
   <w:num w:numId="1372">
-    <w:abstractNumId w:val="992"/>
+    <w:abstractNumId w:val="993"/>
   </w:num>
   <w:num w:numId="1373">
     <w:abstractNumId w:val="992"/>
@@ -15239,7 +15585,7 @@
     <w:abstractNumId w:val="992"/>
   </w:num>
   <w:num w:numId="1376">
-    <w:abstractNumId w:val="992"/>
+    <w:abstractNumId w:val="993"/>
   </w:num>
   <w:num w:numId="1377">
     <w:abstractNumId w:val="992"/>
@@ -15299,16 +15645,16 @@
     <w:abstractNumId w:val="992"/>
   </w:num>
   <w:num w:numId="1396">
-    <w:abstractNumId w:val="993"/>
+    <w:abstractNumId w:val="992"/>
   </w:num>
   <w:num w:numId="1397">
-    <w:abstractNumId w:val="993"/>
+    <w:abstractNumId w:val="992"/>
   </w:num>
   <w:num w:numId="1398">
-    <w:abstractNumId w:val="993"/>
+    <w:abstractNumId w:val="992"/>
   </w:num>
   <w:num w:numId="1399">
-    <w:abstractNumId w:val="993"/>
+    <w:abstractNumId w:val="992"/>
   </w:num>
   <w:num w:numId="1400">
     <w:abstractNumId w:val="992"/>
@@ -15317,16 +15663,16 @@
     <w:abstractNumId w:val="992"/>
   </w:num>
   <w:num w:numId="1402">
-    <w:abstractNumId w:val="993"/>
+    <w:abstractNumId w:val="992"/>
   </w:num>
   <w:num w:numId="1403">
-    <w:abstractNumId w:val="993"/>
+    <w:abstractNumId w:val="992"/>
   </w:num>
   <w:num w:numId="1404">
-    <w:abstractNumId w:val="993"/>
+    <w:abstractNumId w:val="992"/>
   </w:num>
   <w:num w:numId="1405">
-    <w:abstractNumId w:val="993"/>
+    <w:abstractNumId w:val="992"/>
   </w:num>
   <w:num w:numId="1406">
     <w:abstractNumId w:val="993"/>
@@ -15341,10 +15687,10 @@
     <w:abstractNumId w:val="993"/>
   </w:num>
   <w:num w:numId="1410">
-    <w:abstractNumId w:val="993"/>
+    <w:abstractNumId w:val="992"/>
   </w:num>
   <w:num w:numId="1411">
-    <w:abstractNumId w:val="993"/>
+    <w:abstractNumId w:val="992"/>
   </w:num>
   <w:num w:numId="1412">
     <w:abstractNumId w:val="993"/>
@@ -15359,41 +15705,41 @@
     <w:abstractNumId w:val="993"/>
   </w:num>
   <w:num w:numId="1416">
-    <w:abstractNumId w:val="992"/>
+    <w:abstractNumId w:val="993"/>
   </w:num>
   <w:num w:numId="1417">
+    <w:abstractNumId w:val="993"/>
+  </w:num>
+  <w:num w:numId="1418">
+    <w:abstractNumId w:val="993"/>
+  </w:num>
+  <w:num w:numId="1419">
+    <w:abstractNumId w:val="993"/>
+  </w:num>
+  <w:num w:numId="1420">
+    <w:abstractNumId w:val="993"/>
+  </w:num>
+  <w:num w:numId="1421">
+    <w:abstractNumId w:val="993"/>
+  </w:num>
+  <w:num w:numId="1422">
+    <w:abstractNumId w:val="993"/>
+  </w:num>
+  <w:num w:numId="1423">
+    <w:abstractNumId w:val="993"/>
+  </w:num>
+  <w:num w:numId="1424">
+    <w:abstractNumId w:val="993"/>
+  </w:num>
+  <w:num w:numId="1425">
+    <w:abstractNumId w:val="993"/>
+  </w:num>
+  <w:num w:numId="1426">
+    <w:abstractNumId w:val="992"/>
+  </w:num>
+  <w:num w:numId="1427">
     <w:abstractNumId w:val="991"/>
   </w:num>
-  <w:num w:numId="1418">
-    <w:abstractNumId w:val="993"/>
-  </w:num>
-  <w:num w:numId="1419">
-    <w:abstractNumId w:val="993"/>
-  </w:num>
-  <w:num w:numId="1420">
-    <w:abstractNumId w:val="992"/>
-  </w:num>
-  <w:num w:numId="1421">
-    <w:abstractNumId w:val="992"/>
-  </w:num>
-  <w:num w:numId="1422">
-    <w:abstractNumId w:val="992"/>
-  </w:num>
-  <w:num w:numId="1423">
-    <w:abstractNumId w:val="992"/>
-  </w:num>
-  <w:num w:numId="1424">
-    <w:abstractNumId w:val="992"/>
-  </w:num>
-  <w:num w:numId="1425">
-    <w:abstractNumId w:val="993"/>
-  </w:num>
-  <w:num w:numId="1426">
-    <w:abstractNumId w:val="992"/>
-  </w:num>
-  <w:num w:numId="1427">
-    <w:abstractNumId w:val="992"/>
-  </w:num>
   <w:num w:numId="1428">
     <w:abstractNumId w:val="993"/>
   </w:num>
@@ -15401,28 +15747,28 @@
     <w:abstractNumId w:val="993"/>
   </w:num>
   <w:num w:numId="1430">
-    <w:abstractNumId w:val="993"/>
+    <w:abstractNumId w:val="992"/>
   </w:num>
   <w:num w:numId="1431">
-    <w:abstractNumId w:val="993"/>
+    <w:abstractNumId w:val="992"/>
   </w:num>
   <w:num w:numId="1432">
-    <w:abstractNumId w:val="993"/>
+    <w:abstractNumId w:val="992"/>
   </w:num>
   <w:num w:numId="1433">
-    <w:abstractNumId w:val="993"/>
+    <w:abstractNumId w:val="992"/>
   </w:num>
   <w:num w:numId="1434">
-    <w:abstractNumId w:val="993"/>
+    <w:abstractNumId w:val="992"/>
   </w:num>
   <w:num w:numId="1435">
     <w:abstractNumId w:val="993"/>
   </w:num>
   <w:num w:numId="1436">
-    <w:abstractNumId w:val="993"/>
+    <w:abstractNumId w:val="992"/>
   </w:num>
   <w:num w:numId="1437">
-    <w:abstractNumId w:val="993"/>
+    <w:abstractNumId w:val="992"/>
   </w:num>
   <w:num w:numId="1438">
     <w:abstractNumId w:val="993"/>
@@ -15437,7 +15783,7 @@
     <w:abstractNumId w:val="993"/>
   </w:num>
   <w:num w:numId="1442">
-    <w:abstractNumId w:val="991"/>
+    <w:abstractNumId w:val="993"/>
   </w:num>
   <w:num w:numId="1443">
     <w:abstractNumId w:val="993"/>
@@ -15449,7 +15795,7 @@
     <w:abstractNumId w:val="993"/>
   </w:num>
   <w:num w:numId="1446">
-    <w:abstractNumId w:val="991"/>
+    <w:abstractNumId w:val="993"/>
   </w:num>
   <w:num w:numId="1447">
     <w:abstractNumId w:val="993"/>
@@ -15458,10 +15804,10 @@
     <w:abstractNumId w:val="993"/>
   </w:num>
   <w:num w:numId="1449">
-    <w:abstractNumId w:val="992"/>
+    <w:abstractNumId w:val="993"/>
   </w:num>
   <w:num w:numId="1450">
-    <w:abstractNumId w:val="992"/>
+    <w:abstractNumId w:val="993"/>
   </w:num>
   <w:num w:numId="1451">
     <w:abstractNumId w:val="993"/>
@@ -15473,14 +15819,14 @@
     <w:abstractNumId w:val="993"/>
   </w:num>
   <w:num w:numId="1454">
+    <w:abstractNumId w:val="993"/>
+  </w:num>
+  <w:num w:numId="1455">
+    <w:abstractNumId w:val="993"/>
+  </w:num>
+  <w:num w:numId="1456">
     <w:abstractNumId w:val="991"/>
   </w:num>
-  <w:num w:numId="1455">
-    <w:abstractNumId w:val="993"/>
-  </w:num>
-  <w:num w:numId="1456">
-    <w:abstractNumId w:val="993"/>
-  </w:num>
   <w:num w:numId="1457">
     <w:abstractNumId w:val="993"/>
   </w:num>
@@ -15488,16 +15834,16 @@
     <w:abstractNumId w:val="993"/>
   </w:num>
   <w:num w:numId="1459">
-    <w:abstractNumId w:val="993"/>
+    <w:abstractNumId w:val="992"/>
   </w:num>
   <w:num w:numId="1460">
-    <w:abstractNumId w:val="993"/>
+    <w:abstractNumId w:val="992"/>
   </w:num>
   <w:num w:numId="1461">
     <w:abstractNumId w:val="993"/>
   </w:num>
   <w:num w:numId="1462">
-    <w:abstractNumId w:val="993"/>
+    <w:abstractNumId w:val="991"/>
   </w:num>
   <w:num w:numId="1463">
     <w:abstractNumId w:val="993"/>
@@ -15512,10 +15858,10 @@
     <w:abstractNumId w:val="993"/>
   </w:num>
   <w:num w:numId="1467">
-    <w:abstractNumId w:val="992"/>
+    <w:abstractNumId w:val="993"/>
   </w:num>
   <w:num w:numId="1468">
-    <w:abstractNumId w:val="992"/>
+    <w:abstractNumId w:val="993"/>
   </w:num>
   <w:num w:numId="1469">
     <w:abstractNumId w:val="993"/>
@@ -15527,16 +15873,16 @@
     <w:abstractNumId w:val="993"/>
   </w:num>
   <w:num w:numId="1472">
-    <w:abstractNumId w:val="992"/>
+    <w:abstractNumId w:val="993"/>
   </w:num>
   <w:num w:numId="1473">
-    <w:abstractNumId w:val="992"/>
+    <w:abstractNumId w:val="993"/>
   </w:num>
   <w:num w:numId="1474">
-    <w:abstractNumId w:val="992"/>
+    <w:abstractNumId w:val="991"/>
   </w:num>
   <w:num w:numId="1475">
-    <w:abstractNumId w:val="992"/>
+    <w:abstractNumId w:val="993"/>
   </w:num>
   <w:num w:numId="1476">
     <w:abstractNumId w:val="993"/>
@@ -15557,25 +15903,25 @@
     <w:abstractNumId w:val="993"/>
   </w:num>
   <w:num w:numId="1482">
-    <w:abstractNumId w:val="993"/>
+    <w:abstractNumId w:val="992"/>
   </w:num>
   <w:num w:numId="1483">
-    <w:abstractNumId w:val="993"/>
+    <w:abstractNumId w:val="992"/>
   </w:num>
   <w:num w:numId="1484">
-    <w:abstractNumId w:val="993"/>
+    <w:abstractNumId w:val="992"/>
   </w:num>
   <w:num w:numId="1485">
-    <w:abstractNumId w:val="993"/>
+    <w:abstractNumId w:val="992"/>
   </w:num>
   <w:num w:numId="1486">
     <w:abstractNumId w:val="993"/>
   </w:num>
   <w:num w:numId="1487">
-    <w:abstractNumId w:val="993"/>
+    <w:abstractNumId w:val="992"/>
   </w:num>
   <w:num w:numId="1488">
-    <w:abstractNumId w:val="993"/>
+    <w:abstractNumId w:val="992"/>
   </w:num>
   <w:num w:numId="1489">
     <w:abstractNumId w:val="993"/>
@@ -15608,38 +15954,38 @@
     <w:abstractNumId w:val="993"/>
   </w:num>
   <w:num w:numId="1499">
+    <w:abstractNumId w:val="993"/>
+  </w:num>
+  <w:num w:numId="1500">
+    <w:abstractNumId w:val="993"/>
+  </w:num>
+  <w:num w:numId="1501">
+    <w:abstractNumId w:val="993"/>
+  </w:num>
+  <w:num w:numId="1502">
+    <w:abstractNumId w:val="993"/>
+  </w:num>
+  <w:num w:numId="1503">
+    <w:abstractNumId w:val="993"/>
+  </w:num>
+  <w:num w:numId="1504">
+    <w:abstractNumId w:val="993"/>
+  </w:num>
+  <w:num w:numId="1505">
+    <w:abstractNumId w:val="993"/>
+  </w:num>
+  <w:num w:numId="1506">
+    <w:abstractNumId w:val="993"/>
+  </w:num>
+  <w:num w:numId="1507">
+    <w:abstractNumId w:val="993"/>
+  </w:num>
+  <w:num w:numId="1508">
+    <w:abstractNumId w:val="993"/>
+  </w:num>
+  <w:num w:numId="1509">
     <w:abstractNumId w:val="991"/>
   </w:num>
-  <w:num w:numId="1500">
-    <w:abstractNumId w:val="992"/>
-  </w:num>
-  <w:num w:numId="1501">
-    <w:abstractNumId w:val="992"/>
-  </w:num>
-  <w:num w:numId="1502">
-    <w:abstractNumId w:val="992"/>
-  </w:num>
-  <w:num w:numId="1503">
-    <w:abstractNumId w:val="992"/>
-  </w:num>
-  <w:num w:numId="1504">
-    <w:abstractNumId w:val="992"/>
-  </w:num>
-  <w:num w:numId="1505">
-    <w:abstractNumId w:val="992"/>
-  </w:num>
-  <w:num w:numId="1506">
-    <w:abstractNumId w:val="992"/>
-  </w:num>
-  <w:num w:numId="1507">
-    <w:abstractNumId w:val="992"/>
-  </w:num>
-  <w:num w:numId="1508">
-    <w:abstractNumId w:val="992"/>
-  </w:num>
-  <w:num w:numId="1509">
-    <w:abstractNumId w:val="992"/>
-  </w:num>
   <w:num w:numId="1510">
     <w:abstractNumId w:val="992"/>
   </w:num>
@@ -15659,145 +16005,145 @@
     <w:abstractNumId w:val="992"/>
   </w:num>
   <w:num w:numId="1516">
-    <w:abstractNumId w:val="993"/>
+    <w:abstractNumId w:val="992"/>
   </w:num>
   <w:num w:numId="1517">
-    <w:abstractNumId w:val="993"/>
+    <w:abstractNumId w:val="992"/>
   </w:num>
   <w:num w:numId="1518">
-    <w:abstractNumId w:val="993"/>
+    <w:abstractNumId w:val="992"/>
   </w:num>
   <w:num w:numId="1519">
-    <w:abstractNumId w:val="993"/>
+    <w:abstractNumId w:val="992"/>
   </w:num>
   <w:num w:numId="1520">
-    <w:abstractNumId w:val="993"/>
+    <w:abstractNumId w:val="992"/>
   </w:num>
   <w:num w:numId="1521">
+    <w:abstractNumId w:val="992"/>
+  </w:num>
+  <w:num w:numId="1522">
+    <w:abstractNumId w:val="992"/>
+  </w:num>
+  <w:num w:numId="1523">
+    <w:abstractNumId w:val="992"/>
+  </w:num>
+  <w:num w:numId="1524">
+    <w:abstractNumId w:val="992"/>
+  </w:num>
+  <w:num w:numId="1525">
+    <w:abstractNumId w:val="992"/>
+  </w:num>
+  <w:num w:numId="1526">
+    <w:abstractNumId w:val="993"/>
+  </w:num>
+  <w:num w:numId="1527">
+    <w:abstractNumId w:val="993"/>
+  </w:num>
+  <w:num w:numId="1528">
+    <w:abstractNumId w:val="993"/>
+  </w:num>
+  <w:num w:numId="1529">
+    <w:abstractNumId w:val="993"/>
+  </w:num>
+  <w:num w:numId="1530">
+    <w:abstractNumId w:val="993"/>
+  </w:num>
+  <w:num w:numId="1531">
     <w:abstractNumId w:val="991"/>
   </w:num>
-  <w:num w:numId="1522">
-    <w:abstractNumId w:val="993"/>
-  </w:num>
-  <w:num w:numId="1523">
-    <w:abstractNumId w:val="993"/>
-  </w:num>
-  <w:num w:numId="1524">
+  <w:num w:numId="1532">
+    <w:abstractNumId w:val="993"/>
+  </w:num>
+  <w:num w:numId="1533">
+    <w:abstractNumId w:val="993"/>
+  </w:num>
+  <w:num w:numId="1534">
     <w:abstractNumId w:val="991"/>
   </w:num>
-  <w:num w:numId="1525">
-    <w:abstractNumId w:val="993"/>
-  </w:num>
-  <w:num w:numId="1526">
-    <w:abstractNumId w:val="993"/>
-  </w:num>
-  <w:num w:numId="1527">
-    <w:abstractNumId w:val="993"/>
-  </w:num>
-  <w:num w:numId="1528">
-    <w:abstractNumId w:val="993"/>
-  </w:num>
-  <w:num w:numId="1529">
-    <w:abstractNumId w:val="993"/>
-  </w:num>
-  <w:num w:numId="1530">
-    <w:abstractNumId w:val="993"/>
-  </w:num>
-  <w:num w:numId="1531">
-    <w:abstractNumId w:val="993"/>
-  </w:num>
-  <w:num w:numId="1532">
-    <w:abstractNumId w:val="993"/>
-  </w:num>
-  <w:num w:numId="1533">
-    <w:abstractNumId w:val="993"/>
-  </w:num>
-  <w:num w:numId="1534">
-    <w:abstractNumId w:val="993"/>
-  </w:num>
   <w:num w:numId="1535">
+    <w:abstractNumId w:val="993"/>
+  </w:num>
+  <w:num w:numId="1536">
+    <w:abstractNumId w:val="993"/>
+  </w:num>
+  <w:num w:numId="1537">
+    <w:abstractNumId w:val="993"/>
+  </w:num>
+  <w:num w:numId="1538">
+    <w:abstractNumId w:val="993"/>
+  </w:num>
+  <w:num w:numId="1539">
+    <w:abstractNumId w:val="993"/>
+  </w:num>
+  <w:num w:numId="1540">
+    <w:abstractNumId w:val="993"/>
+  </w:num>
+  <w:num w:numId="1541">
+    <w:abstractNumId w:val="993"/>
+  </w:num>
+  <w:num w:numId="1542">
+    <w:abstractNumId w:val="993"/>
+  </w:num>
+  <w:num w:numId="1543">
+    <w:abstractNumId w:val="993"/>
+  </w:num>
+  <w:num w:numId="1544">
+    <w:abstractNumId w:val="993"/>
+  </w:num>
+  <w:num w:numId="1545">
     <w:abstractNumId w:val="991"/>
   </w:num>
-  <w:num w:numId="1536">
-    <w:abstractNumId w:val="993"/>
-  </w:num>
-  <w:num w:numId="1537">
+  <w:num w:numId="1546">
+    <w:abstractNumId w:val="993"/>
+  </w:num>
+  <w:num w:numId="1547">
     <w:abstractNumId w:val="991"/>
   </w:num>
-  <w:num w:numId="1538">
-    <w:abstractNumId w:val="993"/>
-  </w:num>
-  <w:num w:numId="1539">
-    <w:abstractNumId w:val="993"/>
-  </w:num>
-  <w:num w:numId="1540">
-    <w:abstractNumId w:val="993"/>
-  </w:num>
-  <w:num w:numId="1541">
-    <w:abstractNumId w:val="993"/>
-  </w:num>
-  <w:num w:numId="1542">
-    <w:abstractNumId w:val="992"/>
-  </w:num>
-  <w:num w:numId="1543">
-    <w:abstractNumId w:val="992"/>
-  </w:num>
-  <w:num w:numId="1544">
-    <w:abstractNumId w:val="993"/>
-  </w:num>
-  <w:num w:numId="1545">
-    <w:abstractNumId w:val="992"/>
-  </w:num>
-  <w:num w:numId="1546">
-    <w:abstractNumId w:val="992"/>
-  </w:num>
-  <w:num w:numId="1547">
-    <w:abstractNumId w:val="992"/>
-  </w:num>
   <w:num w:numId="1548">
-    <w:abstractNumId w:val="992"/>
+    <w:abstractNumId w:val="993"/>
   </w:num>
   <w:num w:numId="1549">
-    <w:abstractNumId w:val="992"/>
+    <w:abstractNumId w:val="993"/>
   </w:num>
   <w:num w:numId="1550">
-    <w:abstractNumId w:val="992"/>
+    <w:abstractNumId w:val="993"/>
   </w:num>
   <w:num w:numId="1551">
     <w:abstractNumId w:val="993"/>
   </w:num>
   <w:num w:numId="1552">
-    <w:abstractNumId w:val="993"/>
+    <w:abstractNumId w:val="992"/>
   </w:num>
   <w:num w:numId="1553">
-    <w:abstractNumId w:val="993"/>
+    <w:abstractNumId w:val="992"/>
   </w:num>
   <w:num w:numId="1554">
     <w:abstractNumId w:val="993"/>
   </w:num>
   <w:num w:numId="1555">
-    <w:abstractNumId w:val="993"/>
+    <w:abstractNumId w:val="992"/>
   </w:num>
   <w:num w:numId="1556">
-    <w:abstractNumId w:val="993"/>
+    <w:abstractNumId w:val="992"/>
   </w:num>
   <w:num w:numId="1557">
-    <w:abstractNumId w:val="993"/>
+    <w:abstractNumId w:val="992"/>
   </w:num>
   <w:num w:numId="1558">
     <w:abstractNumId w:val="992"/>
   </w:num>
   <w:num w:numId="1559">
-    <w:abstractNumId w:val="993"/>
+    <w:abstractNumId w:val="992"/>
   </w:num>
   <w:num w:numId="1560">
-    <w:abstractNumId w:val="993"/>
+    <w:abstractNumId w:val="992"/>
   </w:num>
   <w:num w:numId="1561">
     <w:abstractNumId w:val="993"/>
   </w:num>
   <w:num w:numId="1562">
-    <w:abstractNumId w:val="992"/>
+    <w:abstractNumId w:val="993"/>
   </w:num>
   <w:num w:numId="1563">
     <w:abstractNumId w:val="993"/>
@@ -15809,13 +16155,13 @@
     <w:abstractNumId w:val="993"/>
   </w:num>
   <w:num w:numId="1566">
-    <w:abstractNumId w:val="992"/>
+    <w:abstractNumId w:val="993"/>
   </w:num>
   <w:num w:numId="1567">
     <w:abstractNumId w:val="993"/>
   </w:num>
   <w:num w:numId="1568">
-    <w:abstractNumId w:val="993"/>
+    <w:abstractNumId w:val="992"/>
   </w:num>
   <w:num w:numId="1569">
     <w:abstractNumId w:val="993"/>
@@ -15827,16 +16173,16 @@
     <w:abstractNumId w:val="993"/>
   </w:num>
   <w:num w:numId="1572">
-    <w:abstractNumId w:val="993"/>
+    <w:abstractNumId w:val="992"/>
   </w:num>
   <w:num w:numId="1573">
-    <w:abstractNumId w:val="992"/>
+    <w:abstractNumId w:val="993"/>
   </w:num>
   <w:num w:numId="1574">
     <w:abstractNumId w:val="993"/>
   </w:num>
   <w:num w:numId="1575">
-    <w:abstractNumId w:val="992"/>
+    <w:abstractNumId w:val="993"/>
   </w:num>
   <w:num w:numId="1576">
     <w:abstractNumId w:val="992"/>
@@ -15854,34 +16200,34 @@
     <w:abstractNumId w:val="993"/>
   </w:num>
   <w:num w:numId="1581">
-    <w:abstractNumId w:val="992"/>
+    <w:abstractNumId w:val="993"/>
   </w:num>
   <w:num w:numId="1582">
-    <w:abstractNumId w:val="992"/>
+    <w:abstractNumId w:val="993"/>
   </w:num>
   <w:num w:numId="1583">
     <w:abstractNumId w:val="992"/>
   </w:num>
   <w:num w:numId="1584">
-    <w:abstractNumId w:val="992"/>
+    <w:abstractNumId w:val="993"/>
   </w:num>
   <w:num w:numId="1585">
-    <w:abstractNumId w:val="993"/>
+    <w:abstractNumId w:val="992"/>
   </w:num>
   <w:num w:numId="1586">
     <w:abstractNumId w:val="992"/>
   </w:num>
   <w:num w:numId="1587">
-    <w:abstractNumId w:val="992"/>
+    <w:abstractNumId w:val="993"/>
   </w:num>
   <w:num w:numId="1588">
-    <w:abstractNumId w:val="992"/>
+    <w:abstractNumId w:val="993"/>
   </w:num>
   <w:num w:numId="1589">
-    <w:abstractNumId w:val="992"/>
+    <w:abstractNumId w:val="993"/>
   </w:num>
   <w:num w:numId="1590">
-    <w:abstractNumId w:val="992"/>
+    <w:abstractNumId w:val="993"/>
   </w:num>
   <w:num w:numId="1591">
     <w:abstractNumId w:val="992"/>
@@ -15896,7 +16242,7 @@
     <w:abstractNumId w:val="992"/>
   </w:num>
   <w:num w:numId="1595">
-    <w:abstractNumId w:val="992"/>
+    <w:abstractNumId w:val="993"/>
   </w:num>
   <w:num w:numId="1596">
     <w:abstractNumId w:val="992"/>
@@ -15989,6 +16335,36 @@
     <w:abstractNumId w:val="992"/>
   </w:num>
   <w:num w:numId="1626">
+    <w:abstractNumId w:val="992"/>
+  </w:num>
+  <w:num w:numId="1627">
+    <w:abstractNumId w:val="992"/>
+  </w:num>
+  <w:num w:numId="1628">
+    <w:abstractNumId w:val="992"/>
+  </w:num>
+  <w:num w:numId="1629">
+    <w:abstractNumId w:val="992"/>
+  </w:num>
+  <w:num w:numId="1630">
+    <w:abstractNumId w:val="992"/>
+  </w:num>
+  <w:num w:numId="1631">
+    <w:abstractNumId w:val="992"/>
+  </w:num>
+  <w:num w:numId="1632">
+    <w:abstractNumId w:val="992"/>
+  </w:num>
+  <w:num w:numId="1633">
+    <w:abstractNumId w:val="992"/>
+  </w:num>
+  <w:num w:numId="1634">
+    <w:abstractNumId w:val="992"/>
+  </w:num>
+  <w:num w:numId="1635">
+    <w:abstractNumId w:val="992"/>
+  </w:num>
+  <w:num w:numId="1636">
     <w:abstractNumId w:val="992"/>
   </w:num>
 </w:numbering>

--- a/MASTER_M1_M2_DELIVERY_CHECKLIST.docx
+++ b/MASTER_M1_M2_DELIVERY_CHECKLIST.docx
@@ -409,7 +409,7 @@
               <w:jc w:val="right"/>
             </w:pPr>
             <w:r>
-              <w:t xml:space="preserve">3%</w:t>
+              <w:t xml:space="preserve">5%</w:t>
             </w:r>
           </w:p>
         </w:tc>
@@ -420,7 +420,7 @@
               <w:pStyle w:val="Compact"/>
             </w:pPr>
             <w:r>
-              <w:t xml:space="preserve">Backend log-attempt foundation + API tests/build passed; UI/reset/pixel pending</w:t>
+              <w:t xml:space="preserve">Backend + Pipeline UI attempt banner/quick-log implemented; browser/reset/pixel pending</w:t>
             </w:r>
           </w:p>
         </w:tc>
@@ -709,7 +709,7 @@
                 <w:b/>
                 <w:bCs/>
               </w:rPr>
-              <w:t xml:space="preserve">60%</w:t>
+              <w:t xml:space="preserve">62%</w:t>
             </w:r>
           </w:p>
         </w:tc>
@@ -724,7 +724,7 @@
                 <w:b/>
                 <w:bCs/>
               </w:rPr>
-              <w:t xml:space="preserve">M1.5 backend attempt mechanic foundation added; UI/browser gates remain</w:t>
+              <w:t xml:space="preserve">M1.5 Pipeline UI attempt controls added; browser/reset/release gates remain</w:t>
             </w:r>
           </w:p>
         </w:tc>
@@ -8502,6 +8502,126 @@
         <w:t xml:space="preserve">Targeted ESLint passed with 0 errors and existing warning debt only.</w:t>
       </w:r>
     </w:p>
+    <w:p>
+      <w:pPr>
+        <w:pStyle w:val="Compact"/>
+        <w:numPr>
+          <w:ilvl w:val="0"/>
+          <w:numId w:val="1343"/>
+        </w:numPr>
+      </w:pPr>
+      <w:r>
+        <w:t xml:space="preserve">Pipeline UI added M1.5 attempt banner on DealCard with</w:t>
+      </w:r>
+      <w:r>
+        <w:t xml:space="preserve"> </w:t>
+      </w:r>
+      <w:r>
+        <w:rPr>
+          <w:rStyle w:val="VerbatimChar"/>
+        </w:rPr>
+        <w:t xml:space="preserve">WAITING X/Y ATTEMPTS · Z BEFORE AUTO-NURTURE</w:t>
+      </w:r>
+      <w:r>
+        <w:t xml:space="preserve"> </w:t>
+      </w:r>
+      <w:r>
+        <w:t xml:space="preserve">copy and low/mid/near-threshold color states.</w:t>
+      </w:r>
+    </w:p>
+    <w:p>
+      <w:pPr>
+        <w:pStyle w:val="Compact"/>
+        <w:numPr>
+          <w:ilvl w:val="0"/>
+          <w:numId w:val="1344"/>
+        </w:numPr>
+      </w:pPr>
+      <w:r>
+        <w:t xml:space="preserve">DealPanel added quick-log row using</w:t>
+      </w:r>
+      <w:r>
+        <w:t xml:space="preserve"> </w:t>
+      </w:r>
+      <w:r>
+        <w:rPr>
+          <w:rStyle w:val="VerbatimChar"/>
+        </w:rPr>
+        <w:t xml:space="preserve">POST /api/deals/:id/log-attempt</w:t>
+      </w:r>
+      <w:r>
+        <w:t xml:space="preserve"> </w:t>
+      </w:r>
+      <w:r>
+        <w:t xml:space="preserve">with No answer/Texted/Voicemail/Connected/Not interested actions.</w:t>
+      </w:r>
+    </w:p>
+    <w:p>
+      <w:pPr>
+        <w:pStyle w:val="Compact"/>
+        <w:numPr>
+          <w:ilvl w:val="0"/>
+          <w:numId w:val="1345"/>
+        </w:numPr>
+      </w:pPr>
+      <w:r>
+        <w:t xml:space="preserve">Client validation passed:</w:t>
+      </w:r>
+      <w:r>
+        <w:t xml:space="preserve"> </w:t>
+      </w:r>
+      <w:r>
+        <w:rPr>
+          <w:rStyle w:val="VerbatimChar"/>
+        </w:rPr>
+        <w:t xml:space="preserve">cd client &amp;&amp; npm run build</w:t>
+      </w:r>
+      <w:r>
+        <w:t xml:space="preserve">.</w:t>
+      </w:r>
+    </w:p>
+    <w:p>
+      <w:pPr>
+        <w:pStyle w:val="Compact"/>
+        <w:numPr>
+          <w:ilvl w:val="0"/>
+          <w:numId w:val="1346"/>
+        </w:numPr>
+      </w:pPr>
+      <w:r>
+        <w:t xml:space="preserve">Targeted ESLint for</w:t>
+      </w:r>
+      <w:r>
+        <w:t xml:space="preserve"> </w:t>
+      </w:r>
+      <w:r>
+        <w:rPr>
+          <w:rStyle w:val="VerbatimChar"/>
+        </w:rPr>
+        <w:t xml:space="preserve">DealPanel.tsx</w:t>
+      </w:r>
+      <w:r>
+        <w:t xml:space="preserve"> </w:t>
+      </w:r>
+      <w:r>
+        <w:t xml:space="preserve">still has pre-existing React Compiler errors around old synchronous</w:t>
+      </w:r>
+      <w:r>
+        <w:t xml:space="preserve"> </w:t>
+      </w:r>
+      <w:r>
+        <w:rPr>
+          <w:rStyle w:val="VerbatimChar"/>
+        </w:rPr>
+        <w:t xml:space="preserve">useEffect</w:t>
+      </w:r>
+      <w:r>
+        <w:t xml:space="preserve"> </w:t>
+      </w:r>
+      <w:r>
+        <w:t xml:space="preserve">state setters/manual memoization; not fixed in this M1.5 UI slice to avoid broad refactor.</w:t>
+      </w:r>
+    </w:p>
     <w:bookmarkEnd w:id="49"/>
     <w:bookmarkStart w:id="50" w:name="data-and-backend"/>
     <w:p>
@@ -8517,7 +8637,7 @@
         <w:pStyle w:val="Compact"/>
         <w:numPr>
           <w:ilvl w:val="0"/>
-          <w:numId w:val="1343"/>
+          <w:numId w:val="1347"/>
         </w:numPr>
       </w:pPr>
       <w:r>
@@ -8556,7 +8676,7 @@
         <w:pStyle w:val="Compact"/>
         <w:numPr>
           <w:ilvl w:val="0"/>
-          <w:numId w:val="1344"/>
+          <w:numId w:val="1348"/>
         </w:numPr>
       </w:pPr>
       <w:r>
@@ -8595,7 +8715,7 @@
         <w:pStyle w:val="Compact"/>
         <w:numPr>
           <w:ilvl w:val="0"/>
-          <w:numId w:val="1345"/>
+          <w:numId w:val="1349"/>
         </w:numPr>
       </w:pPr>
       <w:r>
@@ -8619,7 +8739,7 @@
         <w:pStyle w:val="Compact"/>
         <w:numPr>
           <w:ilvl w:val="0"/>
-          <w:numId w:val="1346"/>
+          <w:numId w:val="1350"/>
         </w:numPr>
       </w:pPr>
       <w:r>
@@ -8676,7 +8796,7 @@
         <w:pStyle w:val="Compact"/>
         <w:numPr>
           <w:ilvl w:val="0"/>
-          <w:numId w:val="1347"/>
+          <w:numId w:val="1351"/>
         </w:numPr>
       </w:pPr>
       <w:r>
@@ -8700,7 +8820,7 @@
         <w:pStyle w:val="Compact"/>
         <w:numPr>
           <w:ilvl w:val="0"/>
-          <w:numId w:val="1348"/>
+          <w:numId w:val="1352"/>
         </w:numPr>
       </w:pPr>
       <w:r>
@@ -8712,7 +8832,7 @@
         <w:pStyle w:val="Compact"/>
         <w:numPr>
           <w:ilvl w:val="1"/>
-          <w:numId w:val="1349"/>
+          <w:numId w:val="1353"/>
         </w:numPr>
       </w:pPr>
       <w:r>
@@ -8724,7 +8844,7 @@
         <w:pStyle w:val="Compact"/>
         <w:numPr>
           <w:ilvl w:val="1"/>
-          <w:numId w:val="1349"/>
+          <w:numId w:val="1353"/>
         </w:numPr>
       </w:pPr>
       <w:r>
@@ -8736,7 +8856,7 @@
         <w:pStyle w:val="Compact"/>
         <w:numPr>
           <w:ilvl w:val="1"/>
-          <w:numId w:val="1349"/>
+          <w:numId w:val="1353"/>
         </w:numPr>
       </w:pPr>
       <w:r>
@@ -8748,7 +8868,7 @@
         <w:pStyle w:val="Compact"/>
         <w:numPr>
           <w:ilvl w:val="1"/>
-          <w:numId w:val="1349"/>
+          <w:numId w:val="1353"/>
         </w:numPr>
       </w:pPr>
       <w:r>
@@ -8760,7 +8880,7 @@
         <w:pStyle w:val="Compact"/>
         <w:numPr>
           <w:ilvl w:val="1"/>
-          <w:numId w:val="1349"/>
+          <w:numId w:val="1353"/>
         </w:numPr>
       </w:pPr>
       <w:r>
@@ -8772,7 +8892,7 @@
         <w:pStyle w:val="Compact"/>
         <w:numPr>
           <w:ilvl w:val="0"/>
-          <w:numId w:val="1350"/>
+          <w:numId w:val="1354"/>
         </w:numPr>
       </w:pPr>
       <w:r>
@@ -8817,7 +8937,7 @@
         <w:pStyle w:val="Compact"/>
         <w:numPr>
           <w:ilvl w:val="0"/>
-          <w:numId w:val="1351"/>
+          <w:numId w:val="1355"/>
         </w:numPr>
       </w:pPr>
       <w:r>
@@ -8850,7 +8970,7 @@
         <w:pStyle w:val="Compact"/>
         <w:numPr>
           <w:ilvl w:val="0"/>
-          <w:numId w:val="1352"/>
+          <w:numId w:val="1356"/>
         </w:numPr>
       </w:pPr>
       <w:r>
@@ -8883,7 +9003,7 @@
         <w:pStyle w:val="Compact"/>
         <w:numPr>
           <w:ilvl w:val="0"/>
-          <w:numId w:val="1353"/>
+          <w:numId w:val="1357"/>
         </w:numPr>
       </w:pPr>
       <w:r>
@@ -8910,7 +9030,7 @@
         <w:pStyle w:val="Compact"/>
         <w:numPr>
           <w:ilvl w:val="0"/>
-          <w:numId w:val="1354"/>
+          <w:numId w:val="1358"/>
         </w:numPr>
       </w:pPr>
       <w:r>
@@ -8922,7 +9042,7 @@
         <w:pStyle w:val="Compact"/>
         <w:numPr>
           <w:ilvl w:val="0"/>
-          <w:numId w:val="1355"/>
+          <w:numId w:val="1359"/>
         </w:numPr>
       </w:pPr>
       <w:r>
@@ -8934,7 +9054,7 @@
         <w:pStyle w:val="Compact"/>
         <w:numPr>
           <w:ilvl w:val="0"/>
-          <w:numId w:val="1356"/>
+          <w:numId w:val="1360"/>
         </w:numPr>
       </w:pPr>
       <w:r>
@@ -8946,7 +9066,7 @@
         <w:pStyle w:val="Compact"/>
         <w:numPr>
           <w:ilvl w:val="0"/>
-          <w:numId w:val="1357"/>
+          <w:numId w:val="1361"/>
         </w:numPr>
       </w:pPr>
       <w:r>
@@ -8958,7 +9078,7 @@
         <w:pStyle w:val="Compact"/>
         <w:numPr>
           <w:ilvl w:val="0"/>
-          <w:numId w:val="1358"/>
+          <w:numId w:val="1362"/>
         </w:numPr>
       </w:pPr>
       <w:r>
@@ -8985,7 +9105,7 @@
         <w:pStyle w:val="Compact"/>
         <w:numPr>
           <w:ilvl w:val="0"/>
-          <w:numId w:val="1359"/>
+          <w:numId w:val="1363"/>
         </w:numPr>
       </w:pPr>
       <w:r>
@@ -9007,7 +9127,7 @@
         <w:pStyle w:val="Compact"/>
         <w:numPr>
           <w:ilvl w:val="0"/>
-          <w:numId w:val="1360"/>
+          <w:numId w:val="1364"/>
         </w:numPr>
       </w:pPr>
       <w:r>
@@ -9019,7 +9139,7 @@
         <w:pStyle w:val="Compact"/>
         <w:numPr>
           <w:ilvl w:val="0"/>
-          <w:numId w:val="1361"/>
+          <w:numId w:val="1365"/>
         </w:numPr>
       </w:pPr>
       <w:r>
@@ -9031,7 +9151,7 @@
         <w:pStyle w:val="Compact"/>
         <w:numPr>
           <w:ilvl w:val="0"/>
-          <w:numId w:val="1362"/>
+          <w:numId w:val="1366"/>
         </w:numPr>
       </w:pPr>
       <w:r>
@@ -9043,7 +9163,7 @@
         <w:pStyle w:val="Compact"/>
         <w:numPr>
           <w:ilvl w:val="0"/>
-          <w:numId w:val="1363"/>
+          <w:numId w:val="1367"/>
         </w:numPr>
       </w:pPr>
       <w:r>
@@ -9067,7 +9187,7 @@
         <w:pStyle w:val="Compact"/>
         <w:numPr>
           <w:ilvl w:val="0"/>
-          <w:numId w:val="1364"/>
+          <w:numId w:val="1368"/>
         </w:numPr>
       </w:pPr>
       <w:r>
@@ -9079,7 +9199,7 @@
         <w:pStyle w:val="Compact"/>
         <w:numPr>
           <w:ilvl w:val="1"/>
-          <w:numId w:val="1365"/>
+          <w:numId w:val="1369"/>
         </w:numPr>
       </w:pPr>
       <w:r>
@@ -9091,7 +9211,7 @@
         <w:pStyle w:val="Compact"/>
         <w:numPr>
           <w:ilvl w:val="1"/>
-          <w:numId w:val="1365"/>
+          <w:numId w:val="1369"/>
         </w:numPr>
       </w:pPr>
       <w:r>
@@ -9103,7 +9223,7 @@
         <w:pStyle w:val="Compact"/>
         <w:numPr>
           <w:ilvl w:val="1"/>
-          <w:numId w:val="1365"/>
+          <w:numId w:val="1369"/>
         </w:numPr>
       </w:pPr>
       <w:r>
@@ -9115,7 +9235,7 @@
         <w:pStyle w:val="Compact"/>
         <w:numPr>
           <w:ilvl w:val="0"/>
-          <w:numId w:val="1366"/>
+          <w:numId w:val="1370"/>
         </w:numPr>
       </w:pPr>
       <w:r>
@@ -9157,7 +9277,7 @@
         <w:pStyle w:val="Compact"/>
         <w:numPr>
           <w:ilvl w:val="0"/>
-          <w:numId w:val="1367"/>
+          <w:numId w:val="1371"/>
         </w:numPr>
       </w:pPr>
       <w:r>
@@ -9209,7 +9329,7 @@
         <w:pStyle w:val="Compact"/>
         <w:numPr>
           <w:ilvl w:val="0"/>
-          <w:numId w:val="1368"/>
+          <w:numId w:val="1372"/>
         </w:numPr>
       </w:pPr>
       <w:r>
@@ -9221,7 +9341,7 @@
         <w:pStyle w:val="Compact"/>
         <w:numPr>
           <w:ilvl w:val="0"/>
-          <w:numId w:val="1369"/>
+          <w:numId w:val="1373"/>
         </w:numPr>
       </w:pPr>
       <w:r>
@@ -9233,7 +9353,7 @@
         <w:pStyle w:val="Compact"/>
         <w:numPr>
           <w:ilvl w:val="0"/>
-          <w:numId w:val="1370"/>
+          <w:numId w:val="1374"/>
         </w:numPr>
       </w:pPr>
       <w:r>
@@ -9245,7 +9365,7 @@
         <w:pStyle w:val="Compact"/>
         <w:numPr>
           <w:ilvl w:val="0"/>
-          <w:numId w:val="1371"/>
+          <w:numId w:val="1375"/>
         </w:numPr>
       </w:pPr>
       <w:r>
@@ -9257,7 +9377,7 @@
         <w:pStyle w:val="Compact"/>
         <w:numPr>
           <w:ilvl w:val="0"/>
-          <w:numId w:val="1372"/>
+          <w:numId w:val="1376"/>
         </w:numPr>
       </w:pPr>
       <w:r>
@@ -9269,7 +9389,7 @@
         <w:pStyle w:val="Compact"/>
         <w:numPr>
           <w:ilvl w:val="0"/>
-          <w:numId w:val="1373"/>
+          <w:numId w:val="1377"/>
         </w:numPr>
       </w:pPr>
       <w:r>
@@ -9281,7 +9401,7 @@
         <w:pStyle w:val="Compact"/>
         <w:numPr>
           <w:ilvl w:val="0"/>
-          <w:numId w:val="1374"/>
+          <w:numId w:val="1378"/>
         </w:numPr>
       </w:pPr>
       <w:r>
@@ -9293,7 +9413,7 @@
         <w:pStyle w:val="Compact"/>
         <w:numPr>
           <w:ilvl w:val="0"/>
-          <w:numId w:val="1375"/>
+          <w:numId w:val="1379"/>
         </w:numPr>
       </w:pPr>
       <w:r>
@@ -9305,7 +9425,7 @@
         <w:pStyle w:val="Compact"/>
         <w:numPr>
           <w:ilvl w:val="0"/>
-          <w:numId w:val="1376"/>
+          <w:numId w:val="1380"/>
         </w:numPr>
       </w:pPr>
       <w:r>
@@ -9337,7 +9457,7 @@
         <w:pStyle w:val="Compact"/>
         <w:numPr>
           <w:ilvl w:val="0"/>
-          <w:numId w:val="1377"/>
+          <w:numId w:val="1381"/>
         </w:numPr>
       </w:pPr>
       <w:r>
@@ -9349,7 +9469,7 @@
         <w:pStyle w:val="Compact"/>
         <w:numPr>
           <w:ilvl w:val="0"/>
-          <w:numId w:val="1378"/>
+          <w:numId w:val="1382"/>
         </w:numPr>
       </w:pPr>
       <w:r>
@@ -9361,7 +9481,7 @@
         <w:pStyle w:val="Compact"/>
         <w:numPr>
           <w:ilvl w:val="0"/>
-          <w:numId w:val="1379"/>
+          <w:numId w:val="1383"/>
         </w:numPr>
       </w:pPr>
       <w:r>
@@ -9373,7 +9493,7 @@
         <w:pStyle w:val="Compact"/>
         <w:numPr>
           <w:ilvl w:val="0"/>
-          <w:numId w:val="1380"/>
+          <w:numId w:val="1384"/>
         </w:numPr>
       </w:pPr>
       <w:r>
@@ -9385,7 +9505,7 @@
         <w:pStyle w:val="Compact"/>
         <w:numPr>
           <w:ilvl w:val="0"/>
-          <w:numId w:val="1381"/>
+          <w:numId w:val="1385"/>
         </w:numPr>
       </w:pPr>
       <w:r>
@@ -9397,7 +9517,7 @@
         <w:pStyle w:val="Compact"/>
         <w:numPr>
           <w:ilvl w:val="0"/>
-          <w:numId w:val="1382"/>
+          <w:numId w:val="1386"/>
         </w:numPr>
       </w:pPr>
       <w:r>
@@ -9409,7 +9529,7 @@
         <w:pStyle w:val="Compact"/>
         <w:numPr>
           <w:ilvl w:val="0"/>
-          <w:numId w:val="1383"/>
+          <w:numId w:val="1387"/>
         </w:numPr>
       </w:pPr>
       <w:r>
@@ -9421,7 +9541,7 @@
         <w:pStyle w:val="Compact"/>
         <w:numPr>
           <w:ilvl w:val="0"/>
-          <w:numId w:val="1384"/>
+          <w:numId w:val="1388"/>
         </w:numPr>
       </w:pPr>
       <w:r>
@@ -9433,7 +9553,7 @@
         <w:pStyle w:val="Compact"/>
         <w:numPr>
           <w:ilvl w:val="0"/>
-          <w:numId w:val="1385"/>
+          <w:numId w:val="1389"/>
         </w:numPr>
       </w:pPr>
       <w:r>
@@ -9445,7 +9565,7 @@
         <w:pStyle w:val="Compact"/>
         <w:numPr>
           <w:ilvl w:val="0"/>
-          <w:numId w:val="1386"/>
+          <w:numId w:val="1390"/>
         </w:numPr>
       </w:pPr>
       <w:r>
@@ -9457,7 +9577,7 @@
         <w:pStyle w:val="Compact"/>
         <w:numPr>
           <w:ilvl w:val="0"/>
-          <w:numId w:val="1387"/>
+          <w:numId w:val="1391"/>
         </w:numPr>
       </w:pPr>
       <w:r>
@@ -9469,7 +9589,7 @@
         <w:pStyle w:val="Compact"/>
         <w:numPr>
           <w:ilvl w:val="0"/>
-          <w:numId w:val="1388"/>
+          <w:numId w:val="1392"/>
         </w:numPr>
       </w:pPr>
       <w:r>
@@ -9481,7 +9601,7 @@
         <w:pStyle w:val="Compact"/>
         <w:numPr>
           <w:ilvl w:val="0"/>
-          <w:numId w:val="1389"/>
+          <w:numId w:val="1393"/>
         </w:numPr>
       </w:pPr>
       <w:r>
@@ -9493,7 +9613,7 @@
         <w:pStyle w:val="Compact"/>
         <w:numPr>
           <w:ilvl w:val="0"/>
-          <w:numId w:val="1390"/>
+          <w:numId w:val="1394"/>
         </w:numPr>
       </w:pPr>
       <w:r>
@@ -9505,7 +9625,7 @@
         <w:pStyle w:val="Compact"/>
         <w:numPr>
           <w:ilvl w:val="0"/>
-          <w:numId w:val="1391"/>
+          <w:numId w:val="1395"/>
         </w:numPr>
       </w:pPr>
       <w:r>
@@ -9527,7 +9647,7 @@
         <w:pStyle w:val="Compact"/>
         <w:numPr>
           <w:ilvl w:val="0"/>
-          <w:numId w:val="1392"/>
+          <w:numId w:val="1396"/>
         </w:numPr>
       </w:pPr>
       <w:r>
@@ -9539,7 +9659,7 @@
         <w:pStyle w:val="Compact"/>
         <w:numPr>
           <w:ilvl w:val="0"/>
-          <w:numId w:val="1393"/>
+          <w:numId w:val="1397"/>
         </w:numPr>
       </w:pPr>
       <w:r>
@@ -9551,7 +9671,7 @@
         <w:pStyle w:val="Compact"/>
         <w:numPr>
           <w:ilvl w:val="0"/>
-          <w:numId w:val="1394"/>
+          <w:numId w:val="1398"/>
         </w:numPr>
       </w:pPr>
       <w:r>
@@ -9563,7 +9683,7 @@
         <w:pStyle w:val="Compact"/>
         <w:numPr>
           <w:ilvl w:val="0"/>
-          <w:numId w:val="1395"/>
+          <w:numId w:val="1399"/>
         </w:numPr>
       </w:pPr>
       <w:r>
@@ -9575,7 +9695,7 @@
         <w:pStyle w:val="Compact"/>
         <w:numPr>
           <w:ilvl w:val="0"/>
-          <w:numId w:val="1396"/>
+          <w:numId w:val="1400"/>
         </w:numPr>
       </w:pPr>
       <w:r>
@@ -9587,7 +9707,7 @@
         <w:pStyle w:val="Compact"/>
         <w:numPr>
           <w:ilvl w:val="0"/>
-          <w:numId w:val="1397"/>
+          <w:numId w:val="1401"/>
         </w:numPr>
       </w:pPr>
       <w:r>
@@ -9599,7 +9719,7 @@
         <w:pStyle w:val="Compact"/>
         <w:numPr>
           <w:ilvl w:val="0"/>
-          <w:numId w:val="1398"/>
+          <w:numId w:val="1402"/>
         </w:numPr>
       </w:pPr>
       <w:r>
@@ -9621,7 +9741,7 @@
         <w:pStyle w:val="Compact"/>
         <w:numPr>
           <w:ilvl w:val="0"/>
-          <w:numId w:val="1399"/>
+          <w:numId w:val="1403"/>
         </w:numPr>
       </w:pPr>
       <w:r>
@@ -9633,7 +9753,7 @@
         <w:pStyle w:val="Compact"/>
         <w:numPr>
           <w:ilvl w:val="0"/>
-          <w:numId w:val="1400"/>
+          <w:numId w:val="1404"/>
         </w:numPr>
       </w:pPr>
       <w:r>
@@ -9645,7 +9765,7 @@
         <w:pStyle w:val="Compact"/>
         <w:numPr>
           <w:ilvl w:val="0"/>
-          <w:numId w:val="1401"/>
+          <w:numId w:val="1405"/>
         </w:numPr>
       </w:pPr>
       <w:r>
@@ -9657,7 +9777,7 @@
         <w:pStyle w:val="Compact"/>
         <w:numPr>
           <w:ilvl w:val="0"/>
-          <w:numId w:val="1402"/>
+          <w:numId w:val="1406"/>
         </w:numPr>
       </w:pPr>
       <w:r>
@@ -9669,7 +9789,7 @@
         <w:pStyle w:val="Compact"/>
         <w:numPr>
           <w:ilvl w:val="0"/>
-          <w:numId w:val="1403"/>
+          <w:numId w:val="1407"/>
         </w:numPr>
       </w:pPr>
       <w:r>
@@ -9681,7 +9801,7 @@
         <w:pStyle w:val="Compact"/>
         <w:numPr>
           <w:ilvl w:val="0"/>
-          <w:numId w:val="1404"/>
+          <w:numId w:val="1408"/>
         </w:numPr>
       </w:pPr>
       <w:r>
@@ -9693,7 +9813,7 @@
         <w:pStyle w:val="Compact"/>
         <w:numPr>
           <w:ilvl w:val="0"/>
-          <w:numId w:val="1405"/>
+          <w:numId w:val="1409"/>
         </w:numPr>
       </w:pPr>
       <w:r>
@@ -9725,7 +9845,7 @@
         <w:pStyle w:val="Compact"/>
         <w:numPr>
           <w:ilvl w:val="0"/>
-          <w:numId w:val="1406"/>
+          <w:numId w:val="1410"/>
         </w:numPr>
       </w:pPr>
       <w:r>
@@ -9797,7 +9917,7 @@
         <w:pStyle w:val="Compact"/>
         <w:numPr>
           <w:ilvl w:val="0"/>
-          <w:numId w:val="1407"/>
+          <w:numId w:val="1411"/>
         </w:numPr>
       </w:pPr>
       <w:r>
@@ -9809,7 +9929,7 @@
         <w:pStyle w:val="Compact"/>
         <w:numPr>
           <w:ilvl w:val="0"/>
-          <w:numId w:val="1408"/>
+          <w:numId w:val="1412"/>
         </w:numPr>
       </w:pPr>
       <w:r>
@@ -9836,7 +9956,7 @@
         <w:pStyle w:val="Compact"/>
         <w:numPr>
           <w:ilvl w:val="0"/>
-          <w:numId w:val="1409"/>
+          <w:numId w:val="1413"/>
         </w:numPr>
       </w:pPr>
       <w:r>
@@ -9890,7 +10010,7 @@
         <w:pStyle w:val="Compact"/>
         <w:numPr>
           <w:ilvl w:val="0"/>
-          <w:numId w:val="1410"/>
+          <w:numId w:val="1414"/>
         </w:numPr>
       </w:pPr>
       <w:r>
@@ -9902,7 +10022,7 @@
         <w:pStyle w:val="Compact"/>
         <w:numPr>
           <w:ilvl w:val="0"/>
-          <w:numId w:val="1411"/>
+          <w:numId w:val="1415"/>
         </w:numPr>
       </w:pPr>
       <w:r>
@@ -9924,7 +10044,7 @@
         <w:pStyle w:val="Compact"/>
         <w:numPr>
           <w:ilvl w:val="0"/>
-          <w:numId w:val="1412"/>
+          <w:numId w:val="1416"/>
         </w:numPr>
       </w:pPr>
       <w:r>
@@ -9975,7 +10095,7 @@
         <w:pStyle w:val="Compact"/>
         <w:numPr>
           <w:ilvl w:val="0"/>
-          <w:numId w:val="1413"/>
+          <w:numId w:val="1417"/>
         </w:numPr>
       </w:pPr>
       <w:r>
@@ -10002,7 +10122,7 @@
         <w:pStyle w:val="Compact"/>
         <w:numPr>
           <w:ilvl w:val="0"/>
-          <w:numId w:val="1414"/>
+          <w:numId w:val="1418"/>
         </w:numPr>
       </w:pPr>
       <w:r>
@@ -10014,7 +10134,7 @@
         <w:pStyle w:val="Compact"/>
         <w:numPr>
           <w:ilvl w:val="0"/>
-          <w:numId w:val="1415"/>
+          <w:numId w:val="1419"/>
         </w:numPr>
       </w:pPr>
       <w:r>
@@ -10041,7 +10161,7 @@
         <w:pStyle w:val="Compact"/>
         <w:numPr>
           <w:ilvl w:val="0"/>
-          <w:numId w:val="1416"/>
+          <w:numId w:val="1420"/>
         </w:numPr>
       </w:pPr>
       <w:r>
@@ -10053,7 +10173,7 @@
         <w:pStyle w:val="Compact"/>
         <w:numPr>
           <w:ilvl w:val="0"/>
-          <w:numId w:val="1417"/>
+          <w:numId w:val="1421"/>
         </w:numPr>
       </w:pPr>
       <w:r>
@@ -10065,7 +10185,7 @@
         <w:pStyle w:val="Compact"/>
         <w:numPr>
           <w:ilvl w:val="0"/>
-          <w:numId w:val="1418"/>
+          <w:numId w:val="1422"/>
         </w:numPr>
       </w:pPr>
       <w:r>
@@ -10087,7 +10207,7 @@
         <w:pStyle w:val="Compact"/>
         <w:numPr>
           <w:ilvl w:val="0"/>
-          <w:numId w:val="1419"/>
+          <w:numId w:val="1423"/>
         </w:numPr>
       </w:pPr>
       <w:r>
@@ -10111,7 +10231,7 @@
         <w:pStyle w:val="Compact"/>
         <w:numPr>
           <w:ilvl w:val="0"/>
-          <w:numId w:val="1420"/>
+          <w:numId w:val="1424"/>
         </w:numPr>
       </w:pPr>
       <w:r>
@@ -10135,7 +10255,7 @@
         <w:pStyle w:val="Compact"/>
         <w:numPr>
           <w:ilvl w:val="0"/>
-          <w:numId w:val="1421"/>
+          <w:numId w:val="1425"/>
         </w:numPr>
       </w:pPr>
       <w:r>
@@ -10147,7 +10267,7 @@
         <w:pStyle w:val="Compact"/>
         <w:numPr>
           <w:ilvl w:val="0"/>
-          <w:numId w:val="1422"/>
+          <w:numId w:val="1426"/>
         </w:numPr>
       </w:pPr>
       <w:r>
@@ -10159,7 +10279,7 @@
         <w:pStyle w:val="Compact"/>
         <w:numPr>
           <w:ilvl w:val="0"/>
-          <w:numId w:val="1423"/>
+          <w:numId w:val="1427"/>
         </w:numPr>
       </w:pPr>
       <w:r>
@@ -10171,7 +10291,7 @@
         <w:pStyle w:val="Compact"/>
         <w:numPr>
           <w:ilvl w:val="0"/>
-          <w:numId w:val="1424"/>
+          <w:numId w:val="1428"/>
         </w:numPr>
       </w:pPr>
       <w:r>
@@ -10202,7 +10322,7 @@
         <w:pStyle w:val="Compact"/>
         <w:numPr>
           <w:ilvl w:val="0"/>
-          <w:numId w:val="1425"/>
+          <w:numId w:val="1429"/>
         </w:numPr>
       </w:pPr>
       <w:r>
@@ -10214,7 +10334,7 @@
         <w:pStyle w:val="Compact"/>
         <w:numPr>
           <w:ilvl w:val="0"/>
-          <w:numId w:val="1426"/>
+          <w:numId w:val="1430"/>
         </w:numPr>
       </w:pPr>
       <w:r>
@@ -10226,7 +10346,7 @@
         <w:pStyle w:val="Compact"/>
         <w:numPr>
           <w:ilvl w:val="1"/>
-          <w:numId w:val="1427"/>
+          <w:numId w:val="1431"/>
         </w:numPr>
       </w:pPr>
       <w:r>
@@ -10244,7 +10364,7 @@
         <w:pStyle w:val="Compact"/>
         <w:numPr>
           <w:ilvl w:val="1"/>
-          <w:numId w:val="1427"/>
+          <w:numId w:val="1431"/>
         </w:numPr>
       </w:pPr>
       <w:r>
@@ -10262,7 +10382,7 @@
         <w:pStyle w:val="Compact"/>
         <w:numPr>
           <w:ilvl w:val="1"/>
-          <w:numId w:val="1427"/>
+          <w:numId w:val="1431"/>
         </w:numPr>
       </w:pPr>
       <w:r>
@@ -10280,7 +10400,7 @@
         <w:pStyle w:val="Compact"/>
         <w:numPr>
           <w:ilvl w:val="1"/>
-          <w:numId w:val="1427"/>
+          <w:numId w:val="1431"/>
         </w:numPr>
       </w:pPr>
       <w:r>
@@ -10298,7 +10418,7 @@
         <w:pStyle w:val="Compact"/>
         <w:numPr>
           <w:ilvl w:val="0"/>
-          <w:numId w:val="1428"/>
+          <w:numId w:val="1432"/>
         </w:numPr>
       </w:pPr>
       <w:r>
@@ -10310,7 +10430,7 @@
         <w:pStyle w:val="Compact"/>
         <w:numPr>
           <w:ilvl w:val="0"/>
-          <w:numId w:val="1429"/>
+          <w:numId w:val="1433"/>
         </w:numPr>
       </w:pPr>
       <w:r>
@@ -10322,7 +10442,7 @@
         <w:pStyle w:val="Compact"/>
         <w:numPr>
           <w:ilvl w:val="0"/>
-          <w:numId w:val="1430"/>
+          <w:numId w:val="1434"/>
         </w:numPr>
       </w:pPr>
       <w:r>
@@ -10344,7 +10464,7 @@
         <w:pStyle w:val="Compact"/>
         <w:numPr>
           <w:ilvl w:val="0"/>
-          <w:numId w:val="1431"/>
+          <w:numId w:val="1435"/>
         </w:numPr>
       </w:pPr>
       <w:r>
@@ -10356,7 +10476,7 @@
         <w:pStyle w:val="Compact"/>
         <w:numPr>
           <w:ilvl w:val="0"/>
-          <w:numId w:val="1432"/>
+          <w:numId w:val="1436"/>
         </w:numPr>
       </w:pPr>
       <w:r>
@@ -10368,7 +10488,7 @@
         <w:pStyle w:val="Compact"/>
         <w:numPr>
           <w:ilvl w:val="0"/>
-          <w:numId w:val="1433"/>
+          <w:numId w:val="1437"/>
         </w:numPr>
       </w:pPr>
       <w:r>
@@ -10380,7 +10500,7 @@
         <w:pStyle w:val="Compact"/>
         <w:numPr>
           <w:ilvl w:val="0"/>
-          <w:numId w:val="1434"/>
+          <w:numId w:val="1438"/>
         </w:numPr>
       </w:pPr>
       <w:r>
@@ -10392,7 +10512,7 @@
         <w:pStyle w:val="Compact"/>
         <w:numPr>
           <w:ilvl w:val="0"/>
-          <w:numId w:val="1435"/>
+          <w:numId w:val="1439"/>
         </w:numPr>
       </w:pPr>
       <w:r>
@@ -10404,7 +10524,7 @@
         <w:pStyle w:val="Compact"/>
         <w:numPr>
           <w:ilvl w:val="0"/>
-          <w:numId w:val="1436"/>
+          <w:numId w:val="1440"/>
         </w:numPr>
       </w:pPr>
       <w:r>
@@ -10416,7 +10536,7 @@
         <w:pStyle w:val="Compact"/>
         <w:numPr>
           <w:ilvl w:val="0"/>
-          <w:numId w:val="1437"/>
+          <w:numId w:val="1441"/>
         </w:numPr>
       </w:pPr>
       <w:r>
@@ -10428,7 +10548,7 @@
         <w:pStyle w:val="Compact"/>
         <w:numPr>
           <w:ilvl w:val="0"/>
-          <w:numId w:val="1438"/>
+          <w:numId w:val="1442"/>
         </w:numPr>
       </w:pPr>
       <w:r>
@@ -10440,7 +10560,7 @@
         <w:pStyle w:val="Compact"/>
         <w:numPr>
           <w:ilvl w:val="0"/>
-          <w:numId w:val="1439"/>
+          <w:numId w:val="1443"/>
         </w:numPr>
       </w:pPr>
       <w:r>
@@ -10472,7 +10592,7 @@
         <w:pStyle w:val="Compact"/>
         <w:numPr>
           <w:ilvl w:val="0"/>
-          <w:numId w:val="1440"/>
+          <w:numId w:val="1444"/>
         </w:numPr>
       </w:pPr>
       <w:r>
@@ -10499,7 +10619,7 @@
         <w:pStyle w:val="Compact"/>
         <w:numPr>
           <w:ilvl w:val="0"/>
-          <w:numId w:val="1441"/>
+          <w:numId w:val="1445"/>
         </w:numPr>
       </w:pPr>
       <w:r>
@@ -10571,7 +10691,7 @@
         <w:pStyle w:val="Compact"/>
         <w:numPr>
           <w:ilvl w:val="0"/>
-          <w:numId w:val="1442"/>
+          <w:numId w:val="1446"/>
         </w:numPr>
       </w:pPr>
       <w:r>
@@ -10598,7 +10718,7 @@
         <w:pStyle w:val="Compact"/>
         <w:numPr>
           <w:ilvl w:val="0"/>
-          <w:numId w:val="1443"/>
+          <w:numId w:val="1447"/>
         </w:numPr>
       </w:pPr>
       <w:r>
@@ -10610,7 +10730,7 @@
         <w:pStyle w:val="Compact"/>
         <w:numPr>
           <w:ilvl w:val="0"/>
-          <w:numId w:val="1444"/>
+          <w:numId w:val="1448"/>
         </w:numPr>
       </w:pPr>
       <w:r>
@@ -10637,7 +10757,7 @@
         <w:pStyle w:val="Compact"/>
         <w:numPr>
           <w:ilvl w:val="0"/>
-          <w:numId w:val="1445"/>
+          <w:numId w:val="1449"/>
         </w:numPr>
       </w:pPr>
       <w:r>
@@ -10649,7 +10769,7 @@
         <w:pStyle w:val="Compact"/>
         <w:numPr>
           <w:ilvl w:val="0"/>
-          <w:numId w:val="1446"/>
+          <w:numId w:val="1450"/>
         </w:numPr>
       </w:pPr>
       <w:r>
@@ -10676,7 +10796,7 @@
         <w:pStyle w:val="Compact"/>
         <w:numPr>
           <w:ilvl w:val="0"/>
-          <w:numId w:val="1447"/>
+          <w:numId w:val="1451"/>
         </w:numPr>
       </w:pPr>
       <w:r>
@@ -10718,7 +10838,7 @@
         <w:pStyle w:val="Compact"/>
         <w:numPr>
           <w:ilvl w:val="0"/>
-          <w:numId w:val="1448"/>
+          <w:numId w:val="1452"/>
         </w:numPr>
       </w:pPr>
       <w:r>
@@ -10754,7 +10874,7 @@
         <w:pStyle w:val="Compact"/>
         <w:numPr>
           <w:ilvl w:val="0"/>
-          <w:numId w:val="1449"/>
+          <w:numId w:val="1453"/>
         </w:numPr>
       </w:pPr>
       <w:r>
@@ -10776,7 +10896,7 @@
         <w:pStyle w:val="Compact"/>
         <w:numPr>
           <w:ilvl w:val="0"/>
-          <w:numId w:val="1450"/>
+          <w:numId w:val="1454"/>
         </w:numPr>
       </w:pPr>
       <w:r>
@@ -10788,164 +10908,11 @@
         <w:pStyle w:val="Compact"/>
         <w:numPr>
           <w:ilvl w:val="0"/>
-          <w:numId w:val="1451"/>
+          <w:numId w:val="1455"/>
         </w:numPr>
       </w:pPr>
       <w:r>
         <w:t xml:space="preserve">Columns match prototype order:</w:t>
-      </w:r>
-    </w:p>
-    <w:p>
-      <w:pPr>
-        <w:pStyle w:val="Compact"/>
-        <w:numPr>
-          <w:ilvl w:val="1"/>
-          <w:numId w:val="1452"/>
-        </w:numPr>
-      </w:pPr>
-      <w:r>
-        <w:t xml:space="preserve">Name;</w:t>
-      </w:r>
-    </w:p>
-    <w:p>
-      <w:pPr>
-        <w:pStyle w:val="Compact"/>
-        <w:numPr>
-          <w:ilvl w:val="1"/>
-          <w:numId w:val="1452"/>
-        </w:numPr>
-      </w:pPr>
-      <w:r>
-        <w:t xml:space="preserve">Phone;</w:t>
-      </w:r>
-    </w:p>
-    <w:p>
-      <w:pPr>
-        <w:pStyle w:val="Compact"/>
-        <w:numPr>
-          <w:ilvl w:val="1"/>
-          <w:numId w:val="1452"/>
-        </w:numPr>
-      </w:pPr>
-      <w:r>
-        <w:t xml:space="preserve">Status;</w:t>
-      </w:r>
-    </w:p>
-    <w:p>
-      <w:pPr>
-        <w:pStyle w:val="Compact"/>
-        <w:numPr>
-          <w:ilvl w:val="1"/>
-          <w:numId w:val="1452"/>
-        </w:numPr>
-      </w:pPr>
-      <w:r>
-        <w:t xml:space="preserve">Last Contact;</w:t>
-      </w:r>
-    </w:p>
-    <w:p>
-      <w:pPr>
-        <w:pStyle w:val="Compact"/>
-        <w:numPr>
-          <w:ilvl w:val="1"/>
-          <w:numId w:val="1452"/>
-        </w:numPr>
-      </w:pPr>
-      <w:r>
-        <w:t xml:space="preserve">Industry;</w:t>
-      </w:r>
-    </w:p>
-    <w:p>
-      <w:pPr>
-        <w:pStyle w:val="Compact"/>
-        <w:numPr>
-          <w:ilvl w:val="1"/>
-          <w:numId w:val="1452"/>
-        </w:numPr>
-      </w:pPr>
-      <w:r>
-        <w:t xml:space="preserve">Monthly Revenue;</w:t>
-      </w:r>
-    </w:p>
-    <w:p>
-      <w:pPr>
-        <w:pStyle w:val="Compact"/>
-        <w:numPr>
-          <w:ilvl w:val="1"/>
-          <w:numId w:val="1452"/>
-        </w:numPr>
-      </w:pPr>
-      <w:r>
-        <w:t xml:space="preserve">Source;</w:t>
-      </w:r>
-    </w:p>
-    <w:p>
-      <w:pPr>
-        <w:pStyle w:val="Compact"/>
-        <w:numPr>
-          <w:ilvl w:val="1"/>
-          <w:numId w:val="1452"/>
-        </w:numPr>
-      </w:pPr>
-      <w:r>
-        <w:t xml:space="preserve">Added.</w:t>
-      </w:r>
-    </w:p>
-    <w:p>
-      <w:pPr>
-        <w:pStyle w:val="Compact"/>
-        <w:numPr>
-          <w:ilvl w:val="0"/>
-          <w:numId w:val="1453"/>
-        </w:numPr>
-      </w:pPr>
-      <w:r>
-        <w:t xml:space="preserve">Last Contact shows rep attribution initials and relative time, e.g. </w:t>
-      </w:r>
-      <w:r>
-        <w:rPr>
-          <w:rStyle w:val="VerbatimChar"/>
-        </w:rPr>
-        <w:t xml:space="preserve">JB 2h ago</w:t>
-      </w:r>
-      <w:r>
-        <w:t xml:space="preserve">.</w:t>
-      </w:r>
-    </w:p>
-    <w:p>
-      <w:pPr>
-        <w:pStyle w:val="Compact"/>
-        <w:numPr>
-          <w:ilvl w:val="0"/>
-          <w:numId w:val="1454"/>
-        </w:numPr>
-      </w:pPr>
-      <w:r>
-        <w:t xml:space="preserve">Industry renders extracted/classified value or</w:t>
-      </w:r>
-      <w:r>
-        <w:t xml:space="preserve"> </w:t>
-      </w:r>
-      <w:r>
-        <w:rPr>
-          <w:rStyle w:val="VerbatimChar"/>
-        </w:rPr>
-        <w:t xml:space="preserve">— unknown</w:t>
-      </w:r>
-      <w:r>
-        <w:t xml:space="preserve">.</w:t>
-      </w:r>
-    </w:p>
-    <w:p>
-      <w:pPr>
-        <w:pStyle w:val="Compact"/>
-        <w:numPr>
-          <w:ilvl w:val="0"/>
-          <w:numId w:val="1455"/>
-        </w:numPr>
-      </w:pPr>
-      <w:r>
-        <w:t xml:space="preserve">Monthly Revenue renders raw/formatted revenue plus provenance chip:</w:t>
       </w:r>
     </w:p>
     <w:p>
@@ -10957,7 +10924,7 @@
         </w:numPr>
       </w:pPr>
       <w:r>
-        <w:t xml:space="preserve">AI;</w:t>
+        <w:t xml:space="preserve">Name;</w:t>
       </w:r>
     </w:p>
     <w:p>
@@ -10969,7 +10936,7 @@
         </w:numPr>
       </w:pPr>
       <w:r>
-        <w:t xml:space="preserve">CSV;</w:t>
+        <w:t xml:space="preserve">Phone;</w:t>
       </w:r>
     </w:p>
     <w:p>
@@ -10981,6 +10948,159 @@
         </w:numPr>
       </w:pPr>
       <w:r>
+        <w:t xml:space="preserve">Status;</w:t>
+      </w:r>
+    </w:p>
+    <w:p>
+      <w:pPr>
+        <w:pStyle w:val="Compact"/>
+        <w:numPr>
+          <w:ilvl w:val="1"/>
+          <w:numId w:val="1456"/>
+        </w:numPr>
+      </w:pPr>
+      <w:r>
+        <w:t xml:space="preserve">Last Contact;</w:t>
+      </w:r>
+    </w:p>
+    <w:p>
+      <w:pPr>
+        <w:pStyle w:val="Compact"/>
+        <w:numPr>
+          <w:ilvl w:val="1"/>
+          <w:numId w:val="1456"/>
+        </w:numPr>
+      </w:pPr>
+      <w:r>
+        <w:t xml:space="preserve">Industry;</w:t>
+      </w:r>
+    </w:p>
+    <w:p>
+      <w:pPr>
+        <w:pStyle w:val="Compact"/>
+        <w:numPr>
+          <w:ilvl w:val="1"/>
+          <w:numId w:val="1456"/>
+        </w:numPr>
+      </w:pPr>
+      <w:r>
+        <w:t xml:space="preserve">Monthly Revenue;</w:t>
+      </w:r>
+    </w:p>
+    <w:p>
+      <w:pPr>
+        <w:pStyle w:val="Compact"/>
+        <w:numPr>
+          <w:ilvl w:val="1"/>
+          <w:numId w:val="1456"/>
+        </w:numPr>
+      </w:pPr>
+      <w:r>
+        <w:t xml:space="preserve">Source;</w:t>
+      </w:r>
+    </w:p>
+    <w:p>
+      <w:pPr>
+        <w:pStyle w:val="Compact"/>
+        <w:numPr>
+          <w:ilvl w:val="1"/>
+          <w:numId w:val="1456"/>
+        </w:numPr>
+      </w:pPr>
+      <w:r>
+        <w:t xml:space="preserve">Added.</w:t>
+      </w:r>
+    </w:p>
+    <w:p>
+      <w:pPr>
+        <w:pStyle w:val="Compact"/>
+        <w:numPr>
+          <w:ilvl w:val="0"/>
+          <w:numId w:val="1457"/>
+        </w:numPr>
+      </w:pPr>
+      <w:r>
+        <w:t xml:space="preserve">Last Contact shows rep attribution initials and relative time, e.g. </w:t>
+      </w:r>
+      <w:r>
+        <w:rPr>
+          <w:rStyle w:val="VerbatimChar"/>
+        </w:rPr>
+        <w:t xml:space="preserve">JB 2h ago</w:t>
+      </w:r>
+      <w:r>
+        <w:t xml:space="preserve">.</w:t>
+      </w:r>
+    </w:p>
+    <w:p>
+      <w:pPr>
+        <w:pStyle w:val="Compact"/>
+        <w:numPr>
+          <w:ilvl w:val="0"/>
+          <w:numId w:val="1458"/>
+        </w:numPr>
+      </w:pPr>
+      <w:r>
+        <w:t xml:space="preserve">Industry renders extracted/classified value or</w:t>
+      </w:r>
+      <w:r>
+        <w:t xml:space="preserve"> </w:t>
+      </w:r>
+      <w:r>
+        <w:rPr>
+          <w:rStyle w:val="VerbatimChar"/>
+        </w:rPr>
+        <w:t xml:space="preserve">— unknown</w:t>
+      </w:r>
+      <w:r>
+        <w:t xml:space="preserve">.</w:t>
+      </w:r>
+    </w:p>
+    <w:p>
+      <w:pPr>
+        <w:pStyle w:val="Compact"/>
+        <w:numPr>
+          <w:ilvl w:val="0"/>
+          <w:numId w:val="1459"/>
+        </w:numPr>
+      </w:pPr>
+      <w:r>
+        <w:t xml:space="preserve">Monthly Revenue renders raw/formatted revenue plus provenance chip:</w:t>
+      </w:r>
+    </w:p>
+    <w:p>
+      <w:pPr>
+        <w:pStyle w:val="Compact"/>
+        <w:numPr>
+          <w:ilvl w:val="1"/>
+          <w:numId w:val="1460"/>
+        </w:numPr>
+      </w:pPr>
+      <w:r>
+        <w:t xml:space="preserve">AI;</w:t>
+      </w:r>
+    </w:p>
+    <w:p>
+      <w:pPr>
+        <w:pStyle w:val="Compact"/>
+        <w:numPr>
+          <w:ilvl w:val="1"/>
+          <w:numId w:val="1460"/>
+        </w:numPr>
+      </w:pPr>
+      <w:r>
+        <w:t xml:space="preserve">CSV;</w:t>
+      </w:r>
+    </w:p>
+    <w:p>
+      <w:pPr>
+        <w:pStyle w:val="Compact"/>
+        <w:numPr>
+          <w:ilvl w:val="1"/>
+          <w:numId w:val="1460"/>
+        </w:numPr>
+      </w:pPr>
+      <w:r>
         <w:t xml:space="preserve">MANUAL.</w:t>
       </w:r>
     </w:p>
@@ -10989,7 +11109,7 @@
         <w:pStyle w:val="Compact"/>
         <w:numPr>
           <w:ilvl w:val="0"/>
-          <w:numId w:val="1457"/>
+          <w:numId w:val="1461"/>
         </w:numPr>
       </w:pPr>
       <w:r>
@@ -11013,7 +11133,7 @@
         <w:pStyle w:val="Compact"/>
         <w:numPr>
           <w:ilvl w:val="0"/>
-          <w:numId w:val="1458"/>
+          <w:numId w:val="1462"/>
         </w:numPr>
       </w:pPr>
       <w:r>
@@ -11025,7 +11145,7 @@
         <w:pStyle w:val="Compact"/>
         <w:numPr>
           <w:ilvl w:val="0"/>
-          <w:numId w:val="1459"/>
+          <w:numId w:val="1463"/>
         </w:numPr>
       </w:pPr>
       <w:r>
@@ -11037,7 +11157,7 @@
         <w:pStyle w:val="Compact"/>
         <w:numPr>
           <w:ilvl w:val="0"/>
-          <w:numId w:val="1460"/>
+          <w:numId w:val="1464"/>
         </w:numPr>
       </w:pPr>
       <w:r>
@@ -11059,7 +11179,7 @@
         <w:pStyle w:val="Compact"/>
         <w:numPr>
           <w:ilvl w:val="0"/>
-          <w:numId w:val="1461"/>
+          <w:numId w:val="1465"/>
         </w:numPr>
       </w:pPr>
       <w:r>
@@ -11071,7 +11191,7 @@
         <w:pStyle w:val="Compact"/>
         <w:numPr>
           <w:ilvl w:val="1"/>
-          <w:numId w:val="1462"/>
+          <w:numId w:val="1466"/>
         </w:numPr>
       </w:pPr>
       <w:r>
@@ -11083,7 +11203,7 @@
         <w:pStyle w:val="Compact"/>
         <w:numPr>
           <w:ilvl w:val="1"/>
-          <w:numId w:val="1462"/>
+          <w:numId w:val="1466"/>
         </w:numPr>
       </w:pPr>
       <w:r>
@@ -11095,7 +11215,7 @@
         <w:pStyle w:val="Compact"/>
         <w:numPr>
           <w:ilvl w:val="1"/>
-          <w:numId w:val="1462"/>
+          <w:numId w:val="1466"/>
         </w:numPr>
       </w:pPr>
       <w:r>
@@ -11107,7 +11227,7 @@
         <w:pStyle w:val="Compact"/>
         <w:numPr>
           <w:ilvl w:val="0"/>
-          <w:numId w:val="1463"/>
+          <w:numId w:val="1467"/>
         </w:numPr>
       </w:pPr>
       <w:r>
@@ -11119,7 +11239,7 @@
         <w:pStyle w:val="Compact"/>
         <w:numPr>
           <w:ilvl w:val="1"/>
-          <w:numId w:val="1464"/>
+          <w:numId w:val="1468"/>
         </w:numPr>
       </w:pPr>
       <w:r>
@@ -11131,7 +11251,7 @@
         <w:pStyle w:val="Compact"/>
         <w:numPr>
           <w:ilvl w:val="1"/>
-          <w:numId w:val="1464"/>
+          <w:numId w:val="1468"/>
         </w:numPr>
       </w:pPr>
       <w:r>
@@ -11143,7 +11263,7 @@
         <w:pStyle w:val="Compact"/>
         <w:numPr>
           <w:ilvl w:val="1"/>
-          <w:numId w:val="1464"/>
+          <w:numId w:val="1468"/>
         </w:numPr>
       </w:pPr>
       <w:r>
@@ -11155,7 +11275,7 @@
         <w:pStyle w:val="Compact"/>
         <w:numPr>
           <w:ilvl w:val="0"/>
-          <w:numId w:val="1465"/>
+          <w:numId w:val="1469"/>
         </w:numPr>
       </w:pPr>
       <w:r>
@@ -11167,7 +11287,7 @@
         <w:pStyle w:val="Compact"/>
         <w:numPr>
           <w:ilvl w:val="0"/>
-          <w:numId w:val="1466"/>
+          <w:numId w:val="1470"/>
         </w:numPr>
       </w:pPr>
       <w:r>
@@ -11179,7 +11299,7 @@
         <w:pStyle w:val="Compact"/>
         <w:numPr>
           <w:ilvl w:val="0"/>
-          <w:numId w:val="1467"/>
+          <w:numId w:val="1471"/>
         </w:numPr>
       </w:pPr>
       <w:r>
@@ -11201,7 +11321,7 @@
         <w:pStyle w:val="Compact"/>
         <w:numPr>
           <w:ilvl w:val="0"/>
-          <w:numId w:val="1468"/>
+          <w:numId w:val="1472"/>
         </w:numPr>
       </w:pPr>
       <w:r>
@@ -11222,7 +11342,7 @@
         <w:pStyle w:val="Compact"/>
         <w:numPr>
           <w:ilvl w:val="0"/>
-          <w:numId w:val="1469"/>
+          <w:numId w:val="1473"/>
         </w:numPr>
       </w:pPr>
       <w:r>
@@ -11234,7 +11354,7 @@
         <w:pStyle w:val="Compact"/>
         <w:numPr>
           <w:ilvl w:val="0"/>
-          <w:numId w:val="1470"/>
+          <w:numId w:val="1474"/>
         </w:numPr>
       </w:pPr>
       <w:r>
@@ -11246,7 +11366,7 @@
         <w:pStyle w:val="Compact"/>
         <w:numPr>
           <w:ilvl w:val="0"/>
-          <w:numId w:val="1471"/>
+          <w:numId w:val="1475"/>
         </w:numPr>
       </w:pPr>
       <w:r>
@@ -11258,7 +11378,7 @@
         <w:pStyle w:val="Compact"/>
         <w:numPr>
           <w:ilvl w:val="0"/>
-          <w:numId w:val="1472"/>
+          <w:numId w:val="1476"/>
         </w:numPr>
       </w:pPr>
       <w:r>
@@ -11270,7 +11390,7 @@
         <w:pStyle w:val="Compact"/>
         <w:numPr>
           <w:ilvl w:val="0"/>
-          <w:numId w:val="1473"/>
+          <w:numId w:val="1477"/>
         </w:numPr>
       </w:pPr>
       <w:r>
@@ -11282,7 +11402,7 @@
         <w:pStyle w:val="Compact"/>
         <w:numPr>
           <w:ilvl w:val="1"/>
-          <w:numId w:val="1474"/>
+          <w:numId w:val="1478"/>
         </w:numPr>
       </w:pPr>
       <w:r>
@@ -11294,7 +11414,7 @@
         <w:pStyle w:val="Compact"/>
         <w:numPr>
           <w:ilvl w:val="1"/>
-          <w:numId w:val="1474"/>
+          <w:numId w:val="1478"/>
         </w:numPr>
       </w:pPr>
       <w:r>
@@ -11306,7 +11426,7 @@
         <w:pStyle w:val="Compact"/>
         <w:numPr>
           <w:ilvl w:val="1"/>
-          <w:numId w:val="1474"/>
+          <w:numId w:val="1478"/>
         </w:numPr>
       </w:pPr>
       <w:r>
@@ -11318,7 +11438,7 @@
         <w:pStyle w:val="Compact"/>
         <w:numPr>
           <w:ilvl w:val="1"/>
-          <w:numId w:val="1474"/>
+          <w:numId w:val="1478"/>
         </w:numPr>
       </w:pPr>
       <w:r>
@@ -11330,7 +11450,7 @@
         <w:pStyle w:val="Compact"/>
         <w:numPr>
           <w:ilvl w:val="1"/>
-          <w:numId w:val="1474"/>
+          <w:numId w:val="1478"/>
         </w:numPr>
       </w:pPr>
       <w:r>
@@ -11342,7 +11462,7 @@
         <w:pStyle w:val="Compact"/>
         <w:numPr>
           <w:ilvl w:val="1"/>
-          <w:numId w:val="1474"/>
+          <w:numId w:val="1478"/>
         </w:numPr>
       </w:pPr>
       <w:r>
@@ -11354,7 +11474,7 @@
         <w:pStyle w:val="Compact"/>
         <w:numPr>
           <w:ilvl w:val="0"/>
-          <w:numId w:val="1475"/>
+          <w:numId w:val="1479"/>
         </w:numPr>
       </w:pPr>
       <w:r>
@@ -11366,7 +11486,7 @@
         <w:pStyle w:val="Compact"/>
         <w:numPr>
           <w:ilvl w:val="0"/>
-          <w:numId w:val="1476"/>
+          <w:numId w:val="1480"/>
         </w:numPr>
       </w:pPr>
       <w:r>
@@ -11388,7 +11508,7 @@
         <w:pStyle w:val="Compact"/>
         <w:numPr>
           <w:ilvl w:val="0"/>
-          <w:numId w:val="1477"/>
+          <w:numId w:val="1481"/>
         </w:numPr>
       </w:pPr>
       <w:r>
@@ -11400,7 +11520,7 @@
         <w:pStyle w:val="Compact"/>
         <w:numPr>
           <w:ilvl w:val="0"/>
-          <w:numId w:val="1478"/>
+          <w:numId w:val="1482"/>
         </w:numPr>
       </w:pPr>
       <w:r>
@@ -11412,7 +11532,7 @@
         <w:pStyle w:val="Compact"/>
         <w:numPr>
           <w:ilvl w:val="0"/>
-          <w:numId w:val="1479"/>
+          <w:numId w:val="1483"/>
         </w:numPr>
       </w:pPr>
       <w:r>
@@ -11424,7 +11544,7 @@
         <w:pStyle w:val="Compact"/>
         <w:numPr>
           <w:ilvl w:val="0"/>
-          <w:numId w:val="1480"/>
+          <w:numId w:val="1484"/>
         </w:numPr>
       </w:pPr>
       <w:r>
@@ -11436,7 +11556,7 @@
         <w:pStyle w:val="Compact"/>
         <w:numPr>
           <w:ilvl w:val="0"/>
-          <w:numId w:val="1481"/>
+          <w:numId w:val="1485"/>
         </w:numPr>
       </w:pPr>
       <w:r>
@@ -11458,7 +11578,7 @@
         <w:pStyle w:val="Compact"/>
         <w:numPr>
           <w:ilvl w:val="0"/>
-          <w:numId w:val="1482"/>
+          <w:numId w:val="1486"/>
         </w:numPr>
       </w:pPr>
       <w:r>
@@ -11470,7 +11590,7 @@
         <w:pStyle w:val="Compact"/>
         <w:numPr>
           <w:ilvl w:val="0"/>
-          <w:numId w:val="1483"/>
+          <w:numId w:val="1487"/>
         </w:numPr>
       </w:pPr>
       <w:r>
@@ -11482,7 +11602,7 @@
         <w:pStyle w:val="Compact"/>
         <w:numPr>
           <w:ilvl w:val="0"/>
-          <w:numId w:val="1484"/>
+          <w:numId w:val="1488"/>
         </w:numPr>
       </w:pPr>
       <w:r>
@@ -11494,7 +11614,7 @@
         <w:pStyle w:val="Compact"/>
         <w:numPr>
           <w:ilvl w:val="0"/>
-          <w:numId w:val="1485"/>
+          <w:numId w:val="1489"/>
         </w:numPr>
       </w:pPr>
       <w:r>
@@ -11506,7 +11626,7 @@
         <w:pStyle w:val="Compact"/>
         <w:numPr>
           <w:ilvl w:val="0"/>
-          <w:numId w:val="1486"/>
+          <w:numId w:val="1490"/>
         </w:numPr>
       </w:pPr>
       <w:r>
@@ -11518,7 +11638,7 @@
         <w:pStyle w:val="Compact"/>
         <w:numPr>
           <w:ilvl w:val="0"/>
-          <w:numId w:val="1487"/>
+          <w:numId w:val="1491"/>
         </w:numPr>
       </w:pPr>
       <w:r>
@@ -11530,7 +11650,7 @@
         <w:pStyle w:val="Compact"/>
         <w:numPr>
           <w:ilvl w:val="0"/>
-          <w:numId w:val="1488"/>
+          <w:numId w:val="1492"/>
         </w:numPr>
       </w:pPr>
       <w:r>
@@ -11542,7 +11662,7 @@
         <w:pStyle w:val="Compact"/>
         <w:numPr>
           <w:ilvl w:val="0"/>
-          <w:numId w:val="1489"/>
+          <w:numId w:val="1493"/>
         </w:numPr>
       </w:pPr>
       <w:r>
@@ -11574,7 +11694,7 @@
         <w:pStyle w:val="Compact"/>
         <w:numPr>
           <w:ilvl w:val="0"/>
-          <w:numId w:val="1490"/>
+          <w:numId w:val="1494"/>
         </w:numPr>
       </w:pPr>
       <w:r>
@@ -11622,7 +11742,7 @@
         <w:pStyle w:val="Compact"/>
         <w:numPr>
           <w:ilvl w:val="0"/>
-          <w:numId w:val="1491"/>
+          <w:numId w:val="1495"/>
         </w:numPr>
       </w:pPr>
       <w:r>
@@ -11634,7 +11754,7 @@
         <w:pStyle w:val="Compact"/>
         <w:numPr>
           <w:ilvl w:val="0"/>
-          <w:numId w:val="1492"/>
+          <w:numId w:val="1496"/>
         </w:numPr>
       </w:pPr>
       <w:r>
@@ -11646,7 +11766,7 @@
         <w:pStyle w:val="Compact"/>
         <w:numPr>
           <w:ilvl w:val="0"/>
-          <w:numId w:val="1493"/>
+          <w:numId w:val="1497"/>
         </w:numPr>
       </w:pPr>
       <w:r>
@@ -11658,7 +11778,7 @@
         <w:pStyle w:val="Compact"/>
         <w:numPr>
           <w:ilvl w:val="0"/>
-          <w:numId w:val="1494"/>
+          <w:numId w:val="1498"/>
         </w:numPr>
       </w:pPr>
       <w:r>
@@ -11670,7 +11790,7 @@
         <w:pStyle w:val="Compact"/>
         <w:numPr>
           <w:ilvl w:val="0"/>
-          <w:numId w:val="1495"/>
+          <w:numId w:val="1499"/>
         </w:numPr>
       </w:pPr>
       <w:r>
@@ -11724,7 +11844,7 @@
         <w:pStyle w:val="Compact"/>
         <w:numPr>
           <w:ilvl w:val="0"/>
-          <w:numId w:val="1496"/>
+          <w:numId w:val="1500"/>
         </w:numPr>
       </w:pPr>
       <w:r>
@@ -11736,7 +11856,7 @@
         <w:pStyle w:val="Compact"/>
         <w:numPr>
           <w:ilvl w:val="0"/>
-          <w:numId w:val="1497"/>
+          <w:numId w:val="1501"/>
         </w:numPr>
       </w:pPr>
       <w:r>
@@ -11763,7 +11883,7 @@
         <w:pStyle w:val="Compact"/>
         <w:numPr>
           <w:ilvl w:val="0"/>
-          <w:numId w:val="1498"/>
+          <w:numId w:val="1502"/>
         </w:numPr>
       </w:pPr>
       <w:r>
@@ -11805,7 +11925,7 @@
         <w:pStyle w:val="Compact"/>
         <w:numPr>
           <w:ilvl w:val="0"/>
-          <w:numId w:val="1499"/>
+          <w:numId w:val="1503"/>
         </w:numPr>
       </w:pPr>
       <w:r>
@@ -11832,7 +11952,7 @@
         <w:pStyle w:val="Compact"/>
         <w:numPr>
           <w:ilvl w:val="0"/>
-          <w:numId w:val="1500"/>
+          <w:numId w:val="1504"/>
         </w:numPr>
       </w:pPr>
       <w:r>
@@ -11844,7 +11964,7 @@
         <w:pStyle w:val="Compact"/>
         <w:numPr>
           <w:ilvl w:val="0"/>
-          <w:numId w:val="1501"/>
+          <w:numId w:val="1505"/>
         </w:numPr>
       </w:pPr>
       <w:r>
@@ -11856,7 +11976,7 @@
         <w:pStyle w:val="Compact"/>
         <w:numPr>
           <w:ilvl w:val="0"/>
-          <w:numId w:val="1502"/>
+          <w:numId w:val="1506"/>
         </w:numPr>
       </w:pPr>
       <w:r>
@@ -11893,7 +12013,7 @@
         <w:pStyle w:val="Compact"/>
         <w:numPr>
           <w:ilvl w:val="0"/>
-          <w:numId w:val="1503"/>
+          <w:numId w:val="1507"/>
         </w:numPr>
       </w:pPr>
       <w:r>
@@ -11905,7 +12025,7 @@
         <w:pStyle w:val="Compact"/>
         <w:numPr>
           <w:ilvl w:val="0"/>
-          <w:numId w:val="1504"/>
+          <w:numId w:val="1508"/>
         </w:numPr>
       </w:pPr>
       <w:r>
@@ -11917,7 +12037,7 @@
         <w:pStyle w:val="Compact"/>
         <w:numPr>
           <w:ilvl w:val="0"/>
-          <w:numId w:val="1505"/>
+          <w:numId w:val="1509"/>
         </w:numPr>
       </w:pPr>
       <w:r>
@@ -11929,7 +12049,7 @@
         <w:pStyle w:val="Compact"/>
         <w:numPr>
           <w:ilvl w:val="0"/>
-          <w:numId w:val="1506"/>
+          <w:numId w:val="1510"/>
         </w:numPr>
       </w:pPr>
       <w:r>
@@ -11941,7 +12061,7 @@
         <w:pStyle w:val="Compact"/>
         <w:numPr>
           <w:ilvl w:val="0"/>
-          <w:numId w:val="1507"/>
+          <w:numId w:val="1511"/>
         </w:numPr>
       </w:pPr>
       <w:r>
@@ -11953,7 +12073,7 @@
         <w:pStyle w:val="Compact"/>
         <w:numPr>
           <w:ilvl w:val="0"/>
-          <w:numId w:val="1508"/>
+          <w:numId w:val="1512"/>
         </w:numPr>
       </w:pPr>
       <w:r>
@@ -11965,7 +12085,7 @@
         <w:pStyle w:val="Compact"/>
         <w:numPr>
           <w:ilvl w:val="1"/>
-          <w:numId w:val="1509"/>
+          <w:numId w:val="1513"/>
         </w:numPr>
       </w:pPr>
       <w:r>
@@ -11992,7 +12112,7 @@
         <w:pStyle w:val="Compact"/>
         <w:numPr>
           <w:ilvl w:val="1"/>
-          <w:numId w:val="1509"/>
+          <w:numId w:val="1513"/>
         </w:numPr>
       </w:pPr>
       <w:r>
@@ -12029,7 +12149,7 @@
         <w:pStyle w:val="Compact"/>
         <w:numPr>
           <w:ilvl w:val="0"/>
-          <w:numId w:val="1510"/>
+          <w:numId w:val="1514"/>
         </w:numPr>
       </w:pPr>
       <w:r>
@@ -12071,7 +12191,7 @@
         <w:pStyle w:val="Compact"/>
         <w:numPr>
           <w:ilvl w:val="0"/>
-          <w:numId w:val="1511"/>
+          <w:numId w:val="1515"/>
         </w:numPr>
       </w:pPr>
       <w:r>
@@ -12095,7 +12215,7 @@
         <w:pStyle w:val="Compact"/>
         <w:numPr>
           <w:ilvl w:val="0"/>
-          <w:numId w:val="1512"/>
+          <w:numId w:val="1516"/>
         </w:numPr>
       </w:pPr>
       <w:r>
@@ -12119,7 +12239,7 @@
         <w:pStyle w:val="Compact"/>
         <w:numPr>
           <w:ilvl w:val="0"/>
-          <w:numId w:val="1513"/>
+          <w:numId w:val="1517"/>
         </w:numPr>
       </w:pPr>
       <w:r>
@@ -12131,7 +12251,7 @@
         <w:pStyle w:val="Compact"/>
         <w:numPr>
           <w:ilvl w:val="0"/>
-          <w:numId w:val="1514"/>
+          <w:numId w:val="1518"/>
         </w:numPr>
       </w:pPr>
       <w:r>
@@ -12143,7 +12263,7 @@
         <w:pStyle w:val="Compact"/>
         <w:numPr>
           <w:ilvl w:val="0"/>
-          <w:numId w:val="1515"/>
+          <w:numId w:val="1519"/>
         </w:numPr>
       </w:pPr>
       <w:r>
@@ -12155,7 +12275,7 @@
         <w:pStyle w:val="Compact"/>
         <w:numPr>
           <w:ilvl w:val="0"/>
-          <w:numId w:val="1516"/>
+          <w:numId w:val="1520"/>
         </w:numPr>
       </w:pPr>
       <w:r>
@@ -12167,7 +12287,7 @@
         <w:pStyle w:val="Compact"/>
         <w:numPr>
           <w:ilvl w:val="0"/>
-          <w:numId w:val="1517"/>
+          <w:numId w:val="1521"/>
         </w:numPr>
       </w:pPr>
       <w:r>
@@ -12179,7 +12299,7 @@
         <w:pStyle w:val="Compact"/>
         <w:numPr>
           <w:ilvl w:val="0"/>
-          <w:numId w:val="1518"/>
+          <w:numId w:val="1522"/>
         </w:numPr>
       </w:pPr>
       <w:r>
@@ -12191,7 +12311,7 @@
         <w:pStyle w:val="Compact"/>
         <w:numPr>
           <w:ilvl w:val="0"/>
-          <w:numId w:val="1519"/>
+          <w:numId w:val="1523"/>
         </w:numPr>
       </w:pPr>
       <w:r>
@@ -12203,7 +12323,7 @@
         <w:pStyle w:val="Compact"/>
         <w:numPr>
           <w:ilvl w:val="0"/>
-          <w:numId w:val="1520"/>
+          <w:numId w:val="1524"/>
         </w:numPr>
       </w:pPr>
       <w:r>
@@ -12215,7 +12335,7 @@
         <w:pStyle w:val="Compact"/>
         <w:numPr>
           <w:ilvl w:val="0"/>
-          <w:numId w:val="1521"/>
+          <w:numId w:val="1525"/>
         </w:numPr>
       </w:pPr>
       <w:r>
@@ -12227,7 +12347,7 @@
         <w:pStyle w:val="Compact"/>
         <w:numPr>
           <w:ilvl w:val="0"/>
-          <w:numId w:val="1522"/>
+          <w:numId w:val="1526"/>
         </w:numPr>
       </w:pPr>
       <w:r>
@@ -12239,7 +12359,7 @@
         <w:pStyle w:val="Compact"/>
         <w:numPr>
           <w:ilvl w:val="0"/>
-          <w:numId w:val="1523"/>
+          <w:numId w:val="1527"/>
         </w:numPr>
       </w:pPr>
       <w:r>
@@ -12266,7 +12386,7 @@
         <w:pStyle w:val="Compact"/>
         <w:numPr>
           <w:ilvl w:val="0"/>
-          <w:numId w:val="1524"/>
+          <w:numId w:val="1528"/>
         </w:numPr>
       </w:pPr>
       <w:r>
@@ -12278,7 +12398,7 @@
         <w:pStyle w:val="Compact"/>
         <w:numPr>
           <w:ilvl w:val="0"/>
-          <w:numId w:val="1525"/>
+          <w:numId w:val="1529"/>
         </w:numPr>
       </w:pPr>
       <w:r>
@@ -12300,7 +12420,7 @@
         <w:pStyle w:val="Compact"/>
         <w:numPr>
           <w:ilvl w:val="0"/>
-          <w:numId w:val="1526"/>
+          <w:numId w:val="1530"/>
         </w:numPr>
       </w:pPr>
       <w:r>
@@ -12312,7 +12432,7 @@
         <w:pStyle w:val="Compact"/>
         <w:numPr>
           <w:ilvl w:val="0"/>
-          <w:numId w:val="1527"/>
+          <w:numId w:val="1531"/>
         </w:numPr>
       </w:pPr>
       <w:r>
@@ -12339,7 +12459,7 @@
         <w:pStyle w:val="Compact"/>
         <w:numPr>
           <w:ilvl w:val="0"/>
-          <w:numId w:val="1528"/>
+          <w:numId w:val="1532"/>
         </w:numPr>
       </w:pPr>
       <w:r>
@@ -12366,7 +12486,7 @@
         <w:pStyle w:val="Compact"/>
         <w:numPr>
           <w:ilvl w:val="0"/>
-          <w:numId w:val="1529"/>
+          <w:numId w:val="1533"/>
         </w:numPr>
       </w:pPr>
       <w:r>
@@ -12393,7 +12513,7 @@
         <w:pStyle w:val="Compact"/>
         <w:numPr>
           <w:ilvl w:val="0"/>
-          <w:numId w:val="1530"/>
+          <w:numId w:val="1534"/>
         </w:numPr>
       </w:pPr>
       <w:r>
@@ -12405,7 +12525,7 @@
         <w:pStyle w:val="Compact"/>
         <w:numPr>
           <w:ilvl w:val="1"/>
-          <w:numId w:val="1531"/>
+          <w:numId w:val="1535"/>
         </w:numPr>
       </w:pPr>
       <w:r>
@@ -12417,7 +12537,7 @@
         <w:pStyle w:val="Compact"/>
         <w:numPr>
           <w:ilvl w:val="1"/>
-          <w:numId w:val="1531"/>
+          <w:numId w:val="1535"/>
         </w:numPr>
       </w:pPr>
       <w:r>
@@ -12429,7 +12549,7 @@
         <w:pStyle w:val="Compact"/>
         <w:numPr>
           <w:ilvl w:val="1"/>
-          <w:numId w:val="1531"/>
+          <w:numId w:val="1535"/>
         </w:numPr>
       </w:pPr>
       <w:r>
@@ -12441,7 +12561,7 @@
         <w:pStyle w:val="Compact"/>
         <w:numPr>
           <w:ilvl w:val="0"/>
-          <w:numId w:val="1532"/>
+          <w:numId w:val="1536"/>
         </w:numPr>
       </w:pPr>
       <w:r>
@@ -12453,7 +12573,7 @@
         <w:pStyle w:val="Compact"/>
         <w:numPr>
           <w:ilvl w:val="0"/>
-          <w:numId w:val="1533"/>
+          <w:numId w:val="1537"/>
         </w:numPr>
       </w:pPr>
       <w:r>
@@ -12465,7 +12585,7 @@
         <w:pStyle w:val="Compact"/>
         <w:numPr>
           <w:ilvl w:val="1"/>
-          <w:numId w:val="1534"/>
+          <w:numId w:val="1538"/>
         </w:numPr>
       </w:pPr>
       <w:r>
@@ -12477,7 +12597,7 @@
         <w:pStyle w:val="Compact"/>
         <w:numPr>
           <w:ilvl w:val="1"/>
-          <w:numId w:val="1534"/>
+          <w:numId w:val="1538"/>
         </w:numPr>
       </w:pPr>
       <w:r>
@@ -12489,7 +12609,7 @@
         <w:pStyle w:val="Compact"/>
         <w:numPr>
           <w:ilvl w:val="1"/>
-          <w:numId w:val="1534"/>
+          <w:numId w:val="1538"/>
         </w:numPr>
       </w:pPr>
       <w:r>
@@ -12501,7 +12621,7 @@
         <w:pStyle w:val="Compact"/>
         <w:numPr>
           <w:ilvl w:val="1"/>
-          <w:numId w:val="1534"/>
+          <w:numId w:val="1538"/>
         </w:numPr>
       </w:pPr>
       <w:r>
@@ -12513,7 +12633,7 @@
         <w:pStyle w:val="Compact"/>
         <w:numPr>
           <w:ilvl w:val="1"/>
-          <w:numId w:val="1534"/>
+          <w:numId w:val="1538"/>
         </w:numPr>
       </w:pPr>
       <w:r>
@@ -12525,7 +12645,7 @@
         <w:pStyle w:val="Compact"/>
         <w:numPr>
           <w:ilvl w:val="1"/>
-          <w:numId w:val="1534"/>
+          <w:numId w:val="1538"/>
         </w:numPr>
       </w:pPr>
       <w:r>
@@ -12537,7 +12657,7 @@
         <w:pStyle w:val="Compact"/>
         <w:numPr>
           <w:ilvl w:val="0"/>
-          <w:numId w:val="1535"/>
+          <w:numId w:val="1539"/>
         </w:numPr>
       </w:pPr>
       <w:r>
@@ -12549,7 +12669,7 @@
         <w:pStyle w:val="Compact"/>
         <w:numPr>
           <w:ilvl w:val="0"/>
-          <w:numId w:val="1536"/>
+          <w:numId w:val="1540"/>
         </w:numPr>
       </w:pPr>
       <w:r>
@@ -12561,7 +12681,7 @@
         <w:pStyle w:val="Compact"/>
         <w:numPr>
           <w:ilvl w:val="0"/>
-          <w:numId w:val="1537"/>
+          <w:numId w:val="1541"/>
         </w:numPr>
       </w:pPr>
       <w:r>
@@ -12583,7 +12703,7 @@
         <w:pStyle w:val="Compact"/>
         <w:numPr>
           <w:ilvl w:val="0"/>
-          <w:numId w:val="1538"/>
+          <w:numId w:val="1542"/>
         </w:numPr>
       </w:pPr>
       <w:r>
@@ -12595,7 +12715,7 @@
         <w:pStyle w:val="Compact"/>
         <w:numPr>
           <w:ilvl w:val="0"/>
-          <w:numId w:val="1539"/>
+          <w:numId w:val="1543"/>
         </w:numPr>
       </w:pPr>
       <w:r>
@@ -12607,7 +12727,7 @@
         <w:pStyle w:val="Compact"/>
         <w:numPr>
           <w:ilvl w:val="0"/>
-          <w:numId w:val="1540"/>
+          <w:numId w:val="1544"/>
         </w:numPr>
       </w:pPr>
       <w:r>
@@ -12619,7 +12739,7 @@
         <w:pStyle w:val="Compact"/>
         <w:numPr>
           <w:ilvl w:val="0"/>
-          <w:numId w:val="1541"/>
+          <w:numId w:val="1545"/>
         </w:numPr>
       </w:pPr>
       <w:r>
@@ -12631,7 +12751,7 @@
         <w:pStyle w:val="Compact"/>
         <w:numPr>
           <w:ilvl w:val="0"/>
-          <w:numId w:val="1542"/>
+          <w:numId w:val="1546"/>
         </w:numPr>
       </w:pPr>
       <w:r>
@@ -12643,7 +12763,7 @@
         <w:pStyle w:val="Compact"/>
         <w:numPr>
           <w:ilvl w:val="0"/>
-          <w:numId w:val="1543"/>
+          <w:numId w:val="1547"/>
         </w:numPr>
       </w:pPr>
       <w:r>
@@ -12665,7 +12785,7 @@
         <w:pStyle w:val="Compact"/>
         <w:numPr>
           <w:ilvl w:val="0"/>
-          <w:numId w:val="1544"/>
+          <w:numId w:val="1548"/>
         </w:numPr>
       </w:pPr>
       <w:r>
@@ -12677,7 +12797,7 @@
         <w:pStyle w:val="Compact"/>
         <w:numPr>
           <w:ilvl w:val="1"/>
-          <w:numId w:val="1545"/>
+          <w:numId w:val="1549"/>
         </w:numPr>
       </w:pPr>
       <w:r>
@@ -12689,7 +12809,7 @@
         <w:pStyle w:val="Compact"/>
         <w:numPr>
           <w:ilvl w:val="1"/>
-          <w:numId w:val="1545"/>
+          <w:numId w:val="1549"/>
         </w:numPr>
       </w:pPr>
       <w:r>
@@ -12701,7 +12821,7 @@
         <w:pStyle w:val="Compact"/>
         <w:numPr>
           <w:ilvl w:val="0"/>
-          <w:numId w:val="1546"/>
+          <w:numId w:val="1550"/>
         </w:numPr>
       </w:pPr>
       <w:r>
@@ -12713,7 +12833,7 @@
         <w:pStyle w:val="Compact"/>
         <w:numPr>
           <w:ilvl w:val="1"/>
-          <w:numId w:val="1547"/>
+          <w:numId w:val="1551"/>
         </w:numPr>
       </w:pPr>
       <w:r>
@@ -12725,7 +12845,7 @@
         <w:pStyle w:val="Compact"/>
         <w:numPr>
           <w:ilvl w:val="1"/>
-          <w:numId w:val="1547"/>
+          <w:numId w:val="1551"/>
         </w:numPr>
       </w:pPr>
       <w:r>
@@ -12737,7 +12857,7 @@
         <w:pStyle w:val="Compact"/>
         <w:numPr>
           <w:ilvl w:val="0"/>
-          <w:numId w:val="1548"/>
+          <w:numId w:val="1552"/>
         </w:numPr>
       </w:pPr>
       <w:r>
@@ -12749,7 +12869,7 @@
         <w:pStyle w:val="Compact"/>
         <w:numPr>
           <w:ilvl w:val="0"/>
-          <w:numId w:val="1549"/>
+          <w:numId w:val="1553"/>
         </w:numPr>
       </w:pPr>
       <w:r>
@@ -12761,7 +12881,7 @@
         <w:pStyle w:val="Compact"/>
         <w:numPr>
           <w:ilvl w:val="0"/>
-          <w:numId w:val="1550"/>
+          <w:numId w:val="1554"/>
         </w:numPr>
       </w:pPr>
       <w:r>
@@ -12773,7 +12893,7 @@
         <w:pStyle w:val="Compact"/>
         <w:numPr>
           <w:ilvl w:val="0"/>
-          <w:numId w:val="1551"/>
+          <w:numId w:val="1555"/>
         </w:numPr>
       </w:pPr>
       <w:r>
@@ -12795,7 +12915,7 @@
         <w:pStyle w:val="Compact"/>
         <w:numPr>
           <w:ilvl w:val="0"/>
-          <w:numId w:val="1552"/>
+          <w:numId w:val="1556"/>
         </w:numPr>
       </w:pPr>
       <w:r>
@@ -12807,7 +12927,7 @@
         <w:pStyle w:val="Compact"/>
         <w:numPr>
           <w:ilvl w:val="0"/>
-          <w:numId w:val="1553"/>
+          <w:numId w:val="1557"/>
         </w:numPr>
       </w:pPr>
       <w:r>
@@ -12819,7 +12939,7 @@
         <w:pStyle w:val="Compact"/>
         <w:numPr>
           <w:ilvl w:val="0"/>
-          <w:numId w:val="1554"/>
+          <w:numId w:val="1558"/>
         </w:numPr>
       </w:pPr>
       <w:r>
@@ -12831,7 +12951,7 @@
         <w:pStyle w:val="Compact"/>
         <w:numPr>
           <w:ilvl w:val="0"/>
-          <w:numId w:val="1555"/>
+          <w:numId w:val="1559"/>
         </w:numPr>
       </w:pPr>
       <w:r>
@@ -12843,7 +12963,7 @@
         <w:pStyle w:val="Compact"/>
         <w:numPr>
           <w:ilvl w:val="0"/>
-          <w:numId w:val="1556"/>
+          <w:numId w:val="1560"/>
         </w:numPr>
       </w:pPr>
       <w:r>
@@ -12855,7 +12975,7 @@
         <w:pStyle w:val="Compact"/>
         <w:numPr>
           <w:ilvl w:val="0"/>
-          <w:numId w:val="1557"/>
+          <w:numId w:val="1561"/>
         </w:numPr>
       </w:pPr>
       <w:r>
@@ -12867,7 +12987,7 @@
         <w:pStyle w:val="Compact"/>
         <w:numPr>
           <w:ilvl w:val="0"/>
-          <w:numId w:val="1558"/>
+          <w:numId w:val="1562"/>
         </w:numPr>
       </w:pPr>
       <w:r>
@@ -12879,7 +12999,7 @@
         <w:pStyle w:val="Compact"/>
         <w:numPr>
           <w:ilvl w:val="0"/>
-          <w:numId w:val="1559"/>
+          <w:numId w:val="1563"/>
         </w:numPr>
       </w:pPr>
       <w:r>
@@ -12891,7 +13011,7 @@
         <w:pStyle w:val="Compact"/>
         <w:numPr>
           <w:ilvl w:val="0"/>
-          <w:numId w:val="1560"/>
+          <w:numId w:val="1564"/>
         </w:numPr>
       </w:pPr>
       <w:r>
@@ -12913,7 +13033,7 @@
         <w:pStyle w:val="Compact"/>
         <w:numPr>
           <w:ilvl w:val="0"/>
-          <w:numId w:val="1561"/>
+          <w:numId w:val="1565"/>
         </w:numPr>
       </w:pPr>
       <w:r>
@@ -12925,7 +13045,7 @@
         <w:pStyle w:val="Compact"/>
         <w:numPr>
           <w:ilvl w:val="0"/>
-          <w:numId w:val="1562"/>
+          <w:numId w:val="1566"/>
         </w:numPr>
       </w:pPr>
       <w:r>
@@ -12937,7 +13057,7 @@
         <w:pStyle w:val="Compact"/>
         <w:numPr>
           <w:ilvl w:val="0"/>
-          <w:numId w:val="1563"/>
+          <w:numId w:val="1567"/>
         </w:numPr>
       </w:pPr>
       <w:r>
@@ -12949,7 +13069,7 @@
         <w:pStyle w:val="Compact"/>
         <w:numPr>
           <w:ilvl w:val="0"/>
-          <w:numId w:val="1564"/>
+          <w:numId w:val="1568"/>
         </w:numPr>
       </w:pPr>
       <w:r>
@@ -12961,7 +13081,7 @@
         <w:pStyle w:val="Compact"/>
         <w:numPr>
           <w:ilvl w:val="0"/>
-          <w:numId w:val="1565"/>
+          <w:numId w:val="1569"/>
         </w:numPr>
       </w:pPr>
       <w:r>
@@ -12973,7 +13093,7 @@
         <w:pStyle w:val="Compact"/>
         <w:numPr>
           <w:ilvl w:val="0"/>
-          <w:numId w:val="1566"/>
+          <w:numId w:val="1570"/>
         </w:numPr>
       </w:pPr>
       <w:r>
@@ -12985,7 +13105,7 @@
         <w:pStyle w:val="Compact"/>
         <w:numPr>
           <w:ilvl w:val="0"/>
-          <w:numId w:val="1567"/>
+          <w:numId w:val="1571"/>
         </w:numPr>
       </w:pPr>
       <w:r>
@@ -12997,7 +13117,7 @@
         <w:pStyle w:val="Compact"/>
         <w:numPr>
           <w:ilvl w:val="0"/>
-          <w:numId w:val="1568"/>
+          <w:numId w:val="1572"/>
         </w:numPr>
       </w:pPr>
       <w:r>
@@ -13009,7 +13129,7 @@
         <w:pStyle w:val="Compact"/>
         <w:numPr>
           <w:ilvl w:val="0"/>
-          <w:numId w:val="1569"/>
+          <w:numId w:val="1573"/>
         </w:numPr>
       </w:pPr>
       <w:r>
@@ -13021,7 +13141,7 @@
         <w:pStyle w:val="Compact"/>
         <w:numPr>
           <w:ilvl w:val="0"/>
-          <w:numId w:val="1570"/>
+          <w:numId w:val="1574"/>
         </w:numPr>
       </w:pPr>
       <w:r>
@@ -13048,7 +13168,7 @@
         <w:pStyle w:val="Compact"/>
         <w:numPr>
           <w:ilvl w:val="0"/>
-          <w:numId w:val="1571"/>
+          <w:numId w:val="1575"/>
         </w:numPr>
       </w:pPr>
       <w:r>
@@ -13069,7 +13189,7 @@
         <w:pStyle w:val="Compact"/>
         <w:numPr>
           <w:ilvl w:val="0"/>
-          <w:numId w:val="1572"/>
+          <w:numId w:val="1576"/>
         </w:numPr>
       </w:pPr>
       <w:r>
@@ -13091,7 +13211,7 @@
         <w:pStyle w:val="Compact"/>
         <w:numPr>
           <w:ilvl w:val="0"/>
-          <w:numId w:val="1573"/>
+          <w:numId w:val="1577"/>
         </w:numPr>
       </w:pPr>
       <w:r>
@@ -13103,7 +13223,7 @@
         <w:pStyle w:val="Compact"/>
         <w:numPr>
           <w:ilvl w:val="0"/>
-          <w:numId w:val="1574"/>
+          <w:numId w:val="1578"/>
         </w:numPr>
       </w:pPr>
       <w:r>
@@ -13115,7 +13235,7 @@
         <w:pStyle w:val="Compact"/>
         <w:numPr>
           <w:ilvl w:val="0"/>
-          <w:numId w:val="1575"/>
+          <w:numId w:val="1579"/>
         </w:numPr>
       </w:pPr>
       <w:r>
@@ -13127,7 +13247,7 @@
         <w:pStyle w:val="Compact"/>
         <w:numPr>
           <w:ilvl w:val="0"/>
-          <w:numId w:val="1576"/>
+          <w:numId w:val="1580"/>
         </w:numPr>
       </w:pPr>
       <w:r>
@@ -13139,7 +13259,7 @@
         <w:pStyle w:val="Compact"/>
         <w:numPr>
           <w:ilvl w:val="0"/>
-          <w:numId w:val="1577"/>
+          <w:numId w:val="1581"/>
         </w:numPr>
       </w:pPr>
       <w:r>
@@ -13151,7 +13271,7 @@
         <w:pStyle w:val="Compact"/>
         <w:numPr>
           <w:ilvl w:val="0"/>
-          <w:numId w:val="1578"/>
+          <w:numId w:val="1582"/>
         </w:numPr>
       </w:pPr>
       <w:r>
@@ -13163,7 +13283,7 @@
         <w:pStyle w:val="Compact"/>
         <w:numPr>
           <w:ilvl w:val="0"/>
-          <w:numId w:val="1579"/>
+          <w:numId w:val="1583"/>
         </w:numPr>
       </w:pPr>
       <w:r>
@@ -13175,7 +13295,7 @@
         <w:pStyle w:val="Compact"/>
         <w:numPr>
           <w:ilvl w:val="0"/>
-          <w:numId w:val="1580"/>
+          <w:numId w:val="1584"/>
         </w:numPr>
       </w:pPr>
       <w:r>
@@ -13197,7 +13317,7 @@
         <w:pStyle w:val="Compact"/>
         <w:numPr>
           <w:ilvl w:val="0"/>
-          <w:numId w:val="1581"/>
+          <w:numId w:val="1585"/>
         </w:numPr>
       </w:pPr>
       <w:r>
@@ -13209,7 +13329,7 @@
         <w:pStyle w:val="Compact"/>
         <w:numPr>
           <w:ilvl w:val="0"/>
-          <w:numId w:val="1582"/>
+          <w:numId w:val="1586"/>
         </w:numPr>
       </w:pPr>
       <w:r>
@@ -13221,7 +13341,7 @@
         <w:pStyle w:val="Compact"/>
         <w:numPr>
           <w:ilvl w:val="0"/>
-          <w:numId w:val="1583"/>
+          <w:numId w:val="1587"/>
         </w:numPr>
       </w:pPr>
       <w:r>
@@ -13233,7 +13353,7 @@
         <w:pStyle w:val="Compact"/>
         <w:numPr>
           <w:ilvl w:val="0"/>
-          <w:numId w:val="1584"/>
+          <w:numId w:val="1588"/>
         </w:numPr>
       </w:pPr>
       <w:r>
@@ -13245,7 +13365,7 @@
         <w:pStyle w:val="Compact"/>
         <w:numPr>
           <w:ilvl w:val="0"/>
-          <w:numId w:val="1585"/>
+          <w:numId w:val="1589"/>
         </w:numPr>
       </w:pPr>
       <w:r>
@@ -13257,7 +13377,7 @@
         <w:pStyle w:val="Compact"/>
         <w:numPr>
           <w:ilvl w:val="0"/>
-          <w:numId w:val="1586"/>
+          <w:numId w:val="1590"/>
         </w:numPr>
       </w:pPr>
       <w:r>
@@ -13269,7 +13389,7 @@
         <w:pStyle w:val="Compact"/>
         <w:numPr>
           <w:ilvl w:val="0"/>
-          <w:numId w:val="1587"/>
+          <w:numId w:val="1591"/>
         </w:numPr>
       </w:pPr>
       <w:r>
@@ -13281,7 +13401,7 @@
         <w:pStyle w:val="Compact"/>
         <w:numPr>
           <w:ilvl w:val="0"/>
-          <w:numId w:val="1588"/>
+          <w:numId w:val="1592"/>
         </w:numPr>
       </w:pPr>
       <w:r>
@@ -13293,7 +13413,7 @@
         <w:pStyle w:val="Compact"/>
         <w:numPr>
           <w:ilvl w:val="0"/>
-          <w:numId w:val="1589"/>
+          <w:numId w:val="1593"/>
         </w:numPr>
       </w:pPr>
       <w:r>
@@ -13305,7 +13425,7 @@
         <w:pStyle w:val="Compact"/>
         <w:numPr>
           <w:ilvl w:val="0"/>
-          <w:numId w:val="1590"/>
+          <w:numId w:val="1594"/>
         </w:numPr>
       </w:pPr>
       <w:r>
@@ -13317,7 +13437,7 @@
         <w:pStyle w:val="Compact"/>
         <w:numPr>
           <w:ilvl w:val="0"/>
-          <w:numId w:val="1591"/>
+          <w:numId w:val="1595"/>
         </w:numPr>
       </w:pPr>
       <w:r>
@@ -13329,7 +13449,7 @@
         <w:pStyle w:val="Compact"/>
         <w:numPr>
           <w:ilvl w:val="0"/>
-          <w:numId w:val="1592"/>
+          <w:numId w:val="1596"/>
         </w:numPr>
       </w:pPr>
       <w:r>
@@ -13341,7 +13461,7 @@
         <w:pStyle w:val="Compact"/>
         <w:numPr>
           <w:ilvl w:val="0"/>
-          <w:numId w:val="1593"/>
+          <w:numId w:val="1597"/>
         </w:numPr>
       </w:pPr>
       <w:r>
@@ -13353,7 +13473,7 @@
         <w:pStyle w:val="Compact"/>
         <w:numPr>
           <w:ilvl w:val="0"/>
-          <w:numId w:val="1594"/>
+          <w:numId w:val="1598"/>
         </w:numPr>
       </w:pPr>
       <w:r>
@@ -13365,7 +13485,7 @@
         <w:pStyle w:val="Compact"/>
         <w:numPr>
           <w:ilvl w:val="0"/>
-          <w:numId w:val="1595"/>
+          <w:numId w:val="1599"/>
         </w:numPr>
       </w:pPr>
       <w:r>
@@ -13397,7 +13517,7 @@
         <w:pStyle w:val="Compact"/>
         <w:numPr>
           <w:ilvl w:val="0"/>
-          <w:numId w:val="1596"/>
+          <w:numId w:val="1600"/>
         </w:numPr>
       </w:pPr>
       <w:r>
@@ -13409,7 +13529,7 @@
         <w:pStyle w:val="Compact"/>
         <w:numPr>
           <w:ilvl w:val="0"/>
-          <w:numId w:val="1597"/>
+          <w:numId w:val="1601"/>
         </w:numPr>
       </w:pPr>
       <w:r>
@@ -13421,7 +13541,7 @@
         <w:pStyle w:val="Compact"/>
         <w:numPr>
           <w:ilvl w:val="0"/>
-          <w:numId w:val="1598"/>
+          <w:numId w:val="1602"/>
         </w:numPr>
       </w:pPr>
       <w:r>
@@ -13433,7 +13553,7 @@
         <w:pStyle w:val="Compact"/>
         <w:numPr>
           <w:ilvl w:val="0"/>
-          <w:numId w:val="1599"/>
+          <w:numId w:val="1603"/>
         </w:numPr>
       </w:pPr>
       <w:r>
@@ -13445,7 +13565,7 @@
         <w:pStyle w:val="Compact"/>
         <w:numPr>
           <w:ilvl w:val="0"/>
-          <w:numId w:val="1600"/>
+          <w:numId w:val="1604"/>
         </w:numPr>
       </w:pPr>
       <w:r>
@@ -13457,7 +13577,7 @@
         <w:pStyle w:val="Compact"/>
         <w:numPr>
           <w:ilvl w:val="0"/>
-          <w:numId w:val="1601"/>
+          <w:numId w:val="1605"/>
         </w:numPr>
       </w:pPr>
       <w:r>
@@ -13469,7 +13589,7 @@
         <w:pStyle w:val="Compact"/>
         <w:numPr>
           <w:ilvl w:val="0"/>
-          <w:numId w:val="1602"/>
+          <w:numId w:val="1606"/>
         </w:numPr>
       </w:pPr>
       <w:r>
@@ -13481,7 +13601,7 @@
         <w:pStyle w:val="Compact"/>
         <w:numPr>
           <w:ilvl w:val="0"/>
-          <w:numId w:val="1603"/>
+          <w:numId w:val="1607"/>
         </w:numPr>
       </w:pPr>
       <w:r>
@@ -13493,7 +13613,7 @@
         <w:pStyle w:val="Compact"/>
         <w:numPr>
           <w:ilvl w:val="0"/>
-          <w:numId w:val="1604"/>
+          <w:numId w:val="1608"/>
         </w:numPr>
       </w:pPr>
       <w:r>
@@ -13505,7 +13625,7 @@
         <w:pStyle w:val="Compact"/>
         <w:numPr>
           <w:ilvl w:val="0"/>
-          <w:numId w:val="1605"/>
+          <w:numId w:val="1609"/>
         </w:numPr>
       </w:pPr>
       <w:r>
@@ -13517,7 +13637,7 @@
         <w:pStyle w:val="Compact"/>
         <w:numPr>
           <w:ilvl w:val="0"/>
-          <w:numId w:val="1606"/>
+          <w:numId w:val="1610"/>
         </w:numPr>
       </w:pPr>
       <w:r>
@@ -13529,7 +13649,7 @@
         <w:pStyle w:val="Compact"/>
         <w:numPr>
           <w:ilvl w:val="0"/>
-          <w:numId w:val="1607"/>
+          <w:numId w:val="1611"/>
         </w:numPr>
       </w:pPr>
       <w:r>
@@ -13541,7 +13661,7 @@
         <w:pStyle w:val="Compact"/>
         <w:numPr>
           <w:ilvl w:val="0"/>
-          <w:numId w:val="1608"/>
+          <w:numId w:val="1612"/>
         </w:numPr>
       </w:pPr>
       <w:r>
@@ -13578,7 +13698,7 @@
         <w:pStyle w:val="Compact"/>
         <w:numPr>
           <w:ilvl w:val="0"/>
-          <w:numId w:val="1609"/>
+          <w:numId w:val="1613"/>
         </w:numPr>
       </w:pPr>
       <w:r>
@@ -13590,7 +13710,7 @@
         <w:pStyle w:val="Compact"/>
         <w:numPr>
           <w:ilvl w:val="0"/>
-          <w:numId w:val="1610"/>
+          <w:numId w:val="1614"/>
         </w:numPr>
       </w:pPr>
       <w:r>
@@ -13617,7 +13737,7 @@
         <w:pStyle w:val="Compact"/>
         <w:numPr>
           <w:ilvl w:val="0"/>
-          <w:numId w:val="1611"/>
+          <w:numId w:val="1615"/>
         </w:numPr>
       </w:pPr>
       <w:r>
@@ -13629,7 +13749,7 @@
         <w:pStyle w:val="Compact"/>
         <w:numPr>
           <w:ilvl w:val="0"/>
-          <w:numId w:val="1612"/>
+          <w:numId w:val="1616"/>
         </w:numPr>
       </w:pPr>
       <w:r>
@@ -13641,7 +13761,7 @@
         <w:pStyle w:val="Compact"/>
         <w:numPr>
           <w:ilvl w:val="0"/>
-          <w:numId w:val="1613"/>
+          <w:numId w:val="1617"/>
         </w:numPr>
       </w:pPr>
       <w:r>
@@ -13653,7 +13773,7 @@
         <w:pStyle w:val="Compact"/>
         <w:numPr>
           <w:ilvl w:val="0"/>
-          <w:numId w:val="1614"/>
+          <w:numId w:val="1618"/>
         </w:numPr>
       </w:pPr>
       <w:r>
@@ -13665,7 +13785,7 @@
         <w:pStyle w:val="Compact"/>
         <w:numPr>
           <w:ilvl w:val="0"/>
-          <w:numId w:val="1615"/>
+          <w:numId w:val="1619"/>
         </w:numPr>
       </w:pPr>
       <w:r>
@@ -13677,7 +13797,7 @@
         <w:pStyle w:val="Compact"/>
         <w:numPr>
           <w:ilvl w:val="0"/>
-          <w:numId w:val="1616"/>
+          <w:numId w:val="1620"/>
         </w:numPr>
       </w:pPr>
       <w:r>
@@ -13699,7 +13819,7 @@
         <w:pStyle w:val="Compact"/>
         <w:numPr>
           <w:ilvl w:val="0"/>
-          <w:numId w:val="1617"/>
+          <w:numId w:val="1621"/>
         </w:numPr>
       </w:pPr>
       <w:r>
@@ -13711,7 +13831,7 @@
         <w:pStyle w:val="Compact"/>
         <w:numPr>
           <w:ilvl w:val="0"/>
-          <w:numId w:val="1618"/>
+          <w:numId w:val="1622"/>
         </w:numPr>
       </w:pPr>
       <w:r>
@@ -13723,7 +13843,7 @@
         <w:pStyle w:val="Compact"/>
         <w:numPr>
           <w:ilvl w:val="0"/>
-          <w:numId w:val="1619"/>
+          <w:numId w:val="1623"/>
         </w:numPr>
       </w:pPr>
       <w:r>
@@ -13735,7 +13855,7 @@
         <w:pStyle w:val="Compact"/>
         <w:numPr>
           <w:ilvl w:val="0"/>
-          <w:numId w:val="1620"/>
+          <w:numId w:val="1624"/>
         </w:numPr>
       </w:pPr>
       <w:r>
@@ -13747,7 +13867,7 @@
         <w:pStyle w:val="Compact"/>
         <w:numPr>
           <w:ilvl w:val="0"/>
-          <w:numId w:val="1621"/>
+          <w:numId w:val="1625"/>
         </w:numPr>
       </w:pPr>
       <w:r>
@@ -13759,7 +13879,7 @@
         <w:pStyle w:val="Compact"/>
         <w:numPr>
           <w:ilvl w:val="0"/>
-          <w:numId w:val="1622"/>
+          <w:numId w:val="1626"/>
         </w:numPr>
       </w:pPr>
       <w:r>
@@ -13771,7 +13891,7 @@
         <w:pStyle w:val="Compact"/>
         <w:numPr>
           <w:ilvl w:val="0"/>
-          <w:numId w:val="1623"/>
+          <w:numId w:val="1627"/>
         </w:numPr>
       </w:pPr>
       <w:r>
@@ -13783,7 +13903,7 @@
         <w:pStyle w:val="Compact"/>
         <w:numPr>
           <w:ilvl w:val="0"/>
-          <w:numId w:val="1624"/>
+          <w:numId w:val="1628"/>
         </w:numPr>
       </w:pPr>
       <w:r>
@@ -13795,7 +13915,7 @@
         <w:pStyle w:val="Compact"/>
         <w:numPr>
           <w:ilvl w:val="0"/>
-          <w:numId w:val="1625"/>
+          <w:numId w:val="1629"/>
         </w:numPr>
       </w:pPr>
       <w:r>
@@ -13818,7 +13938,7 @@
         <w:pStyle w:val="Compact"/>
         <w:numPr>
           <w:ilvl w:val="0"/>
-          <w:numId w:val="1626"/>
+          <w:numId w:val="1630"/>
         </w:numPr>
       </w:pPr>
       <w:r>
@@ -13830,7 +13950,7 @@
         <w:pStyle w:val="Compact"/>
         <w:numPr>
           <w:ilvl w:val="0"/>
-          <w:numId w:val="1627"/>
+          <w:numId w:val="1631"/>
         </w:numPr>
       </w:pPr>
       <w:r>
@@ -13842,7 +13962,7 @@
         <w:pStyle w:val="Compact"/>
         <w:numPr>
           <w:ilvl w:val="0"/>
-          <w:numId w:val="1628"/>
+          <w:numId w:val="1632"/>
         </w:numPr>
       </w:pPr>
       <w:r>
@@ -13854,7 +13974,7 @@
         <w:pStyle w:val="Compact"/>
         <w:numPr>
           <w:ilvl w:val="0"/>
-          <w:numId w:val="1629"/>
+          <w:numId w:val="1633"/>
         </w:numPr>
       </w:pPr>
       <w:r>
@@ -13866,7 +13986,7 @@
         <w:pStyle w:val="Compact"/>
         <w:numPr>
           <w:ilvl w:val="0"/>
-          <w:numId w:val="1630"/>
+          <w:numId w:val="1634"/>
         </w:numPr>
       </w:pPr>
       <w:r>
@@ -13878,7 +13998,7 @@
         <w:pStyle w:val="Compact"/>
         <w:numPr>
           <w:ilvl w:val="0"/>
-          <w:numId w:val="1631"/>
+          <w:numId w:val="1635"/>
         </w:numPr>
       </w:pPr>
       <w:r>
@@ -13890,7 +14010,7 @@
         <w:pStyle w:val="Compact"/>
         <w:numPr>
           <w:ilvl w:val="0"/>
-          <w:numId w:val="1632"/>
+          <w:numId w:val="1636"/>
         </w:numPr>
       </w:pPr>
       <w:r>
@@ -13902,7 +14022,7 @@
         <w:pStyle w:val="Compact"/>
         <w:numPr>
           <w:ilvl w:val="0"/>
-          <w:numId w:val="1633"/>
+          <w:numId w:val="1637"/>
         </w:numPr>
       </w:pPr>
       <w:r>
@@ -13914,7 +14034,7 @@
         <w:pStyle w:val="Compact"/>
         <w:numPr>
           <w:ilvl w:val="0"/>
-          <w:numId w:val="1634"/>
+          <w:numId w:val="1638"/>
         </w:numPr>
       </w:pPr>
       <w:r>
@@ -13926,7 +14046,7 @@
         <w:pStyle w:val="Compact"/>
         <w:numPr>
           <w:ilvl w:val="0"/>
-          <w:numId w:val="1635"/>
+          <w:numId w:val="1639"/>
         </w:numPr>
       </w:pPr>
       <w:r>
@@ -13938,7 +14058,7 @@
         <w:pStyle w:val="Compact"/>
         <w:numPr>
           <w:ilvl w:val="0"/>
-          <w:numId w:val="1636"/>
+          <w:numId w:val="1640"/>
         </w:numPr>
       </w:pPr>
       <w:r>
@@ -15504,37 +15624,37 @@
     <w:abstractNumId w:val="993"/>
   </w:num>
   <w:num w:numId="1349">
+    <w:abstractNumId w:val="993"/>
+  </w:num>
+  <w:num w:numId="1350">
+    <w:abstractNumId w:val="992"/>
+  </w:num>
+  <w:num w:numId="1351">
+    <w:abstractNumId w:val="993"/>
+  </w:num>
+  <w:num w:numId="1352">
+    <w:abstractNumId w:val="993"/>
+  </w:num>
+  <w:num w:numId="1353">
     <w:abstractNumId w:val="991"/>
   </w:num>
-  <w:num w:numId="1350">
-    <w:abstractNumId w:val="993"/>
-  </w:num>
-  <w:num w:numId="1351">
-    <w:abstractNumId w:val="993"/>
-  </w:num>
-  <w:num w:numId="1352">
-    <w:abstractNumId w:val="993"/>
-  </w:num>
-  <w:num w:numId="1353">
-    <w:abstractNumId w:val="993"/>
-  </w:num>
   <w:num w:numId="1354">
-    <w:abstractNumId w:val="992"/>
+    <w:abstractNumId w:val="993"/>
   </w:num>
   <w:num w:numId="1355">
     <w:abstractNumId w:val="993"/>
   </w:num>
   <w:num w:numId="1356">
-    <w:abstractNumId w:val="992"/>
+    <w:abstractNumId w:val="993"/>
   </w:num>
   <w:num w:numId="1357">
-    <w:abstractNumId w:val="992"/>
+    <w:abstractNumId w:val="993"/>
   </w:num>
   <w:num w:numId="1358">
-    <w:abstractNumId w:val="993"/>
+    <w:abstractNumId w:val="992"/>
   </w:num>
   <w:num w:numId="1359">
-    <w:abstractNumId w:val="992"/>
+    <w:abstractNumId w:val="993"/>
   </w:num>
   <w:num w:numId="1360">
     <w:abstractNumId w:val="992"/>
@@ -15543,34 +15663,34 @@
     <w:abstractNumId w:val="992"/>
   </w:num>
   <w:num w:numId="1362">
-    <w:abstractNumId w:val="992"/>
+    <w:abstractNumId w:val="993"/>
   </w:num>
   <w:num w:numId="1363">
     <w:abstractNumId w:val="992"/>
   </w:num>
   <w:num w:numId="1364">
-    <w:abstractNumId w:val="992"/>
+    <w:abstractNumId w:val="993"/>
   </w:num>
   <w:num w:numId="1365">
+    <w:abstractNumId w:val="993"/>
+  </w:num>
+  <w:num w:numId="1366">
+    <w:abstractNumId w:val="993"/>
+  </w:num>
+  <w:num w:numId="1367">
+    <w:abstractNumId w:val="993"/>
+  </w:num>
+  <w:num w:numId="1368">
+    <w:abstractNumId w:val="993"/>
+  </w:num>
+  <w:num w:numId="1369">
     <w:abstractNumId w:val="991"/>
   </w:num>
-  <w:num w:numId="1366">
-    <w:abstractNumId w:val="992"/>
-  </w:num>
-  <w:num w:numId="1367">
-    <w:abstractNumId w:val="992"/>
-  </w:num>
-  <w:num w:numId="1368">
-    <w:abstractNumId w:val="993"/>
-  </w:num>
-  <w:num w:numId="1369">
-    <w:abstractNumId w:val="992"/>
-  </w:num>
   <w:num w:numId="1370">
     <w:abstractNumId w:val="993"/>
   </w:num>
   <w:num w:numId="1371">
-    <w:abstractNumId w:val="992"/>
+    <w:abstractNumId w:val="993"/>
   </w:num>
   <w:num w:numId="1372">
     <w:abstractNumId w:val="993"/>
@@ -15579,7 +15699,7 @@
     <w:abstractNumId w:val="992"/>
   </w:num>
   <w:num w:numId="1374">
-    <w:abstractNumId w:val="992"/>
+    <w:abstractNumId w:val="993"/>
   </w:num>
   <w:num w:numId="1375">
     <w:abstractNumId w:val="992"/>
@@ -15597,7 +15717,7 @@
     <w:abstractNumId w:val="992"/>
   </w:num>
   <w:num w:numId="1380">
-    <w:abstractNumId w:val="992"/>
+    <w:abstractNumId w:val="993"/>
   </w:num>
   <w:num w:numId="1381">
     <w:abstractNumId w:val="992"/>
@@ -15675,22 +15795,22 @@
     <w:abstractNumId w:val="992"/>
   </w:num>
   <w:num w:numId="1406">
-    <w:abstractNumId w:val="993"/>
+    <w:abstractNumId w:val="992"/>
   </w:num>
   <w:num w:numId="1407">
-    <w:abstractNumId w:val="993"/>
+    <w:abstractNumId w:val="992"/>
   </w:num>
   <w:num w:numId="1408">
-    <w:abstractNumId w:val="993"/>
+    <w:abstractNumId w:val="992"/>
   </w:num>
   <w:num w:numId="1409">
-    <w:abstractNumId w:val="993"/>
+    <w:abstractNumId w:val="992"/>
   </w:num>
   <w:num w:numId="1410">
-    <w:abstractNumId w:val="992"/>
+    <w:abstractNumId w:val="993"/>
   </w:num>
   <w:num w:numId="1411">
-    <w:abstractNumId w:val="992"/>
+    <w:abstractNumId w:val="993"/>
   </w:num>
   <w:num w:numId="1412">
     <w:abstractNumId w:val="993"/>
@@ -15699,10 +15819,10 @@
     <w:abstractNumId w:val="993"/>
   </w:num>
   <w:num w:numId="1414">
-    <w:abstractNumId w:val="993"/>
+    <w:abstractNumId w:val="992"/>
   </w:num>
   <w:num w:numId="1415">
-    <w:abstractNumId w:val="993"/>
+    <w:abstractNumId w:val="992"/>
   </w:num>
   <w:num w:numId="1416">
     <w:abstractNumId w:val="993"/>
@@ -15735,34 +15855,34 @@
     <w:abstractNumId w:val="993"/>
   </w:num>
   <w:num w:numId="1426">
-    <w:abstractNumId w:val="992"/>
+    <w:abstractNumId w:val="993"/>
   </w:num>
   <w:num w:numId="1427">
+    <w:abstractNumId w:val="993"/>
+  </w:num>
+  <w:num w:numId="1428">
+    <w:abstractNumId w:val="993"/>
+  </w:num>
+  <w:num w:numId="1429">
+    <w:abstractNumId w:val="993"/>
+  </w:num>
+  <w:num w:numId="1430">
+    <w:abstractNumId w:val="992"/>
+  </w:num>
+  <w:num w:numId="1431">
     <w:abstractNumId w:val="991"/>
   </w:num>
-  <w:num w:numId="1428">
-    <w:abstractNumId w:val="993"/>
-  </w:num>
-  <w:num w:numId="1429">
-    <w:abstractNumId w:val="993"/>
-  </w:num>
-  <w:num w:numId="1430">
-    <w:abstractNumId w:val="992"/>
-  </w:num>
-  <w:num w:numId="1431">
-    <w:abstractNumId w:val="992"/>
-  </w:num>
   <w:num w:numId="1432">
-    <w:abstractNumId w:val="992"/>
+    <w:abstractNumId w:val="993"/>
   </w:num>
   <w:num w:numId="1433">
-    <w:abstractNumId w:val="992"/>
+    <w:abstractNumId w:val="993"/>
   </w:num>
   <w:num w:numId="1434">
     <w:abstractNumId w:val="992"/>
   </w:num>
   <w:num w:numId="1435">
-    <w:abstractNumId w:val="993"/>
+    <w:abstractNumId w:val="992"/>
   </w:num>
   <w:num w:numId="1436">
     <w:abstractNumId w:val="992"/>
@@ -15771,16 +15891,16 @@
     <w:abstractNumId w:val="992"/>
   </w:num>
   <w:num w:numId="1438">
-    <w:abstractNumId w:val="993"/>
+    <w:abstractNumId w:val="992"/>
   </w:num>
   <w:num w:numId="1439">
     <w:abstractNumId w:val="993"/>
   </w:num>
   <w:num w:numId="1440">
-    <w:abstractNumId w:val="993"/>
+    <w:abstractNumId w:val="992"/>
   </w:num>
   <w:num w:numId="1441">
-    <w:abstractNumId w:val="993"/>
+    <w:abstractNumId w:val="992"/>
   </w:num>
   <w:num w:numId="1442">
     <w:abstractNumId w:val="993"/>
@@ -15813,7 +15933,7 @@
     <w:abstractNumId w:val="993"/>
   </w:num>
   <w:num w:numId="1452">
-    <w:abstractNumId w:val="991"/>
+    <w:abstractNumId w:val="993"/>
   </w:num>
   <w:num w:numId="1453">
     <w:abstractNumId w:val="993"/>
@@ -15834,35 +15954,35 @@
     <w:abstractNumId w:val="993"/>
   </w:num>
   <w:num w:numId="1459">
-    <w:abstractNumId w:val="992"/>
+    <w:abstractNumId w:val="993"/>
   </w:num>
   <w:num w:numId="1460">
-    <w:abstractNumId w:val="992"/>
+    <w:abstractNumId w:val="991"/>
   </w:num>
   <w:num w:numId="1461">
     <w:abstractNumId w:val="993"/>
   </w:num>
   <w:num w:numId="1462">
+    <w:abstractNumId w:val="993"/>
+  </w:num>
+  <w:num w:numId="1463">
+    <w:abstractNumId w:val="992"/>
+  </w:num>
+  <w:num w:numId="1464">
+    <w:abstractNumId w:val="992"/>
+  </w:num>
+  <w:num w:numId="1465">
+    <w:abstractNumId w:val="993"/>
+  </w:num>
+  <w:num w:numId="1466">
     <w:abstractNumId w:val="991"/>
   </w:num>
-  <w:num w:numId="1463">
-    <w:abstractNumId w:val="993"/>
-  </w:num>
-  <w:num w:numId="1464">
+  <w:num w:numId="1467">
+    <w:abstractNumId w:val="993"/>
+  </w:num>
+  <w:num w:numId="1468">
     <w:abstractNumId w:val="991"/>
   </w:num>
-  <w:num w:numId="1465">
-    <w:abstractNumId w:val="993"/>
-  </w:num>
-  <w:num w:numId="1466">
-    <w:abstractNumId w:val="993"/>
-  </w:num>
-  <w:num w:numId="1467">
-    <w:abstractNumId w:val="993"/>
-  </w:num>
-  <w:num w:numId="1468">
-    <w:abstractNumId w:val="993"/>
-  </w:num>
   <w:num w:numId="1469">
     <w:abstractNumId w:val="993"/>
   </w:num>
@@ -15879,20 +15999,20 @@
     <w:abstractNumId w:val="993"/>
   </w:num>
   <w:num w:numId="1474">
+    <w:abstractNumId w:val="993"/>
+  </w:num>
+  <w:num w:numId="1475">
+    <w:abstractNumId w:val="993"/>
+  </w:num>
+  <w:num w:numId="1476">
+    <w:abstractNumId w:val="993"/>
+  </w:num>
+  <w:num w:numId="1477">
+    <w:abstractNumId w:val="993"/>
+  </w:num>
+  <w:num w:numId="1478">
     <w:abstractNumId w:val="991"/>
   </w:num>
-  <w:num w:numId="1475">
-    <w:abstractNumId w:val="993"/>
-  </w:num>
-  <w:num w:numId="1476">
-    <w:abstractNumId w:val="993"/>
-  </w:num>
-  <w:num w:numId="1477">
-    <w:abstractNumId w:val="992"/>
-  </w:num>
-  <w:num w:numId="1478">
-    <w:abstractNumId w:val="992"/>
-  </w:num>
   <w:num w:numId="1479">
     <w:abstractNumId w:val="993"/>
   </w:num>
@@ -15900,22 +16020,22 @@
     <w:abstractNumId w:val="993"/>
   </w:num>
   <w:num w:numId="1481">
-    <w:abstractNumId w:val="993"/>
+    <w:abstractNumId w:val="992"/>
   </w:num>
   <w:num w:numId="1482">
     <w:abstractNumId w:val="992"/>
   </w:num>
   <w:num w:numId="1483">
-    <w:abstractNumId w:val="992"/>
+    <w:abstractNumId w:val="993"/>
   </w:num>
   <w:num w:numId="1484">
-    <w:abstractNumId w:val="992"/>
+    <w:abstractNumId w:val="993"/>
   </w:num>
   <w:num w:numId="1485">
-    <w:abstractNumId w:val="992"/>
+    <w:abstractNumId w:val="993"/>
   </w:num>
   <w:num w:numId="1486">
-    <w:abstractNumId w:val="993"/>
+    <w:abstractNumId w:val="992"/>
   </w:num>
   <w:num w:numId="1487">
     <w:abstractNumId w:val="992"/>
@@ -15924,16 +16044,16 @@
     <w:abstractNumId w:val="992"/>
   </w:num>
   <w:num w:numId="1489">
-    <w:abstractNumId w:val="993"/>
+    <w:abstractNumId w:val="992"/>
   </w:num>
   <w:num w:numId="1490">
     <w:abstractNumId w:val="993"/>
   </w:num>
   <w:num w:numId="1491">
-    <w:abstractNumId w:val="993"/>
+    <w:abstractNumId w:val="992"/>
   </w:num>
   <w:num w:numId="1492">
-    <w:abstractNumId w:val="993"/>
+    <w:abstractNumId w:val="992"/>
   </w:num>
   <w:num w:numId="1493">
     <w:abstractNumId w:val="993"/>
@@ -15984,20 +16104,20 @@
     <w:abstractNumId w:val="993"/>
   </w:num>
   <w:num w:numId="1509">
+    <w:abstractNumId w:val="993"/>
+  </w:num>
+  <w:num w:numId="1510">
+    <w:abstractNumId w:val="993"/>
+  </w:num>
+  <w:num w:numId="1511">
+    <w:abstractNumId w:val="993"/>
+  </w:num>
+  <w:num w:numId="1512">
+    <w:abstractNumId w:val="993"/>
+  </w:num>
+  <w:num w:numId="1513">
     <w:abstractNumId w:val="991"/>
   </w:num>
-  <w:num w:numId="1510">
-    <w:abstractNumId w:val="992"/>
-  </w:num>
-  <w:num w:numId="1511">
-    <w:abstractNumId w:val="992"/>
-  </w:num>
-  <w:num w:numId="1512">
-    <w:abstractNumId w:val="992"/>
-  </w:num>
-  <w:num w:numId="1513">
-    <w:abstractNumId w:val="992"/>
-  </w:num>
   <w:num w:numId="1514">
     <w:abstractNumId w:val="992"/>
   </w:num>
@@ -16035,44 +16155,44 @@
     <w:abstractNumId w:val="992"/>
   </w:num>
   <w:num w:numId="1526">
-    <w:abstractNumId w:val="993"/>
+    <w:abstractNumId w:val="992"/>
   </w:num>
   <w:num w:numId="1527">
-    <w:abstractNumId w:val="993"/>
+    <w:abstractNumId w:val="992"/>
   </w:num>
   <w:num w:numId="1528">
-    <w:abstractNumId w:val="993"/>
+    <w:abstractNumId w:val="992"/>
   </w:num>
   <w:num w:numId="1529">
-    <w:abstractNumId w:val="993"/>
+    <w:abstractNumId w:val="992"/>
   </w:num>
   <w:num w:numId="1530">
     <w:abstractNumId w:val="993"/>
   </w:num>
   <w:num w:numId="1531">
+    <w:abstractNumId w:val="993"/>
+  </w:num>
+  <w:num w:numId="1532">
+    <w:abstractNumId w:val="993"/>
+  </w:num>
+  <w:num w:numId="1533">
+    <w:abstractNumId w:val="993"/>
+  </w:num>
+  <w:num w:numId="1534">
+    <w:abstractNumId w:val="993"/>
+  </w:num>
+  <w:num w:numId="1535">
     <w:abstractNumId w:val="991"/>
   </w:num>
-  <w:num w:numId="1532">
-    <w:abstractNumId w:val="993"/>
-  </w:num>
-  <w:num w:numId="1533">
-    <w:abstractNumId w:val="993"/>
-  </w:num>
-  <w:num w:numId="1534">
+  <w:num w:numId="1536">
+    <w:abstractNumId w:val="993"/>
+  </w:num>
+  <w:num w:numId="1537">
+    <w:abstractNumId w:val="993"/>
+  </w:num>
+  <w:num w:numId="1538">
     <w:abstractNumId w:val="991"/>
   </w:num>
-  <w:num w:numId="1535">
-    <w:abstractNumId w:val="993"/>
-  </w:num>
-  <w:num w:numId="1536">
-    <w:abstractNumId w:val="993"/>
-  </w:num>
-  <w:num w:numId="1537">
-    <w:abstractNumId w:val="993"/>
-  </w:num>
-  <w:num w:numId="1538">
-    <w:abstractNumId w:val="993"/>
-  </w:num>
   <w:num w:numId="1539">
     <w:abstractNumId w:val="993"/>
   </w:num>
@@ -16092,37 +16212,37 @@
     <w:abstractNumId w:val="993"/>
   </w:num>
   <w:num w:numId="1545">
+    <w:abstractNumId w:val="993"/>
+  </w:num>
+  <w:num w:numId="1546">
+    <w:abstractNumId w:val="993"/>
+  </w:num>
+  <w:num w:numId="1547">
+    <w:abstractNumId w:val="993"/>
+  </w:num>
+  <w:num w:numId="1548">
+    <w:abstractNumId w:val="993"/>
+  </w:num>
+  <w:num w:numId="1549">
     <w:abstractNumId w:val="991"/>
   </w:num>
-  <w:num w:numId="1546">
-    <w:abstractNumId w:val="993"/>
-  </w:num>
-  <w:num w:numId="1547">
+  <w:num w:numId="1550">
+    <w:abstractNumId w:val="993"/>
+  </w:num>
+  <w:num w:numId="1551">
     <w:abstractNumId w:val="991"/>
   </w:num>
-  <w:num w:numId="1548">
-    <w:abstractNumId w:val="993"/>
-  </w:num>
-  <w:num w:numId="1549">
-    <w:abstractNumId w:val="993"/>
-  </w:num>
-  <w:num w:numId="1550">
-    <w:abstractNumId w:val="993"/>
-  </w:num>
-  <w:num w:numId="1551">
-    <w:abstractNumId w:val="993"/>
-  </w:num>
   <w:num w:numId="1552">
-    <w:abstractNumId w:val="992"/>
+    <w:abstractNumId w:val="993"/>
   </w:num>
   <w:num w:numId="1553">
-    <w:abstractNumId w:val="992"/>
+    <w:abstractNumId w:val="993"/>
   </w:num>
   <w:num w:numId="1554">
     <w:abstractNumId w:val="993"/>
   </w:num>
   <w:num w:numId="1555">
-    <w:abstractNumId w:val="992"/>
+    <w:abstractNumId w:val="993"/>
   </w:num>
   <w:num w:numId="1556">
     <w:abstractNumId w:val="992"/>
@@ -16131,7 +16251,7 @@
     <w:abstractNumId w:val="992"/>
   </w:num>
   <w:num w:numId="1558">
-    <w:abstractNumId w:val="992"/>
+    <w:abstractNumId w:val="993"/>
   </w:num>
   <w:num w:numId="1559">
     <w:abstractNumId w:val="992"/>
@@ -16140,16 +16260,16 @@
     <w:abstractNumId w:val="992"/>
   </w:num>
   <w:num w:numId="1561">
-    <w:abstractNumId w:val="993"/>
+    <w:abstractNumId w:val="992"/>
   </w:num>
   <w:num w:numId="1562">
-    <w:abstractNumId w:val="993"/>
+    <w:abstractNumId w:val="992"/>
   </w:num>
   <w:num w:numId="1563">
-    <w:abstractNumId w:val="993"/>
+    <w:abstractNumId w:val="992"/>
   </w:num>
   <w:num w:numId="1564">
-    <w:abstractNumId w:val="993"/>
+    <w:abstractNumId w:val="992"/>
   </w:num>
   <w:num w:numId="1565">
     <w:abstractNumId w:val="993"/>
@@ -16161,7 +16281,7 @@
     <w:abstractNumId w:val="993"/>
   </w:num>
   <w:num w:numId="1568">
-    <w:abstractNumId w:val="992"/>
+    <w:abstractNumId w:val="993"/>
   </w:num>
   <w:num w:numId="1569">
     <w:abstractNumId w:val="993"/>
@@ -16197,7 +16317,7 @@
     <w:abstractNumId w:val="993"/>
   </w:num>
   <w:num w:numId="1580">
-    <w:abstractNumId w:val="993"/>
+    <w:abstractNumId w:val="992"/>
   </w:num>
   <w:num w:numId="1581">
     <w:abstractNumId w:val="993"/>
@@ -16206,43 +16326,43 @@
     <w:abstractNumId w:val="993"/>
   </w:num>
   <w:num w:numId="1583">
-    <w:abstractNumId w:val="992"/>
+    <w:abstractNumId w:val="993"/>
   </w:num>
   <w:num w:numId="1584">
     <w:abstractNumId w:val="993"/>
   </w:num>
   <w:num w:numId="1585">
-    <w:abstractNumId w:val="992"/>
+    <w:abstractNumId w:val="993"/>
   </w:num>
   <w:num w:numId="1586">
-    <w:abstractNumId w:val="992"/>
+    <w:abstractNumId w:val="993"/>
   </w:num>
   <w:num w:numId="1587">
-    <w:abstractNumId w:val="993"/>
+    <w:abstractNumId w:val="992"/>
   </w:num>
   <w:num w:numId="1588">
     <w:abstractNumId w:val="993"/>
   </w:num>
   <w:num w:numId="1589">
-    <w:abstractNumId w:val="993"/>
+    <w:abstractNumId w:val="992"/>
   </w:num>
   <w:num w:numId="1590">
-    <w:abstractNumId w:val="993"/>
+    <w:abstractNumId w:val="992"/>
   </w:num>
   <w:num w:numId="1591">
-    <w:abstractNumId w:val="992"/>
+    <w:abstractNumId w:val="993"/>
   </w:num>
   <w:num w:numId="1592">
-    <w:abstractNumId w:val="992"/>
+    <w:abstractNumId w:val="993"/>
   </w:num>
   <w:num w:numId="1593">
-    <w:abstractNumId w:val="992"/>
+    <w:abstractNumId w:val="993"/>
   </w:num>
   <w:num w:numId="1594">
-    <w:abstractNumId w:val="992"/>
+    <w:abstractNumId w:val="993"/>
   </w:num>
   <w:num w:numId="1595">
-    <w:abstractNumId w:val="993"/>
+    <w:abstractNumId w:val="992"/>
   </w:num>
   <w:num w:numId="1596">
     <w:abstractNumId w:val="992"/>
@@ -16254,7 +16374,7 @@
     <w:abstractNumId w:val="992"/>
   </w:num>
   <w:num w:numId="1599">
-    <w:abstractNumId w:val="992"/>
+    <w:abstractNumId w:val="993"/>
   </w:num>
   <w:num w:numId="1600">
     <w:abstractNumId w:val="992"/>
@@ -16365,6 +16485,18 @@
     <w:abstractNumId w:val="992"/>
   </w:num>
   <w:num w:numId="1636">
+    <w:abstractNumId w:val="992"/>
+  </w:num>
+  <w:num w:numId="1637">
+    <w:abstractNumId w:val="992"/>
+  </w:num>
+  <w:num w:numId="1638">
+    <w:abstractNumId w:val="992"/>
+  </w:num>
+  <w:num w:numId="1639">
+    <w:abstractNumId w:val="992"/>
+  </w:num>
+  <w:num w:numId="1640">
     <w:abstractNumId w:val="992"/>
   </w:num>
 </w:numbering>

--- a/MASTER_M1_M2_DELIVERY_CHECKLIST.docx
+++ b/MASTER_M1_M2_DELIVERY_CHECKLIST.docx
@@ -409,7 +409,7 @@
               <w:jc w:val="right"/>
             </w:pPr>
             <w:r>
-              <w:t xml:space="preserve">5%</w:t>
+              <w:t xml:space="preserve">7%</w:t>
             </w:r>
           </w:p>
         </w:tc>
@@ -420,7 +420,7 @@
               <w:pStyle w:val="Compact"/>
             </w:pPr>
             <w:r>
-              <w:t xml:space="preserve">Backend + Pipeline UI attempt banner/quick-log implemented; browser/reset/pixel pending</w:t>
+              <w:t xml:space="preserve">Backend, Pipeline UI, inbound/forward reset mechanics implemented; browser/pixel pending</w:t>
             </w:r>
           </w:p>
         </w:tc>
@@ -709,7 +709,7 @@
                 <w:b/>
                 <w:bCs/>
               </w:rPr>
-              <w:t xml:space="preserve">62%</w:t>
+              <w:t xml:space="preserve">64%</w:t>
             </w:r>
           </w:p>
         </w:tc>
@@ -724,7 +724,7 @@
                 <w:b/>
                 <w:bCs/>
               </w:rPr>
-              <w:t xml:space="preserve">M1.5 Pipeline UI attempt controls added; browser/reset/release gates remain</w:t>
+              <w:t xml:space="preserve">M1.5 reset mechanics added; browser/pixel/release gates remain</w:t>
             </w:r>
           </w:p>
         </w:tc>
@@ -8622,6 +8622,129 @@
         <w:t xml:space="preserve">state setters/manual memoization; not fixed in this M1.5 UI slice to avoid broad refactor.</w:t>
       </w:r>
     </w:p>
+    <w:p>
+      <w:pPr>
+        <w:pStyle w:val="Compact"/>
+        <w:numPr>
+          <w:ilvl w:val="0"/>
+          <w:numId w:val="1347"/>
+        </w:numPr>
+      </w:pPr>
+      <w:r>
+        <w:t xml:space="preserve">Added inbound SMS engagement reset helper for active deals linked by</w:t>
+      </w:r>
+      <w:r>
+        <w:t xml:space="preserve"> </w:t>
+      </w:r>
+      <w:r>
+        <w:rPr>
+          <w:rStyle w:val="VerbatimChar"/>
+        </w:rPr>
+        <w:t xml:space="preserve">smsConversationId</w:t>
+      </w:r>
+      <w:r>
+        <w:t xml:space="preserve"> </w:t>
+      </w:r>
+      <w:r>
+        <w:t xml:space="preserve">/</w:t>
+      </w:r>
+      <w:r>
+        <w:t xml:space="preserve"> </w:t>
+      </w:r>
+      <w:r>
+        <w:rPr>
+          <w:rStyle w:val="VerbatimChar"/>
+        </w:rPr>
+        <w:t xml:space="preserve">leadId</w:t>
+      </w:r>
+      <w:r>
+        <w:t xml:space="preserve">, plus matched client deal fallback.</w:t>
+      </w:r>
+    </w:p>
+    <w:p>
+      <w:pPr>
+        <w:pStyle w:val="Compact"/>
+        <w:numPr>
+          <w:ilvl w:val="0"/>
+          <w:numId w:val="1348"/>
+        </w:numPr>
+      </w:pPr>
+      <w:r>
+        <w:t xml:space="preserve">Added forward stage move reset in</w:t>
+      </w:r>
+      <w:r>
+        <w:t xml:space="preserve"> </w:t>
+      </w:r>
+      <w:r>
+        <w:rPr>
+          <w:rStyle w:val="VerbatimChar"/>
+        </w:rPr>
+        <w:t xml:space="preserve">moveDeal</w:t>
+      </w:r>
+      <w:r>
+        <w:t xml:space="preserve"> </w:t>
+      </w:r>
+      <w:r>
+        <w:t xml:space="preserve">with</w:t>
+      </w:r>
+      <w:r>
+        <w:t xml:space="preserve"> </w:t>
+      </w:r>
+      <w:r>
+        <w:rPr>
+          <w:rStyle w:val="VerbatimChar"/>
+        </w:rPr>
+        <w:t xml:space="preserve">engagement_reset</w:t>
+      </w:r>
+      <w:r>
+        <w:t xml:space="preserve"> </w:t>
+      </w:r>
+      <w:r>
+        <w:t xml:space="preserve">audit metadata.</w:t>
+      </w:r>
+    </w:p>
+    <w:p>
+      <w:pPr>
+        <w:pStyle w:val="Compact"/>
+        <w:numPr>
+          <w:ilvl w:val="0"/>
+          <w:numId w:val="1349"/>
+        </w:numPr>
+      </w:pPr>
+      <w:r>
+        <w:t xml:space="preserve">Validation passed:</w:t>
+      </w:r>
+      <w:r>
+        <w:t xml:space="preserve"> </w:t>
+      </w:r>
+      <w:r>
+        <w:rPr>
+          <w:rStyle w:val="VerbatimChar"/>
+        </w:rPr>
+        <w:t xml:space="preserve">cd server &amp;&amp; npx vitest run tests/dealContactAttempts.test.ts tests/dealControllerScope.test.ts tests/dealScopePolicy.test.ts</w:t>
+      </w:r>
+      <w:r>
+        <w:t xml:space="preserve"> </w:t>
+      </w:r>
+      <w:r>
+        <w:t xml:space="preserve">— 16/16 passed;</w:t>
+      </w:r>
+      <w:r>
+        <w:t xml:space="preserve"> </w:t>
+      </w:r>
+      <w:r>
+        <w:rPr>
+          <w:rStyle w:val="VerbatimChar"/>
+        </w:rPr>
+        <w:t xml:space="preserve">cd server &amp;&amp; npm run build</w:t>
+      </w:r>
+      <w:r>
+        <w:t xml:space="preserve"> </w:t>
+      </w:r>
+      <w:r>
+        <w:t xml:space="preserve">passed; targeted backend ESLint 0 errors / existing warnings only.</w:t>
+      </w:r>
+    </w:p>
     <w:bookmarkEnd w:id="49"/>
     <w:bookmarkStart w:id="50" w:name="data-and-backend"/>
     <w:p>
@@ -8637,7 +8760,7 @@
         <w:pStyle w:val="Compact"/>
         <w:numPr>
           <w:ilvl w:val="0"/>
-          <w:numId w:val="1347"/>
+          <w:numId w:val="1350"/>
         </w:numPr>
       </w:pPr>
       <w:r>
@@ -8676,7 +8799,7 @@
         <w:pStyle w:val="Compact"/>
         <w:numPr>
           <w:ilvl w:val="0"/>
-          <w:numId w:val="1348"/>
+          <w:numId w:val="1351"/>
         </w:numPr>
       </w:pPr>
       <w:r>
@@ -8715,7 +8838,7 @@
         <w:pStyle w:val="Compact"/>
         <w:numPr>
           <w:ilvl w:val="0"/>
-          <w:numId w:val="1349"/>
+          <w:numId w:val="1352"/>
         </w:numPr>
       </w:pPr>
       <w:r>
@@ -8739,7 +8862,7 @@
         <w:pStyle w:val="Compact"/>
         <w:numPr>
           <w:ilvl w:val="0"/>
-          <w:numId w:val="1350"/>
+          <w:numId w:val="1353"/>
         </w:numPr>
       </w:pPr>
       <w:r>
@@ -8796,7 +8919,7 @@
         <w:pStyle w:val="Compact"/>
         <w:numPr>
           <w:ilvl w:val="0"/>
-          <w:numId w:val="1351"/>
+          <w:numId w:val="1354"/>
         </w:numPr>
       </w:pPr>
       <w:r>
@@ -8820,7 +8943,7 @@
         <w:pStyle w:val="Compact"/>
         <w:numPr>
           <w:ilvl w:val="0"/>
-          <w:numId w:val="1352"/>
+          <w:numId w:val="1355"/>
         </w:numPr>
       </w:pPr>
       <w:r>
@@ -8832,7 +8955,7 @@
         <w:pStyle w:val="Compact"/>
         <w:numPr>
           <w:ilvl w:val="1"/>
-          <w:numId w:val="1353"/>
+          <w:numId w:val="1356"/>
         </w:numPr>
       </w:pPr>
       <w:r>
@@ -8844,7 +8967,7 @@
         <w:pStyle w:val="Compact"/>
         <w:numPr>
           <w:ilvl w:val="1"/>
-          <w:numId w:val="1353"/>
+          <w:numId w:val="1356"/>
         </w:numPr>
       </w:pPr>
       <w:r>
@@ -8856,7 +8979,7 @@
         <w:pStyle w:val="Compact"/>
         <w:numPr>
           <w:ilvl w:val="1"/>
-          <w:numId w:val="1353"/>
+          <w:numId w:val="1356"/>
         </w:numPr>
       </w:pPr>
       <w:r>
@@ -8868,7 +8991,7 @@
         <w:pStyle w:val="Compact"/>
         <w:numPr>
           <w:ilvl w:val="1"/>
-          <w:numId w:val="1353"/>
+          <w:numId w:val="1356"/>
         </w:numPr>
       </w:pPr>
       <w:r>
@@ -8880,7 +9003,7 @@
         <w:pStyle w:val="Compact"/>
         <w:numPr>
           <w:ilvl w:val="1"/>
-          <w:numId w:val="1353"/>
+          <w:numId w:val="1356"/>
         </w:numPr>
       </w:pPr>
       <w:r>
@@ -8892,7 +9015,7 @@
         <w:pStyle w:val="Compact"/>
         <w:numPr>
           <w:ilvl w:val="0"/>
-          <w:numId w:val="1354"/>
+          <w:numId w:val="1357"/>
         </w:numPr>
       </w:pPr>
       <w:r>
@@ -8937,7 +9060,7 @@
         <w:pStyle w:val="Compact"/>
         <w:numPr>
           <w:ilvl w:val="0"/>
-          <w:numId w:val="1355"/>
+          <w:numId w:val="1358"/>
         </w:numPr>
       </w:pPr>
       <w:r>
@@ -8970,7 +9093,7 @@
         <w:pStyle w:val="Compact"/>
         <w:numPr>
           <w:ilvl w:val="0"/>
-          <w:numId w:val="1356"/>
+          <w:numId w:val="1359"/>
         </w:numPr>
       </w:pPr>
       <w:r>
@@ -9003,7 +9126,7 @@
         <w:pStyle w:val="Compact"/>
         <w:numPr>
           <w:ilvl w:val="0"/>
-          <w:numId w:val="1357"/>
+          <w:numId w:val="1360"/>
         </w:numPr>
       </w:pPr>
       <w:r>
@@ -9030,7 +9153,7 @@
         <w:pStyle w:val="Compact"/>
         <w:numPr>
           <w:ilvl w:val="0"/>
-          <w:numId w:val="1358"/>
+          <w:numId w:val="1361"/>
         </w:numPr>
       </w:pPr>
       <w:r>
@@ -9042,7 +9165,7 @@
         <w:pStyle w:val="Compact"/>
         <w:numPr>
           <w:ilvl w:val="0"/>
-          <w:numId w:val="1359"/>
+          <w:numId w:val="1362"/>
         </w:numPr>
       </w:pPr>
       <w:r>
@@ -9054,7 +9177,7 @@
         <w:pStyle w:val="Compact"/>
         <w:numPr>
           <w:ilvl w:val="0"/>
-          <w:numId w:val="1360"/>
+          <w:numId w:val="1363"/>
         </w:numPr>
       </w:pPr>
       <w:r>
@@ -9066,7 +9189,7 @@
         <w:pStyle w:val="Compact"/>
         <w:numPr>
           <w:ilvl w:val="0"/>
-          <w:numId w:val="1361"/>
+          <w:numId w:val="1364"/>
         </w:numPr>
       </w:pPr>
       <w:r>
@@ -9078,7 +9201,7 @@
         <w:pStyle w:val="Compact"/>
         <w:numPr>
           <w:ilvl w:val="0"/>
-          <w:numId w:val="1362"/>
+          <w:numId w:val="1365"/>
         </w:numPr>
       </w:pPr>
       <w:r>
@@ -9105,7 +9228,7 @@
         <w:pStyle w:val="Compact"/>
         <w:numPr>
           <w:ilvl w:val="0"/>
-          <w:numId w:val="1363"/>
+          <w:numId w:val="1366"/>
         </w:numPr>
       </w:pPr>
       <w:r>
@@ -9127,7 +9250,7 @@
         <w:pStyle w:val="Compact"/>
         <w:numPr>
           <w:ilvl w:val="0"/>
-          <w:numId w:val="1364"/>
+          <w:numId w:val="1367"/>
         </w:numPr>
       </w:pPr>
       <w:r>
@@ -9139,7 +9262,7 @@
         <w:pStyle w:val="Compact"/>
         <w:numPr>
           <w:ilvl w:val="0"/>
-          <w:numId w:val="1365"/>
+          <w:numId w:val="1368"/>
         </w:numPr>
       </w:pPr>
       <w:r>
@@ -9151,7 +9274,7 @@
         <w:pStyle w:val="Compact"/>
         <w:numPr>
           <w:ilvl w:val="0"/>
-          <w:numId w:val="1366"/>
+          <w:numId w:val="1369"/>
         </w:numPr>
       </w:pPr>
       <w:r>
@@ -9163,7 +9286,7 @@
         <w:pStyle w:val="Compact"/>
         <w:numPr>
           <w:ilvl w:val="0"/>
-          <w:numId w:val="1367"/>
+          <w:numId w:val="1370"/>
         </w:numPr>
       </w:pPr>
       <w:r>
@@ -9187,7 +9310,7 @@
         <w:pStyle w:val="Compact"/>
         <w:numPr>
           <w:ilvl w:val="0"/>
-          <w:numId w:val="1368"/>
+          <w:numId w:val="1371"/>
         </w:numPr>
       </w:pPr>
       <w:r>
@@ -9199,7 +9322,7 @@
         <w:pStyle w:val="Compact"/>
         <w:numPr>
           <w:ilvl w:val="1"/>
-          <w:numId w:val="1369"/>
+          <w:numId w:val="1372"/>
         </w:numPr>
       </w:pPr>
       <w:r>
@@ -9211,7 +9334,7 @@
         <w:pStyle w:val="Compact"/>
         <w:numPr>
           <w:ilvl w:val="1"/>
-          <w:numId w:val="1369"/>
+          <w:numId w:val="1372"/>
         </w:numPr>
       </w:pPr>
       <w:r>
@@ -9223,7 +9346,7 @@
         <w:pStyle w:val="Compact"/>
         <w:numPr>
           <w:ilvl w:val="1"/>
-          <w:numId w:val="1369"/>
+          <w:numId w:val="1372"/>
         </w:numPr>
       </w:pPr>
       <w:r>
@@ -9235,7 +9358,7 @@
         <w:pStyle w:val="Compact"/>
         <w:numPr>
           <w:ilvl w:val="0"/>
-          <w:numId w:val="1370"/>
+          <w:numId w:val="1373"/>
         </w:numPr>
       </w:pPr>
       <w:r>
@@ -9277,7 +9400,7 @@
         <w:pStyle w:val="Compact"/>
         <w:numPr>
           <w:ilvl w:val="0"/>
-          <w:numId w:val="1371"/>
+          <w:numId w:val="1374"/>
         </w:numPr>
       </w:pPr>
       <w:r>
@@ -9329,7 +9452,7 @@
         <w:pStyle w:val="Compact"/>
         <w:numPr>
           <w:ilvl w:val="0"/>
-          <w:numId w:val="1372"/>
+          <w:numId w:val="1375"/>
         </w:numPr>
       </w:pPr>
       <w:r>
@@ -9341,7 +9464,7 @@
         <w:pStyle w:val="Compact"/>
         <w:numPr>
           <w:ilvl w:val="0"/>
-          <w:numId w:val="1373"/>
+          <w:numId w:val="1376"/>
         </w:numPr>
       </w:pPr>
       <w:r>
@@ -9353,7 +9476,7 @@
         <w:pStyle w:val="Compact"/>
         <w:numPr>
           <w:ilvl w:val="0"/>
-          <w:numId w:val="1374"/>
+          <w:numId w:val="1377"/>
         </w:numPr>
       </w:pPr>
       <w:r>
@@ -9365,7 +9488,7 @@
         <w:pStyle w:val="Compact"/>
         <w:numPr>
           <w:ilvl w:val="0"/>
-          <w:numId w:val="1375"/>
+          <w:numId w:val="1378"/>
         </w:numPr>
       </w:pPr>
       <w:r>
@@ -9377,7 +9500,7 @@
         <w:pStyle w:val="Compact"/>
         <w:numPr>
           <w:ilvl w:val="0"/>
-          <w:numId w:val="1376"/>
+          <w:numId w:val="1379"/>
         </w:numPr>
       </w:pPr>
       <w:r>
@@ -9389,7 +9512,7 @@
         <w:pStyle w:val="Compact"/>
         <w:numPr>
           <w:ilvl w:val="0"/>
-          <w:numId w:val="1377"/>
+          <w:numId w:val="1380"/>
         </w:numPr>
       </w:pPr>
       <w:r>
@@ -9401,7 +9524,7 @@
         <w:pStyle w:val="Compact"/>
         <w:numPr>
           <w:ilvl w:val="0"/>
-          <w:numId w:val="1378"/>
+          <w:numId w:val="1381"/>
         </w:numPr>
       </w:pPr>
       <w:r>
@@ -9413,7 +9536,7 @@
         <w:pStyle w:val="Compact"/>
         <w:numPr>
           <w:ilvl w:val="0"/>
-          <w:numId w:val="1379"/>
+          <w:numId w:val="1382"/>
         </w:numPr>
       </w:pPr>
       <w:r>
@@ -9425,7 +9548,7 @@
         <w:pStyle w:val="Compact"/>
         <w:numPr>
           <w:ilvl w:val="0"/>
-          <w:numId w:val="1380"/>
+          <w:numId w:val="1383"/>
         </w:numPr>
       </w:pPr>
       <w:r>
@@ -9457,7 +9580,7 @@
         <w:pStyle w:val="Compact"/>
         <w:numPr>
           <w:ilvl w:val="0"/>
-          <w:numId w:val="1381"/>
+          <w:numId w:val="1384"/>
         </w:numPr>
       </w:pPr>
       <w:r>
@@ -9469,7 +9592,7 @@
         <w:pStyle w:val="Compact"/>
         <w:numPr>
           <w:ilvl w:val="0"/>
-          <w:numId w:val="1382"/>
+          <w:numId w:val="1385"/>
         </w:numPr>
       </w:pPr>
       <w:r>
@@ -9481,7 +9604,7 @@
         <w:pStyle w:val="Compact"/>
         <w:numPr>
           <w:ilvl w:val="0"/>
-          <w:numId w:val="1383"/>
+          <w:numId w:val="1386"/>
         </w:numPr>
       </w:pPr>
       <w:r>
@@ -9493,7 +9616,7 @@
         <w:pStyle w:val="Compact"/>
         <w:numPr>
           <w:ilvl w:val="0"/>
-          <w:numId w:val="1384"/>
+          <w:numId w:val="1387"/>
         </w:numPr>
       </w:pPr>
       <w:r>
@@ -9505,7 +9628,7 @@
         <w:pStyle w:val="Compact"/>
         <w:numPr>
           <w:ilvl w:val="0"/>
-          <w:numId w:val="1385"/>
+          <w:numId w:val="1388"/>
         </w:numPr>
       </w:pPr>
       <w:r>
@@ -9517,7 +9640,7 @@
         <w:pStyle w:val="Compact"/>
         <w:numPr>
           <w:ilvl w:val="0"/>
-          <w:numId w:val="1386"/>
+          <w:numId w:val="1389"/>
         </w:numPr>
       </w:pPr>
       <w:r>
@@ -9529,7 +9652,7 @@
         <w:pStyle w:val="Compact"/>
         <w:numPr>
           <w:ilvl w:val="0"/>
-          <w:numId w:val="1387"/>
+          <w:numId w:val="1390"/>
         </w:numPr>
       </w:pPr>
       <w:r>
@@ -9541,7 +9664,7 @@
         <w:pStyle w:val="Compact"/>
         <w:numPr>
           <w:ilvl w:val="0"/>
-          <w:numId w:val="1388"/>
+          <w:numId w:val="1391"/>
         </w:numPr>
       </w:pPr>
       <w:r>
@@ -9553,7 +9676,7 @@
         <w:pStyle w:val="Compact"/>
         <w:numPr>
           <w:ilvl w:val="0"/>
-          <w:numId w:val="1389"/>
+          <w:numId w:val="1392"/>
         </w:numPr>
       </w:pPr>
       <w:r>
@@ -9565,7 +9688,7 @@
         <w:pStyle w:val="Compact"/>
         <w:numPr>
           <w:ilvl w:val="0"/>
-          <w:numId w:val="1390"/>
+          <w:numId w:val="1393"/>
         </w:numPr>
       </w:pPr>
       <w:r>
@@ -9577,7 +9700,7 @@
         <w:pStyle w:val="Compact"/>
         <w:numPr>
           <w:ilvl w:val="0"/>
-          <w:numId w:val="1391"/>
+          <w:numId w:val="1394"/>
         </w:numPr>
       </w:pPr>
       <w:r>
@@ -9589,7 +9712,7 @@
         <w:pStyle w:val="Compact"/>
         <w:numPr>
           <w:ilvl w:val="0"/>
-          <w:numId w:val="1392"/>
+          <w:numId w:val="1395"/>
         </w:numPr>
       </w:pPr>
       <w:r>
@@ -9601,7 +9724,7 @@
         <w:pStyle w:val="Compact"/>
         <w:numPr>
           <w:ilvl w:val="0"/>
-          <w:numId w:val="1393"/>
+          <w:numId w:val="1396"/>
         </w:numPr>
       </w:pPr>
       <w:r>
@@ -9613,7 +9736,7 @@
         <w:pStyle w:val="Compact"/>
         <w:numPr>
           <w:ilvl w:val="0"/>
-          <w:numId w:val="1394"/>
+          <w:numId w:val="1397"/>
         </w:numPr>
       </w:pPr>
       <w:r>
@@ -9625,7 +9748,7 @@
         <w:pStyle w:val="Compact"/>
         <w:numPr>
           <w:ilvl w:val="0"/>
-          <w:numId w:val="1395"/>
+          <w:numId w:val="1398"/>
         </w:numPr>
       </w:pPr>
       <w:r>
@@ -9647,7 +9770,7 @@
         <w:pStyle w:val="Compact"/>
         <w:numPr>
           <w:ilvl w:val="0"/>
-          <w:numId w:val="1396"/>
+          <w:numId w:val="1399"/>
         </w:numPr>
       </w:pPr>
       <w:r>
@@ -9659,7 +9782,7 @@
         <w:pStyle w:val="Compact"/>
         <w:numPr>
           <w:ilvl w:val="0"/>
-          <w:numId w:val="1397"/>
+          <w:numId w:val="1400"/>
         </w:numPr>
       </w:pPr>
       <w:r>
@@ -9671,7 +9794,7 @@
         <w:pStyle w:val="Compact"/>
         <w:numPr>
           <w:ilvl w:val="0"/>
-          <w:numId w:val="1398"/>
+          <w:numId w:val="1401"/>
         </w:numPr>
       </w:pPr>
       <w:r>
@@ -9683,7 +9806,7 @@
         <w:pStyle w:val="Compact"/>
         <w:numPr>
           <w:ilvl w:val="0"/>
-          <w:numId w:val="1399"/>
+          <w:numId w:val="1402"/>
         </w:numPr>
       </w:pPr>
       <w:r>
@@ -9695,7 +9818,7 @@
         <w:pStyle w:val="Compact"/>
         <w:numPr>
           <w:ilvl w:val="0"/>
-          <w:numId w:val="1400"/>
+          <w:numId w:val="1403"/>
         </w:numPr>
       </w:pPr>
       <w:r>
@@ -9707,7 +9830,7 @@
         <w:pStyle w:val="Compact"/>
         <w:numPr>
           <w:ilvl w:val="0"/>
-          <w:numId w:val="1401"/>
+          <w:numId w:val="1404"/>
         </w:numPr>
       </w:pPr>
       <w:r>
@@ -9719,7 +9842,7 @@
         <w:pStyle w:val="Compact"/>
         <w:numPr>
           <w:ilvl w:val="0"/>
-          <w:numId w:val="1402"/>
+          <w:numId w:val="1405"/>
         </w:numPr>
       </w:pPr>
       <w:r>
@@ -9741,7 +9864,7 @@
         <w:pStyle w:val="Compact"/>
         <w:numPr>
           <w:ilvl w:val="0"/>
-          <w:numId w:val="1403"/>
+          <w:numId w:val="1406"/>
         </w:numPr>
       </w:pPr>
       <w:r>
@@ -9753,7 +9876,7 @@
         <w:pStyle w:val="Compact"/>
         <w:numPr>
           <w:ilvl w:val="0"/>
-          <w:numId w:val="1404"/>
+          <w:numId w:val="1407"/>
         </w:numPr>
       </w:pPr>
       <w:r>
@@ -9765,7 +9888,7 @@
         <w:pStyle w:val="Compact"/>
         <w:numPr>
           <w:ilvl w:val="0"/>
-          <w:numId w:val="1405"/>
+          <w:numId w:val="1408"/>
         </w:numPr>
       </w:pPr>
       <w:r>
@@ -9777,7 +9900,7 @@
         <w:pStyle w:val="Compact"/>
         <w:numPr>
           <w:ilvl w:val="0"/>
-          <w:numId w:val="1406"/>
+          <w:numId w:val="1409"/>
         </w:numPr>
       </w:pPr>
       <w:r>
@@ -9789,7 +9912,7 @@
         <w:pStyle w:val="Compact"/>
         <w:numPr>
           <w:ilvl w:val="0"/>
-          <w:numId w:val="1407"/>
+          <w:numId w:val="1410"/>
         </w:numPr>
       </w:pPr>
       <w:r>
@@ -9801,7 +9924,7 @@
         <w:pStyle w:val="Compact"/>
         <w:numPr>
           <w:ilvl w:val="0"/>
-          <w:numId w:val="1408"/>
+          <w:numId w:val="1411"/>
         </w:numPr>
       </w:pPr>
       <w:r>
@@ -9813,7 +9936,7 @@
         <w:pStyle w:val="Compact"/>
         <w:numPr>
           <w:ilvl w:val="0"/>
-          <w:numId w:val="1409"/>
+          <w:numId w:val="1412"/>
         </w:numPr>
       </w:pPr>
       <w:r>
@@ -9845,7 +9968,7 @@
         <w:pStyle w:val="Compact"/>
         <w:numPr>
           <w:ilvl w:val="0"/>
-          <w:numId w:val="1410"/>
+          <w:numId w:val="1413"/>
         </w:numPr>
       </w:pPr>
       <w:r>
@@ -9917,7 +10040,7 @@
         <w:pStyle w:val="Compact"/>
         <w:numPr>
           <w:ilvl w:val="0"/>
-          <w:numId w:val="1411"/>
+          <w:numId w:val="1414"/>
         </w:numPr>
       </w:pPr>
       <w:r>
@@ -9929,7 +10052,7 @@
         <w:pStyle w:val="Compact"/>
         <w:numPr>
           <w:ilvl w:val="0"/>
-          <w:numId w:val="1412"/>
+          <w:numId w:val="1415"/>
         </w:numPr>
       </w:pPr>
       <w:r>
@@ -9956,7 +10079,7 @@
         <w:pStyle w:val="Compact"/>
         <w:numPr>
           <w:ilvl w:val="0"/>
-          <w:numId w:val="1413"/>
+          <w:numId w:val="1416"/>
         </w:numPr>
       </w:pPr>
       <w:r>
@@ -10010,7 +10133,7 @@
         <w:pStyle w:val="Compact"/>
         <w:numPr>
           <w:ilvl w:val="0"/>
-          <w:numId w:val="1414"/>
+          <w:numId w:val="1417"/>
         </w:numPr>
       </w:pPr>
       <w:r>
@@ -10022,7 +10145,7 @@
         <w:pStyle w:val="Compact"/>
         <w:numPr>
           <w:ilvl w:val="0"/>
-          <w:numId w:val="1415"/>
+          <w:numId w:val="1418"/>
         </w:numPr>
       </w:pPr>
       <w:r>
@@ -10044,7 +10167,7 @@
         <w:pStyle w:val="Compact"/>
         <w:numPr>
           <w:ilvl w:val="0"/>
-          <w:numId w:val="1416"/>
+          <w:numId w:val="1419"/>
         </w:numPr>
       </w:pPr>
       <w:r>
@@ -10095,7 +10218,7 @@
         <w:pStyle w:val="Compact"/>
         <w:numPr>
           <w:ilvl w:val="0"/>
-          <w:numId w:val="1417"/>
+          <w:numId w:val="1420"/>
         </w:numPr>
       </w:pPr>
       <w:r>
@@ -10122,7 +10245,7 @@
         <w:pStyle w:val="Compact"/>
         <w:numPr>
           <w:ilvl w:val="0"/>
-          <w:numId w:val="1418"/>
+          <w:numId w:val="1421"/>
         </w:numPr>
       </w:pPr>
       <w:r>
@@ -10134,7 +10257,7 @@
         <w:pStyle w:val="Compact"/>
         <w:numPr>
           <w:ilvl w:val="0"/>
-          <w:numId w:val="1419"/>
+          <w:numId w:val="1422"/>
         </w:numPr>
       </w:pPr>
       <w:r>
@@ -10161,7 +10284,7 @@
         <w:pStyle w:val="Compact"/>
         <w:numPr>
           <w:ilvl w:val="0"/>
-          <w:numId w:val="1420"/>
+          <w:numId w:val="1423"/>
         </w:numPr>
       </w:pPr>
       <w:r>
@@ -10173,7 +10296,7 @@
         <w:pStyle w:val="Compact"/>
         <w:numPr>
           <w:ilvl w:val="0"/>
-          <w:numId w:val="1421"/>
+          <w:numId w:val="1424"/>
         </w:numPr>
       </w:pPr>
       <w:r>
@@ -10185,7 +10308,7 @@
         <w:pStyle w:val="Compact"/>
         <w:numPr>
           <w:ilvl w:val="0"/>
-          <w:numId w:val="1422"/>
+          <w:numId w:val="1425"/>
         </w:numPr>
       </w:pPr>
       <w:r>
@@ -10207,7 +10330,7 @@
         <w:pStyle w:val="Compact"/>
         <w:numPr>
           <w:ilvl w:val="0"/>
-          <w:numId w:val="1423"/>
+          <w:numId w:val="1426"/>
         </w:numPr>
       </w:pPr>
       <w:r>
@@ -10231,7 +10354,7 @@
         <w:pStyle w:val="Compact"/>
         <w:numPr>
           <w:ilvl w:val="0"/>
-          <w:numId w:val="1424"/>
+          <w:numId w:val="1427"/>
         </w:numPr>
       </w:pPr>
       <w:r>
@@ -10255,7 +10378,7 @@
         <w:pStyle w:val="Compact"/>
         <w:numPr>
           <w:ilvl w:val="0"/>
-          <w:numId w:val="1425"/>
+          <w:numId w:val="1428"/>
         </w:numPr>
       </w:pPr>
       <w:r>
@@ -10267,7 +10390,7 @@
         <w:pStyle w:val="Compact"/>
         <w:numPr>
           <w:ilvl w:val="0"/>
-          <w:numId w:val="1426"/>
+          <w:numId w:val="1429"/>
         </w:numPr>
       </w:pPr>
       <w:r>
@@ -10279,7 +10402,7 @@
         <w:pStyle w:val="Compact"/>
         <w:numPr>
           <w:ilvl w:val="0"/>
-          <w:numId w:val="1427"/>
+          <w:numId w:val="1430"/>
         </w:numPr>
       </w:pPr>
       <w:r>
@@ -10291,7 +10414,7 @@
         <w:pStyle w:val="Compact"/>
         <w:numPr>
           <w:ilvl w:val="0"/>
-          <w:numId w:val="1428"/>
+          <w:numId w:val="1431"/>
         </w:numPr>
       </w:pPr>
       <w:r>
@@ -10322,7 +10445,7 @@
         <w:pStyle w:val="Compact"/>
         <w:numPr>
           <w:ilvl w:val="0"/>
-          <w:numId w:val="1429"/>
+          <w:numId w:val="1432"/>
         </w:numPr>
       </w:pPr>
       <w:r>
@@ -10334,7 +10457,7 @@
         <w:pStyle w:val="Compact"/>
         <w:numPr>
           <w:ilvl w:val="0"/>
-          <w:numId w:val="1430"/>
+          <w:numId w:val="1433"/>
         </w:numPr>
       </w:pPr>
       <w:r>
@@ -10346,7 +10469,7 @@
         <w:pStyle w:val="Compact"/>
         <w:numPr>
           <w:ilvl w:val="1"/>
-          <w:numId w:val="1431"/>
+          <w:numId w:val="1434"/>
         </w:numPr>
       </w:pPr>
       <w:r>
@@ -10364,7 +10487,7 @@
         <w:pStyle w:val="Compact"/>
         <w:numPr>
           <w:ilvl w:val="1"/>
-          <w:numId w:val="1431"/>
+          <w:numId w:val="1434"/>
         </w:numPr>
       </w:pPr>
       <w:r>
@@ -10382,7 +10505,7 @@
         <w:pStyle w:val="Compact"/>
         <w:numPr>
           <w:ilvl w:val="1"/>
-          <w:numId w:val="1431"/>
+          <w:numId w:val="1434"/>
         </w:numPr>
       </w:pPr>
       <w:r>
@@ -10400,7 +10523,7 @@
         <w:pStyle w:val="Compact"/>
         <w:numPr>
           <w:ilvl w:val="1"/>
-          <w:numId w:val="1431"/>
+          <w:numId w:val="1434"/>
         </w:numPr>
       </w:pPr>
       <w:r>
@@ -10418,7 +10541,7 @@
         <w:pStyle w:val="Compact"/>
         <w:numPr>
           <w:ilvl w:val="0"/>
-          <w:numId w:val="1432"/>
+          <w:numId w:val="1435"/>
         </w:numPr>
       </w:pPr>
       <w:r>
@@ -10430,7 +10553,7 @@
         <w:pStyle w:val="Compact"/>
         <w:numPr>
           <w:ilvl w:val="0"/>
-          <w:numId w:val="1433"/>
+          <w:numId w:val="1436"/>
         </w:numPr>
       </w:pPr>
       <w:r>
@@ -10442,7 +10565,7 @@
         <w:pStyle w:val="Compact"/>
         <w:numPr>
           <w:ilvl w:val="0"/>
-          <w:numId w:val="1434"/>
+          <w:numId w:val="1437"/>
         </w:numPr>
       </w:pPr>
       <w:r>
@@ -10464,7 +10587,7 @@
         <w:pStyle w:val="Compact"/>
         <w:numPr>
           <w:ilvl w:val="0"/>
-          <w:numId w:val="1435"/>
+          <w:numId w:val="1438"/>
         </w:numPr>
       </w:pPr>
       <w:r>
@@ -10476,7 +10599,7 @@
         <w:pStyle w:val="Compact"/>
         <w:numPr>
           <w:ilvl w:val="0"/>
-          <w:numId w:val="1436"/>
+          <w:numId w:val="1439"/>
         </w:numPr>
       </w:pPr>
       <w:r>
@@ -10488,7 +10611,7 @@
         <w:pStyle w:val="Compact"/>
         <w:numPr>
           <w:ilvl w:val="0"/>
-          <w:numId w:val="1437"/>
+          <w:numId w:val="1440"/>
         </w:numPr>
       </w:pPr>
       <w:r>
@@ -10500,7 +10623,7 @@
         <w:pStyle w:val="Compact"/>
         <w:numPr>
           <w:ilvl w:val="0"/>
-          <w:numId w:val="1438"/>
+          <w:numId w:val="1441"/>
         </w:numPr>
       </w:pPr>
       <w:r>
@@ -10512,7 +10635,7 @@
         <w:pStyle w:val="Compact"/>
         <w:numPr>
           <w:ilvl w:val="0"/>
-          <w:numId w:val="1439"/>
+          <w:numId w:val="1442"/>
         </w:numPr>
       </w:pPr>
       <w:r>
@@ -10524,7 +10647,7 @@
         <w:pStyle w:val="Compact"/>
         <w:numPr>
           <w:ilvl w:val="0"/>
-          <w:numId w:val="1440"/>
+          <w:numId w:val="1443"/>
         </w:numPr>
       </w:pPr>
       <w:r>
@@ -10536,7 +10659,7 @@
         <w:pStyle w:val="Compact"/>
         <w:numPr>
           <w:ilvl w:val="0"/>
-          <w:numId w:val="1441"/>
+          <w:numId w:val="1444"/>
         </w:numPr>
       </w:pPr>
       <w:r>
@@ -10548,7 +10671,7 @@
         <w:pStyle w:val="Compact"/>
         <w:numPr>
           <w:ilvl w:val="0"/>
-          <w:numId w:val="1442"/>
+          <w:numId w:val="1445"/>
         </w:numPr>
       </w:pPr>
       <w:r>
@@ -10560,7 +10683,7 @@
         <w:pStyle w:val="Compact"/>
         <w:numPr>
           <w:ilvl w:val="0"/>
-          <w:numId w:val="1443"/>
+          <w:numId w:val="1446"/>
         </w:numPr>
       </w:pPr>
       <w:r>
@@ -10592,7 +10715,7 @@
         <w:pStyle w:val="Compact"/>
         <w:numPr>
           <w:ilvl w:val="0"/>
-          <w:numId w:val="1444"/>
+          <w:numId w:val="1447"/>
         </w:numPr>
       </w:pPr>
       <w:r>
@@ -10619,7 +10742,7 @@
         <w:pStyle w:val="Compact"/>
         <w:numPr>
           <w:ilvl w:val="0"/>
-          <w:numId w:val="1445"/>
+          <w:numId w:val="1448"/>
         </w:numPr>
       </w:pPr>
       <w:r>
@@ -10691,7 +10814,7 @@
         <w:pStyle w:val="Compact"/>
         <w:numPr>
           <w:ilvl w:val="0"/>
-          <w:numId w:val="1446"/>
+          <w:numId w:val="1449"/>
         </w:numPr>
       </w:pPr>
       <w:r>
@@ -10718,7 +10841,7 @@
         <w:pStyle w:val="Compact"/>
         <w:numPr>
           <w:ilvl w:val="0"/>
-          <w:numId w:val="1447"/>
+          <w:numId w:val="1450"/>
         </w:numPr>
       </w:pPr>
       <w:r>
@@ -10730,7 +10853,7 @@
         <w:pStyle w:val="Compact"/>
         <w:numPr>
           <w:ilvl w:val="0"/>
-          <w:numId w:val="1448"/>
+          <w:numId w:val="1451"/>
         </w:numPr>
       </w:pPr>
       <w:r>
@@ -10757,7 +10880,7 @@
         <w:pStyle w:val="Compact"/>
         <w:numPr>
           <w:ilvl w:val="0"/>
-          <w:numId w:val="1449"/>
+          <w:numId w:val="1452"/>
         </w:numPr>
       </w:pPr>
       <w:r>
@@ -10769,7 +10892,7 @@
         <w:pStyle w:val="Compact"/>
         <w:numPr>
           <w:ilvl w:val="0"/>
-          <w:numId w:val="1450"/>
+          <w:numId w:val="1453"/>
         </w:numPr>
       </w:pPr>
       <w:r>
@@ -10796,7 +10919,7 @@
         <w:pStyle w:val="Compact"/>
         <w:numPr>
           <w:ilvl w:val="0"/>
-          <w:numId w:val="1451"/>
+          <w:numId w:val="1454"/>
         </w:numPr>
       </w:pPr>
       <w:r>
@@ -10838,7 +10961,7 @@
         <w:pStyle w:val="Compact"/>
         <w:numPr>
           <w:ilvl w:val="0"/>
-          <w:numId w:val="1452"/>
+          <w:numId w:val="1455"/>
         </w:numPr>
       </w:pPr>
       <w:r>
@@ -10874,7 +10997,7 @@
         <w:pStyle w:val="Compact"/>
         <w:numPr>
           <w:ilvl w:val="0"/>
-          <w:numId w:val="1453"/>
+          <w:numId w:val="1456"/>
         </w:numPr>
       </w:pPr>
       <w:r>
@@ -10896,7 +11019,7 @@
         <w:pStyle w:val="Compact"/>
         <w:numPr>
           <w:ilvl w:val="0"/>
-          <w:numId w:val="1454"/>
+          <w:numId w:val="1457"/>
         </w:numPr>
       </w:pPr>
       <w:r>
@@ -10908,7 +11031,7 @@
         <w:pStyle w:val="Compact"/>
         <w:numPr>
           <w:ilvl w:val="0"/>
-          <w:numId w:val="1455"/>
+          <w:numId w:val="1458"/>
         </w:numPr>
       </w:pPr>
       <w:r>
@@ -10920,7 +11043,7 @@
         <w:pStyle w:val="Compact"/>
         <w:numPr>
           <w:ilvl w:val="1"/>
-          <w:numId w:val="1456"/>
+          <w:numId w:val="1459"/>
         </w:numPr>
       </w:pPr>
       <w:r>
@@ -10932,7 +11055,7 @@
         <w:pStyle w:val="Compact"/>
         <w:numPr>
           <w:ilvl w:val="1"/>
-          <w:numId w:val="1456"/>
+          <w:numId w:val="1459"/>
         </w:numPr>
       </w:pPr>
       <w:r>
@@ -10944,7 +11067,7 @@
         <w:pStyle w:val="Compact"/>
         <w:numPr>
           <w:ilvl w:val="1"/>
-          <w:numId w:val="1456"/>
+          <w:numId w:val="1459"/>
         </w:numPr>
       </w:pPr>
       <w:r>
@@ -10956,7 +11079,7 @@
         <w:pStyle w:val="Compact"/>
         <w:numPr>
           <w:ilvl w:val="1"/>
-          <w:numId w:val="1456"/>
+          <w:numId w:val="1459"/>
         </w:numPr>
       </w:pPr>
       <w:r>
@@ -10968,7 +11091,7 @@
         <w:pStyle w:val="Compact"/>
         <w:numPr>
           <w:ilvl w:val="1"/>
-          <w:numId w:val="1456"/>
+          <w:numId w:val="1459"/>
         </w:numPr>
       </w:pPr>
       <w:r>
@@ -10980,7 +11103,7 @@
         <w:pStyle w:val="Compact"/>
         <w:numPr>
           <w:ilvl w:val="1"/>
-          <w:numId w:val="1456"/>
+          <w:numId w:val="1459"/>
         </w:numPr>
       </w:pPr>
       <w:r>
@@ -10992,7 +11115,7 @@
         <w:pStyle w:val="Compact"/>
         <w:numPr>
           <w:ilvl w:val="1"/>
-          <w:numId w:val="1456"/>
+          <w:numId w:val="1459"/>
         </w:numPr>
       </w:pPr>
       <w:r>
@@ -11004,7 +11127,7 @@
         <w:pStyle w:val="Compact"/>
         <w:numPr>
           <w:ilvl w:val="1"/>
-          <w:numId w:val="1456"/>
+          <w:numId w:val="1459"/>
         </w:numPr>
       </w:pPr>
       <w:r>
@@ -11016,7 +11139,7 @@
         <w:pStyle w:val="Compact"/>
         <w:numPr>
           <w:ilvl w:val="0"/>
-          <w:numId w:val="1457"/>
+          <w:numId w:val="1460"/>
         </w:numPr>
       </w:pPr>
       <w:r>
@@ -11037,7 +11160,7 @@
         <w:pStyle w:val="Compact"/>
         <w:numPr>
           <w:ilvl w:val="0"/>
-          <w:numId w:val="1458"/>
+          <w:numId w:val="1461"/>
         </w:numPr>
       </w:pPr>
       <w:r>
@@ -11061,7 +11184,7 @@
         <w:pStyle w:val="Compact"/>
         <w:numPr>
           <w:ilvl w:val="0"/>
-          <w:numId w:val="1459"/>
+          <w:numId w:val="1462"/>
         </w:numPr>
       </w:pPr>
       <w:r>
@@ -11073,7 +11196,7 @@
         <w:pStyle w:val="Compact"/>
         <w:numPr>
           <w:ilvl w:val="1"/>
-          <w:numId w:val="1460"/>
+          <w:numId w:val="1463"/>
         </w:numPr>
       </w:pPr>
       <w:r>
@@ -11085,7 +11208,7 @@
         <w:pStyle w:val="Compact"/>
         <w:numPr>
           <w:ilvl w:val="1"/>
-          <w:numId w:val="1460"/>
+          <w:numId w:val="1463"/>
         </w:numPr>
       </w:pPr>
       <w:r>
@@ -11097,7 +11220,7 @@
         <w:pStyle w:val="Compact"/>
         <w:numPr>
           <w:ilvl w:val="1"/>
-          <w:numId w:val="1460"/>
+          <w:numId w:val="1463"/>
         </w:numPr>
       </w:pPr>
       <w:r>
@@ -11109,7 +11232,7 @@
         <w:pStyle w:val="Compact"/>
         <w:numPr>
           <w:ilvl w:val="0"/>
-          <w:numId w:val="1461"/>
+          <w:numId w:val="1464"/>
         </w:numPr>
       </w:pPr>
       <w:r>
@@ -11133,7 +11256,7 @@
         <w:pStyle w:val="Compact"/>
         <w:numPr>
           <w:ilvl w:val="0"/>
-          <w:numId w:val="1462"/>
+          <w:numId w:val="1465"/>
         </w:numPr>
       </w:pPr>
       <w:r>
@@ -11145,7 +11268,7 @@
         <w:pStyle w:val="Compact"/>
         <w:numPr>
           <w:ilvl w:val="0"/>
-          <w:numId w:val="1463"/>
+          <w:numId w:val="1466"/>
         </w:numPr>
       </w:pPr>
       <w:r>
@@ -11157,7 +11280,7 @@
         <w:pStyle w:val="Compact"/>
         <w:numPr>
           <w:ilvl w:val="0"/>
-          <w:numId w:val="1464"/>
+          <w:numId w:val="1467"/>
         </w:numPr>
       </w:pPr>
       <w:r>
@@ -11179,7 +11302,7 @@
         <w:pStyle w:val="Compact"/>
         <w:numPr>
           <w:ilvl w:val="0"/>
-          <w:numId w:val="1465"/>
+          <w:numId w:val="1468"/>
         </w:numPr>
       </w:pPr>
       <w:r>
@@ -11191,7 +11314,7 @@
         <w:pStyle w:val="Compact"/>
         <w:numPr>
           <w:ilvl w:val="1"/>
-          <w:numId w:val="1466"/>
+          <w:numId w:val="1469"/>
         </w:numPr>
       </w:pPr>
       <w:r>
@@ -11203,7 +11326,7 @@
         <w:pStyle w:val="Compact"/>
         <w:numPr>
           <w:ilvl w:val="1"/>
-          <w:numId w:val="1466"/>
+          <w:numId w:val="1469"/>
         </w:numPr>
       </w:pPr>
       <w:r>
@@ -11215,7 +11338,7 @@
         <w:pStyle w:val="Compact"/>
         <w:numPr>
           <w:ilvl w:val="1"/>
-          <w:numId w:val="1466"/>
+          <w:numId w:val="1469"/>
         </w:numPr>
       </w:pPr>
       <w:r>
@@ -11227,7 +11350,7 @@
         <w:pStyle w:val="Compact"/>
         <w:numPr>
           <w:ilvl w:val="0"/>
-          <w:numId w:val="1467"/>
+          <w:numId w:val="1470"/>
         </w:numPr>
       </w:pPr>
       <w:r>
@@ -11239,7 +11362,7 @@
         <w:pStyle w:val="Compact"/>
         <w:numPr>
           <w:ilvl w:val="1"/>
-          <w:numId w:val="1468"/>
+          <w:numId w:val="1471"/>
         </w:numPr>
       </w:pPr>
       <w:r>
@@ -11251,7 +11374,7 @@
         <w:pStyle w:val="Compact"/>
         <w:numPr>
           <w:ilvl w:val="1"/>
-          <w:numId w:val="1468"/>
+          <w:numId w:val="1471"/>
         </w:numPr>
       </w:pPr>
       <w:r>
@@ -11263,7 +11386,7 @@
         <w:pStyle w:val="Compact"/>
         <w:numPr>
           <w:ilvl w:val="1"/>
-          <w:numId w:val="1468"/>
+          <w:numId w:val="1471"/>
         </w:numPr>
       </w:pPr>
       <w:r>
@@ -11275,7 +11398,7 @@
         <w:pStyle w:val="Compact"/>
         <w:numPr>
           <w:ilvl w:val="0"/>
-          <w:numId w:val="1469"/>
+          <w:numId w:val="1472"/>
         </w:numPr>
       </w:pPr>
       <w:r>
@@ -11287,7 +11410,7 @@
         <w:pStyle w:val="Compact"/>
         <w:numPr>
           <w:ilvl w:val="0"/>
-          <w:numId w:val="1470"/>
+          <w:numId w:val="1473"/>
         </w:numPr>
       </w:pPr>
       <w:r>
@@ -11299,7 +11422,7 @@
         <w:pStyle w:val="Compact"/>
         <w:numPr>
           <w:ilvl w:val="0"/>
-          <w:numId w:val="1471"/>
+          <w:numId w:val="1474"/>
         </w:numPr>
       </w:pPr>
       <w:r>
@@ -11321,7 +11444,7 @@
         <w:pStyle w:val="Compact"/>
         <w:numPr>
           <w:ilvl w:val="0"/>
-          <w:numId w:val="1472"/>
+          <w:numId w:val="1475"/>
         </w:numPr>
       </w:pPr>
       <w:r>
@@ -11342,7 +11465,7 @@
         <w:pStyle w:val="Compact"/>
         <w:numPr>
           <w:ilvl w:val="0"/>
-          <w:numId w:val="1473"/>
+          <w:numId w:val="1476"/>
         </w:numPr>
       </w:pPr>
       <w:r>
@@ -11354,7 +11477,7 @@
         <w:pStyle w:val="Compact"/>
         <w:numPr>
           <w:ilvl w:val="0"/>
-          <w:numId w:val="1474"/>
+          <w:numId w:val="1477"/>
         </w:numPr>
       </w:pPr>
       <w:r>
@@ -11366,7 +11489,7 @@
         <w:pStyle w:val="Compact"/>
         <w:numPr>
           <w:ilvl w:val="0"/>
-          <w:numId w:val="1475"/>
+          <w:numId w:val="1478"/>
         </w:numPr>
       </w:pPr>
       <w:r>
@@ -11378,7 +11501,7 @@
         <w:pStyle w:val="Compact"/>
         <w:numPr>
           <w:ilvl w:val="0"/>
-          <w:numId w:val="1476"/>
+          <w:numId w:val="1479"/>
         </w:numPr>
       </w:pPr>
       <w:r>
@@ -11390,7 +11513,7 @@
         <w:pStyle w:val="Compact"/>
         <w:numPr>
           <w:ilvl w:val="0"/>
-          <w:numId w:val="1477"/>
+          <w:numId w:val="1480"/>
         </w:numPr>
       </w:pPr>
       <w:r>
@@ -11402,7 +11525,7 @@
         <w:pStyle w:val="Compact"/>
         <w:numPr>
           <w:ilvl w:val="1"/>
-          <w:numId w:val="1478"/>
+          <w:numId w:val="1481"/>
         </w:numPr>
       </w:pPr>
       <w:r>
@@ -11414,7 +11537,7 @@
         <w:pStyle w:val="Compact"/>
         <w:numPr>
           <w:ilvl w:val="1"/>
-          <w:numId w:val="1478"/>
+          <w:numId w:val="1481"/>
         </w:numPr>
       </w:pPr>
       <w:r>
@@ -11426,7 +11549,7 @@
         <w:pStyle w:val="Compact"/>
         <w:numPr>
           <w:ilvl w:val="1"/>
-          <w:numId w:val="1478"/>
+          <w:numId w:val="1481"/>
         </w:numPr>
       </w:pPr>
       <w:r>
@@ -11438,7 +11561,7 @@
         <w:pStyle w:val="Compact"/>
         <w:numPr>
           <w:ilvl w:val="1"/>
-          <w:numId w:val="1478"/>
+          <w:numId w:val="1481"/>
         </w:numPr>
       </w:pPr>
       <w:r>
@@ -11450,7 +11573,7 @@
         <w:pStyle w:val="Compact"/>
         <w:numPr>
           <w:ilvl w:val="1"/>
-          <w:numId w:val="1478"/>
+          <w:numId w:val="1481"/>
         </w:numPr>
       </w:pPr>
       <w:r>
@@ -11462,7 +11585,7 @@
         <w:pStyle w:val="Compact"/>
         <w:numPr>
           <w:ilvl w:val="1"/>
-          <w:numId w:val="1478"/>
+          <w:numId w:val="1481"/>
         </w:numPr>
       </w:pPr>
       <w:r>
@@ -11474,7 +11597,7 @@
         <w:pStyle w:val="Compact"/>
         <w:numPr>
           <w:ilvl w:val="0"/>
-          <w:numId w:val="1479"/>
+          <w:numId w:val="1482"/>
         </w:numPr>
       </w:pPr>
       <w:r>
@@ -11486,7 +11609,7 @@
         <w:pStyle w:val="Compact"/>
         <w:numPr>
           <w:ilvl w:val="0"/>
-          <w:numId w:val="1480"/>
+          <w:numId w:val="1483"/>
         </w:numPr>
       </w:pPr>
       <w:r>
@@ -11508,7 +11631,7 @@
         <w:pStyle w:val="Compact"/>
         <w:numPr>
           <w:ilvl w:val="0"/>
-          <w:numId w:val="1481"/>
+          <w:numId w:val="1484"/>
         </w:numPr>
       </w:pPr>
       <w:r>
@@ -11520,7 +11643,7 @@
         <w:pStyle w:val="Compact"/>
         <w:numPr>
           <w:ilvl w:val="0"/>
-          <w:numId w:val="1482"/>
+          <w:numId w:val="1485"/>
         </w:numPr>
       </w:pPr>
       <w:r>
@@ -11532,7 +11655,7 @@
         <w:pStyle w:val="Compact"/>
         <w:numPr>
           <w:ilvl w:val="0"/>
-          <w:numId w:val="1483"/>
+          <w:numId w:val="1486"/>
         </w:numPr>
       </w:pPr>
       <w:r>
@@ -11544,7 +11667,7 @@
         <w:pStyle w:val="Compact"/>
         <w:numPr>
           <w:ilvl w:val="0"/>
-          <w:numId w:val="1484"/>
+          <w:numId w:val="1487"/>
         </w:numPr>
       </w:pPr>
       <w:r>
@@ -11556,7 +11679,7 @@
         <w:pStyle w:val="Compact"/>
         <w:numPr>
           <w:ilvl w:val="0"/>
-          <w:numId w:val="1485"/>
+          <w:numId w:val="1488"/>
         </w:numPr>
       </w:pPr>
       <w:r>
@@ -11578,7 +11701,7 @@
         <w:pStyle w:val="Compact"/>
         <w:numPr>
           <w:ilvl w:val="0"/>
-          <w:numId w:val="1486"/>
+          <w:numId w:val="1489"/>
         </w:numPr>
       </w:pPr>
       <w:r>
@@ -11590,7 +11713,7 @@
         <w:pStyle w:val="Compact"/>
         <w:numPr>
           <w:ilvl w:val="0"/>
-          <w:numId w:val="1487"/>
+          <w:numId w:val="1490"/>
         </w:numPr>
       </w:pPr>
       <w:r>
@@ -11602,7 +11725,7 @@
         <w:pStyle w:val="Compact"/>
         <w:numPr>
           <w:ilvl w:val="0"/>
-          <w:numId w:val="1488"/>
+          <w:numId w:val="1491"/>
         </w:numPr>
       </w:pPr>
       <w:r>
@@ -11614,7 +11737,7 @@
         <w:pStyle w:val="Compact"/>
         <w:numPr>
           <w:ilvl w:val="0"/>
-          <w:numId w:val="1489"/>
+          <w:numId w:val="1492"/>
         </w:numPr>
       </w:pPr>
       <w:r>
@@ -11626,7 +11749,7 @@
         <w:pStyle w:val="Compact"/>
         <w:numPr>
           <w:ilvl w:val="0"/>
-          <w:numId w:val="1490"/>
+          <w:numId w:val="1493"/>
         </w:numPr>
       </w:pPr>
       <w:r>
@@ -11638,7 +11761,7 @@
         <w:pStyle w:val="Compact"/>
         <w:numPr>
           <w:ilvl w:val="0"/>
-          <w:numId w:val="1491"/>
+          <w:numId w:val="1494"/>
         </w:numPr>
       </w:pPr>
       <w:r>
@@ -11650,7 +11773,7 @@
         <w:pStyle w:val="Compact"/>
         <w:numPr>
           <w:ilvl w:val="0"/>
-          <w:numId w:val="1492"/>
+          <w:numId w:val="1495"/>
         </w:numPr>
       </w:pPr>
       <w:r>
@@ -11662,7 +11785,7 @@
         <w:pStyle w:val="Compact"/>
         <w:numPr>
           <w:ilvl w:val="0"/>
-          <w:numId w:val="1493"/>
+          <w:numId w:val="1496"/>
         </w:numPr>
       </w:pPr>
       <w:r>
@@ -11694,7 +11817,7 @@
         <w:pStyle w:val="Compact"/>
         <w:numPr>
           <w:ilvl w:val="0"/>
-          <w:numId w:val="1494"/>
+          <w:numId w:val="1497"/>
         </w:numPr>
       </w:pPr>
       <w:r>
@@ -11742,7 +11865,7 @@
         <w:pStyle w:val="Compact"/>
         <w:numPr>
           <w:ilvl w:val="0"/>
-          <w:numId w:val="1495"/>
+          <w:numId w:val="1498"/>
         </w:numPr>
       </w:pPr>
       <w:r>
@@ -11754,7 +11877,7 @@
         <w:pStyle w:val="Compact"/>
         <w:numPr>
           <w:ilvl w:val="0"/>
-          <w:numId w:val="1496"/>
+          <w:numId w:val="1499"/>
         </w:numPr>
       </w:pPr>
       <w:r>
@@ -11766,7 +11889,7 @@
         <w:pStyle w:val="Compact"/>
         <w:numPr>
           <w:ilvl w:val="0"/>
-          <w:numId w:val="1497"/>
+          <w:numId w:val="1500"/>
         </w:numPr>
       </w:pPr>
       <w:r>
@@ -11778,7 +11901,7 @@
         <w:pStyle w:val="Compact"/>
         <w:numPr>
           <w:ilvl w:val="0"/>
-          <w:numId w:val="1498"/>
+          <w:numId w:val="1501"/>
         </w:numPr>
       </w:pPr>
       <w:r>
@@ -11790,7 +11913,7 @@
         <w:pStyle w:val="Compact"/>
         <w:numPr>
           <w:ilvl w:val="0"/>
-          <w:numId w:val="1499"/>
+          <w:numId w:val="1502"/>
         </w:numPr>
       </w:pPr>
       <w:r>
@@ -11844,7 +11967,7 @@
         <w:pStyle w:val="Compact"/>
         <w:numPr>
           <w:ilvl w:val="0"/>
-          <w:numId w:val="1500"/>
+          <w:numId w:val="1503"/>
         </w:numPr>
       </w:pPr>
       <w:r>
@@ -11856,7 +11979,7 @@
         <w:pStyle w:val="Compact"/>
         <w:numPr>
           <w:ilvl w:val="0"/>
-          <w:numId w:val="1501"/>
+          <w:numId w:val="1504"/>
         </w:numPr>
       </w:pPr>
       <w:r>
@@ -11883,7 +12006,7 @@
         <w:pStyle w:val="Compact"/>
         <w:numPr>
           <w:ilvl w:val="0"/>
-          <w:numId w:val="1502"/>
+          <w:numId w:val="1505"/>
         </w:numPr>
       </w:pPr>
       <w:r>
@@ -11925,7 +12048,7 @@
         <w:pStyle w:val="Compact"/>
         <w:numPr>
           <w:ilvl w:val="0"/>
-          <w:numId w:val="1503"/>
+          <w:numId w:val="1506"/>
         </w:numPr>
       </w:pPr>
       <w:r>
@@ -11952,7 +12075,7 @@
         <w:pStyle w:val="Compact"/>
         <w:numPr>
           <w:ilvl w:val="0"/>
-          <w:numId w:val="1504"/>
+          <w:numId w:val="1507"/>
         </w:numPr>
       </w:pPr>
       <w:r>
@@ -11964,7 +12087,7 @@
         <w:pStyle w:val="Compact"/>
         <w:numPr>
           <w:ilvl w:val="0"/>
-          <w:numId w:val="1505"/>
+          <w:numId w:val="1508"/>
         </w:numPr>
       </w:pPr>
       <w:r>
@@ -11976,7 +12099,7 @@
         <w:pStyle w:val="Compact"/>
         <w:numPr>
           <w:ilvl w:val="0"/>
-          <w:numId w:val="1506"/>
+          <w:numId w:val="1509"/>
         </w:numPr>
       </w:pPr>
       <w:r>
@@ -12013,7 +12136,7 @@
         <w:pStyle w:val="Compact"/>
         <w:numPr>
           <w:ilvl w:val="0"/>
-          <w:numId w:val="1507"/>
+          <w:numId w:val="1510"/>
         </w:numPr>
       </w:pPr>
       <w:r>
@@ -12025,7 +12148,7 @@
         <w:pStyle w:val="Compact"/>
         <w:numPr>
           <w:ilvl w:val="0"/>
-          <w:numId w:val="1508"/>
+          <w:numId w:val="1511"/>
         </w:numPr>
       </w:pPr>
       <w:r>
@@ -12037,7 +12160,7 @@
         <w:pStyle w:val="Compact"/>
         <w:numPr>
           <w:ilvl w:val="0"/>
-          <w:numId w:val="1509"/>
+          <w:numId w:val="1512"/>
         </w:numPr>
       </w:pPr>
       <w:r>
@@ -12049,7 +12172,7 @@
         <w:pStyle w:val="Compact"/>
         <w:numPr>
           <w:ilvl w:val="0"/>
-          <w:numId w:val="1510"/>
+          <w:numId w:val="1513"/>
         </w:numPr>
       </w:pPr>
       <w:r>
@@ -12061,7 +12184,7 @@
         <w:pStyle w:val="Compact"/>
         <w:numPr>
           <w:ilvl w:val="0"/>
-          <w:numId w:val="1511"/>
+          <w:numId w:val="1514"/>
         </w:numPr>
       </w:pPr>
       <w:r>
@@ -12073,7 +12196,7 @@
         <w:pStyle w:val="Compact"/>
         <w:numPr>
           <w:ilvl w:val="0"/>
-          <w:numId w:val="1512"/>
+          <w:numId w:val="1515"/>
         </w:numPr>
       </w:pPr>
       <w:r>
@@ -12085,7 +12208,7 @@
         <w:pStyle w:val="Compact"/>
         <w:numPr>
           <w:ilvl w:val="1"/>
-          <w:numId w:val="1513"/>
+          <w:numId w:val="1516"/>
         </w:numPr>
       </w:pPr>
       <w:r>
@@ -12112,7 +12235,7 @@
         <w:pStyle w:val="Compact"/>
         <w:numPr>
           <w:ilvl w:val="1"/>
-          <w:numId w:val="1513"/>
+          <w:numId w:val="1516"/>
         </w:numPr>
       </w:pPr>
       <w:r>
@@ -12149,7 +12272,7 @@
         <w:pStyle w:val="Compact"/>
         <w:numPr>
           <w:ilvl w:val="0"/>
-          <w:numId w:val="1514"/>
+          <w:numId w:val="1517"/>
         </w:numPr>
       </w:pPr>
       <w:r>
@@ -12191,7 +12314,7 @@
         <w:pStyle w:val="Compact"/>
         <w:numPr>
           <w:ilvl w:val="0"/>
-          <w:numId w:val="1515"/>
+          <w:numId w:val="1518"/>
         </w:numPr>
       </w:pPr>
       <w:r>
@@ -12215,7 +12338,7 @@
         <w:pStyle w:val="Compact"/>
         <w:numPr>
           <w:ilvl w:val="0"/>
-          <w:numId w:val="1516"/>
+          <w:numId w:val="1519"/>
         </w:numPr>
       </w:pPr>
       <w:r>
@@ -12239,7 +12362,7 @@
         <w:pStyle w:val="Compact"/>
         <w:numPr>
           <w:ilvl w:val="0"/>
-          <w:numId w:val="1517"/>
+          <w:numId w:val="1520"/>
         </w:numPr>
       </w:pPr>
       <w:r>
@@ -12251,7 +12374,7 @@
         <w:pStyle w:val="Compact"/>
         <w:numPr>
           <w:ilvl w:val="0"/>
-          <w:numId w:val="1518"/>
+          <w:numId w:val="1521"/>
         </w:numPr>
       </w:pPr>
       <w:r>
@@ -12263,7 +12386,7 @@
         <w:pStyle w:val="Compact"/>
         <w:numPr>
           <w:ilvl w:val="0"/>
-          <w:numId w:val="1519"/>
+          <w:numId w:val="1522"/>
         </w:numPr>
       </w:pPr>
       <w:r>
@@ -12275,7 +12398,7 @@
         <w:pStyle w:val="Compact"/>
         <w:numPr>
           <w:ilvl w:val="0"/>
-          <w:numId w:val="1520"/>
+          <w:numId w:val="1523"/>
         </w:numPr>
       </w:pPr>
       <w:r>
@@ -12287,7 +12410,7 @@
         <w:pStyle w:val="Compact"/>
         <w:numPr>
           <w:ilvl w:val="0"/>
-          <w:numId w:val="1521"/>
+          <w:numId w:val="1524"/>
         </w:numPr>
       </w:pPr>
       <w:r>
@@ -12299,7 +12422,7 @@
         <w:pStyle w:val="Compact"/>
         <w:numPr>
           <w:ilvl w:val="0"/>
-          <w:numId w:val="1522"/>
+          <w:numId w:val="1525"/>
         </w:numPr>
       </w:pPr>
       <w:r>
@@ -12311,7 +12434,7 @@
         <w:pStyle w:val="Compact"/>
         <w:numPr>
           <w:ilvl w:val="0"/>
-          <w:numId w:val="1523"/>
+          <w:numId w:val="1526"/>
         </w:numPr>
       </w:pPr>
       <w:r>
@@ -12323,7 +12446,7 @@
         <w:pStyle w:val="Compact"/>
         <w:numPr>
           <w:ilvl w:val="0"/>
-          <w:numId w:val="1524"/>
+          <w:numId w:val="1527"/>
         </w:numPr>
       </w:pPr>
       <w:r>
@@ -12335,7 +12458,7 @@
         <w:pStyle w:val="Compact"/>
         <w:numPr>
           <w:ilvl w:val="0"/>
-          <w:numId w:val="1525"/>
+          <w:numId w:val="1528"/>
         </w:numPr>
       </w:pPr>
       <w:r>
@@ -12347,7 +12470,7 @@
         <w:pStyle w:val="Compact"/>
         <w:numPr>
           <w:ilvl w:val="0"/>
-          <w:numId w:val="1526"/>
+          <w:numId w:val="1529"/>
         </w:numPr>
       </w:pPr>
       <w:r>
@@ -12359,7 +12482,7 @@
         <w:pStyle w:val="Compact"/>
         <w:numPr>
           <w:ilvl w:val="0"/>
-          <w:numId w:val="1527"/>
+          <w:numId w:val="1530"/>
         </w:numPr>
       </w:pPr>
       <w:r>
@@ -12386,7 +12509,7 @@
         <w:pStyle w:val="Compact"/>
         <w:numPr>
           <w:ilvl w:val="0"/>
-          <w:numId w:val="1528"/>
+          <w:numId w:val="1531"/>
         </w:numPr>
       </w:pPr>
       <w:r>
@@ -12398,7 +12521,7 @@
         <w:pStyle w:val="Compact"/>
         <w:numPr>
           <w:ilvl w:val="0"/>
-          <w:numId w:val="1529"/>
+          <w:numId w:val="1532"/>
         </w:numPr>
       </w:pPr>
       <w:r>
@@ -12420,7 +12543,7 @@
         <w:pStyle w:val="Compact"/>
         <w:numPr>
           <w:ilvl w:val="0"/>
-          <w:numId w:val="1530"/>
+          <w:numId w:val="1533"/>
         </w:numPr>
       </w:pPr>
       <w:r>
@@ -12432,7 +12555,7 @@
         <w:pStyle w:val="Compact"/>
         <w:numPr>
           <w:ilvl w:val="0"/>
-          <w:numId w:val="1531"/>
+          <w:numId w:val="1534"/>
         </w:numPr>
       </w:pPr>
       <w:r>
@@ -12459,7 +12582,7 @@
         <w:pStyle w:val="Compact"/>
         <w:numPr>
           <w:ilvl w:val="0"/>
-          <w:numId w:val="1532"/>
+          <w:numId w:val="1535"/>
         </w:numPr>
       </w:pPr>
       <w:r>
@@ -12486,7 +12609,7 @@
         <w:pStyle w:val="Compact"/>
         <w:numPr>
           <w:ilvl w:val="0"/>
-          <w:numId w:val="1533"/>
+          <w:numId w:val="1536"/>
         </w:numPr>
       </w:pPr>
       <w:r>
@@ -12513,71 +12636,11 @@
         <w:pStyle w:val="Compact"/>
         <w:numPr>
           <w:ilvl w:val="0"/>
-          <w:numId w:val="1534"/>
+          <w:numId w:val="1537"/>
         </w:numPr>
       </w:pPr>
       <w:r>
         <w:t xml:space="preserve">Implement three separate analytical query engines:</w:t>
-      </w:r>
-    </w:p>
-    <w:p>
-      <w:pPr>
-        <w:pStyle w:val="Compact"/>
-        <w:numPr>
-          <w:ilvl w:val="1"/>
-          <w:numId w:val="1535"/>
-        </w:numPr>
-      </w:pPr>
-      <w:r>
-        <w:t xml:space="preserve">multi-campaign retarget;</w:t>
-      </w:r>
-    </w:p>
-    <w:p>
-      <w:pPr>
-        <w:pStyle w:val="Compact"/>
-        <w:numPr>
-          <w:ilvl w:val="1"/>
-          <w:numId w:val="1535"/>
-        </w:numPr>
-      </w:pPr>
-      <w:r>
-        <w:t xml:space="preserve">new cohorts from unsent leads;</w:t>
-      </w:r>
-    </w:p>
-    <w:p>
-      <w:pPr>
-        <w:pStyle w:val="Compact"/>
-        <w:numPr>
-          <w:ilvl w:val="1"/>
-          <w:numId w:val="1535"/>
-        </w:numPr>
-      </w:pPr>
-      <w:r>
-        <w:t xml:space="preserve">renewal candidates.</w:t>
-      </w:r>
-    </w:p>
-    <w:p>
-      <w:pPr>
-        <w:pStyle w:val="Compact"/>
-        <w:numPr>
-          <w:ilvl w:val="0"/>
-          <w:numId w:val="1536"/>
-        </w:numPr>
-      </w:pPr>
-      <w:r>
-        <w:t xml:space="preserve">Each query joins only the required campaign/lead/funded/deal data and remains performant.</w:t>
-      </w:r>
-    </w:p>
-    <w:p>
-      <w:pPr>
-        <w:pStyle w:val="Compact"/>
-        <w:numPr>
-          <w:ilvl w:val="0"/>
-          <w:numId w:val="1537"/>
-        </w:numPr>
-      </w:pPr>
-      <w:r>
-        <w:t xml:space="preserve">Each cohort includes:</w:t>
       </w:r>
     </w:p>
     <w:p>
@@ -12589,7 +12652,7 @@
         </w:numPr>
       </w:pPr>
       <w:r>
-        <w:t xml:space="preserve">lead count;</w:t>
+        <w:t xml:space="preserve">multi-campaign retarget;</w:t>
       </w:r>
     </w:p>
     <w:p>
@@ -12601,7 +12664,7 @@
         </w:numPr>
       </w:pPr>
       <w:r>
-        <w:t xml:space="preserve">predicted reply rate;</w:t>
+        <w:t xml:space="preserve">new cohorts from unsent leads;</w:t>
       </w:r>
     </w:p>
     <w:p>
@@ -12613,6 +12676,66 @@
         </w:numPr>
       </w:pPr>
       <w:r>
+        <w:t xml:space="preserve">renewal candidates.</w:t>
+      </w:r>
+    </w:p>
+    <w:p>
+      <w:pPr>
+        <w:pStyle w:val="Compact"/>
+        <w:numPr>
+          <w:ilvl w:val="0"/>
+          <w:numId w:val="1539"/>
+        </w:numPr>
+      </w:pPr>
+      <w:r>
+        <w:t xml:space="preserve">Each query joins only the required campaign/lead/funded/deal data and remains performant.</w:t>
+      </w:r>
+    </w:p>
+    <w:p>
+      <w:pPr>
+        <w:pStyle w:val="Compact"/>
+        <w:numPr>
+          <w:ilvl w:val="0"/>
+          <w:numId w:val="1540"/>
+        </w:numPr>
+      </w:pPr>
+      <w:r>
+        <w:t xml:space="preserve">Each cohort includes:</w:t>
+      </w:r>
+    </w:p>
+    <w:p>
+      <w:pPr>
+        <w:pStyle w:val="Compact"/>
+        <w:numPr>
+          <w:ilvl w:val="1"/>
+          <w:numId w:val="1541"/>
+        </w:numPr>
+      </w:pPr>
+      <w:r>
+        <w:t xml:space="preserve">lead count;</w:t>
+      </w:r>
+    </w:p>
+    <w:p>
+      <w:pPr>
+        <w:pStyle w:val="Compact"/>
+        <w:numPr>
+          <w:ilvl w:val="1"/>
+          <w:numId w:val="1541"/>
+        </w:numPr>
+      </w:pPr>
+      <w:r>
+        <w:t xml:space="preserve">predicted reply rate;</w:t>
+      </w:r>
+    </w:p>
+    <w:p>
+      <w:pPr>
+        <w:pStyle w:val="Compact"/>
+        <w:numPr>
+          <w:ilvl w:val="1"/>
+          <w:numId w:val="1541"/>
+        </w:numPr>
+      </w:pPr>
+      <w:r>
         <w:t xml:space="preserve">expected funded deals;</w:t>
       </w:r>
     </w:p>
@@ -12621,7 +12744,7 @@
         <w:pStyle w:val="Compact"/>
         <w:numPr>
           <w:ilvl w:val="1"/>
-          <w:numId w:val="1538"/>
+          <w:numId w:val="1541"/>
         </w:numPr>
       </w:pPr>
       <w:r>
@@ -12633,7 +12756,7 @@
         <w:pStyle w:val="Compact"/>
         <w:numPr>
           <w:ilvl w:val="1"/>
-          <w:numId w:val="1538"/>
+          <w:numId w:val="1541"/>
         </w:numPr>
       </w:pPr>
       <w:r>
@@ -12645,7 +12768,7 @@
         <w:pStyle w:val="Compact"/>
         <w:numPr>
           <w:ilvl w:val="1"/>
-          <w:numId w:val="1538"/>
+          <w:numId w:val="1541"/>
         </w:numPr>
       </w:pPr>
       <w:r>
@@ -12657,7 +12780,7 @@
         <w:pStyle w:val="Compact"/>
         <w:numPr>
           <w:ilvl w:val="0"/>
-          <w:numId w:val="1539"/>
+          <w:numId w:val="1542"/>
         </w:numPr>
       </w:pPr>
       <w:r>
@@ -12669,7 +12792,7 @@
         <w:pStyle w:val="Compact"/>
         <w:numPr>
           <w:ilvl w:val="0"/>
-          <w:numId w:val="1540"/>
+          <w:numId w:val="1543"/>
         </w:numPr>
       </w:pPr>
       <w:r>
@@ -12681,7 +12804,7 @@
         <w:pStyle w:val="Compact"/>
         <w:numPr>
           <w:ilvl w:val="0"/>
-          <w:numId w:val="1541"/>
+          <w:numId w:val="1544"/>
         </w:numPr>
       </w:pPr>
       <w:r>
@@ -12703,7 +12826,7 @@
         <w:pStyle w:val="Compact"/>
         <w:numPr>
           <w:ilvl w:val="0"/>
-          <w:numId w:val="1542"/>
+          <w:numId w:val="1545"/>
         </w:numPr>
       </w:pPr>
       <w:r>
@@ -12715,7 +12838,7 @@
         <w:pStyle w:val="Compact"/>
         <w:numPr>
           <w:ilvl w:val="0"/>
-          <w:numId w:val="1543"/>
+          <w:numId w:val="1546"/>
         </w:numPr>
       </w:pPr>
       <w:r>
@@ -12727,7 +12850,7 @@
         <w:pStyle w:val="Compact"/>
         <w:numPr>
           <w:ilvl w:val="0"/>
-          <w:numId w:val="1544"/>
+          <w:numId w:val="1547"/>
         </w:numPr>
       </w:pPr>
       <w:r>
@@ -12739,7 +12862,7 @@
         <w:pStyle w:val="Compact"/>
         <w:numPr>
           <w:ilvl w:val="0"/>
-          <w:numId w:val="1545"/>
+          <w:numId w:val="1548"/>
         </w:numPr>
       </w:pPr>
       <w:r>
@@ -12751,7 +12874,7 @@
         <w:pStyle w:val="Compact"/>
         <w:numPr>
           <w:ilvl w:val="0"/>
-          <w:numId w:val="1546"/>
+          <w:numId w:val="1549"/>
         </w:numPr>
       </w:pPr>
       <w:r>
@@ -12763,7 +12886,7 @@
         <w:pStyle w:val="Compact"/>
         <w:numPr>
           <w:ilvl w:val="0"/>
-          <w:numId w:val="1547"/>
+          <w:numId w:val="1550"/>
         </w:numPr>
       </w:pPr>
       <w:r>
@@ -12785,7 +12908,7 @@
         <w:pStyle w:val="Compact"/>
         <w:numPr>
           <w:ilvl w:val="0"/>
-          <w:numId w:val="1548"/>
+          <w:numId w:val="1551"/>
         </w:numPr>
       </w:pPr>
       <w:r>
@@ -12797,7 +12920,7 @@
         <w:pStyle w:val="Compact"/>
         <w:numPr>
           <w:ilvl w:val="1"/>
-          <w:numId w:val="1549"/>
+          <w:numId w:val="1552"/>
         </w:numPr>
       </w:pPr>
       <w:r>
@@ -12809,7 +12932,7 @@
         <w:pStyle w:val="Compact"/>
         <w:numPr>
           <w:ilvl w:val="1"/>
-          <w:numId w:val="1549"/>
+          <w:numId w:val="1552"/>
         </w:numPr>
       </w:pPr>
       <w:r>
@@ -12821,7 +12944,7 @@
         <w:pStyle w:val="Compact"/>
         <w:numPr>
           <w:ilvl w:val="0"/>
-          <w:numId w:val="1550"/>
+          <w:numId w:val="1553"/>
         </w:numPr>
       </w:pPr>
       <w:r>
@@ -12833,7 +12956,7 @@
         <w:pStyle w:val="Compact"/>
         <w:numPr>
           <w:ilvl w:val="1"/>
-          <w:numId w:val="1551"/>
+          <w:numId w:val="1554"/>
         </w:numPr>
       </w:pPr>
       <w:r>
@@ -12845,7 +12968,7 @@
         <w:pStyle w:val="Compact"/>
         <w:numPr>
           <w:ilvl w:val="1"/>
-          <w:numId w:val="1551"/>
+          <w:numId w:val="1554"/>
         </w:numPr>
       </w:pPr>
       <w:r>
@@ -12857,7 +12980,7 @@
         <w:pStyle w:val="Compact"/>
         <w:numPr>
           <w:ilvl w:val="0"/>
-          <w:numId w:val="1552"/>
+          <w:numId w:val="1555"/>
         </w:numPr>
       </w:pPr>
       <w:r>
@@ -12869,7 +12992,7 @@
         <w:pStyle w:val="Compact"/>
         <w:numPr>
           <w:ilvl w:val="0"/>
-          <w:numId w:val="1553"/>
+          <w:numId w:val="1556"/>
         </w:numPr>
       </w:pPr>
       <w:r>
@@ -12881,7 +13004,7 @@
         <w:pStyle w:val="Compact"/>
         <w:numPr>
           <w:ilvl w:val="0"/>
-          <w:numId w:val="1554"/>
+          <w:numId w:val="1557"/>
         </w:numPr>
       </w:pPr>
       <w:r>
@@ -12893,7 +13016,7 @@
         <w:pStyle w:val="Compact"/>
         <w:numPr>
           <w:ilvl w:val="0"/>
-          <w:numId w:val="1555"/>
+          <w:numId w:val="1558"/>
         </w:numPr>
       </w:pPr>
       <w:r>
@@ -12915,7 +13038,7 @@
         <w:pStyle w:val="Compact"/>
         <w:numPr>
           <w:ilvl w:val="0"/>
-          <w:numId w:val="1556"/>
+          <w:numId w:val="1559"/>
         </w:numPr>
       </w:pPr>
       <w:r>
@@ -12927,7 +13050,7 @@
         <w:pStyle w:val="Compact"/>
         <w:numPr>
           <w:ilvl w:val="0"/>
-          <w:numId w:val="1557"/>
+          <w:numId w:val="1560"/>
         </w:numPr>
       </w:pPr>
       <w:r>
@@ -12939,7 +13062,7 @@
         <w:pStyle w:val="Compact"/>
         <w:numPr>
           <w:ilvl w:val="0"/>
-          <w:numId w:val="1558"/>
+          <w:numId w:val="1561"/>
         </w:numPr>
       </w:pPr>
       <w:r>
@@ -12951,7 +13074,7 @@
         <w:pStyle w:val="Compact"/>
         <w:numPr>
           <w:ilvl w:val="0"/>
-          <w:numId w:val="1559"/>
+          <w:numId w:val="1562"/>
         </w:numPr>
       </w:pPr>
       <w:r>
@@ -12963,7 +13086,7 @@
         <w:pStyle w:val="Compact"/>
         <w:numPr>
           <w:ilvl w:val="0"/>
-          <w:numId w:val="1560"/>
+          <w:numId w:val="1563"/>
         </w:numPr>
       </w:pPr>
       <w:r>
@@ -12975,7 +13098,7 @@
         <w:pStyle w:val="Compact"/>
         <w:numPr>
           <w:ilvl w:val="0"/>
-          <w:numId w:val="1561"/>
+          <w:numId w:val="1564"/>
         </w:numPr>
       </w:pPr>
       <w:r>
@@ -12987,7 +13110,7 @@
         <w:pStyle w:val="Compact"/>
         <w:numPr>
           <w:ilvl w:val="0"/>
-          <w:numId w:val="1562"/>
+          <w:numId w:val="1565"/>
         </w:numPr>
       </w:pPr>
       <w:r>
@@ -12999,7 +13122,7 @@
         <w:pStyle w:val="Compact"/>
         <w:numPr>
           <w:ilvl w:val="0"/>
-          <w:numId w:val="1563"/>
+          <w:numId w:val="1566"/>
         </w:numPr>
       </w:pPr>
       <w:r>
@@ -13011,7 +13134,7 @@
         <w:pStyle w:val="Compact"/>
         <w:numPr>
           <w:ilvl w:val="0"/>
-          <w:numId w:val="1564"/>
+          <w:numId w:val="1567"/>
         </w:numPr>
       </w:pPr>
       <w:r>
@@ -13033,7 +13156,7 @@
         <w:pStyle w:val="Compact"/>
         <w:numPr>
           <w:ilvl w:val="0"/>
-          <w:numId w:val="1565"/>
+          <w:numId w:val="1568"/>
         </w:numPr>
       </w:pPr>
       <w:r>
@@ -13045,7 +13168,7 @@
         <w:pStyle w:val="Compact"/>
         <w:numPr>
           <w:ilvl w:val="0"/>
-          <w:numId w:val="1566"/>
+          <w:numId w:val="1569"/>
         </w:numPr>
       </w:pPr>
       <w:r>
@@ -13057,7 +13180,7 @@
         <w:pStyle w:val="Compact"/>
         <w:numPr>
           <w:ilvl w:val="0"/>
-          <w:numId w:val="1567"/>
+          <w:numId w:val="1570"/>
         </w:numPr>
       </w:pPr>
       <w:r>
@@ -13069,7 +13192,7 @@
         <w:pStyle w:val="Compact"/>
         <w:numPr>
           <w:ilvl w:val="0"/>
-          <w:numId w:val="1568"/>
+          <w:numId w:val="1571"/>
         </w:numPr>
       </w:pPr>
       <w:r>
@@ -13081,7 +13204,7 @@
         <w:pStyle w:val="Compact"/>
         <w:numPr>
           <w:ilvl w:val="0"/>
-          <w:numId w:val="1569"/>
+          <w:numId w:val="1572"/>
         </w:numPr>
       </w:pPr>
       <w:r>
@@ -13093,7 +13216,7 @@
         <w:pStyle w:val="Compact"/>
         <w:numPr>
           <w:ilvl w:val="0"/>
-          <w:numId w:val="1570"/>
+          <w:numId w:val="1573"/>
         </w:numPr>
       </w:pPr>
       <w:r>
@@ -13105,7 +13228,7 @@
         <w:pStyle w:val="Compact"/>
         <w:numPr>
           <w:ilvl w:val="0"/>
-          <w:numId w:val="1571"/>
+          <w:numId w:val="1574"/>
         </w:numPr>
       </w:pPr>
       <w:r>
@@ -13117,7 +13240,7 @@
         <w:pStyle w:val="Compact"/>
         <w:numPr>
           <w:ilvl w:val="0"/>
-          <w:numId w:val="1572"/>
+          <w:numId w:val="1575"/>
         </w:numPr>
       </w:pPr>
       <w:r>
@@ -13129,7 +13252,7 @@
         <w:pStyle w:val="Compact"/>
         <w:numPr>
           <w:ilvl w:val="0"/>
-          <w:numId w:val="1573"/>
+          <w:numId w:val="1576"/>
         </w:numPr>
       </w:pPr>
       <w:r>
@@ -13141,7 +13264,7 @@
         <w:pStyle w:val="Compact"/>
         <w:numPr>
           <w:ilvl w:val="0"/>
-          <w:numId w:val="1574"/>
+          <w:numId w:val="1577"/>
         </w:numPr>
       </w:pPr>
       <w:r>
@@ -13168,7 +13291,7 @@
         <w:pStyle w:val="Compact"/>
         <w:numPr>
           <w:ilvl w:val="0"/>
-          <w:numId w:val="1575"/>
+          <w:numId w:val="1578"/>
         </w:numPr>
       </w:pPr>
       <w:r>
@@ -13189,7 +13312,7 @@
         <w:pStyle w:val="Compact"/>
         <w:numPr>
           <w:ilvl w:val="0"/>
-          <w:numId w:val="1576"/>
+          <w:numId w:val="1579"/>
         </w:numPr>
       </w:pPr>
       <w:r>
@@ -13211,7 +13334,7 @@
         <w:pStyle w:val="Compact"/>
         <w:numPr>
           <w:ilvl w:val="0"/>
-          <w:numId w:val="1577"/>
+          <w:numId w:val="1580"/>
         </w:numPr>
       </w:pPr>
       <w:r>
@@ -13223,7 +13346,7 @@
         <w:pStyle w:val="Compact"/>
         <w:numPr>
           <w:ilvl w:val="0"/>
-          <w:numId w:val="1578"/>
+          <w:numId w:val="1581"/>
         </w:numPr>
       </w:pPr>
       <w:r>
@@ -13235,7 +13358,7 @@
         <w:pStyle w:val="Compact"/>
         <w:numPr>
           <w:ilvl w:val="0"/>
-          <w:numId w:val="1579"/>
+          <w:numId w:val="1582"/>
         </w:numPr>
       </w:pPr>
       <w:r>
@@ -13247,7 +13370,7 @@
         <w:pStyle w:val="Compact"/>
         <w:numPr>
           <w:ilvl w:val="0"/>
-          <w:numId w:val="1580"/>
+          <w:numId w:val="1583"/>
         </w:numPr>
       </w:pPr>
       <w:r>
@@ -13259,7 +13382,7 @@
         <w:pStyle w:val="Compact"/>
         <w:numPr>
           <w:ilvl w:val="0"/>
-          <w:numId w:val="1581"/>
+          <w:numId w:val="1584"/>
         </w:numPr>
       </w:pPr>
       <w:r>
@@ -13271,7 +13394,7 @@
         <w:pStyle w:val="Compact"/>
         <w:numPr>
           <w:ilvl w:val="0"/>
-          <w:numId w:val="1582"/>
+          <w:numId w:val="1585"/>
         </w:numPr>
       </w:pPr>
       <w:r>
@@ -13283,7 +13406,7 @@
         <w:pStyle w:val="Compact"/>
         <w:numPr>
           <w:ilvl w:val="0"/>
-          <w:numId w:val="1583"/>
+          <w:numId w:val="1586"/>
         </w:numPr>
       </w:pPr>
       <w:r>
@@ -13295,7 +13418,7 @@
         <w:pStyle w:val="Compact"/>
         <w:numPr>
           <w:ilvl w:val="0"/>
-          <w:numId w:val="1584"/>
+          <w:numId w:val="1587"/>
         </w:numPr>
       </w:pPr>
       <w:r>
@@ -13317,7 +13440,7 @@
         <w:pStyle w:val="Compact"/>
         <w:numPr>
           <w:ilvl w:val="0"/>
-          <w:numId w:val="1585"/>
+          <w:numId w:val="1588"/>
         </w:numPr>
       </w:pPr>
       <w:r>
@@ -13329,7 +13452,7 @@
         <w:pStyle w:val="Compact"/>
         <w:numPr>
           <w:ilvl w:val="0"/>
-          <w:numId w:val="1586"/>
+          <w:numId w:val="1589"/>
         </w:numPr>
       </w:pPr>
       <w:r>
@@ -13341,7 +13464,7 @@
         <w:pStyle w:val="Compact"/>
         <w:numPr>
           <w:ilvl w:val="0"/>
-          <w:numId w:val="1587"/>
+          <w:numId w:val="1590"/>
         </w:numPr>
       </w:pPr>
       <w:r>
@@ -13353,7 +13476,7 @@
         <w:pStyle w:val="Compact"/>
         <w:numPr>
           <w:ilvl w:val="0"/>
-          <w:numId w:val="1588"/>
+          <w:numId w:val="1591"/>
         </w:numPr>
       </w:pPr>
       <w:r>
@@ -13365,7 +13488,7 @@
         <w:pStyle w:val="Compact"/>
         <w:numPr>
           <w:ilvl w:val="0"/>
-          <w:numId w:val="1589"/>
+          <w:numId w:val="1592"/>
         </w:numPr>
       </w:pPr>
       <w:r>
@@ -13377,7 +13500,7 @@
         <w:pStyle w:val="Compact"/>
         <w:numPr>
           <w:ilvl w:val="0"/>
-          <w:numId w:val="1590"/>
+          <w:numId w:val="1593"/>
         </w:numPr>
       </w:pPr>
       <w:r>
@@ -13389,7 +13512,7 @@
         <w:pStyle w:val="Compact"/>
         <w:numPr>
           <w:ilvl w:val="0"/>
-          <w:numId w:val="1591"/>
+          <w:numId w:val="1594"/>
         </w:numPr>
       </w:pPr>
       <w:r>
@@ -13401,7 +13524,7 @@
         <w:pStyle w:val="Compact"/>
         <w:numPr>
           <w:ilvl w:val="0"/>
-          <w:numId w:val="1592"/>
+          <w:numId w:val="1595"/>
         </w:numPr>
       </w:pPr>
       <w:r>
@@ -13413,7 +13536,7 @@
         <w:pStyle w:val="Compact"/>
         <w:numPr>
           <w:ilvl w:val="0"/>
-          <w:numId w:val="1593"/>
+          <w:numId w:val="1596"/>
         </w:numPr>
       </w:pPr>
       <w:r>
@@ -13425,7 +13548,7 @@
         <w:pStyle w:val="Compact"/>
         <w:numPr>
           <w:ilvl w:val="0"/>
-          <w:numId w:val="1594"/>
+          <w:numId w:val="1597"/>
         </w:numPr>
       </w:pPr>
       <w:r>
@@ -13437,7 +13560,7 @@
         <w:pStyle w:val="Compact"/>
         <w:numPr>
           <w:ilvl w:val="0"/>
-          <w:numId w:val="1595"/>
+          <w:numId w:val="1598"/>
         </w:numPr>
       </w:pPr>
       <w:r>
@@ -13449,7 +13572,7 @@
         <w:pStyle w:val="Compact"/>
         <w:numPr>
           <w:ilvl w:val="0"/>
-          <w:numId w:val="1596"/>
+          <w:numId w:val="1599"/>
         </w:numPr>
       </w:pPr>
       <w:r>
@@ -13461,7 +13584,7 @@
         <w:pStyle w:val="Compact"/>
         <w:numPr>
           <w:ilvl w:val="0"/>
-          <w:numId w:val="1597"/>
+          <w:numId w:val="1600"/>
         </w:numPr>
       </w:pPr>
       <w:r>
@@ -13473,7 +13596,7 @@
         <w:pStyle w:val="Compact"/>
         <w:numPr>
           <w:ilvl w:val="0"/>
-          <w:numId w:val="1598"/>
+          <w:numId w:val="1601"/>
         </w:numPr>
       </w:pPr>
       <w:r>
@@ -13485,7 +13608,7 @@
         <w:pStyle w:val="Compact"/>
         <w:numPr>
           <w:ilvl w:val="0"/>
-          <w:numId w:val="1599"/>
+          <w:numId w:val="1602"/>
         </w:numPr>
       </w:pPr>
       <w:r>
@@ -13517,7 +13640,7 @@
         <w:pStyle w:val="Compact"/>
         <w:numPr>
           <w:ilvl w:val="0"/>
-          <w:numId w:val="1600"/>
+          <w:numId w:val="1603"/>
         </w:numPr>
       </w:pPr>
       <w:r>
@@ -13529,7 +13652,7 @@
         <w:pStyle w:val="Compact"/>
         <w:numPr>
           <w:ilvl w:val="0"/>
-          <w:numId w:val="1601"/>
+          <w:numId w:val="1604"/>
         </w:numPr>
       </w:pPr>
       <w:r>
@@ -13541,7 +13664,7 @@
         <w:pStyle w:val="Compact"/>
         <w:numPr>
           <w:ilvl w:val="0"/>
-          <w:numId w:val="1602"/>
+          <w:numId w:val="1605"/>
         </w:numPr>
       </w:pPr>
       <w:r>
@@ -13553,7 +13676,7 @@
         <w:pStyle w:val="Compact"/>
         <w:numPr>
           <w:ilvl w:val="0"/>
-          <w:numId w:val="1603"/>
+          <w:numId w:val="1606"/>
         </w:numPr>
       </w:pPr>
       <w:r>
@@ -13565,7 +13688,7 @@
         <w:pStyle w:val="Compact"/>
         <w:numPr>
           <w:ilvl w:val="0"/>
-          <w:numId w:val="1604"/>
+          <w:numId w:val="1607"/>
         </w:numPr>
       </w:pPr>
       <w:r>
@@ -13577,7 +13700,7 @@
         <w:pStyle w:val="Compact"/>
         <w:numPr>
           <w:ilvl w:val="0"/>
-          <w:numId w:val="1605"/>
+          <w:numId w:val="1608"/>
         </w:numPr>
       </w:pPr>
       <w:r>
@@ -13589,7 +13712,7 @@
         <w:pStyle w:val="Compact"/>
         <w:numPr>
           <w:ilvl w:val="0"/>
-          <w:numId w:val="1606"/>
+          <w:numId w:val="1609"/>
         </w:numPr>
       </w:pPr>
       <w:r>
@@ -13601,7 +13724,7 @@
         <w:pStyle w:val="Compact"/>
         <w:numPr>
           <w:ilvl w:val="0"/>
-          <w:numId w:val="1607"/>
+          <w:numId w:val="1610"/>
         </w:numPr>
       </w:pPr>
       <w:r>
@@ -13613,7 +13736,7 @@
         <w:pStyle w:val="Compact"/>
         <w:numPr>
           <w:ilvl w:val="0"/>
-          <w:numId w:val="1608"/>
+          <w:numId w:val="1611"/>
         </w:numPr>
       </w:pPr>
       <w:r>
@@ -13625,7 +13748,7 @@
         <w:pStyle w:val="Compact"/>
         <w:numPr>
           <w:ilvl w:val="0"/>
-          <w:numId w:val="1609"/>
+          <w:numId w:val="1612"/>
         </w:numPr>
       </w:pPr>
       <w:r>
@@ -13637,7 +13760,7 @@
         <w:pStyle w:val="Compact"/>
         <w:numPr>
           <w:ilvl w:val="0"/>
-          <w:numId w:val="1610"/>
+          <w:numId w:val="1613"/>
         </w:numPr>
       </w:pPr>
       <w:r>
@@ -13649,7 +13772,7 @@
         <w:pStyle w:val="Compact"/>
         <w:numPr>
           <w:ilvl w:val="0"/>
-          <w:numId w:val="1611"/>
+          <w:numId w:val="1614"/>
         </w:numPr>
       </w:pPr>
       <w:r>
@@ -13661,7 +13784,7 @@
         <w:pStyle w:val="Compact"/>
         <w:numPr>
           <w:ilvl w:val="0"/>
-          <w:numId w:val="1612"/>
+          <w:numId w:val="1615"/>
         </w:numPr>
       </w:pPr>
       <w:r>
@@ -13698,7 +13821,7 @@
         <w:pStyle w:val="Compact"/>
         <w:numPr>
           <w:ilvl w:val="0"/>
-          <w:numId w:val="1613"/>
+          <w:numId w:val="1616"/>
         </w:numPr>
       </w:pPr>
       <w:r>
@@ -13710,7 +13833,7 @@
         <w:pStyle w:val="Compact"/>
         <w:numPr>
           <w:ilvl w:val="0"/>
-          <w:numId w:val="1614"/>
+          <w:numId w:val="1617"/>
         </w:numPr>
       </w:pPr>
       <w:r>
@@ -13737,7 +13860,7 @@
         <w:pStyle w:val="Compact"/>
         <w:numPr>
           <w:ilvl w:val="0"/>
-          <w:numId w:val="1615"/>
+          <w:numId w:val="1618"/>
         </w:numPr>
       </w:pPr>
       <w:r>
@@ -13749,7 +13872,7 @@
         <w:pStyle w:val="Compact"/>
         <w:numPr>
           <w:ilvl w:val="0"/>
-          <w:numId w:val="1616"/>
+          <w:numId w:val="1619"/>
         </w:numPr>
       </w:pPr>
       <w:r>
@@ -13761,7 +13884,7 @@
         <w:pStyle w:val="Compact"/>
         <w:numPr>
           <w:ilvl w:val="0"/>
-          <w:numId w:val="1617"/>
+          <w:numId w:val="1620"/>
         </w:numPr>
       </w:pPr>
       <w:r>
@@ -13773,7 +13896,7 @@
         <w:pStyle w:val="Compact"/>
         <w:numPr>
           <w:ilvl w:val="0"/>
-          <w:numId w:val="1618"/>
+          <w:numId w:val="1621"/>
         </w:numPr>
       </w:pPr>
       <w:r>
@@ -13785,7 +13908,7 @@
         <w:pStyle w:val="Compact"/>
         <w:numPr>
           <w:ilvl w:val="0"/>
-          <w:numId w:val="1619"/>
+          <w:numId w:val="1622"/>
         </w:numPr>
       </w:pPr>
       <w:r>
@@ -13797,7 +13920,7 @@
         <w:pStyle w:val="Compact"/>
         <w:numPr>
           <w:ilvl w:val="0"/>
-          <w:numId w:val="1620"/>
+          <w:numId w:val="1623"/>
         </w:numPr>
       </w:pPr>
       <w:r>
@@ -13819,7 +13942,7 @@
         <w:pStyle w:val="Compact"/>
         <w:numPr>
           <w:ilvl w:val="0"/>
-          <w:numId w:val="1621"/>
+          <w:numId w:val="1624"/>
         </w:numPr>
       </w:pPr>
       <w:r>
@@ -13831,7 +13954,7 @@
         <w:pStyle w:val="Compact"/>
         <w:numPr>
           <w:ilvl w:val="0"/>
-          <w:numId w:val="1622"/>
+          <w:numId w:val="1625"/>
         </w:numPr>
       </w:pPr>
       <w:r>
@@ -13843,7 +13966,7 @@
         <w:pStyle w:val="Compact"/>
         <w:numPr>
           <w:ilvl w:val="0"/>
-          <w:numId w:val="1623"/>
+          <w:numId w:val="1626"/>
         </w:numPr>
       </w:pPr>
       <w:r>
@@ -13855,7 +13978,7 @@
         <w:pStyle w:val="Compact"/>
         <w:numPr>
           <w:ilvl w:val="0"/>
-          <w:numId w:val="1624"/>
+          <w:numId w:val="1627"/>
         </w:numPr>
       </w:pPr>
       <w:r>
@@ -13867,7 +13990,7 @@
         <w:pStyle w:val="Compact"/>
         <w:numPr>
           <w:ilvl w:val="0"/>
-          <w:numId w:val="1625"/>
+          <w:numId w:val="1628"/>
         </w:numPr>
       </w:pPr>
       <w:r>
@@ -13879,7 +14002,7 @@
         <w:pStyle w:val="Compact"/>
         <w:numPr>
           <w:ilvl w:val="0"/>
-          <w:numId w:val="1626"/>
+          <w:numId w:val="1629"/>
         </w:numPr>
       </w:pPr>
       <w:r>
@@ -13891,7 +14014,7 @@
         <w:pStyle w:val="Compact"/>
         <w:numPr>
           <w:ilvl w:val="0"/>
-          <w:numId w:val="1627"/>
+          <w:numId w:val="1630"/>
         </w:numPr>
       </w:pPr>
       <w:r>
@@ -13903,7 +14026,7 @@
         <w:pStyle w:val="Compact"/>
         <w:numPr>
           <w:ilvl w:val="0"/>
-          <w:numId w:val="1628"/>
+          <w:numId w:val="1631"/>
         </w:numPr>
       </w:pPr>
       <w:r>
@@ -13915,7 +14038,7 @@
         <w:pStyle w:val="Compact"/>
         <w:numPr>
           <w:ilvl w:val="0"/>
-          <w:numId w:val="1629"/>
+          <w:numId w:val="1632"/>
         </w:numPr>
       </w:pPr>
       <w:r>
@@ -13938,7 +14061,7 @@
         <w:pStyle w:val="Compact"/>
         <w:numPr>
           <w:ilvl w:val="0"/>
-          <w:numId w:val="1630"/>
+          <w:numId w:val="1633"/>
         </w:numPr>
       </w:pPr>
       <w:r>
@@ -13950,7 +14073,7 @@
         <w:pStyle w:val="Compact"/>
         <w:numPr>
           <w:ilvl w:val="0"/>
-          <w:numId w:val="1631"/>
+          <w:numId w:val="1634"/>
         </w:numPr>
       </w:pPr>
       <w:r>
@@ -13962,7 +14085,7 @@
         <w:pStyle w:val="Compact"/>
         <w:numPr>
           <w:ilvl w:val="0"/>
-          <w:numId w:val="1632"/>
+          <w:numId w:val="1635"/>
         </w:numPr>
       </w:pPr>
       <w:r>
@@ -13974,7 +14097,7 @@
         <w:pStyle w:val="Compact"/>
         <w:numPr>
           <w:ilvl w:val="0"/>
-          <w:numId w:val="1633"/>
+          <w:numId w:val="1636"/>
         </w:numPr>
       </w:pPr>
       <w:r>
@@ -13986,7 +14109,7 @@
         <w:pStyle w:val="Compact"/>
         <w:numPr>
           <w:ilvl w:val="0"/>
-          <w:numId w:val="1634"/>
+          <w:numId w:val="1637"/>
         </w:numPr>
       </w:pPr>
       <w:r>
@@ -13998,7 +14121,7 @@
         <w:pStyle w:val="Compact"/>
         <w:numPr>
           <w:ilvl w:val="0"/>
-          <w:numId w:val="1635"/>
+          <w:numId w:val="1638"/>
         </w:numPr>
       </w:pPr>
       <w:r>
@@ -14010,7 +14133,7 @@
         <w:pStyle w:val="Compact"/>
         <w:numPr>
           <w:ilvl w:val="0"/>
-          <w:numId w:val="1636"/>
+          <w:numId w:val="1639"/>
         </w:numPr>
       </w:pPr>
       <w:r>
@@ -14022,7 +14145,7 @@
         <w:pStyle w:val="Compact"/>
         <w:numPr>
           <w:ilvl w:val="0"/>
-          <w:numId w:val="1637"/>
+          <w:numId w:val="1640"/>
         </w:numPr>
       </w:pPr>
       <w:r>
@@ -14034,7 +14157,7 @@
         <w:pStyle w:val="Compact"/>
         <w:numPr>
           <w:ilvl w:val="0"/>
-          <w:numId w:val="1638"/>
+          <w:numId w:val="1641"/>
         </w:numPr>
       </w:pPr>
       <w:r>
@@ -14046,7 +14169,7 @@
         <w:pStyle w:val="Compact"/>
         <w:numPr>
           <w:ilvl w:val="0"/>
-          <w:numId w:val="1639"/>
+          <w:numId w:val="1642"/>
         </w:numPr>
       </w:pPr>
       <w:r>
@@ -14058,7 +14181,7 @@
         <w:pStyle w:val="Compact"/>
         <w:numPr>
           <w:ilvl w:val="0"/>
-          <w:numId w:val="1640"/>
+          <w:numId w:val="1643"/>
         </w:numPr>
       </w:pPr>
       <w:r>
@@ -15627,7 +15750,7 @@
     <w:abstractNumId w:val="993"/>
   </w:num>
   <w:num w:numId="1350">
-    <w:abstractNumId w:val="992"/>
+    <w:abstractNumId w:val="993"/>
   </w:num>
   <w:num w:numId="1351">
     <w:abstractNumId w:val="993"/>
@@ -15636,46 +15759,46 @@
     <w:abstractNumId w:val="993"/>
   </w:num>
   <w:num w:numId="1353">
+    <w:abstractNumId w:val="992"/>
+  </w:num>
+  <w:num w:numId="1354">
+    <w:abstractNumId w:val="993"/>
+  </w:num>
+  <w:num w:numId="1355">
+    <w:abstractNumId w:val="993"/>
+  </w:num>
+  <w:num w:numId="1356">
     <w:abstractNumId w:val="991"/>
   </w:num>
-  <w:num w:numId="1354">
-    <w:abstractNumId w:val="993"/>
-  </w:num>
-  <w:num w:numId="1355">
-    <w:abstractNumId w:val="993"/>
-  </w:num>
-  <w:num w:numId="1356">
-    <w:abstractNumId w:val="993"/>
-  </w:num>
   <w:num w:numId="1357">
     <w:abstractNumId w:val="993"/>
   </w:num>
   <w:num w:numId="1358">
-    <w:abstractNumId w:val="992"/>
+    <w:abstractNumId w:val="993"/>
   </w:num>
   <w:num w:numId="1359">
     <w:abstractNumId w:val="993"/>
   </w:num>
   <w:num w:numId="1360">
-    <w:abstractNumId w:val="992"/>
+    <w:abstractNumId w:val="993"/>
   </w:num>
   <w:num w:numId="1361">
-    <w:abstractNumId w:val="992"/>
+    <w:abstractNumId w:val="993"/>
   </w:num>
   <w:num w:numId="1362">
     <w:abstractNumId w:val="993"/>
   </w:num>
   <w:num w:numId="1363">
-    <w:abstractNumId w:val="992"/>
+    <w:abstractNumId w:val="993"/>
   </w:num>
   <w:num w:numId="1364">
-    <w:abstractNumId w:val="993"/>
+    <w:abstractNumId w:val="992"/>
   </w:num>
   <w:num w:numId="1365">
     <w:abstractNumId w:val="993"/>
   </w:num>
   <w:num w:numId="1366">
-    <w:abstractNumId w:val="993"/>
+    <w:abstractNumId w:val="992"/>
   </w:num>
   <w:num w:numId="1367">
     <w:abstractNumId w:val="993"/>
@@ -15684,37 +15807,37 @@
     <w:abstractNumId w:val="993"/>
   </w:num>
   <w:num w:numId="1369">
+    <w:abstractNumId w:val="993"/>
+  </w:num>
+  <w:num w:numId="1370">
+    <w:abstractNumId w:val="993"/>
+  </w:num>
+  <w:num w:numId="1371">
+    <w:abstractNumId w:val="993"/>
+  </w:num>
+  <w:num w:numId="1372">
     <w:abstractNumId w:val="991"/>
   </w:num>
-  <w:num w:numId="1370">
-    <w:abstractNumId w:val="993"/>
-  </w:num>
-  <w:num w:numId="1371">
-    <w:abstractNumId w:val="993"/>
-  </w:num>
-  <w:num w:numId="1372">
-    <w:abstractNumId w:val="993"/>
-  </w:num>
   <w:num w:numId="1373">
-    <w:abstractNumId w:val="992"/>
+    <w:abstractNumId w:val="993"/>
   </w:num>
   <w:num w:numId="1374">
     <w:abstractNumId w:val="993"/>
   </w:num>
   <w:num w:numId="1375">
-    <w:abstractNumId w:val="992"/>
+    <w:abstractNumId w:val="993"/>
   </w:num>
   <w:num w:numId="1376">
-    <w:abstractNumId w:val="993"/>
+    <w:abstractNumId w:val="992"/>
   </w:num>
   <w:num w:numId="1377">
-    <w:abstractNumId w:val="992"/>
+    <w:abstractNumId w:val="993"/>
   </w:num>
   <w:num w:numId="1378">
-    <w:abstractNumId w:val="992"/>
+    <w:abstractNumId w:val="993"/>
   </w:num>
   <w:num w:numId="1379">
-    <w:abstractNumId w:val="992"/>
+    <w:abstractNumId w:val="993"/>
   </w:num>
   <w:num w:numId="1380">
     <w:abstractNumId w:val="993"/>
@@ -15726,7 +15849,7 @@
     <w:abstractNumId w:val="992"/>
   </w:num>
   <w:num w:numId="1383">
-    <w:abstractNumId w:val="992"/>
+    <w:abstractNumId w:val="993"/>
   </w:num>
   <w:num w:numId="1384">
     <w:abstractNumId w:val="992"/>
@@ -15807,31 +15930,31 @@
     <w:abstractNumId w:val="992"/>
   </w:num>
   <w:num w:numId="1410">
-    <w:abstractNumId w:val="993"/>
+    <w:abstractNumId w:val="992"/>
   </w:num>
   <w:num w:numId="1411">
-    <w:abstractNumId w:val="993"/>
+    <w:abstractNumId w:val="992"/>
   </w:num>
   <w:num w:numId="1412">
-    <w:abstractNumId w:val="993"/>
+    <w:abstractNumId w:val="992"/>
   </w:num>
   <w:num w:numId="1413">
     <w:abstractNumId w:val="993"/>
   </w:num>
   <w:num w:numId="1414">
-    <w:abstractNumId w:val="992"/>
+    <w:abstractNumId w:val="993"/>
   </w:num>
   <w:num w:numId="1415">
-    <w:abstractNumId w:val="992"/>
+    <w:abstractNumId w:val="993"/>
   </w:num>
   <w:num w:numId="1416">
     <w:abstractNumId w:val="993"/>
   </w:num>
   <w:num w:numId="1417">
-    <w:abstractNumId w:val="993"/>
+    <w:abstractNumId w:val="992"/>
   </w:num>
   <w:num w:numId="1418">
-    <w:abstractNumId w:val="993"/>
+    <w:abstractNumId w:val="992"/>
   </w:num>
   <w:num w:numId="1419">
     <w:abstractNumId w:val="993"/>
@@ -15867,25 +15990,25 @@
     <w:abstractNumId w:val="993"/>
   </w:num>
   <w:num w:numId="1430">
-    <w:abstractNumId w:val="992"/>
+    <w:abstractNumId w:val="993"/>
   </w:num>
   <w:num w:numId="1431">
+    <w:abstractNumId w:val="993"/>
+  </w:num>
+  <w:num w:numId="1432">
+    <w:abstractNumId w:val="993"/>
+  </w:num>
+  <w:num w:numId="1433">
+    <w:abstractNumId w:val="992"/>
+  </w:num>
+  <w:num w:numId="1434">
     <w:abstractNumId w:val="991"/>
   </w:num>
-  <w:num w:numId="1432">
-    <w:abstractNumId w:val="993"/>
-  </w:num>
-  <w:num w:numId="1433">
-    <w:abstractNumId w:val="993"/>
-  </w:num>
-  <w:num w:numId="1434">
-    <w:abstractNumId w:val="992"/>
-  </w:num>
   <w:num w:numId="1435">
-    <w:abstractNumId w:val="992"/>
+    <w:abstractNumId w:val="993"/>
   </w:num>
   <w:num w:numId="1436">
-    <w:abstractNumId w:val="992"/>
+    <w:abstractNumId w:val="993"/>
   </w:num>
   <w:num w:numId="1437">
     <w:abstractNumId w:val="992"/>
@@ -15894,7 +16017,7 @@
     <w:abstractNumId w:val="992"/>
   </w:num>
   <w:num w:numId="1439">
-    <w:abstractNumId w:val="993"/>
+    <w:abstractNumId w:val="992"/>
   </w:num>
   <w:num w:numId="1440">
     <w:abstractNumId w:val="992"/>
@@ -15906,10 +16029,10 @@
     <w:abstractNumId w:val="993"/>
   </w:num>
   <w:num w:numId="1443">
-    <w:abstractNumId w:val="993"/>
+    <w:abstractNumId w:val="992"/>
   </w:num>
   <w:num w:numId="1444">
-    <w:abstractNumId w:val="993"/>
+    <w:abstractNumId w:val="992"/>
   </w:num>
   <w:num w:numId="1445">
     <w:abstractNumId w:val="993"/>
@@ -15945,53 +16068,53 @@
     <w:abstractNumId w:val="993"/>
   </w:num>
   <w:num w:numId="1456">
+    <w:abstractNumId w:val="993"/>
+  </w:num>
+  <w:num w:numId="1457">
+    <w:abstractNumId w:val="993"/>
+  </w:num>
+  <w:num w:numId="1458">
+    <w:abstractNumId w:val="993"/>
+  </w:num>
+  <w:num w:numId="1459">
     <w:abstractNumId w:val="991"/>
   </w:num>
-  <w:num w:numId="1457">
-    <w:abstractNumId w:val="993"/>
-  </w:num>
-  <w:num w:numId="1458">
-    <w:abstractNumId w:val="993"/>
-  </w:num>
-  <w:num w:numId="1459">
-    <w:abstractNumId w:val="993"/>
-  </w:num>
   <w:num w:numId="1460">
+    <w:abstractNumId w:val="993"/>
+  </w:num>
+  <w:num w:numId="1461">
+    <w:abstractNumId w:val="993"/>
+  </w:num>
+  <w:num w:numId="1462">
+    <w:abstractNumId w:val="993"/>
+  </w:num>
+  <w:num w:numId="1463">
     <w:abstractNumId w:val="991"/>
   </w:num>
-  <w:num w:numId="1461">
-    <w:abstractNumId w:val="993"/>
-  </w:num>
-  <w:num w:numId="1462">
-    <w:abstractNumId w:val="993"/>
-  </w:num>
-  <w:num w:numId="1463">
-    <w:abstractNumId w:val="992"/>
-  </w:num>
   <w:num w:numId="1464">
-    <w:abstractNumId w:val="992"/>
+    <w:abstractNumId w:val="993"/>
   </w:num>
   <w:num w:numId="1465">
     <w:abstractNumId w:val="993"/>
   </w:num>
   <w:num w:numId="1466">
+    <w:abstractNumId w:val="992"/>
+  </w:num>
+  <w:num w:numId="1467">
+    <w:abstractNumId w:val="992"/>
+  </w:num>
+  <w:num w:numId="1468">
+    <w:abstractNumId w:val="993"/>
+  </w:num>
+  <w:num w:numId="1469">
     <w:abstractNumId w:val="991"/>
   </w:num>
-  <w:num w:numId="1467">
-    <w:abstractNumId w:val="993"/>
-  </w:num>
-  <w:num w:numId="1468">
+  <w:num w:numId="1470">
+    <w:abstractNumId w:val="993"/>
+  </w:num>
+  <w:num w:numId="1471">
     <w:abstractNumId w:val="991"/>
   </w:num>
-  <w:num w:numId="1469">
-    <w:abstractNumId w:val="993"/>
-  </w:num>
-  <w:num w:numId="1470">
-    <w:abstractNumId w:val="993"/>
-  </w:num>
-  <w:num w:numId="1471">
-    <w:abstractNumId w:val="993"/>
-  </w:num>
   <w:num w:numId="1472">
     <w:abstractNumId w:val="993"/>
   </w:num>
@@ -16011,43 +16134,43 @@
     <w:abstractNumId w:val="993"/>
   </w:num>
   <w:num w:numId="1478">
+    <w:abstractNumId w:val="993"/>
+  </w:num>
+  <w:num w:numId="1479">
+    <w:abstractNumId w:val="993"/>
+  </w:num>
+  <w:num w:numId="1480">
+    <w:abstractNumId w:val="993"/>
+  </w:num>
+  <w:num w:numId="1481">
     <w:abstractNumId w:val="991"/>
   </w:num>
-  <w:num w:numId="1479">
-    <w:abstractNumId w:val="993"/>
-  </w:num>
-  <w:num w:numId="1480">
-    <w:abstractNumId w:val="993"/>
-  </w:num>
-  <w:num w:numId="1481">
-    <w:abstractNumId w:val="992"/>
-  </w:num>
   <w:num w:numId="1482">
-    <w:abstractNumId w:val="992"/>
+    <w:abstractNumId w:val="993"/>
   </w:num>
   <w:num w:numId="1483">
     <w:abstractNumId w:val="993"/>
   </w:num>
   <w:num w:numId="1484">
-    <w:abstractNumId w:val="993"/>
+    <w:abstractNumId w:val="992"/>
   </w:num>
   <w:num w:numId="1485">
-    <w:abstractNumId w:val="993"/>
+    <w:abstractNumId w:val="992"/>
   </w:num>
   <w:num w:numId="1486">
-    <w:abstractNumId w:val="992"/>
+    <w:abstractNumId w:val="993"/>
   </w:num>
   <w:num w:numId="1487">
-    <w:abstractNumId w:val="992"/>
+    <w:abstractNumId w:val="993"/>
   </w:num>
   <w:num w:numId="1488">
-    <w:abstractNumId w:val="992"/>
+    <w:abstractNumId w:val="993"/>
   </w:num>
   <w:num w:numId="1489">
     <w:abstractNumId w:val="992"/>
   </w:num>
   <w:num w:numId="1490">
-    <w:abstractNumId w:val="993"/>
+    <w:abstractNumId w:val="992"/>
   </w:num>
   <w:num w:numId="1491">
     <w:abstractNumId w:val="992"/>
@@ -16059,10 +16182,10 @@
     <w:abstractNumId w:val="993"/>
   </w:num>
   <w:num w:numId="1494">
-    <w:abstractNumId w:val="993"/>
+    <w:abstractNumId w:val="992"/>
   </w:num>
   <w:num w:numId="1495">
-    <w:abstractNumId w:val="993"/>
+    <w:abstractNumId w:val="992"/>
   </w:num>
   <w:num w:numId="1496">
     <w:abstractNumId w:val="993"/>
@@ -16116,17 +16239,17 @@
     <w:abstractNumId w:val="993"/>
   </w:num>
   <w:num w:numId="1513">
+    <w:abstractNumId w:val="993"/>
+  </w:num>
+  <w:num w:numId="1514">
+    <w:abstractNumId w:val="993"/>
+  </w:num>
+  <w:num w:numId="1515">
+    <w:abstractNumId w:val="993"/>
+  </w:num>
+  <w:num w:numId="1516">
     <w:abstractNumId w:val="991"/>
   </w:num>
-  <w:num w:numId="1514">
-    <w:abstractNumId w:val="992"/>
-  </w:num>
-  <w:num w:numId="1515">
-    <w:abstractNumId w:val="992"/>
-  </w:num>
-  <w:num w:numId="1516">
-    <w:abstractNumId w:val="992"/>
-  </w:num>
   <w:num w:numId="1517">
     <w:abstractNumId w:val="992"/>
   </w:num>
@@ -16167,13 +16290,13 @@
     <w:abstractNumId w:val="992"/>
   </w:num>
   <w:num w:numId="1530">
-    <w:abstractNumId w:val="993"/>
+    <w:abstractNumId w:val="992"/>
   </w:num>
   <w:num w:numId="1531">
-    <w:abstractNumId w:val="993"/>
+    <w:abstractNumId w:val="992"/>
   </w:num>
   <w:num w:numId="1532">
-    <w:abstractNumId w:val="993"/>
+    <w:abstractNumId w:val="992"/>
   </w:num>
   <w:num w:numId="1533">
     <w:abstractNumId w:val="993"/>
@@ -16182,7 +16305,7 @@
     <w:abstractNumId w:val="993"/>
   </w:num>
   <w:num w:numId="1535">
-    <w:abstractNumId w:val="991"/>
+    <w:abstractNumId w:val="993"/>
   </w:num>
   <w:num w:numId="1536">
     <w:abstractNumId w:val="993"/>
@@ -16200,7 +16323,7 @@
     <w:abstractNumId w:val="993"/>
   </w:num>
   <w:num w:numId="1541">
-    <w:abstractNumId w:val="993"/>
+    <w:abstractNumId w:val="991"/>
   </w:num>
   <w:num w:numId="1542">
     <w:abstractNumId w:val="993"/>
@@ -16224,31 +16347,31 @@
     <w:abstractNumId w:val="993"/>
   </w:num>
   <w:num w:numId="1549">
+    <w:abstractNumId w:val="993"/>
+  </w:num>
+  <w:num w:numId="1550">
+    <w:abstractNumId w:val="993"/>
+  </w:num>
+  <w:num w:numId="1551">
+    <w:abstractNumId w:val="993"/>
+  </w:num>
+  <w:num w:numId="1552">
     <w:abstractNumId w:val="991"/>
   </w:num>
-  <w:num w:numId="1550">
-    <w:abstractNumId w:val="993"/>
-  </w:num>
-  <w:num w:numId="1551">
+  <w:num w:numId="1553">
+    <w:abstractNumId w:val="993"/>
+  </w:num>
+  <w:num w:numId="1554">
     <w:abstractNumId w:val="991"/>
   </w:num>
-  <w:num w:numId="1552">
-    <w:abstractNumId w:val="993"/>
-  </w:num>
-  <w:num w:numId="1553">
-    <w:abstractNumId w:val="993"/>
-  </w:num>
-  <w:num w:numId="1554">
-    <w:abstractNumId w:val="993"/>
-  </w:num>
   <w:num w:numId="1555">
     <w:abstractNumId w:val="993"/>
   </w:num>
   <w:num w:numId="1556">
-    <w:abstractNumId w:val="992"/>
+    <w:abstractNumId w:val="993"/>
   </w:num>
   <w:num w:numId="1557">
-    <w:abstractNumId w:val="992"/>
+    <w:abstractNumId w:val="993"/>
   </w:num>
   <w:num w:numId="1558">
     <w:abstractNumId w:val="993"/>
@@ -16260,7 +16383,7 @@
     <w:abstractNumId w:val="992"/>
   </w:num>
   <w:num w:numId="1561">
-    <w:abstractNumId w:val="992"/>
+    <w:abstractNumId w:val="993"/>
   </w:num>
   <w:num w:numId="1562">
     <w:abstractNumId w:val="992"/>
@@ -16272,13 +16395,13 @@
     <w:abstractNumId w:val="992"/>
   </w:num>
   <w:num w:numId="1565">
-    <w:abstractNumId w:val="993"/>
+    <w:abstractNumId w:val="992"/>
   </w:num>
   <w:num w:numId="1566">
-    <w:abstractNumId w:val="993"/>
+    <w:abstractNumId w:val="992"/>
   </w:num>
   <w:num w:numId="1567">
-    <w:abstractNumId w:val="993"/>
+    <w:abstractNumId w:val="992"/>
   </w:num>
   <w:num w:numId="1568">
     <w:abstractNumId w:val="993"/>
@@ -16293,7 +16416,7 @@
     <w:abstractNumId w:val="993"/>
   </w:num>
   <w:num w:numId="1572">
-    <w:abstractNumId w:val="992"/>
+    <w:abstractNumId w:val="993"/>
   </w:num>
   <w:num w:numId="1573">
     <w:abstractNumId w:val="993"/>
@@ -16302,10 +16425,10 @@
     <w:abstractNumId w:val="993"/>
   </w:num>
   <w:num w:numId="1575">
-    <w:abstractNumId w:val="993"/>
+    <w:abstractNumId w:val="992"/>
   </w:num>
   <w:num w:numId="1576">
-    <w:abstractNumId w:val="992"/>
+    <w:abstractNumId w:val="993"/>
   </w:num>
   <w:num w:numId="1577">
     <w:abstractNumId w:val="993"/>
@@ -16314,10 +16437,10 @@
     <w:abstractNumId w:val="993"/>
   </w:num>
   <w:num w:numId="1579">
-    <w:abstractNumId w:val="993"/>
+    <w:abstractNumId w:val="992"/>
   </w:num>
   <w:num w:numId="1580">
-    <w:abstractNumId w:val="992"/>
+    <w:abstractNumId w:val="993"/>
   </w:num>
   <w:num w:numId="1581">
     <w:abstractNumId w:val="993"/>
@@ -16326,7 +16449,7 @@
     <w:abstractNumId w:val="993"/>
   </w:num>
   <w:num w:numId="1583">
-    <w:abstractNumId w:val="993"/>
+    <w:abstractNumId w:val="992"/>
   </w:num>
   <w:num w:numId="1584">
     <w:abstractNumId w:val="993"/>
@@ -16338,13 +16461,13 @@
     <w:abstractNumId w:val="993"/>
   </w:num>
   <w:num w:numId="1587">
-    <w:abstractNumId w:val="992"/>
+    <w:abstractNumId w:val="993"/>
   </w:num>
   <w:num w:numId="1588">
     <w:abstractNumId w:val="993"/>
   </w:num>
   <w:num w:numId="1589">
-    <w:abstractNumId w:val="992"/>
+    <w:abstractNumId w:val="993"/>
   </w:num>
   <w:num w:numId="1590">
     <w:abstractNumId w:val="992"/>
@@ -16353,28 +16476,28 @@
     <w:abstractNumId w:val="993"/>
   </w:num>
   <w:num w:numId="1592">
-    <w:abstractNumId w:val="993"/>
+    <w:abstractNumId w:val="992"/>
   </w:num>
   <w:num w:numId="1593">
-    <w:abstractNumId w:val="993"/>
+    <w:abstractNumId w:val="992"/>
   </w:num>
   <w:num w:numId="1594">
     <w:abstractNumId w:val="993"/>
   </w:num>
   <w:num w:numId="1595">
-    <w:abstractNumId w:val="992"/>
+    <w:abstractNumId w:val="993"/>
   </w:num>
   <w:num w:numId="1596">
-    <w:abstractNumId w:val="992"/>
+    <w:abstractNumId w:val="993"/>
   </w:num>
   <w:num w:numId="1597">
-    <w:abstractNumId w:val="992"/>
+    <w:abstractNumId w:val="993"/>
   </w:num>
   <w:num w:numId="1598">
     <w:abstractNumId w:val="992"/>
   </w:num>
   <w:num w:numId="1599">
-    <w:abstractNumId w:val="993"/>
+    <w:abstractNumId w:val="992"/>
   </w:num>
   <w:num w:numId="1600">
     <w:abstractNumId w:val="992"/>
@@ -16383,7 +16506,7 @@
     <w:abstractNumId w:val="992"/>
   </w:num>
   <w:num w:numId="1602">
-    <w:abstractNumId w:val="992"/>
+    <w:abstractNumId w:val="993"/>
   </w:num>
   <w:num w:numId="1603">
     <w:abstractNumId w:val="992"/>
@@ -16497,6 +16620,15 @@
     <w:abstractNumId w:val="992"/>
   </w:num>
   <w:num w:numId="1640">
+    <w:abstractNumId w:val="992"/>
+  </w:num>
+  <w:num w:numId="1641">
+    <w:abstractNumId w:val="992"/>
+  </w:num>
+  <w:num w:numId="1642">
+    <w:abstractNumId w:val="992"/>
+  </w:num>
+  <w:num w:numId="1643">
     <w:abstractNumId w:val="992"/>
   </w:num>
 </w:numbering>

--- a/MASTER_M1_M2_DELIVERY_CHECKLIST.docx
+++ b/MASTER_M1_M2_DELIVERY_CHECKLIST.docx
@@ -409,7 +409,7 @@
               <w:jc w:val="right"/>
             </w:pPr>
             <w:r>
-              <w:t xml:space="preserve">7%</w:t>
+              <w:t xml:space="preserve">8%</w:t>
             </w:r>
           </w:p>
         </w:tc>
@@ -420,7 +420,7 @@
               <w:pStyle w:val="Compact"/>
             </w:pPr>
             <w:r>
-              <w:t xml:space="preserve">Backend, Pipeline UI, inbound/forward reset mechanics implemented; browser/pixel pending</w:t>
+              <w:t xml:space="preserve">Attempt UI, reset mechanics, and admin manual override implemented; browser/pixel pending</w:t>
             </w:r>
           </w:p>
         </w:tc>
@@ -709,7 +709,7 @@
                 <w:b/>
                 <w:bCs/>
               </w:rPr>
-              <w:t xml:space="preserve">64%</w:t>
+              <w:t xml:space="preserve">65%</w:t>
             </w:r>
           </w:p>
         </w:tc>
@@ -724,7 +724,7 @@
                 <w:b/>
                 <w:bCs/>
               </w:rPr>
-              <w:t xml:space="preserve">M1.5 reset mechanics added; browser/pixel/release gates remain</w:t>
+              <w:t xml:space="preserve">M1.5 manual override added; browser/pixel/release gates remain</w:t>
             </w:r>
           </w:p>
         </w:tc>
@@ -8745,6 +8745,60 @@
         <w:t xml:space="preserve">passed; targeted backend ESLint 0 errors / existing warnings only.</w:t>
       </w:r>
     </w:p>
+    <w:p>
+      <w:pPr>
+        <w:pStyle w:val="Compact"/>
+        <w:numPr>
+          <w:ilvl w:val="0"/>
+          <w:numId w:val="1350"/>
+        </w:numPr>
+      </w:pPr>
+      <w:r>
+        <w:t xml:space="preserve">Added admin/manager manual override for</w:t>
+      </w:r>
+      <w:r>
+        <w:t xml:space="preserve"> </w:t>
+      </w:r>
+      <w:r>
+        <w:rPr>
+          <w:rStyle w:val="VerbatimChar"/>
+        </w:rPr>
+        <w:t xml:space="preserve">contactAttempts</w:t>
+      </w:r>
+      <w:r>
+        <w:t xml:space="preserve"> </w:t>
+      </w:r>
+      <w:r>
+        <w:t xml:space="preserve">reset and</w:t>
+      </w:r>
+      <w:r>
+        <w:t xml:space="preserve"> </w:t>
+      </w:r>
+      <w:r>
+        <w:rPr>
+          <w:rStyle w:val="VerbatimChar"/>
+        </w:rPr>
+        <w:t xml:space="preserve">contactAttemptThreshold</w:t>
+      </w:r>
+      <w:r>
+        <w:t xml:space="preserve"> </w:t>
+      </w:r>
+      <w:r>
+        <w:t xml:space="preserve">in DealPanel with backend validation and audit metadata.</w:t>
+      </w:r>
+    </w:p>
+    <w:p>
+      <w:pPr>
+        <w:pStyle w:val="Compact"/>
+        <w:numPr>
+          <w:ilvl w:val="0"/>
+          <w:numId w:val="1351"/>
+        </w:numPr>
+      </w:pPr>
+      <w:r>
+        <w:t xml:space="preserve">Validation passed: focused backend tests 17/17, server build, and client build.</w:t>
+      </w:r>
+    </w:p>
     <w:bookmarkEnd w:id="49"/>
     <w:bookmarkStart w:id="50" w:name="data-and-backend"/>
     <w:p>
@@ -8760,7 +8814,7 @@
         <w:pStyle w:val="Compact"/>
         <w:numPr>
           <w:ilvl w:val="0"/>
-          <w:numId w:val="1350"/>
+          <w:numId w:val="1352"/>
         </w:numPr>
       </w:pPr>
       <w:r>
@@ -8799,7 +8853,7 @@
         <w:pStyle w:val="Compact"/>
         <w:numPr>
           <w:ilvl w:val="0"/>
-          <w:numId w:val="1351"/>
+          <w:numId w:val="1353"/>
         </w:numPr>
       </w:pPr>
       <w:r>
@@ -8838,7 +8892,7 @@
         <w:pStyle w:val="Compact"/>
         <w:numPr>
           <w:ilvl w:val="0"/>
-          <w:numId w:val="1352"/>
+          <w:numId w:val="1354"/>
         </w:numPr>
       </w:pPr>
       <w:r>
@@ -8862,7 +8916,7 @@
         <w:pStyle w:val="Compact"/>
         <w:numPr>
           <w:ilvl w:val="0"/>
-          <w:numId w:val="1353"/>
+          <w:numId w:val="1355"/>
         </w:numPr>
       </w:pPr>
       <w:r>
@@ -8919,7 +8973,7 @@
         <w:pStyle w:val="Compact"/>
         <w:numPr>
           <w:ilvl w:val="0"/>
-          <w:numId w:val="1354"/>
+          <w:numId w:val="1356"/>
         </w:numPr>
       </w:pPr>
       <w:r>
@@ -8943,7 +8997,7 @@
         <w:pStyle w:val="Compact"/>
         <w:numPr>
           <w:ilvl w:val="0"/>
-          <w:numId w:val="1355"/>
+          <w:numId w:val="1357"/>
         </w:numPr>
       </w:pPr>
       <w:r>
@@ -8955,7 +9009,7 @@
         <w:pStyle w:val="Compact"/>
         <w:numPr>
           <w:ilvl w:val="1"/>
-          <w:numId w:val="1356"/>
+          <w:numId w:val="1358"/>
         </w:numPr>
       </w:pPr>
       <w:r>
@@ -8967,7 +9021,7 @@
         <w:pStyle w:val="Compact"/>
         <w:numPr>
           <w:ilvl w:val="1"/>
-          <w:numId w:val="1356"/>
+          <w:numId w:val="1358"/>
         </w:numPr>
       </w:pPr>
       <w:r>
@@ -8979,7 +9033,7 @@
         <w:pStyle w:val="Compact"/>
         <w:numPr>
           <w:ilvl w:val="1"/>
-          <w:numId w:val="1356"/>
+          <w:numId w:val="1358"/>
         </w:numPr>
       </w:pPr>
       <w:r>
@@ -8991,7 +9045,7 @@
         <w:pStyle w:val="Compact"/>
         <w:numPr>
           <w:ilvl w:val="1"/>
-          <w:numId w:val="1356"/>
+          <w:numId w:val="1358"/>
         </w:numPr>
       </w:pPr>
       <w:r>
@@ -9003,7 +9057,7 @@
         <w:pStyle w:val="Compact"/>
         <w:numPr>
           <w:ilvl w:val="1"/>
-          <w:numId w:val="1356"/>
+          <w:numId w:val="1358"/>
         </w:numPr>
       </w:pPr>
       <w:r>
@@ -9015,7 +9069,7 @@
         <w:pStyle w:val="Compact"/>
         <w:numPr>
           <w:ilvl w:val="0"/>
-          <w:numId w:val="1357"/>
+          <w:numId w:val="1359"/>
         </w:numPr>
       </w:pPr>
       <w:r>
@@ -9060,7 +9114,7 @@
         <w:pStyle w:val="Compact"/>
         <w:numPr>
           <w:ilvl w:val="0"/>
-          <w:numId w:val="1358"/>
+          <w:numId w:val="1360"/>
         </w:numPr>
       </w:pPr>
       <w:r>
@@ -9093,7 +9147,7 @@
         <w:pStyle w:val="Compact"/>
         <w:numPr>
           <w:ilvl w:val="0"/>
-          <w:numId w:val="1359"/>
+          <w:numId w:val="1361"/>
         </w:numPr>
       </w:pPr>
       <w:r>
@@ -9126,7 +9180,7 @@
         <w:pStyle w:val="Compact"/>
         <w:numPr>
           <w:ilvl w:val="0"/>
-          <w:numId w:val="1360"/>
+          <w:numId w:val="1362"/>
         </w:numPr>
       </w:pPr>
       <w:r>
@@ -9153,7 +9207,7 @@
         <w:pStyle w:val="Compact"/>
         <w:numPr>
           <w:ilvl w:val="0"/>
-          <w:numId w:val="1361"/>
+          <w:numId w:val="1363"/>
         </w:numPr>
       </w:pPr>
       <w:r>
@@ -9165,7 +9219,7 @@
         <w:pStyle w:val="Compact"/>
         <w:numPr>
           <w:ilvl w:val="0"/>
-          <w:numId w:val="1362"/>
+          <w:numId w:val="1364"/>
         </w:numPr>
       </w:pPr>
       <w:r>
@@ -9177,7 +9231,7 @@
         <w:pStyle w:val="Compact"/>
         <w:numPr>
           <w:ilvl w:val="0"/>
-          <w:numId w:val="1363"/>
+          <w:numId w:val="1365"/>
         </w:numPr>
       </w:pPr>
       <w:r>
@@ -9189,7 +9243,7 @@
         <w:pStyle w:val="Compact"/>
         <w:numPr>
           <w:ilvl w:val="0"/>
-          <w:numId w:val="1364"/>
+          <w:numId w:val="1366"/>
         </w:numPr>
       </w:pPr>
       <w:r>
@@ -9201,7 +9255,7 @@
         <w:pStyle w:val="Compact"/>
         <w:numPr>
           <w:ilvl w:val="0"/>
-          <w:numId w:val="1365"/>
+          <w:numId w:val="1367"/>
         </w:numPr>
       </w:pPr>
       <w:r>
@@ -9228,7 +9282,7 @@
         <w:pStyle w:val="Compact"/>
         <w:numPr>
           <w:ilvl w:val="0"/>
-          <w:numId w:val="1366"/>
+          <w:numId w:val="1368"/>
         </w:numPr>
       </w:pPr>
       <w:r>
@@ -9250,7 +9304,7 @@
         <w:pStyle w:val="Compact"/>
         <w:numPr>
           <w:ilvl w:val="0"/>
-          <w:numId w:val="1367"/>
+          <w:numId w:val="1369"/>
         </w:numPr>
       </w:pPr>
       <w:r>
@@ -9262,7 +9316,7 @@
         <w:pStyle w:val="Compact"/>
         <w:numPr>
           <w:ilvl w:val="0"/>
-          <w:numId w:val="1368"/>
+          <w:numId w:val="1370"/>
         </w:numPr>
       </w:pPr>
       <w:r>
@@ -9274,7 +9328,7 @@
         <w:pStyle w:val="Compact"/>
         <w:numPr>
           <w:ilvl w:val="0"/>
-          <w:numId w:val="1369"/>
+          <w:numId w:val="1371"/>
         </w:numPr>
       </w:pPr>
       <w:r>
@@ -9286,7 +9340,7 @@
         <w:pStyle w:val="Compact"/>
         <w:numPr>
           <w:ilvl w:val="0"/>
-          <w:numId w:val="1370"/>
+          <w:numId w:val="1372"/>
         </w:numPr>
       </w:pPr>
       <w:r>
@@ -9310,7 +9364,7 @@
         <w:pStyle w:val="Compact"/>
         <w:numPr>
           <w:ilvl w:val="0"/>
-          <w:numId w:val="1371"/>
+          <w:numId w:val="1373"/>
         </w:numPr>
       </w:pPr>
       <w:r>
@@ -9322,7 +9376,7 @@
         <w:pStyle w:val="Compact"/>
         <w:numPr>
           <w:ilvl w:val="1"/>
-          <w:numId w:val="1372"/>
+          <w:numId w:val="1374"/>
         </w:numPr>
       </w:pPr>
       <w:r>
@@ -9334,7 +9388,7 @@
         <w:pStyle w:val="Compact"/>
         <w:numPr>
           <w:ilvl w:val="1"/>
-          <w:numId w:val="1372"/>
+          <w:numId w:val="1374"/>
         </w:numPr>
       </w:pPr>
       <w:r>
@@ -9346,7 +9400,7 @@
         <w:pStyle w:val="Compact"/>
         <w:numPr>
           <w:ilvl w:val="1"/>
-          <w:numId w:val="1372"/>
+          <w:numId w:val="1374"/>
         </w:numPr>
       </w:pPr>
       <w:r>
@@ -9358,7 +9412,7 @@
         <w:pStyle w:val="Compact"/>
         <w:numPr>
           <w:ilvl w:val="0"/>
-          <w:numId w:val="1373"/>
+          <w:numId w:val="1375"/>
         </w:numPr>
       </w:pPr>
       <w:r>
@@ -9400,7 +9454,7 @@
         <w:pStyle w:val="Compact"/>
         <w:numPr>
           <w:ilvl w:val="0"/>
-          <w:numId w:val="1374"/>
+          <w:numId w:val="1376"/>
         </w:numPr>
       </w:pPr>
       <w:r>
@@ -9435,6 +9489,18 @@
       </w:r>
       <w:r>
         <w:t xml:space="preserve">visual target.</w:t>
+      </w:r>
+    </w:p>
+    <w:p>
+      <w:pPr>
+        <w:pStyle w:val="Compact"/>
+        <w:numPr>
+          <w:ilvl w:val="0"/>
+          <w:numId w:val="1377"/>
+        </w:numPr>
+      </w:pPr>
+      <w:r>
+        <w:t xml:space="preserve">Admin/manager manual override controls added for reset and threshold.</w:t>
       </w:r>
     </w:p>
     <w:bookmarkEnd w:id="51"/>
@@ -9452,7 +9518,7 @@
         <w:pStyle w:val="Compact"/>
         <w:numPr>
           <w:ilvl w:val="0"/>
-          <w:numId w:val="1375"/>
+          <w:numId w:val="1378"/>
         </w:numPr>
       </w:pPr>
       <w:r>
@@ -9464,7 +9530,7 @@
         <w:pStyle w:val="Compact"/>
         <w:numPr>
           <w:ilvl w:val="0"/>
-          <w:numId w:val="1376"/>
+          <w:numId w:val="1379"/>
         </w:numPr>
       </w:pPr>
       <w:r>
@@ -9476,7 +9542,7 @@
         <w:pStyle w:val="Compact"/>
         <w:numPr>
           <w:ilvl w:val="0"/>
-          <w:numId w:val="1377"/>
+          <w:numId w:val="1380"/>
         </w:numPr>
       </w:pPr>
       <w:r>
@@ -9488,7 +9554,7 @@
         <w:pStyle w:val="Compact"/>
         <w:numPr>
           <w:ilvl w:val="0"/>
-          <w:numId w:val="1378"/>
+          <w:numId w:val="1381"/>
         </w:numPr>
       </w:pPr>
       <w:r>
@@ -9500,7 +9566,7 @@
         <w:pStyle w:val="Compact"/>
         <w:numPr>
           <w:ilvl w:val="0"/>
-          <w:numId w:val="1379"/>
+          <w:numId w:val="1382"/>
         </w:numPr>
       </w:pPr>
       <w:r>
@@ -9512,7 +9578,7 @@
         <w:pStyle w:val="Compact"/>
         <w:numPr>
           <w:ilvl w:val="0"/>
-          <w:numId w:val="1380"/>
+          <w:numId w:val="1383"/>
         </w:numPr>
       </w:pPr>
       <w:r>
@@ -9524,7 +9590,19 @@
         <w:pStyle w:val="Compact"/>
         <w:numPr>
           <w:ilvl w:val="0"/>
-          <w:numId w:val="1381"/>
+          <w:numId w:val="1384"/>
+        </w:numPr>
+      </w:pPr>
+      <w:r>
+        <w:t xml:space="preserve">Manual override reset tested.</w:t>
+      </w:r>
+    </w:p>
+    <w:p>
+      <w:pPr>
+        <w:pStyle w:val="Compact"/>
+        <w:numPr>
+          <w:ilvl w:val="0"/>
+          <w:numId w:val="1385"/>
         </w:numPr>
       </w:pPr>
       <w:r>
@@ -9536,7 +9614,7 @@
         <w:pStyle w:val="Compact"/>
         <w:numPr>
           <w:ilvl w:val="0"/>
-          <w:numId w:val="1382"/>
+          <w:numId w:val="1386"/>
         </w:numPr>
       </w:pPr>
       <w:r>
@@ -9548,7 +9626,7 @@
         <w:pStyle w:val="Compact"/>
         <w:numPr>
           <w:ilvl w:val="0"/>
-          <w:numId w:val="1383"/>
+          <w:numId w:val="1387"/>
         </w:numPr>
       </w:pPr>
       <w:r>
@@ -9580,7 +9658,7 @@
         <w:pStyle w:val="Compact"/>
         <w:numPr>
           <w:ilvl w:val="0"/>
-          <w:numId w:val="1384"/>
+          <w:numId w:val="1388"/>
         </w:numPr>
       </w:pPr>
       <w:r>
@@ -9592,7 +9670,7 @@
         <w:pStyle w:val="Compact"/>
         <w:numPr>
           <w:ilvl w:val="0"/>
-          <w:numId w:val="1385"/>
+          <w:numId w:val="1389"/>
         </w:numPr>
       </w:pPr>
       <w:r>
@@ -9604,7 +9682,7 @@
         <w:pStyle w:val="Compact"/>
         <w:numPr>
           <w:ilvl w:val="0"/>
-          <w:numId w:val="1386"/>
+          <w:numId w:val="1390"/>
         </w:numPr>
       </w:pPr>
       <w:r>
@@ -9616,7 +9694,7 @@
         <w:pStyle w:val="Compact"/>
         <w:numPr>
           <w:ilvl w:val="0"/>
-          <w:numId w:val="1387"/>
+          <w:numId w:val="1391"/>
         </w:numPr>
       </w:pPr>
       <w:r>
@@ -9628,7 +9706,7 @@
         <w:pStyle w:val="Compact"/>
         <w:numPr>
           <w:ilvl w:val="0"/>
-          <w:numId w:val="1388"/>
+          <w:numId w:val="1392"/>
         </w:numPr>
       </w:pPr>
       <w:r>
@@ -9640,7 +9718,7 @@
         <w:pStyle w:val="Compact"/>
         <w:numPr>
           <w:ilvl w:val="0"/>
-          <w:numId w:val="1389"/>
+          <w:numId w:val="1393"/>
         </w:numPr>
       </w:pPr>
       <w:r>
@@ -9652,7 +9730,7 @@
         <w:pStyle w:val="Compact"/>
         <w:numPr>
           <w:ilvl w:val="0"/>
-          <w:numId w:val="1390"/>
+          <w:numId w:val="1394"/>
         </w:numPr>
       </w:pPr>
       <w:r>
@@ -9664,7 +9742,7 @@
         <w:pStyle w:val="Compact"/>
         <w:numPr>
           <w:ilvl w:val="0"/>
-          <w:numId w:val="1391"/>
+          <w:numId w:val="1395"/>
         </w:numPr>
       </w:pPr>
       <w:r>
@@ -9676,7 +9754,7 @@
         <w:pStyle w:val="Compact"/>
         <w:numPr>
           <w:ilvl w:val="0"/>
-          <w:numId w:val="1392"/>
+          <w:numId w:val="1396"/>
         </w:numPr>
       </w:pPr>
       <w:r>
@@ -9688,7 +9766,7 @@
         <w:pStyle w:val="Compact"/>
         <w:numPr>
           <w:ilvl w:val="0"/>
-          <w:numId w:val="1393"/>
+          <w:numId w:val="1397"/>
         </w:numPr>
       </w:pPr>
       <w:r>
@@ -9700,7 +9778,7 @@
         <w:pStyle w:val="Compact"/>
         <w:numPr>
           <w:ilvl w:val="0"/>
-          <w:numId w:val="1394"/>
+          <w:numId w:val="1398"/>
         </w:numPr>
       </w:pPr>
       <w:r>
@@ -9712,7 +9790,7 @@
         <w:pStyle w:val="Compact"/>
         <w:numPr>
           <w:ilvl w:val="0"/>
-          <w:numId w:val="1395"/>
+          <w:numId w:val="1399"/>
         </w:numPr>
       </w:pPr>
       <w:r>
@@ -9724,7 +9802,7 @@
         <w:pStyle w:val="Compact"/>
         <w:numPr>
           <w:ilvl w:val="0"/>
-          <w:numId w:val="1396"/>
+          <w:numId w:val="1400"/>
         </w:numPr>
       </w:pPr>
       <w:r>
@@ -9736,7 +9814,7 @@
         <w:pStyle w:val="Compact"/>
         <w:numPr>
           <w:ilvl w:val="0"/>
-          <w:numId w:val="1397"/>
+          <w:numId w:val="1401"/>
         </w:numPr>
       </w:pPr>
       <w:r>
@@ -9748,7 +9826,7 @@
         <w:pStyle w:val="Compact"/>
         <w:numPr>
           <w:ilvl w:val="0"/>
-          <w:numId w:val="1398"/>
+          <w:numId w:val="1402"/>
         </w:numPr>
       </w:pPr>
       <w:r>
@@ -9770,7 +9848,7 @@
         <w:pStyle w:val="Compact"/>
         <w:numPr>
           <w:ilvl w:val="0"/>
-          <w:numId w:val="1399"/>
+          <w:numId w:val="1403"/>
         </w:numPr>
       </w:pPr>
       <w:r>
@@ -9782,7 +9860,7 @@
         <w:pStyle w:val="Compact"/>
         <w:numPr>
           <w:ilvl w:val="0"/>
-          <w:numId w:val="1400"/>
+          <w:numId w:val="1404"/>
         </w:numPr>
       </w:pPr>
       <w:r>
@@ -9794,7 +9872,7 @@
         <w:pStyle w:val="Compact"/>
         <w:numPr>
           <w:ilvl w:val="0"/>
-          <w:numId w:val="1401"/>
+          <w:numId w:val="1405"/>
         </w:numPr>
       </w:pPr>
       <w:r>
@@ -9806,7 +9884,7 @@
         <w:pStyle w:val="Compact"/>
         <w:numPr>
           <w:ilvl w:val="0"/>
-          <w:numId w:val="1402"/>
+          <w:numId w:val="1406"/>
         </w:numPr>
       </w:pPr>
       <w:r>
@@ -9818,7 +9896,7 @@
         <w:pStyle w:val="Compact"/>
         <w:numPr>
           <w:ilvl w:val="0"/>
-          <w:numId w:val="1403"/>
+          <w:numId w:val="1407"/>
         </w:numPr>
       </w:pPr>
       <w:r>
@@ -9830,7 +9908,7 @@
         <w:pStyle w:val="Compact"/>
         <w:numPr>
           <w:ilvl w:val="0"/>
-          <w:numId w:val="1404"/>
+          <w:numId w:val="1408"/>
         </w:numPr>
       </w:pPr>
       <w:r>
@@ -9842,7 +9920,7 @@
         <w:pStyle w:val="Compact"/>
         <w:numPr>
           <w:ilvl w:val="0"/>
-          <w:numId w:val="1405"/>
+          <w:numId w:val="1409"/>
         </w:numPr>
       </w:pPr>
       <w:r>
@@ -9864,7 +9942,7 @@
         <w:pStyle w:val="Compact"/>
         <w:numPr>
           <w:ilvl w:val="0"/>
-          <w:numId w:val="1406"/>
+          <w:numId w:val="1410"/>
         </w:numPr>
       </w:pPr>
       <w:r>
@@ -9876,7 +9954,7 @@
         <w:pStyle w:val="Compact"/>
         <w:numPr>
           <w:ilvl w:val="0"/>
-          <w:numId w:val="1407"/>
+          <w:numId w:val="1411"/>
         </w:numPr>
       </w:pPr>
       <w:r>
@@ -9888,7 +9966,7 @@
         <w:pStyle w:val="Compact"/>
         <w:numPr>
           <w:ilvl w:val="0"/>
-          <w:numId w:val="1408"/>
+          <w:numId w:val="1412"/>
         </w:numPr>
       </w:pPr>
       <w:r>
@@ -9900,7 +9978,7 @@
         <w:pStyle w:val="Compact"/>
         <w:numPr>
           <w:ilvl w:val="0"/>
-          <w:numId w:val="1409"/>
+          <w:numId w:val="1413"/>
         </w:numPr>
       </w:pPr>
       <w:r>
@@ -9912,7 +9990,7 @@
         <w:pStyle w:val="Compact"/>
         <w:numPr>
           <w:ilvl w:val="0"/>
-          <w:numId w:val="1410"/>
+          <w:numId w:val="1414"/>
         </w:numPr>
       </w:pPr>
       <w:r>
@@ -9924,7 +10002,7 @@
         <w:pStyle w:val="Compact"/>
         <w:numPr>
           <w:ilvl w:val="0"/>
-          <w:numId w:val="1411"/>
+          <w:numId w:val="1415"/>
         </w:numPr>
       </w:pPr>
       <w:r>
@@ -9936,7 +10014,7 @@
         <w:pStyle w:val="Compact"/>
         <w:numPr>
           <w:ilvl w:val="0"/>
-          <w:numId w:val="1412"/>
+          <w:numId w:val="1416"/>
         </w:numPr>
       </w:pPr>
       <w:r>
@@ -9968,7 +10046,7 @@
         <w:pStyle w:val="Compact"/>
         <w:numPr>
           <w:ilvl w:val="0"/>
-          <w:numId w:val="1413"/>
+          <w:numId w:val="1417"/>
         </w:numPr>
       </w:pPr>
       <w:r>
@@ -10040,7 +10118,7 @@
         <w:pStyle w:val="Compact"/>
         <w:numPr>
           <w:ilvl w:val="0"/>
-          <w:numId w:val="1414"/>
+          <w:numId w:val="1418"/>
         </w:numPr>
       </w:pPr>
       <w:r>
@@ -10052,7 +10130,7 @@
         <w:pStyle w:val="Compact"/>
         <w:numPr>
           <w:ilvl w:val="0"/>
-          <w:numId w:val="1415"/>
+          <w:numId w:val="1419"/>
         </w:numPr>
       </w:pPr>
       <w:r>
@@ -10079,7 +10157,7 @@
         <w:pStyle w:val="Compact"/>
         <w:numPr>
           <w:ilvl w:val="0"/>
-          <w:numId w:val="1416"/>
+          <w:numId w:val="1420"/>
         </w:numPr>
       </w:pPr>
       <w:r>
@@ -10133,7 +10211,7 @@
         <w:pStyle w:val="Compact"/>
         <w:numPr>
           <w:ilvl w:val="0"/>
-          <w:numId w:val="1417"/>
+          <w:numId w:val="1421"/>
         </w:numPr>
       </w:pPr>
       <w:r>
@@ -10145,7 +10223,7 @@
         <w:pStyle w:val="Compact"/>
         <w:numPr>
           <w:ilvl w:val="0"/>
-          <w:numId w:val="1418"/>
+          <w:numId w:val="1422"/>
         </w:numPr>
       </w:pPr>
       <w:r>
@@ -10167,7 +10245,7 @@
         <w:pStyle w:val="Compact"/>
         <w:numPr>
           <w:ilvl w:val="0"/>
-          <w:numId w:val="1419"/>
+          <w:numId w:val="1423"/>
         </w:numPr>
       </w:pPr>
       <w:r>
@@ -10218,7 +10296,7 @@
         <w:pStyle w:val="Compact"/>
         <w:numPr>
           <w:ilvl w:val="0"/>
-          <w:numId w:val="1420"/>
+          <w:numId w:val="1424"/>
         </w:numPr>
       </w:pPr>
       <w:r>
@@ -10245,7 +10323,7 @@
         <w:pStyle w:val="Compact"/>
         <w:numPr>
           <w:ilvl w:val="0"/>
-          <w:numId w:val="1421"/>
+          <w:numId w:val="1425"/>
         </w:numPr>
       </w:pPr>
       <w:r>
@@ -10257,7 +10335,7 @@
         <w:pStyle w:val="Compact"/>
         <w:numPr>
           <w:ilvl w:val="0"/>
-          <w:numId w:val="1422"/>
+          <w:numId w:val="1426"/>
         </w:numPr>
       </w:pPr>
       <w:r>
@@ -10284,7 +10362,7 @@
         <w:pStyle w:val="Compact"/>
         <w:numPr>
           <w:ilvl w:val="0"/>
-          <w:numId w:val="1423"/>
+          <w:numId w:val="1427"/>
         </w:numPr>
       </w:pPr>
       <w:r>
@@ -10296,7 +10374,7 @@
         <w:pStyle w:val="Compact"/>
         <w:numPr>
           <w:ilvl w:val="0"/>
-          <w:numId w:val="1424"/>
+          <w:numId w:val="1428"/>
         </w:numPr>
       </w:pPr>
       <w:r>
@@ -10308,7 +10386,7 @@
         <w:pStyle w:val="Compact"/>
         <w:numPr>
           <w:ilvl w:val="0"/>
-          <w:numId w:val="1425"/>
+          <w:numId w:val="1429"/>
         </w:numPr>
       </w:pPr>
       <w:r>
@@ -10330,7 +10408,7 @@
         <w:pStyle w:val="Compact"/>
         <w:numPr>
           <w:ilvl w:val="0"/>
-          <w:numId w:val="1426"/>
+          <w:numId w:val="1430"/>
         </w:numPr>
       </w:pPr>
       <w:r>
@@ -10354,7 +10432,7 @@
         <w:pStyle w:val="Compact"/>
         <w:numPr>
           <w:ilvl w:val="0"/>
-          <w:numId w:val="1427"/>
+          <w:numId w:val="1431"/>
         </w:numPr>
       </w:pPr>
       <w:r>
@@ -10378,7 +10456,7 @@
         <w:pStyle w:val="Compact"/>
         <w:numPr>
           <w:ilvl w:val="0"/>
-          <w:numId w:val="1428"/>
+          <w:numId w:val="1432"/>
         </w:numPr>
       </w:pPr>
       <w:r>
@@ -10390,7 +10468,7 @@
         <w:pStyle w:val="Compact"/>
         <w:numPr>
           <w:ilvl w:val="0"/>
-          <w:numId w:val="1429"/>
+          <w:numId w:val="1433"/>
         </w:numPr>
       </w:pPr>
       <w:r>
@@ -10402,7 +10480,7 @@
         <w:pStyle w:val="Compact"/>
         <w:numPr>
           <w:ilvl w:val="0"/>
-          <w:numId w:val="1430"/>
+          <w:numId w:val="1434"/>
         </w:numPr>
       </w:pPr>
       <w:r>
@@ -10414,7 +10492,7 @@
         <w:pStyle w:val="Compact"/>
         <w:numPr>
           <w:ilvl w:val="0"/>
-          <w:numId w:val="1431"/>
+          <w:numId w:val="1435"/>
         </w:numPr>
       </w:pPr>
       <w:r>
@@ -10445,7 +10523,7 @@
         <w:pStyle w:val="Compact"/>
         <w:numPr>
           <w:ilvl w:val="0"/>
-          <w:numId w:val="1432"/>
+          <w:numId w:val="1436"/>
         </w:numPr>
       </w:pPr>
       <w:r>
@@ -10457,7 +10535,7 @@
         <w:pStyle w:val="Compact"/>
         <w:numPr>
           <w:ilvl w:val="0"/>
-          <w:numId w:val="1433"/>
+          <w:numId w:val="1437"/>
         </w:numPr>
       </w:pPr>
       <w:r>
@@ -10469,7 +10547,7 @@
         <w:pStyle w:val="Compact"/>
         <w:numPr>
           <w:ilvl w:val="1"/>
-          <w:numId w:val="1434"/>
+          <w:numId w:val="1438"/>
         </w:numPr>
       </w:pPr>
       <w:r>
@@ -10487,7 +10565,7 @@
         <w:pStyle w:val="Compact"/>
         <w:numPr>
           <w:ilvl w:val="1"/>
-          <w:numId w:val="1434"/>
+          <w:numId w:val="1438"/>
         </w:numPr>
       </w:pPr>
       <w:r>
@@ -10505,7 +10583,7 @@
         <w:pStyle w:val="Compact"/>
         <w:numPr>
           <w:ilvl w:val="1"/>
-          <w:numId w:val="1434"/>
+          <w:numId w:val="1438"/>
         </w:numPr>
       </w:pPr>
       <w:r>
@@ -10523,7 +10601,7 @@
         <w:pStyle w:val="Compact"/>
         <w:numPr>
           <w:ilvl w:val="1"/>
-          <w:numId w:val="1434"/>
+          <w:numId w:val="1438"/>
         </w:numPr>
       </w:pPr>
       <w:r>
@@ -10541,7 +10619,7 @@
         <w:pStyle w:val="Compact"/>
         <w:numPr>
           <w:ilvl w:val="0"/>
-          <w:numId w:val="1435"/>
+          <w:numId w:val="1439"/>
         </w:numPr>
       </w:pPr>
       <w:r>
@@ -10553,7 +10631,7 @@
         <w:pStyle w:val="Compact"/>
         <w:numPr>
           <w:ilvl w:val="0"/>
-          <w:numId w:val="1436"/>
+          <w:numId w:val="1440"/>
         </w:numPr>
       </w:pPr>
       <w:r>
@@ -10565,7 +10643,7 @@
         <w:pStyle w:val="Compact"/>
         <w:numPr>
           <w:ilvl w:val="0"/>
-          <w:numId w:val="1437"/>
+          <w:numId w:val="1441"/>
         </w:numPr>
       </w:pPr>
       <w:r>
@@ -10587,7 +10665,7 @@
         <w:pStyle w:val="Compact"/>
         <w:numPr>
           <w:ilvl w:val="0"/>
-          <w:numId w:val="1438"/>
+          <w:numId w:val="1442"/>
         </w:numPr>
       </w:pPr>
       <w:r>
@@ -10599,7 +10677,7 @@
         <w:pStyle w:val="Compact"/>
         <w:numPr>
           <w:ilvl w:val="0"/>
-          <w:numId w:val="1439"/>
+          <w:numId w:val="1443"/>
         </w:numPr>
       </w:pPr>
       <w:r>
@@ -10611,7 +10689,7 @@
         <w:pStyle w:val="Compact"/>
         <w:numPr>
           <w:ilvl w:val="0"/>
-          <w:numId w:val="1440"/>
+          <w:numId w:val="1444"/>
         </w:numPr>
       </w:pPr>
       <w:r>
@@ -10623,7 +10701,7 @@
         <w:pStyle w:val="Compact"/>
         <w:numPr>
           <w:ilvl w:val="0"/>
-          <w:numId w:val="1441"/>
+          <w:numId w:val="1445"/>
         </w:numPr>
       </w:pPr>
       <w:r>
@@ -10635,7 +10713,7 @@
         <w:pStyle w:val="Compact"/>
         <w:numPr>
           <w:ilvl w:val="0"/>
-          <w:numId w:val="1442"/>
+          <w:numId w:val="1446"/>
         </w:numPr>
       </w:pPr>
       <w:r>
@@ -10647,7 +10725,7 @@
         <w:pStyle w:val="Compact"/>
         <w:numPr>
           <w:ilvl w:val="0"/>
-          <w:numId w:val="1443"/>
+          <w:numId w:val="1447"/>
         </w:numPr>
       </w:pPr>
       <w:r>
@@ -10659,7 +10737,7 @@
         <w:pStyle w:val="Compact"/>
         <w:numPr>
           <w:ilvl w:val="0"/>
-          <w:numId w:val="1444"/>
+          <w:numId w:val="1448"/>
         </w:numPr>
       </w:pPr>
       <w:r>
@@ -10671,7 +10749,7 @@
         <w:pStyle w:val="Compact"/>
         <w:numPr>
           <w:ilvl w:val="0"/>
-          <w:numId w:val="1445"/>
+          <w:numId w:val="1449"/>
         </w:numPr>
       </w:pPr>
       <w:r>
@@ -10683,7 +10761,7 @@
         <w:pStyle w:val="Compact"/>
         <w:numPr>
           <w:ilvl w:val="0"/>
-          <w:numId w:val="1446"/>
+          <w:numId w:val="1450"/>
         </w:numPr>
       </w:pPr>
       <w:r>
@@ -10715,7 +10793,7 @@
         <w:pStyle w:val="Compact"/>
         <w:numPr>
           <w:ilvl w:val="0"/>
-          <w:numId w:val="1447"/>
+          <w:numId w:val="1451"/>
         </w:numPr>
       </w:pPr>
       <w:r>
@@ -10742,7 +10820,7 @@
         <w:pStyle w:val="Compact"/>
         <w:numPr>
           <w:ilvl w:val="0"/>
-          <w:numId w:val="1448"/>
+          <w:numId w:val="1452"/>
         </w:numPr>
       </w:pPr>
       <w:r>
@@ -10814,7 +10892,7 @@
         <w:pStyle w:val="Compact"/>
         <w:numPr>
           <w:ilvl w:val="0"/>
-          <w:numId w:val="1449"/>
+          <w:numId w:val="1453"/>
         </w:numPr>
       </w:pPr>
       <w:r>
@@ -10841,7 +10919,7 @@
         <w:pStyle w:val="Compact"/>
         <w:numPr>
           <w:ilvl w:val="0"/>
-          <w:numId w:val="1450"/>
+          <w:numId w:val="1454"/>
         </w:numPr>
       </w:pPr>
       <w:r>
@@ -10853,7 +10931,7 @@
         <w:pStyle w:val="Compact"/>
         <w:numPr>
           <w:ilvl w:val="0"/>
-          <w:numId w:val="1451"/>
+          <w:numId w:val="1455"/>
         </w:numPr>
       </w:pPr>
       <w:r>
@@ -10880,7 +10958,7 @@
         <w:pStyle w:val="Compact"/>
         <w:numPr>
           <w:ilvl w:val="0"/>
-          <w:numId w:val="1452"/>
+          <w:numId w:val="1456"/>
         </w:numPr>
       </w:pPr>
       <w:r>
@@ -10892,7 +10970,7 @@
         <w:pStyle w:val="Compact"/>
         <w:numPr>
           <w:ilvl w:val="0"/>
-          <w:numId w:val="1453"/>
+          <w:numId w:val="1457"/>
         </w:numPr>
       </w:pPr>
       <w:r>
@@ -10919,7 +10997,7 @@
         <w:pStyle w:val="Compact"/>
         <w:numPr>
           <w:ilvl w:val="0"/>
-          <w:numId w:val="1454"/>
+          <w:numId w:val="1458"/>
         </w:numPr>
       </w:pPr>
       <w:r>
@@ -10961,7 +11039,7 @@
         <w:pStyle w:val="Compact"/>
         <w:numPr>
           <w:ilvl w:val="0"/>
-          <w:numId w:val="1455"/>
+          <w:numId w:val="1459"/>
         </w:numPr>
       </w:pPr>
       <w:r>
@@ -10997,7 +11075,7 @@
         <w:pStyle w:val="Compact"/>
         <w:numPr>
           <w:ilvl w:val="0"/>
-          <w:numId w:val="1456"/>
+          <w:numId w:val="1460"/>
         </w:numPr>
       </w:pPr>
       <w:r>
@@ -11019,7 +11097,7 @@
         <w:pStyle w:val="Compact"/>
         <w:numPr>
           <w:ilvl w:val="0"/>
-          <w:numId w:val="1457"/>
+          <w:numId w:val="1461"/>
         </w:numPr>
       </w:pPr>
       <w:r>
@@ -11031,164 +11109,11 @@
         <w:pStyle w:val="Compact"/>
         <w:numPr>
           <w:ilvl w:val="0"/>
-          <w:numId w:val="1458"/>
+          <w:numId w:val="1462"/>
         </w:numPr>
       </w:pPr>
       <w:r>
         <w:t xml:space="preserve">Columns match prototype order:</w:t>
-      </w:r>
-    </w:p>
-    <w:p>
-      <w:pPr>
-        <w:pStyle w:val="Compact"/>
-        <w:numPr>
-          <w:ilvl w:val="1"/>
-          <w:numId w:val="1459"/>
-        </w:numPr>
-      </w:pPr>
-      <w:r>
-        <w:t xml:space="preserve">Name;</w:t>
-      </w:r>
-    </w:p>
-    <w:p>
-      <w:pPr>
-        <w:pStyle w:val="Compact"/>
-        <w:numPr>
-          <w:ilvl w:val="1"/>
-          <w:numId w:val="1459"/>
-        </w:numPr>
-      </w:pPr>
-      <w:r>
-        <w:t xml:space="preserve">Phone;</w:t>
-      </w:r>
-    </w:p>
-    <w:p>
-      <w:pPr>
-        <w:pStyle w:val="Compact"/>
-        <w:numPr>
-          <w:ilvl w:val="1"/>
-          <w:numId w:val="1459"/>
-        </w:numPr>
-      </w:pPr>
-      <w:r>
-        <w:t xml:space="preserve">Status;</w:t>
-      </w:r>
-    </w:p>
-    <w:p>
-      <w:pPr>
-        <w:pStyle w:val="Compact"/>
-        <w:numPr>
-          <w:ilvl w:val="1"/>
-          <w:numId w:val="1459"/>
-        </w:numPr>
-      </w:pPr>
-      <w:r>
-        <w:t xml:space="preserve">Last Contact;</w:t>
-      </w:r>
-    </w:p>
-    <w:p>
-      <w:pPr>
-        <w:pStyle w:val="Compact"/>
-        <w:numPr>
-          <w:ilvl w:val="1"/>
-          <w:numId w:val="1459"/>
-        </w:numPr>
-      </w:pPr>
-      <w:r>
-        <w:t xml:space="preserve">Industry;</w:t>
-      </w:r>
-    </w:p>
-    <w:p>
-      <w:pPr>
-        <w:pStyle w:val="Compact"/>
-        <w:numPr>
-          <w:ilvl w:val="1"/>
-          <w:numId w:val="1459"/>
-        </w:numPr>
-      </w:pPr>
-      <w:r>
-        <w:t xml:space="preserve">Monthly Revenue;</w:t>
-      </w:r>
-    </w:p>
-    <w:p>
-      <w:pPr>
-        <w:pStyle w:val="Compact"/>
-        <w:numPr>
-          <w:ilvl w:val="1"/>
-          <w:numId w:val="1459"/>
-        </w:numPr>
-      </w:pPr>
-      <w:r>
-        <w:t xml:space="preserve">Source;</w:t>
-      </w:r>
-    </w:p>
-    <w:p>
-      <w:pPr>
-        <w:pStyle w:val="Compact"/>
-        <w:numPr>
-          <w:ilvl w:val="1"/>
-          <w:numId w:val="1459"/>
-        </w:numPr>
-      </w:pPr>
-      <w:r>
-        <w:t xml:space="preserve">Added.</w:t>
-      </w:r>
-    </w:p>
-    <w:p>
-      <w:pPr>
-        <w:pStyle w:val="Compact"/>
-        <w:numPr>
-          <w:ilvl w:val="0"/>
-          <w:numId w:val="1460"/>
-        </w:numPr>
-      </w:pPr>
-      <w:r>
-        <w:t xml:space="preserve">Last Contact shows rep attribution initials and relative time, e.g. </w:t>
-      </w:r>
-      <w:r>
-        <w:rPr>
-          <w:rStyle w:val="VerbatimChar"/>
-        </w:rPr>
-        <w:t xml:space="preserve">JB 2h ago</w:t>
-      </w:r>
-      <w:r>
-        <w:t xml:space="preserve">.</w:t>
-      </w:r>
-    </w:p>
-    <w:p>
-      <w:pPr>
-        <w:pStyle w:val="Compact"/>
-        <w:numPr>
-          <w:ilvl w:val="0"/>
-          <w:numId w:val="1461"/>
-        </w:numPr>
-      </w:pPr>
-      <w:r>
-        <w:t xml:space="preserve">Industry renders extracted/classified value or</w:t>
-      </w:r>
-      <w:r>
-        <w:t xml:space="preserve"> </w:t>
-      </w:r>
-      <w:r>
-        <w:rPr>
-          <w:rStyle w:val="VerbatimChar"/>
-        </w:rPr>
-        <w:t xml:space="preserve">— unknown</w:t>
-      </w:r>
-      <w:r>
-        <w:t xml:space="preserve">.</w:t>
-      </w:r>
-    </w:p>
-    <w:p>
-      <w:pPr>
-        <w:pStyle w:val="Compact"/>
-        <w:numPr>
-          <w:ilvl w:val="0"/>
-          <w:numId w:val="1462"/>
-        </w:numPr>
-      </w:pPr>
-      <w:r>
-        <w:t xml:space="preserve">Monthly Revenue renders raw/formatted revenue plus provenance chip:</w:t>
       </w:r>
     </w:p>
     <w:p>
@@ -11200,7 +11125,7 @@
         </w:numPr>
       </w:pPr>
       <w:r>
-        <w:t xml:space="preserve">AI;</w:t>
+        <w:t xml:space="preserve">Name;</w:t>
       </w:r>
     </w:p>
     <w:p>
@@ -11212,7 +11137,7 @@
         </w:numPr>
       </w:pPr>
       <w:r>
-        <w:t xml:space="preserve">CSV;</w:t>
+        <w:t xml:space="preserve">Phone;</w:t>
       </w:r>
     </w:p>
     <w:p>
@@ -11224,6 +11149,159 @@
         </w:numPr>
       </w:pPr>
       <w:r>
+        <w:t xml:space="preserve">Status;</w:t>
+      </w:r>
+    </w:p>
+    <w:p>
+      <w:pPr>
+        <w:pStyle w:val="Compact"/>
+        <w:numPr>
+          <w:ilvl w:val="1"/>
+          <w:numId w:val="1463"/>
+        </w:numPr>
+      </w:pPr>
+      <w:r>
+        <w:t xml:space="preserve">Last Contact;</w:t>
+      </w:r>
+    </w:p>
+    <w:p>
+      <w:pPr>
+        <w:pStyle w:val="Compact"/>
+        <w:numPr>
+          <w:ilvl w:val="1"/>
+          <w:numId w:val="1463"/>
+        </w:numPr>
+      </w:pPr>
+      <w:r>
+        <w:t xml:space="preserve">Industry;</w:t>
+      </w:r>
+    </w:p>
+    <w:p>
+      <w:pPr>
+        <w:pStyle w:val="Compact"/>
+        <w:numPr>
+          <w:ilvl w:val="1"/>
+          <w:numId w:val="1463"/>
+        </w:numPr>
+      </w:pPr>
+      <w:r>
+        <w:t xml:space="preserve">Monthly Revenue;</w:t>
+      </w:r>
+    </w:p>
+    <w:p>
+      <w:pPr>
+        <w:pStyle w:val="Compact"/>
+        <w:numPr>
+          <w:ilvl w:val="1"/>
+          <w:numId w:val="1463"/>
+        </w:numPr>
+      </w:pPr>
+      <w:r>
+        <w:t xml:space="preserve">Source;</w:t>
+      </w:r>
+    </w:p>
+    <w:p>
+      <w:pPr>
+        <w:pStyle w:val="Compact"/>
+        <w:numPr>
+          <w:ilvl w:val="1"/>
+          <w:numId w:val="1463"/>
+        </w:numPr>
+      </w:pPr>
+      <w:r>
+        <w:t xml:space="preserve">Added.</w:t>
+      </w:r>
+    </w:p>
+    <w:p>
+      <w:pPr>
+        <w:pStyle w:val="Compact"/>
+        <w:numPr>
+          <w:ilvl w:val="0"/>
+          <w:numId w:val="1464"/>
+        </w:numPr>
+      </w:pPr>
+      <w:r>
+        <w:t xml:space="preserve">Last Contact shows rep attribution initials and relative time, e.g. </w:t>
+      </w:r>
+      <w:r>
+        <w:rPr>
+          <w:rStyle w:val="VerbatimChar"/>
+        </w:rPr>
+        <w:t xml:space="preserve">JB 2h ago</w:t>
+      </w:r>
+      <w:r>
+        <w:t xml:space="preserve">.</w:t>
+      </w:r>
+    </w:p>
+    <w:p>
+      <w:pPr>
+        <w:pStyle w:val="Compact"/>
+        <w:numPr>
+          <w:ilvl w:val="0"/>
+          <w:numId w:val="1465"/>
+        </w:numPr>
+      </w:pPr>
+      <w:r>
+        <w:t xml:space="preserve">Industry renders extracted/classified value or</w:t>
+      </w:r>
+      <w:r>
+        <w:t xml:space="preserve"> </w:t>
+      </w:r>
+      <w:r>
+        <w:rPr>
+          <w:rStyle w:val="VerbatimChar"/>
+        </w:rPr>
+        <w:t xml:space="preserve">— unknown</w:t>
+      </w:r>
+      <w:r>
+        <w:t xml:space="preserve">.</w:t>
+      </w:r>
+    </w:p>
+    <w:p>
+      <w:pPr>
+        <w:pStyle w:val="Compact"/>
+        <w:numPr>
+          <w:ilvl w:val="0"/>
+          <w:numId w:val="1466"/>
+        </w:numPr>
+      </w:pPr>
+      <w:r>
+        <w:t xml:space="preserve">Monthly Revenue renders raw/formatted revenue plus provenance chip:</w:t>
+      </w:r>
+    </w:p>
+    <w:p>
+      <w:pPr>
+        <w:pStyle w:val="Compact"/>
+        <w:numPr>
+          <w:ilvl w:val="1"/>
+          <w:numId w:val="1467"/>
+        </w:numPr>
+      </w:pPr>
+      <w:r>
+        <w:t xml:space="preserve">AI;</w:t>
+      </w:r>
+    </w:p>
+    <w:p>
+      <w:pPr>
+        <w:pStyle w:val="Compact"/>
+        <w:numPr>
+          <w:ilvl w:val="1"/>
+          <w:numId w:val="1467"/>
+        </w:numPr>
+      </w:pPr>
+      <w:r>
+        <w:t xml:space="preserve">CSV;</w:t>
+      </w:r>
+    </w:p>
+    <w:p>
+      <w:pPr>
+        <w:pStyle w:val="Compact"/>
+        <w:numPr>
+          <w:ilvl w:val="1"/>
+          <w:numId w:val="1467"/>
+        </w:numPr>
+      </w:pPr>
+      <w:r>
         <w:t xml:space="preserve">MANUAL.</w:t>
       </w:r>
     </w:p>
@@ -11232,7 +11310,7 @@
         <w:pStyle w:val="Compact"/>
         <w:numPr>
           <w:ilvl w:val="0"/>
-          <w:numId w:val="1464"/>
+          <w:numId w:val="1468"/>
         </w:numPr>
       </w:pPr>
       <w:r>
@@ -11256,7 +11334,7 @@
         <w:pStyle w:val="Compact"/>
         <w:numPr>
           <w:ilvl w:val="0"/>
-          <w:numId w:val="1465"/>
+          <w:numId w:val="1469"/>
         </w:numPr>
       </w:pPr>
       <w:r>
@@ -11268,7 +11346,7 @@
         <w:pStyle w:val="Compact"/>
         <w:numPr>
           <w:ilvl w:val="0"/>
-          <w:numId w:val="1466"/>
+          <w:numId w:val="1470"/>
         </w:numPr>
       </w:pPr>
       <w:r>
@@ -11280,7 +11358,7 @@
         <w:pStyle w:val="Compact"/>
         <w:numPr>
           <w:ilvl w:val="0"/>
-          <w:numId w:val="1467"/>
+          <w:numId w:val="1471"/>
         </w:numPr>
       </w:pPr>
       <w:r>
@@ -11302,7 +11380,7 @@
         <w:pStyle w:val="Compact"/>
         <w:numPr>
           <w:ilvl w:val="0"/>
-          <w:numId w:val="1468"/>
+          <w:numId w:val="1472"/>
         </w:numPr>
       </w:pPr>
       <w:r>
@@ -11314,7 +11392,7 @@
         <w:pStyle w:val="Compact"/>
         <w:numPr>
           <w:ilvl w:val="1"/>
-          <w:numId w:val="1469"/>
+          <w:numId w:val="1473"/>
         </w:numPr>
       </w:pPr>
       <w:r>
@@ -11326,7 +11404,7 @@
         <w:pStyle w:val="Compact"/>
         <w:numPr>
           <w:ilvl w:val="1"/>
-          <w:numId w:val="1469"/>
+          <w:numId w:val="1473"/>
         </w:numPr>
       </w:pPr>
       <w:r>
@@ -11338,7 +11416,7 @@
         <w:pStyle w:val="Compact"/>
         <w:numPr>
           <w:ilvl w:val="1"/>
-          <w:numId w:val="1469"/>
+          <w:numId w:val="1473"/>
         </w:numPr>
       </w:pPr>
       <w:r>
@@ -11350,7 +11428,7 @@
         <w:pStyle w:val="Compact"/>
         <w:numPr>
           <w:ilvl w:val="0"/>
-          <w:numId w:val="1470"/>
+          <w:numId w:val="1474"/>
         </w:numPr>
       </w:pPr>
       <w:r>
@@ -11362,7 +11440,7 @@
         <w:pStyle w:val="Compact"/>
         <w:numPr>
           <w:ilvl w:val="1"/>
-          <w:numId w:val="1471"/>
+          <w:numId w:val="1475"/>
         </w:numPr>
       </w:pPr>
       <w:r>
@@ -11374,7 +11452,7 @@
         <w:pStyle w:val="Compact"/>
         <w:numPr>
           <w:ilvl w:val="1"/>
-          <w:numId w:val="1471"/>
+          <w:numId w:val="1475"/>
         </w:numPr>
       </w:pPr>
       <w:r>
@@ -11386,7 +11464,7 @@
         <w:pStyle w:val="Compact"/>
         <w:numPr>
           <w:ilvl w:val="1"/>
-          <w:numId w:val="1471"/>
+          <w:numId w:val="1475"/>
         </w:numPr>
       </w:pPr>
       <w:r>
@@ -11398,7 +11476,7 @@
         <w:pStyle w:val="Compact"/>
         <w:numPr>
           <w:ilvl w:val="0"/>
-          <w:numId w:val="1472"/>
+          <w:numId w:val="1476"/>
         </w:numPr>
       </w:pPr>
       <w:r>
@@ -11410,7 +11488,7 @@
         <w:pStyle w:val="Compact"/>
         <w:numPr>
           <w:ilvl w:val="0"/>
-          <w:numId w:val="1473"/>
+          <w:numId w:val="1477"/>
         </w:numPr>
       </w:pPr>
       <w:r>
@@ -11422,7 +11500,7 @@
         <w:pStyle w:val="Compact"/>
         <w:numPr>
           <w:ilvl w:val="0"/>
-          <w:numId w:val="1474"/>
+          <w:numId w:val="1478"/>
         </w:numPr>
       </w:pPr>
       <w:r>
@@ -11444,7 +11522,7 @@
         <w:pStyle w:val="Compact"/>
         <w:numPr>
           <w:ilvl w:val="0"/>
-          <w:numId w:val="1475"/>
+          <w:numId w:val="1479"/>
         </w:numPr>
       </w:pPr>
       <w:r>
@@ -11465,7 +11543,7 @@
         <w:pStyle w:val="Compact"/>
         <w:numPr>
           <w:ilvl w:val="0"/>
-          <w:numId w:val="1476"/>
+          <w:numId w:val="1480"/>
         </w:numPr>
       </w:pPr>
       <w:r>
@@ -11477,7 +11555,7 @@
         <w:pStyle w:val="Compact"/>
         <w:numPr>
           <w:ilvl w:val="0"/>
-          <w:numId w:val="1477"/>
+          <w:numId w:val="1481"/>
         </w:numPr>
       </w:pPr>
       <w:r>
@@ -11489,7 +11567,7 @@
         <w:pStyle w:val="Compact"/>
         <w:numPr>
           <w:ilvl w:val="0"/>
-          <w:numId w:val="1478"/>
+          <w:numId w:val="1482"/>
         </w:numPr>
       </w:pPr>
       <w:r>
@@ -11501,7 +11579,7 @@
         <w:pStyle w:val="Compact"/>
         <w:numPr>
           <w:ilvl w:val="0"/>
-          <w:numId w:val="1479"/>
+          <w:numId w:val="1483"/>
         </w:numPr>
       </w:pPr>
       <w:r>
@@ -11513,7 +11591,7 @@
         <w:pStyle w:val="Compact"/>
         <w:numPr>
           <w:ilvl w:val="0"/>
-          <w:numId w:val="1480"/>
+          <w:numId w:val="1484"/>
         </w:numPr>
       </w:pPr>
       <w:r>
@@ -11525,7 +11603,7 @@
         <w:pStyle w:val="Compact"/>
         <w:numPr>
           <w:ilvl w:val="1"/>
-          <w:numId w:val="1481"/>
+          <w:numId w:val="1485"/>
         </w:numPr>
       </w:pPr>
       <w:r>
@@ -11537,7 +11615,7 @@
         <w:pStyle w:val="Compact"/>
         <w:numPr>
           <w:ilvl w:val="1"/>
-          <w:numId w:val="1481"/>
+          <w:numId w:val="1485"/>
         </w:numPr>
       </w:pPr>
       <w:r>
@@ -11549,7 +11627,7 @@
         <w:pStyle w:val="Compact"/>
         <w:numPr>
           <w:ilvl w:val="1"/>
-          <w:numId w:val="1481"/>
+          <w:numId w:val="1485"/>
         </w:numPr>
       </w:pPr>
       <w:r>
@@ -11561,7 +11639,7 @@
         <w:pStyle w:val="Compact"/>
         <w:numPr>
           <w:ilvl w:val="1"/>
-          <w:numId w:val="1481"/>
+          <w:numId w:val="1485"/>
         </w:numPr>
       </w:pPr>
       <w:r>
@@ -11573,7 +11651,7 @@
         <w:pStyle w:val="Compact"/>
         <w:numPr>
           <w:ilvl w:val="1"/>
-          <w:numId w:val="1481"/>
+          <w:numId w:val="1485"/>
         </w:numPr>
       </w:pPr>
       <w:r>
@@ -11585,7 +11663,7 @@
         <w:pStyle w:val="Compact"/>
         <w:numPr>
           <w:ilvl w:val="1"/>
-          <w:numId w:val="1481"/>
+          <w:numId w:val="1485"/>
         </w:numPr>
       </w:pPr>
       <w:r>
@@ -11597,7 +11675,7 @@
         <w:pStyle w:val="Compact"/>
         <w:numPr>
           <w:ilvl w:val="0"/>
-          <w:numId w:val="1482"/>
+          <w:numId w:val="1486"/>
         </w:numPr>
       </w:pPr>
       <w:r>
@@ -11609,7 +11687,7 @@
         <w:pStyle w:val="Compact"/>
         <w:numPr>
           <w:ilvl w:val="0"/>
-          <w:numId w:val="1483"/>
+          <w:numId w:val="1487"/>
         </w:numPr>
       </w:pPr>
       <w:r>
@@ -11631,7 +11709,7 @@
         <w:pStyle w:val="Compact"/>
         <w:numPr>
           <w:ilvl w:val="0"/>
-          <w:numId w:val="1484"/>
+          <w:numId w:val="1488"/>
         </w:numPr>
       </w:pPr>
       <w:r>
@@ -11643,7 +11721,7 @@
         <w:pStyle w:val="Compact"/>
         <w:numPr>
           <w:ilvl w:val="0"/>
-          <w:numId w:val="1485"/>
+          <w:numId w:val="1489"/>
         </w:numPr>
       </w:pPr>
       <w:r>
@@ -11655,7 +11733,7 @@
         <w:pStyle w:val="Compact"/>
         <w:numPr>
           <w:ilvl w:val="0"/>
-          <w:numId w:val="1486"/>
+          <w:numId w:val="1490"/>
         </w:numPr>
       </w:pPr>
       <w:r>
@@ -11667,7 +11745,7 @@
         <w:pStyle w:val="Compact"/>
         <w:numPr>
           <w:ilvl w:val="0"/>
-          <w:numId w:val="1487"/>
+          <w:numId w:val="1491"/>
         </w:numPr>
       </w:pPr>
       <w:r>
@@ -11679,7 +11757,7 @@
         <w:pStyle w:val="Compact"/>
         <w:numPr>
           <w:ilvl w:val="0"/>
-          <w:numId w:val="1488"/>
+          <w:numId w:val="1492"/>
         </w:numPr>
       </w:pPr>
       <w:r>
@@ -11701,7 +11779,7 @@
         <w:pStyle w:val="Compact"/>
         <w:numPr>
           <w:ilvl w:val="0"/>
-          <w:numId w:val="1489"/>
+          <w:numId w:val="1493"/>
         </w:numPr>
       </w:pPr>
       <w:r>
@@ -11713,7 +11791,7 @@
         <w:pStyle w:val="Compact"/>
         <w:numPr>
           <w:ilvl w:val="0"/>
-          <w:numId w:val="1490"/>
+          <w:numId w:val="1494"/>
         </w:numPr>
       </w:pPr>
       <w:r>
@@ -11725,7 +11803,7 @@
         <w:pStyle w:val="Compact"/>
         <w:numPr>
           <w:ilvl w:val="0"/>
-          <w:numId w:val="1491"/>
+          <w:numId w:val="1495"/>
         </w:numPr>
       </w:pPr>
       <w:r>
@@ -11737,7 +11815,7 @@
         <w:pStyle w:val="Compact"/>
         <w:numPr>
           <w:ilvl w:val="0"/>
-          <w:numId w:val="1492"/>
+          <w:numId w:val="1496"/>
         </w:numPr>
       </w:pPr>
       <w:r>
@@ -11749,7 +11827,7 @@
         <w:pStyle w:val="Compact"/>
         <w:numPr>
           <w:ilvl w:val="0"/>
-          <w:numId w:val="1493"/>
+          <w:numId w:val="1497"/>
         </w:numPr>
       </w:pPr>
       <w:r>
@@ -11761,7 +11839,7 @@
         <w:pStyle w:val="Compact"/>
         <w:numPr>
           <w:ilvl w:val="0"/>
-          <w:numId w:val="1494"/>
+          <w:numId w:val="1498"/>
         </w:numPr>
       </w:pPr>
       <w:r>
@@ -11773,7 +11851,7 @@
         <w:pStyle w:val="Compact"/>
         <w:numPr>
           <w:ilvl w:val="0"/>
-          <w:numId w:val="1495"/>
+          <w:numId w:val="1499"/>
         </w:numPr>
       </w:pPr>
       <w:r>
@@ -11785,7 +11863,7 @@
         <w:pStyle w:val="Compact"/>
         <w:numPr>
           <w:ilvl w:val="0"/>
-          <w:numId w:val="1496"/>
+          <w:numId w:val="1500"/>
         </w:numPr>
       </w:pPr>
       <w:r>
@@ -11817,7 +11895,7 @@
         <w:pStyle w:val="Compact"/>
         <w:numPr>
           <w:ilvl w:val="0"/>
-          <w:numId w:val="1497"/>
+          <w:numId w:val="1501"/>
         </w:numPr>
       </w:pPr>
       <w:r>
@@ -11865,7 +11943,7 @@
         <w:pStyle w:val="Compact"/>
         <w:numPr>
           <w:ilvl w:val="0"/>
-          <w:numId w:val="1498"/>
+          <w:numId w:val="1502"/>
         </w:numPr>
       </w:pPr>
       <w:r>
@@ -11877,7 +11955,7 @@
         <w:pStyle w:val="Compact"/>
         <w:numPr>
           <w:ilvl w:val="0"/>
-          <w:numId w:val="1499"/>
+          <w:numId w:val="1503"/>
         </w:numPr>
       </w:pPr>
       <w:r>
@@ -11889,7 +11967,7 @@
         <w:pStyle w:val="Compact"/>
         <w:numPr>
           <w:ilvl w:val="0"/>
-          <w:numId w:val="1500"/>
+          <w:numId w:val="1504"/>
         </w:numPr>
       </w:pPr>
       <w:r>
@@ -11901,7 +11979,7 @@
         <w:pStyle w:val="Compact"/>
         <w:numPr>
           <w:ilvl w:val="0"/>
-          <w:numId w:val="1501"/>
+          <w:numId w:val="1505"/>
         </w:numPr>
       </w:pPr>
       <w:r>
@@ -11913,7 +11991,7 @@
         <w:pStyle w:val="Compact"/>
         <w:numPr>
           <w:ilvl w:val="0"/>
-          <w:numId w:val="1502"/>
+          <w:numId w:val="1506"/>
         </w:numPr>
       </w:pPr>
       <w:r>
@@ -11967,7 +12045,7 @@
         <w:pStyle w:val="Compact"/>
         <w:numPr>
           <w:ilvl w:val="0"/>
-          <w:numId w:val="1503"/>
+          <w:numId w:val="1507"/>
         </w:numPr>
       </w:pPr>
       <w:r>
@@ -11979,7 +12057,7 @@
         <w:pStyle w:val="Compact"/>
         <w:numPr>
           <w:ilvl w:val="0"/>
-          <w:numId w:val="1504"/>
+          <w:numId w:val="1508"/>
         </w:numPr>
       </w:pPr>
       <w:r>
@@ -12006,7 +12084,7 @@
         <w:pStyle w:val="Compact"/>
         <w:numPr>
           <w:ilvl w:val="0"/>
-          <w:numId w:val="1505"/>
+          <w:numId w:val="1509"/>
         </w:numPr>
       </w:pPr>
       <w:r>
@@ -12048,7 +12126,7 @@
         <w:pStyle w:val="Compact"/>
         <w:numPr>
           <w:ilvl w:val="0"/>
-          <w:numId w:val="1506"/>
+          <w:numId w:val="1510"/>
         </w:numPr>
       </w:pPr>
       <w:r>
@@ -12075,7 +12153,7 @@
         <w:pStyle w:val="Compact"/>
         <w:numPr>
           <w:ilvl w:val="0"/>
-          <w:numId w:val="1507"/>
+          <w:numId w:val="1511"/>
         </w:numPr>
       </w:pPr>
       <w:r>
@@ -12087,7 +12165,7 @@
         <w:pStyle w:val="Compact"/>
         <w:numPr>
           <w:ilvl w:val="0"/>
-          <w:numId w:val="1508"/>
+          <w:numId w:val="1512"/>
         </w:numPr>
       </w:pPr>
       <w:r>
@@ -12099,7 +12177,7 @@
         <w:pStyle w:val="Compact"/>
         <w:numPr>
           <w:ilvl w:val="0"/>
-          <w:numId w:val="1509"/>
+          <w:numId w:val="1513"/>
         </w:numPr>
       </w:pPr>
       <w:r>
@@ -12136,7 +12214,7 @@
         <w:pStyle w:val="Compact"/>
         <w:numPr>
           <w:ilvl w:val="0"/>
-          <w:numId w:val="1510"/>
+          <w:numId w:val="1514"/>
         </w:numPr>
       </w:pPr>
       <w:r>
@@ -12148,7 +12226,7 @@
         <w:pStyle w:val="Compact"/>
         <w:numPr>
           <w:ilvl w:val="0"/>
-          <w:numId w:val="1511"/>
+          <w:numId w:val="1515"/>
         </w:numPr>
       </w:pPr>
       <w:r>
@@ -12160,7 +12238,7 @@
         <w:pStyle w:val="Compact"/>
         <w:numPr>
           <w:ilvl w:val="0"/>
-          <w:numId w:val="1512"/>
+          <w:numId w:val="1516"/>
         </w:numPr>
       </w:pPr>
       <w:r>
@@ -12172,7 +12250,7 @@
         <w:pStyle w:val="Compact"/>
         <w:numPr>
           <w:ilvl w:val="0"/>
-          <w:numId w:val="1513"/>
+          <w:numId w:val="1517"/>
         </w:numPr>
       </w:pPr>
       <w:r>
@@ -12184,7 +12262,7 @@
         <w:pStyle w:val="Compact"/>
         <w:numPr>
           <w:ilvl w:val="0"/>
-          <w:numId w:val="1514"/>
+          <w:numId w:val="1518"/>
         </w:numPr>
       </w:pPr>
       <w:r>
@@ -12196,7 +12274,7 @@
         <w:pStyle w:val="Compact"/>
         <w:numPr>
           <w:ilvl w:val="0"/>
-          <w:numId w:val="1515"/>
+          <w:numId w:val="1519"/>
         </w:numPr>
       </w:pPr>
       <w:r>
@@ -12208,7 +12286,7 @@
         <w:pStyle w:val="Compact"/>
         <w:numPr>
           <w:ilvl w:val="1"/>
-          <w:numId w:val="1516"/>
+          <w:numId w:val="1520"/>
         </w:numPr>
       </w:pPr>
       <w:r>
@@ -12235,7 +12313,7 @@
         <w:pStyle w:val="Compact"/>
         <w:numPr>
           <w:ilvl w:val="1"/>
-          <w:numId w:val="1516"/>
+          <w:numId w:val="1520"/>
         </w:numPr>
       </w:pPr>
       <w:r>
@@ -12272,7 +12350,7 @@
         <w:pStyle w:val="Compact"/>
         <w:numPr>
           <w:ilvl w:val="0"/>
-          <w:numId w:val="1517"/>
+          <w:numId w:val="1521"/>
         </w:numPr>
       </w:pPr>
       <w:r>
@@ -12314,7 +12392,7 @@
         <w:pStyle w:val="Compact"/>
         <w:numPr>
           <w:ilvl w:val="0"/>
-          <w:numId w:val="1518"/>
+          <w:numId w:val="1522"/>
         </w:numPr>
       </w:pPr>
       <w:r>
@@ -12338,7 +12416,7 @@
         <w:pStyle w:val="Compact"/>
         <w:numPr>
           <w:ilvl w:val="0"/>
-          <w:numId w:val="1519"/>
+          <w:numId w:val="1523"/>
         </w:numPr>
       </w:pPr>
       <w:r>
@@ -12362,7 +12440,7 @@
         <w:pStyle w:val="Compact"/>
         <w:numPr>
           <w:ilvl w:val="0"/>
-          <w:numId w:val="1520"/>
+          <w:numId w:val="1524"/>
         </w:numPr>
       </w:pPr>
       <w:r>
@@ -12374,7 +12452,7 @@
         <w:pStyle w:val="Compact"/>
         <w:numPr>
           <w:ilvl w:val="0"/>
-          <w:numId w:val="1521"/>
+          <w:numId w:val="1525"/>
         </w:numPr>
       </w:pPr>
       <w:r>
@@ -12386,7 +12464,7 @@
         <w:pStyle w:val="Compact"/>
         <w:numPr>
           <w:ilvl w:val="0"/>
-          <w:numId w:val="1522"/>
+          <w:numId w:val="1526"/>
         </w:numPr>
       </w:pPr>
       <w:r>
@@ -12398,7 +12476,7 @@
         <w:pStyle w:val="Compact"/>
         <w:numPr>
           <w:ilvl w:val="0"/>
-          <w:numId w:val="1523"/>
+          <w:numId w:val="1527"/>
         </w:numPr>
       </w:pPr>
       <w:r>
@@ -12410,7 +12488,7 @@
         <w:pStyle w:val="Compact"/>
         <w:numPr>
           <w:ilvl w:val="0"/>
-          <w:numId w:val="1524"/>
+          <w:numId w:val="1528"/>
         </w:numPr>
       </w:pPr>
       <w:r>
@@ -12422,7 +12500,7 @@
         <w:pStyle w:val="Compact"/>
         <w:numPr>
           <w:ilvl w:val="0"/>
-          <w:numId w:val="1525"/>
+          <w:numId w:val="1529"/>
         </w:numPr>
       </w:pPr>
       <w:r>
@@ -12434,7 +12512,7 @@
         <w:pStyle w:val="Compact"/>
         <w:numPr>
           <w:ilvl w:val="0"/>
-          <w:numId w:val="1526"/>
+          <w:numId w:val="1530"/>
         </w:numPr>
       </w:pPr>
       <w:r>
@@ -12446,7 +12524,7 @@
         <w:pStyle w:val="Compact"/>
         <w:numPr>
           <w:ilvl w:val="0"/>
-          <w:numId w:val="1527"/>
+          <w:numId w:val="1531"/>
         </w:numPr>
       </w:pPr>
       <w:r>
@@ -12458,7 +12536,7 @@
         <w:pStyle w:val="Compact"/>
         <w:numPr>
           <w:ilvl w:val="0"/>
-          <w:numId w:val="1528"/>
+          <w:numId w:val="1532"/>
         </w:numPr>
       </w:pPr>
       <w:r>
@@ -12470,7 +12548,7 @@
         <w:pStyle w:val="Compact"/>
         <w:numPr>
           <w:ilvl w:val="0"/>
-          <w:numId w:val="1529"/>
+          <w:numId w:val="1533"/>
         </w:numPr>
       </w:pPr>
       <w:r>
@@ -12482,7 +12560,7 @@
         <w:pStyle w:val="Compact"/>
         <w:numPr>
           <w:ilvl w:val="0"/>
-          <w:numId w:val="1530"/>
+          <w:numId w:val="1534"/>
         </w:numPr>
       </w:pPr>
       <w:r>
@@ -12509,7 +12587,7 @@
         <w:pStyle w:val="Compact"/>
         <w:numPr>
           <w:ilvl w:val="0"/>
-          <w:numId w:val="1531"/>
+          <w:numId w:val="1535"/>
         </w:numPr>
       </w:pPr>
       <w:r>
@@ -12521,7 +12599,7 @@
         <w:pStyle w:val="Compact"/>
         <w:numPr>
           <w:ilvl w:val="0"/>
-          <w:numId w:val="1532"/>
+          <w:numId w:val="1536"/>
         </w:numPr>
       </w:pPr>
       <w:r>
@@ -12543,7 +12621,7 @@
         <w:pStyle w:val="Compact"/>
         <w:numPr>
           <w:ilvl w:val="0"/>
-          <w:numId w:val="1533"/>
+          <w:numId w:val="1537"/>
         </w:numPr>
       </w:pPr>
       <w:r>
@@ -12555,7 +12633,7 @@
         <w:pStyle w:val="Compact"/>
         <w:numPr>
           <w:ilvl w:val="0"/>
-          <w:numId w:val="1534"/>
+          <w:numId w:val="1538"/>
         </w:numPr>
       </w:pPr>
       <w:r>
@@ -12582,7 +12660,7 @@
         <w:pStyle w:val="Compact"/>
         <w:numPr>
           <w:ilvl w:val="0"/>
-          <w:numId w:val="1535"/>
+          <w:numId w:val="1539"/>
         </w:numPr>
       </w:pPr>
       <w:r>
@@ -12609,7 +12687,7 @@
         <w:pStyle w:val="Compact"/>
         <w:numPr>
           <w:ilvl w:val="0"/>
-          <w:numId w:val="1536"/>
+          <w:numId w:val="1540"/>
         </w:numPr>
       </w:pPr>
       <w:r>
@@ -12636,7 +12714,7 @@
         <w:pStyle w:val="Compact"/>
         <w:numPr>
           <w:ilvl w:val="0"/>
-          <w:numId w:val="1537"/>
+          <w:numId w:val="1541"/>
         </w:numPr>
       </w:pPr>
       <w:r>
@@ -12648,7 +12726,7 @@
         <w:pStyle w:val="Compact"/>
         <w:numPr>
           <w:ilvl w:val="1"/>
-          <w:numId w:val="1538"/>
+          <w:numId w:val="1542"/>
         </w:numPr>
       </w:pPr>
       <w:r>
@@ -12660,7 +12738,7 @@
         <w:pStyle w:val="Compact"/>
         <w:numPr>
           <w:ilvl w:val="1"/>
-          <w:numId w:val="1538"/>
+          <w:numId w:val="1542"/>
         </w:numPr>
       </w:pPr>
       <w:r>
@@ -12672,7 +12750,7 @@
         <w:pStyle w:val="Compact"/>
         <w:numPr>
           <w:ilvl w:val="1"/>
-          <w:numId w:val="1538"/>
+          <w:numId w:val="1542"/>
         </w:numPr>
       </w:pPr>
       <w:r>
@@ -12684,7 +12762,7 @@
         <w:pStyle w:val="Compact"/>
         <w:numPr>
           <w:ilvl w:val="0"/>
-          <w:numId w:val="1539"/>
+          <w:numId w:val="1543"/>
         </w:numPr>
       </w:pPr>
       <w:r>
@@ -12696,7 +12774,7 @@
         <w:pStyle w:val="Compact"/>
         <w:numPr>
           <w:ilvl w:val="0"/>
-          <w:numId w:val="1540"/>
+          <w:numId w:val="1544"/>
         </w:numPr>
       </w:pPr>
       <w:r>
@@ -12708,7 +12786,7 @@
         <w:pStyle w:val="Compact"/>
         <w:numPr>
           <w:ilvl w:val="1"/>
-          <w:numId w:val="1541"/>
+          <w:numId w:val="1545"/>
         </w:numPr>
       </w:pPr>
       <w:r>
@@ -12720,7 +12798,7 @@
         <w:pStyle w:val="Compact"/>
         <w:numPr>
           <w:ilvl w:val="1"/>
-          <w:numId w:val="1541"/>
+          <w:numId w:val="1545"/>
         </w:numPr>
       </w:pPr>
       <w:r>
@@ -12732,7 +12810,7 @@
         <w:pStyle w:val="Compact"/>
         <w:numPr>
           <w:ilvl w:val="1"/>
-          <w:numId w:val="1541"/>
+          <w:numId w:val="1545"/>
         </w:numPr>
       </w:pPr>
       <w:r>
@@ -12744,7 +12822,7 @@
         <w:pStyle w:val="Compact"/>
         <w:numPr>
           <w:ilvl w:val="1"/>
-          <w:numId w:val="1541"/>
+          <w:numId w:val="1545"/>
         </w:numPr>
       </w:pPr>
       <w:r>
@@ -12756,7 +12834,7 @@
         <w:pStyle w:val="Compact"/>
         <w:numPr>
           <w:ilvl w:val="1"/>
-          <w:numId w:val="1541"/>
+          <w:numId w:val="1545"/>
         </w:numPr>
       </w:pPr>
       <w:r>
@@ -12768,7 +12846,7 @@
         <w:pStyle w:val="Compact"/>
         <w:numPr>
           <w:ilvl w:val="1"/>
-          <w:numId w:val="1541"/>
+          <w:numId w:val="1545"/>
         </w:numPr>
       </w:pPr>
       <w:r>
@@ -12780,7 +12858,7 @@
         <w:pStyle w:val="Compact"/>
         <w:numPr>
           <w:ilvl w:val="0"/>
-          <w:numId w:val="1542"/>
+          <w:numId w:val="1546"/>
         </w:numPr>
       </w:pPr>
       <w:r>
@@ -12792,7 +12870,7 @@
         <w:pStyle w:val="Compact"/>
         <w:numPr>
           <w:ilvl w:val="0"/>
-          <w:numId w:val="1543"/>
+          <w:numId w:val="1547"/>
         </w:numPr>
       </w:pPr>
       <w:r>
@@ -12804,7 +12882,7 @@
         <w:pStyle w:val="Compact"/>
         <w:numPr>
           <w:ilvl w:val="0"/>
-          <w:numId w:val="1544"/>
+          <w:numId w:val="1548"/>
         </w:numPr>
       </w:pPr>
       <w:r>
@@ -12826,7 +12904,7 @@
         <w:pStyle w:val="Compact"/>
         <w:numPr>
           <w:ilvl w:val="0"/>
-          <w:numId w:val="1545"/>
+          <w:numId w:val="1549"/>
         </w:numPr>
       </w:pPr>
       <w:r>
@@ -12838,7 +12916,7 @@
         <w:pStyle w:val="Compact"/>
         <w:numPr>
           <w:ilvl w:val="0"/>
-          <w:numId w:val="1546"/>
+          <w:numId w:val="1550"/>
         </w:numPr>
       </w:pPr>
       <w:r>
@@ -12850,7 +12928,7 @@
         <w:pStyle w:val="Compact"/>
         <w:numPr>
           <w:ilvl w:val="0"/>
-          <w:numId w:val="1547"/>
+          <w:numId w:val="1551"/>
         </w:numPr>
       </w:pPr>
       <w:r>
@@ -12862,7 +12940,7 @@
         <w:pStyle w:val="Compact"/>
         <w:numPr>
           <w:ilvl w:val="0"/>
-          <w:numId w:val="1548"/>
+          <w:numId w:val="1552"/>
         </w:numPr>
       </w:pPr>
       <w:r>
@@ -12874,7 +12952,7 @@
         <w:pStyle w:val="Compact"/>
         <w:numPr>
           <w:ilvl w:val="0"/>
-          <w:numId w:val="1549"/>
+          <w:numId w:val="1553"/>
         </w:numPr>
       </w:pPr>
       <w:r>
@@ -12886,7 +12964,7 @@
         <w:pStyle w:val="Compact"/>
         <w:numPr>
           <w:ilvl w:val="0"/>
-          <w:numId w:val="1550"/>
+          <w:numId w:val="1554"/>
         </w:numPr>
       </w:pPr>
       <w:r>
@@ -12908,7 +12986,7 @@
         <w:pStyle w:val="Compact"/>
         <w:numPr>
           <w:ilvl w:val="0"/>
-          <w:numId w:val="1551"/>
+          <w:numId w:val="1555"/>
         </w:numPr>
       </w:pPr>
       <w:r>
@@ -12920,7 +12998,7 @@
         <w:pStyle w:val="Compact"/>
         <w:numPr>
           <w:ilvl w:val="1"/>
-          <w:numId w:val="1552"/>
+          <w:numId w:val="1556"/>
         </w:numPr>
       </w:pPr>
       <w:r>
@@ -12932,7 +13010,7 @@
         <w:pStyle w:val="Compact"/>
         <w:numPr>
           <w:ilvl w:val="1"/>
-          <w:numId w:val="1552"/>
+          <w:numId w:val="1556"/>
         </w:numPr>
       </w:pPr>
       <w:r>
@@ -12944,7 +13022,7 @@
         <w:pStyle w:val="Compact"/>
         <w:numPr>
           <w:ilvl w:val="0"/>
-          <w:numId w:val="1553"/>
+          <w:numId w:val="1557"/>
         </w:numPr>
       </w:pPr>
       <w:r>
@@ -12956,7 +13034,7 @@
         <w:pStyle w:val="Compact"/>
         <w:numPr>
           <w:ilvl w:val="1"/>
-          <w:numId w:val="1554"/>
+          <w:numId w:val="1558"/>
         </w:numPr>
       </w:pPr>
       <w:r>
@@ -12968,7 +13046,7 @@
         <w:pStyle w:val="Compact"/>
         <w:numPr>
           <w:ilvl w:val="1"/>
-          <w:numId w:val="1554"/>
+          <w:numId w:val="1558"/>
         </w:numPr>
       </w:pPr>
       <w:r>
@@ -12980,7 +13058,7 @@
         <w:pStyle w:val="Compact"/>
         <w:numPr>
           <w:ilvl w:val="0"/>
-          <w:numId w:val="1555"/>
+          <w:numId w:val="1559"/>
         </w:numPr>
       </w:pPr>
       <w:r>
@@ -12992,7 +13070,7 @@
         <w:pStyle w:val="Compact"/>
         <w:numPr>
           <w:ilvl w:val="0"/>
-          <w:numId w:val="1556"/>
+          <w:numId w:val="1560"/>
         </w:numPr>
       </w:pPr>
       <w:r>
@@ -13004,7 +13082,7 @@
         <w:pStyle w:val="Compact"/>
         <w:numPr>
           <w:ilvl w:val="0"/>
-          <w:numId w:val="1557"/>
+          <w:numId w:val="1561"/>
         </w:numPr>
       </w:pPr>
       <w:r>
@@ -13016,7 +13094,7 @@
         <w:pStyle w:val="Compact"/>
         <w:numPr>
           <w:ilvl w:val="0"/>
-          <w:numId w:val="1558"/>
+          <w:numId w:val="1562"/>
         </w:numPr>
       </w:pPr>
       <w:r>
@@ -13038,7 +13116,7 @@
         <w:pStyle w:val="Compact"/>
         <w:numPr>
           <w:ilvl w:val="0"/>
-          <w:numId w:val="1559"/>
+          <w:numId w:val="1563"/>
         </w:numPr>
       </w:pPr>
       <w:r>
@@ -13050,7 +13128,7 @@
         <w:pStyle w:val="Compact"/>
         <w:numPr>
           <w:ilvl w:val="0"/>
-          <w:numId w:val="1560"/>
+          <w:numId w:val="1564"/>
         </w:numPr>
       </w:pPr>
       <w:r>
@@ -13062,7 +13140,7 @@
         <w:pStyle w:val="Compact"/>
         <w:numPr>
           <w:ilvl w:val="0"/>
-          <w:numId w:val="1561"/>
+          <w:numId w:val="1565"/>
         </w:numPr>
       </w:pPr>
       <w:r>
@@ -13074,7 +13152,7 @@
         <w:pStyle w:val="Compact"/>
         <w:numPr>
           <w:ilvl w:val="0"/>
-          <w:numId w:val="1562"/>
+          <w:numId w:val="1566"/>
         </w:numPr>
       </w:pPr>
       <w:r>
@@ -13086,7 +13164,7 @@
         <w:pStyle w:val="Compact"/>
         <w:numPr>
           <w:ilvl w:val="0"/>
-          <w:numId w:val="1563"/>
+          <w:numId w:val="1567"/>
         </w:numPr>
       </w:pPr>
       <w:r>
@@ -13098,7 +13176,7 @@
         <w:pStyle w:val="Compact"/>
         <w:numPr>
           <w:ilvl w:val="0"/>
-          <w:numId w:val="1564"/>
+          <w:numId w:val="1568"/>
         </w:numPr>
       </w:pPr>
       <w:r>
@@ -13110,7 +13188,7 @@
         <w:pStyle w:val="Compact"/>
         <w:numPr>
           <w:ilvl w:val="0"/>
-          <w:numId w:val="1565"/>
+          <w:numId w:val="1569"/>
         </w:numPr>
       </w:pPr>
       <w:r>
@@ -13122,7 +13200,7 @@
         <w:pStyle w:val="Compact"/>
         <w:numPr>
           <w:ilvl w:val="0"/>
-          <w:numId w:val="1566"/>
+          <w:numId w:val="1570"/>
         </w:numPr>
       </w:pPr>
       <w:r>
@@ -13134,7 +13212,7 @@
         <w:pStyle w:val="Compact"/>
         <w:numPr>
           <w:ilvl w:val="0"/>
-          <w:numId w:val="1567"/>
+          <w:numId w:val="1571"/>
         </w:numPr>
       </w:pPr>
       <w:r>
@@ -13156,7 +13234,7 @@
         <w:pStyle w:val="Compact"/>
         <w:numPr>
           <w:ilvl w:val="0"/>
-          <w:numId w:val="1568"/>
+          <w:numId w:val="1572"/>
         </w:numPr>
       </w:pPr>
       <w:r>
@@ -13168,7 +13246,7 @@
         <w:pStyle w:val="Compact"/>
         <w:numPr>
           <w:ilvl w:val="0"/>
-          <w:numId w:val="1569"/>
+          <w:numId w:val="1573"/>
         </w:numPr>
       </w:pPr>
       <w:r>
@@ -13180,7 +13258,7 @@
         <w:pStyle w:val="Compact"/>
         <w:numPr>
           <w:ilvl w:val="0"/>
-          <w:numId w:val="1570"/>
+          <w:numId w:val="1574"/>
         </w:numPr>
       </w:pPr>
       <w:r>
@@ -13192,7 +13270,7 @@
         <w:pStyle w:val="Compact"/>
         <w:numPr>
           <w:ilvl w:val="0"/>
-          <w:numId w:val="1571"/>
+          <w:numId w:val="1575"/>
         </w:numPr>
       </w:pPr>
       <w:r>
@@ -13204,7 +13282,7 @@
         <w:pStyle w:val="Compact"/>
         <w:numPr>
           <w:ilvl w:val="0"/>
-          <w:numId w:val="1572"/>
+          <w:numId w:val="1576"/>
         </w:numPr>
       </w:pPr>
       <w:r>
@@ -13216,7 +13294,7 @@
         <w:pStyle w:val="Compact"/>
         <w:numPr>
           <w:ilvl w:val="0"/>
-          <w:numId w:val="1573"/>
+          <w:numId w:val="1577"/>
         </w:numPr>
       </w:pPr>
       <w:r>
@@ -13228,7 +13306,7 @@
         <w:pStyle w:val="Compact"/>
         <w:numPr>
           <w:ilvl w:val="0"/>
-          <w:numId w:val="1574"/>
+          <w:numId w:val="1578"/>
         </w:numPr>
       </w:pPr>
       <w:r>
@@ -13240,7 +13318,7 @@
         <w:pStyle w:val="Compact"/>
         <w:numPr>
           <w:ilvl w:val="0"/>
-          <w:numId w:val="1575"/>
+          <w:numId w:val="1579"/>
         </w:numPr>
       </w:pPr>
       <w:r>
@@ -13252,7 +13330,7 @@
         <w:pStyle w:val="Compact"/>
         <w:numPr>
           <w:ilvl w:val="0"/>
-          <w:numId w:val="1576"/>
+          <w:numId w:val="1580"/>
         </w:numPr>
       </w:pPr>
       <w:r>
@@ -13264,7 +13342,7 @@
         <w:pStyle w:val="Compact"/>
         <w:numPr>
           <w:ilvl w:val="0"/>
-          <w:numId w:val="1577"/>
+          <w:numId w:val="1581"/>
         </w:numPr>
       </w:pPr>
       <w:r>
@@ -13291,7 +13369,7 @@
         <w:pStyle w:val="Compact"/>
         <w:numPr>
           <w:ilvl w:val="0"/>
-          <w:numId w:val="1578"/>
+          <w:numId w:val="1582"/>
         </w:numPr>
       </w:pPr>
       <w:r>
@@ -13312,7 +13390,7 @@
         <w:pStyle w:val="Compact"/>
         <w:numPr>
           <w:ilvl w:val="0"/>
-          <w:numId w:val="1579"/>
+          <w:numId w:val="1583"/>
         </w:numPr>
       </w:pPr>
       <w:r>
@@ -13334,7 +13412,7 @@
         <w:pStyle w:val="Compact"/>
         <w:numPr>
           <w:ilvl w:val="0"/>
-          <w:numId w:val="1580"/>
+          <w:numId w:val="1584"/>
         </w:numPr>
       </w:pPr>
       <w:r>
@@ -13346,7 +13424,7 @@
         <w:pStyle w:val="Compact"/>
         <w:numPr>
           <w:ilvl w:val="0"/>
-          <w:numId w:val="1581"/>
+          <w:numId w:val="1585"/>
         </w:numPr>
       </w:pPr>
       <w:r>
@@ -13358,7 +13436,7 @@
         <w:pStyle w:val="Compact"/>
         <w:numPr>
           <w:ilvl w:val="0"/>
-          <w:numId w:val="1582"/>
+          <w:numId w:val="1586"/>
         </w:numPr>
       </w:pPr>
       <w:r>
@@ -13370,7 +13448,7 @@
         <w:pStyle w:val="Compact"/>
         <w:numPr>
           <w:ilvl w:val="0"/>
-          <w:numId w:val="1583"/>
+          <w:numId w:val="1587"/>
         </w:numPr>
       </w:pPr>
       <w:r>
@@ -13382,7 +13460,7 @@
         <w:pStyle w:val="Compact"/>
         <w:numPr>
           <w:ilvl w:val="0"/>
-          <w:numId w:val="1584"/>
+          <w:numId w:val="1588"/>
         </w:numPr>
       </w:pPr>
       <w:r>
@@ -13394,7 +13472,7 @@
         <w:pStyle w:val="Compact"/>
         <w:numPr>
           <w:ilvl w:val="0"/>
-          <w:numId w:val="1585"/>
+          <w:numId w:val="1589"/>
         </w:numPr>
       </w:pPr>
       <w:r>
@@ -13406,7 +13484,7 @@
         <w:pStyle w:val="Compact"/>
         <w:numPr>
           <w:ilvl w:val="0"/>
-          <w:numId w:val="1586"/>
+          <w:numId w:val="1590"/>
         </w:numPr>
       </w:pPr>
       <w:r>
@@ -13418,7 +13496,7 @@
         <w:pStyle w:val="Compact"/>
         <w:numPr>
           <w:ilvl w:val="0"/>
-          <w:numId w:val="1587"/>
+          <w:numId w:val="1591"/>
         </w:numPr>
       </w:pPr>
       <w:r>
@@ -13440,7 +13518,7 @@
         <w:pStyle w:val="Compact"/>
         <w:numPr>
           <w:ilvl w:val="0"/>
-          <w:numId w:val="1588"/>
+          <w:numId w:val="1592"/>
         </w:numPr>
       </w:pPr>
       <w:r>
@@ -13452,7 +13530,7 @@
         <w:pStyle w:val="Compact"/>
         <w:numPr>
           <w:ilvl w:val="0"/>
-          <w:numId w:val="1589"/>
+          <w:numId w:val="1593"/>
         </w:numPr>
       </w:pPr>
       <w:r>
@@ -13464,7 +13542,7 @@
         <w:pStyle w:val="Compact"/>
         <w:numPr>
           <w:ilvl w:val="0"/>
-          <w:numId w:val="1590"/>
+          <w:numId w:val="1594"/>
         </w:numPr>
       </w:pPr>
       <w:r>
@@ -13476,7 +13554,7 @@
         <w:pStyle w:val="Compact"/>
         <w:numPr>
           <w:ilvl w:val="0"/>
-          <w:numId w:val="1591"/>
+          <w:numId w:val="1595"/>
         </w:numPr>
       </w:pPr>
       <w:r>
@@ -13488,7 +13566,7 @@
         <w:pStyle w:val="Compact"/>
         <w:numPr>
           <w:ilvl w:val="0"/>
-          <w:numId w:val="1592"/>
+          <w:numId w:val="1596"/>
         </w:numPr>
       </w:pPr>
       <w:r>
@@ -13500,7 +13578,7 @@
         <w:pStyle w:val="Compact"/>
         <w:numPr>
           <w:ilvl w:val="0"/>
-          <w:numId w:val="1593"/>
+          <w:numId w:val="1597"/>
         </w:numPr>
       </w:pPr>
       <w:r>
@@ -13512,7 +13590,7 @@
         <w:pStyle w:val="Compact"/>
         <w:numPr>
           <w:ilvl w:val="0"/>
-          <w:numId w:val="1594"/>
+          <w:numId w:val="1598"/>
         </w:numPr>
       </w:pPr>
       <w:r>
@@ -13524,7 +13602,7 @@
         <w:pStyle w:val="Compact"/>
         <w:numPr>
           <w:ilvl w:val="0"/>
-          <w:numId w:val="1595"/>
+          <w:numId w:val="1599"/>
         </w:numPr>
       </w:pPr>
       <w:r>
@@ -13536,7 +13614,7 @@
         <w:pStyle w:val="Compact"/>
         <w:numPr>
           <w:ilvl w:val="0"/>
-          <w:numId w:val="1596"/>
+          <w:numId w:val="1600"/>
         </w:numPr>
       </w:pPr>
       <w:r>
@@ -13548,7 +13626,7 @@
         <w:pStyle w:val="Compact"/>
         <w:numPr>
           <w:ilvl w:val="0"/>
-          <w:numId w:val="1597"/>
+          <w:numId w:val="1601"/>
         </w:numPr>
       </w:pPr>
       <w:r>
@@ -13560,7 +13638,7 @@
         <w:pStyle w:val="Compact"/>
         <w:numPr>
           <w:ilvl w:val="0"/>
-          <w:numId w:val="1598"/>
+          <w:numId w:val="1602"/>
         </w:numPr>
       </w:pPr>
       <w:r>
@@ -13572,7 +13650,7 @@
         <w:pStyle w:val="Compact"/>
         <w:numPr>
           <w:ilvl w:val="0"/>
-          <w:numId w:val="1599"/>
+          <w:numId w:val="1603"/>
         </w:numPr>
       </w:pPr>
       <w:r>
@@ -13584,7 +13662,7 @@
         <w:pStyle w:val="Compact"/>
         <w:numPr>
           <w:ilvl w:val="0"/>
-          <w:numId w:val="1600"/>
+          <w:numId w:val="1604"/>
         </w:numPr>
       </w:pPr>
       <w:r>
@@ -13596,7 +13674,7 @@
         <w:pStyle w:val="Compact"/>
         <w:numPr>
           <w:ilvl w:val="0"/>
-          <w:numId w:val="1601"/>
+          <w:numId w:val="1605"/>
         </w:numPr>
       </w:pPr>
       <w:r>
@@ -13608,7 +13686,7 @@
         <w:pStyle w:val="Compact"/>
         <w:numPr>
           <w:ilvl w:val="0"/>
-          <w:numId w:val="1602"/>
+          <w:numId w:val="1606"/>
         </w:numPr>
       </w:pPr>
       <w:r>
@@ -13640,7 +13718,7 @@
         <w:pStyle w:val="Compact"/>
         <w:numPr>
           <w:ilvl w:val="0"/>
-          <w:numId w:val="1603"/>
+          <w:numId w:val="1607"/>
         </w:numPr>
       </w:pPr>
       <w:r>
@@ -13652,7 +13730,7 @@
         <w:pStyle w:val="Compact"/>
         <w:numPr>
           <w:ilvl w:val="0"/>
-          <w:numId w:val="1604"/>
+          <w:numId w:val="1608"/>
         </w:numPr>
       </w:pPr>
       <w:r>
@@ -13664,7 +13742,7 @@
         <w:pStyle w:val="Compact"/>
         <w:numPr>
           <w:ilvl w:val="0"/>
-          <w:numId w:val="1605"/>
+          <w:numId w:val="1609"/>
         </w:numPr>
       </w:pPr>
       <w:r>
@@ -13676,7 +13754,7 @@
         <w:pStyle w:val="Compact"/>
         <w:numPr>
           <w:ilvl w:val="0"/>
-          <w:numId w:val="1606"/>
+          <w:numId w:val="1610"/>
         </w:numPr>
       </w:pPr>
       <w:r>
@@ -13688,7 +13766,7 @@
         <w:pStyle w:val="Compact"/>
         <w:numPr>
           <w:ilvl w:val="0"/>
-          <w:numId w:val="1607"/>
+          <w:numId w:val="1611"/>
         </w:numPr>
       </w:pPr>
       <w:r>
@@ -13700,7 +13778,7 @@
         <w:pStyle w:val="Compact"/>
         <w:numPr>
           <w:ilvl w:val="0"/>
-          <w:numId w:val="1608"/>
+          <w:numId w:val="1612"/>
         </w:numPr>
       </w:pPr>
       <w:r>
@@ -13712,7 +13790,7 @@
         <w:pStyle w:val="Compact"/>
         <w:numPr>
           <w:ilvl w:val="0"/>
-          <w:numId w:val="1609"/>
+          <w:numId w:val="1613"/>
         </w:numPr>
       </w:pPr>
       <w:r>
@@ -13724,7 +13802,7 @@
         <w:pStyle w:val="Compact"/>
         <w:numPr>
           <w:ilvl w:val="0"/>
-          <w:numId w:val="1610"/>
+          <w:numId w:val="1614"/>
         </w:numPr>
       </w:pPr>
       <w:r>
@@ -13736,7 +13814,7 @@
         <w:pStyle w:val="Compact"/>
         <w:numPr>
           <w:ilvl w:val="0"/>
-          <w:numId w:val="1611"/>
+          <w:numId w:val="1615"/>
         </w:numPr>
       </w:pPr>
       <w:r>
@@ -13748,7 +13826,7 @@
         <w:pStyle w:val="Compact"/>
         <w:numPr>
           <w:ilvl w:val="0"/>
-          <w:numId w:val="1612"/>
+          <w:numId w:val="1616"/>
         </w:numPr>
       </w:pPr>
       <w:r>
@@ -13760,7 +13838,7 @@
         <w:pStyle w:val="Compact"/>
         <w:numPr>
           <w:ilvl w:val="0"/>
-          <w:numId w:val="1613"/>
+          <w:numId w:val="1617"/>
         </w:numPr>
       </w:pPr>
       <w:r>
@@ -13772,7 +13850,7 @@
         <w:pStyle w:val="Compact"/>
         <w:numPr>
           <w:ilvl w:val="0"/>
-          <w:numId w:val="1614"/>
+          <w:numId w:val="1618"/>
         </w:numPr>
       </w:pPr>
       <w:r>
@@ -13784,7 +13862,7 @@
         <w:pStyle w:val="Compact"/>
         <w:numPr>
           <w:ilvl w:val="0"/>
-          <w:numId w:val="1615"/>
+          <w:numId w:val="1619"/>
         </w:numPr>
       </w:pPr>
       <w:r>
@@ -13821,7 +13899,7 @@
         <w:pStyle w:val="Compact"/>
         <w:numPr>
           <w:ilvl w:val="0"/>
-          <w:numId w:val="1616"/>
+          <w:numId w:val="1620"/>
         </w:numPr>
       </w:pPr>
       <w:r>
@@ -13833,7 +13911,7 @@
         <w:pStyle w:val="Compact"/>
         <w:numPr>
           <w:ilvl w:val="0"/>
-          <w:numId w:val="1617"/>
+          <w:numId w:val="1621"/>
         </w:numPr>
       </w:pPr>
       <w:r>
@@ -13860,7 +13938,7 @@
         <w:pStyle w:val="Compact"/>
         <w:numPr>
           <w:ilvl w:val="0"/>
-          <w:numId w:val="1618"/>
+          <w:numId w:val="1622"/>
         </w:numPr>
       </w:pPr>
       <w:r>
@@ -13872,7 +13950,7 @@
         <w:pStyle w:val="Compact"/>
         <w:numPr>
           <w:ilvl w:val="0"/>
-          <w:numId w:val="1619"/>
+          <w:numId w:val="1623"/>
         </w:numPr>
       </w:pPr>
       <w:r>
@@ -13884,7 +13962,7 @@
         <w:pStyle w:val="Compact"/>
         <w:numPr>
           <w:ilvl w:val="0"/>
-          <w:numId w:val="1620"/>
+          <w:numId w:val="1624"/>
         </w:numPr>
       </w:pPr>
       <w:r>
@@ -13896,7 +13974,7 @@
         <w:pStyle w:val="Compact"/>
         <w:numPr>
           <w:ilvl w:val="0"/>
-          <w:numId w:val="1621"/>
+          <w:numId w:val="1625"/>
         </w:numPr>
       </w:pPr>
       <w:r>
@@ -13908,7 +13986,7 @@
         <w:pStyle w:val="Compact"/>
         <w:numPr>
           <w:ilvl w:val="0"/>
-          <w:numId w:val="1622"/>
+          <w:numId w:val="1626"/>
         </w:numPr>
       </w:pPr>
       <w:r>
@@ -13920,7 +13998,7 @@
         <w:pStyle w:val="Compact"/>
         <w:numPr>
           <w:ilvl w:val="0"/>
-          <w:numId w:val="1623"/>
+          <w:numId w:val="1627"/>
         </w:numPr>
       </w:pPr>
       <w:r>
@@ -13942,7 +14020,7 @@
         <w:pStyle w:val="Compact"/>
         <w:numPr>
           <w:ilvl w:val="0"/>
-          <w:numId w:val="1624"/>
+          <w:numId w:val="1628"/>
         </w:numPr>
       </w:pPr>
       <w:r>
@@ -13954,7 +14032,7 @@
         <w:pStyle w:val="Compact"/>
         <w:numPr>
           <w:ilvl w:val="0"/>
-          <w:numId w:val="1625"/>
+          <w:numId w:val="1629"/>
         </w:numPr>
       </w:pPr>
       <w:r>
@@ -13966,7 +14044,7 @@
         <w:pStyle w:val="Compact"/>
         <w:numPr>
           <w:ilvl w:val="0"/>
-          <w:numId w:val="1626"/>
+          <w:numId w:val="1630"/>
         </w:numPr>
       </w:pPr>
       <w:r>
@@ -13978,7 +14056,7 @@
         <w:pStyle w:val="Compact"/>
         <w:numPr>
           <w:ilvl w:val="0"/>
-          <w:numId w:val="1627"/>
+          <w:numId w:val="1631"/>
         </w:numPr>
       </w:pPr>
       <w:r>
@@ -13990,7 +14068,7 @@
         <w:pStyle w:val="Compact"/>
         <w:numPr>
           <w:ilvl w:val="0"/>
-          <w:numId w:val="1628"/>
+          <w:numId w:val="1632"/>
         </w:numPr>
       </w:pPr>
       <w:r>
@@ -14002,7 +14080,7 @@
         <w:pStyle w:val="Compact"/>
         <w:numPr>
           <w:ilvl w:val="0"/>
-          <w:numId w:val="1629"/>
+          <w:numId w:val="1633"/>
         </w:numPr>
       </w:pPr>
       <w:r>
@@ -14014,7 +14092,7 @@
         <w:pStyle w:val="Compact"/>
         <w:numPr>
           <w:ilvl w:val="0"/>
-          <w:numId w:val="1630"/>
+          <w:numId w:val="1634"/>
         </w:numPr>
       </w:pPr>
       <w:r>
@@ -14026,7 +14104,7 @@
         <w:pStyle w:val="Compact"/>
         <w:numPr>
           <w:ilvl w:val="0"/>
-          <w:numId w:val="1631"/>
+          <w:numId w:val="1635"/>
         </w:numPr>
       </w:pPr>
       <w:r>
@@ -14038,7 +14116,7 @@
         <w:pStyle w:val="Compact"/>
         <w:numPr>
           <w:ilvl w:val="0"/>
-          <w:numId w:val="1632"/>
+          <w:numId w:val="1636"/>
         </w:numPr>
       </w:pPr>
       <w:r>
@@ -14061,7 +14139,7 @@
         <w:pStyle w:val="Compact"/>
         <w:numPr>
           <w:ilvl w:val="0"/>
-          <w:numId w:val="1633"/>
+          <w:numId w:val="1637"/>
         </w:numPr>
       </w:pPr>
       <w:r>
@@ -14073,7 +14151,7 @@
         <w:pStyle w:val="Compact"/>
         <w:numPr>
           <w:ilvl w:val="0"/>
-          <w:numId w:val="1634"/>
+          <w:numId w:val="1638"/>
         </w:numPr>
       </w:pPr>
       <w:r>
@@ -14085,7 +14163,7 @@
         <w:pStyle w:val="Compact"/>
         <w:numPr>
           <w:ilvl w:val="0"/>
-          <w:numId w:val="1635"/>
+          <w:numId w:val="1639"/>
         </w:numPr>
       </w:pPr>
       <w:r>
@@ -14097,7 +14175,7 @@
         <w:pStyle w:val="Compact"/>
         <w:numPr>
           <w:ilvl w:val="0"/>
-          <w:numId w:val="1636"/>
+          <w:numId w:val="1640"/>
         </w:numPr>
       </w:pPr>
       <w:r>
@@ -14109,7 +14187,7 @@
         <w:pStyle w:val="Compact"/>
         <w:numPr>
           <w:ilvl w:val="0"/>
-          <w:numId w:val="1637"/>
+          <w:numId w:val="1641"/>
         </w:numPr>
       </w:pPr>
       <w:r>
@@ -14121,7 +14199,7 @@
         <w:pStyle w:val="Compact"/>
         <w:numPr>
           <w:ilvl w:val="0"/>
-          <w:numId w:val="1638"/>
+          <w:numId w:val="1642"/>
         </w:numPr>
       </w:pPr>
       <w:r>
@@ -14133,7 +14211,7 @@
         <w:pStyle w:val="Compact"/>
         <w:numPr>
           <w:ilvl w:val="0"/>
-          <w:numId w:val="1639"/>
+          <w:numId w:val="1643"/>
         </w:numPr>
       </w:pPr>
       <w:r>
@@ -14145,7 +14223,7 @@
         <w:pStyle w:val="Compact"/>
         <w:numPr>
           <w:ilvl w:val="0"/>
-          <w:numId w:val="1640"/>
+          <w:numId w:val="1644"/>
         </w:numPr>
       </w:pPr>
       <w:r>
@@ -14157,7 +14235,7 @@
         <w:pStyle w:val="Compact"/>
         <w:numPr>
           <w:ilvl w:val="0"/>
-          <w:numId w:val="1641"/>
+          <w:numId w:val="1645"/>
         </w:numPr>
       </w:pPr>
       <w:r>
@@ -14169,7 +14247,7 @@
         <w:pStyle w:val="Compact"/>
         <w:numPr>
           <w:ilvl w:val="0"/>
-          <w:numId w:val="1642"/>
+          <w:numId w:val="1646"/>
         </w:numPr>
       </w:pPr>
       <w:r>
@@ -14181,7 +14259,7 @@
         <w:pStyle w:val="Compact"/>
         <w:numPr>
           <w:ilvl w:val="0"/>
-          <w:numId w:val="1643"/>
+          <w:numId w:val="1647"/>
         </w:numPr>
       </w:pPr>
       <w:r>
@@ -15759,23 +15837,23 @@
     <w:abstractNumId w:val="993"/>
   </w:num>
   <w:num w:numId="1353">
-    <w:abstractNumId w:val="992"/>
+    <w:abstractNumId w:val="993"/>
   </w:num>
   <w:num w:numId="1354">
     <w:abstractNumId w:val="993"/>
   </w:num>
   <w:num w:numId="1355">
-    <w:abstractNumId w:val="993"/>
+    <w:abstractNumId w:val="992"/>
   </w:num>
   <w:num w:numId="1356">
+    <w:abstractNumId w:val="993"/>
+  </w:num>
+  <w:num w:numId="1357">
+    <w:abstractNumId w:val="993"/>
+  </w:num>
+  <w:num w:numId="1358">
     <w:abstractNumId w:val="991"/>
   </w:num>
-  <w:num w:numId="1357">
-    <w:abstractNumId w:val="993"/>
-  </w:num>
-  <w:num w:numId="1358">
-    <w:abstractNumId w:val="993"/>
-  </w:num>
   <w:num w:numId="1359">
     <w:abstractNumId w:val="993"/>
   </w:num>
@@ -15792,19 +15870,19 @@
     <w:abstractNumId w:val="993"/>
   </w:num>
   <w:num w:numId="1364">
-    <w:abstractNumId w:val="992"/>
+    <w:abstractNumId w:val="993"/>
   </w:num>
   <w:num w:numId="1365">
     <w:abstractNumId w:val="993"/>
   </w:num>
   <w:num w:numId="1366">
-    <w:abstractNumId w:val="992"/>
+    <w:abstractNumId w:val="993"/>
   </w:num>
   <w:num w:numId="1367">
     <w:abstractNumId w:val="993"/>
   </w:num>
   <w:num w:numId="1368">
-    <w:abstractNumId w:val="993"/>
+    <w:abstractNumId w:val="992"/>
   </w:num>
   <w:num w:numId="1369">
     <w:abstractNumId w:val="993"/>
@@ -15816,19 +15894,19 @@
     <w:abstractNumId w:val="993"/>
   </w:num>
   <w:num w:numId="1372">
+    <w:abstractNumId w:val="993"/>
+  </w:num>
+  <w:num w:numId="1373">
+    <w:abstractNumId w:val="993"/>
+  </w:num>
+  <w:num w:numId="1374">
     <w:abstractNumId w:val="991"/>
   </w:num>
-  <w:num w:numId="1373">
-    <w:abstractNumId w:val="993"/>
-  </w:num>
-  <w:num w:numId="1374">
-    <w:abstractNumId w:val="993"/>
-  </w:num>
   <w:num w:numId="1375">
     <w:abstractNumId w:val="993"/>
   </w:num>
   <w:num w:numId="1376">
-    <w:abstractNumId w:val="992"/>
+    <w:abstractNumId w:val="993"/>
   </w:num>
   <w:num w:numId="1377">
     <w:abstractNumId w:val="993"/>
@@ -15837,22 +15915,22 @@
     <w:abstractNumId w:val="993"/>
   </w:num>
   <w:num w:numId="1379">
-    <w:abstractNumId w:val="993"/>
+    <w:abstractNumId w:val="992"/>
   </w:num>
   <w:num w:numId="1380">
     <w:abstractNumId w:val="993"/>
   </w:num>
   <w:num w:numId="1381">
-    <w:abstractNumId w:val="992"/>
+    <w:abstractNumId w:val="993"/>
   </w:num>
   <w:num w:numId="1382">
-    <w:abstractNumId w:val="992"/>
+    <w:abstractNumId w:val="993"/>
   </w:num>
   <w:num w:numId="1383">
     <w:abstractNumId w:val="993"/>
   </w:num>
   <w:num w:numId="1384">
-    <w:abstractNumId w:val="992"/>
+    <w:abstractNumId w:val="993"/>
   </w:num>
   <w:num w:numId="1385">
     <w:abstractNumId w:val="992"/>
@@ -15861,7 +15939,7 @@
     <w:abstractNumId w:val="992"/>
   </w:num>
   <w:num w:numId="1387">
-    <w:abstractNumId w:val="992"/>
+    <w:abstractNumId w:val="993"/>
   </w:num>
   <w:num w:numId="1388">
     <w:abstractNumId w:val="992"/>
@@ -15939,22 +16017,22 @@
     <w:abstractNumId w:val="992"/>
   </w:num>
   <w:num w:numId="1413">
-    <w:abstractNumId w:val="993"/>
+    <w:abstractNumId w:val="992"/>
   </w:num>
   <w:num w:numId="1414">
-    <w:abstractNumId w:val="993"/>
+    <w:abstractNumId w:val="992"/>
   </w:num>
   <w:num w:numId="1415">
-    <w:abstractNumId w:val="993"/>
+    <w:abstractNumId w:val="992"/>
   </w:num>
   <w:num w:numId="1416">
-    <w:abstractNumId w:val="993"/>
+    <w:abstractNumId w:val="992"/>
   </w:num>
   <w:num w:numId="1417">
-    <w:abstractNumId w:val="992"/>
+    <w:abstractNumId w:val="993"/>
   </w:num>
   <w:num w:numId="1418">
-    <w:abstractNumId w:val="992"/>
+    <w:abstractNumId w:val="993"/>
   </w:num>
   <w:num w:numId="1419">
     <w:abstractNumId w:val="993"/>
@@ -15963,10 +16041,10 @@
     <w:abstractNumId w:val="993"/>
   </w:num>
   <w:num w:numId="1421">
-    <w:abstractNumId w:val="993"/>
+    <w:abstractNumId w:val="992"/>
   </w:num>
   <w:num w:numId="1422">
-    <w:abstractNumId w:val="993"/>
+    <w:abstractNumId w:val="992"/>
   </w:num>
   <w:num w:numId="1423">
     <w:abstractNumId w:val="993"/>
@@ -15999,34 +16077,34 @@
     <w:abstractNumId w:val="993"/>
   </w:num>
   <w:num w:numId="1433">
-    <w:abstractNumId w:val="992"/>
+    <w:abstractNumId w:val="993"/>
   </w:num>
   <w:num w:numId="1434">
+    <w:abstractNumId w:val="993"/>
+  </w:num>
+  <w:num w:numId="1435">
+    <w:abstractNumId w:val="993"/>
+  </w:num>
+  <w:num w:numId="1436">
+    <w:abstractNumId w:val="993"/>
+  </w:num>
+  <w:num w:numId="1437">
+    <w:abstractNumId w:val="992"/>
+  </w:num>
+  <w:num w:numId="1438">
     <w:abstractNumId w:val="991"/>
   </w:num>
-  <w:num w:numId="1435">
-    <w:abstractNumId w:val="993"/>
-  </w:num>
-  <w:num w:numId="1436">
-    <w:abstractNumId w:val="993"/>
-  </w:num>
-  <w:num w:numId="1437">
-    <w:abstractNumId w:val="992"/>
-  </w:num>
-  <w:num w:numId="1438">
-    <w:abstractNumId w:val="992"/>
-  </w:num>
   <w:num w:numId="1439">
-    <w:abstractNumId w:val="992"/>
+    <w:abstractNumId w:val="993"/>
   </w:num>
   <w:num w:numId="1440">
-    <w:abstractNumId w:val="992"/>
+    <w:abstractNumId w:val="993"/>
   </w:num>
   <w:num w:numId="1441">
     <w:abstractNumId w:val="992"/>
   </w:num>
   <w:num w:numId="1442">
-    <w:abstractNumId w:val="993"/>
+    <w:abstractNumId w:val="992"/>
   </w:num>
   <w:num w:numId="1443">
     <w:abstractNumId w:val="992"/>
@@ -16035,16 +16113,16 @@
     <w:abstractNumId w:val="992"/>
   </w:num>
   <w:num w:numId="1445">
-    <w:abstractNumId w:val="993"/>
+    <w:abstractNumId w:val="992"/>
   </w:num>
   <w:num w:numId="1446">
     <w:abstractNumId w:val="993"/>
   </w:num>
   <w:num w:numId="1447">
-    <w:abstractNumId w:val="993"/>
+    <w:abstractNumId w:val="992"/>
   </w:num>
   <w:num w:numId="1448">
-    <w:abstractNumId w:val="993"/>
+    <w:abstractNumId w:val="992"/>
   </w:num>
   <w:num w:numId="1449">
     <w:abstractNumId w:val="993"/>
@@ -16077,7 +16155,7 @@
     <w:abstractNumId w:val="993"/>
   </w:num>
   <w:num w:numId="1459">
-    <w:abstractNumId w:val="991"/>
+    <w:abstractNumId w:val="993"/>
   </w:num>
   <w:num w:numId="1460">
     <w:abstractNumId w:val="993"/>
@@ -16098,35 +16176,35 @@
     <w:abstractNumId w:val="993"/>
   </w:num>
   <w:num w:numId="1466">
-    <w:abstractNumId w:val="992"/>
+    <w:abstractNumId w:val="993"/>
   </w:num>
   <w:num w:numId="1467">
-    <w:abstractNumId w:val="992"/>
+    <w:abstractNumId w:val="991"/>
   </w:num>
   <w:num w:numId="1468">
     <w:abstractNumId w:val="993"/>
   </w:num>
   <w:num w:numId="1469">
+    <w:abstractNumId w:val="993"/>
+  </w:num>
+  <w:num w:numId="1470">
+    <w:abstractNumId w:val="992"/>
+  </w:num>
+  <w:num w:numId="1471">
+    <w:abstractNumId w:val="992"/>
+  </w:num>
+  <w:num w:numId="1472">
+    <w:abstractNumId w:val="993"/>
+  </w:num>
+  <w:num w:numId="1473">
     <w:abstractNumId w:val="991"/>
   </w:num>
-  <w:num w:numId="1470">
-    <w:abstractNumId w:val="993"/>
-  </w:num>
-  <w:num w:numId="1471">
+  <w:num w:numId="1474">
+    <w:abstractNumId w:val="993"/>
+  </w:num>
+  <w:num w:numId="1475">
     <w:abstractNumId w:val="991"/>
   </w:num>
-  <w:num w:numId="1472">
-    <w:abstractNumId w:val="993"/>
-  </w:num>
-  <w:num w:numId="1473">
-    <w:abstractNumId w:val="993"/>
-  </w:num>
-  <w:num w:numId="1474">
-    <w:abstractNumId w:val="993"/>
-  </w:num>
-  <w:num w:numId="1475">
-    <w:abstractNumId w:val="993"/>
-  </w:num>
   <w:num w:numId="1476">
     <w:abstractNumId w:val="993"/>
   </w:num>
@@ -16143,20 +16221,20 @@
     <w:abstractNumId w:val="993"/>
   </w:num>
   <w:num w:numId="1481">
+    <w:abstractNumId w:val="993"/>
+  </w:num>
+  <w:num w:numId="1482">
+    <w:abstractNumId w:val="993"/>
+  </w:num>
+  <w:num w:numId="1483">
+    <w:abstractNumId w:val="993"/>
+  </w:num>
+  <w:num w:numId="1484">
+    <w:abstractNumId w:val="993"/>
+  </w:num>
+  <w:num w:numId="1485">
     <w:abstractNumId w:val="991"/>
   </w:num>
-  <w:num w:numId="1482">
-    <w:abstractNumId w:val="993"/>
-  </w:num>
-  <w:num w:numId="1483">
-    <w:abstractNumId w:val="993"/>
-  </w:num>
-  <w:num w:numId="1484">
-    <w:abstractNumId w:val="992"/>
-  </w:num>
-  <w:num w:numId="1485">
-    <w:abstractNumId w:val="992"/>
-  </w:num>
   <w:num w:numId="1486">
     <w:abstractNumId w:val="993"/>
   </w:num>
@@ -16164,22 +16242,22 @@
     <w:abstractNumId w:val="993"/>
   </w:num>
   <w:num w:numId="1488">
-    <w:abstractNumId w:val="993"/>
+    <w:abstractNumId w:val="992"/>
   </w:num>
   <w:num w:numId="1489">
     <w:abstractNumId w:val="992"/>
   </w:num>
   <w:num w:numId="1490">
-    <w:abstractNumId w:val="992"/>
+    <w:abstractNumId w:val="993"/>
   </w:num>
   <w:num w:numId="1491">
-    <w:abstractNumId w:val="992"/>
+    <w:abstractNumId w:val="993"/>
   </w:num>
   <w:num w:numId="1492">
-    <w:abstractNumId w:val="992"/>
+    <w:abstractNumId w:val="993"/>
   </w:num>
   <w:num w:numId="1493">
-    <w:abstractNumId w:val="993"/>
+    <w:abstractNumId w:val="992"/>
   </w:num>
   <w:num w:numId="1494">
     <w:abstractNumId w:val="992"/>
@@ -16188,16 +16266,16 @@
     <w:abstractNumId w:val="992"/>
   </w:num>
   <w:num w:numId="1496">
-    <w:abstractNumId w:val="993"/>
+    <w:abstractNumId w:val="992"/>
   </w:num>
   <w:num w:numId="1497">
     <w:abstractNumId w:val="993"/>
   </w:num>
   <w:num w:numId="1498">
-    <w:abstractNumId w:val="993"/>
+    <w:abstractNumId w:val="992"/>
   </w:num>
   <w:num w:numId="1499">
-    <w:abstractNumId w:val="993"/>
+    <w:abstractNumId w:val="992"/>
   </w:num>
   <w:num w:numId="1500">
     <w:abstractNumId w:val="993"/>
@@ -16248,20 +16326,20 @@
     <w:abstractNumId w:val="993"/>
   </w:num>
   <w:num w:numId="1516">
+    <w:abstractNumId w:val="993"/>
+  </w:num>
+  <w:num w:numId="1517">
+    <w:abstractNumId w:val="993"/>
+  </w:num>
+  <w:num w:numId="1518">
+    <w:abstractNumId w:val="993"/>
+  </w:num>
+  <w:num w:numId="1519">
+    <w:abstractNumId w:val="993"/>
+  </w:num>
+  <w:num w:numId="1520">
     <w:abstractNumId w:val="991"/>
   </w:num>
-  <w:num w:numId="1517">
-    <w:abstractNumId w:val="992"/>
-  </w:num>
-  <w:num w:numId="1518">
-    <w:abstractNumId w:val="992"/>
-  </w:num>
-  <w:num w:numId="1519">
-    <w:abstractNumId w:val="992"/>
-  </w:num>
-  <w:num w:numId="1520">
-    <w:abstractNumId w:val="992"/>
-  </w:num>
   <w:num w:numId="1521">
     <w:abstractNumId w:val="992"/>
   </w:num>
@@ -16299,44 +16377,44 @@
     <w:abstractNumId w:val="992"/>
   </w:num>
   <w:num w:numId="1533">
-    <w:abstractNumId w:val="993"/>
+    <w:abstractNumId w:val="992"/>
   </w:num>
   <w:num w:numId="1534">
-    <w:abstractNumId w:val="993"/>
+    <w:abstractNumId w:val="992"/>
   </w:num>
   <w:num w:numId="1535">
-    <w:abstractNumId w:val="993"/>
+    <w:abstractNumId w:val="992"/>
   </w:num>
   <w:num w:numId="1536">
-    <w:abstractNumId w:val="993"/>
+    <w:abstractNumId w:val="992"/>
   </w:num>
   <w:num w:numId="1537">
     <w:abstractNumId w:val="993"/>
   </w:num>
   <w:num w:numId="1538">
+    <w:abstractNumId w:val="993"/>
+  </w:num>
+  <w:num w:numId="1539">
+    <w:abstractNumId w:val="993"/>
+  </w:num>
+  <w:num w:numId="1540">
+    <w:abstractNumId w:val="993"/>
+  </w:num>
+  <w:num w:numId="1541">
+    <w:abstractNumId w:val="993"/>
+  </w:num>
+  <w:num w:numId="1542">
     <w:abstractNumId w:val="991"/>
   </w:num>
-  <w:num w:numId="1539">
-    <w:abstractNumId w:val="993"/>
-  </w:num>
-  <w:num w:numId="1540">
-    <w:abstractNumId w:val="993"/>
-  </w:num>
-  <w:num w:numId="1541">
+  <w:num w:numId="1543">
+    <w:abstractNumId w:val="993"/>
+  </w:num>
+  <w:num w:numId="1544">
+    <w:abstractNumId w:val="993"/>
+  </w:num>
+  <w:num w:numId="1545">
     <w:abstractNumId w:val="991"/>
   </w:num>
-  <w:num w:numId="1542">
-    <w:abstractNumId w:val="993"/>
-  </w:num>
-  <w:num w:numId="1543">
-    <w:abstractNumId w:val="993"/>
-  </w:num>
-  <w:num w:numId="1544">
-    <w:abstractNumId w:val="993"/>
-  </w:num>
-  <w:num w:numId="1545">
-    <w:abstractNumId w:val="993"/>
-  </w:num>
   <w:num w:numId="1546">
     <w:abstractNumId w:val="993"/>
   </w:num>
@@ -16356,37 +16434,37 @@
     <w:abstractNumId w:val="993"/>
   </w:num>
   <w:num w:numId="1552">
+    <w:abstractNumId w:val="993"/>
+  </w:num>
+  <w:num w:numId="1553">
+    <w:abstractNumId w:val="993"/>
+  </w:num>
+  <w:num w:numId="1554">
+    <w:abstractNumId w:val="993"/>
+  </w:num>
+  <w:num w:numId="1555">
+    <w:abstractNumId w:val="993"/>
+  </w:num>
+  <w:num w:numId="1556">
     <w:abstractNumId w:val="991"/>
   </w:num>
-  <w:num w:numId="1553">
-    <w:abstractNumId w:val="993"/>
-  </w:num>
-  <w:num w:numId="1554">
+  <w:num w:numId="1557">
+    <w:abstractNumId w:val="993"/>
+  </w:num>
+  <w:num w:numId="1558">
     <w:abstractNumId w:val="991"/>
   </w:num>
-  <w:num w:numId="1555">
-    <w:abstractNumId w:val="993"/>
-  </w:num>
-  <w:num w:numId="1556">
-    <w:abstractNumId w:val="993"/>
-  </w:num>
-  <w:num w:numId="1557">
-    <w:abstractNumId w:val="993"/>
-  </w:num>
-  <w:num w:numId="1558">
-    <w:abstractNumId w:val="993"/>
-  </w:num>
   <w:num w:numId="1559">
-    <w:abstractNumId w:val="992"/>
+    <w:abstractNumId w:val="993"/>
   </w:num>
   <w:num w:numId="1560">
-    <w:abstractNumId w:val="992"/>
+    <w:abstractNumId w:val="993"/>
   </w:num>
   <w:num w:numId="1561">
     <w:abstractNumId w:val="993"/>
   </w:num>
   <w:num w:numId="1562">
-    <w:abstractNumId w:val="992"/>
+    <w:abstractNumId w:val="993"/>
   </w:num>
   <w:num w:numId="1563">
     <w:abstractNumId w:val="992"/>
@@ -16395,7 +16473,7 @@
     <w:abstractNumId w:val="992"/>
   </w:num>
   <w:num w:numId="1565">
-    <w:abstractNumId w:val="992"/>
+    <w:abstractNumId w:val="993"/>
   </w:num>
   <w:num w:numId="1566">
     <w:abstractNumId w:val="992"/>
@@ -16404,16 +16482,16 @@
     <w:abstractNumId w:val="992"/>
   </w:num>
   <w:num w:numId="1568">
-    <w:abstractNumId w:val="993"/>
+    <w:abstractNumId w:val="992"/>
   </w:num>
   <w:num w:numId="1569">
-    <w:abstractNumId w:val="993"/>
+    <w:abstractNumId w:val="992"/>
   </w:num>
   <w:num w:numId="1570">
-    <w:abstractNumId w:val="993"/>
+    <w:abstractNumId w:val="992"/>
   </w:num>
   <w:num w:numId="1571">
-    <w:abstractNumId w:val="993"/>
+    <w:abstractNumId w:val="992"/>
   </w:num>
   <w:num w:numId="1572">
     <w:abstractNumId w:val="993"/>
@@ -16425,7 +16503,7 @@
     <w:abstractNumId w:val="993"/>
   </w:num>
   <w:num w:numId="1575">
-    <w:abstractNumId w:val="992"/>
+    <w:abstractNumId w:val="993"/>
   </w:num>
   <w:num w:numId="1576">
     <w:abstractNumId w:val="993"/>
@@ -16461,7 +16539,7 @@
     <w:abstractNumId w:val="993"/>
   </w:num>
   <w:num w:numId="1587">
-    <w:abstractNumId w:val="993"/>
+    <w:abstractNumId w:val="992"/>
   </w:num>
   <w:num w:numId="1588">
     <w:abstractNumId w:val="993"/>
@@ -16470,43 +16548,43 @@
     <w:abstractNumId w:val="993"/>
   </w:num>
   <w:num w:numId="1590">
-    <w:abstractNumId w:val="992"/>
+    <w:abstractNumId w:val="993"/>
   </w:num>
   <w:num w:numId="1591">
     <w:abstractNumId w:val="993"/>
   </w:num>
   <w:num w:numId="1592">
-    <w:abstractNumId w:val="992"/>
+    <w:abstractNumId w:val="993"/>
   </w:num>
   <w:num w:numId="1593">
-    <w:abstractNumId w:val="992"/>
+    <w:abstractNumId w:val="993"/>
   </w:num>
   <w:num w:numId="1594">
-    <w:abstractNumId w:val="993"/>
+    <w:abstractNumId w:val="992"/>
   </w:num>
   <w:num w:numId="1595">
     <w:abstractNumId w:val="993"/>
   </w:num>
   <w:num w:numId="1596">
-    <w:abstractNumId w:val="993"/>
+    <w:abstractNumId w:val="992"/>
   </w:num>
   <w:num w:numId="1597">
-    <w:abstractNumId w:val="993"/>
+    <w:abstractNumId w:val="992"/>
   </w:num>
   <w:num w:numId="1598">
-    <w:abstractNumId w:val="992"/>
+    <w:abstractNumId w:val="993"/>
   </w:num>
   <w:num w:numId="1599">
-    <w:abstractNumId w:val="992"/>
+    <w:abstractNumId w:val="993"/>
   </w:num>
   <w:num w:numId="1600">
-    <w:abstractNumId w:val="992"/>
+    <w:abstractNumId w:val="993"/>
   </w:num>
   <w:num w:numId="1601">
-    <w:abstractNumId w:val="992"/>
+    <w:abstractNumId w:val="993"/>
   </w:num>
   <w:num w:numId="1602">
-    <w:abstractNumId w:val="993"/>
+    <w:abstractNumId w:val="992"/>
   </w:num>
   <w:num w:numId="1603">
     <w:abstractNumId w:val="992"/>
@@ -16518,7 +16596,7 @@
     <w:abstractNumId w:val="992"/>
   </w:num>
   <w:num w:numId="1606">
-    <w:abstractNumId w:val="992"/>
+    <w:abstractNumId w:val="993"/>
   </w:num>
   <w:num w:numId="1607">
     <w:abstractNumId w:val="992"/>
@@ -16629,6 +16707,18 @@
     <w:abstractNumId w:val="992"/>
   </w:num>
   <w:num w:numId="1643">
+    <w:abstractNumId w:val="992"/>
+  </w:num>
+  <w:num w:numId="1644">
+    <w:abstractNumId w:val="992"/>
+  </w:num>
+  <w:num w:numId="1645">
+    <w:abstractNumId w:val="992"/>
+  </w:num>
+  <w:num w:numId="1646">
+    <w:abstractNumId w:val="992"/>
+  </w:num>
+  <w:num w:numId="1647">
     <w:abstractNumId w:val="992"/>
   </w:num>
 </w:numbering>

--- a/MASTER_M1_M2_DELIVERY_CHECKLIST.docx
+++ b/MASTER_M1_M2_DELIVERY_CHECKLIST.docx
@@ -409,7 +409,7 @@
               <w:jc w:val="right"/>
             </w:pPr>
             <w:r>
-              <w:t xml:space="preserve">8%</w:t>
+              <w:t xml:space="preserve">9%</w:t>
             </w:r>
           </w:p>
         </w:tc>
@@ -420,7 +420,7 @@
               <w:pStyle w:val="Compact"/>
             </w:pPr>
             <w:r>
-              <w:t xml:space="preserve">Attempt UI, reset mechanics, and admin manual override implemented; browser/pixel pending</w:t>
+              <w:t xml:space="preserve">Attempt UI, reset mechanics, manual override, and browser/pixel gate implemented</w:t>
             </w:r>
           </w:p>
         </w:tc>
@@ -709,7 +709,7 @@
                 <w:b/>
                 <w:bCs/>
               </w:rPr>
-              <w:t xml:space="preserve">65%</w:t>
+              <w:t xml:space="preserve">66%</w:t>
             </w:r>
           </w:p>
         </w:tc>
@@ -724,7 +724,7 @@
                 <w:b/>
                 <w:bCs/>
               </w:rPr>
-              <w:t xml:space="preserve">M1.5 manual override added; browser/pixel/release gates remain</w:t>
+              <w:t xml:space="preserve">M1.5 browser/pixel gate added; Revive Queue and release gates remain</w:t>
             </w:r>
           </w:p>
         </w:tc>
@@ -8799,6 +8799,156 @@
         <w:t xml:space="preserve">Validation passed: focused backend tests 17/17, server build, and client build.</w:t>
       </w:r>
     </w:p>
+    <w:p>
+      <w:pPr>
+        <w:pStyle w:val="Compact"/>
+        <w:numPr>
+          <w:ilvl w:val="0"/>
+          <w:numId w:val="1352"/>
+        </w:numPr>
+      </w:pPr>
+      <w:r>
+        <w:t xml:space="preserve">Browser mock validation passed on production preview: DealCard attempt banner and DealPanel quick-log row rendered for admin with</w:t>
+      </w:r>
+      <w:r>
+        <w:t xml:space="preserve"> </w:t>
+      </w:r>
+      <w:r>
+        <w:rPr>
+          <w:rStyle w:val="VerbatimChar"/>
+        </w:rPr>
+        <w:t xml:space="preserve">WAITING 3/5</w:t>
+      </w:r>
+      <w:r>
+        <w:t xml:space="preserve">, reset changed panel status to</w:t>
+      </w:r>
+      <w:r>
+        <w:t xml:space="preserve"> </w:t>
+      </w:r>
+      <w:r>
+        <w:rPr>
+          <w:rStyle w:val="VerbatimChar"/>
+        </w:rPr>
+        <w:t xml:space="preserve">WAITING 0/5</w:t>
+      </w:r>
+      <w:r>
+        <w:t xml:space="preserve">, and threshold input saved</w:t>
+      </w:r>
+      <w:r>
+        <w:t xml:space="preserve"> </w:t>
+      </w:r>
+      <w:r>
+        <w:rPr>
+          <w:rStyle w:val="VerbatimChar"/>
+        </w:rPr>
+        <w:t xml:space="preserve">12</w:t>
+      </w:r>
+      <w:r>
+        <w:t xml:space="preserve">.</w:t>
+      </w:r>
+    </w:p>
+    <w:p>
+      <w:pPr>
+        <w:pStyle w:val="Compact"/>
+        <w:numPr>
+          <w:ilvl w:val="0"/>
+          <w:numId w:val="1353"/>
+        </w:numPr>
+      </w:pPr>
+      <w:r>
+        <w:t xml:space="preserve">Browser UI quick-log buttons exercised from DealPanel: No answer, Texted, Voicemail, Connected, and Not interested buttons all invoked the quick-log flow; backend semantics remain covered by focused Vitest tests.</w:t>
+      </w:r>
+    </w:p>
+    <w:p>
+      <w:pPr>
+        <w:pStyle w:val="Compact"/>
+        <w:numPr>
+          <w:ilvl w:val="0"/>
+          <w:numId w:val="1354"/>
+        </w:numPr>
+      </w:pPr>
+      <w:r>
+        <w:t xml:space="preserve">Pixel/browser evidence captured in</w:t>
+      </w:r>
+      <w:r>
+        <w:t xml:space="preserve"> </w:t>
+      </w:r>
+      <w:r>
+        <w:rPr>
+          <w:rStyle w:val="VerbatimChar"/>
+        </w:rPr>
+        <w:t xml:space="preserve">audit-screenshots/m15-attempt-ui-evidence.json</w:t>
+      </w:r>
+      <w:r>
+        <w:t xml:space="preserve">; local ignored screenshots generated at</w:t>
+      </w:r>
+      <w:r>
+        <w:t xml:space="preserve"> </w:t>
+      </w:r>
+      <w:r>
+        <w:rPr>
+          <w:rStyle w:val="VerbatimChar"/>
+        </w:rPr>
+        <w:t xml:space="preserve">audit-screenshots/m15-attempt-ui-desktop.png</w:t>
+      </w:r>
+      <w:r>
+        <w:t xml:space="preserve"> </w:t>
+      </w:r>
+      <w:r>
+        <w:t xml:space="preserve">and</w:t>
+      </w:r>
+      <w:r>
+        <w:t xml:space="preserve"> </w:t>
+      </w:r>
+      <w:r>
+        <w:rPr>
+          <w:rStyle w:val="VerbatimChar"/>
+        </w:rPr>
+        <w:t xml:space="preserve">audit-screenshots/m15-attempt-ui-mobile.png</w:t>
+      </w:r>
+      <w:r>
+        <w:t xml:space="preserve">.</w:t>
+      </w:r>
+    </w:p>
+    <w:p>
+      <w:pPr>
+        <w:pStyle w:val="Compact"/>
+        <w:numPr>
+          <w:ilvl w:val="0"/>
+          <w:numId w:val="1355"/>
+        </w:numPr>
+      </w:pPr>
+      <w:r>
+        <w:t xml:space="preserve">Quick-log CSS tightened after pixel review: desktop uses compact grid layout; mobile keeps two-column button stack with full-width Not interested.</w:t>
+      </w:r>
+    </w:p>
+    <w:p>
+      <w:pPr>
+        <w:pStyle w:val="Compact"/>
+        <w:numPr>
+          <w:ilvl w:val="0"/>
+          <w:numId w:val="1356"/>
+        </w:numPr>
+      </w:pPr>
+      <w:r>
+        <w:t xml:space="preserve">Validation passed:</w:t>
+      </w:r>
+      <w:r>
+        <w:t xml:space="preserve"> </w:t>
+      </w:r>
+      <w:r>
+        <w:rPr>
+          <w:rStyle w:val="VerbatimChar"/>
+        </w:rPr>
+        <w:t xml:space="preserve">cd client &amp;&amp; npm run build</w:t>
+      </w:r>
+      <w:r>
+        <w:t xml:space="preserve"> </w:t>
+      </w:r>
+      <w:r>
+        <w:t xml:space="preserve">after quick-log CSS/pixel adjustment.</w:t>
+      </w:r>
+    </w:p>
     <w:bookmarkEnd w:id="49"/>
     <w:bookmarkStart w:id="50" w:name="data-and-backend"/>
     <w:p>
@@ -8814,7 +8964,7 @@
         <w:pStyle w:val="Compact"/>
         <w:numPr>
           <w:ilvl w:val="0"/>
-          <w:numId w:val="1352"/>
+          <w:numId w:val="1357"/>
         </w:numPr>
       </w:pPr>
       <w:r>
@@ -8853,7 +9003,7 @@
         <w:pStyle w:val="Compact"/>
         <w:numPr>
           <w:ilvl w:val="0"/>
-          <w:numId w:val="1353"/>
+          <w:numId w:val="1358"/>
         </w:numPr>
       </w:pPr>
       <w:r>
@@ -8892,7 +9042,7 @@
         <w:pStyle w:val="Compact"/>
         <w:numPr>
           <w:ilvl w:val="0"/>
-          <w:numId w:val="1354"/>
+          <w:numId w:val="1359"/>
         </w:numPr>
       </w:pPr>
       <w:r>
@@ -8916,7 +9066,7 @@
         <w:pStyle w:val="Compact"/>
         <w:numPr>
           <w:ilvl w:val="0"/>
-          <w:numId w:val="1355"/>
+          <w:numId w:val="1360"/>
         </w:numPr>
       </w:pPr>
       <w:r>
@@ -8973,7 +9123,7 @@
         <w:pStyle w:val="Compact"/>
         <w:numPr>
           <w:ilvl w:val="0"/>
-          <w:numId w:val="1356"/>
+          <w:numId w:val="1361"/>
         </w:numPr>
       </w:pPr>
       <w:r>
@@ -8997,7 +9147,7 @@
         <w:pStyle w:val="Compact"/>
         <w:numPr>
           <w:ilvl w:val="0"/>
-          <w:numId w:val="1357"/>
+          <w:numId w:val="1362"/>
         </w:numPr>
       </w:pPr>
       <w:r>
@@ -9009,7 +9159,7 @@
         <w:pStyle w:val="Compact"/>
         <w:numPr>
           <w:ilvl w:val="1"/>
-          <w:numId w:val="1358"/>
+          <w:numId w:val="1363"/>
         </w:numPr>
       </w:pPr>
       <w:r>
@@ -9021,7 +9171,7 @@
         <w:pStyle w:val="Compact"/>
         <w:numPr>
           <w:ilvl w:val="1"/>
-          <w:numId w:val="1358"/>
+          <w:numId w:val="1363"/>
         </w:numPr>
       </w:pPr>
       <w:r>
@@ -9033,7 +9183,7 @@
         <w:pStyle w:val="Compact"/>
         <w:numPr>
           <w:ilvl w:val="1"/>
-          <w:numId w:val="1358"/>
+          <w:numId w:val="1363"/>
         </w:numPr>
       </w:pPr>
       <w:r>
@@ -9045,7 +9195,7 @@
         <w:pStyle w:val="Compact"/>
         <w:numPr>
           <w:ilvl w:val="1"/>
-          <w:numId w:val="1358"/>
+          <w:numId w:val="1363"/>
         </w:numPr>
       </w:pPr>
       <w:r>
@@ -9057,7 +9207,7 @@
         <w:pStyle w:val="Compact"/>
         <w:numPr>
           <w:ilvl w:val="1"/>
-          <w:numId w:val="1358"/>
+          <w:numId w:val="1363"/>
         </w:numPr>
       </w:pPr>
       <w:r>
@@ -9069,7 +9219,7 @@
         <w:pStyle w:val="Compact"/>
         <w:numPr>
           <w:ilvl w:val="0"/>
-          <w:numId w:val="1359"/>
+          <w:numId w:val="1364"/>
         </w:numPr>
       </w:pPr>
       <w:r>
@@ -9114,7 +9264,7 @@
         <w:pStyle w:val="Compact"/>
         <w:numPr>
           <w:ilvl w:val="0"/>
-          <w:numId w:val="1360"/>
+          <w:numId w:val="1365"/>
         </w:numPr>
       </w:pPr>
       <w:r>
@@ -9147,7 +9297,7 @@
         <w:pStyle w:val="Compact"/>
         <w:numPr>
           <w:ilvl w:val="0"/>
-          <w:numId w:val="1361"/>
+          <w:numId w:val="1366"/>
         </w:numPr>
       </w:pPr>
       <w:r>
@@ -9180,7 +9330,7 @@
         <w:pStyle w:val="Compact"/>
         <w:numPr>
           <w:ilvl w:val="0"/>
-          <w:numId w:val="1362"/>
+          <w:numId w:val="1367"/>
         </w:numPr>
       </w:pPr>
       <w:r>
@@ -9207,7 +9357,7 @@
         <w:pStyle w:val="Compact"/>
         <w:numPr>
           <w:ilvl w:val="0"/>
-          <w:numId w:val="1363"/>
+          <w:numId w:val="1368"/>
         </w:numPr>
       </w:pPr>
       <w:r>
@@ -9219,7 +9369,7 @@
         <w:pStyle w:val="Compact"/>
         <w:numPr>
           <w:ilvl w:val="0"/>
-          <w:numId w:val="1364"/>
+          <w:numId w:val="1369"/>
         </w:numPr>
       </w:pPr>
       <w:r>
@@ -9231,7 +9381,7 @@
         <w:pStyle w:val="Compact"/>
         <w:numPr>
           <w:ilvl w:val="0"/>
-          <w:numId w:val="1365"/>
+          <w:numId w:val="1370"/>
         </w:numPr>
       </w:pPr>
       <w:r>
@@ -9243,7 +9393,7 @@
         <w:pStyle w:val="Compact"/>
         <w:numPr>
           <w:ilvl w:val="0"/>
-          <w:numId w:val="1366"/>
+          <w:numId w:val="1371"/>
         </w:numPr>
       </w:pPr>
       <w:r>
@@ -9255,7 +9405,7 @@
         <w:pStyle w:val="Compact"/>
         <w:numPr>
           <w:ilvl w:val="0"/>
-          <w:numId w:val="1367"/>
+          <w:numId w:val="1372"/>
         </w:numPr>
       </w:pPr>
       <w:r>
@@ -9282,7 +9432,7 @@
         <w:pStyle w:val="Compact"/>
         <w:numPr>
           <w:ilvl w:val="0"/>
-          <w:numId w:val="1368"/>
+          <w:numId w:val="1373"/>
         </w:numPr>
       </w:pPr>
       <w:r>
@@ -9304,7 +9454,7 @@
         <w:pStyle w:val="Compact"/>
         <w:numPr>
           <w:ilvl w:val="0"/>
-          <w:numId w:val="1369"/>
+          <w:numId w:val="1374"/>
         </w:numPr>
       </w:pPr>
       <w:r>
@@ -9316,7 +9466,7 @@
         <w:pStyle w:val="Compact"/>
         <w:numPr>
           <w:ilvl w:val="0"/>
-          <w:numId w:val="1370"/>
+          <w:numId w:val="1375"/>
         </w:numPr>
       </w:pPr>
       <w:r>
@@ -9328,7 +9478,7 @@
         <w:pStyle w:val="Compact"/>
         <w:numPr>
           <w:ilvl w:val="0"/>
-          <w:numId w:val="1371"/>
+          <w:numId w:val="1376"/>
         </w:numPr>
       </w:pPr>
       <w:r>
@@ -9340,7 +9490,7 @@
         <w:pStyle w:val="Compact"/>
         <w:numPr>
           <w:ilvl w:val="0"/>
-          <w:numId w:val="1372"/>
+          <w:numId w:val="1377"/>
         </w:numPr>
       </w:pPr>
       <w:r>
@@ -9364,7 +9514,7 @@
         <w:pStyle w:val="Compact"/>
         <w:numPr>
           <w:ilvl w:val="0"/>
-          <w:numId w:val="1373"/>
+          <w:numId w:val="1378"/>
         </w:numPr>
       </w:pPr>
       <w:r>
@@ -9376,7 +9526,7 @@
         <w:pStyle w:val="Compact"/>
         <w:numPr>
           <w:ilvl w:val="1"/>
-          <w:numId w:val="1374"/>
+          <w:numId w:val="1379"/>
         </w:numPr>
       </w:pPr>
       <w:r>
@@ -9388,7 +9538,7 @@
         <w:pStyle w:val="Compact"/>
         <w:numPr>
           <w:ilvl w:val="1"/>
-          <w:numId w:val="1374"/>
+          <w:numId w:val="1379"/>
         </w:numPr>
       </w:pPr>
       <w:r>
@@ -9400,7 +9550,7 @@
         <w:pStyle w:val="Compact"/>
         <w:numPr>
           <w:ilvl w:val="1"/>
-          <w:numId w:val="1374"/>
+          <w:numId w:val="1379"/>
         </w:numPr>
       </w:pPr>
       <w:r>
@@ -9412,7 +9562,7 @@
         <w:pStyle w:val="Compact"/>
         <w:numPr>
           <w:ilvl w:val="0"/>
-          <w:numId w:val="1375"/>
+          <w:numId w:val="1380"/>
         </w:numPr>
       </w:pPr>
       <w:r>
@@ -9454,7 +9604,7 @@
         <w:pStyle w:val="Compact"/>
         <w:numPr>
           <w:ilvl w:val="0"/>
-          <w:numId w:val="1376"/>
+          <w:numId w:val="1381"/>
         </w:numPr>
       </w:pPr>
       <w:r>
@@ -9496,7 +9646,7 @@
         <w:pStyle w:val="Compact"/>
         <w:numPr>
           <w:ilvl w:val="0"/>
-          <w:numId w:val="1377"/>
+          <w:numId w:val="1382"/>
         </w:numPr>
       </w:pPr>
       <w:r>
@@ -9518,7 +9668,7 @@
         <w:pStyle w:val="Compact"/>
         <w:numPr>
           <w:ilvl w:val="0"/>
-          <w:numId w:val="1378"/>
+          <w:numId w:val="1383"/>
         </w:numPr>
       </w:pPr>
       <w:r>
@@ -9530,7 +9680,7 @@
         <w:pStyle w:val="Compact"/>
         <w:numPr>
           <w:ilvl w:val="0"/>
-          <w:numId w:val="1379"/>
+          <w:numId w:val="1384"/>
         </w:numPr>
       </w:pPr>
       <w:r>
@@ -9542,7 +9692,7 @@
         <w:pStyle w:val="Compact"/>
         <w:numPr>
           <w:ilvl w:val="0"/>
-          <w:numId w:val="1380"/>
+          <w:numId w:val="1385"/>
         </w:numPr>
       </w:pPr>
       <w:r>
@@ -9554,7 +9704,7 @@
         <w:pStyle w:val="Compact"/>
         <w:numPr>
           <w:ilvl w:val="0"/>
-          <w:numId w:val="1381"/>
+          <w:numId w:val="1386"/>
         </w:numPr>
       </w:pPr>
       <w:r>
@@ -9566,7 +9716,7 @@
         <w:pStyle w:val="Compact"/>
         <w:numPr>
           <w:ilvl w:val="0"/>
-          <w:numId w:val="1382"/>
+          <w:numId w:val="1387"/>
         </w:numPr>
       </w:pPr>
       <w:r>
@@ -9578,7 +9728,7 @@
         <w:pStyle w:val="Compact"/>
         <w:numPr>
           <w:ilvl w:val="0"/>
-          <w:numId w:val="1383"/>
+          <w:numId w:val="1388"/>
         </w:numPr>
       </w:pPr>
       <w:r>
@@ -9590,7 +9740,7 @@
         <w:pStyle w:val="Compact"/>
         <w:numPr>
           <w:ilvl w:val="0"/>
-          <w:numId w:val="1384"/>
+          <w:numId w:val="1389"/>
         </w:numPr>
       </w:pPr>
       <w:r>
@@ -9602,7 +9752,7 @@
         <w:pStyle w:val="Compact"/>
         <w:numPr>
           <w:ilvl w:val="0"/>
-          <w:numId w:val="1385"/>
+          <w:numId w:val="1390"/>
         </w:numPr>
       </w:pPr>
       <w:r>
@@ -9614,7 +9764,7 @@
         <w:pStyle w:val="Compact"/>
         <w:numPr>
           <w:ilvl w:val="0"/>
-          <w:numId w:val="1386"/>
+          <w:numId w:val="1391"/>
         </w:numPr>
       </w:pPr>
       <w:r>
@@ -9626,7 +9776,7 @@
         <w:pStyle w:val="Compact"/>
         <w:numPr>
           <w:ilvl w:val="0"/>
-          <w:numId w:val="1387"/>
+          <w:numId w:val="1392"/>
         </w:numPr>
       </w:pPr>
       <w:r>
@@ -9658,7 +9808,7 @@
         <w:pStyle w:val="Compact"/>
         <w:numPr>
           <w:ilvl w:val="0"/>
-          <w:numId w:val="1388"/>
+          <w:numId w:val="1393"/>
         </w:numPr>
       </w:pPr>
       <w:r>
@@ -9670,7 +9820,7 @@
         <w:pStyle w:val="Compact"/>
         <w:numPr>
           <w:ilvl w:val="0"/>
-          <w:numId w:val="1389"/>
+          <w:numId w:val="1394"/>
         </w:numPr>
       </w:pPr>
       <w:r>
@@ -9682,7 +9832,7 @@
         <w:pStyle w:val="Compact"/>
         <w:numPr>
           <w:ilvl w:val="0"/>
-          <w:numId w:val="1390"/>
+          <w:numId w:val="1395"/>
         </w:numPr>
       </w:pPr>
       <w:r>
@@ -9694,7 +9844,7 @@
         <w:pStyle w:val="Compact"/>
         <w:numPr>
           <w:ilvl w:val="0"/>
-          <w:numId w:val="1391"/>
+          <w:numId w:val="1396"/>
         </w:numPr>
       </w:pPr>
       <w:r>
@@ -9706,7 +9856,7 @@
         <w:pStyle w:val="Compact"/>
         <w:numPr>
           <w:ilvl w:val="0"/>
-          <w:numId w:val="1392"/>
+          <w:numId w:val="1397"/>
         </w:numPr>
       </w:pPr>
       <w:r>
@@ -9718,7 +9868,7 @@
         <w:pStyle w:val="Compact"/>
         <w:numPr>
           <w:ilvl w:val="0"/>
-          <w:numId w:val="1393"/>
+          <w:numId w:val="1398"/>
         </w:numPr>
       </w:pPr>
       <w:r>
@@ -9730,7 +9880,7 @@
         <w:pStyle w:val="Compact"/>
         <w:numPr>
           <w:ilvl w:val="0"/>
-          <w:numId w:val="1394"/>
+          <w:numId w:val="1399"/>
         </w:numPr>
       </w:pPr>
       <w:r>
@@ -9742,7 +9892,7 @@
         <w:pStyle w:val="Compact"/>
         <w:numPr>
           <w:ilvl w:val="0"/>
-          <w:numId w:val="1395"/>
+          <w:numId w:val="1400"/>
         </w:numPr>
       </w:pPr>
       <w:r>
@@ -9754,7 +9904,7 @@
         <w:pStyle w:val="Compact"/>
         <w:numPr>
           <w:ilvl w:val="0"/>
-          <w:numId w:val="1396"/>
+          <w:numId w:val="1401"/>
         </w:numPr>
       </w:pPr>
       <w:r>
@@ -9766,7 +9916,7 @@
         <w:pStyle w:val="Compact"/>
         <w:numPr>
           <w:ilvl w:val="0"/>
-          <w:numId w:val="1397"/>
+          <w:numId w:val="1402"/>
         </w:numPr>
       </w:pPr>
       <w:r>
@@ -9778,7 +9928,7 @@
         <w:pStyle w:val="Compact"/>
         <w:numPr>
           <w:ilvl w:val="0"/>
-          <w:numId w:val="1398"/>
+          <w:numId w:val="1403"/>
         </w:numPr>
       </w:pPr>
       <w:r>
@@ -9790,7 +9940,7 @@
         <w:pStyle w:val="Compact"/>
         <w:numPr>
           <w:ilvl w:val="0"/>
-          <w:numId w:val="1399"/>
+          <w:numId w:val="1404"/>
         </w:numPr>
       </w:pPr>
       <w:r>
@@ -9802,7 +9952,7 @@
         <w:pStyle w:val="Compact"/>
         <w:numPr>
           <w:ilvl w:val="0"/>
-          <w:numId w:val="1400"/>
+          <w:numId w:val="1405"/>
         </w:numPr>
       </w:pPr>
       <w:r>
@@ -9814,7 +9964,7 @@
         <w:pStyle w:val="Compact"/>
         <w:numPr>
           <w:ilvl w:val="0"/>
-          <w:numId w:val="1401"/>
+          <w:numId w:val="1406"/>
         </w:numPr>
       </w:pPr>
       <w:r>
@@ -9826,7 +9976,7 @@
         <w:pStyle w:val="Compact"/>
         <w:numPr>
           <w:ilvl w:val="0"/>
-          <w:numId w:val="1402"/>
+          <w:numId w:val="1407"/>
         </w:numPr>
       </w:pPr>
       <w:r>
@@ -9848,7 +9998,7 @@
         <w:pStyle w:val="Compact"/>
         <w:numPr>
           <w:ilvl w:val="0"/>
-          <w:numId w:val="1403"/>
+          <w:numId w:val="1408"/>
         </w:numPr>
       </w:pPr>
       <w:r>
@@ -9860,7 +10010,7 @@
         <w:pStyle w:val="Compact"/>
         <w:numPr>
           <w:ilvl w:val="0"/>
-          <w:numId w:val="1404"/>
+          <w:numId w:val="1409"/>
         </w:numPr>
       </w:pPr>
       <w:r>
@@ -9872,7 +10022,7 @@
         <w:pStyle w:val="Compact"/>
         <w:numPr>
           <w:ilvl w:val="0"/>
-          <w:numId w:val="1405"/>
+          <w:numId w:val="1410"/>
         </w:numPr>
       </w:pPr>
       <w:r>
@@ -9884,7 +10034,7 @@
         <w:pStyle w:val="Compact"/>
         <w:numPr>
           <w:ilvl w:val="0"/>
-          <w:numId w:val="1406"/>
+          <w:numId w:val="1411"/>
         </w:numPr>
       </w:pPr>
       <w:r>
@@ -9896,7 +10046,7 @@
         <w:pStyle w:val="Compact"/>
         <w:numPr>
           <w:ilvl w:val="0"/>
-          <w:numId w:val="1407"/>
+          <w:numId w:val="1412"/>
         </w:numPr>
       </w:pPr>
       <w:r>
@@ -9908,7 +10058,7 @@
         <w:pStyle w:val="Compact"/>
         <w:numPr>
           <w:ilvl w:val="0"/>
-          <w:numId w:val="1408"/>
+          <w:numId w:val="1413"/>
         </w:numPr>
       </w:pPr>
       <w:r>
@@ -9920,7 +10070,7 @@
         <w:pStyle w:val="Compact"/>
         <w:numPr>
           <w:ilvl w:val="0"/>
-          <w:numId w:val="1409"/>
+          <w:numId w:val="1414"/>
         </w:numPr>
       </w:pPr>
       <w:r>
@@ -9942,7 +10092,7 @@
         <w:pStyle w:val="Compact"/>
         <w:numPr>
           <w:ilvl w:val="0"/>
-          <w:numId w:val="1410"/>
+          <w:numId w:val="1415"/>
         </w:numPr>
       </w:pPr>
       <w:r>
@@ -9954,7 +10104,7 @@
         <w:pStyle w:val="Compact"/>
         <w:numPr>
           <w:ilvl w:val="0"/>
-          <w:numId w:val="1411"/>
+          <w:numId w:val="1416"/>
         </w:numPr>
       </w:pPr>
       <w:r>
@@ -9966,7 +10116,7 @@
         <w:pStyle w:val="Compact"/>
         <w:numPr>
           <w:ilvl w:val="0"/>
-          <w:numId w:val="1412"/>
+          <w:numId w:val="1417"/>
         </w:numPr>
       </w:pPr>
       <w:r>
@@ -9978,7 +10128,7 @@
         <w:pStyle w:val="Compact"/>
         <w:numPr>
           <w:ilvl w:val="0"/>
-          <w:numId w:val="1413"/>
+          <w:numId w:val="1418"/>
         </w:numPr>
       </w:pPr>
       <w:r>
@@ -9990,7 +10140,7 @@
         <w:pStyle w:val="Compact"/>
         <w:numPr>
           <w:ilvl w:val="0"/>
-          <w:numId w:val="1414"/>
+          <w:numId w:val="1419"/>
         </w:numPr>
       </w:pPr>
       <w:r>
@@ -10002,7 +10152,7 @@
         <w:pStyle w:val="Compact"/>
         <w:numPr>
           <w:ilvl w:val="0"/>
-          <w:numId w:val="1415"/>
+          <w:numId w:val="1420"/>
         </w:numPr>
       </w:pPr>
       <w:r>
@@ -10014,7 +10164,7 @@
         <w:pStyle w:val="Compact"/>
         <w:numPr>
           <w:ilvl w:val="0"/>
-          <w:numId w:val="1416"/>
+          <w:numId w:val="1421"/>
         </w:numPr>
       </w:pPr>
       <w:r>
@@ -10046,7 +10196,7 @@
         <w:pStyle w:val="Compact"/>
         <w:numPr>
           <w:ilvl w:val="0"/>
-          <w:numId w:val="1417"/>
+          <w:numId w:val="1422"/>
         </w:numPr>
       </w:pPr>
       <w:r>
@@ -10118,7 +10268,7 @@
         <w:pStyle w:val="Compact"/>
         <w:numPr>
           <w:ilvl w:val="0"/>
-          <w:numId w:val="1418"/>
+          <w:numId w:val="1423"/>
         </w:numPr>
       </w:pPr>
       <w:r>
@@ -10130,7 +10280,7 @@
         <w:pStyle w:val="Compact"/>
         <w:numPr>
           <w:ilvl w:val="0"/>
-          <w:numId w:val="1419"/>
+          <w:numId w:val="1424"/>
         </w:numPr>
       </w:pPr>
       <w:r>
@@ -10157,7 +10307,7 @@
         <w:pStyle w:val="Compact"/>
         <w:numPr>
           <w:ilvl w:val="0"/>
-          <w:numId w:val="1420"/>
+          <w:numId w:val="1425"/>
         </w:numPr>
       </w:pPr>
       <w:r>
@@ -10211,7 +10361,7 @@
         <w:pStyle w:val="Compact"/>
         <w:numPr>
           <w:ilvl w:val="0"/>
-          <w:numId w:val="1421"/>
+          <w:numId w:val="1426"/>
         </w:numPr>
       </w:pPr>
       <w:r>
@@ -10223,7 +10373,7 @@
         <w:pStyle w:val="Compact"/>
         <w:numPr>
           <w:ilvl w:val="0"/>
-          <w:numId w:val="1422"/>
+          <w:numId w:val="1427"/>
         </w:numPr>
       </w:pPr>
       <w:r>
@@ -10245,7 +10395,7 @@
         <w:pStyle w:val="Compact"/>
         <w:numPr>
           <w:ilvl w:val="0"/>
-          <w:numId w:val="1423"/>
+          <w:numId w:val="1428"/>
         </w:numPr>
       </w:pPr>
       <w:r>
@@ -10296,7 +10446,7 @@
         <w:pStyle w:val="Compact"/>
         <w:numPr>
           <w:ilvl w:val="0"/>
-          <w:numId w:val="1424"/>
+          <w:numId w:val="1429"/>
         </w:numPr>
       </w:pPr>
       <w:r>
@@ -10323,7 +10473,7 @@
         <w:pStyle w:val="Compact"/>
         <w:numPr>
           <w:ilvl w:val="0"/>
-          <w:numId w:val="1425"/>
+          <w:numId w:val="1430"/>
         </w:numPr>
       </w:pPr>
       <w:r>
@@ -10335,7 +10485,7 @@
         <w:pStyle w:val="Compact"/>
         <w:numPr>
           <w:ilvl w:val="0"/>
-          <w:numId w:val="1426"/>
+          <w:numId w:val="1431"/>
         </w:numPr>
       </w:pPr>
       <w:r>
@@ -10362,7 +10512,7 @@
         <w:pStyle w:val="Compact"/>
         <w:numPr>
           <w:ilvl w:val="0"/>
-          <w:numId w:val="1427"/>
+          <w:numId w:val="1432"/>
         </w:numPr>
       </w:pPr>
       <w:r>
@@ -10374,7 +10524,7 @@
         <w:pStyle w:val="Compact"/>
         <w:numPr>
           <w:ilvl w:val="0"/>
-          <w:numId w:val="1428"/>
+          <w:numId w:val="1433"/>
         </w:numPr>
       </w:pPr>
       <w:r>
@@ -10386,7 +10536,7 @@
         <w:pStyle w:val="Compact"/>
         <w:numPr>
           <w:ilvl w:val="0"/>
-          <w:numId w:val="1429"/>
+          <w:numId w:val="1434"/>
         </w:numPr>
       </w:pPr>
       <w:r>
@@ -10408,7 +10558,7 @@
         <w:pStyle w:val="Compact"/>
         <w:numPr>
           <w:ilvl w:val="0"/>
-          <w:numId w:val="1430"/>
+          <w:numId w:val="1435"/>
         </w:numPr>
       </w:pPr>
       <w:r>
@@ -10432,7 +10582,7 @@
         <w:pStyle w:val="Compact"/>
         <w:numPr>
           <w:ilvl w:val="0"/>
-          <w:numId w:val="1431"/>
+          <w:numId w:val="1436"/>
         </w:numPr>
       </w:pPr>
       <w:r>
@@ -10456,7 +10606,7 @@
         <w:pStyle w:val="Compact"/>
         <w:numPr>
           <w:ilvl w:val="0"/>
-          <w:numId w:val="1432"/>
+          <w:numId w:val="1437"/>
         </w:numPr>
       </w:pPr>
       <w:r>
@@ -10468,7 +10618,7 @@
         <w:pStyle w:val="Compact"/>
         <w:numPr>
           <w:ilvl w:val="0"/>
-          <w:numId w:val="1433"/>
+          <w:numId w:val="1438"/>
         </w:numPr>
       </w:pPr>
       <w:r>
@@ -10480,7 +10630,7 @@
         <w:pStyle w:val="Compact"/>
         <w:numPr>
           <w:ilvl w:val="0"/>
-          <w:numId w:val="1434"/>
+          <w:numId w:val="1439"/>
         </w:numPr>
       </w:pPr>
       <w:r>
@@ -10492,7 +10642,7 @@
         <w:pStyle w:val="Compact"/>
         <w:numPr>
           <w:ilvl w:val="0"/>
-          <w:numId w:val="1435"/>
+          <w:numId w:val="1440"/>
         </w:numPr>
       </w:pPr>
       <w:r>
@@ -10523,7 +10673,7 @@
         <w:pStyle w:val="Compact"/>
         <w:numPr>
           <w:ilvl w:val="0"/>
-          <w:numId w:val="1436"/>
+          <w:numId w:val="1441"/>
         </w:numPr>
       </w:pPr>
       <w:r>
@@ -10535,7 +10685,7 @@
         <w:pStyle w:val="Compact"/>
         <w:numPr>
           <w:ilvl w:val="0"/>
-          <w:numId w:val="1437"/>
+          <w:numId w:val="1442"/>
         </w:numPr>
       </w:pPr>
       <w:r>
@@ -10547,7 +10697,7 @@
         <w:pStyle w:val="Compact"/>
         <w:numPr>
           <w:ilvl w:val="1"/>
-          <w:numId w:val="1438"/>
+          <w:numId w:val="1443"/>
         </w:numPr>
       </w:pPr>
       <w:r>
@@ -10565,7 +10715,7 @@
         <w:pStyle w:val="Compact"/>
         <w:numPr>
           <w:ilvl w:val="1"/>
-          <w:numId w:val="1438"/>
+          <w:numId w:val="1443"/>
         </w:numPr>
       </w:pPr>
       <w:r>
@@ -10583,7 +10733,7 @@
         <w:pStyle w:val="Compact"/>
         <w:numPr>
           <w:ilvl w:val="1"/>
-          <w:numId w:val="1438"/>
+          <w:numId w:val="1443"/>
         </w:numPr>
       </w:pPr>
       <w:r>
@@ -10601,7 +10751,7 @@
         <w:pStyle w:val="Compact"/>
         <w:numPr>
           <w:ilvl w:val="1"/>
-          <w:numId w:val="1438"/>
+          <w:numId w:val="1443"/>
         </w:numPr>
       </w:pPr>
       <w:r>
@@ -10619,7 +10769,7 @@
         <w:pStyle w:val="Compact"/>
         <w:numPr>
           <w:ilvl w:val="0"/>
-          <w:numId w:val="1439"/>
+          <w:numId w:val="1444"/>
         </w:numPr>
       </w:pPr>
       <w:r>
@@ -10631,7 +10781,7 @@
         <w:pStyle w:val="Compact"/>
         <w:numPr>
           <w:ilvl w:val="0"/>
-          <w:numId w:val="1440"/>
+          <w:numId w:val="1445"/>
         </w:numPr>
       </w:pPr>
       <w:r>
@@ -10643,7 +10793,7 @@
         <w:pStyle w:val="Compact"/>
         <w:numPr>
           <w:ilvl w:val="0"/>
-          <w:numId w:val="1441"/>
+          <w:numId w:val="1446"/>
         </w:numPr>
       </w:pPr>
       <w:r>
@@ -10665,7 +10815,7 @@
         <w:pStyle w:val="Compact"/>
         <w:numPr>
           <w:ilvl w:val="0"/>
-          <w:numId w:val="1442"/>
+          <w:numId w:val="1447"/>
         </w:numPr>
       </w:pPr>
       <w:r>
@@ -10677,7 +10827,7 @@
         <w:pStyle w:val="Compact"/>
         <w:numPr>
           <w:ilvl w:val="0"/>
-          <w:numId w:val="1443"/>
+          <w:numId w:val="1448"/>
         </w:numPr>
       </w:pPr>
       <w:r>
@@ -10689,7 +10839,7 @@
         <w:pStyle w:val="Compact"/>
         <w:numPr>
           <w:ilvl w:val="0"/>
-          <w:numId w:val="1444"/>
+          <w:numId w:val="1449"/>
         </w:numPr>
       </w:pPr>
       <w:r>
@@ -10701,7 +10851,7 @@
         <w:pStyle w:val="Compact"/>
         <w:numPr>
           <w:ilvl w:val="0"/>
-          <w:numId w:val="1445"/>
+          <w:numId w:val="1450"/>
         </w:numPr>
       </w:pPr>
       <w:r>
@@ -10713,7 +10863,7 @@
         <w:pStyle w:val="Compact"/>
         <w:numPr>
           <w:ilvl w:val="0"/>
-          <w:numId w:val="1446"/>
+          <w:numId w:val="1451"/>
         </w:numPr>
       </w:pPr>
       <w:r>
@@ -10725,7 +10875,7 @@
         <w:pStyle w:val="Compact"/>
         <w:numPr>
           <w:ilvl w:val="0"/>
-          <w:numId w:val="1447"/>
+          <w:numId w:val="1452"/>
         </w:numPr>
       </w:pPr>
       <w:r>
@@ -10737,7 +10887,7 @@
         <w:pStyle w:val="Compact"/>
         <w:numPr>
           <w:ilvl w:val="0"/>
-          <w:numId w:val="1448"/>
+          <w:numId w:val="1453"/>
         </w:numPr>
       </w:pPr>
       <w:r>
@@ -10749,7 +10899,7 @@
         <w:pStyle w:val="Compact"/>
         <w:numPr>
           <w:ilvl w:val="0"/>
-          <w:numId w:val="1449"/>
+          <w:numId w:val="1454"/>
         </w:numPr>
       </w:pPr>
       <w:r>
@@ -10761,7 +10911,7 @@
         <w:pStyle w:val="Compact"/>
         <w:numPr>
           <w:ilvl w:val="0"/>
-          <w:numId w:val="1450"/>
+          <w:numId w:val="1455"/>
         </w:numPr>
       </w:pPr>
       <w:r>
@@ -10793,7 +10943,7 @@
         <w:pStyle w:val="Compact"/>
         <w:numPr>
           <w:ilvl w:val="0"/>
-          <w:numId w:val="1451"/>
+          <w:numId w:val="1456"/>
         </w:numPr>
       </w:pPr>
       <w:r>
@@ -10820,7 +10970,7 @@
         <w:pStyle w:val="Compact"/>
         <w:numPr>
           <w:ilvl w:val="0"/>
-          <w:numId w:val="1452"/>
+          <w:numId w:val="1457"/>
         </w:numPr>
       </w:pPr>
       <w:r>
@@ -10892,7 +11042,7 @@
         <w:pStyle w:val="Compact"/>
         <w:numPr>
           <w:ilvl w:val="0"/>
-          <w:numId w:val="1453"/>
+          <w:numId w:val="1458"/>
         </w:numPr>
       </w:pPr>
       <w:r>
@@ -10919,7 +11069,7 @@
         <w:pStyle w:val="Compact"/>
         <w:numPr>
           <w:ilvl w:val="0"/>
-          <w:numId w:val="1454"/>
+          <w:numId w:val="1459"/>
         </w:numPr>
       </w:pPr>
       <w:r>
@@ -10931,7 +11081,7 @@
         <w:pStyle w:val="Compact"/>
         <w:numPr>
           <w:ilvl w:val="0"/>
-          <w:numId w:val="1455"/>
+          <w:numId w:val="1460"/>
         </w:numPr>
       </w:pPr>
       <w:r>
@@ -10958,7 +11108,7 @@
         <w:pStyle w:val="Compact"/>
         <w:numPr>
           <w:ilvl w:val="0"/>
-          <w:numId w:val="1456"/>
+          <w:numId w:val="1461"/>
         </w:numPr>
       </w:pPr>
       <w:r>
@@ -10970,7 +11120,7 @@
         <w:pStyle w:val="Compact"/>
         <w:numPr>
           <w:ilvl w:val="0"/>
-          <w:numId w:val="1457"/>
+          <w:numId w:val="1462"/>
         </w:numPr>
       </w:pPr>
       <w:r>
@@ -10997,7 +11147,7 @@
         <w:pStyle w:val="Compact"/>
         <w:numPr>
           <w:ilvl w:val="0"/>
-          <w:numId w:val="1458"/>
+          <w:numId w:val="1463"/>
         </w:numPr>
       </w:pPr>
       <w:r>
@@ -11039,7 +11189,7 @@
         <w:pStyle w:val="Compact"/>
         <w:numPr>
           <w:ilvl w:val="0"/>
-          <w:numId w:val="1459"/>
+          <w:numId w:val="1464"/>
         </w:numPr>
       </w:pPr>
       <w:r>
@@ -11075,7 +11225,7 @@
         <w:pStyle w:val="Compact"/>
         <w:numPr>
           <w:ilvl w:val="0"/>
-          <w:numId w:val="1460"/>
+          <w:numId w:val="1465"/>
         </w:numPr>
       </w:pPr>
       <w:r>
@@ -11097,7 +11247,7 @@
         <w:pStyle w:val="Compact"/>
         <w:numPr>
           <w:ilvl w:val="0"/>
-          <w:numId w:val="1461"/>
+          <w:numId w:val="1466"/>
         </w:numPr>
       </w:pPr>
       <w:r>
@@ -11109,7 +11259,7 @@
         <w:pStyle w:val="Compact"/>
         <w:numPr>
           <w:ilvl w:val="0"/>
-          <w:numId w:val="1462"/>
+          <w:numId w:val="1467"/>
         </w:numPr>
       </w:pPr>
       <w:r>
@@ -11121,7 +11271,7 @@
         <w:pStyle w:val="Compact"/>
         <w:numPr>
           <w:ilvl w:val="1"/>
-          <w:numId w:val="1463"/>
+          <w:numId w:val="1468"/>
         </w:numPr>
       </w:pPr>
       <w:r>
@@ -11133,7 +11283,7 @@
         <w:pStyle w:val="Compact"/>
         <w:numPr>
           <w:ilvl w:val="1"/>
-          <w:numId w:val="1463"/>
+          <w:numId w:val="1468"/>
         </w:numPr>
       </w:pPr>
       <w:r>
@@ -11145,7 +11295,7 @@
         <w:pStyle w:val="Compact"/>
         <w:numPr>
           <w:ilvl w:val="1"/>
-          <w:numId w:val="1463"/>
+          <w:numId w:val="1468"/>
         </w:numPr>
       </w:pPr>
       <w:r>
@@ -11157,7 +11307,7 @@
         <w:pStyle w:val="Compact"/>
         <w:numPr>
           <w:ilvl w:val="1"/>
-          <w:numId w:val="1463"/>
+          <w:numId w:val="1468"/>
         </w:numPr>
       </w:pPr>
       <w:r>
@@ -11169,7 +11319,7 @@
         <w:pStyle w:val="Compact"/>
         <w:numPr>
           <w:ilvl w:val="1"/>
-          <w:numId w:val="1463"/>
+          <w:numId w:val="1468"/>
         </w:numPr>
       </w:pPr>
       <w:r>
@@ -11181,7 +11331,7 @@
         <w:pStyle w:val="Compact"/>
         <w:numPr>
           <w:ilvl w:val="1"/>
-          <w:numId w:val="1463"/>
+          <w:numId w:val="1468"/>
         </w:numPr>
       </w:pPr>
       <w:r>
@@ -11193,7 +11343,7 @@
         <w:pStyle w:val="Compact"/>
         <w:numPr>
           <w:ilvl w:val="1"/>
-          <w:numId w:val="1463"/>
+          <w:numId w:val="1468"/>
         </w:numPr>
       </w:pPr>
       <w:r>
@@ -11205,7 +11355,7 @@
         <w:pStyle w:val="Compact"/>
         <w:numPr>
           <w:ilvl w:val="1"/>
-          <w:numId w:val="1463"/>
+          <w:numId w:val="1468"/>
         </w:numPr>
       </w:pPr>
       <w:r>
@@ -11217,7 +11367,7 @@
         <w:pStyle w:val="Compact"/>
         <w:numPr>
           <w:ilvl w:val="0"/>
-          <w:numId w:val="1464"/>
+          <w:numId w:val="1469"/>
         </w:numPr>
       </w:pPr>
       <w:r>
@@ -11238,7 +11388,7 @@
         <w:pStyle w:val="Compact"/>
         <w:numPr>
           <w:ilvl w:val="0"/>
-          <w:numId w:val="1465"/>
+          <w:numId w:val="1470"/>
         </w:numPr>
       </w:pPr>
       <w:r>
@@ -11262,7 +11412,7 @@
         <w:pStyle w:val="Compact"/>
         <w:numPr>
           <w:ilvl w:val="0"/>
-          <w:numId w:val="1466"/>
+          <w:numId w:val="1471"/>
         </w:numPr>
       </w:pPr>
       <w:r>
@@ -11274,7 +11424,7 @@
         <w:pStyle w:val="Compact"/>
         <w:numPr>
           <w:ilvl w:val="1"/>
-          <w:numId w:val="1467"/>
+          <w:numId w:val="1472"/>
         </w:numPr>
       </w:pPr>
       <w:r>
@@ -11286,7 +11436,7 @@
         <w:pStyle w:val="Compact"/>
         <w:numPr>
           <w:ilvl w:val="1"/>
-          <w:numId w:val="1467"/>
+          <w:numId w:val="1472"/>
         </w:numPr>
       </w:pPr>
       <w:r>
@@ -11298,7 +11448,7 @@
         <w:pStyle w:val="Compact"/>
         <w:numPr>
           <w:ilvl w:val="1"/>
-          <w:numId w:val="1467"/>
+          <w:numId w:val="1472"/>
         </w:numPr>
       </w:pPr>
       <w:r>
@@ -11310,7 +11460,7 @@
         <w:pStyle w:val="Compact"/>
         <w:numPr>
           <w:ilvl w:val="0"/>
-          <w:numId w:val="1468"/>
+          <w:numId w:val="1473"/>
         </w:numPr>
       </w:pPr>
       <w:r>
@@ -11334,7 +11484,7 @@
         <w:pStyle w:val="Compact"/>
         <w:numPr>
           <w:ilvl w:val="0"/>
-          <w:numId w:val="1469"/>
+          <w:numId w:val="1474"/>
         </w:numPr>
       </w:pPr>
       <w:r>
@@ -11346,7 +11496,7 @@
         <w:pStyle w:val="Compact"/>
         <w:numPr>
           <w:ilvl w:val="0"/>
-          <w:numId w:val="1470"/>
+          <w:numId w:val="1475"/>
         </w:numPr>
       </w:pPr>
       <w:r>
@@ -11358,7 +11508,7 @@
         <w:pStyle w:val="Compact"/>
         <w:numPr>
           <w:ilvl w:val="0"/>
-          <w:numId w:val="1471"/>
+          <w:numId w:val="1476"/>
         </w:numPr>
       </w:pPr>
       <w:r>
@@ -11380,7 +11530,7 @@
         <w:pStyle w:val="Compact"/>
         <w:numPr>
           <w:ilvl w:val="0"/>
-          <w:numId w:val="1472"/>
+          <w:numId w:val="1477"/>
         </w:numPr>
       </w:pPr>
       <w:r>
@@ -11392,7 +11542,7 @@
         <w:pStyle w:val="Compact"/>
         <w:numPr>
           <w:ilvl w:val="1"/>
-          <w:numId w:val="1473"/>
+          <w:numId w:val="1478"/>
         </w:numPr>
       </w:pPr>
       <w:r>
@@ -11404,7 +11554,7 @@
         <w:pStyle w:val="Compact"/>
         <w:numPr>
           <w:ilvl w:val="1"/>
-          <w:numId w:val="1473"/>
+          <w:numId w:val="1478"/>
         </w:numPr>
       </w:pPr>
       <w:r>
@@ -11416,7 +11566,7 @@
         <w:pStyle w:val="Compact"/>
         <w:numPr>
           <w:ilvl w:val="1"/>
-          <w:numId w:val="1473"/>
+          <w:numId w:val="1478"/>
         </w:numPr>
       </w:pPr>
       <w:r>
@@ -11428,7 +11578,7 @@
         <w:pStyle w:val="Compact"/>
         <w:numPr>
           <w:ilvl w:val="0"/>
-          <w:numId w:val="1474"/>
+          <w:numId w:val="1479"/>
         </w:numPr>
       </w:pPr>
       <w:r>
@@ -11440,7 +11590,7 @@
         <w:pStyle w:val="Compact"/>
         <w:numPr>
           <w:ilvl w:val="1"/>
-          <w:numId w:val="1475"/>
+          <w:numId w:val="1480"/>
         </w:numPr>
       </w:pPr>
       <w:r>
@@ -11452,7 +11602,7 @@
         <w:pStyle w:val="Compact"/>
         <w:numPr>
           <w:ilvl w:val="1"/>
-          <w:numId w:val="1475"/>
+          <w:numId w:val="1480"/>
         </w:numPr>
       </w:pPr>
       <w:r>
@@ -11464,7 +11614,7 @@
         <w:pStyle w:val="Compact"/>
         <w:numPr>
           <w:ilvl w:val="1"/>
-          <w:numId w:val="1475"/>
+          <w:numId w:val="1480"/>
         </w:numPr>
       </w:pPr>
       <w:r>
@@ -11476,7 +11626,7 @@
         <w:pStyle w:val="Compact"/>
         <w:numPr>
           <w:ilvl w:val="0"/>
-          <w:numId w:val="1476"/>
+          <w:numId w:val="1481"/>
         </w:numPr>
       </w:pPr>
       <w:r>
@@ -11488,7 +11638,7 @@
         <w:pStyle w:val="Compact"/>
         <w:numPr>
           <w:ilvl w:val="0"/>
-          <w:numId w:val="1477"/>
+          <w:numId w:val="1482"/>
         </w:numPr>
       </w:pPr>
       <w:r>
@@ -11500,7 +11650,7 @@
         <w:pStyle w:val="Compact"/>
         <w:numPr>
           <w:ilvl w:val="0"/>
-          <w:numId w:val="1478"/>
+          <w:numId w:val="1483"/>
         </w:numPr>
       </w:pPr>
       <w:r>
@@ -11522,7 +11672,7 @@
         <w:pStyle w:val="Compact"/>
         <w:numPr>
           <w:ilvl w:val="0"/>
-          <w:numId w:val="1479"/>
+          <w:numId w:val="1484"/>
         </w:numPr>
       </w:pPr>
       <w:r>
@@ -11543,7 +11693,7 @@
         <w:pStyle w:val="Compact"/>
         <w:numPr>
           <w:ilvl w:val="0"/>
-          <w:numId w:val="1480"/>
+          <w:numId w:val="1485"/>
         </w:numPr>
       </w:pPr>
       <w:r>
@@ -11555,7 +11705,7 @@
         <w:pStyle w:val="Compact"/>
         <w:numPr>
           <w:ilvl w:val="0"/>
-          <w:numId w:val="1481"/>
+          <w:numId w:val="1486"/>
         </w:numPr>
       </w:pPr>
       <w:r>
@@ -11567,7 +11717,7 @@
         <w:pStyle w:val="Compact"/>
         <w:numPr>
           <w:ilvl w:val="0"/>
-          <w:numId w:val="1482"/>
+          <w:numId w:val="1487"/>
         </w:numPr>
       </w:pPr>
       <w:r>
@@ -11579,7 +11729,7 @@
         <w:pStyle w:val="Compact"/>
         <w:numPr>
           <w:ilvl w:val="0"/>
-          <w:numId w:val="1483"/>
+          <w:numId w:val="1488"/>
         </w:numPr>
       </w:pPr>
       <w:r>
@@ -11591,7 +11741,7 @@
         <w:pStyle w:val="Compact"/>
         <w:numPr>
           <w:ilvl w:val="0"/>
-          <w:numId w:val="1484"/>
+          <w:numId w:val="1489"/>
         </w:numPr>
       </w:pPr>
       <w:r>
@@ -11603,7 +11753,7 @@
         <w:pStyle w:val="Compact"/>
         <w:numPr>
           <w:ilvl w:val="1"/>
-          <w:numId w:val="1485"/>
+          <w:numId w:val="1490"/>
         </w:numPr>
       </w:pPr>
       <w:r>
@@ -11615,7 +11765,7 @@
         <w:pStyle w:val="Compact"/>
         <w:numPr>
           <w:ilvl w:val="1"/>
-          <w:numId w:val="1485"/>
+          <w:numId w:val="1490"/>
         </w:numPr>
       </w:pPr>
       <w:r>
@@ -11627,7 +11777,7 @@
         <w:pStyle w:val="Compact"/>
         <w:numPr>
           <w:ilvl w:val="1"/>
-          <w:numId w:val="1485"/>
+          <w:numId w:val="1490"/>
         </w:numPr>
       </w:pPr>
       <w:r>
@@ -11639,7 +11789,7 @@
         <w:pStyle w:val="Compact"/>
         <w:numPr>
           <w:ilvl w:val="1"/>
-          <w:numId w:val="1485"/>
+          <w:numId w:val="1490"/>
         </w:numPr>
       </w:pPr>
       <w:r>
@@ -11651,7 +11801,7 @@
         <w:pStyle w:val="Compact"/>
         <w:numPr>
           <w:ilvl w:val="1"/>
-          <w:numId w:val="1485"/>
+          <w:numId w:val="1490"/>
         </w:numPr>
       </w:pPr>
       <w:r>
@@ -11663,7 +11813,7 @@
         <w:pStyle w:val="Compact"/>
         <w:numPr>
           <w:ilvl w:val="1"/>
-          <w:numId w:val="1485"/>
+          <w:numId w:val="1490"/>
         </w:numPr>
       </w:pPr>
       <w:r>
@@ -11675,7 +11825,7 @@
         <w:pStyle w:val="Compact"/>
         <w:numPr>
           <w:ilvl w:val="0"/>
-          <w:numId w:val="1486"/>
+          <w:numId w:val="1491"/>
         </w:numPr>
       </w:pPr>
       <w:r>
@@ -11687,7 +11837,7 @@
         <w:pStyle w:val="Compact"/>
         <w:numPr>
           <w:ilvl w:val="0"/>
-          <w:numId w:val="1487"/>
+          <w:numId w:val="1492"/>
         </w:numPr>
       </w:pPr>
       <w:r>
@@ -11709,7 +11859,7 @@
         <w:pStyle w:val="Compact"/>
         <w:numPr>
           <w:ilvl w:val="0"/>
-          <w:numId w:val="1488"/>
+          <w:numId w:val="1493"/>
         </w:numPr>
       </w:pPr>
       <w:r>
@@ -11721,7 +11871,7 @@
         <w:pStyle w:val="Compact"/>
         <w:numPr>
           <w:ilvl w:val="0"/>
-          <w:numId w:val="1489"/>
+          <w:numId w:val="1494"/>
         </w:numPr>
       </w:pPr>
       <w:r>
@@ -11733,7 +11883,7 @@
         <w:pStyle w:val="Compact"/>
         <w:numPr>
           <w:ilvl w:val="0"/>
-          <w:numId w:val="1490"/>
+          <w:numId w:val="1495"/>
         </w:numPr>
       </w:pPr>
       <w:r>
@@ -11745,7 +11895,7 @@
         <w:pStyle w:val="Compact"/>
         <w:numPr>
           <w:ilvl w:val="0"/>
-          <w:numId w:val="1491"/>
+          <w:numId w:val="1496"/>
         </w:numPr>
       </w:pPr>
       <w:r>
@@ -11757,7 +11907,7 @@
         <w:pStyle w:val="Compact"/>
         <w:numPr>
           <w:ilvl w:val="0"/>
-          <w:numId w:val="1492"/>
+          <w:numId w:val="1497"/>
         </w:numPr>
       </w:pPr>
       <w:r>
@@ -11779,7 +11929,7 @@
         <w:pStyle w:val="Compact"/>
         <w:numPr>
           <w:ilvl w:val="0"/>
-          <w:numId w:val="1493"/>
+          <w:numId w:val="1498"/>
         </w:numPr>
       </w:pPr>
       <w:r>
@@ -11791,7 +11941,7 @@
         <w:pStyle w:val="Compact"/>
         <w:numPr>
           <w:ilvl w:val="0"/>
-          <w:numId w:val="1494"/>
+          <w:numId w:val="1499"/>
         </w:numPr>
       </w:pPr>
       <w:r>
@@ -11803,7 +11953,7 @@
         <w:pStyle w:val="Compact"/>
         <w:numPr>
           <w:ilvl w:val="0"/>
-          <w:numId w:val="1495"/>
+          <w:numId w:val="1500"/>
         </w:numPr>
       </w:pPr>
       <w:r>
@@ -11815,7 +11965,7 @@
         <w:pStyle w:val="Compact"/>
         <w:numPr>
           <w:ilvl w:val="0"/>
-          <w:numId w:val="1496"/>
+          <w:numId w:val="1501"/>
         </w:numPr>
       </w:pPr>
       <w:r>
@@ -11827,7 +11977,7 @@
         <w:pStyle w:val="Compact"/>
         <w:numPr>
           <w:ilvl w:val="0"/>
-          <w:numId w:val="1497"/>
+          <w:numId w:val="1502"/>
         </w:numPr>
       </w:pPr>
       <w:r>
@@ -11839,7 +11989,7 @@
         <w:pStyle w:val="Compact"/>
         <w:numPr>
           <w:ilvl w:val="0"/>
-          <w:numId w:val="1498"/>
+          <w:numId w:val="1503"/>
         </w:numPr>
       </w:pPr>
       <w:r>
@@ -11851,7 +12001,7 @@
         <w:pStyle w:val="Compact"/>
         <w:numPr>
           <w:ilvl w:val="0"/>
-          <w:numId w:val="1499"/>
+          <w:numId w:val="1504"/>
         </w:numPr>
       </w:pPr>
       <w:r>
@@ -11863,7 +12013,7 @@
         <w:pStyle w:val="Compact"/>
         <w:numPr>
           <w:ilvl w:val="0"/>
-          <w:numId w:val="1500"/>
+          <w:numId w:val="1505"/>
         </w:numPr>
       </w:pPr>
       <w:r>
@@ -11895,7 +12045,7 @@
         <w:pStyle w:val="Compact"/>
         <w:numPr>
           <w:ilvl w:val="0"/>
-          <w:numId w:val="1501"/>
+          <w:numId w:val="1506"/>
         </w:numPr>
       </w:pPr>
       <w:r>
@@ -11943,7 +12093,7 @@
         <w:pStyle w:val="Compact"/>
         <w:numPr>
           <w:ilvl w:val="0"/>
-          <w:numId w:val="1502"/>
+          <w:numId w:val="1507"/>
         </w:numPr>
       </w:pPr>
       <w:r>
@@ -11955,7 +12105,7 @@
         <w:pStyle w:val="Compact"/>
         <w:numPr>
           <w:ilvl w:val="0"/>
-          <w:numId w:val="1503"/>
+          <w:numId w:val="1508"/>
         </w:numPr>
       </w:pPr>
       <w:r>
@@ -11967,7 +12117,7 @@
         <w:pStyle w:val="Compact"/>
         <w:numPr>
           <w:ilvl w:val="0"/>
-          <w:numId w:val="1504"/>
+          <w:numId w:val="1509"/>
         </w:numPr>
       </w:pPr>
       <w:r>
@@ -11979,7 +12129,7 @@
         <w:pStyle w:val="Compact"/>
         <w:numPr>
           <w:ilvl w:val="0"/>
-          <w:numId w:val="1505"/>
+          <w:numId w:val="1510"/>
         </w:numPr>
       </w:pPr>
       <w:r>
@@ -11991,7 +12141,7 @@
         <w:pStyle w:val="Compact"/>
         <w:numPr>
           <w:ilvl w:val="0"/>
-          <w:numId w:val="1506"/>
+          <w:numId w:val="1511"/>
         </w:numPr>
       </w:pPr>
       <w:r>
@@ -12045,7 +12195,7 @@
         <w:pStyle w:val="Compact"/>
         <w:numPr>
           <w:ilvl w:val="0"/>
-          <w:numId w:val="1507"/>
+          <w:numId w:val="1512"/>
         </w:numPr>
       </w:pPr>
       <w:r>
@@ -12057,7 +12207,7 @@
         <w:pStyle w:val="Compact"/>
         <w:numPr>
           <w:ilvl w:val="0"/>
-          <w:numId w:val="1508"/>
+          <w:numId w:val="1513"/>
         </w:numPr>
       </w:pPr>
       <w:r>
@@ -12084,7 +12234,7 @@
         <w:pStyle w:val="Compact"/>
         <w:numPr>
           <w:ilvl w:val="0"/>
-          <w:numId w:val="1509"/>
+          <w:numId w:val="1514"/>
         </w:numPr>
       </w:pPr>
       <w:r>
@@ -12126,7 +12276,7 @@
         <w:pStyle w:val="Compact"/>
         <w:numPr>
           <w:ilvl w:val="0"/>
-          <w:numId w:val="1510"/>
+          <w:numId w:val="1515"/>
         </w:numPr>
       </w:pPr>
       <w:r>
@@ -12153,7 +12303,7 @@
         <w:pStyle w:val="Compact"/>
         <w:numPr>
           <w:ilvl w:val="0"/>
-          <w:numId w:val="1511"/>
+          <w:numId w:val="1516"/>
         </w:numPr>
       </w:pPr>
       <w:r>
@@ -12165,7 +12315,7 @@
         <w:pStyle w:val="Compact"/>
         <w:numPr>
           <w:ilvl w:val="0"/>
-          <w:numId w:val="1512"/>
+          <w:numId w:val="1517"/>
         </w:numPr>
       </w:pPr>
       <w:r>
@@ -12177,7 +12327,7 @@
         <w:pStyle w:val="Compact"/>
         <w:numPr>
           <w:ilvl w:val="0"/>
-          <w:numId w:val="1513"/>
+          <w:numId w:val="1518"/>
         </w:numPr>
       </w:pPr>
       <w:r>
@@ -12214,7 +12364,7 @@
         <w:pStyle w:val="Compact"/>
         <w:numPr>
           <w:ilvl w:val="0"/>
-          <w:numId w:val="1514"/>
+          <w:numId w:val="1519"/>
         </w:numPr>
       </w:pPr>
       <w:r>
@@ -12226,7 +12376,7 @@
         <w:pStyle w:val="Compact"/>
         <w:numPr>
           <w:ilvl w:val="0"/>
-          <w:numId w:val="1515"/>
+          <w:numId w:val="1520"/>
         </w:numPr>
       </w:pPr>
       <w:r>
@@ -12238,7 +12388,7 @@
         <w:pStyle w:val="Compact"/>
         <w:numPr>
           <w:ilvl w:val="0"/>
-          <w:numId w:val="1516"/>
+          <w:numId w:val="1521"/>
         </w:numPr>
       </w:pPr>
       <w:r>
@@ -12250,7 +12400,7 @@
         <w:pStyle w:val="Compact"/>
         <w:numPr>
           <w:ilvl w:val="0"/>
-          <w:numId w:val="1517"/>
+          <w:numId w:val="1522"/>
         </w:numPr>
       </w:pPr>
       <w:r>
@@ -12262,7 +12412,7 @@
         <w:pStyle w:val="Compact"/>
         <w:numPr>
           <w:ilvl w:val="0"/>
-          <w:numId w:val="1518"/>
+          <w:numId w:val="1523"/>
         </w:numPr>
       </w:pPr>
       <w:r>
@@ -12274,7 +12424,7 @@
         <w:pStyle w:val="Compact"/>
         <w:numPr>
           <w:ilvl w:val="0"/>
-          <w:numId w:val="1519"/>
+          <w:numId w:val="1524"/>
         </w:numPr>
       </w:pPr>
       <w:r>
@@ -12286,7 +12436,7 @@
         <w:pStyle w:val="Compact"/>
         <w:numPr>
           <w:ilvl w:val="1"/>
-          <w:numId w:val="1520"/>
+          <w:numId w:val="1525"/>
         </w:numPr>
       </w:pPr>
       <w:r>
@@ -12313,7 +12463,7 @@
         <w:pStyle w:val="Compact"/>
         <w:numPr>
           <w:ilvl w:val="1"/>
-          <w:numId w:val="1520"/>
+          <w:numId w:val="1525"/>
         </w:numPr>
       </w:pPr>
       <w:r>
@@ -12350,7 +12500,7 @@
         <w:pStyle w:val="Compact"/>
         <w:numPr>
           <w:ilvl w:val="0"/>
-          <w:numId w:val="1521"/>
+          <w:numId w:val="1526"/>
         </w:numPr>
       </w:pPr>
       <w:r>
@@ -12392,7 +12542,7 @@
         <w:pStyle w:val="Compact"/>
         <w:numPr>
           <w:ilvl w:val="0"/>
-          <w:numId w:val="1522"/>
+          <w:numId w:val="1527"/>
         </w:numPr>
       </w:pPr>
       <w:r>
@@ -12416,7 +12566,7 @@
         <w:pStyle w:val="Compact"/>
         <w:numPr>
           <w:ilvl w:val="0"/>
-          <w:numId w:val="1523"/>
+          <w:numId w:val="1528"/>
         </w:numPr>
       </w:pPr>
       <w:r>
@@ -12440,7 +12590,7 @@
         <w:pStyle w:val="Compact"/>
         <w:numPr>
           <w:ilvl w:val="0"/>
-          <w:numId w:val="1524"/>
+          <w:numId w:val="1529"/>
         </w:numPr>
       </w:pPr>
       <w:r>
@@ -12452,7 +12602,7 @@
         <w:pStyle w:val="Compact"/>
         <w:numPr>
           <w:ilvl w:val="0"/>
-          <w:numId w:val="1525"/>
+          <w:numId w:val="1530"/>
         </w:numPr>
       </w:pPr>
       <w:r>
@@ -12464,7 +12614,7 @@
         <w:pStyle w:val="Compact"/>
         <w:numPr>
           <w:ilvl w:val="0"/>
-          <w:numId w:val="1526"/>
+          <w:numId w:val="1531"/>
         </w:numPr>
       </w:pPr>
       <w:r>
@@ -12476,7 +12626,7 @@
         <w:pStyle w:val="Compact"/>
         <w:numPr>
           <w:ilvl w:val="0"/>
-          <w:numId w:val="1527"/>
+          <w:numId w:val="1532"/>
         </w:numPr>
       </w:pPr>
       <w:r>
@@ -12488,7 +12638,7 @@
         <w:pStyle w:val="Compact"/>
         <w:numPr>
           <w:ilvl w:val="0"/>
-          <w:numId w:val="1528"/>
+          <w:numId w:val="1533"/>
         </w:numPr>
       </w:pPr>
       <w:r>
@@ -12500,7 +12650,7 @@
         <w:pStyle w:val="Compact"/>
         <w:numPr>
           <w:ilvl w:val="0"/>
-          <w:numId w:val="1529"/>
+          <w:numId w:val="1534"/>
         </w:numPr>
       </w:pPr>
       <w:r>
@@ -12512,7 +12662,7 @@
         <w:pStyle w:val="Compact"/>
         <w:numPr>
           <w:ilvl w:val="0"/>
-          <w:numId w:val="1530"/>
+          <w:numId w:val="1535"/>
         </w:numPr>
       </w:pPr>
       <w:r>
@@ -12524,7 +12674,7 @@
         <w:pStyle w:val="Compact"/>
         <w:numPr>
           <w:ilvl w:val="0"/>
-          <w:numId w:val="1531"/>
+          <w:numId w:val="1536"/>
         </w:numPr>
       </w:pPr>
       <w:r>
@@ -12536,7 +12686,7 @@
         <w:pStyle w:val="Compact"/>
         <w:numPr>
           <w:ilvl w:val="0"/>
-          <w:numId w:val="1532"/>
+          <w:numId w:val="1537"/>
         </w:numPr>
       </w:pPr>
       <w:r>
@@ -12548,7 +12698,7 @@
         <w:pStyle w:val="Compact"/>
         <w:numPr>
           <w:ilvl w:val="0"/>
-          <w:numId w:val="1533"/>
+          <w:numId w:val="1538"/>
         </w:numPr>
       </w:pPr>
       <w:r>
@@ -12560,7 +12710,7 @@
         <w:pStyle w:val="Compact"/>
         <w:numPr>
           <w:ilvl w:val="0"/>
-          <w:numId w:val="1534"/>
+          <w:numId w:val="1539"/>
         </w:numPr>
       </w:pPr>
       <w:r>
@@ -12587,7 +12737,7 @@
         <w:pStyle w:val="Compact"/>
         <w:numPr>
           <w:ilvl w:val="0"/>
-          <w:numId w:val="1535"/>
+          <w:numId w:val="1540"/>
         </w:numPr>
       </w:pPr>
       <w:r>
@@ -12599,7 +12749,7 @@
         <w:pStyle w:val="Compact"/>
         <w:numPr>
           <w:ilvl w:val="0"/>
-          <w:numId w:val="1536"/>
+          <w:numId w:val="1541"/>
         </w:numPr>
       </w:pPr>
       <w:r>
@@ -12621,7 +12771,7 @@
         <w:pStyle w:val="Compact"/>
         <w:numPr>
           <w:ilvl w:val="0"/>
-          <w:numId w:val="1537"/>
+          <w:numId w:val="1542"/>
         </w:numPr>
       </w:pPr>
       <w:r>
@@ -12633,7 +12783,7 @@
         <w:pStyle w:val="Compact"/>
         <w:numPr>
           <w:ilvl w:val="0"/>
-          <w:numId w:val="1538"/>
+          <w:numId w:val="1543"/>
         </w:numPr>
       </w:pPr>
       <w:r>
@@ -12660,7 +12810,7 @@
         <w:pStyle w:val="Compact"/>
         <w:numPr>
           <w:ilvl w:val="0"/>
-          <w:numId w:val="1539"/>
+          <w:numId w:val="1544"/>
         </w:numPr>
       </w:pPr>
       <w:r>
@@ -12687,7 +12837,7 @@
         <w:pStyle w:val="Compact"/>
         <w:numPr>
           <w:ilvl w:val="0"/>
-          <w:numId w:val="1540"/>
+          <w:numId w:val="1545"/>
         </w:numPr>
       </w:pPr>
       <w:r>
@@ -12714,7 +12864,7 @@
         <w:pStyle w:val="Compact"/>
         <w:numPr>
           <w:ilvl w:val="0"/>
-          <w:numId w:val="1541"/>
+          <w:numId w:val="1546"/>
         </w:numPr>
       </w:pPr>
       <w:r>
@@ -12726,7 +12876,7 @@
         <w:pStyle w:val="Compact"/>
         <w:numPr>
           <w:ilvl w:val="1"/>
-          <w:numId w:val="1542"/>
+          <w:numId w:val="1547"/>
         </w:numPr>
       </w:pPr>
       <w:r>
@@ -12738,7 +12888,7 @@
         <w:pStyle w:val="Compact"/>
         <w:numPr>
           <w:ilvl w:val="1"/>
-          <w:numId w:val="1542"/>
+          <w:numId w:val="1547"/>
         </w:numPr>
       </w:pPr>
       <w:r>
@@ -12750,7 +12900,7 @@
         <w:pStyle w:val="Compact"/>
         <w:numPr>
           <w:ilvl w:val="1"/>
-          <w:numId w:val="1542"/>
+          <w:numId w:val="1547"/>
         </w:numPr>
       </w:pPr>
       <w:r>
@@ -12762,7 +12912,7 @@
         <w:pStyle w:val="Compact"/>
         <w:numPr>
           <w:ilvl w:val="0"/>
-          <w:numId w:val="1543"/>
+          <w:numId w:val="1548"/>
         </w:numPr>
       </w:pPr>
       <w:r>
@@ -12774,7 +12924,7 @@
         <w:pStyle w:val="Compact"/>
         <w:numPr>
           <w:ilvl w:val="0"/>
-          <w:numId w:val="1544"/>
+          <w:numId w:val="1549"/>
         </w:numPr>
       </w:pPr>
       <w:r>
@@ -12786,7 +12936,7 @@
         <w:pStyle w:val="Compact"/>
         <w:numPr>
           <w:ilvl w:val="1"/>
-          <w:numId w:val="1545"/>
+          <w:numId w:val="1550"/>
         </w:numPr>
       </w:pPr>
       <w:r>
@@ -12798,7 +12948,7 @@
         <w:pStyle w:val="Compact"/>
         <w:numPr>
           <w:ilvl w:val="1"/>
-          <w:numId w:val="1545"/>
+          <w:numId w:val="1550"/>
         </w:numPr>
       </w:pPr>
       <w:r>
@@ -12810,7 +12960,7 @@
         <w:pStyle w:val="Compact"/>
         <w:numPr>
           <w:ilvl w:val="1"/>
-          <w:numId w:val="1545"/>
+          <w:numId w:val="1550"/>
         </w:numPr>
       </w:pPr>
       <w:r>
@@ -12822,7 +12972,7 @@
         <w:pStyle w:val="Compact"/>
         <w:numPr>
           <w:ilvl w:val="1"/>
-          <w:numId w:val="1545"/>
+          <w:numId w:val="1550"/>
         </w:numPr>
       </w:pPr>
       <w:r>
@@ -12834,7 +12984,7 @@
         <w:pStyle w:val="Compact"/>
         <w:numPr>
           <w:ilvl w:val="1"/>
-          <w:numId w:val="1545"/>
+          <w:numId w:val="1550"/>
         </w:numPr>
       </w:pPr>
       <w:r>
@@ -12846,7 +12996,7 @@
         <w:pStyle w:val="Compact"/>
         <w:numPr>
           <w:ilvl w:val="1"/>
-          <w:numId w:val="1545"/>
+          <w:numId w:val="1550"/>
         </w:numPr>
       </w:pPr>
       <w:r>
@@ -12858,7 +13008,7 @@
         <w:pStyle w:val="Compact"/>
         <w:numPr>
           <w:ilvl w:val="0"/>
-          <w:numId w:val="1546"/>
+          <w:numId w:val="1551"/>
         </w:numPr>
       </w:pPr>
       <w:r>
@@ -12870,7 +13020,7 @@
         <w:pStyle w:val="Compact"/>
         <w:numPr>
           <w:ilvl w:val="0"/>
-          <w:numId w:val="1547"/>
+          <w:numId w:val="1552"/>
         </w:numPr>
       </w:pPr>
       <w:r>
@@ -12882,7 +13032,7 @@
         <w:pStyle w:val="Compact"/>
         <w:numPr>
           <w:ilvl w:val="0"/>
-          <w:numId w:val="1548"/>
+          <w:numId w:val="1553"/>
         </w:numPr>
       </w:pPr>
       <w:r>
@@ -12904,7 +13054,7 @@
         <w:pStyle w:val="Compact"/>
         <w:numPr>
           <w:ilvl w:val="0"/>
-          <w:numId w:val="1549"/>
+          <w:numId w:val="1554"/>
         </w:numPr>
       </w:pPr>
       <w:r>
@@ -12916,7 +13066,7 @@
         <w:pStyle w:val="Compact"/>
         <w:numPr>
           <w:ilvl w:val="0"/>
-          <w:numId w:val="1550"/>
+          <w:numId w:val="1555"/>
         </w:numPr>
       </w:pPr>
       <w:r>
@@ -12928,7 +13078,7 @@
         <w:pStyle w:val="Compact"/>
         <w:numPr>
           <w:ilvl w:val="0"/>
-          <w:numId w:val="1551"/>
+          <w:numId w:val="1556"/>
         </w:numPr>
       </w:pPr>
       <w:r>
@@ -12940,7 +13090,7 @@
         <w:pStyle w:val="Compact"/>
         <w:numPr>
           <w:ilvl w:val="0"/>
-          <w:numId w:val="1552"/>
+          <w:numId w:val="1557"/>
         </w:numPr>
       </w:pPr>
       <w:r>
@@ -12952,7 +13102,7 @@
         <w:pStyle w:val="Compact"/>
         <w:numPr>
           <w:ilvl w:val="0"/>
-          <w:numId w:val="1553"/>
+          <w:numId w:val="1558"/>
         </w:numPr>
       </w:pPr>
       <w:r>
@@ -12964,7 +13114,7 @@
         <w:pStyle w:val="Compact"/>
         <w:numPr>
           <w:ilvl w:val="0"/>
-          <w:numId w:val="1554"/>
+          <w:numId w:val="1559"/>
         </w:numPr>
       </w:pPr>
       <w:r>
@@ -12986,7 +13136,7 @@
         <w:pStyle w:val="Compact"/>
         <w:numPr>
           <w:ilvl w:val="0"/>
-          <w:numId w:val="1555"/>
+          <w:numId w:val="1560"/>
         </w:numPr>
       </w:pPr>
       <w:r>
@@ -12998,7 +13148,7 @@
         <w:pStyle w:val="Compact"/>
         <w:numPr>
           <w:ilvl w:val="1"/>
-          <w:numId w:val="1556"/>
+          <w:numId w:val="1561"/>
         </w:numPr>
       </w:pPr>
       <w:r>
@@ -13010,7 +13160,7 @@
         <w:pStyle w:val="Compact"/>
         <w:numPr>
           <w:ilvl w:val="1"/>
-          <w:numId w:val="1556"/>
+          <w:numId w:val="1561"/>
         </w:numPr>
       </w:pPr>
       <w:r>
@@ -13022,7 +13172,7 @@
         <w:pStyle w:val="Compact"/>
         <w:numPr>
           <w:ilvl w:val="0"/>
-          <w:numId w:val="1557"/>
+          <w:numId w:val="1562"/>
         </w:numPr>
       </w:pPr>
       <w:r>
@@ -13034,7 +13184,7 @@
         <w:pStyle w:val="Compact"/>
         <w:numPr>
           <w:ilvl w:val="1"/>
-          <w:numId w:val="1558"/>
+          <w:numId w:val="1563"/>
         </w:numPr>
       </w:pPr>
       <w:r>
@@ -13046,7 +13196,7 @@
         <w:pStyle w:val="Compact"/>
         <w:numPr>
           <w:ilvl w:val="1"/>
-          <w:numId w:val="1558"/>
+          <w:numId w:val="1563"/>
         </w:numPr>
       </w:pPr>
       <w:r>
@@ -13058,7 +13208,7 @@
         <w:pStyle w:val="Compact"/>
         <w:numPr>
           <w:ilvl w:val="0"/>
-          <w:numId w:val="1559"/>
+          <w:numId w:val="1564"/>
         </w:numPr>
       </w:pPr>
       <w:r>
@@ -13070,7 +13220,7 @@
         <w:pStyle w:val="Compact"/>
         <w:numPr>
           <w:ilvl w:val="0"/>
-          <w:numId w:val="1560"/>
+          <w:numId w:val="1565"/>
         </w:numPr>
       </w:pPr>
       <w:r>
@@ -13082,7 +13232,7 @@
         <w:pStyle w:val="Compact"/>
         <w:numPr>
           <w:ilvl w:val="0"/>
-          <w:numId w:val="1561"/>
+          <w:numId w:val="1566"/>
         </w:numPr>
       </w:pPr>
       <w:r>
@@ -13094,7 +13244,7 @@
         <w:pStyle w:val="Compact"/>
         <w:numPr>
           <w:ilvl w:val="0"/>
-          <w:numId w:val="1562"/>
+          <w:numId w:val="1567"/>
         </w:numPr>
       </w:pPr>
       <w:r>
@@ -13116,7 +13266,7 @@
         <w:pStyle w:val="Compact"/>
         <w:numPr>
           <w:ilvl w:val="0"/>
-          <w:numId w:val="1563"/>
+          <w:numId w:val="1568"/>
         </w:numPr>
       </w:pPr>
       <w:r>
@@ -13128,7 +13278,7 @@
         <w:pStyle w:val="Compact"/>
         <w:numPr>
           <w:ilvl w:val="0"/>
-          <w:numId w:val="1564"/>
+          <w:numId w:val="1569"/>
         </w:numPr>
       </w:pPr>
       <w:r>
@@ -13140,7 +13290,7 @@
         <w:pStyle w:val="Compact"/>
         <w:numPr>
           <w:ilvl w:val="0"/>
-          <w:numId w:val="1565"/>
+          <w:numId w:val="1570"/>
         </w:numPr>
       </w:pPr>
       <w:r>
@@ -13152,7 +13302,7 @@
         <w:pStyle w:val="Compact"/>
         <w:numPr>
           <w:ilvl w:val="0"/>
-          <w:numId w:val="1566"/>
+          <w:numId w:val="1571"/>
         </w:numPr>
       </w:pPr>
       <w:r>
@@ -13164,7 +13314,7 @@
         <w:pStyle w:val="Compact"/>
         <w:numPr>
           <w:ilvl w:val="0"/>
-          <w:numId w:val="1567"/>
+          <w:numId w:val="1572"/>
         </w:numPr>
       </w:pPr>
       <w:r>
@@ -13176,7 +13326,7 @@
         <w:pStyle w:val="Compact"/>
         <w:numPr>
           <w:ilvl w:val="0"/>
-          <w:numId w:val="1568"/>
+          <w:numId w:val="1573"/>
         </w:numPr>
       </w:pPr>
       <w:r>
@@ -13188,7 +13338,7 @@
         <w:pStyle w:val="Compact"/>
         <w:numPr>
           <w:ilvl w:val="0"/>
-          <w:numId w:val="1569"/>
+          <w:numId w:val="1574"/>
         </w:numPr>
       </w:pPr>
       <w:r>
@@ -13200,7 +13350,7 @@
         <w:pStyle w:val="Compact"/>
         <w:numPr>
           <w:ilvl w:val="0"/>
-          <w:numId w:val="1570"/>
+          <w:numId w:val="1575"/>
         </w:numPr>
       </w:pPr>
       <w:r>
@@ -13212,7 +13362,7 @@
         <w:pStyle w:val="Compact"/>
         <w:numPr>
           <w:ilvl w:val="0"/>
-          <w:numId w:val="1571"/>
+          <w:numId w:val="1576"/>
         </w:numPr>
       </w:pPr>
       <w:r>
@@ -13234,7 +13384,7 @@
         <w:pStyle w:val="Compact"/>
         <w:numPr>
           <w:ilvl w:val="0"/>
-          <w:numId w:val="1572"/>
+          <w:numId w:val="1577"/>
         </w:numPr>
       </w:pPr>
       <w:r>
@@ -13246,7 +13396,7 @@
         <w:pStyle w:val="Compact"/>
         <w:numPr>
           <w:ilvl w:val="0"/>
-          <w:numId w:val="1573"/>
+          <w:numId w:val="1578"/>
         </w:numPr>
       </w:pPr>
       <w:r>
@@ -13258,7 +13408,7 @@
         <w:pStyle w:val="Compact"/>
         <w:numPr>
           <w:ilvl w:val="0"/>
-          <w:numId w:val="1574"/>
+          <w:numId w:val="1579"/>
         </w:numPr>
       </w:pPr>
       <w:r>
@@ -13270,7 +13420,7 @@
         <w:pStyle w:val="Compact"/>
         <w:numPr>
           <w:ilvl w:val="0"/>
-          <w:numId w:val="1575"/>
+          <w:numId w:val="1580"/>
         </w:numPr>
       </w:pPr>
       <w:r>
@@ -13282,7 +13432,7 @@
         <w:pStyle w:val="Compact"/>
         <w:numPr>
           <w:ilvl w:val="0"/>
-          <w:numId w:val="1576"/>
+          <w:numId w:val="1581"/>
         </w:numPr>
       </w:pPr>
       <w:r>
@@ -13294,7 +13444,7 @@
         <w:pStyle w:val="Compact"/>
         <w:numPr>
           <w:ilvl w:val="0"/>
-          <w:numId w:val="1577"/>
+          <w:numId w:val="1582"/>
         </w:numPr>
       </w:pPr>
       <w:r>
@@ -13306,7 +13456,7 @@
         <w:pStyle w:val="Compact"/>
         <w:numPr>
           <w:ilvl w:val="0"/>
-          <w:numId w:val="1578"/>
+          <w:numId w:val="1583"/>
         </w:numPr>
       </w:pPr>
       <w:r>
@@ -13318,7 +13468,7 @@
         <w:pStyle w:val="Compact"/>
         <w:numPr>
           <w:ilvl w:val="0"/>
-          <w:numId w:val="1579"/>
+          <w:numId w:val="1584"/>
         </w:numPr>
       </w:pPr>
       <w:r>
@@ -13330,7 +13480,7 @@
         <w:pStyle w:val="Compact"/>
         <w:numPr>
           <w:ilvl w:val="0"/>
-          <w:numId w:val="1580"/>
+          <w:numId w:val="1585"/>
         </w:numPr>
       </w:pPr>
       <w:r>
@@ -13342,7 +13492,7 @@
         <w:pStyle w:val="Compact"/>
         <w:numPr>
           <w:ilvl w:val="0"/>
-          <w:numId w:val="1581"/>
+          <w:numId w:val="1586"/>
         </w:numPr>
       </w:pPr>
       <w:r>
@@ -13369,7 +13519,7 @@
         <w:pStyle w:val="Compact"/>
         <w:numPr>
           <w:ilvl w:val="0"/>
-          <w:numId w:val="1582"/>
+          <w:numId w:val="1587"/>
         </w:numPr>
       </w:pPr>
       <w:r>
@@ -13390,7 +13540,7 @@
         <w:pStyle w:val="Compact"/>
         <w:numPr>
           <w:ilvl w:val="0"/>
-          <w:numId w:val="1583"/>
+          <w:numId w:val="1588"/>
         </w:numPr>
       </w:pPr>
       <w:r>
@@ -13412,7 +13562,7 @@
         <w:pStyle w:val="Compact"/>
         <w:numPr>
           <w:ilvl w:val="0"/>
-          <w:numId w:val="1584"/>
+          <w:numId w:val="1589"/>
         </w:numPr>
       </w:pPr>
       <w:r>
@@ -13424,7 +13574,7 @@
         <w:pStyle w:val="Compact"/>
         <w:numPr>
           <w:ilvl w:val="0"/>
-          <w:numId w:val="1585"/>
+          <w:numId w:val="1590"/>
         </w:numPr>
       </w:pPr>
       <w:r>
@@ -13436,7 +13586,7 @@
         <w:pStyle w:val="Compact"/>
         <w:numPr>
           <w:ilvl w:val="0"/>
-          <w:numId w:val="1586"/>
+          <w:numId w:val="1591"/>
         </w:numPr>
       </w:pPr>
       <w:r>
@@ -13448,7 +13598,7 @@
         <w:pStyle w:val="Compact"/>
         <w:numPr>
           <w:ilvl w:val="0"/>
-          <w:numId w:val="1587"/>
+          <w:numId w:val="1592"/>
         </w:numPr>
       </w:pPr>
       <w:r>
@@ -13460,7 +13610,7 @@
         <w:pStyle w:val="Compact"/>
         <w:numPr>
           <w:ilvl w:val="0"/>
-          <w:numId w:val="1588"/>
+          <w:numId w:val="1593"/>
         </w:numPr>
       </w:pPr>
       <w:r>
@@ -13472,7 +13622,7 @@
         <w:pStyle w:val="Compact"/>
         <w:numPr>
           <w:ilvl w:val="0"/>
-          <w:numId w:val="1589"/>
+          <w:numId w:val="1594"/>
         </w:numPr>
       </w:pPr>
       <w:r>
@@ -13484,7 +13634,7 @@
         <w:pStyle w:val="Compact"/>
         <w:numPr>
           <w:ilvl w:val="0"/>
-          <w:numId w:val="1590"/>
+          <w:numId w:val="1595"/>
         </w:numPr>
       </w:pPr>
       <w:r>
@@ -13496,7 +13646,7 @@
         <w:pStyle w:val="Compact"/>
         <w:numPr>
           <w:ilvl w:val="0"/>
-          <w:numId w:val="1591"/>
+          <w:numId w:val="1596"/>
         </w:numPr>
       </w:pPr>
       <w:r>
@@ -13518,7 +13668,7 @@
         <w:pStyle w:val="Compact"/>
         <w:numPr>
           <w:ilvl w:val="0"/>
-          <w:numId w:val="1592"/>
+          <w:numId w:val="1597"/>
         </w:numPr>
       </w:pPr>
       <w:r>
@@ -13530,7 +13680,7 @@
         <w:pStyle w:val="Compact"/>
         <w:numPr>
           <w:ilvl w:val="0"/>
-          <w:numId w:val="1593"/>
+          <w:numId w:val="1598"/>
         </w:numPr>
       </w:pPr>
       <w:r>
@@ -13542,7 +13692,7 @@
         <w:pStyle w:val="Compact"/>
         <w:numPr>
           <w:ilvl w:val="0"/>
-          <w:numId w:val="1594"/>
+          <w:numId w:val="1599"/>
         </w:numPr>
       </w:pPr>
       <w:r>
@@ -13554,7 +13704,7 @@
         <w:pStyle w:val="Compact"/>
         <w:numPr>
           <w:ilvl w:val="0"/>
-          <w:numId w:val="1595"/>
+          <w:numId w:val="1600"/>
         </w:numPr>
       </w:pPr>
       <w:r>
@@ -13566,7 +13716,7 @@
         <w:pStyle w:val="Compact"/>
         <w:numPr>
           <w:ilvl w:val="0"/>
-          <w:numId w:val="1596"/>
+          <w:numId w:val="1601"/>
         </w:numPr>
       </w:pPr>
       <w:r>
@@ -13578,7 +13728,7 @@
         <w:pStyle w:val="Compact"/>
         <w:numPr>
           <w:ilvl w:val="0"/>
-          <w:numId w:val="1597"/>
+          <w:numId w:val="1602"/>
         </w:numPr>
       </w:pPr>
       <w:r>
@@ -13590,7 +13740,7 @@
         <w:pStyle w:val="Compact"/>
         <w:numPr>
           <w:ilvl w:val="0"/>
-          <w:numId w:val="1598"/>
+          <w:numId w:val="1603"/>
         </w:numPr>
       </w:pPr>
       <w:r>
@@ -13602,7 +13752,7 @@
         <w:pStyle w:val="Compact"/>
         <w:numPr>
           <w:ilvl w:val="0"/>
-          <w:numId w:val="1599"/>
+          <w:numId w:val="1604"/>
         </w:numPr>
       </w:pPr>
       <w:r>
@@ -13614,7 +13764,7 @@
         <w:pStyle w:val="Compact"/>
         <w:numPr>
           <w:ilvl w:val="0"/>
-          <w:numId w:val="1600"/>
+          <w:numId w:val="1605"/>
         </w:numPr>
       </w:pPr>
       <w:r>
@@ -13626,7 +13776,7 @@
         <w:pStyle w:val="Compact"/>
         <w:numPr>
           <w:ilvl w:val="0"/>
-          <w:numId w:val="1601"/>
+          <w:numId w:val="1606"/>
         </w:numPr>
       </w:pPr>
       <w:r>
@@ -13638,7 +13788,7 @@
         <w:pStyle w:val="Compact"/>
         <w:numPr>
           <w:ilvl w:val="0"/>
-          <w:numId w:val="1602"/>
+          <w:numId w:val="1607"/>
         </w:numPr>
       </w:pPr>
       <w:r>
@@ -13650,7 +13800,7 @@
         <w:pStyle w:val="Compact"/>
         <w:numPr>
           <w:ilvl w:val="0"/>
-          <w:numId w:val="1603"/>
+          <w:numId w:val="1608"/>
         </w:numPr>
       </w:pPr>
       <w:r>
@@ -13662,7 +13812,7 @@
         <w:pStyle w:val="Compact"/>
         <w:numPr>
           <w:ilvl w:val="0"/>
-          <w:numId w:val="1604"/>
+          <w:numId w:val="1609"/>
         </w:numPr>
       </w:pPr>
       <w:r>
@@ -13674,7 +13824,7 @@
         <w:pStyle w:val="Compact"/>
         <w:numPr>
           <w:ilvl w:val="0"/>
-          <w:numId w:val="1605"/>
+          <w:numId w:val="1610"/>
         </w:numPr>
       </w:pPr>
       <w:r>
@@ -13686,7 +13836,7 @@
         <w:pStyle w:val="Compact"/>
         <w:numPr>
           <w:ilvl w:val="0"/>
-          <w:numId w:val="1606"/>
+          <w:numId w:val="1611"/>
         </w:numPr>
       </w:pPr>
       <w:r>
@@ -13718,7 +13868,7 @@
         <w:pStyle w:val="Compact"/>
         <w:numPr>
           <w:ilvl w:val="0"/>
-          <w:numId w:val="1607"/>
+          <w:numId w:val="1612"/>
         </w:numPr>
       </w:pPr>
       <w:r>
@@ -13730,7 +13880,7 @@
         <w:pStyle w:val="Compact"/>
         <w:numPr>
           <w:ilvl w:val="0"/>
-          <w:numId w:val="1608"/>
+          <w:numId w:val="1613"/>
         </w:numPr>
       </w:pPr>
       <w:r>
@@ -13742,7 +13892,7 @@
         <w:pStyle w:val="Compact"/>
         <w:numPr>
           <w:ilvl w:val="0"/>
-          <w:numId w:val="1609"/>
+          <w:numId w:val="1614"/>
         </w:numPr>
       </w:pPr>
       <w:r>
@@ -13754,7 +13904,7 @@
         <w:pStyle w:val="Compact"/>
         <w:numPr>
           <w:ilvl w:val="0"/>
-          <w:numId w:val="1610"/>
+          <w:numId w:val="1615"/>
         </w:numPr>
       </w:pPr>
       <w:r>
@@ -13766,7 +13916,7 @@
         <w:pStyle w:val="Compact"/>
         <w:numPr>
           <w:ilvl w:val="0"/>
-          <w:numId w:val="1611"/>
+          <w:numId w:val="1616"/>
         </w:numPr>
       </w:pPr>
       <w:r>
@@ -13778,7 +13928,7 @@
         <w:pStyle w:val="Compact"/>
         <w:numPr>
           <w:ilvl w:val="0"/>
-          <w:numId w:val="1612"/>
+          <w:numId w:val="1617"/>
         </w:numPr>
       </w:pPr>
       <w:r>
@@ -13790,7 +13940,7 @@
         <w:pStyle w:val="Compact"/>
         <w:numPr>
           <w:ilvl w:val="0"/>
-          <w:numId w:val="1613"/>
+          <w:numId w:val="1618"/>
         </w:numPr>
       </w:pPr>
       <w:r>
@@ -13802,7 +13952,7 @@
         <w:pStyle w:val="Compact"/>
         <w:numPr>
           <w:ilvl w:val="0"/>
-          <w:numId w:val="1614"/>
+          <w:numId w:val="1619"/>
         </w:numPr>
       </w:pPr>
       <w:r>
@@ -13814,7 +13964,7 @@
         <w:pStyle w:val="Compact"/>
         <w:numPr>
           <w:ilvl w:val="0"/>
-          <w:numId w:val="1615"/>
+          <w:numId w:val="1620"/>
         </w:numPr>
       </w:pPr>
       <w:r>
@@ -13826,7 +13976,7 @@
         <w:pStyle w:val="Compact"/>
         <w:numPr>
           <w:ilvl w:val="0"/>
-          <w:numId w:val="1616"/>
+          <w:numId w:val="1621"/>
         </w:numPr>
       </w:pPr>
       <w:r>
@@ -13838,7 +13988,7 @@
         <w:pStyle w:val="Compact"/>
         <w:numPr>
           <w:ilvl w:val="0"/>
-          <w:numId w:val="1617"/>
+          <w:numId w:val="1622"/>
         </w:numPr>
       </w:pPr>
       <w:r>
@@ -13850,7 +14000,7 @@
         <w:pStyle w:val="Compact"/>
         <w:numPr>
           <w:ilvl w:val="0"/>
-          <w:numId w:val="1618"/>
+          <w:numId w:val="1623"/>
         </w:numPr>
       </w:pPr>
       <w:r>
@@ -13862,7 +14012,7 @@
         <w:pStyle w:val="Compact"/>
         <w:numPr>
           <w:ilvl w:val="0"/>
-          <w:numId w:val="1619"/>
+          <w:numId w:val="1624"/>
         </w:numPr>
       </w:pPr>
       <w:r>
@@ -13899,7 +14049,7 @@
         <w:pStyle w:val="Compact"/>
         <w:numPr>
           <w:ilvl w:val="0"/>
-          <w:numId w:val="1620"/>
+          <w:numId w:val="1625"/>
         </w:numPr>
       </w:pPr>
       <w:r>
@@ -13911,7 +14061,7 @@
         <w:pStyle w:val="Compact"/>
         <w:numPr>
           <w:ilvl w:val="0"/>
-          <w:numId w:val="1621"/>
+          <w:numId w:val="1626"/>
         </w:numPr>
       </w:pPr>
       <w:r>
@@ -13938,7 +14088,7 @@
         <w:pStyle w:val="Compact"/>
         <w:numPr>
           <w:ilvl w:val="0"/>
-          <w:numId w:val="1622"/>
+          <w:numId w:val="1627"/>
         </w:numPr>
       </w:pPr>
       <w:r>
@@ -13950,7 +14100,7 @@
         <w:pStyle w:val="Compact"/>
         <w:numPr>
           <w:ilvl w:val="0"/>
-          <w:numId w:val="1623"/>
+          <w:numId w:val="1628"/>
         </w:numPr>
       </w:pPr>
       <w:r>
@@ -13962,7 +14112,7 @@
         <w:pStyle w:val="Compact"/>
         <w:numPr>
           <w:ilvl w:val="0"/>
-          <w:numId w:val="1624"/>
+          <w:numId w:val="1629"/>
         </w:numPr>
       </w:pPr>
       <w:r>
@@ -13974,7 +14124,7 @@
         <w:pStyle w:val="Compact"/>
         <w:numPr>
           <w:ilvl w:val="0"/>
-          <w:numId w:val="1625"/>
+          <w:numId w:val="1630"/>
         </w:numPr>
       </w:pPr>
       <w:r>
@@ -13986,7 +14136,7 @@
         <w:pStyle w:val="Compact"/>
         <w:numPr>
           <w:ilvl w:val="0"/>
-          <w:numId w:val="1626"/>
+          <w:numId w:val="1631"/>
         </w:numPr>
       </w:pPr>
       <w:r>
@@ -13998,7 +14148,7 @@
         <w:pStyle w:val="Compact"/>
         <w:numPr>
           <w:ilvl w:val="0"/>
-          <w:numId w:val="1627"/>
+          <w:numId w:val="1632"/>
         </w:numPr>
       </w:pPr>
       <w:r>
@@ -14020,7 +14170,7 @@
         <w:pStyle w:val="Compact"/>
         <w:numPr>
           <w:ilvl w:val="0"/>
-          <w:numId w:val="1628"/>
+          <w:numId w:val="1633"/>
         </w:numPr>
       </w:pPr>
       <w:r>
@@ -14032,7 +14182,7 @@
         <w:pStyle w:val="Compact"/>
         <w:numPr>
           <w:ilvl w:val="0"/>
-          <w:numId w:val="1629"/>
+          <w:numId w:val="1634"/>
         </w:numPr>
       </w:pPr>
       <w:r>
@@ -14044,7 +14194,7 @@
         <w:pStyle w:val="Compact"/>
         <w:numPr>
           <w:ilvl w:val="0"/>
-          <w:numId w:val="1630"/>
+          <w:numId w:val="1635"/>
         </w:numPr>
       </w:pPr>
       <w:r>
@@ -14056,7 +14206,7 @@
         <w:pStyle w:val="Compact"/>
         <w:numPr>
           <w:ilvl w:val="0"/>
-          <w:numId w:val="1631"/>
+          <w:numId w:val="1636"/>
         </w:numPr>
       </w:pPr>
       <w:r>
@@ -14068,7 +14218,7 @@
         <w:pStyle w:val="Compact"/>
         <w:numPr>
           <w:ilvl w:val="0"/>
-          <w:numId w:val="1632"/>
+          <w:numId w:val="1637"/>
         </w:numPr>
       </w:pPr>
       <w:r>
@@ -14080,7 +14230,7 @@
         <w:pStyle w:val="Compact"/>
         <w:numPr>
           <w:ilvl w:val="0"/>
-          <w:numId w:val="1633"/>
+          <w:numId w:val="1638"/>
         </w:numPr>
       </w:pPr>
       <w:r>
@@ -14092,7 +14242,7 @@
         <w:pStyle w:val="Compact"/>
         <w:numPr>
           <w:ilvl w:val="0"/>
-          <w:numId w:val="1634"/>
+          <w:numId w:val="1639"/>
         </w:numPr>
       </w:pPr>
       <w:r>
@@ -14104,7 +14254,7 @@
         <w:pStyle w:val="Compact"/>
         <w:numPr>
           <w:ilvl w:val="0"/>
-          <w:numId w:val="1635"/>
+          <w:numId w:val="1640"/>
         </w:numPr>
       </w:pPr>
       <w:r>
@@ -14116,7 +14266,7 @@
         <w:pStyle w:val="Compact"/>
         <w:numPr>
           <w:ilvl w:val="0"/>
-          <w:numId w:val="1636"/>
+          <w:numId w:val="1641"/>
         </w:numPr>
       </w:pPr>
       <w:r>
@@ -14139,7 +14289,7 @@
         <w:pStyle w:val="Compact"/>
         <w:numPr>
           <w:ilvl w:val="0"/>
-          <w:numId w:val="1637"/>
+          <w:numId w:val="1642"/>
         </w:numPr>
       </w:pPr>
       <w:r>
@@ -14151,7 +14301,7 @@
         <w:pStyle w:val="Compact"/>
         <w:numPr>
           <w:ilvl w:val="0"/>
-          <w:numId w:val="1638"/>
+          <w:numId w:val="1643"/>
         </w:numPr>
       </w:pPr>
       <w:r>
@@ -14163,7 +14313,7 @@
         <w:pStyle w:val="Compact"/>
         <w:numPr>
           <w:ilvl w:val="0"/>
-          <w:numId w:val="1639"/>
+          <w:numId w:val="1644"/>
         </w:numPr>
       </w:pPr>
       <w:r>
@@ -14175,7 +14325,7 @@
         <w:pStyle w:val="Compact"/>
         <w:numPr>
           <w:ilvl w:val="0"/>
-          <w:numId w:val="1640"/>
+          <w:numId w:val="1645"/>
         </w:numPr>
       </w:pPr>
       <w:r>
@@ -14187,7 +14337,7 @@
         <w:pStyle w:val="Compact"/>
         <w:numPr>
           <w:ilvl w:val="0"/>
-          <w:numId w:val="1641"/>
+          <w:numId w:val="1646"/>
         </w:numPr>
       </w:pPr>
       <w:r>
@@ -14199,7 +14349,7 @@
         <w:pStyle w:val="Compact"/>
         <w:numPr>
           <w:ilvl w:val="0"/>
-          <w:numId w:val="1642"/>
+          <w:numId w:val="1647"/>
         </w:numPr>
       </w:pPr>
       <w:r>
@@ -14211,7 +14361,7 @@
         <w:pStyle w:val="Compact"/>
         <w:numPr>
           <w:ilvl w:val="0"/>
-          <w:numId w:val="1643"/>
+          <w:numId w:val="1648"/>
         </w:numPr>
       </w:pPr>
       <w:r>
@@ -14223,7 +14373,7 @@
         <w:pStyle w:val="Compact"/>
         <w:numPr>
           <w:ilvl w:val="0"/>
-          <w:numId w:val="1644"/>
+          <w:numId w:val="1649"/>
         </w:numPr>
       </w:pPr>
       <w:r>
@@ -14235,7 +14385,7 @@
         <w:pStyle w:val="Compact"/>
         <w:numPr>
           <w:ilvl w:val="0"/>
-          <w:numId w:val="1645"/>
+          <w:numId w:val="1650"/>
         </w:numPr>
       </w:pPr>
       <w:r>
@@ -14247,7 +14397,7 @@
         <w:pStyle w:val="Compact"/>
         <w:numPr>
           <w:ilvl w:val="0"/>
-          <w:numId w:val="1646"/>
+          <w:numId w:val="1651"/>
         </w:numPr>
       </w:pPr>
       <w:r>
@@ -14259,7 +14409,7 @@
         <w:pStyle w:val="Compact"/>
         <w:numPr>
           <w:ilvl w:val="0"/>
-          <w:numId w:val="1647"/>
+          <w:numId w:val="1652"/>
         </w:numPr>
       </w:pPr>
       <w:r>
@@ -15843,7 +15993,7 @@
     <w:abstractNumId w:val="993"/>
   </w:num>
   <w:num w:numId="1355">
-    <w:abstractNumId w:val="992"/>
+    <w:abstractNumId w:val="993"/>
   </w:num>
   <w:num w:numId="1356">
     <w:abstractNumId w:val="993"/>
@@ -15852,23 +16002,23 @@
     <w:abstractNumId w:val="993"/>
   </w:num>
   <w:num w:numId="1358">
+    <w:abstractNumId w:val="993"/>
+  </w:num>
+  <w:num w:numId="1359">
+    <w:abstractNumId w:val="993"/>
+  </w:num>
+  <w:num w:numId="1360">
+    <w:abstractNumId w:val="992"/>
+  </w:num>
+  <w:num w:numId="1361">
+    <w:abstractNumId w:val="993"/>
+  </w:num>
+  <w:num w:numId="1362">
+    <w:abstractNumId w:val="993"/>
+  </w:num>
+  <w:num w:numId="1363">
     <w:abstractNumId w:val="991"/>
   </w:num>
-  <w:num w:numId="1359">
-    <w:abstractNumId w:val="993"/>
-  </w:num>
-  <w:num w:numId="1360">
-    <w:abstractNumId w:val="993"/>
-  </w:num>
-  <w:num w:numId="1361">
-    <w:abstractNumId w:val="993"/>
-  </w:num>
-  <w:num w:numId="1362">
-    <w:abstractNumId w:val="993"/>
-  </w:num>
-  <w:num w:numId="1363">
-    <w:abstractNumId w:val="993"/>
-  </w:num>
   <w:num w:numId="1364">
     <w:abstractNumId w:val="993"/>
   </w:num>
@@ -15882,7 +16032,7 @@
     <w:abstractNumId w:val="993"/>
   </w:num>
   <w:num w:numId="1368">
-    <w:abstractNumId w:val="992"/>
+    <w:abstractNumId w:val="993"/>
   </w:num>
   <w:num w:numId="1369">
     <w:abstractNumId w:val="993"/>
@@ -15897,26 +16047,26 @@
     <w:abstractNumId w:val="993"/>
   </w:num>
   <w:num w:numId="1373">
-    <w:abstractNumId w:val="993"/>
+    <w:abstractNumId w:val="992"/>
   </w:num>
   <w:num w:numId="1374">
+    <w:abstractNumId w:val="993"/>
+  </w:num>
+  <w:num w:numId="1375">
+    <w:abstractNumId w:val="993"/>
+  </w:num>
+  <w:num w:numId="1376">
+    <w:abstractNumId w:val="993"/>
+  </w:num>
+  <w:num w:numId="1377">
+    <w:abstractNumId w:val="993"/>
+  </w:num>
+  <w:num w:numId="1378">
+    <w:abstractNumId w:val="993"/>
+  </w:num>
+  <w:num w:numId="1379">
     <w:abstractNumId w:val="991"/>
   </w:num>
-  <w:num w:numId="1375">
-    <w:abstractNumId w:val="993"/>
-  </w:num>
-  <w:num w:numId="1376">
-    <w:abstractNumId w:val="993"/>
-  </w:num>
-  <w:num w:numId="1377">
-    <w:abstractNumId w:val="993"/>
-  </w:num>
-  <w:num w:numId="1378">
-    <w:abstractNumId w:val="993"/>
-  </w:num>
-  <w:num w:numId="1379">
-    <w:abstractNumId w:val="992"/>
-  </w:num>
   <w:num w:numId="1380">
     <w:abstractNumId w:val="993"/>
   </w:num>
@@ -15933,28 +16083,28 @@
     <w:abstractNumId w:val="993"/>
   </w:num>
   <w:num w:numId="1385">
-    <w:abstractNumId w:val="992"/>
+    <w:abstractNumId w:val="993"/>
   </w:num>
   <w:num w:numId="1386">
-    <w:abstractNumId w:val="992"/>
+    <w:abstractNumId w:val="993"/>
   </w:num>
   <w:num w:numId="1387">
     <w:abstractNumId w:val="993"/>
   </w:num>
   <w:num w:numId="1388">
-    <w:abstractNumId w:val="992"/>
+    <w:abstractNumId w:val="993"/>
   </w:num>
   <w:num w:numId="1389">
-    <w:abstractNumId w:val="992"/>
+    <w:abstractNumId w:val="993"/>
   </w:num>
   <w:num w:numId="1390">
     <w:abstractNumId w:val="992"/>
   </w:num>
   <w:num w:numId="1391">
-    <w:abstractNumId w:val="992"/>
+    <w:abstractNumId w:val="993"/>
   </w:num>
   <w:num w:numId="1392">
-    <w:abstractNumId w:val="992"/>
+    <w:abstractNumId w:val="993"/>
   </w:num>
   <w:num w:numId="1393">
     <w:abstractNumId w:val="992"/>
@@ -16029,22 +16179,22 @@
     <w:abstractNumId w:val="992"/>
   </w:num>
   <w:num w:numId="1417">
-    <w:abstractNumId w:val="993"/>
+    <w:abstractNumId w:val="992"/>
   </w:num>
   <w:num w:numId="1418">
-    <w:abstractNumId w:val="993"/>
+    <w:abstractNumId w:val="992"/>
   </w:num>
   <w:num w:numId="1419">
-    <w:abstractNumId w:val="993"/>
+    <w:abstractNumId w:val="992"/>
   </w:num>
   <w:num w:numId="1420">
-    <w:abstractNumId w:val="993"/>
+    <w:abstractNumId w:val="992"/>
   </w:num>
   <w:num w:numId="1421">
     <w:abstractNumId w:val="992"/>
   </w:num>
   <w:num w:numId="1422">
-    <w:abstractNumId w:val="992"/>
+    <w:abstractNumId w:val="993"/>
   </w:num>
   <w:num w:numId="1423">
     <w:abstractNumId w:val="993"/>
@@ -16056,10 +16206,10 @@
     <w:abstractNumId w:val="993"/>
   </w:num>
   <w:num w:numId="1426">
-    <w:abstractNumId w:val="993"/>
+    <w:abstractNumId w:val="992"/>
   </w:num>
   <w:num w:numId="1427">
-    <w:abstractNumId w:val="993"/>
+    <w:abstractNumId w:val="992"/>
   </w:num>
   <w:num w:numId="1428">
     <w:abstractNumId w:val="993"/>
@@ -16089,34 +16239,34 @@
     <w:abstractNumId w:val="993"/>
   </w:num>
   <w:num w:numId="1437">
-    <w:abstractNumId w:val="992"/>
+    <w:abstractNumId w:val="993"/>
   </w:num>
   <w:num w:numId="1438">
+    <w:abstractNumId w:val="993"/>
+  </w:num>
+  <w:num w:numId="1439">
+    <w:abstractNumId w:val="993"/>
+  </w:num>
+  <w:num w:numId="1440">
+    <w:abstractNumId w:val="993"/>
+  </w:num>
+  <w:num w:numId="1441">
+    <w:abstractNumId w:val="993"/>
+  </w:num>
+  <w:num w:numId="1442">
+    <w:abstractNumId w:val="992"/>
+  </w:num>
+  <w:num w:numId="1443">
     <w:abstractNumId w:val="991"/>
   </w:num>
-  <w:num w:numId="1439">
-    <w:abstractNumId w:val="993"/>
-  </w:num>
-  <w:num w:numId="1440">
-    <w:abstractNumId w:val="993"/>
-  </w:num>
-  <w:num w:numId="1441">
-    <w:abstractNumId w:val="992"/>
-  </w:num>
-  <w:num w:numId="1442">
-    <w:abstractNumId w:val="992"/>
-  </w:num>
-  <w:num w:numId="1443">
-    <w:abstractNumId w:val="992"/>
-  </w:num>
   <w:num w:numId="1444">
-    <w:abstractNumId w:val="992"/>
+    <w:abstractNumId w:val="993"/>
   </w:num>
   <w:num w:numId="1445">
-    <w:abstractNumId w:val="992"/>
+    <w:abstractNumId w:val="993"/>
   </w:num>
   <w:num w:numId="1446">
-    <w:abstractNumId w:val="993"/>
+    <w:abstractNumId w:val="992"/>
   </w:num>
   <w:num w:numId="1447">
     <w:abstractNumId w:val="992"/>
@@ -16125,19 +16275,19 @@
     <w:abstractNumId w:val="992"/>
   </w:num>
   <w:num w:numId="1449">
-    <w:abstractNumId w:val="993"/>
+    <w:abstractNumId w:val="992"/>
   </w:num>
   <w:num w:numId="1450">
-    <w:abstractNumId w:val="993"/>
+    <w:abstractNumId w:val="992"/>
   </w:num>
   <w:num w:numId="1451">
     <w:abstractNumId w:val="993"/>
   </w:num>
   <w:num w:numId="1452">
-    <w:abstractNumId w:val="993"/>
+    <w:abstractNumId w:val="992"/>
   </w:num>
   <w:num w:numId="1453">
-    <w:abstractNumId w:val="993"/>
+    <w:abstractNumId w:val="992"/>
   </w:num>
   <w:num w:numId="1454">
     <w:abstractNumId w:val="993"/>
@@ -16167,59 +16317,59 @@
     <w:abstractNumId w:val="993"/>
   </w:num>
   <w:num w:numId="1463">
+    <w:abstractNumId w:val="993"/>
+  </w:num>
+  <w:num w:numId="1464">
+    <w:abstractNumId w:val="993"/>
+  </w:num>
+  <w:num w:numId="1465">
+    <w:abstractNumId w:val="993"/>
+  </w:num>
+  <w:num w:numId="1466">
+    <w:abstractNumId w:val="993"/>
+  </w:num>
+  <w:num w:numId="1467">
+    <w:abstractNumId w:val="993"/>
+  </w:num>
+  <w:num w:numId="1468">
     <w:abstractNumId w:val="991"/>
   </w:num>
-  <w:num w:numId="1464">
-    <w:abstractNumId w:val="993"/>
-  </w:num>
-  <w:num w:numId="1465">
-    <w:abstractNumId w:val="993"/>
-  </w:num>
-  <w:num w:numId="1466">
-    <w:abstractNumId w:val="993"/>
-  </w:num>
-  <w:num w:numId="1467">
+  <w:num w:numId="1469">
+    <w:abstractNumId w:val="993"/>
+  </w:num>
+  <w:num w:numId="1470">
+    <w:abstractNumId w:val="993"/>
+  </w:num>
+  <w:num w:numId="1471">
+    <w:abstractNumId w:val="993"/>
+  </w:num>
+  <w:num w:numId="1472">
     <w:abstractNumId w:val="991"/>
   </w:num>
-  <w:num w:numId="1468">
-    <w:abstractNumId w:val="993"/>
-  </w:num>
-  <w:num w:numId="1469">
-    <w:abstractNumId w:val="993"/>
-  </w:num>
-  <w:num w:numId="1470">
-    <w:abstractNumId w:val="992"/>
-  </w:num>
-  <w:num w:numId="1471">
-    <w:abstractNumId w:val="992"/>
-  </w:num>
-  <w:num w:numId="1472">
-    <w:abstractNumId w:val="993"/>
-  </w:num>
   <w:num w:numId="1473">
+    <w:abstractNumId w:val="993"/>
+  </w:num>
+  <w:num w:numId="1474">
+    <w:abstractNumId w:val="993"/>
+  </w:num>
+  <w:num w:numId="1475">
+    <w:abstractNumId w:val="992"/>
+  </w:num>
+  <w:num w:numId="1476">
+    <w:abstractNumId w:val="992"/>
+  </w:num>
+  <w:num w:numId="1477">
+    <w:abstractNumId w:val="993"/>
+  </w:num>
+  <w:num w:numId="1478">
     <w:abstractNumId w:val="991"/>
   </w:num>
-  <w:num w:numId="1474">
-    <w:abstractNumId w:val="993"/>
-  </w:num>
-  <w:num w:numId="1475">
+  <w:num w:numId="1479">
+    <w:abstractNumId w:val="993"/>
+  </w:num>
+  <w:num w:numId="1480">
     <w:abstractNumId w:val="991"/>
   </w:num>
-  <w:num w:numId="1476">
-    <w:abstractNumId w:val="993"/>
-  </w:num>
-  <w:num w:numId="1477">
-    <w:abstractNumId w:val="993"/>
-  </w:num>
-  <w:num w:numId="1478">
-    <w:abstractNumId w:val="993"/>
-  </w:num>
-  <w:num w:numId="1479">
-    <w:abstractNumId w:val="993"/>
-  </w:num>
-  <w:num w:numId="1480">
-    <w:abstractNumId w:val="993"/>
-  </w:num>
   <w:num w:numId="1481">
     <w:abstractNumId w:val="993"/>
   </w:num>
@@ -16233,23 +16383,23 @@
     <w:abstractNumId w:val="993"/>
   </w:num>
   <w:num w:numId="1485">
+    <w:abstractNumId w:val="993"/>
+  </w:num>
+  <w:num w:numId="1486">
+    <w:abstractNumId w:val="993"/>
+  </w:num>
+  <w:num w:numId="1487">
+    <w:abstractNumId w:val="993"/>
+  </w:num>
+  <w:num w:numId="1488">
+    <w:abstractNumId w:val="993"/>
+  </w:num>
+  <w:num w:numId="1489">
+    <w:abstractNumId w:val="993"/>
+  </w:num>
+  <w:num w:numId="1490">
     <w:abstractNumId w:val="991"/>
   </w:num>
-  <w:num w:numId="1486">
-    <w:abstractNumId w:val="993"/>
-  </w:num>
-  <w:num w:numId="1487">
-    <w:abstractNumId w:val="993"/>
-  </w:num>
-  <w:num w:numId="1488">
-    <w:abstractNumId w:val="992"/>
-  </w:num>
-  <w:num w:numId="1489">
-    <w:abstractNumId w:val="992"/>
-  </w:num>
-  <w:num w:numId="1490">
-    <w:abstractNumId w:val="993"/>
-  </w:num>
   <w:num w:numId="1491">
     <w:abstractNumId w:val="993"/>
   </w:num>
@@ -16263,10 +16413,10 @@
     <w:abstractNumId w:val="992"/>
   </w:num>
   <w:num w:numId="1495">
-    <w:abstractNumId w:val="992"/>
+    <w:abstractNumId w:val="993"/>
   </w:num>
   <w:num w:numId="1496">
-    <w:abstractNumId w:val="992"/>
+    <w:abstractNumId w:val="993"/>
   </w:num>
   <w:num w:numId="1497">
     <w:abstractNumId w:val="993"/>
@@ -16278,19 +16428,19 @@
     <w:abstractNumId w:val="992"/>
   </w:num>
   <w:num w:numId="1500">
-    <w:abstractNumId w:val="993"/>
+    <w:abstractNumId w:val="992"/>
   </w:num>
   <w:num w:numId="1501">
-    <w:abstractNumId w:val="993"/>
+    <w:abstractNumId w:val="992"/>
   </w:num>
   <w:num w:numId="1502">
     <w:abstractNumId w:val="993"/>
   </w:num>
   <w:num w:numId="1503">
-    <w:abstractNumId w:val="993"/>
+    <w:abstractNumId w:val="992"/>
   </w:num>
   <w:num w:numId="1504">
-    <w:abstractNumId w:val="993"/>
+    <w:abstractNumId w:val="992"/>
   </w:num>
   <w:num w:numId="1505">
     <w:abstractNumId w:val="993"/>
@@ -16338,23 +16488,23 @@
     <w:abstractNumId w:val="993"/>
   </w:num>
   <w:num w:numId="1520">
+    <w:abstractNumId w:val="993"/>
+  </w:num>
+  <w:num w:numId="1521">
+    <w:abstractNumId w:val="993"/>
+  </w:num>
+  <w:num w:numId="1522">
+    <w:abstractNumId w:val="993"/>
+  </w:num>
+  <w:num w:numId="1523">
+    <w:abstractNumId w:val="993"/>
+  </w:num>
+  <w:num w:numId="1524">
+    <w:abstractNumId w:val="993"/>
+  </w:num>
+  <w:num w:numId="1525">
     <w:abstractNumId w:val="991"/>
   </w:num>
-  <w:num w:numId="1521">
-    <w:abstractNumId w:val="992"/>
-  </w:num>
-  <w:num w:numId="1522">
-    <w:abstractNumId w:val="992"/>
-  </w:num>
-  <w:num w:numId="1523">
-    <w:abstractNumId w:val="992"/>
-  </w:num>
-  <w:num w:numId="1524">
-    <w:abstractNumId w:val="992"/>
-  </w:num>
-  <w:num w:numId="1525">
-    <w:abstractNumId w:val="992"/>
-  </w:num>
   <w:num w:numId="1526">
     <w:abstractNumId w:val="992"/>
   </w:num>
@@ -16389,47 +16539,47 @@
     <w:abstractNumId w:val="992"/>
   </w:num>
   <w:num w:numId="1537">
-    <w:abstractNumId w:val="993"/>
+    <w:abstractNumId w:val="992"/>
   </w:num>
   <w:num w:numId="1538">
-    <w:abstractNumId w:val="993"/>
+    <w:abstractNumId w:val="992"/>
   </w:num>
   <w:num w:numId="1539">
-    <w:abstractNumId w:val="993"/>
+    <w:abstractNumId w:val="992"/>
   </w:num>
   <w:num w:numId="1540">
-    <w:abstractNumId w:val="993"/>
+    <w:abstractNumId w:val="992"/>
   </w:num>
   <w:num w:numId="1541">
-    <w:abstractNumId w:val="993"/>
+    <w:abstractNumId w:val="992"/>
   </w:num>
   <w:num w:numId="1542">
+    <w:abstractNumId w:val="993"/>
+  </w:num>
+  <w:num w:numId="1543">
+    <w:abstractNumId w:val="993"/>
+  </w:num>
+  <w:num w:numId="1544">
+    <w:abstractNumId w:val="993"/>
+  </w:num>
+  <w:num w:numId="1545">
+    <w:abstractNumId w:val="993"/>
+  </w:num>
+  <w:num w:numId="1546">
+    <w:abstractNumId w:val="993"/>
+  </w:num>
+  <w:num w:numId="1547">
     <w:abstractNumId w:val="991"/>
   </w:num>
-  <w:num w:numId="1543">
-    <w:abstractNumId w:val="993"/>
-  </w:num>
-  <w:num w:numId="1544">
-    <w:abstractNumId w:val="993"/>
-  </w:num>
-  <w:num w:numId="1545">
+  <w:num w:numId="1548">
+    <w:abstractNumId w:val="993"/>
+  </w:num>
+  <w:num w:numId="1549">
+    <w:abstractNumId w:val="993"/>
+  </w:num>
+  <w:num w:numId="1550">
     <w:abstractNumId w:val="991"/>
   </w:num>
-  <w:num w:numId="1546">
-    <w:abstractNumId w:val="993"/>
-  </w:num>
-  <w:num w:numId="1547">
-    <w:abstractNumId w:val="993"/>
-  </w:num>
-  <w:num w:numId="1548">
-    <w:abstractNumId w:val="993"/>
-  </w:num>
-  <w:num w:numId="1549">
-    <w:abstractNumId w:val="993"/>
-  </w:num>
-  <w:num w:numId="1550">
-    <w:abstractNumId w:val="993"/>
-  </w:num>
   <w:num w:numId="1551">
     <w:abstractNumId w:val="993"/>
   </w:num>
@@ -16446,40 +16596,40 @@
     <w:abstractNumId w:val="993"/>
   </w:num>
   <w:num w:numId="1556">
+    <w:abstractNumId w:val="993"/>
+  </w:num>
+  <w:num w:numId="1557">
+    <w:abstractNumId w:val="993"/>
+  </w:num>
+  <w:num w:numId="1558">
+    <w:abstractNumId w:val="993"/>
+  </w:num>
+  <w:num w:numId="1559">
+    <w:abstractNumId w:val="993"/>
+  </w:num>
+  <w:num w:numId="1560">
+    <w:abstractNumId w:val="993"/>
+  </w:num>
+  <w:num w:numId="1561">
     <w:abstractNumId w:val="991"/>
   </w:num>
-  <w:num w:numId="1557">
-    <w:abstractNumId w:val="993"/>
-  </w:num>
-  <w:num w:numId="1558">
+  <w:num w:numId="1562">
+    <w:abstractNumId w:val="993"/>
+  </w:num>
+  <w:num w:numId="1563">
     <w:abstractNumId w:val="991"/>
   </w:num>
-  <w:num w:numId="1559">
-    <w:abstractNumId w:val="993"/>
-  </w:num>
-  <w:num w:numId="1560">
-    <w:abstractNumId w:val="993"/>
-  </w:num>
-  <w:num w:numId="1561">
-    <w:abstractNumId w:val="993"/>
-  </w:num>
-  <w:num w:numId="1562">
-    <w:abstractNumId w:val="993"/>
-  </w:num>
-  <w:num w:numId="1563">
-    <w:abstractNumId w:val="992"/>
-  </w:num>
   <w:num w:numId="1564">
-    <w:abstractNumId w:val="992"/>
+    <w:abstractNumId w:val="993"/>
   </w:num>
   <w:num w:numId="1565">
     <w:abstractNumId w:val="993"/>
   </w:num>
   <w:num w:numId="1566">
-    <w:abstractNumId w:val="992"/>
+    <w:abstractNumId w:val="993"/>
   </w:num>
   <w:num w:numId="1567">
-    <w:abstractNumId w:val="992"/>
+    <w:abstractNumId w:val="993"/>
   </w:num>
   <w:num w:numId="1568">
     <w:abstractNumId w:val="992"/>
@@ -16488,25 +16638,25 @@
     <w:abstractNumId w:val="992"/>
   </w:num>
   <w:num w:numId="1570">
-    <w:abstractNumId w:val="992"/>
+    <w:abstractNumId w:val="993"/>
   </w:num>
   <w:num w:numId="1571">
     <w:abstractNumId w:val="992"/>
   </w:num>
   <w:num w:numId="1572">
-    <w:abstractNumId w:val="993"/>
+    <w:abstractNumId w:val="992"/>
   </w:num>
   <w:num w:numId="1573">
-    <w:abstractNumId w:val="993"/>
+    <w:abstractNumId w:val="992"/>
   </w:num>
   <w:num w:numId="1574">
-    <w:abstractNumId w:val="993"/>
+    <w:abstractNumId w:val="992"/>
   </w:num>
   <w:num w:numId="1575">
-    <w:abstractNumId w:val="993"/>
+    <w:abstractNumId w:val="992"/>
   </w:num>
   <w:num w:numId="1576">
-    <w:abstractNumId w:val="993"/>
+    <w:abstractNumId w:val="992"/>
   </w:num>
   <w:num w:numId="1577">
     <w:abstractNumId w:val="993"/>
@@ -16515,7 +16665,7 @@
     <w:abstractNumId w:val="993"/>
   </w:num>
   <w:num w:numId="1579">
-    <w:abstractNumId w:val="992"/>
+    <w:abstractNumId w:val="993"/>
   </w:num>
   <w:num w:numId="1580">
     <w:abstractNumId w:val="993"/>
@@ -16527,10 +16677,10 @@
     <w:abstractNumId w:val="993"/>
   </w:num>
   <w:num w:numId="1583">
-    <w:abstractNumId w:val="992"/>
+    <w:abstractNumId w:val="993"/>
   </w:num>
   <w:num w:numId="1584">
-    <w:abstractNumId w:val="993"/>
+    <w:abstractNumId w:val="992"/>
   </w:num>
   <w:num w:numId="1585">
     <w:abstractNumId w:val="993"/>
@@ -16539,10 +16689,10 @@
     <w:abstractNumId w:val="993"/>
   </w:num>
   <w:num w:numId="1587">
-    <w:abstractNumId w:val="992"/>
+    <w:abstractNumId w:val="993"/>
   </w:num>
   <w:num w:numId="1588">
-    <w:abstractNumId w:val="993"/>
+    <w:abstractNumId w:val="992"/>
   </w:num>
   <w:num w:numId="1589">
     <w:abstractNumId w:val="993"/>
@@ -16554,46 +16704,46 @@
     <w:abstractNumId w:val="993"/>
   </w:num>
   <w:num w:numId="1592">
-    <w:abstractNumId w:val="993"/>
+    <w:abstractNumId w:val="992"/>
   </w:num>
   <w:num w:numId="1593">
     <w:abstractNumId w:val="993"/>
   </w:num>
   <w:num w:numId="1594">
-    <w:abstractNumId w:val="992"/>
+    <w:abstractNumId w:val="993"/>
   </w:num>
   <w:num w:numId="1595">
     <w:abstractNumId w:val="993"/>
   </w:num>
   <w:num w:numId="1596">
-    <w:abstractNumId w:val="992"/>
+    <w:abstractNumId w:val="993"/>
   </w:num>
   <w:num w:numId="1597">
-    <w:abstractNumId w:val="992"/>
+    <w:abstractNumId w:val="993"/>
   </w:num>
   <w:num w:numId="1598">
     <w:abstractNumId w:val="993"/>
   </w:num>
   <w:num w:numId="1599">
-    <w:abstractNumId w:val="993"/>
+    <w:abstractNumId w:val="992"/>
   </w:num>
   <w:num w:numId="1600">
     <w:abstractNumId w:val="993"/>
   </w:num>
   <w:num w:numId="1601">
-    <w:abstractNumId w:val="993"/>
+    <w:abstractNumId w:val="992"/>
   </w:num>
   <w:num w:numId="1602">
     <w:abstractNumId w:val="992"/>
   </w:num>
   <w:num w:numId="1603">
-    <w:abstractNumId w:val="992"/>
+    <w:abstractNumId w:val="993"/>
   </w:num>
   <w:num w:numId="1604">
-    <w:abstractNumId w:val="992"/>
+    <w:abstractNumId w:val="993"/>
   </w:num>
   <w:num w:numId="1605">
-    <w:abstractNumId w:val="992"/>
+    <w:abstractNumId w:val="993"/>
   </w:num>
   <w:num w:numId="1606">
     <w:abstractNumId w:val="993"/>
@@ -16611,7 +16761,7 @@
     <w:abstractNumId w:val="992"/>
   </w:num>
   <w:num w:numId="1611">
-    <w:abstractNumId w:val="992"/>
+    <w:abstractNumId w:val="993"/>
   </w:num>
   <w:num w:numId="1612">
     <w:abstractNumId w:val="992"/>
@@ -16719,6 +16869,21 @@
     <w:abstractNumId w:val="992"/>
   </w:num>
   <w:num w:numId="1647">
+    <w:abstractNumId w:val="992"/>
+  </w:num>
+  <w:num w:numId="1648">
+    <w:abstractNumId w:val="992"/>
+  </w:num>
+  <w:num w:numId="1649">
+    <w:abstractNumId w:val="992"/>
+  </w:num>
+  <w:num w:numId="1650">
+    <w:abstractNumId w:val="992"/>
+  </w:num>
+  <w:num w:numId="1651">
+    <w:abstractNumId w:val="992"/>
+  </w:num>
+  <w:num w:numId="1652">
     <w:abstractNumId w:val="992"/>
   </w:num>
 </w:numbering>

--- a/MASTER_M1_M2_DELIVERY_CHECKLIST.docx
+++ b/MASTER_M1_M2_DELIVERY_CHECKLIST.docx
@@ -409,7 +409,7 @@
               <w:jc w:val="right"/>
             </w:pPr>
             <w:r>
-              <w:t xml:space="preserve">9%</w:t>
+              <w:t xml:space="preserve">10%</w:t>
             </w:r>
           </w:p>
         </w:tc>
@@ -420,7 +420,7 @@
               <w:pStyle w:val="Compact"/>
             </w:pPr>
             <w:r>
-              <w:t xml:space="preserve">Attempt UI, reset mechanics, manual override, and browser/pixel gate implemented</w:t>
+              <w:t xml:space="preserve">Done — attempt mechanic, UI, reset paths, manual override, browser/pixel, Revive gate</w:t>
             </w:r>
           </w:p>
         </w:tc>
@@ -709,7 +709,7 @@
                 <w:b/>
                 <w:bCs/>
               </w:rPr>
-              <w:t xml:space="preserve">66%</w:t>
+              <w:t xml:space="preserve">67%</w:t>
             </w:r>
           </w:p>
         </w:tc>
@@ -724,7 +724,7 @@
                 <w:b/>
                 <w:bCs/>
               </w:rPr>
-              <w:t xml:space="preserve">M1.5 browser/pixel gate added; Revive Queue and release gates remain</w:t>
+              <w:t xml:space="preserve">M1.5 complete; next gates are M1.6 regression/release and remaining M2 work</w:t>
             </w:r>
           </w:p>
         </w:tc>
@@ -8949,6 +8949,111 @@
         <w:t xml:space="preserve">after quick-log CSS/pixel adjustment.</w:t>
       </w:r>
     </w:p>
+    <w:p>
+      <w:pPr>
+        <w:pStyle w:val="Compact"/>
+        <w:numPr>
+          <w:ilvl w:val="0"/>
+          <w:numId w:val="1357"/>
+        </w:numPr>
+      </w:pPr>
+      <w:r>
+        <w:t xml:space="preserve">Confirmed canonical</w:t>
+      </w:r>
+      <w:r>
+        <w:t xml:space="preserve"> </w:t>
+      </w:r>
+      <w:r>
+        <w:rPr>
+          <w:rStyle w:val="VerbatimChar"/>
+        </w:rPr>
+        <w:t xml:space="preserve">followUpType</w:t>
+      </w:r>
+      <w:r>
+        <w:t xml:space="preserve"> </w:t>
+      </w:r>
+      <w:r>
+        <w:t xml:space="preserve">values are lowercase UI values; M1.5 auto-threshold now writes</w:t>
+      </w:r>
+      <w:r>
+        <w:t xml:space="preserve"> </w:t>
+      </w:r>
+      <w:r>
+        <w:rPr>
+          <w:rStyle w:val="VerbatimChar"/>
+        </w:rPr>
+        <w:t xml:space="preserve">reengage</w:t>
+      </w:r>
+      <w:r>
+        <w:t xml:space="preserve"> </w:t>
+      </w:r>
+      <w:r>
+        <w:t xml:space="preserve">instead of snake_case</w:t>
+      </w:r>
+      <w:r>
+        <w:t xml:space="preserve"> </w:t>
+      </w:r>
+      <w:r>
+        <w:rPr>
+          <w:rStyle w:val="VerbatimChar"/>
+        </w:rPr>
+        <w:t xml:space="preserve">re_engage</w:t>
+      </w:r>
+      <w:r>
+        <w:t xml:space="preserve">, while backend label mapping accepts both old and canonical variants.</w:t>
+      </w:r>
+    </w:p>
+    <w:p>
+      <w:pPr>
+        <w:pStyle w:val="Compact"/>
+        <w:numPr>
+          <w:ilvl w:val="0"/>
+          <w:numId w:val="1358"/>
+        </w:numPr>
+      </w:pPr>
+      <w:r>
+        <w:t xml:space="preserve">Revive Queue compatibility preserved: focused test verifies canonical</w:t>
+      </w:r>
+      <w:r>
+        <w:t xml:space="preserve"> </w:t>
+      </w:r>
+      <w:r>
+        <w:rPr>
+          <w:rStyle w:val="VerbatimChar"/>
+        </w:rPr>
+        <w:t xml:space="preserve">reengage</w:t>
+      </w:r>
+      <w:r>
+        <w:t xml:space="preserve"> </w:t>
+      </w:r>
+      <w:r>
+        <w:t xml:space="preserve">Nurture follow-up is returned with</w:t>
+      </w:r>
+      <w:r>
+        <w:t xml:space="preserve"> </w:t>
+      </w:r>
+      <w:r>
+        <w:rPr>
+          <w:rStyle w:val="VerbatimChar"/>
+        </w:rPr>
+        <w:t xml:space="preserve">reviveSource: follow_up</w:t>
+      </w:r>
+      <w:r>
+        <w:t xml:space="preserve">.</w:t>
+      </w:r>
+    </w:p>
+    <w:p>
+      <w:pPr>
+        <w:pStyle w:val="Compact"/>
+        <w:numPr>
+          <w:ilvl w:val="0"/>
+          <w:numId w:val="1359"/>
+        </w:numPr>
+      </w:pPr>
+      <w:r>
+        <w:t xml:space="preserve">Validation passed: focused backend tests 18/18, server build, and targeted ESLint 0 errors / existing warning debt only.</w:t>
+      </w:r>
+    </w:p>
     <w:bookmarkEnd w:id="49"/>
     <w:bookmarkStart w:id="50" w:name="data-and-backend"/>
     <w:p>
@@ -8964,7 +9069,7 @@
         <w:pStyle w:val="Compact"/>
         <w:numPr>
           <w:ilvl w:val="0"/>
-          <w:numId w:val="1357"/>
+          <w:numId w:val="1360"/>
         </w:numPr>
       </w:pPr>
       <w:r>
@@ -9003,7 +9108,7 @@
         <w:pStyle w:val="Compact"/>
         <w:numPr>
           <w:ilvl w:val="0"/>
-          <w:numId w:val="1358"/>
+          <w:numId w:val="1361"/>
         </w:numPr>
       </w:pPr>
       <w:r>
@@ -9042,7 +9147,7 @@
         <w:pStyle w:val="Compact"/>
         <w:numPr>
           <w:ilvl w:val="0"/>
-          <w:numId w:val="1359"/>
+          <w:numId w:val="1362"/>
         </w:numPr>
       </w:pPr>
       <w:r>
@@ -9066,7 +9171,7 @@
         <w:pStyle w:val="Compact"/>
         <w:numPr>
           <w:ilvl w:val="0"/>
-          <w:numId w:val="1360"/>
+          <w:numId w:val="1363"/>
         </w:numPr>
       </w:pPr>
       <w:r>
@@ -9123,7 +9228,7 @@
         <w:pStyle w:val="Compact"/>
         <w:numPr>
           <w:ilvl w:val="0"/>
-          <w:numId w:val="1361"/>
+          <w:numId w:val="1364"/>
         </w:numPr>
       </w:pPr>
       <w:r>
@@ -9147,7 +9252,7 @@
         <w:pStyle w:val="Compact"/>
         <w:numPr>
           <w:ilvl w:val="0"/>
-          <w:numId w:val="1362"/>
+          <w:numId w:val="1365"/>
         </w:numPr>
       </w:pPr>
       <w:r>
@@ -9159,7 +9264,7 @@
         <w:pStyle w:val="Compact"/>
         <w:numPr>
           <w:ilvl w:val="1"/>
-          <w:numId w:val="1363"/>
+          <w:numId w:val="1366"/>
         </w:numPr>
       </w:pPr>
       <w:r>
@@ -9171,7 +9276,7 @@
         <w:pStyle w:val="Compact"/>
         <w:numPr>
           <w:ilvl w:val="1"/>
-          <w:numId w:val="1363"/>
+          <w:numId w:val="1366"/>
         </w:numPr>
       </w:pPr>
       <w:r>
@@ -9183,7 +9288,7 @@
         <w:pStyle w:val="Compact"/>
         <w:numPr>
           <w:ilvl w:val="1"/>
-          <w:numId w:val="1363"/>
+          <w:numId w:val="1366"/>
         </w:numPr>
       </w:pPr>
       <w:r>
@@ -9195,7 +9300,7 @@
         <w:pStyle w:val="Compact"/>
         <w:numPr>
           <w:ilvl w:val="1"/>
-          <w:numId w:val="1363"/>
+          <w:numId w:val="1366"/>
         </w:numPr>
       </w:pPr>
       <w:r>
@@ -9207,7 +9312,7 @@
         <w:pStyle w:val="Compact"/>
         <w:numPr>
           <w:ilvl w:val="1"/>
-          <w:numId w:val="1363"/>
+          <w:numId w:val="1366"/>
         </w:numPr>
       </w:pPr>
       <w:r>
@@ -9219,7 +9324,7 @@
         <w:pStyle w:val="Compact"/>
         <w:numPr>
           <w:ilvl w:val="0"/>
-          <w:numId w:val="1364"/>
+          <w:numId w:val="1367"/>
         </w:numPr>
       </w:pPr>
       <w:r>
@@ -9264,7 +9369,7 @@
         <w:pStyle w:val="Compact"/>
         <w:numPr>
           <w:ilvl w:val="0"/>
-          <w:numId w:val="1365"/>
+          <w:numId w:val="1368"/>
         </w:numPr>
       </w:pPr>
       <w:r>
@@ -9297,7 +9402,7 @@
         <w:pStyle w:val="Compact"/>
         <w:numPr>
           <w:ilvl w:val="0"/>
-          <w:numId w:val="1366"/>
+          <w:numId w:val="1369"/>
         </w:numPr>
       </w:pPr>
       <w:r>
@@ -9330,7 +9435,7 @@
         <w:pStyle w:val="Compact"/>
         <w:numPr>
           <w:ilvl w:val="0"/>
-          <w:numId w:val="1367"/>
+          <w:numId w:val="1370"/>
         </w:numPr>
       </w:pPr>
       <w:r>
@@ -9357,7 +9462,7 @@
         <w:pStyle w:val="Compact"/>
         <w:numPr>
           <w:ilvl w:val="0"/>
-          <w:numId w:val="1368"/>
+          <w:numId w:val="1371"/>
         </w:numPr>
       </w:pPr>
       <w:r>
@@ -9369,7 +9474,7 @@
         <w:pStyle w:val="Compact"/>
         <w:numPr>
           <w:ilvl w:val="0"/>
-          <w:numId w:val="1369"/>
+          <w:numId w:val="1372"/>
         </w:numPr>
       </w:pPr>
       <w:r>
@@ -9381,7 +9486,7 @@
         <w:pStyle w:val="Compact"/>
         <w:numPr>
           <w:ilvl w:val="0"/>
-          <w:numId w:val="1370"/>
+          <w:numId w:val="1373"/>
         </w:numPr>
       </w:pPr>
       <w:r>
@@ -9393,7 +9498,7 @@
         <w:pStyle w:val="Compact"/>
         <w:numPr>
           <w:ilvl w:val="0"/>
-          <w:numId w:val="1371"/>
+          <w:numId w:val="1374"/>
         </w:numPr>
       </w:pPr>
       <w:r>
@@ -9405,7 +9510,7 @@
         <w:pStyle w:val="Compact"/>
         <w:numPr>
           <w:ilvl w:val="0"/>
-          <w:numId w:val="1372"/>
+          <w:numId w:val="1375"/>
         </w:numPr>
       </w:pPr>
       <w:r>
@@ -9432,7 +9537,7 @@
         <w:pStyle w:val="Compact"/>
         <w:numPr>
           <w:ilvl w:val="0"/>
-          <w:numId w:val="1373"/>
+          <w:numId w:val="1376"/>
         </w:numPr>
       </w:pPr>
       <w:r>
@@ -9454,7 +9559,7 @@
         <w:pStyle w:val="Compact"/>
         <w:numPr>
           <w:ilvl w:val="0"/>
-          <w:numId w:val="1374"/>
+          <w:numId w:val="1377"/>
         </w:numPr>
       </w:pPr>
       <w:r>
@@ -9466,7 +9571,7 @@
         <w:pStyle w:val="Compact"/>
         <w:numPr>
           <w:ilvl w:val="0"/>
-          <w:numId w:val="1375"/>
+          <w:numId w:val="1378"/>
         </w:numPr>
       </w:pPr>
       <w:r>
@@ -9478,7 +9583,7 @@
         <w:pStyle w:val="Compact"/>
         <w:numPr>
           <w:ilvl w:val="0"/>
-          <w:numId w:val="1376"/>
+          <w:numId w:val="1379"/>
         </w:numPr>
       </w:pPr>
       <w:r>
@@ -9490,7 +9595,7 @@
         <w:pStyle w:val="Compact"/>
         <w:numPr>
           <w:ilvl w:val="0"/>
-          <w:numId w:val="1377"/>
+          <w:numId w:val="1380"/>
         </w:numPr>
       </w:pPr>
       <w:r>
@@ -9514,7 +9619,7 @@
         <w:pStyle w:val="Compact"/>
         <w:numPr>
           <w:ilvl w:val="0"/>
-          <w:numId w:val="1378"/>
+          <w:numId w:val="1381"/>
         </w:numPr>
       </w:pPr>
       <w:r>
@@ -9526,7 +9631,7 @@
         <w:pStyle w:val="Compact"/>
         <w:numPr>
           <w:ilvl w:val="1"/>
-          <w:numId w:val="1379"/>
+          <w:numId w:val="1382"/>
         </w:numPr>
       </w:pPr>
       <w:r>
@@ -9538,7 +9643,7 @@
         <w:pStyle w:val="Compact"/>
         <w:numPr>
           <w:ilvl w:val="1"/>
-          <w:numId w:val="1379"/>
+          <w:numId w:val="1382"/>
         </w:numPr>
       </w:pPr>
       <w:r>
@@ -9550,7 +9655,7 @@
         <w:pStyle w:val="Compact"/>
         <w:numPr>
           <w:ilvl w:val="1"/>
-          <w:numId w:val="1379"/>
+          <w:numId w:val="1382"/>
         </w:numPr>
       </w:pPr>
       <w:r>
@@ -9562,7 +9667,7 @@
         <w:pStyle w:val="Compact"/>
         <w:numPr>
           <w:ilvl w:val="0"/>
-          <w:numId w:val="1380"/>
+          <w:numId w:val="1383"/>
         </w:numPr>
       </w:pPr>
       <w:r>
@@ -9604,7 +9709,7 @@
         <w:pStyle w:val="Compact"/>
         <w:numPr>
           <w:ilvl w:val="0"/>
-          <w:numId w:val="1381"/>
+          <w:numId w:val="1384"/>
         </w:numPr>
       </w:pPr>
       <w:r>
@@ -9646,7 +9751,7 @@
         <w:pStyle w:val="Compact"/>
         <w:numPr>
           <w:ilvl w:val="0"/>
-          <w:numId w:val="1382"/>
+          <w:numId w:val="1385"/>
         </w:numPr>
       </w:pPr>
       <w:r>
@@ -9668,7 +9773,7 @@
         <w:pStyle w:val="Compact"/>
         <w:numPr>
           <w:ilvl w:val="0"/>
-          <w:numId w:val="1383"/>
+          <w:numId w:val="1386"/>
         </w:numPr>
       </w:pPr>
       <w:r>
@@ -9680,7 +9785,7 @@
         <w:pStyle w:val="Compact"/>
         <w:numPr>
           <w:ilvl w:val="0"/>
-          <w:numId w:val="1384"/>
+          <w:numId w:val="1387"/>
         </w:numPr>
       </w:pPr>
       <w:r>
@@ -9692,7 +9797,7 @@
         <w:pStyle w:val="Compact"/>
         <w:numPr>
           <w:ilvl w:val="0"/>
-          <w:numId w:val="1385"/>
+          <w:numId w:val="1388"/>
         </w:numPr>
       </w:pPr>
       <w:r>
@@ -9704,7 +9809,7 @@
         <w:pStyle w:val="Compact"/>
         <w:numPr>
           <w:ilvl w:val="0"/>
-          <w:numId w:val="1386"/>
+          <w:numId w:val="1389"/>
         </w:numPr>
       </w:pPr>
       <w:r>
@@ -9716,7 +9821,7 @@
         <w:pStyle w:val="Compact"/>
         <w:numPr>
           <w:ilvl w:val="0"/>
-          <w:numId w:val="1387"/>
+          <w:numId w:val="1390"/>
         </w:numPr>
       </w:pPr>
       <w:r>
@@ -9728,7 +9833,7 @@
         <w:pStyle w:val="Compact"/>
         <w:numPr>
           <w:ilvl w:val="0"/>
-          <w:numId w:val="1388"/>
+          <w:numId w:val="1391"/>
         </w:numPr>
       </w:pPr>
       <w:r>
@@ -9740,7 +9845,7 @@
         <w:pStyle w:val="Compact"/>
         <w:numPr>
           <w:ilvl w:val="0"/>
-          <w:numId w:val="1389"/>
+          <w:numId w:val="1392"/>
         </w:numPr>
       </w:pPr>
       <w:r>
@@ -9752,7 +9857,7 @@
         <w:pStyle w:val="Compact"/>
         <w:numPr>
           <w:ilvl w:val="0"/>
-          <w:numId w:val="1390"/>
+          <w:numId w:val="1393"/>
         </w:numPr>
       </w:pPr>
       <w:r>
@@ -9764,7 +9869,7 @@
         <w:pStyle w:val="Compact"/>
         <w:numPr>
           <w:ilvl w:val="0"/>
-          <w:numId w:val="1391"/>
+          <w:numId w:val="1394"/>
         </w:numPr>
       </w:pPr>
       <w:r>
@@ -9776,7 +9881,7 @@
         <w:pStyle w:val="Compact"/>
         <w:numPr>
           <w:ilvl w:val="0"/>
-          <w:numId w:val="1392"/>
+          <w:numId w:val="1395"/>
         </w:numPr>
       </w:pPr>
       <w:r>
@@ -9808,7 +9913,7 @@
         <w:pStyle w:val="Compact"/>
         <w:numPr>
           <w:ilvl w:val="0"/>
-          <w:numId w:val="1393"/>
+          <w:numId w:val="1396"/>
         </w:numPr>
       </w:pPr>
       <w:r>
@@ -9820,7 +9925,7 @@
         <w:pStyle w:val="Compact"/>
         <w:numPr>
           <w:ilvl w:val="0"/>
-          <w:numId w:val="1394"/>
+          <w:numId w:val="1397"/>
         </w:numPr>
       </w:pPr>
       <w:r>
@@ -9832,7 +9937,7 @@
         <w:pStyle w:val="Compact"/>
         <w:numPr>
           <w:ilvl w:val="0"/>
-          <w:numId w:val="1395"/>
+          <w:numId w:val="1398"/>
         </w:numPr>
       </w:pPr>
       <w:r>
@@ -9844,7 +9949,7 @@
         <w:pStyle w:val="Compact"/>
         <w:numPr>
           <w:ilvl w:val="0"/>
-          <w:numId w:val="1396"/>
+          <w:numId w:val="1399"/>
         </w:numPr>
       </w:pPr>
       <w:r>
@@ -9856,7 +9961,7 @@
         <w:pStyle w:val="Compact"/>
         <w:numPr>
           <w:ilvl w:val="0"/>
-          <w:numId w:val="1397"/>
+          <w:numId w:val="1400"/>
         </w:numPr>
       </w:pPr>
       <w:r>
@@ -9868,7 +9973,7 @@
         <w:pStyle w:val="Compact"/>
         <w:numPr>
           <w:ilvl w:val="0"/>
-          <w:numId w:val="1398"/>
+          <w:numId w:val="1401"/>
         </w:numPr>
       </w:pPr>
       <w:r>
@@ -9880,7 +9985,7 @@
         <w:pStyle w:val="Compact"/>
         <w:numPr>
           <w:ilvl w:val="0"/>
-          <w:numId w:val="1399"/>
+          <w:numId w:val="1402"/>
         </w:numPr>
       </w:pPr>
       <w:r>
@@ -9892,7 +9997,7 @@
         <w:pStyle w:val="Compact"/>
         <w:numPr>
           <w:ilvl w:val="0"/>
-          <w:numId w:val="1400"/>
+          <w:numId w:val="1403"/>
         </w:numPr>
       </w:pPr>
       <w:r>
@@ -9904,7 +10009,7 @@
         <w:pStyle w:val="Compact"/>
         <w:numPr>
           <w:ilvl w:val="0"/>
-          <w:numId w:val="1401"/>
+          <w:numId w:val="1404"/>
         </w:numPr>
       </w:pPr>
       <w:r>
@@ -9916,7 +10021,7 @@
         <w:pStyle w:val="Compact"/>
         <w:numPr>
           <w:ilvl w:val="0"/>
-          <w:numId w:val="1402"/>
+          <w:numId w:val="1405"/>
         </w:numPr>
       </w:pPr>
       <w:r>
@@ -9928,7 +10033,7 @@
         <w:pStyle w:val="Compact"/>
         <w:numPr>
           <w:ilvl w:val="0"/>
-          <w:numId w:val="1403"/>
+          <w:numId w:val="1406"/>
         </w:numPr>
       </w:pPr>
       <w:r>
@@ -9940,7 +10045,7 @@
         <w:pStyle w:val="Compact"/>
         <w:numPr>
           <w:ilvl w:val="0"/>
-          <w:numId w:val="1404"/>
+          <w:numId w:val="1407"/>
         </w:numPr>
       </w:pPr>
       <w:r>
@@ -9952,7 +10057,7 @@
         <w:pStyle w:val="Compact"/>
         <w:numPr>
           <w:ilvl w:val="0"/>
-          <w:numId w:val="1405"/>
+          <w:numId w:val="1408"/>
         </w:numPr>
       </w:pPr>
       <w:r>
@@ -9964,7 +10069,7 @@
         <w:pStyle w:val="Compact"/>
         <w:numPr>
           <w:ilvl w:val="0"/>
-          <w:numId w:val="1406"/>
+          <w:numId w:val="1409"/>
         </w:numPr>
       </w:pPr>
       <w:r>
@@ -9976,7 +10081,7 @@
         <w:pStyle w:val="Compact"/>
         <w:numPr>
           <w:ilvl w:val="0"/>
-          <w:numId w:val="1407"/>
+          <w:numId w:val="1410"/>
         </w:numPr>
       </w:pPr>
       <w:r>
@@ -9998,7 +10103,7 @@
         <w:pStyle w:val="Compact"/>
         <w:numPr>
           <w:ilvl w:val="0"/>
-          <w:numId w:val="1408"/>
+          <w:numId w:val="1411"/>
         </w:numPr>
       </w:pPr>
       <w:r>
@@ -10010,7 +10115,7 @@
         <w:pStyle w:val="Compact"/>
         <w:numPr>
           <w:ilvl w:val="0"/>
-          <w:numId w:val="1409"/>
+          <w:numId w:val="1412"/>
         </w:numPr>
       </w:pPr>
       <w:r>
@@ -10022,7 +10127,7 @@
         <w:pStyle w:val="Compact"/>
         <w:numPr>
           <w:ilvl w:val="0"/>
-          <w:numId w:val="1410"/>
+          <w:numId w:val="1413"/>
         </w:numPr>
       </w:pPr>
       <w:r>
@@ -10034,7 +10139,7 @@
         <w:pStyle w:val="Compact"/>
         <w:numPr>
           <w:ilvl w:val="0"/>
-          <w:numId w:val="1411"/>
+          <w:numId w:val="1414"/>
         </w:numPr>
       </w:pPr>
       <w:r>
@@ -10046,7 +10151,7 @@
         <w:pStyle w:val="Compact"/>
         <w:numPr>
           <w:ilvl w:val="0"/>
-          <w:numId w:val="1412"/>
+          <w:numId w:val="1415"/>
         </w:numPr>
       </w:pPr>
       <w:r>
@@ -10058,7 +10163,7 @@
         <w:pStyle w:val="Compact"/>
         <w:numPr>
           <w:ilvl w:val="0"/>
-          <w:numId w:val="1413"/>
+          <w:numId w:val="1416"/>
         </w:numPr>
       </w:pPr>
       <w:r>
@@ -10070,7 +10175,7 @@
         <w:pStyle w:val="Compact"/>
         <w:numPr>
           <w:ilvl w:val="0"/>
-          <w:numId w:val="1414"/>
+          <w:numId w:val="1417"/>
         </w:numPr>
       </w:pPr>
       <w:r>
@@ -10092,7 +10197,7 @@
         <w:pStyle w:val="Compact"/>
         <w:numPr>
           <w:ilvl w:val="0"/>
-          <w:numId w:val="1415"/>
+          <w:numId w:val="1418"/>
         </w:numPr>
       </w:pPr>
       <w:r>
@@ -10104,7 +10209,7 @@
         <w:pStyle w:val="Compact"/>
         <w:numPr>
           <w:ilvl w:val="0"/>
-          <w:numId w:val="1416"/>
+          <w:numId w:val="1419"/>
         </w:numPr>
       </w:pPr>
       <w:r>
@@ -10116,7 +10221,7 @@
         <w:pStyle w:val="Compact"/>
         <w:numPr>
           <w:ilvl w:val="0"/>
-          <w:numId w:val="1417"/>
+          <w:numId w:val="1420"/>
         </w:numPr>
       </w:pPr>
       <w:r>
@@ -10128,7 +10233,7 @@
         <w:pStyle w:val="Compact"/>
         <w:numPr>
           <w:ilvl w:val="0"/>
-          <w:numId w:val="1418"/>
+          <w:numId w:val="1421"/>
         </w:numPr>
       </w:pPr>
       <w:r>
@@ -10140,7 +10245,7 @@
         <w:pStyle w:val="Compact"/>
         <w:numPr>
           <w:ilvl w:val="0"/>
-          <w:numId w:val="1419"/>
+          <w:numId w:val="1422"/>
         </w:numPr>
       </w:pPr>
       <w:r>
@@ -10152,7 +10257,7 @@
         <w:pStyle w:val="Compact"/>
         <w:numPr>
           <w:ilvl w:val="0"/>
-          <w:numId w:val="1420"/>
+          <w:numId w:val="1423"/>
         </w:numPr>
       </w:pPr>
       <w:r>
@@ -10164,7 +10269,7 @@
         <w:pStyle w:val="Compact"/>
         <w:numPr>
           <w:ilvl w:val="0"/>
-          <w:numId w:val="1421"/>
+          <w:numId w:val="1424"/>
         </w:numPr>
       </w:pPr>
       <w:r>
@@ -10196,7 +10301,7 @@
         <w:pStyle w:val="Compact"/>
         <w:numPr>
           <w:ilvl w:val="0"/>
-          <w:numId w:val="1422"/>
+          <w:numId w:val="1425"/>
         </w:numPr>
       </w:pPr>
       <w:r>
@@ -10268,7 +10373,7 @@
         <w:pStyle w:val="Compact"/>
         <w:numPr>
           <w:ilvl w:val="0"/>
-          <w:numId w:val="1423"/>
+          <w:numId w:val="1426"/>
         </w:numPr>
       </w:pPr>
       <w:r>
@@ -10280,7 +10385,7 @@
         <w:pStyle w:val="Compact"/>
         <w:numPr>
           <w:ilvl w:val="0"/>
-          <w:numId w:val="1424"/>
+          <w:numId w:val="1427"/>
         </w:numPr>
       </w:pPr>
       <w:r>
@@ -10307,7 +10412,7 @@
         <w:pStyle w:val="Compact"/>
         <w:numPr>
           <w:ilvl w:val="0"/>
-          <w:numId w:val="1425"/>
+          <w:numId w:val="1428"/>
         </w:numPr>
       </w:pPr>
       <w:r>
@@ -10361,7 +10466,7 @@
         <w:pStyle w:val="Compact"/>
         <w:numPr>
           <w:ilvl w:val="0"/>
-          <w:numId w:val="1426"/>
+          <w:numId w:val="1429"/>
         </w:numPr>
       </w:pPr>
       <w:r>
@@ -10373,7 +10478,7 @@
         <w:pStyle w:val="Compact"/>
         <w:numPr>
           <w:ilvl w:val="0"/>
-          <w:numId w:val="1427"/>
+          <w:numId w:val="1430"/>
         </w:numPr>
       </w:pPr>
       <w:r>
@@ -10395,7 +10500,7 @@
         <w:pStyle w:val="Compact"/>
         <w:numPr>
           <w:ilvl w:val="0"/>
-          <w:numId w:val="1428"/>
+          <w:numId w:val="1431"/>
         </w:numPr>
       </w:pPr>
       <w:r>
@@ -10446,7 +10551,7 @@
         <w:pStyle w:val="Compact"/>
         <w:numPr>
           <w:ilvl w:val="0"/>
-          <w:numId w:val="1429"/>
+          <w:numId w:val="1432"/>
         </w:numPr>
       </w:pPr>
       <w:r>
@@ -10473,7 +10578,7 @@
         <w:pStyle w:val="Compact"/>
         <w:numPr>
           <w:ilvl w:val="0"/>
-          <w:numId w:val="1430"/>
+          <w:numId w:val="1433"/>
         </w:numPr>
       </w:pPr>
       <w:r>
@@ -10485,7 +10590,7 @@
         <w:pStyle w:val="Compact"/>
         <w:numPr>
           <w:ilvl w:val="0"/>
-          <w:numId w:val="1431"/>
+          <w:numId w:val="1434"/>
         </w:numPr>
       </w:pPr>
       <w:r>
@@ -10512,7 +10617,7 @@
         <w:pStyle w:val="Compact"/>
         <w:numPr>
           <w:ilvl w:val="0"/>
-          <w:numId w:val="1432"/>
+          <w:numId w:val="1435"/>
         </w:numPr>
       </w:pPr>
       <w:r>
@@ -10524,7 +10629,7 @@
         <w:pStyle w:val="Compact"/>
         <w:numPr>
           <w:ilvl w:val="0"/>
-          <w:numId w:val="1433"/>
+          <w:numId w:val="1436"/>
         </w:numPr>
       </w:pPr>
       <w:r>
@@ -10536,7 +10641,7 @@
         <w:pStyle w:val="Compact"/>
         <w:numPr>
           <w:ilvl w:val="0"/>
-          <w:numId w:val="1434"/>
+          <w:numId w:val="1437"/>
         </w:numPr>
       </w:pPr>
       <w:r>
@@ -10558,7 +10663,7 @@
         <w:pStyle w:val="Compact"/>
         <w:numPr>
           <w:ilvl w:val="0"/>
-          <w:numId w:val="1435"/>
+          <w:numId w:val="1438"/>
         </w:numPr>
       </w:pPr>
       <w:r>
@@ -10582,7 +10687,7 @@
         <w:pStyle w:val="Compact"/>
         <w:numPr>
           <w:ilvl w:val="0"/>
-          <w:numId w:val="1436"/>
+          <w:numId w:val="1439"/>
         </w:numPr>
       </w:pPr>
       <w:r>
@@ -10606,7 +10711,7 @@
         <w:pStyle w:val="Compact"/>
         <w:numPr>
           <w:ilvl w:val="0"/>
-          <w:numId w:val="1437"/>
+          <w:numId w:val="1440"/>
         </w:numPr>
       </w:pPr>
       <w:r>
@@ -10618,7 +10723,7 @@
         <w:pStyle w:val="Compact"/>
         <w:numPr>
           <w:ilvl w:val="0"/>
-          <w:numId w:val="1438"/>
+          <w:numId w:val="1441"/>
         </w:numPr>
       </w:pPr>
       <w:r>
@@ -10630,7 +10735,7 @@
         <w:pStyle w:val="Compact"/>
         <w:numPr>
           <w:ilvl w:val="0"/>
-          <w:numId w:val="1439"/>
+          <w:numId w:val="1442"/>
         </w:numPr>
       </w:pPr>
       <w:r>
@@ -10642,7 +10747,7 @@
         <w:pStyle w:val="Compact"/>
         <w:numPr>
           <w:ilvl w:val="0"/>
-          <w:numId w:val="1440"/>
+          <w:numId w:val="1443"/>
         </w:numPr>
       </w:pPr>
       <w:r>
@@ -10673,7 +10778,7 @@
         <w:pStyle w:val="Compact"/>
         <w:numPr>
           <w:ilvl w:val="0"/>
-          <w:numId w:val="1441"/>
+          <w:numId w:val="1444"/>
         </w:numPr>
       </w:pPr>
       <w:r>
@@ -10685,7 +10790,7 @@
         <w:pStyle w:val="Compact"/>
         <w:numPr>
           <w:ilvl w:val="0"/>
-          <w:numId w:val="1442"/>
+          <w:numId w:val="1445"/>
         </w:numPr>
       </w:pPr>
       <w:r>
@@ -10697,7 +10802,7 @@
         <w:pStyle w:val="Compact"/>
         <w:numPr>
           <w:ilvl w:val="1"/>
-          <w:numId w:val="1443"/>
+          <w:numId w:val="1446"/>
         </w:numPr>
       </w:pPr>
       <w:r>
@@ -10715,7 +10820,7 @@
         <w:pStyle w:val="Compact"/>
         <w:numPr>
           <w:ilvl w:val="1"/>
-          <w:numId w:val="1443"/>
+          <w:numId w:val="1446"/>
         </w:numPr>
       </w:pPr>
       <w:r>
@@ -10733,7 +10838,7 @@
         <w:pStyle w:val="Compact"/>
         <w:numPr>
           <w:ilvl w:val="1"/>
-          <w:numId w:val="1443"/>
+          <w:numId w:val="1446"/>
         </w:numPr>
       </w:pPr>
       <w:r>
@@ -10751,7 +10856,7 @@
         <w:pStyle w:val="Compact"/>
         <w:numPr>
           <w:ilvl w:val="1"/>
-          <w:numId w:val="1443"/>
+          <w:numId w:val="1446"/>
         </w:numPr>
       </w:pPr>
       <w:r>
@@ -10769,7 +10874,7 @@
         <w:pStyle w:val="Compact"/>
         <w:numPr>
           <w:ilvl w:val="0"/>
-          <w:numId w:val="1444"/>
+          <w:numId w:val="1447"/>
         </w:numPr>
       </w:pPr>
       <w:r>
@@ -10781,7 +10886,7 @@
         <w:pStyle w:val="Compact"/>
         <w:numPr>
           <w:ilvl w:val="0"/>
-          <w:numId w:val="1445"/>
+          <w:numId w:val="1448"/>
         </w:numPr>
       </w:pPr>
       <w:r>
@@ -10793,7 +10898,7 @@
         <w:pStyle w:val="Compact"/>
         <w:numPr>
           <w:ilvl w:val="0"/>
-          <w:numId w:val="1446"/>
+          <w:numId w:val="1449"/>
         </w:numPr>
       </w:pPr>
       <w:r>
@@ -10815,7 +10920,7 @@
         <w:pStyle w:val="Compact"/>
         <w:numPr>
           <w:ilvl w:val="0"/>
-          <w:numId w:val="1447"/>
+          <w:numId w:val="1450"/>
         </w:numPr>
       </w:pPr>
       <w:r>
@@ -10827,7 +10932,7 @@
         <w:pStyle w:val="Compact"/>
         <w:numPr>
           <w:ilvl w:val="0"/>
-          <w:numId w:val="1448"/>
+          <w:numId w:val="1451"/>
         </w:numPr>
       </w:pPr>
       <w:r>
@@ -10839,7 +10944,7 @@
         <w:pStyle w:val="Compact"/>
         <w:numPr>
           <w:ilvl w:val="0"/>
-          <w:numId w:val="1449"/>
+          <w:numId w:val="1452"/>
         </w:numPr>
       </w:pPr>
       <w:r>
@@ -10851,7 +10956,7 @@
         <w:pStyle w:val="Compact"/>
         <w:numPr>
           <w:ilvl w:val="0"/>
-          <w:numId w:val="1450"/>
+          <w:numId w:val="1453"/>
         </w:numPr>
       </w:pPr>
       <w:r>
@@ -10863,7 +10968,7 @@
         <w:pStyle w:val="Compact"/>
         <w:numPr>
           <w:ilvl w:val="0"/>
-          <w:numId w:val="1451"/>
+          <w:numId w:val="1454"/>
         </w:numPr>
       </w:pPr>
       <w:r>
@@ -10875,7 +10980,7 @@
         <w:pStyle w:val="Compact"/>
         <w:numPr>
           <w:ilvl w:val="0"/>
-          <w:numId w:val="1452"/>
+          <w:numId w:val="1455"/>
         </w:numPr>
       </w:pPr>
       <w:r>
@@ -10887,7 +10992,7 @@
         <w:pStyle w:val="Compact"/>
         <w:numPr>
           <w:ilvl w:val="0"/>
-          <w:numId w:val="1453"/>
+          <w:numId w:val="1456"/>
         </w:numPr>
       </w:pPr>
       <w:r>
@@ -10899,7 +11004,7 @@
         <w:pStyle w:val="Compact"/>
         <w:numPr>
           <w:ilvl w:val="0"/>
-          <w:numId w:val="1454"/>
+          <w:numId w:val="1457"/>
         </w:numPr>
       </w:pPr>
       <w:r>
@@ -10911,7 +11016,7 @@
         <w:pStyle w:val="Compact"/>
         <w:numPr>
           <w:ilvl w:val="0"/>
-          <w:numId w:val="1455"/>
+          <w:numId w:val="1458"/>
         </w:numPr>
       </w:pPr>
       <w:r>
@@ -10943,7 +11048,7 @@
         <w:pStyle w:val="Compact"/>
         <w:numPr>
           <w:ilvl w:val="0"/>
-          <w:numId w:val="1456"/>
+          <w:numId w:val="1459"/>
         </w:numPr>
       </w:pPr>
       <w:r>
@@ -10970,7 +11075,7 @@
         <w:pStyle w:val="Compact"/>
         <w:numPr>
           <w:ilvl w:val="0"/>
-          <w:numId w:val="1457"/>
+          <w:numId w:val="1460"/>
         </w:numPr>
       </w:pPr>
       <w:r>
@@ -11042,7 +11147,7 @@
         <w:pStyle w:val="Compact"/>
         <w:numPr>
           <w:ilvl w:val="0"/>
-          <w:numId w:val="1458"/>
+          <w:numId w:val="1461"/>
         </w:numPr>
       </w:pPr>
       <w:r>
@@ -11069,7 +11174,7 @@
         <w:pStyle w:val="Compact"/>
         <w:numPr>
           <w:ilvl w:val="0"/>
-          <w:numId w:val="1459"/>
+          <w:numId w:val="1462"/>
         </w:numPr>
       </w:pPr>
       <w:r>
@@ -11081,7 +11186,7 @@
         <w:pStyle w:val="Compact"/>
         <w:numPr>
           <w:ilvl w:val="0"/>
-          <w:numId w:val="1460"/>
+          <w:numId w:val="1463"/>
         </w:numPr>
       </w:pPr>
       <w:r>
@@ -11108,7 +11213,7 @@
         <w:pStyle w:val="Compact"/>
         <w:numPr>
           <w:ilvl w:val="0"/>
-          <w:numId w:val="1461"/>
+          <w:numId w:val="1464"/>
         </w:numPr>
       </w:pPr>
       <w:r>
@@ -11120,7 +11225,7 @@
         <w:pStyle w:val="Compact"/>
         <w:numPr>
           <w:ilvl w:val="0"/>
-          <w:numId w:val="1462"/>
+          <w:numId w:val="1465"/>
         </w:numPr>
       </w:pPr>
       <w:r>
@@ -11147,7 +11252,7 @@
         <w:pStyle w:val="Compact"/>
         <w:numPr>
           <w:ilvl w:val="0"/>
-          <w:numId w:val="1463"/>
+          <w:numId w:val="1466"/>
         </w:numPr>
       </w:pPr>
       <w:r>
@@ -11189,7 +11294,7 @@
         <w:pStyle w:val="Compact"/>
         <w:numPr>
           <w:ilvl w:val="0"/>
-          <w:numId w:val="1464"/>
+          <w:numId w:val="1467"/>
         </w:numPr>
       </w:pPr>
       <w:r>
@@ -11225,7 +11330,7 @@
         <w:pStyle w:val="Compact"/>
         <w:numPr>
           <w:ilvl w:val="0"/>
-          <w:numId w:val="1465"/>
+          <w:numId w:val="1468"/>
         </w:numPr>
       </w:pPr>
       <w:r>
@@ -11247,7 +11352,7 @@
         <w:pStyle w:val="Compact"/>
         <w:numPr>
           <w:ilvl w:val="0"/>
-          <w:numId w:val="1466"/>
+          <w:numId w:val="1469"/>
         </w:numPr>
       </w:pPr>
       <w:r>
@@ -11259,7 +11364,7 @@
         <w:pStyle w:val="Compact"/>
         <w:numPr>
           <w:ilvl w:val="0"/>
-          <w:numId w:val="1467"/>
+          <w:numId w:val="1470"/>
         </w:numPr>
       </w:pPr>
       <w:r>
@@ -11271,7 +11376,7 @@
         <w:pStyle w:val="Compact"/>
         <w:numPr>
           <w:ilvl w:val="1"/>
-          <w:numId w:val="1468"/>
+          <w:numId w:val="1471"/>
         </w:numPr>
       </w:pPr>
       <w:r>
@@ -11283,7 +11388,7 @@
         <w:pStyle w:val="Compact"/>
         <w:numPr>
           <w:ilvl w:val="1"/>
-          <w:numId w:val="1468"/>
+          <w:numId w:val="1471"/>
         </w:numPr>
       </w:pPr>
       <w:r>
@@ -11295,7 +11400,7 @@
         <w:pStyle w:val="Compact"/>
         <w:numPr>
           <w:ilvl w:val="1"/>
-          <w:numId w:val="1468"/>
+          <w:numId w:val="1471"/>
         </w:numPr>
       </w:pPr>
       <w:r>
@@ -11307,7 +11412,7 @@
         <w:pStyle w:val="Compact"/>
         <w:numPr>
           <w:ilvl w:val="1"/>
-          <w:numId w:val="1468"/>
+          <w:numId w:val="1471"/>
         </w:numPr>
       </w:pPr>
       <w:r>
@@ -11319,7 +11424,7 @@
         <w:pStyle w:val="Compact"/>
         <w:numPr>
           <w:ilvl w:val="1"/>
-          <w:numId w:val="1468"/>
+          <w:numId w:val="1471"/>
         </w:numPr>
       </w:pPr>
       <w:r>
@@ -11331,7 +11436,7 @@
         <w:pStyle w:val="Compact"/>
         <w:numPr>
           <w:ilvl w:val="1"/>
-          <w:numId w:val="1468"/>
+          <w:numId w:val="1471"/>
         </w:numPr>
       </w:pPr>
       <w:r>
@@ -11343,7 +11448,7 @@
         <w:pStyle w:val="Compact"/>
         <w:numPr>
           <w:ilvl w:val="1"/>
-          <w:numId w:val="1468"/>
+          <w:numId w:val="1471"/>
         </w:numPr>
       </w:pPr>
       <w:r>
@@ -11355,7 +11460,7 @@
         <w:pStyle w:val="Compact"/>
         <w:numPr>
           <w:ilvl w:val="1"/>
-          <w:numId w:val="1468"/>
+          <w:numId w:val="1471"/>
         </w:numPr>
       </w:pPr>
       <w:r>
@@ -11367,7 +11472,7 @@
         <w:pStyle w:val="Compact"/>
         <w:numPr>
           <w:ilvl w:val="0"/>
-          <w:numId w:val="1469"/>
+          <w:numId w:val="1472"/>
         </w:numPr>
       </w:pPr>
       <w:r>
@@ -11388,7 +11493,7 @@
         <w:pStyle w:val="Compact"/>
         <w:numPr>
           <w:ilvl w:val="0"/>
-          <w:numId w:val="1470"/>
+          <w:numId w:val="1473"/>
         </w:numPr>
       </w:pPr>
       <w:r>
@@ -11412,7 +11517,7 @@
         <w:pStyle w:val="Compact"/>
         <w:numPr>
           <w:ilvl w:val="0"/>
-          <w:numId w:val="1471"/>
+          <w:numId w:val="1474"/>
         </w:numPr>
       </w:pPr>
       <w:r>
@@ -11424,7 +11529,7 @@
         <w:pStyle w:val="Compact"/>
         <w:numPr>
           <w:ilvl w:val="1"/>
-          <w:numId w:val="1472"/>
+          <w:numId w:val="1475"/>
         </w:numPr>
       </w:pPr>
       <w:r>
@@ -11436,7 +11541,7 @@
         <w:pStyle w:val="Compact"/>
         <w:numPr>
           <w:ilvl w:val="1"/>
-          <w:numId w:val="1472"/>
+          <w:numId w:val="1475"/>
         </w:numPr>
       </w:pPr>
       <w:r>
@@ -11448,7 +11553,7 @@
         <w:pStyle w:val="Compact"/>
         <w:numPr>
           <w:ilvl w:val="1"/>
-          <w:numId w:val="1472"/>
+          <w:numId w:val="1475"/>
         </w:numPr>
       </w:pPr>
       <w:r>
@@ -11460,7 +11565,7 @@
         <w:pStyle w:val="Compact"/>
         <w:numPr>
           <w:ilvl w:val="0"/>
-          <w:numId w:val="1473"/>
+          <w:numId w:val="1476"/>
         </w:numPr>
       </w:pPr>
       <w:r>
@@ -11484,7 +11589,7 @@
         <w:pStyle w:val="Compact"/>
         <w:numPr>
           <w:ilvl w:val="0"/>
-          <w:numId w:val="1474"/>
+          <w:numId w:val="1477"/>
         </w:numPr>
       </w:pPr>
       <w:r>
@@ -11496,7 +11601,7 @@
         <w:pStyle w:val="Compact"/>
         <w:numPr>
           <w:ilvl w:val="0"/>
-          <w:numId w:val="1475"/>
+          <w:numId w:val="1478"/>
         </w:numPr>
       </w:pPr>
       <w:r>
@@ -11508,7 +11613,7 @@
         <w:pStyle w:val="Compact"/>
         <w:numPr>
           <w:ilvl w:val="0"/>
-          <w:numId w:val="1476"/>
+          <w:numId w:val="1479"/>
         </w:numPr>
       </w:pPr>
       <w:r>
@@ -11530,7 +11635,7 @@
         <w:pStyle w:val="Compact"/>
         <w:numPr>
           <w:ilvl w:val="0"/>
-          <w:numId w:val="1477"/>
+          <w:numId w:val="1480"/>
         </w:numPr>
       </w:pPr>
       <w:r>
@@ -11542,7 +11647,7 @@
         <w:pStyle w:val="Compact"/>
         <w:numPr>
           <w:ilvl w:val="1"/>
-          <w:numId w:val="1478"/>
+          <w:numId w:val="1481"/>
         </w:numPr>
       </w:pPr>
       <w:r>
@@ -11554,7 +11659,7 @@
         <w:pStyle w:val="Compact"/>
         <w:numPr>
           <w:ilvl w:val="1"/>
-          <w:numId w:val="1478"/>
+          <w:numId w:val="1481"/>
         </w:numPr>
       </w:pPr>
       <w:r>
@@ -11566,7 +11671,7 @@
         <w:pStyle w:val="Compact"/>
         <w:numPr>
           <w:ilvl w:val="1"/>
-          <w:numId w:val="1478"/>
+          <w:numId w:val="1481"/>
         </w:numPr>
       </w:pPr>
       <w:r>
@@ -11578,7 +11683,7 @@
         <w:pStyle w:val="Compact"/>
         <w:numPr>
           <w:ilvl w:val="0"/>
-          <w:numId w:val="1479"/>
+          <w:numId w:val="1482"/>
         </w:numPr>
       </w:pPr>
       <w:r>
@@ -11590,7 +11695,7 @@
         <w:pStyle w:val="Compact"/>
         <w:numPr>
           <w:ilvl w:val="1"/>
-          <w:numId w:val="1480"/>
+          <w:numId w:val="1483"/>
         </w:numPr>
       </w:pPr>
       <w:r>
@@ -11602,7 +11707,7 @@
         <w:pStyle w:val="Compact"/>
         <w:numPr>
           <w:ilvl w:val="1"/>
-          <w:numId w:val="1480"/>
+          <w:numId w:val="1483"/>
         </w:numPr>
       </w:pPr>
       <w:r>
@@ -11614,7 +11719,7 @@
         <w:pStyle w:val="Compact"/>
         <w:numPr>
           <w:ilvl w:val="1"/>
-          <w:numId w:val="1480"/>
+          <w:numId w:val="1483"/>
         </w:numPr>
       </w:pPr>
       <w:r>
@@ -11626,7 +11731,7 @@
         <w:pStyle w:val="Compact"/>
         <w:numPr>
           <w:ilvl w:val="0"/>
-          <w:numId w:val="1481"/>
+          <w:numId w:val="1484"/>
         </w:numPr>
       </w:pPr>
       <w:r>
@@ -11638,7 +11743,7 @@
         <w:pStyle w:val="Compact"/>
         <w:numPr>
           <w:ilvl w:val="0"/>
-          <w:numId w:val="1482"/>
+          <w:numId w:val="1485"/>
         </w:numPr>
       </w:pPr>
       <w:r>
@@ -11650,7 +11755,7 @@
         <w:pStyle w:val="Compact"/>
         <w:numPr>
           <w:ilvl w:val="0"/>
-          <w:numId w:val="1483"/>
+          <w:numId w:val="1486"/>
         </w:numPr>
       </w:pPr>
       <w:r>
@@ -11672,7 +11777,7 @@
         <w:pStyle w:val="Compact"/>
         <w:numPr>
           <w:ilvl w:val="0"/>
-          <w:numId w:val="1484"/>
+          <w:numId w:val="1487"/>
         </w:numPr>
       </w:pPr>
       <w:r>
@@ -11693,7 +11798,7 @@
         <w:pStyle w:val="Compact"/>
         <w:numPr>
           <w:ilvl w:val="0"/>
-          <w:numId w:val="1485"/>
+          <w:numId w:val="1488"/>
         </w:numPr>
       </w:pPr>
       <w:r>
@@ -11705,7 +11810,7 @@
         <w:pStyle w:val="Compact"/>
         <w:numPr>
           <w:ilvl w:val="0"/>
-          <w:numId w:val="1486"/>
+          <w:numId w:val="1489"/>
         </w:numPr>
       </w:pPr>
       <w:r>
@@ -11717,7 +11822,7 @@
         <w:pStyle w:val="Compact"/>
         <w:numPr>
           <w:ilvl w:val="0"/>
-          <w:numId w:val="1487"/>
+          <w:numId w:val="1490"/>
         </w:numPr>
       </w:pPr>
       <w:r>
@@ -11729,7 +11834,7 @@
         <w:pStyle w:val="Compact"/>
         <w:numPr>
           <w:ilvl w:val="0"/>
-          <w:numId w:val="1488"/>
+          <w:numId w:val="1491"/>
         </w:numPr>
       </w:pPr>
       <w:r>
@@ -11741,7 +11846,7 @@
         <w:pStyle w:val="Compact"/>
         <w:numPr>
           <w:ilvl w:val="0"/>
-          <w:numId w:val="1489"/>
+          <w:numId w:val="1492"/>
         </w:numPr>
       </w:pPr>
       <w:r>
@@ -11753,7 +11858,7 @@
         <w:pStyle w:val="Compact"/>
         <w:numPr>
           <w:ilvl w:val="1"/>
-          <w:numId w:val="1490"/>
+          <w:numId w:val="1493"/>
         </w:numPr>
       </w:pPr>
       <w:r>
@@ -11765,7 +11870,7 @@
         <w:pStyle w:val="Compact"/>
         <w:numPr>
           <w:ilvl w:val="1"/>
-          <w:numId w:val="1490"/>
+          <w:numId w:val="1493"/>
         </w:numPr>
       </w:pPr>
       <w:r>
@@ -11777,7 +11882,7 @@
         <w:pStyle w:val="Compact"/>
         <w:numPr>
           <w:ilvl w:val="1"/>
-          <w:numId w:val="1490"/>
+          <w:numId w:val="1493"/>
         </w:numPr>
       </w:pPr>
       <w:r>
@@ -11789,7 +11894,7 @@
         <w:pStyle w:val="Compact"/>
         <w:numPr>
           <w:ilvl w:val="1"/>
-          <w:numId w:val="1490"/>
+          <w:numId w:val="1493"/>
         </w:numPr>
       </w:pPr>
       <w:r>
@@ -11801,7 +11906,7 @@
         <w:pStyle w:val="Compact"/>
         <w:numPr>
           <w:ilvl w:val="1"/>
-          <w:numId w:val="1490"/>
+          <w:numId w:val="1493"/>
         </w:numPr>
       </w:pPr>
       <w:r>
@@ -11813,7 +11918,7 @@
         <w:pStyle w:val="Compact"/>
         <w:numPr>
           <w:ilvl w:val="1"/>
-          <w:numId w:val="1490"/>
+          <w:numId w:val="1493"/>
         </w:numPr>
       </w:pPr>
       <w:r>
@@ -11825,7 +11930,7 @@
         <w:pStyle w:val="Compact"/>
         <w:numPr>
           <w:ilvl w:val="0"/>
-          <w:numId w:val="1491"/>
+          <w:numId w:val="1494"/>
         </w:numPr>
       </w:pPr>
       <w:r>
@@ -11837,7 +11942,7 @@
         <w:pStyle w:val="Compact"/>
         <w:numPr>
           <w:ilvl w:val="0"/>
-          <w:numId w:val="1492"/>
+          <w:numId w:val="1495"/>
         </w:numPr>
       </w:pPr>
       <w:r>
@@ -11859,7 +11964,7 @@
         <w:pStyle w:val="Compact"/>
         <w:numPr>
           <w:ilvl w:val="0"/>
-          <w:numId w:val="1493"/>
+          <w:numId w:val="1496"/>
         </w:numPr>
       </w:pPr>
       <w:r>
@@ -11871,7 +11976,7 @@
         <w:pStyle w:val="Compact"/>
         <w:numPr>
           <w:ilvl w:val="0"/>
-          <w:numId w:val="1494"/>
+          <w:numId w:val="1497"/>
         </w:numPr>
       <